--- a/ЛБ3/ЛР 5 Бабуцкий рефакторинг 1.docx
+++ b/ЛБ3/ЛР 5 Бабуцкий рефакторинг 1.docx
@@ -1,6 +1,6 @@
 
 <file path=word/document.xml><?xml version="1.0" encoding="utf-8"?>
-<w:document xmlns:wpc="http://schemas.microsoft.com/office/word/2010/wordprocessingCanvas" xmlns:cx="http://schemas.microsoft.com/office/drawing/2014/chartex" xmlns:cx1="http://schemas.microsoft.com/office/drawing/2015/9/8/chartex" xmlns:mc="http://schemas.openxmlformats.org/markup-compatibility/2006" xmlns:o="urn:schemas-microsoft-com:office:office" xmlns:r="http://schemas.openxmlformats.org/officeDocument/2006/relationships" xmlns:m="http://schemas.openxmlformats.org/officeDocument/2006/math" xmlns:v="urn:schemas-microsoft-com:vml" xmlns:wp14="http://schemas.microsoft.com/office/word/2010/wordprocessingDrawing" xmlns:wp="http://schemas.openxmlformats.org/drawingml/2006/wordprocessingDrawing" xmlns:w10="urn:schemas-microsoft-com:office:word" xmlns:w="http://schemas.openxmlformats.org/wordprocessingml/2006/main" xmlns:w14="http://schemas.microsoft.com/office/word/2010/wordml" xmlns:w15="http://schemas.microsoft.com/office/word/2012/wordml" xmlns:w16se="http://schemas.microsoft.com/office/word/2015/wordml/symex" xmlns:wpg="http://schemas.microsoft.com/office/word/2010/wordprocessingGroup" xmlns:wpi="http://schemas.microsoft.com/office/word/2010/wordprocessingInk" xmlns:wne="http://schemas.microsoft.com/office/word/2006/wordml" xmlns:wps="http://schemas.microsoft.com/office/word/2010/wordprocessingShape" mc:Ignorable="w14 w15 w16se wp14">
+<w:document xmlns:wpc="http://schemas.microsoft.com/office/word/2010/wordprocessingCanvas" xmlns:cx="http://schemas.microsoft.com/office/drawing/2014/chartex" xmlns:cx1="http://schemas.microsoft.com/office/drawing/2015/9/8/chartex" xmlns:cx2="http://schemas.microsoft.com/office/drawing/2015/10/21/chartex" xmlns:cx3="http://schemas.microsoft.com/office/drawing/2016/5/9/chartex" xmlns:cx4="http://schemas.microsoft.com/office/drawing/2016/5/10/chartex" xmlns:cx5="http://schemas.microsoft.com/office/drawing/2016/5/11/chartex" xmlns:cx6="http://schemas.microsoft.com/office/drawing/2016/5/12/chartex" xmlns:cx7="http://schemas.microsoft.com/office/drawing/2016/5/13/chartex" xmlns:cx8="http://schemas.microsoft.com/office/drawing/2016/5/14/chartex" xmlns:mc="http://schemas.openxmlformats.org/markup-compatibility/2006" xmlns:aink="http://schemas.microsoft.com/office/drawing/2016/ink" xmlns:am3d="http://schemas.microsoft.com/office/drawing/2017/model3d" xmlns:o="urn:schemas-microsoft-com:office:office" xmlns:r="http://schemas.openxmlformats.org/officeDocument/2006/relationships" xmlns:m="http://schemas.openxmlformats.org/officeDocument/2006/math" xmlns:v="urn:schemas-microsoft-com:vml" xmlns:wp14="http://schemas.microsoft.com/office/word/2010/wordprocessingDrawing" xmlns:wp="http://schemas.openxmlformats.org/drawingml/2006/wordprocessingDrawing" xmlns:w10="urn:schemas-microsoft-com:office:word" xmlns:w="http://schemas.openxmlformats.org/wordprocessingml/2006/main" xmlns:w14="http://schemas.microsoft.com/office/word/2010/wordml" xmlns:w15="http://schemas.microsoft.com/office/word/2012/wordml" xmlns:w16cex="http://schemas.microsoft.com/office/word/2018/wordml/cex" xmlns:w16cid="http://schemas.microsoft.com/office/word/2016/wordml/cid" xmlns:w16="http://schemas.microsoft.com/office/word/2018/wordml" xmlns:w16sdtdh="http://schemas.microsoft.com/office/word/2020/wordml/sdtdatahash" xmlns:w16se="http://schemas.microsoft.com/office/word/2015/wordml/symex" xmlns:wpg="http://schemas.microsoft.com/office/word/2010/wordprocessingGroup" xmlns:wpi="http://schemas.microsoft.com/office/word/2010/wordprocessingInk" xmlns:wne="http://schemas.microsoft.com/office/word/2006/wordml" xmlns:wps="http://schemas.microsoft.com/office/word/2010/wordprocessingShape" mc:Ignorable="w14 w15 w16se w16cid w16 w16cex w16sdtdh wp14">
   <w:body>
     <w:p>
       <w:pPr>
@@ -894,6 +894,7 @@
               </w:rPr>
               <w:t xml:space="preserve"> </w:t>
             </w:r>
+            <w:proofErr w:type="spellStart"/>
             <w:r>
               <w:rPr>
                 <w:rFonts w:eastAsia="Times New Roman" w:cs="Times New Roman"/>
@@ -902,7 +903,18 @@
                 <w:szCs w:val="24"/>
                 <w:lang w:eastAsia="ru-RU" w:bidi="ru-RU"/>
               </w:rPr>
-              <w:t>Бабуцкий И.С.</w:t>
+              <w:t>Бабуцкий</w:t>
+            </w:r>
+            <w:proofErr w:type="spellEnd"/>
+            <w:r>
+              <w:rPr>
+                <w:rFonts w:eastAsia="Times New Roman" w:cs="Times New Roman"/>
+                <w:color w:val="000000"/>
+                <w:sz w:val="24"/>
+                <w:szCs w:val="24"/>
+                <w:lang w:eastAsia="ru-RU" w:bidi="ru-RU"/>
+              </w:rPr>
+              <w:t xml:space="preserve"> И.С.</w:t>
             </w:r>
           </w:p>
         </w:tc>
@@ -1346,6 +1358,7 @@
                 <w:lang w:eastAsia="ru-RU" w:bidi="ru-RU"/>
               </w:rPr>
             </w:pPr>
+            <w:proofErr w:type="spellStart"/>
             <w:r>
               <w:rPr>
                 <w:rFonts w:eastAsia="Times New Roman" w:cs="Times New Roman"/>
@@ -1356,6 +1369,7 @@
               </w:rPr>
               <w:t>Калентьев</w:t>
             </w:r>
+            <w:proofErr w:type="spellEnd"/>
             <w:r>
               <w:rPr>
                 <w:rFonts w:eastAsia="Times New Roman" w:cs="Times New Roman"/>
@@ -2779,7 +2793,23 @@
     </w:p>
     <w:p>
       <w:r>
-        <w:t>Вариант использования (use case) — это описание множества последовательных действий (включая вариации), которые выполняются некоторым субъектом с целью получения результата, значимого для некоторого действующего лица [1]. ВИ предполагает взаимодействие действующих лиц и системы или другого объекта. Действующее лицо представляет собой логически связанное множество ролей, которые играют пользователи системы во время взаимодействия с ней.</w:t>
+        <w:t>Вариант использования (</w:t>
+      </w:r>
+      <w:proofErr w:type="spellStart"/>
+      <w:r>
+        <w:t>use</w:t>
+      </w:r>
+      <w:proofErr w:type="spellEnd"/>
+      <w:r>
+        <w:t xml:space="preserve"> </w:t>
+      </w:r>
+      <w:proofErr w:type="spellStart"/>
+      <w:r>
+        <w:t>case</w:t>
+      </w:r>
+      <w:proofErr w:type="spellEnd"/>
+      <w:r>
+        <w:t>) — это описание множества последовательных действий (включая вариации), которые выполняются некоторым субъектом с целью получения результата, значимого для некоторого действующего лица [1]. ВИ предполагает взаимодействие действующих лиц и системы или другого объекта. Действующее лицо представляет собой логически связанное множество ролей, которые играют пользователи системы во время взаимодействия с ней.</w:t>
       </w:r>
     </w:p>
     <w:p>
@@ -2912,7 +2942,23 @@
         <w:ind w:firstLine="709"/>
       </w:pPr>
       <w:r>
-        <w:t>Диаграмма классов (англ. class diagram) — структурная диаграмма языка моделирования UML, демонстрирующая общую структуру иерархии классов системы, их коопераций, атрибутов (полей), методов, интерфейсов и взаимосвязей (отношений) между ними. Широко применяется не только для документирования и визуализации, но также для конструирования посредством прямого или обратного проектирования.</w:t>
+        <w:t xml:space="preserve">Диаграмма классов (англ. </w:t>
+      </w:r>
+      <w:proofErr w:type="spellStart"/>
+      <w:r>
+        <w:t>class</w:t>
+      </w:r>
+      <w:proofErr w:type="spellEnd"/>
+      <w:r>
+        <w:t xml:space="preserve"> </w:t>
+      </w:r>
+      <w:proofErr w:type="spellStart"/>
+      <w:r>
+        <w:t>diagram</w:t>
+      </w:r>
+      <w:proofErr w:type="spellEnd"/>
+      <w:r>
+        <w:t>) — структурная диаграмма языка моделирования UML, демонстрирующая общую структуру иерархии классов системы, их коопераций, атрибутов (полей), методов, интерфейсов и взаимосвязей (отношений) между ними. Широко применяется не только для документирования и визуализации, но также для конструирования посредством прямого или обратного проектирования.</w:t>
       </w:r>
     </w:p>
     <w:p>
@@ -3038,9 +3084,11 @@
       <w:r>
         <w:t xml:space="preserve">Таблица 1 – Описание интерфейса </w:t>
       </w:r>
+      <w:proofErr w:type="spellStart"/>
       <w:r>
         <w:t>IShape</w:t>
       </w:r>
+      <w:proofErr w:type="spellEnd"/>
     </w:p>
     <w:tbl>
       <w:tblPr>
@@ -3164,7 +3212,21 @@
               <w:rPr>
                 <w:sz w:val="21"/>
               </w:rPr>
-              <w:t>Описание интерфейса: IShape определяет общий контракт геометрической фигуры. Все реализации предоставляют название, площадь и периметр.</w:t>
+              <w:t xml:space="preserve">Описание интерфейса: </w:t>
+            </w:r>
+            <w:proofErr w:type="spellStart"/>
+            <w:r>
+              <w:rPr>
+                <w:sz w:val="21"/>
+              </w:rPr>
+              <w:t>IShape</w:t>
+            </w:r>
+            <w:proofErr w:type="spellEnd"/>
+            <w:r>
+              <w:rPr>
+                <w:sz w:val="21"/>
+              </w:rPr>
+              <w:t xml:space="preserve"> определяет общий контракт геометрической фигуры. Все реализации предоставляют название, площадь и периметр.</w:t>
             </w:r>
           </w:p>
         </w:tc>
@@ -3244,12 +3306,14 @@
             <w:pPr>
               <w:spacing w:line="240" w:lineRule="auto"/>
             </w:pPr>
+            <w:proofErr w:type="spellStart"/>
             <w:r>
               <w:rPr>
                 <w:sz w:val="19"/>
               </w:rPr>
               <w:t>string</w:t>
             </w:r>
+            <w:proofErr w:type="spellEnd"/>
           </w:p>
         </w:tc>
         <w:tc>
@@ -3332,7 +3396,29 @@
               <w:rPr>
                 <w:sz w:val="19"/>
               </w:rPr>
-              <w:t>+ CalculateArea()</w:t>
+              <w:t xml:space="preserve">+ </w:t>
+            </w:r>
+            <w:proofErr w:type="spellStart"/>
+            <w:proofErr w:type="gramStart"/>
+            <w:r>
+              <w:rPr>
+                <w:sz w:val="19"/>
+              </w:rPr>
+              <w:t>CalculateArea</w:t>
+            </w:r>
+            <w:proofErr w:type="spellEnd"/>
+            <w:r>
+              <w:rPr>
+                <w:sz w:val="19"/>
+              </w:rPr>
+              <w:t>(</w:t>
+            </w:r>
+            <w:proofErr w:type="gramEnd"/>
+            <w:r>
+              <w:rPr>
+                <w:sz w:val="19"/>
+              </w:rPr>
+              <w:t>)</w:t>
             </w:r>
           </w:p>
         </w:tc>
@@ -3351,12 +3437,14 @@
             <w:pPr>
               <w:spacing w:line="240" w:lineRule="auto"/>
             </w:pPr>
+            <w:proofErr w:type="spellStart"/>
             <w:r>
               <w:rPr>
                 <w:sz w:val="19"/>
               </w:rPr>
               <w:t>double</w:t>
             </w:r>
+            <w:proofErr w:type="spellEnd"/>
           </w:p>
         </w:tc>
         <w:tc>
@@ -3407,7 +3495,29 @@
               <w:rPr>
                 <w:sz w:val="19"/>
               </w:rPr>
-              <w:t>+ CalculatePerimeter()</w:t>
+              <w:t xml:space="preserve">+ </w:t>
+            </w:r>
+            <w:proofErr w:type="spellStart"/>
+            <w:proofErr w:type="gramStart"/>
+            <w:r>
+              <w:rPr>
+                <w:sz w:val="19"/>
+              </w:rPr>
+              <w:t>CalculatePerimeter</w:t>
+            </w:r>
+            <w:proofErr w:type="spellEnd"/>
+            <w:r>
+              <w:rPr>
+                <w:sz w:val="19"/>
+              </w:rPr>
+              <w:t>(</w:t>
+            </w:r>
+            <w:proofErr w:type="gramEnd"/>
+            <w:r>
+              <w:rPr>
+                <w:sz w:val="19"/>
+              </w:rPr>
+              <w:t>)</w:t>
             </w:r>
           </w:p>
         </w:tc>
@@ -3426,12 +3536,14 @@
             <w:pPr>
               <w:spacing w:line="240" w:lineRule="auto"/>
             </w:pPr>
+            <w:proofErr w:type="spellStart"/>
             <w:r>
               <w:rPr>
                 <w:sz w:val="19"/>
               </w:rPr>
               <w:t>double</w:t>
             </w:r>
+            <w:proofErr w:type="spellEnd"/>
           </w:p>
         </w:tc>
         <w:tc>
@@ -3492,9 +3604,11 @@
         </w:rPr>
         <w:t xml:space="preserve">Описание класса </w:t>
       </w:r>
+      <w:proofErr w:type="spellStart"/>
       <w:r>
         <w:t>Circle</w:t>
       </w:r>
+      <w:proofErr w:type="spellEnd"/>
     </w:p>
     <w:tbl>
       <w:tblPr>
@@ -3618,7 +3732,35 @@
               <w:rPr>
                 <w:sz w:val="21"/>
               </w:rPr>
-              <w:t>Описание класса: Circle реализует IShape и представляет круг с положительным радиусом.</w:t>
+              <w:t xml:space="preserve">Описание класса: </w:t>
+            </w:r>
+            <w:proofErr w:type="spellStart"/>
+            <w:r>
+              <w:rPr>
+                <w:sz w:val="21"/>
+              </w:rPr>
+              <w:t>Circle</w:t>
+            </w:r>
+            <w:proofErr w:type="spellEnd"/>
+            <w:r>
+              <w:rPr>
+                <w:sz w:val="21"/>
+              </w:rPr>
+              <w:t xml:space="preserve"> реализует </w:t>
+            </w:r>
+            <w:proofErr w:type="spellStart"/>
+            <w:r>
+              <w:rPr>
+                <w:sz w:val="21"/>
+              </w:rPr>
+              <w:t>IShape</w:t>
+            </w:r>
+            <w:proofErr w:type="spellEnd"/>
+            <w:r>
+              <w:rPr>
+                <w:sz w:val="21"/>
+              </w:rPr>
+              <w:t xml:space="preserve"> и представляет круг с положительным радиусом.</w:t>
             </w:r>
           </w:p>
         </w:tc>
@@ -3679,8 +3821,16 @@
               <w:rPr>
                 <w:sz w:val="19"/>
               </w:rPr>
-              <w:t>− _radius</w:t>
-            </w:r>
+              <w:t>− _</w:t>
+            </w:r>
+            <w:proofErr w:type="spellStart"/>
+            <w:r>
+              <w:rPr>
+                <w:sz w:val="19"/>
+              </w:rPr>
+              <w:t>radius</w:t>
+            </w:r>
+            <w:proofErr w:type="spellEnd"/>
           </w:p>
         </w:tc>
         <w:tc>
@@ -3698,12 +3848,14 @@
             <w:pPr>
               <w:spacing w:line="240" w:lineRule="auto"/>
             </w:pPr>
+            <w:proofErr w:type="spellStart"/>
             <w:r>
               <w:rPr>
                 <w:sz w:val="19"/>
               </w:rPr>
               <w:t>double</w:t>
             </w:r>
+            <w:proofErr w:type="spellEnd"/>
           </w:p>
         </w:tc>
         <w:tc>
@@ -3786,8 +3938,16 @@
               <w:rPr>
                 <w:sz w:val="19"/>
               </w:rPr>
-              <w:t>+ Radius</w:t>
-            </w:r>
+              <w:t xml:space="preserve">+ </w:t>
+            </w:r>
+            <w:proofErr w:type="spellStart"/>
+            <w:r>
+              <w:rPr>
+                <w:sz w:val="19"/>
+              </w:rPr>
+              <w:t>Radius</w:t>
+            </w:r>
+            <w:proofErr w:type="spellEnd"/>
           </w:p>
         </w:tc>
         <w:tc>
@@ -3805,12 +3965,14 @@
             <w:pPr>
               <w:spacing w:line="240" w:lineRule="auto"/>
             </w:pPr>
+            <w:proofErr w:type="spellStart"/>
             <w:r>
               <w:rPr>
                 <w:sz w:val="19"/>
               </w:rPr>
               <w:t>double</w:t>
             </w:r>
+            <w:proofErr w:type="spellEnd"/>
           </w:p>
         </w:tc>
         <w:tc>
@@ -3832,7 +3994,21 @@
               <w:rPr>
                 <w:sz w:val="19"/>
               </w:rPr>
-              <w:t>Возвращает радиус; при инициализации проверяет значение через Validator.</w:t>
+              <w:t xml:space="preserve">Возвращает радиус; при инициализации проверяет значение через </w:t>
+            </w:r>
+            <w:proofErr w:type="spellStart"/>
+            <w:r>
+              <w:rPr>
+                <w:sz w:val="19"/>
+              </w:rPr>
+              <w:t>Validator</w:t>
+            </w:r>
+            <w:proofErr w:type="spellEnd"/>
+            <w:r>
+              <w:rPr>
+                <w:sz w:val="19"/>
+              </w:rPr>
+              <w:t>.</w:t>
             </w:r>
           </w:p>
         </w:tc>
@@ -3880,12 +4056,14 @@
             <w:pPr>
               <w:spacing w:line="240" w:lineRule="auto"/>
             </w:pPr>
+            <w:proofErr w:type="spellStart"/>
             <w:r>
               <w:rPr>
                 <w:sz w:val="19"/>
               </w:rPr>
               <w:t>string</w:t>
             </w:r>
+            <w:proofErr w:type="spellEnd"/>
           </w:p>
         </w:tc>
         <w:tc>
@@ -3968,7 +4146,51 @@
               <w:rPr>
                 <w:sz w:val="19"/>
               </w:rPr>
-              <w:t>+ Circle(double radius)</w:t>
+              <w:t xml:space="preserve">+ </w:t>
+            </w:r>
+            <w:proofErr w:type="spellStart"/>
+            <w:proofErr w:type="gramStart"/>
+            <w:r>
+              <w:rPr>
+                <w:sz w:val="19"/>
+              </w:rPr>
+              <w:t>Circle</w:t>
+            </w:r>
+            <w:proofErr w:type="spellEnd"/>
+            <w:r>
+              <w:rPr>
+                <w:sz w:val="19"/>
+              </w:rPr>
+              <w:t>(</w:t>
+            </w:r>
+            <w:proofErr w:type="spellStart"/>
+            <w:proofErr w:type="gramEnd"/>
+            <w:r>
+              <w:rPr>
+                <w:sz w:val="19"/>
+              </w:rPr>
+              <w:t>double</w:t>
+            </w:r>
+            <w:proofErr w:type="spellEnd"/>
+            <w:r>
+              <w:rPr>
+                <w:sz w:val="19"/>
+              </w:rPr>
+              <w:t xml:space="preserve"> </w:t>
+            </w:r>
+            <w:proofErr w:type="spellStart"/>
+            <w:r>
+              <w:rPr>
+                <w:sz w:val="19"/>
+              </w:rPr>
+              <w:t>radius</w:t>
+            </w:r>
+            <w:proofErr w:type="spellEnd"/>
+            <w:r>
+              <w:rPr>
+                <w:sz w:val="19"/>
+              </w:rPr>
+              <w:t>)</w:t>
             </w:r>
           </w:p>
         </w:tc>
@@ -4043,7 +4265,29 @@
               <w:rPr>
                 <w:sz w:val="19"/>
               </w:rPr>
-              <w:t>+ CalculateArea()</w:t>
+              <w:t xml:space="preserve">+ </w:t>
+            </w:r>
+            <w:proofErr w:type="spellStart"/>
+            <w:proofErr w:type="gramStart"/>
+            <w:r>
+              <w:rPr>
+                <w:sz w:val="19"/>
+              </w:rPr>
+              <w:t>CalculateArea</w:t>
+            </w:r>
+            <w:proofErr w:type="spellEnd"/>
+            <w:r>
+              <w:rPr>
+                <w:sz w:val="19"/>
+              </w:rPr>
+              <w:t>(</w:t>
+            </w:r>
+            <w:proofErr w:type="gramEnd"/>
+            <w:r>
+              <w:rPr>
+                <w:sz w:val="19"/>
+              </w:rPr>
+              <w:t>)</w:t>
             </w:r>
           </w:p>
         </w:tc>
@@ -4062,12 +4306,14 @@
             <w:pPr>
               <w:spacing w:line="240" w:lineRule="auto"/>
             </w:pPr>
+            <w:proofErr w:type="spellStart"/>
             <w:r>
               <w:rPr>
                 <w:sz w:val="19"/>
               </w:rPr>
               <w:t>double</w:t>
             </w:r>
+            <w:proofErr w:type="spellEnd"/>
           </w:p>
         </w:tc>
         <w:tc>
@@ -4118,7 +4364,29 @@
               <w:rPr>
                 <w:sz w:val="19"/>
               </w:rPr>
-              <w:t>+ CalculatePerimeter()</w:t>
+              <w:t xml:space="preserve">+ </w:t>
+            </w:r>
+            <w:proofErr w:type="spellStart"/>
+            <w:proofErr w:type="gramStart"/>
+            <w:r>
+              <w:rPr>
+                <w:sz w:val="19"/>
+              </w:rPr>
+              <w:t>CalculatePerimeter</w:t>
+            </w:r>
+            <w:proofErr w:type="spellEnd"/>
+            <w:r>
+              <w:rPr>
+                <w:sz w:val="19"/>
+              </w:rPr>
+              <w:t>(</w:t>
+            </w:r>
+            <w:proofErr w:type="gramEnd"/>
+            <w:r>
+              <w:rPr>
+                <w:sz w:val="19"/>
+              </w:rPr>
+              <w:t>)</w:t>
             </w:r>
           </w:p>
         </w:tc>
@@ -4137,12 +4405,14 @@
             <w:pPr>
               <w:spacing w:line="240" w:lineRule="auto"/>
             </w:pPr>
+            <w:proofErr w:type="spellStart"/>
             <w:r>
               <w:rPr>
                 <w:sz w:val="19"/>
               </w:rPr>
               <w:t>double</w:t>
             </w:r>
+            <w:proofErr w:type="spellEnd"/>
           </w:p>
         </w:tc>
         <w:tc>
@@ -4193,7 +4463,29 @@
               <w:rPr>
                 <w:sz w:val="19"/>
               </w:rPr>
-              <w:t>+ ToString()</w:t>
+              <w:t xml:space="preserve">+ </w:t>
+            </w:r>
+            <w:proofErr w:type="spellStart"/>
+            <w:proofErr w:type="gramStart"/>
+            <w:r>
+              <w:rPr>
+                <w:sz w:val="19"/>
+              </w:rPr>
+              <w:t>ToString</w:t>
+            </w:r>
+            <w:proofErr w:type="spellEnd"/>
+            <w:r>
+              <w:rPr>
+                <w:sz w:val="19"/>
+              </w:rPr>
+              <w:t>(</w:t>
+            </w:r>
+            <w:proofErr w:type="gramEnd"/>
+            <w:r>
+              <w:rPr>
+                <w:sz w:val="19"/>
+              </w:rPr>
+              <w:t>)</w:t>
             </w:r>
           </w:p>
         </w:tc>
@@ -4212,12 +4504,14 @@
             <w:pPr>
               <w:spacing w:line="240" w:lineRule="auto"/>
             </w:pPr>
+            <w:proofErr w:type="spellStart"/>
             <w:r>
               <w:rPr>
                 <w:sz w:val="19"/>
               </w:rPr>
               <w:t>string</w:t>
             </w:r>
+            <w:proofErr w:type="spellEnd"/>
           </w:p>
         </w:tc>
         <w:tc>
@@ -4252,9 +4546,11 @@
       <w:r>
         <w:t xml:space="preserve">Таблица 3 – Описание класса </w:t>
       </w:r>
+      <w:proofErr w:type="spellStart"/>
       <w:r>
         <w:t>Rectangle</w:t>
       </w:r>
+      <w:proofErr w:type="spellEnd"/>
     </w:p>
     <w:tbl>
       <w:tblPr>
@@ -4378,7 +4674,35 @@
               <w:rPr>
                 <w:sz w:val="21"/>
               </w:rPr>
-              <w:t>Описание класса: Rectangle реализует IShape и представляет прямоугольник с положительными шириной и высотой.</w:t>
+              <w:t xml:space="preserve">Описание класса: </w:t>
+            </w:r>
+            <w:proofErr w:type="spellStart"/>
+            <w:r>
+              <w:rPr>
+                <w:sz w:val="21"/>
+              </w:rPr>
+              <w:t>Rectangle</w:t>
+            </w:r>
+            <w:proofErr w:type="spellEnd"/>
+            <w:r>
+              <w:rPr>
+                <w:sz w:val="21"/>
+              </w:rPr>
+              <w:t xml:space="preserve"> реализует </w:t>
+            </w:r>
+            <w:proofErr w:type="spellStart"/>
+            <w:r>
+              <w:rPr>
+                <w:sz w:val="21"/>
+              </w:rPr>
+              <w:t>IShape</w:t>
+            </w:r>
+            <w:proofErr w:type="spellEnd"/>
+            <w:r>
+              <w:rPr>
+                <w:sz w:val="21"/>
+              </w:rPr>
+              <w:t xml:space="preserve"> и представляет прямоугольник с положительными шириной и высотой.</w:t>
             </w:r>
           </w:p>
         </w:tc>
@@ -4439,8 +4763,16 @@
               <w:rPr>
                 <w:sz w:val="19"/>
               </w:rPr>
-              <w:t>− _width</w:t>
-            </w:r>
+              <w:t>− _</w:t>
+            </w:r>
+            <w:proofErr w:type="spellStart"/>
+            <w:r>
+              <w:rPr>
+                <w:sz w:val="19"/>
+              </w:rPr>
+              <w:t>width</w:t>
+            </w:r>
+            <w:proofErr w:type="spellEnd"/>
           </w:p>
         </w:tc>
         <w:tc>
@@ -4458,12 +4790,14 @@
             <w:pPr>
               <w:spacing w:line="240" w:lineRule="auto"/>
             </w:pPr>
+            <w:proofErr w:type="spellStart"/>
             <w:r>
               <w:rPr>
                 <w:sz w:val="19"/>
               </w:rPr>
               <w:t>double</w:t>
             </w:r>
+            <w:proofErr w:type="spellEnd"/>
           </w:p>
         </w:tc>
         <w:tc>
@@ -4514,8 +4848,16 @@
               <w:rPr>
                 <w:sz w:val="19"/>
               </w:rPr>
-              <w:t>− _height</w:t>
-            </w:r>
+              <w:t>− _</w:t>
+            </w:r>
+            <w:proofErr w:type="spellStart"/>
+            <w:r>
+              <w:rPr>
+                <w:sz w:val="19"/>
+              </w:rPr>
+              <w:t>height</w:t>
+            </w:r>
+            <w:proofErr w:type="spellEnd"/>
           </w:p>
         </w:tc>
         <w:tc>
@@ -4533,12 +4875,14 @@
             <w:pPr>
               <w:spacing w:line="240" w:lineRule="auto"/>
             </w:pPr>
+            <w:proofErr w:type="spellStart"/>
             <w:r>
               <w:rPr>
                 <w:sz w:val="19"/>
               </w:rPr>
               <w:t>double</w:t>
             </w:r>
+            <w:proofErr w:type="spellEnd"/>
           </w:p>
         </w:tc>
         <w:tc>
@@ -4621,8 +4965,16 @@
               <w:rPr>
                 <w:sz w:val="19"/>
               </w:rPr>
-              <w:t>+ Width</w:t>
-            </w:r>
+              <w:t xml:space="preserve">+ </w:t>
+            </w:r>
+            <w:proofErr w:type="spellStart"/>
+            <w:r>
+              <w:rPr>
+                <w:sz w:val="19"/>
+              </w:rPr>
+              <w:t>Width</w:t>
+            </w:r>
+            <w:proofErr w:type="spellEnd"/>
           </w:p>
         </w:tc>
         <w:tc>
@@ -4640,12 +4992,14 @@
             <w:pPr>
               <w:spacing w:line="240" w:lineRule="auto"/>
             </w:pPr>
+            <w:proofErr w:type="spellStart"/>
             <w:r>
               <w:rPr>
                 <w:sz w:val="19"/>
               </w:rPr>
               <w:t>double</w:t>
             </w:r>
+            <w:proofErr w:type="spellEnd"/>
           </w:p>
         </w:tc>
         <w:tc>
@@ -4696,8 +5050,16 @@
               <w:rPr>
                 <w:sz w:val="19"/>
               </w:rPr>
-              <w:t>+ Height</w:t>
-            </w:r>
+              <w:t xml:space="preserve">+ </w:t>
+            </w:r>
+            <w:proofErr w:type="spellStart"/>
+            <w:r>
+              <w:rPr>
+                <w:sz w:val="19"/>
+              </w:rPr>
+              <w:t>Height</w:t>
+            </w:r>
+            <w:proofErr w:type="spellEnd"/>
           </w:p>
         </w:tc>
         <w:tc>
@@ -4715,12 +5077,14 @@
             <w:pPr>
               <w:spacing w:line="240" w:lineRule="auto"/>
             </w:pPr>
+            <w:proofErr w:type="spellStart"/>
             <w:r>
               <w:rPr>
                 <w:sz w:val="19"/>
               </w:rPr>
               <w:t>double</w:t>
             </w:r>
+            <w:proofErr w:type="spellEnd"/>
           </w:p>
         </w:tc>
         <w:tc>
@@ -4791,12 +5155,14 @@
             <w:pPr>
               <w:spacing w:line="240" w:lineRule="auto"/>
             </w:pPr>
+            <w:proofErr w:type="spellStart"/>
             <w:r>
               <w:rPr>
                 <w:sz w:val="19"/>
               </w:rPr>
               <w:t>string</w:t>
             </w:r>
+            <w:proofErr w:type="spellEnd"/>
           </w:p>
         </w:tc>
         <w:tc>
@@ -4883,7 +5249,23 @@
                 <w:sz w:val="19"/>
                 <w:lang w:val="en-US"/>
               </w:rPr>
-              <w:t>+ Rectangle(double width, double height)</w:t>
+              <w:t xml:space="preserve">+ </w:t>
+            </w:r>
+            <w:proofErr w:type="gramStart"/>
+            <w:r>
+              <w:rPr>
+                <w:sz w:val="19"/>
+                <w:lang w:val="en-US"/>
+              </w:rPr>
+              <w:t>Rectangle(</w:t>
+            </w:r>
+            <w:proofErr w:type="gramEnd"/>
+            <w:r>
+              <w:rPr>
+                <w:sz w:val="19"/>
+                <w:lang w:val="en-US"/>
+              </w:rPr>
+              <w:t>double width, double height)</w:t>
             </w:r>
           </w:p>
         </w:tc>
@@ -4958,7 +5340,29 @@
               <w:rPr>
                 <w:sz w:val="19"/>
               </w:rPr>
-              <w:t>+ CalculateArea()</w:t>
+              <w:t xml:space="preserve">+ </w:t>
+            </w:r>
+            <w:proofErr w:type="spellStart"/>
+            <w:proofErr w:type="gramStart"/>
+            <w:r>
+              <w:rPr>
+                <w:sz w:val="19"/>
+              </w:rPr>
+              <w:t>CalculateArea</w:t>
+            </w:r>
+            <w:proofErr w:type="spellEnd"/>
+            <w:r>
+              <w:rPr>
+                <w:sz w:val="19"/>
+              </w:rPr>
+              <w:t>(</w:t>
+            </w:r>
+            <w:proofErr w:type="gramEnd"/>
+            <w:r>
+              <w:rPr>
+                <w:sz w:val="19"/>
+              </w:rPr>
+              <w:t>)</w:t>
             </w:r>
           </w:p>
         </w:tc>
@@ -4977,12 +5381,14 @@
             <w:pPr>
               <w:spacing w:line="240" w:lineRule="auto"/>
             </w:pPr>
+            <w:proofErr w:type="spellStart"/>
             <w:r>
               <w:rPr>
                 <w:sz w:val="19"/>
               </w:rPr>
               <w:t>double</w:t>
             </w:r>
+            <w:proofErr w:type="spellEnd"/>
           </w:p>
         </w:tc>
         <w:tc>
@@ -5004,7 +5410,35 @@
               <w:rPr>
                 <w:sz w:val="19"/>
               </w:rPr>
-              <w:t>Вычисляет площадь по формуле width × height.</w:t>
+              <w:t xml:space="preserve">Вычисляет площадь по формуле </w:t>
+            </w:r>
+            <w:proofErr w:type="spellStart"/>
+            <w:r>
+              <w:rPr>
+                <w:sz w:val="19"/>
+              </w:rPr>
+              <w:t>width</w:t>
+            </w:r>
+            <w:proofErr w:type="spellEnd"/>
+            <w:r>
+              <w:rPr>
+                <w:sz w:val="19"/>
+              </w:rPr>
+              <w:t xml:space="preserve"> × </w:t>
+            </w:r>
+            <w:proofErr w:type="spellStart"/>
+            <w:r>
+              <w:rPr>
+                <w:sz w:val="19"/>
+              </w:rPr>
+              <w:t>height</w:t>
+            </w:r>
+            <w:proofErr w:type="spellEnd"/>
+            <w:r>
+              <w:rPr>
+                <w:sz w:val="19"/>
+              </w:rPr>
+              <w:t>.</w:t>
             </w:r>
           </w:p>
         </w:tc>
@@ -5033,7 +5467,29 @@
               <w:rPr>
                 <w:sz w:val="19"/>
               </w:rPr>
-              <w:t>+ CalculatePerimeter()</w:t>
+              <w:t xml:space="preserve">+ </w:t>
+            </w:r>
+            <w:proofErr w:type="spellStart"/>
+            <w:proofErr w:type="gramStart"/>
+            <w:r>
+              <w:rPr>
+                <w:sz w:val="19"/>
+              </w:rPr>
+              <w:t>CalculatePerimeter</w:t>
+            </w:r>
+            <w:proofErr w:type="spellEnd"/>
+            <w:r>
+              <w:rPr>
+                <w:sz w:val="19"/>
+              </w:rPr>
+              <w:t>(</w:t>
+            </w:r>
+            <w:proofErr w:type="gramEnd"/>
+            <w:r>
+              <w:rPr>
+                <w:sz w:val="19"/>
+              </w:rPr>
+              <w:t>)</w:t>
             </w:r>
           </w:p>
         </w:tc>
@@ -5052,12 +5508,14 @@
             <w:pPr>
               <w:spacing w:line="240" w:lineRule="auto"/>
             </w:pPr>
+            <w:proofErr w:type="spellStart"/>
             <w:r>
               <w:rPr>
                 <w:sz w:val="19"/>
               </w:rPr>
               <w:t>double</w:t>
             </w:r>
+            <w:proofErr w:type="spellEnd"/>
           </w:p>
         </w:tc>
         <w:tc>
@@ -5079,7 +5537,35 @@
               <w:rPr>
                 <w:sz w:val="19"/>
               </w:rPr>
-              <w:t>Вычисляет периметр по формуле 2 × (width + height).</w:t>
+              <w:t>Вычисляет периметр по формуле 2 × (</w:t>
+            </w:r>
+            <w:proofErr w:type="spellStart"/>
+            <w:r>
+              <w:rPr>
+                <w:sz w:val="19"/>
+              </w:rPr>
+              <w:t>width</w:t>
+            </w:r>
+            <w:proofErr w:type="spellEnd"/>
+            <w:r>
+              <w:rPr>
+                <w:sz w:val="19"/>
+              </w:rPr>
+              <w:t xml:space="preserve"> + </w:t>
+            </w:r>
+            <w:proofErr w:type="spellStart"/>
+            <w:r>
+              <w:rPr>
+                <w:sz w:val="19"/>
+              </w:rPr>
+              <w:t>height</w:t>
+            </w:r>
+            <w:proofErr w:type="spellEnd"/>
+            <w:r>
+              <w:rPr>
+                <w:sz w:val="19"/>
+              </w:rPr>
+              <w:t>).</w:t>
             </w:r>
           </w:p>
         </w:tc>
@@ -5108,7 +5594,29 @@
               <w:rPr>
                 <w:sz w:val="19"/>
               </w:rPr>
-              <w:t>+ ToString()</w:t>
+              <w:t xml:space="preserve">+ </w:t>
+            </w:r>
+            <w:proofErr w:type="spellStart"/>
+            <w:proofErr w:type="gramStart"/>
+            <w:r>
+              <w:rPr>
+                <w:sz w:val="19"/>
+              </w:rPr>
+              <w:t>ToString</w:t>
+            </w:r>
+            <w:proofErr w:type="spellEnd"/>
+            <w:r>
+              <w:rPr>
+                <w:sz w:val="19"/>
+              </w:rPr>
+              <w:t>(</w:t>
+            </w:r>
+            <w:proofErr w:type="gramEnd"/>
+            <w:r>
+              <w:rPr>
+                <w:sz w:val="19"/>
+              </w:rPr>
+              <w:t>)</w:t>
             </w:r>
           </w:p>
         </w:tc>
@@ -5127,12 +5635,14 @@
             <w:pPr>
               <w:spacing w:line="240" w:lineRule="auto"/>
             </w:pPr>
+            <w:proofErr w:type="spellStart"/>
             <w:r>
               <w:rPr>
                 <w:sz w:val="19"/>
               </w:rPr>
               <w:t>string</w:t>
             </w:r>
+            <w:proofErr w:type="spellEnd"/>
           </w:p>
         </w:tc>
         <w:tc>
@@ -5167,9 +5677,11 @@
       <w:r>
         <w:t xml:space="preserve">Таблица 4 – Описание класса </w:t>
       </w:r>
+      <w:proofErr w:type="spellStart"/>
       <w:r>
         <w:t>Triangle</w:t>
       </w:r>
+      <w:proofErr w:type="spellEnd"/>
     </w:p>
     <w:tbl>
       <w:tblPr>
@@ -5293,7 +5805,35 @@
               <w:rPr>
                 <w:sz w:val="21"/>
               </w:rPr>
-              <w:t>Описание класса: Triangle реализует IShape, представляет треугольник и проверяет условие существования по неравенству треугольника.</w:t>
+              <w:t xml:space="preserve">Описание класса: </w:t>
+            </w:r>
+            <w:proofErr w:type="spellStart"/>
+            <w:r>
+              <w:rPr>
+                <w:sz w:val="21"/>
+              </w:rPr>
+              <w:t>Triangle</w:t>
+            </w:r>
+            <w:proofErr w:type="spellEnd"/>
+            <w:r>
+              <w:rPr>
+                <w:sz w:val="21"/>
+              </w:rPr>
+              <w:t xml:space="preserve"> реализует </w:t>
+            </w:r>
+            <w:proofErr w:type="spellStart"/>
+            <w:r>
+              <w:rPr>
+                <w:sz w:val="21"/>
+              </w:rPr>
+              <w:t>IShape</w:t>
+            </w:r>
+            <w:proofErr w:type="spellEnd"/>
+            <w:r>
+              <w:rPr>
+                <w:sz w:val="21"/>
+              </w:rPr>
+              <w:t>, представляет треугольник и проверяет условие существования по неравенству треугольника.</w:t>
             </w:r>
           </w:p>
         </w:tc>
@@ -5354,8 +5894,16 @@
               <w:rPr>
                 <w:sz w:val="19"/>
               </w:rPr>
-              <w:t>− _sideA</w:t>
-            </w:r>
+              <w:t>− _</w:t>
+            </w:r>
+            <w:proofErr w:type="spellStart"/>
+            <w:r>
+              <w:rPr>
+                <w:sz w:val="19"/>
+              </w:rPr>
+              <w:t>sideA</w:t>
+            </w:r>
+            <w:proofErr w:type="spellEnd"/>
           </w:p>
         </w:tc>
         <w:tc>
@@ -5373,12 +5921,14 @@
             <w:pPr>
               <w:spacing w:line="240" w:lineRule="auto"/>
             </w:pPr>
+            <w:proofErr w:type="spellStart"/>
             <w:r>
               <w:rPr>
                 <w:sz w:val="19"/>
               </w:rPr>
               <w:t>double</w:t>
             </w:r>
+            <w:proofErr w:type="spellEnd"/>
           </w:p>
         </w:tc>
         <w:tc>
@@ -5429,8 +5979,16 @@
               <w:rPr>
                 <w:sz w:val="19"/>
               </w:rPr>
-              <w:t>− _sideB</w:t>
-            </w:r>
+              <w:t>− _</w:t>
+            </w:r>
+            <w:proofErr w:type="spellStart"/>
+            <w:r>
+              <w:rPr>
+                <w:sz w:val="19"/>
+              </w:rPr>
+              <w:t>sideB</w:t>
+            </w:r>
+            <w:proofErr w:type="spellEnd"/>
           </w:p>
         </w:tc>
         <w:tc>
@@ -5448,12 +6006,14 @@
             <w:pPr>
               <w:spacing w:line="240" w:lineRule="auto"/>
             </w:pPr>
+            <w:proofErr w:type="spellStart"/>
             <w:r>
               <w:rPr>
                 <w:sz w:val="19"/>
               </w:rPr>
               <w:t>double</w:t>
             </w:r>
+            <w:proofErr w:type="spellEnd"/>
           </w:p>
         </w:tc>
         <w:tc>
@@ -5504,8 +6064,16 @@
               <w:rPr>
                 <w:sz w:val="19"/>
               </w:rPr>
-              <w:t>− _sideC</w:t>
-            </w:r>
+              <w:t>− _</w:t>
+            </w:r>
+            <w:proofErr w:type="spellStart"/>
+            <w:r>
+              <w:rPr>
+                <w:sz w:val="19"/>
+              </w:rPr>
+              <w:t>sideC</w:t>
+            </w:r>
+            <w:proofErr w:type="spellEnd"/>
           </w:p>
         </w:tc>
         <w:tc>
@@ -5523,12 +6091,14 @@
             <w:pPr>
               <w:spacing w:line="240" w:lineRule="auto"/>
             </w:pPr>
+            <w:proofErr w:type="spellStart"/>
             <w:r>
               <w:rPr>
                 <w:sz w:val="19"/>
               </w:rPr>
               <w:t>double</w:t>
             </w:r>
+            <w:proofErr w:type="spellEnd"/>
           </w:p>
         </w:tc>
         <w:tc>
@@ -5611,8 +6181,16 @@
               <w:rPr>
                 <w:sz w:val="19"/>
               </w:rPr>
-              <w:t>+ SideA</w:t>
-            </w:r>
+              <w:t xml:space="preserve">+ </w:t>
+            </w:r>
+            <w:proofErr w:type="spellStart"/>
+            <w:r>
+              <w:rPr>
+                <w:sz w:val="19"/>
+              </w:rPr>
+              <w:t>SideA</w:t>
+            </w:r>
+            <w:proofErr w:type="spellEnd"/>
           </w:p>
         </w:tc>
         <w:tc>
@@ -5630,12 +6208,14 @@
             <w:pPr>
               <w:spacing w:line="240" w:lineRule="auto"/>
             </w:pPr>
+            <w:proofErr w:type="spellStart"/>
             <w:r>
               <w:rPr>
                 <w:sz w:val="19"/>
               </w:rPr>
               <w:t>double</w:t>
             </w:r>
+            <w:proofErr w:type="spellEnd"/>
           </w:p>
         </w:tc>
         <w:tc>
@@ -5686,8 +6266,16 @@
               <w:rPr>
                 <w:sz w:val="19"/>
               </w:rPr>
-              <w:t>+ SideB</w:t>
-            </w:r>
+              <w:t xml:space="preserve">+ </w:t>
+            </w:r>
+            <w:proofErr w:type="spellStart"/>
+            <w:r>
+              <w:rPr>
+                <w:sz w:val="19"/>
+              </w:rPr>
+              <w:t>SideB</w:t>
+            </w:r>
+            <w:proofErr w:type="spellEnd"/>
           </w:p>
         </w:tc>
         <w:tc>
@@ -5705,12 +6293,14 @@
             <w:pPr>
               <w:spacing w:line="240" w:lineRule="auto"/>
             </w:pPr>
+            <w:proofErr w:type="spellStart"/>
             <w:r>
               <w:rPr>
                 <w:sz w:val="19"/>
               </w:rPr>
               <w:t>double</w:t>
             </w:r>
+            <w:proofErr w:type="spellEnd"/>
           </w:p>
         </w:tc>
         <w:tc>
@@ -5761,8 +6351,16 @@
               <w:rPr>
                 <w:sz w:val="19"/>
               </w:rPr>
-              <w:t>+ SideC</w:t>
-            </w:r>
+              <w:t xml:space="preserve">+ </w:t>
+            </w:r>
+            <w:proofErr w:type="spellStart"/>
+            <w:r>
+              <w:rPr>
+                <w:sz w:val="19"/>
+              </w:rPr>
+              <w:t>SideC</w:t>
+            </w:r>
+            <w:proofErr w:type="spellEnd"/>
           </w:p>
         </w:tc>
         <w:tc>
@@ -5780,12 +6378,14 @@
             <w:pPr>
               <w:spacing w:line="240" w:lineRule="auto"/>
             </w:pPr>
+            <w:proofErr w:type="spellStart"/>
             <w:r>
               <w:rPr>
                 <w:sz w:val="19"/>
               </w:rPr>
               <w:t>double</w:t>
             </w:r>
+            <w:proofErr w:type="spellEnd"/>
           </w:p>
         </w:tc>
         <w:tc>
@@ -5855,12 +6455,14 @@
             <w:pPr>
               <w:spacing w:line="240" w:lineRule="auto"/>
             </w:pPr>
+            <w:proofErr w:type="spellStart"/>
             <w:r>
               <w:rPr>
                 <w:sz w:val="19"/>
               </w:rPr>
               <w:t>string</w:t>
             </w:r>
+            <w:proofErr w:type="spellEnd"/>
           </w:p>
         </w:tc>
         <w:tc>
@@ -5947,7 +6549,71 @@
                 <w:sz w:val="19"/>
                 <w:lang w:val="en-US"/>
               </w:rPr>
-              <w:t>+ Triangle(double sideA, double sideB, double sideC)</w:t>
+              <w:t xml:space="preserve">+ </w:t>
+            </w:r>
+            <w:proofErr w:type="gramStart"/>
+            <w:r>
+              <w:rPr>
+                <w:sz w:val="19"/>
+                <w:lang w:val="en-US"/>
+              </w:rPr>
+              <w:t>Triangle(</w:t>
+            </w:r>
+            <w:proofErr w:type="gramEnd"/>
+            <w:r>
+              <w:rPr>
+                <w:sz w:val="19"/>
+                <w:lang w:val="en-US"/>
+              </w:rPr>
+              <w:t xml:space="preserve">double </w:t>
+            </w:r>
+            <w:proofErr w:type="spellStart"/>
+            <w:r>
+              <w:rPr>
+                <w:sz w:val="19"/>
+                <w:lang w:val="en-US"/>
+              </w:rPr>
+              <w:t>sideA</w:t>
+            </w:r>
+            <w:proofErr w:type="spellEnd"/>
+            <w:r>
+              <w:rPr>
+                <w:sz w:val="19"/>
+                <w:lang w:val="en-US"/>
+              </w:rPr>
+              <w:t xml:space="preserve">, double </w:t>
+            </w:r>
+            <w:proofErr w:type="spellStart"/>
+            <w:r>
+              <w:rPr>
+                <w:sz w:val="19"/>
+                <w:lang w:val="en-US"/>
+              </w:rPr>
+              <w:t>sideB</w:t>
+            </w:r>
+            <w:proofErr w:type="spellEnd"/>
+            <w:r>
+              <w:rPr>
+                <w:sz w:val="19"/>
+                <w:lang w:val="en-US"/>
+              </w:rPr>
+              <w:t xml:space="preserve">, double </w:t>
+            </w:r>
+            <w:proofErr w:type="spellStart"/>
+            <w:r>
+              <w:rPr>
+                <w:sz w:val="19"/>
+                <w:lang w:val="en-US"/>
+              </w:rPr>
+              <w:t>sideC</w:t>
+            </w:r>
+            <w:proofErr w:type="spellEnd"/>
+            <w:r>
+              <w:rPr>
+                <w:sz w:val="19"/>
+                <w:lang w:val="en-US"/>
+              </w:rPr>
+              <w:t>)</w:t>
             </w:r>
           </w:p>
         </w:tc>
@@ -6022,7 +6688,29 @@
               <w:rPr>
                 <w:sz w:val="19"/>
               </w:rPr>
-              <w:t>− ValidateTriangle()</w:t>
+              <w:t xml:space="preserve">− </w:t>
+            </w:r>
+            <w:proofErr w:type="spellStart"/>
+            <w:proofErr w:type="gramStart"/>
+            <w:r>
+              <w:rPr>
+                <w:sz w:val="19"/>
+              </w:rPr>
+              <w:t>ValidateTriangle</w:t>
+            </w:r>
+            <w:proofErr w:type="spellEnd"/>
+            <w:r>
+              <w:rPr>
+                <w:sz w:val="19"/>
+              </w:rPr>
+              <w:t>(</w:t>
+            </w:r>
+            <w:proofErr w:type="gramEnd"/>
+            <w:r>
+              <w:rPr>
+                <w:sz w:val="19"/>
+              </w:rPr>
+              <w:t>)</w:t>
             </w:r>
           </w:p>
         </w:tc>
@@ -6041,12 +6729,14 @@
             <w:pPr>
               <w:spacing w:line="240" w:lineRule="auto"/>
             </w:pPr>
+            <w:proofErr w:type="spellStart"/>
             <w:r>
               <w:rPr>
                 <w:sz w:val="19"/>
               </w:rPr>
               <w:t>void</w:t>
             </w:r>
+            <w:proofErr w:type="spellEnd"/>
           </w:p>
         </w:tc>
         <w:tc>
@@ -6097,7 +6787,29 @@
               <w:rPr>
                 <w:sz w:val="19"/>
               </w:rPr>
-              <w:t>+ CalculateArea()</w:t>
+              <w:t xml:space="preserve">+ </w:t>
+            </w:r>
+            <w:proofErr w:type="spellStart"/>
+            <w:proofErr w:type="gramStart"/>
+            <w:r>
+              <w:rPr>
+                <w:sz w:val="19"/>
+              </w:rPr>
+              <w:t>CalculateArea</w:t>
+            </w:r>
+            <w:proofErr w:type="spellEnd"/>
+            <w:r>
+              <w:rPr>
+                <w:sz w:val="19"/>
+              </w:rPr>
+              <w:t>(</w:t>
+            </w:r>
+            <w:proofErr w:type="gramEnd"/>
+            <w:r>
+              <w:rPr>
+                <w:sz w:val="19"/>
+              </w:rPr>
+              <w:t>)</w:t>
             </w:r>
           </w:p>
         </w:tc>
@@ -6116,12 +6828,14 @@
             <w:pPr>
               <w:spacing w:line="240" w:lineRule="auto"/>
             </w:pPr>
+            <w:proofErr w:type="spellStart"/>
             <w:r>
               <w:rPr>
                 <w:sz w:val="19"/>
               </w:rPr>
               <w:t>double</w:t>
             </w:r>
+            <w:proofErr w:type="spellEnd"/>
           </w:p>
         </w:tc>
         <w:tc>
@@ -6172,7 +6886,29 @@
               <w:rPr>
                 <w:sz w:val="19"/>
               </w:rPr>
-              <w:t>+ CalculatePerimeter()</w:t>
+              <w:t xml:space="preserve">+ </w:t>
+            </w:r>
+            <w:proofErr w:type="spellStart"/>
+            <w:proofErr w:type="gramStart"/>
+            <w:r>
+              <w:rPr>
+                <w:sz w:val="19"/>
+              </w:rPr>
+              <w:t>CalculatePerimeter</w:t>
+            </w:r>
+            <w:proofErr w:type="spellEnd"/>
+            <w:r>
+              <w:rPr>
+                <w:sz w:val="19"/>
+              </w:rPr>
+              <w:t>(</w:t>
+            </w:r>
+            <w:proofErr w:type="gramEnd"/>
+            <w:r>
+              <w:rPr>
+                <w:sz w:val="19"/>
+              </w:rPr>
+              <w:t>)</w:t>
             </w:r>
           </w:p>
         </w:tc>
@@ -6191,12 +6927,14 @@
             <w:pPr>
               <w:spacing w:line="240" w:lineRule="auto"/>
             </w:pPr>
+            <w:proofErr w:type="spellStart"/>
             <w:r>
               <w:rPr>
                 <w:sz w:val="19"/>
               </w:rPr>
               <w:t>double</w:t>
             </w:r>
+            <w:proofErr w:type="spellEnd"/>
           </w:p>
         </w:tc>
         <w:tc>
@@ -6247,7 +6985,29 @@
               <w:rPr>
                 <w:sz w:val="19"/>
               </w:rPr>
-              <w:t>+ ToString()</w:t>
+              <w:t xml:space="preserve">+ </w:t>
+            </w:r>
+            <w:proofErr w:type="spellStart"/>
+            <w:proofErr w:type="gramStart"/>
+            <w:r>
+              <w:rPr>
+                <w:sz w:val="19"/>
+              </w:rPr>
+              <w:t>ToString</w:t>
+            </w:r>
+            <w:proofErr w:type="spellEnd"/>
+            <w:r>
+              <w:rPr>
+                <w:sz w:val="19"/>
+              </w:rPr>
+              <w:t>(</w:t>
+            </w:r>
+            <w:proofErr w:type="gramEnd"/>
+            <w:r>
+              <w:rPr>
+                <w:sz w:val="19"/>
+              </w:rPr>
+              <w:t>)</w:t>
             </w:r>
           </w:p>
         </w:tc>
@@ -6266,12 +7026,14 @@
             <w:pPr>
               <w:spacing w:line="240" w:lineRule="auto"/>
             </w:pPr>
+            <w:proofErr w:type="spellStart"/>
             <w:r>
               <w:rPr>
                 <w:sz w:val="19"/>
               </w:rPr>
               <w:t>string</w:t>
             </w:r>
+            <w:proofErr w:type="spellEnd"/>
           </w:p>
         </w:tc>
         <w:tc>
@@ -6326,7 +7088,48 @@
                 <w:sz w:val="19"/>
                 <w:lang w:val="en-US"/>
               </w:rPr>
-              <w:t>− FormatToString(string name, string parameterName, params double[] values)</w:t>
+              <w:t xml:space="preserve">− </w:t>
+            </w:r>
+            <w:proofErr w:type="spellStart"/>
+            <w:proofErr w:type="gramStart"/>
+            <w:r>
+              <w:rPr>
+                <w:sz w:val="19"/>
+                <w:lang w:val="en-US"/>
+              </w:rPr>
+              <w:t>FormatToString</w:t>
+            </w:r>
+            <w:proofErr w:type="spellEnd"/>
+            <w:r>
+              <w:rPr>
+                <w:sz w:val="19"/>
+                <w:lang w:val="en-US"/>
+              </w:rPr>
+              <w:t>(</w:t>
+            </w:r>
+            <w:proofErr w:type="gramEnd"/>
+            <w:r>
+              <w:rPr>
+                <w:sz w:val="19"/>
+                <w:lang w:val="en-US"/>
+              </w:rPr>
+              <w:t xml:space="preserve">string name, string </w:t>
+            </w:r>
+            <w:proofErr w:type="spellStart"/>
+            <w:r>
+              <w:rPr>
+                <w:sz w:val="19"/>
+                <w:lang w:val="en-US"/>
+              </w:rPr>
+              <w:t>parameterName</w:t>
+            </w:r>
+            <w:proofErr w:type="spellEnd"/>
+            <w:r>
+              <w:rPr>
+                <w:sz w:val="19"/>
+                <w:lang w:val="en-US"/>
+              </w:rPr>
+              <w:t>, params double[] values)</w:t>
             </w:r>
           </w:p>
         </w:tc>
@@ -6345,12 +7148,14 @@
             <w:pPr>
               <w:spacing w:line="240" w:lineRule="auto"/>
             </w:pPr>
+            <w:proofErr w:type="spellStart"/>
             <w:r>
               <w:rPr>
                 <w:sz w:val="19"/>
               </w:rPr>
               <w:t>string</w:t>
             </w:r>
+            <w:proofErr w:type="spellEnd"/>
           </w:p>
         </w:tc>
         <w:tc>
@@ -6372,7 +7177,21 @@
               <w:rPr>
                 <w:sz w:val="19"/>
               </w:rPr>
-              <w:t>Форматирует значения параметров с точностью Constants.FormatPrecision.</w:t>
+              <w:t xml:space="preserve">Форматирует значения параметров с точностью </w:t>
+            </w:r>
+            <w:proofErr w:type="spellStart"/>
+            <w:r>
+              <w:rPr>
+                <w:sz w:val="19"/>
+              </w:rPr>
+              <w:t>Constants.FormatPrecision</w:t>
+            </w:r>
+            <w:proofErr w:type="spellEnd"/>
+            <w:r>
+              <w:rPr>
+                <w:sz w:val="19"/>
+              </w:rPr>
+              <w:t>.</w:t>
             </w:r>
           </w:p>
         </w:tc>
@@ -6466,6 +7285,9 @@
         <w:jc w:val="center"/>
       </w:pPr>
       <w:r>
+        <w:rPr>
+          <w:noProof/>
+        </w:rPr>
         <w:drawing>
           <wp:inline distT="0" distB="0" distL="0" distR="0" wp14:anchorId="39874F5D" wp14:editId="6F6FD67C">
             <wp:extent cx="5940425" cy="3503930"/>
@@ -6502,8 +7324,6 @@
           </wp:inline>
         </w:drawing>
       </w:r>
-      <w:bookmarkStart w:id="13" w:name="_GoBack"/>
-      <w:bookmarkEnd w:id="13"/>
     </w:p>
     <w:p>
       <w:pPr>
@@ -6529,9 +7349,9 @@
           <w:bCs/>
         </w:rPr>
       </w:pPr>
-      <w:bookmarkStart w:id="14" w:name="_Toc74956677"/>
-      <w:bookmarkStart w:id="15" w:name="_Toc74829068"/>
-      <w:bookmarkStart w:id="16" w:name="_Toc232104096"/>
+      <w:bookmarkStart w:id="13" w:name="_Toc74956677"/>
+      <w:bookmarkStart w:id="14" w:name="_Toc74829068"/>
+      <w:bookmarkStart w:id="15" w:name="_Toc232104096"/>
       <w:r>
         <w:rPr>
           <w:b/>
@@ -6539,9 +7359,9 @@
         </w:rPr>
         <w:t>1.5 Тестирование программы</w:t>
       </w:r>
+      <w:bookmarkEnd w:id="13"/>
       <w:bookmarkEnd w:id="14"/>
       <w:bookmarkEnd w:id="15"/>
-      <w:bookmarkEnd w:id="16"/>
     </w:p>
     <w:p>
       <w:pPr>
@@ -6556,7 +7376,20 @@
         <w:ind w:firstLine="709"/>
       </w:pPr>
       <w:r>
-        <w:t>Порядок выполнения: Нажать «Сохранить», выбрать путь и имя файла с расширением *.shapes.</w:t>
+        <w:t xml:space="preserve">Порядок выполнения: Нажать «Сохранить», выбрать путь и имя файла с расширением </w:t>
+      </w:r>
+      <w:proofErr w:type="gramStart"/>
+      <w:r>
+        <w:t>*.</w:t>
+      </w:r>
+      <w:proofErr w:type="spellStart"/>
+      <w:r>
+        <w:t>shapes</w:t>
+      </w:r>
+      <w:proofErr w:type="spellEnd"/>
+      <w:proofErr w:type="gramEnd"/>
+      <w:r>
+        <w:t>.</w:t>
       </w:r>
     </w:p>
     <w:p>
@@ -6564,7 +7397,15 @@
         <w:ind w:firstLine="709"/>
       </w:pPr>
       <w:r>
-        <w:t>Ожидаемый результат: Список фигур сериализуется в указанный файл.</w:t>
+        <w:t xml:space="preserve">Ожидаемый результат: Список фигур </w:t>
+      </w:r>
+      <w:proofErr w:type="spellStart"/>
+      <w:r>
+        <w:t>сериализуется</w:t>
+      </w:r>
+      <w:proofErr w:type="spellEnd"/>
+      <w:r>
+        <w:t xml:space="preserve"> в указанный файл.</w:t>
       </w:r>
     </w:p>
     <w:p>
@@ -6672,7 +7513,15 @@
         <w:ind w:firstLine="709"/>
       </w:pPr>
       <w:r>
-        <w:t>Порядок выполнения: Нажать «Загрузить» и выбрать ранее сохранённый файл.</w:t>
+        <w:t>Порядок выполнения</w:t>
+      </w:r>
+      <w:proofErr w:type="gramStart"/>
+      <w:r>
+        <w:t>: Нажать</w:t>
+      </w:r>
+      <w:proofErr w:type="gramEnd"/>
+      <w:r>
+        <w:t xml:space="preserve"> «Загрузить» и выбрать ранее сохранённый файл.</w:t>
       </w:r>
     </w:p>
     <w:p>
@@ -6777,7 +7626,15 @@
         <w:ind w:firstLine="709"/>
       </w:pPr>
       <w:r>
-        <w:t>Порядок выполнения: Открыть форму добавления, выбрать тип фигуры, ввести корректные параметры и нажать кнопку «Добавить».</w:t>
+        <w:t>Порядок выполнения</w:t>
+      </w:r>
+      <w:proofErr w:type="gramStart"/>
+      <w:r>
+        <w:t>: Открыть</w:t>
+      </w:r>
+      <w:proofErr w:type="gramEnd"/>
+      <w:r>
+        <w:t xml:space="preserve"> форму добавления, выбрать тип фигуры, ввести корректные параметры и нажать кнопку «Добавить».</w:t>
       </w:r>
     </w:p>
     <w:p>
@@ -6886,7 +7743,15 @@
         <w:ind w:firstLine="709"/>
       </w:pPr>
       <w:r>
-        <w:t>Порядок выполнения: Ввести нулевой или отрицательный радиус/сторону либо стороны несуществующего треугольника.</w:t>
+        <w:t>Порядок выполнения</w:t>
+      </w:r>
+      <w:proofErr w:type="gramStart"/>
+      <w:r>
+        <w:t>: Ввести</w:t>
+      </w:r>
+      <w:proofErr w:type="gramEnd"/>
+      <w:r>
+        <w:t xml:space="preserve"> нулевой или отрицательный радиус/сторону либо стороны несуществующего треугольника.</w:t>
       </w:r>
     </w:p>
     <w:p>
@@ -6994,7 +7859,15 @@
         <w:ind w:firstLine="709"/>
       </w:pPr>
       <w:r>
-        <w:t>Порядок выполнения: Открыть форму поиска и ввести тип, часть описания или числовой параметр.</w:t>
+        <w:t>Порядок выполнения</w:t>
+      </w:r>
+      <w:proofErr w:type="gramStart"/>
+      <w:r>
+        <w:t>: Открыть</w:t>
+      </w:r>
+      <w:proofErr w:type="gramEnd"/>
+      <w:r>
+        <w:t xml:space="preserve"> форму поиска и ввести тип, часть описания или числовой параметр.</w:t>
       </w:r>
     </w:p>
     <w:p>
@@ -7087,9 +7960,9 @@
           <w:bCs/>
         </w:rPr>
       </w:pPr>
-      <w:bookmarkStart w:id="17" w:name="_Toc74956678"/>
-      <w:bookmarkStart w:id="18" w:name="_Toc74829069"/>
-      <w:bookmarkStart w:id="19" w:name="_Toc232104097"/>
+      <w:bookmarkStart w:id="16" w:name="_Toc74956678"/>
+      <w:bookmarkStart w:id="17" w:name="_Toc74829069"/>
+      <w:bookmarkStart w:id="18" w:name="_Toc232104097"/>
       <w:r>
         <w:rPr>
           <w:b/>
@@ -7097,9 +7970,9 @@
         </w:rPr>
         <w:t>СПИСОК ИСПОЛЬЗОВАННЫХ ИСТОЧНИКОВ</w:t>
       </w:r>
+      <w:bookmarkEnd w:id="16"/>
       <w:bookmarkEnd w:id="17"/>
       <w:bookmarkEnd w:id="18"/>
-      <w:bookmarkEnd w:id="19"/>
     </w:p>
     <w:p>
       <w:pPr>
@@ -7110,14 +7983,43 @@
         </w:numPr>
         <w:ind w:left="0" w:firstLine="709"/>
       </w:pPr>
-      <w:r>
-        <w:t xml:space="preserve">Калентьев, А. А. Новые технологии в </w:t>
+      <w:proofErr w:type="spellStart"/>
+      <w:r>
+        <w:t>Калентьев</w:t>
+      </w:r>
+      <w:proofErr w:type="spellEnd"/>
+      <w:r>
+        <w:t xml:space="preserve">, А. А. Новые технологии в </w:t>
       </w:r>
       <w:r>
         <w:t>программировании:</w:t>
       </w:r>
       <w:r>
-        <w:t xml:space="preserve"> учебное пособие / А. А. Калентьев, Д. В. Гарайс, А. Е. Гориянов. – </w:t>
+        <w:t xml:space="preserve"> учебное пособие / А. А. </w:t>
+      </w:r>
+      <w:proofErr w:type="spellStart"/>
+      <w:r>
+        <w:t>Калентьев</w:t>
+      </w:r>
+      <w:proofErr w:type="spellEnd"/>
+      <w:r>
+        <w:t xml:space="preserve">, Д. В. </w:t>
+      </w:r>
+      <w:proofErr w:type="spellStart"/>
+      <w:r>
+        <w:t>Гарайс</w:t>
+      </w:r>
+      <w:proofErr w:type="spellEnd"/>
+      <w:r>
+        <w:t xml:space="preserve">, А. Е. </w:t>
+      </w:r>
+      <w:proofErr w:type="spellStart"/>
+      <w:r>
+        <w:t>Гориянов</w:t>
+      </w:r>
+      <w:proofErr w:type="spellEnd"/>
+      <w:r>
+        <w:t xml:space="preserve">. – </w:t>
       </w:r>
       <w:r>
         <w:t>Томск:</w:t>
@@ -7151,10 +8053,10 @@
           <w:bCs/>
         </w:rPr>
       </w:pPr>
-      <w:bookmarkStart w:id="20" w:name="_Toc136600561"/>
-      <w:bookmarkStart w:id="21" w:name="_Toc74956679"/>
-      <w:bookmarkStart w:id="22" w:name="_Toc74829070"/>
-      <w:bookmarkStart w:id="23" w:name="_Toc232104098"/>
+      <w:bookmarkStart w:id="19" w:name="_Toc136600561"/>
+      <w:bookmarkStart w:id="20" w:name="_Toc74956679"/>
+      <w:bookmarkStart w:id="21" w:name="_Toc74829070"/>
+      <w:bookmarkStart w:id="22" w:name="_Toc232104098"/>
       <w:r>
         <w:rPr>
           <w:b/>
@@ -7163,10 +8065,10 @@
         <w:lastRenderedPageBreak/>
         <w:t>ПРИЛОЖЕНИЕ А</w:t>
       </w:r>
+      <w:bookmarkEnd w:id="19"/>
       <w:bookmarkEnd w:id="20"/>
       <w:bookmarkEnd w:id="21"/>
       <w:bookmarkEnd w:id="22"/>
-      <w:bookmarkEnd w:id="23"/>
     </w:p>
     <w:p>
       <w:pPr>
@@ -7206,7 +8108,15 @@
         <w:t xml:space="preserve">Разработчик: студент </w:t>
       </w:r>
       <w:r>
-        <w:t>гр. О-5КМ41 НИ ТПУ Бабуцкий И.С.</w:t>
+        <w:t xml:space="preserve">гр. О-5КМ41 НИ ТПУ </w:t>
+      </w:r>
+      <w:proofErr w:type="spellStart"/>
+      <w:r>
+        <w:t>Бабуцкий</w:t>
+      </w:r>
+      <w:proofErr w:type="spellEnd"/>
+      <w:r>
+        <w:t xml:space="preserve"> И.С.</w:t>
       </w:r>
     </w:p>
     <w:p>
@@ -7214,7 +8124,15 @@
         <w:ind w:firstLine="0"/>
       </w:pPr>
       <w:r>
-        <w:t>Заказчик: Канд. техн. наук, доцент каф. КСУП ТУСУР Калентьев А. А.</w:t>
+        <w:t xml:space="preserve">Заказчик: Канд. техн. наук, доцент каф. КСУП ТУСУР </w:t>
+      </w:r>
+      <w:proofErr w:type="spellStart"/>
+      <w:r>
+        <w:t>Калентьев</w:t>
+      </w:r>
+      <w:proofErr w:type="spellEnd"/>
+      <w:r>
+        <w:t xml:space="preserve"> А. А.</w:t>
       </w:r>
     </w:p>
     <w:p>
@@ -7309,7 +8227,15 @@
         <w:t xml:space="preserve">Заказчик: </w:t>
       </w:r>
       <w:r>
-        <w:t>к.т.н., доцент Калентьев А. А.</w:t>
+        <w:t xml:space="preserve">к.т.н., доцент </w:t>
+      </w:r>
+      <w:proofErr w:type="spellStart"/>
+      <w:r>
+        <w:t>Калентьев</w:t>
+      </w:r>
+      <w:proofErr w:type="spellEnd"/>
+      <w:r>
+        <w:t xml:space="preserve"> А. А.</w:t>
       </w:r>
     </w:p>
     <w:p>
@@ -7325,8 +8251,13 @@
       <w:r>
         <w:t xml:space="preserve">1 НИ ТПУ </w:t>
       </w:r>
-      <w:r>
-        <w:t>Бабуцкий И.С.</w:t>
+      <w:proofErr w:type="spellStart"/>
+      <w:r>
+        <w:t>Бабуцкий</w:t>
+      </w:r>
+      <w:proofErr w:type="spellEnd"/>
+      <w:r>
+        <w:t xml:space="preserve"> И.С.</w:t>
       </w:r>
     </w:p>
     <w:p>
@@ -7502,8 +8433,37 @@
       <w:pPr>
         <w:pStyle w:val="a"/>
       </w:pPr>
-      <w:r>
-        <w:t>централизованное хранение введённых фигур;</w:t>
+      <w:proofErr w:type="spellStart"/>
+      <w:r>
+        <w:t>централизованное</w:t>
+      </w:r>
+      <w:proofErr w:type="spellEnd"/>
+      <w:r>
+        <w:t xml:space="preserve"> </w:t>
+      </w:r>
+      <w:proofErr w:type="spellStart"/>
+      <w:r>
+        <w:t>хранение</w:t>
+      </w:r>
+      <w:proofErr w:type="spellEnd"/>
+      <w:r>
+        <w:t xml:space="preserve"> </w:t>
+      </w:r>
+      <w:proofErr w:type="spellStart"/>
+      <w:r>
+        <w:t>введённых</w:t>
+      </w:r>
+      <w:proofErr w:type="spellEnd"/>
+      <w:r>
+        <w:t xml:space="preserve"> </w:t>
+      </w:r>
+      <w:proofErr w:type="spellStart"/>
+      <w:r>
+        <w:t>фигур</w:t>
+      </w:r>
+      <w:proofErr w:type="spellEnd"/>
+      <w:r>
+        <w:t>;</w:t>
       </w:r>
     </w:p>
     <w:p>
@@ -7923,7 +8883,15 @@
     </w:p>
     <w:p>
       <w:r>
-        <w:t>A01. Система должна быть реализована в виде настольного приложения Windows Forms.</w:t>
+        <w:t xml:space="preserve">A01. Система должна быть реализована в виде настольного приложения Windows </w:t>
+      </w:r>
+      <w:proofErr w:type="spellStart"/>
+      <w:r>
+        <w:t>Forms</w:t>
+      </w:r>
+      <w:proofErr w:type="spellEnd"/>
+      <w:r>
+        <w:t>.</w:t>
       </w:r>
     </w:p>
     <w:p>
@@ -7933,12 +8901,28 @@
     </w:p>
     <w:p>
       <w:r>
-        <w:t>A03. Все типы фигур должны реализовывать интерфейс IShape.</w:t>
-      </w:r>
-    </w:p>
-    <w:p>
-      <w:r>
-        <w:t>A04. Добавление новых типов фигур не должно требовать изменения интерфейса IShape.</w:t>
+        <w:t xml:space="preserve">A03. Все типы фигур должны реализовывать интерфейс </w:t>
+      </w:r>
+      <w:proofErr w:type="spellStart"/>
+      <w:r>
+        <w:t>IShape</w:t>
+      </w:r>
+      <w:proofErr w:type="spellEnd"/>
+      <w:r>
+        <w:t>.</w:t>
+      </w:r>
+    </w:p>
+    <w:p>
+      <w:r>
+        <w:t xml:space="preserve">A04. Добавление новых типов фигур не должно требовать изменения интерфейса </w:t>
+      </w:r>
+      <w:proofErr w:type="spellStart"/>
+      <w:r>
+        <w:t>IShape</w:t>
+      </w:r>
+      <w:proofErr w:type="spellEnd"/>
+      <w:r>
+        <w:t>.</w:t>
       </w:r>
     </w:p>
     <w:p>
@@ -7959,7 +8943,20 @@
     </w:p>
     <w:p>
       <w:r>
-        <w:t>D01. Основная коллекция должна хранить объекты через тип List&lt;IShape&gt;, обеспечивая полиморфное хранение круга, прямоугольника и треугольника.</w:t>
+        <w:t xml:space="preserve">D01. Основная коллекция должна хранить объекты через тип </w:t>
+      </w:r>
+      <w:proofErr w:type="gramStart"/>
+      <w:r>
+        <w:t>List&lt;</w:t>
+      </w:r>
+      <w:proofErr w:type="spellStart"/>
+      <w:proofErr w:type="gramEnd"/>
+      <w:r>
+        <w:t>IShape</w:t>
+      </w:r>
+      <w:proofErr w:type="spellEnd"/>
+      <w:r>
+        <w:t>&gt;, обеспечивая полиморфное хранение круга, прямоугольника и треугольника.</w:t>
       </w:r>
     </w:p>
     <w:p>
@@ -7967,23 +8964,26 @@
         <w:ind w:firstLine="0"/>
       </w:pPr>
       <w:r>
-        <w:t xml:space="preserve">D02. </w:t>
-      </w:r>
-      <w:commentRangeStart w:id="24"/>
-      <w:r>
-        <w:t>Для сохранения должна ис</w:t>
+        <w:t>D02. Для сохранения должна ис</w:t>
       </w:r>
       <w:r>
         <w:t xml:space="preserve">пользоваться структура </w:t>
       </w:r>
+      <w:proofErr w:type="spellStart"/>
+      <w:proofErr w:type="gramStart"/>
       <w:r>
         <w:t>CircleData</w:t>
       </w:r>
+      <w:proofErr w:type="spellEnd"/>
       <w:r>
         <w:t xml:space="preserve">, </w:t>
       </w:r>
       <w:r>
-        <w:t xml:space="preserve"> со следующими полям</w:t>
+        <w:t xml:space="preserve"> со</w:t>
+      </w:r>
+      <w:proofErr w:type="gramEnd"/>
+      <w:r>
+        <w:t xml:space="preserve"> следующими полям</w:t>
       </w:r>
       <w:r>
         <w:t xml:space="preserve">и: </w:t>
@@ -8003,33 +9003,38 @@
       <w:r>
         <w:t>.</w:t>
       </w:r>
-      <w:commentRangeEnd w:id="24"/>
-      <w:r>
-        <w:rPr>
-          <w:rStyle w:val="af2"/>
-        </w:rPr>
-        <w:commentReference w:id="24"/>
-      </w:r>
       <w:r>
         <w:br/>
       </w:r>
+      <w:proofErr w:type="spellStart"/>
       <w:r>
         <w:t>RectangleData</w:t>
       </w:r>
+      <w:proofErr w:type="spellEnd"/>
       <w:r>
         <w:t xml:space="preserve"> с полями</w:t>
       </w:r>
       <w:r>
         <w:t xml:space="preserve"> </w:t>
       </w:r>
+      <w:proofErr w:type="spellStart"/>
       <w:r>
         <w:t>Width</w:t>
       </w:r>
+      <w:proofErr w:type="spellEnd"/>
       <w:r>
         <w:t xml:space="preserve"> </w:t>
       </w:r>
       <w:r>
-        <w:t>и Height со значением Value</w:t>
+        <w:t xml:space="preserve">и </w:t>
+      </w:r>
+      <w:proofErr w:type="spellStart"/>
+      <w:r>
+        <w:t>Height</w:t>
+      </w:r>
+      <w:proofErr w:type="spellEnd"/>
+      <w:r>
+        <w:t xml:space="preserve"> со значением Value</w:t>
       </w:r>
       <w:r>
         <w:t xml:space="preserve">1 </w:t>
@@ -8042,12 +9047,14 @@
       <w:pPr>
         <w:ind w:firstLine="0"/>
       </w:pPr>
+      <w:proofErr w:type="spellStart"/>
       <w:r>
         <w:rPr>
           <w:lang w:val="en-US"/>
         </w:rPr>
         <w:t>TriangleData</w:t>
       </w:r>
+      <w:proofErr w:type="spellEnd"/>
       <w:r>
         <w:t xml:space="preserve"> </w:t>
       </w:r>
@@ -8063,21 +9070,25 @@
       <w:r>
         <w:t xml:space="preserve"> </w:t>
       </w:r>
+      <w:proofErr w:type="spellStart"/>
       <w:r>
         <w:rPr>
           <w:lang w:val="en-US"/>
         </w:rPr>
         <w:t>SideA</w:t>
       </w:r>
+      <w:proofErr w:type="spellEnd"/>
       <w:r>
         <w:t xml:space="preserve">, </w:t>
       </w:r>
+      <w:proofErr w:type="spellStart"/>
       <w:r>
         <w:rPr>
           <w:lang w:val="en-US"/>
         </w:rPr>
         <w:t>SideB</w:t>
       </w:r>
+      <w:proofErr w:type="spellEnd"/>
       <w:r>
         <w:t xml:space="preserve"> </w:t>
       </w:r>
@@ -8087,12 +9098,14 @@
       <w:r>
         <w:t xml:space="preserve"> </w:t>
       </w:r>
+      <w:proofErr w:type="spellStart"/>
       <w:r>
         <w:rPr>
           <w:lang w:val="en-US"/>
         </w:rPr>
         <w:t>SideC</w:t>
       </w:r>
+      <w:proofErr w:type="spellEnd"/>
       <w:r>
         <w:t xml:space="preserve"> </w:t>
       </w:r>
@@ -8141,7 +9154,28 @@
     </w:p>
     <w:p>
       <w:r>
-        <w:t>D03. Данные должны сохраняться методом XML-сериализации в файл с расширением *.shapes и кодировкой, поддерживающей кириллицу.</w:t>
+        <w:t>D03. Данные должны сохраняться методом XML-</w:t>
+      </w:r>
+      <w:proofErr w:type="spellStart"/>
+      <w:r>
+        <w:t>сериализации</w:t>
+      </w:r>
+      <w:proofErr w:type="spellEnd"/>
+      <w:r>
+        <w:t xml:space="preserve"> в файл с расширением </w:t>
+      </w:r>
+      <w:proofErr w:type="gramStart"/>
+      <w:r>
+        <w:t>*.</w:t>
+      </w:r>
+      <w:proofErr w:type="spellStart"/>
+      <w:r>
+        <w:t>shapes</w:t>
+      </w:r>
+      <w:proofErr w:type="spellEnd"/>
+      <w:proofErr w:type="gramEnd"/>
+      <w:r>
+        <w:t xml:space="preserve"> и кодировкой, поддерживающей кириллицу.</w:t>
       </w:r>
     </w:p>
     <w:p>
@@ -8149,19 +9183,21 @@
         <w:spacing w:before="80" w:after="40" w:line="240" w:lineRule="auto"/>
         <w:jc w:val="left"/>
       </w:pPr>
-      <w:commentRangeStart w:id="25"/>
+      <w:commentRangeStart w:id="23"/>
       <w:r>
         <w:rPr>
           <w:sz w:val="24"/>
         </w:rPr>
         <w:t xml:space="preserve">Таблица 4.2 – Поля объекта </w:t>
       </w:r>
+      <w:proofErr w:type="spellStart"/>
       <w:r>
         <w:rPr>
           <w:sz w:val="24"/>
         </w:rPr>
         <w:t>CircleData</w:t>
       </w:r>
+      <w:proofErr w:type="spellEnd"/>
     </w:p>
     <w:tbl>
       <w:tblPr>
@@ -8302,12 +9338,14 @@
             <w:pPr>
               <w:spacing w:line="240" w:lineRule="auto"/>
             </w:pPr>
+            <w:proofErr w:type="spellStart"/>
             <w:r>
               <w:rPr>
                 <w:sz w:val="19"/>
               </w:rPr>
               <w:t>string</w:t>
             </w:r>
+            <w:proofErr w:type="spellEnd"/>
           </w:p>
         </w:tc>
         <w:tc>
@@ -8378,12 +9416,14 @@
             <w:pPr>
               <w:spacing w:line="240" w:lineRule="auto"/>
             </w:pPr>
+            <w:proofErr w:type="spellStart"/>
             <w:r>
               <w:rPr>
                 <w:sz w:val="19"/>
               </w:rPr>
               <w:t>double</w:t>
             </w:r>
+            <w:proofErr w:type="spellEnd"/>
           </w:p>
         </w:tc>
         <w:tc>
@@ -8411,7 +9451,7 @@
         </w:tc>
       </w:tr>
     </w:tbl>
-    <w:commentRangeEnd w:id="25"/>
+    <w:commentRangeEnd w:id="23"/>
     <w:p>
       <w:pPr>
         <w:spacing w:before="80" w:after="40" w:line="240" w:lineRule="auto"/>
@@ -8421,7 +9461,7 @@
         <w:rPr>
           <w:rStyle w:val="af2"/>
         </w:rPr>
-        <w:commentReference w:id="25"/>
+        <w:commentReference w:id="23"/>
       </w:r>
       <w:r>
         <w:rPr>
@@ -8448,12 +9488,14 @@
         </w:rPr>
         <w:t xml:space="preserve"> – Поля объекта </w:t>
       </w:r>
+      <w:proofErr w:type="spellStart"/>
       <w:r>
         <w:rPr>
           <w:sz w:val="24"/>
         </w:rPr>
         <w:t>RectangleData</w:t>
       </w:r>
+      <w:proofErr w:type="spellEnd"/>
     </w:p>
     <w:tbl>
       <w:tblPr>
@@ -8594,12 +9636,14 @@
             <w:pPr>
               <w:spacing w:line="240" w:lineRule="auto"/>
             </w:pPr>
+            <w:proofErr w:type="spellStart"/>
             <w:r>
               <w:rPr>
                 <w:sz w:val="19"/>
               </w:rPr>
               <w:t>string</w:t>
             </w:r>
+            <w:proofErr w:type="spellEnd"/>
           </w:p>
         </w:tc>
         <w:tc>
@@ -8669,12 +9713,14 @@
             <w:pPr>
               <w:spacing w:line="240" w:lineRule="auto"/>
             </w:pPr>
+            <w:proofErr w:type="spellStart"/>
             <w:r>
               <w:rPr>
                 <w:sz w:val="19"/>
               </w:rPr>
               <w:t>double</w:t>
             </w:r>
+            <w:proofErr w:type="spellEnd"/>
           </w:p>
         </w:tc>
         <w:tc>
@@ -8744,12 +9790,14 @@
             <w:pPr>
               <w:spacing w:line="240" w:lineRule="auto"/>
             </w:pPr>
+            <w:proofErr w:type="spellStart"/>
             <w:r>
               <w:rPr>
                 <w:sz w:val="19"/>
               </w:rPr>
               <w:t>double</w:t>
             </w:r>
+            <w:proofErr w:type="spellEnd"/>
           </w:p>
         </w:tc>
         <w:tc>
@@ -8801,6 +9849,7 @@
         </w:rPr>
         <w:t xml:space="preserve"> – Поля объекта </w:t>
       </w:r>
+      <w:proofErr w:type="spellStart"/>
       <w:r>
         <w:rPr>
           <w:sz w:val="24"/>
@@ -8808,6 +9857,7 @@
         </w:rPr>
         <w:t>TriangleData</w:t>
       </w:r>
+      <w:proofErr w:type="spellEnd"/>
     </w:p>
     <w:tbl>
       <w:tblPr>
@@ -8948,12 +9998,14 @@
             <w:pPr>
               <w:spacing w:line="240" w:lineRule="auto"/>
             </w:pPr>
+            <w:proofErr w:type="spellStart"/>
             <w:r>
               <w:rPr>
                 <w:sz w:val="19"/>
               </w:rPr>
               <w:t>string</w:t>
             </w:r>
+            <w:proofErr w:type="spellEnd"/>
           </w:p>
         </w:tc>
         <w:tc>
@@ -9023,12 +10075,14 @@
             <w:pPr>
               <w:spacing w:line="240" w:lineRule="auto"/>
             </w:pPr>
+            <w:proofErr w:type="spellStart"/>
             <w:r>
               <w:rPr>
                 <w:sz w:val="19"/>
               </w:rPr>
               <w:t>double</w:t>
             </w:r>
+            <w:proofErr w:type="spellEnd"/>
           </w:p>
         </w:tc>
         <w:tc>
@@ -9098,12 +10152,14 @@
             <w:pPr>
               <w:spacing w:line="240" w:lineRule="auto"/>
             </w:pPr>
+            <w:proofErr w:type="spellStart"/>
             <w:r>
               <w:rPr>
                 <w:sz w:val="19"/>
               </w:rPr>
               <w:t>double</w:t>
             </w:r>
+            <w:proofErr w:type="spellEnd"/>
           </w:p>
         </w:tc>
         <w:tc>
@@ -9173,12 +10229,14 @@
             <w:pPr>
               <w:spacing w:line="240" w:lineRule="auto"/>
             </w:pPr>
+            <w:proofErr w:type="spellStart"/>
             <w:r>
               <w:rPr>
                 <w:sz w:val="19"/>
               </w:rPr>
               <w:t>double</w:t>
             </w:r>
+            <w:proofErr w:type="spellEnd"/>
           </w:p>
         </w:tc>
         <w:tc>
@@ -9208,9 +10266,21 @@
     </w:tbl>
     <w:p/>
     <w:p>
-      <w:commentRangeStart w:id="26"/>
-      <w:r>
-        <w:t>Пример фрагмента файла *.shapes:</w:t>
+      <w:r>
+        <w:t xml:space="preserve">Пример фрагмента файла </w:t>
+      </w:r>
+      <w:proofErr w:type="gramStart"/>
+      <w:r>
+        <w:t>*.</w:t>
+      </w:r>
+      <w:proofErr w:type="spellStart"/>
+      <w:r>
+        <w:t>shapes</w:t>
+      </w:r>
+      <w:proofErr w:type="spellEnd"/>
+      <w:proofErr w:type="gramEnd"/>
+      <w:r>
+        <w:t>:</w:t>
       </w:r>
     </w:p>
     <w:p>
@@ -9226,7 +10296,55 @@
           <w:rFonts w:ascii="Liberation Mono" w:eastAsiaTheme="minorEastAsia" w:hAnsi="Liberation Mono"/>
           <w:sz w:val="18"/>
         </w:rPr>
-        <w:t>&lt;?xml version="1.0" encoding="utf-8"?&gt;</w:t>
+        <w:t>&lt;?</w:t>
+      </w:r>
+      <w:proofErr w:type="spellStart"/>
+      <w:r>
+        <w:rPr>
+          <w:rFonts w:ascii="Liberation Mono" w:eastAsiaTheme="minorEastAsia" w:hAnsi="Liberation Mono"/>
+          <w:sz w:val="18"/>
+        </w:rPr>
+        <w:t>xml</w:t>
+      </w:r>
+      <w:proofErr w:type="spellEnd"/>
+      <w:r>
+        <w:rPr>
+          <w:rFonts w:ascii="Liberation Mono" w:eastAsiaTheme="minorEastAsia" w:hAnsi="Liberation Mono"/>
+          <w:sz w:val="18"/>
+        </w:rPr>
+        <w:t xml:space="preserve"> </w:t>
+      </w:r>
+      <w:proofErr w:type="spellStart"/>
+      <w:r>
+        <w:rPr>
+          <w:rFonts w:ascii="Liberation Mono" w:eastAsiaTheme="minorEastAsia" w:hAnsi="Liberation Mono"/>
+          <w:sz w:val="18"/>
+        </w:rPr>
+        <w:t>version</w:t>
+      </w:r>
+      <w:proofErr w:type="spellEnd"/>
+      <w:r>
+        <w:rPr>
+          <w:rFonts w:ascii="Liberation Mono" w:eastAsiaTheme="minorEastAsia" w:hAnsi="Liberation Mono"/>
+          <w:sz w:val="18"/>
+        </w:rPr>
+        <w:t xml:space="preserve">="1.0" </w:t>
+      </w:r>
+      <w:proofErr w:type="spellStart"/>
+      <w:r>
+        <w:rPr>
+          <w:rFonts w:ascii="Liberation Mono" w:eastAsiaTheme="minorEastAsia" w:hAnsi="Liberation Mono"/>
+          <w:sz w:val="18"/>
+        </w:rPr>
+        <w:t>encoding</w:t>
+      </w:r>
+      <w:proofErr w:type="spellEnd"/>
+      <w:r>
+        <w:rPr>
+          <w:rFonts w:ascii="Liberation Mono" w:eastAsiaTheme="minorEastAsia" w:hAnsi="Liberation Mono"/>
+          <w:sz w:val="18"/>
+        </w:rPr>
+        <w:t>="utf-8"?&gt;</w:t>
       </w:r>
     </w:p>
     <w:p>
@@ -9244,61 +10362,63 @@
           <w:sz w:val="18"/>
           <w:lang w:val="en-US"/>
         </w:rPr>
-        <w:t>&lt;ArrayOfAnyType xmlns:xsi="http://www.w3.org/2001/XMLSchema-instance" xmlns:xsd="http://www.w3.org/2001/XMLSchema"&gt;</w:t>
-      </w:r>
-    </w:p>
-    <w:p>
-      <w:pPr>
-        <w:ind w:firstLine="709"/>
+        <w:t>&lt;</w:t>
+      </w:r>
+      <w:proofErr w:type="spellStart"/>
+      <w:r>
         <w:rPr>
           <w:rFonts w:ascii="Liberation Mono" w:eastAsiaTheme="minorEastAsia" w:hAnsi="Liberation Mono"/>
           <w:sz w:val="18"/>
           <w:lang w:val="en-US"/>
         </w:rPr>
-      </w:pPr>
+        <w:t>ArrayOfAnyType</w:t>
+      </w:r>
+      <w:proofErr w:type="spellEnd"/>
       <w:r>
         <w:rPr>
           <w:rFonts w:ascii="Liberation Mono" w:eastAsiaTheme="minorEastAsia" w:hAnsi="Liberation Mono"/>
           <w:sz w:val="18"/>
           <w:lang w:val="en-US"/>
         </w:rPr>
-        <w:t xml:space="preserve">  &lt;anyType xsi:type="RectangleData"&gt;</w:t>
-      </w:r>
-    </w:p>
-    <w:p>
-      <w:pPr>
-        <w:ind w:firstLine="709"/>
+        <w:t xml:space="preserve"> </w:t>
+      </w:r>
+      <w:proofErr w:type="spellStart"/>
+      <w:proofErr w:type="gramStart"/>
+      <w:r>
         <w:rPr>
           <w:rFonts w:ascii="Liberation Mono" w:eastAsiaTheme="minorEastAsia" w:hAnsi="Liberation Mono"/>
           <w:sz w:val="18"/>
           <w:lang w:val="en-US"/>
         </w:rPr>
-      </w:pPr>
+        <w:t>xmlns:xsi</w:t>
+      </w:r>
+      <w:proofErr w:type="spellEnd"/>
+      <w:proofErr w:type="gramEnd"/>
       <w:r>
         <w:rPr>
           <w:rFonts w:ascii="Liberation Mono" w:eastAsiaTheme="minorEastAsia" w:hAnsi="Liberation Mono"/>
           <w:sz w:val="18"/>
           <w:lang w:val="en-US"/>
         </w:rPr>
-        <w:t xml:space="preserve">    &lt;Width&gt;1&lt;/Width&gt;</w:t>
-      </w:r>
-    </w:p>
-    <w:p>
-      <w:pPr>
-        <w:ind w:firstLine="709"/>
+        <w:t xml:space="preserve">="http://www.w3.org/2001/XMLSchema-instance" </w:t>
+      </w:r>
+      <w:proofErr w:type="spellStart"/>
+      <w:r>
         <w:rPr>
           <w:rFonts w:ascii="Liberation Mono" w:eastAsiaTheme="minorEastAsia" w:hAnsi="Liberation Mono"/>
           <w:sz w:val="18"/>
           <w:lang w:val="en-US"/>
         </w:rPr>
-      </w:pPr>
+        <w:t>xmlns:xsd</w:t>
+      </w:r>
+      <w:proofErr w:type="spellEnd"/>
       <w:r>
         <w:rPr>
           <w:rFonts w:ascii="Liberation Mono" w:eastAsiaTheme="minorEastAsia" w:hAnsi="Liberation Mono"/>
           <w:sz w:val="18"/>
           <w:lang w:val="en-US"/>
         </w:rPr>
-        <w:t xml:space="preserve">    &lt;Height&gt;15&lt;/Height&gt;</w:t>
+        <w:t>="http://www.w3.org/2001/XMLSchema"&gt;</w:t>
       </w:r>
     </w:p>
     <w:p>
@@ -9316,61 +10436,63 @@
           <w:sz w:val="18"/>
           <w:lang w:val="en-US"/>
         </w:rPr>
-        <w:t xml:space="preserve">  &lt;/anyType&gt;</w:t>
-      </w:r>
-    </w:p>
-    <w:p>
-      <w:pPr>
-        <w:ind w:firstLine="709"/>
+        <w:t xml:space="preserve">  &lt;</w:t>
+      </w:r>
+      <w:proofErr w:type="spellStart"/>
+      <w:r>
         <w:rPr>
           <w:rFonts w:ascii="Liberation Mono" w:eastAsiaTheme="minorEastAsia" w:hAnsi="Liberation Mono"/>
           <w:sz w:val="18"/>
           <w:lang w:val="en-US"/>
         </w:rPr>
-      </w:pPr>
+        <w:t>anyType</w:t>
+      </w:r>
+      <w:proofErr w:type="spellEnd"/>
       <w:r>
         <w:rPr>
           <w:rFonts w:ascii="Liberation Mono" w:eastAsiaTheme="minorEastAsia" w:hAnsi="Liberation Mono"/>
           <w:sz w:val="18"/>
           <w:lang w:val="en-US"/>
         </w:rPr>
-        <w:t xml:space="preserve">  &lt;anyType xsi:type="TriangleData"&gt;</w:t>
-      </w:r>
-    </w:p>
-    <w:p>
-      <w:pPr>
-        <w:ind w:firstLine="709"/>
+        <w:t xml:space="preserve"> </w:t>
+      </w:r>
+      <w:proofErr w:type="spellStart"/>
+      <w:proofErr w:type="gramStart"/>
+      <w:r>
         <w:rPr>
           <w:rFonts w:ascii="Liberation Mono" w:eastAsiaTheme="minorEastAsia" w:hAnsi="Liberation Mono"/>
           <w:sz w:val="18"/>
           <w:lang w:val="en-US"/>
         </w:rPr>
-      </w:pPr>
+        <w:t>xsi:type</w:t>
+      </w:r>
+      <w:proofErr w:type="spellEnd"/>
+      <w:proofErr w:type="gramEnd"/>
       <w:r>
         <w:rPr>
           <w:rFonts w:ascii="Liberation Mono" w:eastAsiaTheme="minorEastAsia" w:hAnsi="Liberation Mono"/>
           <w:sz w:val="18"/>
           <w:lang w:val="en-US"/>
         </w:rPr>
-        <w:t xml:space="preserve">    &lt;SideA&gt;17&lt;/SideA&gt;</w:t>
-      </w:r>
-    </w:p>
-    <w:p>
-      <w:pPr>
-        <w:ind w:firstLine="709"/>
+        <w:t>="</w:t>
+      </w:r>
+      <w:proofErr w:type="spellStart"/>
+      <w:r>
         <w:rPr>
           <w:rFonts w:ascii="Liberation Mono" w:eastAsiaTheme="minorEastAsia" w:hAnsi="Liberation Mono"/>
           <w:sz w:val="18"/>
           <w:lang w:val="en-US"/>
         </w:rPr>
-      </w:pPr>
+        <w:t>RectangleData</w:t>
+      </w:r>
+      <w:proofErr w:type="spellEnd"/>
       <w:r>
         <w:rPr>
           <w:rFonts w:ascii="Liberation Mono" w:eastAsiaTheme="minorEastAsia" w:hAnsi="Liberation Mono"/>
           <w:sz w:val="18"/>
           <w:lang w:val="en-US"/>
         </w:rPr>
-        <w:t xml:space="preserve">    &lt;SideB&gt;7&lt;/SideB&gt;</w:t>
+        <w:t>"&gt;</w:t>
       </w:r>
     </w:p>
     <w:p>
@@ -9388,7 +10510,7 @@
           <w:sz w:val="18"/>
           <w:lang w:val="en-US"/>
         </w:rPr>
-        <w:t xml:space="preserve">    &lt;SideC&gt;19&lt;/SideC&gt;</w:t>
+        <w:t xml:space="preserve">    &lt;Width&gt;1&lt;/Width&gt;</w:t>
       </w:r>
     </w:p>
     <w:p>
@@ -9406,7 +10528,7 @@
           <w:sz w:val="18"/>
           <w:lang w:val="en-US"/>
         </w:rPr>
-        <w:t xml:space="preserve">  &lt;/anyType&gt;</w:t>
+        <w:t xml:space="preserve">    &lt;Height&gt;15&lt;/Height&gt;</w:t>
       </w:r>
     </w:p>
     <w:p>
@@ -9424,42 +10546,35 @@
           <w:sz w:val="18"/>
           <w:lang w:val="en-US"/>
         </w:rPr>
-        <w:t xml:space="preserve">  &lt;anyType xsi:type="CircleData"&gt;</w:t>
-      </w:r>
-    </w:p>
-    <w:p>
-      <w:pPr>
-        <w:ind w:firstLine="709"/>
+        <w:t xml:space="preserve">  &lt;/</w:t>
+      </w:r>
+      <w:proofErr w:type="spellStart"/>
+      <w:r>
         <w:rPr>
           <w:rFonts w:ascii="Liberation Mono" w:eastAsiaTheme="minorEastAsia" w:hAnsi="Liberation Mono"/>
           <w:sz w:val="18"/>
           <w:lang w:val="en-US"/>
         </w:rPr>
-      </w:pPr>
+        <w:t>anyType</w:t>
+      </w:r>
+      <w:proofErr w:type="spellEnd"/>
       <w:r>
         <w:rPr>
           <w:rFonts w:ascii="Liberation Mono" w:eastAsiaTheme="minorEastAsia" w:hAnsi="Liberation Mono"/>
           <w:sz w:val="18"/>
           <w:lang w:val="en-US"/>
         </w:rPr>
-        <w:t xml:space="preserve">    </w:t>
-      </w:r>
-      <w:r>
+        <w:t>&gt;</w:t>
+      </w:r>
+    </w:p>
+    <w:p>
+      <w:pPr>
+        <w:ind w:firstLine="709"/>
         <w:rPr>
           <w:rFonts w:ascii="Liberation Mono" w:eastAsiaTheme="minorEastAsia" w:hAnsi="Liberation Mono"/>
           <w:sz w:val="18"/>
           <w:lang w:val="en-US"/>
         </w:rPr>
-        <w:t>&lt;Radius&gt;15&lt;/Radius&gt;</w:t>
-      </w:r>
-    </w:p>
-    <w:p>
-      <w:pPr>
-        <w:ind w:firstLine="709"/>
-        <w:rPr>
-          <w:rFonts w:ascii="Liberation Mono" w:eastAsiaTheme="minorEastAsia" w:hAnsi="Liberation Mono"/>
-          <w:sz w:val="18"/>
-        </w:rPr>
       </w:pPr>
       <w:r>
         <w:rPr>
@@ -9467,14 +10582,405 @@
           <w:sz w:val="18"/>
           <w:lang w:val="en-US"/>
         </w:rPr>
-        <w:t xml:space="preserve">  </w:t>
-      </w:r>
+        <w:t xml:space="preserve">  &lt;</w:t>
+      </w:r>
+      <w:proofErr w:type="spellStart"/>
       <w:r>
         <w:rPr>
           <w:rFonts w:ascii="Liberation Mono" w:eastAsiaTheme="minorEastAsia" w:hAnsi="Liberation Mono"/>
           <w:sz w:val="18"/>
-        </w:rPr>
-        <w:t>&lt;/anyType&gt;</w:t>
+          <w:lang w:val="en-US"/>
+        </w:rPr>
+        <w:t>anyType</w:t>
+      </w:r>
+      <w:proofErr w:type="spellEnd"/>
+      <w:r>
+        <w:rPr>
+          <w:rFonts w:ascii="Liberation Mono" w:eastAsiaTheme="minorEastAsia" w:hAnsi="Liberation Mono"/>
+          <w:sz w:val="18"/>
+          <w:lang w:val="en-US"/>
+        </w:rPr>
+        <w:t xml:space="preserve"> </w:t>
+      </w:r>
+      <w:proofErr w:type="spellStart"/>
+      <w:proofErr w:type="gramStart"/>
+      <w:r>
+        <w:rPr>
+          <w:rFonts w:ascii="Liberation Mono" w:eastAsiaTheme="minorEastAsia" w:hAnsi="Liberation Mono"/>
+          <w:sz w:val="18"/>
+          <w:lang w:val="en-US"/>
+        </w:rPr>
+        <w:t>xsi:type</w:t>
+      </w:r>
+      <w:proofErr w:type="spellEnd"/>
+      <w:proofErr w:type="gramEnd"/>
+      <w:r>
+        <w:rPr>
+          <w:rFonts w:ascii="Liberation Mono" w:eastAsiaTheme="minorEastAsia" w:hAnsi="Liberation Mono"/>
+          <w:sz w:val="18"/>
+          <w:lang w:val="en-US"/>
+        </w:rPr>
+        <w:t>="</w:t>
+      </w:r>
+      <w:proofErr w:type="spellStart"/>
+      <w:r>
+        <w:rPr>
+          <w:rFonts w:ascii="Liberation Mono" w:eastAsiaTheme="minorEastAsia" w:hAnsi="Liberation Mono"/>
+          <w:sz w:val="18"/>
+          <w:lang w:val="en-US"/>
+        </w:rPr>
+        <w:t>TriangleData</w:t>
+      </w:r>
+      <w:proofErr w:type="spellEnd"/>
+      <w:r>
+        <w:rPr>
+          <w:rFonts w:ascii="Liberation Mono" w:eastAsiaTheme="minorEastAsia" w:hAnsi="Liberation Mono"/>
+          <w:sz w:val="18"/>
+          <w:lang w:val="en-US"/>
+        </w:rPr>
+        <w:t>"&gt;</w:t>
+      </w:r>
+    </w:p>
+    <w:p>
+      <w:pPr>
+        <w:ind w:firstLine="709"/>
+        <w:rPr>
+          <w:rFonts w:ascii="Liberation Mono" w:eastAsiaTheme="minorEastAsia" w:hAnsi="Liberation Mono"/>
+          <w:sz w:val="18"/>
+          <w:lang w:val="en-US"/>
+        </w:rPr>
+      </w:pPr>
+      <w:r>
+        <w:rPr>
+          <w:rFonts w:ascii="Liberation Mono" w:eastAsiaTheme="minorEastAsia" w:hAnsi="Liberation Mono"/>
+          <w:sz w:val="18"/>
+          <w:lang w:val="en-US"/>
+        </w:rPr>
+        <w:t xml:space="preserve">    &lt;</w:t>
+      </w:r>
+      <w:proofErr w:type="spellStart"/>
+      <w:r>
+        <w:rPr>
+          <w:rFonts w:ascii="Liberation Mono" w:eastAsiaTheme="minorEastAsia" w:hAnsi="Liberation Mono"/>
+          <w:sz w:val="18"/>
+          <w:lang w:val="en-US"/>
+        </w:rPr>
+        <w:t>SideA</w:t>
+      </w:r>
+      <w:proofErr w:type="spellEnd"/>
+      <w:r>
+        <w:rPr>
+          <w:rFonts w:ascii="Liberation Mono" w:eastAsiaTheme="minorEastAsia" w:hAnsi="Liberation Mono"/>
+          <w:sz w:val="18"/>
+          <w:lang w:val="en-US"/>
+        </w:rPr>
+        <w:t>&gt;17&lt;/</w:t>
+      </w:r>
+      <w:proofErr w:type="spellStart"/>
+      <w:r>
+        <w:rPr>
+          <w:rFonts w:ascii="Liberation Mono" w:eastAsiaTheme="minorEastAsia" w:hAnsi="Liberation Mono"/>
+          <w:sz w:val="18"/>
+          <w:lang w:val="en-US"/>
+        </w:rPr>
+        <w:t>SideA</w:t>
+      </w:r>
+      <w:proofErr w:type="spellEnd"/>
+      <w:r>
+        <w:rPr>
+          <w:rFonts w:ascii="Liberation Mono" w:eastAsiaTheme="minorEastAsia" w:hAnsi="Liberation Mono"/>
+          <w:sz w:val="18"/>
+          <w:lang w:val="en-US"/>
+        </w:rPr>
+        <w:t>&gt;</w:t>
+      </w:r>
+    </w:p>
+    <w:p>
+      <w:pPr>
+        <w:ind w:firstLine="709"/>
+        <w:rPr>
+          <w:rFonts w:ascii="Liberation Mono" w:eastAsiaTheme="minorEastAsia" w:hAnsi="Liberation Mono"/>
+          <w:sz w:val="18"/>
+          <w:lang w:val="en-US"/>
+        </w:rPr>
+      </w:pPr>
+      <w:r>
+        <w:rPr>
+          <w:rFonts w:ascii="Liberation Mono" w:eastAsiaTheme="minorEastAsia" w:hAnsi="Liberation Mono"/>
+          <w:sz w:val="18"/>
+          <w:lang w:val="en-US"/>
+        </w:rPr>
+        <w:t xml:space="preserve">    &lt;</w:t>
+      </w:r>
+      <w:proofErr w:type="spellStart"/>
+      <w:r>
+        <w:rPr>
+          <w:rFonts w:ascii="Liberation Mono" w:eastAsiaTheme="minorEastAsia" w:hAnsi="Liberation Mono"/>
+          <w:sz w:val="18"/>
+          <w:lang w:val="en-US"/>
+        </w:rPr>
+        <w:t>SideB</w:t>
+      </w:r>
+      <w:proofErr w:type="spellEnd"/>
+      <w:r>
+        <w:rPr>
+          <w:rFonts w:ascii="Liberation Mono" w:eastAsiaTheme="minorEastAsia" w:hAnsi="Liberation Mono"/>
+          <w:sz w:val="18"/>
+          <w:lang w:val="en-US"/>
+        </w:rPr>
+        <w:t>&gt;7&lt;/</w:t>
+      </w:r>
+      <w:proofErr w:type="spellStart"/>
+      <w:r>
+        <w:rPr>
+          <w:rFonts w:ascii="Liberation Mono" w:eastAsiaTheme="minorEastAsia" w:hAnsi="Liberation Mono"/>
+          <w:sz w:val="18"/>
+          <w:lang w:val="en-US"/>
+        </w:rPr>
+        <w:t>SideB</w:t>
+      </w:r>
+      <w:proofErr w:type="spellEnd"/>
+      <w:r>
+        <w:rPr>
+          <w:rFonts w:ascii="Liberation Mono" w:eastAsiaTheme="minorEastAsia" w:hAnsi="Liberation Mono"/>
+          <w:sz w:val="18"/>
+          <w:lang w:val="en-US"/>
+        </w:rPr>
+        <w:t>&gt;</w:t>
+      </w:r>
+    </w:p>
+    <w:p>
+      <w:pPr>
+        <w:ind w:firstLine="709"/>
+        <w:rPr>
+          <w:rFonts w:ascii="Liberation Mono" w:eastAsiaTheme="minorEastAsia" w:hAnsi="Liberation Mono"/>
+          <w:sz w:val="18"/>
+          <w:lang w:val="en-US"/>
+        </w:rPr>
+      </w:pPr>
+      <w:r>
+        <w:rPr>
+          <w:rFonts w:ascii="Liberation Mono" w:eastAsiaTheme="minorEastAsia" w:hAnsi="Liberation Mono"/>
+          <w:sz w:val="18"/>
+          <w:lang w:val="en-US"/>
+        </w:rPr>
+        <w:t xml:space="preserve">    &lt;</w:t>
+      </w:r>
+      <w:proofErr w:type="spellStart"/>
+      <w:r>
+        <w:rPr>
+          <w:rFonts w:ascii="Liberation Mono" w:eastAsiaTheme="minorEastAsia" w:hAnsi="Liberation Mono"/>
+          <w:sz w:val="18"/>
+          <w:lang w:val="en-US"/>
+        </w:rPr>
+        <w:t>SideC</w:t>
+      </w:r>
+      <w:proofErr w:type="spellEnd"/>
+      <w:r>
+        <w:rPr>
+          <w:rFonts w:ascii="Liberation Mono" w:eastAsiaTheme="minorEastAsia" w:hAnsi="Liberation Mono"/>
+          <w:sz w:val="18"/>
+          <w:lang w:val="en-US"/>
+        </w:rPr>
+        <w:t>&gt;19&lt;/</w:t>
+      </w:r>
+      <w:proofErr w:type="spellStart"/>
+      <w:r>
+        <w:rPr>
+          <w:rFonts w:ascii="Liberation Mono" w:eastAsiaTheme="minorEastAsia" w:hAnsi="Liberation Mono"/>
+          <w:sz w:val="18"/>
+          <w:lang w:val="en-US"/>
+        </w:rPr>
+        <w:t>SideC</w:t>
+      </w:r>
+      <w:proofErr w:type="spellEnd"/>
+      <w:r>
+        <w:rPr>
+          <w:rFonts w:ascii="Liberation Mono" w:eastAsiaTheme="minorEastAsia" w:hAnsi="Liberation Mono"/>
+          <w:sz w:val="18"/>
+          <w:lang w:val="en-US"/>
+        </w:rPr>
+        <w:t>&gt;</w:t>
+      </w:r>
+    </w:p>
+    <w:p>
+      <w:pPr>
+        <w:ind w:firstLine="709"/>
+        <w:rPr>
+          <w:rFonts w:ascii="Liberation Mono" w:eastAsiaTheme="minorEastAsia" w:hAnsi="Liberation Mono"/>
+          <w:sz w:val="18"/>
+          <w:lang w:val="en-US"/>
+        </w:rPr>
+      </w:pPr>
+      <w:r>
+        <w:rPr>
+          <w:rFonts w:ascii="Liberation Mono" w:eastAsiaTheme="minorEastAsia" w:hAnsi="Liberation Mono"/>
+          <w:sz w:val="18"/>
+          <w:lang w:val="en-US"/>
+        </w:rPr>
+        <w:t xml:space="preserve">  &lt;/</w:t>
+      </w:r>
+      <w:proofErr w:type="spellStart"/>
+      <w:r>
+        <w:rPr>
+          <w:rFonts w:ascii="Liberation Mono" w:eastAsiaTheme="minorEastAsia" w:hAnsi="Liberation Mono"/>
+          <w:sz w:val="18"/>
+          <w:lang w:val="en-US"/>
+        </w:rPr>
+        <w:t>anyType</w:t>
+      </w:r>
+      <w:proofErr w:type="spellEnd"/>
+      <w:r>
+        <w:rPr>
+          <w:rFonts w:ascii="Liberation Mono" w:eastAsiaTheme="minorEastAsia" w:hAnsi="Liberation Mono"/>
+          <w:sz w:val="18"/>
+          <w:lang w:val="en-US"/>
+        </w:rPr>
+        <w:t>&gt;</w:t>
+      </w:r>
+    </w:p>
+    <w:p>
+      <w:pPr>
+        <w:ind w:firstLine="709"/>
+        <w:rPr>
+          <w:rFonts w:ascii="Liberation Mono" w:eastAsiaTheme="minorEastAsia" w:hAnsi="Liberation Mono"/>
+          <w:sz w:val="18"/>
+          <w:lang w:val="en-US"/>
+        </w:rPr>
+      </w:pPr>
+      <w:r>
+        <w:rPr>
+          <w:rFonts w:ascii="Liberation Mono" w:eastAsiaTheme="minorEastAsia" w:hAnsi="Liberation Mono"/>
+          <w:sz w:val="18"/>
+          <w:lang w:val="en-US"/>
+        </w:rPr>
+        <w:t xml:space="preserve">  &lt;</w:t>
+      </w:r>
+      <w:proofErr w:type="spellStart"/>
+      <w:r>
+        <w:rPr>
+          <w:rFonts w:ascii="Liberation Mono" w:eastAsiaTheme="minorEastAsia" w:hAnsi="Liberation Mono"/>
+          <w:sz w:val="18"/>
+          <w:lang w:val="en-US"/>
+        </w:rPr>
+        <w:t>anyType</w:t>
+      </w:r>
+      <w:proofErr w:type="spellEnd"/>
+      <w:r>
+        <w:rPr>
+          <w:rFonts w:ascii="Liberation Mono" w:eastAsiaTheme="minorEastAsia" w:hAnsi="Liberation Mono"/>
+          <w:sz w:val="18"/>
+          <w:lang w:val="en-US"/>
+        </w:rPr>
+        <w:t xml:space="preserve"> </w:t>
+      </w:r>
+      <w:proofErr w:type="spellStart"/>
+      <w:proofErr w:type="gramStart"/>
+      <w:r>
+        <w:rPr>
+          <w:rFonts w:ascii="Liberation Mono" w:eastAsiaTheme="minorEastAsia" w:hAnsi="Liberation Mono"/>
+          <w:sz w:val="18"/>
+          <w:lang w:val="en-US"/>
+        </w:rPr>
+        <w:t>xsi:type</w:t>
+      </w:r>
+      <w:proofErr w:type="spellEnd"/>
+      <w:proofErr w:type="gramEnd"/>
+      <w:r>
+        <w:rPr>
+          <w:rFonts w:ascii="Liberation Mono" w:eastAsiaTheme="minorEastAsia" w:hAnsi="Liberation Mono"/>
+          <w:sz w:val="18"/>
+          <w:lang w:val="en-US"/>
+        </w:rPr>
+        <w:t>="</w:t>
+      </w:r>
+      <w:proofErr w:type="spellStart"/>
+      <w:r>
+        <w:rPr>
+          <w:rFonts w:ascii="Liberation Mono" w:eastAsiaTheme="minorEastAsia" w:hAnsi="Liberation Mono"/>
+          <w:sz w:val="18"/>
+          <w:lang w:val="en-US"/>
+        </w:rPr>
+        <w:t>CircleData</w:t>
+      </w:r>
+      <w:proofErr w:type="spellEnd"/>
+      <w:r>
+        <w:rPr>
+          <w:rFonts w:ascii="Liberation Mono" w:eastAsiaTheme="minorEastAsia" w:hAnsi="Liberation Mono"/>
+          <w:sz w:val="18"/>
+          <w:lang w:val="en-US"/>
+        </w:rPr>
+        <w:t>"&gt;</w:t>
+      </w:r>
+    </w:p>
+    <w:p>
+      <w:pPr>
+        <w:ind w:firstLine="709"/>
+        <w:rPr>
+          <w:rFonts w:ascii="Liberation Mono" w:eastAsiaTheme="minorEastAsia" w:hAnsi="Liberation Mono"/>
+          <w:sz w:val="18"/>
+          <w:lang w:val="en-US"/>
+        </w:rPr>
+      </w:pPr>
+      <w:r>
+        <w:rPr>
+          <w:rFonts w:ascii="Liberation Mono" w:eastAsiaTheme="minorEastAsia" w:hAnsi="Liberation Mono"/>
+          <w:sz w:val="18"/>
+          <w:lang w:val="en-US"/>
+        </w:rPr>
+        <w:t xml:space="preserve">    </w:t>
+      </w:r>
+      <w:r>
+        <w:rPr>
+          <w:rFonts w:ascii="Liberation Mono" w:eastAsiaTheme="minorEastAsia" w:hAnsi="Liberation Mono"/>
+          <w:sz w:val="18"/>
+          <w:lang w:val="en-US"/>
+        </w:rPr>
+        <w:t>&lt;Radius&gt;15&lt;/Radius&gt;</w:t>
+      </w:r>
+    </w:p>
+    <w:p>
+      <w:pPr>
+        <w:ind w:firstLine="709"/>
+        <w:rPr>
+          <w:rFonts w:ascii="Liberation Mono" w:eastAsiaTheme="minorEastAsia" w:hAnsi="Liberation Mono"/>
+          <w:sz w:val="18"/>
+          <w:lang w:val="en-US"/>
+        </w:rPr>
+      </w:pPr>
+      <w:r>
+        <w:rPr>
+          <w:rFonts w:ascii="Liberation Mono" w:eastAsiaTheme="minorEastAsia" w:hAnsi="Liberation Mono"/>
+          <w:sz w:val="18"/>
+          <w:lang w:val="en-US"/>
+        </w:rPr>
+        <w:t xml:space="preserve">  </w:t>
+      </w:r>
+      <w:r>
+        <w:rPr>
+          <w:rFonts w:ascii="Liberation Mono" w:eastAsiaTheme="minorEastAsia" w:hAnsi="Liberation Mono"/>
+          <w:sz w:val="18"/>
+          <w:lang w:val="en-US"/>
+        </w:rPr>
+        <w:t>&lt;/</w:t>
+      </w:r>
+      <w:proofErr w:type="spellStart"/>
+      <w:r>
+        <w:rPr>
+          <w:rFonts w:ascii="Liberation Mono" w:eastAsiaTheme="minorEastAsia" w:hAnsi="Liberation Mono"/>
+          <w:sz w:val="18"/>
+          <w:lang w:val="en-US"/>
+        </w:rPr>
+        <w:t>anyType</w:t>
+      </w:r>
+      <w:proofErr w:type="spellEnd"/>
+      <w:r>
+        <w:rPr>
+          <w:rFonts w:ascii="Liberation Mono" w:eastAsiaTheme="minorEastAsia" w:hAnsi="Liberation Mono"/>
+          <w:sz w:val="18"/>
+          <w:lang w:val="en-US"/>
+        </w:rPr>
+        <w:t>&gt;</w:t>
       </w:r>
     </w:p>
     <w:p>
@@ -9488,14 +10994,34 @@
           <w:sz w:val="18"/>
           <w:szCs w:val="28"/>
           <w:shd w:val="clear" w:color="auto" w:fill="FFFFFF"/>
+          <w:lang w:val="en-US"/>
         </w:rPr>
       </w:pPr>
       <w:r>
         <w:rPr>
           <w:rFonts w:ascii="Liberation Mono" w:eastAsiaTheme="minorEastAsia" w:hAnsi="Liberation Mono"/>
           <w:sz w:val="18"/>
-        </w:rPr>
-        <w:t>&lt;/ArrayOfAnyType&gt;</w:t>
+          <w:lang w:val="en-US"/>
+        </w:rPr>
+        <w:t>&lt;/</w:t>
+      </w:r>
+      <w:proofErr w:type="spellStart"/>
+      <w:r>
+        <w:rPr>
+          <w:rFonts w:ascii="Liberation Mono" w:eastAsiaTheme="minorEastAsia" w:hAnsi="Liberation Mono"/>
+          <w:sz w:val="18"/>
+          <w:lang w:val="en-US"/>
+        </w:rPr>
+        <w:t>ArrayOfAnyType</w:t>
+      </w:r>
+      <w:proofErr w:type="spellEnd"/>
+      <w:r>
+        <w:rPr>
+          <w:rFonts w:ascii="Liberation Mono" w:eastAsiaTheme="minorEastAsia" w:hAnsi="Liberation Mono"/>
+          <w:sz w:val="18"/>
+          <w:lang w:val="en-US"/>
+        </w:rPr>
+        <w:t>&gt;</w:t>
       </w:r>
       <w:r>
         <w:rPr>
@@ -9506,6 +11032,7 @@
           <w:sz w:val="18"/>
           <w:szCs w:val="28"/>
           <w:shd w:val="clear" w:color="auto" w:fill="FFFFFF"/>
+          <w:lang w:val="en-US"/>
         </w:rPr>
         <w:t xml:space="preserve"> </w:t>
       </w:r>
@@ -9520,6 +11047,7 @@
           <w:color w:val="000000"/>
           <w:szCs w:val="28"/>
           <w:shd w:val="clear" w:color="auto" w:fill="FFFFFF"/>
+          <w:lang w:val="en-US"/>
         </w:rPr>
       </w:pPr>
       <w:r>
@@ -9530,15 +11058,9 @@
           <w:color w:val="000000"/>
           <w:szCs w:val="28"/>
           <w:shd w:val="clear" w:color="auto" w:fill="FFFFFF"/>
-        </w:rPr>
-        <w:t xml:space="preserve">4.3 Функциональные </w:t>
-      </w:r>
-      <w:commentRangeEnd w:id="26"/>
-      <w:r>
-        <w:rPr>
-          <w:rStyle w:val="af2"/>
-        </w:rPr>
-        <w:commentReference w:id="26"/>
+          <w:lang w:val="en-US"/>
+        </w:rPr>
+        <w:t xml:space="preserve">4.3 </w:t>
       </w:r>
       <w:r>
         <w:rPr>
@@ -9549,84 +11071,9 @@
           <w:szCs w:val="28"/>
           <w:shd w:val="clear" w:color="auto" w:fill="FFFFFF"/>
         </w:rPr>
-        <w:t>требования</w:t>
-      </w:r>
-    </w:p>
-    <w:p>
-      <w:r>
-        <w:t>F01. Система должна поддерживать три типа фигур: круг, прямоугольник и треугольник.</w:t>
-      </w:r>
-    </w:p>
-    <w:p>
-      <w:r>
-        <w:t>F02. Для круга должны вычисляться площадь S = πr² и периметр P = 2πr.</w:t>
-      </w:r>
-    </w:p>
-    <w:p>
-      <w:r>
-        <w:lastRenderedPageBreak/>
-        <w:t>F03. Для прямоугольника должны вычисляться площадь S = ab и периметр P = 2(a + b).</w:t>
-      </w:r>
-    </w:p>
-    <w:p>
-      <w:r>
-        <w:t>F04. Для треугольника должны вычисляться периметр P = a + b + c и площадь по формуле Герона S = √(p(p − a)(p − b)(p − c)), где p = P/2.</w:t>
-      </w:r>
-    </w:p>
-    <w:p>
-      <w:r>
-        <w:t>F05. Все линейные размеры должны быть положительными.</w:t>
-      </w:r>
-    </w:p>
-    <w:p>
-      <w:r>
-        <w:t>F06. Система должна отклонять треугольники, не удовлетворяющие неравенству треугольника</w:t>
-      </w:r>
-      <w:r>
-        <w:t xml:space="preserve">: </w:t>
-      </w:r>
-      <w:r>
-        <w:rPr>
-          <w:rFonts w:cs="Times New Roman"/>
-          <w:color w:val="333333"/>
-          <w:shd w:val="clear" w:color="auto" w:fill="FFFFFF"/>
-        </w:rPr>
-        <w:t>a + b &gt; c, a + c &gt; b, b + c &gt; a</w:t>
-      </w:r>
-    </w:p>
-    <w:p>
-      <w:r>
-        <w:t>F07. Система должна обеспечивать добавление фигур через отдельную форму.</w:t>
-      </w:r>
-    </w:p>
-    <w:p>
-      <w:r>
-        <w:t>F08. Система должна обеспечивать удаление выбранной фигуры кнопкой и клавишей Delete.</w:t>
-      </w:r>
-    </w:p>
-    <w:p>
-      <w:r>
-        <w:t>F09. Система должна выполнять регистронезависимый поиск по названию, описанию и параметрам фигуры.</w:t>
-      </w:r>
-    </w:p>
-    <w:p>
-      <w:r>
-        <w:t>F10. Система должна сохранять список фигур в файл *.shapes.</w:t>
-      </w:r>
-    </w:p>
-    <w:p>
-      <w:r>
-        <w:t>F11. Система должна загружать список фигур из файла *.shapes.</w:t>
-      </w:r>
-    </w:p>
-    <w:p>
-      <w:r>
-        <w:t>F12. В конфигурации DEBUG форма добавления должна поддерживать генерацию корректных случайных параметров.</w:t>
-      </w:r>
-    </w:p>
-    <w:p>
-      <w:pPr>
-        <w:ind w:firstLine="709"/>
+        <w:t>Функциональные</w:t>
+      </w:r>
+      <w:r>
         <w:rPr>
           <w:rFonts w:cs="Times New Roman"/>
           <w:b/>
@@ -9634,12 +11081,11 @@
           <w:color w:val="000000"/>
           <w:szCs w:val="28"/>
           <w:shd w:val="clear" w:color="auto" w:fill="FFFFFF"/>
-        </w:rPr>
-      </w:pPr>
-    </w:p>
-    <w:p>
-      <w:pPr>
-        <w:ind w:firstLine="709"/>
+          <w:lang w:val="en-US"/>
+        </w:rPr>
+        <w:t xml:space="preserve"> </w:t>
+      </w:r>
+      <w:r>
         <w:rPr>
           <w:rFonts w:cs="Times New Roman"/>
           <w:b/>
@@ -9648,7 +11094,156 @@
           <w:szCs w:val="28"/>
           <w:shd w:val="clear" w:color="auto" w:fill="FFFFFF"/>
         </w:rPr>
-      </w:pPr>
+        <w:t>требования</w:t>
+      </w:r>
+    </w:p>
+    <w:p>
+      <w:r>
+        <w:t>F01. Система должна поддерживать три типа фигур: круг, прямоугольник и треугольник.</w:t>
+      </w:r>
+    </w:p>
+    <w:p>
+      <w:r>
+        <w:t>F02. Для круга должны вычисляться площадь S = πr² и периметр P = 2πr.</w:t>
+      </w:r>
+    </w:p>
+    <w:p>
+      <w:r>
+        <w:lastRenderedPageBreak/>
+        <w:t xml:space="preserve">F03. Для прямоугольника должны вычисляться площадь S = </w:t>
+      </w:r>
+      <w:proofErr w:type="spellStart"/>
+      <w:r>
+        <w:t>ab</w:t>
+      </w:r>
+      <w:proofErr w:type="spellEnd"/>
+      <w:r>
+        <w:t xml:space="preserve"> и периметр P = 2(a + b).</w:t>
+      </w:r>
+    </w:p>
+    <w:p>
+      <w:r>
+        <w:t xml:space="preserve">F04. Для треугольника должны вычисляться периметр P = a + b + c и площадь по формуле Герона S = </w:t>
+      </w:r>
+      <w:proofErr w:type="gramStart"/>
+      <w:r>
+        <w:t>√(</w:t>
+      </w:r>
+      <w:proofErr w:type="gramEnd"/>
+      <w:r>
+        <w:t>p(p − a)(p − b)(p − c)), где p = P/2.</w:t>
+      </w:r>
+    </w:p>
+    <w:p>
+      <w:r>
+        <w:t>F05. Все линейные размеры должны быть положительными.</w:t>
+      </w:r>
+    </w:p>
+    <w:p>
+      <w:r>
+        <w:t>F06. Система должна отклонять треугольники, не удовлетворяющие неравенству треугольника</w:t>
+      </w:r>
+      <w:r>
+        <w:t xml:space="preserve">: </w:t>
+      </w:r>
+      <w:r>
+        <w:rPr>
+          <w:rFonts w:cs="Times New Roman"/>
+          <w:color w:val="333333"/>
+          <w:shd w:val="clear" w:color="auto" w:fill="FFFFFF"/>
+        </w:rPr>
+        <w:t xml:space="preserve">a + </w:t>
+      </w:r>
+      <w:proofErr w:type="gramStart"/>
+      <w:r>
+        <w:rPr>
+          <w:rFonts w:cs="Times New Roman"/>
+          <w:color w:val="333333"/>
+          <w:shd w:val="clear" w:color="auto" w:fill="FFFFFF"/>
+        </w:rPr>
+        <w:t>b &gt;</w:t>
+      </w:r>
+      <w:proofErr w:type="gramEnd"/>
+      <w:r>
+        <w:rPr>
+          <w:rFonts w:cs="Times New Roman"/>
+          <w:color w:val="333333"/>
+          <w:shd w:val="clear" w:color="auto" w:fill="FFFFFF"/>
+        </w:rPr>
+        <w:t xml:space="preserve"> c, a + c &gt; b, b + c &gt; a</w:t>
+      </w:r>
+    </w:p>
+    <w:p>
+      <w:r>
+        <w:t>F07. Система должна обеспечивать добавление фигур через отдельную форму.</w:t>
+      </w:r>
+    </w:p>
+    <w:p>
+      <w:r>
+        <w:t xml:space="preserve">F08. Система должна обеспечивать удаление выбранной фигуры кнопкой и клавишей </w:t>
+      </w:r>
+      <w:proofErr w:type="spellStart"/>
+      <w:r>
+        <w:t>Delete</w:t>
+      </w:r>
+      <w:proofErr w:type="spellEnd"/>
+      <w:r>
+        <w:t>.</w:t>
+      </w:r>
+    </w:p>
+    <w:p>
+      <w:r>
+        <w:t xml:space="preserve">F09. Система должна выполнять </w:t>
+      </w:r>
+      <w:proofErr w:type="spellStart"/>
+      <w:r>
+        <w:t>регистронезависимый</w:t>
+      </w:r>
+      <w:proofErr w:type="spellEnd"/>
+      <w:r>
+        <w:t xml:space="preserve"> поиск по названию, описанию и параметрам фигуры.</w:t>
+      </w:r>
+    </w:p>
+    <w:p>
+      <w:r>
+        <w:t xml:space="preserve">F10. Система должна сохранять список фигур в файл </w:t>
+      </w:r>
+      <w:proofErr w:type="gramStart"/>
+      <w:r>
+        <w:t>*.</w:t>
+      </w:r>
+      <w:proofErr w:type="spellStart"/>
+      <w:r>
+        <w:t>shapes</w:t>
+      </w:r>
+      <w:proofErr w:type="spellEnd"/>
+      <w:proofErr w:type="gramEnd"/>
+      <w:r>
+        <w:t>.</w:t>
+      </w:r>
+    </w:p>
+    <w:p>
+      <w:r>
+        <w:t xml:space="preserve">F11. Система должна загружать список фигур из файла </w:t>
+      </w:r>
+      <w:proofErr w:type="gramStart"/>
+      <w:r>
+        <w:t>*.</w:t>
+      </w:r>
+      <w:proofErr w:type="spellStart"/>
+      <w:r>
+        <w:t>shapes</w:t>
+      </w:r>
+      <w:proofErr w:type="spellEnd"/>
+      <w:proofErr w:type="gramEnd"/>
+      <w:r>
+        <w:t>.</w:t>
+      </w:r>
+    </w:p>
+    <w:p>
+      <w:r>
+        <w:t>F12. В конфигурации DEBUG форма добавления должна поддерживать генерацию корректных случайных параметров.</w:t>
+      </w:r>
     </w:p>
     <w:p>
       <w:pPr>
@@ -9703,6 +11298,32 @@
       <w:r>
         <w:t>U06. Форма поиска должна отображать все совпавшие объекты и сообщать об отсутствии результатов.</w:t>
       </w:r>
+    </w:p>
+    <w:p>
+      <w:pPr>
+        <w:ind w:firstLine="709"/>
+        <w:rPr>
+          <w:rFonts w:cs="Times New Roman"/>
+          <w:b/>
+          <w:bCs/>
+          <w:color w:val="000000"/>
+          <w:szCs w:val="28"/>
+          <w:shd w:val="clear" w:color="auto" w:fill="FFFFFF"/>
+        </w:rPr>
+      </w:pPr>
+    </w:p>
+    <w:p>
+      <w:pPr>
+        <w:ind w:firstLine="709"/>
+        <w:rPr>
+          <w:rFonts w:cs="Times New Roman"/>
+          <w:b/>
+          <w:bCs/>
+          <w:color w:val="000000"/>
+          <w:szCs w:val="28"/>
+          <w:shd w:val="clear" w:color="auto" w:fill="FFFFFF"/>
+        </w:rPr>
+      </w:pPr>
     </w:p>
     <w:p>
       <w:pPr>
@@ -9864,34 +11485,8 @@
 </file>
 
 <file path=word/comments.xml><?xml version="1.0" encoding="utf-8"?>
-<w:comments xmlns:wpc="http://schemas.microsoft.com/office/word/2010/wordprocessingCanvas" xmlns:cx="http://schemas.microsoft.com/office/drawing/2014/chartex" xmlns:cx1="http://schemas.microsoft.com/office/drawing/2015/9/8/chartex" xmlns:mc="http://schemas.openxmlformats.org/markup-compatibility/2006" xmlns:o="urn:schemas-microsoft-com:office:office" xmlns:r="http://schemas.openxmlformats.org/officeDocument/2006/relationships" xmlns:m="http://schemas.openxmlformats.org/officeDocument/2006/math" xmlns:v="urn:schemas-microsoft-com:vml" xmlns:wp14="http://schemas.microsoft.com/office/word/2010/wordprocessingDrawing" xmlns:wp="http://schemas.openxmlformats.org/drawingml/2006/wordprocessingDrawing" xmlns:w10="urn:schemas-microsoft-com:office:word" xmlns:w="http://schemas.openxmlformats.org/wordprocessingml/2006/main" xmlns:w14="http://schemas.microsoft.com/office/word/2010/wordml" xmlns:w15="http://schemas.microsoft.com/office/word/2012/wordml" xmlns:w16se="http://schemas.microsoft.com/office/word/2015/wordml/symex" xmlns:wpg="http://schemas.microsoft.com/office/word/2010/wordprocessingGroup" xmlns:wpi="http://schemas.microsoft.com/office/word/2010/wordprocessingInk" xmlns:wne="http://schemas.microsoft.com/office/word/2006/wordml" xmlns:wps="http://schemas.microsoft.com/office/word/2010/wordprocessingShape" mc:Ignorable="w14 w15 w16se wp14">
-  <w:comment w:id="24" w:author="Aleksey A. Kalentev" w:date="2026-06-13T13:56:00Z" w:initials="AAK">
-    <w:p>
-      <w:pPr>
-        <w:pStyle w:val="af3"/>
-      </w:pPr>
-      <w:r>
-        <w:rPr>
-          <w:rStyle w:val="af2"/>
-        </w:rPr>
-        <w:annotationRef/>
-      </w:r>
-    </w:p>
-  </w:comment>
-  <w:comment w:id="25" w:author="Aleksey A. Kalentev" w:date="2026-06-13T13:56:00Z" w:initials="AAK">
-    <w:p>
-      <w:pPr>
-        <w:pStyle w:val="af3"/>
-      </w:pPr>
-      <w:r>
-        <w:rPr>
-          <w:rStyle w:val="af2"/>
-        </w:rPr>
-        <w:annotationRef/>
-      </w:r>
-    </w:p>
-  </w:comment>
-  <w:comment w:id="26" w:author="Aleksey A. Kalentev" w:date="2026-06-13T13:56:00Z" w:initials="AAK">
+<w:comments xmlns:wpc="http://schemas.microsoft.com/office/word/2010/wordprocessingCanvas" xmlns:cx="http://schemas.microsoft.com/office/drawing/2014/chartex" xmlns:cx1="http://schemas.microsoft.com/office/drawing/2015/9/8/chartex" xmlns:cx2="http://schemas.microsoft.com/office/drawing/2015/10/21/chartex" xmlns:cx3="http://schemas.microsoft.com/office/drawing/2016/5/9/chartex" xmlns:cx4="http://schemas.microsoft.com/office/drawing/2016/5/10/chartex" xmlns:cx5="http://schemas.microsoft.com/office/drawing/2016/5/11/chartex" xmlns:cx6="http://schemas.microsoft.com/office/drawing/2016/5/12/chartex" xmlns:cx7="http://schemas.microsoft.com/office/drawing/2016/5/13/chartex" xmlns:cx8="http://schemas.microsoft.com/office/drawing/2016/5/14/chartex" xmlns:mc="http://schemas.openxmlformats.org/markup-compatibility/2006" xmlns:aink="http://schemas.microsoft.com/office/drawing/2016/ink" xmlns:am3d="http://schemas.microsoft.com/office/drawing/2017/model3d" xmlns:o="urn:schemas-microsoft-com:office:office" xmlns:r="http://schemas.openxmlformats.org/officeDocument/2006/relationships" xmlns:m="http://schemas.openxmlformats.org/officeDocument/2006/math" xmlns:v="urn:schemas-microsoft-com:vml" xmlns:wp14="http://schemas.microsoft.com/office/word/2010/wordprocessingDrawing" xmlns:wp="http://schemas.openxmlformats.org/drawingml/2006/wordprocessingDrawing" xmlns:w10="urn:schemas-microsoft-com:office:word" xmlns:w="http://schemas.openxmlformats.org/wordprocessingml/2006/main" xmlns:w14="http://schemas.microsoft.com/office/word/2010/wordml" xmlns:w15="http://schemas.microsoft.com/office/word/2012/wordml" xmlns:w16cex="http://schemas.microsoft.com/office/word/2018/wordml/cex" xmlns:w16cid="http://schemas.microsoft.com/office/word/2016/wordml/cid" xmlns:w16="http://schemas.microsoft.com/office/word/2018/wordml" xmlns:w16sdtdh="http://schemas.microsoft.com/office/word/2020/wordml/sdtdatahash" xmlns:w16se="http://schemas.microsoft.com/office/word/2015/wordml/symex" xmlns:wpg="http://schemas.microsoft.com/office/word/2010/wordprocessingGroup" xmlns:wpi="http://schemas.microsoft.com/office/word/2010/wordprocessingInk" xmlns:wne="http://schemas.microsoft.com/office/word/2006/wordml" xmlns:wps="http://schemas.microsoft.com/office/word/2010/wordprocessingShape" mc:Ignorable="w14 w15 w16se w16cid w16 w16cex w16sdtdh wp14">
+  <w:comment w:id="23" w:author="Aleksey A. Kalentev" w:date="2026-06-13T13:56:00Z" w:initials="AAK">
     <w:p>
       <w:pPr>
         <w:pStyle w:val="af3"/>
@@ -9908,31 +11503,25 @@
 </file>
 
 <file path=word/commentsExtended.xml><?xml version="1.0" encoding="utf-8"?>
-<w15:commentsEx xmlns:wpc="http://schemas.microsoft.com/office/word/2010/wordprocessingCanvas" xmlns:cx="http://schemas.microsoft.com/office/drawing/2014/chartex" xmlns:cx1="http://schemas.microsoft.com/office/drawing/2015/9/8/chartex" xmlns:mc="http://schemas.openxmlformats.org/markup-compatibility/2006" xmlns:o="urn:schemas-microsoft-com:office:office" xmlns:r="http://schemas.openxmlformats.org/officeDocument/2006/relationships" xmlns:m="http://schemas.openxmlformats.org/officeDocument/2006/math" xmlns:v="urn:schemas-microsoft-com:vml" xmlns:wp14="http://schemas.microsoft.com/office/word/2010/wordprocessingDrawing" xmlns:wp="http://schemas.openxmlformats.org/drawingml/2006/wordprocessingDrawing" xmlns:w10="urn:schemas-microsoft-com:office:word" xmlns:w="http://schemas.openxmlformats.org/wordprocessingml/2006/main" xmlns:w14="http://schemas.microsoft.com/office/word/2010/wordml" xmlns:w15="http://schemas.microsoft.com/office/word/2012/wordml" xmlns:w16se="http://schemas.microsoft.com/office/word/2015/wordml/symex" xmlns:wpg="http://schemas.microsoft.com/office/word/2010/wordprocessingGroup" xmlns:wpi="http://schemas.microsoft.com/office/word/2010/wordprocessingInk" xmlns:wne="http://schemas.microsoft.com/office/word/2006/wordml" xmlns:wps="http://schemas.microsoft.com/office/word/2010/wordprocessingShape" mc:Ignorable="w14 w15 w16se wp14">
-  <w15:commentEx w15:paraId="22B92E96" w15:done="0"/>
+<w15:commentsEx xmlns:wpc="http://schemas.microsoft.com/office/word/2010/wordprocessingCanvas" xmlns:cx="http://schemas.microsoft.com/office/drawing/2014/chartex" xmlns:cx1="http://schemas.microsoft.com/office/drawing/2015/9/8/chartex" xmlns:cx2="http://schemas.microsoft.com/office/drawing/2015/10/21/chartex" xmlns:cx3="http://schemas.microsoft.com/office/drawing/2016/5/9/chartex" xmlns:cx4="http://schemas.microsoft.com/office/drawing/2016/5/10/chartex" xmlns:cx5="http://schemas.microsoft.com/office/drawing/2016/5/11/chartex" xmlns:cx6="http://schemas.microsoft.com/office/drawing/2016/5/12/chartex" xmlns:cx7="http://schemas.microsoft.com/office/drawing/2016/5/13/chartex" xmlns:cx8="http://schemas.microsoft.com/office/drawing/2016/5/14/chartex" xmlns:mc="http://schemas.openxmlformats.org/markup-compatibility/2006" xmlns:aink="http://schemas.microsoft.com/office/drawing/2016/ink" xmlns:am3d="http://schemas.microsoft.com/office/drawing/2017/model3d" xmlns:o="urn:schemas-microsoft-com:office:office" xmlns:r="http://schemas.openxmlformats.org/officeDocument/2006/relationships" xmlns:m="http://schemas.openxmlformats.org/officeDocument/2006/math" xmlns:v="urn:schemas-microsoft-com:vml" xmlns:wp14="http://schemas.microsoft.com/office/word/2010/wordprocessingDrawing" xmlns:wp="http://schemas.openxmlformats.org/drawingml/2006/wordprocessingDrawing" xmlns:w10="urn:schemas-microsoft-com:office:word" xmlns:w="http://schemas.openxmlformats.org/wordprocessingml/2006/main" xmlns:w14="http://schemas.microsoft.com/office/word/2010/wordml" xmlns:w15="http://schemas.microsoft.com/office/word/2012/wordml" xmlns:w16cex="http://schemas.microsoft.com/office/word/2018/wordml/cex" xmlns:w16cid="http://schemas.microsoft.com/office/word/2016/wordml/cid" xmlns:w16="http://schemas.microsoft.com/office/word/2018/wordml" xmlns:w16sdtdh="http://schemas.microsoft.com/office/word/2020/wordml/sdtdatahash" xmlns:w16se="http://schemas.microsoft.com/office/word/2015/wordml/symex" xmlns:wpg="http://schemas.microsoft.com/office/word/2010/wordprocessingGroup" xmlns:wpi="http://schemas.microsoft.com/office/word/2010/wordprocessingInk" xmlns:wne="http://schemas.microsoft.com/office/word/2006/wordml" xmlns:wps="http://schemas.microsoft.com/office/word/2010/wordprocessingShape" mc:Ignorable="w14 w15 w16se w16cid w16 w16cex w16sdtdh wp14">
   <w15:commentEx w15:paraId="7C950C2B" w15:done="0"/>
-  <w15:commentEx w15:paraId="201369CA" w15:done="0"/>
 </w15:commentsEx>
 </file>
 
 <file path=word/commentsExtensible.xml><?xml version="1.0" encoding="utf-8"?>
 <w16cex:commentsExtensible xmlns:wpc="http://schemas.microsoft.com/office/word/2010/wordprocessingCanvas" xmlns:cx="http://schemas.microsoft.com/office/drawing/2014/chartex" xmlns:cx1="http://schemas.microsoft.com/office/drawing/2015/9/8/chartex" xmlns:cx2="http://schemas.microsoft.com/office/drawing/2015/10/21/chartex" xmlns:cx3="http://schemas.microsoft.com/office/drawing/2016/5/9/chartex" xmlns:cx4="http://schemas.microsoft.com/office/drawing/2016/5/10/chartex" xmlns:cx5="http://schemas.microsoft.com/office/drawing/2016/5/11/chartex" xmlns:cx6="http://schemas.microsoft.com/office/drawing/2016/5/12/chartex" xmlns:cx7="http://schemas.microsoft.com/office/drawing/2016/5/13/chartex" xmlns:cx8="http://schemas.microsoft.com/office/drawing/2016/5/14/chartex" xmlns:mc="http://schemas.openxmlformats.org/markup-compatibility/2006" xmlns:aink="http://schemas.microsoft.com/office/drawing/2016/ink" xmlns:am3d="http://schemas.microsoft.com/office/drawing/2017/model3d" xmlns:o="urn:schemas-microsoft-com:office:office" xmlns:r="http://schemas.openxmlformats.org/officeDocument/2006/relationships" xmlns:m="http://schemas.openxmlformats.org/officeDocument/2006/math" xmlns:v="urn:schemas-microsoft-com:vml" xmlns:wp14="http://schemas.microsoft.com/office/word/2010/wordprocessingDrawing" xmlns:wp="http://schemas.openxmlformats.org/drawingml/2006/wordprocessingDrawing" xmlns:w10="urn:schemas-microsoft-com:office:word" xmlns:w="http://schemas.openxmlformats.org/wordprocessingml/2006/main" xmlns:w14="http://schemas.microsoft.com/office/word/2010/wordml" xmlns:w15="http://schemas.microsoft.com/office/word/2012/wordml" xmlns:w16cex="http://schemas.microsoft.com/office/word/2018/wordml/cex" xmlns:w16cid="http://schemas.microsoft.com/office/word/2016/wordml/cid" xmlns:w16="http://schemas.microsoft.com/office/word/2018/wordml" xmlns:w16sdtdh="http://schemas.microsoft.com/office/word/2020/wordml/sdtdatahash" xmlns:w16se="http://schemas.microsoft.com/office/word/2015/wordml/symex" xmlns:wpg="http://schemas.microsoft.com/office/word/2010/wordprocessingGroup" xmlns:wpi="http://schemas.microsoft.com/office/word/2010/wordprocessingInk" xmlns:wne="http://schemas.microsoft.com/office/word/2006/wordml" xmlns:wps="http://schemas.microsoft.com/office/word/2010/wordprocessingShape" mc:Ignorable="w14 w15 w16se w16cid w16 w16cex w16sdtdh wp14">
-  <w16cex:commentExtensible w16cex:durableId="2DD7E01E" w16cex:dateUtc="2026-06-13T06:56:00Z"/>
   <w16cex:commentExtensible w16cex:durableId="2DD7E022" w16cex:dateUtc="2026-06-13T06:56:00Z"/>
-  <w16cex:commentExtensible w16cex:durableId="2DD7E025" w16cex:dateUtc="2026-06-13T06:56:00Z"/>
 </w16cex:commentsExtensible>
 </file>
 
 <file path=word/commentsIds.xml><?xml version="1.0" encoding="utf-8"?>
 <w16cid:commentsIds xmlns:wpc="http://schemas.microsoft.com/office/word/2010/wordprocessingCanvas" xmlns:cx="http://schemas.microsoft.com/office/drawing/2014/chartex" xmlns:cx1="http://schemas.microsoft.com/office/drawing/2015/9/8/chartex" xmlns:cx2="http://schemas.microsoft.com/office/drawing/2015/10/21/chartex" xmlns:cx3="http://schemas.microsoft.com/office/drawing/2016/5/9/chartex" xmlns:cx4="http://schemas.microsoft.com/office/drawing/2016/5/10/chartex" xmlns:cx5="http://schemas.microsoft.com/office/drawing/2016/5/11/chartex" xmlns:cx6="http://schemas.microsoft.com/office/drawing/2016/5/12/chartex" xmlns:cx7="http://schemas.microsoft.com/office/drawing/2016/5/13/chartex" xmlns:cx8="http://schemas.microsoft.com/office/drawing/2016/5/14/chartex" xmlns:mc="http://schemas.openxmlformats.org/markup-compatibility/2006" xmlns:aink="http://schemas.microsoft.com/office/drawing/2016/ink" xmlns:am3d="http://schemas.microsoft.com/office/drawing/2017/model3d" xmlns:o="urn:schemas-microsoft-com:office:office" xmlns:r="http://schemas.openxmlformats.org/officeDocument/2006/relationships" xmlns:m="http://schemas.openxmlformats.org/officeDocument/2006/math" xmlns:v="urn:schemas-microsoft-com:vml" xmlns:wp14="http://schemas.microsoft.com/office/word/2010/wordprocessingDrawing" xmlns:wp="http://schemas.openxmlformats.org/drawingml/2006/wordprocessingDrawing" xmlns:w10="urn:schemas-microsoft-com:office:word" xmlns:w="http://schemas.openxmlformats.org/wordprocessingml/2006/main" xmlns:w14="http://schemas.microsoft.com/office/word/2010/wordml" xmlns:w15="http://schemas.microsoft.com/office/word/2012/wordml" xmlns:w16cex="http://schemas.microsoft.com/office/word/2018/wordml/cex" xmlns:w16cid="http://schemas.microsoft.com/office/word/2016/wordml/cid" xmlns:w16="http://schemas.microsoft.com/office/word/2018/wordml" xmlns:w16sdtdh="http://schemas.microsoft.com/office/word/2020/wordml/sdtdatahash" xmlns:w16se="http://schemas.microsoft.com/office/word/2015/wordml/symex" xmlns:wpg="http://schemas.microsoft.com/office/word/2010/wordprocessingGroup" xmlns:wpi="http://schemas.microsoft.com/office/word/2010/wordprocessingInk" xmlns:wne="http://schemas.microsoft.com/office/word/2006/wordml" xmlns:wps="http://schemas.microsoft.com/office/word/2010/wordprocessingShape" mc:Ignorable="w14 w15 w16se w16cid w16 w16cex w16sdtdh wp14">
-  <w16cid:commentId w16cid:paraId="22B92E96" w16cid:durableId="2DD7E01E"/>
   <w16cid:commentId w16cid:paraId="7C950C2B" w16cid:durableId="2DD7E022"/>
-  <w16cid:commentId w16cid:paraId="201369CA" w16cid:durableId="2DD7E025"/>
 </w16cid:commentsIds>
 </file>
 
 <file path=word/endnotes.xml><?xml version="1.0" encoding="utf-8"?>
-<w:endnotes xmlns:wpc="http://schemas.microsoft.com/office/word/2010/wordprocessingCanvas" xmlns:cx="http://schemas.microsoft.com/office/drawing/2014/chartex" xmlns:cx1="http://schemas.microsoft.com/office/drawing/2015/9/8/chartex" xmlns:mc="http://schemas.openxmlformats.org/markup-compatibility/2006" xmlns:o="urn:schemas-microsoft-com:office:office" xmlns:r="http://schemas.openxmlformats.org/officeDocument/2006/relationships" xmlns:m="http://schemas.openxmlformats.org/officeDocument/2006/math" xmlns:v="urn:schemas-microsoft-com:vml" xmlns:wp14="http://schemas.microsoft.com/office/word/2010/wordprocessingDrawing" xmlns:wp="http://schemas.openxmlformats.org/drawingml/2006/wordprocessingDrawing" xmlns:w10="urn:schemas-microsoft-com:office:word" xmlns:w="http://schemas.openxmlformats.org/wordprocessingml/2006/main" xmlns:w14="http://schemas.microsoft.com/office/word/2010/wordml" xmlns:w15="http://schemas.microsoft.com/office/word/2012/wordml" xmlns:w16se="http://schemas.microsoft.com/office/word/2015/wordml/symex" xmlns:wpg="http://schemas.microsoft.com/office/word/2010/wordprocessingGroup" xmlns:wpi="http://schemas.microsoft.com/office/word/2010/wordprocessingInk" xmlns:wne="http://schemas.microsoft.com/office/word/2006/wordml" xmlns:wps="http://schemas.microsoft.com/office/word/2010/wordprocessingShape" mc:Ignorable="w14 w15 w16se wp14">
+<w:endnotes xmlns:wpc="http://schemas.microsoft.com/office/word/2010/wordprocessingCanvas" xmlns:cx="http://schemas.microsoft.com/office/drawing/2014/chartex" xmlns:cx1="http://schemas.microsoft.com/office/drawing/2015/9/8/chartex" xmlns:cx2="http://schemas.microsoft.com/office/drawing/2015/10/21/chartex" xmlns:cx3="http://schemas.microsoft.com/office/drawing/2016/5/9/chartex" xmlns:cx4="http://schemas.microsoft.com/office/drawing/2016/5/10/chartex" xmlns:cx5="http://schemas.microsoft.com/office/drawing/2016/5/11/chartex" xmlns:cx6="http://schemas.microsoft.com/office/drawing/2016/5/12/chartex" xmlns:cx7="http://schemas.microsoft.com/office/drawing/2016/5/13/chartex" xmlns:cx8="http://schemas.microsoft.com/office/drawing/2016/5/14/chartex" xmlns:mc="http://schemas.openxmlformats.org/markup-compatibility/2006" xmlns:aink="http://schemas.microsoft.com/office/drawing/2016/ink" xmlns:am3d="http://schemas.microsoft.com/office/drawing/2017/model3d" xmlns:o="urn:schemas-microsoft-com:office:office" xmlns:r="http://schemas.openxmlformats.org/officeDocument/2006/relationships" xmlns:m="http://schemas.openxmlformats.org/officeDocument/2006/math" xmlns:v="urn:schemas-microsoft-com:vml" xmlns:wp14="http://schemas.microsoft.com/office/word/2010/wordprocessingDrawing" xmlns:wp="http://schemas.openxmlformats.org/drawingml/2006/wordprocessingDrawing" xmlns:w10="urn:schemas-microsoft-com:office:word" xmlns:w="http://schemas.openxmlformats.org/wordprocessingml/2006/main" xmlns:w14="http://schemas.microsoft.com/office/word/2010/wordml" xmlns:w15="http://schemas.microsoft.com/office/word/2012/wordml" xmlns:w16cex="http://schemas.microsoft.com/office/word/2018/wordml/cex" xmlns:w16cid="http://schemas.microsoft.com/office/word/2016/wordml/cid" xmlns:w16="http://schemas.microsoft.com/office/word/2018/wordml" xmlns:w16sdtdh="http://schemas.microsoft.com/office/word/2020/wordml/sdtdatahash" xmlns:w16se="http://schemas.microsoft.com/office/word/2015/wordml/symex" xmlns:wpg="http://schemas.microsoft.com/office/word/2010/wordprocessingGroup" xmlns:wpi="http://schemas.microsoft.com/office/word/2010/wordprocessingInk" xmlns:wne="http://schemas.microsoft.com/office/word/2006/wordml" xmlns:wps="http://schemas.microsoft.com/office/word/2010/wordprocessingShape" mc:Ignorable="w14 w15 w16se w16cid w16 w16cex w16sdtdh wp14">
   <w:endnote w:type="separator" w:id="-1">
     <w:p>
       <w:pPr>
@@ -9957,7 +11546,7 @@
 </file>
 
 <file path=word/footer1.xml><?xml version="1.0" encoding="utf-8"?>
-<w:ftr xmlns:wpc="http://schemas.microsoft.com/office/word/2010/wordprocessingCanvas" xmlns:cx="http://schemas.microsoft.com/office/drawing/2014/chartex" xmlns:cx1="http://schemas.microsoft.com/office/drawing/2015/9/8/chartex" xmlns:mc="http://schemas.openxmlformats.org/markup-compatibility/2006" xmlns:o="urn:schemas-microsoft-com:office:office" xmlns:r="http://schemas.openxmlformats.org/officeDocument/2006/relationships" xmlns:m="http://schemas.openxmlformats.org/officeDocument/2006/math" xmlns:v="urn:schemas-microsoft-com:vml" xmlns:wp14="http://schemas.microsoft.com/office/word/2010/wordprocessingDrawing" xmlns:wp="http://schemas.openxmlformats.org/drawingml/2006/wordprocessingDrawing" xmlns:w10="urn:schemas-microsoft-com:office:word" xmlns:w="http://schemas.openxmlformats.org/wordprocessingml/2006/main" xmlns:w14="http://schemas.microsoft.com/office/word/2010/wordml" xmlns:w15="http://schemas.microsoft.com/office/word/2012/wordml" xmlns:w16se="http://schemas.microsoft.com/office/word/2015/wordml/symex" xmlns:wpg="http://schemas.microsoft.com/office/word/2010/wordprocessingGroup" xmlns:wpi="http://schemas.microsoft.com/office/word/2010/wordprocessingInk" xmlns:wne="http://schemas.microsoft.com/office/word/2006/wordml" xmlns:wps="http://schemas.microsoft.com/office/word/2010/wordprocessingShape" mc:Ignorable="w14 w15 w16se wp14">
+<w:ftr xmlns:wpc="http://schemas.microsoft.com/office/word/2010/wordprocessingCanvas" xmlns:cx="http://schemas.microsoft.com/office/drawing/2014/chartex" xmlns:cx1="http://schemas.microsoft.com/office/drawing/2015/9/8/chartex" xmlns:cx2="http://schemas.microsoft.com/office/drawing/2015/10/21/chartex" xmlns:cx3="http://schemas.microsoft.com/office/drawing/2016/5/9/chartex" xmlns:cx4="http://schemas.microsoft.com/office/drawing/2016/5/10/chartex" xmlns:cx5="http://schemas.microsoft.com/office/drawing/2016/5/11/chartex" xmlns:cx6="http://schemas.microsoft.com/office/drawing/2016/5/12/chartex" xmlns:cx7="http://schemas.microsoft.com/office/drawing/2016/5/13/chartex" xmlns:cx8="http://schemas.microsoft.com/office/drawing/2016/5/14/chartex" xmlns:mc="http://schemas.openxmlformats.org/markup-compatibility/2006" xmlns:aink="http://schemas.microsoft.com/office/drawing/2016/ink" xmlns:am3d="http://schemas.microsoft.com/office/drawing/2017/model3d" xmlns:o="urn:schemas-microsoft-com:office:office" xmlns:r="http://schemas.openxmlformats.org/officeDocument/2006/relationships" xmlns:m="http://schemas.openxmlformats.org/officeDocument/2006/math" xmlns:v="urn:schemas-microsoft-com:vml" xmlns:wp14="http://schemas.microsoft.com/office/word/2010/wordprocessingDrawing" xmlns:wp="http://schemas.openxmlformats.org/drawingml/2006/wordprocessingDrawing" xmlns:w10="urn:schemas-microsoft-com:office:word" xmlns:w="http://schemas.openxmlformats.org/wordprocessingml/2006/main" xmlns:w14="http://schemas.microsoft.com/office/word/2010/wordml" xmlns:w15="http://schemas.microsoft.com/office/word/2012/wordml" xmlns:w16cex="http://schemas.microsoft.com/office/word/2018/wordml/cex" xmlns:w16cid="http://schemas.microsoft.com/office/word/2016/wordml/cid" xmlns:w16="http://schemas.microsoft.com/office/word/2018/wordml" xmlns:w16sdtdh="http://schemas.microsoft.com/office/word/2020/wordml/sdtdatahash" xmlns:w16se="http://schemas.microsoft.com/office/word/2015/wordml/symex" xmlns:wpg="http://schemas.microsoft.com/office/word/2010/wordprocessingGroup" xmlns:wpi="http://schemas.microsoft.com/office/word/2010/wordprocessingInk" xmlns:wne="http://schemas.microsoft.com/office/word/2006/wordml" xmlns:wps="http://schemas.microsoft.com/office/word/2010/wordprocessingShape" mc:Ignorable="w14 w15 w16se w16cid w16 w16cex w16sdtdh wp14">
   <w:sdt>
     <w:sdtPr>
       <w:id w:val="994682180"/>
@@ -10003,7 +11592,7 @@
 </file>
 
 <file path=word/footnotes.xml><?xml version="1.0" encoding="utf-8"?>
-<w:footnotes xmlns:wpc="http://schemas.microsoft.com/office/word/2010/wordprocessingCanvas" xmlns:cx="http://schemas.microsoft.com/office/drawing/2014/chartex" xmlns:cx1="http://schemas.microsoft.com/office/drawing/2015/9/8/chartex" xmlns:mc="http://schemas.openxmlformats.org/markup-compatibility/2006" xmlns:o="urn:schemas-microsoft-com:office:office" xmlns:r="http://schemas.openxmlformats.org/officeDocument/2006/relationships" xmlns:m="http://schemas.openxmlformats.org/officeDocument/2006/math" xmlns:v="urn:schemas-microsoft-com:vml" xmlns:wp14="http://schemas.microsoft.com/office/word/2010/wordprocessingDrawing" xmlns:wp="http://schemas.openxmlformats.org/drawingml/2006/wordprocessingDrawing" xmlns:w10="urn:schemas-microsoft-com:office:word" xmlns:w="http://schemas.openxmlformats.org/wordprocessingml/2006/main" xmlns:w14="http://schemas.microsoft.com/office/word/2010/wordml" xmlns:w15="http://schemas.microsoft.com/office/word/2012/wordml" xmlns:w16se="http://schemas.microsoft.com/office/word/2015/wordml/symex" xmlns:wpg="http://schemas.microsoft.com/office/word/2010/wordprocessingGroup" xmlns:wpi="http://schemas.microsoft.com/office/word/2010/wordprocessingInk" xmlns:wne="http://schemas.microsoft.com/office/word/2006/wordml" xmlns:wps="http://schemas.microsoft.com/office/word/2010/wordprocessingShape" mc:Ignorable="w14 w15 w16se wp14">
+<w:footnotes xmlns:wpc="http://schemas.microsoft.com/office/word/2010/wordprocessingCanvas" xmlns:cx="http://schemas.microsoft.com/office/drawing/2014/chartex" xmlns:cx1="http://schemas.microsoft.com/office/drawing/2015/9/8/chartex" xmlns:cx2="http://schemas.microsoft.com/office/drawing/2015/10/21/chartex" xmlns:cx3="http://schemas.microsoft.com/office/drawing/2016/5/9/chartex" xmlns:cx4="http://schemas.microsoft.com/office/drawing/2016/5/10/chartex" xmlns:cx5="http://schemas.microsoft.com/office/drawing/2016/5/11/chartex" xmlns:cx6="http://schemas.microsoft.com/office/drawing/2016/5/12/chartex" xmlns:cx7="http://schemas.microsoft.com/office/drawing/2016/5/13/chartex" xmlns:cx8="http://schemas.microsoft.com/office/drawing/2016/5/14/chartex" xmlns:mc="http://schemas.openxmlformats.org/markup-compatibility/2006" xmlns:aink="http://schemas.microsoft.com/office/drawing/2016/ink" xmlns:am3d="http://schemas.microsoft.com/office/drawing/2017/model3d" xmlns:o="urn:schemas-microsoft-com:office:office" xmlns:r="http://schemas.openxmlformats.org/officeDocument/2006/relationships" xmlns:m="http://schemas.openxmlformats.org/officeDocument/2006/math" xmlns:v="urn:schemas-microsoft-com:vml" xmlns:wp14="http://schemas.microsoft.com/office/word/2010/wordprocessingDrawing" xmlns:wp="http://schemas.openxmlformats.org/drawingml/2006/wordprocessingDrawing" xmlns:w10="urn:schemas-microsoft-com:office:word" xmlns:w="http://schemas.openxmlformats.org/wordprocessingml/2006/main" xmlns:w14="http://schemas.microsoft.com/office/word/2010/wordml" xmlns:w15="http://schemas.microsoft.com/office/word/2012/wordml" xmlns:w16cex="http://schemas.microsoft.com/office/word/2018/wordml/cex" xmlns:w16cid="http://schemas.microsoft.com/office/word/2016/wordml/cid" xmlns:w16="http://schemas.microsoft.com/office/word/2018/wordml" xmlns:w16sdtdh="http://schemas.microsoft.com/office/word/2020/wordml/sdtdatahash" xmlns:w16se="http://schemas.microsoft.com/office/word/2015/wordml/symex" xmlns:wpg="http://schemas.microsoft.com/office/word/2010/wordprocessingGroup" xmlns:wpi="http://schemas.microsoft.com/office/word/2010/wordprocessingInk" xmlns:wne="http://schemas.microsoft.com/office/word/2006/wordml" xmlns:wps="http://schemas.microsoft.com/office/word/2010/wordprocessingShape" mc:Ignorable="w14 w15 w16se w16cid w16 w16cex w16sdtdh wp14">
   <w:footnote w:type="separator" w:id="-1">
     <w:p>
       <w:pPr>
@@ -10028,7 +11617,7 @@
 </file>
 
 <file path=word/numbering.xml><?xml version="1.0" encoding="utf-8"?>
-<w:numbering xmlns:wpc="http://schemas.microsoft.com/office/word/2010/wordprocessingCanvas" xmlns:cx="http://schemas.microsoft.com/office/drawing/2014/chartex" xmlns:cx1="http://schemas.microsoft.com/office/drawing/2015/9/8/chartex" xmlns:mc="http://schemas.openxmlformats.org/markup-compatibility/2006" xmlns:o="urn:schemas-microsoft-com:office:office" xmlns:r="http://schemas.openxmlformats.org/officeDocument/2006/relationships" xmlns:m="http://schemas.openxmlformats.org/officeDocument/2006/math" xmlns:v="urn:schemas-microsoft-com:vml" xmlns:wp14="http://schemas.microsoft.com/office/word/2010/wordprocessingDrawing" xmlns:wp="http://schemas.openxmlformats.org/drawingml/2006/wordprocessingDrawing" xmlns:w10="urn:schemas-microsoft-com:office:word" xmlns:w="http://schemas.openxmlformats.org/wordprocessingml/2006/main" xmlns:w14="http://schemas.microsoft.com/office/word/2010/wordml" xmlns:w15="http://schemas.microsoft.com/office/word/2012/wordml" xmlns:w16se="http://schemas.microsoft.com/office/word/2015/wordml/symex" xmlns:wpg="http://schemas.microsoft.com/office/word/2010/wordprocessingGroup" xmlns:wpi="http://schemas.microsoft.com/office/word/2010/wordprocessingInk" xmlns:wne="http://schemas.microsoft.com/office/word/2006/wordml" xmlns:wps="http://schemas.microsoft.com/office/word/2010/wordprocessingShape" mc:Ignorable="w14 w15 w16se wp14">
+<w:numbering xmlns:wpc="http://schemas.microsoft.com/office/word/2010/wordprocessingCanvas" xmlns:cx="http://schemas.microsoft.com/office/drawing/2014/chartex" xmlns:cx1="http://schemas.microsoft.com/office/drawing/2015/9/8/chartex" xmlns:cx2="http://schemas.microsoft.com/office/drawing/2015/10/21/chartex" xmlns:cx3="http://schemas.microsoft.com/office/drawing/2016/5/9/chartex" xmlns:cx4="http://schemas.microsoft.com/office/drawing/2016/5/10/chartex" xmlns:cx5="http://schemas.microsoft.com/office/drawing/2016/5/11/chartex" xmlns:cx6="http://schemas.microsoft.com/office/drawing/2016/5/12/chartex" xmlns:cx7="http://schemas.microsoft.com/office/drawing/2016/5/13/chartex" xmlns:cx8="http://schemas.microsoft.com/office/drawing/2016/5/14/chartex" xmlns:mc="http://schemas.openxmlformats.org/markup-compatibility/2006" xmlns:aink="http://schemas.microsoft.com/office/drawing/2016/ink" xmlns:am3d="http://schemas.microsoft.com/office/drawing/2017/model3d" xmlns:o="urn:schemas-microsoft-com:office:office" xmlns:r="http://schemas.openxmlformats.org/officeDocument/2006/relationships" xmlns:m="http://schemas.openxmlformats.org/officeDocument/2006/math" xmlns:v="urn:schemas-microsoft-com:vml" xmlns:wp14="http://schemas.microsoft.com/office/word/2010/wordprocessingDrawing" xmlns:wp="http://schemas.openxmlformats.org/drawingml/2006/wordprocessingDrawing" xmlns:w10="urn:schemas-microsoft-com:office:word" xmlns:w="http://schemas.openxmlformats.org/wordprocessingml/2006/main" xmlns:w14="http://schemas.microsoft.com/office/word/2010/wordml" xmlns:w15="http://schemas.microsoft.com/office/word/2012/wordml" xmlns:w16cex="http://schemas.microsoft.com/office/word/2018/wordml/cex" xmlns:w16cid="http://schemas.microsoft.com/office/word/2016/wordml/cid" xmlns:w16="http://schemas.microsoft.com/office/word/2018/wordml" xmlns:w16sdtdh="http://schemas.microsoft.com/office/word/2020/wordml/sdtdatahash" xmlns:w16se="http://schemas.microsoft.com/office/word/2015/wordml/symex" xmlns:wpg="http://schemas.microsoft.com/office/word/2010/wordprocessingGroup" xmlns:wpi="http://schemas.microsoft.com/office/word/2010/wordprocessingInk" xmlns:wne="http://schemas.microsoft.com/office/word/2006/wordml" xmlns:wps="http://schemas.microsoft.com/office/word/2010/wordprocessingShape" mc:Ignorable="w14 w15 w16se w16cid w16 w16cex w16sdtdh wp14">
   <w:abstractNum w:abstractNumId="0" w15:restartNumberingAfterBreak="0">
     <w:nsid w:val="FFFFFF89"/>
     <w:multiLevelType w:val="singleLevel"/>
@@ -11803,7 +13392,7 @@
 </file>
 
 <file path=word/people.xml><?xml version="1.0" encoding="utf-8"?>
-<w15:people xmlns:wpc="http://schemas.microsoft.com/office/word/2010/wordprocessingCanvas" xmlns:cx="http://schemas.microsoft.com/office/drawing/2014/chartex" xmlns:cx1="http://schemas.microsoft.com/office/drawing/2015/9/8/chartex" xmlns:mc="http://schemas.openxmlformats.org/markup-compatibility/2006" xmlns:o="urn:schemas-microsoft-com:office:office" xmlns:r="http://schemas.openxmlformats.org/officeDocument/2006/relationships" xmlns:m="http://schemas.openxmlformats.org/officeDocument/2006/math" xmlns:v="urn:schemas-microsoft-com:vml" xmlns:wp14="http://schemas.microsoft.com/office/word/2010/wordprocessingDrawing" xmlns:wp="http://schemas.openxmlformats.org/drawingml/2006/wordprocessingDrawing" xmlns:w10="urn:schemas-microsoft-com:office:word" xmlns:w="http://schemas.openxmlformats.org/wordprocessingml/2006/main" xmlns:w14="http://schemas.microsoft.com/office/word/2010/wordml" xmlns:w15="http://schemas.microsoft.com/office/word/2012/wordml" xmlns:w16se="http://schemas.microsoft.com/office/word/2015/wordml/symex" xmlns:wpg="http://schemas.microsoft.com/office/word/2010/wordprocessingGroup" xmlns:wpi="http://schemas.microsoft.com/office/word/2010/wordprocessingInk" xmlns:wne="http://schemas.microsoft.com/office/word/2006/wordml" xmlns:wps="http://schemas.microsoft.com/office/word/2010/wordprocessingShape" mc:Ignorable="w14 w15 w16se wp14">
+<w15:people xmlns:wpc="http://schemas.microsoft.com/office/word/2010/wordprocessingCanvas" xmlns:cx="http://schemas.microsoft.com/office/drawing/2014/chartex" xmlns:cx1="http://schemas.microsoft.com/office/drawing/2015/9/8/chartex" xmlns:cx2="http://schemas.microsoft.com/office/drawing/2015/10/21/chartex" xmlns:cx3="http://schemas.microsoft.com/office/drawing/2016/5/9/chartex" xmlns:cx4="http://schemas.microsoft.com/office/drawing/2016/5/10/chartex" xmlns:cx5="http://schemas.microsoft.com/office/drawing/2016/5/11/chartex" xmlns:cx6="http://schemas.microsoft.com/office/drawing/2016/5/12/chartex" xmlns:cx7="http://schemas.microsoft.com/office/drawing/2016/5/13/chartex" xmlns:cx8="http://schemas.microsoft.com/office/drawing/2016/5/14/chartex" xmlns:mc="http://schemas.openxmlformats.org/markup-compatibility/2006" xmlns:aink="http://schemas.microsoft.com/office/drawing/2016/ink" xmlns:am3d="http://schemas.microsoft.com/office/drawing/2017/model3d" xmlns:o="urn:schemas-microsoft-com:office:office" xmlns:r="http://schemas.openxmlformats.org/officeDocument/2006/relationships" xmlns:m="http://schemas.openxmlformats.org/officeDocument/2006/math" xmlns:v="urn:schemas-microsoft-com:vml" xmlns:wp14="http://schemas.microsoft.com/office/word/2010/wordprocessingDrawing" xmlns:wp="http://schemas.openxmlformats.org/drawingml/2006/wordprocessingDrawing" xmlns:w10="urn:schemas-microsoft-com:office:word" xmlns:w="http://schemas.openxmlformats.org/wordprocessingml/2006/main" xmlns:w14="http://schemas.microsoft.com/office/word/2010/wordml" xmlns:w15="http://schemas.microsoft.com/office/word/2012/wordml" xmlns:w16cex="http://schemas.microsoft.com/office/word/2018/wordml/cex" xmlns:w16cid="http://schemas.microsoft.com/office/word/2016/wordml/cid" xmlns:w16="http://schemas.microsoft.com/office/word/2018/wordml" xmlns:w16sdtdh="http://schemas.microsoft.com/office/word/2020/wordml/sdtdatahash" xmlns:w16se="http://schemas.microsoft.com/office/word/2015/wordml/symex" xmlns:wpg="http://schemas.microsoft.com/office/word/2010/wordprocessingGroup" xmlns:wpi="http://schemas.microsoft.com/office/word/2010/wordprocessingInk" xmlns:wne="http://schemas.microsoft.com/office/word/2006/wordml" xmlns:wps="http://schemas.microsoft.com/office/word/2010/wordprocessingShape" mc:Ignorable="w14 w15 w16se w16cid w16 w16cex w16sdtdh wp14">
   <w15:person w15:author="Aleksey A. Kalentev">
     <w15:presenceInfo w15:providerId="AD" w15:userId="S-1-5-21-507921405-1993962763-1957994488-151096"/>
   </w15:person>
@@ -11811,7 +13400,7 @@
 </file>
 
 <file path=word/styles.xml><?xml version="1.0" encoding="utf-8"?>
-<w:styles xmlns:mc="http://schemas.openxmlformats.org/markup-compatibility/2006" xmlns:r="http://schemas.openxmlformats.org/officeDocument/2006/relationships" xmlns:w="http://schemas.openxmlformats.org/wordprocessingml/2006/main" xmlns:w14="http://schemas.microsoft.com/office/word/2010/wordml" xmlns:w15="http://schemas.microsoft.com/office/word/2012/wordml" xmlns:w16se="http://schemas.microsoft.com/office/word/2015/wordml/symex" mc:Ignorable="w14 w15 w16se">
+<w:styles xmlns:mc="http://schemas.openxmlformats.org/markup-compatibility/2006" xmlns:r="http://schemas.openxmlformats.org/officeDocument/2006/relationships" xmlns:w="http://schemas.openxmlformats.org/wordprocessingml/2006/main" xmlns:w14="http://schemas.microsoft.com/office/word/2010/wordml" xmlns:w15="http://schemas.microsoft.com/office/word/2012/wordml" xmlns:w16cex="http://schemas.microsoft.com/office/word/2018/wordml/cex" xmlns:w16cid="http://schemas.microsoft.com/office/word/2016/wordml/cid" xmlns:w16="http://schemas.microsoft.com/office/word/2018/wordml" xmlns:w16sdtdh="http://schemas.microsoft.com/office/word/2020/wordml/sdtdatahash" xmlns:w16se="http://schemas.microsoft.com/office/word/2015/wordml/symex" mc:Ignorable="w14 w15 w16se w16cid w16 w16cex w16sdtdh">
   <w:docDefaults>
     <w:rPrDefault>
       <w:rPr>
@@ -11827,7 +13416,7 @@
       </w:pPr>
     </w:pPrDefault>
   </w:docDefaults>
-  <w:latentStyles w:defLockedState="0" w:defUIPriority="99" w:defSemiHidden="0" w:defUnhideWhenUsed="0" w:defQFormat="0" w:count="371">
+  <w:latentStyles w:defLockedState="0" w:defUIPriority="99" w:defSemiHidden="0" w:defUnhideWhenUsed="0" w:defQFormat="0" w:count="376">
     <w:lsdException w:name="Normal" w:uiPriority="0" w:qFormat="1"/>
     <w:lsdException w:name="heading 1" w:uiPriority="9" w:qFormat="1"/>
     <w:lsdException w:name="heading 2" w:semiHidden="1" w:uiPriority="9" w:unhideWhenUsed="1" w:qFormat="1"/>
@@ -11933,7 +13522,6 @@
     <w:lsdException w:name="HTML Sample" w:semiHidden="1" w:unhideWhenUsed="1"/>
     <w:lsdException w:name="HTML Typewriter" w:semiHidden="1" w:unhideWhenUsed="1"/>
     <w:lsdException w:name="HTML Variable" w:semiHidden="1" w:unhideWhenUsed="1"/>
-    <w:lsdException w:name="Normal Table" w:semiHidden="1" w:unhideWhenUsed="1"/>
     <w:lsdException w:name="annotation subject" w:semiHidden="1" w:unhideWhenUsed="1"/>
     <w:lsdException w:name="No List" w:semiHidden="1" w:unhideWhenUsed="1"/>
     <w:lsdException w:name="Outline List 1" w:semiHidden="1" w:unhideWhenUsed="1"/>
@@ -11976,11 +13564,8 @@
     <w:lsdException w:name="Table Contemporary" w:semiHidden="1" w:unhideWhenUsed="1"/>
     <w:lsdException w:name="Table Elegant" w:semiHidden="1" w:unhideWhenUsed="1"/>
     <w:lsdException w:name="Table Professional" w:semiHidden="1" w:unhideWhenUsed="1"/>
-    <w:lsdException w:name="Table Subtle 1" w:semiHidden="1" w:unhideWhenUsed="1"/>
     <w:lsdException w:name="Table Subtle 2" w:semiHidden="1" w:unhideWhenUsed="1"/>
     <w:lsdException w:name="Table Web 1" w:semiHidden="1" w:unhideWhenUsed="1"/>
-    <w:lsdException w:name="Table Web 2" w:semiHidden="1" w:unhideWhenUsed="1"/>
-    <w:lsdException w:name="Table Web 3" w:semiHidden="1" w:unhideWhenUsed="1"/>
     <w:lsdException w:name="Balloon Text" w:semiHidden="1" w:unhideWhenUsed="1"/>
     <w:lsdException w:name="Table Grid" w:uiPriority="59"/>
     <w:lsdException w:name="Table Theme" w:semiHidden="1" w:unhideWhenUsed="1"/>
@@ -12199,6 +13784,11 @@
     <w:lsdException w:name="List Table 5 Dark Accent 6" w:uiPriority="50"/>
     <w:lsdException w:name="List Table 6 Colorful Accent 6" w:uiPriority="51"/>
     <w:lsdException w:name="List Table 7 Colorful Accent 6" w:uiPriority="52"/>
+    <w:lsdException w:name="Mention" w:semiHidden="1" w:unhideWhenUsed="1"/>
+    <w:lsdException w:name="Smart Hyperlink" w:semiHidden="1" w:unhideWhenUsed="1"/>
+    <w:lsdException w:name="Hashtag" w:semiHidden="1" w:unhideWhenUsed="1"/>
+    <w:lsdException w:name="Unresolved Mention" w:semiHidden="1" w:unhideWhenUsed="1"/>
+    <w:lsdException w:name="Smart Link" w:semiHidden="1" w:unhideWhenUsed="1"/>
   </w:latentStyles>
   <w:style w:type="paragraph" w:default="1" w:styleId="a0">
     <w:name w:val="Normal"/>

--- a/ЛБ3/ЛР 5 Бабуцкий рефакторинг 1.docx
+++ b/ЛБ3/ЛР 5 Бабуцкий рефакторинг 1.docx
@@ -1,6 +1,6 @@
 
 <file path=word/document.xml><?xml version="1.0" encoding="utf-8"?>
-<w:document xmlns:wpc="http://schemas.microsoft.com/office/word/2010/wordprocessingCanvas" xmlns:cx="http://schemas.microsoft.com/office/drawing/2014/chartex" xmlns:cx1="http://schemas.microsoft.com/office/drawing/2015/9/8/chartex" xmlns:cx2="http://schemas.microsoft.com/office/drawing/2015/10/21/chartex" xmlns:cx3="http://schemas.microsoft.com/office/drawing/2016/5/9/chartex" xmlns:cx4="http://schemas.microsoft.com/office/drawing/2016/5/10/chartex" xmlns:cx5="http://schemas.microsoft.com/office/drawing/2016/5/11/chartex" xmlns:cx6="http://schemas.microsoft.com/office/drawing/2016/5/12/chartex" xmlns:cx7="http://schemas.microsoft.com/office/drawing/2016/5/13/chartex" xmlns:cx8="http://schemas.microsoft.com/office/drawing/2016/5/14/chartex" xmlns:mc="http://schemas.openxmlformats.org/markup-compatibility/2006" xmlns:aink="http://schemas.microsoft.com/office/drawing/2016/ink" xmlns:am3d="http://schemas.microsoft.com/office/drawing/2017/model3d" xmlns:o="urn:schemas-microsoft-com:office:office" xmlns:r="http://schemas.openxmlformats.org/officeDocument/2006/relationships" xmlns:m="http://schemas.openxmlformats.org/officeDocument/2006/math" xmlns:v="urn:schemas-microsoft-com:vml" xmlns:wp14="http://schemas.microsoft.com/office/word/2010/wordprocessingDrawing" xmlns:wp="http://schemas.openxmlformats.org/drawingml/2006/wordprocessingDrawing" xmlns:w10="urn:schemas-microsoft-com:office:word" xmlns:w="http://schemas.openxmlformats.org/wordprocessingml/2006/main" xmlns:w14="http://schemas.microsoft.com/office/word/2010/wordml" xmlns:w15="http://schemas.microsoft.com/office/word/2012/wordml" xmlns:w16cex="http://schemas.microsoft.com/office/word/2018/wordml/cex" xmlns:w16cid="http://schemas.microsoft.com/office/word/2016/wordml/cid" xmlns:w16="http://schemas.microsoft.com/office/word/2018/wordml" xmlns:w16sdtdh="http://schemas.microsoft.com/office/word/2020/wordml/sdtdatahash" xmlns:w16se="http://schemas.microsoft.com/office/word/2015/wordml/symex" xmlns:wpg="http://schemas.microsoft.com/office/word/2010/wordprocessingGroup" xmlns:wpi="http://schemas.microsoft.com/office/word/2010/wordprocessingInk" xmlns:wne="http://schemas.microsoft.com/office/word/2006/wordml" xmlns:wps="http://schemas.microsoft.com/office/word/2010/wordprocessingShape" mc:Ignorable="w14 w15 w16se w16cid w16 w16cex w16sdtdh wp14">
+<w:document xmlns:wpc="http://schemas.microsoft.com/office/word/2010/wordprocessingCanvas" xmlns:cx="http://schemas.microsoft.com/office/drawing/2014/chartex" xmlns:cx1="http://schemas.microsoft.com/office/drawing/2015/9/8/chartex" xmlns:mc="http://schemas.openxmlformats.org/markup-compatibility/2006" xmlns:o="urn:schemas-microsoft-com:office:office" xmlns:r="http://schemas.openxmlformats.org/officeDocument/2006/relationships" xmlns:m="http://schemas.openxmlformats.org/officeDocument/2006/math" xmlns:v="urn:schemas-microsoft-com:vml" xmlns:wp14="http://schemas.microsoft.com/office/word/2010/wordprocessingDrawing" xmlns:wp="http://schemas.openxmlformats.org/drawingml/2006/wordprocessingDrawing" xmlns:w10="urn:schemas-microsoft-com:office:word" xmlns:w="http://schemas.openxmlformats.org/wordprocessingml/2006/main" xmlns:w14="http://schemas.microsoft.com/office/word/2010/wordml" xmlns:w15="http://schemas.microsoft.com/office/word/2012/wordml" xmlns:w16se="http://schemas.microsoft.com/office/word/2015/wordml/symex" xmlns:wpg="http://schemas.microsoft.com/office/word/2010/wordprocessingGroup" xmlns:wpi="http://schemas.microsoft.com/office/word/2010/wordprocessingInk" xmlns:wne="http://schemas.microsoft.com/office/word/2006/wordml" xmlns:wps="http://schemas.microsoft.com/office/word/2010/wordprocessingShape" mc:Ignorable="w14 w15 w16se wp14">
   <w:body>
     <w:p>
       <w:pPr>
@@ -894,7 +894,6 @@
               </w:rPr>
               <w:t xml:space="preserve"> </w:t>
             </w:r>
-            <w:proofErr w:type="spellStart"/>
             <w:r>
               <w:rPr>
                 <w:rFonts w:eastAsia="Times New Roman" w:cs="Times New Roman"/>
@@ -903,18 +902,7 @@
                 <w:szCs w:val="24"/>
                 <w:lang w:eastAsia="ru-RU" w:bidi="ru-RU"/>
               </w:rPr>
-              <w:t>Бабуцкий</w:t>
-            </w:r>
-            <w:proofErr w:type="spellEnd"/>
-            <w:r>
-              <w:rPr>
-                <w:rFonts w:eastAsia="Times New Roman" w:cs="Times New Roman"/>
-                <w:color w:val="000000"/>
-                <w:sz w:val="24"/>
-                <w:szCs w:val="24"/>
-                <w:lang w:eastAsia="ru-RU" w:bidi="ru-RU"/>
-              </w:rPr>
-              <w:t xml:space="preserve"> И.С.</w:t>
+              <w:t>Бабуцкий И.С.</w:t>
             </w:r>
           </w:p>
         </w:tc>
@@ -1358,7 +1346,6 @@
                 <w:lang w:eastAsia="ru-RU" w:bidi="ru-RU"/>
               </w:rPr>
             </w:pPr>
-            <w:proofErr w:type="spellStart"/>
             <w:r>
               <w:rPr>
                 <w:rFonts w:eastAsia="Times New Roman" w:cs="Times New Roman"/>
@@ -1369,7 +1356,6 @@
               </w:rPr>
               <w:t>Калентьев</w:t>
             </w:r>
-            <w:proofErr w:type="spellEnd"/>
             <w:r>
               <w:rPr>
                 <w:rFonts w:eastAsia="Times New Roman" w:cs="Times New Roman"/>
@@ -2793,23 +2779,7 @@
     </w:p>
     <w:p>
       <w:r>
-        <w:t>Вариант использования (</w:t>
-      </w:r>
-      <w:proofErr w:type="spellStart"/>
-      <w:r>
-        <w:t>use</w:t>
-      </w:r>
-      <w:proofErr w:type="spellEnd"/>
-      <w:r>
-        <w:t xml:space="preserve"> </w:t>
-      </w:r>
-      <w:proofErr w:type="spellStart"/>
-      <w:r>
-        <w:t>case</w:t>
-      </w:r>
-      <w:proofErr w:type="spellEnd"/>
-      <w:r>
-        <w:t>) — это описание множества последовательных действий (включая вариации), которые выполняются некоторым субъектом с целью получения результата, значимого для некоторого действующего лица [1]. ВИ предполагает взаимодействие действующих лиц и системы или другого объекта. Действующее лицо представляет собой логически связанное множество ролей, которые играют пользователи системы во время взаимодействия с ней.</w:t>
+        <w:t>Вариант использования (use case) — это описание множества последовательных действий (включая вариации), которые выполняются некоторым субъектом с целью получения результата, значимого для некоторого действующего лица [1]. ВИ предполагает взаимодействие действующих лиц и системы или другого объекта. Действующее лицо представляет собой логически связанное множество ролей, которые играют пользователи системы во время взаимодействия с ней.</w:t>
       </w:r>
     </w:p>
     <w:p>
@@ -2942,23 +2912,7 @@
         <w:ind w:firstLine="709"/>
       </w:pPr>
       <w:r>
-        <w:t xml:space="preserve">Диаграмма классов (англ. </w:t>
-      </w:r>
-      <w:proofErr w:type="spellStart"/>
-      <w:r>
-        <w:t>class</w:t>
-      </w:r>
-      <w:proofErr w:type="spellEnd"/>
-      <w:r>
-        <w:t xml:space="preserve"> </w:t>
-      </w:r>
-      <w:proofErr w:type="spellStart"/>
-      <w:r>
-        <w:t>diagram</w:t>
-      </w:r>
-      <w:proofErr w:type="spellEnd"/>
-      <w:r>
-        <w:t>) — структурная диаграмма языка моделирования UML, демонстрирующая общую структуру иерархии классов системы, их коопераций, атрибутов (полей), методов, интерфейсов и взаимосвязей (отношений) между ними. Широко применяется не только для документирования и визуализации, но также для конструирования посредством прямого или обратного проектирования.</w:t>
+        <w:t>Диаграмма классов (англ. class diagram) — структурная диаграмма языка моделирования UML, демонстрирующая общую структуру иерархии классов системы, их коопераций, атрибутов (полей), методов, интерфейсов и взаимосвязей (отношений) между ними. Широко применяется не только для документирования и визуализации, но также для конструирования посредством прямого или обратного проектирования.</w:t>
       </w:r>
     </w:p>
     <w:p>
@@ -2994,10 +2948,10 @@
         </w:rPr>
         <w:lastRenderedPageBreak/>
         <w:drawing>
-          <wp:inline distT="0" distB="0" distL="0" distR="0" wp14:anchorId="2D19E508" wp14:editId="4F045278">
-            <wp:extent cx="9251950" cy="3796665"/>
+          <wp:inline distT="0" distB="0" distL="0" distR="0" wp14:anchorId="49E9FA30" wp14:editId="6F27460A">
+            <wp:extent cx="9251950" cy="5014595"/>
             <wp:effectExtent l="0" t="0" r="6350" b="0"/>
-            <wp:docPr id="2" name="Рисунок 2"/>
+            <wp:docPr id="9" name="Рисунок 9"/>
             <wp:cNvGraphicFramePr>
               <a:graphicFrameLocks xmlns:a="http://schemas.openxmlformats.org/drawingml/2006/main" noChangeAspect="1"/>
             </wp:cNvGraphicFramePr>
@@ -3017,7 +2971,7 @@
                   <pic:spPr>
                     <a:xfrm>
                       <a:off x="0" y="0"/>
-                      <a:ext cx="9251950" cy="3796665"/>
+                      <a:ext cx="9251950" cy="5014595"/>
                     </a:xfrm>
                     <a:prstGeom prst="rect">
                       <a:avLst/>
@@ -3029,6 +2983,8 @@
           </wp:inline>
         </w:drawing>
       </w:r>
+      <w:bookmarkStart w:id="8" w:name="_GoBack"/>
+      <w:bookmarkEnd w:id="8"/>
     </w:p>
     <w:p>
       <w:pPr>
@@ -3064,8 +3020,8 @@
           <w:bCs/>
         </w:rPr>
       </w:pPr>
-      <w:bookmarkStart w:id="8" w:name="_Toc74829066"/>
-      <w:bookmarkStart w:id="9" w:name="_Toc232104094"/>
+      <w:bookmarkStart w:id="9" w:name="_Toc74829066"/>
+      <w:bookmarkStart w:id="10" w:name="_Toc232104094"/>
       <w:r>
         <w:rPr>
           <w:b/>
@@ -3074,8 +3030,8 @@
         <w:lastRenderedPageBreak/>
         <w:t>1.3 Описание классов, образующих связь типа «общее-частное»</w:t>
       </w:r>
-      <w:bookmarkEnd w:id="8"/>
       <w:bookmarkEnd w:id="9"/>
+      <w:bookmarkEnd w:id="10"/>
     </w:p>
     <w:p>
       <w:pPr>
@@ -3084,11 +3040,9 @@
       <w:r>
         <w:t xml:space="preserve">Таблица 1 – Описание интерфейса </w:t>
       </w:r>
-      <w:proofErr w:type="spellStart"/>
       <w:r>
         <w:t>IShape</w:t>
       </w:r>
-      <w:proofErr w:type="spellEnd"/>
     </w:p>
     <w:tbl>
       <w:tblPr>
@@ -3212,21 +3166,7 @@
               <w:rPr>
                 <w:sz w:val="21"/>
               </w:rPr>
-              <w:t xml:space="preserve">Описание интерфейса: </w:t>
-            </w:r>
-            <w:proofErr w:type="spellStart"/>
-            <w:r>
-              <w:rPr>
-                <w:sz w:val="21"/>
-              </w:rPr>
-              <w:t>IShape</w:t>
-            </w:r>
-            <w:proofErr w:type="spellEnd"/>
-            <w:r>
-              <w:rPr>
-                <w:sz w:val="21"/>
-              </w:rPr>
-              <w:t xml:space="preserve"> определяет общий контракт геометрической фигуры. Все реализации предоставляют название, площадь и периметр.</w:t>
+              <w:t>Описание интерфейса: IShape определяет общий контракт геометрической фигуры. Все реализации предоставляют название, площадь и периметр.</w:t>
             </w:r>
           </w:p>
         </w:tc>
@@ -3306,14 +3246,12 @@
             <w:pPr>
               <w:spacing w:line="240" w:lineRule="auto"/>
             </w:pPr>
-            <w:proofErr w:type="spellStart"/>
             <w:r>
               <w:rPr>
                 <w:sz w:val="19"/>
               </w:rPr>
               <w:t>string</w:t>
             </w:r>
-            <w:proofErr w:type="spellEnd"/>
           </w:p>
         </w:tc>
         <w:tc>
@@ -3396,29 +3334,7 @@
               <w:rPr>
                 <w:sz w:val="19"/>
               </w:rPr>
-              <w:t xml:space="preserve">+ </w:t>
-            </w:r>
-            <w:proofErr w:type="spellStart"/>
-            <w:proofErr w:type="gramStart"/>
-            <w:r>
-              <w:rPr>
-                <w:sz w:val="19"/>
-              </w:rPr>
-              <w:t>CalculateArea</w:t>
-            </w:r>
-            <w:proofErr w:type="spellEnd"/>
-            <w:r>
-              <w:rPr>
-                <w:sz w:val="19"/>
-              </w:rPr>
-              <w:t>(</w:t>
-            </w:r>
-            <w:proofErr w:type="gramEnd"/>
-            <w:r>
-              <w:rPr>
-                <w:sz w:val="19"/>
-              </w:rPr>
-              <w:t>)</w:t>
+              <w:t>+ CalculateArea()</w:t>
             </w:r>
           </w:p>
         </w:tc>
@@ -3437,14 +3353,12 @@
             <w:pPr>
               <w:spacing w:line="240" w:lineRule="auto"/>
             </w:pPr>
-            <w:proofErr w:type="spellStart"/>
             <w:r>
               <w:rPr>
                 <w:sz w:val="19"/>
               </w:rPr>
               <w:t>double</w:t>
             </w:r>
-            <w:proofErr w:type="spellEnd"/>
           </w:p>
         </w:tc>
         <w:tc>
@@ -3495,29 +3409,7 @@
               <w:rPr>
                 <w:sz w:val="19"/>
               </w:rPr>
-              <w:t xml:space="preserve">+ </w:t>
-            </w:r>
-            <w:proofErr w:type="spellStart"/>
-            <w:proofErr w:type="gramStart"/>
-            <w:r>
-              <w:rPr>
-                <w:sz w:val="19"/>
-              </w:rPr>
-              <w:t>CalculatePerimeter</w:t>
-            </w:r>
-            <w:proofErr w:type="spellEnd"/>
-            <w:r>
-              <w:rPr>
-                <w:sz w:val="19"/>
-              </w:rPr>
-              <w:t>(</w:t>
-            </w:r>
-            <w:proofErr w:type="gramEnd"/>
-            <w:r>
-              <w:rPr>
-                <w:sz w:val="19"/>
-              </w:rPr>
-              <w:t>)</w:t>
+              <w:t>+ CalculatePerimeter()</w:t>
             </w:r>
           </w:p>
         </w:tc>
@@ -3536,14 +3428,12 @@
             <w:pPr>
               <w:spacing w:line="240" w:lineRule="auto"/>
             </w:pPr>
-            <w:proofErr w:type="spellStart"/>
             <w:r>
               <w:rPr>
                 <w:sz w:val="19"/>
               </w:rPr>
               <w:t>double</w:t>
             </w:r>
-            <w:proofErr w:type="spellEnd"/>
           </w:p>
         </w:tc>
         <w:tc>
@@ -3604,11 +3494,9 @@
         </w:rPr>
         <w:t xml:space="preserve">Описание класса </w:t>
       </w:r>
-      <w:proofErr w:type="spellStart"/>
       <w:r>
         <w:t>Circle</w:t>
       </w:r>
-      <w:proofErr w:type="spellEnd"/>
     </w:p>
     <w:tbl>
       <w:tblPr>
@@ -3732,35 +3620,7 @@
               <w:rPr>
                 <w:sz w:val="21"/>
               </w:rPr>
-              <w:t xml:space="preserve">Описание класса: </w:t>
-            </w:r>
-            <w:proofErr w:type="spellStart"/>
-            <w:r>
-              <w:rPr>
-                <w:sz w:val="21"/>
-              </w:rPr>
-              <w:t>Circle</w:t>
-            </w:r>
-            <w:proofErr w:type="spellEnd"/>
-            <w:r>
-              <w:rPr>
-                <w:sz w:val="21"/>
-              </w:rPr>
-              <w:t xml:space="preserve"> реализует </w:t>
-            </w:r>
-            <w:proofErr w:type="spellStart"/>
-            <w:r>
-              <w:rPr>
-                <w:sz w:val="21"/>
-              </w:rPr>
-              <w:t>IShape</w:t>
-            </w:r>
-            <w:proofErr w:type="spellEnd"/>
-            <w:r>
-              <w:rPr>
-                <w:sz w:val="21"/>
-              </w:rPr>
-              <w:t xml:space="preserve"> и представляет круг с положительным радиусом.</w:t>
+              <w:t>Описание класса: Circle реализует IShape и представляет круг с положительным радиусом.</w:t>
             </w:r>
           </w:p>
         </w:tc>
@@ -3821,16 +3681,8 @@
               <w:rPr>
                 <w:sz w:val="19"/>
               </w:rPr>
-              <w:t>− _</w:t>
-            </w:r>
-            <w:proofErr w:type="spellStart"/>
-            <w:r>
-              <w:rPr>
-                <w:sz w:val="19"/>
-              </w:rPr>
-              <w:t>radius</w:t>
-            </w:r>
-            <w:proofErr w:type="spellEnd"/>
+              <w:t>− _radius</w:t>
+            </w:r>
           </w:p>
         </w:tc>
         <w:tc>
@@ -3848,14 +3700,12 @@
             <w:pPr>
               <w:spacing w:line="240" w:lineRule="auto"/>
             </w:pPr>
-            <w:proofErr w:type="spellStart"/>
             <w:r>
               <w:rPr>
                 <w:sz w:val="19"/>
               </w:rPr>
               <w:t>double</w:t>
             </w:r>
-            <w:proofErr w:type="spellEnd"/>
           </w:p>
         </w:tc>
         <w:tc>
@@ -3938,16 +3788,8 @@
               <w:rPr>
                 <w:sz w:val="19"/>
               </w:rPr>
-              <w:t xml:space="preserve">+ </w:t>
-            </w:r>
-            <w:proofErr w:type="spellStart"/>
-            <w:r>
-              <w:rPr>
-                <w:sz w:val="19"/>
-              </w:rPr>
-              <w:t>Radius</w:t>
-            </w:r>
-            <w:proofErr w:type="spellEnd"/>
+              <w:t>+ Radius</w:t>
+            </w:r>
           </w:p>
         </w:tc>
         <w:tc>
@@ -3965,14 +3807,12 @@
             <w:pPr>
               <w:spacing w:line="240" w:lineRule="auto"/>
             </w:pPr>
-            <w:proofErr w:type="spellStart"/>
             <w:r>
               <w:rPr>
                 <w:sz w:val="19"/>
               </w:rPr>
               <w:t>double</w:t>
             </w:r>
-            <w:proofErr w:type="spellEnd"/>
           </w:p>
         </w:tc>
         <w:tc>
@@ -3994,21 +3834,7 @@
               <w:rPr>
                 <w:sz w:val="19"/>
               </w:rPr>
-              <w:t xml:space="preserve">Возвращает радиус; при инициализации проверяет значение через </w:t>
-            </w:r>
-            <w:proofErr w:type="spellStart"/>
-            <w:r>
-              <w:rPr>
-                <w:sz w:val="19"/>
-              </w:rPr>
-              <w:t>Validator</w:t>
-            </w:r>
-            <w:proofErr w:type="spellEnd"/>
-            <w:r>
-              <w:rPr>
-                <w:sz w:val="19"/>
-              </w:rPr>
-              <w:t>.</w:t>
+              <w:t>Возвращает радиус; при инициализации проверяет значение через Validator.</w:t>
             </w:r>
           </w:p>
         </w:tc>
@@ -4056,14 +3882,12 @@
             <w:pPr>
               <w:spacing w:line="240" w:lineRule="auto"/>
             </w:pPr>
-            <w:proofErr w:type="spellStart"/>
             <w:r>
               <w:rPr>
                 <w:sz w:val="19"/>
               </w:rPr>
               <w:t>string</w:t>
             </w:r>
-            <w:proofErr w:type="spellEnd"/>
           </w:p>
         </w:tc>
         <w:tc>
@@ -4146,51 +3970,7 @@
               <w:rPr>
                 <w:sz w:val="19"/>
               </w:rPr>
-              <w:t xml:space="preserve">+ </w:t>
-            </w:r>
-            <w:proofErr w:type="spellStart"/>
-            <w:proofErr w:type="gramStart"/>
-            <w:r>
-              <w:rPr>
-                <w:sz w:val="19"/>
-              </w:rPr>
-              <w:t>Circle</w:t>
-            </w:r>
-            <w:proofErr w:type="spellEnd"/>
-            <w:r>
-              <w:rPr>
-                <w:sz w:val="19"/>
-              </w:rPr>
-              <w:t>(</w:t>
-            </w:r>
-            <w:proofErr w:type="spellStart"/>
-            <w:proofErr w:type="gramEnd"/>
-            <w:r>
-              <w:rPr>
-                <w:sz w:val="19"/>
-              </w:rPr>
-              <w:t>double</w:t>
-            </w:r>
-            <w:proofErr w:type="spellEnd"/>
-            <w:r>
-              <w:rPr>
-                <w:sz w:val="19"/>
-              </w:rPr>
-              <w:t xml:space="preserve"> </w:t>
-            </w:r>
-            <w:proofErr w:type="spellStart"/>
-            <w:r>
-              <w:rPr>
-                <w:sz w:val="19"/>
-              </w:rPr>
-              <w:t>radius</w:t>
-            </w:r>
-            <w:proofErr w:type="spellEnd"/>
-            <w:r>
-              <w:rPr>
-                <w:sz w:val="19"/>
-              </w:rPr>
-              <w:t>)</w:t>
+              <w:t>+ Circle(double radius)</w:t>
             </w:r>
           </w:p>
         </w:tc>
@@ -4265,29 +4045,7 @@
               <w:rPr>
                 <w:sz w:val="19"/>
               </w:rPr>
-              <w:t xml:space="preserve">+ </w:t>
-            </w:r>
-            <w:proofErr w:type="spellStart"/>
-            <w:proofErr w:type="gramStart"/>
-            <w:r>
-              <w:rPr>
-                <w:sz w:val="19"/>
-              </w:rPr>
-              <w:t>CalculateArea</w:t>
-            </w:r>
-            <w:proofErr w:type="spellEnd"/>
-            <w:r>
-              <w:rPr>
-                <w:sz w:val="19"/>
-              </w:rPr>
-              <w:t>(</w:t>
-            </w:r>
-            <w:proofErr w:type="gramEnd"/>
-            <w:r>
-              <w:rPr>
-                <w:sz w:val="19"/>
-              </w:rPr>
-              <w:t>)</w:t>
+              <w:t>+ CalculateArea()</w:t>
             </w:r>
           </w:p>
         </w:tc>
@@ -4306,14 +4064,12 @@
             <w:pPr>
               <w:spacing w:line="240" w:lineRule="auto"/>
             </w:pPr>
-            <w:proofErr w:type="spellStart"/>
             <w:r>
               <w:rPr>
                 <w:sz w:val="19"/>
               </w:rPr>
               <w:t>double</w:t>
             </w:r>
-            <w:proofErr w:type="spellEnd"/>
           </w:p>
         </w:tc>
         <w:tc>
@@ -4364,29 +4120,7 @@
               <w:rPr>
                 <w:sz w:val="19"/>
               </w:rPr>
-              <w:t xml:space="preserve">+ </w:t>
-            </w:r>
-            <w:proofErr w:type="spellStart"/>
-            <w:proofErr w:type="gramStart"/>
-            <w:r>
-              <w:rPr>
-                <w:sz w:val="19"/>
-              </w:rPr>
-              <w:t>CalculatePerimeter</w:t>
-            </w:r>
-            <w:proofErr w:type="spellEnd"/>
-            <w:r>
-              <w:rPr>
-                <w:sz w:val="19"/>
-              </w:rPr>
-              <w:t>(</w:t>
-            </w:r>
-            <w:proofErr w:type="gramEnd"/>
-            <w:r>
-              <w:rPr>
-                <w:sz w:val="19"/>
-              </w:rPr>
-              <w:t>)</w:t>
+              <w:t>+ CalculatePerimeter()</w:t>
             </w:r>
           </w:p>
         </w:tc>
@@ -4405,14 +4139,12 @@
             <w:pPr>
               <w:spacing w:line="240" w:lineRule="auto"/>
             </w:pPr>
-            <w:proofErr w:type="spellStart"/>
             <w:r>
               <w:rPr>
                 <w:sz w:val="19"/>
               </w:rPr>
               <w:t>double</w:t>
             </w:r>
-            <w:proofErr w:type="spellEnd"/>
           </w:p>
         </w:tc>
         <w:tc>
@@ -4463,29 +4195,7 @@
               <w:rPr>
                 <w:sz w:val="19"/>
               </w:rPr>
-              <w:t xml:space="preserve">+ </w:t>
-            </w:r>
-            <w:proofErr w:type="spellStart"/>
-            <w:proofErr w:type="gramStart"/>
-            <w:r>
-              <w:rPr>
-                <w:sz w:val="19"/>
-              </w:rPr>
-              <w:t>ToString</w:t>
-            </w:r>
-            <w:proofErr w:type="spellEnd"/>
-            <w:r>
-              <w:rPr>
-                <w:sz w:val="19"/>
-              </w:rPr>
-              <w:t>(</w:t>
-            </w:r>
-            <w:proofErr w:type="gramEnd"/>
-            <w:r>
-              <w:rPr>
-                <w:sz w:val="19"/>
-              </w:rPr>
-              <w:t>)</w:t>
+              <w:t>+ ToString()</w:t>
             </w:r>
           </w:p>
         </w:tc>
@@ -4504,14 +4214,12 @@
             <w:pPr>
               <w:spacing w:line="240" w:lineRule="auto"/>
             </w:pPr>
-            <w:proofErr w:type="spellStart"/>
             <w:r>
               <w:rPr>
                 <w:sz w:val="19"/>
               </w:rPr>
               <w:t>string</w:t>
             </w:r>
-            <w:proofErr w:type="spellEnd"/>
           </w:p>
         </w:tc>
         <w:tc>
@@ -4546,11 +4254,9 @@
       <w:r>
         <w:t xml:space="preserve">Таблица 3 – Описание класса </w:t>
       </w:r>
-      <w:proofErr w:type="spellStart"/>
       <w:r>
         <w:t>Rectangle</w:t>
       </w:r>
-      <w:proofErr w:type="spellEnd"/>
     </w:p>
     <w:tbl>
       <w:tblPr>
@@ -4674,35 +4380,7 @@
               <w:rPr>
                 <w:sz w:val="21"/>
               </w:rPr>
-              <w:t xml:space="preserve">Описание класса: </w:t>
-            </w:r>
-            <w:proofErr w:type="spellStart"/>
-            <w:r>
-              <w:rPr>
-                <w:sz w:val="21"/>
-              </w:rPr>
-              <w:t>Rectangle</w:t>
-            </w:r>
-            <w:proofErr w:type="spellEnd"/>
-            <w:r>
-              <w:rPr>
-                <w:sz w:val="21"/>
-              </w:rPr>
-              <w:t xml:space="preserve"> реализует </w:t>
-            </w:r>
-            <w:proofErr w:type="spellStart"/>
-            <w:r>
-              <w:rPr>
-                <w:sz w:val="21"/>
-              </w:rPr>
-              <w:t>IShape</w:t>
-            </w:r>
-            <w:proofErr w:type="spellEnd"/>
-            <w:r>
-              <w:rPr>
-                <w:sz w:val="21"/>
-              </w:rPr>
-              <w:t xml:space="preserve"> и представляет прямоугольник с положительными шириной и высотой.</w:t>
+              <w:t>Описание класса: Rectangle реализует IShape и представляет прямоугольник с положительными шириной и высотой.</w:t>
             </w:r>
           </w:p>
         </w:tc>
@@ -4763,16 +4441,8 @@
               <w:rPr>
                 <w:sz w:val="19"/>
               </w:rPr>
-              <w:t>− _</w:t>
-            </w:r>
-            <w:proofErr w:type="spellStart"/>
-            <w:r>
-              <w:rPr>
-                <w:sz w:val="19"/>
-              </w:rPr>
-              <w:t>width</w:t>
-            </w:r>
-            <w:proofErr w:type="spellEnd"/>
+              <w:t>− _width</w:t>
+            </w:r>
           </w:p>
         </w:tc>
         <w:tc>
@@ -4790,14 +4460,12 @@
             <w:pPr>
               <w:spacing w:line="240" w:lineRule="auto"/>
             </w:pPr>
-            <w:proofErr w:type="spellStart"/>
             <w:r>
               <w:rPr>
                 <w:sz w:val="19"/>
               </w:rPr>
               <w:t>double</w:t>
             </w:r>
-            <w:proofErr w:type="spellEnd"/>
           </w:p>
         </w:tc>
         <w:tc>
@@ -4848,16 +4516,8 @@
               <w:rPr>
                 <w:sz w:val="19"/>
               </w:rPr>
-              <w:t>− _</w:t>
-            </w:r>
-            <w:proofErr w:type="spellStart"/>
-            <w:r>
-              <w:rPr>
-                <w:sz w:val="19"/>
-              </w:rPr>
-              <w:t>height</w:t>
-            </w:r>
-            <w:proofErr w:type="spellEnd"/>
+              <w:t>− _height</w:t>
+            </w:r>
           </w:p>
         </w:tc>
         <w:tc>
@@ -4875,14 +4535,12 @@
             <w:pPr>
               <w:spacing w:line="240" w:lineRule="auto"/>
             </w:pPr>
-            <w:proofErr w:type="spellStart"/>
             <w:r>
               <w:rPr>
                 <w:sz w:val="19"/>
               </w:rPr>
               <w:t>double</w:t>
             </w:r>
-            <w:proofErr w:type="spellEnd"/>
           </w:p>
         </w:tc>
         <w:tc>
@@ -4965,16 +4623,8 @@
               <w:rPr>
                 <w:sz w:val="19"/>
               </w:rPr>
-              <w:t xml:space="preserve">+ </w:t>
-            </w:r>
-            <w:proofErr w:type="spellStart"/>
-            <w:r>
-              <w:rPr>
-                <w:sz w:val="19"/>
-              </w:rPr>
-              <w:t>Width</w:t>
-            </w:r>
-            <w:proofErr w:type="spellEnd"/>
+              <w:t>+ Width</w:t>
+            </w:r>
           </w:p>
         </w:tc>
         <w:tc>
@@ -4992,14 +4642,12 @@
             <w:pPr>
               <w:spacing w:line="240" w:lineRule="auto"/>
             </w:pPr>
-            <w:proofErr w:type="spellStart"/>
             <w:r>
               <w:rPr>
                 <w:sz w:val="19"/>
               </w:rPr>
               <w:t>double</w:t>
             </w:r>
-            <w:proofErr w:type="spellEnd"/>
           </w:p>
         </w:tc>
         <w:tc>
@@ -5050,16 +4698,8 @@
               <w:rPr>
                 <w:sz w:val="19"/>
               </w:rPr>
-              <w:t xml:space="preserve">+ </w:t>
-            </w:r>
-            <w:proofErr w:type="spellStart"/>
-            <w:r>
-              <w:rPr>
-                <w:sz w:val="19"/>
-              </w:rPr>
-              <w:t>Height</w:t>
-            </w:r>
-            <w:proofErr w:type="spellEnd"/>
+              <w:t>+ Height</w:t>
+            </w:r>
           </w:p>
         </w:tc>
         <w:tc>
@@ -5077,14 +4717,12 @@
             <w:pPr>
               <w:spacing w:line="240" w:lineRule="auto"/>
             </w:pPr>
-            <w:proofErr w:type="spellStart"/>
             <w:r>
               <w:rPr>
                 <w:sz w:val="19"/>
               </w:rPr>
               <w:t>double</w:t>
             </w:r>
-            <w:proofErr w:type="spellEnd"/>
           </w:p>
         </w:tc>
         <w:tc>
@@ -5155,14 +4793,12 @@
             <w:pPr>
               <w:spacing w:line="240" w:lineRule="auto"/>
             </w:pPr>
-            <w:proofErr w:type="spellStart"/>
             <w:r>
               <w:rPr>
                 <w:sz w:val="19"/>
               </w:rPr>
               <w:t>string</w:t>
             </w:r>
-            <w:proofErr w:type="spellEnd"/>
           </w:p>
         </w:tc>
         <w:tc>
@@ -5249,23 +4885,7 @@
                 <w:sz w:val="19"/>
                 <w:lang w:val="en-US"/>
               </w:rPr>
-              <w:t xml:space="preserve">+ </w:t>
-            </w:r>
-            <w:proofErr w:type="gramStart"/>
-            <w:r>
-              <w:rPr>
-                <w:sz w:val="19"/>
-                <w:lang w:val="en-US"/>
-              </w:rPr>
-              <w:t>Rectangle(</w:t>
-            </w:r>
-            <w:proofErr w:type="gramEnd"/>
-            <w:r>
-              <w:rPr>
-                <w:sz w:val="19"/>
-                <w:lang w:val="en-US"/>
-              </w:rPr>
-              <w:t>double width, double height)</w:t>
+              <w:t>+ Rectangle(double width, double height)</w:t>
             </w:r>
           </w:p>
         </w:tc>
@@ -5340,29 +4960,7 @@
               <w:rPr>
                 <w:sz w:val="19"/>
               </w:rPr>
-              <w:t xml:space="preserve">+ </w:t>
-            </w:r>
-            <w:proofErr w:type="spellStart"/>
-            <w:proofErr w:type="gramStart"/>
-            <w:r>
-              <w:rPr>
-                <w:sz w:val="19"/>
-              </w:rPr>
-              <w:t>CalculateArea</w:t>
-            </w:r>
-            <w:proofErr w:type="spellEnd"/>
-            <w:r>
-              <w:rPr>
-                <w:sz w:val="19"/>
-              </w:rPr>
-              <w:t>(</w:t>
-            </w:r>
-            <w:proofErr w:type="gramEnd"/>
-            <w:r>
-              <w:rPr>
-                <w:sz w:val="19"/>
-              </w:rPr>
-              <w:t>)</w:t>
+              <w:t>+ CalculateArea()</w:t>
             </w:r>
           </w:p>
         </w:tc>
@@ -5381,14 +4979,12 @@
             <w:pPr>
               <w:spacing w:line="240" w:lineRule="auto"/>
             </w:pPr>
-            <w:proofErr w:type="spellStart"/>
             <w:r>
               <w:rPr>
                 <w:sz w:val="19"/>
               </w:rPr>
               <w:t>double</w:t>
             </w:r>
-            <w:proofErr w:type="spellEnd"/>
           </w:p>
         </w:tc>
         <w:tc>
@@ -5410,35 +5006,7 @@
               <w:rPr>
                 <w:sz w:val="19"/>
               </w:rPr>
-              <w:t xml:space="preserve">Вычисляет площадь по формуле </w:t>
-            </w:r>
-            <w:proofErr w:type="spellStart"/>
-            <w:r>
-              <w:rPr>
-                <w:sz w:val="19"/>
-              </w:rPr>
-              <w:t>width</w:t>
-            </w:r>
-            <w:proofErr w:type="spellEnd"/>
-            <w:r>
-              <w:rPr>
-                <w:sz w:val="19"/>
-              </w:rPr>
-              <w:t xml:space="preserve"> × </w:t>
-            </w:r>
-            <w:proofErr w:type="spellStart"/>
-            <w:r>
-              <w:rPr>
-                <w:sz w:val="19"/>
-              </w:rPr>
-              <w:t>height</w:t>
-            </w:r>
-            <w:proofErr w:type="spellEnd"/>
-            <w:r>
-              <w:rPr>
-                <w:sz w:val="19"/>
-              </w:rPr>
-              <w:t>.</w:t>
+              <w:t>Вычисляет площадь по формуле width × height.</w:t>
             </w:r>
           </w:p>
         </w:tc>
@@ -5467,29 +5035,7 @@
               <w:rPr>
                 <w:sz w:val="19"/>
               </w:rPr>
-              <w:t xml:space="preserve">+ </w:t>
-            </w:r>
-            <w:proofErr w:type="spellStart"/>
-            <w:proofErr w:type="gramStart"/>
-            <w:r>
-              <w:rPr>
-                <w:sz w:val="19"/>
-              </w:rPr>
-              <w:t>CalculatePerimeter</w:t>
-            </w:r>
-            <w:proofErr w:type="spellEnd"/>
-            <w:r>
-              <w:rPr>
-                <w:sz w:val="19"/>
-              </w:rPr>
-              <w:t>(</w:t>
-            </w:r>
-            <w:proofErr w:type="gramEnd"/>
-            <w:r>
-              <w:rPr>
-                <w:sz w:val="19"/>
-              </w:rPr>
-              <w:t>)</w:t>
+              <w:t>+ CalculatePerimeter()</w:t>
             </w:r>
           </w:p>
         </w:tc>
@@ -5508,14 +5054,12 @@
             <w:pPr>
               <w:spacing w:line="240" w:lineRule="auto"/>
             </w:pPr>
-            <w:proofErr w:type="spellStart"/>
             <w:r>
               <w:rPr>
                 <w:sz w:val="19"/>
               </w:rPr>
               <w:t>double</w:t>
             </w:r>
-            <w:proofErr w:type="spellEnd"/>
           </w:p>
         </w:tc>
         <w:tc>
@@ -5537,35 +5081,7 @@
               <w:rPr>
                 <w:sz w:val="19"/>
               </w:rPr>
-              <w:t>Вычисляет периметр по формуле 2 × (</w:t>
-            </w:r>
-            <w:proofErr w:type="spellStart"/>
-            <w:r>
-              <w:rPr>
-                <w:sz w:val="19"/>
-              </w:rPr>
-              <w:t>width</w:t>
-            </w:r>
-            <w:proofErr w:type="spellEnd"/>
-            <w:r>
-              <w:rPr>
-                <w:sz w:val="19"/>
-              </w:rPr>
-              <w:t xml:space="preserve"> + </w:t>
-            </w:r>
-            <w:proofErr w:type="spellStart"/>
-            <w:r>
-              <w:rPr>
-                <w:sz w:val="19"/>
-              </w:rPr>
-              <w:t>height</w:t>
-            </w:r>
-            <w:proofErr w:type="spellEnd"/>
-            <w:r>
-              <w:rPr>
-                <w:sz w:val="19"/>
-              </w:rPr>
-              <w:t>).</w:t>
+              <w:t>Вычисляет периметр по формуле 2 × (width + height).</w:t>
             </w:r>
           </w:p>
         </w:tc>
@@ -5594,29 +5110,7 @@
               <w:rPr>
                 <w:sz w:val="19"/>
               </w:rPr>
-              <w:t xml:space="preserve">+ </w:t>
-            </w:r>
-            <w:proofErr w:type="spellStart"/>
-            <w:proofErr w:type="gramStart"/>
-            <w:r>
-              <w:rPr>
-                <w:sz w:val="19"/>
-              </w:rPr>
-              <w:t>ToString</w:t>
-            </w:r>
-            <w:proofErr w:type="spellEnd"/>
-            <w:r>
-              <w:rPr>
-                <w:sz w:val="19"/>
-              </w:rPr>
-              <w:t>(</w:t>
-            </w:r>
-            <w:proofErr w:type="gramEnd"/>
-            <w:r>
-              <w:rPr>
-                <w:sz w:val="19"/>
-              </w:rPr>
-              <w:t>)</w:t>
+              <w:t>+ ToString()</w:t>
             </w:r>
           </w:p>
         </w:tc>
@@ -5635,14 +5129,12 @@
             <w:pPr>
               <w:spacing w:line="240" w:lineRule="auto"/>
             </w:pPr>
-            <w:proofErr w:type="spellStart"/>
             <w:r>
               <w:rPr>
                 <w:sz w:val="19"/>
               </w:rPr>
               <w:t>string</w:t>
             </w:r>
-            <w:proofErr w:type="spellEnd"/>
           </w:p>
         </w:tc>
         <w:tc>
@@ -5677,11 +5169,9 @@
       <w:r>
         <w:t xml:space="preserve">Таблица 4 – Описание класса </w:t>
       </w:r>
-      <w:proofErr w:type="spellStart"/>
       <w:r>
         <w:t>Triangle</w:t>
       </w:r>
-      <w:proofErr w:type="spellEnd"/>
     </w:p>
     <w:tbl>
       <w:tblPr>
@@ -5805,35 +5295,7 @@
               <w:rPr>
                 <w:sz w:val="21"/>
               </w:rPr>
-              <w:t xml:space="preserve">Описание класса: </w:t>
-            </w:r>
-            <w:proofErr w:type="spellStart"/>
-            <w:r>
-              <w:rPr>
-                <w:sz w:val="21"/>
-              </w:rPr>
-              <w:t>Triangle</w:t>
-            </w:r>
-            <w:proofErr w:type="spellEnd"/>
-            <w:r>
-              <w:rPr>
-                <w:sz w:val="21"/>
-              </w:rPr>
-              <w:t xml:space="preserve"> реализует </w:t>
-            </w:r>
-            <w:proofErr w:type="spellStart"/>
-            <w:r>
-              <w:rPr>
-                <w:sz w:val="21"/>
-              </w:rPr>
-              <w:t>IShape</w:t>
-            </w:r>
-            <w:proofErr w:type="spellEnd"/>
-            <w:r>
-              <w:rPr>
-                <w:sz w:val="21"/>
-              </w:rPr>
-              <w:t>, представляет треугольник и проверяет условие существования по неравенству треугольника.</w:t>
+              <w:t>Описание класса: Triangle реализует IShape, представляет треугольник и проверяет условие существования по неравенству треугольника.</w:t>
             </w:r>
           </w:p>
         </w:tc>
@@ -5894,16 +5356,8 @@
               <w:rPr>
                 <w:sz w:val="19"/>
               </w:rPr>
-              <w:t>− _</w:t>
-            </w:r>
-            <w:proofErr w:type="spellStart"/>
-            <w:r>
-              <w:rPr>
-                <w:sz w:val="19"/>
-              </w:rPr>
-              <w:t>sideA</w:t>
-            </w:r>
-            <w:proofErr w:type="spellEnd"/>
+              <w:t>− _sideA</w:t>
+            </w:r>
           </w:p>
         </w:tc>
         <w:tc>
@@ -5921,14 +5375,12 @@
             <w:pPr>
               <w:spacing w:line="240" w:lineRule="auto"/>
             </w:pPr>
-            <w:proofErr w:type="spellStart"/>
             <w:r>
               <w:rPr>
                 <w:sz w:val="19"/>
               </w:rPr>
               <w:t>double</w:t>
             </w:r>
-            <w:proofErr w:type="spellEnd"/>
           </w:p>
         </w:tc>
         <w:tc>
@@ -5979,16 +5431,8 @@
               <w:rPr>
                 <w:sz w:val="19"/>
               </w:rPr>
-              <w:t>− _</w:t>
-            </w:r>
-            <w:proofErr w:type="spellStart"/>
-            <w:r>
-              <w:rPr>
-                <w:sz w:val="19"/>
-              </w:rPr>
-              <w:t>sideB</w:t>
-            </w:r>
-            <w:proofErr w:type="spellEnd"/>
+              <w:t>− _sideB</w:t>
+            </w:r>
           </w:p>
         </w:tc>
         <w:tc>
@@ -6006,14 +5450,12 @@
             <w:pPr>
               <w:spacing w:line="240" w:lineRule="auto"/>
             </w:pPr>
-            <w:proofErr w:type="spellStart"/>
             <w:r>
               <w:rPr>
                 <w:sz w:val="19"/>
               </w:rPr>
               <w:t>double</w:t>
             </w:r>
-            <w:proofErr w:type="spellEnd"/>
           </w:p>
         </w:tc>
         <w:tc>
@@ -6064,16 +5506,8 @@
               <w:rPr>
                 <w:sz w:val="19"/>
               </w:rPr>
-              <w:t>− _</w:t>
-            </w:r>
-            <w:proofErr w:type="spellStart"/>
-            <w:r>
-              <w:rPr>
-                <w:sz w:val="19"/>
-              </w:rPr>
-              <w:t>sideC</w:t>
-            </w:r>
-            <w:proofErr w:type="spellEnd"/>
+              <w:t>− _sideC</w:t>
+            </w:r>
           </w:p>
         </w:tc>
         <w:tc>
@@ -6091,14 +5525,12 @@
             <w:pPr>
               <w:spacing w:line="240" w:lineRule="auto"/>
             </w:pPr>
-            <w:proofErr w:type="spellStart"/>
             <w:r>
               <w:rPr>
                 <w:sz w:val="19"/>
               </w:rPr>
               <w:t>double</w:t>
             </w:r>
-            <w:proofErr w:type="spellEnd"/>
           </w:p>
         </w:tc>
         <w:tc>
@@ -6181,16 +5613,8 @@
               <w:rPr>
                 <w:sz w:val="19"/>
               </w:rPr>
-              <w:t xml:space="preserve">+ </w:t>
-            </w:r>
-            <w:proofErr w:type="spellStart"/>
-            <w:r>
-              <w:rPr>
-                <w:sz w:val="19"/>
-              </w:rPr>
-              <w:t>SideA</w:t>
-            </w:r>
-            <w:proofErr w:type="spellEnd"/>
+              <w:t>+ SideA</w:t>
+            </w:r>
           </w:p>
         </w:tc>
         <w:tc>
@@ -6208,14 +5632,12 @@
             <w:pPr>
               <w:spacing w:line="240" w:lineRule="auto"/>
             </w:pPr>
-            <w:proofErr w:type="spellStart"/>
             <w:r>
               <w:rPr>
                 <w:sz w:val="19"/>
               </w:rPr>
               <w:t>double</w:t>
             </w:r>
-            <w:proofErr w:type="spellEnd"/>
           </w:p>
         </w:tc>
         <w:tc>
@@ -6266,16 +5688,8 @@
               <w:rPr>
                 <w:sz w:val="19"/>
               </w:rPr>
-              <w:t xml:space="preserve">+ </w:t>
-            </w:r>
-            <w:proofErr w:type="spellStart"/>
-            <w:r>
-              <w:rPr>
-                <w:sz w:val="19"/>
-              </w:rPr>
-              <w:t>SideB</w:t>
-            </w:r>
-            <w:proofErr w:type="spellEnd"/>
+              <w:t>+ SideB</w:t>
+            </w:r>
           </w:p>
         </w:tc>
         <w:tc>
@@ -6293,14 +5707,12 @@
             <w:pPr>
               <w:spacing w:line="240" w:lineRule="auto"/>
             </w:pPr>
-            <w:proofErr w:type="spellStart"/>
             <w:r>
               <w:rPr>
                 <w:sz w:val="19"/>
               </w:rPr>
               <w:t>double</w:t>
             </w:r>
-            <w:proofErr w:type="spellEnd"/>
           </w:p>
         </w:tc>
         <w:tc>
@@ -6351,16 +5763,8 @@
               <w:rPr>
                 <w:sz w:val="19"/>
               </w:rPr>
-              <w:t xml:space="preserve">+ </w:t>
-            </w:r>
-            <w:proofErr w:type="spellStart"/>
-            <w:r>
-              <w:rPr>
-                <w:sz w:val="19"/>
-              </w:rPr>
-              <w:t>SideC</w:t>
-            </w:r>
-            <w:proofErr w:type="spellEnd"/>
+              <w:t>+ SideC</w:t>
+            </w:r>
           </w:p>
         </w:tc>
         <w:tc>
@@ -6378,14 +5782,12 @@
             <w:pPr>
               <w:spacing w:line="240" w:lineRule="auto"/>
             </w:pPr>
-            <w:proofErr w:type="spellStart"/>
             <w:r>
               <w:rPr>
                 <w:sz w:val="19"/>
               </w:rPr>
               <w:t>double</w:t>
             </w:r>
-            <w:proofErr w:type="spellEnd"/>
           </w:p>
         </w:tc>
         <w:tc>
@@ -6455,14 +5857,12 @@
             <w:pPr>
               <w:spacing w:line="240" w:lineRule="auto"/>
             </w:pPr>
-            <w:proofErr w:type="spellStart"/>
             <w:r>
               <w:rPr>
                 <w:sz w:val="19"/>
               </w:rPr>
               <w:t>string</w:t>
             </w:r>
-            <w:proofErr w:type="spellEnd"/>
           </w:p>
         </w:tc>
         <w:tc>
@@ -6549,71 +5949,7 @@
                 <w:sz w:val="19"/>
                 <w:lang w:val="en-US"/>
               </w:rPr>
-              <w:t xml:space="preserve">+ </w:t>
-            </w:r>
-            <w:proofErr w:type="gramStart"/>
-            <w:r>
-              <w:rPr>
-                <w:sz w:val="19"/>
-                <w:lang w:val="en-US"/>
-              </w:rPr>
-              <w:t>Triangle(</w:t>
-            </w:r>
-            <w:proofErr w:type="gramEnd"/>
-            <w:r>
-              <w:rPr>
-                <w:sz w:val="19"/>
-                <w:lang w:val="en-US"/>
-              </w:rPr>
-              <w:t xml:space="preserve">double </w:t>
-            </w:r>
-            <w:proofErr w:type="spellStart"/>
-            <w:r>
-              <w:rPr>
-                <w:sz w:val="19"/>
-                <w:lang w:val="en-US"/>
-              </w:rPr>
-              <w:t>sideA</w:t>
-            </w:r>
-            <w:proofErr w:type="spellEnd"/>
-            <w:r>
-              <w:rPr>
-                <w:sz w:val="19"/>
-                <w:lang w:val="en-US"/>
-              </w:rPr>
-              <w:t xml:space="preserve">, double </w:t>
-            </w:r>
-            <w:proofErr w:type="spellStart"/>
-            <w:r>
-              <w:rPr>
-                <w:sz w:val="19"/>
-                <w:lang w:val="en-US"/>
-              </w:rPr>
-              <w:t>sideB</w:t>
-            </w:r>
-            <w:proofErr w:type="spellEnd"/>
-            <w:r>
-              <w:rPr>
-                <w:sz w:val="19"/>
-                <w:lang w:val="en-US"/>
-              </w:rPr>
-              <w:t xml:space="preserve">, double </w:t>
-            </w:r>
-            <w:proofErr w:type="spellStart"/>
-            <w:r>
-              <w:rPr>
-                <w:sz w:val="19"/>
-                <w:lang w:val="en-US"/>
-              </w:rPr>
-              <w:t>sideC</w:t>
-            </w:r>
-            <w:proofErr w:type="spellEnd"/>
-            <w:r>
-              <w:rPr>
-                <w:sz w:val="19"/>
-                <w:lang w:val="en-US"/>
-              </w:rPr>
-              <w:t>)</w:t>
+              <w:t>+ Triangle(double sideA, double sideB, double sideC)</w:t>
             </w:r>
           </w:p>
         </w:tc>
@@ -6688,29 +6024,7 @@
               <w:rPr>
                 <w:sz w:val="19"/>
               </w:rPr>
-              <w:t xml:space="preserve">− </w:t>
-            </w:r>
-            <w:proofErr w:type="spellStart"/>
-            <w:proofErr w:type="gramStart"/>
-            <w:r>
-              <w:rPr>
-                <w:sz w:val="19"/>
-              </w:rPr>
-              <w:t>ValidateTriangle</w:t>
-            </w:r>
-            <w:proofErr w:type="spellEnd"/>
-            <w:r>
-              <w:rPr>
-                <w:sz w:val="19"/>
-              </w:rPr>
-              <w:t>(</w:t>
-            </w:r>
-            <w:proofErr w:type="gramEnd"/>
-            <w:r>
-              <w:rPr>
-                <w:sz w:val="19"/>
-              </w:rPr>
-              <w:t>)</w:t>
+              <w:t>− ValidateTriangle()</w:t>
             </w:r>
           </w:p>
         </w:tc>
@@ -6729,14 +6043,12 @@
             <w:pPr>
               <w:spacing w:line="240" w:lineRule="auto"/>
             </w:pPr>
-            <w:proofErr w:type="spellStart"/>
             <w:r>
               <w:rPr>
                 <w:sz w:val="19"/>
               </w:rPr>
               <w:t>void</w:t>
             </w:r>
-            <w:proofErr w:type="spellEnd"/>
           </w:p>
         </w:tc>
         <w:tc>
@@ -6787,29 +6099,7 @@
               <w:rPr>
                 <w:sz w:val="19"/>
               </w:rPr>
-              <w:t xml:space="preserve">+ </w:t>
-            </w:r>
-            <w:proofErr w:type="spellStart"/>
-            <w:proofErr w:type="gramStart"/>
-            <w:r>
-              <w:rPr>
-                <w:sz w:val="19"/>
-              </w:rPr>
-              <w:t>CalculateArea</w:t>
-            </w:r>
-            <w:proofErr w:type="spellEnd"/>
-            <w:r>
-              <w:rPr>
-                <w:sz w:val="19"/>
-              </w:rPr>
-              <w:t>(</w:t>
-            </w:r>
-            <w:proofErr w:type="gramEnd"/>
-            <w:r>
-              <w:rPr>
-                <w:sz w:val="19"/>
-              </w:rPr>
-              <w:t>)</w:t>
+              <w:t>+ CalculateArea()</w:t>
             </w:r>
           </w:p>
         </w:tc>
@@ -6828,14 +6118,12 @@
             <w:pPr>
               <w:spacing w:line="240" w:lineRule="auto"/>
             </w:pPr>
-            <w:proofErr w:type="spellStart"/>
             <w:r>
               <w:rPr>
                 <w:sz w:val="19"/>
               </w:rPr>
               <w:t>double</w:t>
             </w:r>
-            <w:proofErr w:type="spellEnd"/>
           </w:p>
         </w:tc>
         <w:tc>
@@ -6886,29 +6174,7 @@
               <w:rPr>
                 <w:sz w:val="19"/>
               </w:rPr>
-              <w:t xml:space="preserve">+ </w:t>
-            </w:r>
-            <w:proofErr w:type="spellStart"/>
-            <w:proofErr w:type="gramStart"/>
-            <w:r>
-              <w:rPr>
-                <w:sz w:val="19"/>
-              </w:rPr>
-              <w:t>CalculatePerimeter</w:t>
-            </w:r>
-            <w:proofErr w:type="spellEnd"/>
-            <w:r>
-              <w:rPr>
-                <w:sz w:val="19"/>
-              </w:rPr>
-              <w:t>(</w:t>
-            </w:r>
-            <w:proofErr w:type="gramEnd"/>
-            <w:r>
-              <w:rPr>
-                <w:sz w:val="19"/>
-              </w:rPr>
-              <w:t>)</w:t>
+              <w:t>+ CalculatePerimeter()</w:t>
             </w:r>
           </w:p>
         </w:tc>
@@ -6927,14 +6193,12 @@
             <w:pPr>
               <w:spacing w:line="240" w:lineRule="auto"/>
             </w:pPr>
-            <w:proofErr w:type="spellStart"/>
             <w:r>
               <w:rPr>
                 <w:sz w:val="19"/>
               </w:rPr>
               <w:t>double</w:t>
             </w:r>
-            <w:proofErr w:type="spellEnd"/>
           </w:p>
         </w:tc>
         <w:tc>
@@ -6985,29 +6249,7 @@
               <w:rPr>
                 <w:sz w:val="19"/>
               </w:rPr>
-              <w:t xml:space="preserve">+ </w:t>
-            </w:r>
-            <w:proofErr w:type="spellStart"/>
-            <w:proofErr w:type="gramStart"/>
-            <w:r>
-              <w:rPr>
-                <w:sz w:val="19"/>
-              </w:rPr>
-              <w:t>ToString</w:t>
-            </w:r>
-            <w:proofErr w:type="spellEnd"/>
-            <w:r>
-              <w:rPr>
-                <w:sz w:val="19"/>
-              </w:rPr>
-              <w:t>(</w:t>
-            </w:r>
-            <w:proofErr w:type="gramEnd"/>
-            <w:r>
-              <w:rPr>
-                <w:sz w:val="19"/>
-              </w:rPr>
-              <w:t>)</w:t>
+              <w:t>+ ToString()</w:t>
             </w:r>
           </w:p>
         </w:tc>
@@ -7026,14 +6268,12 @@
             <w:pPr>
               <w:spacing w:line="240" w:lineRule="auto"/>
             </w:pPr>
-            <w:proofErr w:type="spellStart"/>
             <w:r>
               <w:rPr>
                 <w:sz w:val="19"/>
               </w:rPr>
               <w:t>string</w:t>
             </w:r>
-            <w:proofErr w:type="spellEnd"/>
           </w:p>
         </w:tc>
         <w:tc>
@@ -7088,48 +6328,7 @@
                 <w:sz w:val="19"/>
                 <w:lang w:val="en-US"/>
               </w:rPr>
-              <w:t xml:space="preserve">− </w:t>
-            </w:r>
-            <w:proofErr w:type="spellStart"/>
-            <w:proofErr w:type="gramStart"/>
-            <w:r>
-              <w:rPr>
-                <w:sz w:val="19"/>
-                <w:lang w:val="en-US"/>
-              </w:rPr>
-              <w:t>FormatToString</w:t>
-            </w:r>
-            <w:proofErr w:type="spellEnd"/>
-            <w:r>
-              <w:rPr>
-                <w:sz w:val="19"/>
-                <w:lang w:val="en-US"/>
-              </w:rPr>
-              <w:t>(</w:t>
-            </w:r>
-            <w:proofErr w:type="gramEnd"/>
-            <w:r>
-              <w:rPr>
-                <w:sz w:val="19"/>
-                <w:lang w:val="en-US"/>
-              </w:rPr>
-              <w:t xml:space="preserve">string name, string </w:t>
-            </w:r>
-            <w:proofErr w:type="spellStart"/>
-            <w:r>
-              <w:rPr>
-                <w:sz w:val="19"/>
-                <w:lang w:val="en-US"/>
-              </w:rPr>
-              <w:t>parameterName</w:t>
-            </w:r>
-            <w:proofErr w:type="spellEnd"/>
-            <w:r>
-              <w:rPr>
-                <w:sz w:val="19"/>
-                <w:lang w:val="en-US"/>
-              </w:rPr>
-              <w:t>, params double[] values)</w:t>
+              <w:t>− FormatToString(string name, string parameterName, params double[] values)</w:t>
             </w:r>
           </w:p>
         </w:tc>
@@ -7148,14 +6347,12 @@
             <w:pPr>
               <w:spacing w:line="240" w:lineRule="auto"/>
             </w:pPr>
-            <w:proofErr w:type="spellStart"/>
             <w:r>
               <w:rPr>
                 <w:sz w:val="19"/>
               </w:rPr>
               <w:t>string</w:t>
             </w:r>
-            <w:proofErr w:type="spellEnd"/>
           </w:p>
         </w:tc>
         <w:tc>
@@ -7177,21 +6374,7 @@
               <w:rPr>
                 <w:sz w:val="19"/>
               </w:rPr>
-              <w:t xml:space="preserve">Форматирует значения параметров с точностью </w:t>
-            </w:r>
-            <w:proofErr w:type="spellStart"/>
-            <w:r>
-              <w:rPr>
-                <w:sz w:val="19"/>
-              </w:rPr>
-              <w:t>Constants.FormatPrecision</w:t>
-            </w:r>
-            <w:proofErr w:type="spellEnd"/>
-            <w:r>
-              <w:rPr>
-                <w:sz w:val="19"/>
-              </w:rPr>
-              <w:t>.</w:t>
+              <w:t>Форматирует значения параметров с точностью Constants.FormatPrecision.</w:t>
             </w:r>
           </w:p>
         </w:tc>
@@ -7222,8 +6405,8 @@
           <w:bCs/>
         </w:rPr>
       </w:pPr>
-      <w:bookmarkStart w:id="10" w:name="_Toc74956676"/>
-      <w:bookmarkStart w:id="11" w:name="_Toc74829067"/>
+      <w:bookmarkStart w:id="11" w:name="_Toc74956676"/>
+      <w:bookmarkStart w:id="12" w:name="_Toc74829067"/>
     </w:p>
     <w:p>
       <w:pPr>
@@ -7234,7 +6417,7 @@
           <w:bCs/>
         </w:rPr>
       </w:pPr>
-      <w:bookmarkStart w:id="12" w:name="_Toc232104095"/>
+      <w:bookmarkStart w:id="13" w:name="_Toc232104095"/>
       <w:r>
         <w:rPr>
           <w:b/>
@@ -7258,9 +6441,9 @@
         </w:rPr>
         <w:t>Git</w:t>
       </w:r>
-      <w:bookmarkEnd w:id="10"/>
       <w:bookmarkEnd w:id="11"/>
       <w:bookmarkEnd w:id="12"/>
+      <w:bookmarkEnd w:id="13"/>
     </w:p>
     <w:p>
       <w:pPr>
@@ -7287,6 +6470,7 @@
       <w:r>
         <w:rPr>
           <w:noProof/>
+          <w:lang w:eastAsia="ru-RU"/>
         </w:rPr>
         <w:drawing>
           <wp:inline distT="0" distB="0" distL="0" distR="0" wp14:anchorId="39874F5D" wp14:editId="6F6FD67C">
@@ -7349,9 +6533,9 @@
           <w:bCs/>
         </w:rPr>
       </w:pPr>
-      <w:bookmarkStart w:id="13" w:name="_Toc74956677"/>
-      <w:bookmarkStart w:id="14" w:name="_Toc74829068"/>
-      <w:bookmarkStart w:id="15" w:name="_Toc232104096"/>
+      <w:bookmarkStart w:id="14" w:name="_Toc74956677"/>
+      <w:bookmarkStart w:id="15" w:name="_Toc74829068"/>
+      <w:bookmarkStart w:id="16" w:name="_Toc232104096"/>
       <w:r>
         <w:rPr>
           <w:b/>
@@ -7359,9 +6543,9 @@
         </w:rPr>
         <w:t>1.5 Тестирование программы</w:t>
       </w:r>
-      <w:bookmarkEnd w:id="13"/>
       <w:bookmarkEnd w:id="14"/>
       <w:bookmarkEnd w:id="15"/>
+      <w:bookmarkEnd w:id="16"/>
     </w:p>
     <w:p>
       <w:pPr>
@@ -7376,20 +6560,7 @@
         <w:ind w:firstLine="709"/>
       </w:pPr>
       <w:r>
-        <w:t xml:space="preserve">Порядок выполнения: Нажать «Сохранить», выбрать путь и имя файла с расширением </w:t>
-      </w:r>
-      <w:proofErr w:type="gramStart"/>
-      <w:r>
-        <w:t>*.</w:t>
-      </w:r>
-      <w:proofErr w:type="spellStart"/>
-      <w:r>
-        <w:t>shapes</w:t>
-      </w:r>
-      <w:proofErr w:type="spellEnd"/>
-      <w:proofErr w:type="gramEnd"/>
-      <w:r>
-        <w:t>.</w:t>
+        <w:t>Порядок выполнения: Нажать «Сохранить», выбрать путь и имя файла с расширением *.shapes.</w:t>
       </w:r>
     </w:p>
     <w:p>
@@ -7397,15 +6568,7 @@
         <w:ind w:firstLine="709"/>
       </w:pPr>
       <w:r>
-        <w:t xml:space="preserve">Ожидаемый результат: Список фигур </w:t>
-      </w:r>
-      <w:proofErr w:type="spellStart"/>
-      <w:r>
-        <w:t>сериализуется</w:t>
-      </w:r>
-      <w:proofErr w:type="spellEnd"/>
-      <w:r>
-        <w:t xml:space="preserve"> в указанный файл.</w:t>
+        <w:t>Ожидаемый результат: Список фигур сериализуется в указанный файл.</w:t>
       </w:r>
     </w:p>
     <w:p>
@@ -7513,15 +6676,7 @@
         <w:ind w:firstLine="709"/>
       </w:pPr>
       <w:r>
-        <w:t>Порядок выполнения</w:t>
-      </w:r>
-      <w:proofErr w:type="gramStart"/>
-      <w:r>
-        <w:t>: Нажать</w:t>
-      </w:r>
-      <w:proofErr w:type="gramEnd"/>
-      <w:r>
-        <w:t xml:space="preserve"> «Загрузить» и выбрать ранее сохранённый файл.</w:t>
+        <w:t>Порядок выполнения: Нажать «Загрузить» и выбрать ранее сохранённый файл.</w:t>
       </w:r>
     </w:p>
     <w:p>
@@ -7626,15 +6781,7 @@
         <w:ind w:firstLine="709"/>
       </w:pPr>
       <w:r>
-        <w:t>Порядок выполнения</w:t>
-      </w:r>
-      <w:proofErr w:type="gramStart"/>
-      <w:r>
-        <w:t>: Открыть</w:t>
-      </w:r>
-      <w:proofErr w:type="gramEnd"/>
-      <w:r>
-        <w:t xml:space="preserve"> форму добавления, выбрать тип фигуры, ввести корректные параметры и нажать кнопку «Добавить».</w:t>
+        <w:t>Порядок выполнения: Открыть форму добавления, выбрать тип фигуры, ввести корректные параметры и нажать кнопку «Добавить».</w:t>
       </w:r>
     </w:p>
     <w:p>
@@ -7743,15 +6890,7 @@
         <w:ind w:firstLine="709"/>
       </w:pPr>
       <w:r>
-        <w:t>Порядок выполнения</w:t>
-      </w:r>
-      <w:proofErr w:type="gramStart"/>
-      <w:r>
-        <w:t>: Ввести</w:t>
-      </w:r>
-      <w:proofErr w:type="gramEnd"/>
-      <w:r>
-        <w:t xml:space="preserve"> нулевой или отрицательный радиус/сторону либо стороны несуществующего треугольника.</w:t>
+        <w:t>Порядок выполнения: Ввести нулевой или отрицательный радиус/сторону либо стороны несуществующего треугольника.</w:t>
       </w:r>
     </w:p>
     <w:p>
@@ -7859,15 +6998,7 @@
         <w:ind w:firstLine="709"/>
       </w:pPr>
       <w:r>
-        <w:t>Порядок выполнения</w:t>
-      </w:r>
-      <w:proofErr w:type="gramStart"/>
-      <w:r>
-        <w:t>: Открыть</w:t>
-      </w:r>
-      <w:proofErr w:type="gramEnd"/>
-      <w:r>
-        <w:t xml:space="preserve"> форму поиска и ввести тип, часть описания или числовой параметр.</w:t>
+        <w:t>Порядок выполнения: Открыть форму поиска и ввести тип, часть описания или числовой параметр.</w:t>
       </w:r>
     </w:p>
     <w:p>
@@ -7960,9 +7091,9 @@
           <w:bCs/>
         </w:rPr>
       </w:pPr>
-      <w:bookmarkStart w:id="16" w:name="_Toc74956678"/>
-      <w:bookmarkStart w:id="17" w:name="_Toc74829069"/>
-      <w:bookmarkStart w:id="18" w:name="_Toc232104097"/>
+      <w:bookmarkStart w:id="17" w:name="_Toc74956678"/>
+      <w:bookmarkStart w:id="18" w:name="_Toc74829069"/>
+      <w:bookmarkStart w:id="19" w:name="_Toc232104097"/>
       <w:r>
         <w:rPr>
           <w:b/>
@@ -7970,9 +7101,9 @@
         </w:rPr>
         <w:t>СПИСОК ИСПОЛЬЗОВАННЫХ ИСТОЧНИКОВ</w:t>
       </w:r>
-      <w:bookmarkEnd w:id="16"/>
       <w:bookmarkEnd w:id="17"/>
       <w:bookmarkEnd w:id="18"/>
+      <w:bookmarkEnd w:id="19"/>
     </w:p>
     <w:p>
       <w:pPr>
@@ -7983,43 +7114,14 @@
         </w:numPr>
         <w:ind w:left="0" w:firstLine="709"/>
       </w:pPr>
-      <w:proofErr w:type="spellStart"/>
-      <w:r>
-        <w:t>Калентьев</w:t>
-      </w:r>
-      <w:proofErr w:type="spellEnd"/>
-      <w:r>
-        <w:t xml:space="preserve">, А. А. Новые технологии в </w:t>
+      <w:r>
+        <w:t xml:space="preserve">Калентьев, А. А. Новые технологии в </w:t>
       </w:r>
       <w:r>
         <w:t>программировании:</w:t>
       </w:r>
       <w:r>
-        <w:t xml:space="preserve"> учебное пособие / А. А. </w:t>
-      </w:r>
-      <w:proofErr w:type="spellStart"/>
-      <w:r>
-        <w:t>Калентьев</w:t>
-      </w:r>
-      <w:proofErr w:type="spellEnd"/>
-      <w:r>
-        <w:t xml:space="preserve">, Д. В. </w:t>
-      </w:r>
-      <w:proofErr w:type="spellStart"/>
-      <w:r>
-        <w:t>Гарайс</w:t>
-      </w:r>
-      <w:proofErr w:type="spellEnd"/>
-      <w:r>
-        <w:t xml:space="preserve">, А. Е. </w:t>
-      </w:r>
-      <w:proofErr w:type="spellStart"/>
-      <w:r>
-        <w:t>Гориянов</w:t>
-      </w:r>
-      <w:proofErr w:type="spellEnd"/>
-      <w:r>
-        <w:t xml:space="preserve">. – </w:t>
+        <w:t xml:space="preserve"> учебное пособие / А. А. Калентьев, Д. В. Гарайс, А. Е. Гориянов. – </w:t>
       </w:r>
       <w:r>
         <w:t>Томск:</w:t>
@@ -8053,10 +7155,10 @@
           <w:bCs/>
         </w:rPr>
       </w:pPr>
-      <w:bookmarkStart w:id="19" w:name="_Toc136600561"/>
-      <w:bookmarkStart w:id="20" w:name="_Toc74956679"/>
-      <w:bookmarkStart w:id="21" w:name="_Toc74829070"/>
-      <w:bookmarkStart w:id="22" w:name="_Toc232104098"/>
+      <w:bookmarkStart w:id="20" w:name="_Toc136600561"/>
+      <w:bookmarkStart w:id="21" w:name="_Toc74956679"/>
+      <w:bookmarkStart w:id="22" w:name="_Toc74829070"/>
+      <w:bookmarkStart w:id="23" w:name="_Toc232104098"/>
       <w:r>
         <w:rPr>
           <w:b/>
@@ -8065,10 +7167,10 @@
         <w:lastRenderedPageBreak/>
         <w:t>ПРИЛОЖЕНИЕ А</w:t>
       </w:r>
-      <w:bookmarkEnd w:id="19"/>
       <w:bookmarkEnd w:id="20"/>
       <w:bookmarkEnd w:id="21"/>
       <w:bookmarkEnd w:id="22"/>
+      <w:bookmarkEnd w:id="23"/>
     </w:p>
     <w:p>
       <w:pPr>
@@ -8108,15 +7210,7 @@
         <w:t xml:space="preserve">Разработчик: студент </w:t>
       </w:r>
       <w:r>
-        <w:t xml:space="preserve">гр. О-5КМ41 НИ ТПУ </w:t>
-      </w:r>
-      <w:proofErr w:type="spellStart"/>
-      <w:r>
-        <w:t>Бабуцкий</w:t>
-      </w:r>
-      <w:proofErr w:type="spellEnd"/>
-      <w:r>
-        <w:t xml:space="preserve"> И.С.</w:t>
+        <w:t>гр. О-5КМ41 НИ ТПУ Бабуцкий И.С.</w:t>
       </w:r>
     </w:p>
     <w:p>
@@ -8124,15 +7218,7 @@
         <w:ind w:firstLine="0"/>
       </w:pPr>
       <w:r>
-        <w:t xml:space="preserve">Заказчик: Канд. техн. наук, доцент каф. КСУП ТУСУР </w:t>
-      </w:r>
-      <w:proofErr w:type="spellStart"/>
-      <w:r>
-        <w:t>Калентьев</w:t>
-      </w:r>
-      <w:proofErr w:type="spellEnd"/>
-      <w:r>
-        <w:t xml:space="preserve"> А. А.</w:t>
+        <w:t>Заказчик: Канд. техн. наук, доцент каф. КСУП ТУСУР Калентьев А. А.</w:t>
       </w:r>
     </w:p>
     <w:p>
@@ -8227,15 +7313,7 @@
         <w:t xml:space="preserve">Заказчик: </w:t>
       </w:r>
       <w:r>
-        <w:t xml:space="preserve">к.т.н., доцент </w:t>
-      </w:r>
-      <w:proofErr w:type="spellStart"/>
-      <w:r>
-        <w:t>Калентьев</w:t>
-      </w:r>
-      <w:proofErr w:type="spellEnd"/>
-      <w:r>
-        <w:t xml:space="preserve"> А. А.</w:t>
+        <w:t>к.т.н., доцент Калентьев А. А.</w:t>
       </w:r>
     </w:p>
     <w:p>
@@ -8251,13 +7329,8 @@
       <w:r>
         <w:t xml:space="preserve">1 НИ ТПУ </w:t>
       </w:r>
-      <w:proofErr w:type="spellStart"/>
-      <w:r>
-        <w:t>Бабуцкий</w:t>
-      </w:r>
-      <w:proofErr w:type="spellEnd"/>
-      <w:r>
-        <w:t xml:space="preserve"> И.С.</w:t>
+      <w:r>
+        <w:t>Бабуцкий И.С.</w:t>
       </w:r>
     </w:p>
     <w:p>
@@ -8433,37 +7506,8 @@
       <w:pPr>
         <w:pStyle w:val="a"/>
       </w:pPr>
-      <w:proofErr w:type="spellStart"/>
-      <w:r>
-        <w:t>централизованное</w:t>
-      </w:r>
-      <w:proofErr w:type="spellEnd"/>
-      <w:r>
-        <w:t xml:space="preserve"> </w:t>
-      </w:r>
-      <w:proofErr w:type="spellStart"/>
-      <w:r>
-        <w:t>хранение</w:t>
-      </w:r>
-      <w:proofErr w:type="spellEnd"/>
-      <w:r>
-        <w:t xml:space="preserve"> </w:t>
-      </w:r>
-      <w:proofErr w:type="spellStart"/>
-      <w:r>
-        <w:t>введённых</w:t>
-      </w:r>
-      <w:proofErr w:type="spellEnd"/>
-      <w:r>
-        <w:t xml:space="preserve"> </w:t>
-      </w:r>
-      <w:proofErr w:type="spellStart"/>
-      <w:r>
-        <w:t>фигур</w:t>
-      </w:r>
-      <w:proofErr w:type="spellEnd"/>
-      <w:r>
-        <w:t>;</w:t>
+      <w:r>
+        <w:t>централизованное хранение введённых фигур;</w:t>
       </w:r>
     </w:p>
     <w:p>
@@ -8883,15 +7927,7 @@
     </w:p>
     <w:p>
       <w:r>
-        <w:t xml:space="preserve">A01. Система должна быть реализована в виде настольного приложения Windows </w:t>
-      </w:r>
-      <w:proofErr w:type="spellStart"/>
-      <w:r>
-        <w:t>Forms</w:t>
-      </w:r>
-      <w:proofErr w:type="spellEnd"/>
-      <w:r>
-        <w:t>.</w:t>
+        <w:t>A01. Система должна быть реализована в виде настольного приложения Windows Forms.</w:t>
       </w:r>
     </w:p>
     <w:p>
@@ -8901,28 +7937,12 @@
     </w:p>
     <w:p>
       <w:r>
-        <w:t xml:space="preserve">A03. Все типы фигур должны реализовывать интерфейс </w:t>
-      </w:r>
-      <w:proofErr w:type="spellStart"/>
-      <w:r>
-        <w:t>IShape</w:t>
-      </w:r>
-      <w:proofErr w:type="spellEnd"/>
-      <w:r>
-        <w:t>.</w:t>
-      </w:r>
-    </w:p>
-    <w:p>
-      <w:r>
-        <w:t xml:space="preserve">A04. Добавление новых типов фигур не должно требовать изменения интерфейса </w:t>
-      </w:r>
-      <w:proofErr w:type="spellStart"/>
-      <w:r>
-        <w:t>IShape</w:t>
-      </w:r>
-      <w:proofErr w:type="spellEnd"/>
-      <w:r>
-        <w:t>.</w:t>
+        <w:t>A03. Все типы фигур должны реализовывать интерфейс IShape.</w:t>
+      </w:r>
+    </w:p>
+    <w:p>
+      <w:r>
+        <w:t>A04. Добавление новых типов фигур не должно требовать изменения интерфейса IShape.</w:t>
       </w:r>
     </w:p>
     <w:p>
@@ -8943,20 +7963,7 @@
     </w:p>
     <w:p>
       <w:r>
-        <w:t xml:space="preserve">D01. Основная коллекция должна хранить объекты через тип </w:t>
-      </w:r>
-      <w:proofErr w:type="gramStart"/>
-      <w:r>
-        <w:t>List&lt;</w:t>
-      </w:r>
-      <w:proofErr w:type="spellStart"/>
-      <w:proofErr w:type="gramEnd"/>
-      <w:r>
-        <w:t>IShape</w:t>
-      </w:r>
-      <w:proofErr w:type="spellEnd"/>
-      <w:r>
-        <w:t>&gt;, обеспечивая полиморфное хранение круга, прямоугольника и треугольника.</w:t>
+        <w:t>D01. Основная коллекция должна хранить объекты через тип List&lt;IShape&gt;, обеспечивая полиморфное хранение круга, прямоугольника и треугольника.</w:t>
       </w:r>
     </w:p>
     <w:p>
@@ -8969,21 +7976,14 @@
       <w:r>
         <w:t xml:space="preserve">пользоваться структура </w:t>
       </w:r>
-      <w:proofErr w:type="spellStart"/>
-      <w:proofErr w:type="gramStart"/>
       <w:r>
         <w:t>CircleData</w:t>
       </w:r>
-      <w:proofErr w:type="spellEnd"/>
       <w:r>
         <w:t xml:space="preserve">, </w:t>
       </w:r>
       <w:r>
-        <w:t xml:space="preserve"> со</w:t>
-      </w:r>
-      <w:proofErr w:type="gramEnd"/>
-      <w:r>
-        <w:t xml:space="preserve"> следующими полям</w:t>
+        <w:t xml:space="preserve"> со следующими полям</w:t>
       </w:r>
       <w:r>
         <w:t xml:space="preserve">и: </w:t>
@@ -9006,176 +8006,135 @@
       <w:r>
         <w:br/>
       </w:r>
-      <w:proofErr w:type="spellStart"/>
       <w:r>
         <w:t>RectangleData</w:t>
       </w:r>
-      <w:proofErr w:type="spellEnd"/>
       <w:r>
         <w:t xml:space="preserve"> с полями</w:t>
       </w:r>
       <w:r>
         <w:t xml:space="preserve"> </w:t>
       </w:r>
-      <w:proofErr w:type="spellStart"/>
       <w:r>
         <w:t>Width</w:t>
       </w:r>
-      <w:proofErr w:type="spellEnd"/>
       <w:r>
         <w:t xml:space="preserve"> </w:t>
       </w:r>
       <w:r>
+        <w:t>и Height со значением Value</w:t>
+      </w:r>
+      <w:r>
+        <w:t xml:space="preserve">1 </w:t>
+      </w:r>
+      <w:r>
+        <w:t xml:space="preserve">и Value2. </w:t>
+      </w:r>
+    </w:p>
+    <w:p>
+      <w:pPr>
+        <w:ind w:firstLine="0"/>
+      </w:pPr>
+      <w:r>
+        <w:rPr>
+          <w:lang w:val="en-US"/>
+        </w:rPr>
+        <w:t>TriangleData</w:t>
+      </w:r>
+      <w:r>
+        <w:t xml:space="preserve"> </w:t>
+      </w:r>
+      <w:r>
+        <w:t>с</w:t>
+      </w:r>
+      <w:r>
+        <w:t xml:space="preserve"> </w:t>
+      </w:r>
+      <w:r>
+        <w:t>полями</w:t>
+      </w:r>
+      <w:r>
+        <w:t xml:space="preserve"> </w:t>
+      </w:r>
+      <w:r>
+        <w:rPr>
+          <w:lang w:val="en-US"/>
+        </w:rPr>
+        <w:t>SideA</w:t>
+      </w:r>
+      <w:r>
+        <w:t xml:space="preserve">, </w:t>
+      </w:r>
+      <w:r>
+        <w:rPr>
+          <w:lang w:val="en-US"/>
+        </w:rPr>
+        <w:t>SideB</w:t>
+      </w:r>
+      <w:r>
+        <w:t xml:space="preserve"> </w:t>
+      </w:r>
+      <w:r>
+        <w:t>и</w:t>
+      </w:r>
+      <w:r>
+        <w:t xml:space="preserve"> </w:t>
+      </w:r>
+      <w:r>
+        <w:rPr>
+          <w:lang w:val="en-US"/>
+        </w:rPr>
+        <w:t>SideC</w:t>
+      </w:r>
+      <w:r>
+        <w:t xml:space="preserve"> </w:t>
+      </w:r>
+      <w:r>
+        <w:t>со</w:t>
+      </w:r>
+      <w:r>
+        <w:t xml:space="preserve"> </w:t>
+      </w:r>
+      <w:r>
+        <w:t>значениями</w:t>
+      </w:r>
+      <w:r>
+        <w:t xml:space="preserve"> </w:t>
+      </w:r>
+      <w:r>
+        <w:rPr>
+          <w:lang w:val="en-US"/>
+        </w:rPr>
+        <w:t>Value</w:t>
+      </w:r>
+      <w:r>
+        <w:t xml:space="preserve">1, </w:t>
+      </w:r>
+      <w:r>
+        <w:rPr>
+          <w:lang w:val="en-US"/>
+        </w:rPr>
+        <w:t>Value</w:t>
+      </w:r>
+      <w:r>
+        <w:t xml:space="preserve">2 </w:t>
+      </w:r>
+      <w:r>
         <w:t xml:space="preserve">и </w:t>
       </w:r>
-      <w:proofErr w:type="spellStart"/>
-      <w:r>
-        <w:t>Height</w:t>
-      </w:r>
-      <w:proofErr w:type="spellEnd"/>
-      <w:r>
-        <w:t xml:space="preserve"> со значением Value</w:t>
-      </w:r>
-      <w:r>
-        <w:t xml:space="preserve">1 </w:t>
-      </w:r>
-      <w:r>
-        <w:t xml:space="preserve">и Value2. </w:t>
-      </w:r>
-    </w:p>
-    <w:p>
-      <w:pPr>
-        <w:ind w:firstLine="0"/>
-      </w:pPr>
-      <w:proofErr w:type="spellStart"/>
       <w:r>
         <w:rPr>
           <w:lang w:val="en-US"/>
         </w:rPr>
-        <w:t>TriangleData</w:t>
-      </w:r>
-      <w:proofErr w:type="spellEnd"/>
-      <w:r>
-        <w:t xml:space="preserve"> </w:t>
-      </w:r>
-      <w:r>
-        <w:t>с</w:t>
-      </w:r>
-      <w:r>
-        <w:t xml:space="preserve"> </w:t>
-      </w:r>
-      <w:r>
-        <w:t>полями</w:t>
-      </w:r>
-      <w:r>
-        <w:t xml:space="preserve"> </w:t>
-      </w:r>
-      <w:proofErr w:type="spellStart"/>
-      <w:r>
-        <w:rPr>
-          <w:lang w:val="en-US"/>
-        </w:rPr>
-        <w:t>SideA</w:t>
-      </w:r>
-      <w:proofErr w:type="spellEnd"/>
-      <w:r>
-        <w:t xml:space="preserve">, </w:t>
-      </w:r>
-      <w:proofErr w:type="spellStart"/>
-      <w:r>
-        <w:rPr>
-          <w:lang w:val="en-US"/>
-        </w:rPr>
-        <w:t>SideB</w:t>
-      </w:r>
-      <w:proofErr w:type="spellEnd"/>
-      <w:r>
-        <w:t xml:space="preserve"> </w:t>
-      </w:r>
-      <w:r>
-        <w:t>и</w:t>
-      </w:r>
-      <w:r>
-        <w:t xml:space="preserve"> </w:t>
-      </w:r>
-      <w:proofErr w:type="spellStart"/>
-      <w:r>
-        <w:rPr>
-          <w:lang w:val="en-US"/>
-        </w:rPr>
-        <w:t>SideC</w:t>
-      </w:r>
-      <w:proofErr w:type="spellEnd"/>
-      <w:r>
-        <w:t xml:space="preserve"> </w:t>
-      </w:r>
-      <w:r>
-        <w:t>со</w:t>
-      </w:r>
-      <w:r>
-        <w:t xml:space="preserve"> </w:t>
-      </w:r>
-      <w:r>
-        <w:t>значениями</w:t>
-      </w:r>
-      <w:r>
-        <w:t xml:space="preserve"> </w:t>
-      </w:r>
-      <w:r>
-        <w:rPr>
-          <w:lang w:val="en-US"/>
-        </w:rPr>
         <w:t>Value</w:t>
       </w:r>
       <w:r>
-        <w:t xml:space="preserve">1, </w:t>
-      </w:r>
-      <w:r>
-        <w:rPr>
-          <w:lang w:val="en-US"/>
-        </w:rPr>
-        <w:t>Value</w:t>
-      </w:r>
-      <w:r>
-        <w:t xml:space="preserve">2 </w:t>
-      </w:r>
-      <w:r>
-        <w:t xml:space="preserve">и </w:t>
-      </w:r>
-      <w:r>
-        <w:rPr>
-          <w:lang w:val="en-US"/>
-        </w:rPr>
-        <w:t>Value</w:t>
-      </w:r>
-      <w:r>
         <w:t>3.</w:t>
       </w:r>
     </w:p>
     <w:p>
       <w:r>
-        <w:t>D03. Данные должны сохраняться методом XML-</w:t>
-      </w:r>
-      <w:proofErr w:type="spellStart"/>
-      <w:r>
-        <w:t>сериализации</w:t>
-      </w:r>
-      <w:proofErr w:type="spellEnd"/>
-      <w:r>
-        <w:t xml:space="preserve"> в файл с расширением </w:t>
-      </w:r>
-      <w:proofErr w:type="gramStart"/>
-      <w:r>
-        <w:t>*.</w:t>
-      </w:r>
-      <w:proofErr w:type="spellStart"/>
-      <w:r>
-        <w:t>shapes</w:t>
-      </w:r>
-      <w:proofErr w:type="spellEnd"/>
-      <w:proofErr w:type="gramEnd"/>
-      <w:r>
-        <w:t xml:space="preserve"> и кодировкой, поддерживающей кириллицу.</w:t>
+        <w:t>D03. Данные должны сохраняться методом XML-сериализации в файл с расширением *.shapes и кодировкой, поддерживающей кириллицу.</w:t>
       </w:r>
     </w:p>
     <w:p>
@@ -9183,21 +8142,19 @@
         <w:spacing w:before="80" w:after="40" w:line="240" w:lineRule="auto"/>
         <w:jc w:val="left"/>
       </w:pPr>
-      <w:commentRangeStart w:id="23"/>
+      <w:commentRangeStart w:id="24"/>
       <w:r>
         <w:rPr>
           <w:sz w:val="24"/>
         </w:rPr>
         <w:t xml:space="preserve">Таблица 4.2 – Поля объекта </w:t>
       </w:r>
-      <w:proofErr w:type="spellStart"/>
       <w:r>
         <w:rPr>
           <w:sz w:val="24"/>
         </w:rPr>
         <w:t>CircleData</w:t>
       </w:r>
-      <w:proofErr w:type="spellEnd"/>
     </w:p>
     <w:tbl>
       <w:tblPr>
@@ -9338,14 +8295,12 @@
             <w:pPr>
               <w:spacing w:line="240" w:lineRule="auto"/>
             </w:pPr>
-            <w:proofErr w:type="spellStart"/>
             <w:r>
               <w:rPr>
                 <w:sz w:val="19"/>
               </w:rPr>
               <w:t>string</w:t>
             </w:r>
-            <w:proofErr w:type="spellEnd"/>
           </w:p>
         </w:tc>
         <w:tc>
@@ -9416,14 +8371,12 @@
             <w:pPr>
               <w:spacing w:line="240" w:lineRule="auto"/>
             </w:pPr>
-            <w:proofErr w:type="spellStart"/>
             <w:r>
               <w:rPr>
                 <w:sz w:val="19"/>
               </w:rPr>
               <w:t>double</w:t>
             </w:r>
-            <w:proofErr w:type="spellEnd"/>
           </w:p>
         </w:tc>
         <w:tc>
@@ -9451,7 +8404,7 @@
         </w:tc>
       </w:tr>
     </w:tbl>
-    <w:commentRangeEnd w:id="23"/>
+    <w:commentRangeEnd w:id="24"/>
     <w:p>
       <w:pPr>
         <w:spacing w:before="80" w:after="40" w:line="240" w:lineRule="auto"/>
@@ -9461,7 +8414,7 @@
         <w:rPr>
           <w:rStyle w:val="af2"/>
         </w:rPr>
-        <w:commentReference w:id="23"/>
+        <w:commentReference w:id="24"/>
       </w:r>
       <w:r>
         <w:rPr>
@@ -9488,14 +8441,12 @@
         </w:rPr>
         <w:t xml:space="preserve"> – Поля объекта </w:t>
       </w:r>
-      <w:proofErr w:type="spellStart"/>
       <w:r>
         <w:rPr>
           <w:sz w:val="24"/>
         </w:rPr>
         <w:t>RectangleData</w:t>
       </w:r>
-      <w:proofErr w:type="spellEnd"/>
     </w:p>
     <w:tbl>
       <w:tblPr>
@@ -9636,14 +8587,12 @@
             <w:pPr>
               <w:spacing w:line="240" w:lineRule="auto"/>
             </w:pPr>
-            <w:proofErr w:type="spellStart"/>
             <w:r>
               <w:rPr>
                 <w:sz w:val="19"/>
               </w:rPr>
               <w:t>string</w:t>
             </w:r>
-            <w:proofErr w:type="spellEnd"/>
           </w:p>
         </w:tc>
         <w:tc>
@@ -9713,14 +8662,12 @@
             <w:pPr>
               <w:spacing w:line="240" w:lineRule="auto"/>
             </w:pPr>
-            <w:proofErr w:type="spellStart"/>
             <w:r>
               <w:rPr>
                 <w:sz w:val="19"/>
               </w:rPr>
               <w:t>double</w:t>
             </w:r>
-            <w:proofErr w:type="spellEnd"/>
           </w:p>
         </w:tc>
         <w:tc>
@@ -9790,14 +8737,12 @@
             <w:pPr>
               <w:spacing w:line="240" w:lineRule="auto"/>
             </w:pPr>
-            <w:proofErr w:type="spellStart"/>
             <w:r>
               <w:rPr>
                 <w:sz w:val="19"/>
               </w:rPr>
               <w:t>double</w:t>
             </w:r>
-            <w:proofErr w:type="spellEnd"/>
           </w:p>
         </w:tc>
         <w:tc>
@@ -9849,7 +8794,6 @@
         </w:rPr>
         <w:t xml:space="preserve"> – Поля объекта </w:t>
       </w:r>
-      <w:proofErr w:type="spellStart"/>
       <w:r>
         <w:rPr>
           <w:sz w:val="24"/>
@@ -9857,7 +8801,6 @@
         </w:rPr>
         <w:t>TriangleData</w:t>
       </w:r>
-      <w:proofErr w:type="spellEnd"/>
     </w:p>
     <w:tbl>
       <w:tblPr>
@@ -9998,14 +8941,12 @@
             <w:pPr>
               <w:spacing w:line="240" w:lineRule="auto"/>
             </w:pPr>
-            <w:proofErr w:type="spellStart"/>
             <w:r>
               <w:rPr>
                 <w:sz w:val="19"/>
               </w:rPr>
               <w:t>string</w:t>
             </w:r>
-            <w:proofErr w:type="spellEnd"/>
           </w:p>
         </w:tc>
         <w:tc>
@@ -10075,14 +9016,12 @@
             <w:pPr>
               <w:spacing w:line="240" w:lineRule="auto"/>
             </w:pPr>
-            <w:proofErr w:type="spellStart"/>
             <w:r>
               <w:rPr>
                 <w:sz w:val="19"/>
               </w:rPr>
               <w:t>double</w:t>
             </w:r>
-            <w:proofErr w:type="spellEnd"/>
           </w:p>
         </w:tc>
         <w:tc>
@@ -10152,14 +9091,12 @@
             <w:pPr>
               <w:spacing w:line="240" w:lineRule="auto"/>
             </w:pPr>
-            <w:proofErr w:type="spellStart"/>
             <w:r>
               <w:rPr>
                 <w:sz w:val="19"/>
               </w:rPr>
               <w:t>double</w:t>
             </w:r>
-            <w:proofErr w:type="spellEnd"/>
           </w:p>
         </w:tc>
         <w:tc>
@@ -10229,14 +9166,12 @@
             <w:pPr>
               <w:spacing w:line="240" w:lineRule="auto"/>
             </w:pPr>
-            <w:proofErr w:type="spellStart"/>
             <w:r>
               <w:rPr>
                 <w:sz w:val="19"/>
               </w:rPr>
               <w:t>double</w:t>
             </w:r>
-            <w:proofErr w:type="spellEnd"/>
           </w:p>
         </w:tc>
         <w:tc>
@@ -10267,20 +9202,7 @@
     <w:p/>
     <w:p>
       <w:r>
-        <w:t xml:space="preserve">Пример фрагмента файла </w:t>
-      </w:r>
-      <w:proofErr w:type="gramStart"/>
-      <w:r>
-        <w:t>*.</w:t>
-      </w:r>
-      <w:proofErr w:type="spellStart"/>
-      <w:r>
-        <w:t>shapes</w:t>
-      </w:r>
-      <w:proofErr w:type="spellEnd"/>
-      <w:proofErr w:type="gramEnd"/>
-      <w:r>
-        <w:t>:</w:t>
+        <w:t>Пример фрагмента файла *.shapes:</w:t>
       </w:r>
     </w:p>
     <w:p>
@@ -10296,55 +9218,7 @@
           <w:rFonts w:ascii="Liberation Mono" w:eastAsiaTheme="minorEastAsia" w:hAnsi="Liberation Mono"/>
           <w:sz w:val="18"/>
         </w:rPr>
-        <w:t>&lt;?</w:t>
-      </w:r>
-      <w:proofErr w:type="spellStart"/>
-      <w:r>
-        <w:rPr>
-          <w:rFonts w:ascii="Liberation Mono" w:eastAsiaTheme="minorEastAsia" w:hAnsi="Liberation Mono"/>
-          <w:sz w:val="18"/>
-        </w:rPr>
-        <w:t>xml</w:t>
-      </w:r>
-      <w:proofErr w:type="spellEnd"/>
-      <w:r>
-        <w:rPr>
-          <w:rFonts w:ascii="Liberation Mono" w:eastAsiaTheme="minorEastAsia" w:hAnsi="Liberation Mono"/>
-          <w:sz w:val="18"/>
-        </w:rPr>
-        <w:t xml:space="preserve"> </w:t>
-      </w:r>
-      <w:proofErr w:type="spellStart"/>
-      <w:r>
-        <w:rPr>
-          <w:rFonts w:ascii="Liberation Mono" w:eastAsiaTheme="minorEastAsia" w:hAnsi="Liberation Mono"/>
-          <w:sz w:val="18"/>
-        </w:rPr>
-        <w:t>version</w:t>
-      </w:r>
-      <w:proofErr w:type="spellEnd"/>
-      <w:r>
-        <w:rPr>
-          <w:rFonts w:ascii="Liberation Mono" w:eastAsiaTheme="minorEastAsia" w:hAnsi="Liberation Mono"/>
-          <w:sz w:val="18"/>
-        </w:rPr>
-        <w:t xml:space="preserve">="1.0" </w:t>
-      </w:r>
-      <w:proofErr w:type="spellStart"/>
-      <w:r>
-        <w:rPr>
-          <w:rFonts w:ascii="Liberation Mono" w:eastAsiaTheme="minorEastAsia" w:hAnsi="Liberation Mono"/>
-          <w:sz w:val="18"/>
-        </w:rPr>
-        <w:t>encoding</w:t>
-      </w:r>
-      <w:proofErr w:type="spellEnd"/>
-      <w:r>
-        <w:rPr>
-          <w:rFonts w:ascii="Liberation Mono" w:eastAsiaTheme="minorEastAsia" w:hAnsi="Liberation Mono"/>
-          <w:sz w:val="18"/>
-        </w:rPr>
-        <w:t>="utf-8"?&gt;</w:t>
+        <w:t>&lt;?xml version="1.0" encoding="utf-8"?&gt;</w:t>
       </w:r>
     </w:p>
     <w:p>
@@ -10362,63 +9236,61 @@
           <w:sz w:val="18"/>
           <w:lang w:val="en-US"/>
         </w:rPr>
-        <w:t>&lt;</w:t>
-      </w:r>
-      <w:proofErr w:type="spellStart"/>
-      <w:r>
+        <w:t>&lt;ArrayOfAnyType xmlns:xsi="http://www.w3.org/2001/XMLSchema-instance" xmlns:xsd="http://www.w3.org/2001/XMLSchema"&gt;</w:t>
+      </w:r>
+    </w:p>
+    <w:p>
+      <w:pPr>
+        <w:ind w:firstLine="709"/>
         <w:rPr>
           <w:rFonts w:ascii="Liberation Mono" w:eastAsiaTheme="minorEastAsia" w:hAnsi="Liberation Mono"/>
           <w:sz w:val="18"/>
           <w:lang w:val="en-US"/>
         </w:rPr>
-        <w:t>ArrayOfAnyType</w:t>
-      </w:r>
-      <w:proofErr w:type="spellEnd"/>
+      </w:pPr>
       <w:r>
         <w:rPr>
           <w:rFonts w:ascii="Liberation Mono" w:eastAsiaTheme="minorEastAsia" w:hAnsi="Liberation Mono"/>
           <w:sz w:val="18"/>
           <w:lang w:val="en-US"/>
         </w:rPr>
-        <w:t xml:space="preserve"> </w:t>
-      </w:r>
-      <w:proofErr w:type="spellStart"/>
-      <w:proofErr w:type="gramStart"/>
-      <w:r>
+        <w:t xml:space="preserve">  &lt;anyType xsi:type="RectangleData"&gt;</w:t>
+      </w:r>
+    </w:p>
+    <w:p>
+      <w:pPr>
+        <w:ind w:firstLine="709"/>
         <w:rPr>
           <w:rFonts w:ascii="Liberation Mono" w:eastAsiaTheme="minorEastAsia" w:hAnsi="Liberation Mono"/>
           <w:sz w:val="18"/>
           <w:lang w:val="en-US"/>
         </w:rPr>
-        <w:t>xmlns:xsi</w:t>
-      </w:r>
-      <w:proofErr w:type="spellEnd"/>
-      <w:proofErr w:type="gramEnd"/>
+      </w:pPr>
       <w:r>
         <w:rPr>
           <w:rFonts w:ascii="Liberation Mono" w:eastAsiaTheme="minorEastAsia" w:hAnsi="Liberation Mono"/>
           <w:sz w:val="18"/>
           <w:lang w:val="en-US"/>
         </w:rPr>
-        <w:t xml:space="preserve">="http://www.w3.org/2001/XMLSchema-instance" </w:t>
-      </w:r>
-      <w:proofErr w:type="spellStart"/>
-      <w:r>
+        <w:t xml:space="preserve">    &lt;Width&gt;1&lt;/Width&gt;</w:t>
+      </w:r>
+    </w:p>
+    <w:p>
+      <w:pPr>
+        <w:ind w:firstLine="709"/>
         <w:rPr>
           <w:rFonts w:ascii="Liberation Mono" w:eastAsiaTheme="minorEastAsia" w:hAnsi="Liberation Mono"/>
           <w:sz w:val="18"/>
           <w:lang w:val="en-US"/>
         </w:rPr>
-        <w:t>xmlns:xsd</w:t>
-      </w:r>
-      <w:proofErr w:type="spellEnd"/>
+      </w:pPr>
       <w:r>
         <w:rPr>
           <w:rFonts w:ascii="Liberation Mono" w:eastAsiaTheme="minorEastAsia" w:hAnsi="Liberation Mono"/>
           <w:sz w:val="18"/>
           <w:lang w:val="en-US"/>
         </w:rPr>
-        <w:t>="http://www.w3.org/2001/XMLSchema"&gt;</w:t>
+        <w:t xml:space="preserve">    &lt;Height&gt;15&lt;/Height&gt;</w:t>
       </w:r>
     </w:p>
     <w:p>
@@ -10436,63 +9308,61 @@
           <w:sz w:val="18"/>
           <w:lang w:val="en-US"/>
         </w:rPr>
-        <w:t xml:space="preserve">  &lt;</w:t>
-      </w:r>
-      <w:proofErr w:type="spellStart"/>
-      <w:r>
+        <w:t xml:space="preserve">  &lt;/anyType&gt;</w:t>
+      </w:r>
+    </w:p>
+    <w:p>
+      <w:pPr>
+        <w:ind w:firstLine="709"/>
         <w:rPr>
           <w:rFonts w:ascii="Liberation Mono" w:eastAsiaTheme="minorEastAsia" w:hAnsi="Liberation Mono"/>
           <w:sz w:val="18"/>
           <w:lang w:val="en-US"/>
         </w:rPr>
-        <w:t>anyType</w:t>
-      </w:r>
-      <w:proofErr w:type="spellEnd"/>
+      </w:pPr>
       <w:r>
         <w:rPr>
           <w:rFonts w:ascii="Liberation Mono" w:eastAsiaTheme="minorEastAsia" w:hAnsi="Liberation Mono"/>
           <w:sz w:val="18"/>
           <w:lang w:val="en-US"/>
         </w:rPr>
-        <w:t xml:space="preserve"> </w:t>
-      </w:r>
-      <w:proofErr w:type="spellStart"/>
-      <w:proofErr w:type="gramStart"/>
-      <w:r>
+        <w:t xml:space="preserve">  &lt;anyType xsi:type="TriangleData"&gt;</w:t>
+      </w:r>
+    </w:p>
+    <w:p>
+      <w:pPr>
+        <w:ind w:firstLine="709"/>
         <w:rPr>
           <w:rFonts w:ascii="Liberation Mono" w:eastAsiaTheme="minorEastAsia" w:hAnsi="Liberation Mono"/>
           <w:sz w:val="18"/>
           <w:lang w:val="en-US"/>
         </w:rPr>
-        <w:t>xsi:type</w:t>
-      </w:r>
-      <w:proofErr w:type="spellEnd"/>
-      <w:proofErr w:type="gramEnd"/>
+      </w:pPr>
       <w:r>
         <w:rPr>
           <w:rFonts w:ascii="Liberation Mono" w:eastAsiaTheme="minorEastAsia" w:hAnsi="Liberation Mono"/>
           <w:sz w:val="18"/>
           <w:lang w:val="en-US"/>
         </w:rPr>
-        <w:t>="</w:t>
-      </w:r>
-      <w:proofErr w:type="spellStart"/>
-      <w:r>
+        <w:t xml:space="preserve">    &lt;SideA&gt;17&lt;/SideA&gt;</w:t>
+      </w:r>
+    </w:p>
+    <w:p>
+      <w:pPr>
+        <w:ind w:firstLine="709"/>
         <w:rPr>
           <w:rFonts w:ascii="Liberation Mono" w:eastAsiaTheme="minorEastAsia" w:hAnsi="Liberation Mono"/>
           <w:sz w:val="18"/>
           <w:lang w:val="en-US"/>
         </w:rPr>
-        <w:t>RectangleData</w:t>
-      </w:r>
-      <w:proofErr w:type="spellEnd"/>
+      </w:pPr>
       <w:r>
         <w:rPr>
           <w:rFonts w:ascii="Liberation Mono" w:eastAsiaTheme="minorEastAsia" w:hAnsi="Liberation Mono"/>
           <w:sz w:val="18"/>
           <w:lang w:val="en-US"/>
         </w:rPr>
-        <w:t>"&gt;</w:t>
+        <w:t xml:space="preserve">    &lt;SideB&gt;7&lt;/SideB&gt;</w:t>
       </w:r>
     </w:p>
     <w:p>
@@ -10510,7 +9380,7 @@
           <w:sz w:val="18"/>
           <w:lang w:val="en-US"/>
         </w:rPr>
-        <w:t xml:space="preserve">    &lt;Width&gt;1&lt;/Width&gt;</w:t>
+        <w:t xml:space="preserve">    &lt;SideC&gt;19&lt;/SideC&gt;</w:t>
       </w:r>
     </w:p>
     <w:p>
@@ -10528,7 +9398,7 @@
           <w:sz w:val="18"/>
           <w:lang w:val="en-US"/>
         </w:rPr>
-        <w:t xml:space="preserve">    &lt;Height&gt;15&lt;/Height&gt;</w:t>
+        <w:t xml:space="preserve">  &lt;/anyType&gt;</w:t>
       </w:r>
     </w:p>
     <w:p>
@@ -10546,35 +9416,42 @@
           <w:sz w:val="18"/>
           <w:lang w:val="en-US"/>
         </w:rPr>
-        <w:t xml:space="preserve">  &lt;/</w:t>
-      </w:r>
-      <w:proofErr w:type="spellStart"/>
-      <w:r>
+        <w:t xml:space="preserve">  &lt;anyType xsi:type="CircleData"&gt;</w:t>
+      </w:r>
+    </w:p>
+    <w:p>
+      <w:pPr>
+        <w:ind w:firstLine="709"/>
         <w:rPr>
           <w:rFonts w:ascii="Liberation Mono" w:eastAsiaTheme="minorEastAsia" w:hAnsi="Liberation Mono"/>
           <w:sz w:val="18"/>
           <w:lang w:val="en-US"/>
         </w:rPr>
-        <w:t>anyType</w:t>
-      </w:r>
-      <w:proofErr w:type="spellEnd"/>
+      </w:pPr>
       <w:r>
         <w:rPr>
           <w:rFonts w:ascii="Liberation Mono" w:eastAsiaTheme="minorEastAsia" w:hAnsi="Liberation Mono"/>
           <w:sz w:val="18"/>
           <w:lang w:val="en-US"/>
         </w:rPr>
-        <w:t>&gt;</w:t>
-      </w:r>
-    </w:p>
-    <w:p>
-      <w:pPr>
-        <w:ind w:firstLine="709"/>
+        <w:t xml:space="preserve">    </w:t>
+      </w:r>
+      <w:r>
         <w:rPr>
           <w:rFonts w:ascii="Liberation Mono" w:eastAsiaTheme="minorEastAsia" w:hAnsi="Liberation Mono"/>
           <w:sz w:val="18"/>
           <w:lang w:val="en-US"/>
         </w:rPr>
+        <w:t>&lt;Radius&gt;15&lt;/Radius&gt;</w:t>
+      </w:r>
+    </w:p>
+    <w:p>
+      <w:pPr>
+        <w:ind w:firstLine="709"/>
+        <w:rPr>
+          <w:rFonts w:ascii="Liberation Mono" w:eastAsiaTheme="minorEastAsia" w:hAnsi="Liberation Mono"/>
+          <w:sz w:val="18"/>
+        </w:rPr>
       </w:pPr>
       <w:r>
         <w:rPr>
@@ -10582,9 +9459,15 @@
           <w:sz w:val="18"/>
           <w:lang w:val="en-US"/>
         </w:rPr>
-        <w:t xml:space="preserve">  &lt;</w:t>
-      </w:r>
-      <w:proofErr w:type="spellStart"/>
+        <w:t xml:space="preserve">  </w:t>
+      </w:r>
+      <w:r>
+        <w:rPr>
+          <w:rFonts w:ascii="Liberation Mono" w:eastAsiaTheme="minorEastAsia" w:hAnsi="Liberation Mono"/>
+          <w:sz w:val="18"/>
+        </w:rPr>
+        <w:t>&lt;/</w:t>
+      </w:r>
       <w:r>
         <w:rPr>
           <w:rFonts w:ascii="Liberation Mono" w:eastAsiaTheme="minorEastAsia" w:hAnsi="Liberation Mono"/>
@@ -10593,392 +9476,10 @@
         </w:rPr>
         <w:t>anyType</w:t>
       </w:r>
-      <w:proofErr w:type="spellEnd"/>
       <w:r>
         <w:rPr>
           <w:rFonts w:ascii="Liberation Mono" w:eastAsiaTheme="minorEastAsia" w:hAnsi="Liberation Mono"/>
           <w:sz w:val="18"/>
-          <w:lang w:val="en-US"/>
-        </w:rPr>
-        <w:t xml:space="preserve"> </w:t>
-      </w:r>
-      <w:proofErr w:type="spellStart"/>
-      <w:proofErr w:type="gramStart"/>
-      <w:r>
-        <w:rPr>
-          <w:rFonts w:ascii="Liberation Mono" w:eastAsiaTheme="minorEastAsia" w:hAnsi="Liberation Mono"/>
-          <w:sz w:val="18"/>
-          <w:lang w:val="en-US"/>
-        </w:rPr>
-        <w:t>xsi:type</w:t>
-      </w:r>
-      <w:proofErr w:type="spellEnd"/>
-      <w:proofErr w:type="gramEnd"/>
-      <w:r>
-        <w:rPr>
-          <w:rFonts w:ascii="Liberation Mono" w:eastAsiaTheme="minorEastAsia" w:hAnsi="Liberation Mono"/>
-          <w:sz w:val="18"/>
-          <w:lang w:val="en-US"/>
-        </w:rPr>
-        <w:t>="</w:t>
-      </w:r>
-      <w:proofErr w:type="spellStart"/>
-      <w:r>
-        <w:rPr>
-          <w:rFonts w:ascii="Liberation Mono" w:eastAsiaTheme="minorEastAsia" w:hAnsi="Liberation Mono"/>
-          <w:sz w:val="18"/>
-          <w:lang w:val="en-US"/>
-        </w:rPr>
-        <w:t>TriangleData</w:t>
-      </w:r>
-      <w:proofErr w:type="spellEnd"/>
-      <w:r>
-        <w:rPr>
-          <w:rFonts w:ascii="Liberation Mono" w:eastAsiaTheme="minorEastAsia" w:hAnsi="Liberation Mono"/>
-          <w:sz w:val="18"/>
-          <w:lang w:val="en-US"/>
-        </w:rPr>
-        <w:t>"&gt;</w:t>
-      </w:r>
-    </w:p>
-    <w:p>
-      <w:pPr>
-        <w:ind w:firstLine="709"/>
-        <w:rPr>
-          <w:rFonts w:ascii="Liberation Mono" w:eastAsiaTheme="minorEastAsia" w:hAnsi="Liberation Mono"/>
-          <w:sz w:val="18"/>
-          <w:lang w:val="en-US"/>
-        </w:rPr>
-      </w:pPr>
-      <w:r>
-        <w:rPr>
-          <w:rFonts w:ascii="Liberation Mono" w:eastAsiaTheme="minorEastAsia" w:hAnsi="Liberation Mono"/>
-          <w:sz w:val="18"/>
-          <w:lang w:val="en-US"/>
-        </w:rPr>
-        <w:t xml:space="preserve">    &lt;</w:t>
-      </w:r>
-      <w:proofErr w:type="spellStart"/>
-      <w:r>
-        <w:rPr>
-          <w:rFonts w:ascii="Liberation Mono" w:eastAsiaTheme="minorEastAsia" w:hAnsi="Liberation Mono"/>
-          <w:sz w:val="18"/>
-          <w:lang w:val="en-US"/>
-        </w:rPr>
-        <w:t>SideA</w:t>
-      </w:r>
-      <w:proofErr w:type="spellEnd"/>
-      <w:r>
-        <w:rPr>
-          <w:rFonts w:ascii="Liberation Mono" w:eastAsiaTheme="minorEastAsia" w:hAnsi="Liberation Mono"/>
-          <w:sz w:val="18"/>
-          <w:lang w:val="en-US"/>
-        </w:rPr>
-        <w:t>&gt;17&lt;/</w:t>
-      </w:r>
-      <w:proofErr w:type="spellStart"/>
-      <w:r>
-        <w:rPr>
-          <w:rFonts w:ascii="Liberation Mono" w:eastAsiaTheme="minorEastAsia" w:hAnsi="Liberation Mono"/>
-          <w:sz w:val="18"/>
-          <w:lang w:val="en-US"/>
-        </w:rPr>
-        <w:t>SideA</w:t>
-      </w:r>
-      <w:proofErr w:type="spellEnd"/>
-      <w:r>
-        <w:rPr>
-          <w:rFonts w:ascii="Liberation Mono" w:eastAsiaTheme="minorEastAsia" w:hAnsi="Liberation Mono"/>
-          <w:sz w:val="18"/>
-          <w:lang w:val="en-US"/>
-        </w:rPr>
-        <w:t>&gt;</w:t>
-      </w:r>
-    </w:p>
-    <w:p>
-      <w:pPr>
-        <w:ind w:firstLine="709"/>
-        <w:rPr>
-          <w:rFonts w:ascii="Liberation Mono" w:eastAsiaTheme="minorEastAsia" w:hAnsi="Liberation Mono"/>
-          <w:sz w:val="18"/>
-          <w:lang w:val="en-US"/>
-        </w:rPr>
-      </w:pPr>
-      <w:r>
-        <w:rPr>
-          <w:rFonts w:ascii="Liberation Mono" w:eastAsiaTheme="minorEastAsia" w:hAnsi="Liberation Mono"/>
-          <w:sz w:val="18"/>
-          <w:lang w:val="en-US"/>
-        </w:rPr>
-        <w:t xml:space="preserve">    &lt;</w:t>
-      </w:r>
-      <w:proofErr w:type="spellStart"/>
-      <w:r>
-        <w:rPr>
-          <w:rFonts w:ascii="Liberation Mono" w:eastAsiaTheme="minorEastAsia" w:hAnsi="Liberation Mono"/>
-          <w:sz w:val="18"/>
-          <w:lang w:val="en-US"/>
-        </w:rPr>
-        <w:t>SideB</w:t>
-      </w:r>
-      <w:proofErr w:type="spellEnd"/>
-      <w:r>
-        <w:rPr>
-          <w:rFonts w:ascii="Liberation Mono" w:eastAsiaTheme="minorEastAsia" w:hAnsi="Liberation Mono"/>
-          <w:sz w:val="18"/>
-          <w:lang w:val="en-US"/>
-        </w:rPr>
-        <w:t>&gt;7&lt;/</w:t>
-      </w:r>
-      <w:proofErr w:type="spellStart"/>
-      <w:r>
-        <w:rPr>
-          <w:rFonts w:ascii="Liberation Mono" w:eastAsiaTheme="minorEastAsia" w:hAnsi="Liberation Mono"/>
-          <w:sz w:val="18"/>
-          <w:lang w:val="en-US"/>
-        </w:rPr>
-        <w:t>SideB</w:t>
-      </w:r>
-      <w:proofErr w:type="spellEnd"/>
-      <w:r>
-        <w:rPr>
-          <w:rFonts w:ascii="Liberation Mono" w:eastAsiaTheme="minorEastAsia" w:hAnsi="Liberation Mono"/>
-          <w:sz w:val="18"/>
-          <w:lang w:val="en-US"/>
-        </w:rPr>
-        <w:t>&gt;</w:t>
-      </w:r>
-    </w:p>
-    <w:p>
-      <w:pPr>
-        <w:ind w:firstLine="709"/>
-        <w:rPr>
-          <w:rFonts w:ascii="Liberation Mono" w:eastAsiaTheme="minorEastAsia" w:hAnsi="Liberation Mono"/>
-          <w:sz w:val="18"/>
-          <w:lang w:val="en-US"/>
-        </w:rPr>
-      </w:pPr>
-      <w:r>
-        <w:rPr>
-          <w:rFonts w:ascii="Liberation Mono" w:eastAsiaTheme="minorEastAsia" w:hAnsi="Liberation Mono"/>
-          <w:sz w:val="18"/>
-          <w:lang w:val="en-US"/>
-        </w:rPr>
-        <w:t xml:space="preserve">    &lt;</w:t>
-      </w:r>
-      <w:proofErr w:type="spellStart"/>
-      <w:r>
-        <w:rPr>
-          <w:rFonts w:ascii="Liberation Mono" w:eastAsiaTheme="minorEastAsia" w:hAnsi="Liberation Mono"/>
-          <w:sz w:val="18"/>
-          <w:lang w:val="en-US"/>
-        </w:rPr>
-        <w:t>SideC</w:t>
-      </w:r>
-      <w:proofErr w:type="spellEnd"/>
-      <w:r>
-        <w:rPr>
-          <w:rFonts w:ascii="Liberation Mono" w:eastAsiaTheme="minorEastAsia" w:hAnsi="Liberation Mono"/>
-          <w:sz w:val="18"/>
-          <w:lang w:val="en-US"/>
-        </w:rPr>
-        <w:t>&gt;19&lt;/</w:t>
-      </w:r>
-      <w:proofErr w:type="spellStart"/>
-      <w:r>
-        <w:rPr>
-          <w:rFonts w:ascii="Liberation Mono" w:eastAsiaTheme="minorEastAsia" w:hAnsi="Liberation Mono"/>
-          <w:sz w:val="18"/>
-          <w:lang w:val="en-US"/>
-        </w:rPr>
-        <w:t>SideC</w:t>
-      </w:r>
-      <w:proofErr w:type="spellEnd"/>
-      <w:r>
-        <w:rPr>
-          <w:rFonts w:ascii="Liberation Mono" w:eastAsiaTheme="minorEastAsia" w:hAnsi="Liberation Mono"/>
-          <w:sz w:val="18"/>
-          <w:lang w:val="en-US"/>
-        </w:rPr>
-        <w:t>&gt;</w:t>
-      </w:r>
-    </w:p>
-    <w:p>
-      <w:pPr>
-        <w:ind w:firstLine="709"/>
-        <w:rPr>
-          <w:rFonts w:ascii="Liberation Mono" w:eastAsiaTheme="minorEastAsia" w:hAnsi="Liberation Mono"/>
-          <w:sz w:val="18"/>
-          <w:lang w:val="en-US"/>
-        </w:rPr>
-      </w:pPr>
-      <w:r>
-        <w:rPr>
-          <w:rFonts w:ascii="Liberation Mono" w:eastAsiaTheme="minorEastAsia" w:hAnsi="Liberation Mono"/>
-          <w:sz w:val="18"/>
-          <w:lang w:val="en-US"/>
-        </w:rPr>
-        <w:t xml:space="preserve">  &lt;/</w:t>
-      </w:r>
-      <w:proofErr w:type="spellStart"/>
-      <w:r>
-        <w:rPr>
-          <w:rFonts w:ascii="Liberation Mono" w:eastAsiaTheme="minorEastAsia" w:hAnsi="Liberation Mono"/>
-          <w:sz w:val="18"/>
-          <w:lang w:val="en-US"/>
-        </w:rPr>
-        <w:t>anyType</w:t>
-      </w:r>
-      <w:proofErr w:type="spellEnd"/>
-      <w:r>
-        <w:rPr>
-          <w:rFonts w:ascii="Liberation Mono" w:eastAsiaTheme="minorEastAsia" w:hAnsi="Liberation Mono"/>
-          <w:sz w:val="18"/>
-          <w:lang w:val="en-US"/>
-        </w:rPr>
-        <w:t>&gt;</w:t>
-      </w:r>
-    </w:p>
-    <w:p>
-      <w:pPr>
-        <w:ind w:firstLine="709"/>
-        <w:rPr>
-          <w:rFonts w:ascii="Liberation Mono" w:eastAsiaTheme="minorEastAsia" w:hAnsi="Liberation Mono"/>
-          <w:sz w:val="18"/>
-          <w:lang w:val="en-US"/>
-        </w:rPr>
-      </w:pPr>
-      <w:r>
-        <w:rPr>
-          <w:rFonts w:ascii="Liberation Mono" w:eastAsiaTheme="minorEastAsia" w:hAnsi="Liberation Mono"/>
-          <w:sz w:val="18"/>
-          <w:lang w:val="en-US"/>
-        </w:rPr>
-        <w:t xml:space="preserve">  &lt;</w:t>
-      </w:r>
-      <w:proofErr w:type="spellStart"/>
-      <w:r>
-        <w:rPr>
-          <w:rFonts w:ascii="Liberation Mono" w:eastAsiaTheme="minorEastAsia" w:hAnsi="Liberation Mono"/>
-          <w:sz w:val="18"/>
-          <w:lang w:val="en-US"/>
-        </w:rPr>
-        <w:t>anyType</w:t>
-      </w:r>
-      <w:proofErr w:type="spellEnd"/>
-      <w:r>
-        <w:rPr>
-          <w:rFonts w:ascii="Liberation Mono" w:eastAsiaTheme="minorEastAsia" w:hAnsi="Liberation Mono"/>
-          <w:sz w:val="18"/>
-          <w:lang w:val="en-US"/>
-        </w:rPr>
-        <w:t xml:space="preserve"> </w:t>
-      </w:r>
-      <w:proofErr w:type="spellStart"/>
-      <w:proofErr w:type="gramStart"/>
-      <w:r>
-        <w:rPr>
-          <w:rFonts w:ascii="Liberation Mono" w:eastAsiaTheme="minorEastAsia" w:hAnsi="Liberation Mono"/>
-          <w:sz w:val="18"/>
-          <w:lang w:val="en-US"/>
-        </w:rPr>
-        <w:t>xsi:type</w:t>
-      </w:r>
-      <w:proofErr w:type="spellEnd"/>
-      <w:proofErr w:type="gramEnd"/>
-      <w:r>
-        <w:rPr>
-          <w:rFonts w:ascii="Liberation Mono" w:eastAsiaTheme="minorEastAsia" w:hAnsi="Liberation Mono"/>
-          <w:sz w:val="18"/>
-          <w:lang w:val="en-US"/>
-        </w:rPr>
-        <w:t>="</w:t>
-      </w:r>
-      <w:proofErr w:type="spellStart"/>
-      <w:r>
-        <w:rPr>
-          <w:rFonts w:ascii="Liberation Mono" w:eastAsiaTheme="minorEastAsia" w:hAnsi="Liberation Mono"/>
-          <w:sz w:val="18"/>
-          <w:lang w:val="en-US"/>
-        </w:rPr>
-        <w:t>CircleData</w:t>
-      </w:r>
-      <w:proofErr w:type="spellEnd"/>
-      <w:r>
-        <w:rPr>
-          <w:rFonts w:ascii="Liberation Mono" w:eastAsiaTheme="minorEastAsia" w:hAnsi="Liberation Mono"/>
-          <w:sz w:val="18"/>
-          <w:lang w:val="en-US"/>
-        </w:rPr>
-        <w:t>"&gt;</w:t>
-      </w:r>
-    </w:p>
-    <w:p>
-      <w:pPr>
-        <w:ind w:firstLine="709"/>
-        <w:rPr>
-          <w:rFonts w:ascii="Liberation Mono" w:eastAsiaTheme="minorEastAsia" w:hAnsi="Liberation Mono"/>
-          <w:sz w:val="18"/>
-          <w:lang w:val="en-US"/>
-        </w:rPr>
-      </w:pPr>
-      <w:r>
-        <w:rPr>
-          <w:rFonts w:ascii="Liberation Mono" w:eastAsiaTheme="minorEastAsia" w:hAnsi="Liberation Mono"/>
-          <w:sz w:val="18"/>
-          <w:lang w:val="en-US"/>
-        </w:rPr>
-        <w:t xml:space="preserve">    </w:t>
-      </w:r>
-      <w:r>
-        <w:rPr>
-          <w:rFonts w:ascii="Liberation Mono" w:eastAsiaTheme="minorEastAsia" w:hAnsi="Liberation Mono"/>
-          <w:sz w:val="18"/>
-          <w:lang w:val="en-US"/>
-        </w:rPr>
-        <w:t>&lt;Radius&gt;15&lt;/Radius&gt;</w:t>
-      </w:r>
-    </w:p>
-    <w:p>
-      <w:pPr>
-        <w:ind w:firstLine="709"/>
-        <w:rPr>
-          <w:rFonts w:ascii="Liberation Mono" w:eastAsiaTheme="minorEastAsia" w:hAnsi="Liberation Mono"/>
-          <w:sz w:val="18"/>
-          <w:lang w:val="en-US"/>
-        </w:rPr>
-      </w:pPr>
-      <w:r>
-        <w:rPr>
-          <w:rFonts w:ascii="Liberation Mono" w:eastAsiaTheme="minorEastAsia" w:hAnsi="Liberation Mono"/>
-          <w:sz w:val="18"/>
-          <w:lang w:val="en-US"/>
-        </w:rPr>
-        <w:t xml:space="preserve">  </w:t>
-      </w:r>
-      <w:r>
-        <w:rPr>
-          <w:rFonts w:ascii="Liberation Mono" w:eastAsiaTheme="minorEastAsia" w:hAnsi="Liberation Mono"/>
-          <w:sz w:val="18"/>
-          <w:lang w:val="en-US"/>
-        </w:rPr>
-        <w:t>&lt;/</w:t>
-      </w:r>
-      <w:proofErr w:type="spellStart"/>
-      <w:r>
-        <w:rPr>
-          <w:rFonts w:ascii="Liberation Mono" w:eastAsiaTheme="minorEastAsia" w:hAnsi="Liberation Mono"/>
-          <w:sz w:val="18"/>
-          <w:lang w:val="en-US"/>
-        </w:rPr>
-        <w:t>anyType</w:t>
-      </w:r>
-      <w:proofErr w:type="spellEnd"/>
-      <w:r>
-        <w:rPr>
-          <w:rFonts w:ascii="Liberation Mono" w:eastAsiaTheme="minorEastAsia" w:hAnsi="Liberation Mono"/>
-          <w:sz w:val="18"/>
-          <w:lang w:val="en-US"/>
         </w:rPr>
         <w:t>&gt;</w:t>
       </w:r>
@@ -10994,32 +9495,27 @@
           <w:sz w:val="18"/>
           <w:szCs w:val="28"/>
           <w:shd w:val="clear" w:color="auto" w:fill="FFFFFF"/>
-          <w:lang w:val="en-US"/>
-        </w:rPr>
-      </w:pPr>
+        </w:rPr>
+      </w:pPr>
+      <w:r>
+        <w:rPr>
+          <w:rFonts w:ascii="Liberation Mono" w:eastAsiaTheme="minorEastAsia" w:hAnsi="Liberation Mono"/>
+          <w:sz w:val="18"/>
+        </w:rPr>
+        <w:t>&lt;/</w:t>
+      </w:r>
       <w:r>
         <w:rPr>
           <w:rFonts w:ascii="Liberation Mono" w:eastAsiaTheme="minorEastAsia" w:hAnsi="Liberation Mono"/>
           <w:sz w:val="18"/>
           <w:lang w:val="en-US"/>
         </w:rPr>
-        <w:t>&lt;/</w:t>
-      </w:r>
-      <w:proofErr w:type="spellStart"/>
+        <w:t>ArrayOfAnyType</w:t>
+      </w:r>
       <w:r>
         <w:rPr>
           <w:rFonts w:ascii="Liberation Mono" w:eastAsiaTheme="minorEastAsia" w:hAnsi="Liberation Mono"/>
           <w:sz w:val="18"/>
-          <w:lang w:val="en-US"/>
-        </w:rPr>
-        <w:t>ArrayOfAnyType</w:t>
-      </w:r>
-      <w:proofErr w:type="spellEnd"/>
-      <w:r>
-        <w:rPr>
-          <w:rFonts w:ascii="Liberation Mono" w:eastAsiaTheme="minorEastAsia" w:hAnsi="Liberation Mono"/>
-          <w:sz w:val="18"/>
-          <w:lang w:val="en-US"/>
         </w:rPr>
         <w:t>&gt;</w:t>
       </w:r>
@@ -11032,7 +9528,6 @@
           <w:sz w:val="18"/>
           <w:szCs w:val="28"/>
           <w:shd w:val="clear" w:color="auto" w:fill="FFFFFF"/>
-          <w:lang w:val="en-US"/>
         </w:rPr>
         <w:t xml:space="preserve"> </w:t>
       </w:r>
@@ -11047,7 +9542,6 @@
           <w:color w:val="000000"/>
           <w:szCs w:val="28"/>
           <w:shd w:val="clear" w:color="auto" w:fill="FFFFFF"/>
-          <w:lang w:val="en-US"/>
         </w:rPr>
       </w:pPr>
       <w:r>
@@ -11058,7 +9552,6 @@
           <w:color w:val="000000"/>
           <w:szCs w:val="28"/>
           <w:shd w:val="clear" w:color="auto" w:fill="FFFFFF"/>
-          <w:lang w:val="en-US"/>
         </w:rPr>
         <w:t xml:space="preserve">4.3 </w:t>
       </w:r>
@@ -11081,7 +9574,6 @@
           <w:color w:val="000000"/>
           <w:szCs w:val="28"/>
           <w:shd w:val="clear" w:color="auto" w:fill="FFFFFF"/>
-          <w:lang w:val="en-US"/>
         </w:rPr>
         <w:t xml:space="preserve"> </w:t>
       </w:r>
@@ -11110,28 +9602,12 @@
     <w:p>
       <w:r>
         <w:lastRenderedPageBreak/>
-        <w:t xml:space="preserve">F03. Для прямоугольника должны вычисляться площадь S = </w:t>
-      </w:r>
-      <w:proofErr w:type="spellStart"/>
-      <w:r>
-        <w:t>ab</w:t>
-      </w:r>
-      <w:proofErr w:type="spellEnd"/>
-      <w:r>
-        <w:t xml:space="preserve"> и периметр P = 2(a + b).</w:t>
-      </w:r>
-    </w:p>
-    <w:p>
-      <w:r>
-        <w:t xml:space="preserve">F04. Для треугольника должны вычисляться периметр P = a + b + c и площадь по формуле Герона S = </w:t>
-      </w:r>
-      <w:proofErr w:type="gramStart"/>
-      <w:r>
-        <w:t>√(</w:t>
-      </w:r>
-      <w:proofErr w:type="gramEnd"/>
-      <w:r>
-        <w:t>p(p − a)(p − b)(p − c)), где p = P/2.</w:t>
+        <w:t>F03. Для прямоугольника должны вычисляться площадь S = ab и периметр P = 2(a + b).</w:t>
+      </w:r>
+    </w:p>
+    <w:p>
+      <w:r>
+        <w:t>F04. Для треугольника должны вычисляться периметр P = a + b + c и площадь по формуле Герона S = √(p(p − a)(p − b)(p − c)), где p = P/2.</w:t>
       </w:r>
     </w:p>
     <w:p>
@@ -11152,25 +9628,7 @@
           <w:color w:val="333333"/>
           <w:shd w:val="clear" w:color="auto" w:fill="FFFFFF"/>
         </w:rPr>
-        <w:t xml:space="preserve">a + </w:t>
-      </w:r>
-      <w:proofErr w:type="gramStart"/>
-      <w:r>
-        <w:rPr>
-          <w:rFonts w:cs="Times New Roman"/>
-          <w:color w:val="333333"/>
-          <w:shd w:val="clear" w:color="auto" w:fill="FFFFFF"/>
-        </w:rPr>
-        <w:t>b &gt;</w:t>
-      </w:r>
-      <w:proofErr w:type="gramEnd"/>
-      <w:r>
-        <w:rPr>
-          <w:rFonts w:cs="Times New Roman"/>
-          <w:color w:val="333333"/>
-          <w:shd w:val="clear" w:color="auto" w:fill="FFFFFF"/>
-        </w:rPr>
-        <w:t xml:space="preserve"> c, a + c &gt; b, b + c &gt; a</w:t>
+        <w:t>a + b &gt; c, a + c &gt; b, b + c &gt; a</w:t>
       </w:r>
     </w:p>
     <w:p>
@@ -11180,64 +9638,22 @@
     </w:p>
     <w:p>
       <w:r>
-        <w:t xml:space="preserve">F08. Система должна обеспечивать удаление выбранной фигуры кнопкой и клавишей </w:t>
-      </w:r>
-      <w:proofErr w:type="spellStart"/>
-      <w:r>
-        <w:t>Delete</w:t>
-      </w:r>
-      <w:proofErr w:type="spellEnd"/>
-      <w:r>
-        <w:t>.</w:t>
-      </w:r>
-    </w:p>
-    <w:p>
-      <w:r>
-        <w:t xml:space="preserve">F09. Система должна выполнять </w:t>
-      </w:r>
-      <w:proofErr w:type="spellStart"/>
-      <w:r>
-        <w:t>регистронезависимый</w:t>
-      </w:r>
-      <w:proofErr w:type="spellEnd"/>
-      <w:r>
-        <w:t xml:space="preserve"> поиск по названию, описанию и параметрам фигуры.</w:t>
-      </w:r>
-    </w:p>
-    <w:p>
-      <w:r>
-        <w:t xml:space="preserve">F10. Система должна сохранять список фигур в файл </w:t>
-      </w:r>
-      <w:proofErr w:type="gramStart"/>
-      <w:r>
-        <w:t>*.</w:t>
-      </w:r>
-      <w:proofErr w:type="spellStart"/>
-      <w:r>
-        <w:t>shapes</w:t>
-      </w:r>
-      <w:proofErr w:type="spellEnd"/>
-      <w:proofErr w:type="gramEnd"/>
-      <w:r>
-        <w:t>.</w:t>
-      </w:r>
-    </w:p>
-    <w:p>
-      <w:r>
-        <w:t xml:space="preserve">F11. Система должна загружать список фигур из файла </w:t>
-      </w:r>
-      <w:proofErr w:type="gramStart"/>
-      <w:r>
-        <w:t>*.</w:t>
-      </w:r>
-      <w:proofErr w:type="spellStart"/>
-      <w:r>
-        <w:t>shapes</w:t>
-      </w:r>
-      <w:proofErr w:type="spellEnd"/>
-      <w:proofErr w:type="gramEnd"/>
-      <w:r>
-        <w:t>.</w:t>
+        <w:t>F08. Система должна обеспечивать удаление выбранной фигуры кнопкой и клавишей Delete.</w:t>
+      </w:r>
+    </w:p>
+    <w:p>
+      <w:r>
+        <w:t>F09. Система должна выполнять регистронезависимый поиск по названию, описанию и параметрам фигуры.</w:t>
+      </w:r>
+    </w:p>
+    <w:p>
+      <w:r>
+        <w:t>F10. Система должна сохранять список фигур в файл *.shapes.</w:t>
+      </w:r>
+    </w:p>
+    <w:p>
+      <w:r>
+        <w:t>F11. Система должна загружать список фигур из файла *.shapes.</w:t>
       </w:r>
     </w:p>
     <w:p>
@@ -11485,8 +9901,8 @@
 </file>
 
 <file path=word/comments.xml><?xml version="1.0" encoding="utf-8"?>
-<w:comments xmlns:wpc="http://schemas.microsoft.com/office/word/2010/wordprocessingCanvas" xmlns:cx="http://schemas.microsoft.com/office/drawing/2014/chartex" xmlns:cx1="http://schemas.microsoft.com/office/drawing/2015/9/8/chartex" xmlns:cx2="http://schemas.microsoft.com/office/drawing/2015/10/21/chartex" xmlns:cx3="http://schemas.microsoft.com/office/drawing/2016/5/9/chartex" xmlns:cx4="http://schemas.microsoft.com/office/drawing/2016/5/10/chartex" xmlns:cx5="http://schemas.microsoft.com/office/drawing/2016/5/11/chartex" xmlns:cx6="http://schemas.microsoft.com/office/drawing/2016/5/12/chartex" xmlns:cx7="http://schemas.microsoft.com/office/drawing/2016/5/13/chartex" xmlns:cx8="http://schemas.microsoft.com/office/drawing/2016/5/14/chartex" xmlns:mc="http://schemas.openxmlformats.org/markup-compatibility/2006" xmlns:aink="http://schemas.microsoft.com/office/drawing/2016/ink" xmlns:am3d="http://schemas.microsoft.com/office/drawing/2017/model3d" xmlns:o="urn:schemas-microsoft-com:office:office" xmlns:r="http://schemas.openxmlformats.org/officeDocument/2006/relationships" xmlns:m="http://schemas.openxmlformats.org/officeDocument/2006/math" xmlns:v="urn:schemas-microsoft-com:vml" xmlns:wp14="http://schemas.microsoft.com/office/word/2010/wordprocessingDrawing" xmlns:wp="http://schemas.openxmlformats.org/drawingml/2006/wordprocessingDrawing" xmlns:w10="urn:schemas-microsoft-com:office:word" xmlns:w="http://schemas.openxmlformats.org/wordprocessingml/2006/main" xmlns:w14="http://schemas.microsoft.com/office/word/2010/wordml" xmlns:w15="http://schemas.microsoft.com/office/word/2012/wordml" xmlns:w16cex="http://schemas.microsoft.com/office/word/2018/wordml/cex" xmlns:w16cid="http://schemas.microsoft.com/office/word/2016/wordml/cid" xmlns:w16="http://schemas.microsoft.com/office/word/2018/wordml" xmlns:w16sdtdh="http://schemas.microsoft.com/office/word/2020/wordml/sdtdatahash" xmlns:w16se="http://schemas.microsoft.com/office/word/2015/wordml/symex" xmlns:wpg="http://schemas.microsoft.com/office/word/2010/wordprocessingGroup" xmlns:wpi="http://schemas.microsoft.com/office/word/2010/wordprocessingInk" xmlns:wne="http://schemas.microsoft.com/office/word/2006/wordml" xmlns:wps="http://schemas.microsoft.com/office/word/2010/wordprocessingShape" mc:Ignorable="w14 w15 w16se w16cid w16 w16cex w16sdtdh wp14">
-  <w:comment w:id="23" w:author="Aleksey A. Kalentev" w:date="2026-06-13T13:56:00Z" w:initials="AAK">
+<w:comments xmlns:wpc="http://schemas.microsoft.com/office/word/2010/wordprocessingCanvas" xmlns:cx="http://schemas.microsoft.com/office/drawing/2014/chartex" xmlns:cx1="http://schemas.microsoft.com/office/drawing/2015/9/8/chartex" xmlns:mc="http://schemas.openxmlformats.org/markup-compatibility/2006" xmlns:o="urn:schemas-microsoft-com:office:office" xmlns:r="http://schemas.openxmlformats.org/officeDocument/2006/relationships" xmlns:m="http://schemas.openxmlformats.org/officeDocument/2006/math" xmlns:v="urn:schemas-microsoft-com:vml" xmlns:wp14="http://schemas.microsoft.com/office/word/2010/wordprocessingDrawing" xmlns:wp="http://schemas.openxmlformats.org/drawingml/2006/wordprocessingDrawing" xmlns:w10="urn:schemas-microsoft-com:office:word" xmlns:w="http://schemas.openxmlformats.org/wordprocessingml/2006/main" xmlns:w14="http://schemas.microsoft.com/office/word/2010/wordml" xmlns:w15="http://schemas.microsoft.com/office/word/2012/wordml" xmlns:w16se="http://schemas.microsoft.com/office/word/2015/wordml/symex" xmlns:wpg="http://schemas.microsoft.com/office/word/2010/wordprocessingGroup" xmlns:wpi="http://schemas.microsoft.com/office/word/2010/wordprocessingInk" xmlns:wne="http://schemas.microsoft.com/office/word/2006/wordml" xmlns:wps="http://schemas.microsoft.com/office/word/2010/wordprocessingShape" mc:Ignorable="w14 w15 w16se wp14">
+  <w:comment w:id="24" w:author="Aleksey A. Kalentev" w:date="2026-06-13T13:56:00Z" w:initials="AAK">
     <w:p>
       <w:pPr>
         <w:pStyle w:val="af3"/>
@@ -11503,7 +9919,7 @@
 </file>
 
 <file path=word/commentsExtended.xml><?xml version="1.0" encoding="utf-8"?>
-<w15:commentsEx xmlns:wpc="http://schemas.microsoft.com/office/word/2010/wordprocessingCanvas" xmlns:cx="http://schemas.microsoft.com/office/drawing/2014/chartex" xmlns:cx1="http://schemas.microsoft.com/office/drawing/2015/9/8/chartex" xmlns:cx2="http://schemas.microsoft.com/office/drawing/2015/10/21/chartex" xmlns:cx3="http://schemas.microsoft.com/office/drawing/2016/5/9/chartex" xmlns:cx4="http://schemas.microsoft.com/office/drawing/2016/5/10/chartex" xmlns:cx5="http://schemas.microsoft.com/office/drawing/2016/5/11/chartex" xmlns:cx6="http://schemas.microsoft.com/office/drawing/2016/5/12/chartex" xmlns:cx7="http://schemas.microsoft.com/office/drawing/2016/5/13/chartex" xmlns:cx8="http://schemas.microsoft.com/office/drawing/2016/5/14/chartex" xmlns:mc="http://schemas.openxmlformats.org/markup-compatibility/2006" xmlns:aink="http://schemas.microsoft.com/office/drawing/2016/ink" xmlns:am3d="http://schemas.microsoft.com/office/drawing/2017/model3d" xmlns:o="urn:schemas-microsoft-com:office:office" xmlns:r="http://schemas.openxmlformats.org/officeDocument/2006/relationships" xmlns:m="http://schemas.openxmlformats.org/officeDocument/2006/math" xmlns:v="urn:schemas-microsoft-com:vml" xmlns:wp14="http://schemas.microsoft.com/office/word/2010/wordprocessingDrawing" xmlns:wp="http://schemas.openxmlformats.org/drawingml/2006/wordprocessingDrawing" xmlns:w10="urn:schemas-microsoft-com:office:word" xmlns:w="http://schemas.openxmlformats.org/wordprocessingml/2006/main" xmlns:w14="http://schemas.microsoft.com/office/word/2010/wordml" xmlns:w15="http://schemas.microsoft.com/office/word/2012/wordml" xmlns:w16cex="http://schemas.microsoft.com/office/word/2018/wordml/cex" xmlns:w16cid="http://schemas.microsoft.com/office/word/2016/wordml/cid" xmlns:w16="http://schemas.microsoft.com/office/word/2018/wordml" xmlns:w16sdtdh="http://schemas.microsoft.com/office/word/2020/wordml/sdtdatahash" xmlns:w16se="http://schemas.microsoft.com/office/word/2015/wordml/symex" xmlns:wpg="http://schemas.microsoft.com/office/word/2010/wordprocessingGroup" xmlns:wpi="http://schemas.microsoft.com/office/word/2010/wordprocessingInk" xmlns:wne="http://schemas.microsoft.com/office/word/2006/wordml" xmlns:wps="http://schemas.microsoft.com/office/word/2010/wordprocessingShape" mc:Ignorable="w14 w15 w16se w16cid w16 w16cex w16sdtdh wp14">
+<w15:commentsEx xmlns:wpc="http://schemas.microsoft.com/office/word/2010/wordprocessingCanvas" xmlns:cx="http://schemas.microsoft.com/office/drawing/2014/chartex" xmlns:cx1="http://schemas.microsoft.com/office/drawing/2015/9/8/chartex" xmlns:mc="http://schemas.openxmlformats.org/markup-compatibility/2006" xmlns:o="urn:schemas-microsoft-com:office:office" xmlns:r="http://schemas.openxmlformats.org/officeDocument/2006/relationships" xmlns:m="http://schemas.openxmlformats.org/officeDocument/2006/math" xmlns:v="urn:schemas-microsoft-com:vml" xmlns:wp14="http://schemas.microsoft.com/office/word/2010/wordprocessingDrawing" xmlns:wp="http://schemas.openxmlformats.org/drawingml/2006/wordprocessingDrawing" xmlns:w10="urn:schemas-microsoft-com:office:word" xmlns:w="http://schemas.openxmlformats.org/wordprocessingml/2006/main" xmlns:w14="http://schemas.microsoft.com/office/word/2010/wordml" xmlns:w15="http://schemas.microsoft.com/office/word/2012/wordml" xmlns:w16se="http://schemas.microsoft.com/office/word/2015/wordml/symex" xmlns:wpg="http://schemas.microsoft.com/office/word/2010/wordprocessingGroup" xmlns:wpi="http://schemas.microsoft.com/office/word/2010/wordprocessingInk" xmlns:wne="http://schemas.microsoft.com/office/word/2006/wordml" xmlns:wps="http://schemas.microsoft.com/office/word/2010/wordprocessingShape" mc:Ignorable="w14 w15 w16se wp14">
   <w15:commentEx w15:paraId="7C950C2B" w15:done="0"/>
 </w15:commentsEx>
 </file>
@@ -11521,7 +9937,7 @@
 </file>
 
 <file path=word/endnotes.xml><?xml version="1.0" encoding="utf-8"?>
-<w:endnotes xmlns:wpc="http://schemas.microsoft.com/office/word/2010/wordprocessingCanvas" xmlns:cx="http://schemas.microsoft.com/office/drawing/2014/chartex" xmlns:cx1="http://schemas.microsoft.com/office/drawing/2015/9/8/chartex" xmlns:cx2="http://schemas.microsoft.com/office/drawing/2015/10/21/chartex" xmlns:cx3="http://schemas.microsoft.com/office/drawing/2016/5/9/chartex" xmlns:cx4="http://schemas.microsoft.com/office/drawing/2016/5/10/chartex" xmlns:cx5="http://schemas.microsoft.com/office/drawing/2016/5/11/chartex" xmlns:cx6="http://schemas.microsoft.com/office/drawing/2016/5/12/chartex" xmlns:cx7="http://schemas.microsoft.com/office/drawing/2016/5/13/chartex" xmlns:cx8="http://schemas.microsoft.com/office/drawing/2016/5/14/chartex" xmlns:mc="http://schemas.openxmlformats.org/markup-compatibility/2006" xmlns:aink="http://schemas.microsoft.com/office/drawing/2016/ink" xmlns:am3d="http://schemas.microsoft.com/office/drawing/2017/model3d" xmlns:o="urn:schemas-microsoft-com:office:office" xmlns:r="http://schemas.openxmlformats.org/officeDocument/2006/relationships" xmlns:m="http://schemas.openxmlformats.org/officeDocument/2006/math" xmlns:v="urn:schemas-microsoft-com:vml" xmlns:wp14="http://schemas.microsoft.com/office/word/2010/wordprocessingDrawing" xmlns:wp="http://schemas.openxmlformats.org/drawingml/2006/wordprocessingDrawing" xmlns:w10="urn:schemas-microsoft-com:office:word" xmlns:w="http://schemas.openxmlformats.org/wordprocessingml/2006/main" xmlns:w14="http://schemas.microsoft.com/office/word/2010/wordml" xmlns:w15="http://schemas.microsoft.com/office/word/2012/wordml" xmlns:w16cex="http://schemas.microsoft.com/office/word/2018/wordml/cex" xmlns:w16cid="http://schemas.microsoft.com/office/word/2016/wordml/cid" xmlns:w16="http://schemas.microsoft.com/office/word/2018/wordml" xmlns:w16sdtdh="http://schemas.microsoft.com/office/word/2020/wordml/sdtdatahash" xmlns:w16se="http://schemas.microsoft.com/office/word/2015/wordml/symex" xmlns:wpg="http://schemas.microsoft.com/office/word/2010/wordprocessingGroup" xmlns:wpi="http://schemas.microsoft.com/office/word/2010/wordprocessingInk" xmlns:wne="http://schemas.microsoft.com/office/word/2006/wordml" xmlns:wps="http://schemas.microsoft.com/office/word/2010/wordprocessingShape" mc:Ignorable="w14 w15 w16se w16cid w16 w16cex w16sdtdh wp14">
+<w:endnotes xmlns:wpc="http://schemas.microsoft.com/office/word/2010/wordprocessingCanvas" xmlns:cx="http://schemas.microsoft.com/office/drawing/2014/chartex" xmlns:cx1="http://schemas.microsoft.com/office/drawing/2015/9/8/chartex" xmlns:mc="http://schemas.openxmlformats.org/markup-compatibility/2006" xmlns:o="urn:schemas-microsoft-com:office:office" xmlns:r="http://schemas.openxmlformats.org/officeDocument/2006/relationships" xmlns:m="http://schemas.openxmlformats.org/officeDocument/2006/math" xmlns:v="urn:schemas-microsoft-com:vml" xmlns:wp14="http://schemas.microsoft.com/office/word/2010/wordprocessingDrawing" xmlns:wp="http://schemas.openxmlformats.org/drawingml/2006/wordprocessingDrawing" xmlns:w10="urn:schemas-microsoft-com:office:word" xmlns:w="http://schemas.openxmlformats.org/wordprocessingml/2006/main" xmlns:w14="http://schemas.microsoft.com/office/word/2010/wordml" xmlns:w15="http://schemas.microsoft.com/office/word/2012/wordml" xmlns:w16se="http://schemas.microsoft.com/office/word/2015/wordml/symex" xmlns:wpg="http://schemas.microsoft.com/office/word/2010/wordprocessingGroup" xmlns:wpi="http://schemas.microsoft.com/office/word/2010/wordprocessingInk" xmlns:wne="http://schemas.microsoft.com/office/word/2006/wordml" xmlns:wps="http://schemas.microsoft.com/office/word/2010/wordprocessingShape" mc:Ignorable="w14 w15 w16se wp14">
   <w:endnote w:type="separator" w:id="-1">
     <w:p>
       <w:pPr>
@@ -11546,7 +9962,7 @@
 </file>
 
 <file path=word/footer1.xml><?xml version="1.0" encoding="utf-8"?>
-<w:ftr xmlns:wpc="http://schemas.microsoft.com/office/word/2010/wordprocessingCanvas" xmlns:cx="http://schemas.microsoft.com/office/drawing/2014/chartex" xmlns:cx1="http://schemas.microsoft.com/office/drawing/2015/9/8/chartex" xmlns:cx2="http://schemas.microsoft.com/office/drawing/2015/10/21/chartex" xmlns:cx3="http://schemas.microsoft.com/office/drawing/2016/5/9/chartex" xmlns:cx4="http://schemas.microsoft.com/office/drawing/2016/5/10/chartex" xmlns:cx5="http://schemas.microsoft.com/office/drawing/2016/5/11/chartex" xmlns:cx6="http://schemas.microsoft.com/office/drawing/2016/5/12/chartex" xmlns:cx7="http://schemas.microsoft.com/office/drawing/2016/5/13/chartex" xmlns:cx8="http://schemas.microsoft.com/office/drawing/2016/5/14/chartex" xmlns:mc="http://schemas.openxmlformats.org/markup-compatibility/2006" xmlns:aink="http://schemas.microsoft.com/office/drawing/2016/ink" xmlns:am3d="http://schemas.microsoft.com/office/drawing/2017/model3d" xmlns:o="urn:schemas-microsoft-com:office:office" xmlns:r="http://schemas.openxmlformats.org/officeDocument/2006/relationships" xmlns:m="http://schemas.openxmlformats.org/officeDocument/2006/math" xmlns:v="urn:schemas-microsoft-com:vml" xmlns:wp14="http://schemas.microsoft.com/office/word/2010/wordprocessingDrawing" xmlns:wp="http://schemas.openxmlformats.org/drawingml/2006/wordprocessingDrawing" xmlns:w10="urn:schemas-microsoft-com:office:word" xmlns:w="http://schemas.openxmlformats.org/wordprocessingml/2006/main" xmlns:w14="http://schemas.microsoft.com/office/word/2010/wordml" xmlns:w15="http://schemas.microsoft.com/office/word/2012/wordml" xmlns:w16cex="http://schemas.microsoft.com/office/word/2018/wordml/cex" xmlns:w16cid="http://schemas.microsoft.com/office/word/2016/wordml/cid" xmlns:w16="http://schemas.microsoft.com/office/word/2018/wordml" xmlns:w16sdtdh="http://schemas.microsoft.com/office/word/2020/wordml/sdtdatahash" xmlns:w16se="http://schemas.microsoft.com/office/word/2015/wordml/symex" xmlns:wpg="http://schemas.microsoft.com/office/word/2010/wordprocessingGroup" xmlns:wpi="http://schemas.microsoft.com/office/word/2010/wordprocessingInk" xmlns:wne="http://schemas.microsoft.com/office/word/2006/wordml" xmlns:wps="http://schemas.microsoft.com/office/word/2010/wordprocessingShape" mc:Ignorable="w14 w15 w16se w16cid w16 w16cex w16sdtdh wp14">
+<w:ftr xmlns:wpc="http://schemas.microsoft.com/office/word/2010/wordprocessingCanvas" xmlns:cx="http://schemas.microsoft.com/office/drawing/2014/chartex" xmlns:cx1="http://schemas.microsoft.com/office/drawing/2015/9/8/chartex" xmlns:mc="http://schemas.openxmlformats.org/markup-compatibility/2006" xmlns:o="urn:schemas-microsoft-com:office:office" xmlns:r="http://schemas.openxmlformats.org/officeDocument/2006/relationships" xmlns:m="http://schemas.openxmlformats.org/officeDocument/2006/math" xmlns:v="urn:schemas-microsoft-com:vml" xmlns:wp14="http://schemas.microsoft.com/office/word/2010/wordprocessingDrawing" xmlns:wp="http://schemas.openxmlformats.org/drawingml/2006/wordprocessingDrawing" xmlns:w10="urn:schemas-microsoft-com:office:word" xmlns:w="http://schemas.openxmlformats.org/wordprocessingml/2006/main" xmlns:w14="http://schemas.microsoft.com/office/word/2010/wordml" xmlns:w15="http://schemas.microsoft.com/office/word/2012/wordml" xmlns:w16se="http://schemas.microsoft.com/office/word/2015/wordml/symex" xmlns:wpg="http://schemas.microsoft.com/office/word/2010/wordprocessingGroup" xmlns:wpi="http://schemas.microsoft.com/office/word/2010/wordprocessingInk" xmlns:wne="http://schemas.microsoft.com/office/word/2006/wordml" xmlns:wps="http://schemas.microsoft.com/office/word/2010/wordprocessingShape" mc:Ignorable="w14 w15 w16se wp14">
   <w:sdt>
     <w:sdtPr>
       <w:id w:val="994682180"/>
@@ -11575,7 +9991,7 @@
           <w:rPr>
             <w:noProof/>
           </w:rPr>
-          <w:t>9</w:t>
+          <w:t>20</w:t>
         </w:r>
         <w:r>
           <w:fldChar w:fldCharType="end"/>
@@ -11592,7 +10008,7 @@
 </file>
 
 <file path=word/footnotes.xml><?xml version="1.0" encoding="utf-8"?>
-<w:footnotes xmlns:wpc="http://schemas.microsoft.com/office/word/2010/wordprocessingCanvas" xmlns:cx="http://schemas.microsoft.com/office/drawing/2014/chartex" xmlns:cx1="http://schemas.microsoft.com/office/drawing/2015/9/8/chartex" xmlns:cx2="http://schemas.microsoft.com/office/drawing/2015/10/21/chartex" xmlns:cx3="http://schemas.microsoft.com/office/drawing/2016/5/9/chartex" xmlns:cx4="http://schemas.microsoft.com/office/drawing/2016/5/10/chartex" xmlns:cx5="http://schemas.microsoft.com/office/drawing/2016/5/11/chartex" xmlns:cx6="http://schemas.microsoft.com/office/drawing/2016/5/12/chartex" xmlns:cx7="http://schemas.microsoft.com/office/drawing/2016/5/13/chartex" xmlns:cx8="http://schemas.microsoft.com/office/drawing/2016/5/14/chartex" xmlns:mc="http://schemas.openxmlformats.org/markup-compatibility/2006" xmlns:aink="http://schemas.microsoft.com/office/drawing/2016/ink" xmlns:am3d="http://schemas.microsoft.com/office/drawing/2017/model3d" xmlns:o="urn:schemas-microsoft-com:office:office" xmlns:r="http://schemas.openxmlformats.org/officeDocument/2006/relationships" xmlns:m="http://schemas.openxmlformats.org/officeDocument/2006/math" xmlns:v="urn:schemas-microsoft-com:vml" xmlns:wp14="http://schemas.microsoft.com/office/word/2010/wordprocessingDrawing" xmlns:wp="http://schemas.openxmlformats.org/drawingml/2006/wordprocessingDrawing" xmlns:w10="urn:schemas-microsoft-com:office:word" xmlns:w="http://schemas.openxmlformats.org/wordprocessingml/2006/main" xmlns:w14="http://schemas.microsoft.com/office/word/2010/wordml" xmlns:w15="http://schemas.microsoft.com/office/word/2012/wordml" xmlns:w16cex="http://schemas.microsoft.com/office/word/2018/wordml/cex" xmlns:w16cid="http://schemas.microsoft.com/office/word/2016/wordml/cid" xmlns:w16="http://schemas.microsoft.com/office/word/2018/wordml" xmlns:w16sdtdh="http://schemas.microsoft.com/office/word/2020/wordml/sdtdatahash" xmlns:w16se="http://schemas.microsoft.com/office/word/2015/wordml/symex" xmlns:wpg="http://schemas.microsoft.com/office/word/2010/wordprocessingGroup" xmlns:wpi="http://schemas.microsoft.com/office/word/2010/wordprocessingInk" xmlns:wne="http://schemas.microsoft.com/office/word/2006/wordml" xmlns:wps="http://schemas.microsoft.com/office/word/2010/wordprocessingShape" mc:Ignorable="w14 w15 w16se w16cid w16 w16cex w16sdtdh wp14">
+<w:footnotes xmlns:wpc="http://schemas.microsoft.com/office/word/2010/wordprocessingCanvas" xmlns:cx="http://schemas.microsoft.com/office/drawing/2014/chartex" xmlns:cx1="http://schemas.microsoft.com/office/drawing/2015/9/8/chartex" xmlns:mc="http://schemas.openxmlformats.org/markup-compatibility/2006" xmlns:o="urn:schemas-microsoft-com:office:office" xmlns:r="http://schemas.openxmlformats.org/officeDocument/2006/relationships" xmlns:m="http://schemas.openxmlformats.org/officeDocument/2006/math" xmlns:v="urn:schemas-microsoft-com:vml" xmlns:wp14="http://schemas.microsoft.com/office/word/2010/wordprocessingDrawing" xmlns:wp="http://schemas.openxmlformats.org/drawingml/2006/wordprocessingDrawing" xmlns:w10="urn:schemas-microsoft-com:office:word" xmlns:w="http://schemas.openxmlformats.org/wordprocessingml/2006/main" xmlns:w14="http://schemas.microsoft.com/office/word/2010/wordml" xmlns:w15="http://schemas.microsoft.com/office/word/2012/wordml" xmlns:w16se="http://schemas.microsoft.com/office/word/2015/wordml/symex" xmlns:wpg="http://schemas.microsoft.com/office/word/2010/wordprocessingGroup" xmlns:wpi="http://schemas.microsoft.com/office/word/2010/wordprocessingInk" xmlns:wne="http://schemas.microsoft.com/office/word/2006/wordml" xmlns:wps="http://schemas.microsoft.com/office/word/2010/wordprocessingShape" mc:Ignorable="w14 w15 w16se wp14">
   <w:footnote w:type="separator" w:id="-1">
     <w:p>
       <w:pPr>
@@ -11617,7 +10033,7 @@
 </file>
 
 <file path=word/numbering.xml><?xml version="1.0" encoding="utf-8"?>
-<w:numbering xmlns:wpc="http://schemas.microsoft.com/office/word/2010/wordprocessingCanvas" xmlns:cx="http://schemas.microsoft.com/office/drawing/2014/chartex" xmlns:cx1="http://schemas.microsoft.com/office/drawing/2015/9/8/chartex" xmlns:cx2="http://schemas.microsoft.com/office/drawing/2015/10/21/chartex" xmlns:cx3="http://schemas.microsoft.com/office/drawing/2016/5/9/chartex" xmlns:cx4="http://schemas.microsoft.com/office/drawing/2016/5/10/chartex" xmlns:cx5="http://schemas.microsoft.com/office/drawing/2016/5/11/chartex" xmlns:cx6="http://schemas.microsoft.com/office/drawing/2016/5/12/chartex" xmlns:cx7="http://schemas.microsoft.com/office/drawing/2016/5/13/chartex" xmlns:cx8="http://schemas.microsoft.com/office/drawing/2016/5/14/chartex" xmlns:mc="http://schemas.openxmlformats.org/markup-compatibility/2006" xmlns:aink="http://schemas.microsoft.com/office/drawing/2016/ink" xmlns:am3d="http://schemas.microsoft.com/office/drawing/2017/model3d" xmlns:o="urn:schemas-microsoft-com:office:office" xmlns:r="http://schemas.openxmlformats.org/officeDocument/2006/relationships" xmlns:m="http://schemas.openxmlformats.org/officeDocument/2006/math" xmlns:v="urn:schemas-microsoft-com:vml" xmlns:wp14="http://schemas.microsoft.com/office/word/2010/wordprocessingDrawing" xmlns:wp="http://schemas.openxmlformats.org/drawingml/2006/wordprocessingDrawing" xmlns:w10="urn:schemas-microsoft-com:office:word" xmlns:w="http://schemas.openxmlformats.org/wordprocessingml/2006/main" xmlns:w14="http://schemas.microsoft.com/office/word/2010/wordml" xmlns:w15="http://schemas.microsoft.com/office/word/2012/wordml" xmlns:w16cex="http://schemas.microsoft.com/office/word/2018/wordml/cex" xmlns:w16cid="http://schemas.microsoft.com/office/word/2016/wordml/cid" xmlns:w16="http://schemas.microsoft.com/office/word/2018/wordml" xmlns:w16sdtdh="http://schemas.microsoft.com/office/word/2020/wordml/sdtdatahash" xmlns:w16se="http://schemas.microsoft.com/office/word/2015/wordml/symex" xmlns:wpg="http://schemas.microsoft.com/office/word/2010/wordprocessingGroup" xmlns:wpi="http://schemas.microsoft.com/office/word/2010/wordprocessingInk" xmlns:wne="http://schemas.microsoft.com/office/word/2006/wordml" xmlns:wps="http://schemas.microsoft.com/office/word/2010/wordprocessingShape" mc:Ignorable="w14 w15 w16se w16cid w16 w16cex w16sdtdh wp14">
+<w:numbering xmlns:wpc="http://schemas.microsoft.com/office/word/2010/wordprocessingCanvas" xmlns:cx="http://schemas.microsoft.com/office/drawing/2014/chartex" xmlns:cx1="http://schemas.microsoft.com/office/drawing/2015/9/8/chartex" xmlns:mc="http://schemas.openxmlformats.org/markup-compatibility/2006" xmlns:o="urn:schemas-microsoft-com:office:office" xmlns:r="http://schemas.openxmlformats.org/officeDocument/2006/relationships" xmlns:m="http://schemas.openxmlformats.org/officeDocument/2006/math" xmlns:v="urn:schemas-microsoft-com:vml" xmlns:wp14="http://schemas.microsoft.com/office/word/2010/wordprocessingDrawing" xmlns:wp="http://schemas.openxmlformats.org/drawingml/2006/wordprocessingDrawing" xmlns:w10="urn:schemas-microsoft-com:office:word" xmlns:w="http://schemas.openxmlformats.org/wordprocessingml/2006/main" xmlns:w14="http://schemas.microsoft.com/office/word/2010/wordml" xmlns:w15="http://schemas.microsoft.com/office/word/2012/wordml" xmlns:w16se="http://schemas.microsoft.com/office/word/2015/wordml/symex" xmlns:wpg="http://schemas.microsoft.com/office/word/2010/wordprocessingGroup" xmlns:wpi="http://schemas.microsoft.com/office/word/2010/wordprocessingInk" xmlns:wne="http://schemas.microsoft.com/office/word/2006/wordml" xmlns:wps="http://schemas.microsoft.com/office/word/2010/wordprocessingShape" mc:Ignorable="w14 w15 w16se wp14">
   <w:abstractNum w:abstractNumId="0" w15:restartNumberingAfterBreak="0">
     <w:nsid w:val="FFFFFF89"/>
     <w:multiLevelType w:val="singleLevel"/>
@@ -13392,7 +11808,7 @@
 </file>
 
 <file path=word/people.xml><?xml version="1.0" encoding="utf-8"?>
-<w15:people xmlns:wpc="http://schemas.microsoft.com/office/word/2010/wordprocessingCanvas" xmlns:cx="http://schemas.microsoft.com/office/drawing/2014/chartex" xmlns:cx1="http://schemas.microsoft.com/office/drawing/2015/9/8/chartex" xmlns:cx2="http://schemas.microsoft.com/office/drawing/2015/10/21/chartex" xmlns:cx3="http://schemas.microsoft.com/office/drawing/2016/5/9/chartex" xmlns:cx4="http://schemas.microsoft.com/office/drawing/2016/5/10/chartex" xmlns:cx5="http://schemas.microsoft.com/office/drawing/2016/5/11/chartex" xmlns:cx6="http://schemas.microsoft.com/office/drawing/2016/5/12/chartex" xmlns:cx7="http://schemas.microsoft.com/office/drawing/2016/5/13/chartex" xmlns:cx8="http://schemas.microsoft.com/office/drawing/2016/5/14/chartex" xmlns:mc="http://schemas.openxmlformats.org/markup-compatibility/2006" xmlns:aink="http://schemas.microsoft.com/office/drawing/2016/ink" xmlns:am3d="http://schemas.microsoft.com/office/drawing/2017/model3d" xmlns:o="urn:schemas-microsoft-com:office:office" xmlns:r="http://schemas.openxmlformats.org/officeDocument/2006/relationships" xmlns:m="http://schemas.openxmlformats.org/officeDocument/2006/math" xmlns:v="urn:schemas-microsoft-com:vml" xmlns:wp14="http://schemas.microsoft.com/office/word/2010/wordprocessingDrawing" xmlns:wp="http://schemas.openxmlformats.org/drawingml/2006/wordprocessingDrawing" xmlns:w10="urn:schemas-microsoft-com:office:word" xmlns:w="http://schemas.openxmlformats.org/wordprocessingml/2006/main" xmlns:w14="http://schemas.microsoft.com/office/word/2010/wordml" xmlns:w15="http://schemas.microsoft.com/office/word/2012/wordml" xmlns:w16cex="http://schemas.microsoft.com/office/word/2018/wordml/cex" xmlns:w16cid="http://schemas.microsoft.com/office/word/2016/wordml/cid" xmlns:w16="http://schemas.microsoft.com/office/word/2018/wordml" xmlns:w16sdtdh="http://schemas.microsoft.com/office/word/2020/wordml/sdtdatahash" xmlns:w16se="http://schemas.microsoft.com/office/word/2015/wordml/symex" xmlns:wpg="http://schemas.microsoft.com/office/word/2010/wordprocessingGroup" xmlns:wpi="http://schemas.microsoft.com/office/word/2010/wordprocessingInk" xmlns:wne="http://schemas.microsoft.com/office/word/2006/wordml" xmlns:wps="http://schemas.microsoft.com/office/word/2010/wordprocessingShape" mc:Ignorable="w14 w15 w16se w16cid w16 w16cex w16sdtdh wp14">
+<w15:people xmlns:wpc="http://schemas.microsoft.com/office/word/2010/wordprocessingCanvas" xmlns:cx="http://schemas.microsoft.com/office/drawing/2014/chartex" xmlns:cx1="http://schemas.microsoft.com/office/drawing/2015/9/8/chartex" xmlns:mc="http://schemas.openxmlformats.org/markup-compatibility/2006" xmlns:o="urn:schemas-microsoft-com:office:office" xmlns:r="http://schemas.openxmlformats.org/officeDocument/2006/relationships" xmlns:m="http://schemas.openxmlformats.org/officeDocument/2006/math" xmlns:v="urn:schemas-microsoft-com:vml" xmlns:wp14="http://schemas.microsoft.com/office/word/2010/wordprocessingDrawing" xmlns:wp="http://schemas.openxmlformats.org/drawingml/2006/wordprocessingDrawing" xmlns:w10="urn:schemas-microsoft-com:office:word" xmlns:w="http://schemas.openxmlformats.org/wordprocessingml/2006/main" xmlns:w14="http://schemas.microsoft.com/office/word/2010/wordml" xmlns:w15="http://schemas.microsoft.com/office/word/2012/wordml" xmlns:w16se="http://schemas.microsoft.com/office/word/2015/wordml/symex" xmlns:wpg="http://schemas.microsoft.com/office/word/2010/wordprocessingGroup" xmlns:wpi="http://schemas.microsoft.com/office/word/2010/wordprocessingInk" xmlns:wne="http://schemas.microsoft.com/office/word/2006/wordml" xmlns:wps="http://schemas.microsoft.com/office/word/2010/wordprocessingShape" mc:Ignorable="w14 w15 w16se wp14">
   <w15:person w15:author="Aleksey A. Kalentev">
     <w15:presenceInfo w15:providerId="AD" w15:userId="S-1-5-21-507921405-1993962763-1957994488-151096"/>
   </w15:person>
@@ -13400,7 +11816,7 @@
 </file>
 
 <file path=word/styles.xml><?xml version="1.0" encoding="utf-8"?>
-<w:styles xmlns:mc="http://schemas.openxmlformats.org/markup-compatibility/2006" xmlns:r="http://schemas.openxmlformats.org/officeDocument/2006/relationships" xmlns:w="http://schemas.openxmlformats.org/wordprocessingml/2006/main" xmlns:w14="http://schemas.microsoft.com/office/word/2010/wordml" xmlns:w15="http://schemas.microsoft.com/office/word/2012/wordml" xmlns:w16cex="http://schemas.microsoft.com/office/word/2018/wordml/cex" xmlns:w16cid="http://schemas.microsoft.com/office/word/2016/wordml/cid" xmlns:w16="http://schemas.microsoft.com/office/word/2018/wordml" xmlns:w16sdtdh="http://schemas.microsoft.com/office/word/2020/wordml/sdtdatahash" xmlns:w16se="http://schemas.microsoft.com/office/word/2015/wordml/symex" mc:Ignorable="w14 w15 w16se w16cid w16 w16cex w16sdtdh">
+<w:styles xmlns:mc="http://schemas.openxmlformats.org/markup-compatibility/2006" xmlns:r="http://schemas.openxmlformats.org/officeDocument/2006/relationships" xmlns:w="http://schemas.openxmlformats.org/wordprocessingml/2006/main" xmlns:w14="http://schemas.microsoft.com/office/word/2010/wordml" xmlns:w15="http://schemas.microsoft.com/office/word/2012/wordml" xmlns:w16se="http://schemas.microsoft.com/office/word/2015/wordml/symex" mc:Ignorable="w14 w15 w16se">
   <w:docDefaults>
     <w:rPrDefault>
       <w:rPr>
@@ -13416,7 +11832,7 @@
       </w:pPr>
     </w:pPrDefault>
   </w:docDefaults>
-  <w:latentStyles w:defLockedState="0" w:defUIPriority="99" w:defSemiHidden="0" w:defUnhideWhenUsed="0" w:defQFormat="0" w:count="376">
+  <w:latentStyles w:defLockedState="0" w:defUIPriority="99" w:defSemiHidden="0" w:defUnhideWhenUsed="0" w:defQFormat="0" w:count="371">
     <w:lsdException w:name="Normal" w:uiPriority="0" w:qFormat="1"/>
     <w:lsdException w:name="heading 1" w:uiPriority="9" w:qFormat="1"/>
     <w:lsdException w:name="heading 2" w:semiHidden="1" w:uiPriority="9" w:unhideWhenUsed="1" w:qFormat="1"/>
@@ -13522,6 +11938,7 @@
     <w:lsdException w:name="HTML Sample" w:semiHidden="1" w:unhideWhenUsed="1"/>
     <w:lsdException w:name="HTML Typewriter" w:semiHidden="1" w:unhideWhenUsed="1"/>
     <w:lsdException w:name="HTML Variable" w:semiHidden="1" w:unhideWhenUsed="1"/>
+    <w:lsdException w:name="Normal Table" w:semiHidden="1" w:unhideWhenUsed="1"/>
     <w:lsdException w:name="annotation subject" w:semiHidden="1" w:unhideWhenUsed="1"/>
     <w:lsdException w:name="No List" w:semiHidden="1" w:unhideWhenUsed="1"/>
     <w:lsdException w:name="Outline List 1" w:semiHidden="1" w:unhideWhenUsed="1"/>
@@ -13564,8 +11981,11 @@
     <w:lsdException w:name="Table Contemporary" w:semiHidden="1" w:unhideWhenUsed="1"/>
     <w:lsdException w:name="Table Elegant" w:semiHidden="1" w:unhideWhenUsed="1"/>
     <w:lsdException w:name="Table Professional" w:semiHidden="1" w:unhideWhenUsed="1"/>
+    <w:lsdException w:name="Table Subtle 1" w:semiHidden="1" w:unhideWhenUsed="1"/>
     <w:lsdException w:name="Table Subtle 2" w:semiHidden="1" w:unhideWhenUsed="1"/>
     <w:lsdException w:name="Table Web 1" w:semiHidden="1" w:unhideWhenUsed="1"/>
+    <w:lsdException w:name="Table Web 2" w:semiHidden="1" w:unhideWhenUsed="1"/>
+    <w:lsdException w:name="Table Web 3" w:semiHidden="1" w:unhideWhenUsed="1"/>
     <w:lsdException w:name="Balloon Text" w:semiHidden="1" w:unhideWhenUsed="1"/>
     <w:lsdException w:name="Table Grid" w:uiPriority="59"/>
     <w:lsdException w:name="Table Theme" w:semiHidden="1" w:unhideWhenUsed="1"/>
@@ -13784,11 +12204,6 @@
     <w:lsdException w:name="List Table 5 Dark Accent 6" w:uiPriority="50"/>
     <w:lsdException w:name="List Table 6 Colorful Accent 6" w:uiPriority="51"/>
     <w:lsdException w:name="List Table 7 Colorful Accent 6" w:uiPriority="52"/>
-    <w:lsdException w:name="Mention" w:semiHidden="1" w:unhideWhenUsed="1"/>
-    <w:lsdException w:name="Smart Hyperlink" w:semiHidden="1" w:unhideWhenUsed="1"/>
-    <w:lsdException w:name="Hashtag" w:semiHidden="1" w:unhideWhenUsed="1"/>
-    <w:lsdException w:name="Unresolved Mention" w:semiHidden="1" w:unhideWhenUsed="1"/>
-    <w:lsdException w:name="Smart Link" w:semiHidden="1" w:unhideWhenUsed="1"/>
   </w:latentStyles>
   <w:style w:type="paragraph" w:default="1" w:styleId="a0">
     <w:name w:val="Normal"/>
@@ -14605,7 +13020,7 @@
 </file>
 
 <file path=customXml/itemProps1.xml><?xml version="1.0" encoding="utf-8"?>
-<ds:datastoreItem xmlns:ds="http://schemas.openxmlformats.org/officeDocument/2006/customXml" ds:itemID="{771971D0-1570-471A-AEB8-021161AE397F}">
+<ds:datastoreItem xmlns:ds="http://schemas.openxmlformats.org/officeDocument/2006/customXml" ds:itemID="{0AF16C9A-F256-4BF3-84DE-00F573F8D773}">
   <ds:schemaRefs>
     <ds:schemaRef ds:uri="http://schemas.openxmlformats.org/officeDocument/2006/bibliography"/>
   </ds:schemaRefs>

--- a/ЛБ3/ЛР 5 Бабуцкий рефакторинг 1.docx
+++ b/ЛБ3/ЛР 5 Бабуцкий рефакторинг 1.docx
@@ -1,6 +1,6 @@
 
 <file path=word/document.xml><?xml version="1.0" encoding="utf-8"?>
-<w:document xmlns:wpc="http://schemas.microsoft.com/office/word/2010/wordprocessingCanvas" xmlns:cx="http://schemas.microsoft.com/office/drawing/2014/chartex" xmlns:cx1="http://schemas.microsoft.com/office/drawing/2015/9/8/chartex" xmlns:cx2="http://schemas.microsoft.com/office/drawing/2015/10/21/chartex" xmlns:cx3="http://schemas.microsoft.com/office/drawing/2016/5/9/chartex" xmlns:cx4="http://schemas.microsoft.com/office/drawing/2016/5/10/chartex" xmlns:cx5="http://schemas.microsoft.com/office/drawing/2016/5/11/chartex" xmlns:cx6="http://schemas.microsoft.com/office/drawing/2016/5/12/chartex" xmlns:cx7="http://schemas.microsoft.com/office/drawing/2016/5/13/chartex" xmlns:cx8="http://schemas.microsoft.com/office/drawing/2016/5/14/chartex" xmlns:mc="http://schemas.openxmlformats.org/markup-compatibility/2006" xmlns:aink="http://schemas.microsoft.com/office/drawing/2016/ink" xmlns:am3d="http://schemas.microsoft.com/office/drawing/2017/model3d" xmlns:o="urn:schemas-microsoft-com:office:office" xmlns:r="http://schemas.openxmlformats.org/officeDocument/2006/relationships" xmlns:m="http://schemas.openxmlformats.org/officeDocument/2006/math" xmlns:v="urn:schemas-microsoft-com:vml" xmlns:wp14="http://schemas.microsoft.com/office/word/2010/wordprocessingDrawing" xmlns:wp="http://schemas.openxmlformats.org/drawingml/2006/wordprocessingDrawing" xmlns:w10="urn:schemas-microsoft-com:office:word" xmlns:w="http://schemas.openxmlformats.org/wordprocessingml/2006/main" xmlns:w14="http://schemas.microsoft.com/office/word/2010/wordml" xmlns:w15="http://schemas.microsoft.com/office/word/2012/wordml" xmlns:w16cex="http://schemas.microsoft.com/office/word/2018/wordml/cex" xmlns:w16cid="http://schemas.microsoft.com/office/word/2016/wordml/cid" xmlns:w16="http://schemas.microsoft.com/office/word/2018/wordml" xmlns:w16sdtdh="http://schemas.microsoft.com/office/word/2020/wordml/sdtdatahash" xmlns:w16se="http://schemas.microsoft.com/office/word/2015/wordml/symex" xmlns:wpg="http://schemas.microsoft.com/office/word/2010/wordprocessingGroup" xmlns:wpi="http://schemas.microsoft.com/office/word/2010/wordprocessingInk" xmlns:wne="http://schemas.microsoft.com/office/word/2006/wordml" xmlns:wps="http://schemas.microsoft.com/office/word/2010/wordprocessingShape" mc:Ignorable="w14 w15 w16se w16cid w16 w16cex w16sdtdh wp14">
+<w:document xmlns:wpc="http://schemas.microsoft.com/office/word/2010/wordprocessingCanvas" xmlns:cx="http://schemas.microsoft.com/office/drawing/2014/chartex" xmlns:cx1="http://schemas.microsoft.com/office/drawing/2015/9/8/chartex" xmlns:mc="http://schemas.openxmlformats.org/markup-compatibility/2006" xmlns:o="urn:schemas-microsoft-com:office:office" xmlns:r="http://schemas.openxmlformats.org/officeDocument/2006/relationships" xmlns:m="http://schemas.openxmlformats.org/officeDocument/2006/math" xmlns:v="urn:schemas-microsoft-com:vml" xmlns:wp14="http://schemas.microsoft.com/office/word/2010/wordprocessingDrawing" xmlns:wp="http://schemas.openxmlformats.org/drawingml/2006/wordprocessingDrawing" xmlns:w10="urn:schemas-microsoft-com:office:word" xmlns:w="http://schemas.openxmlformats.org/wordprocessingml/2006/main" xmlns:w14="http://schemas.microsoft.com/office/word/2010/wordml" xmlns:w15="http://schemas.microsoft.com/office/word/2012/wordml" xmlns:w16se="http://schemas.microsoft.com/office/word/2015/wordml/symex" xmlns:wpg="http://schemas.microsoft.com/office/word/2010/wordprocessingGroup" xmlns:wpi="http://schemas.microsoft.com/office/word/2010/wordprocessingInk" xmlns:wne="http://schemas.microsoft.com/office/word/2006/wordml" xmlns:wps="http://schemas.microsoft.com/office/word/2010/wordprocessingShape" mc:Ignorable="w14 w15 w16se wp14">
   <w:body>
     <w:p>
       <w:pPr>
@@ -894,7 +894,6 @@
               </w:rPr>
               <w:t xml:space="preserve"> </w:t>
             </w:r>
-            <w:proofErr w:type="spellStart"/>
             <w:r>
               <w:rPr>
                 <w:rFonts w:eastAsia="Times New Roman" w:cs="Times New Roman"/>
@@ -903,18 +902,7 @@
                 <w:szCs w:val="24"/>
                 <w:lang w:eastAsia="ru-RU" w:bidi="ru-RU"/>
               </w:rPr>
-              <w:t>Бабуцкий</w:t>
-            </w:r>
-            <w:proofErr w:type="spellEnd"/>
-            <w:r>
-              <w:rPr>
-                <w:rFonts w:eastAsia="Times New Roman" w:cs="Times New Roman"/>
-                <w:color w:val="000000"/>
-                <w:sz w:val="24"/>
-                <w:szCs w:val="24"/>
-                <w:lang w:eastAsia="ru-RU" w:bidi="ru-RU"/>
-              </w:rPr>
-              <w:t xml:space="preserve"> И.С.</w:t>
+              <w:t>Бабуцкий И.С.</w:t>
             </w:r>
           </w:p>
         </w:tc>
@@ -1358,7 +1346,6 @@
                 <w:lang w:eastAsia="ru-RU" w:bidi="ru-RU"/>
               </w:rPr>
             </w:pPr>
-            <w:proofErr w:type="spellStart"/>
             <w:r>
               <w:rPr>
                 <w:rFonts w:eastAsia="Times New Roman" w:cs="Times New Roman"/>
@@ -1369,7 +1356,6 @@
               </w:rPr>
               <w:t>Калентьев</w:t>
             </w:r>
-            <w:proofErr w:type="spellEnd"/>
             <w:r>
               <w:rPr>
                 <w:rFonts w:eastAsia="Times New Roman" w:cs="Times New Roman"/>
@@ -2793,23 +2779,7 @@
     </w:p>
     <w:p>
       <w:r>
-        <w:t>Вариант использования (</w:t>
-      </w:r>
-      <w:proofErr w:type="spellStart"/>
-      <w:r>
-        <w:t>use</w:t>
-      </w:r>
-      <w:proofErr w:type="spellEnd"/>
-      <w:r>
-        <w:t xml:space="preserve"> </w:t>
-      </w:r>
-      <w:proofErr w:type="spellStart"/>
-      <w:r>
-        <w:t>case</w:t>
-      </w:r>
-      <w:proofErr w:type="spellEnd"/>
-      <w:r>
-        <w:t>) — это описание множества последовательных действий (включая вариации), которые выполняются некоторым субъектом с целью получения результата, значимого для некоторого действующего лица [1]. ВИ предполагает взаимодействие действующих лиц и системы или другого объекта. Действующее лицо представляет собой логически связанное множество ролей, которые играют пользователи системы во время взаимодействия с ней.</w:t>
+        <w:t>Вариант использования (use case) — это описание множества последовательных действий (включая вариации), которые выполняются некоторым субъектом с целью получения результата, значимого для некоторого действующего лица [1]. ВИ предполагает взаимодействие действующих лиц и системы или другого объекта. Действующее лицо представляет собой логически связанное множество ролей, которые играют пользователи системы во время взаимодействия с ней.</w:t>
       </w:r>
     </w:p>
     <w:p>
@@ -2942,23 +2912,7 @@
         <w:ind w:firstLine="709"/>
       </w:pPr>
       <w:r>
-        <w:t xml:space="preserve">Диаграмма классов (англ. </w:t>
-      </w:r>
-      <w:proofErr w:type="spellStart"/>
-      <w:r>
-        <w:t>class</w:t>
-      </w:r>
-      <w:proofErr w:type="spellEnd"/>
-      <w:r>
-        <w:t xml:space="preserve"> </w:t>
-      </w:r>
-      <w:proofErr w:type="spellStart"/>
-      <w:r>
-        <w:t>diagram</w:t>
-      </w:r>
-      <w:proofErr w:type="spellEnd"/>
-      <w:r>
-        <w:t>) — структурная диаграмма языка моделирования UML, демонстрирующая общую структуру иерархии классов системы, их коопераций, атрибутов (полей), методов, интерфейсов и взаимосвязей (отношений) между ними. Широко применяется не только для документирования и визуализации, но также для конструирования посредством прямого или обратного проектирования.</w:t>
+        <w:t>Диаграмма классов (англ. class diagram) — структурная диаграмма языка моделирования UML, демонстрирующая общую структуру иерархии классов системы, их коопераций, атрибутов (полей), методов, интерфейсов и взаимосвязей (отношений) между ними. Широко применяется не только для документирования и визуализации, но также для конструирования посредством прямого или обратного проектирования.</w:t>
       </w:r>
     </w:p>
     <w:p>
@@ -2994,10 +2948,10 @@
         </w:rPr>
         <w:lastRenderedPageBreak/>
         <w:drawing>
-          <wp:inline distT="0" distB="0" distL="0" distR="0" wp14:anchorId="2D19E508" wp14:editId="4F045278">
-            <wp:extent cx="9251950" cy="3796665"/>
+          <wp:inline distT="0" distB="0" distL="0" distR="0" wp14:anchorId="51D5D226" wp14:editId="5481C88A">
+            <wp:extent cx="9251950" cy="5014595"/>
             <wp:effectExtent l="0" t="0" r="6350" b="0"/>
-            <wp:docPr id="2" name="Рисунок 2"/>
+            <wp:docPr id="9" name="Рисунок 9"/>
             <wp:cNvGraphicFramePr>
               <a:graphicFrameLocks xmlns:a="http://schemas.openxmlformats.org/drawingml/2006/main" noChangeAspect="1"/>
             </wp:cNvGraphicFramePr>
@@ -3017,7 +2971,7 @@
                   <pic:spPr>
                     <a:xfrm>
                       <a:off x="0" y="0"/>
-                      <a:ext cx="9251950" cy="3796665"/>
+                      <a:ext cx="9251950" cy="5014595"/>
                     </a:xfrm>
                     <a:prstGeom prst="rect">
                       <a:avLst/>
@@ -3029,6 +2983,8 @@
           </wp:inline>
         </w:drawing>
       </w:r>
+      <w:bookmarkStart w:id="8" w:name="_GoBack"/>
+      <w:bookmarkEnd w:id="8"/>
     </w:p>
     <w:p>
       <w:pPr>
@@ -3064,8 +3020,8 @@
           <w:bCs/>
         </w:rPr>
       </w:pPr>
-      <w:bookmarkStart w:id="8" w:name="_Toc74829066"/>
-      <w:bookmarkStart w:id="9" w:name="_Toc232104094"/>
+      <w:bookmarkStart w:id="9" w:name="_Toc74829066"/>
+      <w:bookmarkStart w:id="10" w:name="_Toc232104094"/>
       <w:r>
         <w:rPr>
           <w:b/>
@@ -3074,8 +3030,8 @@
         <w:lastRenderedPageBreak/>
         <w:t>1.3 Описание классов, образующих связь типа «общее-частное»</w:t>
       </w:r>
-      <w:bookmarkEnd w:id="8"/>
       <w:bookmarkEnd w:id="9"/>
+      <w:bookmarkEnd w:id="10"/>
     </w:p>
     <w:p>
       <w:pPr>
@@ -3084,11 +3040,9 @@
       <w:r>
         <w:t xml:space="preserve">Таблица 1 – Описание интерфейса </w:t>
       </w:r>
-      <w:proofErr w:type="spellStart"/>
       <w:r>
         <w:t>IShape</w:t>
       </w:r>
-      <w:proofErr w:type="spellEnd"/>
     </w:p>
     <w:tbl>
       <w:tblPr>
@@ -3212,21 +3166,7 @@
               <w:rPr>
                 <w:sz w:val="21"/>
               </w:rPr>
-              <w:t xml:space="preserve">Описание интерфейса: </w:t>
-            </w:r>
-            <w:proofErr w:type="spellStart"/>
-            <w:r>
-              <w:rPr>
-                <w:sz w:val="21"/>
-              </w:rPr>
-              <w:t>IShape</w:t>
-            </w:r>
-            <w:proofErr w:type="spellEnd"/>
-            <w:r>
-              <w:rPr>
-                <w:sz w:val="21"/>
-              </w:rPr>
-              <w:t xml:space="preserve"> определяет общий контракт геометрической фигуры. Все реализации предоставляют название, площадь и периметр.</w:t>
+              <w:t>Описание интерфейса: IShape определяет общий контракт геометрической фигуры. Все реализации предоставляют название, площадь и периметр.</w:t>
             </w:r>
           </w:p>
         </w:tc>
@@ -3306,14 +3246,12 @@
             <w:pPr>
               <w:spacing w:line="240" w:lineRule="auto"/>
             </w:pPr>
-            <w:proofErr w:type="spellStart"/>
             <w:r>
               <w:rPr>
                 <w:sz w:val="19"/>
               </w:rPr>
               <w:t>string</w:t>
             </w:r>
-            <w:proofErr w:type="spellEnd"/>
           </w:p>
         </w:tc>
         <w:tc>
@@ -3396,29 +3334,7 @@
               <w:rPr>
                 <w:sz w:val="19"/>
               </w:rPr>
-              <w:t xml:space="preserve">+ </w:t>
-            </w:r>
-            <w:proofErr w:type="spellStart"/>
-            <w:proofErr w:type="gramStart"/>
-            <w:r>
-              <w:rPr>
-                <w:sz w:val="19"/>
-              </w:rPr>
-              <w:t>CalculateArea</w:t>
-            </w:r>
-            <w:proofErr w:type="spellEnd"/>
-            <w:r>
-              <w:rPr>
-                <w:sz w:val="19"/>
-              </w:rPr>
-              <w:t>(</w:t>
-            </w:r>
-            <w:proofErr w:type="gramEnd"/>
-            <w:r>
-              <w:rPr>
-                <w:sz w:val="19"/>
-              </w:rPr>
-              <w:t>)</w:t>
+              <w:t>+ CalculateArea()</w:t>
             </w:r>
           </w:p>
         </w:tc>
@@ -3437,14 +3353,12 @@
             <w:pPr>
               <w:spacing w:line="240" w:lineRule="auto"/>
             </w:pPr>
-            <w:proofErr w:type="spellStart"/>
             <w:r>
               <w:rPr>
                 <w:sz w:val="19"/>
               </w:rPr>
               <w:t>double</w:t>
             </w:r>
-            <w:proofErr w:type="spellEnd"/>
           </w:p>
         </w:tc>
         <w:tc>
@@ -3495,29 +3409,7 @@
               <w:rPr>
                 <w:sz w:val="19"/>
               </w:rPr>
-              <w:t xml:space="preserve">+ </w:t>
-            </w:r>
-            <w:proofErr w:type="spellStart"/>
-            <w:proofErr w:type="gramStart"/>
-            <w:r>
-              <w:rPr>
-                <w:sz w:val="19"/>
-              </w:rPr>
-              <w:t>CalculatePerimeter</w:t>
-            </w:r>
-            <w:proofErr w:type="spellEnd"/>
-            <w:r>
-              <w:rPr>
-                <w:sz w:val="19"/>
-              </w:rPr>
-              <w:t>(</w:t>
-            </w:r>
-            <w:proofErr w:type="gramEnd"/>
-            <w:r>
-              <w:rPr>
-                <w:sz w:val="19"/>
-              </w:rPr>
-              <w:t>)</w:t>
+              <w:t>+ CalculatePerimeter()</w:t>
             </w:r>
           </w:p>
         </w:tc>
@@ -3536,14 +3428,12 @@
             <w:pPr>
               <w:spacing w:line="240" w:lineRule="auto"/>
             </w:pPr>
-            <w:proofErr w:type="spellStart"/>
             <w:r>
               <w:rPr>
                 <w:sz w:val="19"/>
               </w:rPr>
               <w:t>double</w:t>
             </w:r>
-            <w:proofErr w:type="spellEnd"/>
           </w:p>
         </w:tc>
         <w:tc>
@@ -3604,11 +3494,9 @@
         </w:rPr>
         <w:t xml:space="preserve">Описание класса </w:t>
       </w:r>
-      <w:proofErr w:type="spellStart"/>
       <w:r>
         <w:t>Circle</w:t>
       </w:r>
-      <w:proofErr w:type="spellEnd"/>
     </w:p>
     <w:tbl>
       <w:tblPr>
@@ -3732,35 +3620,7 @@
               <w:rPr>
                 <w:sz w:val="21"/>
               </w:rPr>
-              <w:t xml:space="preserve">Описание класса: </w:t>
-            </w:r>
-            <w:proofErr w:type="spellStart"/>
-            <w:r>
-              <w:rPr>
-                <w:sz w:val="21"/>
-              </w:rPr>
-              <w:t>Circle</w:t>
-            </w:r>
-            <w:proofErr w:type="spellEnd"/>
-            <w:r>
-              <w:rPr>
-                <w:sz w:val="21"/>
-              </w:rPr>
-              <w:t xml:space="preserve"> реализует </w:t>
-            </w:r>
-            <w:proofErr w:type="spellStart"/>
-            <w:r>
-              <w:rPr>
-                <w:sz w:val="21"/>
-              </w:rPr>
-              <w:t>IShape</w:t>
-            </w:r>
-            <w:proofErr w:type="spellEnd"/>
-            <w:r>
-              <w:rPr>
-                <w:sz w:val="21"/>
-              </w:rPr>
-              <w:t xml:space="preserve"> и представляет круг с положительным радиусом.</w:t>
+              <w:t>Описание класса: Circle реализует IShape и представляет круг с положительным радиусом.</w:t>
             </w:r>
           </w:p>
         </w:tc>
@@ -3821,16 +3681,8 @@
               <w:rPr>
                 <w:sz w:val="19"/>
               </w:rPr>
-              <w:t>− _</w:t>
-            </w:r>
-            <w:proofErr w:type="spellStart"/>
-            <w:r>
-              <w:rPr>
-                <w:sz w:val="19"/>
-              </w:rPr>
-              <w:t>radius</w:t>
-            </w:r>
-            <w:proofErr w:type="spellEnd"/>
+              <w:t>− _radius</w:t>
+            </w:r>
           </w:p>
         </w:tc>
         <w:tc>
@@ -3848,14 +3700,12 @@
             <w:pPr>
               <w:spacing w:line="240" w:lineRule="auto"/>
             </w:pPr>
-            <w:proofErr w:type="spellStart"/>
             <w:r>
               <w:rPr>
                 <w:sz w:val="19"/>
               </w:rPr>
               <w:t>double</w:t>
             </w:r>
-            <w:proofErr w:type="spellEnd"/>
           </w:p>
         </w:tc>
         <w:tc>
@@ -3938,16 +3788,8 @@
               <w:rPr>
                 <w:sz w:val="19"/>
               </w:rPr>
-              <w:t xml:space="preserve">+ </w:t>
-            </w:r>
-            <w:proofErr w:type="spellStart"/>
-            <w:r>
-              <w:rPr>
-                <w:sz w:val="19"/>
-              </w:rPr>
-              <w:t>Radius</w:t>
-            </w:r>
-            <w:proofErr w:type="spellEnd"/>
+              <w:t>+ Radius</w:t>
+            </w:r>
           </w:p>
         </w:tc>
         <w:tc>
@@ -3965,14 +3807,12 @@
             <w:pPr>
               <w:spacing w:line="240" w:lineRule="auto"/>
             </w:pPr>
-            <w:proofErr w:type="spellStart"/>
             <w:r>
               <w:rPr>
                 <w:sz w:val="19"/>
               </w:rPr>
               <w:t>double</w:t>
             </w:r>
-            <w:proofErr w:type="spellEnd"/>
           </w:p>
         </w:tc>
         <w:tc>
@@ -3994,21 +3834,7 @@
               <w:rPr>
                 <w:sz w:val="19"/>
               </w:rPr>
-              <w:t xml:space="preserve">Возвращает радиус; при инициализации проверяет значение через </w:t>
-            </w:r>
-            <w:proofErr w:type="spellStart"/>
-            <w:r>
-              <w:rPr>
-                <w:sz w:val="19"/>
-              </w:rPr>
-              <w:t>Validator</w:t>
-            </w:r>
-            <w:proofErr w:type="spellEnd"/>
-            <w:r>
-              <w:rPr>
-                <w:sz w:val="19"/>
-              </w:rPr>
-              <w:t>.</w:t>
+              <w:t>Возвращает радиус; при инициализации проверяет значение через Validator.</w:t>
             </w:r>
           </w:p>
         </w:tc>
@@ -4056,14 +3882,12 @@
             <w:pPr>
               <w:spacing w:line="240" w:lineRule="auto"/>
             </w:pPr>
-            <w:proofErr w:type="spellStart"/>
             <w:r>
               <w:rPr>
                 <w:sz w:val="19"/>
               </w:rPr>
               <w:t>string</w:t>
             </w:r>
-            <w:proofErr w:type="spellEnd"/>
           </w:p>
         </w:tc>
         <w:tc>
@@ -4146,51 +3970,7 @@
               <w:rPr>
                 <w:sz w:val="19"/>
               </w:rPr>
-              <w:t xml:space="preserve">+ </w:t>
-            </w:r>
-            <w:proofErr w:type="spellStart"/>
-            <w:proofErr w:type="gramStart"/>
-            <w:r>
-              <w:rPr>
-                <w:sz w:val="19"/>
-              </w:rPr>
-              <w:t>Circle</w:t>
-            </w:r>
-            <w:proofErr w:type="spellEnd"/>
-            <w:r>
-              <w:rPr>
-                <w:sz w:val="19"/>
-              </w:rPr>
-              <w:t>(</w:t>
-            </w:r>
-            <w:proofErr w:type="spellStart"/>
-            <w:proofErr w:type="gramEnd"/>
-            <w:r>
-              <w:rPr>
-                <w:sz w:val="19"/>
-              </w:rPr>
-              <w:t>double</w:t>
-            </w:r>
-            <w:proofErr w:type="spellEnd"/>
-            <w:r>
-              <w:rPr>
-                <w:sz w:val="19"/>
-              </w:rPr>
-              <w:t xml:space="preserve"> </w:t>
-            </w:r>
-            <w:proofErr w:type="spellStart"/>
-            <w:r>
-              <w:rPr>
-                <w:sz w:val="19"/>
-              </w:rPr>
-              <w:t>radius</w:t>
-            </w:r>
-            <w:proofErr w:type="spellEnd"/>
-            <w:r>
-              <w:rPr>
-                <w:sz w:val="19"/>
-              </w:rPr>
-              <w:t>)</w:t>
+              <w:t>+ Circle(double radius)</w:t>
             </w:r>
           </w:p>
         </w:tc>
@@ -4265,29 +4045,7 @@
               <w:rPr>
                 <w:sz w:val="19"/>
               </w:rPr>
-              <w:t xml:space="preserve">+ </w:t>
-            </w:r>
-            <w:proofErr w:type="spellStart"/>
-            <w:proofErr w:type="gramStart"/>
-            <w:r>
-              <w:rPr>
-                <w:sz w:val="19"/>
-              </w:rPr>
-              <w:t>CalculateArea</w:t>
-            </w:r>
-            <w:proofErr w:type="spellEnd"/>
-            <w:r>
-              <w:rPr>
-                <w:sz w:val="19"/>
-              </w:rPr>
-              <w:t>(</w:t>
-            </w:r>
-            <w:proofErr w:type="gramEnd"/>
-            <w:r>
-              <w:rPr>
-                <w:sz w:val="19"/>
-              </w:rPr>
-              <w:t>)</w:t>
+              <w:t>+ CalculateArea()</w:t>
             </w:r>
           </w:p>
         </w:tc>
@@ -4306,14 +4064,12 @@
             <w:pPr>
               <w:spacing w:line="240" w:lineRule="auto"/>
             </w:pPr>
-            <w:proofErr w:type="spellStart"/>
             <w:r>
               <w:rPr>
                 <w:sz w:val="19"/>
               </w:rPr>
               <w:t>double</w:t>
             </w:r>
-            <w:proofErr w:type="spellEnd"/>
           </w:p>
         </w:tc>
         <w:tc>
@@ -4364,29 +4120,7 @@
               <w:rPr>
                 <w:sz w:val="19"/>
               </w:rPr>
-              <w:t xml:space="preserve">+ </w:t>
-            </w:r>
-            <w:proofErr w:type="spellStart"/>
-            <w:proofErr w:type="gramStart"/>
-            <w:r>
-              <w:rPr>
-                <w:sz w:val="19"/>
-              </w:rPr>
-              <w:t>CalculatePerimeter</w:t>
-            </w:r>
-            <w:proofErr w:type="spellEnd"/>
-            <w:r>
-              <w:rPr>
-                <w:sz w:val="19"/>
-              </w:rPr>
-              <w:t>(</w:t>
-            </w:r>
-            <w:proofErr w:type="gramEnd"/>
-            <w:r>
-              <w:rPr>
-                <w:sz w:val="19"/>
-              </w:rPr>
-              <w:t>)</w:t>
+              <w:t>+ CalculatePerimeter()</w:t>
             </w:r>
           </w:p>
         </w:tc>
@@ -4405,14 +4139,12 @@
             <w:pPr>
               <w:spacing w:line="240" w:lineRule="auto"/>
             </w:pPr>
-            <w:proofErr w:type="spellStart"/>
             <w:r>
               <w:rPr>
                 <w:sz w:val="19"/>
               </w:rPr>
               <w:t>double</w:t>
             </w:r>
-            <w:proofErr w:type="spellEnd"/>
           </w:p>
         </w:tc>
         <w:tc>
@@ -4463,29 +4195,7 @@
               <w:rPr>
                 <w:sz w:val="19"/>
               </w:rPr>
-              <w:t xml:space="preserve">+ </w:t>
-            </w:r>
-            <w:proofErr w:type="spellStart"/>
-            <w:proofErr w:type="gramStart"/>
-            <w:r>
-              <w:rPr>
-                <w:sz w:val="19"/>
-              </w:rPr>
-              <w:t>ToString</w:t>
-            </w:r>
-            <w:proofErr w:type="spellEnd"/>
-            <w:r>
-              <w:rPr>
-                <w:sz w:val="19"/>
-              </w:rPr>
-              <w:t>(</w:t>
-            </w:r>
-            <w:proofErr w:type="gramEnd"/>
-            <w:r>
-              <w:rPr>
-                <w:sz w:val="19"/>
-              </w:rPr>
-              <w:t>)</w:t>
+              <w:t>+ ToString()</w:t>
             </w:r>
           </w:p>
         </w:tc>
@@ -4504,14 +4214,12 @@
             <w:pPr>
               <w:spacing w:line="240" w:lineRule="auto"/>
             </w:pPr>
-            <w:proofErr w:type="spellStart"/>
             <w:r>
               <w:rPr>
                 <w:sz w:val="19"/>
               </w:rPr>
               <w:t>string</w:t>
             </w:r>
-            <w:proofErr w:type="spellEnd"/>
           </w:p>
         </w:tc>
         <w:tc>
@@ -4546,11 +4254,9 @@
       <w:r>
         <w:t xml:space="preserve">Таблица 3 – Описание класса </w:t>
       </w:r>
-      <w:proofErr w:type="spellStart"/>
       <w:r>
         <w:t>Rectangle</w:t>
       </w:r>
-      <w:proofErr w:type="spellEnd"/>
     </w:p>
     <w:tbl>
       <w:tblPr>
@@ -4674,35 +4380,7 @@
               <w:rPr>
                 <w:sz w:val="21"/>
               </w:rPr>
-              <w:t xml:space="preserve">Описание класса: </w:t>
-            </w:r>
-            <w:proofErr w:type="spellStart"/>
-            <w:r>
-              <w:rPr>
-                <w:sz w:val="21"/>
-              </w:rPr>
-              <w:t>Rectangle</w:t>
-            </w:r>
-            <w:proofErr w:type="spellEnd"/>
-            <w:r>
-              <w:rPr>
-                <w:sz w:val="21"/>
-              </w:rPr>
-              <w:t xml:space="preserve"> реализует </w:t>
-            </w:r>
-            <w:proofErr w:type="spellStart"/>
-            <w:r>
-              <w:rPr>
-                <w:sz w:val="21"/>
-              </w:rPr>
-              <w:t>IShape</w:t>
-            </w:r>
-            <w:proofErr w:type="spellEnd"/>
-            <w:r>
-              <w:rPr>
-                <w:sz w:val="21"/>
-              </w:rPr>
-              <w:t xml:space="preserve"> и представляет прямоугольник с положительными шириной и высотой.</w:t>
+              <w:t>Описание класса: Rectangle реализует IShape и представляет прямоугольник с положительными шириной и высотой.</w:t>
             </w:r>
           </w:p>
         </w:tc>
@@ -4763,16 +4441,8 @@
               <w:rPr>
                 <w:sz w:val="19"/>
               </w:rPr>
-              <w:t>− _</w:t>
-            </w:r>
-            <w:proofErr w:type="spellStart"/>
-            <w:r>
-              <w:rPr>
-                <w:sz w:val="19"/>
-              </w:rPr>
-              <w:t>width</w:t>
-            </w:r>
-            <w:proofErr w:type="spellEnd"/>
+              <w:t>− _width</w:t>
+            </w:r>
           </w:p>
         </w:tc>
         <w:tc>
@@ -4790,14 +4460,12 @@
             <w:pPr>
               <w:spacing w:line="240" w:lineRule="auto"/>
             </w:pPr>
-            <w:proofErr w:type="spellStart"/>
             <w:r>
               <w:rPr>
                 <w:sz w:val="19"/>
               </w:rPr>
               <w:t>double</w:t>
             </w:r>
-            <w:proofErr w:type="spellEnd"/>
           </w:p>
         </w:tc>
         <w:tc>
@@ -4848,16 +4516,8 @@
               <w:rPr>
                 <w:sz w:val="19"/>
               </w:rPr>
-              <w:t>− _</w:t>
-            </w:r>
-            <w:proofErr w:type="spellStart"/>
-            <w:r>
-              <w:rPr>
-                <w:sz w:val="19"/>
-              </w:rPr>
-              <w:t>height</w:t>
-            </w:r>
-            <w:proofErr w:type="spellEnd"/>
+              <w:t>− _height</w:t>
+            </w:r>
           </w:p>
         </w:tc>
         <w:tc>
@@ -4875,14 +4535,12 @@
             <w:pPr>
               <w:spacing w:line="240" w:lineRule="auto"/>
             </w:pPr>
-            <w:proofErr w:type="spellStart"/>
             <w:r>
               <w:rPr>
                 <w:sz w:val="19"/>
               </w:rPr>
               <w:t>double</w:t>
             </w:r>
-            <w:proofErr w:type="spellEnd"/>
           </w:p>
         </w:tc>
         <w:tc>
@@ -4965,16 +4623,8 @@
               <w:rPr>
                 <w:sz w:val="19"/>
               </w:rPr>
-              <w:t xml:space="preserve">+ </w:t>
-            </w:r>
-            <w:proofErr w:type="spellStart"/>
-            <w:r>
-              <w:rPr>
-                <w:sz w:val="19"/>
-              </w:rPr>
-              <w:t>Width</w:t>
-            </w:r>
-            <w:proofErr w:type="spellEnd"/>
+              <w:t>+ Width</w:t>
+            </w:r>
           </w:p>
         </w:tc>
         <w:tc>
@@ -4992,14 +4642,12 @@
             <w:pPr>
               <w:spacing w:line="240" w:lineRule="auto"/>
             </w:pPr>
-            <w:proofErr w:type="spellStart"/>
             <w:r>
               <w:rPr>
                 <w:sz w:val="19"/>
               </w:rPr>
               <w:t>double</w:t>
             </w:r>
-            <w:proofErr w:type="spellEnd"/>
           </w:p>
         </w:tc>
         <w:tc>
@@ -5050,16 +4698,8 @@
               <w:rPr>
                 <w:sz w:val="19"/>
               </w:rPr>
-              <w:t xml:space="preserve">+ </w:t>
-            </w:r>
-            <w:proofErr w:type="spellStart"/>
-            <w:r>
-              <w:rPr>
-                <w:sz w:val="19"/>
-              </w:rPr>
-              <w:t>Height</w:t>
-            </w:r>
-            <w:proofErr w:type="spellEnd"/>
+              <w:t>+ Height</w:t>
+            </w:r>
           </w:p>
         </w:tc>
         <w:tc>
@@ -5077,14 +4717,12 @@
             <w:pPr>
               <w:spacing w:line="240" w:lineRule="auto"/>
             </w:pPr>
-            <w:proofErr w:type="spellStart"/>
             <w:r>
               <w:rPr>
                 <w:sz w:val="19"/>
               </w:rPr>
               <w:t>double</w:t>
             </w:r>
-            <w:proofErr w:type="spellEnd"/>
           </w:p>
         </w:tc>
         <w:tc>
@@ -5155,14 +4793,12 @@
             <w:pPr>
               <w:spacing w:line="240" w:lineRule="auto"/>
             </w:pPr>
-            <w:proofErr w:type="spellStart"/>
             <w:r>
               <w:rPr>
                 <w:sz w:val="19"/>
               </w:rPr>
               <w:t>string</w:t>
             </w:r>
-            <w:proofErr w:type="spellEnd"/>
           </w:p>
         </w:tc>
         <w:tc>
@@ -5249,23 +4885,7 @@
                 <w:sz w:val="19"/>
                 <w:lang w:val="en-US"/>
               </w:rPr>
-              <w:t xml:space="preserve">+ </w:t>
-            </w:r>
-            <w:proofErr w:type="gramStart"/>
-            <w:r>
-              <w:rPr>
-                <w:sz w:val="19"/>
-                <w:lang w:val="en-US"/>
-              </w:rPr>
-              <w:t>Rectangle(</w:t>
-            </w:r>
-            <w:proofErr w:type="gramEnd"/>
-            <w:r>
-              <w:rPr>
-                <w:sz w:val="19"/>
-                <w:lang w:val="en-US"/>
-              </w:rPr>
-              <w:t>double width, double height)</w:t>
+              <w:t>+ Rectangle(double width, double height)</w:t>
             </w:r>
           </w:p>
         </w:tc>
@@ -5340,29 +4960,7 @@
               <w:rPr>
                 <w:sz w:val="19"/>
               </w:rPr>
-              <w:t xml:space="preserve">+ </w:t>
-            </w:r>
-            <w:proofErr w:type="spellStart"/>
-            <w:proofErr w:type="gramStart"/>
-            <w:r>
-              <w:rPr>
-                <w:sz w:val="19"/>
-              </w:rPr>
-              <w:t>CalculateArea</w:t>
-            </w:r>
-            <w:proofErr w:type="spellEnd"/>
-            <w:r>
-              <w:rPr>
-                <w:sz w:val="19"/>
-              </w:rPr>
-              <w:t>(</w:t>
-            </w:r>
-            <w:proofErr w:type="gramEnd"/>
-            <w:r>
-              <w:rPr>
-                <w:sz w:val="19"/>
-              </w:rPr>
-              <w:t>)</w:t>
+              <w:t>+ CalculateArea()</w:t>
             </w:r>
           </w:p>
         </w:tc>
@@ -5381,14 +4979,12 @@
             <w:pPr>
               <w:spacing w:line="240" w:lineRule="auto"/>
             </w:pPr>
-            <w:proofErr w:type="spellStart"/>
             <w:r>
               <w:rPr>
                 <w:sz w:val="19"/>
               </w:rPr>
               <w:t>double</w:t>
             </w:r>
-            <w:proofErr w:type="spellEnd"/>
           </w:p>
         </w:tc>
         <w:tc>
@@ -5410,35 +5006,7 @@
               <w:rPr>
                 <w:sz w:val="19"/>
               </w:rPr>
-              <w:t xml:space="preserve">Вычисляет площадь по формуле </w:t>
-            </w:r>
-            <w:proofErr w:type="spellStart"/>
-            <w:r>
-              <w:rPr>
-                <w:sz w:val="19"/>
-              </w:rPr>
-              <w:t>width</w:t>
-            </w:r>
-            <w:proofErr w:type="spellEnd"/>
-            <w:r>
-              <w:rPr>
-                <w:sz w:val="19"/>
-              </w:rPr>
-              <w:t xml:space="preserve"> × </w:t>
-            </w:r>
-            <w:proofErr w:type="spellStart"/>
-            <w:r>
-              <w:rPr>
-                <w:sz w:val="19"/>
-              </w:rPr>
-              <w:t>height</w:t>
-            </w:r>
-            <w:proofErr w:type="spellEnd"/>
-            <w:r>
-              <w:rPr>
-                <w:sz w:val="19"/>
-              </w:rPr>
-              <w:t>.</w:t>
+              <w:t>Вычисляет площадь по формуле width × height.</w:t>
             </w:r>
           </w:p>
         </w:tc>
@@ -5467,29 +5035,7 @@
               <w:rPr>
                 <w:sz w:val="19"/>
               </w:rPr>
-              <w:t xml:space="preserve">+ </w:t>
-            </w:r>
-            <w:proofErr w:type="spellStart"/>
-            <w:proofErr w:type="gramStart"/>
-            <w:r>
-              <w:rPr>
-                <w:sz w:val="19"/>
-              </w:rPr>
-              <w:t>CalculatePerimeter</w:t>
-            </w:r>
-            <w:proofErr w:type="spellEnd"/>
-            <w:r>
-              <w:rPr>
-                <w:sz w:val="19"/>
-              </w:rPr>
-              <w:t>(</w:t>
-            </w:r>
-            <w:proofErr w:type="gramEnd"/>
-            <w:r>
-              <w:rPr>
-                <w:sz w:val="19"/>
-              </w:rPr>
-              <w:t>)</w:t>
+              <w:t>+ CalculatePerimeter()</w:t>
             </w:r>
           </w:p>
         </w:tc>
@@ -5508,14 +5054,12 @@
             <w:pPr>
               <w:spacing w:line="240" w:lineRule="auto"/>
             </w:pPr>
-            <w:proofErr w:type="spellStart"/>
             <w:r>
               <w:rPr>
                 <w:sz w:val="19"/>
               </w:rPr>
               <w:t>double</w:t>
             </w:r>
-            <w:proofErr w:type="spellEnd"/>
           </w:p>
         </w:tc>
         <w:tc>
@@ -5537,35 +5081,7 @@
               <w:rPr>
                 <w:sz w:val="19"/>
               </w:rPr>
-              <w:t>Вычисляет периметр по формуле 2 × (</w:t>
-            </w:r>
-            <w:proofErr w:type="spellStart"/>
-            <w:r>
-              <w:rPr>
-                <w:sz w:val="19"/>
-              </w:rPr>
-              <w:t>width</w:t>
-            </w:r>
-            <w:proofErr w:type="spellEnd"/>
-            <w:r>
-              <w:rPr>
-                <w:sz w:val="19"/>
-              </w:rPr>
-              <w:t xml:space="preserve"> + </w:t>
-            </w:r>
-            <w:proofErr w:type="spellStart"/>
-            <w:r>
-              <w:rPr>
-                <w:sz w:val="19"/>
-              </w:rPr>
-              <w:t>height</w:t>
-            </w:r>
-            <w:proofErr w:type="spellEnd"/>
-            <w:r>
-              <w:rPr>
-                <w:sz w:val="19"/>
-              </w:rPr>
-              <w:t>).</w:t>
+              <w:t>Вычисляет периметр по формуле 2 × (width + height).</w:t>
             </w:r>
           </w:p>
         </w:tc>
@@ -5594,29 +5110,7 @@
               <w:rPr>
                 <w:sz w:val="19"/>
               </w:rPr>
-              <w:t xml:space="preserve">+ </w:t>
-            </w:r>
-            <w:proofErr w:type="spellStart"/>
-            <w:proofErr w:type="gramStart"/>
-            <w:r>
-              <w:rPr>
-                <w:sz w:val="19"/>
-              </w:rPr>
-              <w:t>ToString</w:t>
-            </w:r>
-            <w:proofErr w:type="spellEnd"/>
-            <w:r>
-              <w:rPr>
-                <w:sz w:val="19"/>
-              </w:rPr>
-              <w:t>(</w:t>
-            </w:r>
-            <w:proofErr w:type="gramEnd"/>
-            <w:r>
-              <w:rPr>
-                <w:sz w:val="19"/>
-              </w:rPr>
-              <w:t>)</w:t>
+              <w:t>+ ToString()</w:t>
             </w:r>
           </w:p>
         </w:tc>
@@ -5635,14 +5129,12 @@
             <w:pPr>
               <w:spacing w:line="240" w:lineRule="auto"/>
             </w:pPr>
-            <w:proofErr w:type="spellStart"/>
             <w:r>
               <w:rPr>
                 <w:sz w:val="19"/>
               </w:rPr>
               <w:t>string</w:t>
             </w:r>
-            <w:proofErr w:type="spellEnd"/>
           </w:p>
         </w:tc>
         <w:tc>
@@ -5677,11 +5169,9 @@
       <w:r>
         <w:t xml:space="preserve">Таблица 4 – Описание класса </w:t>
       </w:r>
-      <w:proofErr w:type="spellStart"/>
       <w:r>
         <w:t>Triangle</w:t>
       </w:r>
-      <w:proofErr w:type="spellEnd"/>
     </w:p>
     <w:tbl>
       <w:tblPr>
@@ -5805,35 +5295,7 @@
               <w:rPr>
                 <w:sz w:val="21"/>
               </w:rPr>
-              <w:t xml:space="preserve">Описание класса: </w:t>
-            </w:r>
-            <w:proofErr w:type="spellStart"/>
-            <w:r>
-              <w:rPr>
-                <w:sz w:val="21"/>
-              </w:rPr>
-              <w:t>Triangle</w:t>
-            </w:r>
-            <w:proofErr w:type="spellEnd"/>
-            <w:r>
-              <w:rPr>
-                <w:sz w:val="21"/>
-              </w:rPr>
-              <w:t xml:space="preserve"> реализует </w:t>
-            </w:r>
-            <w:proofErr w:type="spellStart"/>
-            <w:r>
-              <w:rPr>
-                <w:sz w:val="21"/>
-              </w:rPr>
-              <w:t>IShape</w:t>
-            </w:r>
-            <w:proofErr w:type="spellEnd"/>
-            <w:r>
-              <w:rPr>
-                <w:sz w:val="21"/>
-              </w:rPr>
-              <w:t>, представляет треугольник и проверяет условие существования по неравенству треугольника.</w:t>
+              <w:t>Описание класса: Triangle реализует IShape, представляет треугольник и проверяет условие существования по неравенству треугольника.</w:t>
             </w:r>
           </w:p>
         </w:tc>
@@ -5894,16 +5356,8 @@
               <w:rPr>
                 <w:sz w:val="19"/>
               </w:rPr>
-              <w:t>− _</w:t>
-            </w:r>
-            <w:proofErr w:type="spellStart"/>
-            <w:r>
-              <w:rPr>
-                <w:sz w:val="19"/>
-              </w:rPr>
-              <w:t>sideA</w:t>
-            </w:r>
-            <w:proofErr w:type="spellEnd"/>
+              <w:t>− _sideA</w:t>
+            </w:r>
           </w:p>
         </w:tc>
         <w:tc>
@@ -5921,14 +5375,12 @@
             <w:pPr>
               <w:spacing w:line="240" w:lineRule="auto"/>
             </w:pPr>
-            <w:proofErr w:type="spellStart"/>
             <w:r>
               <w:rPr>
                 <w:sz w:val="19"/>
               </w:rPr>
               <w:t>double</w:t>
             </w:r>
-            <w:proofErr w:type="spellEnd"/>
           </w:p>
         </w:tc>
         <w:tc>
@@ -5979,16 +5431,8 @@
               <w:rPr>
                 <w:sz w:val="19"/>
               </w:rPr>
-              <w:t>− _</w:t>
-            </w:r>
-            <w:proofErr w:type="spellStart"/>
-            <w:r>
-              <w:rPr>
-                <w:sz w:val="19"/>
-              </w:rPr>
-              <w:t>sideB</w:t>
-            </w:r>
-            <w:proofErr w:type="spellEnd"/>
+              <w:t>− _sideB</w:t>
+            </w:r>
           </w:p>
         </w:tc>
         <w:tc>
@@ -6006,14 +5450,12 @@
             <w:pPr>
               <w:spacing w:line="240" w:lineRule="auto"/>
             </w:pPr>
-            <w:proofErr w:type="spellStart"/>
             <w:r>
               <w:rPr>
                 <w:sz w:val="19"/>
               </w:rPr>
               <w:t>double</w:t>
             </w:r>
-            <w:proofErr w:type="spellEnd"/>
           </w:p>
         </w:tc>
         <w:tc>
@@ -6064,16 +5506,8 @@
               <w:rPr>
                 <w:sz w:val="19"/>
               </w:rPr>
-              <w:t>− _</w:t>
-            </w:r>
-            <w:proofErr w:type="spellStart"/>
-            <w:r>
-              <w:rPr>
-                <w:sz w:val="19"/>
-              </w:rPr>
-              <w:t>sideC</w:t>
-            </w:r>
-            <w:proofErr w:type="spellEnd"/>
+              <w:t>− _sideC</w:t>
+            </w:r>
           </w:p>
         </w:tc>
         <w:tc>
@@ -6091,14 +5525,12 @@
             <w:pPr>
               <w:spacing w:line="240" w:lineRule="auto"/>
             </w:pPr>
-            <w:proofErr w:type="spellStart"/>
             <w:r>
               <w:rPr>
                 <w:sz w:val="19"/>
               </w:rPr>
               <w:t>double</w:t>
             </w:r>
-            <w:proofErr w:type="spellEnd"/>
           </w:p>
         </w:tc>
         <w:tc>
@@ -6181,16 +5613,8 @@
               <w:rPr>
                 <w:sz w:val="19"/>
               </w:rPr>
-              <w:t xml:space="preserve">+ </w:t>
-            </w:r>
-            <w:proofErr w:type="spellStart"/>
-            <w:r>
-              <w:rPr>
-                <w:sz w:val="19"/>
-              </w:rPr>
-              <w:t>SideA</w:t>
-            </w:r>
-            <w:proofErr w:type="spellEnd"/>
+              <w:t>+ SideA</w:t>
+            </w:r>
           </w:p>
         </w:tc>
         <w:tc>
@@ -6208,14 +5632,12 @@
             <w:pPr>
               <w:spacing w:line="240" w:lineRule="auto"/>
             </w:pPr>
-            <w:proofErr w:type="spellStart"/>
             <w:r>
               <w:rPr>
                 <w:sz w:val="19"/>
               </w:rPr>
               <w:t>double</w:t>
             </w:r>
-            <w:proofErr w:type="spellEnd"/>
           </w:p>
         </w:tc>
         <w:tc>
@@ -6266,16 +5688,8 @@
               <w:rPr>
                 <w:sz w:val="19"/>
               </w:rPr>
-              <w:t xml:space="preserve">+ </w:t>
-            </w:r>
-            <w:proofErr w:type="spellStart"/>
-            <w:r>
-              <w:rPr>
-                <w:sz w:val="19"/>
-              </w:rPr>
-              <w:t>SideB</w:t>
-            </w:r>
-            <w:proofErr w:type="spellEnd"/>
+              <w:t>+ SideB</w:t>
+            </w:r>
           </w:p>
         </w:tc>
         <w:tc>
@@ -6293,14 +5707,12 @@
             <w:pPr>
               <w:spacing w:line="240" w:lineRule="auto"/>
             </w:pPr>
-            <w:proofErr w:type="spellStart"/>
             <w:r>
               <w:rPr>
                 <w:sz w:val="19"/>
               </w:rPr>
               <w:t>double</w:t>
             </w:r>
-            <w:proofErr w:type="spellEnd"/>
           </w:p>
         </w:tc>
         <w:tc>
@@ -6351,16 +5763,8 @@
               <w:rPr>
                 <w:sz w:val="19"/>
               </w:rPr>
-              <w:t xml:space="preserve">+ </w:t>
-            </w:r>
-            <w:proofErr w:type="spellStart"/>
-            <w:r>
-              <w:rPr>
-                <w:sz w:val="19"/>
-              </w:rPr>
-              <w:t>SideC</w:t>
-            </w:r>
-            <w:proofErr w:type="spellEnd"/>
+              <w:t>+ SideC</w:t>
+            </w:r>
           </w:p>
         </w:tc>
         <w:tc>
@@ -6378,14 +5782,12 @@
             <w:pPr>
               <w:spacing w:line="240" w:lineRule="auto"/>
             </w:pPr>
-            <w:proofErr w:type="spellStart"/>
             <w:r>
               <w:rPr>
                 <w:sz w:val="19"/>
               </w:rPr>
               <w:t>double</w:t>
             </w:r>
-            <w:proofErr w:type="spellEnd"/>
           </w:p>
         </w:tc>
         <w:tc>
@@ -6455,14 +5857,12 @@
             <w:pPr>
               <w:spacing w:line="240" w:lineRule="auto"/>
             </w:pPr>
-            <w:proofErr w:type="spellStart"/>
             <w:r>
               <w:rPr>
                 <w:sz w:val="19"/>
               </w:rPr>
               <w:t>string</w:t>
             </w:r>
-            <w:proofErr w:type="spellEnd"/>
           </w:p>
         </w:tc>
         <w:tc>
@@ -6549,71 +5949,7 @@
                 <w:sz w:val="19"/>
                 <w:lang w:val="en-US"/>
               </w:rPr>
-              <w:t xml:space="preserve">+ </w:t>
-            </w:r>
-            <w:proofErr w:type="gramStart"/>
-            <w:r>
-              <w:rPr>
-                <w:sz w:val="19"/>
-                <w:lang w:val="en-US"/>
-              </w:rPr>
-              <w:t>Triangle(</w:t>
-            </w:r>
-            <w:proofErr w:type="gramEnd"/>
-            <w:r>
-              <w:rPr>
-                <w:sz w:val="19"/>
-                <w:lang w:val="en-US"/>
-              </w:rPr>
-              <w:t xml:space="preserve">double </w:t>
-            </w:r>
-            <w:proofErr w:type="spellStart"/>
-            <w:r>
-              <w:rPr>
-                <w:sz w:val="19"/>
-                <w:lang w:val="en-US"/>
-              </w:rPr>
-              <w:t>sideA</w:t>
-            </w:r>
-            <w:proofErr w:type="spellEnd"/>
-            <w:r>
-              <w:rPr>
-                <w:sz w:val="19"/>
-                <w:lang w:val="en-US"/>
-              </w:rPr>
-              <w:t xml:space="preserve">, double </w:t>
-            </w:r>
-            <w:proofErr w:type="spellStart"/>
-            <w:r>
-              <w:rPr>
-                <w:sz w:val="19"/>
-                <w:lang w:val="en-US"/>
-              </w:rPr>
-              <w:t>sideB</w:t>
-            </w:r>
-            <w:proofErr w:type="spellEnd"/>
-            <w:r>
-              <w:rPr>
-                <w:sz w:val="19"/>
-                <w:lang w:val="en-US"/>
-              </w:rPr>
-              <w:t xml:space="preserve">, double </w:t>
-            </w:r>
-            <w:proofErr w:type="spellStart"/>
-            <w:r>
-              <w:rPr>
-                <w:sz w:val="19"/>
-                <w:lang w:val="en-US"/>
-              </w:rPr>
-              <w:t>sideC</w:t>
-            </w:r>
-            <w:proofErr w:type="spellEnd"/>
-            <w:r>
-              <w:rPr>
-                <w:sz w:val="19"/>
-                <w:lang w:val="en-US"/>
-              </w:rPr>
-              <w:t>)</w:t>
+              <w:t>+ Triangle(double sideA, double sideB, double sideC)</w:t>
             </w:r>
           </w:p>
         </w:tc>
@@ -6688,29 +6024,7 @@
               <w:rPr>
                 <w:sz w:val="19"/>
               </w:rPr>
-              <w:t xml:space="preserve">− </w:t>
-            </w:r>
-            <w:proofErr w:type="spellStart"/>
-            <w:proofErr w:type="gramStart"/>
-            <w:r>
-              <w:rPr>
-                <w:sz w:val="19"/>
-              </w:rPr>
-              <w:t>ValidateTriangle</w:t>
-            </w:r>
-            <w:proofErr w:type="spellEnd"/>
-            <w:r>
-              <w:rPr>
-                <w:sz w:val="19"/>
-              </w:rPr>
-              <w:t>(</w:t>
-            </w:r>
-            <w:proofErr w:type="gramEnd"/>
-            <w:r>
-              <w:rPr>
-                <w:sz w:val="19"/>
-              </w:rPr>
-              <w:t>)</w:t>
+              <w:t>− ValidateTriangle()</w:t>
             </w:r>
           </w:p>
         </w:tc>
@@ -6729,14 +6043,12 @@
             <w:pPr>
               <w:spacing w:line="240" w:lineRule="auto"/>
             </w:pPr>
-            <w:proofErr w:type="spellStart"/>
             <w:r>
               <w:rPr>
                 <w:sz w:val="19"/>
               </w:rPr>
               <w:t>void</w:t>
             </w:r>
-            <w:proofErr w:type="spellEnd"/>
           </w:p>
         </w:tc>
         <w:tc>
@@ -6787,29 +6099,7 @@
               <w:rPr>
                 <w:sz w:val="19"/>
               </w:rPr>
-              <w:t xml:space="preserve">+ </w:t>
-            </w:r>
-            <w:proofErr w:type="spellStart"/>
-            <w:proofErr w:type="gramStart"/>
-            <w:r>
-              <w:rPr>
-                <w:sz w:val="19"/>
-              </w:rPr>
-              <w:t>CalculateArea</w:t>
-            </w:r>
-            <w:proofErr w:type="spellEnd"/>
-            <w:r>
-              <w:rPr>
-                <w:sz w:val="19"/>
-              </w:rPr>
-              <w:t>(</w:t>
-            </w:r>
-            <w:proofErr w:type="gramEnd"/>
-            <w:r>
-              <w:rPr>
-                <w:sz w:val="19"/>
-              </w:rPr>
-              <w:t>)</w:t>
+              <w:t>+ CalculateArea()</w:t>
             </w:r>
           </w:p>
         </w:tc>
@@ -6828,14 +6118,12 @@
             <w:pPr>
               <w:spacing w:line="240" w:lineRule="auto"/>
             </w:pPr>
-            <w:proofErr w:type="spellStart"/>
             <w:r>
               <w:rPr>
                 <w:sz w:val="19"/>
               </w:rPr>
               <w:t>double</w:t>
             </w:r>
-            <w:proofErr w:type="spellEnd"/>
           </w:p>
         </w:tc>
         <w:tc>
@@ -6886,29 +6174,7 @@
               <w:rPr>
                 <w:sz w:val="19"/>
               </w:rPr>
-              <w:t xml:space="preserve">+ </w:t>
-            </w:r>
-            <w:proofErr w:type="spellStart"/>
-            <w:proofErr w:type="gramStart"/>
-            <w:r>
-              <w:rPr>
-                <w:sz w:val="19"/>
-              </w:rPr>
-              <w:t>CalculatePerimeter</w:t>
-            </w:r>
-            <w:proofErr w:type="spellEnd"/>
-            <w:r>
-              <w:rPr>
-                <w:sz w:val="19"/>
-              </w:rPr>
-              <w:t>(</w:t>
-            </w:r>
-            <w:proofErr w:type="gramEnd"/>
-            <w:r>
-              <w:rPr>
-                <w:sz w:val="19"/>
-              </w:rPr>
-              <w:t>)</w:t>
+              <w:t>+ CalculatePerimeter()</w:t>
             </w:r>
           </w:p>
         </w:tc>
@@ -6927,14 +6193,12 @@
             <w:pPr>
               <w:spacing w:line="240" w:lineRule="auto"/>
             </w:pPr>
-            <w:proofErr w:type="spellStart"/>
             <w:r>
               <w:rPr>
                 <w:sz w:val="19"/>
               </w:rPr>
               <w:t>double</w:t>
             </w:r>
-            <w:proofErr w:type="spellEnd"/>
           </w:p>
         </w:tc>
         <w:tc>
@@ -6985,29 +6249,7 @@
               <w:rPr>
                 <w:sz w:val="19"/>
               </w:rPr>
-              <w:t xml:space="preserve">+ </w:t>
-            </w:r>
-            <w:proofErr w:type="spellStart"/>
-            <w:proofErr w:type="gramStart"/>
-            <w:r>
-              <w:rPr>
-                <w:sz w:val="19"/>
-              </w:rPr>
-              <w:t>ToString</w:t>
-            </w:r>
-            <w:proofErr w:type="spellEnd"/>
-            <w:r>
-              <w:rPr>
-                <w:sz w:val="19"/>
-              </w:rPr>
-              <w:t>(</w:t>
-            </w:r>
-            <w:proofErr w:type="gramEnd"/>
-            <w:r>
-              <w:rPr>
-                <w:sz w:val="19"/>
-              </w:rPr>
-              <w:t>)</w:t>
+              <w:t>+ ToString()</w:t>
             </w:r>
           </w:p>
         </w:tc>
@@ -7026,14 +6268,12 @@
             <w:pPr>
               <w:spacing w:line="240" w:lineRule="auto"/>
             </w:pPr>
-            <w:proofErr w:type="spellStart"/>
             <w:r>
               <w:rPr>
                 <w:sz w:val="19"/>
               </w:rPr>
               <w:t>string</w:t>
             </w:r>
-            <w:proofErr w:type="spellEnd"/>
           </w:p>
         </w:tc>
         <w:tc>
@@ -7088,48 +6328,7 @@
                 <w:sz w:val="19"/>
                 <w:lang w:val="en-US"/>
               </w:rPr>
-              <w:t xml:space="preserve">− </w:t>
-            </w:r>
-            <w:proofErr w:type="spellStart"/>
-            <w:proofErr w:type="gramStart"/>
-            <w:r>
-              <w:rPr>
-                <w:sz w:val="19"/>
-                <w:lang w:val="en-US"/>
-              </w:rPr>
-              <w:t>FormatToString</w:t>
-            </w:r>
-            <w:proofErr w:type="spellEnd"/>
-            <w:r>
-              <w:rPr>
-                <w:sz w:val="19"/>
-                <w:lang w:val="en-US"/>
-              </w:rPr>
-              <w:t>(</w:t>
-            </w:r>
-            <w:proofErr w:type="gramEnd"/>
-            <w:r>
-              <w:rPr>
-                <w:sz w:val="19"/>
-                <w:lang w:val="en-US"/>
-              </w:rPr>
-              <w:t xml:space="preserve">string name, string </w:t>
-            </w:r>
-            <w:proofErr w:type="spellStart"/>
-            <w:r>
-              <w:rPr>
-                <w:sz w:val="19"/>
-                <w:lang w:val="en-US"/>
-              </w:rPr>
-              <w:t>parameterName</w:t>
-            </w:r>
-            <w:proofErr w:type="spellEnd"/>
-            <w:r>
-              <w:rPr>
-                <w:sz w:val="19"/>
-                <w:lang w:val="en-US"/>
-              </w:rPr>
-              <w:t>, params double[] values)</w:t>
+              <w:t>− FormatToString(string name, string parameterName, params double[] values)</w:t>
             </w:r>
           </w:p>
         </w:tc>
@@ -7148,14 +6347,12 @@
             <w:pPr>
               <w:spacing w:line="240" w:lineRule="auto"/>
             </w:pPr>
-            <w:proofErr w:type="spellStart"/>
             <w:r>
               <w:rPr>
                 <w:sz w:val="19"/>
               </w:rPr>
               <w:t>string</w:t>
             </w:r>
-            <w:proofErr w:type="spellEnd"/>
           </w:p>
         </w:tc>
         <w:tc>
@@ -7177,21 +6374,7 @@
               <w:rPr>
                 <w:sz w:val="19"/>
               </w:rPr>
-              <w:t xml:space="preserve">Форматирует значения параметров с точностью </w:t>
-            </w:r>
-            <w:proofErr w:type="spellStart"/>
-            <w:r>
-              <w:rPr>
-                <w:sz w:val="19"/>
-              </w:rPr>
-              <w:t>Constants.FormatPrecision</w:t>
-            </w:r>
-            <w:proofErr w:type="spellEnd"/>
-            <w:r>
-              <w:rPr>
-                <w:sz w:val="19"/>
-              </w:rPr>
-              <w:t>.</w:t>
+              <w:t>Форматирует значения параметров с точностью Constants.FormatPrecision.</w:t>
             </w:r>
           </w:p>
         </w:tc>
@@ -7222,8 +6405,8 @@
           <w:bCs/>
         </w:rPr>
       </w:pPr>
-      <w:bookmarkStart w:id="10" w:name="_Toc74956676"/>
-      <w:bookmarkStart w:id="11" w:name="_Toc74829067"/>
+      <w:bookmarkStart w:id="11" w:name="_Toc74956676"/>
+      <w:bookmarkStart w:id="12" w:name="_Toc74829067"/>
     </w:p>
     <w:p>
       <w:pPr>
@@ -7234,7 +6417,7 @@
           <w:bCs/>
         </w:rPr>
       </w:pPr>
-      <w:bookmarkStart w:id="12" w:name="_Toc232104095"/>
+      <w:bookmarkStart w:id="13" w:name="_Toc232104095"/>
       <w:r>
         <w:rPr>
           <w:b/>
@@ -7258,9 +6441,9 @@
         </w:rPr>
         <w:t>Git</w:t>
       </w:r>
-      <w:bookmarkEnd w:id="10"/>
       <w:bookmarkEnd w:id="11"/>
       <w:bookmarkEnd w:id="12"/>
+      <w:bookmarkEnd w:id="13"/>
     </w:p>
     <w:p>
       <w:pPr>
@@ -7287,6 +6470,7 @@
       <w:r>
         <w:rPr>
           <w:noProof/>
+          <w:lang w:eastAsia="ru-RU"/>
         </w:rPr>
         <w:drawing>
           <wp:inline distT="0" distB="0" distL="0" distR="0" wp14:anchorId="39874F5D" wp14:editId="6F6FD67C">
@@ -7349,9 +6533,9 @@
           <w:bCs/>
         </w:rPr>
       </w:pPr>
-      <w:bookmarkStart w:id="13" w:name="_Toc74956677"/>
-      <w:bookmarkStart w:id="14" w:name="_Toc74829068"/>
-      <w:bookmarkStart w:id="15" w:name="_Toc232104096"/>
+      <w:bookmarkStart w:id="14" w:name="_Toc74956677"/>
+      <w:bookmarkStart w:id="15" w:name="_Toc74829068"/>
+      <w:bookmarkStart w:id="16" w:name="_Toc232104096"/>
       <w:r>
         <w:rPr>
           <w:b/>
@@ -7359,9 +6543,9 @@
         </w:rPr>
         <w:t>1.5 Тестирование программы</w:t>
       </w:r>
-      <w:bookmarkEnd w:id="13"/>
       <w:bookmarkEnd w:id="14"/>
       <w:bookmarkEnd w:id="15"/>
+      <w:bookmarkEnd w:id="16"/>
     </w:p>
     <w:p>
       <w:pPr>
@@ -7376,20 +6560,7 @@
         <w:ind w:firstLine="709"/>
       </w:pPr>
       <w:r>
-        <w:t xml:space="preserve">Порядок выполнения: Нажать «Сохранить», выбрать путь и имя файла с расширением </w:t>
-      </w:r>
-      <w:proofErr w:type="gramStart"/>
-      <w:r>
-        <w:t>*.</w:t>
-      </w:r>
-      <w:proofErr w:type="spellStart"/>
-      <w:r>
-        <w:t>shapes</w:t>
-      </w:r>
-      <w:proofErr w:type="spellEnd"/>
-      <w:proofErr w:type="gramEnd"/>
-      <w:r>
-        <w:t>.</w:t>
+        <w:t>Порядок выполнения: Нажать «Сохранить», выбрать путь и имя файла с расширением *.shapes.</w:t>
       </w:r>
     </w:p>
     <w:p>
@@ -7397,15 +6568,7 @@
         <w:ind w:firstLine="709"/>
       </w:pPr>
       <w:r>
-        <w:t xml:space="preserve">Ожидаемый результат: Список фигур </w:t>
-      </w:r>
-      <w:proofErr w:type="spellStart"/>
-      <w:r>
-        <w:t>сериализуется</w:t>
-      </w:r>
-      <w:proofErr w:type="spellEnd"/>
-      <w:r>
-        <w:t xml:space="preserve"> в указанный файл.</w:t>
+        <w:t>Ожидаемый результат: Список фигур сериализуется в указанный файл.</w:t>
       </w:r>
     </w:p>
     <w:p>
@@ -7513,15 +6676,7 @@
         <w:ind w:firstLine="709"/>
       </w:pPr>
       <w:r>
-        <w:t>Порядок выполнения</w:t>
-      </w:r>
-      <w:proofErr w:type="gramStart"/>
-      <w:r>
-        <w:t>: Нажать</w:t>
-      </w:r>
-      <w:proofErr w:type="gramEnd"/>
-      <w:r>
-        <w:t xml:space="preserve"> «Загрузить» и выбрать ранее сохранённый файл.</w:t>
+        <w:t>Порядок выполнения: Нажать «Загрузить» и выбрать ранее сохранённый файл.</w:t>
       </w:r>
     </w:p>
     <w:p>
@@ -7626,15 +6781,7 @@
         <w:ind w:firstLine="709"/>
       </w:pPr>
       <w:r>
-        <w:t>Порядок выполнения</w:t>
-      </w:r>
-      <w:proofErr w:type="gramStart"/>
-      <w:r>
-        <w:t>: Открыть</w:t>
-      </w:r>
-      <w:proofErr w:type="gramEnd"/>
-      <w:r>
-        <w:t xml:space="preserve"> форму добавления, выбрать тип фигуры, ввести корректные параметры и нажать кнопку «Добавить».</w:t>
+        <w:t>Порядок выполнения: Открыть форму добавления, выбрать тип фигуры, ввести корректные параметры и нажать кнопку «Добавить».</w:t>
       </w:r>
     </w:p>
     <w:p>
@@ -7743,15 +6890,7 @@
         <w:ind w:firstLine="709"/>
       </w:pPr>
       <w:r>
-        <w:t>Порядок выполнения</w:t>
-      </w:r>
-      <w:proofErr w:type="gramStart"/>
-      <w:r>
-        <w:t>: Ввести</w:t>
-      </w:r>
-      <w:proofErr w:type="gramEnd"/>
-      <w:r>
-        <w:t xml:space="preserve"> нулевой или отрицательный радиус/сторону либо стороны несуществующего треугольника.</w:t>
+        <w:t>Порядок выполнения: Ввести нулевой или отрицательный радиус/сторону либо стороны несуществующего треугольника.</w:t>
       </w:r>
     </w:p>
     <w:p>
@@ -7859,15 +6998,7 @@
         <w:ind w:firstLine="709"/>
       </w:pPr>
       <w:r>
-        <w:t>Порядок выполнения</w:t>
-      </w:r>
-      <w:proofErr w:type="gramStart"/>
-      <w:r>
-        <w:t>: Открыть</w:t>
-      </w:r>
-      <w:proofErr w:type="gramEnd"/>
-      <w:r>
-        <w:t xml:space="preserve"> форму поиска и ввести тип, часть описания или числовой параметр.</w:t>
+        <w:t>Порядок выполнения: Открыть форму поиска и ввести тип, часть описания или числовой параметр.</w:t>
       </w:r>
     </w:p>
     <w:p>
@@ -7960,9 +7091,9 @@
           <w:bCs/>
         </w:rPr>
       </w:pPr>
-      <w:bookmarkStart w:id="16" w:name="_Toc74956678"/>
-      <w:bookmarkStart w:id="17" w:name="_Toc74829069"/>
-      <w:bookmarkStart w:id="18" w:name="_Toc232104097"/>
+      <w:bookmarkStart w:id="17" w:name="_Toc74956678"/>
+      <w:bookmarkStart w:id="18" w:name="_Toc74829069"/>
+      <w:bookmarkStart w:id="19" w:name="_Toc232104097"/>
       <w:r>
         <w:rPr>
           <w:b/>
@@ -7970,9 +7101,9 @@
         </w:rPr>
         <w:t>СПИСОК ИСПОЛЬЗОВАННЫХ ИСТОЧНИКОВ</w:t>
       </w:r>
-      <w:bookmarkEnd w:id="16"/>
       <w:bookmarkEnd w:id="17"/>
       <w:bookmarkEnd w:id="18"/>
+      <w:bookmarkEnd w:id="19"/>
     </w:p>
     <w:p>
       <w:pPr>
@@ -7983,43 +7114,14 @@
         </w:numPr>
         <w:ind w:left="0" w:firstLine="709"/>
       </w:pPr>
-      <w:proofErr w:type="spellStart"/>
-      <w:r>
-        <w:t>Калентьев</w:t>
-      </w:r>
-      <w:proofErr w:type="spellEnd"/>
-      <w:r>
-        <w:t xml:space="preserve">, А. А. Новые технологии в </w:t>
+      <w:r>
+        <w:t xml:space="preserve">Калентьев, А. А. Новые технологии в </w:t>
       </w:r>
       <w:r>
         <w:t>программировании:</w:t>
       </w:r>
       <w:r>
-        <w:t xml:space="preserve"> учебное пособие / А. А. </w:t>
-      </w:r>
-      <w:proofErr w:type="spellStart"/>
-      <w:r>
-        <w:t>Калентьев</w:t>
-      </w:r>
-      <w:proofErr w:type="spellEnd"/>
-      <w:r>
-        <w:t xml:space="preserve">, Д. В. </w:t>
-      </w:r>
-      <w:proofErr w:type="spellStart"/>
-      <w:r>
-        <w:t>Гарайс</w:t>
-      </w:r>
-      <w:proofErr w:type="spellEnd"/>
-      <w:r>
-        <w:t xml:space="preserve">, А. Е. </w:t>
-      </w:r>
-      <w:proofErr w:type="spellStart"/>
-      <w:r>
-        <w:t>Гориянов</w:t>
-      </w:r>
-      <w:proofErr w:type="spellEnd"/>
-      <w:r>
-        <w:t xml:space="preserve">. – </w:t>
+        <w:t xml:space="preserve"> учебное пособие / А. А. Калентьев, Д. В. Гарайс, А. Е. Гориянов. – </w:t>
       </w:r>
       <w:r>
         <w:t>Томск:</w:t>
@@ -8053,10 +7155,10 @@
           <w:bCs/>
         </w:rPr>
       </w:pPr>
-      <w:bookmarkStart w:id="19" w:name="_Toc136600561"/>
-      <w:bookmarkStart w:id="20" w:name="_Toc74956679"/>
-      <w:bookmarkStart w:id="21" w:name="_Toc74829070"/>
-      <w:bookmarkStart w:id="22" w:name="_Toc232104098"/>
+      <w:bookmarkStart w:id="20" w:name="_Toc136600561"/>
+      <w:bookmarkStart w:id="21" w:name="_Toc74956679"/>
+      <w:bookmarkStart w:id="22" w:name="_Toc74829070"/>
+      <w:bookmarkStart w:id="23" w:name="_Toc232104098"/>
       <w:r>
         <w:rPr>
           <w:b/>
@@ -8065,10 +7167,10 @@
         <w:lastRenderedPageBreak/>
         <w:t>ПРИЛОЖЕНИЕ А</w:t>
       </w:r>
-      <w:bookmarkEnd w:id="19"/>
       <w:bookmarkEnd w:id="20"/>
       <w:bookmarkEnd w:id="21"/>
       <w:bookmarkEnd w:id="22"/>
+      <w:bookmarkEnd w:id="23"/>
     </w:p>
     <w:p>
       <w:pPr>
@@ -8108,15 +7210,7 @@
         <w:t xml:space="preserve">Разработчик: студент </w:t>
       </w:r>
       <w:r>
-        <w:t xml:space="preserve">гр. О-5КМ41 НИ ТПУ </w:t>
-      </w:r>
-      <w:proofErr w:type="spellStart"/>
-      <w:r>
-        <w:t>Бабуцкий</w:t>
-      </w:r>
-      <w:proofErr w:type="spellEnd"/>
-      <w:r>
-        <w:t xml:space="preserve"> И.С.</w:t>
+        <w:t>гр. О-5КМ41 НИ ТПУ Бабуцкий И.С.</w:t>
       </w:r>
     </w:p>
     <w:p>
@@ -8124,15 +7218,7 @@
         <w:ind w:firstLine="0"/>
       </w:pPr>
       <w:r>
-        <w:t xml:space="preserve">Заказчик: Канд. техн. наук, доцент каф. КСУП ТУСУР </w:t>
-      </w:r>
-      <w:proofErr w:type="spellStart"/>
-      <w:r>
-        <w:t>Калентьев</w:t>
-      </w:r>
-      <w:proofErr w:type="spellEnd"/>
-      <w:r>
-        <w:t xml:space="preserve"> А. А.</w:t>
+        <w:t>Заказчик: Канд. техн. наук, доцент каф. КСУП ТУСУР Калентьев А. А.</w:t>
       </w:r>
     </w:p>
     <w:p>
@@ -8227,15 +7313,7 @@
         <w:t xml:space="preserve">Заказчик: </w:t>
       </w:r>
       <w:r>
-        <w:t xml:space="preserve">к.т.н., доцент </w:t>
-      </w:r>
-      <w:proofErr w:type="spellStart"/>
-      <w:r>
-        <w:t>Калентьев</w:t>
-      </w:r>
-      <w:proofErr w:type="spellEnd"/>
-      <w:r>
-        <w:t xml:space="preserve"> А. А.</w:t>
+        <w:t>к.т.н., доцент Калентьев А. А.</w:t>
       </w:r>
     </w:p>
     <w:p>
@@ -8251,13 +7329,8 @@
       <w:r>
         <w:t xml:space="preserve">1 НИ ТПУ </w:t>
       </w:r>
-      <w:proofErr w:type="spellStart"/>
-      <w:r>
-        <w:t>Бабуцкий</w:t>
-      </w:r>
-      <w:proofErr w:type="spellEnd"/>
-      <w:r>
-        <w:t xml:space="preserve"> И.С.</w:t>
+      <w:r>
+        <w:t>Бабуцкий И.С.</w:t>
       </w:r>
     </w:p>
     <w:p>
@@ -8433,37 +7506,8 @@
       <w:pPr>
         <w:pStyle w:val="a"/>
       </w:pPr>
-      <w:proofErr w:type="spellStart"/>
-      <w:r>
-        <w:t>централизованное</w:t>
-      </w:r>
-      <w:proofErr w:type="spellEnd"/>
-      <w:r>
-        <w:t xml:space="preserve"> </w:t>
-      </w:r>
-      <w:proofErr w:type="spellStart"/>
-      <w:r>
-        <w:t>хранение</w:t>
-      </w:r>
-      <w:proofErr w:type="spellEnd"/>
-      <w:r>
-        <w:t xml:space="preserve"> </w:t>
-      </w:r>
-      <w:proofErr w:type="spellStart"/>
-      <w:r>
-        <w:t>введённых</w:t>
-      </w:r>
-      <w:proofErr w:type="spellEnd"/>
-      <w:r>
-        <w:t xml:space="preserve"> </w:t>
-      </w:r>
-      <w:proofErr w:type="spellStart"/>
-      <w:r>
-        <w:t>фигур</w:t>
-      </w:r>
-      <w:proofErr w:type="spellEnd"/>
-      <w:r>
-        <w:t>;</w:t>
+      <w:r>
+        <w:t>централизованное хранение введённых фигур;</w:t>
       </w:r>
     </w:p>
     <w:p>
@@ -8883,15 +7927,7 @@
     </w:p>
     <w:p>
       <w:r>
-        <w:t xml:space="preserve">A01. Система должна быть реализована в виде настольного приложения Windows </w:t>
-      </w:r>
-      <w:proofErr w:type="spellStart"/>
-      <w:r>
-        <w:t>Forms</w:t>
-      </w:r>
-      <w:proofErr w:type="spellEnd"/>
-      <w:r>
-        <w:t>.</w:t>
+        <w:t>A01. Система должна быть реализована в виде настольного приложения Windows Forms.</w:t>
       </w:r>
     </w:p>
     <w:p>
@@ -8901,28 +7937,12 @@
     </w:p>
     <w:p>
       <w:r>
-        <w:t xml:space="preserve">A03. Все типы фигур должны реализовывать интерфейс </w:t>
-      </w:r>
-      <w:proofErr w:type="spellStart"/>
-      <w:r>
-        <w:t>IShape</w:t>
-      </w:r>
-      <w:proofErr w:type="spellEnd"/>
-      <w:r>
-        <w:t>.</w:t>
-      </w:r>
-    </w:p>
-    <w:p>
-      <w:r>
-        <w:t xml:space="preserve">A04. Добавление новых типов фигур не должно требовать изменения интерфейса </w:t>
-      </w:r>
-      <w:proofErr w:type="spellStart"/>
-      <w:r>
-        <w:t>IShape</w:t>
-      </w:r>
-      <w:proofErr w:type="spellEnd"/>
-      <w:r>
-        <w:t>.</w:t>
+        <w:t>A03. Все типы фигур должны реализовывать интерфейс IShape.</w:t>
+      </w:r>
+    </w:p>
+    <w:p>
+      <w:r>
+        <w:t>A04. Добавление новых типов фигур не должно требовать изменения интерфейса IShape.</w:t>
       </w:r>
     </w:p>
     <w:p>
@@ -8943,20 +7963,7 @@
     </w:p>
     <w:p>
       <w:r>
-        <w:t xml:space="preserve">D01. Основная коллекция должна хранить объекты через тип </w:t>
-      </w:r>
-      <w:proofErr w:type="gramStart"/>
-      <w:r>
-        <w:t>List&lt;</w:t>
-      </w:r>
-      <w:proofErr w:type="spellStart"/>
-      <w:proofErr w:type="gramEnd"/>
-      <w:r>
-        <w:t>IShape</w:t>
-      </w:r>
-      <w:proofErr w:type="spellEnd"/>
-      <w:r>
-        <w:t>&gt;, обеспечивая полиморфное хранение круга, прямоугольника и треугольника.</w:t>
+        <w:t>D01. Основная коллекция должна хранить объекты через тип List&lt;IShape&gt;, обеспечивая полиморфное хранение круга, прямоугольника и треугольника.</w:t>
       </w:r>
     </w:p>
     <w:p>
@@ -8969,21 +7976,14 @@
       <w:r>
         <w:t xml:space="preserve">пользоваться структура </w:t>
       </w:r>
-      <w:proofErr w:type="spellStart"/>
-      <w:proofErr w:type="gramStart"/>
       <w:r>
         <w:t>CircleData</w:t>
       </w:r>
-      <w:proofErr w:type="spellEnd"/>
       <w:r>
         <w:t xml:space="preserve">, </w:t>
       </w:r>
       <w:r>
-        <w:t xml:space="preserve"> со</w:t>
-      </w:r>
-      <w:proofErr w:type="gramEnd"/>
-      <w:r>
-        <w:t xml:space="preserve"> следующими полям</w:t>
+        <w:t xml:space="preserve"> со следующими полям</w:t>
       </w:r>
       <w:r>
         <w:t xml:space="preserve">и: </w:t>
@@ -9006,176 +8006,135 @@
       <w:r>
         <w:br/>
       </w:r>
-      <w:proofErr w:type="spellStart"/>
       <w:r>
         <w:t>RectangleData</w:t>
       </w:r>
-      <w:proofErr w:type="spellEnd"/>
       <w:r>
         <w:t xml:space="preserve"> с полями</w:t>
       </w:r>
       <w:r>
         <w:t xml:space="preserve"> </w:t>
       </w:r>
-      <w:proofErr w:type="spellStart"/>
       <w:r>
         <w:t>Width</w:t>
       </w:r>
-      <w:proofErr w:type="spellEnd"/>
       <w:r>
         <w:t xml:space="preserve"> </w:t>
       </w:r>
       <w:r>
+        <w:t>и Height со значением Value</w:t>
+      </w:r>
+      <w:r>
+        <w:t xml:space="preserve">1 </w:t>
+      </w:r>
+      <w:r>
+        <w:t xml:space="preserve">и Value2. </w:t>
+      </w:r>
+    </w:p>
+    <w:p>
+      <w:pPr>
+        <w:ind w:firstLine="0"/>
+      </w:pPr>
+      <w:r>
+        <w:rPr>
+          <w:lang w:val="en-US"/>
+        </w:rPr>
+        <w:t>TriangleData</w:t>
+      </w:r>
+      <w:r>
+        <w:t xml:space="preserve"> </w:t>
+      </w:r>
+      <w:r>
+        <w:t>с</w:t>
+      </w:r>
+      <w:r>
+        <w:t xml:space="preserve"> </w:t>
+      </w:r>
+      <w:r>
+        <w:t>полями</w:t>
+      </w:r>
+      <w:r>
+        <w:t xml:space="preserve"> </w:t>
+      </w:r>
+      <w:r>
+        <w:rPr>
+          <w:lang w:val="en-US"/>
+        </w:rPr>
+        <w:t>SideA</w:t>
+      </w:r>
+      <w:r>
+        <w:t xml:space="preserve">, </w:t>
+      </w:r>
+      <w:r>
+        <w:rPr>
+          <w:lang w:val="en-US"/>
+        </w:rPr>
+        <w:t>SideB</w:t>
+      </w:r>
+      <w:r>
+        <w:t xml:space="preserve"> </w:t>
+      </w:r>
+      <w:r>
+        <w:t>и</w:t>
+      </w:r>
+      <w:r>
+        <w:t xml:space="preserve"> </w:t>
+      </w:r>
+      <w:r>
+        <w:rPr>
+          <w:lang w:val="en-US"/>
+        </w:rPr>
+        <w:t>SideC</w:t>
+      </w:r>
+      <w:r>
+        <w:t xml:space="preserve"> </w:t>
+      </w:r>
+      <w:r>
+        <w:t>со</w:t>
+      </w:r>
+      <w:r>
+        <w:t xml:space="preserve"> </w:t>
+      </w:r>
+      <w:r>
+        <w:t>значениями</w:t>
+      </w:r>
+      <w:r>
+        <w:t xml:space="preserve"> </w:t>
+      </w:r>
+      <w:r>
+        <w:rPr>
+          <w:lang w:val="en-US"/>
+        </w:rPr>
+        <w:t>Value</w:t>
+      </w:r>
+      <w:r>
+        <w:t xml:space="preserve">1, </w:t>
+      </w:r>
+      <w:r>
+        <w:rPr>
+          <w:lang w:val="en-US"/>
+        </w:rPr>
+        <w:t>Value</w:t>
+      </w:r>
+      <w:r>
+        <w:t xml:space="preserve">2 </w:t>
+      </w:r>
+      <w:r>
         <w:t xml:space="preserve">и </w:t>
       </w:r>
-      <w:proofErr w:type="spellStart"/>
-      <w:r>
-        <w:t>Height</w:t>
-      </w:r>
-      <w:proofErr w:type="spellEnd"/>
-      <w:r>
-        <w:t xml:space="preserve"> со значением Value</w:t>
-      </w:r>
-      <w:r>
-        <w:t xml:space="preserve">1 </w:t>
-      </w:r>
-      <w:r>
-        <w:t xml:space="preserve">и Value2. </w:t>
-      </w:r>
-    </w:p>
-    <w:p>
-      <w:pPr>
-        <w:ind w:firstLine="0"/>
-      </w:pPr>
-      <w:proofErr w:type="spellStart"/>
       <w:r>
         <w:rPr>
           <w:lang w:val="en-US"/>
         </w:rPr>
-        <w:t>TriangleData</w:t>
-      </w:r>
-      <w:proofErr w:type="spellEnd"/>
-      <w:r>
-        <w:t xml:space="preserve"> </w:t>
-      </w:r>
-      <w:r>
-        <w:t>с</w:t>
-      </w:r>
-      <w:r>
-        <w:t xml:space="preserve"> </w:t>
-      </w:r>
-      <w:r>
-        <w:t>полями</w:t>
-      </w:r>
-      <w:r>
-        <w:t xml:space="preserve"> </w:t>
-      </w:r>
-      <w:proofErr w:type="spellStart"/>
-      <w:r>
-        <w:rPr>
-          <w:lang w:val="en-US"/>
-        </w:rPr>
-        <w:t>SideA</w:t>
-      </w:r>
-      <w:proofErr w:type="spellEnd"/>
-      <w:r>
-        <w:t xml:space="preserve">, </w:t>
-      </w:r>
-      <w:proofErr w:type="spellStart"/>
-      <w:r>
-        <w:rPr>
-          <w:lang w:val="en-US"/>
-        </w:rPr>
-        <w:t>SideB</w:t>
-      </w:r>
-      <w:proofErr w:type="spellEnd"/>
-      <w:r>
-        <w:t xml:space="preserve"> </w:t>
-      </w:r>
-      <w:r>
-        <w:t>и</w:t>
-      </w:r>
-      <w:r>
-        <w:t xml:space="preserve"> </w:t>
-      </w:r>
-      <w:proofErr w:type="spellStart"/>
-      <w:r>
-        <w:rPr>
-          <w:lang w:val="en-US"/>
-        </w:rPr>
-        <w:t>SideC</w:t>
-      </w:r>
-      <w:proofErr w:type="spellEnd"/>
-      <w:r>
-        <w:t xml:space="preserve"> </w:t>
-      </w:r>
-      <w:r>
-        <w:t>со</w:t>
-      </w:r>
-      <w:r>
-        <w:t xml:space="preserve"> </w:t>
-      </w:r>
-      <w:r>
-        <w:t>значениями</w:t>
-      </w:r>
-      <w:r>
-        <w:t xml:space="preserve"> </w:t>
-      </w:r>
-      <w:r>
-        <w:rPr>
-          <w:lang w:val="en-US"/>
-        </w:rPr>
         <w:t>Value</w:t>
       </w:r>
       <w:r>
-        <w:t xml:space="preserve">1, </w:t>
-      </w:r>
-      <w:r>
-        <w:rPr>
-          <w:lang w:val="en-US"/>
-        </w:rPr>
-        <w:t>Value</w:t>
-      </w:r>
-      <w:r>
-        <w:t xml:space="preserve">2 </w:t>
-      </w:r>
-      <w:r>
-        <w:t xml:space="preserve">и </w:t>
-      </w:r>
-      <w:r>
-        <w:rPr>
-          <w:lang w:val="en-US"/>
-        </w:rPr>
-        <w:t>Value</w:t>
-      </w:r>
-      <w:r>
         <w:t>3.</w:t>
       </w:r>
     </w:p>
     <w:p>
       <w:r>
-        <w:t>D03. Данные должны сохраняться методом XML-</w:t>
-      </w:r>
-      <w:proofErr w:type="spellStart"/>
-      <w:r>
-        <w:t>сериализации</w:t>
-      </w:r>
-      <w:proofErr w:type="spellEnd"/>
-      <w:r>
-        <w:t xml:space="preserve"> в файл с расширением </w:t>
-      </w:r>
-      <w:proofErr w:type="gramStart"/>
-      <w:r>
-        <w:t>*.</w:t>
-      </w:r>
-      <w:proofErr w:type="spellStart"/>
-      <w:r>
-        <w:t>shapes</w:t>
-      </w:r>
-      <w:proofErr w:type="spellEnd"/>
-      <w:proofErr w:type="gramEnd"/>
-      <w:r>
-        <w:t xml:space="preserve"> и кодировкой, поддерживающей кириллицу.</w:t>
+        <w:t>D03. Данные должны сохраняться методом XML-сериализации в файл с расширением *.shapes и кодировкой, поддерживающей кириллицу.</w:t>
       </w:r>
     </w:p>
     <w:p>
@@ -9183,21 +8142,19 @@
         <w:spacing w:before="80" w:after="40" w:line="240" w:lineRule="auto"/>
         <w:jc w:val="left"/>
       </w:pPr>
-      <w:commentRangeStart w:id="23"/>
+      <w:commentRangeStart w:id="24"/>
       <w:r>
         <w:rPr>
           <w:sz w:val="24"/>
         </w:rPr>
         <w:t xml:space="preserve">Таблица 4.2 – Поля объекта </w:t>
       </w:r>
-      <w:proofErr w:type="spellStart"/>
       <w:r>
         <w:rPr>
           <w:sz w:val="24"/>
         </w:rPr>
         <w:t>CircleData</w:t>
       </w:r>
-      <w:proofErr w:type="spellEnd"/>
     </w:p>
     <w:tbl>
       <w:tblPr>
@@ -9338,14 +8295,12 @@
             <w:pPr>
               <w:spacing w:line="240" w:lineRule="auto"/>
             </w:pPr>
-            <w:proofErr w:type="spellStart"/>
             <w:r>
               <w:rPr>
                 <w:sz w:val="19"/>
               </w:rPr>
               <w:t>string</w:t>
             </w:r>
-            <w:proofErr w:type="spellEnd"/>
           </w:p>
         </w:tc>
         <w:tc>
@@ -9416,14 +8371,12 @@
             <w:pPr>
               <w:spacing w:line="240" w:lineRule="auto"/>
             </w:pPr>
-            <w:proofErr w:type="spellStart"/>
             <w:r>
               <w:rPr>
                 <w:sz w:val="19"/>
               </w:rPr>
               <w:t>double</w:t>
             </w:r>
-            <w:proofErr w:type="spellEnd"/>
           </w:p>
         </w:tc>
         <w:tc>
@@ -9451,7 +8404,7 @@
         </w:tc>
       </w:tr>
     </w:tbl>
-    <w:commentRangeEnd w:id="23"/>
+    <w:commentRangeEnd w:id="24"/>
     <w:p>
       <w:pPr>
         <w:spacing w:before="80" w:after="40" w:line="240" w:lineRule="auto"/>
@@ -9461,7 +8414,7 @@
         <w:rPr>
           <w:rStyle w:val="af2"/>
         </w:rPr>
-        <w:commentReference w:id="23"/>
+        <w:commentReference w:id="24"/>
       </w:r>
       <w:r>
         <w:rPr>
@@ -9488,14 +8441,12 @@
         </w:rPr>
         <w:t xml:space="preserve"> – Поля объекта </w:t>
       </w:r>
-      <w:proofErr w:type="spellStart"/>
       <w:r>
         <w:rPr>
           <w:sz w:val="24"/>
         </w:rPr>
         <w:t>RectangleData</w:t>
       </w:r>
-      <w:proofErr w:type="spellEnd"/>
     </w:p>
     <w:tbl>
       <w:tblPr>
@@ -9636,14 +8587,12 @@
             <w:pPr>
               <w:spacing w:line="240" w:lineRule="auto"/>
             </w:pPr>
-            <w:proofErr w:type="spellStart"/>
             <w:r>
               <w:rPr>
                 <w:sz w:val="19"/>
               </w:rPr>
               <w:t>string</w:t>
             </w:r>
-            <w:proofErr w:type="spellEnd"/>
           </w:p>
         </w:tc>
         <w:tc>
@@ -9713,14 +8662,12 @@
             <w:pPr>
               <w:spacing w:line="240" w:lineRule="auto"/>
             </w:pPr>
-            <w:proofErr w:type="spellStart"/>
             <w:r>
               <w:rPr>
                 <w:sz w:val="19"/>
               </w:rPr>
               <w:t>double</w:t>
             </w:r>
-            <w:proofErr w:type="spellEnd"/>
           </w:p>
         </w:tc>
         <w:tc>
@@ -9790,14 +8737,12 @@
             <w:pPr>
               <w:spacing w:line="240" w:lineRule="auto"/>
             </w:pPr>
-            <w:proofErr w:type="spellStart"/>
             <w:r>
               <w:rPr>
                 <w:sz w:val="19"/>
               </w:rPr>
               <w:t>double</w:t>
             </w:r>
-            <w:proofErr w:type="spellEnd"/>
           </w:p>
         </w:tc>
         <w:tc>
@@ -9849,7 +8794,6 @@
         </w:rPr>
         <w:t xml:space="preserve"> – Поля объекта </w:t>
       </w:r>
-      <w:proofErr w:type="spellStart"/>
       <w:r>
         <w:rPr>
           <w:sz w:val="24"/>
@@ -9857,7 +8801,6 @@
         </w:rPr>
         <w:t>TriangleData</w:t>
       </w:r>
-      <w:proofErr w:type="spellEnd"/>
     </w:p>
     <w:tbl>
       <w:tblPr>
@@ -9998,14 +8941,12 @@
             <w:pPr>
               <w:spacing w:line="240" w:lineRule="auto"/>
             </w:pPr>
-            <w:proofErr w:type="spellStart"/>
             <w:r>
               <w:rPr>
                 <w:sz w:val="19"/>
               </w:rPr>
               <w:t>string</w:t>
             </w:r>
-            <w:proofErr w:type="spellEnd"/>
           </w:p>
         </w:tc>
         <w:tc>
@@ -10075,14 +9016,12 @@
             <w:pPr>
               <w:spacing w:line="240" w:lineRule="auto"/>
             </w:pPr>
-            <w:proofErr w:type="spellStart"/>
             <w:r>
               <w:rPr>
                 <w:sz w:val="19"/>
               </w:rPr>
               <w:t>double</w:t>
             </w:r>
-            <w:proofErr w:type="spellEnd"/>
           </w:p>
         </w:tc>
         <w:tc>
@@ -10152,14 +9091,12 @@
             <w:pPr>
               <w:spacing w:line="240" w:lineRule="auto"/>
             </w:pPr>
-            <w:proofErr w:type="spellStart"/>
             <w:r>
               <w:rPr>
                 <w:sz w:val="19"/>
               </w:rPr>
               <w:t>double</w:t>
             </w:r>
-            <w:proofErr w:type="spellEnd"/>
           </w:p>
         </w:tc>
         <w:tc>
@@ -10229,14 +9166,12 @@
             <w:pPr>
               <w:spacing w:line="240" w:lineRule="auto"/>
             </w:pPr>
-            <w:proofErr w:type="spellStart"/>
             <w:r>
               <w:rPr>
                 <w:sz w:val="19"/>
               </w:rPr>
               <w:t>double</w:t>
             </w:r>
-            <w:proofErr w:type="spellEnd"/>
           </w:p>
         </w:tc>
         <w:tc>
@@ -10267,20 +9202,7 @@
     <w:p/>
     <w:p>
       <w:r>
-        <w:t xml:space="preserve">Пример фрагмента файла </w:t>
-      </w:r>
-      <w:proofErr w:type="gramStart"/>
-      <w:r>
-        <w:t>*.</w:t>
-      </w:r>
-      <w:proofErr w:type="spellStart"/>
-      <w:r>
-        <w:t>shapes</w:t>
-      </w:r>
-      <w:proofErr w:type="spellEnd"/>
-      <w:proofErr w:type="gramEnd"/>
-      <w:r>
-        <w:t>:</w:t>
+        <w:t>Пример фрагмента файла *.shapes:</w:t>
       </w:r>
     </w:p>
     <w:p>
@@ -10296,55 +9218,7 @@
           <w:rFonts w:ascii="Liberation Mono" w:eastAsiaTheme="minorEastAsia" w:hAnsi="Liberation Mono"/>
           <w:sz w:val="18"/>
         </w:rPr>
-        <w:t>&lt;?</w:t>
-      </w:r>
-      <w:proofErr w:type="spellStart"/>
-      <w:r>
-        <w:rPr>
-          <w:rFonts w:ascii="Liberation Mono" w:eastAsiaTheme="minorEastAsia" w:hAnsi="Liberation Mono"/>
-          <w:sz w:val="18"/>
-        </w:rPr>
-        <w:t>xml</w:t>
-      </w:r>
-      <w:proofErr w:type="spellEnd"/>
-      <w:r>
-        <w:rPr>
-          <w:rFonts w:ascii="Liberation Mono" w:eastAsiaTheme="minorEastAsia" w:hAnsi="Liberation Mono"/>
-          <w:sz w:val="18"/>
-        </w:rPr>
-        <w:t xml:space="preserve"> </w:t>
-      </w:r>
-      <w:proofErr w:type="spellStart"/>
-      <w:r>
-        <w:rPr>
-          <w:rFonts w:ascii="Liberation Mono" w:eastAsiaTheme="minorEastAsia" w:hAnsi="Liberation Mono"/>
-          <w:sz w:val="18"/>
-        </w:rPr>
-        <w:t>version</w:t>
-      </w:r>
-      <w:proofErr w:type="spellEnd"/>
-      <w:r>
-        <w:rPr>
-          <w:rFonts w:ascii="Liberation Mono" w:eastAsiaTheme="minorEastAsia" w:hAnsi="Liberation Mono"/>
-          <w:sz w:val="18"/>
-        </w:rPr>
-        <w:t xml:space="preserve">="1.0" </w:t>
-      </w:r>
-      <w:proofErr w:type="spellStart"/>
-      <w:r>
-        <w:rPr>
-          <w:rFonts w:ascii="Liberation Mono" w:eastAsiaTheme="minorEastAsia" w:hAnsi="Liberation Mono"/>
-          <w:sz w:val="18"/>
-        </w:rPr>
-        <w:t>encoding</w:t>
-      </w:r>
-      <w:proofErr w:type="spellEnd"/>
-      <w:r>
-        <w:rPr>
-          <w:rFonts w:ascii="Liberation Mono" w:eastAsiaTheme="minorEastAsia" w:hAnsi="Liberation Mono"/>
-          <w:sz w:val="18"/>
-        </w:rPr>
-        <w:t>="utf-8"?&gt;</w:t>
+        <w:t>&lt;?xml version="1.0" encoding="utf-8"?&gt;</w:t>
       </w:r>
     </w:p>
     <w:p>
@@ -10362,63 +9236,61 @@
           <w:sz w:val="18"/>
           <w:lang w:val="en-US"/>
         </w:rPr>
-        <w:t>&lt;</w:t>
-      </w:r>
-      <w:proofErr w:type="spellStart"/>
-      <w:r>
+        <w:t>&lt;ArrayOfAnyType xmlns:xsi="http://www.w3.org/2001/XMLSchema-instance" xmlns:xsd="http://www.w3.org/2001/XMLSchema"&gt;</w:t>
+      </w:r>
+    </w:p>
+    <w:p>
+      <w:pPr>
+        <w:ind w:firstLine="709"/>
         <w:rPr>
           <w:rFonts w:ascii="Liberation Mono" w:eastAsiaTheme="minorEastAsia" w:hAnsi="Liberation Mono"/>
           <w:sz w:val="18"/>
           <w:lang w:val="en-US"/>
         </w:rPr>
-        <w:t>ArrayOfAnyType</w:t>
-      </w:r>
-      <w:proofErr w:type="spellEnd"/>
+      </w:pPr>
       <w:r>
         <w:rPr>
           <w:rFonts w:ascii="Liberation Mono" w:eastAsiaTheme="minorEastAsia" w:hAnsi="Liberation Mono"/>
           <w:sz w:val="18"/>
           <w:lang w:val="en-US"/>
         </w:rPr>
-        <w:t xml:space="preserve"> </w:t>
-      </w:r>
-      <w:proofErr w:type="spellStart"/>
-      <w:proofErr w:type="gramStart"/>
-      <w:r>
+        <w:t xml:space="preserve">  &lt;anyType xsi:type="RectangleData"&gt;</w:t>
+      </w:r>
+    </w:p>
+    <w:p>
+      <w:pPr>
+        <w:ind w:firstLine="709"/>
         <w:rPr>
           <w:rFonts w:ascii="Liberation Mono" w:eastAsiaTheme="minorEastAsia" w:hAnsi="Liberation Mono"/>
           <w:sz w:val="18"/>
           <w:lang w:val="en-US"/>
         </w:rPr>
-        <w:t>xmlns:xsi</w:t>
-      </w:r>
-      <w:proofErr w:type="spellEnd"/>
-      <w:proofErr w:type="gramEnd"/>
+      </w:pPr>
       <w:r>
         <w:rPr>
           <w:rFonts w:ascii="Liberation Mono" w:eastAsiaTheme="minorEastAsia" w:hAnsi="Liberation Mono"/>
           <w:sz w:val="18"/>
           <w:lang w:val="en-US"/>
         </w:rPr>
-        <w:t xml:space="preserve">="http://www.w3.org/2001/XMLSchema-instance" </w:t>
-      </w:r>
-      <w:proofErr w:type="spellStart"/>
-      <w:r>
+        <w:t xml:space="preserve">    &lt;Width&gt;1&lt;/Width&gt;</w:t>
+      </w:r>
+    </w:p>
+    <w:p>
+      <w:pPr>
+        <w:ind w:firstLine="709"/>
         <w:rPr>
           <w:rFonts w:ascii="Liberation Mono" w:eastAsiaTheme="minorEastAsia" w:hAnsi="Liberation Mono"/>
           <w:sz w:val="18"/>
           <w:lang w:val="en-US"/>
         </w:rPr>
-        <w:t>xmlns:xsd</w:t>
-      </w:r>
-      <w:proofErr w:type="spellEnd"/>
+      </w:pPr>
       <w:r>
         <w:rPr>
           <w:rFonts w:ascii="Liberation Mono" w:eastAsiaTheme="minorEastAsia" w:hAnsi="Liberation Mono"/>
           <w:sz w:val="18"/>
           <w:lang w:val="en-US"/>
         </w:rPr>
-        <w:t>="http://www.w3.org/2001/XMLSchema"&gt;</w:t>
+        <w:t xml:space="preserve">    &lt;Height&gt;15&lt;/Height&gt;</w:t>
       </w:r>
     </w:p>
     <w:p>
@@ -10436,63 +9308,61 @@
           <w:sz w:val="18"/>
           <w:lang w:val="en-US"/>
         </w:rPr>
-        <w:t xml:space="preserve">  &lt;</w:t>
-      </w:r>
-      <w:proofErr w:type="spellStart"/>
-      <w:r>
+        <w:t xml:space="preserve">  &lt;/anyType&gt;</w:t>
+      </w:r>
+    </w:p>
+    <w:p>
+      <w:pPr>
+        <w:ind w:firstLine="709"/>
         <w:rPr>
           <w:rFonts w:ascii="Liberation Mono" w:eastAsiaTheme="minorEastAsia" w:hAnsi="Liberation Mono"/>
           <w:sz w:val="18"/>
           <w:lang w:val="en-US"/>
         </w:rPr>
-        <w:t>anyType</w:t>
-      </w:r>
-      <w:proofErr w:type="spellEnd"/>
+      </w:pPr>
       <w:r>
         <w:rPr>
           <w:rFonts w:ascii="Liberation Mono" w:eastAsiaTheme="minorEastAsia" w:hAnsi="Liberation Mono"/>
           <w:sz w:val="18"/>
           <w:lang w:val="en-US"/>
         </w:rPr>
-        <w:t xml:space="preserve"> </w:t>
-      </w:r>
-      <w:proofErr w:type="spellStart"/>
-      <w:proofErr w:type="gramStart"/>
-      <w:r>
+        <w:t xml:space="preserve">  &lt;anyType xsi:type="TriangleData"&gt;</w:t>
+      </w:r>
+    </w:p>
+    <w:p>
+      <w:pPr>
+        <w:ind w:firstLine="709"/>
         <w:rPr>
           <w:rFonts w:ascii="Liberation Mono" w:eastAsiaTheme="minorEastAsia" w:hAnsi="Liberation Mono"/>
           <w:sz w:val="18"/>
           <w:lang w:val="en-US"/>
         </w:rPr>
-        <w:t>xsi:type</w:t>
-      </w:r>
-      <w:proofErr w:type="spellEnd"/>
-      <w:proofErr w:type="gramEnd"/>
+      </w:pPr>
       <w:r>
         <w:rPr>
           <w:rFonts w:ascii="Liberation Mono" w:eastAsiaTheme="minorEastAsia" w:hAnsi="Liberation Mono"/>
           <w:sz w:val="18"/>
           <w:lang w:val="en-US"/>
         </w:rPr>
-        <w:t>="</w:t>
-      </w:r>
-      <w:proofErr w:type="spellStart"/>
-      <w:r>
+        <w:t xml:space="preserve">    &lt;SideA&gt;17&lt;/SideA&gt;</w:t>
+      </w:r>
+    </w:p>
+    <w:p>
+      <w:pPr>
+        <w:ind w:firstLine="709"/>
         <w:rPr>
           <w:rFonts w:ascii="Liberation Mono" w:eastAsiaTheme="minorEastAsia" w:hAnsi="Liberation Mono"/>
           <w:sz w:val="18"/>
           <w:lang w:val="en-US"/>
         </w:rPr>
-        <w:t>RectangleData</w:t>
-      </w:r>
-      <w:proofErr w:type="spellEnd"/>
+      </w:pPr>
       <w:r>
         <w:rPr>
           <w:rFonts w:ascii="Liberation Mono" w:eastAsiaTheme="minorEastAsia" w:hAnsi="Liberation Mono"/>
           <w:sz w:val="18"/>
           <w:lang w:val="en-US"/>
         </w:rPr>
-        <w:t>"&gt;</w:t>
+        <w:t xml:space="preserve">    &lt;SideB&gt;7&lt;/SideB&gt;</w:t>
       </w:r>
     </w:p>
     <w:p>
@@ -10510,7 +9380,7 @@
           <w:sz w:val="18"/>
           <w:lang w:val="en-US"/>
         </w:rPr>
-        <w:t xml:space="preserve">    &lt;Width&gt;1&lt;/Width&gt;</w:t>
+        <w:t xml:space="preserve">    &lt;SideC&gt;19&lt;/SideC&gt;</w:t>
       </w:r>
     </w:p>
     <w:p>
@@ -10528,7 +9398,7 @@
           <w:sz w:val="18"/>
           <w:lang w:val="en-US"/>
         </w:rPr>
-        <w:t xml:space="preserve">    &lt;Height&gt;15&lt;/Height&gt;</w:t>
+        <w:t xml:space="preserve">  &lt;/anyType&gt;</w:t>
       </w:r>
     </w:p>
     <w:p>
@@ -10546,35 +9416,42 @@
           <w:sz w:val="18"/>
           <w:lang w:val="en-US"/>
         </w:rPr>
-        <w:t xml:space="preserve">  &lt;/</w:t>
-      </w:r>
-      <w:proofErr w:type="spellStart"/>
-      <w:r>
+        <w:t xml:space="preserve">  &lt;anyType xsi:type="CircleData"&gt;</w:t>
+      </w:r>
+    </w:p>
+    <w:p>
+      <w:pPr>
+        <w:ind w:firstLine="709"/>
         <w:rPr>
           <w:rFonts w:ascii="Liberation Mono" w:eastAsiaTheme="minorEastAsia" w:hAnsi="Liberation Mono"/>
           <w:sz w:val="18"/>
           <w:lang w:val="en-US"/>
         </w:rPr>
-        <w:t>anyType</w:t>
-      </w:r>
-      <w:proofErr w:type="spellEnd"/>
+      </w:pPr>
       <w:r>
         <w:rPr>
           <w:rFonts w:ascii="Liberation Mono" w:eastAsiaTheme="minorEastAsia" w:hAnsi="Liberation Mono"/>
           <w:sz w:val="18"/>
           <w:lang w:val="en-US"/>
         </w:rPr>
-        <w:t>&gt;</w:t>
-      </w:r>
-    </w:p>
-    <w:p>
-      <w:pPr>
-        <w:ind w:firstLine="709"/>
+        <w:t xml:space="preserve">    </w:t>
+      </w:r>
+      <w:r>
         <w:rPr>
           <w:rFonts w:ascii="Liberation Mono" w:eastAsiaTheme="minorEastAsia" w:hAnsi="Liberation Mono"/>
           <w:sz w:val="18"/>
           <w:lang w:val="en-US"/>
         </w:rPr>
+        <w:t>&lt;Radius&gt;15&lt;/Radius&gt;</w:t>
+      </w:r>
+    </w:p>
+    <w:p>
+      <w:pPr>
+        <w:ind w:firstLine="709"/>
+        <w:rPr>
+          <w:rFonts w:ascii="Liberation Mono" w:eastAsiaTheme="minorEastAsia" w:hAnsi="Liberation Mono"/>
+          <w:sz w:val="18"/>
+        </w:rPr>
       </w:pPr>
       <w:r>
         <w:rPr>
@@ -10582,9 +9459,15 @@
           <w:sz w:val="18"/>
           <w:lang w:val="en-US"/>
         </w:rPr>
-        <w:t xml:space="preserve">  &lt;</w:t>
-      </w:r>
-      <w:proofErr w:type="spellStart"/>
+        <w:t xml:space="preserve">  </w:t>
+      </w:r>
+      <w:r>
+        <w:rPr>
+          <w:rFonts w:ascii="Liberation Mono" w:eastAsiaTheme="minorEastAsia" w:hAnsi="Liberation Mono"/>
+          <w:sz w:val="18"/>
+        </w:rPr>
+        <w:t>&lt;/</w:t>
+      </w:r>
       <w:r>
         <w:rPr>
           <w:rFonts w:ascii="Liberation Mono" w:eastAsiaTheme="minorEastAsia" w:hAnsi="Liberation Mono"/>
@@ -10593,392 +9476,10 @@
         </w:rPr>
         <w:t>anyType</w:t>
       </w:r>
-      <w:proofErr w:type="spellEnd"/>
       <w:r>
         <w:rPr>
           <w:rFonts w:ascii="Liberation Mono" w:eastAsiaTheme="minorEastAsia" w:hAnsi="Liberation Mono"/>
           <w:sz w:val="18"/>
-          <w:lang w:val="en-US"/>
-        </w:rPr>
-        <w:t xml:space="preserve"> </w:t>
-      </w:r>
-      <w:proofErr w:type="spellStart"/>
-      <w:proofErr w:type="gramStart"/>
-      <w:r>
-        <w:rPr>
-          <w:rFonts w:ascii="Liberation Mono" w:eastAsiaTheme="minorEastAsia" w:hAnsi="Liberation Mono"/>
-          <w:sz w:val="18"/>
-          <w:lang w:val="en-US"/>
-        </w:rPr>
-        <w:t>xsi:type</w:t>
-      </w:r>
-      <w:proofErr w:type="spellEnd"/>
-      <w:proofErr w:type="gramEnd"/>
-      <w:r>
-        <w:rPr>
-          <w:rFonts w:ascii="Liberation Mono" w:eastAsiaTheme="minorEastAsia" w:hAnsi="Liberation Mono"/>
-          <w:sz w:val="18"/>
-          <w:lang w:val="en-US"/>
-        </w:rPr>
-        <w:t>="</w:t>
-      </w:r>
-      <w:proofErr w:type="spellStart"/>
-      <w:r>
-        <w:rPr>
-          <w:rFonts w:ascii="Liberation Mono" w:eastAsiaTheme="minorEastAsia" w:hAnsi="Liberation Mono"/>
-          <w:sz w:val="18"/>
-          <w:lang w:val="en-US"/>
-        </w:rPr>
-        <w:t>TriangleData</w:t>
-      </w:r>
-      <w:proofErr w:type="spellEnd"/>
-      <w:r>
-        <w:rPr>
-          <w:rFonts w:ascii="Liberation Mono" w:eastAsiaTheme="minorEastAsia" w:hAnsi="Liberation Mono"/>
-          <w:sz w:val="18"/>
-          <w:lang w:val="en-US"/>
-        </w:rPr>
-        <w:t>"&gt;</w:t>
-      </w:r>
-    </w:p>
-    <w:p>
-      <w:pPr>
-        <w:ind w:firstLine="709"/>
-        <w:rPr>
-          <w:rFonts w:ascii="Liberation Mono" w:eastAsiaTheme="minorEastAsia" w:hAnsi="Liberation Mono"/>
-          <w:sz w:val="18"/>
-          <w:lang w:val="en-US"/>
-        </w:rPr>
-      </w:pPr>
-      <w:r>
-        <w:rPr>
-          <w:rFonts w:ascii="Liberation Mono" w:eastAsiaTheme="minorEastAsia" w:hAnsi="Liberation Mono"/>
-          <w:sz w:val="18"/>
-          <w:lang w:val="en-US"/>
-        </w:rPr>
-        <w:t xml:space="preserve">    &lt;</w:t>
-      </w:r>
-      <w:proofErr w:type="spellStart"/>
-      <w:r>
-        <w:rPr>
-          <w:rFonts w:ascii="Liberation Mono" w:eastAsiaTheme="minorEastAsia" w:hAnsi="Liberation Mono"/>
-          <w:sz w:val="18"/>
-          <w:lang w:val="en-US"/>
-        </w:rPr>
-        <w:t>SideA</w:t>
-      </w:r>
-      <w:proofErr w:type="spellEnd"/>
-      <w:r>
-        <w:rPr>
-          <w:rFonts w:ascii="Liberation Mono" w:eastAsiaTheme="minorEastAsia" w:hAnsi="Liberation Mono"/>
-          <w:sz w:val="18"/>
-          <w:lang w:val="en-US"/>
-        </w:rPr>
-        <w:t>&gt;17&lt;/</w:t>
-      </w:r>
-      <w:proofErr w:type="spellStart"/>
-      <w:r>
-        <w:rPr>
-          <w:rFonts w:ascii="Liberation Mono" w:eastAsiaTheme="minorEastAsia" w:hAnsi="Liberation Mono"/>
-          <w:sz w:val="18"/>
-          <w:lang w:val="en-US"/>
-        </w:rPr>
-        <w:t>SideA</w:t>
-      </w:r>
-      <w:proofErr w:type="spellEnd"/>
-      <w:r>
-        <w:rPr>
-          <w:rFonts w:ascii="Liberation Mono" w:eastAsiaTheme="minorEastAsia" w:hAnsi="Liberation Mono"/>
-          <w:sz w:val="18"/>
-          <w:lang w:val="en-US"/>
-        </w:rPr>
-        <w:t>&gt;</w:t>
-      </w:r>
-    </w:p>
-    <w:p>
-      <w:pPr>
-        <w:ind w:firstLine="709"/>
-        <w:rPr>
-          <w:rFonts w:ascii="Liberation Mono" w:eastAsiaTheme="minorEastAsia" w:hAnsi="Liberation Mono"/>
-          <w:sz w:val="18"/>
-          <w:lang w:val="en-US"/>
-        </w:rPr>
-      </w:pPr>
-      <w:r>
-        <w:rPr>
-          <w:rFonts w:ascii="Liberation Mono" w:eastAsiaTheme="minorEastAsia" w:hAnsi="Liberation Mono"/>
-          <w:sz w:val="18"/>
-          <w:lang w:val="en-US"/>
-        </w:rPr>
-        <w:t xml:space="preserve">    &lt;</w:t>
-      </w:r>
-      <w:proofErr w:type="spellStart"/>
-      <w:r>
-        <w:rPr>
-          <w:rFonts w:ascii="Liberation Mono" w:eastAsiaTheme="minorEastAsia" w:hAnsi="Liberation Mono"/>
-          <w:sz w:val="18"/>
-          <w:lang w:val="en-US"/>
-        </w:rPr>
-        <w:t>SideB</w:t>
-      </w:r>
-      <w:proofErr w:type="spellEnd"/>
-      <w:r>
-        <w:rPr>
-          <w:rFonts w:ascii="Liberation Mono" w:eastAsiaTheme="minorEastAsia" w:hAnsi="Liberation Mono"/>
-          <w:sz w:val="18"/>
-          <w:lang w:val="en-US"/>
-        </w:rPr>
-        <w:t>&gt;7&lt;/</w:t>
-      </w:r>
-      <w:proofErr w:type="spellStart"/>
-      <w:r>
-        <w:rPr>
-          <w:rFonts w:ascii="Liberation Mono" w:eastAsiaTheme="minorEastAsia" w:hAnsi="Liberation Mono"/>
-          <w:sz w:val="18"/>
-          <w:lang w:val="en-US"/>
-        </w:rPr>
-        <w:t>SideB</w:t>
-      </w:r>
-      <w:proofErr w:type="spellEnd"/>
-      <w:r>
-        <w:rPr>
-          <w:rFonts w:ascii="Liberation Mono" w:eastAsiaTheme="minorEastAsia" w:hAnsi="Liberation Mono"/>
-          <w:sz w:val="18"/>
-          <w:lang w:val="en-US"/>
-        </w:rPr>
-        <w:t>&gt;</w:t>
-      </w:r>
-    </w:p>
-    <w:p>
-      <w:pPr>
-        <w:ind w:firstLine="709"/>
-        <w:rPr>
-          <w:rFonts w:ascii="Liberation Mono" w:eastAsiaTheme="minorEastAsia" w:hAnsi="Liberation Mono"/>
-          <w:sz w:val="18"/>
-          <w:lang w:val="en-US"/>
-        </w:rPr>
-      </w:pPr>
-      <w:r>
-        <w:rPr>
-          <w:rFonts w:ascii="Liberation Mono" w:eastAsiaTheme="minorEastAsia" w:hAnsi="Liberation Mono"/>
-          <w:sz w:val="18"/>
-          <w:lang w:val="en-US"/>
-        </w:rPr>
-        <w:t xml:space="preserve">    &lt;</w:t>
-      </w:r>
-      <w:proofErr w:type="spellStart"/>
-      <w:r>
-        <w:rPr>
-          <w:rFonts w:ascii="Liberation Mono" w:eastAsiaTheme="minorEastAsia" w:hAnsi="Liberation Mono"/>
-          <w:sz w:val="18"/>
-          <w:lang w:val="en-US"/>
-        </w:rPr>
-        <w:t>SideC</w:t>
-      </w:r>
-      <w:proofErr w:type="spellEnd"/>
-      <w:r>
-        <w:rPr>
-          <w:rFonts w:ascii="Liberation Mono" w:eastAsiaTheme="minorEastAsia" w:hAnsi="Liberation Mono"/>
-          <w:sz w:val="18"/>
-          <w:lang w:val="en-US"/>
-        </w:rPr>
-        <w:t>&gt;19&lt;/</w:t>
-      </w:r>
-      <w:proofErr w:type="spellStart"/>
-      <w:r>
-        <w:rPr>
-          <w:rFonts w:ascii="Liberation Mono" w:eastAsiaTheme="minorEastAsia" w:hAnsi="Liberation Mono"/>
-          <w:sz w:val="18"/>
-          <w:lang w:val="en-US"/>
-        </w:rPr>
-        <w:t>SideC</w:t>
-      </w:r>
-      <w:proofErr w:type="spellEnd"/>
-      <w:r>
-        <w:rPr>
-          <w:rFonts w:ascii="Liberation Mono" w:eastAsiaTheme="minorEastAsia" w:hAnsi="Liberation Mono"/>
-          <w:sz w:val="18"/>
-          <w:lang w:val="en-US"/>
-        </w:rPr>
-        <w:t>&gt;</w:t>
-      </w:r>
-    </w:p>
-    <w:p>
-      <w:pPr>
-        <w:ind w:firstLine="709"/>
-        <w:rPr>
-          <w:rFonts w:ascii="Liberation Mono" w:eastAsiaTheme="minorEastAsia" w:hAnsi="Liberation Mono"/>
-          <w:sz w:val="18"/>
-          <w:lang w:val="en-US"/>
-        </w:rPr>
-      </w:pPr>
-      <w:r>
-        <w:rPr>
-          <w:rFonts w:ascii="Liberation Mono" w:eastAsiaTheme="minorEastAsia" w:hAnsi="Liberation Mono"/>
-          <w:sz w:val="18"/>
-          <w:lang w:val="en-US"/>
-        </w:rPr>
-        <w:t xml:space="preserve">  &lt;/</w:t>
-      </w:r>
-      <w:proofErr w:type="spellStart"/>
-      <w:r>
-        <w:rPr>
-          <w:rFonts w:ascii="Liberation Mono" w:eastAsiaTheme="minorEastAsia" w:hAnsi="Liberation Mono"/>
-          <w:sz w:val="18"/>
-          <w:lang w:val="en-US"/>
-        </w:rPr>
-        <w:t>anyType</w:t>
-      </w:r>
-      <w:proofErr w:type="spellEnd"/>
-      <w:r>
-        <w:rPr>
-          <w:rFonts w:ascii="Liberation Mono" w:eastAsiaTheme="minorEastAsia" w:hAnsi="Liberation Mono"/>
-          <w:sz w:val="18"/>
-          <w:lang w:val="en-US"/>
-        </w:rPr>
-        <w:t>&gt;</w:t>
-      </w:r>
-    </w:p>
-    <w:p>
-      <w:pPr>
-        <w:ind w:firstLine="709"/>
-        <w:rPr>
-          <w:rFonts w:ascii="Liberation Mono" w:eastAsiaTheme="minorEastAsia" w:hAnsi="Liberation Mono"/>
-          <w:sz w:val="18"/>
-          <w:lang w:val="en-US"/>
-        </w:rPr>
-      </w:pPr>
-      <w:r>
-        <w:rPr>
-          <w:rFonts w:ascii="Liberation Mono" w:eastAsiaTheme="minorEastAsia" w:hAnsi="Liberation Mono"/>
-          <w:sz w:val="18"/>
-          <w:lang w:val="en-US"/>
-        </w:rPr>
-        <w:t xml:space="preserve">  &lt;</w:t>
-      </w:r>
-      <w:proofErr w:type="spellStart"/>
-      <w:r>
-        <w:rPr>
-          <w:rFonts w:ascii="Liberation Mono" w:eastAsiaTheme="minorEastAsia" w:hAnsi="Liberation Mono"/>
-          <w:sz w:val="18"/>
-          <w:lang w:val="en-US"/>
-        </w:rPr>
-        <w:t>anyType</w:t>
-      </w:r>
-      <w:proofErr w:type="spellEnd"/>
-      <w:r>
-        <w:rPr>
-          <w:rFonts w:ascii="Liberation Mono" w:eastAsiaTheme="minorEastAsia" w:hAnsi="Liberation Mono"/>
-          <w:sz w:val="18"/>
-          <w:lang w:val="en-US"/>
-        </w:rPr>
-        <w:t xml:space="preserve"> </w:t>
-      </w:r>
-      <w:proofErr w:type="spellStart"/>
-      <w:proofErr w:type="gramStart"/>
-      <w:r>
-        <w:rPr>
-          <w:rFonts w:ascii="Liberation Mono" w:eastAsiaTheme="minorEastAsia" w:hAnsi="Liberation Mono"/>
-          <w:sz w:val="18"/>
-          <w:lang w:val="en-US"/>
-        </w:rPr>
-        <w:t>xsi:type</w:t>
-      </w:r>
-      <w:proofErr w:type="spellEnd"/>
-      <w:proofErr w:type="gramEnd"/>
-      <w:r>
-        <w:rPr>
-          <w:rFonts w:ascii="Liberation Mono" w:eastAsiaTheme="minorEastAsia" w:hAnsi="Liberation Mono"/>
-          <w:sz w:val="18"/>
-          <w:lang w:val="en-US"/>
-        </w:rPr>
-        <w:t>="</w:t>
-      </w:r>
-      <w:proofErr w:type="spellStart"/>
-      <w:r>
-        <w:rPr>
-          <w:rFonts w:ascii="Liberation Mono" w:eastAsiaTheme="minorEastAsia" w:hAnsi="Liberation Mono"/>
-          <w:sz w:val="18"/>
-          <w:lang w:val="en-US"/>
-        </w:rPr>
-        <w:t>CircleData</w:t>
-      </w:r>
-      <w:proofErr w:type="spellEnd"/>
-      <w:r>
-        <w:rPr>
-          <w:rFonts w:ascii="Liberation Mono" w:eastAsiaTheme="minorEastAsia" w:hAnsi="Liberation Mono"/>
-          <w:sz w:val="18"/>
-          <w:lang w:val="en-US"/>
-        </w:rPr>
-        <w:t>"&gt;</w:t>
-      </w:r>
-    </w:p>
-    <w:p>
-      <w:pPr>
-        <w:ind w:firstLine="709"/>
-        <w:rPr>
-          <w:rFonts w:ascii="Liberation Mono" w:eastAsiaTheme="minorEastAsia" w:hAnsi="Liberation Mono"/>
-          <w:sz w:val="18"/>
-          <w:lang w:val="en-US"/>
-        </w:rPr>
-      </w:pPr>
-      <w:r>
-        <w:rPr>
-          <w:rFonts w:ascii="Liberation Mono" w:eastAsiaTheme="minorEastAsia" w:hAnsi="Liberation Mono"/>
-          <w:sz w:val="18"/>
-          <w:lang w:val="en-US"/>
-        </w:rPr>
-        <w:t xml:space="preserve">    </w:t>
-      </w:r>
-      <w:r>
-        <w:rPr>
-          <w:rFonts w:ascii="Liberation Mono" w:eastAsiaTheme="minorEastAsia" w:hAnsi="Liberation Mono"/>
-          <w:sz w:val="18"/>
-          <w:lang w:val="en-US"/>
-        </w:rPr>
-        <w:t>&lt;Radius&gt;15&lt;/Radius&gt;</w:t>
-      </w:r>
-    </w:p>
-    <w:p>
-      <w:pPr>
-        <w:ind w:firstLine="709"/>
-        <w:rPr>
-          <w:rFonts w:ascii="Liberation Mono" w:eastAsiaTheme="minorEastAsia" w:hAnsi="Liberation Mono"/>
-          <w:sz w:val="18"/>
-          <w:lang w:val="en-US"/>
-        </w:rPr>
-      </w:pPr>
-      <w:r>
-        <w:rPr>
-          <w:rFonts w:ascii="Liberation Mono" w:eastAsiaTheme="minorEastAsia" w:hAnsi="Liberation Mono"/>
-          <w:sz w:val="18"/>
-          <w:lang w:val="en-US"/>
-        </w:rPr>
-        <w:t xml:space="preserve">  </w:t>
-      </w:r>
-      <w:r>
-        <w:rPr>
-          <w:rFonts w:ascii="Liberation Mono" w:eastAsiaTheme="minorEastAsia" w:hAnsi="Liberation Mono"/>
-          <w:sz w:val="18"/>
-          <w:lang w:val="en-US"/>
-        </w:rPr>
-        <w:t>&lt;/</w:t>
-      </w:r>
-      <w:proofErr w:type="spellStart"/>
-      <w:r>
-        <w:rPr>
-          <w:rFonts w:ascii="Liberation Mono" w:eastAsiaTheme="minorEastAsia" w:hAnsi="Liberation Mono"/>
-          <w:sz w:val="18"/>
-          <w:lang w:val="en-US"/>
-        </w:rPr>
-        <w:t>anyType</w:t>
-      </w:r>
-      <w:proofErr w:type="spellEnd"/>
-      <w:r>
-        <w:rPr>
-          <w:rFonts w:ascii="Liberation Mono" w:eastAsiaTheme="minorEastAsia" w:hAnsi="Liberation Mono"/>
-          <w:sz w:val="18"/>
-          <w:lang w:val="en-US"/>
         </w:rPr>
         <w:t>&gt;</w:t>
       </w:r>
@@ -10994,32 +9495,27 @@
           <w:sz w:val="18"/>
           <w:szCs w:val="28"/>
           <w:shd w:val="clear" w:color="auto" w:fill="FFFFFF"/>
-          <w:lang w:val="en-US"/>
-        </w:rPr>
-      </w:pPr>
+        </w:rPr>
+      </w:pPr>
+      <w:r>
+        <w:rPr>
+          <w:rFonts w:ascii="Liberation Mono" w:eastAsiaTheme="minorEastAsia" w:hAnsi="Liberation Mono"/>
+          <w:sz w:val="18"/>
+        </w:rPr>
+        <w:t>&lt;/</w:t>
+      </w:r>
       <w:r>
         <w:rPr>
           <w:rFonts w:ascii="Liberation Mono" w:eastAsiaTheme="minorEastAsia" w:hAnsi="Liberation Mono"/>
           <w:sz w:val="18"/>
           <w:lang w:val="en-US"/>
         </w:rPr>
-        <w:t>&lt;/</w:t>
-      </w:r>
-      <w:proofErr w:type="spellStart"/>
+        <w:t>ArrayOfAnyType</w:t>
+      </w:r>
       <w:r>
         <w:rPr>
           <w:rFonts w:ascii="Liberation Mono" w:eastAsiaTheme="minorEastAsia" w:hAnsi="Liberation Mono"/>
           <w:sz w:val="18"/>
-          <w:lang w:val="en-US"/>
-        </w:rPr>
-        <w:t>ArrayOfAnyType</w:t>
-      </w:r>
-      <w:proofErr w:type="spellEnd"/>
-      <w:r>
-        <w:rPr>
-          <w:rFonts w:ascii="Liberation Mono" w:eastAsiaTheme="minorEastAsia" w:hAnsi="Liberation Mono"/>
-          <w:sz w:val="18"/>
-          <w:lang w:val="en-US"/>
         </w:rPr>
         <w:t>&gt;</w:t>
       </w:r>
@@ -11032,7 +9528,6 @@
           <w:sz w:val="18"/>
           <w:szCs w:val="28"/>
           <w:shd w:val="clear" w:color="auto" w:fill="FFFFFF"/>
-          <w:lang w:val="en-US"/>
         </w:rPr>
         <w:t xml:space="preserve"> </w:t>
       </w:r>
@@ -11047,7 +9542,6 @@
           <w:color w:val="000000"/>
           <w:szCs w:val="28"/>
           <w:shd w:val="clear" w:color="auto" w:fill="FFFFFF"/>
-          <w:lang w:val="en-US"/>
         </w:rPr>
       </w:pPr>
       <w:r>
@@ -11058,7 +9552,6 @@
           <w:color w:val="000000"/>
           <w:szCs w:val="28"/>
           <w:shd w:val="clear" w:color="auto" w:fill="FFFFFF"/>
-          <w:lang w:val="en-US"/>
         </w:rPr>
         <w:t xml:space="preserve">4.3 </w:t>
       </w:r>
@@ -11081,7 +9574,6 @@
           <w:color w:val="000000"/>
           <w:szCs w:val="28"/>
           <w:shd w:val="clear" w:color="auto" w:fill="FFFFFF"/>
-          <w:lang w:val="en-US"/>
         </w:rPr>
         <w:t xml:space="preserve"> </w:t>
       </w:r>
@@ -11110,28 +9602,12 @@
     <w:p>
       <w:r>
         <w:lastRenderedPageBreak/>
-        <w:t xml:space="preserve">F03. Для прямоугольника должны вычисляться площадь S = </w:t>
-      </w:r>
-      <w:proofErr w:type="spellStart"/>
-      <w:r>
-        <w:t>ab</w:t>
-      </w:r>
-      <w:proofErr w:type="spellEnd"/>
-      <w:r>
-        <w:t xml:space="preserve"> и периметр P = 2(a + b).</w:t>
-      </w:r>
-    </w:p>
-    <w:p>
-      <w:r>
-        <w:t xml:space="preserve">F04. Для треугольника должны вычисляться периметр P = a + b + c и площадь по формуле Герона S = </w:t>
-      </w:r>
-      <w:proofErr w:type="gramStart"/>
-      <w:r>
-        <w:t>√(</w:t>
-      </w:r>
-      <w:proofErr w:type="gramEnd"/>
-      <w:r>
-        <w:t>p(p − a)(p − b)(p − c)), где p = P/2.</w:t>
+        <w:t>F03. Для прямоугольника должны вычисляться площадь S = ab и периметр P = 2(a + b).</w:t>
+      </w:r>
+    </w:p>
+    <w:p>
+      <w:r>
+        <w:t>F04. Для треугольника должны вычисляться периметр P = a + b + c и площадь по формуле Герона S = √(p(p − a)(p − b)(p − c)), где p = P/2.</w:t>
       </w:r>
     </w:p>
     <w:p>
@@ -11152,25 +9628,7 @@
           <w:color w:val="333333"/>
           <w:shd w:val="clear" w:color="auto" w:fill="FFFFFF"/>
         </w:rPr>
-        <w:t xml:space="preserve">a + </w:t>
-      </w:r>
-      <w:proofErr w:type="gramStart"/>
-      <w:r>
-        <w:rPr>
-          <w:rFonts w:cs="Times New Roman"/>
-          <w:color w:val="333333"/>
-          <w:shd w:val="clear" w:color="auto" w:fill="FFFFFF"/>
-        </w:rPr>
-        <w:t>b &gt;</w:t>
-      </w:r>
-      <w:proofErr w:type="gramEnd"/>
-      <w:r>
-        <w:rPr>
-          <w:rFonts w:cs="Times New Roman"/>
-          <w:color w:val="333333"/>
-          <w:shd w:val="clear" w:color="auto" w:fill="FFFFFF"/>
-        </w:rPr>
-        <w:t xml:space="preserve"> c, a + c &gt; b, b + c &gt; a</w:t>
+        <w:t>a + b &gt; c, a + c &gt; b, b + c &gt; a</w:t>
       </w:r>
     </w:p>
     <w:p>
@@ -11180,64 +9638,22 @@
     </w:p>
     <w:p>
       <w:r>
-        <w:t xml:space="preserve">F08. Система должна обеспечивать удаление выбранной фигуры кнопкой и клавишей </w:t>
-      </w:r>
-      <w:proofErr w:type="spellStart"/>
-      <w:r>
-        <w:t>Delete</w:t>
-      </w:r>
-      <w:proofErr w:type="spellEnd"/>
-      <w:r>
-        <w:t>.</w:t>
-      </w:r>
-    </w:p>
-    <w:p>
-      <w:r>
-        <w:t xml:space="preserve">F09. Система должна выполнять </w:t>
-      </w:r>
-      <w:proofErr w:type="spellStart"/>
-      <w:r>
-        <w:t>регистронезависимый</w:t>
-      </w:r>
-      <w:proofErr w:type="spellEnd"/>
-      <w:r>
-        <w:t xml:space="preserve"> поиск по названию, описанию и параметрам фигуры.</w:t>
-      </w:r>
-    </w:p>
-    <w:p>
-      <w:r>
-        <w:t xml:space="preserve">F10. Система должна сохранять список фигур в файл </w:t>
-      </w:r>
-      <w:proofErr w:type="gramStart"/>
-      <w:r>
-        <w:t>*.</w:t>
-      </w:r>
-      <w:proofErr w:type="spellStart"/>
-      <w:r>
-        <w:t>shapes</w:t>
-      </w:r>
-      <w:proofErr w:type="spellEnd"/>
-      <w:proofErr w:type="gramEnd"/>
-      <w:r>
-        <w:t>.</w:t>
-      </w:r>
-    </w:p>
-    <w:p>
-      <w:r>
-        <w:t xml:space="preserve">F11. Система должна загружать список фигур из файла </w:t>
-      </w:r>
-      <w:proofErr w:type="gramStart"/>
-      <w:r>
-        <w:t>*.</w:t>
-      </w:r>
-      <w:proofErr w:type="spellStart"/>
-      <w:r>
-        <w:t>shapes</w:t>
-      </w:r>
-      <w:proofErr w:type="spellEnd"/>
-      <w:proofErr w:type="gramEnd"/>
-      <w:r>
-        <w:t>.</w:t>
+        <w:t>F08. Система должна обеспечивать удаление выбранной фигуры кнопкой и клавишей Delete.</w:t>
+      </w:r>
+    </w:p>
+    <w:p>
+      <w:r>
+        <w:t>F09. Система должна выполнять регистронезависимый поиск по названию, описанию и параметрам фигуры.</w:t>
+      </w:r>
+    </w:p>
+    <w:p>
+      <w:r>
+        <w:t>F10. Система должна сохранять список фигур в файл *.shapes.</w:t>
+      </w:r>
+    </w:p>
+    <w:p>
+      <w:r>
+        <w:t>F11. Система должна загружать список фигур из файла *.shapes.</w:t>
       </w:r>
     </w:p>
     <w:p>
@@ -11485,8 +9901,8 @@
 </file>
 
 <file path=word/comments.xml><?xml version="1.0" encoding="utf-8"?>
-<w:comments xmlns:wpc="http://schemas.microsoft.com/office/word/2010/wordprocessingCanvas" xmlns:cx="http://schemas.microsoft.com/office/drawing/2014/chartex" xmlns:cx1="http://schemas.microsoft.com/office/drawing/2015/9/8/chartex" xmlns:cx2="http://schemas.microsoft.com/office/drawing/2015/10/21/chartex" xmlns:cx3="http://schemas.microsoft.com/office/drawing/2016/5/9/chartex" xmlns:cx4="http://schemas.microsoft.com/office/drawing/2016/5/10/chartex" xmlns:cx5="http://schemas.microsoft.com/office/drawing/2016/5/11/chartex" xmlns:cx6="http://schemas.microsoft.com/office/drawing/2016/5/12/chartex" xmlns:cx7="http://schemas.microsoft.com/office/drawing/2016/5/13/chartex" xmlns:cx8="http://schemas.microsoft.com/office/drawing/2016/5/14/chartex" xmlns:mc="http://schemas.openxmlformats.org/markup-compatibility/2006" xmlns:aink="http://schemas.microsoft.com/office/drawing/2016/ink" xmlns:am3d="http://schemas.microsoft.com/office/drawing/2017/model3d" xmlns:o="urn:schemas-microsoft-com:office:office" xmlns:r="http://schemas.openxmlformats.org/officeDocument/2006/relationships" xmlns:m="http://schemas.openxmlformats.org/officeDocument/2006/math" xmlns:v="urn:schemas-microsoft-com:vml" xmlns:wp14="http://schemas.microsoft.com/office/word/2010/wordprocessingDrawing" xmlns:wp="http://schemas.openxmlformats.org/drawingml/2006/wordprocessingDrawing" xmlns:w10="urn:schemas-microsoft-com:office:word" xmlns:w="http://schemas.openxmlformats.org/wordprocessingml/2006/main" xmlns:w14="http://schemas.microsoft.com/office/word/2010/wordml" xmlns:w15="http://schemas.microsoft.com/office/word/2012/wordml" xmlns:w16cex="http://schemas.microsoft.com/office/word/2018/wordml/cex" xmlns:w16cid="http://schemas.microsoft.com/office/word/2016/wordml/cid" xmlns:w16="http://schemas.microsoft.com/office/word/2018/wordml" xmlns:w16sdtdh="http://schemas.microsoft.com/office/word/2020/wordml/sdtdatahash" xmlns:w16se="http://schemas.microsoft.com/office/word/2015/wordml/symex" xmlns:wpg="http://schemas.microsoft.com/office/word/2010/wordprocessingGroup" xmlns:wpi="http://schemas.microsoft.com/office/word/2010/wordprocessingInk" xmlns:wne="http://schemas.microsoft.com/office/word/2006/wordml" xmlns:wps="http://schemas.microsoft.com/office/word/2010/wordprocessingShape" mc:Ignorable="w14 w15 w16se w16cid w16 w16cex w16sdtdh wp14">
-  <w:comment w:id="23" w:author="Aleksey A. Kalentev" w:date="2026-06-13T13:56:00Z" w:initials="AAK">
+<w:comments xmlns:wpc="http://schemas.microsoft.com/office/word/2010/wordprocessingCanvas" xmlns:cx="http://schemas.microsoft.com/office/drawing/2014/chartex" xmlns:cx1="http://schemas.microsoft.com/office/drawing/2015/9/8/chartex" xmlns:mc="http://schemas.openxmlformats.org/markup-compatibility/2006" xmlns:o="urn:schemas-microsoft-com:office:office" xmlns:r="http://schemas.openxmlformats.org/officeDocument/2006/relationships" xmlns:m="http://schemas.openxmlformats.org/officeDocument/2006/math" xmlns:v="urn:schemas-microsoft-com:vml" xmlns:wp14="http://schemas.microsoft.com/office/word/2010/wordprocessingDrawing" xmlns:wp="http://schemas.openxmlformats.org/drawingml/2006/wordprocessingDrawing" xmlns:w10="urn:schemas-microsoft-com:office:word" xmlns:w="http://schemas.openxmlformats.org/wordprocessingml/2006/main" xmlns:w14="http://schemas.microsoft.com/office/word/2010/wordml" xmlns:w15="http://schemas.microsoft.com/office/word/2012/wordml" xmlns:w16se="http://schemas.microsoft.com/office/word/2015/wordml/symex" xmlns:wpg="http://schemas.microsoft.com/office/word/2010/wordprocessingGroup" xmlns:wpi="http://schemas.microsoft.com/office/word/2010/wordprocessingInk" xmlns:wne="http://schemas.microsoft.com/office/word/2006/wordml" xmlns:wps="http://schemas.microsoft.com/office/word/2010/wordprocessingShape" mc:Ignorable="w14 w15 w16se wp14">
+  <w:comment w:id="24" w:author="Aleksey A. Kalentev" w:date="2026-06-13T13:56:00Z" w:initials="AAK">
     <w:p>
       <w:pPr>
         <w:pStyle w:val="af3"/>
@@ -11503,7 +9919,7 @@
 </file>
 
 <file path=word/commentsExtended.xml><?xml version="1.0" encoding="utf-8"?>
-<w15:commentsEx xmlns:wpc="http://schemas.microsoft.com/office/word/2010/wordprocessingCanvas" xmlns:cx="http://schemas.microsoft.com/office/drawing/2014/chartex" xmlns:cx1="http://schemas.microsoft.com/office/drawing/2015/9/8/chartex" xmlns:cx2="http://schemas.microsoft.com/office/drawing/2015/10/21/chartex" xmlns:cx3="http://schemas.microsoft.com/office/drawing/2016/5/9/chartex" xmlns:cx4="http://schemas.microsoft.com/office/drawing/2016/5/10/chartex" xmlns:cx5="http://schemas.microsoft.com/office/drawing/2016/5/11/chartex" xmlns:cx6="http://schemas.microsoft.com/office/drawing/2016/5/12/chartex" xmlns:cx7="http://schemas.microsoft.com/office/drawing/2016/5/13/chartex" xmlns:cx8="http://schemas.microsoft.com/office/drawing/2016/5/14/chartex" xmlns:mc="http://schemas.openxmlformats.org/markup-compatibility/2006" xmlns:aink="http://schemas.microsoft.com/office/drawing/2016/ink" xmlns:am3d="http://schemas.microsoft.com/office/drawing/2017/model3d" xmlns:o="urn:schemas-microsoft-com:office:office" xmlns:r="http://schemas.openxmlformats.org/officeDocument/2006/relationships" xmlns:m="http://schemas.openxmlformats.org/officeDocument/2006/math" xmlns:v="urn:schemas-microsoft-com:vml" xmlns:wp14="http://schemas.microsoft.com/office/word/2010/wordprocessingDrawing" xmlns:wp="http://schemas.openxmlformats.org/drawingml/2006/wordprocessingDrawing" xmlns:w10="urn:schemas-microsoft-com:office:word" xmlns:w="http://schemas.openxmlformats.org/wordprocessingml/2006/main" xmlns:w14="http://schemas.microsoft.com/office/word/2010/wordml" xmlns:w15="http://schemas.microsoft.com/office/word/2012/wordml" xmlns:w16cex="http://schemas.microsoft.com/office/word/2018/wordml/cex" xmlns:w16cid="http://schemas.microsoft.com/office/word/2016/wordml/cid" xmlns:w16="http://schemas.microsoft.com/office/word/2018/wordml" xmlns:w16sdtdh="http://schemas.microsoft.com/office/word/2020/wordml/sdtdatahash" xmlns:w16se="http://schemas.microsoft.com/office/word/2015/wordml/symex" xmlns:wpg="http://schemas.microsoft.com/office/word/2010/wordprocessingGroup" xmlns:wpi="http://schemas.microsoft.com/office/word/2010/wordprocessingInk" xmlns:wne="http://schemas.microsoft.com/office/word/2006/wordml" xmlns:wps="http://schemas.microsoft.com/office/word/2010/wordprocessingShape" mc:Ignorable="w14 w15 w16se w16cid w16 w16cex w16sdtdh wp14">
+<w15:commentsEx xmlns:wpc="http://schemas.microsoft.com/office/word/2010/wordprocessingCanvas" xmlns:cx="http://schemas.microsoft.com/office/drawing/2014/chartex" xmlns:cx1="http://schemas.microsoft.com/office/drawing/2015/9/8/chartex" xmlns:mc="http://schemas.openxmlformats.org/markup-compatibility/2006" xmlns:o="urn:schemas-microsoft-com:office:office" xmlns:r="http://schemas.openxmlformats.org/officeDocument/2006/relationships" xmlns:m="http://schemas.openxmlformats.org/officeDocument/2006/math" xmlns:v="urn:schemas-microsoft-com:vml" xmlns:wp14="http://schemas.microsoft.com/office/word/2010/wordprocessingDrawing" xmlns:wp="http://schemas.openxmlformats.org/drawingml/2006/wordprocessingDrawing" xmlns:w10="urn:schemas-microsoft-com:office:word" xmlns:w="http://schemas.openxmlformats.org/wordprocessingml/2006/main" xmlns:w14="http://schemas.microsoft.com/office/word/2010/wordml" xmlns:w15="http://schemas.microsoft.com/office/word/2012/wordml" xmlns:w16se="http://schemas.microsoft.com/office/word/2015/wordml/symex" xmlns:wpg="http://schemas.microsoft.com/office/word/2010/wordprocessingGroup" xmlns:wpi="http://schemas.microsoft.com/office/word/2010/wordprocessingInk" xmlns:wne="http://schemas.microsoft.com/office/word/2006/wordml" xmlns:wps="http://schemas.microsoft.com/office/word/2010/wordprocessingShape" mc:Ignorable="w14 w15 w16se wp14">
   <w15:commentEx w15:paraId="7C950C2B" w15:done="0"/>
 </w15:commentsEx>
 </file>
@@ -11521,7 +9937,7 @@
 </file>
 
 <file path=word/endnotes.xml><?xml version="1.0" encoding="utf-8"?>
-<w:endnotes xmlns:wpc="http://schemas.microsoft.com/office/word/2010/wordprocessingCanvas" xmlns:cx="http://schemas.microsoft.com/office/drawing/2014/chartex" xmlns:cx1="http://schemas.microsoft.com/office/drawing/2015/9/8/chartex" xmlns:cx2="http://schemas.microsoft.com/office/drawing/2015/10/21/chartex" xmlns:cx3="http://schemas.microsoft.com/office/drawing/2016/5/9/chartex" xmlns:cx4="http://schemas.microsoft.com/office/drawing/2016/5/10/chartex" xmlns:cx5="http://schemas.microsoft.com/office/drawing/2016/5/11/chartex" xmlns:cx6="http://schemas.microsoft.com/office/drawing/2016/5/12/chartex" xmlns:cx7="http://schemas.microsoft.com/office/drawing/2016/5/13/chartex" xmlns:cx8="http://schemas.microsoft.com/office/drawing/2016/5/14/chartex" xmlns:mc="http://schemas.openxmlformats.org/markup-compatibility/2006" xmlns:aink="http://schemas.microsoft.com/office/drawing/2016/ink" xmlns:am3d="http://schemas.microsoft.com/office/drawing/2017/model3d" xmlns:o="urn:schemas-microsoft-com:office:office" xmlns:r="http://schemas.openxmlformats.org/officeDocument/2006/relationships" xmlns:m="http://schemas.openxmlformats.org/officeDocument/2006/math" xmlns:v="urn:schemas-microsoft-com:vml" xmlns:wp14="http://schemas.microsoft.com/office/word/2010/wordprocessingDrawing" xmlns:wp="http://schemas.openxmlformats.org/drawingml/2006/wordprocessingDrawing" xmlns:w10="urn:schemas-microsoft-com:office:word" xmlns:w="http://schemas.openxmlformats.org/wordprocessingml/2006/main" xmlns:w14="http://schemas.microsoft.com/office/word/2010/wordml" xmlns:w15="http://schemas.microsoft.com/office/word/2012/wordml" xmlns:w16cex="http://schemas.microsoft.com/office/word/2018/wordml/cex" xmlns:w16cid="http://schemas.microsoft.com/office/word/2016/wordml/cid" xmlns:w16="http://schemas.microsoft.com/office/word/2018/wordml" xmlns:w16sdtdh="http://schemas.microsoft.com/office/word/2020/wordml/sdtdatahash" xmlns:w16se="http://schemas.microsoft.com/office/word/2015/wordml/symex" xmlns:wpg="http://schemas.microsoft.com/office/word/2010/wordprocessingGroup" xmlns:wpi="http://schemas.microsoft.com/office/word/2010/wordprocessingInk" xmlns:wne="http://schemas.microsoft.com/office/word/2006/wordml" xmlns:wps="http://schemas.microsoft.com/office/word/2010/wordprocessingShape" mc:Ignorable="w14 w15 w16se w16cid w16 w16cex w16sdtdh wp14">
+<w:endnotes xmlns:wpc="http://schemas.microsoft.com/office/word/2010/wordprocessingCanvas" xmlns:cx="http://schemas.microsoft.com/office/drawing/2014/chartex" xmlns:cx1="http://schemas.microsoft.com/office/drawing/2015/9/8/chartex" xmlns:mc="http://schemas.openxmlformats.org/markup-compatibility/2006" xmlns:o="urn:schemas-microsoft-com:office:office" xmlns:r="http://schemas.openxmlformats.org/officeDocument/2006/relationships" xmlns:m="http://schemas.openxmlformats.org/officeDocument/2006/math" xmlns:v="urn:schemas-microsoft-com:vml" xmlns:wp14="http://schemas.microsoft.com/office/word/2010/wordprocessingDrawing" xmlns:wp="http://schemas.openxmlformats.org/drawingml/2006/wordprocessingDrawing" xmlns:w10="urn:schemas-microsoft-com:office:word" xmlns:w="http://schemas.openxmlformats.org/wordprocessingml/2006/main" xmlns:w14="http://schemas.microsoft.com/office/word/2010/wordml" xmlns:w15="http://schemas.microsoft.com/office/word/2012/wordml" xmlns:w16se="http://schemas.microsoft.com/office/word/2015/wordml/symex" xmlns:wpg="http://schemas.microsoft.com/office/word/2010/wordprocessingGroup" xmlns:wpi="http://schemas.microsoft.com/office/word/2010/wordprocessingInk" xmlns:wne="http://schemas.microsoft.com/office/word/2006/wordml" xmlns:wps="http://schemas.microsoft.com/office/word/2010/wordprocessingShape" mc:Ignorable="w14 w15 w16se wp14">
   <w:endnote w:type="separator" w:id="-1">
     <w:p>
       <w:pPr>
@@ -11546,7 +9962,7 @@
 </file>
 
 <file path=word/footer1.xml><?xml version="1.0" encoding="utf-8"?>
-<w:ftr xmlns:wpc="http://schemas.microsoft.com/office/word/2010/wordprocessingCanvas" xmlns:cx="http://schemas.microsoft.com/office/drawing/2014/chartex" xmlns:cx1="http://schemas.microsoft.com/office/drawing/2015/9/8/chartex" xmlns:cx2="http://schemas.microsoft.com/office/drawing/2015/10/21/chartex" xmlns:cx3="http://schemas.microsoft.com/office/drawing/2016/5/9/chartex" xmlns:cx4="http://schemas.microsoft.com/office/drawing/2016/5/10/chartex" xmlns:cx5="http://schemas.microsoft.com/office/drawing/2016/5/11/chartex" xmlns:cx6="http://schemas.microsoft.com/office/drawing/2016/5/12/chartex" xmlns:cx7="http://schemas.microsoft.com/office/drawing/2016/5/13/chartex" xmlns:cx8="http://schemas.microsoft.com/office/drawing/2016/5/14/chartex" xmlns:mc="http://schemas.openxmlformats.org/markup-compatibility/2006" xmlns:aink="http://schemas.microsoft.com/office/drawing/2016/ink" xmlns:am3d="http://schemas.microsoft.com/office/drawing/2017/model3d" xmlns:o="urn:schemas-microsoft-com:office:office" xmlns:r="http://schemas.openxmlformats.org/officeDocument/2006/relationships" xmlns:m="http://schemas.openxmlformats.org/officeDocument/2006/math" xmlns:v="urn:schemas-microsoft-com:vml" xmlns:wp14="http://schemas.microsoft.com/office/word/2010/wordprocessingDrawing" xmlns:wp="http://schemas.openxmlformats.org/drawingml/2006/wordprocessingDrawing" xmlns:w10="urn:schemas-microsoft-com:office:word" xmlns:w="http://schemas.openxmlformats.org/wordprocessingml/2006/main" xmlns:w14="http://schemas.microsoft.com/office/word/2010/wordml" xmlns:w15="http://schemas.microsoft.com/office/word/2012/wordml" xmlns:w16cex="http://schemas.microsoft.com/office/word/2018/wordml/cex" xmlns:w16cid="http://schemas.microsoft.com/office/word/2016/wordml/cid" xmlns:w16="http://schemas.microsoft.com/office/word/2018/wordml" xmlns:w16sdtdh="http://schemas.microsoft.com/office/word/2020/wordml/sdtdatahash" xmlns:w16se="http://schemas.microsoft.com/office/word/2015/wordml/symex" xmlns:wpg="http://schemas.microsoft.com/office/word/2010/wordprocessingGroup" xmlns:wpi="http://schemas.microsoft.com/office/word/2010/wordprocessingInk" xmlns:wne="http://schemas.microsoft.com/office/word/2006/wordml" xmlns:wps="http://schemas.microsoft.com/office/word/2010/wordprocessingShape" mc:Ignorable="w14 w15 w16se w16cid w16 w16cex w16sdtdh wp14">
+<w:ftr xmlns:wpc="http://schemas.microsoft.com/office/word/2010/wordprocessingCanvas" xmlns:cx="http://schemas.microsoft.com/office/drawing/2014/chartex" xmlns:cx1="http://schemas.microsoft.com/office/drawing/2015/9/8/chartex" xmlns:mc="http://schemas.openxmlformats.org/markup-compatibility/2006" xmlns:o="urn:schemas-microsoft-com:office:office" xmlns:r="http://schemas.openxmlformats.org/officeDocument/2006/relationships" xmlns:m="http://schemas.openxmlformats.org/officeDocument/2006/math" xmlns:v="urn:schemas-microsoft-com:vml" xmlns:wp14="http://schemas.microsoft.com/office/word/2010/wordprocessingDrawing" xmlns:wp="http://schemas.openxmlformats.org/drawingml/2006/wordprocessingDrawing" xmlns:w10="urn:schemas-microsoft-com:office:word" xmlns:w="http://schemas.openxmlformats.org/wordprocessingml/2006/main" xmlns:w14="http://schemas.microsoft.com/office/word/2010/wordml" xmlns:w15="http://schemas.microsoft.com/office/word/2012/wordml" xmlns:w16se="http://schemas.microsoft.com/office/word/2015/wordml/symex" xmlns:wpg="http://schemas.microsoft.com/office/word/2010/wordprocessingGroup" xmlns:wpi="http://schemas.microsoft.com/office/word/2010/wordprocessingInk" xmlns:wne="http://schemas.microsoft.com/office/word/2006/wordml" xmlns:wps="http://schemas.microsoft.com/office/word/2010/wordprocessingShape" mc:Ignorable="w14 w15 w16se wp14">
   <w:sdt>
     <w:sdtPr>
       <w:id w:val="994682180"/>
@@ -11575,7 +9991,7 @@
           <w:rPr>
             <w:noProof/>
           </w:rPr>
-          <w:t>9</w:t>
+          <w:t>20</w:t>
         </w:r>
         <w:r>
           <w:fldChar w:fldCharType="end"/>
@@ -11592,7 +10008,7 @@
 </file>
 
 <file path=word/footnotes.xml><?xml version="1.0" encoding="utf-8"?>
-<w:footnotes xmlns:wpc="http://schemas.microsoft.com/office/word/2010/wordprocessingCanvas" xmlns:cx="http://schemas.microsoft.com/office/drawing/2014/chartex" xmlns:cx1="http://schemas.microsoft.com/office/drawing/2015/9/8/chartex" xmlns:cx2="http://schemas.microsoft.com/office/drawing/2015/10/21/chartex" xmlns:cx3="http://schemas.microsoft.com/office/drawing/2016/5/9/chartex" xmlns:cx4="http://schemas.microsoft.com/office/drawing/2016/5/10/chartex" xmlns:cx5="http://schemas.microsoft.com/office/drawing/2016/5/11/chartex" xmlns:cx6="http://schemas.microsoft.com/office/drawing/2016/5/12/chartex" xmlns:cx7="http://schemas.microsoft.com/office/drawing/2016/5/13/chartex" xmlns:cx8="http://schemas.microsoft.com/office/drawing/2016/5/14/chartex" xmlns:mc="http://schemas.openxmlformats.org/markup-compatibility/2006" xmlns:aink="http://schemas.microsoft.com/office/drawing/2016/ink" xmlns:am3d="http://schemas.microsoft.com/office/drawing/2017/model3d" xmlns:o="urn:schemas-microsoft-com:office:office" xmlns:r="http://schemas.openxmlformats.org/officeDocument/2006/relationships" xmlns:m="http://schemas.openxmlformats.org/officeDocument/2006/math" xmlns:v="urn:schemas-microsoft-com:vml" xmlns:wp14="http://schemas.microsoft.com/office/word/2010/wordprocessingDrawing" xmlns:wp="http://schemas.openxmlformats.org/drawingml/2006/wordprocessingDrawing" xmlns:w10="urn:schemas-microsoft-com:office:word" xmlns:w="http://schemas.openxmlformats.org/wordprocessingml/2006/main" xmlns:w14="http://schemas.microsoft.com/office/word/2010/wordml" xmlns:w15="http://schemas.microsoft.com/office/word/2012/wordml" xmlns:w16cex="http://schemas.microsoft.com/office/word/2018/wordml/cex" xmlns:w16cid="http://schemas.microsoft.com/office/word/2016/wordml/cid" xmlns:w16="http://schemas.microsoft.com/office/word/2018/wordml" xmlns:w16sdtdh="http://schemas.microsoft.com/office/word/2020/wordml/sdtdatahash" xmlns:w16se="http://schemas.microsoft.com/office/word/2015/wordml/symex" xmlns:wpg="http://schemas.microsoft.com/office/word/2010/wordprocessingGroup" xmlns:wpi="http://schemas.microsoft.com/office/word/2010/wordprocessingInk" xmlns:wne="http://schemas.microsoft.com/office/word/2006/wordml" xmlns:wps="http://schemas.microsoft.com/office/word/2010/wordprocessingShape" mc:Ignorable="w14 w15 w16se w16cid w16 w16cex w16sdtdh wp14">
+<w:footnotes xmlns:wpc="http://schemas.microsoft.com/office/word/2010/wordprocessingCanvas" xmlns:cx="http://schemas.microsoft.com/office/drawing/2014/chartex" xmlns:cx1="http://schemas.microsoft.com/office/drawing/2015/9/8/chartex" xmlns:mc="http://schemas.openxmlformats.org/markup-compatibility/2006" xmlns:o="urn:schemas-microsoft-com:office:office" xmlns:r="http://schemas.openxmlformats.org/officeDocument/2006/relationships" xmlns:m="http://schemas.openxmlformats.org/officeDocument/2006/math" xmlns:v="urn:schemas-microsoft-com:vml" xmlns:wp14="http://schemas.microsoft.com/office/word/2010/wordprocessingDrawing" xmlns:wp="http://schemas.openxmlformats.org/drawingml/2006/wordprocessingDrawing" xmlns:w10="urn:schemas-microsoft-com:office:word" xmlns:w="http://schemas.openxmlformats.org/wordprocessingml/2006/main" xmlns:w14="http://schemas.microsoft.com/office/word/2010/wordml" xmlns:w15="http://schemas.microsoft.com/office/word/2012/wordml" xmlns:w16se="http://schemas.microsoft.com/office/word/2015/wordml/symex" xmlns:wpg="http://schemas.microsoft.com/office/word/2010/wordprocessingGroup" xmlns:wpi="http://schemas.microsoft.com/office/word/2010/wordprocessingInk" xmlns:wne="http://schemas.microsoft.com/office/word/2006/wordml" xmlns:wps="http://schemas.microsoft.com/office/word/2010/wordprocessingShape" mc:Ignorable="w14 w15 w16se wp14">
   <w:footnote w:type="separator" w:id="-1">
     <w:p>
       <w:pPr>
@@ -11617,7 +10033,7 @@
 </file>
 
 <file path=word/numbering.xml><?xml version="1.0" encoding="utf-8"?>
-<w:numbering xmlns:wpc="http://schemas.microsoft.com/office/word/2010/wordprocessingCanvas" xmlns:cx="http://schemas.microsoft.com/office/drawing/2014/chartex" xmlns:cx1="http://schemas.microsoft.com/office/drawing/2015/9/8/chartex" xmlns:cx2="http://schemas.microsoft.com/office/drawing/2015/10/21/chartex" xmlns:cx3="http://schemas.microsoft.com/office/drawing/2016/5/9/chartex" xmlns:cx4="http://schemas.microsoft.com/office/drawing/2016/5/10/chartex" xmlns:cx5="http://schemas.microsoft.com/office/drawing/2016/5/11/chartex" xmlns:cx6="http://schemas.microsoft.com/office/drawing/2016/5/12/chartex" xmlns:cx7="http://schemas.microsoft.com/office/drawing/2016/5/13/chartex" xmlns:cx8="http://schemas.microsoft.com/office/drawing/2016/5/14/chartex" xmlns:mc="http://schemas.openxmlformats.org/markup-compatibility/2006" xmlns:aink="http://schemas.microsoft.com/office/drawing/2016/ink" xmlns:am3d="http://schemas.microsoft.com/office/drawing/2017/model3d" xmlns:o="urn:schemas-microsoft-com:office:office" xmlns:r="http://schemas.openxmlformats.org/officeDocument/2006/relationships" xmlns:m="http://schemas.openxmlformats.org/officeDocument/2006/math" xmlns:v="urn:schemas-microsoft-com:vml" xmlns:wp14="http://schemas.microsoft.com/office/word/2010/wordprocessingDrawing" xmlns:wp="http://schemas.openxmlformats.org/drawingml/2006/wordprocessingDrawing" xmlns:w10="urn:schemas-microsoft-com:office:word" xmlns:w="http://schemas.openxmlformats.org/wordprocessingml/2006/main" xmlns:w14="http://schemas.microsoft.com/office/word/2010/wordml" xmlns:w15="http://schemas.microsoft.com/office/word/2012/wordml" xmlns:w16cex="http://schemas.microsoft.com/office/word/2018/wordml/cex" xmlns:w16cid="http://schemas.microsoft.com/office/word/2016/wordml/cid" xmlns:w16="http://schemas.microsoft.com/office/word/2018/wordml" xmlns:w16sdtdh="http://schemas.microsoft.com/office/word/2020/wordml/sdtdatahash" xmlns:w16se="http://schemas.microsoft.com/office/word/2015/wordml/symex" xmlns:wpg="http://schemas.microsoft.com/office/word/2010/wordprocessingGroup" xmlns:wpi="http://schemas.microsoft.com/office/word/2010/wordprocessingInk" xmlns:wne="http://schemas.microsoft.com/office/word/2006/wordml" xmlns:wps="http://schemas.microsoft.com/office/word/2010/wordprocessingShape" mc:Ignorable="w14 w15 w16se w16cid w16 w16cex w16sdtdh wp14">
+<w:numbering xmlns:wpc="http://schemas.microsoft.com/office/word/2010/wordprocessingCanvas" xmlns:cx="http://schemas.microsoft.com/office/drawing/2014/chartex" xmlns:cx1="http://schemas.microsoft.com/office/drawing/2015/9/8/chartex" xmlns:mc="http://schemas.openxmlformats.org/markup-compatibility/2006" xmlns:o="urn:schemas-microsoft-com:office:office" xmlns:r="http://schemas.openxmlformats.org/officeDocument/2006/relationships" xmlns:m="http://schemas.openxmlformats.org/officeDocument/2006/math" xmlns:v="urn:schemas-microsoft-com:vml" xmlns:wp14="http://schemas.microsoft.com/office/word/2010/wordprocessingDrawing" xmlns:wp="http://schemas.openxmlformats.org/drawingml/2006/wordprocessingDrawing" xmlns:w10="urn:schemas-microsoft-com:office:word" xmlns:w="http://schemas.openxmlformats.org/wordprocessingml/2006/main" xmlns:w14="http://schemas.microsoft.com/office/word/2010/wordml" xmlns:w15="http://schemas.microsoft.com/office/word/2012/wordml" xmlns:w16se="http://schemas.microsoft.com/office/word/2015/wordml/symex" xmlns:wpg="http://schemas.microsoft.com/office/word/2010/wordprocessingGroup" xmlns:wpi="http://schemas.microsoft.com/office/word/2010/wordprocessingInk" xmlns:wne="http://schemas.microsoft.com/office/word/2006/wordml" xmlns:wps="http://schemas.microsoft.com/office/word/2010/wordprocessingShape" mc:Ignorable="w14 w15 w16se wp14">
   <w:abstractNum w:abstractNumId="0" w15:restartNumberingAfterBreak="0">
     <w:nsid w:val="FFFFFF89"/>
     <w:multiLevelType w:val="singleLevel"/>
@@ -13392,7 +11808,7 @@
 </file>
 
 <file path=word/people.xml><?xml version="1.0" encoding="utf-8"?>
-<w15:people xmlns:wpc="http://schemas.microsoft.com/office/word/2010/wordprocessingCanvas" xmlns:cx="http://schemas.microsoft.com/office/drawing/2014/chartex" xmlns:cx1="http://schemas.microsoft.com/office/drawing/2015/9/8/chartex" xmlns:cx2="http://schemas.microsoft.com/office/drawing/2015/10/21/chartex" xmlns:cx3="http://schemas.microsoft.com/office/drawing/2016/5/9/chartex" xmlns:cx4="http://schemas.microsoft.com/office/drawing/2016/5/10/chartex" xmlns:cx5="http://schemas.microsoft.com/office/drawing/2016/5/11/chartex" xmlns:cx6="http://schemas.microsoft.com/office/drawing/2016/5/12/chartex" xmlns:cx7="http://schemas.microsoft.com/office/drawing/2016/5/13/chartex" xmlns:cx8="http://schemas.microsoft.com/office/drawing/2016/5/14/chartex" xmlns:mc="http://schemas.openxmlformats.org/markup-compatibility/2006" xmlns:aink="http://schemas.microsoft.com/office/drawing/2016/ink" xmlns:am3d="http://schemas.microsoft.com/office/drawing/2017/model3d" xmlns:o="urn:schemas-microsoft-com:office:office" xmlns:r="http://schemas.openxmlformats.org/officeDocument/2006/relationships" xmlns:m="http://schemas.openxmlformats.org/officeDocument/2006/math" xmlns:v="urn:schemas-microsoft-com:vml" xmlns:wp14="http://schemas.microsoft.com/office/word/2010/wordprocessingDrawing" xmlns:wp="http://schemas.openxmlformats.org/drawingml/2006/wordprocessingDrawing" xmlns:w10="urn:schemas-microsoft-com:office:word" xmlns:w="http://schemas.openxmlformats.org/wordprocessingml/2006/main" xmlns:w14="http://schemas.microsoft.com/office/word/2010/wordml" xmlns:w15="http://schemas.microsoft.com/office/word/2012/wordml" xmlns:w16cex="http://schemas.microsoft.com/office/word/2018/wordml/cex" xmlns:w16cid="http://schemas.microsoft.com/office/word/2016/wordml/cid" xmlns:w16="http://schemas.microsoft.com/office/word/2018/wordml" xmlns:w16sdtdh="http://schemas.microsoft.com/office/word/2020/wordml/sdtdatahash" xmlns:w16se="http://schemas.microsoft.com/office/word/2015/wordml/symex" xmlns:wpg="http://schemas.microsoft.com/office/word/2010/wordprocessingGroup" xmlns:wpi="http://schemas.microsoft.com/office/word/2010/wordprocessingInk" xmlns:wne="http://schemas.microsoft.com/office/word/2006/wordml" xmlns:wps="http://schemas.microsoft.com/office/word/2010/wordprocessingShape" mc:Ignorable="w14 w15 w16se w16cid w16 w16cex w16sdtdh wp14">
+<w15:people xmlns:wpc="http://schemas.microsoft.com/office/word/2010/wordprocessingCanvas" xmlns:cx="http://schemas.microsoft.com/office/drawing/2014/chartex" xmlns:cx1="http://schemas.microsoft.com/office/drawing/2015/9/8/chartex" xmlns:mc="http://schemas.openxmlformats.org/markup-compatibility/2006" xmlns:o="urn:schemas-microsoft-com:office:office" xmlns:r="http://schemas.openxmlformats.org/officeDocument/2006/relationships" xmlns:m="http://schemas.openxmlformats.org/officeDocument/2006/math" xmlns:v="urn:schemas-microsoft-com:vml" xmlns:wp14="http://schemas.microsoft.com/office/word/2010/wordprocessingDrawing" xmlns:wp="http://schemas.openxmlformats.org/drawingml/2006/wordprocessingDrawing" xmlns:w10="urn:schemas-microsoft-com:office:word" xmlns:w="http://schemas.openxmlformats.org/wordprocessingml/2006/main" xmlns:w14="http://schemas.microsoft.com/office/word/2010/wordml" xmlns:w15="http://schemas.microsoft.com/office/word/2012/wordml" xmlns:w16se="http://schemas.microsoft.com/office/word/2015/wordml/symex" xmlns:wpg="http://schemas.microsoft.com/office/word/2010/wordprocessingGroup" xmlns:wpi="http://schemas.microsoft.com/office/word/2010/wordprocessingInk" xmlns:wne="http://schemas.microsoft.com/office/word/2006/wordml" xmlns:wps="http://schemas.microsoft.com/office/word/2010/wordprocessingShape" mc:Ignorable="w14 w15 w16se wp14">
   <w15:person w15:author="Aleksey A. Kalentev">
     <w15:presenceInfo w15:providerId="AD" w15:userId="S-1-5-21-507921405-1993962763-1957994488-151096"/>
   </w15:person>
@@ -13400,7 +11816,7 @@
 </file>
 
 <file path=word/styles.xml><?xml version="1.0" encoding="utf-8"?>
-<w:styles xmlns:mc="http://schemas.openxmlformats.org/markup-compatibility/2006" xmlns:r="http://schemas.openxmlformats.org/officeDocument/2006/relationships" xmlns:w="http://schemas.openxmlformats.org/wordprocessingml/2006/main" xmlns:w14="http://schemas.microsoft.com/office/word/2010/wordml" xmlns:w15="http://schemas.microsoft.com/office/word/2012/wordml" xmlns:w16cex="http://schemas.microsoft.com/office/word/2018/wordml/cex" xmlns:w16cid="http://schemas.microsoft.com/office/word/2016/wordml/cid" xmlns:w16="http://schemas.microsoft.com/office/word/2018/wordml" xmlns:w16sdtdh="http://schemas.microsoft.com/office/word/2020/wordml/sdtdatahash" xmlns:w16se="http://schemas.microsoft.com/office/word/2015/wordml/symex" mc:Ignorable="w14 w15 w16se w16cid w16 w16cex w16sdtdh">
+<w:styles xmlns:mc="http://schemas.openxmlformats.org/markup-compatibility/2006" xmlns:r="http://schemas.openxmlformats.org/officeDocument/2006/relationships" xmlns:w="http://schemas.openxmlformats.org/wordprocessingml/2006/main" xmlns:w14="http://schemas.microsoft.com/office/word/2010/wordml" xmlns:w15="http://schemas.microsoft.com/office/word/2012/wordml" xmlns:w16se="http://schemas.microsoft.com/office/word/2015/wordml/symex" mc:Ignorable="w14 w15 w16se">
   <w:docDefaults>
     <w:rPrDefault>
       <w:rPr>
@@ -13416,7 +11832,7 @@
       </w:pPr>
     </w:pPrDefault>
   </w:docDefaults>
-  <w:latentStyles w:defLockedState="0" w:defUIPriority="99" w:defSemiHidden="0" w:defUnhideWhenUsed="0" w:defQFormat="0" w:count="376">
+  <w:latentStyles w:defLockedState="0" w:defUIPriority="99" w:defSemiHidden="0" w:defUnhideWhenUsed="0" w:defQFormat="0" w:count="371">
     <w:lsdException w:name="Normal" w:uiPriority="0" w:qFormat="1"/>
     <w:lsdException w:name="heading 1" w:uiPriority="9" w:qFormat="1"/>
     <w:lsdException w:name="heading 2" w:semiHidden="1" w:uiPriority="9" w:unhideWhenUsed="1" w:qFormat="1"/>
@@ -13522,6 +11938,7 @@
     <w:lsdException w:name="HTML Sample" w:semiHidden="1" w:unhideWhenUsed="1"/>
     <w:lsdException w:name="HTML Typewriter" w:semiHidden="1" w:unhideWhenUsed="1"/>
     <w:lsdException w:name="HTML Variable" w:semiHidden="1" w:unhideWhenUsed="1"/>
+    <w:lsdException w:name="Normal Table" w:semiHidden="1" w:unhideWhenUsed="1"/>
     <w:lsdException w:name="annotation subject" w:semiHidden="1" w:unhideWhenUsed="1"/>
     <w:lsdException w:name="No List" w:semiHidden="1" w:unhideWhenUsed="1"/>
     <w:lsdException w:name="Outline List 1" w:semiHidden="1" w:unhideWhenUsed="1"/>
@@ -13564,8 +11981,11 @@
     <w:lsdException w:name="Table Contemporary" w:semiHidden="1" w:unhideWhenUsed="1"/>
     <w:lsdException w:name="Table Elegant" w:semiHidden="1" w:unhideWhenUsed="1"/>
     <w:lsdException w:name="Table Professional" w:semiHidden="1" w:unhideWhenUsed="1"/>
+    <w:lsdException w:name="Table Subtle 1" w:semiHidden="1" w:unhideWhenUsed="1"/>
     <w:lsdException w:name="Table Subtle 2" w:semiHidden="1" w:unhideWhenUsed="1"/>
     <w:lsdException w:name="Table Web 1" w:semiHidden="1" w:unhideWhenUsed="1"/>
+    <w:lsdException w:name="Table Web 2" w:semiHidden="1" w:unhideWhenUsed="1"/>
+    <w:lsdException w:name="Table Web 3" w:semiHidden="1" w:unhideWhenUsed="1"/>
     <w:lsdException w:name="Balloon Text" w:semiHidden="1" w:unhideWhenUsed="1"/>
     <w:lsdException w:name="Table Grid" w:uiPriority="59"/>
     <w:lsdException w:name="Table Theme" w:semiHidden="1" w:unhideWhenUsed="1"/>
@@ -13784,11 +12204,6 @@
     <w:lsdException w:name="List Table 5 Dark Accent 6" w:uiPriority="50"/>
     <w:lsdException w:name="List Table 6 Colorful Accent 6" w:uiPriority="51"/>
     <w:lsdException w:name="List Table 7 Colorful Accent 6" w:uiPriority="52"/>
-    <w:lsdException w:name="Mention" w:semiHidden="1" w:unhideWhenUsed="1"/>
-    <w:lsdException w:name="Smart Hyperlink" w:semiHidden="1" w:unhideWhenUsed="1"/>
-    <w:lsdException w:name="Hashtag" w:semiHidden="1" w:unhideWhenUsed="1"/>
-    <w:lsdException w:name="Unresolved Mention" w:semiHidden="1" w:unhideWhenUsed="1"/>
-    <w:lsdException w:name="Smart Link" w:semiHidden="1" w:unhideWhenUsed="1"/>
   </w:latentStyles>
   <w:style w:type="paragraph" w:default="1" w:styleId="a0">
     <w:name w:val="Normal"/>
@@ -14605,7 +13020,7 @@
 </file>
 
 <file path=customXml/itemProps1.xml><?xml version="1.0" encoding="utf-8"?>
-<ds:datastoreItem xmlns:ds="http://schemas.openxmlformats.org/officeDocument/2006/customXml" ds:itemID="{771971D0-1570-471A-AEB8-021161AE397F}">
+<ds:datastoreItem xmlns:ds="http://schemas.openxmlformats.org/officeDocument/2006/customXml" ds:itemID="{0F303011-1AA8-454C-9F83-34FB466F9185}">
   <ds:schemaRefs>
     <ds:schemaRef ds:uri="http://schemas.openxmlformats.org/officeDocument/2006/bibliography"/>
   </ds:schemaRefs>

--- a/ЛБ3/ЛР 5 Бабуцкий рефакторинг 1.docx
+++ b/ЛБ3/ЛР 5 Бабуцкий рефакторинг 1.docx
@@ -1,6 +1,6 @@
 
 <file path=word/document.xml><?xml version="1.0" encoding="utf-8"?>
-<w:document xmlns:wpc="http://schemas.microsoft.com/office/word/2010/wordprocessingCanvas" xmlns:cx="http://schemas.microsoft.com/office/drawing/2014/chartex" xmlns:cx1="http://schemas.microsoft.com/office/drawing/2015/9/8/chartex" xmlns:mc="http://schemas.openxmlformats.org/markup-compatibility/2006" xmlns:o="urn:schemas-microsoft-com:office:office" xmlns:r="http://schemas.openxmlformats.org/officeDocument/2006/relationships" xmlns:m="http://schemas.openxmlformats.org/officeDocument/2006/math" xmlns:v="urn:schemas-microsoft-com:vml" xmlns:wp14="http://schemas.microsoft.com/office/word/2010/wordprocessingDrawing" xmlns:wp="http://schemas.openxmlformats.org/drawingml/2006/wordprocessingDrawing" xmlns:w10="urn:schemas-microsoft-com:office:word" xmlns:w="http://schemas.openxmlformats.org/wordprocessingml/2006/main" xmlns:w14="http://schemas.microsoft.com/office/word/2010/wordml" xmlns:w15="http://schemas.microsoft.com/office/word/2012/wordml" xmlns:w16se="http://schemas.microsoft.com/office/word/2015/wordml/symex" xmlns:wpg="http://schemas.microsoft.com/office/word/2010/wordprocessingGroup" xmlns:wpi="http://schemas.microsoft.com/office/word/2010/wordprocessingInk" xmlns:wne="http://schemas.microsoft.com/office/word/2006/wordml" xmlns:wps="http://schemas.microsoft.com/office/word/2010/wordprocessingShape" mc:Ignorable="w14 w15 w16se wp14">
+<w:document xmlns:wpc="http://schemas.microsoft.com/office/word/2010/wordprocessingCanvas" xmlns:cx="http://schemas.microsoft.com/office/drawing/2014/chartex" xmlns:cx1="http://schemas.microsoft.com/office/drawing/2015/9/8/chartex" xmlns:cx2="http://schemas.microsoft.com/office/drawing/2015/10/21/chartex" xmlns:cx3="http://schemas.microsoft.com/office/drawing/2016/5/9/chartex" xmlns:cx4="http://schemas.microsoft.com/office/drawing/2016/5/10/chartex" xmlns:cx5="http://schemas.microsoft.com/office/drawing/2016/5/11/chartex" xmlns:cx6="http://schemas.microsoft.com/office/drawing/2016/5/12/chartex" xmlns:cx7="http://schemas.microsoft.com/office/drawing/2016/5/13/chartex" xmlns:cx8="http://schemas.microsoft.com/office/drawing/2016/5/14/chartex" xmlns:mc="http://schemas.openxmlformats.org/markup-compatibility/2006" xmlns:aink="http://schemas.microsoft.com/office/drawing/2016/ink" xmlns:am3d="http://schemas.microsoft.com/office/drawing/2017/model3d" xmlns:o="urn:schemas-microsoft-com:office:office" xmlns:r="http://schemas.openxmlformats.org/officeDocument/2006/relationships" xmlns:m="http://schemas.openxmlformats.org/officeDocument/2006/math" xmlns:v="urn:schemas-microsoft-com:vml" xmlns:wp14="http://schemas.microsoft.com/office/word/2010/wordprocessingDrawing" xmlns:wp="http://schemas.openxmlformats.org/drawingml/2006/wordprocessingDrawing" xmlns:w10="urn:schemas-microsoft-com:office:word" xmlns:w="http://schemas.openxmlformats.org/wordprocessingml/2006/main" xmlns:w14="http://schemas.microsoft.com/office/word/2010/wordml" xmlns:w15="http://schemas.microsoft.com/office/word/2012/wordml" xmlns:w16cex="http://schemas.microsoft.com/office/word/2018/wordml/cex" xmlns:w16cid="http://schemas.microsoft.com/office/word/2016/wordml/cid" xmlns:w16="http://schemas.microsoft.com/office/word/2018/wordml" xmlns:w16sdtdh="http://schemas.microsoft.com/office/word/2020/wordml/sdtdatahash" xmlns:w16se="http://schemas.microsoft.com/office/word/2015/wordml/symex" xmlns:wpg="http://schemas.microsoft.com/office/word/2010/wordprocessingGroup" xmlns:wpi="http://schemas.microsoft.com/office/word/2010/wordprocessingInk" xmlns:wne="http://schemas.microsoft.com/office/word/2006/wordml" xmlns:wps="http://schemas.microsoft.com/office/word/2010/wordprocessingShape" mc:Ignorable="w14 w15 w16se w16cid w16 w16cex w16sdtdh wp14">
   <w:body>
     <w:p>
       <w:pPr>
@@ -894,6 +894,7 @@
               </w:rPr>
               <w:t xml:space="preserve"> </w:t>
             </w:r>
+            <w:proofErr w:type="spellStart"/>
             <w:r>
               <w:rPr>
                 <w:rFonts w:eastAsia="Times New Roman" w:cs="Times New Roman"/>
@@ -902,7 +903,18 @@
                 <w:szCs w:val="24"/>
                 <w:lang w:eastAsia="ru-RU" w:bidi="ru-RU"/>
               </w:rPr>
-              <w:t>Бабуцкий И.С.</w:t>
+              <w:t>Бабуцкий</w:t>
+            </w:r>
+            <w:proofErr w:type="spellEnd"/>
+            <w:r>
+              <w:rPr>
+                <w:rFonts w:eastAsia="Times New Roman" w:cs="Times New Roman"/>
+                <w:color w:val="000000"/>
+                <w:sz w:val="24"/>
+                <w:szCs w:val="24"/>
+                <w:lang w:eastAsia="ru-RU" w:bidi="ru-RU"/>
+              </w:rPr>
+              <w:t xml:space="preserve"> И.С.</w:t>
             </w:r>
           </w:p>
         </w:tc>
@@ -1346,6 +1358,7 @@
                 <w:lang w:eastAsia="ru-RU" w:bidi="ru-RU"/>
               </w:rPr>
             </w:pPr>
+            <w:proofErr w:type="spellStart"/>
             <w:r>
               <w:rPr>
                 <w:rFonts w:eastAsia="Times New Roman" w:cs="Times New Roman"/>
@@ -1356,6 +1369,7 @@
               </w:rPr>
               <w:t>Калентьев</w:t>
             </w:r>
+            <w:proofErr w:type="spellEnd"/>
             <w:r>
               <w:rPr>
                 <w:rFonts w:eastAsia="Times New Roman" w:cs="Times New Roman"/>
@@ -2779,7 +2793,23 @@
     </w:p>
     <w:p>
       <w:r>
-        <w:t>Вариант использования (use case) — это описание множества последовательных действий (включая вариации), которые выполняются некоторым субъектом с целью получения результата, значимого для некоторого действующего лица [1]. ВИ предполагает взаимодействие действующих лиц и системы или другого объекта. Действующее лицо представляет собой логически связанное множество ролей, которые играют пользователи системы во время взаимодействия с ней.</w:t>
+        <w:t>Вариант использования (</w:t>
+      </w:r>
+      <w:proofErr w:type="spellStart"/>
+      <w:r>
+        <w:t>use</w:t>
+      </w:r>
+      <w:proofErr w:type="spellEnd"/>
+      <w:r>
+        <w:t xml:space="preserve"> </w:t>
+      </w:r>
+      <w:proofErr w:type="spellStart"/>
+      <w:r>
+        <w:t>case</w:t>
+      </w:r>
+      <w:proofErr w:type="spellEnd"/>
+      <w:r>
+        <w:t>) — это описание множества последовательных действий (включая вариации), которые выполняются некоторым субъектом с целью получения результата, значимого для некоторого действующего лица [1]. ВИ предполагает взаимодействие действующих лиц и системы или другого объекта. Действующее лицо представляет собой логически связанное множество ролей, которые играют пользователи системы во время взаимодействия с ней.</w:t>
       </w:r>
     </w:p>
     <w:p>
@@ -2912,7 +2942,23 @@
         <w:ind w:firstLine="709"/>
       </w:pPr>
       <w:r>
-        <w:t>Диаграмма классов (англ. class diagram) — структурная диаграмма языка моделирования UML, демонстрирующая общую структуру иерархии классов системы, их коопераций, атрибутов (полей), методов, интерфейсов и взаимосвязей (отношений) между ними. Широко применяется не только для документирования и визуализации, но также для конструирования посредством прямого или обратного проектирования.</w:t>
+        <w:t xml:space="preserve">Диаграмма классов (англ. </w:t>
+      </w:r>
+      <w:proofErr w:type="spellStart"/>
+      <w:r>
+        <w:t>class</w:t>
+      </w:r>
+      <w:proofErr w:type="spellEnd"/>
+      <w:r>
+        <w:t xml:space="preserve"> </w:t>
+      </w:r>
+      <w:proofErr w:type="spellStart"/>
+      <w:r>
+        <w:t>diagram</w:t>
+      </w:r>
+      <w:proofErr w:type="spellEnd"/>
+      <w:r>
+        <w:t>) — структурная диаграмма языка моделирования UML, демонстрирующая общую структуру иерархии классов системы, их коопераций, атрибутов (полей), методов, интерфейсов и взаимосвязей (отношений) между ними. Широко применяется не только для документирования и визуализации, но также для конструирования посредством прямого или обратного проектирования.</w:t>
       </w:r>
     </w:p>
     <w:p>
@@ -2983,8 +3029,6 @@
           </wp:inline>
         </w:drawing>
       </w:r>
-      <w:bookmarkStart w:id="8" w:name="_GoBack"/>
-      <w:bookmarkEnd w:id="8"/>
     </w:p>
     <w:p>
       <w:pPr>
@@ -3020,8 +3064,8 @@
           <w:bCs/>
         </w:rPr>
       </w:pPr>
-      <w:bookmarkStart w:id="9" w:name="_Toc74829066"/>
-      <w:bookmarkStart w:id="10" w:name="_Toc232104094"/>
+      <w:bookmarkStart w:id="8" w:name="_Toc74829066"/>
+      <w:bookmarkStart w:id="9" w:name="_Toc232104094"/>
       <w:r>
         <w:rPr>
           <w:b/>
@@ -3030,8 +3074,8 @@
         <w:lastRenderedPageBreak/>
         <w:t>1.3 Описание классов, образующих связь типа «общее-частное»</w:t>
       </w:r>
+      <w:bookmarkEnd w:id="8"/>
       <w:bookmarkEnd w:id="9"/>
-      <w:bookmarkEnd w:id="10"/>
     </w:p>
     <w:p>
       <w:pPr>
@@ -3040,9 +3084,11 @@
       <w:r>
         <w:t xml:space="preserve">Таблица 1 – Описание интерфейса </w:t>
       </w:r>
+      <w:proofErr w:type="spellStart"/>
       <w:r>
         <w:t>IShape</w:t>
       </w:r>
+      <w:proofErr w:type="spellEnd"/>
     </w:p>
     <w:tbl>
       <w:tblPr>
@@ -3166,7 +3212,21 @@
               <w:rPr>
                 <w:sz w:val="21"/>
               </w:rPr>
-              <w:t>Описание интерфейса: IShape определяет общий контракт геометрической фигуры. Все реализации предоставляют название, площадь и периметр.</w:t>
+              <w:t xml:space="preserve">Описание интерфейса: </w:t>
+            </w:r>
+            <w:proofErr w:type="spellStart"/>
+            <w:r>
+              <w:rPr>
+                <w:sz w:val="21"/>
+              </w:rPr>
+              <w:t>IShape</w:t>
+            </w:r>
+            <w:proofErr w:type="spellEnd"/>
+            <w:r>
+              <w:rPr>
+                <w:sz w:val="21"/>
+              </w:rPr>
+              <w:t xml:space="preserve"> определяет общий контракт геометрической фигуры. Все реализации предоставляют название, площадь и периметр.</w:t>
             </w:r>
           </w:p>
         </w:tc>
@@ -3246,12 +3306,14 @@
             <w:pPr>
               <w:spacing w:line="240" w:lineRule="auto"/>
             </w:pPr>
+            <w:proofErr w:type="spellStart"/>
             <w:r>
               <w:rPr>
                 <w:sz w:val="19"/>
               </w:rPr>
               <w:t>string</w:t>
             </w:r>
+            <w:proofErr w:type="spellEnd"/>
           </w:p>
         </w:tc>
         <w:tc>
@@ -3334,7 +3396,29 @@
               <w:rPr>
                 <w:sz w:val="19"/>
               </w:rPr>
-              <w:t>+ CalculateArea()</w:t>
+              <w:t xml:space="preserve">+ </w:t>
+            </w:r>
+            <w:proofErr w:type="spellStart"/>
+            <w:proofErr w:type="gramStart"/>
+            <w:r>
+              <w:rPr>
+                <w:sz w:val="19"/>
+              </w:rPr>
+              <w:t>CalculateArea</w:t>
+            </w:r>
+            <w:proofErr w:type="spellEnd"/>
+            <w:r>
+              <w:rPr>
+                <w:sz w:val="19"/>
+              </w:rPr>
+              <w:t>(</w:t>
+            </w:r>
+            <w:proofErr w:type="gramEnd"/>
+            <w:r>
+              <w:rPr>
+                <w:sz w:val="19"/>
+              </w:rPr>
+              <w:t>)</w:t>
             </w:r>
           </w:p>
         </w:tc>
@@ -3353,12 +3437,14 @@
             <w:pPr>
               <w:spacing w:line="240" w:lineRule="auto"/>
             </w:pPr>
+            <w:proofErr w:type="spellStart"/>
             <w:r>
               <w:rPr>
                 <w:sz w:val="19"/>
               </w:rPr>
               <w:t>double</w:t>
             </w:r>
+            <w:proofErr w:type="spellEnd"/>
           </w:p>
         </w:tc>
         <w:tc>
@@ -3409,7 +3495,29 @@
               <w:rPr>
                 <w:sz w:val="19"/>
               </w:rPr>
-              <w:t>+ CalculatePerimeter()</w:t>
+              <w:t xml:space="preserve">+ </w:t>
+            </w:r>
+            <w:proofErr w:type="spellStart"/>
+            <w:proofErr w:type="gramStart"/>
+            <w:r>
+              <w:rPr>
+                <w:sz w:val="19"/>
+              </w:rPr>
+              <w:t>CalculatePerimeter</w:t>
+            </w:r>
+            <w:proofErr w:type="spellEnd"/>
+            <w:r>
+              <w:rPr>
+                <w:sz w:val="19"/>
+              </w:rPr>
+              <w:t>(</w:t>
+            </w:r>
+            <w:proofErr w:type="gramEnd"/>
+            <w:r>
+              <w:rPr>
+                <w:sz w:val="19"/>
+              </w:rPr>
+              <w:t>)</w:t>
             </w:r>
           </w:p>
         </w:tc>
@@ -3428,12 +3536,14 @@
             <w:pPr>
               <w:spacing w:line="240" w:lineRule="auto"/>
             </w:pPr>
+            <w:proofErr w:type="spellStart"/>
             <w:r>
               <w:rPr>
                 <w:sz w:val="19"/>
               </w:rPr>
               <w:t>double</w:t>
             </w:r>
+            <w:proofErr w:type="spellEnd"/>
           </w:p>
         </w:tc>
         <w:tc>
@@ -3494,9 +3604,11 @@
         </w:rPr>
         <w:t xml:space="preserve">Описание класса </w:t>
       </w:r>
+      <w:proofErr w:type="spellStart"/>
       <w:r>
         <w:t>Circle</w:t>
       </w:r>
+      <w:proofErr w:type="spellEnd"/>
     </w:p>
     <w:tbl>
       <w:tblPr>
@@ -3620,7 +3732,35 @@
               <w:rPr>
                 <w:sz w:val="21"/>
               </w:rPr>
-              <w:t>Описание класса: Circle реализует IShape и представляет круг с положительным радиусом.</w:t>
+              <w:t xml:space="preserve">Описание класса: </w:t>
+            </w:r>
+            <w:proofErr w:type="spellStart"/>
+            <w:r>
+              <w:rPr>
+                <w:sz w:val="21"/>
+              </w:rPr>
+              <w:t>Circle</w:t>
+            </w:r>
+            <w:proofErr w:type="spellEnd"/>
+            <w:r>
+              <w:rPr>
+                <w:sz w:val="21"/>
+              </w:rPr>
+              <w:t xml:space="preserve"> реализует </w:t>
+            </w:r>
+            <w:proofErr w:type="spellStart"/>
+            <w:r>
+              <w:rPr>
+                <w:sz w:val="21"/>
+              </w:rPr>
+              <w:t>IShape</w:t>
+            </w:r>
+            <w:proofErr w:type="spellEnd"/>
+            <w:r>
+              <w:rPr>
+                <w:sz w:val="21"/>
+              </w:rPr>
+              <w:t xml:space="preserve"> и представляет круг с положительным радиусом.</w:t>
             </w:r>
           </w:p>
         </w:tc>
@@ -3681,8 +3821,16 @@
               <w:rPr>
                 <w:sz w:val="19"/>
               </w:rPr>
-              <w:t>− _radius</w:t>
-            </w:r>
+              <w:t>− _</w:t>
+            </w:r>
+            <w:proofErr w:type="spellStart"/>
+            <w:r>
+              <w:rPr>
+                <w:sz w:val="19"/>
+              </w:rPr>
+              <w:t>radius</w:t>
+            </w:r>
+            <w:proofErr w:type="spellEnd"/>
           </w:p>
         </w:tc>
         <w:tc>
@@ -3700,12 +3848,14 @@
             <w:pPr>
               <w:spacing w:line="240" w:lineRule="auto"/>
             </w:pPr>
+            <w:proofErr w:type="spellStart"/>
             <w:r>
               <w:rPr>
                 <w:sz w:val="19"/>
               </w:rPr>
               <w:t>double</w:t>
             </w:r>
+            <w:proofErr w:type="spellEnd"/>
           </w:p>
         </w:tc>
         <w:tc>
@@ -3788,8 +3938,16 @@
               <w:rPr>
                 <w:sz w:val="19"/>
               </w:rPr>
-              <w:t>+ Radius</w:t>
-            </w:r>
+              <w:t xml:space="preserve">+ </w:t>
+            </w:r>
+            <w:proofErr w:type="spellStart"/>
+            <w:r>
+              <w:rPr>
+                <w:sz w:val="19"/>
+              </w:rPr>
+              <w:t>Radius</w:t>
+            </w:r>
+            <w:proofErr w:type="spellEnd"/>
           </w:p>
         </w:tc>
         <w:tc>
@@ -3807,12 +3965,14 @@
             <w:pPr>
               <w:spacing w:line="240" w:lineRule="auto"/>
             </w:pPr>
+            <w:proofErr w:type="spellStart"/>
             <w:r>
               <w:rPr>
                 <w:sz w:val="19"/>
               </w:rPr>
               <w:t>double</w:t>
             </w:r>
+            <w:proofErr w:type="spellEnd"/>
           </w:p>
         </w:tc>
         <w:tc>
@@ -3834,7 +3994,21 @@
               <w:rPr>
                 <w:sz w:val="19"/>
               </w:rPr>
-              <w:t>Возвращает радиус; при инициализации проверяет значение через Validator.</w:t>
+              <w:t xml:space="preserve">Возвращает радиус; при инициализации проверяет значение через </w:t>
+            </w:r>
+            <w:proofErr w:type="spellStart"/>
+            <w:r>
+              <w:rPr>
+                <w:sz w:val="19"/>
+              </w:rPr>
+              <w:t>Validator</w:t>
+            </w:r>
+            <w:proofErr w:type="spellEnd"/>
+            <w:r>
+              <w:rPr>
+                <w:sz w:val="19"/>
+              </w:rPr>
+              <w:t>.</w:t>
             </w:r>
           </w:p>
         </w:tc>
@@ -3882,12 +4056,14 @@
             <w:pPr>
               <w:spacing w:line="240" w:lineRule="auto"/>
             </w:pPr>
+            <w:proofErr w:type="spellStart"/>
             <w:r>
               <w:rPr>
                 <w:sz w:val="19"/>
               </w:rPr>
               <w:t>string</w:t>
             </w:r>
+            <w:proofErr w:type="spellEnd"/>
           </w:p>
         </w:tc>
         <w:tc>
@@ -3970,7 +4146,51 @@
               <w:rPr>
                 <w:sz w:val="19"/>
               </w:rPr>
-              <w:t>+ Circle(double radius)</w:t>
+              <w:t xml:space="preserve">+ </w:t>
+            </w:r>
+            <w:proofErr w:type="spellStart"/>
+            <w:proofErr w:type="gramStart"/>
+            <w:r>
+              <w:rPr>
+                <w:sz w:val="19"/>
+              </w:rPr>
+              <w:t>Circle</w:t>
+            </w:r>
+            <w:proofErr w:type="spellEnd"/>
+            <w:r>
+              <w:rPr>
+                <w:sz w:val="19"/>
+              </w:rPr>
+              <w:t>(</w:t>
+            </w:r>
+            <w:proofErr w:type="spellStart"/>
+            <w:proofErr w:type="gramEnd"/>
+            <w:r>
+              <w:rPr>
+                <w:sz w:val="19"/>
+              </w:rPr>
+              <w:t>double</w:t>
+            </w:r>
+            <w:proofErr w:type="spellEnd"/>
+            <w:r>
+              <w:rPr>
+                <w:sz w:val="19"/>
+              </w:rPr>
+              <w:t xml:space="preserve"> </w:t>
+            </w:r>
+            <w:proofErr w:type="spellStart"/>
+            <w:r>
+              <w:rPr>
+                <w:sz w:val="19"/>
+              </w:rPr>
+              <w:t>radius</w:t>
+            </w:r>
+            <w:proofErr w:type="spellEnd"/>
+            <w:r>
+              <w:rPr>
+                <w:sz w:val="19"/>
+              </w:rPr>
+              <w:t>)</w:t>
             </w:r>
           </w:p>
         </w:tc>
@@ -4045,7 +4265,29 @@
               <w:rPr>
                 <w:sz w:val="19"/>
               </w:rPr>
-              <w:t>+ CalculateArea()</w:t>
+              <w:t xml:space="preserve">+ </w:t>
+            </w:r>
+            <w:proofErr w:type="spellStart"/>
+            <w:proofErr w:type="gramStart"/>
+            <w:r>
+              <w:rPr>
+                <w:sz w:val="19"/>
+              </w:rPr>
+              <w:t>CalculateArea</w:t>
+            </w:r>
+            <w:proofErr w:type="spellEnd"/>
+            <w:r>
+              <w:rPr>
+                <w:sz w:val="19"/>
+              </w:rPr>
+              <w:t>(</w:t>
+            </w:r>
+            <w:proofErr w:type="gramEnd"/>
+            <w:r>
+              <w:rPr>
+                <w:sz w:val="19"/>
+              </w:rPr>
+              <w:t>)</w:t>
             </w:r>
           </w:p>
         </w:tc>
@@ -4064,12 +4306,14 @@
             <w:pPr>
               <w:spacing w:line="240" w:lineRule="auto"/>
             </w:pPr>
+            <w:proofErr w:type="spellStart"/>
             <w:r>
               <w:rPr>
                 <w:sz w:val="19"/>
               </w:rPr>
               <w:t>double</w:t>
             </w:r>
+            <w:proofErr w:type="spellEnd"/>
           </w:p>
         </w:tc>
         <w:tc>
@@ -4120,7 +4364,29 @@
               <w:rPr>
                 <w:sz w:val="19"/>
               </w:rPr>
-              <w:t>+ CalculatePerimeter()</w:t>
+              <w:t xml:space="preserve">+ </w:t>
+            </w:r>
+            <w:proofErr w:type="spellStart"/>
+            <w:proofErr w:type="gramStart"/>
+            <w:r>
+              <w:rPr>
+                <w:sz w:val="19"/>
+              </w:rPr>
+              <w:t>CalculatePerimeter</w:t>
+            </w:r>
+            <w:proofErr w:type="spellEnd"/>
+            <w:r>
+              <w:rPr>
+                <w:sz w:val="19"/>
+              </w:rPr>
+              <w:t>(</w:t>
+            </w:r>
+            <w:proofErr w:type="gramEnd"/>
+            <w:r>
+              <w:rPr>
+                <w:sz w:val="19"/>
+              </w:rPr>
+              <w:t>)</w:t>
             </w:r>
           </w:p>
         </w:tc>
@@ -4139,12 +4405,14 @@
             <w:pPr>
               <w:spacing w:line="240" w:lineRule="auto"/>
             </w:pPr>
+            <w:proofErr w:type="spellStart"/>
             <w:r>
               <w:rPr>
                 <w:sz w:val="19"/>
               </w:rPr>
               <w:t>double</w:t>
             </w:r>
+            <w:proofErr w:type="spellEnd"/>
           </w:p>
         </w:tc>
         <w:tc>
@@ -4195,7 +4463,29 @@
               <w:rPr>
                 <w:sz w:val="19"/>
               </w:rPr>
-              <w:t>+ ToString()</w:t>
+              <w:t xml:space="preserve">+ </w:t>
+            </w:r>
+            <w:proofErr w:type="spellStart"/>
+            <w:proofErr w:type="gramStart"/>
+            <w:r>
+              <w:rPr>
+                <w:sz w:val="19"/>
+              </w:rPr>
+              <w:t>ToString</w:t>
+            </w:r>
+            <w:proofErr w:type="spellEnd"/>
+            <w:r>
+              <w:rPr>
+                <w:sz w:val="19"/>
+              </w:rPr>
+              <w:t>(</w:t>
+            </w:r>
+            <w:proofErr w:type="gramEnd"/>
+            <w:r>
+              <w:rPr>
+                <w:sz w:val="19"/>
+              </w:rPr>
+              <w:t>)</w:t>
             </w:r>
           </w:p>
         </w:tc>
@@ -4214,12 +4504,14 @@
             <w:pPr>
               <w:spacing w:line="240" w:lineRule="auto"/>
             </w:pPr>
+            <w:proofErr w:type="spellStart"/>
             <w:r>
               <w:rPr>
                 <w:sz w:val="19"/>
               </w:rPr>
               <w:t>string</w:t>
             </w:r>
+            <w:proofErr w:type="spellEnd"/>
           </w:p>
         </w:tc>
         <w:tc>
@@ -4254,9 +4546,11 @@
       <w:r>
         <w:t xml:space="preserve">Таблица 3 – Описание класса </w:t>
       </w:r>
+      <w:proofErr w:type="spellStart"/>
       <w:r>
         <w:t>Rectangle</w:t>
       </w:r>
+      <w:proofErr w:type="spellEnd"/>
     </w:p>
     <w:tbl>
       <w:tblPr>
@@ -4380,7 +4674,35 @@
               <w:rPr>
                 <w:sz w:val="21"/>
               </w:rPr>
-              <w:t>Описание класса: Rectangle реализует IShape и представляет прямоугольник с положительными шириной и высотой.</w:t>
+              <w:t xml:space="preserve">Описание класса: </w:t>
+            </w:r>
+            <w:proofErr w:type="spellStart"/>
+            <w:r>
+              <w:rPr>
+                <w:sz w:val="21"/>
+              </w:rPr>
+              <w:t>Rectangle</w:t>
+            </w:r>
+            <w:proofErr w:type="spellEnd"/>
+            <w:r>
+              <w:rPr>
+                <w:sz w:val="21"/>
+              </w:rPr>
+              <w:t xml:space="preserve"> реализует </w:t>
+            </w:r>
+            <w:proofErr w:type="spellStart"/>
+            <w:r>
+              <w:rPr>
+                <w:sz w:val="21"/>
+              </w:rPr>
+              <w:t>IShape</w:t>
+            </w:r>
+            <w:proofErr w:type="spellEnd"/>
+            <w:r>
+              <w:rPr>
+                <w:sz w:val="21"/>
+              </w:rPr>
+              <w:t xml:space="preserve"> и представляет прямоугольник с положительными шириной и высотой.</w:t>
             </w:r>
           </w:p>
         </w:tc>
@@ -4441,8 +4763,16 @@
               <w:rPr>
                 <w:sz w:val="19"/>
               </w:rPr>
-              <w:t>− _width</w:t>
-            </w:r>
+              <w:t>− _</w:t>
+            </w:r>
+            <w:proofErr w:type="spellStart"/>
+            <w:r>
+              <w:rPr>
+                <w:sz w:val="19"/>
+              </w:rPr>
+              <w:t>width</w:t>
+            </w:r>
+            <w:proofErr w:type="spellEnd"/>
           </w:p>
         </w:tc>
         <w:tc>
@@ -4460,12 +4790,14 @@
             <w:pPr>
               <w:spacing w:line="240" w:lineRule="auto"/>
             </w:pPr>
+            <w:proofErr w:type="spellStart"/>
             <w:r>
               <w:rPr>
                 <w:sz w:val="19"/>
               </w:rPr>
               <w:t>double</w:t>
             </w:r>
+            <w:proofErr w:type="spellEnd"/>
           </w:p>
         </w:tc>
         <w:tc>
@@ -4516,8 +4848,16 @@
               <w:rPr>
                 <w:sz w:val="19"/>
               </w:rPr>
-              <w:t>− _height</w:t>
-            </w:r>
+              <w:t>− _</w:t>
+            </w:r>
+            <w:proofErr w:type="spellStart"/>
+            <w:r>
+              <w:rPr>
+                <w:sz w:val="19"/>
+              </w:rPr>
+              <w:t>height</w:t>
+            </w:r>
+            <w:proofErr w:type="spellEnd"/>
           </w:p>
         </w:tc>
         <w:tc>
@@ -4535,12 +4875,14 @@
             <w:pPr>
               <w:spacing w:line="240" w:lineRule="auto"/>
             </w:pPr>
+            <w:proofErr w:type="spellStart"/>
             <w:r>
               <w:rPr>
                 <w:sz w:val="19"/>
               </w:rPr>
               <w:t>double</w:t>
             </w:r>
+            <w:proofErr w:type="spellEnd"/>
           </w:p>
         </w:tc>
         <w:tc>
@@ -4623,8 +4965,16 @@
               <w:rPr>
                 <w:sz w:val="19"/>
               </w:rPr>
-              <w:t>+ Width</w:t>
-            </w:r>
+              <w:t xml:space="preserve">+ </w:t>
+            </w:r>
+            <w:proofErr w:type="spellStart"/>
+            <w:r>
+              <w:rPr>
+                <w:sz w:val="19"/>
+              </w:rPr>
+              <w:t>Width</w:t>
+            </w:r>
+            <w:proofErr w:type="spellEnd"/>
           </w:p>
         </w:tc>
         <w:tc>
@@ -4642,12 +4992,14 @@
             <w:pPr>
               <w:spacing w:line="240" w:lineRule="auto"/>
             </w:pPr>
+            <w:proofErr w:type="spellStart"/>
             <w:r>
               <w:rPr>
                 <w:sz w:val="19"/>
               </w:rPr>
               <w:t>double</w:t>
             </w:r>
+            <w:proofErr w:type="spellEnd"/>
           </w:p>
         </w:tc>
         <w:tc>
@@ -4698,8 +5050,16 @@
               <w:rPr>
                 <w:sz w:val="19"/>
               </w:rPr>
-              <w:t>+ Height</w:t>
-            </w:r>
+              <w:t xml:space="preserve">+ </w:t>
+            </w:r>
+            <w:proofErr w:type="spellStart"/>
+            <w:r>
+              <w:rPr>
+                <w:sz w:val="19"/>
+              </w:rPr>
+              <w:t>Height</w:t>
+            </w:r>
+            <w:proofErr w:type="spellEnd"/>
           </w:p>
         </w:tc>
         <w:tc>
@@ -4717,12 +5077,14 @@
             <w:pPr>
               <w:spacing w:line="240" w:lineRule="auto"/>
             </w:pPr>
+            <w:proofErr w:type="spellStart"/>
             <w:r>
               <w:rPr>
                 <w:sz w:val="19"/>
               </w:rPr>
               <w:t>double</w:t>
             </w:r>
+            <w:proofErr w:type="spellEnd"/>
           </w:p>
         </w:tc>
         <w:tc>
@@ -4793,12 +5155,14 @@
             <w:pPr>
               <w:spacing w:line="240" w:lineRule="auto"/>
             </w:pPr>
+            <w:proofErr w:type="spellStart"/>
             <w:r>
               <w:rPr>
                 <w:sz w:val="19"/>
               </w:rPr>
               <w:t>string</w:t>
             </w:r>
+            <w:proofErr w:type="spellEnd"/>
           </w:p>
         </w:tc>
         <w:tc>
@@ -4885,7 +5249,23 @@
                 <w:sz w:val="19"/>
                 <w:lang w:val="en-US"/>
               </w:rPr>
-              <w:t>+ Rectangle(double width, double height)</w:t>
+              <w:t xml:space="preserve">+ </w:t>
+            </w:r>
+            <w:proofErr w:type="gramStart"/>
+            <w:r>
+              <w:rPr>
+                <w:sz w:val="19"/>
+                <w:lang w:val="en-US"/>
+              </w:rPr>
+              <w:t>Rectangle(</w:t>
+            </w:r>
+            <w:proofErr w:type="gramEnd"/>
+            <w:r>
+              <w:rPr>
+                <w:sz w:val="19"/>
+                <w:lang w:val="en-US"/>
+              </w:rPr>
+              <w:t>double width, double height)</w:t>
             </w:r>
           </w:p>
         </w:tc>
@@ -4960,7 +5340,29 @@
               <w:rPr>
                 <w:sz w:val="19"/>
               </w:rPr>
-              <w:t>+ CalculateArea()</w:t>
+              <w:t xml:space="preserve">+ </w:t>
+            </w:r>
+            <w:proofErr w:type="spellStart"/>
+            <w:proofErr w:type="gramStart"/>
+            <w:r>
+              <w:rPr>
+                <w:sz w:val="19"/>
+              </w:rPr>
+              <w:t>CalculateArea</w:t>
+            </w:r>
+            <w:proofErr w:type="spellEnd"/>
+            <w:r>
+              <w:rPr>
+                <w:sz w:val="19"/>
+              </w:rPr>
+              <w:t>(</w:t>
+            </w:r>
+            <w:proofErr w:type="gramEnd"/>
+            <w:r>
+              <w:rPr>
+                <w:sz w:val="19"/>
+              </w:rPr>
+              <w:t>)</w:t>
             </w:r>
           </w:p>
         </w:tc>
@@ -4979,12 +5381,14 @@
             <w:pPr>
               <w:spacing w:line="240" w:lineRule="auto"/>
             </w:pPr>
+            <w:proofErr w:type="spellStart"/>
             <w:r>
               <w:rPr>
                 <w:sz w:val="19"/>
               </w:rPr>
               <w:t>double</w:t>
             </w:r>
+            <w:proofErr w:type="spellEnd"/>
           </w:p>
         </w:tc>
         <w:tc>
@@ -5006,7 +5410,35 @@
               <w:rPr>
                 <w:sz w:val="19"/>
               </w:rPr>
-              <w:t>Вычисляет площадь по формуле width × height.</w:t>
+              <w:t xml:space="preserve">Вычисляет площадь по формуле </w:t>
+            </w:r>
+            <w:proofErr w:type="spellStart"/>
+            <w:r>
+              <w:rPr>
+                <w:sz w:val="19"/>
+              </w:rPr>
+              <w:t>width</w:t>
+            </w:r>
+            <w:proofErr w:type="spellEnd"/>
+            <w:r>
+              <w:rPr>
+                <w:sz w:val="19"/>
+              </w:rPr>
+              <w:t xml:space="preserve"> × </w:t>
+            </w:r>
+            <w:proofErr w:type="spellStart"/>
+            <w:r>
+              <w:rPr>
+                <w:sz w:val="19"/>
+              </w:rPr>
+              <w:t>height</w:t>
+            </w:r>
+            <w:proofErr w:type="spellEnd"/>
+            <w:r>
+              <w:rPr>
+                <w:sz w:val="19"/>
+              </w:rPr>
+              <w:t>.</w:t>
             </w:r>
           </w:p>
         </w:tc>
@@ -5035,7 +5467,29 @@
               <w:rPr>
                 <w:sz w:val="19"/>
               </w:rPr>
-              <w:t>+ CalculatePerimeter()</w:t>
+              <w:t xml:space="preserve">+ </w:t>
+            </w:r>
+            <w:proofErr w:type="spellStart"/>
+            <w:proofErr w:type="gramStart"/>
+            <w:r>
+              <w:rPr>
+                <w:sz w:val="19"/>
+              </w:rPr>
+              <w:t>CalculatePerimeter</w:t>
+            </w:r>
+            <w:proofErr w:type="spellEnd"/>
+            <w:r>
+              <w:rPr>
+                <w:sz w:val="19"/>
+              </w:rPr>
+              <w:t>(</w:t>
+            </w:r>
+            <w:proofErr w:type="gramEnd"/>
+            <w:r>
+              <w:rPr>
+                <w:sz w:val="19"/>
+              </w:rPr>
+              <w:t>)</w:t>
             </w:r>
           </w:p>
         </w:tc>
@@ -5054,12 +5508,14 @@
             <w:pPr>
               <w:spacing w:line="240" w:lineRule="auto"/>
             </w:pPr>
+            <w:proofErr w:type="spellStart"/>
             <w:r>
               <w:rPr>
                 <w:sz w:val="19"/>
               </w:rPr>
               <w:t>double</w:t>
             </w:r>
+            <w:proofErr w:type="spellEnd"/>
           </w:p>
         </w:tc>
         <w:tc>
@@ -5081,7 +5537,35 @@
               <w:rPr>
                 <w:sz w:val="19"/>
               </w:rPr>
-              <w:t>Вычисляет периметр по формуле 2 × (width + height).</w:t>
+              <w:t>Вычисляет периметр по формуле 2 × (</w:t>
+            </w:r>
+            <w:proofErr w:type="spellStart"/>
+            <w:r>
+              <w:rPr>
+                <w:sz w:val="19"/>
+              </w:rPr>
+              <w:t>width</w:t>
+            </w:r>
+            <w:proofErr w:type="spellEnd"/>
+            <w:r>
+              <w:rPr>
+                <w:sz w:val="19"/>
+              </w:rPr>
+              <w:t xml:space="preserve"> + </w:t>
+            </w:r>
+            <w:proofErr w:type="spellStart"/>
+            <w:r>
+              <w:rPr>
+                <w:sz w:val="19"/>
+              </w:rPr>
+              <w:t>height</w:t>
+            </w:r>
+            <w:proofErr w:type="spellEnd"/>
+            <w:r>
+              <w:rPr>
+                <w:sz w:val="19"/>
+              </w:rPr>
+              <w:t>).</w:t>
             </w:r>
           </w:p>
         </w:tc>
@@ -5110,7 +5594,29 @@
               <w:rPr>
                 <w:sz w:val="19"/>
               </w:rPr>
-              <w:t>+ ToString()</w:t>
+              <w:t xml:space="preserve">+ </w:t>
+            </w:r>
+            <w:proofErr w:type="spellStart"/>
+            <w:proofErr w:type="gramStart"/>
+            <w:r>
+              <w:rPr>
+                <w:sz w:val="19"/>
+              </w:rPr>
+              <w:t>ToString</w:t>
+            </w:r>
+            <w:proofErr w:type="spellEnd"/>
+            <w:r>
+              <w:rPr>
+                <w:sz w:val="19"/>
+              </w:rPr>
+              <w:t>(</w:t>
+            </w:r>
+            <w:proofErr w:type="gramEnd"/>
+            <w:r>
+              <w:rPr>
+                <w:sz w:val="19"/>
+              </w:rPr>
+              <w:t>)</w:t>
             </w:r>
           </w:p>
         </w:tc>
@@ -5129,12 +5635,14 @@
             <w:pPr>
               <w:spacing w:line="240" w:lineRule="auto"/>
             </w:pPr>
+            <w:proofErr w:type="spellStart"/>
             <w:r>
               <w:rPr>
                 <w:sz w:val="19"/>
               </w:rPr>
               <w:t>string</w:t>
             </w:r>
+            <w:proofErr w:type="spellEnd"/>
           </w:p>
         </w:tc>
         <w:tc>
@@ -5169,9 +5677,11 @@
       <w:r>
         <w:t xml:space="preserve">Таблица 4 – Описание класса </w:t>
       </w:r>
+      <w:proofErr w:type="spellStart"/>
       <w:r>
         <w:t>Triangle</w:t>
       </w:r>
+      <w:proofErr w:type="spellEnd"/>
     </w:p>
     <w:tbl>
       <w:tblPr>
@@ -5295,7 +5805,35 @@
               <w:rPr>
                 <w:sz w:val="21"/>
               </w:rPr>
-              <w:t>Описание класса: Triangle реализует IShape, представляет треугольник и проверяет условие существования по неравенству треугольника.</w:t>
+              <w:t xml:space="preserve">Описание класса: </w:t>
+            </w:r>
+            <w:proofErr w:type="spellStart"/>
+            <w:r>
+              <w:rPr>
+                <w:sz w:val="21"/>
+              </w:rPr>
+              <w:t>Triangle</w:t>
+            </w:r>
+            <w:proofErr w:type="spellEnd"/>
+            <w:r>
+              <w:rPr>
+                <w:sz w:val="21"/>
+              </w:rPr>
+              <w:t xml:space="preserve"> реализует </w:t>
+            </w:r>
+            <w:proofErr w:type="spellStart"/>
+            <w:r>
+              <w:rPr>
+                <w:sz w:val="21"/>
+              </w:rPr>
+              <w:t>IShape</w:t>
+            </w:r>
+            <w:proofErr w:type="spellEnd"/>
+            <w:r>
+              <w:rPr>
+                <w:sz w:val="21"/>
+              </w:rPr>
+              <w:t>, представляет треугольник и проверяет условие существования по неравенству треугольника.</w:t>
             </w:r>
           </w:p>
         </w:tc>
@@ -5356,8 +5894,16 @@
               <w:rPr>
                 <w:sz w:val="19"/>
               </w:rPr>
-              <w:t>− _sideA</w:t>
-            </w:r>
+              <w:t>− _</w:t>
+            </w:r>
+            <w:proofErr w:type="spellStart"/>
+            <w:r>
+              <w:rPr>
+                <w:sz w:val="19"/>
+              </w:rPr>
+              <w:t>sideA</w:t>
+            </w:r>
+            <w:proofErr w:type="spellEnd"/>
           </w:p>
         </w:tc>
         <w:tc>
@@ -5375,12 +5921,14 @@
             <w:pPr>
               <w:spacing w:line="240" w:lineRule="auto"/>
             </w:pPr>
+            <w:proofErr w:type="spellStart"/>
             <w:r>
               <w:rPr>
                 <w:sz w:val="19"/>
               </w:rPr>
               <w:t>double</w:t>
             </w:r>
+            <w:proofErr w:type="spellEnd"/>
           </w:p>
         </w:tc>
         <w:tc>
@@ -5431,8 +5979,16 @@
               <w:rPr>
                 <w:sz w:val="19"/>
               </w:rPr>
-              <w:t>− _sideB</w:t>
-            </w:r>
+              <w:t>− _</w:t>
+            </w:r>
+            <w:proofErr w:type="spellStart"/>
+            <w:r>
+              <w:rPr>
+                <w:sz w:val="19"/>
+              </w:rPr>
+              <w:t>sideB</w:t>
+            </w:r>
+            <w:proofErr w:type="spellEnd"/>
           </w:p>
         </w:tc>
         <w:tc>
@@ -5450,12 +6006,14 @@
             <w:pPr>
               <w:spacing w:line="240" w:lineRule="auto"/>
             </w:pPr>
+            <w:proofErr w:type="spellStart"/>
             <w:r>
               <w:rPr>
                 <w:sz w:val="19"/>
               </w:rPr>
               <w:t>double</w:t>
             </w:r>
+            <w:proofErr w:type="spellEnd"/>
           </w:p>
         </w:tc>
         <w:tc>
@@ -5506,8 +6064,16 @@
               <w:rPr>
                 <w:sz w:val="19"/>
               </w:rPr>
-              <w:t>− _sideC</w:t>
-            </w:r>
+              <w:t>− _</w:t>
+            </w:r>
+            <w:proofErr w:type="spellStart"/>
+            <w:r>
+              <w:rPr>
+                <w:sz w:val="19"/>
+              </w:rPr>
+              <w:t>sideC</w:t>
+            </w:r>
+            <w:proofErr w:type="spellEnd"/>
           </w:p>
         </w:tc>
         <w:tc>
@@ -5525,12 +6091,14 @@
             <w:pPr>
               <w:spacing w:line="240" w:lineRule="auto"/>
             </w:pPr>
+            <w:proofErr w:type="spellStart"/>
             <w:r>
               <w:rPr>
                 <w:sz w:val="19"/>
               </w:rPr>
               <w:t>double</w:t>
             </w:r>
+            <w:proofErr w:type="spellEnd"/>
           </w:p>
         </w:tc>
         <w:tc>
@@ -5613,8 +6181,16 @@
               <w:rPr>
                 <w:sz w:val="19"/>
               </w:rPr>
-              <w:t>+ SideA</w:t>
-            </w:r>
+              <w:t xml:space="preserve">+ </w:t>
+            </w:r>
+            <w:proofErr w:type="spellStart"/>
+            <w:r>
+              <w:rPr>
+                <w:sz w:val="19"/>
+              </w:rPr>
+              <w:t>SideA</w:t>
+            </w:r>
+            <w:proofErr w:type="spellEnd"/>
           </w:p>
         </w:tc>
         <w:tc>
@@ -5632,12 +6208,14 @@
             <w:pPr>
               <w:spacing w:line="240" w:lineRule="auto"/>
             </w:pPr>
+            <w:proofErr w:type="spellStart"/>
             <w:r>
               <w:rPr>
                 <w:sz w:val="19"/>
               </w:rPr>
               <w:t>double</w:t>
             </w:r>
+            <w:proofErr w:type="spellEnd"/>
           </w:p>
         </w:tc>
         <w:tc>
@@ -5688,8 +6266,16 @@
               <w:rPr>
                 <w:sz w:val="19"/>
               </w:rPr>
-              <w:t>+ SideB</w:t>
-            </w:r>
+              <w:t xml:space="preserve">+ </w:t>
+            </w:r>
+            <w:proofErr w:type="spellStart"/>
+            <w:r>
+              <w:rPr>
+                <w:sz w:val="19"/>
+              </w:rPr>
+              <w:t>SideB</w:t>
+            </w:r>
+            <w:proofErr w:type="spellEnd"/>
           </w:p>
         </w:tc>
         <w:tc>
@@ -5707,12 +6293,14 @@
             <w:pPr>
               <w:spacing w:line="240" w:lineRule="auto"/>
             </w:pPr>
+            <w:proofErr w:type="spellStart"/>
             <w:r>
               <w:rPr>
                 <w:sz w:val="19"/>
               </w:rPr>
               <w:t>double</w:t>
             </w:r>
+            <w:proofErr w:type="spellEnd"/>
           </w:p>
         </w:tc>
         <w:tc>
@@ -5763,8 +6351,16 @@
               <w:rPr>
                 <w:sz w:val="19"/>
               </w:rPr>
-              <w:t>+ SideC</w:t>
-            </w:r>
+              <w:t xml:space="preserve">+ </w:t>
+            </w:r>
+            <w:proofErr w:type="spellStart"/>
+            <w:r>
+              <w:rPr>
+                <w:sz w:val="19"/>
+              </w:rPr>
+              <w:t>SideC</w:t>
+            </w:r>
+            <w:proofErr w:type="spellEnd"/>
           </w:p>
         </w:tc>
         <w:tc>
@@ -5782,12 +6378,14 @@
             <w:pPr>
               <w:spacing w:line="240" w:lineRule="auto"/>
             </w:pPr>
+            <w:proofErr w:type="spellStart"/>
             <w:r>
               <w:rPr>
                 <w:sz w:val="19"/>
               </w:rPr>
               <w:t>double</w:t>
             </w:r>
+            <w:proofErr w:type="spellEnd"/>
           </w:p>
         </w:tc>
         <w:tc>
@@ -5857,12 +6455,14 @@
             <w:pPr>
               <w:spacing w:line="240" w:lineRule="auto"/>
             </w:pPr>
+            <w:proofErr w:type="spellStart"/>
             <w:r>
               <w:rPr>
                 <w:sz w:val="19"/>
               </w:rPr>
               <w:t>string</w:t>
             </w:r>
+            <w:proofErr w:type="spellEnd"/>
           </w:p>
         </w:tc>
         <w:tc>
@@ -5949,7 +6549,71 @@
                 <w:sz w:val="19"/>
                 <w:lang w:val="en-US"/>
               </w:rPr>
-              <w:t>+ Triangle(double sideA, double sideB, double sideC)</w:t>
+              <w:t xml:space="preserve">+ </w:t>
+            </w:r>
+            <w:proofErr w:type="gramStart"/>
+            <w:r>
+              <w:rPr>
+                <w:sz w:val="19"/>
+                <w:lang w:val="en-US"/>
+              </w:rPr>
+              <w:t>Triangle(</w:t>
+            </w:r>
+            <w:proofErr w:type="gramEnd"/>
+            <w:r>
+              <w:rPr>
+                <w:sz w:val="19"/>
+                <w:lang w:val="en-US"/>
+              </w:rPr>
+              <w:t xml:space="preserve">double </w:t>
+            </w:r>
+            <w:proofErr w:type="spellStart"/>
+            <w:r>
+              <w:rPr>
+                <w:sz w:val="19"/>
+                <w:lang w:val="en-US"/>
+              </w:rPr>
+              <w:t>sideA</w:t>
+            </w:r>
+            <w:proofErr w:type="spellEnd"/>
+            <w:r>
+              <w:rPr>
+                <w:sz w:val="19"/>
+                <w:lang w:val="en-US"/>
+              </w:rPr>
+              <w:t xml:space="preserve">, double </w:t>
+            </w:r>
+            <w:proofErr w:type="spellStart"/>
+            <w:r>
+              <w:rPr>
+                <w:sz w:val="19"/>
+                <w:lang w:val="en-US"/>
+              </w:rPr>
+              <w:t>sideB</w:t>
+            </w:r>
+            <w:proofErr w:type="spellEnd"/>
+            <w:r>
+              <w:rPr>
+                <w:sz w:val="19"/>
+                <w:lang w:val="en-US"/>
+              </w:rPr>
+              <w:t xml:space="preserve">, double </w:t>
+            </w:r>
+            <w:proofErr w:type="spellStart"/>
+            <w:r>
+              <w:rPr>
+                <w:sz w:val="19"/>
+                <w:lang w:val="en-US"/>
+              </w:rPr>
+              <w:t>sideC</w:t>
+            </w:r>
+            <w:proofErr w:type="spellEnd"/>
+            <w:r>
+              <w:rPr>
+                <w:sz w:val="19"/>
+                <w:lang w:val="en-US"/>
+              </w:rPr>
+              <w:t>)</w:t>
             </w:r>
           </w:p>
         </w:tc>
@@ -6024,7 +6688,29 @@
               <w:rPr>
                 <w:sz w:val="19"/>
               </w:rPr>
-              <w:t>− ValidateTriangle()</w:t>
+              <w:t xml:space="preserve">− </w:t>
+            </w:r>
+            <w:proofErr w:type="spellStart"/>
+            <w:proofErr w:type="gramStart"/>
+            <w:r>
+              <w:rPr>
+                <w:sz w:val="19"/>
+              </w:rPr>
+              <w:t>ValidateTriangle</w:t>
+            </w:r>
+            <w:proofErr w:type="spellEnd"/>
+            <w:r>
+              <w:rPr>
+                <w:sz w:val="19"/>
+              </w:rPr>
+              <w:t>(</w:t>
+            </w:r>
+            <w:proofErr w:type="gramEnd"/>
+            <w:r>
+              <w:rPr>
+                <w:sz w:val="19"/>
+              </w:rPr>
+              <w:t>)</w:t>
             </w:r>
           </w:p>
         </w:tc>
@@ -6043,12 +6729,14 @@
             <w:pPr>
               <w:spacing w:line="240" w:lineRule="auto"/>
             </w:pPr>
+            <w:proofErr w:type="spellStart"/>
             <w:r>
               <w:rPr>
                 <w:sz w:val="19"/>
               </w:rPr>
               <w:t>void</w:t>
             </w:r>
+            <w:proofErr w:type="spellEnd"/>
           </w:p>
         </w:tc>
         <w:tc>
@@ -6099,7 +6787,29 @@
               <w:rPr>
                 <w:sz w:val="19"/>
               </w:rPr>
-              <w:t>+ CalculateArea()</w:t>
+              <w:t xml:space="preserve">+ </w:t>
+            </w:r>
+            <w:proofErr w:type="spellStart"/>
+            <w:proofErr w:type="gramStart"/>
+            <w:r>
+              <w:rPr>
+                <w:sz w:val="19"/>
+              </w:rPr>
+              <w:t>CalculateArea</w:t>
+            </w:r>
+            <w:proofErr w:type="spellEnd"/>
+            <w:r>
+              <w:rPr>
+                <w:sz w:val="19"/>
+              </w:rPr>
+              <w:t>(</w:t>
+            </w:r>
+            <w:proofErr w:type="gramEnd"/>
+            <w:r>
+              <w:rPr>
+                <w:sz w:val="19"/>
+              </w:rPr>
+              <w:t>)</w:t>
             </w:r>
           </w:p>
         </w:tc>
@@ -6118,12 +6828,14 @@
             <w:pPr>
               <w:spacing w:line="240" w:lineRule="auto"/>
             </w:pPr>
+            <w:proofErr w:type="spellStart"/>
             <w:r>
               <w:rPr>
                 <w:sz w:val="19"/>
               </w:rPr>
               <w:t>double</w:t>
             </w:r>
+            <w:proofErr w:type="spellEnd"/>
           </w:p>
         </w:tc>
         <w:tc>
@@ -6174,7 +6886,29 @@
               <w:rPr>
                 <w:sz w:val="19"/>
               </w:rPr>
-              <w:t>+ CalculatePerimeter()</w:t>
+              <w:t xml:space="preserve">+ </w:t>
+            </w:r>
+            <w:proofErr w:type="spellStart"/>
+            <w:proofErr w:type="gramStart"/>
+            <w:r>
+              <w:rPr>
+                <w:sz w:val="19"/>
+              </w:rPr>
+              <w:t>CalculatePerimeter</w:t>
+            </w:r>
+            <w:proofErr w:type="spellEnd"/>
+            <w:r>
+              <w:rPr>
+                <w:sz w:val="19"/>
+              </w:rPr>
+              <w:t>(</w:t>
+            </w:r>
+            <w:proofErr w:type="gramEnd"/>
+            <w:r>
+              <w:rPr>
+                <w:sz w:val="19"/>
+              </w:rPr>
+              <w:t>)</w:t>
             </w:r>
           </w:p>
         </w:tc>
@@ -6193,12 +6927,14 @@
             <w:pPr>
               <w:spacing w:line="240" w:lineRule="auto"/>
             </w:pPr>
+            <w:proofErr w:type="spellStart"/>
             <w:r>
               <w:rPr>
                 <w:sz w:val="19"/>
               </w:rPr>
               <w:t>double</w:t>
             </w:r>
+            <w:proofErr w:type="spellEnd"/>
           </w:p>
         </w:tc>
         <w:tc>
@@ -6249,7 +6985,29 @@
               <w:rPr>
                 <w:sz w:val="19"/>
               </w:rPr>
-              <w:t>+ ToString()</w:t>
+              <w:t xml:space="preserve">+ </w:t>
+            </w:r>
+            <w:proofErr w:type="spellStart"/>
+            <w:proofErr w:type="gramStart"/>
+            <w:r>
+              <w:rPr>
+                <w:sz w:val="19"/>
+              </w:rPr>
+              <w:t>ToString</w:t>
+            </w:r>
+            <w:proofErr w:type="spellEnd"/>
+            <w:r>
+              <w:rPr>
+                <w:sz w:val="19"/>
+              </w:rPr>
+              <w:t>(</w:t>
+            </w:r>
+            <w:proofErr w:type="gramEnd"/>
+            <w:r>
+              <w:rPr>
+                <w:sz w:val="19"/>
+              </w:rPr>
+              <w:t>)</w:t>
             </w:r>
           </w:p>
         </w:tc>
@@ -6268,12 +7026,14 @@
             <w:pPr>
               <w:spacing w:line="240" w:lineRule="auto"/>
             </w:pPr>
+            <w:proofErr w:type="spellStart"/>
             <w:r>
               <w:rPr>
                 <w:sz w:val="19"/>
               </w:rPr>
               <w:t>string</w:t>
             </w:r>
+            <w:proofErr w:type="spellEnd"/>
           </w:p>
         </w:tc>
         <w:tc>
@@ -6328,7 +7088,48 @@
                 <w:sz w:val="19"/>
                 <w:lang w:val="en-US"/>
               </w:rPr>
-              <w:t>− FormatToString(string name, string parameterName, params double[] values)</w:t>
+              <w:t xml:space="preserve">− </w:t>
+            </w:r>
+            <w:proofErr w:type="spellStart"/>
+            <w:proofErr w:type="gramStart"/>
+            <w:r>
+              <w:rPr>
+                <w:sz w:val="19"/>
+                <w:lang w:val="en-US"/>
+              </w:rPr>
+              <w:t>FormatToString</w:t>
+            </w:r>
+            <w:proofErr w:type="spellEnd"/>
+            <w:r>
+              <w:rPr>
+                <w:sz w:val="19"/>
+                <w:lang w:val="en-US"/>
+              </w:rPr>
+              <w:t>(</w:t>
+            </w:r>
+            <w:proofErr w:type="gramEnd"/>
+            <w:r>
+              <w:rPr>
+                <w:sz w:val="19"/>
+                <w:lang w:val="en-US"/>
+              </w:rPr>
+              <w:t xml:space="preserve">string name, string </w:t>
+            </w:r>
+            <w:proofErr w:type="spellStart"/>
+            <w:r>
+              <w:rPr>
+                <w:sz w:val="19"/>
+                <w:lang w:val="en-US"/>
+              </w:rPr>
+              <w:t>parameterName</w:t>
+            </w:r>
+            <w:proofErr w:type="spellEnd"/>
+            <w:r>
+              <w:rPr>
+                <w:sz w:val="19"/>
+                <w:lang w:val="en-US"/>
+              </w:rPr>
+              <w:t>, params double[] values)</w:t>
             </w:r>
           </w:p>
         </w:tc>
@@ -6347,12 +7148,14 @@
             <w:pPr>
               <w:spacing w:line="240" w:lineRule="auto"/>
             </w:pPr>
+            <w:proofErr w:type="spellStart"/>
             <w:r>
               <w:rPr>
                 <w:sz w:val="19"/>
               </w:rPr>
               <w:t>string</w:t>
             </w:r>
+            <w:proofErr w:type="spellEnd"/>
           </w:p>
         </w:tc>
         <w:tc>
@@ -6374,7 +7177,21 @@
               <w:rPr>
                 <w:sz w:val="19"/>
               </w:rPr>
-              <w:t>Форматирует значения параметров с точностью Constants.FormatPrecision.</w:t>
+              <w:t xml:space="preserve">Форматирует значения параметров с точностью </w:t>
+            </w:r>
+            <w:proofErr w:type="spellStart"/>
+            <w:r>
+              <w:rPr>
+                <w:sz w:val="19"/>
+              </w:rPr>
+              <w:t>Constants.FormatPrecision</w:t>
+            </w:r>
+            <w:proofErr w:type="spellEnd"/>
+            <w:r>
+              <w:rPr>
+                <w:sz w:val="19"/>
+              </w:rPr>
+              <w:t>.</w:t>
             </w:r>
           </w:p>
         </w:tc>
@@ -6405,8 +7222,8 @@
           <w:bCs/>
         </w:rPr>
       </w:pPr>
-      <w:bookmarkStart w:id="11" w:name="_Toc74956676"/>
-      <w:bookmarkStart w:id="12" w:name="_Toc74829067"/>
+      <w:bookmarkStart w:id="10" w:name="_Toc74956676"/>
+      <w:bookmarkStart w:id="11" w:name="_Toc74829067"/>
     </w:p>
     <w:p>
       <w:pPr>
@@ -6417,7 +7234,7 @@
           <w:bCs/>
         </w:rPr>
       </w:pPr>
-      <w:bookmarkStart w:id="13" w:name="_Toc232104095"/>
+      <w:bookmarkStart w:id="12" w:name="_Toc232104095"/>
       <w:r>
         <w:rPr>
           <w:b/>
@@ -6441,9 +7258,9 @@
         </w:rPr>
         <w:t>Git</w:t>
       </w:r>
+      <w:bookmarkEnd w:id="10"/>
       <w:bookmarkEnd w:id="11"/>
       <w:bookmarkEnd w:id="12"/>
-      <w:bookmarkEnd w:id="13"/>
     </w:p>
     <w:p>
       <w:pPr>
@@ -6533,9 +7350,9 @@
           <w:bCs/>
         </w:rPr>
       </w:pPr>
-      <w:bookmarkStart w:id="14" w:name="_Toc74956677"/>
-      <w:bookmarkStart w:id="15" w:name="_Toc74829068"/>
-      <w:bookmarkStart w:id="16" w:name="_Toc232104096"/>
+      <w:bookmarkStart w:id="13" w:name="_Toc74956677"/>
+      <w:bookmarkStart w:id="14" w:name="_Toc74829068"/>
+      <w:bookmarkStart w:id="15" w:name="_Toc232104096"/>
       <w:r>
         <w:rPr>
           <w:b/>
@@ -6543,9 +7360,9 @@
         </w:rPr>
         <w:t>1.5 Тестирование программы</w:t>
       </w:r>
+      <w:bookmarkEnd w:id="13"/>
       <w:bookmarkEnd w:id="14"/>
       <w:bookmarkEnd w:id="15"/>
-      <w:bookmarkEnd w:id="16"/>
     </w:p>
     <w:p>
       <w:pPr>
@@ -6560,7 +7377,20 @@
         <w:ind w:firstLine="709"/>
       </w:pPr>
       <w:r>
-        <w:t>Порядок выполнения: Нажать «Сохранить», выбрать путь и имя файла с расширением *.shapes.</w:t>
+        <w:t xml:space="preserve">Порядок выполнения: Нажать «Сохранить», выбрать путь и имя файла с расширением </w:t>
+      </w:r>
+      <w:proofErr w:type="gramStart"/>
+      <w:r>
+        <w:t>*.</w:t>
+      </w:r>
+      <w:proofErr w:type="spellStart"/>
+      <w:r>
+        <w:t>shapes</w:t>
+      </w:r>
+      <w:proofErr w:type="spellEnd"/>
+      <w:proofErr w:type="gramEnd"/>
+      <w:r>
+        <w:t>.</w:t>
       </w:r>
     </w:p>
     <w:p>
@@ -6568,7 +7398,15 @@
         <w:ind w:firstLine="709"/>
       </w:pPr>
       <w:r>
-        <w:t>Ожидаемый результат: Список фигур сериализуется в указанный файл.</w:t>
+        <w:t xml:space="preserve">Ожидаемый результат: Список фигур </w:t>
+      </w:r>
+      <w:proofErr w:type="spellStart"/>
+      <w:r>
+        <w:t>сериализуется</w:t>
+      </w:r>
+      <w:proofErr w:type="spellEnd"/>
+      <w:r>
+        <w:t xml:space="preserve"> в указанный файл.</w:t>
       </w:r>
     </w:p>
     <w:p>
@@ -6676,7 +7514,15 @@
         <w:ind w:firstLine="709"/>
       </w:pPr>
       <w:r>
-        <w:t>Порядок выполнения: Нажать «Загрузить» и выбрать ранее сохранённый файл.</w:t>
+        <w:t>Порядок выполнения</w:t>
+      </w:r>
+      <w:proofErr w:type="gramStart"/>
+      <w:r>
+        <w:t>: Нажать</w:t>
+      </w:r>
+      <w:proofErr w:type="gramEnd"/>
+      <w:r>
+        <w:t xml:space="preserve"> «Загрузить» и выбрать ранее сохранённый файл.</w:t>
       </w:r>
     </w:p>
     <w:p>
@@ -6781,7 +7627,15 @@
         <w:ind w:firstLine="709"/>
       </w:pPr>
       <w:r>
-        <w:t>Порядок выполнения: Открыть форму добавления, выбрать тип фигуры, ввести корректные параметры и нажать кнопку «Добавить».</w:t>
+        <w:t>Порядок выполнения</w:t>
+      </w:r>
+      <w:proofErr w:type="gramStart"/>
+      <w:r>
+        <w:t>: Открыть</w:t>
+      </w:r>
+      <w:proofErr w:type="gramEnd"/>
+      <w:r>
+        <w:t xml:space="preserve"> форму добавления, выбрать тип фигуры, ввести корректные параметры и нажать кнопку «Добавить».</w:t>
       </w:r>
     </w:p>
     <w:p>
@@ -6890,7 +7744,15 @@
         <w:ind w:firstLine="709"/>
       </w:pPr>
       <w:r>
-        <w:t>Порядок выполнения: Ввести нулевой или отрицательный радиус/сторону либо стороны несуществующего треугольника.</w:t>
+        <w:t>Порядок выполнения</w:t>
+      </w:r>
+      <w:proofErr w:type="gramStart"/>
+      <w:r>
+        <w:t>: Ввести</w:t>
+      </w:r>
+      <w:proofErr w:type="gramEnd"/>
+      <w:r>
+        <w:t xml:space="preserve"> нулевой или отрицательный радиус/сторону либо стороны несуществующего треугольника.</w:t>
       </w:r>
     </w:p>
     <w:p>
@@ -6998,7 +7860,15 @@
         <w:ind w:firstLine="709"/>
       </w:pPr>
       <w:r>
-        <w:t>Порядок выполнения: Открыть форму поиска и ввести тип, часть описания или числовой параметр.</w:t>
+        <w:t>Порядок выполнения</w:t>
+      </w:r>
+      <w:proofErr w:type="gramStart"/>
+      <w:r>
+        <w:t>: Открыть</w:t>
+      </w:r>
+      <w:proofErr w:type="gramEnd"/>
+      <w:r>
+        <w:t xml:space="preserve"> форму поиска и ввести тип, часть описания или числовой параметр.</w:t>
       </w:r>
     </w:p>
     <w:p>
@@ -7091,9 +7961,9 @@
           <w:bCs/>
         </w:rPr>
       </w:pPr>
-      <w:bookmarkStart w:id="17" w:name="_Toc74956678"/>
-      <w:bookmarkStart w:id="18" w:name="_Toc74829069"/>
-      <w:bookmarkStart w:id="19" w:name="_Toc232104097"/>
+      <w:bookmarkStart w:id="16" w:name="_Toc74956678"/>
+      <w:bookmarkStart w:id="17" w:name="_Toc74829069"/>
+      <w:bookmarkStart w:id="18" w:name="_Toc232104097"/>
       <w:r>
         <w:rPr>
           <w:b/>
@@ -7101,9 +7971,9 @@
         </w:rPr>
         <w:t>СПИСОК ИСПОЛЬЗОВАННЫХ ИСТОЧНИКОВ</w:t>
       </w:r>
+      <w:bookmarkEnd w:id="16"/>
       <w:bookmarkEnd w:id="17"/>
       <w:bookmarkEnd w:id="18"/>
-      <w:bookmarkEnd w:id="19"/>
     </w:p>
     <w:p>
       <w:pPr>
@@ -7114,14 +7984,43 @@
         </w:numPr>
         <w:ind w:left="0" w:firstLine="709"/>
       </w:pPr>
-      <w:r>
-        <w:t xml:space="preserve">Калентьев, А. А. Новые технологии в </w:t>
+      <w:proofErr w:type="spellStart"/>
+      <w:r>
+        <w:t>Калентьев</w:t>
+      </w:r>
+      <w:proofErr w:type="spellEnd"/>
+      <w:r>
+        <w:t xml:space="preserve">, А. А. Новые технологии в </w:t>
       </w:r>
       <w:r>
         <w:t>программировании:</w:t>
       </w:r>
       <w:r>
-        <w:t xml:space="preserve"> учебное пособие / А. А. Калентьев, Д. В. Гарайс, А. Е. Гориянов. – </w:t>
+        <w:t xml:space="preserve"> учебное пособие / А. А. </w:t>
+      </w:r>
+      <w:proofErr w:type="spellStart"/>
+      <w:r>
+        <w:t>Калентьев</w:t>
+      </w:r>
+      <w:proofErr w:type="spellEnd"/>
+      <w:r>
+        <w:t xml:space="preserve">, Д. В. </w:t>
+      </w:r>
+      <w:proofErr w:type="spellStart"/>
+      <w:r>
+        <w:t>Гарайс</w:t>
+      </w:r>
+      <w:proofErr w:type="spellEnd"/>
+      <w:r>
+        <w:t xml:space="preserve">, А. Е. </w:t>
+      </w:r>
+      <w:proofErr w:type="spellStart"/>
+      <w:r>
+        <w:t>Гориянов</w:t>
+      </w:r>
+      <w:proofErr w:type="spellEnd"/>
+      <w:r>
+        <w:t xml:space="preserve">. – </w:t>
       </w:r>
       <w:r>
         <w:t>Томск:</w:t>
@@ -7155,10 +8054,10 @@
           <w:bCs/>
         </w:rPr>
       </w:pPr>
-      <w:bookmarkStart w:id="20" w:name="_Toc136600561"/>
-      <w:bookmarkStart w:id="21" w:name="_Toc74956679"/>
-      <w:bookmarkStart w:id="22" w:name="_Toc74829070"/>
-      <w:bookmarkStart w:id="23" w:name="_Toc232104098"/>
+      <w:bookmarkStart w:id="19" w:name="_Toc136600561"/>
+      <w:bookmarkStart w:id="20" w:name="_Toc74956679"/>
+      <w:bookmarkStart w:id="21" w:name="_Toc74829070"/>
+      <w:bookmarkStart w:id="22" w:name="_Toc232104098"/>
       <w:r>
         <w:rPr>
           <w:b/>
@@ -7167,10 +8066,10 @@
         <w:lastRenderedPageBreak/>
         <w:t>ПРИЛОЖЕНИЕ А</w:t>
       </w:r>
+      <w:bookmarkEnd w:id="19"/>
       <w:bookmarkEnd w:id="20"/>
       <w:bookmarkEnd w:id="21"/>
       <w:bookmarkEnd w:id="22"/>
-      <w:bookmarkEnd w:id="23"/>
     </w:p>
     <w:p>
       <w:pPr>
@@ -7210,7 +8109,15 @@
         <w:t xml:space="preserve">Разработчик: студент </w:t>
       </w:r>
       <w:r>
-        <w:t>гр. О-5КМ41 НИ ТПУ Бабуцкий И.С.</w:t>
+        <w:t xml:space="preserve">гр. О-5КМ41 НИ ТПУ </w:t>
+      </w:r>
+      <w:proofErr w:type="spellStart"/>
+      <w:r>
+        <w:t>Бабуцкий</w:t>
+      </w:r>
+      <w:proofErr w:type="spellEnd"/>
+      <w:r>
+        <w:t xml:space="preserve"> И.С.</w:t>
       </w:r>
     </w:p>
     <w:p>
@@ -7218,7 +8125,15 @@
         <w:ind w:firstLine="0"/>
       </w:pPr>
       <w:r>
-        <w:t>Заказчик: Канд. техн. наук, доцент каф. КСУП ТУСУР Калентьев А. А.</w:t>
+        <w:t xml:space="preserve">Заказчик: Канд. техн. наук, доцент каф. КСУП ТУСУР </w:t>
+      </w:r>
+      <w:proofErr w:type="spellStart"/>
+      <w:r>
+        <w:t>Калентьев</w:t>
+      </w:r>
+      <w:proofErr w:type="spellEnd"/>
+      <w:r>
+        <w:t xml:space="preserve"> А. А.</w:t>
       </w:r>
     </w:p>
     <w:p>
@@ -7313,7 +8228,15 @@
         <w:t xml:space="preserve">Заказчик: </w:t>
       </w:r>
       <w:r>
-        <w:t>к.т.н., доцент Калентьев А. А.</w:t>
+        <w:t xml:space="preserve">к.т.н., доцент </w:t>
+      </w:r>
+      <w:proofErr w:type="spellStart"/>
+      <w:r>
+        <w:t>Калентьев</w:t>
+      </w:r>
+      <w:proofErr w:type="spellEnd"/>
+      <w:r>
+        <w:t xml:space="preserve"> А. А.</w:t>
       </w:r>
     </w:p>
     <w:p>
@@ -7329,8 +8252,13 @@
       <w:r>
         <w:t xml:space="preserve">1 НИ ТПУ </w:t>
       </w:r>
-      <w:r>
-        <w:t>Бабуцкий И.С.</w:t>
+      <w:proofErr w:type="spellStart"/>
+      <w:r>
+        <w:t>Бабуцкий</w:t>
+      </w:r>
+      <w:proofErr w:type="spellEnd"/>
+      <w:r>
+        <w:t xml:space="preserve"> И.С.</w:t>
       </w:r>
     </w:p>
     <w:p>
@@ -7506,8 +8434,37 @@
       <w:pPr>
         <w:pStyle w:val="a"/>
       </w:pPr>
-      <w:r>
-        <w:t>централизованное хранение введённых фигур;</w:t>
+      <w:proofErr w:type="spellStart"/>
+      <w:r>
+        <w:t>централизованное</w:t>
+      </w:r>
+      <w:proofErr w:type="spellEnd"/>
+      <w:r>
+        <w:t xml:space="preserve"> </w:t>
+      </w:r>
+      <w:proofErr w:type="spellStart"/>
+      <w:r>
+        <w:t>хранение</w:t>
+      </w:r>
+      <w:proofErr w:type="spellEnd"/>
+      <w:r>
+        <w:t xml:space="preserve"> </w:t>
+      </w:r>
+      <w:proofErr w:type="spellStart"/>
+      <w:r>
+        <w:t>введённых</w:t>
+      </w:r>
+      <w:proofErr w:type="spellEnd"/>
+      <w:r>
+        <w:t xml:space="preserve"> </w:t>
+      </w:r>
+      <w:proofErr w:type="spellStart"/>
+      <w:r>
+        <w:t>фигур</w:t>
+      </w:r>
+      <w:proofErr w:type="spellEnd"/>
+      <w:r>
+        <w:t>;</w:t>
       </w:r>
     </w:p>
     <w:p>
@@ -7927,7 +8884,15 @@
     </w:p>
     <w:p>
       <w:r>
-        <w:t>A01. Система должна быть реализована в виде настольного приложения Windows Forms.</w:t>
+        <w:t xml:space="preserve">A01. Система должна быть реализована в виде настольного приложения Windows </w:t>
+      </w:r>
+      <w:proofErr w:type="spellStart"/>
+      <w:r>
+        <w:t>Forms</w:t>
+      </w:r>
+      <w:proofErr w:type="spellEnd"/>
+      <w:r>
+        <w:t>.</w:t>
       </w:r>
     </w:p>
     <w:p>
@@ -7937,12 +8902,28 @@
     </w:p>
     <w:p>
       <w:r>
-        <w:t>A03. Все типы фигур должны реализовывать интерфейс IShape.</w:t>
-      </w:r>
-    </w:p>
-    <w:p>
-      <w:r>
-        <w:t>A04. Добавление новых типов фигур не должно требовать изменения интерфейса IShape.</w:t>
+        <w:t xml:space="preserve">A03. Все типы фигур должны реализовывать интерфейс </w:t>
+      </w:r>
+      <w:proofErr w:type="spellStart"/>
+      <w:r>
+        <w:t>IShape</w:t>
+      </w:r>
+      <w:proofErr w:type="spellEnd"/>
+      <w:r>
+        <w:t>.</w:t>
+      </w:r>
+    </w:p>
+    <w:p>
+      <w:r>
+        <w:t xml:space="preserve">A04. Добавление новых типов фигур не должно требовать изменения интерфейса </w:t>
+      </w:r>
+      <w:proofErr w:type="spellStart"/>
+      <w:r>
+        <w:t>IShape</w:t>
+      </w:r>
+      <w:proofErr w:type="spellEnd"/>
+      <w:r>
+        <w:t>.</w:t>
       </w:r>
     </w:p>
     <w:p>
@@ -7963,7 +8944,20 @@
     </w:p>
     <w:p>
       <w:r>
-        <w:t>D01. Основная коллекция должна хранить объекты через тип List&lt;IShape&gt;, обеспечивая полиморфное хранение круга, прямоугольника и треугольника.</w:t>
+        <w:t xml:space="preserve">D01. Основная коллекция должна хранить объекты через тип </w:t>
+      </w:r>
+      <w:proofErr w:type="gramStart"/>
+      <w:r>
+        <w:t>List&lt;</w:t>
+      </w:r>
+      <w:proofErr w:type="spellStart"/>
+      <w:proofErr w:type="gramEnd"/>
+      <w:r>
+        <w:t>IShape</w:t>
+      </w:r>
+      <w:proofErr w:type="spellEnd"/>
+      <w:r>
+        <w:t>&gt;, обеспечивая полиморфное хранение круга, прямоугольника и треугольника.</w:t>
       </w:r>
     </w:p>
     <w:p>
@@ -7976,14 +8970,21 @@
       <w:r>
         <w:t xml:space="preserve">пользоваться структура </w:t>
       </w:r>
+      <w:proofErr w:type="spellStart"/>
+      <w:proofErr w:type="gramStart"/>
       <w:r>
         <w:t>CircleData</w:t>
       </w:r>
+      <w:proofErr w:type="spellEnd"/>
       <w:r>
         <w:t xml:space="preserve">, </w:t>
       </w:r>
       <w:r>
-        <w:t xml:space="preserve"> со следующими полям</w:t>
+        <w:t xml:space="preserve"> со</w:t>
+      </w:r>
+      <w:proofErr w:type="gramEnd"/>
+      <w:r>
+        <w:t xml:space="preserve"> следующими полям</w:t>
       </w:r>
       <w:r>
         <w:t xml:space="preserve">и: </w:t>
@@ -8006,23 +9007,35 @@
       <w:r>
         <w:br/>
       </w:r>
+      <w:proofErr w:type="spellStart"/>
       <w:r>
         <w:t>RectangleData</w:t>
       </w:r>
+      <w:proofErr w:type="spellEnd"/>
       <w:r>
         <w:t xml:space="preserve"> с полями</w:t>
       </w:r>
       <w:r>
         <w:t xml:space="preserve"> </w:t>
       </w:r>
+      <w:proofErr w:type="spellStart"/>
       <w:r>
         <w:t>Width</w:t>
       </w:r>
+      <w:proofErr w:type="spellEnd"/>
       <w:r>
         <w:t xml:space="preserve"> </w:t>
       </w:r>
       <w:r>
-        <w:t>и Height со значением Value</w:t>
+        <w:t xml:space="preserve">и </w:t>
+      </w:r>
+      <w:proofErr w:type="spellStart"/>
+      <w:r>
+        <w:t>Height</w:t>
+      </w:r>
+      <w:proofErr w:type="spellEnd"/>
+      <w:r>
+        <w:t xml:space="preserve"> со значением Value</w:t>
       </w:r>
       <w:r>
         <w:t xml:space="preserve">1 </w:t>
@@ -8035,12 +9048,14 @@
       <w:pPr>
         <w:ind w:firstLine="0"/>
       </w:pPr>
+      <w:proofErr w:type="spellStart"/>
       <w:r>
         <w:rPr>
           <w:lang w:val="en-US"/>
         </w:rPr>
         <w:t>TriangleData</w:t>
       </w:r>
+      <w:proofErr w:type="spellEnd"/>
       <w:r>
         <w:t xml:space="preserve"> </w:t>
       </w:r>
@@ -8056,21 +9071,25 @@
       <w:r>
         <w:t xml:space="preserve"> </w:t>
       </w:r>
+      <w:proofErr w:type="spellStart"/>
       <w:r>
         <w:rPr>
           <w:lang w:val="en-US"/>
         </w:rPr>
         <w:t>SideA</w:t>
       </w:r>
+      <w:proofErr w:type="spellEnd"/>
       <w:r>
         <w:t xml:space="preserve">, </w:t>
       </w:r>
+      <w:proofErr w:type="spellStart"/>
       <w:r>
         <w:rPr>
           <w:lang w:val="en-US"/>
         </w:rPr>
         <w:t>SideB</w:t>
       </w:r>
+      <w:proofErr w:type="spellEnd"/>
       <w:r>
         <w:t xml:space="preserve"> </w:t>
       </w:r>
@@ -8080,12 +9099,14 @@
       <w:r>
         <w:t xml:space="preserve"> </w:t>
       </w:r>
+      <w:proofErr w:type="spellStart"/>
       <w:r>
         <w:rPr>
           <w:lang w:val="en-US"/>
         </w:rPr>
         <w:t>SideC</w:t>
       </w:r>
+      <w:proofErr w:type="spellEnd"/>
       <w:r>
         <w:t xml:space="preserve"> </w:t>
       </w:r>
@@ -8134,7 +9155,44 @@
     </w:p>
     <w:p>
       <w:r>
-        <w:t>D03. Данные должны сохраняться методом XML-сериализации в файл с расширением *.shapes и кодировкой, поддерживающей кириллицу.</w:t>
+        <w:t>D03. Данные должны сохраняться методом XML-</w:t>
+      </w:r>
+      <w:proofErr w:type="spellStart"/>
+      <w:r>
+        <w:t>сериализации</w:t>
+      </w:r>
+      <w:proofErr w:type="spellEnd"/>
+      <w:r>
+        <w:t xml:space="preserve"> в файл с расширением </w:t>
+      </w:r>
+      <w:proofErr w:type="gramStart"/>
+      <w:r>
+        <w:t>*.</w:t>
+      </w:r>
+      <w:proofErr w:type="spellStart"/>
+      <w:r>
+        <w:t>shapes</w:t>
+      </w:r>
+      <w:proofErr w:type="spellEnd"/>
+      <w:proofErr w:type="gramEnd"/>
+      <w:r>
+        <w:t xml:space="preserve"> и кодировкой, поддерживающей кириллицу.</w:t>
+      </w:r>
+    </w:p>
+    <w:p>
+      <w:pPr>
+        <w:spacing w:line="240" w:lineRule="auto"/>
+        <w:ind w:firstLine="0"/>
+        <w:jc w:val="left"/>
+        <w:rPr>
+          <w:sz w:val="24"/>
+        </w:rPr>
+      </w:pPr>
+      <w:r>
+        <w:rPr>
+          <w:sz w:val="24"/>
+        </w:rPr>
+        <w:br w:type="page"/>
       </w:r>
     </w:p>
     <w:p>
@@ -8142,19 +9200,22 @@
         <w:spacing w:before="80" w:after="40" w:line="240" w:lineRule="auto"/>
         <w:jc w:val="left"/>
       </w:pPr>
-      <w:commentRangeStart w:id="24"/>
+      <w:commentRangeStart w:id="23"/>
       <w:r>
         <w:rPr>
           <w:sz w:val="24"/>
         </w:rPr>
+        <w:lastRenderedPageBreak/>
         <w:t xml:space="preserve">Таблица 4.2 – Поля объекта </w:t>
       </w:r>
+      <w:proofErr w:type="spellStart"/>
       <w:r>
         <w:rPr>
           <w:sz w:val="24"/>
         </w:rPr>
         <w:t>CircleData</w:t>
       </w:r>
+      <w:proofErr w:type="spellEnd"/>
     </w:p>
     <w:tbl>
       <w:tblPr>
@@ -8295,12 +9356,14 @@
             <w:pPr>
               <w:spacing w:line="240" w:lineRule="auto"/>
             </w:pPr>
+            <w:proofErr w:type="spellStart"/>
             <w:r>
               <w:rPr>
                 <w:sz w:val="19"/>
               </w:rPr>
               <w:t>string</w:t>
             </w:r>
+            <w:proofErr w:type="spellEnd"/>
           </w:p>
         </w:tc>
         <w:tc>
@@ -8351,7 +9414,6 @@
               <w:rPr>
                 <w:sz w:val="19"/>
               </w:rPr>
-              <w:lastRenderedPageBreak/>
               <w:t>Value1</w:t>
             </w:r>
           </w:p>
@@ -8371,12 +9433,14 @@
             <w:pPr>
               <w:spacing w:line="240" w:lineRule="auto"/>
             </w:pPr>
+            <w:proofErr w:type="spellStart"/>
             <w:r>
               <w:rPr>
                 <w:sz w:val="19"/>
               </w:rPr>
               <w:t>double</w:t>
             </w:r>
+            <w:proofErr w:type="spellEnd"/>
           </w:p>
         </w:tc>
         <w:tc>
@@ -8404,7 +9468,6 @@
         </w:tc>
       </w:tr>
     </w:tbl>
-    <w:commentRangeEnd w:id="24"/>
     <w:p>
       <w:pPr>
         <w:spacing w:before="80" w:after="40" w:line="240" w:lineRule="auto"/>
@@ -8412,12 +9475,6 @@
       </w:pPr>
       <w:r>
         <w:rPr>
-          <w:rStyle w:val="af2"/>
-        </w:rPr>
-        <w:commentReference w:id="24"/>
-      </w:r>
-      <w:r>
-        <w:rPr>
           <w:sz w:val="24"/>
         </w:rPr>
         <w:t xml:space="preserve"> </w:t>
@@ -8441,12 +9498,14 @@
         </w:rPr>
         <w:t xml:space="preserve"> – Поля объекта </w:t>
       </w:r>
+      <w:proofErr w:type="spellStart"/>
       <w:r>
         <w:rPr>
           <w:sz w:val="24"/>
         </w:rPr>
         <w:t>RectangleData</w:t>
       </w:r>
+      <w:proofErr w:type="spellEnd"/>
     </w:p>
     <w:tbl>
       <w:tblPr>
@@ -8587,12 +9646,14 @@
             <w:pPr>
               <w:spacing w:line="240" w:lineRule="auto"/>
             </w:pPr>
+            <w:proofErr w:type="spellStart"/>
             <w:r>
               <w:rPr>
                 <w:sz w:val="19"/>
               </w:rPr>
               <w:t>string</w:t>
             </w:r>
+            <w:proofErr w:type="spellEnd"/>
           </w:p>
         </w:tc>
         <w:tc>
@@ -8662,12 +9723,14 @@
             <w:pPr>
               <w:spacing w:line="240" w:lineRule="auto"/>
             </w:pPr>
+            <w:proofErr w:type="spellStart"/>
             <w:r>
               <w:rPr>
                 <w:sz w:val="19"/>
               </w:rPr>
               <w:t>double</w:t>
             </w:r>
+            <w:proofErr w:type="spellEnd"/>
           </w:p>
         </w:tc>
         <w:tc>
@@ -8737,12 +9800,14 @@
             <w:pPr>
               <w:spacing w:line="240" w:lineRule="auto"/>
             </w:pPr>
+            <w:proofErr w:type="spellStart"/>
             <w:r>
               <w:rPr>
                 <w:sz w:val="19"/>
               </w:rPr>
               <w:t>double</w:t>
             </w:r>
+            <w:proofErr w:type="spellEnd"/>
           </w:p>
         </w:tc>
         <w:tc>
@@ -8794,6 +9859,7 @@
         </w:rPr>
         <w:t xml:space="preserve"> – Поля объекта </w:t>
       </w:r>
+      <w:proofErr w:type="spellStart"/>
       <w:r>
         <w:rPr>
           <w:sz w:val="24"/>
@@ -8801,6 +9867,7 @@
         </w:rPr>
         <w:t>TriangleData</w:t>
       </w:r>
+      <w:proofErr w:type="spellEnd"/>
     </w:p>
     <w:tbl>
       <w:tblPr>
@@ -8941,12 +10008,14 @@
             <w:pPr>
               <w:spacing w:line="240" w:lineRule="auto"/>
             </w:pPr>
+            <w:proofErr w:type="spellStart"/>
             <w:r>
               <w:rPr>
                 <w:sz w:val="19"/>
               </w:rPr>
               <w:t>string</w:t>
             </w:r>
+            <w:proofErr w:type="spellEnd"/>
           </w:p>
         </w:tc>
         <w:tc>
@@ -9016,12 +10085,14 @@
             <w:pPr>
               <w:spacing w:line="240" w:lineRule="auto"/>
             </w:pPr>
+            <w:proofErr w:type="spellStart"/>
             <w:r>
               <w:rPr>
                 <w:sz w:val="19"/>
               </w:rPr>
               <w:t>double</w:t>
             </w:r>
+            <w:proofErr w:type="spellEnd"/>
           </w:p>
         </w:tc>
         <w:tc>
@@ -9091,12 +10162,14 @@
             <w:pPr>
               <w:spacing w:line="240" w:lineRule="auto"/>
             </w:pPr>
+            <w:proofErr w:type="spellStart"/>
             <w:r>
               <w:rPr>
                 <w:sz w:val="19"/>
               </w:rPr>
               <w:t>double</w:t>
             </w:r>
+            <w:proofErr w:type="spellEnd"/>
           </w:p>
         </w:tc>
         <w:tc>
@@ -9166,12 +10239,14 @@
             <w:pPr>
               <w:spacing w:line="240" w:lineRule="auto"/>
             </w:pPr>
+            <w:proofErr w:type="spellStart"/>
             <w:r>
               <w:rPr>
                 <w:sz w:val="19"/>
               </w:rPr>
               <w:t>double</w:t>
             </w:r>
+            <w:proofErr w:type="spellEnd"/>
           </w:p>
         </w:tc>
         <w:tc>
@@ -9199,10 +10274,31 @@
         </w:tc>
       </w:tr>
     </w:tbl>
-    <w:p/>
-    <w:p>
-      <w:r>
-        <w:t>Пример фрагмента файла *.shapes:</w:t>
+    <w:commentRangeEnd w:id="23"/>
+    <w:p>
+      <w:r>
+        <w:rPr>
+          <w:rStyle w:val="af2"/>
+        </w:rPr>
+        <w:commentReference w:id="23"/>
+      </w:r>
+    </w:p>
+    <w:p>
+      <w:r>
+        <w:t xml:space="preserve">Пример фрагмента файла </w:t>
+      </w:r>
+      <w:proofErr w:type="gramStart"/>
+      <w:r>
+        <w:t>*.</w:t>
+      </w:r>
+      <w:proofErr w:type="spellStart"/>
+      <w:r>
+        <w:t>shapes</w:t>
+      </w:r>
+      <w:proofErr w:type="spellEnd"/>
+      <w:proofErr w:type="gramEnd"/>
+      <w:r>
+        <w:t>:</w:t>
       </w:r>
     </w:p>
     <w:p>
@@ -9218,7 +10314,55 @@
           <w:rFonts w:ascii="Liberation Mono" w:eastAsiaTheme="minorEastAsia" w:hAnsi="Liberation Mono"/>
           <w:sz w:val="18"/>
         </w:rPr>
-        <w:t>&lt;?xml version="1.0" encoding="utf-8"?&gt;</w:t>
+        <w:t>&lt;?</w:t>
+      </w:r>
+      <w:proofErr w:type="spellStart"/>
+      <w:r>
+        <w:rPr>
+          <w:rFonts w:ascii="Liberation Mono" w:eastAsiaTheme="minorEastAsia" w:hAnsi="Liberation Mono"/>
+          <w:sz w:val="18"/>
+        </w:rPr>
+        <w:t>xml</w:t>
+      </w:r>
+      <w:proofErr w:type="spellEnd"/>
+      <w:r>
+        <w:rPr>
+          <w:rFonts w:ascii="Liberation Mono" w:eastAsiaTheme="minorEastAsia" w:hAnsi="Liberation Mono"/>
+          <w:sz w:val="18"/>
+        </w:rPr>
+        <w:t xml:space="preserve"> </w:t>
+      </w:r>
+      <w:proofErr w:type="spellStart"/>
+      <w:r>
+        <w:rPr>
+          <w:rFonts w:ascii="Liberation Mono" w:eastAsiaTheme="minorEastAsia" w:hAnsi="Liberation Mono"/>
+          <w:sz w:val="18"/>
+        </w:rPr>
+        <w:t>version</w:t>
+      </w:r>
+      <w:proofErr w:type="spellEnd"/>
+      <w:r>
+        <w:rPr>
+          <w:rFonts w:ascii="Liberation Mono" w:eastAsiaTheme="minorEastAsia" w:hAnsi="Liberation Mono"/>
+          <w:sz w:val="18"/>
+        </w:rPr>
+        <w:t xml:space="preserve">="1.0" </w:t>
+      </w:r>
+      <w:proofErr w:type="spellStart"/>
+      <w:r>
+        <w:rPr>
+          <w:rFonts w:ascii="Liberation Mono" w:eastAsiaTheme="minorEastAsia" w:hAnsi="Liberation Mono"/>
+          <w:sz w:val="18"/>
+        </w:rPr>
+        <w:t>encoding</w:t>
+      </w:r>
+      <w:proofErr w:type="spellEnd"/>
+      <w:r>
+        <w:rPr>
+          <w:rFonts w:ascii="Liberation Mono" w:eastAsiaTheme="minorEastAsia" w:hAnsi="Liberation Mono"/>
+          <w:sz w:val="18"/>
+        </w:rPr>
+        <w:t>="utf-8"?&gt;</w:t>
       </w:r>
     </w:p>
     <w:p>
@@ -9236,61 +10380,63 @@
           <w:sz w:val="18"/>
           <w:lang w:val="en-US"/>
         </w:rPr>
-        <w:t>&lt;ArrayOfAnyType xmlns:xsi="http://www.w3.org/2001/XMLSchema-instance" xmlns:xsd="http://www.w3.org/2001/XMLSchema"&gt;</w:t>
-      </w:r>
-    </w:p>
-    <w:p>
-      <w:pPr>
-        <w:ind w:firstLine="709"/>
+        <w:t>&lt;</w:t>
+      </w:r>
+      <w:proofErr w:type="spellStart"/>
+      <w:r>
         <w:rPr>
           <w:rFonts w:ascii="Liberation Mono" w:eastAsiaTheme="minorEastAsia" w:hAnsi="Liberation Mono"/>
           <w:sz w:val="18"/>
           <w:lang w:val="en-US"/>
         </w:rPr>
-      </w:pPr>
+        <w:t>ArrayOfAnyType</w:t>
+      </w:r>
+      <w:proofErr w:type="spellEnd"/>
       <w:r>
         <w:rPr>
           <w:rFonts w:ascii="Liberation Mono" w:eastAsiaTheme="minorEastAsia" w:hAnsi="Liberation Mono"/>
           <w:sz w:val="18"/>
           <w:lang w:val="en-US"/>
         </w:rPr>
-        <w:t xml:space="preserve">  &lt;anyType xsi:type="RectangleData"&gt;</w:t>
-      </w:r>
-    </w:p>
-    <w:p>
-      <w:pPr>
-        <w:ind w:firstLine="709"/>
+        <w:t xml:space="preserve"> </w:t>
+      </w:r>
+      <w:proofErr w:type="spellStart"/>
+      <w:proofErr w:type="gramStart"/>
+      <w:r>
         <w:rPr>
           <w:rFonts w:ascii="Liberation Mono" w:eastAsiaTheme="minorEastAsia" w:hAnsi="Liberation Mono"/>
           <w:sz w:val="18"/>
           <w:lang w:val="en-US"/>
         </w:rPr>
-      </w:pPr>
+        <w:t>xmlns:xsi</w:t>
+      </w:r>
+      <w:proofErr w:type="spellEnd"/>
+      <w:proofErr w:type="gramEnd"/>
       <w:r>
         <w:rPr>
           <w:rFonts w:ascii="Liberation Mono" w:eastAsiaTheme="minorEastAsia" w:hAnsi="Liberation Mono"/>
           <w:sz w:val="18"/>
           <w:lang w:val="en-US"/>
         </w:rPr>
-        <w:t xml:space="preserve">    &lt;Width&gt;1&lt;/Width&gt;</w:t>
-      </w:r>
-    </w:p>
-    <w:p>
-      <w:pPr>
-        <w:ind w:firstLine="709"/>
+        <w:t xml:space="preserve">="http://www.w3.org/2001/XMLSchema-instance" </w:t>
+      </w:r>
+      <w:proofErr w:type="spellStart"/>
+      <w:r>
         <w:rPr>
           <w:rFonts w:ascii="Liberation Mono" w:eastAsiaTheme="minorEastAsia" w:hAnsi="Liberation Mono"/>
           <w:sz w:val="18"/>
           <w:lang w:val="en-US"/>
         </w:rPr>
-      </w:pPr>
+        <w:t>xmlns:xsd</w:t>
+      </w:r>
+      <w:proofErr w:type="spellEnd"/>
       <w:r>
         <w:rPr>
           <w:rFonts w:ascii="Liberation Mono" w:eastAsiaTheme="minorEastAsia" w:hAnsi="Liberation Mono"/>
           <w:sz w:val="18"/>
           <w:lang w:val="en-US"/>
         </w:rPr>
-        <w:t xml:space="preserve">    &lt;Height&gt;15&lt;/Height&gt;</w:t>
+        <w:t>="http://www.w3.org/2001/XMLSchema"&gt;</w:t>
       </w:r>
     </w:p>
     <w:p>
@@ -9308,61 +10454,63 @@
           <w:sz w:val="18"/>
           <w:lang w:val="en-US"/>
         </w:rPr>
-        <w:t xml:space="preserve">  &lt;/anyType&gt;</w:t>
-      </w:r>
-    </w:p>
-    <w:p>
-      <w:pPr>
-        <w:ind w:firstLine="709"/>
+        <w:t xml:space="preserve">  &lt;</w:t>
+      </w:r>
+      <w:proofErr w:type="spellStart"/>
+      <w:r>
         <w:rPr>
           <w:rFonts w:ascii="Liberation Mono" w:eastAsiaTheme="minorEastAsia" w:hAnsi="Liberation Mono"/>
           <w:sz w:val="18"/>
           <w:lang w:val="en-US"/>
         </w:rPr>
-      </w:pPr>
+        <w:t>anyType</w:t>
+      </w:r>
+      <w:proofErr w:type="spellEnd"/>
       <w:r>
         <w:rPr>
           <w:rFonts w:ascii="Liberation Mono" w:eastAsiaTheme="minorEastAsia" w:hAnsi="Liberation Mono"/>
           <w:sz w:val="18"/>
           <w:lang w:val="en-US"/>
         </w:rPr>
-        <w:t xml:space="preserve">  &lt;anyType xsi:type="TriangleData"&gt;</w:t>
-      </w:r>
-    </w:p>
-    <w:p>
-      <w:pPr>
-        <w:ind w:firstLine="709"/>
+        <w:t xml:space="preserve"> </w:t>
+      </w:r>
+      <w:proofErr w:type="spellStart"/>
+      <w:proofErr w:type="gramStart"/>
+      <w:r>
         <w:rPr>
           <w:rFonts w:ascii="Liberation Mono" w:eastAsiaTheme="minorEastAsia" w:hAnsi="Liberation Mono"/>
           <w:sz w:val="18"/>
           <w:lang w:val="en-US"/>
         </w:rPr>
-      </w:pPr>
+        <w:t>xsi:type</w:t>
+      </w:r>
+      <w:proofErr w:type="spellEnd"/>
+      <w:proofErr w:type="gramEnd"/>
       <w:r>
         <w:rPr>
           <w:rFonts w:ascii="Liberation Mono" w:eastAsiaTheme="minorEastAsia" w:hAnsi="Liberation Mono"/>
           <w:sz w:val="18"/>
           <w:lang w:val="en-US"/>
         </w:rPr>
-        <w:t xml:space="preserve">    &lt;SideA&gt;17&lt;/SideA&gt;</w:t>
-      </w:r>
-    </w:p>
-    <w:p>
-      <w:pPr>
-        <w:ind w:firstLine="709"/>
+        <w:t>="</w:t>
+      </w:r>
+      <w:proofErr w:type="spellStart"/>
+      <w:r>
         <w:rPr>
           <w:rFonts w:ascii="Liberation Mono" w:eastAsiaTheme="minorEastAsia" w:hAnsi="Liberation Mono"/>
           <w:sz w:val="18"/>
           <w:lang w:val="en-US"/>
         </w:rPr>
-      </w:pPr>
+        <w:t>RectangleData</w:t>
+      </w:r>
+      <w:proofErr w:type="spellEnd"/>
       <w:r>
         <w:rPr>
           <w:rFonts w:ascii="Liberation Mono" w:eastAsiaTheme="minorEastAsia" w:hAnsi="Liberation Mono"/>
           <w:sz w:val="18"/>
           <w:lang w:val="en-US"/>
         </w:rPr>
-        <w:t xml:space="preserve">    &lt;SideB&gt;7&lt;/SideB&gt;</w:t>
+        <w:t>"&gt;</w:t>
       </w:r>
     </w:p>
     <w:p>
@@ -9380,7 +10528,7 @@
           <w:sz w:val="18"/>
           <w:lang w:val="en-US"/>
         </w:rPr>
-        <w:t xml:space="preserve">    &lt;SideC&gt;19&lt;/SideC&gt;</w:t>
+        <w:t xml:space="preserve">    &lt;Width&gt;1&lt;/Width&gt;</w:t>
       </w:r>
     </w:p>
     <w:p>
@@ -9398,7 +10546,7 @@
           <w:sz w:val="18"/>
           <w:lang w:val="en-US"/>
         </w:rPr>
-        <w:t xml:space="preserve">  &lt;/anyType&gt;</w:t>
+        <w:t xml:space="preserve">    &lt;Height&gt;15&lt;/Height&gt;</w:t>
       </w:r>
     </w:p>
     <w:p>
@@ -9416,42 +10564,35 @@
           <w:sz w:val="18"/>
           <w:lang w:val="en-US"/>
         </w:rPr>
-        <w:t xml:space="preserve">  &lt;anyType xsi:type="CircleData"&gt;</w:t>
-      </w:r>
-    </w:p>
-    <w:p>
-      <w:pPr>
-        <w:ind w:firstLine="709"/>
+        <w:t xml:space="preserve">  &lt;/</w:t>
+      </w:r>
+      <w:proofErr w:type="spellStart"/>
+      <w:r>
         <w:rPr>
           <w:rFonts w:ascii="Liberation Mono" w:eastAsiaTheme="minorEastAsia" w:hAnsi="Liberation Mono"/>
           <w:sz w:val="18"/>
           <w:lang w:val="en-US"/>
         </w:rPr>
-      </w:pPr>
+        <w:t>anyType</w:t>
+      </w:r>
+      <w:proofErr w:type="spellEnd"/>
       <w:r>
         <w:rPr>
           <w:rFonts w:ascii="Liberation Mono" w:eastAsiaTheme="minorEastAsia" w:hAnsi="Liberation Mono"/>
           <w:sz w:val="18"/>
           <w:lang w:val="en-US"/>
         </w:rPr>
-        <w:t xml:space="preserve">    </w:t>
-      </w:r>
-      <w:r>
+        <w:t>&gt;</w:t>
+      </w:r>
+    </w:p>
+    <w:p>
+      <w:pPr>
+        <w:ind w:firstLine="709"/>
         <w:rPr>
           <w:rFonts w:ascii="Liberation Mono" w:eastAsiaTheme="minorEastAsia" w:hAnsi="Liberation Mono"/>
           <w:sz w:val="18"/>
           <w:lang w:val="en-US"/>
         </w:rPr>
-        <w:t>&lt;Radius&gt;15&lt;/Radius&gt;</w:t>
-      </w:r>
-    </w:p>
-    <w:p>
-      <w:pPr>
-        <w:ind w:firstLine="709"/>
-        <w:rPr>
-          <w:rFonts w:ascii="Liberation Mono" w:eastAsiaTheme="minorEastAsia" w:hAnsi="Liberation Mono"/>
-          <w:sz w:val="18"/>
-        </w:rPr>
       </w:pPr>
       <w:r>
         <w:rPr>
@@ -9459,15 +10600,9 @@
           <w:sz w:val="18"/>
           <w:lang w:val="en-US"/>
         </w:rPr>
-        <w:t xml:space="preserve">  </w:t>
-      </w:r>
-      <w:r>
-        <w:rPr>
-          <w:rFonts w:ascii="Liberation Mono" w:eastAsiaTheme="minorEastAsia" w:hAnsi="Liberation Mono"/>
-          <w:sz w:val="18"/>
-        </w:rPr>
-        <w:t>&lt;/</w:t>
-      </w:r>
+        <w:t xml:space="preserve">  &lt;</w:t>
+      </w:r>
+      <w:proofErr w:type="spellStart"/>
       <w:r>
         <w:rPr>
           <w:rFonts w:ascii="Liberation Mono" w:eastAsiaTheme="minorEastAsia" w:hAnsi="Liberation Mono"/>
@@ -9476,10 +10611,392 @@
         </w:rPr>
         <w:t>anyType</w:t>
       </w:r>
+      <w:proofErr w:type="spellEnd"/>
       <w:r>
         <w:rPr>
           <w:rFonts w:ascii="Liberation Mono" w:eastAsiaTheme="minorEastAsia" w:hAnsi="Liberation Mono"/>
           <w:sz w:val="18"/>
+          <w:lang w:val="en-US"/>
+        </w:rPr>
+        <w:t xml:space="preserve"> </w:t>
+      </w:r>
+      <w:proofErr w:type="spellStart"/>
+      <w:proofErr w:type="gramStart"/>
+      <w:r>
+        <w:rPr>
+          <w:rFonts w:ascii="Liberation Mono" w:eastAsiaTheme="minorEastAsia" w:hAnsi="Liberation Mono"/>
+          <w:sz w:val="18"/>
+          <w:lang w:val="en-US"/>
+        </w:rPr>
+        <w:t>xsi:type</w:t>
+      </w:r>
+      <w:proofErr w:type="spellEnd"/>
+      <w:proofErr w:type="gramEnd"/>
+      <w:r>
+        <w:rPr>
+          <w:rFonts w:ascii="Liberation Mono" w:eastAsiaTheme="minorEastAsia" w:hAnsi="Liberation Mono"/>
+          <w:sz w:val="18"/>
+          <w:lang w:val="en-US"/>
+        </w:rPr>
+        <w:t>="</w:t>
+      </w:r>
+      <w:proofErr w:type="spellStart"/>
+      <w:r>
+        <w:rPr>
+          <w:rFonts w:ascii="Liberation Mono" w:eastAsiaTheme="minorEastAsia" w:hAnsi="Liberation Mono"/>
+          <w:sz w:val="18"/>
+          <w:lang w:val="en-US"/>
+        </w:rPr>
+        <w:t>TriangleData</w:t>
+      </w:r>
+      <w:proofErr w:type="spellEnd"/>
+      <w:r>
+        <w:rPr>
+          <w:rFonts w:ascii="Liberation Mono" w:eastAsiaTheme="minorEastAsia" w:hAnsi="Liberation Mono"/>
+          <w:sz w:val="18"/>
+          <w:lang w:val="en-US"/>
+        </w:rPr>
+        <w:t>"&gt;</w:t>
+      </w:r>
+    </w:p>
+    <w:p>
+      <w:pPr>
+        <w:ind w:firstLine="709"/>
+        <w:rPr>
+          <w:rFonts w:ascii="Liberation Mono" w:eastAsiaTheme="minorEastAsia" w:hAnsi="Liberation Mono"/>
+          <w:sz w:val="18"/>
+          <w:lang w:val="en-US"/>
+        </w:rPr>
+      </w:pPr>
+      <w:r>
+        <w:rPr>
+          <w:rFonts w:ascii="Liberation Mono" w:eastAsiaTheme="minorEastAsia" w:hAnsi="Liberation Mono"/>
+          <w:sz w:val="18"/>
+          <w:lang w:val="en-US"/>
+        </w:rPr>
+        <w:t xml:space="preserve">    &lt;</w:t>
+      </w:r>
+      <w:proofErr w:type="spellStart"/>
+      <w:r>
+        <w:rPr>
+          <w:rFonts w:ascii="Liberation Mono" w:eastAsiaTheme="minorEastAsia" w:hAnsi="Liberation Mono"/>
+          <w:sz w:val="18"/>
+          <w:lang w:val="en-US"/>
+        </w:rPr>
+        <w:t>SideA</w:t>
+      </w:r>
+      <w:proofErr w:type="spellEnd"/>
+      <w:r>
+        <w:rPr>
+          <w:rFonts w:ascii="Liberation Mono" w:eastAsiaTheme="minorEastAsia" w:hAnsi="Liberation Mono"/>
+          <w:sz w:val="18"/>
+          <w:lang w:val="en-US"/>
+        </w:rPr>
+        <w:t>&gt;17&lt;/</w:t>
+      </w:r>
+      <w:proofErr w:type="spellStart"/>
+      <w:r>
+        <w:rPr>
+          <w:rFonts w:ascii="Liberation Mono" w:eastAsiaTheme="minorEastAsia" w:hAnsi="Liberation Mono"/>
+          <w:sz w:val="18"/>
+          <w:lang w:val="en-US"/>
+        </w:rPr>
+        <w:t>SideA</w:t>
+      </w:r>
+      <w:proofErr w:type="spellEnd"/>
+      <w:r>
+        <w:rPr>
+          <w:rFonts w:ascii="Liberation Mono" w:eastAsiaTheme="minorEastAsia" w:hAnsi="Liberation Mono"/>
+          <w:sz w:val="18"/>
+          <w:lang w:val="en-US"/>
+        </w:rPr>
+        <w:t>&gt;</w:t>
+      </w:r>
+    </w:p>
+    <w:p>
+      <w:pPr>
+        <w:ind w:firstLine="709"/>
+        <w:rPr>
+          <w:rFonts w:ascii="Liberation Mono" w:eastAsiaTheme="minorEastAsia" w:hAnsi="Liberation Mono"/>
+          <w:sz w:val="18"/>
+          <w:lang w:val="en-US"/>
+        </w:rPr>
+      </w:pPr>
+      <w:r>
+        <w:rPr>
+          <w:rFonts w:ascii="Liberation Mono" w:eastAsiaTheme="minorEastAsia" w:hAnsi="Liberation Mono"/>
+          <w:sz w:val="18"/>
+          <w:lang w:val="en-US"/>
+        </w:rPr>
+        <w:t xml:space="preserve">    &lt;</w:t>
+      </w:r>
+      <w:proofErr w:type="spellStart"/>
+      <w:r>
+        <w:rPr>
+          <w:rFonts w:ascii="Liberation Mono" w:eastAsiaTheme="minorEastAsia" w:hAnsi="Liberation Mono"/>
+          <w:sz w:val="18"/>
+          <w:lang w:val="en-US"/>
+        </w:rPr>
+        <w:t>SideB</w:t>
+      </w:r>
+      <w:proofErr w:type="spellEnd"/>
+      <w:r>
+        <w:rPr>
+          <w:rFonts w:ascii="Liberation Mono" w:eastAsiaTheme="minorEastAsia" w:hAnsi="Liberation Mono"/>
+          <w:sz w:val="18"/>
+          <w:lang w:val="en-US"/>
+        </w:rPr>
+        <w:t>&gt;7&lt;/</w:t>
+      </w:r>
+      <w:proofErr w:type="spellStart"/>
+      <w:r>
+        <w:rPr>
+          <w:rFonts w:ascii="Liberation Mono" w:eastAsiaTheme="minorEastAsia" w:hAnsi="Liberation Mono"/>
+          <w:sz w:val="18"/>
+          <w:lang w:val="en-US"/>
+        </w:rPr>
+        <w:t>SideB</w:t>
+      </w:r>
+      <w:proofErr w:type="spellEnd"/>
+      <w:r>
+        <w:rPr>
+          <w:rFonts w:ascii="Liberation Mono" w:eastAsiaTheme="minorEastAsia" w:hAnsi="Liberation Mono"/>
+          <w:sz w:val="18"/>
+          <w:lang w:val="en-US"/>
+        </w:rPr>
+        <w:t>&gt;</w:t>
+      </w:r>
+    </w:p>
+    <w:p>
+      <w:pPr>
+        <w:ind w:firstLine="709"/>
+        <w:rPr>
+          <w:rFonts w:ascii="Liberation Mono" w:eastAsiaTheme="minorEastAsia" w:hAnsi="Liberation Mono"/>
+          <w:sz w:val="18"/>
+          <w:lang w:val="en-US"/>
+        </w:rPr>
+      </w:pPr>
+      <w:r>
+        <w:rPr>
+          <w:rFonts w:ascii="Liberation Mono" w:eastAsiaTheme="minorEastAsia" w:hAnsi="Liberation Mono"/>
+          <w:sz w:val="18"/>
+          <w:lang w:val="en-US"/>
+        </w:rPr>
+        <w:t xml:space="preserve">    &lt;</w:t>
+      </w:r>
+      <w:proofErr w:type="spellStart"/>
+      <w:r>
+        <w:rPr>
+          <w:rFonts w:ascii="Liberation Mono" w:eastAsiaTheme="minorEastAsia" w:hAnsi="Liberation Mono"/>
+          <w:sz w:val="18"/>
+          <w:lang w:val="en-US"/>
+        </w:rPr>
+        <w:t>SideC</w:t>
+      </w:r>
+      <w:proofErr w:type="spellEnd"/>
+      <w:r>
+        <w:rPr>
+          <w:rFonts w:ascii="Liberation Mono" w:eastAsiaTheme="minorEastAsia" w:hAnsi="Liberation Mono"/>
+          <w:sz w:val="18"/>
+          <w:lang w:val="en-US"/>
+        </w:rPr>
+        <w:t>&gt;19&lt;/</w:t>
+      </w:r>
+      <w:proofErr w:type="spellStart"/>
+      <w:r>
+        <w:rPr>
+          <w:rFonts w:ascii="Liberation Mono" w:eastAsiaTheme="minorEastAsia" w:hAnsi="Liberation Mono"/>
+          <w:sz w:val="18"/>
+          <w:lang w:val="en-US"/>
+        </w:rPr>
+        <w:t>SideC</w:t>
+      </w:r>
+      <w:proofErr w:type="spellEnd"/>
+      <w:r>
+        <w:rPr>
+          <w:rFonts w:ascii="Liberation Mono" w:eastAsiaTheme="minorEastAsia" w:hAnsi="Liberation Mono"/>
+          <w:sz w:val="18"/>
+          <w:lang w:val="en-US"/>
+        </w:rPr>
+        <w:t>&gt;</w:t>
+      </w:r>
+    </w:p>
+    <w:p>
+      <w:pPr>
+        <w:ind w:firstLine="709"/>
+        <w:rPr>
+          <w:rFonts w:ascii="Liberation Mono" w:eastAsiaTheme="minorEastAsia" w:hAnsi="Liberation Mono"/>
+          <w:sz w:val="18"/>
+          <w:lang w:val="en-US"/>
+        </w:rPr>
+      </w:pPr>
+      <w:r>
+        <w:rPr>
+          <w:rFonts w:ascii="Liberation Mono" w:eastAsiaTheme="minorEastAsia" w:hAnsi="Liberation Mono"/>
+          <w:sz w:val="18"/>
+          <w:lang w:val="en-US"/>
+        </w:rPr>
+        <w:t xml:space="preserve">  &lt;/</w:t>
+      </w:r>
+      <w:proofErr w:type="spellStart"/>
+      <w:r>
+        <w:rPr>
+          <w:rFonts w:ascii="Liberation Mono" w:eastAsiaTheme="minorEastAsia" w:hAnsi="Liberation Mono"/>
+          <w:sz w:val="18"/>
+          <w:lang w:val="en-US"/>
+        </w:rPr>
+        <w:t>anyType</w:t>
+      </w:r>
+      <w:proofErr w:type="spellEnd"/>
+      <w:r>
+        <w:rPr>
+          <w:rFonts w:ascii="Liberation Mono" w:eastAsiaTheme="minorEastAsia" w:hAnsi="Liberation Mono"/>
+          <w:sz w:val="18"/>
+          <w:lang w:val="en-US"/>
+        </w:rPr>
+        <w:t>&gt;</w:t>
+      </w:r>
+    </w:p>
+    <w:p>
+      <w:pPr>
+        <w:ind w:firstLine="709"/>
+        <w:rPr>
+          <w:rFonts w:ascii="Liberation Mono" w:eastAsiaTheme="minorEastAsia" w:hAnsi="Liberation Mono"/>
+          <w:sz w:val="18"/>
+          <w:lang w:val="en-US"/>
+        </w:rPr>
+      </w:pPr>
+      <w:r>
+        <w:rPr>
+          <w:rFonts w:ascii="Liberation Mono" w:eastAsiaTheme="minorEastAsia" w:hAnsi="Liberation Mono"/>
+          <w:sz w:val="18"/>
+          <w:lang w:val="en-US"/>
+        </w:rPr>
+        <w:t xml:space="preserve">  &lt;</w:t>
+      </w:r>
+      <w:proofErr w:type="spellStart"/>
+      <w:r>
+        <w:rPr>
+          <w:rFonts w:ascii="Liberation Mono" w:eastAsiaTheme="minorEastAsia" w:hAnsi="Liberation Mono"/>
+          <w:sz w:val="18"/>
+          <w:lang w:val="en-US"/>
+        </w:rPr>
+        <w:t>anyType</w:t>
+      </w:r>
+      <w:proofErr w:type="spellEnd"/>
+      <w:r>
+        <w:rPr>
+          <w:rFonts w:ascii="Liberation Mono" w:eastAsiaTheme="minorEastAsia" w:hAnsi="Liberation Mono"/>
+          <w:sz w:val="18"/>
+          <w:lang w:val="en-US"/>
+        </w:rPr>
+        <w:t xml:space="preserve"> </w:t>
+      </w:r>
+      <w:proofErr w:type="spellStart"/>
+      <w:proofErr w:type="gramStart"/>
+      <w:r>
+        <w:rPr>
+          <w:rFonts w:ascii="Liberation Mono" w:eastAsiaTheme="minorEastAsia" w:hAnsi="Liberation Mono"/>
+          <w:sz w:val="18"/>
+          <w:lang w:val="en-US"/>
+        </w:rPr>
+        <w:t>xsi:type</w:t>
+      </w:r>
+      <w:proofErr w:type="spellEnd"/>
+      <w:proofErr w:type="gramEnd"/>
+      <w:r>
+        <w:rPr>
+          <w:rFonts w:ascii="Liberation Mono" w:eastAsiaTheme="minorEastAsia" w:hAnsi="Liberation Mono"/>
+          <w:sz w:val="18"/>
+          <w:lang w:val="en-US"/>
+        </w:rPr>
+        <w:t>="</w:t>
+      </w:r>
+      <w:proofErr w:type="spellStart"/>
+      <w:r>
+        <w:rPr>
+          <w:rFonts w:ascii="Liberation Mono" w:eastAsiaTheme="minorEastAsia" w:hAnsi="Liberation Mono"/>
+          <w:sz w:val="18"/>
+          <w:lang w:val="en-US"/>
+        </w:rPr>
+        <w:t>CircleData</w:t>
+      </w:r>
+      <w:proofErr w:type="spellEnd"/>
+      <w:r>
+        <w:rPr>
+          <w:rFonts w:ascii="Liberation Mono" w:eastAsiaTheme="minorEastAsia" w:hAnsi="Liberation Mono"/>
+          <w:sz w:val="18"/>
+          <w:lang w:val="en-US"/>
+        </w:rPr>
+        <w:t>"&gt;</w:t>
+      </w:r>
+    </w:p>
+    <w:p>
+      <w:pPr>
+        <w:ind w:firstLine="709"/>
+        <w:rPr>
+          <w:rFonts w:ascii="Liberation Mono" w:eastAsiaTheme="minorEastAsia" w:hAnsi="Liberation Mono"/>
+          <w:sz w:val="18"/>
+          <w:lang w:val="en-US"/>
+        </w:rPr>
+      </w:pPr>
+      <w:r>
+        <w:rPr>
+          <w:rFonts w:ascii="Liberation Mono" w:eastAsiaTheme="minorEastAsia" w:hAnsi="Liberation Mono"/>
+          <w:sz w:val="18"/>
+          <w:lang w:val="en-US"/>
+        </w:rPr>
+        <w:t xml:space="preserve">    </w:t>
+      </w:r>
+      <w:r>
+        <w:rPr>
+          <w:rFonts w:ascii="Liberation Mono" w:eastAsiaTheme="minorEastAsia" w:hAnsi="Liberation Mono"/>
+          <w:sz w:val="18"/>
+          <w:lang w:val="en-US"/>
+        </w:rPr>
+        <w:t>&lt;Radius&gt;15&lt;/Radius&gt;</w:t>
+      </w:r>
+    </w:p>
+    <w:p>
+      <w:pPr>
+        <w:ind w:firstLine="709"/>
+        <w:rPr>
+          <w:rFonts w:ascii="Liberation Mono" w:eastAsiaTheme="minorEastAsia" w:hAnsi="Liberation Mono"/>
+          <w:sz w:val="18"/>
+          <w:lang w:val="en-US"/>
+        </w:rPr>
+      </w:pPr>
+      <w:r>
+        <w:rPr>
+          <w:rFonts w:ascii="Liberation Mono" w:eastAsiaTheme="minorEastAsia" w:hAnsi="Liberation Mono"/>
+          <w:sz w:val="18"/>
+          <w:lang w:val="en-US"/>
+        </w:rPr>
+        <w:t xml:space="preserve">  </w:t>
+      </w:r>
+      <w:r>
+        <w:rPr>
+          <w:rFonts w:ascii="Liberation Mono" w:eastAsiaTheme="minorEastAsia" w:hAnsi="Liberation Mono"/>
+          <w:sz w:val="18"/>
+          <w:lang w:val="en-US"/>
+        </w:rPr>
+        <w:t>&lt;/</w:t>
+      </w:r>
+      <w:proofErr w:type="spellStart"/>
+      <w:r>
+        <w:rPr>
+          <w:rFonts w:ascii="Liberation Mono" w:eastAsiaTheme="minorEastAsia" w:hAnsi="Liberation Mono"/>
+          <w:sz w:val="18"/>
+          <w:lang w:val="en-US"/>
+        </w:rPr>
+        <w:t>anyType</w:t>
+      </w:r>
+      <w:proofErr w:type="spellEnd"/>
+      <w:r>
+        <w:rPr>
+          <w:rFonts w:ascii="Liberation Mono" w:eastAsiaTheme="minorEastAsia" w:hAnsi="Liberation Mono"/>
+          <w:sz w:val="18"/>
+          <w:lang w:val="en-US"/>
         </w:rPr>
         <w:t>&gt;</w:t>
       </w:r>
@@ -9495,27 +11012,32 @@
           <w:sz w:val="18"/>
           <w:szCs w:val="28"/>
           <w:shd w:val="clear" w:color="auto" w:fill="FFFFFF"/>
-        </w:rPr>
-      </w:pPr>
-      <w:r>
-        <w:rPr>
-          <w:rFonts w:ascii="Liberation Mono" w:eastAsiaTheme="minorEastAsia" w:hAnsi="Liberation Mono"/>
-          <w:sz w:val="18"/>
-        </w:rPr>
-        <w:t>&lt;/</w:t>
-      </w:r>
+          <w:lang w:val="en-US"/>
+        </w:rPr>
+      </w:pPr>
       <w:r>
         <w:rPr>
           <w:rFonts w:ascii="Liberation Mono" w:eastAsiaTheme="minorEastAsia" w:hAnsi="Liberation Mono"/>
           <w:sz w:val="18"/>
           <w:lang w:val="en-US"/>
         </w:rPr>
-        <w:t>ArrayOfAnyType</w:t>
-      </w:r>
+        <w:t>&lt;/</w:t>
+      </w:r>
+      <w:proofErr w:type="spellStart"/>
       <w:r>
         <w:rPr>
           <w:rFonts w:ascii="Liberation Mono" w:eastAsiaTheme="minorEastAsia" w:hAnsi="Liberation Mono"/>
           <w:sz w:val="18"/>
+          <w:lang w:val="en-US"/>
+        </w:rPr>
+        <w:t>ArrayOfAnyType</w:t>
+      </w:r>
+      <w:proofErr w:type="spellEnd"/>
+      <w:r>
+        <w:rPr>
+          <w:rFonts w:ascii="Liberation Mono" w:eastAsiaTheme="minorEastAsia" w:hAnsi="Liberation Mono"/>
+          <w:sz w:val="18"/>
+          <w:lang w:val="en-US"/>
         </w:rPr>
         <w:t>&gt;</w:t>
       </w:r>
@@ -9528,6 +11050,7 @@
           <w:sz w:val="18"/>
           <w:szCs w:val="28"/>
           <w:shd w:val="clear" w:color="auto" w:fill="FFFFFF"/>
+          <w:lang w:val="en-US"/>
         </w:rPr>
         <w:t xml:space="preserve"> </w:t>
       </w:r>
@@ -9542,6 +11065,7 @@
           <w:color w:val="000000"/>
           <w:szCs w:val="28"/>
           <w:shd w:val="clear" w:color="auto" w:fill="FFFFFF"/>
+          <w:lang w:val="en-US"/>
         </w:rPr>
       </w:pPr>
       <w:r>
@@ -9552,6 +11076,7 @@
           <w:color w:val="000000"/>
           <w:szCs w:val="28"/>
           <w:shd w:val="clear" w:color="auto" w:fill="FFFFFF"/>
+          <w:lang w:val="en-US"/>
         </w:rPr>
         <w:t xml:space="preserve">4.3 </w:t>
       </w:r>
@@ -9574,6 +11099,7 @@
           <w:color w:val="000000"/>
           <w:szCs w:val="28"/>
           <w:shd w:val="clear" w:color="auto" w:fill="FFFFFF"/>
+          <w:lang w:val="en-US"/>
         </w:rPr>
         <w:t xml:space="preserve"> </w:t>
       </w:r>
@@ -9602,12 +11128,28 @@
     <w:p>
       <w:r>
         <w:lastRenderedPageBreak/>
-        <w:t>F03. Для прямоугольника должны вычисляться площадь S = ab и периметр P = 2(a + b).</w:t>
-      </w:r>
-    </w:p>
-    <w:p>
-      <w:r>
-        <w:t>F04. Для треугольника должны вычисляться периметр P = a + b + c и площадь по формуле Герона S = √(p(p − a)(p − b)(p − c)), где p = P/2.</w:t>
+        <w:t xml:space="preserve">F03. Для прямоугольника должны вычисляться площадь S = </w:t>
+      </w:r>
+      <w:proofErr w:type="spellStart"/>
+      <w:r>
+        <w:t>ab</w:t>
+      </w:r>
+      <w:proofErr w:type="spellEnd"/>
+      <w:r>
+        <w:t xml:space="preserve"> и периметр P = 2(a + b).</w:t>
+      </w:r>
+    </w:p>
+    <w:p>
+      <w:r>
+        <w:t xml:space="preserve">F04. Для треугольника должны вычисляться периметр P = a + b + c и площадь по формуле Герона S = </w:t>
+      </w:r>
+      <w:proofErr w:type="gramStart"/>
+      <w:r>
+        <w:t>√(</w:t>
+      </w:r>
+      <w:proofErr w:type="gramEnd"/>
+      <w:r>
+        <w:t>p(p − a)(p − b)(p − c)), где p = P/2.</w:t>
       </w:r>
     </w:p>
     <w:p>
@@ -9628,7 +11170,25 @@
           <w:color w:val="333333"/>
           <w:shd w:val="clear" w:color="auto" w:fill="FFFFFF"/>
         </w:rPr>
-        <w:t>a + b &gt; c, a + c &gt; b, b + c &gt; a</w:t>
+        <w:t xml:space="preserve">a + </w:t>
+      </w:r>
+      <w:proofErr w:type="gramStart"/>
+      <w:r>
+        <w:rPr>
+          <w:rFonts w:cs="Times New Roman"/>
+          <w:color w:val="333333"/>
+          <w:shd w:val="clear" w:color="auto" w:fill="FFFFFF"/>
+        </w:rPr>
+        <w:t>b &gt;</w:t>
+      </w:r>
+      <w:proofErr w:type="gramEnd"/>
+      <w:r>
+        <w:rPr>
+          <w:rFonts w:cs="Times New Roman"/>
+          <w:color w:val="333333"/>
+          <w:shd w:val="clear" w:color="auto" w:fill="FFFFFF"/>
+        </w:rPr>
+        <w:t xml:space="preserve"> c, a + c &gt; b, b + c &gt; a</w:t>
       </w:r>
     </w:p>
     <w:p>
@@ -9638,22 +11198,64 @@
     </w:p>
     <w:p>
       <w:r>
-        <w:t>F08. Система должна обеспечивать удаление выбранной фигуры кнопкой и клавишей Delete.</w:t>
-      </w:r>
-    </w:p>
-    <w:p>
-      <w:r>
-        <w:t>F09. Система должна выполнять регистронезависимый поиск по названию, описанию и параметрам фигуры.</w:t>
-      </w:r>
-    </w:p>
-    <w:p>
-      <w:r>
-        <w:t>F10. Система должна сохранять список фигур в файл *.shapes.</w:t>
-      </w:r>
-    </w:p>
-    <w:p>
-      <w:r>
-        <w:t>F11. Система должна загружать список фигур из файла *.shapes.</w:t>
+        <w:t xml:space="preserve">F08. Система должна обеспечивать удаление выбранной фигуры кнопкой и клавишей </w:t>
+      </w:r>
+      <w:proofErr w:type="spellStart"/>
+      <w:r>
+        <w:t>Delete</w:t>
+      </w:r>
+      <w:proofErr w:type="spellEnd"/>
+      <w:r>
+        <w:t>.</w:t>
+      </w:r>
+    </w:p>
+    <w:p>
+      <w:r>
+        <w:t xml:space="preserve">F09. Система должна выполнять </w:t>
+      </w:r>
+      <w:proofErr w:type="spellStart"/>
+      <w:r>
+        <w:t>регистронезависимый</w:t>
+      </w:r>
+      <w:proofErr w:type="spellEnd"/>
+      <w:r>
+        <w:t xml:space="preserve"> поиск по названию, описанию и параметрам фигуры.</w:t>
+      </w:r>
+    </w:p>
+    <w:p>
+      <w:r>
+        <w:t xml:space="preserve">F10. Система должна сохранять список фигур в файл </w:t>
+      </w:r>
+      <w:proofErr w:type="gramStart"/>
+      <w:r>
+        <w:t>*.</w:t>
+      </w:r>
+      <w:proofErr w:type="spellStart"/>
+      <w:r>
+        <w:t>shapes</w:t>
+      </w:r>
+      <w:proofErr w:type="spellEnd"/>
+      <w:proofErr w:type="gramEnd"/>
+      <w:r>
+        <w:t>.</w:t>
+      </w:r>
+    </w:p>
+    <w:p>
+      <w:r>
+        <w:t xml:space="preserve">F11. Система должна загружать список фигур из файла </w:t>
+      </w:r>
+      <w:proofErr w:type="gramStart"/>
+      <w:r>
+        <w:t>*.</w:t>
+      </w:r>
+      <w:proofErr w:type="spellStart"/>
+      <w:r>
+        <w:t>shapes</w:t>
+      </w:r>
+      <w:proofErr w:type="spellEnd"/>
+      <w:proofErr w:type="gramEnd"/>
+      <w:r>
+        <w:t>.</w:t>
       </w:r>
     </w:p>
     <w:p>
@@ -9901,8 +11503,8 @@
 </file>
 
 <file path=word/comments.xml><?xml version="1.0" encoding="utf-8"?>
-<w:comments xmlns:wpc="http://schemas.microsoft.com/office/word/2010/wordprocessingCanvas" xmlns:cx="http://schemas.microsoft.com/office/drawing/2014/chartex" xmlns:cx1="http://schemas.microsoft.com/office/drawing/2015/9/8/chartex" xmlns:mc="http://schemas.openxmlformats.org/markup-compatibility/2006" xmlns:o="urn:schemas-microsoft-com:office:office" xmlns:r="http://schemas.openxmlformats.org/officeDocument/2006/relationships" xmlns:m="http://schemas.openxmlformats.org/officeDocument/2006/math" xmlns:v="urn:schemas-microsoft-com:vml" xmlns:wp14="http://schemas.microsoft.com/office/word/2010/wordprocessingDrawing" xmlns:wp="http://schemas.openxmlformats.org/drawingml/2006/wordprocessingDrawing" xmlns:w10="urn:schemas-microsoft-com:office:word" xmlns:w="http://schemas.openxmlformats.org/wordprocessingml/2006/main" xmlns:w14="http://schemas.microsoft.com/office/word/2010/wordml" xmlns:w15="http://schemas.microsoft.com/office/word/2012/wordml" xmlns:w16se="http://schemas.microsoft.com/office/word/2015/wordml/symex" xmlns:wpg="http://schemas.microsoft.com/office/word/2010/wordprocessingGroup" xmlns:wpi="http://schemas.microsoft.com/office/word/2010/wordprocessingInk" xmlns:wne="http://schemas.microsoft.com/office/word/2006/wordml" xmlns:wps="http://schemas.microsoft.com/office/word/2010/wordprocessingShape" mc:Ignorable="w14 w15 w16se wp14">
-  <w:comment w:id="24" w:author="Aleksey A. Kalentev" w:date="2026-06-13T13:56:00Z" w:initials="AAK">
+<w:comments xmlns:wpc="http://schemas.microsoft.com/office/word/2010/wordprocessingCanvas" xmlns:cx="http://schemas.microsoft.com/office/drawing/2014/chartex" xmlns:cx1="http://schemas.microsoft.com/office/drawing/2015/9/8/chartex" xmlns:cx2="http://schemas.microsoft.com/office/drawing/2015/10/21/chartex" xmlns:cx3="http://schemas.microsoft.com/office/drawing/2016/5/9/chartex" xmlns:cx4="http://schemas.microsoft.com/office/drawing/2016/5/10/chartex" xmlns:cx5="http://schemas.microsoft.com/office/drawing/2016/5/11/chartex" xmlns:cx6="http://schemas.microsoft.com/office/drawing/2016/5/12/chartex" xmlns:cx7="http://schemas.microsoft.com/office/drawing/2016/5/13/chartex" xmlns:cx8="http://schemas.microsoft.com/office/drawing/2016/5/14/chartex" xmlns:mc="http://schemas.openxmlformats.org/markup-compatibility/2006" xmlns:aink="http://schemas.microsoft.com/office/drawing/2016/ink" xmlns:am3d="http://schemas.microsoft.com/office/drawing/2017/model3d" xmlns:o="urn:schemas-microsoft-com:office:office" xmlns:r="http://schemas.openxmlformats.org/officeDocument/2006/relationships" xmlns:m="http://schemas.openxmlformats.org/officeDocument/2006/math" xmlns:v="urn:schemas-microsoft-com:vml" xmlns:wp14="http://schemas.microsoft.com/office/word/2010/wordprocessingDrawing" xmlns:wp="http://schemas.openxmlformats.org/drawingml/2006/wordprocessingDrawing" xmlns:w10="urn:schemas-microsoft-com:office:word" xmlns:w="http://schemas.openxmlformats.org/wordprocessingml/2006/main" xmlns:w14="http://schemas.microsoft.com/office/word/2010/wordml" xmlns:w15="http://schemas.microsoft.com/office/word/2012/wordml" xmlns:w16cex="http://schemas.microsoft.com/office/word/2018/wordml/cex" xmlns:w16cid="http://schemas.microsoft.com/office/word/2016/wordml/cid" xmlns:w16="http://schemas.microsoft.com/office/word/2018/wordml" xmlns:w16sdtdh="http://schemas.microsoft.com/office/word/2020/wordml/sdtdatahash" xmlns:w16se="http://schemas.microsoft.com/office/word/2015/wordml/symex" xmlns:wpg="http://schemas.microsoft.com/office/word/2010/wordprocessingGroup" xmlns:wpi="http://schemas.microsoft.com/office/word/2010/wordprocessingInk" xmlns:wne="http://schemas.microsoft.com/office/word/2006/wordml" xmlns:wps="http://schemas.microsoft.com/office/word/2010/wordprocessingShape" mc:Ignorable="w14 w15 w16se w16cid w16 w16cex w16sdtdh wp14">
+  <w:comment w:id="23" w:author="Aleksey A. Kalentev" w:date="2026-06-20T13:24:00Z" w:initials="AAK">
     <w:p>
       <w:pPr>
         <w:pStyle w:val="af3"/>
@@ -9919,25 +11521,25 @@
 </file>
 
 <file path=word/commentsExtended.xml><?xml version="1.0" encoding="utf-8"?>
-<w15:commentsEx xmlns:wpc="http://schemas.microsoft.com/office/word/2010/wordprocessingCanvas" xmlns:cx="http://schemas.microsoft.com/office/drawing/2014/chartex" xmlns:cx1="http://schemas.microsoft.com/office/drawing/2015/9/8/chartex" xmlns:mc="http://schemas.openxmlformats.org/markup-compatibility/2006" xmlns:o="urn:schemas-microsoft-com:office:office" xmlns:r="http://schemas.openxmlformats.org/officeDocument/2006/relationships" xmlns:m="http://schemas.openxmlformats.org/officeDocument/2006/math" xmlns:v="urn:schemas-microsoft-com:vml" xmlns:wp14="http://schemas.microsoft.com/office/word/2010/wordprocessingDrawing" xmlns:wp="http://schemas.openxmlformats.org/drawingml/2006/wordprocessingDrawing" xmlns:w10="urn:schemas-microsoft-com:office:word" xmlns:w="http://schemas.openxmlformats.org/wordprocessingml/2006/main" xmlns:w14="http://schemas.microsoft.com/office/word/2010/wordml" xmlns:w15="http://schemas.microsoft.com/office/word/2012/wordml" xmlns:w16se="http://schemas.microsoft.com/office/word/2015/wordml/symex" xmlns:wpg="http://schemas.microsoft.com/office/word/2010/wordprocessingGroup" xmlns:wpi="http://schemas.microsoft.com/office/word/2010/wordprocessingInk" xmlns:wne="http://schemas.microsoft.com/office/word/2006/wordml" xmlns:wps="http://schemas.microsoft.com/office/word/2010/wordprocessingShape" mc:Ignorable="w14 w15 w16se wp14">
-  <w15:commentEx w15:paraId="7C950C2B" w15:done="0"/>
+<w15:commentsEx xmlns:wpc="http://schemas.microsoft.com/office/word/2010/wordprocessingCanvas" xmlns:cx="http://schemas.microsoft.com/office/drawing/2014/chartex" xmlns:cx1="http://schemas.microsoft.com/office/drawing/2015/9/8/chartex" xmlns:cx2="http://schemas.microsoft.com/office/drawing/2015/10/21/chartex" xmlns:cx3="http://schemas.microsoft.com/office/drawing/2016/5/9/chartex" xmlns:cx4="http://schemas.microsoft.com/office/drawing/2016/5/10/chartex" xmlns:cx5="http://schemas.microsoft.com/office/drawing/2016/5/11/chartex" xmlns:cx6="http://schemas.microsoft.com/office/drawing/2016/5/12/chartex" xmlns:cx7="http://schemas.microsoft.com/office/drawing/2016/5/13/chartex" xmlns:cx8="http://schemas.microsoft.com/office/drawing/2016/5/14/chartex" xmlns:mc="http://schemas.openxmlformats.org/markup-compatibility/2006" xmlns:aink="http://schemas.microsoft.com/office/drawing/2016/ink" xmlns:am3d="http://schemas.microsoft.com/office/drawing/2017/model3d" xmlns:o="urn:schemas-microsoft-com:office:office" xmlns:r="http://schemas.openxmlformats.org/officeDocument/2006/relationships" xmlns:m="http://schemas.openxmlformats.org/officeDocument/2006/math" xmlns:v="urn:schemas-microsoft-com:vml" xmlns:wp14="http://schemas.microsoft.com/office/word/2010/wordprocessingDrawing" xmlns:wp="http://schemas.openxmlformats.org/drawingml/2006/wordprocessingDrawing" xmlns:w10="urn:schemas-microsoft-com:office:word" xmlns:w="http://schemas.openxmlformats.org/wordprocessingml/2006/main" xmlns:w14="http://schemas.microsoft.com/office/word/2010/wordml" xmlns:w15="http://schemas.microsoft.com/office/word/2012/wordml" xmlns:w16cex="http://schemas.microsoft.com/office/word/2018/wordml/cex" xmlns:w16cid="http://schemas.microsoft.com/office/word/2016/wordml/cid" xmlns:w16="http://schemas.microsoft.com/office/word/2018/wordml" xmlns:w16sdtdh="http://schemas.microsoft.com/office/word/2020/wordml/sdtdatahash" xmlns:w16se="http://schemas.microsoft.com/office/word/2015/wordml/symex" xmlns:wpg="http://schemas.microsoft.com/office/word/2010/wordprocessingGroup" xmlns:wpi="http://schemas.microsoft.com/office/word/2010/wordprocessingInk" xmlns:wne="http://schemas.microsoft.com/office/word/2006/wordml" xmlns:wps="http://schemas.microsoft.com/office/word/2010/wordprocessingShape" mc:Ignorable="w14 w15 w16se w16cid w16 w16cex w16sdtdh wp14">
+  <w15:commentEx w15:paraId="1821C167" w15:done="0"/>
 </w15:commentsEx>
 </file>
 
 <file path=word/commentsExtensible.xml><?xml version="1.0" encoding="utf-8"?>
 <w16cex:commentsExtensible xmlns:wpc="http://schemas.microsoft.com/office/word/2010/wordprocessingCanvas" xmlns:cx="http://schemas.microsoft.com/office/drawing/2014/chartex" xmlns:cx1="http://schemas.microsoft.com/office/drawing/2015/9/8/chartex" xmlns:cx2="http://schemas.microsoft.com/office/drawing/2015/10/21/chartex" xmlns:cx3="http://schemas.microsoft.com/office/drawing/2016/5/9/chartex" xmlns:cx4="http://schemas.microsoft.com/office/drawing/2016/5/10/chartex" xmlns:cx5="http://schemas.microsoft.com/office/drawing/2016/5/11/chartex" xmlns:cx6="http://schemas.microsoft.com/office/drawing/2016/5/12/chartex" xmlns:cx7="http://schemas.microsoft.com/office/drawing/2016/5/13/chartex" xmlns:cx8="http://schemas.microsoft.com/office/drawing/2016/5/14/chartex" xmlns:mc="http://schemas.openxmlformats.org/markup-compatibility/2006" xmlns:aink="http://schemas.microsoft.com/office/drawing/2016/ink" xmlns:am3d="http://schemas.microsoft.com/office/drawing/2017/model3d" xmlns:o="urn:schemas-microsoft-com:office:office" xmlns:r="http://schemas.openxmlformats.org/officeDocument/2006/relationships" xmlns:m="http://schemas.openxmlformats.org/officeDocument/2006/math" xmlns:v="urn:schemas-microsoft-com:vml" xmlns:wp14="http://schemas.microsoft.com/office/word/2010/wordprocessingDrawing" xmlns:wp="http://schemas.openxmlformats.org/drawingml/2006/wordprocessingDrawing" xmlns:w10="urn:schemas-microsoft-com:office:word" xmlns:w="http://schemas.openxmlformats.org/wordprocessingml/2006/main" xmlns:w14="http://schemas.microsoft.com/office/word/2010/wordml" xmlns:w15="http://schemas.microsoft.com/office/word/2012/wordml" xmlns:w16cex="http://schemas.microsoft.com/office/word/2018/wordml/cex" xmlns:w16cid="http://schemas.microsoft.com/office/word/2016/wordml/cid" xmlns:w16="http://schemas.microsoft.com/office/word/2018/wordml" xmlns:w16sdtdh="http://schemas.microsoft.com/office/word/2020/wordml/sdtdatahash" xmlns:w16se="http://schemas.microsoft.com/office/word/2015/wordml/symex" xmlns:wpg="http://schemas.microsoft.com/office/word/2010/wordprocessingGroup" xmlns:wpi="http://schemas.microsoft.com/office/word/2010/wordprocessingInk" xmlns:wne="http://schemas.microsoft.com/office/word/2006/wordml" xmlns:wps="http://schemas.microsoft.com/office/word/2010/wordprocessingShape" mc:Ignorable="w14 w15 w16se w16cid w16 w16cex w16sdtdh wp14">
-  <w16cex:commentExtensible w16cex:durableId="2DD7E022" w16cex:dateUtc="2026-06-13T06:56:00Z"/>
+  <w16cex:commentExtensible w16cex:durableId="2DE112F1" w16cex:dateUtc="2026-06-20T06:24:00Z"/>
 </w16cex:commentsExtensible>
 </file>
 
 <file path=word/commentsIds.xml><?xml version="1.0" encoding="utf-8"?>
 <w16cid:commentsIds xmlns:wpc="http://schemas.microsoft.com/office/word/2010/wordprocessingCanvas" xmlns:cx="http://schemas.microsoft.com/office/drawing/2014/chartex" xmlns:cx1="http://schemas.microsoft.com/office/drawing/2015/9/8/chartex" xmlns:cx2="http://schemas.microsoft.com/office/drawing/2015/10/21/chartex" xmlns:cx3="http://schemas.microsoft.com/office/drawing/2016/5/9/chartex" xmlns:cx4="http://schemas.microsoft.com/office/drawing/2016/5/10/chartex" xmlns:cx5="http://schemas.microsoft.com/office/drawing/2016/5/11/chartex" xmlns:cx6="http://schemas.microsoft.com/office/drawing/2016/5/12/chartex" xmlns:cx7="http://schemas.microsoft.com/office/drawing/2016/5/13/chartex" xmlns:cx8="http://schemas.microsoft.com/office/drawing/2016/5/14/chartex" xmlns:mc="http://schemas.openxmlformats.org/markup-compatibility/2006" xmlns:aink="http://schemas.microsoft.com/office/drawing/2016/ink" xmlns:am3d="http://schemas.microsoft.com/office/drawing/2017/model3d" xmlns:o="urn:schemas-microsoft-com:office:office" xmlns:r="http://schemas.openxmlformats.org/officeDocument/2006/relationships" xmlns:m="http://schemas.openxmlformats.org/officeDocument/2006/math" xmlns:v="urn:schemas-microsoft-com:vml" xmlns:wp14="http://schemas.microsoft.com/office/word/2010/wordprocessingDrawing" xmlns:wp="http://schemas.openxmlformats.org/drawingml/2006/wordprocessingDrawing" xmlns:w10="urn:schemas-microsoft-com:office:word" xmlns:w="http://schemas.openxmlformats.org/wordprocessingml/2006/main" xmlns:w14="http://schemas.microsoft.com/office/word/2010/wordml" xmlns:w15="http://schemas.microsoft.com/office/word/2012/wordml" xmlns:w16cex="http://schemas.microsoft.com/office/word/2018/wordml/cex" xmlns:w16cid="http://schemas.microsoft.com/office/word/2016/wordml/cid" xmlns:w16="http://schemas.microsoft.com/office/word/2018/wordml" xmlns:w16sdtdh="http://schemas.microsoft.com/office/word/2020/wordml/sdtdatahash" xmlns:w16se="http://schemas.microsoft.com/office/word/2015/wordml/symex" xmlns:wpg="http://schemas.microsoft.com/office/word/2010/wordprocessingGroup" xmlns:wpi="http://schemas.microsoft.com/office/word/2010/wordprocessingInk" xmlns:wne="http://schemas.microsoft.com/office/word/2006/wordml" xmlns:wps="http://schemas.microsoft.com/office/word/2010/wordprocessingShape" mc:Ignorable="w14 w15 w16se w16cid w16 w16cex w16sdtdh wp14">
-  <w16cid:commentId w16cid:paraId="7C950C2B" w16cid:durableId="2DD7E022"/>
+  <w16cid:commentId w16cid:paraId="1821C167" w16cid:durableId="2DE112F1"/>
 </w16cid:commentsIds>
 </file>
 
 <file path=word/endnotes.xml><?xml version="1.0" encoding="utf-8"?>
-<w:endnotes xmlns:wpc="http://schemas.microsoft.com/office/word/2010/wordprocessingCanvas" xmlns:cx="http://schemas.microsoft.com/office/drawing/2014/chartex" xmlns:cx1="http://schemas.microsoft.com/office/drawing/2015/9/8/chartex" xmlns:mc="http://schemas.openxmlformats.org/markup-compatibility/2006" xmlns:o="urn:schemas-microsoft-com:office:office" xmlns:r="http://schemas.openxmlformats.org/officeDocument/2006/relationships" xmlns:m="http://schemas.openxmlformats.org/officeDocument/2006/math" xmlns:v="urn:schemas-microsoft-com:vml" xmlns:wp14="http://schemas.microsoft.com/office/word/2010/wordprocessingDrawing" xmlns:wp="http://schemas.openxmlformats.org/drawingml/2006/wordprocessingDrawing" xmlns:w10="urn:schemas-microsoft-com:office:word" xmlns:w="http://schemas.openxmlformats.org/wordprocessingml/2006/main" xmlns:w14="http://schemas.microsoft.com/office/word/2010/wordml" xmlns:w15="http://schemas.microsoft.com/office/word/2012/wordml" xmlns:w16se="http://schemas.microsoft.com/office/word/2015/wordml/symex" xmlns:wpg="http://schemas.microsoft.com/office/word/2010/wordprocessingGroup" xmlns:wpi="http://schemas.microsoft.com/office/word/2010/wordprocessingInk" xmlns:wne="http://schemas.microsoft.com/office/word/2006/wordml" xmlns:wps="http://schemas.microsoft.com/office/word/2010/wordprocessingShape" mc:Ignorable="w14 w15 w16se wp14">
+<w:endnotes xmlns:wpc="http://schemas.microsoft.com/office/word/2010/wordprocessingCanvas" xmlns:cx="http://schemas.microsoft.com/office/drawing/2014/chartex" xmlns:cx1="http://schemas.microsoft.com/office/drawing/2015/9/8/chartex" xmlns:cx2="http://schemas.microsoft.com/office/drawing/2015/10/21/chartex" xmlns:cx3="http://schemas.microsoft.com/office/drawing/2016/5/9/chartex" xmlns:cx4="http://schemas.microsoft.com/office/drawing/2016/5/10/chartex" xmlns:cx5="http://schemas.microsoft.com/office/drawing/2016/5/11/chartex" xmlns:cx6="http://schemas.microsoft.com/office/drawing/2016/5/12/chartex" xmlns:cx7="http://schemas.microsoft.com/office/drawing/2016/5/13/chartex" xmlns:cx8="http://schemas.microsoft.com/office/drawing/2016/5/14/chartex" xmlns:mc="http://schemas.openxmlformats.org/markup-compatibility/2006" xmlns:aink="http://schemas.microsoft.com/office/drawing/2016/ink" xmlns:am3d="http://schemas.microsoft.com/office/drawing/2017/model3d" xmlns:o="urn:schemas-microsoft-com:office:office" xmlns:r="http://schemas.openxmlformats.org/officeDocument/2006/relationships" xmlns:m="http://schemas.openxmlformats.org/officeDocument/2006/math" xmlns:v="urn:schemas-microsoft-com:vml" xmlns:wp14="http://schemas.microsoft.com/office/word/2010/wordprocessingDrawing" xmlns:wp="http://schemas.openxmlformats.org/drawingml/2006/wordprocessingDrawing" xmlns:w10="urn:schemas-microsoft-com:office:word" xmlns:w="http://schemas.openxmlformats.org/wordprocessingml/2006/main" xmlns:w14="http://schemas.microsoft.com/office/word/2010/wordml" xmlns:w15="http://schemas.microsoft.com/office/word/2012/wordml" xmlns:w16cex="http://schemas.microsoft.com/office/word/2018/wordml/cex" xmlns:w16cid="http://schemas.microsoft.com/office/word/2016/wordml/cid" xmlns:w16="http://schemas.microsoft.com/office/word/2018/wordml" xmlns:w16sdtdh="http://schemas.microsoft.com/office/word/2020/wordml/sdtdatahash" xmlns:w16se="http://schemas.microsoft.com/office/word/2015/wordml/symex" xmlns:wpg="http://schemas.microsoft.com/office/word/2010/wordprocessingGroup" xmlns:wpi="http://schemas.microsoft.com/office/word/2010/wordprocessingInk" xmlns:wne="http://schemas.microsoft.com/office/word/2006/wordml" xmlns:wps="http://schemas.microsoft.com/office/word/2010/wordprocessingShape" mc:Ignorable="w14 w15 w16se w16cid w16 w16cex w16sdtdh wp14">
   <w:endnote w:type="separator" w:id="-1">
     <w:p>
       <w:pPr>
@@ -9962,7 +11564,7 @@
 </file>
 
 <file path=word/footer1.xml><?xml version="1.0" encoding="utf-8"?>
-<w:ftr xmlns:wpc="http://schemas.microsoft.com/office/word/2010/wordprocessingCanvas" xmlns:cx="http://schemas.microsoft.com/office/drawing/2014/chartex" xmlns:cx1="http://schemas.microsoft.com/office/drawing/2015/9/8/chartex" xmlns:mc="http://schemas.openxmlformats.org/markup-compatibility/2006" xmlns:o="urn:schemas-microsoft-com:office:office" xmlns:r="http://schemas.openxmlformats.org/officeDocument/2006/relationships" xmlns:m="http://schemas.openxmlformats.org/officeDocument/2006/math" xmlns:v="urn:schemas-microsoft-com:vml" xmlns:wp14="http://schemas.microsoft.com/office/word/2010/wordprocessingDrawing" xmlns:wp="http://schemas.openxmlformats.org/drawingml/2006/wordprocessingDrawing" xmlns:w10="urn:schemas-microsoft-com:office:word" xmlns:w="http://schemas.openxmlformats.org/wordprocessingml/2006/main" xmlns:w14="http://schemas.microsoft.com/office/word/2010/wordml" xmlns:w15="http://schemas.microsoft.com/office/word/2012/wordml" xmlns:w16se="http://schemas.microsoft.com/office/word/2015/wordml/symex" xmlns:wpg="http://schemas.microsoft.com/office/word/2010/wordprocessingGroup" xmlns:wpi="http://schemas.microsoft.com/office/word/2010/wordprocessingInk" xmlns:wne="http://schemas.microsoft.com/office/word/2006/wordml" xmlns:wps="http://schemas.microsoft.com/office/word/2010/wordprocessingShape" mc:Ignorable="w14 w15 w16se wp14">
+<w:ftr xmlns:wpc="http://schemas.microsoft.com/office/word/2010/wordprocessingCanvas" xmlns:cx="http://schemas.microsoft.com/office/drawing/2014/chartex" xmlns:cx1="http://schemas.microsoft.com/office/drawing/2015/9/8/chartex" xmlns:cx2="http://schemas.microsoft.com/office/drawing/2015/10/21/chartex" xmlns:cx3="http://schemas.microsoft.com/office/drawing/2016/5/9/chartex" xmlns:cx4="http://schemas.microsoft.com/office/drawing/2016/5/10/chartex" xmlns:cx5="http://schemas.microsoft.com/office/drawing/2016/5/11/chartex" xmlns:cx6="http://schemas.microsoft.com/office/drawing/2016/5/12/chartex" xmlns:cx7="http://schemas.microsoft.com/office/drawing/2016/5/13/chartex" xmlns:cx8="http://schemas.microsoft.com/office/drawing/2016/5/14/chartex" xmlns:mc="http://schemas.openxmlformats.org/markup-compatibility/2006" xmlns:aink="http://schemas.microsoft.com/office/drawing/2016/ink" xmlns:am3d="http://schemas.microsoft.com/office/drawing/2017/model3d" xmlns:o="urn:schemas-microsoft-com:office:office" xmlns:r="http://schemas.openxmlformats.org/officeDocument/2006/relationships" xmlns:m="http://schemas.openxmlformats.org/officeDocument/2006/math" xmlns:v="urn:schemas-microsoft-com:vml" xmlns:wp14="http://schemas.microsoft.com/office/word/2010/wordprocessingDrawing" xmlns:wp="http://schemas.openxmlformats.org/drawingml/2006/wordprocessingDrawing" xmlns:w10="urn:schemas-microsoft-com:office:word" xmlns:w="http://schemas.openxmlformats.org/wordprocessingml/2006/main" xmlns:w14="http://schemas.microsoft.com/office/word/2010/wordml" xmlns:w15="http://schemas.microsoft.com/office/word/2012/wordml" xmlns:w16cex="http://schemas.microsoft.com/office/word/2018/wordml/cex" xmlns:w16cid="http://schemas.microsoft.com/office/word/2016/wordml/cid" xmlns:w16="http://schemas.microsoft.com/office/word/2018/wordml" xmlns:w16sdtdh="http://schemas.microsoft.com/office/word/2020/wordml/sdtdatahash" xmlns:w16se="http://schemas.microsoft.com/office/word/2015/wordml/symex" xmlns:wpg="http://schemas.microsoft.com/office/word/2010/wordprocessingGroup" xmlns:wpi="http://schemas.microsoft.com/office/word/2010/wordprocessingInk" xmlns:wne="http://schemas.microsoft.com/office/word/2006/wordml" xmlns:wps="http://schemas.microsoft.com/office/word/2010/wordprocessingShape" mc:Ignorable="w14 w15 w16se w16cid w16 w16cex w16sdtdh wp14">
   <w:sdt>
     <w:sdtPr>
       <w:id w:val="994682180"/>
@@ -10008,7 +11610,7 @@
 </file>
 
 <file path=word/footnotes.xml><?xml version="1.0" encoding="utf-8"?>
-<w:footnotes xmlns:wpc="http://schemas.microsoft.com/office/word/2010/wordprocessingCanvas" xmlns:cx="http://schemas.microsoft.com/office/drawing/2014/chartex" xmlns:cx1="http://schemas.microsoft.com/office/drawing/2015/9/8/chartex" xmlns:mc="http://schemas.openxmlformats.org/markup-compatibility/2006" xmlns:o="urn:schemas-microsoft-com:office:office" xmlns:r="http://schemas.openxmlformats.org/officeDocument/2006/relationships" xmlns:m="http://schemas.openxmlformats.org/officeDocument/2006/math" xmlns:v="urn:schemas-microsoft-com:vml" xmlns:wp14="http://schemas.microsoft.com/office/word/2010/wordprocessingDrawing" xmlns:wp="http://schemas.openxmlformats.org/drawingml/2006/wordprocessingDrawing" xmlns:w10="urn:schemas-microsoft-com:office:word" xmlns:w="http://schemas.openxmlformats.org/wordprocessingml/2006/main" xmlns:w14="http://schemas.microsoft.com/office/word/2010/wordml" xmlns:w15="http://schemas.microsoft.com/office/word/2012/wordml" xmlns:w16se="http://schemas.microsoft.com/office/word/2015/wordml/symex" xmlns:wpg="http://schemas.microsoft.com/office/word/2010/wordprocessingGroup" xmlns:wpi="http://schemas.microsoft.com/office/word/2010/wordprocessingInk" xmlns:wne="http://schemas.microsoft.com/office/word/2006/wordml" xmlns:wps="http://schemas.microsoft.com/office/word/2010/wordprocessingShape" mc:Ignorable="w14 w15 w16se wp14">
+<w:footnotes xmlns:wpc="http://schemas.microsoft.com/office/word/2010/wordprocessingCanvas" xmlns:cx="http://schemas.microsoft.com/office/drawing/2014/chartex" xmlns:cx1="http://schemas.microsoft.com/office/drawing/2015/9/8/chartex" xmlns:cx2="http://schemas.microsoft.com/office/drawing/2015/10/21/chartex" xmlns:cx3="http://schemas.microsoft.com/office/drawing/2016/5/9/chartex" xmlns:cx4="http://schemas.microsoft.com/office/drawing/2016/5/10/chartex" xmlns:cx5="http://schemas.microsoft.com/office/drawing/2016/5/11/chartex" xmlns:cx6="http://schemas.microsoft.com/office/drawing/2016/5/12/chartex" xmlns:cx7="http://schemas.microsoft.com/office/drawing/2016/5/13/chartex" xmlns:cx8="http://schemas.microsoft.com/office/drawing/2016/5/14/chartex" xmlns:mc="http://schemas.openxmlformats.org/markup-compatibility/2006" xmlns:aink="http://schemas.microsoft.com/office/drawing/2016/ink" xmlns:am3d="http://schemas.microsoft.com/office/drawing/2017/model3d" xmlns:o="urn:schemas-microsoft-com:office:office" xmlns:r="http://schemas.openxmlformats.org/officeDocument/2006/relationships" xmlns:m="http://schemas.openxmlformats.org/officeDocument/2006/math" xmlns:v="urn:schemas-microsoft-com:vml" xmlns:wp14="http://schemas.microsoft.com/office/word/2010/wordprocessingDrawing" xmlns:wp="http://schemas.openxmlformats.org/drawingml/2006/wordprocessingDrawing" xmlns:w10="urn:schemas-microsoft-com:office:word" xmlns:w="http://schemas.openxmlformats.org/wordprocessingml/2006/main" xmlns:w14="http://schemas.microsoft.com/office/word/2010/wordml" xmlns:w15="http://schemas.microsoft.com/office/word/2012/wordml" xmlns:w16cex="http://schemas.microsoft.com/office/word/2018/wordml/cex" xmlns:w16cid="http://schemas.microsoft.com/office/word/2016/wordml/cid" xmlns:w16="http://schemas.microsoft.com/office/word/2018/wordml" xmlns:w16sdtdh="http://schemas.microsoft.com/office/word/2020/wordml/sdtdatahash" xmlns:w16se="http://schemas.microsoft.com/office/word/2015/wordml/symex" xmlns:wpg="http://schemas.microsoft.com/office/word/2010/wordprocessingGroup" xmlns:wpi="http://schemas.microsoft.com/office/word/2010/wordprocessingInk" xmlns:wne="http://schemas.microsoft.com/office/word/2006/wordml" xmlns:wps="http://schemas.microsoft.com/office/word/2010/wordprocessingShape" mc:Ignorable="w14 w15 w16se w16cid w16 w16cex w16sdtdh wp14">
   <w:footnote w:type="separator" w:id="-1">
     <w:p>
       <w:pPr>
@@ -10033,7 +11635,7 @@
 </file>
 
 <file path=word/numbering.xml><?xml version="1.0" encoding="utf-8"?>
-<w:numbering xmlns:wpc="http://schemas.microsoft.com/office/word/2010/wordprocessingCanvas" xmlns:cx="http://schemas.microsoft.com/office/drawing/2014/chartex" xmlns:cx1="http://schemas.microsoft.com/office/drawing/2015/9/8/chartex" xmlns:mc="http://schemas.openxmlformats.org/markup-compatibility/2006" xmlns:o="urn:schemas-microsoft-com:office:office" xmlns:r="http://schemas.openxmlformats.org/officeDocument/2006/relationships" xmlns:m="http://schemas.openxmlformats.org/officeDocument/2006/math" xmlns:v="urn:schemas-microsoft-com:vml" xmlns:wp14="http://schemas.microsoft.com/office/word/2010/wordprocessingDrawing" xmlns:wp="http://schemas.openxmlformats.org/drawingml/2006/wordprocessingDrawing" xmlns:w10="urn:schemas-microsoft-com:office:word" xmlns:w="http://schemas.openxmlformats.org/wordprocessingml/2006/main" xmlns:w14="http://schemas.microsoft.com/office/word/2010/wordml" xmlns:w15="http://schemas.microsoft.com/office/word/2012/wordml" xmlns:w16se="http://schemas.microsoft.com/office/word/2015/wordml/symex" xmlns:wpg="http://schemas.microsoft.com/office/word/2010/wordprocessingGroup" xmlns:wpi="http://schemas.microsoft.com/office/word/2010/wordprocessingInk" xmlns:wne="http://schemas.microsoft.com/office/word/2006/wordml" xmlns:wps="http://schemas.microsoft.com/office/word/2010/wordprocessingShape" mc:Ignorable="w14 w15 w16se wp14">
+<w:numbering xmlns:wpc="http://schemas.microsoft.com/office/word/2010/wordprocessingCanvas" xmlns:cx="http://schemas.microsoft.com/office/drawing/2014/chartex" xmlns:cx1="http://schemas.microsoft.com/office/drawing/2015/9/8/chartex" xmlns:cx2="http://schemas.microsoft.com/office/drawing/2015/10/21/chartex" xmlns:cx3="http://schemas.microsoft.com/office/drawing/2016/5/9/chartex" xmlns:cx4="http://schemas.microsoft.com/office/drawing/2016/5/10/chartex" xmlns:cx5="http://schemas.microsoft.com/office/drawing/2016/5/11/chartex" xmlns:cx6="http://schemas.microsoft.com/office/drawing/2016/5/12/chartex" xmlns:cx7="http://schemas.microsoft.com/office/drawing/2016/5/13/chartex" xmlns:cx8="http://schemas.microsoft.com/office/drawing/2016/5/14/chartex" xmlns:mc="http://schemas.openxmlformats.org/markup-compatibility/2006" xmlns:aink="http://schemas.microsoft.com/office/drawing/2016/ink" xmlns:am3d="http://schemas.microsoft.com/office/drawing/2017/model3d" xmlns:o="urn:schemas-microsoft-com:office:office" xmlns:r="http://schemas.openxmlformats.org/officeDocument/2006/relationships" xmlns:m="http://schemas.openxmlformats.org/officeDocument/2006/math" xmlns:v="urn:schemas-microsoft-com:vml" xmlns:wp14="http://schemas.microsoft.com/office/word/2010/wordprocessingDrawing" xmlns:wp="http://schemas.openxmlformats.org/drawingml/2006/wordprocessingDrawing" xmlns:w10="urn:schemas-microsoft-com:office:word" xmlns:w="http://schemas.openxmlformats.org/wordprocessingml/2006/main" xmlns:w14="http://schemas.microsoft.com/office/word/2010/wordml" xmlns:w15="http://schemas.microsoft.com/office/word/2012/wordml" xmlns:w16cex="http://schemas.microsoft.com/office/word/2018/wordml/cex" xmlns:w16cid="http://schemas.microsoft.com/office/word/2016/wordml/cid" xmlns:w16="http://schemas.microsoft.com/office/word/2018/wordml" xmlns:w16sdtdh="http://schemas.microsoft.com/office/word/2020/wordml/sdtdatahash" xmlns:w16se="http://schemas.microsoft.com/office/word/2015/wordml/symex" xmlns:wpg="http://schemas.microsoft.com/office/word/2010/wordprocessingGroup" xmlns:wpi="http://schemas.microsoft.com/office/word/2010/wordprocessingInk" xmlns:wne="http://schemas.microsoft.com/office/word/2006/wordml" xmlns:wps="http://schemas.microsoft.com/office/word/2010/wordprocessingShape" mc:Ignorable="w14 w15 w16se w16cid w16 w16cex w16sdtdh wp14">
   <w:abstractNum w:abstractNumId="0" w15:restartNumberingAfterBreak="0">
     <w:nsid w:val="FFFFFF89"/>
     <w:multiLevelType w:val="singleLevel"/>
@@ -11808,7 +13410,7 @@
 </file>
 
 <file path=word/people.xml><?xml version="1.0" encoding="utf-8"?>
-<w15:people xmlns:wpc="http://schemas.microsoft.com/office/word/2010/wordprocessingCanvas" xmlns:cx="http://schemas.microsoft.com/office/drawing/2014/chartex" xmlns:cx1="http://schemas.microsoft.com/office/drawing/2015/9/8/chartex" xmlns:mc="http://schemas.openxmlformats.org/markup-compatibility/2006" xmlns:o="urn:schemas-microsoft-com:office:office" xmlns:r="http://schemas.openxmlformats.org/officeDocument/2006/relationships" xmlns:m="http://schemas.openxmlformats.org/officeDocument/2006/math" xmlns:v="urn:schemas-microsoft-com:vml" xmlns:wp14="http://schemas.microsoft.com/office/word/2010/wordprocessingDrawing" xmlns:wp="http://schemas.openxmlformats.org/drawingml/2006/wordprocessingDrawing" xmlns:w10="urn:schemas-microsoft-com:office:word" xmlns:w="http://schemas.openxmlformats.org/wordprocessingml/2006/main" xmlns:w14="http://schemas.microsoft.com/office/word/2010/wordml" xmlns:w15="http://schemas.microsoft.com/office/word/2012/wordml" xmlns:w16se="http://schemas.microsoft.com/office/word/2015/wordml/symex" xmlns:wpg="http://schemas.microsoft.com/office/word/2010/wordprocessingGroup" xmlns:wpi="http://schemas.microsoft.com/office/word/2010/wordprocessingInk" xmlns:wne="http://schemas.microsoft.com/office/word/2006/wordml" xmlns:wps="http://schemas.microsoft.com/office/word/2010/wordprocessingShape" mc:Ignorable="w14 w15 w16se wp14">
+<w15:people xmlns:wpc="http://schemas.microsoft.com/office/word/2010/wordprocessingCanvas" xmlns:cx="http://schemas.microsoft.com/office/drawing/2014/chartex" xmlns:cx1="http://schemas.microsoft.com/office/drawing/2015/9/8/chartex" xmlns:cx2="http://schemas.microsoft.com/office/drawing/2015/10/21/chartex" xmlns:cx3="http://schemas.microsoft.com/office/drawing/2016/5/9/chartex" xmlns:cx4="http://schemas.microsoft.com/office/drawing/2016/5/10/chartex" xmlns:cx5="http://schemas.microsoft.com/office/drawing/2016/5/11/chartex" xmlns:cx6="http://schemas.microsoft.com/office/drawing/2016/5/12/chartex" xmlns:cx7="http://schemas.microsoft.com/office/drawing/2016/5/13/chartex" xmlns:cx8="http://schemas.microsoft.com/office/drawing/2016/5/14/chartex" xmlns:mc="http://schemas.openxmlformats.org/markup-compatibility/2006" xmlns:aink="http://schemas.microsoft.com/office/drawing/2016/ink" xmlns:am3d="http://schemas.microsoft.com/office/drawing/2017/model3d" xmlns:o="urn:schemas-microsoft-com:office:office" xmlns:r="http://schemas.openxmlformats.org/officeDocument/2006/relationships" xmlns:m="http://schemas.openxmlformats.org/officeDocument/2006/math" xmlns:v="urn:schemas-microsoft-com:vml" xmlns:wp14="http://schemas.microsoft.com/office/word/2010/wordprocessingDrawing" xmlns:wp="http://schemas.openxmlformats.org/drawingml/2006/wordprocessingDrawing" xmlns:w10="urn:schemas-microsoft-com:office:word" xmlns:w="http://schemas.openxmlformats.org/wordprocessingml/2006/main" xmlns:w14="http://schemas.microsoft.com/office/word/2010/wordml" xmlns:w15="http://schemas.microsoft.com/office/word/2012/wordml" xmlns:w16cex="http://schemas.microsoft.com/office/word/2018/wordml/cex" xmlns:w16cid="http://schemas.microsoft.com/office/word/2016/wordml/cid" xmlns:w16="http://schemas.microsoft.com/office/word/2018/wordml" xmlns:w16sdtdh="http://schemas.microsoft.com/office/word/2020/wordml/sdtdatahash" xmlns:w16se="http://schemas.microsoft.com/office/word/2015/wordml/symex" xmlns:wpg="http://schemas.microsoft.com/office/word/2010/wordprocessingGroup" xmlns:wpi="http://schemas.microsoft.com/office/word/2010/wordprocessingInk" xmlns:wne="http://schemas.microsoft.com/office/word/2006/wordml" xmlns:wps="http://schemas.microsoft.com/office/word/2010/wordprocessingShape" mc:Ignorable="w14 w15 w16se w16cid w16 w16cex w16sdtdh wp14">
   <w15:person w15:author="Aleksey A. Kalentev">
     <w15:presenceInfo w15:providerId="AD" w15:userId="S-1-5-21-507921405-1993962763-1957994488-151096"/>
   </w15:person>
@@ -11816,7 +13418,7 @@
 </file>
 
 <file path=word/styles.xml><?xml version="1.0" encoding="utf-8"?>
-<w:styles xmlns:mc="http://schemas.openxmlformats.org/markup-compatibility/2006" xmlns:r="http://schemas.openxmlformats.org/officeDocument/2006/relationships" xmlns:w="http://schemas.openxmlformats.org/wordprocessingml/2006/main" xmlns:w14="http://schemas.microsoft.com/office/word/2010/wordml" xmlns:w15="http://schemas.microsoft.com/office/word/2012/wordml" xmlns:w16se="http://schemas.microsoft.com/office/word/2015/wordml/symex" mc:Ignorable="w14 w15 w16se">
+<w:styles xmlns:mc="http://schemas.openxmlformats.org/markup-compatibility/2006" xmlns:r="http://schemas.openxmlformats.org/officeDocument/2006/relationships" xmlns:w="http://schemas.openxmlformats.org/wordprocessingml/2006/main" xmlns:w14="http://schemas.microsoft.com/office/word/2010/wordml" xmlns:w15="http://schemas.microsoft.com/office/word/2012/wordml" xmlns:w16cex="http://schemas.microsoft.com/office/word/2018/wordml/cex" xmlns:w16cid="http://schemas.microsoft.com/office/word/2016/wordml/cid" xmlns:w16="http://schemas.microsoft.com/office/word/2018/wordml" xmlns:w16sdtdh="http://schemas.microsoft.com/office/word/2020/wordml/sdtdatahash" xmlns:w16se="http://schemas.microsoft.com/office/word/2015/wordml/symex" mc:Ignorable="w14 w15 w16se w16cid w16 w16cex w16sdtdh">
   <w:docDefaults>
     <w:rPrDefault>
       <w:rPr>
@@ -11832,7 +13434,7 @@
       </w:pPr>
     </w:pPrDefault>
   </w:docDefaults>
-  <w:latentStyles w:defLockedState="0" w:defUIPriority="99" w:defSemiHidden="0" w:defUnhideWhenUsed="0" w:defQFormat="0" w:count="371">
+  <w:latentStyles w:defLockedState="0" w:defUIPriority="99" w:defSemiHidden="0" w:defUnhideWhenUsed="0" w:defQFormat="0" w:count="376">
     <w:lsdException w:name="Normal" w:uiPriority="0" w:qFormat="1"/>
     <w:lsdException w:name="heading 1" w:uiPriority="9" w:qFormat="1"/>
     <w:lsdException w:name="heading 2" w:semiHidden="1" w:uiPriority="9" w:unhideWhenUsed="1" w:qFormat="1"/>
@@ -11938,7 +13540,6 @@
     <w:lsdException w:name="HTML Sample" w:semiHidden="1" w:unhideWhenUsed="1"/>
     <w:lsdException w:name="HTML Typewriter" w:semiHidden="1" w:unhideWhenUsed="1"/>
     <w:lsdException w:name="HTML Variable" w:semiHidden="1" w:unhideWhenUsed="1"/>
-    <w:lsdException w:name="Normal Table" w:semiHidden="1" w:unhideWhenUsed="1"/>
     <w:lsdException w:name="annotation subject" w:semiHidden="1" w:unhideWhenUsed="1"/>
     <w:lsdException w:name="No List" w:semiHidden="1" w:unhideWhenUsed="1"/>
     <w:lsdException w:name="Outline List 1" w:semiHidden="1" w:unhideWhenUsed="1"/>
@@ -11981,11 +13582,8 @@
     <w:lsdException w:name="Table Contemporary" w:semiHidden="1" w:unhideWhenUsed="1"/>
     <w:lsdException w:name="Table Elegant" w:semiHidden="1" w:unhideWhenUsed="1"/>
     <w:lsdException w:name="Table Professional" w:semiHidden="1" w:unhideWhenUsed="1"/>
-    <w:lsdException w:name="Table Subtle 1" w:semiHidden="1" w:unhideWhenUsed="1"/>
     <w:lsdException w:name="Table Subtle 2" w:semiHidden="1" w:unhideWhenUsed="1"/>
     <w:lsdException w:name="Table Web 1" w:semiHidden="1" w:unhideWhenUsed="1"/>
-    <w:lsdException w:name="Table Web 2" w:semiHidden="1" w:unhideWhenUsed="1"/>
-    <w:lsdException w:name="Table Web 3" w:semiHidden="1" w:unhideWhenUsed="1"/>
     <w:lsdException w:name="Balloon Text" w:semiHidden="1" w:unhideWhenUsed="1"/>
     <w:lsdException w:name="Table Grid" w:uiPriority="59"/>
     <w:lsdException w:name="Table Theme" w:semiHidden="1" w:unhideWhenUsed="1"/>
@@ -12204,6 +13802,11 @@
     <w:lsdException w:name="List Table 5 Dark Accent 6" w:uiPriority="50"/>
     <w:lsdException w:name="List Table 6 Colorful Accent 6" w:uiPriority="51"/>
     <w:lsdException w:name="List Table 7 Colorful Accent 6" w:uiPriority="52"/>
+    <w:lsdException w:name="Mention" w:semiHidden="1" w:unhideWhenUsed="1"/>
+    <w:lsdException w:name="Smart Hyperlink" w:semiHidden="1" w:unhideWhenUsed="1"/>
+    <w:lsdException w:name="Hashtag" w:semiHidden="1" w:unhideWhenUsed="1"/>
+    <w:lsdException w:name="Unresolved Mention" w:semiHidden="1" w:unhideWhenUsed="1"/>
+    <w:lsdException w:name="Smart Link" w:semiHidden="1" w:unhideWhenUsed="1"/>
   </w:latentStyles>
   <w:style w:type="paragraph" w:default="1" w:styleId="a0">
     <w:name w:val="Normal"/>

--- a/ЛБ3/ЛР 5 Бабуцкий рефакторинг 1.docx
+++ b/ЛБ3/ЛР 5 Бабуцкий рефакторинг 1.docx
@@ -1,6 +1,6 @@
 
 <file path=word/document.xml><?xml version="1.0" encoding="utf-8"?>
-<w:document xmlns:wpc="http://schemas.microsoft.com/office/word/2010/wordprocessingCanvas" xmlns:cx="http://schemas.microsoft.com/office/drawing/2014/chartex" xmlns:cx1="http://schemas.microsoft.com/office/drawing/2015/9/8/chartex" xmlns:cx2="http://schemas.microsoft.com/office/drawing/2015/10/21/chartex" xmlns:cx3="http://schemas.microsoft.com/office/drawing/2016/5/9/chartex" xmlns:cx4="http://schemas.microsoft.com/office/drawing/2016/5/10/chartex" xmlns:cx5="http://schemas.microsoft.com/office/drawing/2016/5/11/chartex" xmlns:cx6="http://schemas.microsoft.com/office/drawing/2016/5/12/chartex" xmlns:cx7="http://schemas.microsoft.com/office/drawing/2016/5/13/chartex" xmlns:cx8="http://schemas.microsoft.com/office/drawing/2016/5/14/chartex" xmlns:mc="http://schemas.openxmlformats.org/markup-compatibility/2006" xmlns:aink="http://schemas.microsoft.com/office/drawing/2016/ink" xmlns:am3d="http://schemas.microsoft.com/office/drawing/2017/model3d" xmlns:o="urn:schemas-microsoft-com:office:office" xmlns:r="http://schemas.openxmlformats.org/officeDocument/2006/relationships" xmlns:m="http://schemas.openxmlformats.org/officeDocument/2006/math" xmlns:v="urn:schemas-microsoft-com:vml" xmlns:wp14="http://schemas.microsoft.com/office/word/2010/wordprocessingDrawing" xmlns:wp="http://schemas.openxmlformats.org/drawingml/2006/wordprocessingDrawing" xmlns:w10="urn:schemas-microsoft-com:office:word" xmlns:w="http://schemas.openxmlformats.org/wordprocessingml/2006/main" xmlns:w14="http://schemas.microsoft.com/office/word/2010/wordml" xmlns:w15="http://schemas.microsoft.com/office/word/2012/wordml" xmlns:w16cex="http://schemas.microsoft.com/office/word/2018/wordml/cex" xmlns:w16cid="http://schemas.microsoft.com/office/word/2016/wordml/cid" xmlns:w16="http://schemas.microsoft.com/office/word/2018/wordml" xmlns:w16sdtdh="http://schemas.microsoft.com/office/word/2020/wordml/sdtdatahash" xmlns:w16se="http://schemas.microsoft.com/office/word/2015/wordml/symex" xmlns:wpg="http://schemas.microsoft.com/office/word/2010/wordprocessingGroup" xmlns:wpi="http://schemas.microsoft.com/office/word/2010/wordprocessingInk" xmlns:wne="http://schemas.microsoft.com/office/word/2006/wordml" xmlns:wps="http://schemas.microsoft.com/office/word/2010/wordprocessingShape" mc:Ignorable="w14 w15 w16se w16cid w16 w16cex w16sdtdh wp14">
+<w:document xmlns:wpc="http://schemas.microsoft.com/office/word/2010/wordprocessingCanvas" xmlns:cx="http://schemas.microsoft.com/office/drawing/2014/chartex" xmlns:cx1="http://schemas.microsoft.com/office/drawing/2015/9/8/chartex" xmlns:mc="http://schemas.openxmlformats.org/markup-compatibility/2006" xmlns:o="urn:schemas-microsoft-com:office:office" xmlns:r="http://schemas.openxmlformats.org/officeDocument/2006/relationships" xmlns:m="http://schemas.openxmlformats.org/officeDocument/2006/math" xmlns:v="urn:schemas-microsoft-com:vml" xmlns:wp14="http://schemas.microsoft.com/office/word/2010/wordprocessingDrawing" xmlns:wp="http://schemas.openxmlformats.org/drawingml/2006/wordprocessingDrawing" xmlns:w10="urn:schemas-microsoft-com:office:word" xmlns:w="http://schemas.openxmlformats.org/wordprocessingml/2006/main" xmlns:w14="http://schemas.microsoft.com/office/word/2010/wordml" xmlns:w15="http://schemas.microsoft.com/office/word/2012/wordml" xmlns:w16se="http://schemas.microsoft.com/office/word/2015/wordml/symex" xmlns:wpg="http://schemas.microsoft.com/office/word/2010/wordprocessingGroup" xmlns:wpi="http://schemas.microsoft.com/office/word/2010/wordprocessingInk" xmlns:wne="http://schemas.microsoft.com/office/word/2006/wordml" xmlns:wps="http://schemas.microsoft.com/office/word/2010/wordprocessingShape" mc:Ignorable="w14 w15 w16se wp14">
   <w:body>
     <w:p>
       <w:pPr>
@@ -2987,6 +2987,7 @@
         <w:ind w:firstLine="0"/>
         <w:jc w:val="center"/>
       </w:pPr>
+      <w:bookmarkStart w:id="8" w:name="_GoBack"/>
       <w:r>
         <w:rPr>
           <w:noProof/>
@@ -2994,10 +2995,10 @@
         </w:rPr>
         <w:lastRenderedPageBreak/>
         <w:drawing>
-          <wp:inline distT="0" distB="0" distL="0" distR="0" wp14:anchorId="51D5D226" wp14:editId="5481C88A">
-            <wp:extent cx="9251950" cy="5014595"/>
-            <wp:effectExtent l="0" t="0" r="6350" b="0"/>
-            <wp:docPr id="9" name="Рисунок 9"/>
+          <wp:inline distT="0" distB="0" distL="0" distR="0" wp14:anchorId="2A951FC7" wp14:editId="3F3CE640">
+            <wp:extent cx="9251950" cy="5059045"/>
+            <wp:effectExtent l="0" t="0" r="6350" b="8255"/>
+            <wp:docPr id="2" name="Рисунок 2"/>
             <wp:cNvGraphicFramePr>
               <a:graphicFrameLocks xmlns:a="http://schemas.openxmlformats.org/drawingml/2006/main" noChangeAspect="1"/>
             </wp:cNvGraphicFramePr>
@@ -3017,7 +3018,7 @@
                   <pic:spPr>
                     <a:xfrm>
                       <a:off x="0" y="0"/>
-                      <a:ext cx="9251950" cy="5014595"/>
+                      <a:ext cx="9251950" cy="5059045"/>
                     </a:xfrm>
                     <a:prstGeom prst="rect">
                       <a:avLst/>
@@ -3029,6 +3030,7 @@
           </wp:inline>
         </w:drawing>
       </w:r>
+      <w:bookmarkEnd w:id="8"/>
     </w:p>
     <w:p>
       <w:pPr>
@@ -3064,8 +3066,8 @@
           <w:bCs/>
         </w:rPr>
       </w:pPr>
-      <w:bookmarkStart w:id="8" w:name="_Toc74829066"/>
-      <w:bookmarkStart w:id="9" w:name="_Toc232104094"/>
+      <w:bookmarkStart w:id="9" w:name="_Toc74829066"/>
+      <w:bookmarkStart w:id="10" w:name="_Toc232104094"/>
       <w:r>
         <w:rPr>
           <w:b/>
@@ -3074,8 +3076,8 @@
         <w:lastRenderedPageBreak/>
         <w:t>1.3 Описание классов, образующих связь типа «общее-частное»</w:t>
       </w:r>
-      <w:bookmarkEnd w:id="8"/>
       <w:bookmarkEnd w:id="9"/>
+      <w:bookmarkEnd w:id="10"/>
     </w:p>
     <w:p>
       <w:pPr>
@@ -3399,7 +3401,6 @@
               <w:t xml:space="preserve">+ </w:t>
             </w:r>
             <w:proofErr w:type="spellStart"/>
-            <w:proofErr w:type="gramStart"/>
             <w:r>
               <w:rPr>
                 <w:sz w:val="19"/>
@@ -3411,14 +3412,7 @@
               <w:rPr>
                 <w:sz w:val="19"/>
               </w:rPr>
-              <w:t>(</w:t>
-            </w:r>
-            <w:proofErr w:type="gramEnd"/>
-            <w:r>
-              <w:rPr>
-                <w:sz w:val="19"/>
-              </w:rPr>
-              <w:t>)</w:t>
+              <w:t>()</w:t>
             </w:r>
           </w:p>
         </w:tc>
@@ -3498,7 +3492,6 @@
               <w:t xml:space="preserve">+ </w:t>
             </w:r>
             <w:proofErr w:type="spellStart"/>
-            <w:proofErr w:type="gramStart"/>
             <w:r>
               <w:rPr>
                 <w:sz w:val="19"/>
@@ -3510,14 +3503,7 @@
               <w:rPr>
                 <w:sz w:val="19"/>
               </w:rPr>
-              <w:t>(</w:t>
-            </w:r>
-            <w:proofErr w:type="gramEnd"/>
-            <w:r>
-              <w:rPr>
-                <w:sz w:val="19"/>
-              </w:rPr>
-              <w:t>)</w:t>
+              <w:t>()</w:t>
             </w:r>
           </w:p>
         </w:tc>
@@ -4149,7 +4135,6 @@
               <w:t xml:space="preserve">+ </w:t>
             </w:r>
             <w:proofErr w:type="spellStart"/>
-            <w:proofErr w:type="gramStart"/>
             <w:r>
               <w:rPr>
                 <w:sz w:val="19"/>
@@ -4164,7 +4149,6 @@
               <w:t>(</w:t>
             </w:r>
             <w:proofErr w:type="spellStart"/>
-            <w:proofErr w:type="gramEnd"/>
             <w:r>
               <w:rPr>
                 <w:sz w:val="19"/>
@@ -4268,7 +4252,6 @@
               <w:t xml:space="preserve">+ </w:t>
             </w:r>
             <w:proofErr w:type="spellStart"/>
-            <w:proofErr w:type="gramStart"/>
             <w:r>
               <w:rPr>
                 <w:sz w:val="19"/>
@@ -4280,14 +4263,7 @@
               <w:rPr>
                 <w:sz w:val="19"/>
               </w:rPr>
-              <w:t>(</w:t>
-            </w:r>
-            <w:proofErr w:type="gramEnd"/>
-            <w:r>
-              <w:rPr>
-                <w:sz w:val="19"/>
-              </w:rPr>
-              <w:t>)</w:t>
+              <w:t>()</w:t>
             </w:r>
           </w:p>
         </w:tc>
@@ -4367,7 +4343,6 @@
               <w:t xml:space="preserve">+ </w:t>
             </w:r>
             <w:proofErr w:type="spellStart"/>
-            <w:proofErr w:type="gramStart"/>
             <w:r>
               <w:rPr>
                 <w:sz w:val="19"/>
@@ -4379,14 +4354,7 @@
               <w:rPr>
                 <w:sz w:val="19"/>
               </w:rPr>
-              <w:t>(</w:t>
-            </w:r>
-            <w:proofErr w:type="gramEnd"/>
-            <w:r>
-              <w:rPr>
-                <w:sz w:val="19"/>
-              </w:rPr>
-              <w:t>)</w:t>
+              <w:t>()</w:t>
             </w:r>
           </w:p>
         </w:tc>
@@ -4466,7 +4434,6 @@
               <w:t xml:space="preserve">+ </w:t>
             </w:r>
             <w:proofErr w:type="spellStart"/>
-            <w:proofErr w:type="gramStart"/>
             <w:r>
               <w:rPr>
                 <w:sz w:val="19"/>
@@ -4478,14 +4445,7 @@
               <w:rPr>
                 <w:sz w:val="19"/>
               </w:rPr>
-              <w:t>(</w:t>
-            </w:r>
-            <w:proofErr w:type="gramEnd"/>
-            <w:r>
-              <w:rPr>
-                <w:sz w:val="19"/>
-              </w:rPr>
-              <w:t>)</w:t>
+              <w:t>()</w:t>
             </w:r>
           </w:p>
         </w:tc>
@@ -5249,23 +5209,7 @@
                 <w:sz w:val="19"/>
                 <w:lang w:val="en-US"/>
               </w:rPr>
-              <w:t xml:space="preserve">+ </w:t>
-            </w:r>
-            <w:proofErr w:type="gramStart"/>
-            <w:r>
-              <w:rPr>
-                <w:sz w:val="19"/>
-                <w:lang w:val="en-US"/>
-              </w:rPr>
-              <w:t>Rectangle(</w:t>
-            </w:r>
-            <w:proofErr w:type="gramEnd"/>
-            <w:r>
-              <w:rPr>
-                <w:sz w:val="19"/>
-                <w:lang w:val="en-US"/>
-              </w:rPr>
-              <w:t>double width, double height)</w:t>
+              <w:t>+ Rectangle(double width, double height)</w:t>
             </w:r>
           </w:p>
         </w:tc>
@@ -5343,7 +5287,6 @@
               <w:t xml:space="preserve">+ </w:t>
             </w:r>
             <w:proofErr w:type="spellStart"/>
-            <w:proofErr w:type="gramStart"/>
             <w:r>
               <w:rPr>
                 <w:sz w:val="19"/>
@@ -5355,14 +5298,7 @@
               <w:rPr>
                 <w:sz w:val="19"/>
               </w:rPr>
-              <w:t>(</w:t>
-            </w:r>
-            <w:proofErr w:type="gramEnd"/>
-            <w:r>
-              <w:rPr>
-                <w:sz w:val="19"/>
-              </w:rPr>
-              <w:t>)</w:t>
+              <w:t>()</w:t>
             </w:r>
           </w:p>
         </w:tc>
@@ -5470,7 +5406,6 @@
               <w:t xml:space="preserve">+ </w:t>
             </w:r>
             <w:proofErr w:type="spellStart"/>
-            <w:proofErr w:type="gramStart"/>
             <w:r>
               <w:rPr>
                 <w:sz w:val="19"/>
@@ -5482,14 +5417,7 @@
               <w:rPr>
                 <w:sz w:val="19"/>
               </w:rPr>
-              <w:t>(</w:t>
-            </w:r>
-            <w:proofErr w:type="gramEnd"/>
-            <w:r>
-              <w:rPr>
-                <w:sz w:val="19"/>
-              </w:rPr>
-              <w:t>)</w:t>
+              <w:t>()</w:t>
             </w:r>
           </w:p>
         </w:tc>
@@ -5597,7 +5525,6 @@
               <w:t xml:space="preserve">+ </w:t>
             </w:r>
             <w:proofErr w:type="spellStart"/>
-            <w:proofErr w:type="gramStart"/>
             <w:r>
               <w:rPr>
                 <w:sz w:val="19"/>
@@ -5609,14 +5536,7 @@
               <w:rPr>
                 <w:sz w:val="19"/>
               </w:rPr>
-              <w:t>(</w:t>
-            </w:r>
-            <w:proofErr w:type="gramEnd"/>
-            <w:r>
-              <w:rPr>
-                <w:sz w:val="19"/>
-              </w:rPr>
-              <w:t>)</w:t>
+              <w:t>()</w:t>
             </w:r>
           </w:p>
         </w:tc>
@@ -6549,23 +6469,7 @@
                 <w:sz w:val="19"/>
                 <w:lang w:val="en-US"/>
               </w:rPr>
-              <w:t xml:space="preserve">+ </w:t>
-            </w:r>
-            <w:proofErr w:type="gramStart"/>
-            <w:r>
-              <w:rPr>
-                <w:sz w:val="19"/>
-                <w:lang w:val="en-US"/>
-              </w:rPr>
-              <w:t>Triangle(</w:t>
-            </w:r>
-            <w:proofErr w:type="gramEnd"/>
-            <w:r>
-              <w:rPr>
-                <w:sz w:val="19"/>
-                <w:lang w:val="en-US"/>
-              </w:rPr>
-              <w:t xml:space="preserve">double </w:t>
+              <w:t xml:space="preserve">+ Triangle(double </w:t>
             </w:r>
             <w:proofErr w:type="spellStart"/>
             <w:r>
@@ -6691,7 +6595,6 @@
               <w:t xml:space="preserve">− </w:t>
             </w:r>
             <w:proofErr w:type="spellStart"/>
-            <w:proofErr w:type="gramStart"/>
             <w:r>
               <w:rPr>
                 <w:sz w:val="19"/>
@@ -6703,14 +6606,7 @@
               <w:rPr>
                 <w:sz w:val="19"/>
               </w:rPr>
-              <w:t>(</w:t>
-            </w:r>
-            <w:proofErr w:type="gramEnd"/>
-            <w:r>
-              <w:rPr>
-                <w:sz w:val="19"/>
-              </w:rPr>
-              <w:t>)</w:t>
+              <w:t>()</w:t>
             </w:r>
           </w:p>
         </w:tc>
@@ -6790,7 +6686,6 @@
               <w:t xml:space="preserve">+ </w:t>
             </w:r>
             <w:proofErr w:type="spellStart"/>
-            <w:proofErr w:type="gramStart"/>
             <w:r>
               <w:rPr>
                 <w:sz w:val="19"/>
@@ -6802,14 +6697,7 @@
               <w:rPr>
                 <w:sz w:val="19"/>
               </w:rPr>
-              <w:t>(</w:t>
-            </w:r>
-            <w:proofErr w:type="gramEnd"/>
-            <w:r>
-              <w:rPr>
-                <w:sz w:val="19"/>
-              </w:rPr>
-              <w:t>)</w:t>
+              <w:t>()</w:t>
             </w:r>
           </w:p>
         </w:tc>
@@ -6889,7 +6777,6 @@
               <w:t xml:space="preserve">+ </w:t>
             </w:r>
             <w:proofErr w:type="spellStart"/>
-            <w:proofErr w:type="gramStart"/>
             <w:r>
               <w:rPr>
                 <w:sz w:val="19"/>
@@ -6901,14 +6788,7 @@
               <w:rPr>
                 <w:sz w:val="19"/>
               </w:rPr>
-              <w:t>(</w:t>
-            </w:r>
-            <w:proofErr w:type="gramEnd"/>
-            <w:r>
-              <w:rPr>
-                <w:sz w:val="19"/>
-              </w:rPr>
-              <w:t>)</w:t>
+              <w:t>()</w:t>
             </w:r>
           </w:p>
         </w:tc>
@@ -6988,7 +6868,6 @@
               <w:t xml:space="preserve">+ </w:t>
             </w:r>
             <w:proofErr w:type="spellStart"/>
-            <w:proofErr w:type="gramStart"/>
             <w:r>
               <w:rPr>
                 <w:sz w:val="19"/>
@@ -7000,14 +6879,7 @@
               <w:rPr>
                 <w:sz w:val="19"/>
               </w:rPr>
-              <w:t>(</w:t>
-            </w:r>
-            <w:proofErr w:type="gramEnd"/>
-            <w:r>
-              <w:rPr>
-                <w:sz w:val="19"/>
-              </w:rPr>
-              <w:t>)</w:t>
+              <w:t>()</w:t>
             </w:r>
           </w:p>
         </w:tc>
@@ -7091,7 +6963,6 @@
               <w:t xml:space="preserve">− </w:t>
             </w:r>
             <w:proofErr w:type="spellStart"/>
-            <w:proofErr w:type="gramStart"/>
             <w:r>
               <w:rPr>
                 <w:sz w:val="19"/>
@@ -7105,15 +6976,7 @@
                 <w:sz w:val="19"/>
                 <w:lang w:val="en-US"/>
               </w:rPr>
-              <w:t>(</w:t>
-            </w:r>
-            <w:proofErr w:type="gramEnd"/>
-            <w:r>
-              <w:rPr>
-                <w:sz w:val="19"/>
-                <w:lang w:val="en-US"/>
-              </w:rPr>
-              <w:t xml:space="preserve">string name, string </w:t>
+              <w:t xml:space="preserve">(string name, string </w:t>
             </w:r>
             <w:proofErr w:type="spellStart"/>
             <w:r>
@@ -7222,8 +7085,8 @@
           <w:bCs/>
         </w:rPr>
       </w:pPr>
-      <w:bookmarkStart w:id="10" w:name="_Toc74956676"/>
-      <w:bookmarkStart w:id="11" w:name="_Toc74829067"/>
+      <w:bookmarkStart w:id="11" w:name="_Toc74956676"/>
+      <w:bookmarkStart w:id="12" w:name="_Toc74829067"/>
     </w:p>
     <w:p>
       <w:pPr>
@@ -7234,7 +7097,7 @@
           <w:bCs/>
         </w:rPr>
       </w:pPr>
-      <w:bookmarkStart w:id="12" w:name="_Toc232104095"/>
+      <w:bookmarkStart w:id="13" w:name="_Toc232104095"/>
       <w:r>
         <w:rPr>
           <w:b/>
@@ -7258,9 +7121,9 @@
         </w:rPr>
         <w:t>Git</w:t>
       </w:r>
-      <w:bookmarkEnd w:id="10"/>
       <w:bookmarkEnd w:id="11"/>
       <w:bookmarkEnd w:id="12"/>
+      <w:bookmarkEnd w:id="13"/>
     </w:p>
     <w:p>
       <w:pPr>
@@ -7350,9 +7213,9 @@
           <w:bCs/>
         </w:rPr>
       </w:pPr>
-      <w:bookmarkStart w:id="13" w:name="_Toc74956677"/>
-      <w:bookmarkStart w:id="14" w:name="_Toc74829068"/>
-      <w:bookmarkStart w:id="15" w:name="_Toc232104096"/>
+      <w:bookmarkStart w:id="14" w:name="_Toc74956677"/>
+      <w:bookmarkStart w:id="15" w:name="_Toc74829068"/>
+      <w:bookmarkStart w:id="16" w:name="_Toc232104096"/>
       <w:r>
         <w:rPr>
           <w:b/>
@@ -7360,9 +7223,9 @@
         </w:rPr>
         <w:t>1.5 Тестирование программы</w:t>
       </w:r>
-      <w:bookmarkEnd w:id="13"/>
       <w:bookmarkEnd w:id="14"/>
       <w:bookmarkEnd w:id="15"/>
+      <w:bookmarkEnd w:id="16"/>
     </w:p>
     <w:p>
       <w:pPr>
@@ -7514,15 +7377,7 @@
         <w:ind w:firstLine="709"/>
       </w:pPr>
       <w:r>
-        <w:t>Порядок выполнения</w:t>
-      </w:r>
-      <w:proofErr w:type="gramStart"/>
-      <w:r>
-        <w:t>: Нажать</w:t>
-      </w:r>
-      <w:proofErr w:type="gramEnd"/>
-      <w:r>
-        <w:t xml:space="preserve"> «Загрузить» и выбрать ранее сохранённый файл.</w:t>
+        <w:t>Порядок выполнения: Нажать «Загрузить» и выбрать ранее сохранённый файл.</w:t>
       </w:r>
     </w:p>
     <w:p>
@@ -7627,15 +7482,7 @@
         <w:ind w:firstLine="709"/>
       </w:pPr>
       <w:r>
-        <w:t>Порядок выполнения</w:t>
-      </w:r>
-      <w:proofErr w:type="gramStart"/>
-      <w:r>
-        <w:t>: Открыть</w:t>
-      </w:r>
-      <w:proofErr w:type="gramEnd"/>
-      <w:r>
-        <w:t xml:space="preserve"> форму добавления, выбрать тип фигуры, ввести корректные параметры и нажать кнопку «Добавить».</w:t>
+        <w:t>Порядок выполнения: Открыть форму добавления, выбрать тип фигуры, ввести корректные параметры и нажать кнопку «Добавить».</w:t>
       </w:r>
     </w:p>
     <w:p>
@@ -7744,15 +7591,7 @@
         <w:ind w:firstLine="709"/>
       </w:pPr>
       <w:r>
-        <w:t>Порядок выполнения</w:t>
-      </w:r>
-      <w:proofErr w:type="gramStart"/>
-      <w:r>
-        <w:t>: Ввести</w:t>
-      </w:r>
-      <w:proofErr w:type="gramEnd"/>
-      <w:r>
-        <w:t xml:space="preserve"> нулевой или отрицательный радиус/сторону либо стороны несуществующего треугольника.</w:t>
+        <w:t>Порядок выполнения: Ввести нулевой или отрицательный радиус/сторону либо стороны несуществующего треугольника.</w:t>
       </w:r>
     </w:p>
     <w:p>
@@ -7860,15 +7699,7 @@
         <w:ind w:firstLine="709"/>
       </w:pPr>
       <w:r>
-        <w:t>Порядок выполнения</w:t>
-      </w:r>
-      <w:proofErr w:type="gramStart"/>
-      <w:r>
-        <w:t>: Открыть</w:t>
-      </w:r>
-      <w:proofErr w:type="gramEnd"/>
-      <w:r>
-        <w:t xml:space="preserve"> форму поиска и ввести тип, часть описания или числовой параметр.</w:t>
+        <w:t>Порядок выполнения: Открыть форму поиска и ввести тип, часть описания или числовой параметр.</w:t>
       </w:r>
     </w:p>
     <w:p>
@@ -7961,9 +7792,9 @@
           <w:bCs/>
         </w:rPr>
       </w:pPr>
-      <w:bookmarkStart w:id="16" w:name="_Toc74956678"/>
-      <w:bookmarkStart w:id="17" w:name="_Toc74829069"/>
-      <w:bookmarkStart w:id="18" w:name="_Toc232104097"/>
+      <w:bookmarkStart w:id="17" w:name="_Toc74956678"/>
+      <w:bookmarkStart w:id="18" w:name="_Toc74829069"/>
+      <w:bookmarkStart w:id="19" w:name="_Toc232104097"/>
       <w:r>
         <w:rPr>
           <w:b/>
@@ -7971,9 +7802,9 @@
         </w:rPr>
         <w:t>СПИСОК ИСПОЛЬЗОВАННЫХ ИСТОЧНИКОВ</w:t>
       </w:r>
-      <w:bookmarkEnd w:id="16"/>
       <w:bookmarkEnd w:id="17"/>
       <w:bookmarkEnd w:id="18"/>
+      <w:bookmarkEnd w:id="19"/>
     </w:p>
     <w:p>
       <w:pPr>
@@ -8054,10 +7885,10 @@
           <w:bCs/>
         </w:rPr>
       </w:pPr>
-      <w:bookmarkStart w:id="19" w:name="_Toc136600561"/>
-      <w:bookmarkStart w:id="20" w:name="_Toc74956679"/>
-      <w:bookmarkStart w:id="21" w:name="_Toc74829070"/>
-      <w:bookmarkStart w:id="22" w:name="_Toc232104098"/>
+      <w:bookmarkStart w:id="20" w:name="_Toc136600561"/>
+      <w:bookmarkStart w:id="21" w:name="_Toc74956679"/>
+      <w:bookmarkStart w:id="22" w:name="_Toc74829070"/>
+      <w:bookmarkStart w:id="23" w:name="_Toc232104098"/>
       <w:r>
         <w:rPr>
           <w:b/>
@@ -8066,10 +7897,10 @@
         <w:lastRenderedPageBreak/>
         <w:t>ПРИЛОЖЕНИЕ А</w:t>
       </w:r>
-      <w:bookmarkEnd w:id="19"/>
       <w:bookmarkEnd w:id="20"/>
       <w:bookmarkEnd w:id="21"/>
       <w:bookmarkEnd w:id="22"/>
+      <w:bookmarkEnd w:id="23"/>
     </w:p>
     <w:p>
       <w:pPr>
@@ -8884,7 +8715,15 @@
     </w:p>
     <w:p>
       <w:r>
-        <w:t xml:space="preserve">A01. Система должна быть реализована в виде настольного приложения Windows </w:t>
+        <w:t xml:space="preserve">A01. Система должна быть реализована в виде настольного приложения </w:t>
+      </w:r>
+      <w:proofErr w:type="spellStart"/>
+      <w:r>
+        <w:t>Windows</w:t>
+      </w:r>
+      <w:proofErr w:type="spellEnd"/>
+      <w:r>
+        <w:t xml:space="preserve"> </w:t>
       </w:r>
       <w:proofErr w:type="spellStart"/>
       <w:r>
@@ -8946,12 +8785,15 @@
       <w:r>
         <w:t xml:space="preserve">D01. Основная коллекция должна хранить объекты через тип </w:t>
       </w:r>
-      <w:proofErr w:type="gramStart"/>
-      <w:r>
-        <w:t>List&lt;</w:t>
-      </w:r>
       <w:proofErr w:type="spellStart"/>
-      <w:proofErr w:type="gramEnd"/>
+      <w:r>
+        <w:t>List</w:t>
+      </w:r>
+      <w:proofErr w:type="spellEnd"/>
+      <w:r>
+        <w:t>&lt;</w:t>
+      </w:r>
+      <w:proofErr w:type="spellStart"/>
       <w:r>
         <w:t>IShape</w:t>
       </w:r>
@@ -8971,7 +8813,6 @@
         <w:t xml:space="preserve">пользоваться структура </w:t>
       </w:r>
       <w:proofErr w:type="spellStart"/>
-      <w:proofErr w:type="gramStart"/>
       <w:r>
         <w:t>CircleData</w:t>
       </w:r>
@@ -8980,11 +8821,7 @@
         <w:t xml:space="preserve">, </w:t>
       </w:r>
       <w:r>
-        <w:t xml:space="preserve"> со</w:t>
-      </w:r>
-      <w:proofErr w:type="gramEnd"/>
-      <w:r>
-        <w:t xml:space="preserve"> следующими полям</w:t>
+        <w:t xml:space="preserve"> со следующими полям</w:t>
       </w:r>
       <w:r>
         <w:t xml:space="preserve">и: </w:t>
@@ -9200,7 +9037,7 @@
         <w:spacing w:before="80" w:after="40" w:line="240" w:lineRule="auto"/>
         <w:jc w:val="left"/>
       </w:pPr>
-      <w:commentRangeStart w:id="23"/>
+      <w:commentRangeStart w:id="24"/>
       <w:r>
         <w:rPr>
           <w:sz w:val="24"/>
@@ -9410,12 +9247,14 @@
             <w:pPr>
               <w:spacing w:line="240" w:lineRule="auto"/>
             </w:pPr>
-            <w:r>
-              <w:rPr>
-                <w:sz w:val="19"/>
-              </w:rPr>
-              <w:t>Value1</w:t>
-            </w:r>
+            <w:proofErr w:type="spellStart"/>
+            <w:r>
+              <w:rPr>
+                <w:sz w:val="19"/>
+              </w:rPr>
+              <w:t>radius</w:t>
+            </w:r>
+            <w:proofErr w:type="spellEnd"/>
           </w:p>
         </w:tc>
         <w:tc>
@@ -9457,12 +9296,13 @@
           <w:p>
             <w:pPr>
               <w:spacing w:line="240" w:lineRule="auto"/>
-            </w:pPr>
-            <w:r>
-              <w:rPr>
-                <w:sz w:val="19"/>
-              </w:rPr>
-              <w:t>Радиус, ширина или первая сторона.</w:t>
+              <w:jc w:val="center"/>
+            </w:pPr>
+            <w:r>
+              <w:rPr>
+                <w:sz w:val="19"/>
+              </w:rPr>
+              <w:t>Радиус</w:t>
             </w:r>
           </w:p>
         </w:tc>
@@ -9700,12 +9540,14 @@
             <w:pPr>
               <w:spacing w:line="240" w:lineRule="auto"/>
             </w:pPr>
-            <w:r>
-              <w:rPr>
-                <w:sz w:val="19"/>
-              </w:rPr>
-              <w:t>Value1</w:t>
-            </w:r>
+            <w:proofErr w:type="spellStart"/>
+            <w:r>
+              <w:rPr>
+                <w:sz w:val="19"/>
+              </w:rPr>
+              <w:t>width</w:t>
+            </w:r>
+            <w:proofErr w:type="spellEnd"/>
           </w:p>
         </w:tc>
         <w:tc>
@@ -9747,12 +9589,13 @@
           <w:p>
             <w:pPr>
               <w:spacing w:line="240" w:lineRule="auto"/>
-            </w:pPr>
-            <w:r>
-              <w:rPr>
-                <w:sz w:val="19"/>
-              </w:rPr>
-              <w:t>Радиус, ширина или первая сторона.</w:t>
+              <w:jc w:val="center"/>
+            </w:pPr>
+            <w:r>
+              <w:rPr>
+                <w:sz w:val="19"/>
+              </w:rPr>
+              <w:t>ширина</w:t>
             </w:r>
           </w:p>
         </w:tc>
@@ -9777,12 +9620,14 @@
             <w:pPr>
               <w:spacing w:line="240" w:lineRule="auto"/>
             </w:pPr>
-            <w:r>
-              <w:rPr>
-                <w:sz w:val="19"/>
-              </w:rPr>
-              <w:t>Value2</w:t>
-            </w:r>
+            <w:proofErr w:type="spellStart"/>
+            <w:r>
+              <w:rPr>
+                <w:sz w:val="19"/>
+              </w:rPr>
+              <w:t>height</w:t>
+            </w:r>
+            <w:proofErr w:type="spellEnd"/>
           </w:p>
         </w:tc>
         <w:tc>
@@ -9824,12 +9669,13 @@
           <w:p>
             <w:pPr>
               <w:spacing w:line="240" w:lineRule="auto"/>
-            </w:pPr>
-            <w:r>
-              <w:rPr>
-                <w:sz w:val="19"/>
-              </w:rPr>
-              <w:t>Высота или вторая сторона; для круга не используется.</w:t>
+              <w:jc w:val="center"/>
+            </w:pPr>
+            <w:r>
+              <w:rPr>
+                <w:sz w:val="19"/>
+              </w:rPr>
+              <w:t>высота</w:t>
             </w:r>
           </w:p>
         </w:tc>
@@ -10061,13 +9907,19 @@
           <w:p>
             <w:pPr>
               <w:spacing w:line="240" w:lineRule="auto"/>
-            </w:pPr>
-            <w:r>
-              <w:rPr>
-                <w:sz w:val="19"/>
-              </w:rPr>
-              <w:t>Value1</w:t>
-            </w:r>
+              <w:rPr>
+                <w:lang w:val="en-US"/>
+              </w:rPr>
+            </w:pPr>
+            <w:proofErr w:type="spellStart"/>
+            <w:r>
+              <w:rPr>
+                <w:sz w:val="19"/>
+                <w:lang w:val="en-US"/>
+              </w:rPr>
+              <w:t>SideA</w:t>
+            </w:r>
+            <w:proofErr w:type="spellEnd"/>
           </w:p>
         </w:tc>
         <w:tc>
@@ -10109,12 +9961,13 @@
           <w:p>
             <w:pPr>
               <w:spacing w:line="240" w:lineRule="auto"/>
-            </w:pPr>
-            <w:r>
-              <w:rPr>
-                <w:sz w:val="19"/>
-              </w:rPr>
-              <w:t>Радиус, ширина или первая сторона.</w:t>
+              <w:jc w:val="center"/>
+            </w:pPr>
+            <w:r>
+              <w:rPr>
+                <w:sz w:val="19"/>
+              </w:rPr>
+              <w:t>Первая сторона</w:t>
             </w:r>
           </w:p>
         </w:tc>
@@ -10138,13 +9991,19 @@
           <w:p>
             <w:pPr>
               <w:spacing w:line="240" w:lineRule="auto"/>
-            </w:pPr>
-            <w:r>
-              <w:rPr>
-                <w:sz w:val="19"/>
-              </w:rPr>
-              <w:t>Value2</w:t>
-            </w:r>
+              <w:rPr>
+                <w:lang w:val="en-US"/>
+              </w:rPr>
+            </w:pPr>
+            <w:proofErr w:type="spellStart"/>
+            <w:r>
+              <w:rPr>
+                <w:sz w:val="19"/>
+                <w:lang w:val="en-US"/>
+              </w:rPr>
+              <w:t>SideB</w:t>
+            </w:r>
+            <w:proofErr w:type="spellEnd"/>
           </w:p>
         </w:tc>
         <w:tc>
@@ -10186,12 +10045,13 @@
           <w:p>
             <w:pPr>
               <w:spacing w:line="240" w:lineRule="auto"/>
-            </w:pPr>
-            <w:r>
-              <w:rPr>
-                <w:sz w:val="19"/>
-              </w:rPr>
-              <w:t>Высота или вторая сторона; для круга не используется.</w:t>
+              <w:jc w:val="center"/>
+            </w:pPr>
+            <w:r>
+              <w:rPr>
+                <w:sz w:val="19"/>
+              </w:rPr>
+              <w:t>Вторая сторона</w:t>
             </w:r>
           </w:p>
         </w:tc>
@@ -10215,13 +10075,19 @@
           <w:p>
             <w:pPr>
               <w:spacing w:line="240" w:lineRule="auto"/>
-            </w:pPr>
-            <w:r>
-              <w:rPr>
-                <w:sz w:val="19"/>
-              </w:rPr>
-              <w:t>Value3</w:t>
-            </w:r>
+              <w:rPr>
+                <w:lang w:val="en-US"/>
+              </w:rPr>
+            </w:pPr>
+            <w:proofErr w:type="spellStart"/>
+            <w:r>
+              <w:rPr>
+                <w:sz w:val="19"/>
+                <w:lang w:val="en-US"/>
+              </w:rPr>
+              <w:t>SideC</w:t>
+            </w:r>
+            <w:proofErr w:type="spellEnd"/>
           </w:p>
         </w:tc>
         <w:tc>
@@ -10263,24 +10129,25 @@
           <w:p>
             <w:pPr>
               <w:spacing w:line="240" w:lineRule="auto"/>
-            </w:pPr>
-            <w:r>
-              <w:rPr>
-                <w:sz w:val="19"/>
-              </w:rPr>
-              <w:t>Третья сторона треугольника; для других типов не используется.</w:t>
+              <w:jc w:val="center"/>
+            </w:pPr>
+            <w:r>
+              <w:rPr>
+                <w:sz w:val="19"/>
+              </w:rPr>
+              <w:t>Третья сторона</w:t>
             </w:r>
           </w:p>
         </w:tc>
       </w:tr>
     </w:tbl>
-    <w:commentRangeEnd w:id="23"/>
+    <w:commentRangeEnd w:id="24"/>
     <w:p>
       <w:r>
         <w:rPr>
           <w:rStyle w:val="af2"/>
         </w:rPr>
-        <w:commentReference w:id="23"/>
+        <w:commentReference w:id="24"/>
       </w:r>
     </w:p>
     <w:p>
@@ -10401,7 +10268,6 @@
         <w:t xml:space="preserve"> </w:t>
       </w:r>
       <w:proofErr w:type="spellStart"/>
-      <w:proofErr w:type="gramStart"/>
       <w:r>
         <w:rPr>
           <w:rFonts w:ascii="Liberation Mono" w:eastAsiaTheme="minorEastAsia" w:hAnsi="Liberation Mono"/>
@@ -10411,7 +10277,6 @@
         <w:t>xmlns:xsi</w:t>
       </w:r>
       <w:proofErr w:type="spellEnd"/>
-      <w:proofErr w:type="gramEnd"/>
       <w:r>
         <w:rPr>
           <w:rFonts w:ascii="Liberation Mono" w:eastAsiaTheme="minorEastAsia" w:hAnsi="Liberation Mono"/>
@@ -10475,224 +10340,222 @@
         <w:t xml:space="preserve"> </w:t>
       </w:r>
       <w:proofErr w:type="spellStart"/>
-      <w:proofErr w:type="gramStart"/>
       <w:r>
         <w:rPr>
           <w:rFonts w:ascii="Liberation Mono" w:eastAsiaTheme="minorEastAsia" w:hAnsi="Liberation Mono"/>
           <w:sz w:val="18"/>
           <w:lang w:val="en-US"/>
         </w:rPr>
-        <w:t>xsi:type</w:t>
-      </w:r>
-      <w:proofErr w:type="spellEnd"/>
-      <w:proofErr w:type="gramEnd"/>
+        <w:t>xsi</w:t>
+      </w:r>
+      <w:proofErr w:type="gramStart"/>
       <w:r>
         <w:rPr>
           <w:rFonts w:ascii="Liberation Mono" w:eastAsiaTheme="minorEastAsia" w:hAnsi="Liberation Mono"/>
           <w:sz w:val="18"/>
           <w:lang w:val="en-US"/>
         </w:rPr>
-        <w:t>="</w:t>
-      </w:r>
-      <w:proofErr w:type="spellStart"/>
+        <w:t>:type</w:t>
+      </w:r>
+      <w:proofErr w:type="spellEnd"/>
+      <w:proofErr w:type="gramEnd"/>
       <w:r>
         <w:rPr>
           <w:rFonts w:ascii="Liberation Mono" w:eastAsiaTheme="minorEastAsia" w:hAnsi="Liberation Mono"/>
           <w:sz w:val="18"/>
           <w:lang w:val="en-US"/>
         </w:rPr>
-        <w:t>RectangleData</w:t>
-      </w:r>
-      <w:proofErr w:type="spellEnd"/>
+        <w:t>="</w:t>
+      </w:r>
+      <w:proofErr w:type="spellStart"/>
       <w:r>
         <w:rPr>
           <w:rFonts w:ascii="Liberation Mono" w:eastAsiaTheme="minorEastAsia" w:hAnsi="Liberation Mono"/>
           <w:sz w:val="18"/>
           <w:lang w:val="en-US"/>
         </w:rPr>
-        <w:t>"&gt;</w:t>
-      </w:r>
-    </w:p>
-    <w:p>
-      <w:pPr>
-        <w:ind w:firstLine="709"/>
+        <w:t>RectangleData</w:t>
+      </w:r>
+      <w:proofErr w:type="spellEnd"/>
+      <w:r>
         <w:rPr>
           <w:rFonts w:ascii="Liberation Mono" w:eastAsiaTheme="minorEastAsia" w:hAnsi="Liberation Mono"/>
           <w:sz w:val="18"/>
           <w:lang w:val="en-US"/>
         </w:rPr>
-      </w:pPr>
-      <w:r>
+        <w:t>"&gt;</w:t>
+      </w:r>
+    </w:p>
+    <w:p>
+      <w:pPr>
+        <w:ind w:firstLine="709"/>
         <w:rPr>
           <w:rFonts w:ascii="Liberation Mono" w:eastAsiaTheme="minorEastAsia" w:hAnsi="Liberation Mono"/>
           <w:sz w:val="18"/>
           <w:lang w:val="en-US"/>
         </w:rPr>
-        <w:t xml:space="preserve">    &lt;Width&gt;1&lt;/Width&gt;</w:t>
-      </w:r>
-    </w:p>
-    <w:p>
-      <w:pPr>
-        <w:ind w:firstLine="709"/>
+      </w:pPr>
+      <w:r>
         <w:rPr>
           <w:rFonts w:ascii="Liberation Mono" w:eastAsiaTheme="minorEastAsia" w:hAnsi="Liberation Mono"/>
           <w:sz w:val="18"/>
           <w:lang w:val="en-US"/>
         </w:rPr>
-      </w:pPr>
-      <w:r>
+        <w:t xml:space="preserve">    &lt;Width&gt;1&lt;/Width&gt;</w:t>
+      </w:r>
+    </w:p>
+    <w:p>
+      <w:pPr>
+        <w:ind w:firstLine="709"/>
         <w:rPr>
           <w:rFonts w:ascii="Liberation Mono" w:eastAsiaTheme="minorEastAsia" w:hAnsi="Liberation Mono"/>
           <w:sz w:val="18"/>
           <w:lang w:val="en-US"/>
         </w:rPr>
-        <w:t xml:space="preserve">    &lt;Height&gt;15&lt;/Height&gt;</w:t>
-      </w:r>
-    </w:p>
-    <w:p>
-      <w:pPr>
-        <w:ind w:firstLine="709"/>
+      </w:pPr>
+      <w:r>
         <w:rPr>
           <w:rFonts w:ascii="Liberation Mono" w:eastAsiaTheme="minorEastAsia" w:hAnsi="Liberation Mono"/>
           <w:sz w:val="18"/>
           <w:lang w:val="en-US"/>
         </w:rPr>
-      </w:pPr>
-      <w:r>
+        <w:t xml:space="preserve">    &lt;Height&gt;15&lt;/Height&gt;</w:t>
+      </w:r>
+    </w:p>
+    <w:p>
+      <w:pPr>
+        <w:ind w:firstLine="709"/>
         <w:rPr>
           <w:rFonts w:ascii="Liberation Mono" w:eastAsiaTheme="minorEastAsia" w:hAnsi="Liberation Mono"/>
           <w:sz w:val="18"/>
           <w:lang w:val="en-US"/>
         </w:rPr>
-        <w:t xml:space="preserve">  &lt;/</w:t>
-      </w:r>
-      <w:proofErr w:type="spellStart"/>
+      </w:pPr>
       <w:r>
         <w:rPr>
           <w:rFonts w:ascii="Liberation Mono" w:eastAsiaTheme="minorEastAsia" w:hAnsi="Liberation Mono"/>
           <w:sz w:val="18"/>
           <w:lang w:val="en-US"/>
         </w:rPr>
-        <w:t>anyType</w:t>
-      </w:r>
-      <w:proofErr w:type="spellEnd"/>
+        <w:t xml:space="preserve">  &lt;/</w:t>
+      </w:r>
+      <w:proofErr w:type="spellStart"/>
       <w:r>
         <w:rPr>
           <w:rFonts w:ascii="Liberation Mono" w:eastAsiaTheme="minorEastAsia" w:hAnsi="Liberation Mono"/>
           <w:sz w:val="18"/>
           <w:lang w:val="en-US"/>
         </w:rPr>
-        <w:t>&gt;</w:t>
-      </w:r>
-    </w:p>
-    <w:p>
-      <w:pPr>
-        <w:ind w:firstLine="709"/>
+        <w:t>anyType</w:t>
+      </w:r>
+      <w:proofErr w:type="spellEnd"/>
+      <w:r>
         <w:rPr>
           <w:rFonts w:ascii="Liberation Mono" w:eastAsiaTheme="minorEastAsia" w:hAnsi="Liberation Mono"/>
           <w:sz w:val="18"/>
           <w:lang w:val="en-US"/>
         </w:rPr>
-      </w:pPr>
-      <w:r>
+        <w:t>&gt;</w:t>
+      </w:r>
+    </w:p>
+    <w:p>
+      <w:pPr>
+        <w:ind w:firstLine="709"/>
         <w:rPr>
           <w:rFonts w:ascii="Liberation Mono" w:eastAsiaTheme="minorEastAsia" w:hAnsi="Liberation Mono"/>
           <w:sz w:val="18"/>
           <w:lang w:val="en-US"/>
         </w:rPr>
-        <w:t xml:space="preserve">  &lt;</w:t>
-      </w:r>
-      <w:proofErr w:type="spellStart"/>
+      </w:pPr>
       <w:r>
         <w:rPr>
           <w:rFonts w:ascii="Liberation Mono" w:eastAsiaTheme="minorEastAsia" w:hAnsi="Liberation Mono"/>
           <w:sz w:val="18"/>
           <w:lang w:val="en-US"/>
         </w:rPr>
-        <w:t>anyType</w:t>
-      </w:r>
-      <w:proofErr w:type="spellEnd"/>
+        <w:t xml:space="preserve">  &lt;</w:t>
+      </w:r>
+      <w:proofErr w:type="spellStart"/>
       <w:r>
         <w:rPr>
           <w:rFonts w:ascii="Liberation Mono" w:eastAsiaTheme="minorEastAsia" w:hAnsi="Liberation Mono"/>
           <w:sz w:val="18"/>
           <w:lang w:val="en-US"/>
         </w:rPr>
-        <w:t xml:space="preserve"> </w:t>
-      </w:r>
-      <w:proofErr w:type="spellStart"/>
-      <w:proofErr w:type="gramStart"/>
+        <w:t>anyType</w:t>
+      </w:r>
+      <w:proofErr w:type="spellEnd"/>
       <w:r>
         <w:rPr>
           <w:rFonts w:ascii="Liberation Mono" w:eastAsiaTheme="minorEastAsia" w:hAnsi="Liberation Mono"/>
           <w:sz w:val="18"/>
           <w:lang w:val="en-US"/>
         </w:rPr>
-        <w:t>xsi:type</w:t>
-      </w:r>
-      <w:proofErr w:type="spellEnd"/>
-      <w:proofErr w:type="gramEnd"/>
+        <w:t xml:space="preserve"> </w:t>
+      </w:r>
+      <w:proofErr w:type="spellStart"/>
       <w:r>
         <w:rPr>
           <w:rFonts w:ascii="Liberation Mono" w:eastAsiaTheme="minorEastAsia" w:hAnsi="Liberation Mono"/>
           <w:sz w:val="18"/>
           <w:lang w:val="en-US"/>
         </w:rPr>
-        <w:t>="</w:t>
-      </w:r>
-      <w:proofErr w:type="spellStart"/>
+        <w:t>xsi</w:t>
+      </w:r>
+      <w:proofErr w:type="gramStart"/>
       <w:r>
         <w:rPr>
           <w:rFonts w:ascii="Liberation Mono" w:eastAsiaTheme="minorEastAsia" w:hAnsi="Liberation Mono"/>
           <w:sz w:val="18"/>
           <w:lang w:val="en-US"/>
         </w:rPr>
-        <w:t>TriangleData</w:t>
+        <w:t>:type</w:t>
       </w:r>
       <w:proofErr w:type="spellEnd"/>
+      <w:proofErr w:type="gramEnd"/>
       <w:r>
         <w:rPr>
           <w:rFonts w:ascii="Liberation Mono" w:eastAsiaTheme="minorEastAsia" w:hAnsi="Liberation Mono"/>
           <w:sz w:val="18"/>
           <w:lang w:val="en-US"/>
         </w:rPr>
-        <w:t>"&gt;</w:t>
-      </w:r>
-    </w:p>
-    <w:p>
-      <w:pPr>
-        <w:ind w:firstLine="709"/>
+        <w:t>="</w:t>
+      </w:r>
+      <w:proofErr w:type="spellStart"/>
+      <w:r>
         <w:rPr>
           <w:rFonts w:ascii="Liberation Mono" w:eastAsiaTheme="minorEastAsia" w:hAnsi="Liberation Mono"/>
           <w:sz w:val="18"/>
           <w:lang w:val="en-US"/>
         </w:rPr>
-      </w:pPr>
+        <w:t>TriangleData</w:t>
+      </w:r>
+      <w:proofErr w:type="spellEnd"/>
       <w:r>
         <w:rPr>
           <w:rFonts w:ascii="Liberation Mono" w:eastAsiaTheme="minorEastAsia" w:hAnsi="Liberation Mono"/>
           <w:sz w:val="18"/>
           <w:lang w:val="en-US"/>
         </w:rPr>
-        <w:t xml:space="preserve">    &lt;</w:t>
-      </w:r>
-      <w:proofErr w:type="spellStart"/>
-      <w:r>
+        <w:t>"&gt;</w:t>
+      </w:r>
+    </w:p>
+    <w:p>
+      <w:pPr>
+        <w:ind w:firstLine="709"/>
         <w:rPr>
           <w:rFonts w:ascii="Liberation Mono" w:eastAsiaTheme="minorEastAsia" w:hAnsi="Liberation Mono"/>
           <w:sz w:val="18"/>
           <w:lang w:val="en-US"/>
         </w:rPr>
-        <w:t>SideA</w:t>
-      </w:r>
-      <w:proofErr w:type="spellEnd"/>
+      </w:pPr>
       <w:r>
         <w:rPr>
           <w:rFonts w:ascii="Liberation Mono" w:eastAsiaTheme="minorEastAsia" w:hAnsi="Liberation Mono"/>
           <w:sz w:val="18"/>
           <w:lang w:val="en-US"/>
         </w:rPr>
-        <w:t>&gt;17&lt;/</w:t>
+        <w:t xml:space="preserve">    &lt;</w:t>
       </w:r>
       <w:proofErr w:type="spellStart"/>
       <w:r>
@@ -10710,43 +10573,43 @@
           <w:sz w:val="18"/>
           <w:lang w:val="en-US"/>
         </w:rPr>
-        <w:t>&gt;</w:t>
-      </w:r>
-    </w:p>
-    <w:p>
-      <w:pPr>
-        <w:ind w:firstLine="709"/>
+        <w:t>&gt;17&lt;/</w:t>
+      </w:r>
+      <w:proofErr w:type="spellStart"/>
+      <w:r>
         <w:rPr>
           <w:rFonts w:ascii="Liberation Mono" w:eastAsiaTheme="minorEastAsia" w:hAnsi="Liberation Mono"/>
           <w:sz w:val="18"/>
           <w:lang w:val="en-US"/>
         </w:rPr>
-      </w:pPr>
+        <w:t>SideA</w:t>
+      </w:r>
+      <w:proofErr w:type="spellEnd"/>
       <w:r>
         <w:rPr>
           <w:rFonts w:ascii="Liberation Mono" w:eastAsiaTheme="minorEastAsia" w:hAnsi="Liberation Mono"/>
           <w:sz w:val="18"/>
           <w:lang w:val="en-US"/>
         </w:rPr>
-        <w:t xml:space="preserve">    &lt;</w:t>
-      </w:r>
-      <w:proofErr w:type="spellStart"/>
-      <w:r>
+        <w:t>&gt;</w:t>
+      </w:r>
+    </w:p>
+    <w:p>
+      <w:pPr>
+        <w:ind w:firstLine="709"/>
         <w:rPr>
           <w:rFonts w:ascii="Liberation Mono" w:eastAsiaTheme="minorEastAsia" w:hAnsi="Liberation Mono"/>
           <w:sz w:val="18"/>
           <w:lang w:val="en-US"/>
         </w:rPr>
-        <w:t>SideB</w:t>
-      </w:r>
-      <w:proofErr w:type="spellEnd"/>
+      </w:pPr>
       <w:r>
         <w:rPr>
           <w:rFonts w:ascii="Liberation Mono" w:eastAsiaTheme="minorEastAsia" w:hAnsi="Liberation Mono"/>
           <w:sz w:val="18"/>
           <w:lang w:val="en-US"/>
         </w:rPr>
-        <w:t>&gt;7&lt;/</w:t>
+        <w:t xml:space="preserve">    &lt;</w:t>
       </w:r>
       <w:proofErr w:type="spellStart"/>
       <w:r>
@@ -10764,43 +10627,43 @@
           <w:sz w:val="18"/>
           <w:lang w:val="en-US"/>
         </w:rPr>
-        <w:t>&gt;</w:t>
-      </w:r>
-    </w:p>
-    <w:p>
-      <w:pPr>
-        <w:ind w:firstLine="709"/>
+        <w:t>&gt;7&lt;/</w:t>
+      </w:r>
+      <w:proofErr w:type="spellStart"/>
+      <w:r>
         <w:rPr>
           <w:rFonts w:ascii="Liberation Mono" w:eastAsiaTheme="minorEastAsia" w:hAnsi="Liberation Mono"/>
           <w:sz w:val="18"/>
           <w:lang w:val="en-US"/>
         </w:rPr>
-      </w:pPr>
+        <w:t>SideB</w:t>
+      </w:r>
+      <w:proofErr w:type="spellEnd"/>
       <w:r>
         <w:rPr>
           <w:rFonts w:ascii="Liberation Mono" w:eastAsiaTheme="minorEastAsia" w:hAnsi="Liberation Mono"/>
           <w:sz w:val="18"/>
           <w:lang w:val="en-US"/>
         </w:rPr>
-        <w:t xml:space="preserve">    &lt;</w:t>
-      </w:r>
-      <w:proofErr w:type="spellStart"/>
-      <w:r>
+        <w:t>&gt;</w:t>
+      </w:r>
+    </w:p>
+    <w:p>
+      <w:pPr>
+        <w:ind w:firstLine="709"/>
         <w:rPr>
           <w:rFonts w:ascii="Liberation Mono" w:eastAsiaTheme="minorEastAsia" w:hAnsi="Liberation Mono"/>
           <w:sz w:val="18"/>
           <w:lang w:val="en-US"/>
         </w:rPr>
-        <w:t>SideC</w:t>
-      </w:r>
-      <w:proofErr w:type="spellEnd"/>
+      </w:pPr>
       <w:r>
         <w:rPr>
           <w:rFonts w:ascii="Liberation Mono" w:eastAsiaTheme="minorEastAsia" w:hAnsi="Liberation Mono"/>
           <w:sz w:val="18"/>
           <w:lang w:val="en-US"/>
         </w:rPr>
-        <w:t>&gt;19&lt;/</w:t>
+        <w:t xml:space="preserve">    &lt;</w:t>
       </w:r>
       <w:proofErr w:type="spellStart"/>
       <w:r>
@@ -10818,99 +10681,97 @@
           <w:sz w:val="18"/>
           <w:lang w:val="en-US"/>
         </w:rPr>
-        <w:t>&gt;</w:t>
-      </w:r>
-    </w:p>
-    <w:p>
-      <w:pPr>
-        <w:ind w:firstLine="709"/>
+        <w:t>&gt;19&lt;/</w:t>
+      </w:r>
+      <w:proofErr w:type="spellStart"/>
+      <w:r>
         <w:rPr>
           <w:rFonts w:ascii="Liberation Mono" w:eastAsiaTheme="minorEastAsia" w:hAnsi="Liberation Mono"/>
           <w:sz w:val="18"/>
           <w:lang w:val="en-US"/>
         </w:rPr>
-      </w:pPr>
+        <w:t>SideC</w:t>
+      </w:r>
+      <w:proofErr w:type="spellEnd"/>
       <w:r>
         <w:rPr>
           <w:rFonts w:ascii="Liberation Mono" w:eastAsiaTheme="minorEastAsia" w:hAnsi="Liberation Mono"/>
           <w:sz w:val="18"/>
           <w:lang w:val="en-US"/>
         </w:rPr>
-        <w:t xml:space="preserve">  &lt;/</w:t>
-      </w:r>
-      <w:proofErr w:type="spellStart"/>
-      <w:r>
+        <w:t>&gt;</w:t>
+      </w:r>
+    </w:p>
+    <w:p>
+      <w:pPr>
+        <w:ind w:firstLine="709"/>
         <w:rPr>
           <w:rFonts w:ascii="Liberation Mono" w:eastAsiaTheme="minorEastAsia" w:hAnsi="Liberation Mono"/>
           <w:sz w:val="18"/>
           <w:lang w:val="en-US"/>
         </w:rPr>
-        <w:t>anyType</w:t>
-      </w:r>
-      <w:proofErr w:type="spellEnd"/>
+      </w:pPr>
       <w:r>
         <w:rPr>
           <w:rFonts w:ascii="Liberation Mono" w:eastAsiaTheme="minorEastAsia" w:hAnsi="Liberation Mono"/>
           <w:sz w:val="18"/>
           <w:lang w:val="en-US"/>
         </w:rPr>
-        <w:t>&gt;</w:t>
-      </w:r>
-    </w:p>
-    <w:p>
-      <w:pPr>
-        <w:ind w:firstLine="709"/>
+        <w:t xml:space="preserve">  &lt;/</w:t>
+      </w:r>
+      <w:proofErr w:type="spellStart"/>
+      <w:r>
         <w:rPr>
           <w:rFonts w:ascii="Liberation Mono" w:eastAsiaTheme="minorEastAsia" w:hAnsi="Liberation Mono"/>
           <w:sz w:val="18"/>
           <w:lang w:val="en-US"/>
         </w:rPr>
-      </w:pPr>
+        <w:t>anyType</w:t>
+      </w:r>
+      <w:proofErr w:type="spellEnd"/>
       <w:r>
         <w:rPr>
           <w:rFonts w:ascii="Liberation Mono" w:eastAsiaTheme="minorEastAsia" w:hAnsi="Liberation Mono"/>
           <w:sz w:val="18"/>
           <w:lang w:val="en-US"/>
         </w:rPr>
-        <w:t xml:space="preserve">  &lt;</w:t>
-      </w:r>
-      <w:proofErr w:type="spellStart"/>
-      <w:r>
+        <w:t>&gt;</w:t>
+      </w:r>
+    </w:p>
+    <w:p>
+      <w:pPr>
+        <w:ind w:firstLine="709"/>
         <w:rPr>
           <w:rFonts w:ascii="Liberation Mono" w:eastAsiaTheme="minorEastAsia" w:hAnsi="Liberation Mono"/>
           <w:sz w:val="18"/>
           <w:lang w:val="en-US"/>
         </w:rPr>
-        <w:t>anyType</w:t>
-      </w:r>
-      <w:proofErr w:type="spellEnd"/>
+      </w:pPr>
       <w:r>
         <w:rPr>
           <w:rFonts w:ascii="Liberation Mono" w:eastAsiaTheme="minorEastAsia" w:hAnsi="Liberation Mono"/>
           <w:sz w:val="18"/>
           <w:lang w:val="en-US"/>
         </w:rPr>
-        <w:t xml:space="preserve"> </w:t>
+        <w:t xml:space="preserve">  &lt;</w:t>
       </w:r>
       <w:proofErr w:type="spellStart"/>
-      <w:proofErr w:type="gramStart"/>
       <w:r>
         <w:rPr>
           <w:rFonts w:ascii="Liberation Mono" w:eastAsiaTheme="minorEastAsia" w:hAnsi="Liberation Mono"/>
           <w:sz w:val="18"/>
           <w:lang w:val="en-US"/>
         </w:rPr>
-        <w:t>xsi:type</w:t>
+        <w:t>anyType</w:t>
       </w:r>
       <w:proofErr w:type="spellEnd"/>
-      <w:proofErr w:type="gramEnd"/>
       <w:r>
         <w:rPr>
           <w:rFonts w:ascii="Liberation Mono" w:eastAsiaTheme="minorEastAsia" w:hAnsi="Liberation Mono"/>
           <w:sz w:val="18"/>
           <w:lang w:val="en-US"/>
         </w:rPr>
-        <w:t>="</w:t>
+        <w:t xml:space="preserve"> </w:t>
       </w:r>
       <w:proofErr w:type="spellStart"/>
       <w:r>
@@ -10919,42 +10780,44 @@
           <w:sz w:val="18"/>
           <w:lang w:val="en-US"/>
         </w:rPr>
-        <w:t>CircleData</w:t>
-      </w:r>
-      <w:proofErr w:type="spellEnd"/>
+        <w:t>xsi</w:t>
+      </w:r>
+      <w:proofErr w:type="gramStart"/>
       <w:r>
         <w:rPr>
           <w:rFonts w:ascii="Liberation Mono" w:eastAsiaTheme="minorEastAsia" w:hAnsi="Liberation Mono"/>
           <w:sz w:val="18"/>
           <w:lang w:val="en-US"/>
         </w:rPr>
-        <w:t>"&gt;</w:t>
-      </w:r>
-    </w:p>
-    <w:p>
-      <w:pPr>
-        <w:ind w:firstLine="709"/>
+        <w:t>:type</w:t>
+      </w:r>
+      <w:proofErr w:type="spellEnd"/>
+      <w:proofErr w:type="gramEnd"/>
+      <w:r>
         <w:rPr>
           <w:rFonts w:ascii="Liberation Mono" w:eastAsiaTheme="minorEastAsia" w:hAnsi="Liberation Mono"/>
           <w:sz w:val="18"/>
           <w:lang w:val="en-US"/>
         </w:rPr>
-      </w:pPr>
+        <w:t>="</w:t>
+      </w:r>
+      <w:proofErr w:type="spellStart"/>
       <w:r>
         <w:rPr>
           <w:rFonts w:ascii="Liberation Mono" w:eastAsiaTheme="minorEastAsia" w:hAnsi="Liberation Mono"/>
           <w:sz w:val="18"/>
           <w:lang w:val="en-US"/>
         </w:rPr>
-        <w:t xml:space="preserve">    </w:t>
-      </w:r>
+        <w:t>CircleData</w:t>
+      </w:r>
+      <w:proofErr w:type="spellEnd"/>
       <w:r>
         <w:rPr>
           <w:rFonts w:ascii="Liberation Mono" w:eastAsiaTheme="minorEastAsia" w:hAnsi="Liberation Mono"/>
           <w:sz w:val="18"/>
           <w:lang w:val="en-US"/>
         </w:rPr>
-        <w:t>&lt;Radius&gt;15&lt;/Radius&gt;</w:t>
+        <w:t>"&gt;</w:t>
       </w:r>
     </w:p>
     <w:p>
@@ -10972,7 +10835,7 @@
           <w:sz w:val="18"/>
           <w:lang w:val="en-US"/>
         </w:rPr>
-        <w:t xml:space="preserve">  </w:t>
+        <w:t xml:space="preserve">    </w:t>
       </w:r>
       <w:r>
         <w:rPr>
@@ -10980,23 +10843,46 @@
           <w:sz w:val="18"/>
           <w:lang w:val="en-US"/>
         </w:rPr>
-        <w:t>&lt;/</w:t>
-      </w:r>
-      <w:proofErr w:type="spellStart"/>
+        <w:t>&lt;Radius&gt;15&lt;/Radius&gt;</w:t>
+      </w:r>
+    </w:p>
+    <w:p>
+      <w:pPr>
+        <w:ind w:firstLine="709"/>
+        <w:rPr>
+          <w:rFonts w:ascii="Liberation Mono" w:eastAsiaTheme="minorEastAsia" w:hAnsi="Liberation Mono"/>
+          <w:sz w:val="18"/>
+        </w:rPr>
+      </w:pPr>
       <w:r>
         <w:rPr>
           <w:rFonts w:ascii="Liberation Mono" w:eastAsiaTheme="minorEastAsia" w:hAnsi="Liberation Mono"/>
           <w:sz w:val="18"/>
           <w:lang w:val="en-US"/>
         </w:rPr>
-        <w:t>anyType</w:t>
-      </w:r>
-      <w:proofErr w:type="spellEnd"/>
+        <w:t xml:space="preserve">  </w:t>
+      </w:r>
+      <w:r>
+        <w:rPr>
+          <w:rFonts w:ascii="Liberation Mono" w:eastAsiaTheme="minorEastAsia" w:hAnsi="Liberation Mono"/>
+          <w:sz w:val="18"/>
+        </w:rPr>
+        <w:t>&lt;/</w:t>
+      </w:r>
+      <w:proofErr w:type="spellStart"/>
       <w:r>
         <w:rPr>
           <w:rFonts w:ascii="Liberation Mono" w:eastAsiaTheme="minorEastAsia" w:hAnsi="Liberation Mono"/>
           <w:sz w:val="18"/>
           <w:lang w:val="en-US"/>
+        </w:rPr>
+        <w:t>anyType</w:t>
+      </w:r>
+      <w:proofErr w:type="spellEnd"/>
+      <w:r>
+        <w:rPr>
+          <w:rFonts w:ascii="Liberation Mono" w:eastAsiaTheme="minorEastAsia" w:hAnsi="Liberation Mono"/>
+          <w:sz w:val="18"/>
         </w:rPr>
         <w:t>&gt;</w:t>
       </w:r>
@@ -11012,32 +10898,29 @@
           <w:sz w:val="18"/>
           <w:szCs w:val="28"/>
           <w:shd w:val="clear" w:color="auto" w:fill="FFFFFF"/>
-          <w:lang w:val="en-US"/>
-        </w:rPr>
-      </w:pPr>
+        </w:rPr>
+      </w:pPr>
+      <w:r>
+        <w:rPr>
+          <w:rFonts w:ascii="Liberation Mono" w:eastAsiaTheme="minorEastAsia" w:hAnsi="Liberation Mono"/>
+          <w:sz w:val="18"/>
+        </w:rPr>
+        <w:t>&lt;/</w:t>
+      </w:r>
+      <w:proofErr w:type="spellStart"/>
       <w:r>
         <w:rPr>
           <w:rFonts w:ascii="Liberation Mono" w:eastAsiaTheme="minorEastAsia" w:hAnsi="Liberation Mono"/>
           <w:sz w:val="18"/>
           <w:lang w:val="en-US"/>
         </w:rPr>
-        <w:t>&lt;/</w:t>
-      </w:r>
-      <w:proofErr w:type="spellStart"/>
+        <w:t>ArrayOfAnyType</w:t>
+      </w:r>
+      <w:proofErr w:type="spellEnd"/>
       <w:r>
         <w:rPr>
           <w:rFonts w:ascii="Liberation Mono" w:eastAsiaTheme="minorEastAsia" w:hAnsi="Liberation Mono"/>
           <w:sz w:val="18"/>
-          <w:lang w:val="en-US"/>
-        </w:rPr>
-        <w:t>ArrayOfAnyType</w:t>
-      </w:r>
-      <w:proofErr w:type="spellEnd"/>
-      <w:r>
-        <w:rPr>
-          <w:rFonts w:ascii="Liberation Mono" w:eastAsiaTheme="minorEastAsia" w:hAnsi="Liberation Mono"/>
-          <w:sz w:val="18"/>
-          <w:lang w:val="en-US"/>
         </w:rPr>
         <w:t>&gt;</w:t>
       </w:r>
@@ -11050,7 +10933,6 @@
           <w:sz w:val="18"/>
           <w:szCs w:val="28"/>
           <w:shd w:val="clear" w:color="auto" w:fill="FFFFFF"/>
-          <w:lang w:val="en-US"/>
         </w:rPr>
         <w:t xml:space="preserve"> </w:t>
       </w:r>
@@ -11065,7 +10947,6 @@
           <w:color w:val="000000"/>
           <w:szCs w:val="28"/>
           <w:shd w:val="clear" w:color="auto" w:fill="FFFFFF"/>
-          <w:lang w:val="en-US"/>
         </w:rPr>
       </w:pPr>
       <w:r>
@@ -11076,7 +10957,6 @@
           <w:color w:val="000000"/>
           <w:szCs w:val="28"/>
           <w:shd w:val="clear" w:color="auto" w:fill="FFFFFF"/>
-          <w:lang w:val="en-US"/>
         </w:rPr>
         <w:t xml:space="preserve">4.3 </w:t>
       </w:r>
@@ -11099,7 +10979,6 @@
           <w:color w:val="000000"/>
           <w:szCs w:val="28"/>
           <w:shd w:val="clear" w:color="auto" w:fill="FFFFFF"/>
-          <w:lang w:val="en-US"/>
         </w:rPr>
         <w:t xml:space="preserve"> </w:t>
       </w:r>
@@ -11503,8 +11382,8 @@
 </file>
 
 <file path=word/comments.xml><?xml version="1.0" encoding="utf-8"?>
-<w:comments xmlns:wpc="http://schemas.microsoft.com/office/word/2010/wordprocessingCanvas" xmlns:cx="http://schemas.microsoft.com/office/drawing/2014/chartex" xmlns:cx1="http://schemas.microsoft.com/office/drawing/2015/9/8/chartex" xmlns:cx2="http://schemas.microsoft.com/office/drawing/2015/10/21/chartex" xmlns:cx3="http://schemas.microsoft.com/office/drawing/2016/5/9/chartex" xmlns:cx4="http://schemas.microsoft.com/office/drawing/2016/5/10/chartex" xmlns:cx5="http://schemas.microsoft.com/office/drawing/2016/5/11/chartex" xmlns:cx6="http://schemas.microsoft.com/office/drawing/2016/5/12/chartex" xmlns:cx7="http://schemas.microsoft.com/office/drawing/2016/5/13/chartex" xmlns:cx8="http://schemas.microsoft.com/office/drawing/2016/5/14/chartex" xmlns:mc="http://schemas.openxmlformats.org/markup-compatibility/2006" xmlns:aink="http://schemas.microsoft.com/office/drawing/2016/ink" xmlns:am3d="http://schemas.microsoft.com/office/drawing/2017/model3d" xmlns:o="urn:schemas-microsoft-com:office:office" xmlns:r="http://schemas.openxmlformats.org/officeDocument/2006/relationships" xmlns:m="http://schemas.openxmlformats.org/officeDocument/2006/math" xmlns:v="urn:schemas-microsoft-com:vml" xmlns:wp14="http://schemas.microsoft.com/office/word/2010/wordprocessingDrawing" xmlns:wp="http://schemas.openxmlformats.org/drawingml/2006/wordprocessingDrawing" xmlns:w10="urn:schemas-microsoft-com:office:word" xmlns:w="http://schemas.openxmlformats.org/wordprocessingml/2006/main" xmlns:w14="http://schemas.microsoft.com/office/word/2010/wordml" xmlns:w15="http://schemas.microsoft.com/office/word/2012/wordml" xmlns:w16cex="http://schemas.microsoft.com/office/word/2018/wordml/cex" xmlns:w16cid="http://schemas.microsoft.com/office/word/2016/wordml/cid" xmlns:w16="http://schemas.microsoft.com/office/word/2018/wordml" xmlns:w16sdtdh="http://schemas.microsoft.com/office/word/2020/wordml/sdtdatahash" xmlns:w16se="http://schemas.microsoft.com/office/word/2015/wordml/symex" xmlns:wpg="http://schemas.microsoft.com/office/word/2010/wordprocessingGroup" xmlns:wpi="http://schemas.microsoft.com/office/word/2010/wordprocessingInk" xmlns:wne="http://schemas.microsoft.com/office/word/2006/wordml" xmlns:wps="http://schemas.microsoft.com/office/word/2010/wordprocessingShape" mc:Ignorable="w14 w15 w16se w16cid w16 w16cex w16sdtdh wp14">
-  <w:comment w:id="23" w:author="Aleksey A. Kalentev" w:date="2026-06-20T13:24:00Z" w:initials="AAK">
+<w:comments xmlns:wpc="http://schemas.microsoft.com/office/word/2010/wordprocessingCanvas" xmlns:cx="http://schemas.microsoft.com/office/drawing/2014/chartex" xmlns:cx1="http://schemas.microsoft.com/office/drawing/2015/9/8/chartex" xmlns:mc="http://schemas.openxmlformats.org/markup-compatibility/2006" xmlns:o="urn:schemas-microsoft-com:office:office" xmlns:r="http://schemas.openxmlformats.org/officeDocument/2006/relationships" xmlns:m="http://schemas.openxmlformats.org/officeDocument/2006/math" xmlns:v="urn:schemas-microsoft-com:vml" xmlns:wp14="http://schemas.microsoft.com/office/word/2010/wordprocessingDrawing" xmlns:wp="http://schemas.openxmlformats.org/drawingml/2006/wordprocessingDrawing" xmlns:w10="urn:schemas-microsoft-com:office:word" xmlns:w="http://schemas.openxmlformats.org/wordprocessingml/2006/main" xmlns:w14="http://schemas.microsoft.com/office/word/2010/wordml" xmlns:w15="http://schemas.microsoft.com/office/word/2012/wordml" xmlns:w16se="http://schemas.microsoft.com/office/word/2015/wordml/symex" xmlns:wpg="http://schemas.microsoft.com/office/word/2010/wordprocessingGroup" xmlns:wpi="http://schemas.microsoft.com/office/word/2010/wordprocessingInk" xmlns:wne="http://schemas.microsoft.com/office/word/2006/wordml" xmlns:wps="http://schemas.microsoft.com/office/word/2010/wordprocessingShape" mc:Ignorable="w14 w15 w16se wp14">
+  <w:comment w:id="24" w:author="Aleksey A. Kalentev" w:date="2026-06-20T13:24:00Z" w:initials="AAK">
     <w:p>
       <w:pPr>
         <w:pStyle w:val="af3"/>
@@ -11521,7 +11400,7 @@
 </file>
 
 <file path=word/commentsExtended.xml><?xml version="1.0" encoding="utf-8"?>
-<w15:commentsEx xmlns:wpc="http://schemas.microsoft.com/office/word/2010/wordprocessingCanvas" xmlns:cx="http://schemas.microsoft.com/office/drawing/2014/chartex" xmlns:cx1="http://schemas.microsoft.com/office/drawing/2015/9/8/chartex" xmlns:cx2="http://schemas.microsoft.com/office/drawing/2015/10/21/chartex" xmlns:cx3="http://schemas.microsoft.com/office/drawing/2016/5/9/chartex" xmlns:cx4="http://schemas.microsoft.com/office/drawing/2016/5/10/chartex" xmlns:cx5="http://schemas.microsoft.com/office/drawing/2016/5/11/chartex" xmlns:cx6="http://schemas.microsoft.com/office/drawing/2016/5/12/chartex" xmlns:cx7="http://schemas.microsoft.com/office/drawing/2016/5/13/chartex" xmlns:cx8="http://schemas.microsoft.com/office/drawing/2016/5/14/chartex" xmlns:mc="http://schemas.openxmlformats.org/markup-compatibility/2006" xmlns:aink="http://schemas.microsoft.com/office/drawing/2016/ink" xmlns:am3d="http://schemas.microsoft.com/office/drawing/2017/model3d" xmlns:o="urn:schemas-microsoft-com:office:office" xmlns:r="http://schemas.openxmlformats.org/officeDocument/2006/relationships" xmlns:m="http://schemas.openxmlformats.org/officeDocument/2006/math" xmlns:v="urn:schemas-microsoft-com:vml" xmlns:wp14="http://schemas.microsoft.com/office/word/2010/wordprocessingDrawing" xmlns:wp="http://schemas.openxmlformats.org/drawingml/2006/wordprocessingDrawing" xmlns:w10="urn:schemas-microsoft-com:office:word" xmlns:w="http://schemas.openxmlformats.org/wordprocessingml/2006/main" xmlns:w14="http://schemas.microsoft.com/office/word/2010/wordml" xmlns:w15="http://schemas.microsoft.com/office/word/2012/wordml" xmlns:w16cex="http://schemas.microsoft.com/office/word/2018/wordml/cex" xmlns:w16cid="http://schemas.microsoft.com/office/word/2016/wordml/cid" xmlns:w16="http://schemas.microsoft.com/office/word/2018/wordml" xmlns:w16sdtdh="http://schemas.microsoft.com/office/word/2020/wordml/sdtdatahash" xmlns:w16se="http://schemas.microsoft.com/office/word/2015/wordml/symex" xmlns:wpg="http://schemas.microsoft.com/office/word/2010/wordprocessingGroup" xmlns:wpi="http://schemas.microsoft.com/office/word/2010/wordprocessingInk" xmlns:wne="http://schemas.microsoft.com/office/word/2006/wordml" xmlns:wps="http://schemas.microsoft.com/office/word/2010/wordprocessingShape" mc:Ignorable="w14 w15 w16se w16cid w16 w16cex w16sdtdh wp14">
+<w15:commentsEx xmlns:wpc="http://schemas.microsoft.com/office/word/2010/wordprocessingCanvas" xmlns:cx="http://schemas.microsoft.com/office/drawing/2014/chartex" xmlns:cx1="http://schemas.microsoft.com/office/drawing/2015/9/8/chartex" xmlns:mc="http://schemas.openxmlformats.org/markup-compatibility/2006" xmlns:o="urn:schemas-microsoft-com:office:office" xmlns:r="http://schemas.openxmlformats.org/officeDocument/2006/relationships" xmlns:m="http://schemas.openxmlformats.org/officeDocument/2006/math" xmlns:v="urn:schemas-microsoft-com:vml" xmlns:wp14="http://schemas.microsoft.com/office/word/2010/wordprocessingDrawing" xmlns:wp="http://schemas.openxmlformats.org/drawingml/2006/wordprocessingDrawing" xmlns:w10="urn:schemas-microsoft-com:office:word" xmlns:w="http://schemas.openxmlformats.org/wordprocessingml/2006/main" xmlns:w14="http://schemas.microsoft.com/office/word/2010/wordml" xmlns:w15="http://schemas.microsoft.com/office/word/2012/wordml" xmlns:w16se="http://schemas.microsoft.com/office/word/2015/wordml/symex" xmlns:wpg="http://schemas.microsoft.com/office/word/2010/wordprocessingGroup" xmlns:wpi="http://schemas.microsoft.com/office/word/2010/wordprocessingInk" xmlns:wne="http://schemas.microsoft.com/office/word/2006/wordml" xmlns:wps="http://schemas.microsoft.com/office/word/2010/wordprocessingShape" mc:Ignorable="w14 w15 w16se wp14">
   <w15:commentEx w15:paraId="1821C167" w15:done="0"/>
 </w15:commentsEx>
 </file>
@@ -11539,7 +11418,7 @@
 </file>
 
 <file path=word/endnotes.xml><?xml version="1.0" encoding="utf-8"?>
-<w:endnotes xmlns:wpc="http://schemas.microsoft.com/office/word/2010/wordprocessingCanvas" xmlns:cx="http://schemas.microsoft.com/office/drawing/2014/chartex" xmlns:cx1="http://schemas.microsoft.com/office/drawing/2015/9/8/chartex" xmlns:cx2="http://schemas.microsoft.com/office/drawing/2015/10/21/chartex" xmlns:cx3="http://schemas.microsoft.com/office/drawing/2016/5/9/chartex" xmlns:cx4="http://schemas.microsoft.com/office/drawing/2016/5/10/chartex" xmlns:cx5="http://schemas.microsoft.com/office/drawing/2016/5/11/chartex" xmlns:cx6="http://schemas.microsoft.com/office/drawing/2016/5/12/chartex" xmlns:cx7="http://schemas.microsoft.com/office/drawing/2016/5/13/chartex" xmlns:cx8="http://schemas.microsoft.com/office/drawing/2016/5/14/chartex" xmlns:mc="http://schemas.openxmlformats.org/markup-compatibility/2006" xmlns:aink="http://schemas.microsoft.com/office/drawing/2016/ink" xmlns:am3d="http://schemas.microsoft.com/office/drawing/2017/model3d" xmlns:o="urn:schemas-microsoft-com:office:office" xmlns:r="http://schemas.openxmlformats.org/officeDocument/2006/relationships" xmlns:m="http://schemas.openxmlformats.org/officeDocument/2006/math" xmlns:v="urn:schemas-microsoft-com:vml" xmlns:wp14="http://schemas.microsoft.com/office/word/2010/wordprocessingDrawing" xmlns:wp="http://schemas.openxmlformats.org/drawingml/2006/wordprocessingDrawing" xmlns:w10="urn:schemas-microsoft-com:office:word" xmlns:w="http://schemas.openxmlformats.org/wordprocessingml/2006/main" xmlns:w14="http://schemas.microsoft.com/office/word/2010/wordml" xmlns:w15="http://schemas.microsoft.com/office/word/2012/wordml" xmlns:w16cex="http://schemas.microsoft.com/office/word/2018/wordml/cex" xmlns:w16cid="http://schemas.microsoft.com/office/word/2016/wordml/cid" xmlns:w16="http://schemas.microsoft.com/office/word/2018/wordml" xmlns:w16sdtdh="http://schemas.microsoft.com/office/word/2020/wordml/sdtdatahash" xmlns:w16se="http://schemas.microsoft.com/office/word/2015/wordml/symex" xmlns:wpg="http://schemas.microsoft.com/office/word/2010/wordprocessingGroup" xmlns:wpi="http://schemas.microsoft.com/office/word/2010/wordprocessingInk" xmlns:wne="http://schemas.microsoft.com/office/word/2006/wordml" xmlns:wps="http://schemas.microsoft.com/office/word/2010/wordprocessingShape" mc:Ignorable="w14 w15 w16se w16cid w16 w16cex w16sdtdh wp14">
+<w:endnotes xmlns:wpc="http://schemas.microsoft.com/office/word/2010/wordprocessingCanvas" xmlns:cx="http://schemas.microsoft.com/office/drawing/2014/chartex" xmlns:cx1="http://schemas.microsoft.com/office/drawing/2015/9/8/chartex" xmlns:mc="http://schemas.openxmlformats.org/markup-compatibility/2006" xmlns:o="urn:schemas-microsoft-com:office:office" xmlns:r="http://schemas.openxmlformats.org/officeDocument/2006/relationships" xmlns:m="http://schemas.openxmlformats.org/officeDocument/2006/math" xmlns:v="urn:schemas-microsoft-com:vml" xmlns:wp14="http://schemas.microsoft.com/office/word/2010/wordprocessingDrawing" xmlns:wp="http://schemas.openxmlformats.org/drawingml/2006/wordprocessingDrawing" xmlns:w10="urn:schemas-microsoft-com:office:word" xmlns:w="http://schemas.openxmlformats.org/wordprocessingml/2006/main" xmlns:w14="http://schemas.microsoft.com/office/word/2010/wordml" xmlns:w15="http://schemas.microsoft.com/office/word/2012/wordml" xmlns:w16se="http://schemas.microsoft.com/office/word/2015/wordml/symex" xmlns:wpg="http://schemas.microsoft.com/office/word/2010/wordprocessingGroup" xmlns:wpi="http://schemas.microsoft.com/office/word/2010/wordprocessingInk" xmlns:wne="http://schemas.microsoft.com/office/word/2006/wordml" xmlns:wps="http://schemas.microsoft.com/office/word/2010/wordprocessingShape" mc:Ignorable="w14 w15 w16se wp14">
   <w:endnote w:type="separator" w:id="-1">
     <w:p>
       <w:pPr>
@@ -11564,7 +11443,7 @@
 </file>
 
 <file path=word/footer1.xml><?xml version="1.0" encoding="utf-8"?>
-<w:ftr xmlns:wpc="http://schemas.microsoft.com/office/word/2010/wordprocessingCanvas" xmlns:cx="http://schemas.microsoft.com/office/drawing/2014/chartex" xmlns:cx1="http://schemas.microsoft.com/office/drawing/2015/9/8/chartex" xmlns:cx2="http://schemas.microsoft.com/office/drawing/2015/10/21/chartex" xmlns:cx3="http://schemas.microsoft.com/office/drawing/2016/5/9/chartex" xmlns:cx4="http://schemas.microsoft.com/office/drawing/2016/5/10/chartex" xmlns:cx5="http://schemas.microsoft.com/office/drawing/2016/5/11/chartex" xmlns:cx6="http://schemas.microsoft.com/office/drawing/2016/5/12/chartex" xmlns:cx7="http://schemas.microsoft.com/office/drawing/2016/5/13/chartex" xmlns:cx8="http://schemas.microsoft.com/office/drawing/2016/5/14/chartex" xmlns:mc="http://schemas.openxmlformats.org/markup-compatibility/2006" xmlns:aink="http://schemas.microsoft.com/office/drawing/2016/ink" xmlns:am3d="http://schemas.microsoft.com/office/drawing/2017/model3d" xmlns:o="urn:schemas-microsoft-com:office:office" xmlns:r="http://schemas.openxmlformats.org/officeDocument/2006/relationships" xmlns:m="http://schemas.openxmlformats.org/officeDocument/2006/math" xmlns:v="urn:schemas-microsoft-com:vml" xmlns:wp14="http://schemas.microsoft.com/office/word/2010/wordprocessingDrawing" xmlns:wp="http://schemas.openxmlformats.org/drawingml/2006/wordprocessingDrawing" xmlns:w10="urn:schemas-microsoft-com:office:word" xmlns:w="http://schemas.openxmlformats.org/wordprocessingml/2006/main" xmlns:w14="http://schemas.microsoft.com/office/word/2010/wordml" xmlns:w15="http://schemas.microsoft.com/office/word/2012/wordml" xmlns:w16cex="http://schemas.microsoft.com/office/word/2018/wordml/cex" xmlns:w16cid="http://schemas.microsoft.com/office/word/2016/wordml/cid" xmlns:w16="http://schemas.microsoft.com/office/word/2018/wordml" xmlns:w16sdtdh="http://schemas.microsoft.com/office/word/2020/wordml/sdtdatahash" xmlns:w16se="http://schemas.microsoft.com/office/word/2015/wordml/symex" xmlns:wpg="http://schemas.microsoft.com/office/word/2010/wordprocessingGroup" xmlns:wpi="http://schemas.microsoft.com/office/word/2010/wordprocessingInk" xmlns:wne="http://schemas.microsoft.com/office/word/2006/wordml" xmlns:wps="http://schemas.microsoft.com/office/word/2010/wordprocessingShape" mc:Ignorable="w14 w15 w16se w16cid w16 w16cex w16sdtdh wp14">
+<w:ftr xmlns:wpc="http://schemas.microsoft.com/office/word/2010/wordprocessingCanvas" xmlns:cx="http://schemas.microsoft.com/office/drawing/2014/chartex" xmlns:cx1="http://schemas.microsoft.com/office/drawing/2015/9/8/chartex" xmlns:mc="http://schemas.openxmlformats.org/markup-compatibility/2006" xmlns:o="urn:schemas-microsoft-com:office:office" xmlns:r="http://schemas.openxmlformats.org/officeDocument/2006/relationships" xmlns:m="http://schemas.openxmlformats.org/officeDocument/2006/math" xmlns:v="urn:schemas-microsoft-com:vml" xmlns:wp14="http://schemas.microsoft.com/office/word/2010/wordprocessingDrawing" xmlns:wp="http://schemas.openxmlformats.org/drawingml/2006/wordprocessingDrawing" xmlns:w10="urn:schemas-microsoft-com:office:word" xmlns:w="http://schemas.openxmlformats.org/wordprocessingml/2006/main" xmlns:w14="http://schemas.microsoft.com/office/word/2010/wordml" xmlns:w15="http://schemas.microsoft.com/office/word/2012/wordml" xmlns:w16se="http://schemas.microsoft.com/office/word/2015/wordml/symex" xmlns:wpg="http://schemas.microsoft.com/office/word/2010/wordprocessingGroup" xmlns:wpi="http://schemas.microsoft.com/office/word/2010/wordprocessingInk" xmlns:wne="http://schemas.microsoft.com/office/word/2006/wordml" xmlns:wps="http://schemas.microsoft.com/office/word/2010/wordprocessingShape" mc:Ignorable="w14 w15 w16se wp14">
   <w:sdt>
     <w:sdtPr>
       <w:id w:val="994682180"/>
@@ -11593,7 +11472,7 @@
           <w:rPr>
             <w:noProof/>
           </w:rPr>
-          <w:t>20</w:t>
+          <w:t>6</w:t>
         </w:r>
         <w:r>
           <w:fldChar w:fldCharType="end"/>
@@ -11610,7 +11489,7 @@
 </file>
 
 <file path=word/footnotes.xml><?xml version="1.0" encoding="utf-8"?>
-<w:footnotes xmlns:wpc="http://schemas.microsoft.com/office/word/2010/wordprocessingCanvas" xmlns:cx="http://schemas.microsoft.com/office/drawing/2014/chartex" xmlns:cx1="http://schemas.microsoft.com/office/drawing/2015/9/8/chartex" xmlns:cx2="http://schemas.microsoft.com/office/drawing/2015/10/21/chartex" xmlns:cx3="http://schemas.microsoft.com/office/drawing/2016/5/9/chartex" xmlns:cx4="http://schemas.microsoft.com/office/drawing/2016/5/10/chartex" xmlns:cx5="http://schemas.microsoft.com/office/drawing/2016/5/11/chartex" xmlns:cx6="http://schemas.microsoft.com/office/drawing/2016/5/12/chartex" xmlns:cx7="http://schemas.microsoft.com/office/drawing/2016/5/13/chartex" xmlns:cx8="http://schemas.microsoft.com/office/drawing/2016/5/14/chartex" xmlns:mc="http://schemas.openxmlformats.org/markup-compatibility/2006" xmlns:aink="http://schemas.microsoft.com/office/drawing/2016/ink" xmlns:am3d="http://schemas.microsoft.com/office/drawing/2017/model3d" xmlns:o="urn:schemas-microsoft-com:office:office" xmlns:r="http://schemas.openxmlformats.org/officeDocument/2006/relationships" xmlns:m="http://schemas.openxmlformats.org/officeDocument/2006/math" xmlns:v="urn:schemas-microsoft-com:vml" xmlns:wp14="http://schemas.microsoft.com/office/word/2010/wordprocessingDrawing" xmlns:wp="http://schemas.openxmlformats.org/drawingml/2006/wordprocessingDrawing" xmlns:w10="urn:schemas-microsoft-com:office:word" xmlns:w="http://schemas.openxmlformats.org/wordprocessingml/2006/main" xmlns:w14="http://schemas.microsoft.com/office/word/2010/wordml" xmlns:w15="http://schemas.microsoft.com/office/word/2012/wordml" xmlns:w16cex="http://schemas.microsoft.com/office/word/2018/wordml/cex" xmlns:w16cid="http://schemas.microsoft.com/office/word/2016/wordml/cid" xmlns:w16="http://schemas.microsoft.com/office/word/2018/wordml" xmlns:w16sdtdh="http://schemas.microsoft.com/office/word/2020/wordml/sdtdatahash" xmlns:w16se="http://schemas.microsoft.com/office/word/2015/wordml/symex" xmlns:wpg="http://schemas.microsoft.com/office/word/2010/wordprocessingGroup" xmlns:wpi="http://schemas.microsoft.com/office/word/2010/wordprocessingInk" xmlns:wne="http://schemas.microsoft.com/office/word/2006/wordml" xmlns:wps="http://schemas.microsoft.com/office/word/2010/wordprocessingShape" mc:Ignorable="w14 w15 w16se w16cid w16 w16cex w16sdtdh wp14">
+<w:footnotes xmlns:wpc="http://schemas.microsoft.com/office/word/2010/wordprocessingCanvas" xmlns:cx="http://schemas.microsoft.com/office/drawing/2014/chartex" xmlns:cx1="http://schemas.microsoft.com/office/drawing/2015/9/8/chartex" xmlns:mc="http://schemas.openxmlformats.org/markup-compatibility/2006" xmlns:o="urn:schemas-microsoft-com:office:office" xmlns:r="http://schemas.openxmlformats.org/officeDocument/2006/relationships" xmlns:m="http://schemas.openxmlformats.org/officeDocument/2006/math" xmlns:v="urn:schemas-microsoft-com:vml" xmlns:wp14="http://schemas.microsoft.com/office/word/2010/wordprocessingDrawing" xmlns:wp="http://schemas.openxmlformats.org/drawingml/2006/wordprocessingDrawing" xmlns:w10="urn:schemas-microsoft-com:office:word" xmlns:w="http://schemas.openxmlformats.org/wordprocessingml/2006/main" xmlns:w14="http://schemas.microsoft.com/office/word/2010/wordml" xmlns:w15="http://schemas.microsoft.com/office/word/2012/wordml" xmlns:w16se="http://schemas.microsoft.com/office/word/2015/wordml/symex" xmlns:wpg="http://schemas.microsoft.com/office/word/2010/wordprocessingGroup" xmlns:wpi="http://schemas.microsoft.com/office/word/2010/wordprocessingInk" xmlns:wne="http://schemas.microsoft.com/office/word/2006/wordml" xmlns:wps="http://schemas.microsoft.com/office/word/2010/wordprocessingShape" mc:Ignorable="w14 w15 w16se wp14">
   <w:footnote w:type="separator" w:id="-1">
     <w:p>
       <w:pPr>
@@ -11635,7 +11514,7 @@
 </file>
 
 <file path=word/numbering.xml><?xml version="1.0" encoding="utf-8"?>
-<w:numbering xmlns:wpc="http://schemas.microsoft.com/office/word/2010/wordprocessingCanvas" xmlns:cx="http://schemas.microsoft.com/office/drawing/2014/chartex" xmlns:cx1="http://schemas.microsoft.com/office/drawing/2015/9/8/chartex" xmlns:cx2="http://schemas.microsoft.com/office/drawing/2015/10/21/chartex" xmlns:cx3="http://schemas.microsoft.com/office/drawing/2016/5/9/chartex" xmlns:cx4="http://schemas.microsoft.com/office/drawing/2016/5/10/chartex" xmlns:cx5="http://schemas.microsoft.com/office/drawing/2016/5/11/chartex" xmlns:cx6="http://schemas.microsoft.com/office/drawing/2016/5/12/chartex" xmlns:cx7="http://schemas.microsoft.com/office/drawing/2016/5/13/chartex" xmlns:cx8="http://schemas.microsoft.com/office/drawing/2016/5/14/chartex" xmlns:mc="http://schemas.openxmlformats.org/markup-compatibility/2006" xmlns:aink="http://schemas.microsoft.com/office/drawing/2016/ink" xmlns:am3d="http://schemas.microsoft.com/office/drawing/2017/model3d" xmlns:o="urn:schemas-microsoft-com:office:office" xmlns:r="http://schemas.openxmlformats.org/officeDocument/2006/relationships" xmlns:m="http://schemas.openxmlformats.org/officeDocument/2006/math" xmlns:v="urn:schemas-microsoft-com:vml" xmlns:wp14="http://schemas.microsoft.com/office/word/2010/wordprocessingDrawing" xmlns:wp="http://schemas.openxmlformats.org/drawingml/2006/wordprocessingDrawing" xmlns:w10="urn:schemas-microsoft-com:office:word" xmlns:w="http://schemas.openxmlformats.org/wordprocessingml/2006/main" xmlns:w14="http://schemas.microsoft.com/office/word/2010/wordml" xmlns:w15="http://schemas.microsoft.com/office/word/2012/wordml" xmlns:w16cex="http://schemas.microsoft.com/office/word/2018/wordml/cex" xmlns:w16cid="http://schemas.microsoft.com/office/word/2016/wordml/cid" xmlns:w16="http://schemas.microsoft.com/office/word/2018/wordml" xmlns:w16sdtdh="http://schemas.microsoft.com/office/word/2020/wordml/sdtdatahash" xmlns:w16se="http://schemas.microsoft.com/office/word/2015/wordml/symex" xmlns:wpg="http://schemas.microsoft.com/office/word/2010/wordprocessingGroup" xmlns:wpi="http://schemas.microsoft.com/office/word/2010/wordprocessingInk" xmlns:wne="http://schemas.microsoft.com/office/word/2006/wordml" xmlns:wps="http://schemas.microsoft.com/office/word/2010/wordprocessingShape" mc:Ignorable="w14 w15 w16se w16cid w16 w16cex w16sdtdh wp14">
+<w:numbering xmlns:wpc="http://schemas.microsoft.com/office/word/2010/wordprocessingCanvas" xmlns:cx="http://schemas.microsoft.com/office/drawing/2014/chartex" xmlns:cx1="http://schemas.microsoft.com/office/drawing/2015/9/8/chartex" xmlns:mc="http://schemas.openxmlformats.org/markup-compatibility/2006" xmlns:o="urn:schemas-microsoft-com:office:office" xmlns:r="http://schemas.openxmlformats.org/officeDocument/2006/relationships" xmlns:m="http://schemas.openxmlformats.org/officeDocument/2006/math" xmlns:v="urn:schemas-microsoft-com:vml" xmlns:wp14="http://schemas.microsoft.com/office/word/2010/wordprocessingDrawing" xmlns:wp="http://schemas.openxmlformats.org/drawingml/2006/wordprocessingDrawing" xmlns:w10="urn:schemas-microsoft-com:office:word" xmlns:w="http://schemas.openxmlformats.org/wordprocessingml/2006/main" xmlns:w14="http://schemas.microsoft.com/office/word/2010/wordml" xmlns:w15="http://schemas.microsoft.com/office/word/2012/wordml" xmlns:w16se="http://schemas.microsoft.com/office/word/2015/wordml/symex" xmlns:wpg="http://schemas.microsoft.com/office/word/2010/wordprocessingGroup" xmlns:wpi="http://schemas.microsoft.com/office/word/2010/wordprocessingInk" xmlns:wne="http://schemas.microsoft.com/office/word/2006/wordml" xmlns:wps="http://schemas.microsoft.com/office/word/2010/wordprocessingShape" mc:Ignorable="w14 w15 w16se wp14">
   <w:abstractNum w:abstractNumId="0" w15:restartNumberingAfterBreak="0">
     <w:nsid w:val="FFFFFF89"/>
     <w:multiLevelType w:val="singleLevel"/>
@@ -13410,7 +13289,7 @@
 </file>
 
 <file path=word/people.xml><?xml version="1.0" encoding="utf-8"?>
-<w15:people xmlns:wpc="http://schemas.microsoft.com/office/word/2010/wordprocessingCanvas" xmlns:cx="http://schemas.microsoft.com/office/drawing/2014/chartex" xmlns:cx1="http://schemas.microsoft.com/office/drawing/2015/9/8/chartex" xmlns:cx2="http://schemas.microsoft.com/office/drawing/2015/10/21/chartex" xmlns:cx3="http://schemas.microsoft.com/office/drawing/2016/5/9/chartex" xmlns:cx4="http://schemas.microsoft.com/office/drawing/2016/5/10/chartex" xmlns:cx5="http://schemas.microsoft.com/office/drawing/2016/5/11/chartex" xmlns:cx6="http://schemas.microsoft.com/office/drawing/2016/5/12/chartex" xmlns:cx7="http://schemas.microsoft.com/office/drawing/2016/5/13/chartex" xmlns:cx8="http://schemas.microsoft.com/office/drawing/2016/5/14/chartex" xmlns:mc="http://schemas.openxmlformats.org/markup-compatibility/2006" xmlns:aink="http://schemas.microsoft.com/office/drawing/2016/ink" xmlns:am3d="http://schemas.microsoft.com/office/drawing/2017/model3d" xmlns:o="urn:schemas-microsoft-com:office:office" xmlns:r="http://schemas.openxmlformats.org/officeDocument/2006/relationships" xmlns:m="http://schemas.openxmlformats.org/officeDocument/2006/math" xmlns:v="urn:schemas-microsoft-com:vml" xmlns:wp14="http://schemas.microsoft.com/office/word/2010/wordprocessingDrawing" xmlns:wp="http://schemas.openxmlformats.org/drawingml/2006/wordprocessingDrawing" xmlns:w10="urn:schemas-microsoft-com:office:word" xmlns:w="http://schemas.openxmlformats.org/wordprocessingml/2006/main" xmlns:w14="http://schemas.microsoft.com/office/word/2010/wordml" xmlns:w15="http://schemas.microsoft.com/office/word/2012/wordml" xmlns:w16cex="http://schemas.microsoft.com/office/word/2018/wordml/cex" xmlns:w16cid="http://schemas.microsoft.com/office/word/2016/wordml/cid" xmlns:w16="http://schemas.microsoft.com/office/word/2018/wordml" xmlns:w16sdtdh="http://schemas.microsoft.com/office/word/2020/wordml/sdtdatahash" xmlns:w16se="http://schemas.microsoft.com/office/word/2015/wordml/symex" xmlns:wpg="http://schemas.microsoft.com/office/word/2010/wordprocessingGroup" xmlns:wpi="http://schemas.microsoft.com/office/word/2010/wordprocessingInk" xmlns:wne="http://schemas.microsoft.com/office/word/2006/wordml" xmlns:wps="http://schemas.microsoft.com/office/word/2010/wordprocessingShape" mc:Ignorable="w14 w15 w16se w16cid w16 w16cex w16sdtdh wp14">
+<w15:people xmlns:wpc="http://schemas.microsoft.com/office/word/2010/wordprocessingCanvas" xmlns:cx="http://schemas.microsoft.com/office/drawing/2014/chartex" xmlns:cx1="http://schemas.microsoft.com/office/drawing/2015/9/8/chartex" xmlns:mc="http://schemas.openxmlformats.org/markup-compatibility/2006" xmlns:o="urn:schemas-microsoft-com:office:office" xmlns:r="http://schemas.openxmlformats.org/officeDocument/2006/relationships" xmlns:m="http://schemas.openxmlformats.org/officeDocument/2006/math" xmlns:v="urn:schemas-microsoft-com:vml" xmlns:wp14="http://schemas.microsoft.com/office/word/2010/wordprocessingDrawing" xmlns:wp="http://schemas.openxmlformats.org/drawingml/2006/wordprocessingDrawing" xmlns:w10="urn:schemas-microsoft-com:office:word" xmlns:w="http://schemas.openxmlformats.org/wordprocessingml/2006/main" xmlns:w14="http://schemas.microsoft.com/office/word/2010/wordml" xmlns:w15="http://schemas.microsoft.com/office/word/2012/wordml" xmlns:w16se="http://schemas.microsoft.com/office/word/2015/wordml/symex" xmlns:wpg="http://schemas.microsoft.com/office/word/2010/wordprocessingGroup" xmlns:wpi="http://schemas.microsoft.com/office/word/2010/wordprocessingInk" xmlns:wne="http://schemas.microsoft.com/office/word/2006/wordml" xmlns:wps="http://schemas.microsoft.com/office/word/2010/wordprocessingShape" mc:Ignorable="w14 w15 w16se wp14">
   <w15:person w15:author="Aleksey A. Kalentev">
     <w15:presenceInfo w15:providerId="AD" w15:userId="S-1-5-21-507921405-1993962763-1957994488-151096"/>
   </w15:person>
@@ -13418,7 +13297,7 @@
 </file>
 
 <file path=word/styles.xml><?xml version="1.0" encoding="utf-8"?>
-<w:styles xmlns:mc="http://schemas.openxmlformats.org/markup-compatibility/2006" xmlns:r="http://schemas.openxmlformats.org/officeDocument/2006/relationships" xmlns:w="http://schemas.openxmlformats.org/wordprocessingml/2006/main" xmlns:w14="http://schemas.microsoft.com/office/word/2010/wordml" xmlns:w15="http://schemas.microsoft.com/office/word/2012/wordml" xmlns:w16cex="http://schemas.microsoft.com/office/word/2018/wordml/cex" xmlns:w16cid="http://schemas.microsoft.com/office/word/2016/wordml/cid" xmlns:w16="http://schemas.microsoft.com/office/word/2018/wordml" xmlns:w16sdtdh="http://schemas.microsoft.com/office/word/2020/wordml/sdtdatahash" xmlns:w16se="http://schemas.microsoft.com/office/word/2015/wordml/symex" mc:Ignorable="w14 w15 w16se w16cid w16 w16cex w16sdtdh">
+<w:styles xmlns:mc="http://schemas.openxmlformats.org/markup-compatibility/2006" xmlns:r="http://schemas.openxmlformats.org/officeDocument/2006/relationships" xmlns:w="http://schemas.openxmlformats.org/wordprocessingml/2006/main" xmlns:w14="http://schemas.microsoft.com/office/word/2010/wordml" xmlns:w15="http://schemas.microsoft.com/office/word/2012/wordml" xmlns:w16se="http://schemas.microsoft.com/office/word/2015/wordml/symex" mc:Ignorable="w14 w15 w16se">
   <w:docDefaults>
     <w:rPrDefault>
       <w:rPr>
@@ -13434,7 +13313,7 @@
       </w:pPr>
     </w:pPrDefault>
   </w:docDefaults>
-  <w:latentStyles w:defLockedState="0" w:defUIPriority="99" w:defSemiHidden="0" w:defUnhideWhenUsed="0" w:defQFormat="0" w:count="376">
+  <w:latentStyles w:defLockedState="0" w:defUIPriority="99" w:defSemiHidden="0" w:defUnhideWhenUsed="0" w:defQFormat="0" w:count="371">
     <w:lsdException w:name="Normal" w:uiPriority="0" w:qFormat="1"/>
     <w:lsdException w:name="heading 1" w:uiPriority="9" w:qFormat="1"/>
     <w:lsdException w:name="heading 2" w:semiHidden="1" w:uiPriority="9" w:unhideWhenUsed="1" w:qFormat="1"/>
@@ -13540,6 +13419,7 @@
     <w:lsdException w:name="HTML Sample" w:semiHidden="1" w:unhideWhenUsed="1"/>
     <w:lsdException w:name="HTML Typewriter" w:semiHidden="1" w:unhideWhenUsed="1"/>
     <w:lsdException w:name="HTML Variable" w:semiHidden="1" w:unhideWhenUsed="1"/>
+    <w:lsdException w:name="Normal Table" w:semiHidden="1" w:unhideWhenUsed="1"/>
     <w:lsdException w:name="annotation subject" w:semiHidden="1" w:unhideWhenUsed="1"/>
     <w:lsdException w:name="No List" w:semiHidden="1" w:unhideWhenUsed="1"/>
     <w:lsdException w:name="Outline List 1" w:semiHidden="1" w:unhideWhenUsed="1"/>
@@ -13582,8 +13462,11 @@
     <w:lsdException w:name="Table Contemporary" w:semiHidden="1" w:unhideWhenUsed="1"/>
     <w:lsdException w:name="Table Elegant" w:semiHidden="1" w:unhideWhenUsed="1"/>
     <w:lsdException w:name="Table Professional" w:semiHidden="1" w:unhideWhenUsed="1"/>
+    <w:lsdException w:name="Table Subtle 1" w:semiHidden="1" w:unhideWhenUsed="1"/>
     <w:lsdException w:name="Table Subtle 2" w:semiHidden="1" w:unhideWhenUsed="1"/>
     <w:lsdException w:name="Table Web 1" w:semiHidden="1" w:unhideWhenUsed="1"/>
+    <w:lsdException w:name="Table Web 2" w:semiHidden="1" w:unhideWhenUsed="1"/>
+    <w:lsdException w:name="Table Web 3" w:semiHidden="1" w:unhideWhenUsed="1"/>
     <w:lsdException w:name="Balloon Text" w:semiHidden="1" w:unhideWhenUsed="1"/>
     <w:lsdException w:name="Table Grid" w:uiPriority="59"/>
     <w:lsdException w:name="Table Theme" w:semiHidden="1" w:unhideWhenUsed="1"/>
@@ -13802,11 +13685,6 @@
     <w:lsdException w:name="List Table 5 Dark Accent 6" w:uiPriority="50"/>
     <w:lsdException w:name="List Table 6 Colorful Accent 6" w:uiPriority="51"/>
     <w:lsdException w:name="List Table 7 Colorful Accent 6" w:uiPriority="52"/>
-    <w:lsdException w:name="Mention" w:semiHidden="1" w:unhideWhenUsed="1"/>
-    <w:lsdException w:name="Smart Hyperlink" w:semiHidden="1" w:unhideWhenUsed="1"/>
-    <w:lsdException w:name="Hashtag" w:semiHidden="1" w:unhideWhenUsed="1"/>
-    <w:lsdException w:name="Unresolved Mention" w:semiHidden="1" w:unhideWhenUsed="1"/>
-    <w:lsdException w:name="Smart Link" w:semiHidden="1" w:unhideWhenUsed="1"/>
   </w:latentStyles>
   <w:style w:type="paragraph" w:default="1" w:styleId="a0">
     <w:name w:val="Normal"/>
@@ -14623,7 +14501,7 @@
 </file>
 
 <file path=customXml/itemProps1.xml><?xml version="1.0" encoding="utf-8"?>
-<ds:datastoreItem xmlns:ds="http://schemas.openxmlformats.org/officeDocument/2006/customXml" ds:itemID="{0F303011-1AA8-454C-9F83-34FB466F9185}">
+<ds:datastoreItem xmlns:ds="http://schemas.openxmlformats.org/officeDocument/2006/customXml" ds:itemID="{B4032449-B25E-41A7-BAF3-1FCF98F9A495}">
   <ds:schemaRefs>
     <ds:schemaRef ds:uri="http://schemas.openxmlformats.org/officeDocument/2006/bibliography"/>
   </ds:schemaRefs>

--- a/ЛБ3/ЛР 5 Бабуцкий рефакторинг 1.docx
+++ b/ЛБ3/ЛР 5 Бабуцкий рефакторинг 1.docx
@@ -894,6 +894,7 @@
               </w:rPr>
               <w:t xml:space="preserve"> </w:t>
             </w:r>
+            <w:proofErr w:type="spellStart"/>
             <w:r>
               <w:rPr>
                 <w:rFonts w:eastAsia="Times New Roman" w:cs="Times New Roman"/>
@@ -902,7 +903,18 @@
                 <w:szCs w:val="24"/>
                 <w:lang w:eastAsia="ru-RU" w:bidi="ru-RU"/>
               </w:rPr>
-              <w:t>Бабуцкий И.С.</w:t>
+              <w:t>Бабуцкий</w:t>
+            </w:r>
+            <w:proofErr w:type="spellEnd"/>
+            <w:r>
+              <w:rPr>
+                <w:rFonts w:eastAsia="Times New Roman" w:cs="Times New Roman"/>
+                <w:color w:val="000000"/>
+                <w:sz w:val="24"/>
+                <w:szCs w:val="24"/>
+                <w:lang w:eastAsia="ru-RU" w:bidi="ru-RU"/>
+              </w:rPr>
+              <w:t xml:space="preserve"> И.С.</w:t>
             </w:r>
           </w:p>
         </w:tc>
@@ -1346,6 +1358,7 @@
                 <w:lang w:eastAsia="ru-RU" w:bidi="ru-RU"/>
               </w:rPr>
             </w:pPr>
+            <w:proofErr w:type="spellStart"/>
             <w:r>
               <w:rPr>
                 <w:rFonts w:eastAsia="Times New Roman" w:cs="Times New Roman"/>
@@ -1356,6 +1369,7 @@
               </w:rPr>
               <w:t>Калентьев</w:t>
             </w:r>
+            <w:proofErr w:type="spellEnd"/>
             <w:r>
               <w:rPr>
                 <w:rFonts w:eastAsia="Times New Roman" w:cs="Times New Roman"/>
@@ -2779,7 +2793,23 @@
     </w:p>
     <w:p>
       <w:r>
-        <w:t>Вариант использования (use case) — это описание множества последовательных действий (включая вариации), которые выполняются некоторым субъектом с целью получения результата, значимого для некоторого действующего лица [1]. ВИ предполагает взаимодействие действующих лиц и системы или другого объекта. Действующее лицо представляет собой логически связанное множество ролей, которые играют пользователи системы во время взаимодействия с ней.</w:t>
+        <w:t>Вариант использования (</w:t>
+      </w:r>
+      <w:proofErr w:type="spellStart"/>
+      <w:r>
+        <w:t>use</w:t>
+      </w:r>
+      <w:proofErr w:type="spellEnd"/>
+      <w:r>
+        <w:t xml:space="preserve"> </w:t>
+      </w:r>
+      <w:proofErr w:type="spellStart"/>
+      <w:r>
+        <w:t>case</w:t>
+      </w:r>
+      <w:proofErr w:type="spellEnd"/>
+      <w:r>
+        <w:t>) — это описание множества последовательных действий (включая вариации), которые выполняются некоторым субъектом с целью получения результата, значимого для некоторого действующего лица [1]. ВИ предполагает взаимодействие действующих лиц и системы или другого объекта. Действующее лицо представляет собой логически связанное множество ролей, которые играют пользователи системы во время взаимодействия с ней.</w:t>
       </w:r>
     </w:p>
     <w:p>
@@ -2912,7 +2942,23 @@
         <w:ind w:firstLine="709"/>
       </w:pPr>
       <w:r>
-        <w:t>Диаграмма классов (англ. class diagram) — структурная диаграмма языка моделирования UML, демонстрирующая общую структуру иерархии классов системы, их коопераций, атрибутов (полей), методов, интерфейсов и взаимосвязей (отношений) между ними. Широко применяется не только для документирования и визуализации, но также для конструирования посредством прямого или обратного проектирования.</w:t>
+        <w:t xml:space="preserve">Диаграмма классов (англ. </w:t>
+      </w:r>
+      <w:proofErr w:type="spellStart"/>
+      <w:r>
+        <w:t>class</w:t>
+      </w:r>
+      <w:proofErr w:type="spellEnd"/>
+      <w:r>
+        <w:t xml:space="preserve"> </w:t>
+      </w:r>
+      <w:proofErr w:type="spellStart"/>
+      <w:r>
+        <w:t>diagram</w:t>
+      </w:r>
+      <w:proofErr w:type="spellEnd"/>
+      <w:r>
+        <w:t>) — структурная диаграмма языка моделирования UML, демонстрирующая общую структуру иерархии классов системы, их коопераций, атрибутов (полей), методов, интерфейсов и взаимосвязей (отношений) между ними. Широко применяется не только для документирования и визуализации, но также для конструирования посредством прямого или обратного проектирования.</w:t>
       </w:r>
     </w:p>
     <w:p>
@@ -2941,6 +2987,7 @@
         <w:ind w:firstLine="0"/>
         <w:jc w:val="center"/>
       </w:pPr>
+      <w:bookmarkStart w:id="8" w:name="_GoBack"/>
       <w:r>
         <w:rPr>
           <w:noProof/>
@@ -2948,10 +2995,10 @@
         </w:rPr>
         <w:lastRenderedPageBreak/>
         <w:drawing>
-          <wp:inline distT="0" distB="0" distL="0" distR="0" wp14:anchorId="49E9FA30" wp14:editId="6F27460A">
-            <wp:extent cx="9251950" cy="5014595"/>
-            <wp:effectExtent l="0" t="0" r="6350" b="0"/>
-            <wp:docPr id="9" name="Рисунок 9"/>
+          <wp:inline distT="0" distB="0" distL="0" distR="0" wp14:anchorId="2A951FC7" wp14:editId="3F3CE640">
+            <wp:extent cx="9251950" cy="5059045"/>
+            <wp:effectExtent l="0" t="0" r="6350" b="8255"/>
+            <wp:docPr id="2" name="Рисунок 2"/>
             <wp:cNvGraphicFramePr>
               <a:graphicFrameLocks xmlns:a="http://schemas.openxmlformats.org/drawingml/2006/main" noChangeAspect="1"/>
             </wp:cNvGraphicFramePr>
@@ -2971,7 +3018,7 @@
                   <pic:spPr>
                     <a:xfrm>
                       <a:off x="0" y="0"/>
-                      <a:ext cx="9251950" cy="5014595"/>
+                      <a:ext cx="9251950" cy="5059045"/>
                     </a:xfrm>
                     <a:prstGeom prst="rect">
                       <a:avLst/>
@@ -2983,7 +3030,6 @@
           </wp:inline>
         </w:drawing>
       </w:r>
-      <w:bookmarkStart w:id="8" w:name="_GoBack"/>
       <w:bookmarkEnd w:id="8"/>
     </w:p>
     <w:p>
@@ -3040,9 +3086,11 @@
       <w:r>
         <w:t xml:space="preserve">Таблица 1 – Описание интерфейса </w:t>
       </w:r>
+      <w:proofErr w:type="spellStart"/>
       <w:r>
         <w:t>IShape</w:t>
       </w:r>
+      <w:proofErr w:type="spellEnd"/>
     </w:p>
     <w:tbl>
       <w:tblPr>
@@ -3166,7 +3214,21 @@
               <w:rPr>
                 <w:sz w:val="21"/>
               </w:rPr>
-              <w:t>Описание интерфейса: IShape определяет общий контракт геометрической фигуры. Все реализации предоставляют название, площадь и периметр.</w:t>
+              <w:t xml:space="preserve">Описание интерфейса: </w:t>
+            </w:r>
+            <w:proofErr w:type="spellStart"/>
+            <w:r>
+              <w:rPr>
+                <w:sz w:val="21"/>
+              </w:rPr>
+              <w:t>IShape</w:t>
+            </w:r>
+            <w:proofErr w:type="spellEnd"/>
+            <w:r>
+              <w:rPr>
+                <w:sz w:val="21"/>
+              </w:rPr>
+              <w:t xml:space="preserve"> определяет общий контракт геометрической фигуры. Все реализации предоставляют название, площадь и периметр.</w:t>
             </w:r>
           </w:p>
         </w:tc>
@@ -3246,12 +3308,14 @@
             <w:pPr>
               <w:spacing w:line="240" w:lineRule="auto"/>
             </w:pPr>
+            <w:proofErr w:type="spellStart"/>
             <w:r>
               <w:rPr>
                 <w:sz w:val="19"/>
               </w:rPr>
               <w:t>string</w:t>
             </w:r>
+            <w:proofErr w:type="spellEnd"/>
           </w:p>
         </w:tc>
         <w:tc>
@@ -3334,7 +3398,21 @@
               <w:rPr>
                 <w:sz w:val="19"/>
               </w:rPr>
-              <w:t>+ CalculateArea()</w:t>
+              <w:t xml:space="preserve">+ </w:t>
+            </w:r>
+            <w:proofErr w:type="spellStart"/>
+            <w:r>
+              <w:rPr>
+                <w:sz w:val="19"/>
+              </w:rPr>
+              <w:t>CalculateArea</w:t>
+            </w:r>
+            <w:proofErr w:type="spellEnd"/>
+            <w:r>
+              <w:rPr>
+                <w:sz w:val="19"/>
+              </w:rPr>
+              <w:t>()</w:t>
             </w:r>
           </w:p>
         </w:tc>
@@ -3353,12 +3431,14 @@
             <w:pPr>
               <w:spacing w:line="240" w:lineRule="auto"/>
             </w:pPr>
+            <w:proofErr w:type="spellStart"/>
             <w:r>
               <w:rPr>
                 <w:sz w:val="19"/>
               </w:rPr>
               <w:t>double</w:t>
             </w:r>
+            <w:proofErr w:type="spellEnd"/>
           </w:p>
         </w:tc>
         <w:tc>
@@ -3409,7 +3489,21 @@
               <w:rPr>
                 <w:sz w:val="19"/>
               </w:rPr>
-              <w:t>+ CalculatePerimeter()</w:t>
+              <w:t xml:space="preserve">+ </w:t>
+            </w:r>
+            <w:proofErr w:type="spellStart"/>
+            <w:r>
+              <w:rPr>
+                <w:sz w:val="19"/>
+              </w:rPr>
+              <w:t>CalculatePerimeter</w:t>
+            </w:r>
+            <w:proofErr w:type="spellEnd"/>
+            <w:r>
+              <w:rPr>
+                <w:sz w:val="19"/>
+              </w:rPr>
+              <w:t>()</w:t>
             </w:r>
           </w:p>
         </w:tc>
@@ -3428,12 +3522,14 @@
             <w:pPr>
               <w:spacing w:line="240" w:lineRule="auto"/>
             </w:pPr>
+            <w:proofErr w:type="spellStart"/>
             <w:r>
               <w:rPr>
                 <w:sz w:val="19"/>
               </w:rPr>
               <w:t>double</w:t>
             </w:r>
+            <w:proofErr w:type="spellEnd"/>
           </w:p>
         </w:tc>
         <w:tc>
@@ -3494,9 +3590,11 @@
         </w:rPr>
         <w:t xml:space="preserve">Описание класса </w:t>
       </w:r>
+      <w:proofErr w:type="spellStart"/>
       <w:r>
         <w:t>Circle</w:t>
       </w:r>
+      <w:proofErr w:type="spellEnd"/>
     </w:p>
     <w:tbl>
       <w:tblPr>
@@ -3620,7 +3718,35 @@
               <w:rPr>
                 <w:sz w:val="21"/>
               </w:rPr>
-              <w:t>Описание класса: Circle реализует IShape и представляет круг с положительным радиусом.</w:t>
+              <w:t xml:space="preserve">Описание класса: </w:t>
+            </w:r>
+            <w:proofErr w:type="spellStart"/>
+            <w:r>
+              <w:rPr>
+                <w:sz w:val="21"/>
+              </w:rPr>
+              <w:t>Circle</w:t>
+            </w:r>
+            <w:proofErr w:type="spellEnd"/>
+            <w:r>
+              <w:rPr>
+                <w:sz w:val="21"/>
+              </w:rPr>
+              <w:t xml:space="preserve"> реализует </w:t>
+            </w:r>
+            <w:proofErr w:type="spellStart"/>
+            <w:r>
+              <w:rPr>
+                <w:sz w:val="21"/>
+              </w:rPr>
+              <w:t>IShape</w:t>
+            </w:r>
+            <w:proofErr w:type="spellEnd"/>
+            <w:r>
+              <w:rPr>
+                <w:sz w:val="21"/>
+              </w:rPr>
+              <w:t xml:space="preserve"> и представляет круг с положительным радиусом.</w:t>
             </w:r>
           </w:p>
         </w:tc>
@@ -3681,8 +3807,16 @@
               <w:rPr>
                 <w:sz w:val="19"/>
               </w:rPr>
-              <w:t>− _radius</w:t>
-            </w:r>
+              <w:t>− _</w:t>
+            </w:r>
+            <w:proofErr w:type="spellStart"/>
+            <w:r>
+              <w:rPr>
+                <w:sz w:val="19"/>
+              </w:rPr>
+              <w:t>radius</w:t>
+            </w:r>
+            <w:proofErr w:type="spellEnd"/>
           </w:p>
         </w:tc>
         <w:tc>
@@ -3700,12 +3834,14 @@
             <w:pPr>
               <w:spacing w:line="240" w:lineRule="auto"/>
             </w:pPr>
+            <w:proofErr w:type="spellStart"/>
             <w:r>
               <w:rPr>
                 <w:sz w:val="19"/>
               </w:rPr>
               <w:t>double</w:t>
             </w:r>
+            <w:proofErr w:type="spellEnd"/>
           </w:p>
         </w:tc>
         <w:tc>
@@ -3788,8 +3924,16 @@
               <w:rPr>
                 <w:sz w:val="19"/>
               </w:rPr>
-              <w:t>+ Radius</w:t>
-            </w:r>
+              <w:t xml:space="preserve">+ </w:t>
+            </w:r>
+            <w:proofErr w:type="spellStart"/>
+            <w:r>
+              <w:rPr>
+                <w:sz w:val="19"/>
+              </w:rPr>
+              <w:t>Radius</w:t>
+            </w:r>
+            <w:proofErr w:type="spellEnd"/>
           </w:p>
         </w:tc>
         <w:tc>
@@ -3807,12 +3951,14 @@
             <w:pPr>
               <w:spacing w:line="240" w:lineRule="auto"/>
             </w:pPr>
+            <w:proofErr w:type="spellStart"/>
             <w:r>
               <w:rPr>
                 <w:sz w:val="19"/>
               </w:rPr>
               <w:t>double</w:t>
             </w:r>
+            <w:proofErr w:type="spellEnd"/>
           </w:p>
         </w:tc>
         <w:tc>
@@ -3834,7 +3980,21 @@
               <w:rPr>
                 <w:sz w:val="19"/>
               </w:rPr>
-              <w:t>Возвращает радиус; при инициализации проверяет значение через Validator.</w:t>
+              <w:t xml:space="preserve">Возвращает радиус; при инициализации проверяет значение через </w:t>
+            </w:r>
+            <w:proofErr w:type="spellStart"/>
+            <w:r>
+              <w:rPr>
+                <w:sz w:val="19"/>
+              </w:rPr>
+              <w:t>Validator</w:t>
+            </w:r>
+            <w:proofErr w:type="spellEnd"/>
+            <w:r>
+              <w:rPr>
+                <w:sz w:val="19"/>
+              </w:rPr>
+              <w:t>.</w:t>
             </w:r>
           </w:p>
         </w:tc>
@@ -3882,12 +4042,14 @@
             <w:pPr>
               <w:spacing w:line="240" w:lineRule="auto"/>
             </w:pPr>
+            <w:proofErr w:type="spellStart"/>
             <w:r>
               <w:rPr>
                 <w:sz w:val="19"/>
               </w:rPr>
               <w:t>string</w:t>
             </w:r>
+            <w:proofErr w:type="spellEnd"/>
           </w:p>
         </w:tc>
         <w:tc>
@@ -3970,7 +4132,49 @@
               <w:rPr>
                 <w:sz w:val="19"/>
               </w:rPr>
-              <w:t>+ Circle(double radius)</w:t>
+              <w:t xml:space="preserve">+ </w:t>
+            </w:r>
+            <w:proofErr w:type="spellStart"/>
+            <w:r>
+              <w:rPr>
+                <w:sz w:val="19"/>
+              </w:rPr>
+              <w:t>Circle</w:t>
+            </w:r>
+            <w:proofErr w:type="spellEnd"/>
+            <w:r>
+              <w:rPr>
+                <w:sz w:val="19"/>
+              </w:rPr>
+              <w:t>(</w:t>
+            </w:r>
+            <w:proofErr w:type="spellStart"/>
+            <w:r>
+              <w:rPr>
+                <w:sz w:val="19"/>
+              </w:rPr>
+              <w:t>double</w:t>
+            </w:r>
+            <w:proofErr w:type="spellEnd"/>
+            <w:r>
+              <w:rPr>
+                <w:sz w:val="19"/>
+              </w:rPr>
+              <w:t xml:space="preserve"> </w:t>
+            </w:r>
+            <w:proofErr w:type="spellStart"/>
+            <w:r>
+              <w:rPr>
+                <w:sz w:val="19"/>
+              </w:rPr>
+              <w:t>radius</w:t>
+            </w:r>
+            <w:proofErr w:type="spellEnd"/>
+            <w:r>
+              <w:rPr>
+                <w:sz w:val="19"/>
+              </w:rPr>
+              <w:t>)</w:t>
             </w:r>
           </w:p>
         </w:tc>
@@ -4045,7 +4249,21 @@
               <w:rPr>
                 <w:sz w:val="19"/>
               </w:rPr>
-              <w:t>+ CalculateArea()</w:t>
+              <w:t xml:space="preserve">+ </w:t>
+            </w:r>
+            <w:proofErr w:type="spellStart"/>
+            <w:r>
+              <w:rPr>
+                <w:sz w:val="19"/>
+              </w:rPr>
+              <w:t>CalculateArea</w:t>
+            </w:r>
+            <w:proofErr w:type="spellEnd"/>
+            <w:r>
+              <w:rPr>
+                <w:sz w:val="19"/>
+              </w:rPr>
+              <w:t>()</w:t>
             </w:r>
           </w:p>
         </w:tc>
@@ -4064,12 +4282,14 @@
             <w:pPr>
               <w:spacing w:line="240" w:lineRule="auto"/>
             </w:pPr>
+            <w:proofErr w:type="spellStart"/>
             <w:r>
               <w:rPr>
                 <w:sz w:val="19"/>
               </w:rPr>
               <w:t>double</w:t>
             </w:r>
+            <w:proofErr w:type="spellEnd"/>
           </w:p>
         </w:tc>
         <w:tc>
@@ -4120,7 +4340,21 @@
               <w:rPr>
                 <w:sz w:val="19"/>
               </w:rPr>
-              <w:t>+ CalculatePerimeter()</w:t>
+              <w:t xml:space="preserve">+ </w:t>
+            </w:r>
+            <w:proofErr w:type="spellStart"/>
+            <w:r>
+              <w:rPr>
+                <w:sz w:val="19"/>
+              </w:rPr>
+              <w:t>CalculatePerimeter</w:t>
+            </w:r>
+            <w:proofErr w:type="spellEnd"/>
+            <w:r>
+              <w:rPr>
+                <w:sz w:val="19"/>
+              </w:rPr>
+              <w:t>()</w:t>
             </w:r>
           </w:p>
         </w:tc>
@@ -4139,12 +4373,14 @@
             <w:pPr>
               <w:spacing w:line="240" w:lineRule="auto"/>
             </w:pPr>
+            <w:proofErr w:type="spellStart"/>
             <w:r>
               <w:rPr>
                 <w:sz w:val="19"/>
               </w:rPr>
               <w:t>double</w:t>
             </w:r>
+            <w:proofErr w:type="spellEnd"/>
           </w:p>
         </w:tc>
         <w:tc>
@@ -4195,7 +4431,21 @@
               <w:rPr>
                 <w:sz w:val="19"/>
               </w:rPr>
-              <w:t>+ ToString()</w:t>
+              <w:t xml:space="preserve">+ </w:t>
+            </w:r>
+            <w:proofErr w:type="spellStart"/>
+            <w:r>
+              <w:rPr>
+                <w:sz w:val="19"/>
+              </w:rPr>
+              <w:t>ToString</w:t>
+            </w:r>
+            <w:proofErr w:type="spellEnd"/>
+            <w:r>
+              <w:rPr>
+                <w:sz w:val="19"/>
+              </w:rPr>
+              <w:t>()</w:t>
             </w:r>
           </w:p>
         </w:tc>
@@ -4214,12 +4464,14 @@
             <w:pPr>
               <w:spacing w:line="240" w:lineRule="auto"/>
             </w:pPr>
+            <w:proofErr w:type="spellStart"/>
             <w:r>
               <w:rPr>
                 <w:sz w:val="19"/>
               </w:rPr>
               <w:t>string</w:t>
             </w:r>
+            <w:proofErr w:type="spellEnd"/>
           </w:p>
         </w:tc>
         <w:tc>
@@ -4254,9 +4506,11 @@
       <w:r>
         <w:t xml:space="preserve">Таблица 3 – Описание класса </w:t>
       </w:r>
+      <w:proofErr w:type="spellStart"/>
       <w:r>
         <w:t>Rectangle</w:t>
       </w:r>
+      <w:proofErr w:type="spellEnd"/>
     </w:p>
     <w:tbl>
       <w:tblPr>
@@ -4380,7 +4634,35 @@
               <w:rPr>
                 <w:sz w:val="21"/>
               </w:rPr>
-              <w:t>Описание класса: Rectangle реализует IShape и представляет прямоугольник с положительными шириной и высотой.</w:t>
+              <w:t xml:space="preserve">Описание класса: </w:t>
+            </w:r>
+            <w:proofErr w:type="spellStart"/>
+            <w:r>
+              <w:rPr>
+                <w:sz w:val="21"/>
+              </w:rPr>
+              <w:t>Rectangle</w:t>
+            </w:r>
+            <w:proofErr w:type="spellEnd"/>
+            <w:r>
+              <w:rPr>
+                <w:sz w:val="21"/>
+              </w:rPr>
+              <w:t xml:space="preserve"> реализует </w:t>
+            </w:r>
+            <w:proofErr w:type="spellStart"/>
+            <w:r>
+              <w:rPr>
+                <w:sz w:val="21"/>
+              </w:rPr>
+              <w:t>IShape</w:t>
+            </w:r>
+            <w:proofErr w:type="spellEnd"/>
+            <w:r>
+              <w:rPr>
+                <w:sz w:val="21"/>
+              </w:rPr>
+              <w:t xml:space="preserve"> и представляет прямоугольник с положительными шириной и высотой.</w:t>
             </w:r>
           </w:p>
         </w:tc>
@@ -4441,8 +4723,16 @@
               <w:rPr>
                 <w:sz w:val="19"/>
               </w:rPr>
-              <w:t>− _width</w:t>
-            </w:r>
+              <w:t>− _</w:t>
+            </w:r>
+            <w:proofErr w:type="spellStart"/>
+            <w:r>
+              <w:rPr>
+                <w:sz w:val="19"/>
+              </w:rPr>
+              <w:t>width</w:t>
+            </w:r>
+            <w:proofErr w:type="spellEnd"/>
           </w:p>
         </w:tc>
         <w:tc>
@@ -4460,12 +4750,14 @@
             <w:pPr>
               <w:spacing w:line="240" w:lineRule="auto"/>
             </w:pPr>
+            <w:proofErr w:type="spellStart"/>
             <w:r>
               <w:rPr>
                 <w:sz w:val="19"/>
               </w:rPr>
               <w:t>double</w:t>
             </w:r>
+            <w:proofErr w:type="spellEnd"/>
           </w:p>
         </w:tc>
         <w:tc>
@@ -4516,8 +4808,16 @@
               <w:rPr>
                 <w:sz w:val="19"/>
               </w:rPr>
-              <w:t>− _height</w:t>
-            </w:r>
+              <w:t>− _</w:t>
+            </w:r>
+            <w:proofErr w:type="spellStart"/>
+            <w:r>
+              <w:rPr>
+                <w:sz w:val="19"/>
+              </w:rPr>
+              <w:t>height</w:t>
+            </w:r>
+            <w:proofErr w:type="spellEnd"/>
           </w:p>
         </w:tc>
         <w:tc>
@@ -4535,12 +4835,14 @@
             <w:pPr>
               <w:spacing w:line="240" w:lineRule="auto"/>
             </w:pPr>
+            <w:proofErr w:type="spellStart"/>
             <w:r>
               <w:rPr>
                 <w:sz w:val="19"/>
               </w:rPr>
               <w:t>double</w:t>
             </w:r>
+            <w:proofErr w:type="spellEnd"/>
           </w:p>
         </w:tc>
         <w:tc>
@@ -4623,8 +4925,16 @@
               <w:rPr>
                 <w:sz w:val="19"/>
               </w:rPr>
-              <w:t>+ Width</w:t>
-            </w:r>
+              <w:t xml:space="preserve">+ </w:t>
+            </w:r>
+            <w:proofErr w:type="spellStart"/>
+            <w:r>
+              <w:rPr>
+                <w:sz w:val="19"/>
+              </w:rPr>
+              <w:t>Width</w:t>
+            </w:r>
+            <w:proofErr w:type="spellEnd"/>
           </w:p>
         </w:tc>
         <w:tc>
@@ -4642,12 +4952,14 @@
             <w:pPr>
               <w:spacing w:line="240" w:lineRule="auto"/>
             </w:pPr>
+            <w:proofErr w:type="spellStart"/>
             <w:r>
               <w:rPr>
                 <w:sz w:val="19"/>
               </w:rPr>
               <w:t>double</w:t>
             </w:r>
+            <w:proofErr w:type="spellEnd"/>
           </w:p>
         </w:tc>
         <w:tc>
@@ -4698,8 +5010,16 @@
               <w:rPr>
                 <w:sz w:val="19"/>
               </w:rPr>
-              <w:t>+ Height</w:t>
-            </w:r>
+              <w:t xml:space="preserve">+ </w:t>
+            </w:r>
+            <w:proofErr w:type="spellStart"/>
+            <w:r>
+              <w:rPr>
+                <w:sz w:val="19"/>
+              </w:rPr>
+              <w:t>Height</w:t>
+            </w:r>
+            <w:proofErr w:type="spellEnd"/>
           </w:p>
         </w:tc>
         <w:tc>
@@ -4717,12 +5037,14 @@
             <w:pPr>
               <w:spacing w:line="240" w:lineRule="auto"/>
             </w:pPr>
+            <w:proofErr w:type="spellStart"/>
             <w:r>
               <w:rPr>
                 <w:sz w:val="19"/>
               </w:rPr>
               <w:t>double</w:t>
             </w:r>
+            <w:proofErr w:type="spellEnd"/>
           </w:p>
         </w:tc>
         <w:tc>
@@ -4793,12 +5115,14 @@
             <w:pPr>
               <w:spacing w:line="240" w:lineRule="auto"/>
             </w:pPr>
+            <w:proofErr w:type="spellStart"/>
             <w:r>
               <w:rPr>
                 <w:sz w:val="19"/>
               </w:rPr>
               <w:t>string</w:t>
             </w:r>
+            <w:proofErr w:type="spellEnd"/>
           </w:p>
         </w:tc>
         <w:tc>
@@ -4960,7 +5284,21 @@
               <w:rPr>
                 <w:sz w:val="19"/>
               </w:rPr>
-              <w:t>+ CalculateArea()</w:t>
+              <w:t xml:space="preserve">+ </w:t>
+            </w:r>
+            <w:proofErr w:type="spellStart"/>
+            <w:r>
+              <w:rPr>
+                <w:sz w:val="19"/>
+              </w:rPr>
+              <w:t>CalculateArea</w:t>
+            </w:r>
+            <w:proofErr w:type="spellEnd"/>
+            <w:r>
+              <w:rPr>
+                <w:sz w:val="19"/>
+              </w:rPr>
+              <w:t>()</w:t>
             </w:r>
           </w:p>
         </w:tc>
@@ -4979,12 +5317,14 @@
             <w:pPr>
               <w:spacing w:line="240" w:lineRule="auto"/>
             </w:pPr>
+            <w:proofErr w:type="spellStart"/>
             <w:r>
               <w:rPr>
                 <w:sz w:val="19"/>
               </w:rPr>
               <w:t>double</w:t>
             </w:r>
+            <w:proofErr w:type="spellEnd"/>
           </w:p>
         </w:tc>
         <w:tc>
@@ -5006,7 +5346,35 @@
               <w:rPr>
                 <w:sz w:val="19"/>
               </w:rPr>
-              <w:t>Вычисляет площадь по формуле width × height.</w:t>
+              <w:t xml:space="preserve">Вычисляет площадь по формуле </w:t>
+            </w:r>
+            <w:proofErr w:type="spellStart"/>
+            <w:r>
+              <w:rPr>
+                <w:sz w:val="19"/>
+              </w:rPr>
+              <w:t>width</w:t>
+            </w:r>
+            <w:proofErr w:type="spellEnd"/>
+            <w:r>
+              <w:rPr>
+                <w:sz w:val="19"/>
+              </w:rPr>
+              <w:t xml:space="preserve"> × </w:t>
+            </w:r>
+            <w:proofErr w:type="spellStart"/>
+            <w:r>
+              <w:rPr>
+                <w:sz w:val="19"/>
+              </w:rPr>
+              <w:t>height</w:t>
+            </w:r>
+            <w:proofErr w:type="spellEnd"/>
+            <w:r>
+              <w:rPr>
+                <w:sz w:val="19"/>
+              </w:rPr>
+              <w:t>.</w:t>
             </w:r>
           </w:p>
         </w:tc>
@@ -5035,7 +5403,21 @@
               <w:rPr>
                 <w:sz w:val="19"/>
               </w:rPr>
-              <w:t>+ CalculatePerimeter()</w:t>
+              <w:t xml:space="preserve">+ </w:t>
+            </w:r>
+            <w:proofErr w:type="spellStart"/>
+            <w:r>
+              <w:rPr>
+                <w:sz w:val="19"/>
+              </w:rPr>
+              <w:t>CalculatePerimeter</w:t>
+            </w:r>
+            <w:proofErr w:type="spellEnd"/>
+            <w:r>
+              <w:rPr>
+                <w:sz w:val="19"/>
+              </w:rPr>
+              <w:t>()</w:t>
             </w:r>
           </w:p>
         </w:tc>
@@ -5054,12 +5436,14 @@
             <w:pPr>
               <w:spacing w:line="240" w:lineRule="auto"/>
             </w:pPr>
+            <w:proofErr w:type="spellStart"/>
             <w:r>
               <w:rPr>
                 <w:sz w:val="19"/>
               </w:rPr>
               <w:t>double</w:t>
             </w:r>
+            <w:proofErr w:type="spellEnd"/>
           </w:p>
         </w:tc>
         <w:tc>
@@ -5081,7 +5465,35 @@
               <w:rPr>
                 <w:sz w:val="19"/>
               </w:rPr>
-              <w:t>Вычисляет периметр по формуле 2 × (width + height).</w:t>
+              <w:t>Вычисляет периметр по формуле 2 × (</w:t>
+            </w:r>
+            <w:proofErr w:type="spellStart"/>
+            <w:r>
+              <w:rPr>
+                <w:sz w:val="19"/>
+              </w:rPr>
+              <w:t>width</w:t>
+            </w:r>
+            <w:proofErr w:type="spellEnd"/>
+            <w:r>
+              <w:rPr>
+                <w:sz w:val="19"/>
+              </w:rPr>
+              <w:t xml:space="preserve"> + </w:t>
+            </w:r>
+            <w:proofErr w:type="spellStart"/>
+            <w:r>
+              <w:rPr>
+                <w:sz w:val="19"/>
+              </w:rPr>
+              <w:t>height</w:t>
+            </w:r>
+            <w:proofErr w:type="spellEnd"/>
+            <w:r>
+              <w:rPr>
+                <w:sz w:val="19"/>
+              </w:rPr>
+              <w:t>).</w:t>
             </w:r>
           </w:p>
         </w:tc>
@@ -5110,7 +5522,21 @@
               <w:rPr>
                 <w:sz w:val="19"/>
               </w:rPr>
-              <w:t>+ ToString()</w:t>
+              <w:t xml:space="preserve">+ </w:t>
+            </w:r>
+            <w:proofErr w:type="spellStart"/>
+            <w:r>
+              <w:rPr>
+                <w:sz w:val="19"/>
+              </w:rPr>
+              <w:t>ToString</w:t>
+            </w:r>
+            <w:proofErr w:type="spellEnd"/>
+            <w:r>
+              <w:rPr>
+                <w:sz w:val="19"/>
+              </w:rPr>
+              <w:t>()</w:t>
             </w:r>
           </w:p>
         </w:tc>
@@ -5129,12 +5555,14 @@
             <w:pPr>
               <w:spacing w:line="240" w:lineRule="auto"/>
             </w:pPr>
+            <w:proofErr w:type="spellStart"/>
             <w:r>
               <w:rPr>
                 <w:sz w:val="19"/>
               </w:rPr>
               <w:t>string</w:t>
             </w:r>
+            <w:proofErr w:type="spellEnd"/>
           </w:p>
         </w:tc>
         <w:tc>
@@ -5169,9 +5597,11 @@
       <w:r>
         <w:t xml:space="preserve">Таблица 4 – Описание класса </w:t>
       </w:r>
+      <w:proofErr w:type="spellStart"/>
       <w:r>
         <w:t>Triangle</w:t>
       </w:r>
+      <w:proofErr w:type="spellEnd"/>
     </w:p>
     <w:tbl>
       <w:tblPr>
@@ -5295,7 +5725,35 @@
               <w:rPr>
                 <w:sz w:val="21"/>
               </w:rPr>
-              <w:t>Описание класса: Triangle реализует IShape, представляет треугольник и проверяет условие существования по неравенству треугольника.</w:t>
+              <w:t xml:space="preserve">Описание класса: </w:t>
+            </w:r>
+            <w:proofErr w:type="spellStart"/>
+            <w:r>
+              <w:rPr>
+                <w:sz w:val="21"/>
+              </w:rPr>
+              <w:t>Triangle</w:t>
+            </w:r>
+            <w:proofErr w:type="spellEnd"/>
+            <w:r>
+              <w:rPr>
+                <w:sz w:val="21"/>
+              </w:rPr>
+              <w:t xml:space="preserve"> реализует </w:t>
+            </w:r>
+            <w:proofErr w:type="spellStart"/>
+            <w:r>
+              <w:rPr>
+                <w:sz w:val="21"/>
+              </w:rPr>
+              <w:t>IShape</w:t>
+            </w:r>
+            <w:proofErr w:type="spellEnd"/>
+            <w:r>
+              <w:rPr>
+                <w:sz w:val="21"/>
+              </w:rPr>
+              <w:t>, представляет треугольник и проверяет условие существования по неравенству треугольника.</w:t>
             </w:r>
           </w:p>
         </w:tc>
@@ -5356,8 +5814,16 @@
               <w:rPr>
                 <w:sz w:val="19"/>
               </w:rPr>
-              <w:t>− _sideA</w:t>
-            </w:r>
+              <w:t>− _</w:t>
+            </w:r>
+            <w:proofErr w:type="spellStart"/>
+            <w:r>
+              <w:rPr>
+                <w:sz w:val="19"/>
+              </w:rPr>
+              <w:t>sideA</w:t>
+            </w:r>
+            <w:proofErr w:type="spellEnd"/>
           </w:p>
         </w:tc>
         <w:tc>
@@ -5375,12 +5841,14 @@
             <w:pPr>
               <w:spacing w:line="240" w:lineRule="auto"/>
             </w:pPr>
+            <w:proofErr w:type="spellStart"/>
             <w:r>
               <w:rPr>
                 <w:sz w:val="19"/>
               </w:rPr>
               <w:t>double</w:t>
             </w:r>
+            <w:proofErr w:type="spellEnd"/>
           </w:p>
         </w:tc>
         <w:tc>
@@ -5431,8 +5899,16 @@
               <w:rPr>
                 <w:sz w:val="19"/>
               </w:rPr>
-              <w:t>− _sideB</w:t>
-            </w:r>
+              <w:t>− _</w:t>
+            </w:r>
+            <w:proofErr w:type="spellStart"/>
+            <w:r>
+              <w:rPr>
+                <w:sz w:val="19"/>
+              </w:rPr>
+              <w:t>sideB</w:t>
+            </w:r>
+            <w:proofErr w:type="spellEnd"/>
           </w:p>
         </w:tc>
         <w:tc>
@@ -5450,12 +5926,14 @@
             <w:pPr>
               <w:spacing w:line="240" w:lineRule="auto"/>
             </w:pPr>
+            <w:proofErr w:type="spellStart"/>
             <w:r>
               <w:rPr>
                 <w:sz w:val="19"/>
               </w:rPr>
               <w:t>double</w:t>
             </w:r>
+            <w:proofErr w:type="spellEnd"/>
           </w:p>
         </w:tc>
         <w:tc>
@@ -5506,8 +5984,16 @@
               <w:rPr>
                 <w:sz w:val="19"/>
               </w:rPr>
-              <w:t>− _sideC</w:t>
-            </w:r>
+              <w:t>− _</w:t>
+            </w:r>
+            <w:proofErr w:type="spellStart"/>
+            <w:r>
+              <w:rPr>
+                <w:sz w:val="19"/>
+              </w:rPr>
+              <w:t>sideC</w:t>
+            </w:r>
+            <w:proofErr w:type="spellEnd"/>
           </w:p>
         </w:tc>
         <w:tc>
@@ -5525,12 +6011,14 @@
             <w:pPr>
               <w:spacing w:line="240" w:lineRule="auto"/>
             </w:pPr>
+            <w:proofErr w:type="spellStart"/>
             <w:r>
               <w:rPr>
                 <w:sz w:val="19"/>
               </w:rPr>
               <w:t>double</w:t>
             </w:r>
+            <w:proofErr w:type="spellEnd"/>
           </w:p>
         </w:tc>
         <w:tc>
@@ -5613,8 +6101,16 @@
               <w:rPr>
                 <w:sz w:val="19"/>
               </w:rPr>
-              <w:t>+ SideA</w:t>
-            </w:r>
+              <w:t xml:space="preserve">+ </w:t>
+            </w:r>
+            <w:proofErr w:type="spellStart"/>
+            <w:r>
+              <w:rPr>
+                <w:sz w:val="19"/>
+              </w:rPr>
+              <w:t>SideA</w:t>
+            </w:r>
+            <w:proofErr w:type="spellEnd"/>
           </w:p>
         </w:tc>
         <w:tc>
@@ -5632,12 +6128,14 @@
             <w:pPr>
               <w:spacing w:line="240" w:lineRule="auto"/>
             </w:pPr>
+            <w:proofErr w:type="spellStart"/>
             <w:r>
               <w:rPr>
                 <w:sz w:val="19"/>
               </w:rPr>
               <w:t>double</w:t>
             </w:r>
+            <w:proofErr w:type="spellEnd"/>
           </w:p>
         </w:tc>
         <w:tc>
@@ -5688,8 +6186,16 @@
               <w:rPr>
                 <w:sz w:val="19"/>
               </w:rPr>
-              <w:t>+ SideB</w:t>
-            </w:r>
+              <w:t xml:space="preserve">+ </w:t>
+            </w:r>
+            <w:proofErr w:type="spellStart"/>
+            <w:r>
+              <w:rPr>
+                <w:sz w:val="19"/>
+              </w:rPr>
+              <w:t>SideB</w:t>
+            </w:r>
+            <w:proofErr w:type="spellEnd"/>
           </w:p>
         </w:tc>
         <w:tc>
@@ -5707,12 +6213,14 @@
             <w:pPr>
               <w:spacing w:line="240" w:lineRule="auto"/>
             </w:pPr>
+            <w:proofErr w:type="spellStart"/>
             <w:r>
               <w:rPr>
                 <w:sz w:val="19"/>
               </w:rPr>
               <w:t>double</w:t>
             </w:r>
+            <w:proofErr w:type="spellEnd"/>
           </w:p>
         </w:tc>
         <w:tc>
@@ -5763,8 +6271,16 @@
               <w:rPr>
                 <w:sz w:val="19"/>
               </w:rPr>
-              <w:t>+ SideC</w:t>
-            </w:r>
+              <w:t xml:space="preserve">+ </w:t>
+            </w:r>
+            <w:proofErr w:type="spellStart"/>
+            <w:r>
+              <w:rPr>
+                <w:sz w:val="19"/>
+              </w:rPr>
+              <w:t>SideC</w:t>
+            </w:r>
+            <w:proofErr w:type="spellEnd"/>
           </w:p>
         </w:tc>
         <w:tc>
@@ -5782,12 +6298,14 @@
             <w:pPr>
               <w:spacing w:line="240" w:lineRule="auto"/>
             </w:pPr>
+            <w:proofErr w:type="spellStart"/>
             <w:r>
               <w:rPr>
                 <w:sz w:val="19"/>
               </w:rPr>
               <w:t>double</w:t>
             </w:r>
+            <w:proofErr w:type="spellEnd"/>
           </w:p>
         </w:tc>
         <w:tc>
@@ -5857,12 +6375,14 @@
             <w:pPr>
               <w:spacing w:line="240" w:lineRule="auto"/>
             </w:pPr>
+            <w:proofErr w:type="spellStart"/>
             <w:r>
               <w:rPr>
                 <w:sz w:val="19"/>
               </w:rPr>
               <w:t>string</w:t>
             </w:r>
+            <w:proofErr w:type="spellEnd"/>
           </w:p>
         </w:tc>
         <w:tc>
@@ -5949,7 +6469,55 @@
                 <w:sz w:val="19"/>
                 <w:lang w:val="en-US"/>
               </w:rPr>
-              <w:t>+ Triangle(double sideA, double sideB, double sideC)</w:t>
+              <w:t xml:space="preserve">+ Triangle(double </w:t>
+            </w:r>
+            <w:proofErr w:type="spellStart"/>
+            <w:r>
+              <w:rPr>
+                <w:sz w:val="19"/>
+                <w:lang w:val="en-US"/>
+              </w:rPr>
+              <w:t>sideA</w:t>
+            </w:r>
+            <w:proofErr w:type="spellEnd"/>
+            <w:r>
+              <w:rPr>
+                <w:sz w:val="19"/>
+                <w:lang w:val="en-US"/>
+              </w:rPr>
+              <w:t xml:space="preserve">, double </w:t>
+            </w:r>
+            <w:proofErr w:type="spellStart"/>
+            <w:r>
+              <w:rPr>
+                <w:sz w:val="19"/>
+                <w:lang w:val="en-US"/>
+              </w:rPr>
+              <w:t>sideB</w:t>
+            </w:r>
+            <w:proofErr w:type="spellEnd"/>
+            <w:r>
+              <w:rPr>
+                <w:sz w:val="19"/>
+                <w:lang w:val="en-US"/>
+              </w:rPr>
+              <w:t xml:space="preserve">, double </w:t>
+            </w:r>
+            <w:proofErr w:type="spellStart"/>
+            <w:r>
+              <w:rPr>
+                <w:sz w:val="19"/>
+                <w:lang w:val="en-US"/>
+              </w:rPr>
+              <w:t>sideC</w:t>
+            </w:r>
+            <w:proofErr w:type="spellEnd"/>
+            <w:r>
+              <w:rPr>
+                <w:sz w:val="19"/>
+                <w:lang w:val="en-US"/>
+              </w:rPr>
+              <w:t>)</w:t>
             </w:r>
           </w:p>
         </w:tc>
@@ -6024,7 +6592,21 @@
               <w:rPr>
                 <w:sz w:val="19"/>
               </w:rPr>
-              <w:t>− ValidateTriangle()</w:t>
+              <w:t xml:space="preserve">− </w:t>
+            </w:r>
+            <w:proofErr w:type="spellStart"/>
+            <w:r>
+              <w:rPr>
+                <w:sz w:val="19"/>
+              </w:rPr>
+              <w:t>ValidateTriangle</w:t>
+            </w:r>
+            <w:proofErr w:type="spellEnd"/>
+            <w:r>
+              <w:rPr>
+                <w:sz w:val="19"/>
+              </w:rPr>
+              <w:t>()</w:t>
             </w:r>
           </w:p>
         </w:tc>
@@ -6043,12 +6625,14 @@
             <w:pPr>
               <w:spacing w:line="240" w:lineRule="auto"/>
             </w:pPr>
+            <w:proofErr w:type="spellStart"/>
             <w:r>
               <w:rPr>
                 <w:sz w:val="19"/>
               </w:rPr>
               <w:t>void</w:t>
             </w:r>
+            <w:proofErr w:type="spellEnd"/>
           </w:p>
         </w:tc>
         <w:tc>
@@ -6099,7 +6683,21 @@
               <w:rPr>
                 <w:sz w:val="19"/>
               </w:rPr>
-              <w:t>+ CalculateArea()</w:t>
+              <w:t xml:space="preserve">+ </w:t>
+            </w:r>
+            <w:proofErr w:type="spellStart"/>
+            <w:r>
+              <w:rPr>
+                <w:sz w:val="19"/>
+              </w:rPr>
+              <w:t>CalculateArea</w:t>
+            </w:r>
+            <w:proofErr w:type="spellEnd"/>
+            <w:r>
+              <w:rPr>
+                <w:sz w:val="19"/>
+              </w:rPr>
+              <w:t>()</w:t>
             </w:r>
           </w:p>
         </w:tc>
@@ -6118,12 +6716,14 @@
             <w:pPr>
               <w:spacing w:line="240" w:lineRule="auto"/>
             </w:pPr>
+            <w:proofErr w:type="spellStart"/>
             <w:r>
               <w:rPr>
                 <w:sz w:val="19"/>
               </w:rPr>
               <w:t>double</w:t>
             </w:r>
+            <w:proofErr w:type="spellEnd"/>
           </w:p>
         </w:tc>
         <w:tc>
@@ -6174,7 +6774,21 @@
               <w:rPr>
                 <w:sz w:val="19"/>
               </w:rPr>
-              <w:t>+ CalculatePerimeter()</w:t>
+              <w:t xml:space="preserve">+ </w:t>
+            </w:r>
+            <w:proofErr w:type="spellStart"/>
+            <w:r>
+              <w:rPr>
+                <w:sz w:val="19"/>
+              </w:rPr>
+              <w:t>CalculatePerimeter</w:t>
+            </w:r>
+            <w:proofErr w:type="spellEnd"/>
+            <w:r>
+              <w:rPr>
+                <w:sz w:val="19"/>
+              </w:rPr>
+              <w:t>()</w:t>
             </w:r>
           </w:p>
         </w:tc>
@@ -6193,12 +6807,14 @@
             <w:pPr>
               <w:spacing w:line="240" w:lineRule="auto"/>
             </w:pPr>
+            <w:proofErr w:type="spellStart"/>
             <w:r>
               <w:rPr>
                 <w:sz w:val="19"/>
               </w:rPr>
               <w:t>double</w:t>
             </w:r>
+            <w:proofErr w:type="spellEnd"/>
           </w:p>
         </w:tc>
         <w:tc>
@@ -6249,7 +6865,21 @@
               <w:rPr>
                 <w:sz w:val="19"/>
               </w:rPr>
-              <w:t>+ ToString()</w:t>
+              <w:t xml:space="preserve">+ </w:t>
+            </w:r>
+            <w:proofErr w:type="spellStart"/>
+            <w:r>
+              <w:rPr>
+                <w:sz w:val="19"/>
+              </w:rPr>
+              <w:t>ToString</w:t>
+            </w:r>
+            <w:proofErr w:type="spellEnd"/>
+            <w:r>
+              <w:rPr>
+                <w:sz w:val="19"/>
+              </w:rPr>
+              <w:t>()</w:t>
             </w:r>
           </w:p>
         </w:tc>
@@ -6268,12 +6898,14 @@
             <w:pPr>
               <w:spacing w:line="240" w:lineRule="auto"/>
             </w:pPr>
+            <w:proofErr w:type="spellStart"/>
             <w:r>
               <w:rPr>
                 <w:sz w:val="19"/>
               </w:rPr>
               <w:t>string</w:t>
             </w:r>
+            <w:proofErr w:type="spellEnd"/>
           </w:p>
         </w:tc>
         <w:tc>
@@ -6328,7 +6960,39 @@
                 <w:sz w:val="19"/>
                 <w:lang w:val="en-US"/>
               </w:rPr>
-              <w:t>− FormatToString(string name, string parameterName, params double[] values)</w:t>
+              <w:t xml:space="preserve">− </w:t>
+            </w:r>
+            <w:proofErr w:type="spellStart"/>
+            <w:r>
+              <w:rPr>
+                <w:sz w:val="19"/>
+                <w:lang w:val="en-US"/>
+              </w:rPr>
+              <w:t>FormatToString</w:t>
+            </w:r>
+            <w:proofErr w:type="spellEnd"/>
+            <w:r>
+              <w:rPr>
+                <w:sz w:val="19"/>
+                <w:lang w:val="en-US"/>
+              </w:rPr>
+              <w:t xml:space="preserve">(string name, string </w:t>
+            </w:r>
+            <w:proofErr w:type="spellStart"/>
+            <w:r>
+              <w:rPr>
+                <w:sz w:val="19"/>
+                <w:lang w:val="en-US"/>
+              </w:rPr>
+              <w:t>parameterName</w:t>
+            </w:r>
+            <w:proofErr w:type="spellEnd"/>
+            <w:r>
+              <w:rPr>
+                <w:sz w:val="19"/>
+                <w:lang w:val="en-US"/>
+              </w:rPr>
+              <w:t>, params double[] values)</w:t>
             </w:r>
           </w:p>
         </w:tc>
@@ -6347,12 +7011,14 @@
             <w:pPr>
               <w:spacing w:line="240" w:lineRule="auto"/>
             </w:pPr>
+            <w:proofErr w:type="spellStart"/>
             <w:r>
               <w:rPr>
                 <w:sz w:val="19"/>
               </w:rPr>
               <w:t>string</w:t>
             </w:r>
+            <w:proofErr w:type="spellEnd"/>
           </w:p>
         </w:tc>
         <w:tc>
@@ -6374,7 +7040,21 @@
               <w:rPr>
                 <w:sz w:val="19"/>
               </w:rPr>
-              <w:t>Форматирует значения параметров с точностью Constants.FormatPrecision.</w:t>
+              <w:t xml:space="preserve">Форматирует значения параметров с точностью </w:t>
+            </w:r>
+            <w:proofErr w:type="spellStart"/>
+            <w:r>
+              <w:rPr>
+                <w:sz w:val="19"/>
+              </w:rPr>
+              <w:t>Constants.FormatPrecision</w:t>
+            </w:r>
+            <w:proofErr w:type="spellEnd"/>
+            <w:r>
+              <w:rPr>
+                <w:sz w:val="19"/>
+              </w:rPr>
+              <w:t>.</w:t>
             </w:r>
           </w:p>
         </w:tc>
@@ -6560,7 +7240,20 @@
         <w:ind w:firstLine="709"/>
       </w:pPr>
       <w:r>
-        <w:t>Порядок выполнения: Нажать «Сохранить», выбрать путь и имя файла с расширением *.shapes.</w:t>
+        <w:t xml:space="preserve">Порядок выполнения: Нажать «Сохранить», выбрать путь и имя файла с расширением </w:t>
+      </w:r>
+      <w:proofErr w:type="gramStart"/>
+      <w:r>
+        <w:t>*.</w:t>
+      </w:r>
+      <w:proofErr w:type="spellStart"/>
+      <w:r>
+        <w:t>shapes</w:t>
+      </w:r>
+      <w:proofErr w:type="spellEnd"/>
+      <w:proofErr w:type="gramEnd"/>
+      <w:r>
+        <w:t>.</w:t>
       </w:r>
     </w:p>
     <w:p>
@@ -6568,7 +7261,15 @@
         <w:ind w:firstLine="709"/>
       </w:pPr>
       <w:r>
-        <w:t>Ожидаемый результат: Список фигур сериализуется в указанный файл.</w:t>
+        <w:t xml:space="preserve">Ожидаемый результат: Список фигур </w:t>
+      </w:r>
+      <w:proofErr w:type="spellStart"/>
+      <w:r>
+        <w:t>сериализуется</w:t>
+      </w:r>
+      <w:proofErr w:type="spellEnd"/>
+      <w:r>
+        <w:t xml:space="preserve"> в указанный файл.</w:t>
       </w:r>
     </w:p>
     <w:p>
@@ -7114,14 +7815,43 @@
         </w:numPr>
         <w:ind w:left="0" w:firstLine="709"/>
       </w:pPr>
-      <w:r>
-        <w:t xml:space="preserve">Калентьев, А. А. Новые технологии в </w:t>
+      <w:proofErr w:type="spellStart"/>
+      <w:r>
+        <w:t>Калентьев</w:t>
+      </w:r>
+      <w:proofErr w:type="spellEnd"/>
+      <w:r>
+        <w:t xml:space="preserve">, А. А. Новые технологии в </w:t>
       </w:r>
       <w:r>
         <w:t>программировании:</w:t>
       </w:r>
       <w:r>
-        <w:t xml:space="preserve"> учебное пособие / А. А. Калентьев, Д. В. Гарайс, А. Е. Гориянов. – </w:t>
+        <w:t xml:space="preserve"> учебное пособие / А. А. </w:t>
+      </w:r>
+      <w:proofErr w:type="spellStart"/>
+      <w:r>
+        <w:t>Калентьев</w:t>
+      </w:r>
+      <w:proofErr w:type="spellEnd"/>
+      <w:r>
+        <w:t xml:space="preserve">, Д. В. </w:t>
+      </w:r>
+      <w:proofErr w:type="spellStart"/>
+      <w:r>
+        <w:t>Гарайс</w:t>
+      </w:r>
+      <w:proofErr w:type="spellEnd"/>
+      <w:r>
+        <w:t xml:space="preserve">, А. Е. </w:t>
+      </w:r>
+      <w:proofErr w:type="spellStart"/>
+      <w:r>
+        <w:t>Гориянов</w:t>
+      </w:r>
+      <w:proofErr w:type="spellEnd"/>
+      <w:r>
+        <w:t xml:space="preserve">. – </w:t>
       </w:r>
       <w:r>
         <w:t>Томск:</w:t>
@@ -7210,7 +7940,15 @@
         <w:t xml:space="preserve">Разработчик: студент </w:t>
       </w:r>
       <w:r>
-        <w:t>гр. О-5КМ41 НИ ТПУ Бабуцкий И.С.</w:t>
+        <w:t xml:space="preserve">гр. О-5КМ41 НИ ТПУ </w:t>
+      </w:r>
+      <w:proofErr w:type="spellStart"/>
+      <w:r>
+        <w:t>Бабуцкий</w:t>
+      </w:r>
+      <w:proofErr w:type="spellEnd"/>
+      <w:r>
+        <w:t xml:space="preserve"> И.С.</w:t>
       </w:r>
     </w:p>
     <w:p>
@@ -7218,7 +7956,15 @@
         <w:ind w:firstLine="0"/>
       </w:pPr>
       <w:r>
-        <w:t>Заказчик: Канд. техн. наук, доцент каф. КСУП ТУСУР Калентьев А. А.</w:t>
+        <w:t xml:space="preserve">Заказчик: Канд. техн. наук, доцент каф. КСУП ТУСУР </w:t>
+      </w:r>
+      <w:proofErr w:type="spellStart"/>
+      <w:r>
+        <w:t>Калентьев</w:t>
+      </w:r>
+      <w:proofErr w:type="spellEnd"/>
+      <w:r>
+        <w:t xml:space="preserve"> А. А.</w:t>
       </w:r>
     </w:p>
     <w:p>
@@ -7313,7 +8059,15 @@
         <w:t xml:space="preserve">Заказчик: </w:t>
       </w:r>
       <w:r>
-        <w:t>к.т.н., доцент Калентьев А. А.</w:t>
+        <w:t xml:space="preserve">к.т.н., доцент </w:t>
+      </w:r>
+      <w:proofErr w:type="spellStart"/>
+      <w:r>
+        <w:t>Калентьев</w:t>
+      </w:r>
+      <w:proofErr w:type="spellEnd"/>
+      <w:r>
+        <w:t xml:space="preserve"> А. А.</w:t>
       </w:r>
     </w:p>
     <w:p>
@@ -7329,8 +8083,13 @@
       <w:r>
         <w:t xml:space="preserve">1 НИ ТПУ </w:t>
       </w:r>
-      <w:r>
-        <w:t>Бабуцкий И.С.</w:t>
+      <w:proofErr w:type="spellStart"/>
+      <w:r>
+        <w:t>Бабуцкий</w:t>
+      </w:r>
+      <w:proofErr w:type="spellEnd"/>
+      <w:r>
+        <w:t xml:space="preserve"> И.С.</w:t>
       </w:r>
     </w:p>
     <w:p>
@@ -7506,8 +8265,37 @@
       <w:pPr>
         <w:pStyle w:val="a"/>
       </w:pPr>
-      <w:r>
-        <w:t>централизованное хранение введённых фигур;</w:t>
+      <w:proofErr w:type="spellStart"/>
+      <w:r>
+        <w:t>централизованное</w:t>
+      </w:r>
+      <w:proofErr w:type="spellEnd"/>
+      <w:r>
+        <w:t xml:space="preserve"> </w:t>
+      </w:r>
+      <w:proofErr w:type="spellStart"/>
+      <w:r>
+        <w:t>хранение</w:t>
+      </w:r>
+      <w:proofErr w:type="spellEnd"/>
+      <w:r>
+        <w:t xml:space="preserve"> </w:t>
+      </w:r>
+      <w:proofErr w:type="spellStart"/>
+      <w:r>
+        <w:t>введённых</w:t>
+      </w:r>
+      <w:proofErr w:type="spellEnd"/>
+      <w:r>
+        <w:t xml:space="preserve"> </w:t>
+      </w:r>
+      <w:proofErr w:type="spellStart"/>
+      <w:r>
+        <w:t>фигур</w:t>
+      </w:r>
+      <w:proofErr w:type="spellEnd"/>
+      <w:r>
+        <w:t>;</w:t>
       </w:r>
     </w:p>
     <w:p>
@@ -7927,7 +8715,23 @@
     </w:p>
     <w:p>
       <w:r>
-        <w:t>A01. Система должна быть реализована в виде настольного приложения Windows Forms.</w:t>
+        <w:t xml:space="preserve">A01. Система должна быть реализована в виде настольного приложения </w:t>
+      </w:r>
+      <w:proofErr w:type="spellStart"/>
+      <w:r>
+        <w:t>Windows</w:t>
+      </w:r>
+      <w:proofErr w:type="spellEnd"/>
+      <w:r>
+        <w:t xml:space="preserve"> </w:t>
+      </w:r>
+      <w:proofErr w:type="spellStart"/>
+      <w:r>
+        <w:t>Forms</w:t>
+      </w:r>
+      <w:proofErr w:type="spellEnd"/>
+      <w:r>
+        <w:t>.</w:t>
       </w:r>
     </w:p>
     <w:p>
@@ -7937,12 +8741,28 @@
     </w:p>
     <w:p>
       <w:r>
-        <w:t>A03. Все типы фигур должны реализовывать интерфейс IShape.</w:t>
-      </w:r>
-    </w:p>
-    <w:p>
-      <w:r>
-        <w:t>A04. Добавление новых типов фигур не должно требовать изменения интерфейса IShape.</w:t>
+        <w:t xml:space="preserve">A03. Все типы фигур должны реализовывать интерфейс </w:t>
+      </w:r>
+      <w:proofErr w:type="spellStart"/>
+      <w:r>
+        <w:t>IShape</w:t>
+      </w:r>
+      <w:proofErr w:type="spellEnd"/>
+      <w:r>
+        <w:t>.</w:t>
+      </w:r>
+    </w:p>
+    <w:p>
+      <w:r>
+        <w:t xml:space="preserve">A04. Добавление новых типов фигур не должно требовать изменения интерфейса </w:t>
+      </w:r>
+      <w:proofErr w:type="spellStart"/>
+      <w:r>
+        <w:t>IShape</w:t>
+      </w:r>
+      <w:proofErr w:type="spellEnd"/>
+      <w:r>
+        <w:t>.</w:t>
       </w:r>
     </w:p>
     <w:p>
@@ -7963,7 +8783,23 @@
     </w:p>
     <w:p>
       <w:r>
-        <w:t>D01. Основная коллекция должна хранить объекты через тип List&lt;IShape&gt;, обеспечивая полиморфное хранение круга, прямоугольника и треугольника.</w:t>
+        <w:t xml:space="preserve">D01. Основная коллекция должна хранить объекты через тип </w:t>
+      </w:r>
+      <w:proofErr w:type="spellStart"/>
+      <w:r>
+        <w:t>List</w:t>
+      </w:r>
+      <w:proofErr w:type="spellEnd"/>
+      <w:r>
+        <w:t>&lt;</w:t>
+      </w:r>
+      <w:proofErr w:type="spellStart"/>
+      <w:r>
+        <w:t>IShape</w:t>
+      </w:r>
+      <w:proofErr w:type="spellEnd"/>
+      <w:r>
+        <w:t>&gt;, обеспечивая полиморфное хранение круга, прямоугольника и треугольника.</w:t>
       </w:r>
     </w:p>
     <w:p>
@@ -7976,9 +8812,11 @@
       <w:r>
         <w:t xml:space="preserve">пользоваться структура </w:t>
       </w:r>
+      <w:proofErr w:type="spellStart"/>
       <w:r>
         <w:t>CircleData</w:t>
       </w:r>
+      <w:proofErr w:type="spellEnd"/>
       <w:r>
         <w:t xml:space="preserve">, </w:t>
       </w:r>
@@ -8006,23 +8844,35 @@
       <w:r>
         <w:br/>
       </w:r>
+      <w:proofErr w:type="spellStart"/>
       <w:r>
         <w:t>RectangleData</w:t>
       </w:r>
+      <w:proofErr w:type="spellEnd"/>
       <w:r>
         <w:t xml:space="preserve"> с полями</w:t>
       </w:r>
       <w:r>
         <w:t xml:space="preserve"> </w:t>
       </w:r>
+      <w:proofErr w:type="spellStart"/>
       <w:r>
         <w:t>Width</w:t>
       </w:r>
+      <w:proofErr w:type="spellEnd"/>
       <w:r>
         <w:t xml:space="preserve"> </w:t>
       </w:r>
       <w:r>
-        <w:t>и Height со значением Value</w:t>
+        <w:t xml:space="preserve">и </w:t>
+      </w:r>
+      <w:proofErr w:type="spellStart"/>
+      <w:r>
+        <w:t>Height</w:t>
+      </w:r>
+      <w:proofErr w:type="spellEnd"/>
+      <w:r>
+        <w:t xml:space="preserve"> со значением Value</w:t>
       </w:r>
       <w:r>
         <w:t xml:space="preserve">1 </w:t>
@@ -8035,12 +8885,14 @@
       <w:pPr>
         <w:ind w:firstLine="0"/>
       </w:pPr>
+      <w:proofErr w:type="spellStart"/>
       <w:r>
         <w:rPr>
           <w:lang w:val="en-US"/>
         </w:rPr>
         <w:t>TriangleData</w:t>
       </w:r>
+      <w:proofErr w:type="spellEnd"/>
       <w:r>
         <w:t xml:space="preserve"> </w:t>
       </w:r>
@@ -8056,21 +8908,25 @@
       <w:r>
         <w:t xml:space="preserve"> </w:t>
       </w:r>
+      <w:proofErr w:type="spellStart"/>
       <w:r>
         <w:rPr>
           <w:lang w:val="en-US"/>
         </w:rPr>
         <w:t>SideA</w:t>
       </w:r>
+      <w:proofErr w:type="spellEnd"/>
       <w:r>
         <w:t xml:space="preserve">, </w:t>
       </w:r>
+      <w:proofErr w:type="spellStart"/>
       <w:r>
         <w:rPr>
           <w:lang w:val="en-US"/>
         </w:rPr>
         <w:t>SideB</w:t>
       </w:r>
+      <w:proofErr w:type="spellEnd"/>
       <w:r>
         <w:t xml:space="preserve"> </w:t>
       </w:r>
@@ -8080,12 +8936,14 @@
       <w:r>
         <w:t xml:space="preserve"> </w:t>
       </w:r>
+      <w:proofErr w:type="spellStart"/>
       <w:r>
         <w:rPr>
           <w:lang w:val="en-US"/>
         </w:rPr>
         <w:t>SideC</w:t>
       </w:r>
+      <w:proofErr w:type="spellEnd"/>
       <w:r>
         <w:t xml:space="preserve"> </w:t>
       </w:r>
@@ -8134,7 +8992,44 @@
     </w:p>
     <w:p>
       <w:r>
-        <w:t>D03. Данные должны сохраняться методом XML-сериализации в файл с расширением *.shapes и кодировкой, поддерживающей кириллицу.</w:t>
+        <w:t>D03. Данные должны сохраняться методом XML-</w:t>
+      </w:r>
+      <w:proofErr w:type="spellStart"/>
+      <w:r>
+        <w:t>сериализации</w:t>
+      </w:r>
+      <w:proofErr w:type="spellEnd"/>
+      <w:r>
+        <w:t xml:space="preserve"> в файл с расширением </w:t>
+      </w:r>
+      <w:proofErr w:type="gramStart"/>
+      <w:r>
+        <w:t>*.</w:t>
+      </w:r>
+      <w:proofErr w:type="spellStart"/>
+      <w:r>
+        <w:t>shapes</w:t>
+      </w:r>
+      <w:proofErr w:type="spellEnd"/>
+      <w:proofErr w:type="gramEnd"/>
+      <w:r>
+        <w:t xml:space="preserve"> и кодировкой, поддерживающей кириллицу.</w:t>
+      </w:r>
+    </w:p>
+    <w:p>
+      <w:pPr>
+        <w:spacing w:line="240" w:lineRule="auto"/>
+        <w:ind w:firstLine="0"/>
+        <w:jc w:val="left"/>
+        <w:rPr>
+          <w:sz w:val="24"/>
+        </w:rPr>
+      </w:pPr>
+      <w:r>
+        <w:rPr>
+          <w:sz w:val="24"/>
+        </w:rPr>
+        <w:br w:type="page"/>
       </w:r>
     </w:p>
     <w:p>
@@ -8147,14 +9042,17 @@
         <w:rPr>
           <w:sz w:val="24"/>
         </w:rPr>
+        <w:lastRenderedPageBreak/>
         <w:t xml:space="preserve">Таблица 4.2 – Поля объекта </w:t>
       </w:r>
+      <w:proofErr w:type="spellStart"/>
       <w:r>
         <w:rPr>
           <w:sz w:val="24"/>
         </w:rPr>
         <w:t>CircleData</w:t>
       </w:r>
+      <w:proofErr w:type="spellEnd"/>
     </w:p>
     <w:tbl>
       <w:tblPr>
@@ -8295,12 +9193,14 @@
             <w:pPr>
               <w:spacing w:line="240" w:lineRule="auto"/>
             </w:pPr>
+            <w:proofErr w:type="spellStart"/>
             <w:r>
               <w:rPr>
                 <w:sz w:val="19"/>
               </w:rPr>
               <w:t>string</w:t>
             </w:r>
+            <w:proofErr w:type="spellEnd"/>
           </w:p>
         </w:tc>
         <w:tc>
@@ -8347,13 +9247,14 @@
             <w:pPr>
               <w:spacing w:line="240" w:lineRule="auto"/>
             </w:pPr>
-            <w:r>
-              <w:rPr>
-                <w:sz w:val="19"/>
-              </w:rPr>
-              <w:lastRenderedPageBreak/>
-              <w:t>Value1</w:t>
-            </w:r>
+            <w:proofErr w:type="spellStart"/>
+            <w:r>
+              <w:rPr>
+                <w:sz w:val="19"/>
+              </w:rPr>
+              <w:t>radius</w:t>
+            </w:r>
+            <w:proofErr w:type="spellEnd"/>
           </w:p>
         </w:tc>
         <w:tc>
@@ -8371,12 +9272,14 @@
             <w:pPr>
               <w:spacing w:line="240" w:lineRule="auto"/>
             </w:pPr>
+            <w:proofErr w:type="spellStart"/>
             <w:r>
               <w:rPr>
                 <w:sz w:val="19"/>
               </w:rPr>
               <w:t>double</w:t>
             </w:r>
+            <w:proofErr w:type="spellEnd"/>
           </w:p>
         </w:tc>
         <w:tc>
@@ -8393,18 +9296,18 @@
           <w:p>
             <w:pPr>
               <w:spacing w:line="240" w:lineRule="auto"/>
-            </w:pPr>
-            <w:r>
-              <w:rPr>
-                <w:sz w:val="19"/>
-              </w:rPr>
-              <w:t>Радиус, ширина или первая сторона.</w:t>
+              <w:jc w:val="center"/>
+            </w:pPr>
+            <w:r>
+              <w:rPr>
+                <w:sz w:val="19"/>
+              </w:rPr>
+              <w:t>Радиус</w:t>
             </w:r>
           </w:p>
         </w:tc>
       </w:tr>
     </w:tbl>
-    <w:commentRangeEnd w:id="24"/>
     <w:p>
       <w:pPr>
         <w:spacing w:before="80" w:after="40" w:line="240" w:lineRule="auto"/>
@@ -8412,12 +9315,6 @@
       </w:pPr>
       <w:r>
         <w:rPr>
-          <w:rStyle w:val="af2"/>
-        </w:rPr>
-        <w:commentReference w:id="24"/>
-      </w:r>
-      <w:r>
-        <w:rPr>
           <w:sz w:val="24"/>
         </w:rPr>
         <w:t xml:space="preserve"> </w:t>
@@ -8441,12 +9338,14 @@
         </w:rPr>
         <w:t xml:space="preserve"> – Поля объекта </w:t>
       </w:r>
+      <w:proofErr w:type="spellStart"/>
       <w:r>
         <w:rPr>
           <w:sz w:val="24"/>
         </w:rPr>
         <w:t>RectangleData</w:t>
       </w:r>
+      <w:proofErr w:type="spellEnd"/>
     </w:p>
     <w:tbl>
       <w:tblPr>
@@ -8587,12 +9486,14 @@
             <w:pPr>
               <w:spacing w:line="240" w:lineRule="auto"/>
             </w:pPr>
+            <w:proofErr w:type="spellStart"/>
             <w:r>
               <w:rPr>
                 <w:sz w:val="19"/>
               </w:rPr>
               <w:t>string</w:t>
             </w:r>
+            <w:proofErr w:type="spellEnd"/>
           </w:p>
         </w:tc>
         <w:tc>
@@ -8639,12 +9540,14 @@
             <w:pPr>
               <w:spacing w:line="240" w:lineRule="auto"/>
             </w:pPr>
-            <w:r>
-              <w:rPr>
-                <w:sz w:val="19"/>
-              </w:rPr>
-              <w:t>Value1</w:t>
-            </w:r>
+            <w:proofErr w:type="spellStart"/>
+            <w:r>
+              <w:rPr>
+                <w:sz w:val="19"/>
+              </w:rPr>
+              <w:t>width</w:t>
+            </w:r>
+            <w:proofErr w:type="spellEnd"/>
           </w:p>
         </w:tc>
         <w:tc>
@@ -8662,12 +9565,14 @@
             <w:pPr>
               <w:spacing w:line="240" w:lineRule="auto"/>
             </w:pPr>
+            <w:proofErr w:type="spellStart"/>
             <w:r>
               <w:rPr>
                 <w:sz w:val="19"/>
               </w:rPr>
               <w:t>double</w:t>
             </w:r>
+            <w:proofErr w:type="spellEnd"/>
           </w:p>
         </w:tc>
         <w:tc>
@@ -8684,12 +9589,13 @@
           <w:p>
             <w:pPr>
               <w:spacing w:line="240" w:lineRule="auto"/>
-            </w:pPr>
-            <w:r>
-              <w:rPr>
-                <w:sz w:val="19"/>
-              </w:rPr>
-              <w:t>Радиус, ширина или первая сторона.</w:t>
+              <w:jc w:val="center"/>
+            </w:pPr>
+            <w:r>
+              <w:rPr>
+                <w:sz w:val="19"/>
+              </w:rPr>
+              <w:t>ширина</w:t>
             </w:r>
           </w:p>
         </w:tc>
@@ -8714,12 +9620,14 @@
             <w:pPr>
               <w:spacing w:line="240" w:lineRule="auto"/>
             </w:pPr>
-            <w:r>
-              <w:rPr>
-                <w:sz w:val="19"/>
-              </w:rPr>
-              <w:t>Value2</w:t>
-            </w:r>
+            <w:proofErr w:type="spellStart"/>
+            <w:r>
+              <w:rPr>
+                <w:sz w:val="19"/>
+              </w:rPr>
+              <w:t>height</w:t>
+            </w:r>
+            <w:proofErr w:type="spellEnd"/>
           </w:p>
         </w:tc>
         <w:tc>
@@ -8737,12 +9645,14 @@
             <w:pPr>
               <w:spacing w:line="240" w:lineRule="auto"/>
             </w:pPr>
+            <w:proofErr w:type="spellStart"/>
             <w:r>
               <w:rPr>
                 <w:sz w:val="19"/>
               </w:rPr>
               <w:t>double</w:t>
             </w:r>
+            <w:proofErr w:type="spellEnd"/>
           </w:p>
         </w:tc>
         <w:tc>
@@ -8759,12 +9669,13 @@
           <w:p>
             <w:pPr>
               <w:spacing w:line="240" w:lineRule="auto"/>
-            </w:pPr>
-            <w:r>
-              <w:rPr>
-                <w:sz w:val="19"/>
-              </w:rPr>
-              <w:t>Высота или вторая сторона; для круга не используется.</w:t>
+              <w:jc w:val="center"/>
+            </w:pPr>
+            <w:r>
+              <w:rPr>
+                <w:sz w:val="19"/>
+              </w:rPr>
+              <w:t>высота</w:t>
             </w:r>
           </w:p>
         </w:tc>
@@ -8794,6 +9705,7 @@
         </w:rPr>
         <w:t xml:space="preserve"> – Поля объекта </w:t>
       </w:r>
+      <w:proofErr w:type="spellStart"/>
       <w:r>
         <w:rPr>
           <w:sz w:val="24"/>
@@ -8801,6 +9713,7 @@
         </w:rPr>
         <w:t>TriangleData</w:t>
       </w:r>
+      <w:proofErr w:type="spellEnd"/>
     </w:p>
     <w:tbl>
       <w:tblPr>
@@ -8941,12 +9854,14 @@
             <w:pPr>
               <w:spacing w:line="240" w:lineRule="auto"/>
             </w:pPr>
+            <w:proofErr w:type="spellStart"/>
             <w:r>
               <w:rPr>
                 <w:sz w:val="19"/>
               </w:rPr>
               <w:t>string</w:t>
             </w:r>
+            <w:proofErr w:type="spellEnd"/>
           </w:p>
         </w:tc>
         <w:tc>
@@ -8992,13 +9907,19 @@
           <w:p>
             <w:pPr>
               <w:spacing w:line="240" w:lineRule="auto"/>
-            </w:pPr>
-            <w:r>
-              <w:rPr>
-                <w:sz w:val="19"/>
-              </w:rPr>
-              <w:t>Value1</w:t>
-            </w:r>
+              <w:rPr>
+                <w:lang w:val="en-US"/>
+              </w:rPr>
+            </w:pPr>
+            <w:proofErr w:type="spellStart"/>
+            <w:r>
+              <w:rPr>
+                <w:sz w:val="19"/>
+                <w:lang w:val="en-US"/>
+              </w:rPr>
+              <w:t>SideA</w:t>
+            </w:r>
+            <w:proofErr w:type="spellEnd"/>
           </w:p>
         </w:tc>
         <w:tc>
@@ -9016,12 +9937,14 @@
             <w:pPr>
               <w:spacing w:line="240" w:lineRule="auto"/>
             </w:pPr>
+            <w:proofErr w:type="spellStart"/>
             <w:r>
               <w:rPr>
                 <w:sz w:val="19"/>
               </w:rPr>
               <w:t>double</w:t>
             </w:r>
+            <w:proofErr w:type="spellEnd"/>
           </w:p>
         </w:tc>
         <w:tc>
@@ -9038,12 +9961,13 @@
           <w:p>
             <w:pPr>
               <w:spacing w:line="240" w:lineRule="auto"/>
-            </w:pPr>
-            <w:r>
-              <w:rPr>
-                <w:sz w:val="19"/>
-              </w:rPr>
-              <w:t>Радиус, ширина или первая сторона.</w:t>
+              <w:jc w:val="center"/>
+            </w:pPr>
+            <w:r>
+              <w:rPr>
+                <w:sz w:val="19"/>
+              </w:rPr>
+              <w:t>Первая сторона</w:t>
             </w:r>
           </w:p>
         </w:tc>
@@ -9067,13 +9991,19 @@
           <w:p>
             <w:pPr>
               <w:spacing w:line="240" w:lineRule="auto"/>
-            </w:pPr>
-            <w:r>
-              <w:rPr>
-                <w:sz w:val="19"/>
-              </w:rPr>
-              <w:t>Value2</w:t>
-            </w:r>
+              <w:rPr>
+                <w:lang w:val="en-US"/>
+              </w:rPr>
+            </w:pPr>
+            <w:proofErr w:type="spellStart"/>
+            <w:r>
+              <w:rPr>
+                <w:sz w:val="19"/>
+                <w:lang w:val="en-US"/>
+              </w:rPr>
+              <w:t>SideB</w:t>
+            </w:r>
+            <w:proofErr w:type="spellEnd"/>
           </w:p>
         </w:tc>
         <w:tc>
@@ -9091,12 +10021,14 @@
             <w:pPr>
               <w:spacing w:line="240" w:lineRule="auto"/>
             </w:pPr>
+            <w:proofErr w:type="spellStart"/>
             <w:r>
               <w:rPr>
                 <w:sz w:val="19"/>
               </w:rPr>
               <w:t>double</w:t>
             </w:r>
+            <w:proofErr w:type="spellEnd"/>
           </w:p>
         </w:tc>
         <w:tc>
@@ -9113,12 +10045,13 @@
           <w:p>
             <w:pPr>
               <w:spacing w:line="240" w:lineRule="auto"/>
-            </w:pPr>
-            <w:r>
-              <w:rPr>
-                <w:sz w:val="19"/>
-              </w:rPr>
-              <w:t>Высота или вторая сторона; для круга не используется.</w:t>
+              <w:jc w:val="center"/>
+            </w:pPr>
+            <w:r>
+              <w:rPr>
+                <w:sz w:val="19"/>
+              </w:rPr>
+              <w:t>Вторая сторона</w:t>
             </w:r>
           </w:p>
         </w:tc>
@@ -9142,13 +10075,19 @@
           <w:p>
             <w:pPr>
               <w:spacing w:line="240" w:lineRule="auto"/>
-            </w:pPr>
-            <w:r>
-              <w:rPr>
-                <w:sz w:val="19"/>
-              </w:rPr>
-              <w:t>Value3</w:t>
-            </w:r>
+              <w:rPr>
+                <w:lang w:val="en-US"/>
+              </w:rPr>
+            </w:pPr>
+            <w:proofErr w:type="spellStart"/>
+            <w:r>
+              <w:rPr>
+                <w:sz w:val="19"/>
+                <w:lang w:val="en-US"/>
+              </w:rPr>
+              <w:t>SideC</w:t>
+            </w:r>
+            <w:proofErr w:type="spellEnd"/>
           </w:p>
         </w:tc>
         <w:tc>
@@ -9166,12 +10105,14 @@
             <w:pPr>
               <w:spacing w:line="240" w:lineRule="auto"/>
             </w:pPr>
+            <w:proofErr w:type="spellStart"/>
             <w:r>
               <w:rPr>
                 <w:sz w:val="19"/>
               </w:rPr>
               <w:t>double</w:t>
             </w:r>
+            <w:proofErr w:type="spellEnd"/>
           </w:p>
         </w:tc>
         <w:tc>
@@ -9188,21 +10129,43 @@
           <w:p>
             <w:pPr>
               <w:spacing w:line="240" w:lineRule="auto"/>
-            </w:pPr>
-            <w:r>
-              <w:rPr>
-                <w:sz w:val="19"/>
-              </w:rPr>
-              <w:t>Третья сторона треугольника; для других типов не используется.</w:t>
+              <w:jc w:val="center"/>
+            </w:pPr>
+            <w:r>
+              <w:rPr>
+                <w:sz w:val="19"/>
+              </w:rPr>
+              <w:t>Третья сторона</w:t>
             </w:r>
           </w:p>
         </w:tc>
       </w:tr>
     </w:tbl>
-    <w:p/>
-    <w:p>
-      <w:r>
-        <w:t>Пример фрагмента файла *.shapes:</w:t>
+    <w:commentRangeEnd w:id="24"/>
+    <w:p>
+      <w:r>
+        <w:rPr>
+          <w:rStyle w:val="af2"/>
+        </w:rPr>
+        <w:commentReference w:id="24"/>
+      </w:r>
+    </w:p>
+    <w:p>
+      <w:r>
+        <w:t xml:space="preserve">Пример фрагмента файла </w:t>
+      </w:r>
+      <w:proofErr w:type="gramStart"/>
+      <w:r>
+        <w:t>*.</w:t>
+      </w:r>
+      <w:proofErr w:type="spellStart"/>
+      <w:r>
+        <w:t>shapes</w:t>
+      </w:r>
+      <w:proofErr w:type="spellEnd"/>
+      <w:proofErr w:type="gramEnd"/>
+      <w:r>
+        <w:t>:</w:t>
       </w:r>
     </w:p>
     <w:p>
@@ -9218,7 +10181,55 @@
           <w:rFonts w:ascii="Liberation Mono" w:eastAsiaTheme="minorEastAsia" w:hAnsi="Liberation Mono"/>
           <w:sz w:val="18"/>
         </w:rPr>
-        <w:t>&lt;?xml version="1.0" encoding="utf-8"?&gt;</w:t>
+        <w:t>&lt;?</w:t>
+      </w:r>
+      <w:proofErr w:type="spellStart"/>
+      <w:r>
+        <w:rPr>
+          <w:rFonts w:ascii="Liberation Mono" w:eastAsiaTheme="minorEastAsia" w:hAnsi="Liberation Mono"/>
+          <w:sz w:val="18"/>
+        </w:rPr>
+        <w:t>xml</w:t>
+      </w:r>
+      <w:proofErr w:type="spellEnd"/>
+      <w:r>
+        <w:rPr>
+          <w:rFonts w:ascii="Liberation Mono" w:eastAsiaTheme="minorEastAsia" w:hAnsi="Liberation Mono"/>
+          <w:sz w:val="18"/>
+        </w:rPr>
+        <w:t xml:space="preserve"> </w:t>
+      </w:r>
+      <w:proofErr w:type="spellStart"/>
+      <w:r>
+        <w:rPr>
+          <w:rFonts w:ascii="Liberation Mono" w:eastAsiaTheme="minorEastAsia" w:hAnsi="Liberation Mono"/>
+          <w:sz w:val="18"/>
+        </w:rPr>
+        <w:t>version</w:t>
+      </w:r>
+      <w:proofErr w:type="spellEnd"/>
+      <w:r>
+        <w:rPr>
+          <w:rFonts w:ascii="Liberation Mono" w:eastAsiaTheme="minorEastAsia" w:hAnsi="Liberation Mono"/>
+          <w:sz w:val="18"/>
+        </w:rPr>
+        <w:t xml:space="preserve">="1.0" </w:t>
+      </w:r>
+      <w:proofErr w:type="spellStart"/>
+      <w:r>
+        <w:rPr>
+          <w:rFonts w:ascii="Liberation Mono" w:eastAsiaTheme="minorEastAsia" w:hAnsi="Liberation Mono"/>
+          <w:sz w:val="18"/>
+        </w:rPr>
+        <w:t>encoding</w:t>
+      </w:r>
+      <w:proofErr w:type="spellEnd"/>
+      <w:r>
+        <w:rPr>
+          <w:rFonts w:ascii="Liberation Mono" w:eastAsiaTheme="minorEastAsia" w:hAnsi="Liberation Mono"/>
+          <w:sz w:val="18"/>
+        </w:rPr>
+        <w:t>="utf-8"?&gt;</w:t>
       </w:r>
     </w:p>
     <w:p>
@@ -9236,61 +10247,61 @@
           <w:sz w:val="18"/>
           <w:lang w:val="en-US"/>
         </w:rPr>
-        <w:t>&lt;ArrayOfAnyType xmlns:xsi="http://www.w3.org/2001/XMLSchema-instance" xmlns:xsd="http://www.w3.org/2001/XMLSchema"&gt;</w:t>
-      </w:r>
-    </w:p>
-    <w:p>
-      <w:pPr>
-        <w:ind w:firstLine="709"/>
+        <w:t>&lt;</w:t>
+      </w:r>
+      <w:proofErr w:type="spellStart"/>
+      <w:r>
         <w:rPr>
           <w:rFonts w:ascii="Liberation Mono" w:eastAsiaTheme="minorEastAsia" w:hAnsi="Liberation Mono"/>
           <w:sz w:val="18"/>
           <w:lang w:val="en-US"/>
         </w:rPr>
-      </w:pPr>
+        <w:t>ArrayOfAnyType</w:t>
+      </w:r>
+      <w:proofErr w:type="spellEnd"/>
       <w:r>
         <w:rPr>
           <w:rFonts w:ascii="Liberation Mono" w:eastAsiaTheme="minorEastAsia" w:hAnsi="Liberation Mono"/>
           <w:sz w:val="18"/>
           <w:lang w:val="en-US"/>
         </w:rPr>
-        <w:t xml:space="preserve">  &lt;anyType xsi:type="RectangleData"&gt;</w:t>
-      </w:r>
-    </w:p>
-    <w:p>
-      <w:pPr>
-        <w:ind w:firstLine="709"/>
+        <w:t xml:space="preserve"> </w:t>
+      </w:r>
+      <w:proofErr w:type="spellStart"/>
+      <w:r>
         <w:rPr>
           <w:rFonts w:ascii="Liberation Mono" w:eastAsiaTheme="minorEastAsia" w:hAnsi="Liberation Mono"/>
           <w:sz w:val="18"/>
           <w:lang w:val="en-US"/>
         </w:rPr>
-      </w:pPr>
+        <w:t>xmlns:xsi</w:t>
+      </w:r>
+      <w:proofErr w:type="spellEnd"/>
       <w:r>
         <w:rPr>
           <w:rFonts w:ascii="Liberation Mono" w:eastAsiaTheme="minorEastAsia" w:hAnsi="Liberation Mono"/>
           <w:sz w:val="18"/>
           <w:lang w:val="en-US"/>
         </w:rPr>
-        <w:t xml:space="preserve">    &lt;Width&gt;1&lt;/Width&gt;</w:t>
-      </w:r>
-    </w:p>
-    <w:p>
-      <w:pPr>
-        <w:ind w:firstLine="709"/>
+        <w:t xml:space="preserve">="http://www.w3.org/2001/XMLSchema-instance" </w:t>
+      </w:r>
+      <w:proofErr w:type="spellStart"/>
+      <w:r>
         <w:rPr>
           <w:rFonts w:ascii="Liberation Mono" w:eastAsiaTheme="minorEastAsia" w:hAnsi="Liberation Mono"/>
           <w:sz w:val="18"/>
           <w:lang w:val="en-US"/>
         </w:rPr>
-      </w:pPr>
+        <w:t>xmlns:xsd</w:t>
+      </w:r>
+      <w:proofErr w:type="spellEnd"/>
       <w:r>
         <w:rPr>
           <w:rFonts w:ascii="Liberation Mono" w:eastAsiaTheme="minorEastAsia" w:hAnsi="Liberation Mono"/>
           <w:sz w:val="18"/>
           <w:lang w:val="en-US"/>
         </w:rPr>
-        <w:t xml:space="preserve">    &lt;Height&gt;15&lt;/Height&gt;</w:t>
+        <w:t>="http://www.w3.org/2001/XMLSchema"&gt;</w:t>
       </w:r>
     </w:p>
     <w:p>
@@ -9308,174 +10319,566 @@
           <w:sz w:val="18"/>
           <w:lang w:val="en-US"/>
         </w:rPr>
-        <w:t xml:space="preserve">  &lt;/anyType&gt;</w:t>
-      </w:r>
-    </w:p>
-    <w:p>
-      <w:pPr>
-        <w:ind w:firstLine="709"/>
+        <w:t xml:space="preserve">  &lt;</w:t>
+      </w:r>
+      <w:proofErr w:type="spellStart"/>
+      <w:r>
         <w:rPr>
           <w:rFonts w:ascii="Liberation Mono" w:eastAsiaTheme="minorEastAsia" w:hAnsi="Liberation Mono"/>
           <w:sz w:val="18"/>
           <w:lang w:val="en-US"/>
         </w:rPr>
-      </w:pPr>
+        <w:t>anyType</w:t>
+      </w:r>
+      <w:proofErr w:type="spellEnd"/>
       <w:r>
         <w:rPr>
           <w:rFonts w:ascii="Liberation Mono" w:eastAsiaTheme="minorEastAsia" w:hAnsi="Liberation Mono"/>
           <w:sz w:val="18"/>
           <w:lang w:val="en-US"/>
         </w:rPr>
-        <w:t xml:space="preserve">  &lt;anyType xsi:type="TriangleData"&gt;</w:t>
-      </w:r>
-    </w:p>
-    <w:p>
-      <w:pPr>
-        <w:ind w:firstLine="709"/>
+        <w:t xml:space="preserve"> </w:t>
+      </w:r>
+      <w:proofErr w:type="spellStart"/>
+      <w:r>
         <w:rPr>
           <w:rFonts w:ascii="Liberation Mono" w:eastAsiaTheme="minorEastAsia" w:hAnsi="Liberation Mono"/>
           <w:sz w:val="18"/>
           <w:lang w:val="en-US"/>
         </w:rPr>
-      </w:pPr>
+        <w:t>xsi</w:t>
+      </w:r>
+      <w:proofErr w:type="gramStart"/>
       <w:r>
         <w:rPr>
           <w:rFonts w:ascii="Liberation Mono" w:eastAsiaTheme="minorEastAsia" w:hAnsi="Liberation Mono"/>
           <w:sz w:val="18"/>
           <w:lang w:val="en-US"/>
         </w:rPr>
-        <w:t xml:space="preserve">    &lt;SideA&gt;17&lt;/SideA&gt;</w:t>
-      </w:r>
-    </w:p>
-    <w:p>
-      <w:pPr>
-        <w:ind w:firstLine="709"/>
+        <w:t>:type</w:t>
+      </w:r>
+      <w:proofErr w:type="spellEnd"/>
+      <w:proofErr w:type="gramEnd"/>
+      <w:r>
         <w:rPr>
           <w:rFonts w:ascii="Liberation Mono" w:eastAsiaTheme="minorEastAsia" w:hAnsi="Liberation Mono"/>
           <w:sz w:val="18"/>
           <w:lang w:val="en-US"/>
         </w:rPr>
-      </w:pPr>
+        <w:t>="</w:t>
+      </w:r>
+      <w:proofErr w:type="spellStart"/>
       <w:r>
         <w:rPr>
           <w:rFonts w:ascii="Liberation Mono" w:eastAsiaTheme="minorEastAsia" w:hAnsi="Liberation Mono"/>
           <w:sz w:val="18"/>
           <w:lang w:val="en-US"/>
         </w:rPr>
-        <w:t xml:space="preserve">    &lt;SideB&gt;7&lt;/SideB&gt;</w:t>
-      </w:r>
-    </w:p>
-    <w:p>
-      <w:pPr>
-        <w:ind w:firstLine="709"/>
+        <w:t>RectangleData</w:t>
+      </w:r>
+      <w:proofErr w:type="spellEnd"/>
+      <w:r>
         <w:rPr>
           <w:rFonts w:ascii="Liberation Mono" w:eastAsiaTheme="minorEastAsia" w:hAnsi="Liberation Mono"/>
           <w:sz w:val="18"/>
           <w:lang w:val="en-US"/>
         </w:rPr>
-      </w:pPr>
-      <w:r>
+        <w:t>"&gt;</w:t>
+      </w:r>
+    </w:p>
+    <w:p>
+      <w:pPr>
+        <w:ind w:firstLine="709"/>
         <w:rPr>
           <w:rFonts w:ascii="Liberation Mono" w:eastAsiaTheme="minorEastAsia" w:hAnsi="Liberation Mono"/>
           <w:sz w:val="18"/>
           <w:lang w:val="en-US"/>
         </w:rPr>
-        <w:t xml:space="preserve">    &lt;SideC&gt;19&lt;/SideC&gt;</w:t>
-      </w:r>
-    </w:p>
-    <w:p>
-      <w:pPr>
-        <w:ind w:firstLine="709"/>
+      </w:pPr>
+      <w:r>
         <w:rPr>
           <w:rFonts w:ascii="Liberation Mono" w:eastAsiaTheme="minorEastAsia" w:hAnsi="Liberation Mono"/>
           <w:sz w:val="18"/>
           <w:lang w:val="en-US"/>
         </w:rPr>
-      </w:pPr>
-      <w:r>
+        <w:t xml:space="preserve">    &lt;Width&gt;1&lt;/Width&gt;</w:t>
+      </w:r>
+    </w:p>
+    <w:p>
+      <w:pPr>
+        <w:ind w:firstLine="709"/>
         <w:rPr>
           <w:rFonts w:ascii="Liberation Mono" w:eastAsiaTheme="minorEastAsia" w:hAnsi="Liberation Mono"/>
           <w:sz w:val="18"/>
           <w:lang w:val="en-US"/>
         </w:rPr>
-        <w:t xml:space="preserve">  &lt;/anyType&gt;</w:t>
-      </w:r>
-    </w:p>
-    <w:p>
-      <w:pPr>
-        <w:ind w:firstLine="709"/>
+      </w:pPr>
+      <w:r>
         <w:rPr>
           <w:rFonts w:ascii="Liberation Mono" w:eastAsiaTheme="minorEastAsia" w:hAnsi="Liberation Mono"/>
           <w:sz w:val="18"/>
           <w:lang w:val="en-US"/>
         </w:rPr>
-      </w:pPr>
-      <w:r>
+        <w:t xml:space="preserve">    &lt;Height&gt;15&lt;/Height&gt;</w:t>
+      </w:r>
+    </w:p>
+    <w:p>
+      <w:pPr>
+        <w:ind w:firstLine="709"/>
         <w:rPr>
           <w:rFonts w:ascii="Liberation Mono" w:eastAsiaTheme="minorEastAsia" w:hAnsi="Liberation Mono"/>
           <w:sz w:val="18"/>
           <w:lang w:val="en-US"/>
         </w:rPr>
-        <w:t xml:space="preserve">  &lt;anyType xsi:type="CircleData"&gt;</w:t>
-      </w:r>
-    </w:p>
-    <w:p>
-      <w:pPr>
-        <w:ind w:firstLine="709"/>
+      </w:pPr>
+      <w:r>
         <w:rPr>
           <w:rFonts w:ascii="Liberation Mono" w:eastAsiaTheme="minorEastAsia" w:hAnsi="Liberation Mono"/>
           <w:sz w:val="18"/>
           <w:lang w:val="en-US"/>
         </w:rPr>
-      </w:pPr>
+        <w:t xml:space="preserve">  &lt;/</w:t>
+      </w:r>
+      <w:proofErr w:type="spellStart"/>
       <w:r>
         <w:rPr>
           <w:rFonts w:ascii="Liberation Mono" w:eastAsiaTheme="minorEastAsia" w:hAnsi="Liberation Mono"/>
           <w:sz w:val="18"/>
           <w:lang w:val="en-US"/>
         </w:rPr>
-        <w:t xml:space="preserve">    </w:t>
-      </w:r>
+        <w:t>anyType</w:t>
+      </w:r>
+      <w:proofErr w:type="spellEnd"/>
       <w:r>
         <w:rPr>
           <w:rFonts w:ascii="Liberation Mono" w:eastAsiaTheme="minorEastAsia" w:hAnsi="Liberation Mono"/>
           <w:sz w:val="18"/>
           <w:lang w:val="en-US"/>
         </w:rPr>
-        <w:t>&lt;Radius&gt;15&lt;/Radius&gt;</w:t>
+        <w:t>&gt;</w:t>
       </w:r>
     </w:p>
     <w:p>
       <w:pPr>
         <w:ind w:firstLine="709"/>
-        <w:rPr>
-          <w:rFonts w:ascii="Liberation Mono" w:eastAsiaTheme="minorEastAsia" w:hAnsi="Liberation Mono"/>
-          <w:sz w:val="18"/>
-        </w:rPr>
-      </w:pPr>
-      <w:r>
         <w:rPr>
           <w:rFonts w:ascii="Liberation Mono" w:eastAsiaTheme="minorEastAsia" w:hAnsi="Liberation Mono"/>
           <w:sz w:val="18"/>
           <w:lang w:val="en-US"/>
         </w:rPr>
-        <w:t xml:space="preserve">  </w:t>
-      </w:r>
-      <w:r>
-        <w:rPr>
-          <w:rFonts w:ascii="Liberation Mono" w:eastAsiaTheme="minorEastAsia" w:hAnsi="Liberation Mono"/>
-          <w:sz w:val="18"/>
-        </w:rPr>
-        <w:t>&lt;/</w:t>
-      </w:r>
+      </w:pPr>
       <w:r>
         <w:rPr>
           <w:rFonts w:ascii="Liberation Mono" w:eastAsiaTheme="minorEastAsia" w:hAnsi="Liberation Mono"/>
           <w:sz w:val="18"/>
           <w:lang w:val="en-US"/>
         </w:rPr>
+        <w:t xml:space="preserve">  &lt;</w:t>
+      </w:r>
+      <w:proofErr w:type="spellStart"/>
+      <w:r>
+        <w:rPr>
+          <w:rFonts w:ascii="Liberation Mono" w:eastAsiaTheme="minorEastAsia" w:hAnsi="Liberation Mono"/>
+          <w:sz w:val="18"/>
+          <w:lang w:val="en-US"/>
+        </w:rPr>
         <w:t>anyType</w:t>
       </w:r>
+      <w:proofErr w:type="spellEnd"/>
+      <w:r>
+        <w:rPr>
+          <w:rFonts w:ascii="Liberation Mono" w:eastAsiaTheme="minorEastAsia" w:hAnsi="Liberation Mono"/>
+          <w:sz w:val="18"/>
+          <w:lang w:val="en-US"/>
+        </w:rPr>
+        <w:t xml:space="preserve"> </w:t>
+      </w:r>
+      <w:proofErr w:type="spellStart"/>
+      <w:r>
+        <w:rPr>
+          <w:rFonts w:ascii="Liberation Mono" w:eastAsiaTheme="minorEastAsia" w:hAnsi="Liberation Mono"/>
+          <w:sz w:val="18"/>
+          <w:lang w:val="en-US"/>
+        </w:rPr>
+        <w:t>xsi</w:t>
+      </w:r>
+      <w:proofErr w:type="gramStart"/>
+      <w:r>
+        <w:rPr>
+          <w:rFonts w:ascii="Liberation Mono" w:eastAsiaTheme="minorEastAsia" w:hAnsi="Liberation Mono"/>
+          <w:sz w:val="18"/>
+          <w:lang w:val="en-US"/>
+        </w:rPr>
+        <w:t>:type</w:t>
+      </w:r>
+      <w:proofErr w:type="spellEnd"/>
+      <w:proofErr w:type="gramEnd"/>
+      <w:r>
+        <w:rPr>
+          <w:rFonts w:ascii="Liberation Mono" w:eastAsiaTheme="minorEastAsia" w:hAnsi="Liberation Mono"/>
+          <w:sz w:val="18"/>
+          <w:lang w:val="en-US"/>
+        </w:rPr>
+        <w:t>="</w:t>
+      </w:r>
+      <w:proofErr w:type="spellStart"/>
+      <w:r>
+        <w:rPr>
+          <w:rFonts w:ascii="Liberation Mono" w:eastAsiaTheme="minorEastAsia" w:hAnsi="Liberation Mono"/>
+          <w:sz w:val="18"/>
+          <w:lang w:val="en-US"/>
+        </w:rPr>
+        <w:t>TriangleData</w:t>
+      </w:r>
+      <w:proofErr w:type="spellEnd"/>
+      <w:r>
+        <w:rPr>
+          <w:rFonts w:ascii="Liberation Mono" w:eastAsiaTheme="minorEastAsia" w:hAnsi="Liberation Mono"/>
+          <w:sz w:val="18"/>
+          <w:lang w:val="en-US"/>
+        </w:rPr>
+        <w:t>"&gt;</w:t>
+      </w:r>
+    </w:p>
+    <w:p>
+      <w:pPr>
+        <w:ind w:firstLine="709"/>
+        <w:rPr>
+          <w:rFonts w:ascii="Liberation Mono" w:eastAsiaTheme="minorEastAsia" w:hAnsi="Liberation Mono"/>
+          <w:sz w:val="18"/>
+          <w:lang w:val="en-US"/>
+        </w:rPr>
+      </w:pPr>
+      <w:r>
+        <w:rPr>
+          <w:rFonts w:ascii="Liberation Mono" w:eastAsiaTheme="minorEastAsia" w:hAnsi="Liberation Mono"/>
+          <w:sz w:val="18"/>
+          <w:lang w:val="en-US"/>
+        </w:rPr>
+        <w:t xml:space="preserve">    &lt;</w:t>
+      </w:r>
+      <w:proofErr w:type="spellStart"/>
+      <w:r>
+        <w:rPr>
+          <w:rFonts w:ascii="Liberation Mono" w:eastAsiaTheme="minorEastAsia" w:hAnsi="Liberation Mono"/>
+          <w:sz w:val="18"/>
+          <w:lang w:val="en-US"/>
+        </w:rPr>
+        <w:t>SideA</w:t>
+      </w:r>
+      <w:proofErr w:type="spellEnd"/>
+      <w:r>
+        <w:rPr>
+          <w:rFonts w:ascii="Liberation Mono" w:eastAsiaTheme="minorEastAsia" w:hAnsi="Liberation Mono"/>
+          <w:sz w:val="18"/>
+          <w:lang w:val="en-US"/>
+        </w:rPr>
+        <w:t>&gt;17&lt;/</w:t>
+      </w:r>
+      <w:proofErr w:type="spellStart"/>
+      <w:r>
+        <w:rPr>
+          <w:rFonts w:ascii="Liberation Mono" w:eastAsiaTheme="minorEastAsia" w:hAnsi="Liberation Mono"/>
+          <w:sz w:val="18"/>
+          <w:lang w:val="en-US"/>
+        </w:rPr>
+        <w:t>SideA</w:t>
+      </w:r>
+      <w:proofErr w:type="spellEnd"/>
+      <w:r>
+        <w:rPr>
+          <w:rFonts w:ascii="Liberation Mono" w:eastAsiaTheme="minorEastAsia" w:hAnsi="Liberation Mono"/>
+          <w:sz w:val="18"/>
+          <w:lang w:val="en-US"/>
+        </w:rPr>
+        <w:t>&gt;</w:t>
+      </w:r>
+    </w:p>
+    <w:p>
+      <w:pPr>
+        <w:ind w:firstLine="709"/>
+        <w:rPr>
+          <w:rFonts w:ascii="Liberation Mono" w:eastAsiaTheme="minorEastAsia" w:hAnsi="Liberation Mono"/>
+          <w:sz w:val="18"/>
+          <w:lang w:val="en-US"/>
+        </w:rPr>
+      </w:pPr>
+      <w:r>
+        <w:rPr>
+          <w:rFonts w:ascii="Liberation Mono" w:eastAsiaTheme="minorEastAsia" w:hAnsi="Liberation Mono"/>
+          <w:sz w:val="18"/>
+          <w:lang w:val="en-US"/>
+        </w:rPr>
+        <w:t xml:space="preserve">    &lt;</w:t>
+      </w:r>
+      <w:proofErr w:type="spellStart"/>
+      <w:r>
+        <w:rPr>
+          <w:rFonts w:ascii="Liberation Mono" w:eastAsiaTheme="minorEastAsia" w:hAnsi="Liberation Mono"/>
+          <w:sz w:val="18"/>
+          <w:lang w:val="en-US"/>
+        </w:rPr>
+        <w:t>SideB</w:t>
+      </w:r>
+      <w:proofErr w:type="spellEnd"/>
+      <w:r>
+        <w:rPr>
+          <w:rFonts w:ascii="Liberation Mono" w:eastAsiaTheme="minorEastAsia" w:hAnsi="Liberation Mono"/>
+          <w:sz w:val="18"/>
+          <w:lang w:val="en-US"/>
+        </w:rPr>
+        <w:t>&gt;7&lt;/</w:t>
+      </w:r>
+      <w:proofErr w:type="spellStart"/>
+      <w:r>
+        <w:rPr>
+          <w:rFonts w:ascii="Liberation Mono" w:eastAsiaTheme="minorEastAsia" w:hAnsi="Liberation Mono"/>
+          <w:sz w:val="18"/>
+          <w:lang w:val="en-US"/>
+        </w:rPr>
+        <w:t>SideB</w:t>
+      </w:r>
+      <w:proofErr w:type="spellEnd"/>
+      <w:r>
+        <w:rPr>
+          <w:rFonts w:ascii="Liberation Mono" w:eastAsiaTheme="minorEastAsia" w:hAnsi="Liberation Mono"/>
+          <w:sz w:val="18"/>
+          <w:lang w:val="en-US"/>
+        </w:rPr>
+        <w:t>&gt;</w:t>
+      </w:r>
+    </w:p>
+    <w:p>
+      <w:pPr>
+        <w:ind w:firstLine="709"/>
+        <w:rPr>
+          <w:rFonts w:ascii="Liberation Mono" w:eastAsiaTheme="minorEastAsia" w:hAnsi="Liberation Mono"/>
+          <w:sz w:val="18"/>
+          <w:lang w:val="en-US"/>
+        </w:rPr>
+      </w:pPr>
+      <w:r>
+        <w:rPr>
+          <w:rFonts w:ascii="Liberation Mono" w:eastAsiaTheme="minorEastAsia" w:hAnsi="Liberation Mono"/>
+          <w:sz w:val="18"/>
+          <w:lang w:val="en-US"/>
+        </w:rPr>
+        <w:t xml:space="preserve">    &lt;</w:t>
+      </w:r>
+      <w:proofErr w:type="spellStart"/>
+      <w:r>
+        <w:rPr>
+          <w:rFonts w:ascii="Liberation Mono" w:eastAsiaTheme="minorEastAsia" w:hAnsi="Liberation Mono"/>
+          <w:sz w:val="18"/>
+          <w:lang w:val="en-US"/>
+        </w:rPr>
+        <w:t>SideC</w:t>
+      </w:r>
+      <w:proofErr w:type="spellEnd"/>
+      <w:r>
+        <w:rPr>
+          <w:rFonts w:ascii="Liberation Mono" w:eastAsiaTheme="minorEastAsia" w:hAnsi="Liberation Mono"/>
+          <w:sz w:val="18"/>
+          <w:lang w:val="en-US"/>
+        </w:rPr>
+        <w:t>&gt;19&lt;/</w:t>
+      </w:r>
+      <w:proofErr w:type="spellStart"/>
+      <w:r>
+        <w:rPr>
+          <w:rFonts w:ascii="Liberation Mono" w:eastAsiaTheme="minorEastAsia" w:hAnsi="Liberation Mono"/>
+          <w:sz w:val="18"/>
+          <w:lang w:val="en-US"/>
+        </w:rPr>
+        <w:t>SideC</w:t>
+      </w:r>
+      <w:proofErr w:type="spellEnd"/>
+      <w:r>
+        <w:rPr>
+          <w:rFonts w:ascii="Liberation Mono" w:eastAsiaTheme="minorEastAsia" w:hAnsi="Liberation Mono"/>
+          <w:sz w:val="18"/>
+          <w:lang w:val="en-US"/>
+        </w:rPr>
+        <w:t>&gt;</w:t>
+      </w:r>
+    </w:p>
+    <w:p>
+      <w:pPr>
+        <w:ind w:firstLine="709"/>
+        <w:rPr>
+          <w:rFonts w:ascii="Liberation Mono" w:eastAsiaTheme="minorEastAsia" w:hAnsi="Liberation Mono"/>
+          <w:sz w:val="18"/>
+          <w:lang w:val="en-US"/>
+        </w:rPr>
+      </w:pPr>
+      <w:r>
+        <w:rPr>
+          <w:rFonts w:ascii="Liberation Mono" w:eastAsiaTheme="minorEastAsia" w:hAnsi="Liberation Mono"/>
+          <w:sz w:val="18"/>
+          <w:lang w:val="en-US"/>
+        </w:rPr>
+        <w:t xml:space="preserve">  &lt;/</w:t>
+      </w:r>
+      <w:proofErr w:type="spellStart"/>
+      <w:r>
+        <w:rPr>
+          <w:rFonts w:ascii="Liberation Mono" w:eastAsiaTheme="minorEastAsia" w:hAnsi="Liberation Mono"/>
+          <w:sz w:val="18"/>
+          <w:lang w:val="en-US"/>
+        </w:rPr>
+        <w:t>anyType</w:t>
+      </w:r>
+      <w:proofErr w:type="spellEnd"/>
+      <w:r>
+        <w:rPr>
+          <w:rFonts w:ascii="Liberation Mono" w:eastAsiaTheme="minorEastAsia" w:hAnsi="Liberation Mono"/>
+          <w:sz w:val="18"/>
+          <w:lang w:val="en-US"/>
+        </w:rPr>
+        <w:t>&gt;</w:t>
+      </w:r>
+    </w:p>
+    <w:p>
+      <w:pPr>
+        <w:ind w:firstLine="709"/>
+        <w:rPr>
+          <w:rFonts w:ascii="Liberation Mono" w:eastAsiaTheme="minorEastAsia" w:hAnsi="Liberation Mono"/>
+          <w:sz w:val="18"/>
+          <w:lang w:val="en-US"/>
+        </w:rPr>
+      </w:pPr>
+      <w:r>
+        <w:rPr>
+          <w:rFonts w:ascii="Liberation Mono" w:eastAsiaTheme="minorEastAsia" w:hAnsi="Liberation Mono"/>
+          <w:sz w:val="18"/>
+          <w:lang w:val="en-US"/>
+        </w:rPr>
+        <w:t xml:space="preserve">  &lt;</w:t>
+      </w:r>
+      <w:proofErr w:type="spellStart"/>
+      <w:r>
+        <w:rPr>
+          <w:rFonts w:ascii="Liberation Mono" w:eastAsiaTheme="minorEastAsia" w:hAnsi="Liberation Mono"/>
+          <w:sz w:val="18"/>
+          <w:lang w:val="en-US"/>
+        </w:rPr>
+        <w:t>anyType</w:t>
+      </w:r>
+      <w:proofErr w:type="spellEnd"/>
+      <w:r>
+        <w:rPr>
+          <w:rFonts w:ascii="Liberation Mono" w:eastAsiaTheme="minorEastAsia" w:hAnsi="Liberation Mono"/>
+          <w:sz w:val="18"/>
+          <w:lang w:val="en-US"/>
+        </w:rPr>
+        <w:t xml:space="preserve"> </w:t>
+      </w:r>
+      <w:proofErr w:type="spellStart"/>
+      <w:r>
+        <w:rPr>
+          <w:rFonts w:ascii="Liberation Mono" w:eastAsiaTheme="minorEastAsia" w:hAnsi="Liberation Mono"/>
+          <w:sz w:val="18"/>
+          <w:lang w:val="en-US"/>
+        </w:rPr>
+        <w:t>xsi</w:t>
+      </w:r>
+      <w:proofErr w:type="gramStart"/>
+      <w:r>
+        <w:rPr>
+          <w:rFonts w:ascii="Liberation Mono" w:eastAsiaTheme="minorEastAsia" w:hAnsi="Liberation Mono"/>
+          <w:sz w:val="18"/>
+          <w:lang w:val="en-US"/>
+        </w:rPr>
+        <w:t>:type</w:t>
+      </w:r>
+      <w:proofErr w:type="spellEnd"/>
+      <w:proofErr w:type="gramEnd"/>
+      <w:r>
+        <w:rPr>
+          <w:rFonts w:ascii="Liberation Mono" w:eastAsiaTheme="minorEastAsia" w:hAnsi="Liberation Mono"/>
+          <w:sz w:val="18"/>
+          <w:lang w:val="en-US"/>
+        </w:rPr>
+        <w:t>="</w:t>
+      </w:r>
+      <w:proofErr w:type="spellStart"/>
+      <w:r>
+        <w:rPr>
+          <w:rFonts w:ascii="Liberation Mono" w:eastAsiaTheme="minorEastAsia" w:hAnsi="Liberation Mono"/>
+          <w:sz w:val="18"/>
+          <w:lang w:val="en-US"/>
+        </w:rPr>
+        <w:t>CircleData</w:t>
+      </w:r>
+      <w:proofErr w:type="spellEnd"/>
+      <w:r>
+        <w:rPr>
+          <w:rFonts w:ascii="Liberation Mono" w:eastAsiaTheme="minorEastAsia" w:hAnsi="Liberation Mono"/>
+          <w:sz w:val="18"/>
+          <w:lang w:val="en-US"/>
+        </w:rPr>
+        <w:t>"&gt;</w:t>
+      </w:r>
+    </w:p>
+    <w:p>
+      <w:pPr>
+        <w:ind w:firstLine="709"/>
+        <w:rPr>
+          <w:rFonts w:ascii="Liberation Mono" w:eastAsiaTheme="minorEastAsia" w:hAnsi="Liberation Mono"/>
+          <w:sz w:val="18"/>
+          <w:lang w:val="en-US"/>
+        </w:rPr>
+      </w:pPr>
+      <w:r>
+        <w:rPr>
+          <w:rFonts w:ascii="Liberation Mono" w:eastAsiaTheme="minorEastAsia" w:hAnsi="Liberation Mono"/>
+          <w:sz w:val="18"/>
+          <w:lang w:val="en-US"/>
+        </w:rPr>
+        <w:t xml:space="preserve">    </w:t>
+      </w:r>
+      <w:r>
+        <w:rPr>
+          <w:rFonts w:ascii="Liberation Mono" w:eastAsiaTheme="minorEastAsia" w:hAnsi="Liberation Mono"/>
+          <w:sz w:val="18"/>
+          <w:lang w:val="en-US"/>
+        </w:rPr>
+        <w:t>&lt;Radius&gt;15&lt;/Radius&gt;</w:t>
+      </w:r>
+    </w:p>
+    <w:p>
+      <w:pPr>
+        <w:ind w:firstLine="709"/>
+        <w:rPr>
+          <w:rFonts w:ascii="Liberation Mono" w:eastAsiaTheme="minorEastAsia" w:hAnsi="Liberation Mono"/>
+          <w:sz w:val="18"/>
+        </w:rPr>
+      </w:pPr>
+      <w:r>
+        <w:rPr>
+          <w:rFonts w:ascii="Liberation Mono" w:eastAsiaTheme="minorEastAsia" w:hAnsi="Liberation Mono"/>
+          <w:sz w:val="18"/>
+          <w:lang w:val="en-US"/>
+        </w:rPr>
+        <w:t xml:space="preserve">  </w:t>
+      </w:r>
+      <w:r>
+        <w:rPr>
+          <w:rFonts w:ascii="Liberation Mono" w:eastAsiaTheme="minorEastAsia" w:hAnsi="Liberation Mono"/>
+          <w:sz w:val="18"/>
+        </w:rPr>
+        <w:t>&lt;/</w:t>
+      </w:r>
+      <w:proofErr w:type="spellStart"/>
+      <w:r>
+        <w:rPr>
+          <w:rFonts w:ascii="Liberation Mono" w:eastAsiaTheme="minorEastAsia" w:hAnsi="Liberation Mono"/>
+          <w:sz w:val="18"/>
+          <w:lang w:val="en-US"/>
+        </w:rPr>
+        <w:t>anyType</w:t>
+      </w:r>
+      <w:proofErr w:type="spellEnd"/>
       <w:r>
         <w:rPr>
           <w:rFonts w:ascii="Liberation Mono" w:eastAsiaTheme="minorEastAsia" w:hAnsi="Liberation Mono"/>
@@ -9504,6 +10907,7 @@
         </w:rPr>
         <w:t>&lt;/</w:t>
       </w:r>
+      <w:proofErr w:type="spellStart"/>
       <w:r>
         <w:rPr>
           <w:rFonts w:ascii="Liberation Mono" w:eastAsiaTheme="minorEastAsia" w:hAnsi="Liberation Mono"/>
@@ -9512,6 +10916,7 @@
         </w:rPr>
         <w:t>ArrayOfAnyType</w:t>
       </w:r>
+      <w:proofErr w:type="spellEnd"/>
       <w:r>
         <w:rPr>
           <w:rFonts w:ascii="Liberation Mono" w:eastAsiaTheme="minorEastAsia" w:hAnsi="Liberation Mono"/>
@@ -9602,12 +11007,28 @@
     <w:p>
       <w:r>
         <w:lastRenderedPageBreak/>
-        <w:t>F03. Для прямоугольника должны вычисляться площадь S = ab и периметр P = 2(a + b).</w:t>
-      </w:r>
-    </w:p>
-    <w:p>
-      <w:r>
-        <w:t>F04. Для треугольника должны вычисляться периметр P = a + b + c и площадь по формуле Герона S = √(p(p − a)(p − b)(p − c)), где p = P/2.</w:t>
+        <w:t xml:space="preserve">F03. Для прямоугольника должны вычисляться площадь S = </w:t>
+      </w:r>
+      <w:proofErr w:type="spellStart"/>
+      <w:r>
+        <w:t>ab</w:t>
+      </w:r>
+      <w:proofErr w:type="spellEnd"/>
+      <w:r>
+        <w:t xml:space="preserve"> и периметр P = 2(a + b).</w:t>
+      </w:r>
+    </w:p>
+    <w:p>
+      <w:r>
+        <w:t xml:space="preserve">F04. Для треугольника должны вычисляться периметр P = a + b + c и площадь по формуле Герона S = </w:t>
+      </w:r>
+      <w:proofErr w:type="gramStart"/>
+      <w:r>
+        <w:t>√(</w:t>
+      </w:r>
+      <w:proofErr w:type="gramEnd"/>
+      <w:r>
+        <w:t>p(p − a)(p − b)(p − c)), где p = P/2.</w:t>
       </w:r>
     </w:p>
     <w:p>
@@ -9628,7 +11049,25 @@
           <w:color w:val="333333"/>
           <w:shd w:val="clear" w:color="auto" w:fill="FFFFFF"/>
         </w:rPr>
-        <w:t>a + b &gt; c, a + c &gt; b, b + c &gt; a</w:t>
+        <w:t xml:space="preserve">a + </w:t>
+      </w:r>
+      <w:proofErr w:type="gramStart"/>
+      <w:r>
+        <w:rPr>
+          <w:rFonts w:cs="Times New Roman"/>
+          <w:color w:val="333333"/>
+          <w:shd w:val="clear" w:color="auto" w:fill="FFFFFF"/>
+        </w:rPr>
+        <w:t>b &gt;</w:t>
+      </w:r>
+      <w:proofErr w:type="gramEnd"/>
+      <w:r>
+        <w:rPr>
+          <w:rFonts w:cs="Times New Roman"/>
+          <w:color w:val="333333"/>
+          <w:shd w:val="clear" w:color="auto" w:fill="FFFFFF"/>
+        </w:rPr>
+        <w:t xml:space="preserve"> c, a + c &gt; b, b + c &gt; a</w:t>
       </w:r>
     </w:p>
     <w:p>
@@ -9638,22 +11077,64 @@
     </w:p>
     <w:p>
       <w:r>
-        <w:t>F08. Система должна обеспечивать удаление выбранной фигуры кнопкой и клавишей Delete.</w:t>
-      </w:r>
-    </w:p>
-    <w:p>
-      <w:r>
-        <w:t>F09. Система должна выполнять регистронезависимый поиск по названию, описанию и параметрам фигуры.</w:t>
-      </w:r>
-    </w:p>
-    <w:p>
-      <w:r>
-        <w:t>F10. Система должна сохранять список фигур в файл *.shapes.</w:t>
-      </w:r>
-    </w:p>
-    <w:p>
-      <w:r>
-        <w:t>F11. Система должна загружать список фигур из файла *.shapes.</w:t>
+        <w:t xml:space="preserve">F08. Система должна обеспечивать удаление выбранной фигуры кнопкой и клавишей </w:t>
+      </w:r>
+      <w:proofErr w:type="spellStart"/>
+      <w:r>
+        <w:t>Delete</w:t>
+      </w:r>
+      <w:proofErr w:type="spellEnd"/>
+      <w:r>
+        <w:t>.</w:t>
+      </w:r>
+    </w:p>
+    <w:p>
+      <w:r>
+        <w:t xml:space="preserve">F09. Система должна выполнять </w:t>
+      </w:r>
+      <w:proofErr w:type="spellStart"/>
+      <w:r>
+        <w:t>регистронезависимый</w:t>
+      </w:r>
+      <w:proofErr w:type="spellEnd"/>
+      <w:r>
+        <w:t xml:space="preserve"> поиск по названию, описанию и параметрам фигуры.</w:t>
+      </w:r>
+    </w:p>
+    <w:p>
+      <w:r>
+        <w:t xml:space="preserve">F10. Система должна сохранять список фигур в файл </w:t>
+      </w:r>
+      <w:proofErr w:type="gramStart"/>
+      <w:r>
+        <w:t>*.</w:t>
+      </w:r>
+      <w:proofErr w:type="spellStart"/>
+      <w:r>
+        <w:t>shapes</w:t>
+      </w:r>
+      <w:proofErr w:type="spellEnd"/>
+      <w:proofErr w:type="gramEnd"/>
+      <w:r>
+        <w:t>.</w:t>
+      </w:r>
+    </w:p>
+    <w:p>
+      <w:r>
+        <w:t xml:space="preserve">F11. Система должна загружать список фигур из файла </w:t>
+      </w:r>
+      <w:proofErr w:type="gramStart"/>
+      <w:r>
+        <w:t>*.</w:t>
+      </w:r>
+      <w:proofErr w:type="spellStart"/>
+      <w:r>
+        <w:t>shapes</w:t>
+      </w:r>
+      <w:proofErr w:type="spellEnd"/>
+      <w:proofErr w:type="gramEnd"/>
+      <w:r>
+        <w:t>.</w:t>
       </w:r>
     </w:p>
     <w:p>
@@ -9902,7 +11383,7 @@
 
 <file path=word/comments.xml><?xml version="1.0" encoding="utf-8"?>
 <w:comments xmlns:wpc="http://schemas.microsoft.com/office/word/2010/wordprocessingCanvas" xmlns:cx="http://schemas.microsoft.com/office/drawing/2014/chartex" xmlns:cx1="http://schemas.microsoft.com/office/drawing/2015/9/8/chartex" xmlns:mc="http://schemas.openxmlformats.org/markup-compatibility/2006" xmlns:o="urn:schemas-microsoft-com:office:office" xmlns:r="http://schemas.openxmlformats.org/officeDocument/2006/relationships" xmlns:m="http://schemas.openxmlformats.org/officeDocument/2006/math" xmlns:v="urn:schemas-microsoft-com:vml" xmlns:wp14="http://schemas.microsoft.com/office/word/2010/wordprocessingDrawing" xmlns:wp="http://schemas.openxmlformats.org/drawingml/2006/wordprocessingDrawing" xmlns:w10="urn:schemas-microsoft-com:office:word" xmlns:w="http://schemas.openxmlformats.org/wordprocessingml/2006/main" xmlns:w14="http://schemas.microsoft.com/office/word/2010/wordml" xmlns:w15="http://schemas.microsoft.com/office/word/2012/wordml" xmlns:w16se="http://schemas.microsoft.com/office/word/2015/wordml/symex" xmlns:wpg="http://schemas.microsoft.com/office/word/2010/wordprocessingGroup" xmlns:wpi="http://schemas.microsoft.com/office/word/2010/wordprocessingInk" xmlns:wne="http://schemas.microsoft.com/office/word/2006/wordml" xmlns:wps="http://schemas.microsoft.com/office/word/2010/wordprocessingShape" mc:Ignorable="w14 w15 w16se wp14">
-  <w:comment w:id="24" w:author="Aleksey A. Kalentev" w:date="2026-06-13T13:56:00Z" w:initials="AAK">
+  <w:comment w:id="24" w:author="Aleksey A. Kalentev" w:date="2026-06-20T13:24:00Z" w:initials="AAK">
     <w:p>
       <w:pPr>
         <w:pStyle w:val="af3"/>
@@ -9920,19 +11401,19 @@
 
 <file path=word/commentsExtended.xml><?xml version="1.0" encoding="utf-8"?>
 <w15:commentsEx xmlns:wpc="http://schemas.microsoft.com/office/word/2010/wordprocessingCanvas" xmlns:cx="http://schemas.microsoft.com/office/drawing/2014/chartex" xmlns:cx1="http://schemas.microsoft.com/office/drawing/2015/9/8/chartex" xmlns:mc="http://schemas.openxmlformats.org/markup-compatibility/2006" xmlns:o="urn:schemas-microsoft-com:office:office" xmlns:r="http://schemas.openxmlformats.org/officeDocument/2006/relationships" xmlns:m="http://schemas.openxmlformats.org/officeDocument/2006/math" xmlns:v="urn:schemas-microsoft-com:vml" xmlns:wp14="http://schemas.microsoft.com/office/word/2010/wordprocessingDrawing" xmlns:wp="http://schemas.openxmlformats.org/drawingml/2006/wordprocessingDrawing" xmlns:w10="urn:schemas-microsoft-com:office:word" xmlns:w="http://schemas.openxmlformats.org/wordprocessingml/2006/main" xmlns:w14="http://schemas.microsoft.com/office/word/2010/wordml" xmlns:w15="http://schemas.microsoft.com/office/word/2012/wordml" xmlns:w16se="http://schemas.microsoft.com/office/word/2015/wordml/symex" xmlns:wpg="http://schemas.microsoft.com/office/word/2010/wordprocessingGroup" xmlns:wpi="http://schemas.microsoft.com/office/word/2010/wordprocessingInk" xmlns:wne="http://schemas.microsoft.com/office/word/2006/wordml" xmlns:wps="http://schemas.microsoft.com/office/word/2010/wordprocessingShape" mc:Ignorable="w14 w15 w16se wp14">
-  <w15:commentEx w15:paraId="7C950C2B" w15:done="0"/>
+  <w15:commentEx w15:paraId="1821C167" w15:done="0"/>
 </w15:commentsEx>
 </file>
 
 <file path=word/commentsExtensible.xml><?xml version="1.0" encoding="utf-8"?>
 <w16cex:commentsExtensible xmlns:wpc="http://schemas.microsoft.com/office/word/2010/wordprocessingCanvas" xmlns:cx="http://schemas.microsoft.com/office/drawing/2014/chartex" xmlns:cx1="http://schemas.microsoft.com/office/drawing/2015/9/8/chartex" xmlns:cx2="http://schemas.microsoft.com/office/drawing/2015/10/21/chartex" xmlns:cx3="http://schemas.microsoft.com/office/drawing/2016/5/9/chartex" xmlns:cx4="http://schemas.microsoft.com/office/drawing/2016/5/10/chartex" xmlns:cx5="http://schemas.microsoft.com/office/drawing/2016/5/11/chartex" xmlns:cx6="http://schemas.microsoft.com/office/drawing/2016/5/12/chartex" xmlns:cx7="http://schemas.microsoft.com/office/drawing/2016/5/13/chartex" xmlns:cx8="http://schemas.microsoft.com/office/drawing/2016/5/14/chartex" xmlns:mc="http://schemas.openxmlformats.org/markup-compatibility/2006" xmlns:aink="http://schemas.microsoft.com/office/drawing/2016/ink" xmlns:am3d="http://schemas.microsoft.com/office/drawing/2017/model3d" xmlns:o="urn:schemas-microsoft-com:office:office" xmlns:r="http://schemas.openxmlformats.org/officeDocument/2006/relationships" xmlns:m="http://schemas.openxmlformats.org/officeDocument/2006/math" xmlns:v="urn:schemas-microsoft-com:vml" xmlns:wp14="http://schemas.microsoft.com/office/word/2010/wordprocessingDrawing" xmlns:wp="http://schemas.openxmlformats.org/drawingml/2006/wordprocessingDrawing" xmlns:w10="urn:schemas-microsoft-com:office:word" xmlns:w="http://schemas.openxmlformats.org/wordprocessingml/2006/main" xmlns:w14="http://schemas.microsoft.com/office/word/2010/wordml" xmlns:w15="http://schemas.microsoft.com/office/word/2012/wordml" xmlns:w16cex="http://schemas.microsoft.com/office/word/2018/wordml/cex" xmlns:w16cid="http://schemas.microsoft.com/office/word/2016/wordml/cid" xmlns:w16="http://schemas.microsoft.com/office/word/2018/wordml" xmlns:w16sdtdh="http://schemas.microsoft.com/office/word/2020/wordml/sdtdatahash" xmlns:w16se="http://schemas.microsoft.com/office/word/2015/wordml/symex" xmlns:wpg="http://schemas.microsoft.com/office/word/2010/wordprocessingGroup" xmlns:wpi="http://schemas.microsoft.com/office/word/2010/wordprocessingInk" xmlns:wne="http://schemas.microsoft.com/office/word/2006/wordml" xmlns:wps="http://schemas.microsoft.com/office/word/2010/wordprocessingShape" mc:Ignorable="w14 w15 w16se w16cid w16 w16cex w16sdtdh wp14">
-  <w16cex:commentExtensible w16cex:durableId="2DD7E022" w16cex:dateUtc="2026-06-13T06:56:00Z"/>
+  <w16cex:commentExtensible w16cex:durableId="2DE112F1" w16cex:dateUtc="2026-06-20T06:24:00Z"/>
 </w16cex:commentsExtensible>
 </file>
 
 <file path=word/commentsIds.xml><?xml version="1.0" encoding="utf-8"?>
 <w16cid:commentsIds xmlns:wpc="http://schemas.microsoft.com/office/word/2010/wordprocessingCanvas" xmlns:cx="http://schemas.microsoft.com/office/drawing/2014/chartex" xmlns:cx1="http://schemas.microsoft.com/office/drawing/2015/9/8/chartex" xmlns:cx2="http://schemas.microsoft.com/office/drawing/2015/10/21/chartex" xmlns:cx3="http://schemas.microsoft.com/office/drawing/2016/5/9/chartex" xmlns:cx4="http://schemas.microsoft.com/office/drawing/2016/5/10/chartex" xmlns:cx5="http://schemas.microsoft.com/office/drawing/2016/5/11/chartex" xmlns:cx6="http://schemas.microsoft.com/office/drawing/2016/5/12/chartex" xmlns:cx7="http://schemas.microsoft.com/office/drawing/2016/5/13/chartex" xmlns:cx8="http://schemas.microsoft.com/office/drawing/2016/5/14/chartex" xmlns:mc="http://schemas.openxmlformats.org/markup-compatibility/2006" xmlns:aink="http://schemas.microsoft.com/office/drawing/2016/ink" xmlns:am3d="http://schemas.microsoft.com/office/drawing/2017/model3d" xmlns:o="urn:schemas-microsoft-com:office:office" xmlns:r="http://schemas.openxmlformats.org/officeDocument/2006/relationships" xmlns:m="http://schemas.openxmlformats.org/officeDocument/2006/math" xmlns:v="urn:schemas-microsoft-com:vml" xmlns:wp14="http://schemas.microsoft.com/office/word/2010/wordprocessingDrawing" xmlns:wp="http://schemas.openxmlformats.org/drawingml/2006/wordprocessingDrawing" xmlns:w10="urn:schemas-microsoft-com:office:word" xmlns:w="http://schemas.openxmlformats.org/wordprocessingml/2006/main" xmlns:w14="http://schemas.microsoft.com/office/word/2010/wordml" xmlns:w15="http://schemas.microsoft.com/office/word/2012/wordml" xmlns:w16cex="http://schemas.microsoft.com/office/word/2018/wordml/cex" xmlns:w16cid="http://schemas.microsoft.com/office/word/2016/wordml/cid" xmlns:w16="http://schemas.microsoft.com/office/word/2018/wordml" xmlns:w16sdtdh="http://schemas.microsoft.com/office/word/2020/wordml/sdtdatahash" xmlns:w16se="http://schemas.microsoft.com/office/word/2015/wordml/symex" xmlns:wpg="http://schemas.microsoft.com/office/word/2010/wordprocessingGroup" xmlns:wpi="http://schemas.microsoft.com/office/word/2010/wordprocessingInk" xmlns:wne="http://schemas.microsoft.com/office/word/2006/wordml" xmlns:wps="http://schemas.microsoft.com/office/word/2010/wordprocessingShape" mc:Ignorable="w14 w15 w16se w16cid w16 w16cex w16sdtdh wp14">
-  <w16cid:commentId w16cid:paraId="7C950C2B" w16cid:durableId="2DD7E022"/>
+  <w16cid:commentId w16cid:paraId="1821C167" w16cid:durableId="2DE112F1"/>
 </w16cid:commentsIds>
 </file>
 
@@ -9991,7 +11472,7 @@
           <w:rPr>
             <w:noProof/>
           </w:rPr>
-          <w:t>20</w:t>
+          <w:t>6</w:t>
         </w:r>
         <w:r>
           <w:fldChar w:fldCharType="end"/>
@@ -13020,7 +14501,7 @@
 </file>
 
 <file path=customXml/itemProps1.xml><?xml version="1.0" encoding="utf-8"?>
-<ds:datastoreItem xmlns:ds="http://schemas.openxmlformats.org/officeDocument/2006/customXml" ds:itemID="{0AF16C9A-F256-4BF3-84DE-00F573F8D773}">
+<ds:datastoreItem xmlns:ds="http://schemas.openxmlformats.org/officeDocument/2006/customXml" ds:itemID="{B4032449-B25E-41A7-BAF3-1FCF98F9A495}">
   <ds:schemaRefs>
     <ds:schemaRef ds:uri="http://schemas.openxmlformats.org/officeDocument/2006/bibliography"/>
   </ds:schemaRefs>

--- a/ЛБ3/ЛР 5 Бабуцкий рефакторинг 1.docx
+++ b/ЛБ3/ЛР 5 Бабуцкий рефакторинг 1.docx
@@ -1,6 +1,6 @@
 
 <file path=word/document.xml><?xml version="1.0" encoding="utf-8"?>
-<w:document xmlns:wpc="http://schemas.microsoft.com/office/word/2010/wordprocessingCanvas" xmlns:cx="http://schemas.microsoft.com/office/drawing/2014/chartex" xmlns:cx1="http://schemas.microsoft.com/office/drawing/2015/9/8/chartex" xmlns:cx2="http://schemas.microsoft.com/office/drawing/2015/10/21/chartex" xmlns:cx3="http://schemas.microsoft.com/office/drawing/2016/5/9/chartex" xmlns:cx4="http://schemas.microsoft.com/office/drawing/2016/5/10/chartex" xmlns:cx5="http://schemas.microsoft.com/office/drawing/2016/5/11/chartex" xmlns:cx6="http://schemas.microsoft.com/office/drawing/2016/5/12/chartex" xmlns:cx7="http://schemas.microsoft.com/office/drawing/2016/5/13/chartex" xmlns:cx8="http://schemas.microsoft.com/office/drawing/2016/5/14/chartex" xmlns:mc="http://schemas.openxmlformats.org/markup-compatibility/2006" xmlns:aink="http://schemas.microsoft.com/office/drawing/2016/ink" xmlns:am3d="http://schemas.microsoft.com/office/drawing/2017/model3d" xmlns:o="urn:schemas-microsoft-com:office:office" xmlns:r="http://schemas.openxmlformats.org/officeDocument/2006/relationships" xmlns:m="http://schemas.openxmlformats.org/officeDocument/2006/math" xmlns:v="urn:schemas-microsoft-com:vml" xmlns:wp14="http://schemas.microsoft.com/office/word/2010/wordprocessingDrawing" xmlns:wp="http://schemas.openxmlformats.org/drawingml/2006/wordprocessingDrawing" xmlns:w10="urn:schemas-microsoft-com:office:word" xmlns:w="http://schemas.openxmlformats.org/wordprocessingml/2006/main" xmlns:w14="http://schemas.microsoft.com/office/word/2010/wordml" xmlns:w15="http://schemas.microsoft.com/office/word/2012/wordml" xmlns:w16cex="http://schemas.microsoft.com/office/word/2018/wordml/cex" xmlns:w16cid="http://schemas.microsoft.com/office/word/2016/wordml/cid" xmlns:w16="http://schemas.microsoft.com/office/word/2018/wordml" xmlns:w16sdtdh="http://schemas.microsoft.com/office/word/2020/wordml/sdtdatahash" xmlns:w16se="http://schemas.microsoft.com/office/word/2015/wordml/symex" xmlns:wpg="http://schemas.microsoft.com/office/word/2010/wordprocessingGroup" xmlns:wpi="http://schemas.microsoft.com/office/word/2010/wordprocessingInk" xmlns:wne="http://schemas.microsoft.com/office/word/2006/wordml" xmlns:wps="http://schemas.microsoft.com/office/word/2010/wordprocessingShape" mc:Ignorable="w14 w15 w16se w16cid w16 w16cex w16sdtdh wp14">
+<w:document xmlns:wpc="http://schemas.microsoft.com/office/word/2010/wordprocessingCanvas" xmlns:cx="http://schemas.microsoft.com/office/drawing/2014/chartex" xmlns:cx1="http://schemas.microsoft.com/office/drawing/2015/9/8/chartex" xmlns:mc="http://schemas.openxmlformats.org/markup-compatibility/2006" xmlns:o="urn:schemas-microsoft-com:office:office" xmlns:r="http://schemas.openxmlformats.org/officeDocument/2006/relationships" xmlns:m="http://schemas.openxmlformats.org/officeDocument/2006/math" xmlns:v="urn:schemas-microsoft-com:vml" xmlns:wp14="http://schemas.microsoft.com/office/word/2010/wordprocessingDrawing" xmlns:wp="http://schemas.openxmlformats.org/drawingml/2006/wordprocessingDrawing" xmlns:w10="urn:schemas-microsoft-com:office:word" xmlns:w="http://schemas.openxmlformats.org/wordprocessingml/2006/main" xmlns:w14="http://schemas.microsoft.com/office/word/2010/wordml" xmlns:w15="http://schemas.microsoft.com/office/word/2012/wordml" xmlns:w16se="http://schemas.microsoft.com/office/word/2015/wordml/symex" xmlns:wpg="http://schemas.microsoft.com/office/word/2010/wordprocessingGroup" xmlns:wpi="http://schemas.microsoft.com/office/word/2010/wordprocessingInk" xmlns:wne="http://schemas.microsoft.com/office/word/2006/wordml" xmlns:wps="http://schemas.microsoft.com/office/word/2010/wordprocessingShape" mc:Ignorable="w14 w15 w16se wp14">
   <w:body>
     <w:p>
       <w:pPr>
@@ -2854,7 +2854,7 @@
                     <pic:cNvPicPr/>
                   </pic:nvPicPr>
                   <pic:blipFill>
-                    <a:blip r:embed="rId13" cstate="print">
+                    <a:blip r:embed="rId11" cstate="print">
                       <a:extLst>
                         <a:ext uri="{28A0092B-C50C-407E-A947-70E740481C1C}">
                           <a14:useLocalDpi xmlns:a14="http://schemas.microsoft.com/office/drawing/2010/main" val="0"/>
@@ -2980,7 +2980,7 @@
     <w:p>
       <w:pPr>
         <w:sectPr>
-          <w:footerReference w:type="default" r:id="rId14"/>
+          <w:footerReference w:type="default" r:id="rId12"/>
           <w:pgSz w:w="11906" w:h="16838"/>
           <w:pgMar w:top="1134" w:right="567" w:bottom="1134" w:left="1701" w:header="0" w:footer="0" w:gutter="0"/>
           <w:cols w:space="720"/>
@@ -3002,10 +3002,4297 @@
         </w:rPr>
         <w:lastRenderedPageBreak/>
         <w:drawing>
-          <wp:inline distT="0" distB="0" distL="0" distR="0" wp14:anchorId="2A951FC7" wp14:editId="3F3CE640">
-            <wp:extent cx="9251950" cy="5059045"/>
-            <wp:effectExtent l="0" t="0" r="6350" b="8255"/>
-            <wp:docPr id="2" name="Рисунок 2"/>
+          <wp:inline distT="0" distB="0" distL="0" distR="0" wp14:anchorId="11CA57DE" wp14:editId="7009B111">
+            <wp:extent cx="9251950" cy="5386070"/>
+            <wp:effectExtent l="0" t="0" r="6350" b="5080"/>
+            <wp:docPr id="9" name="Рисунок 9"/>
+            <wp:cNvGraphicFramePr>
+              <a:graphicFrameLocks xmlns:a="http://schemas.openxmlformats.org/drawingml/2006/main" noChangeAspect="1"/>
+            </wp:cNvGraphicFramePr>
+            <a:graphic xmlns:a="http://schemas.openxmlformats.org/drawingml/2006/main">
+              <a:graphicData uri="http://schemas.openxmlformats.org/drawingml/2006/picture">
+                <pic:pic xmlns:pic="http://schemas.openxmlformats.org/drawingml/2006/picture">
+                  <pic:nvPicPr>
+                    <pic:cNvPr id="1" name=""/>
+                    <pic:cNvPicPr/>
+                  </pic:nvPicPr>
+                  <pic:blipFill>
+                    <a:blip r:embed="rId13"/>
+                    <a:stretch>
+                      <a:fillRect/>
+                    </a:stretch>
+                  </pic:blipFill>
+                  <pic:spPr>
+                    <a:xfrm>
+                      <a:off x="0" y="0"/>
+                      <a:ext cx="9251950" cy="5386070"/>
+                    </a:xfrm>
+                    <a:prstGeom prst="rect">
+                      <a:avLst/>
+                    </a:prstGeom>
+                  </pic:spPr>
+                </pic:pic>
+              </a:graphicData>
+            </a:graphic>
+          </wp:inline>
+        </w:drawing>
+      </w:r>
+    </w:p>
+    <w:p>
+      <w:pPr>
+        <w:ind w:firstLine="0"/>
+        <w:jc w:val="center"/>
+        <w:sectPr>
+          <w:pgSz w:w="16838" w:h="11906" w:orient="landscape"/>
+          <w:pgMar w:top="851" w:right="1134" w:bottom="567" w:left="1134" w:header="0" w:footer="0" w:gutter="0"/>
+          <w:cols w:space="720"/>
+          <w:formProt w:val="0"/>
+          <w:docGrid w:linePitch="100"/>
+        </w:sectPr>
+      </w:pPr>
+      <w:r>
+        <w:t xml:space="preserve">Рисунок 2 – </w:t>
+      </w:r>
+      <w:r>
+        <w:rPr>
+          <w:lang w:val="en-US"/>
+        </w:rPr>
+        <w:t>UML</w:t>
+      </w:r>
+      <w:r>
+        <w:t xml:space="preserve"> диаграмма классов</w:t>
+      </w:r>
+    </w:p>
+    <w:p>
+      <w:pPr>
+        <w:ind w:firstLine="709"/>
+        <w:outlineLvl w:val="1"/>
+        <w:rPr>
+          <w:b/>
+          <w:bCs/>
+        </w:rPr>
+      </w:pPr>
+      <w:bookmarkStart w:id="9" w:name="_Toc74829066"/>
+      <w:bookmarkStart w:id="10" w:name="_Toc232104094"/>
+      <w:r>
+        <w:rPr>
+          <w:b/>
+          <w:bCs/>
+        </w:rPr>
+        <w:lastRenderedPageBreak/>
+        <w:t>1.3 Описание классов, образующих связь типа «общее-частное»</w:t>
+      </w:r>
+      <w:bookmarkEnd w:id="9"/>
+      <w:bookmarkEnd w:id="10"/>
+    </w:p>
+    <w:p>
+      <w:pPr>
+        <w:ind w:firstLine="709"/>
+      </w:pPr>
+      <w:r>
+        <w:t xml:space="preserve">Таблица 1 – Описание интерфейса </w:t>
+      </w:r>
+      <w:proofErr w:type="spellStart"/>
+      <w:r>
+        <w:t>IShape</w:t>
+      </w:r>
+      <w:proofErr w:type="spellEnd"/>
+    </w:p>
+    <w:tbl>
+      <w:tblPr>
+        <w:tblStyle w:val="ad"/>
+        <w:tblW w:w="0" w:type="auto"/>
+        <w:jc w:val="center"/>
+        <w:tblLook w:val="04A0" w:firstRow="1" w:lastRow="0" w:firstColumn="1" w:lastColumn="0" w:noHBand="0" w:noVBand="1"/>
+      </w:tblPr>
+      <w:tblGrid>
+        <w:gridCol w:w="2877"/>
+        <w:gridCol w:w="1954"/>
+        <w:gridCol w:w="4514"/>
+      </w:tblGrid>
+      <w:tr>
+        <w:trPr>
+          <w:tblHeader/>
+          <w:jc w:val="center"/>
+        </w:trPr>
+        <w:tc>
+          <w:tcPr>
+            <w:tcW w:w="2948" w:type="dxa"/>
+            <w:shd w:val="clear" w:color="auto" w:fill="D9E2F3"/>
+            <w:tcMar>
+              <w:top w:w="80" w:type="dxa"/>
+              <w:left w:w="90" w:type="dxa"/>
+              <w:bottom w:w="80" w:type="dxa"/>
+              <w:right w:w="90" w:type="dxa"/>
+            </w:tcMar>
+            <w:vAlign w:val="center"/>
+          </w:tcPr>
+          <w:p>
+            <w:pPr>
+              <w:spacing w:line="240" w:lineRule="auto"/>
+              <w:jc w:val="center"/>
+            </w:pPr>
+            <w:r>
+              <w:rPr>
+                <w:b/>
+                <w:sz w:val="21"/>
+              </w:rPr>
+              <w:t>Название</w:t>
+            </w:r>
+          </w:p>
+        </w:tc>
+        <w:tc>
+          <w:tcPr>
+            <w:tcW w:w="1984" w:type="dxa"/>
+            <w:shd w:val="clear" w:color="auto" w:fill="D9E2F3"/>
+            <w:tcMar>
+              <w:top w:w="80" w:type="dxa"/>
+              <w:left w:w="90" w:type="dxa"/>
+              <w:bottom w:w="80" w:type="dxa"/>
+              <w:right w:w="90" w:type="dxa"/>
+            </w:tcMar>
+            <w:vAlign w:val="center"/>
+          </w:tcPr>
+          <w:p>
+            <w:pPr>
+              <w:spacing w:line="240" w:lineRule="auto"/>
+              <w:jc w:val="center"/>
+            </w:pPr>
+            <w:r>
+              <w:rPr>
+                <w:b/>
+                <w:sz w:val="21"/>
+              </w:rPr>
+              <w:t>Тип</w:t>
+            </w:r>
+          </w:p>
+        </w:tc>
+        <w:tc>
+          <w:tcPr>
+            <w:tcW w:w="4706" w:type="dxa"/>
+            <w:shd w:val="clear" w:color="auto" w:fill="D9E2F3"/>
+            <w:tcMar>
+              <w:top w:w="80" w:type="dxa"/>
+              <w:left w:w="90" w:type="dxa"/>
+              <w:bottom w:w="80" w:type="dxa"/>
+              <w:right w:w="90" w:type="dxa"/>
+            </w:tcMar>
+            <w:vAlign w:val="center"/>
+          </w:tcPr>
+          <w:p>
+            <w:pPr>
+              <w:spacing w:line="240" w:lineRule="auto"/>
+              <w:jc w:val="center"/>
+            </w:pPr>
+            <w:r>
+              <w:rPr>
+                <w:b/>
+                <w:sz w:val="21"/>
+              </w:rPr>
+              <w:t>Описание</w:t>
+            </w:r>
+          </w:p>
+        </w:tc>
+      </w:tr>
+      <w:tr>
+        <w:trPr>
+          <w:jc w:val="center"/>
+        </w:trPr>
+        <w:tc>
+          <w:tcPr>
+            <w:tcW w:w="9638" w:type="dxa"/>
+            <w:gridSpan w:val="3"/>
+            <w:shd w:val="clear" w:color="auto" w:fill="EDEDED"/>
+            <w:tcMar>
+              <w:top w:w="80" w:type="dxa"/>
+              <w:left w:w="90" w:type="dxa"/>
+              <w:bottom w:w="80" w:type="dxa"/>
+              <w:right w:w="90" w:type="dxa"/>
+            </w:tcMar>
+            <w:vAlign w:val="center"/>
+          </w:tcPr>
+          <w:p>
+            <w:pPr>
+              <w:spacing w:line="240" w:lineRule="auto"/>
+              <w:jc w:val="center"/>
+            </w:pPr>
+            <w:r>
+              <w:rPr>
+                <w:sz w:val="21"/>
+              </w:rPr>
+              <w:t xml:space="preserve">Описание интерфейса: </w:t>
+            </w:r>
+            <w:proofErr w:type="spellStart"/>
+            <w:r>
+              <w:rPr>
+                <w:sz w:val="21"/>
+              </w:rPr>
+              <w:t>IShape</w:t>
+            </w:r>
+            <w:proofErr w:type="spellEnd"/>
+            <w:r>
+              <w:rPr>
+                <w:sz w:val="21"/>
+              </w:rPr>
+              <w:t xml:space="preserve"> определяет общий контракт геометрической фигуры. Все реализации предоставляют название, площадь и периметр.</w:t>
+            </w:r>
+          </w:p>
+        </w:tc>
+      </w:tr>
+      <w:tr>
+        <w:trPr>
+          <w:jc w:val="center"/>
+        </w:trPr>
+        <w:tc>
+          <w:tcPr>
+            <w:tcW w:w="9638" w:type="dxa"/>
+            <w:gridSpan w:val="3"/>
+            <w:shd w:val="clear" w:color="auto" w:fill="F2F2F2"/>
+            <w:tcMar>
+              <w:top w:w="80" w:type="dxa"/>
+              <w:left w:w="90" w:type="dxa"/>
+              <w:bottom w:w="80" w:type="dxa"/>
+              <w:right w:w="90" w:type="dxa"/>
+            </w:tcMar>
+            <w:vAlign w:val="center"/>
+          </w:tcPr>
+          <w:p>
+            <w:pPr>
+              <w:spacing w:line="240" w:lineRule="auto"/>
+              <w:jc w:val="center"/>
+            </w:pPr>
+            <w:r>
+              <w:rPr>
+                <w:b/>
+                <w:sz w:val="20"/>
+              </w:rPr>
+              <w:t>Свойства</w:t>
+            </w:r>
+          </w:p>
+        </w:tc>
+      </w:tr>
+      <w:tr>
+        <w:trPr>
+          <w:cantSplit/>
+          <w:jc w:val="center"/>
+        </w:trPr>
+        <w:tc>
+          <w:tcPr>
+            <w:tcW w:w="2948" w:type="dxa"/>
+            <w:tcMar>
+              <w:top w:w="80" w:type="dxa"/>
+              <w:left w:w="90" w:type="dxa"/>
+              <w:bottom w:w="80" w:type="dxa"/>
+              <w:right w:w="90" w:type="dxa"/>
+            </w:tcMar>
+            <w:vAlign w:val="center"/>
+          </w:tcPr>
+          <w:p>
+            <w:pPr>
+              <w:spacing w:line="240" w:lineRule="auto"/>
+            </w:pPr>
+            <w:r>
+              <w:rPr>
+                <w:sz w:val="19"/>
+              </w:rPr>
+              <w:t>+ Name</w:t>
+            </w:r>
+          </w:p>
+        </w:tc>
+        <w:tc>
+          <w:tcPr>
+            <w:tcW w:w="1984" w:type="dxa"/>
+            <w:tcMar>
+              <w:top w:w="80" w:type="dxa"/>
+              <w:left w:w="90" w:type="dxa"/>
+              <w:bottom w:w="80" w:type="dxa"/>
+              <w:right w:w="90" w:type="dxa"/>
+            </w:tcMar>
+            <w:vAlign w:val="center"/>
+          </w:tcPr>
+          <w:p>
+            <w:pPr>
+              <w:spacing w:line="240" w:lineRule="auto"/>
+            </w:pPr>
+            <w:proofErr w:type="spellStart"/>
+            <w:r>
+              <w:rPr>
+                <w:sz w:val="19"/>
+              </w:rPr>
+              <w:t>string</w:t>
+            </w:r>
+            <w:proofErr w:type="spellEnd"/>
+          </w:p>
+        </w:tc>
+        <w:tc>
+          <w:tcPr>
+            <w:tcW w:w="4706" w:type="dxa"/>
+            <w:tcMar>
+              <w:top w:w="80" w:type="dxa"/>
+              <w:left w:w="90" w:type="dxa"/>
+              <w:bottom w:w="80" w:type="dxa"/>
+              <w:right w:w="90" w:type="dxa"/>
+            </w:tcMar>
+            <w:vAlign w:val="center"/>
+          </w:tcPr>
+          <w:p>
+            <w:pPr>
+              <w:spacing w:line="240" w:lineRule="auto"/>
+            </w:pPr>
+            <w:r>
+              <w:rPr>
+                <w:sz w:val="19"/>
+              </w:rPr>
+              <w:t>Название конкретного типа фигуры.</w:t>
+            </w:r>
+          </w:p>
+        </w:tc>
+      </w:tr>
+      <w:tr>
+        <w:trPr>
+          <w:jc w:val="center"/>
+        </w:trPr>
+        <w:tc>
+          <w:tcPr>
+            <w:tcW w:w="9638" w:type="dxa"/>
+            <w:gridSpan w:val="3"/>
+            <w:shd w:val="clear" w:color="auto" w:fill="F2F2F2"/>
+            <w:tcMar>
+              <w:top w:w="80" w:type="dxa"/>
+              <w:left w:w="90" w:type="dxa"/>
+              <w:bottom w:w="80" w:type="dxa"/>
+              <w:right w:w="90" w:type="dxa"/>
+            </w:tcMar>
+            <w:vAlign w:val="center"/>
+          </w:tcPr>
+          <w:p>
+            <w:pPr>
+              <w:spacing w:line="240" w:lineRule="auto"/>
+              <w:jc w:val="center"/>
+            </w:pPr>
+            <w:r>
+              <w:rPr>
+                <w:b/>
+                <w:sz w:val="20"/>
+              </w:rPr>
+              <w:t>Методы</w:t>
+            </w:r>
+          </w:p>
+        </w:tc>
+      </w:tr>
+      <w:tr>
+        <w:trPr>
+          <w:cantSplit/>
+          <w:jc w:val="center"/>
+        </w:trPr>
+        <w:tc>
+          <w:tcPr>
+            <w:tcW w:w="2948" w:type="dxa"/>
+            <w:tcMar>
+              <w:top w:w="80" w:type="dxa"/>
+              <w:left w:w="90" w:type="dxa"/>
+              <w:bottom w:w="80" w:type="dxa"/>
+              <w:right w:w="90" w:type="dxa"/>
+            </w:tcMar>
+            <w:vAlign w:val="center"/>
+          </w:tcPr>
+          <w:p>
+            <w:pPr>
+              <w:spacing w:line="240" w:lineRule="auto"/>
+            </w:pPr>
+            <w:r>
+              <w:rPr>
+                <w:sz w:val="19"/>
+              </w:rPr>
+              <w:t xml:space="preserve">+ </w:t>
+            </w:r>
+            <w:proofErr w:type="spellStart"/>
+            <w:r>
+              <w:rPr>
+                <w:sz w:val="19"/>
+              </w:rPr>
+              <w:t>CalculateArea</w:t>
+            </w:r>
+            <w:proofErr w:type="spellEnd"/>
+            <w:r>
+              <w:rPr>
+                <w:sz w:val="19"/>
+              </w:rPr>
+              <w:t>()</w:t>
+            </w:r>
+          </w:p>
+        </w:tc>
+        <w:tc>
+          <w:tcPr>
+            <w:tcW w:w="1984" w:type="dxa"/>
+            <w:tcMar>
+              <w:top w:w="80" w:type="dxa"/>
+              <w:left w:w="90" w:type="dxa"/>
+              <w:bottom w:w="80" w:type="dxa"/>
+              <w:right w:w="90" w:type="dxa"/>
+            </w:tcMar>
+            <w:vAlign w:val="center"/>
+          </w:tcPr>
+          <w:p>
+            <w:pPr>
+              <w:spacing w:line="240" w:lineRule="auto"/>
+            </w:pPr>
+            <w:proofErr w:type="spellStart"/>
+            <w:r>
+              <w:rPr>
+                <w:sz w:val="19"/>
+              </w:rPr>
+              <w:t>double</w:t>
+            </w:r>
+            <w:proofErr w:type="spellEnd"/>
+          </w:p>
+        </w:tc>
+        <w:tc>
+          <w:tcPr>
+            <w:tcW w:w="4706" w:type="dxa"/>
+            <w:tcMar>
+              <w:top w:w="80" w:type="dxa"/>
+              <w:left w:w="90" w:type="dxa"/>
+              <w:bottom w:w="80" w:type="dxa"/>
+              <w:right w:w="90" w:type="dxa"/>
+            </w:tcMar>
+            <w:vAlign w:val="center"/>
+          </w:tcPr>
+          <w:p>
+            <w:pPr>
+              <w:spacing w:line="240" w:lineRule="auto"/>
+            </w:pPr>
+            <w:r>
+              <w:rPr>
+                <w:sz w:val="19"/>
+              </w:rPr>
+              <w:t>Вычисляет площадь фигуры.</w:t>
+            </w:r>
+          </w:p>
+        </w:tc>
+      </w:tr>
+      <w:tr>
+        <w:trPr>
+          <w:cantSplit/>
+          <w:jc w:val="center"/>
+        </w:trPr>
+        <w:tc>
+          <w:tcPr>
+            <w:tcW w:w="2948" w:type="dxa"/>
+            <w:tcMar>
+              <w:top w:w="80" w:type="dxa"/>
+              <w:left w:w="90" w:type="dxa"/>
+              <w:bottom w:w="80" w:type="dxa"/>
+              <w:right w:w="90" w:type="dxa"/>
+            </w:tcMar>
+            <w:vAlign w:val="center"/>
+          </w:tcPr>
+          <w:p>
+            <w:pPr>
+              <w:spacing w:line="240" w:lineRule="auto"/>
+            </w:pPr>
+            <w:r>
+              <w:rPr>
+                <w:sz w:val="19"/>
+              </w:rPr>
+              <w:t xml:space="preserve">+ </w:t>
+            </w:r>
+            <w:proofErr w:type="spellStart"/>
+            <w:r>
+              <w:rPr>
+                <w:sz w:val="19"/>
+              </w:rPr>
+              <w:t>CalculatePerimeter</w:t>
+            </w:r>
+            <w:proofErr w:type="spellEnd"/>
+            <w:r>
+              <w:rPr>
+                <w:sz w:val="19"/>
+              </w:rPr>
+              <w:t>()</w:t>
+            </w:r>
+          </w:p>
+        </w:tc>
+        <w:tc>
+          <w:tcPr>
+            <w:tcW w:w="1984" w:type="dxa"/>
+            <w:tcMar>
+              <w:top w:w="80" w:type="dxa"/>
+              <w:left w:w="90" w:type="dxa"/>
+              <w:bottom w:w="80" w:type="dxa"/>
+              <w:right w:w="90" w:type="dxa"/>
+            </w:tcMar>
+            <w:vAlign w:val="center"/>
+          </w:tcPr>
+          <w:p>
+            <w:pPr>
+              <w:spacing w:line="240" w:lineRule="auto"/>
+            </w:pPr>
+            <w:proofErr w:type="spellStart"/>
+            <w:r>
+              <w:rPr>
+                <w:sz w:val="19"/>
+              </w:rPr>
+              <w:t>double</w:t>
+            </w:r>
+            <w:proofErr w:type="spellEnd"/>
+          </w:p>
+        </w:tc>
+        <w:tc>
+          <w:tcPr>
+            <w:tcW w:w="4706" w:type="dxa"/>
+            <w:tcMar>
+              <w:top w:w="80" w:type="dxa"/>
+              <w:left w:w="90" w:type="dxa"/>
+              <w:bottom w:w="80" w:type="dxa"/>
+              <w:right w:w="90" w:type="dxa"/>
+            </w:tcMar>
+            <w:vAlign w:val="center"/>
+          </w:tcPr>
+          <w:p>
+            <w:pPr>
+              <w:spacing w:line="240" w:lineRule="auto"/>
+            </w:pPr>
+            <w:r>
+              <w:rPr>
+                <w:sz w:val="19"/>
+              </w:rPr>
+              <w:t>Вычисляет периметр фигуры.</w:t>
+            </w:r>
+          </w:p>
+        </w:tc>
+      </w:tr>
+    </w:tbl>
+    <w:p>
+      <w:pPr>
+        <w:ind w:firstLine="709"/>
+      </w:pPr>
+    </w:p>
+    <w:p>
+      <w:pPr>
+        <w:ind w:firstLine="709"/>
+        <w:rPr>
+          <w:i/>
+          <w:iCs/>
+          <w:sz w:val="24"/>
+          <w:lang w:val="en-US"/>
+        </w:rPr>
+      </w:pPr>
+      <w:r>
+        <w:t xml:space="preserve">Таблица </w:t>
+      </w:r>
+      <w:r>
+        <w:rPr>
+          <w:lang w:val="en-US"/>
+        </w:rPr>
+        <w:t>2</w:t>
+      </w:r>
+      <w:r>
+        <w:t xml:space="preserve"> – </w:t>
+      </w:r>
+      <w:r>
+        <w:rPr>
+          <w:szCs w:val="28"/>
+        </w:rPr>
+        <w:t xml:space="preserve">Описание класса </w:t>
+      </w:r>
+      <w:proofErr w:type="spellStart"/>
+      <w:r>
+        <w:t>Circle</w:t>
+      </w:r>
+      <w:proofErr w:type="spellEnd"/>
+    </w:p>
+    <w:tbl>
+      <w:tblPr>
+        <w:tblStyle w:val="ad"/>
+        <w:tblW w:w="0" w:type="auto"/>
+        <w:jc w:val="center"/>
+        <w:tblLook w:val="04A0" w:firstRow="1" w:lastRow="0" w:firstColumn="1" w:lastColumn="0" w:noHBand="0" w:noVBand="1"/>
+      </w:tblPr>
+      <w:tblGrid>
+        <w:gridCol w:w="2875"/>
+        <w:gridCol w:w="1952"/>
+        <w:gridCol w:w="4518"/>
+      </w:tblGrid>
+      <w:tr>
+        <w:trPr>
+          <w:tblHeader/>
+          <w:jc w:val="center"/>
+        </w:trPr>
+        <w:tc>
+          <w:tcPr>
+            <w:tcW w:w="2948" w:type="dxa"/>
+            <w:shd w:val="clear" w:color="auto" w:fill="D9E2F3"/>
+            <w:tcMar>
+              <w:top w:w="80" w:type="dxa"/>
+              <w:left w:w="90" w:type="dxa"/>
+              <w:bottom w:w="80" w:type="dxa"/>
+              <w:right w:w="90" w:type="dxa"/>
+            </w:tcMar>
+            <w:vAlign w:val="center"/>
+          </w:tcPr>
+          <w:p>
+            <w:pPr>
+              <w:spacing w:line="240" w:lineRule="auto"/>
+              <w:jc w:val="center"/>
+            </w:pPr>
+            <w:r>
+              <w:rPr>
+                <w:b/>
+                <w:sz w:val="21"/>
+              </w:rPr>
+              <w:t>Название</w:t>
+            </w:r>
+          </w:p>
+        </w:tc>
+        <w:tc>
+          <w:tcPr>
+            <w:tcW w:w="1984" w:type="dxa"/>
+            <w:shd w:val="clear" w:color="auto" w:fill="D9E2F3"/>
+            <w:tcMar>
+              <w:top w:w="80" w:type="dxa"/>
+              <w:left w:w="90" w:type="dxa"/>
+              <w:bottom w:w="80" w:type="dxa"/>
+              <w:right w:w="90" w:type="dxa"/>
+            </w:tcMar>
+            <w:vAlign w:val="center"/>
+          </w:tcPr>
+          <w:p>
+            <w:pPr>
+              <w:spacing w:line="240" w:lineRule="auto"/>
+              <w:jc w:val="center"/>
+            </w:pPr>
+            <w:r>
+              <w:rPr>
+                <w:b/>
+                <w:sz w:val="21"/>
+              </w:rPr>
+              <w:t>Тип</w:t>
+            </w:r>
+          </w:p>
+        </w:tc>
+        <w:tc>
+          <w:tcPr>
+            <w:tcW w:w="4706" w:type="dxa"/>
+            <w:shd w:val="clear" w:color="auto" w:fill="D9E2F3"/>
+            <w:tcMar>
+              <w:top w:w="80" w:type="dxa"/>
+              <w:left w:w="90" w:type="dxa"/>
+              <w:bottom w:w="80" w:type="dxa"/>
+              <w:right w:w="90" w:type="dxa"/>
+            </w:tcMar>
+            <w:vAlign w:val="center"/>
+          </w:tcPr>
+          <w:p>
+            <w:pPr>
+              <w:spacing w:line="240" w:lineRule="auto"/>
+              <w:jc w:val="center"/>
+            </w:pPr>
+            <w:r>
+              <w:rPr>
+                <w:b/>
+                <w:sz w:val="21"/>
+              </w:rPr>
+              <w:t>Описание</w:t>
+            </w:r>
+          </w:p>
+        </w:tc>
+      </w:tr>
+      <w:tr>
+        <w:trPr>
+          <w:jc w:val="center"/>
+        </w:trPr>
+        <w:tc>
+          <w:tcPr>
+            <w:tcW w:w="9638" w:type="dxa"/>
+            <w:gridSpan w:val="3"/>
+            <w:shd w:val="clear" w:color="auto" w:fill="EDEDED"/>
+            <w:tcMar>
+              <w:top w:w="80" w:type="dxa"/>
+              <w:left w:w="90" w:type="dxa"/>
+              <w:bottom w:w="80" w:type="dxa"/>
+              <w:right w:w="90" w:type="dxa"/>
+            </w:tcMar>
+            <w:vAlign w:val="center"/>
+          </w:tcPr>
+          <w:p>
+            <w:pPr>
+              <w:spacing w:line="240" w:lineRule="auto"/>
+              <w:jc w:val="center"/>
+            </w:pPr>
+            <w:r>
+              <w:rPr>
+                <w:sz w:val="21"/>
+              </w:rPr>
+              <w:t xml:space="preserve">Описание класса: </w:t>
+            </w:r>
+            <w:proofErr w:type="spellStart"/>
+            <w:r>
+              <w:rPr>
+                <w:sz w:val="21"/>
+              </w:rPr>
+              <w:t>Circle</w:t>
+            </w:r>
+            <w:proofErr w:type="spellEnd"/>
+            <w:r>
+              <w:rPr>
+                <w:sz w:val="21"/>
+              </w:rPr>
+              <w:t xml:space="preserve"> реализует </w:t>
+            </w:r>
+            <w:proofErr w:type="spellStart"/>
+            <w:r>
+              <w:rPr>
+                <w:sz w:val="21"/>
+              </w:rPr>
+              <w:t>IShape</w:t>
+            </w:r>
+            <w:proofErr w:type="spellEnd"/>
+            <w:r>
+              <w:rPr>
+                <w:sz w:val="21"/>
+              </w:rPr>
+              <w:t xml:space="preserve"> и представляет круг с положительным радиусом.</w:t>
+            </w:r>
+          </w:p>
+        </w:tc>
+      </w:tr>
+      <w:tr>
+        <w:trPr>
+          <w:jc w:val="center"/>
+        </w:trPr>
+        <w:tc>
+          <w:tcPr>
+            <w:tcW w:w="9638" w:type="dxa"/>
+            <w:gridSpan w:val="3"/>
+            <w:shd w:val="clear" w:color="auto" w:fill="F2F2F2"/>
+            <w:tcMar>
+              <w:top w:w="80" w:type="dxa"/>
+              <w:left w:w="90" w:type="dxa"/>
+              <w:bottom w:w="80" w:type="dxa"/>
+              <w:right w:w="90" w:type="dxa"/>
+            </w:tcMar>
+            <w:vAlign w:val="center"/>
+          </w:tcPr>
+          <w:p>
+            <w:pPr>
+              <w:spacing w:line="240" w:lineRule="auto"/>
+              <w:jc w:val="center"/>
+            </w:pPr>
+            <w:r>
+              <w:rPr>
+                <w:b/>
+                <w:sz w:val="20"/>
+              </w:rPr>
+              <w:t>Поля</w:t>
+            </w:r>
+          </w:p>
+        </w:tc>
+      </w:tr>
+      <w:tr>
+        <w:trPr>
+          <w:cantSplit/>
+          <w:jc w:val="center"/>
+        </w:trPr>
+        <w:tc>
+          <w:tcPr>
+            <w:tcW w:w="2948" w:type="dxa"/>
+            <w:tcMar>
+              <w:top w:w="80" w:type="dxa"/>
+              <w:left w:w="90" w:type="dxa"/>
+              <w:bottom w:w="80" w:type="dxa"/>
+              <w:right w:w="90" w:type="dxa"/>
+            </w:tcMar>
+            <w:vAlign w:val="center"/>
+          </w:tcPr>
+          <w:p>
+            <w:pPr>
+              <w:spacing w:line="240" w:lineRule="auto"/>
+            </w:pPr>
+            <w:r>
+              <w:rPr>
+                <w:sz w:val="19"/>
+              </w:rPr>
+              <w:t>− _</w:t>
+            </w:r>
+            <w:proofErr w:type="spellStart"/>
+            <w:r>
+              <w:rPr>
+                <w:sz w:val="19"/>
+              </w:rPr>
+              <w:t>radius</w:t>
+            </w:r>
+            <w:proofErr w:type="spellEnd"/>
+          </w:p>
+        </w:tc>
+        <w:tc>
+          <w:tcPr>
+            <w:tcW w:w="1984" w:type="dxa"/>
+            <w:tcMar>
+              <w:top w:w="80" w:type="dxa"/>
+              <w:left w:w="90" w:type="dxa"/>
+              <w:bottom w:w="80" w:type="dxa"/>
+              <w:right w:w="90" w:type="dxa"/>
+            </w:tcMar>
+            <w:vAlign w:val="center"/>
+          </w:tcPr>
+          <w:p>
+            <w:pPr>
+              <w:spacing w:line="240" w:lineRule="auto"/>
+            </w:pPr>
+            <w:proofErr w:type="spellStart"/>
+            <w:r>
+              <w:rPr>
+                <w:sz w:val="19"/>
+              </w:rPr>
+              <w:t>double</w:t>
+            </w:r>
+            <w:proofErr w:type="spellEnd"/>
+          </w:p>
+        </w:tc>
+        <w:tc>
+          <w:tcPr>
+            <w:tcW w:w="4706" w:type="dxa"/>
+            <w:tcMar>
+              <w:top w:w="80" w:type="dxa"/>
+              <w:left w:w="90" w:type="dxa"/>
+              <w:bottom w:w="80" w:type="dxa"/>
+              <w:right w:w="90" w:type="dxa"/>
+            </w:tcMar>
+            <w:vAlign w:val="center"/>
+          </w:tcPr>
+          <w:p>
+            <w:pPr>
+              <w:spacing w:line="240" w:lineRule="auto"/>
+            </w:pPr>
+            <w:r>
+              <w:rPr>
+                <w:sz w:val="19"/>
+              </w:rPr>
+              <w:t>Радиус круга; доступен только для чтения после инициализации.</w:t>
+            </w:r>
+          </w:p>
+        </w:tc>
+      </w:tr>
+      <w:tr>
+        <w:trPr>
+          <w:jc w:val="center"/>
+        </w:trPr>
+        <w:tc>
+          <w:tcPr>
+            <w:tcW w:w="9638" w:type="dxa"/>
+            <w:gridSpan w:val="3"/>
+            <w:shd w:val="clear" w:color="auto" w:fill="F2F2F2"/>
+            <w:tcMar>
+              <w:top w:w="80" w:type="dxa"/>
+              <w:left w:w="90" w:type="dxa"/>
+              <w:bottom w:w="80" w:type="dxa"/>
+              <w:right w:w="90" w:type="dxa"/>
+            </w:tcMar>
+            <w:vAlign w:val="center"/>
+          </w:tcPr>
+          <w:p>
+            <w:pPr>
+              <w:spacing w:line="240" w:lineRule="auto"/>
+              <w:jc w:val="center"/>
+            </w:pPr>
+            <w:r>
+              <w:rPr>
+                <w:b/>
+                <w:sz w:val="20"/>
+              </w:rPr>
+              <w:t>Свойства</w:t>
+            </w:r>
+          </w:p>
+        </w:tc>
+      </w:tr>
+      <w:tr>
+        <w:trPr>
+          <w:cantSplit/>
+          <w:jc w:val="center"/>
+        </w:trPr>
+        <w:tc>
+          <w:tcPr>
+            <w:tcW w:w="2948" w:type="dxa"/>
+            <w:tcMar>
+              <w:top w:w="80" w:type="dxa"/>
+              <w:left w:w="90" w:type="dxa"/>
+              <w:bottom w:w="80" w:type="dxa"/>
+              <w:right w:w="90" w:type="dxa"/>
+            </w:tcMar>
+            <w:vAlign w:val="center"/>
+          </w:tcPr>
+          <w:p>
+            <w:pPr>
+              <w:spacing w:line="240" w:lineRule="auto"/>
+            </w:pPr>
+            <w:r>
+              <w:rPr>
+                <w:sz w:val="19"/>
+              </w:rPr>
+              <w:t xml:space="preserve">+ </w:t>
+            </w:r>
+            <w:proofErr w:type="spellStart"/>
+            <w:r>
+              <w:rPr>
+                <w:sz w:val="19"/>
+              </w:rPr>
+              <w:t>Radius</w:t>
+            </w:r>
+            <w:proofErr w:type="spellEnd"/>
+          </w:p>
+        </w:tc>
+        <w:tc>
+          <w:tcPr>
+            <w:tcW w:w="1984" w:type="dxa"/>
+            <w:tcMar>
+              <w:top w:w="80" w:type="dxa"/>
+              <w:left w:w="90" w:type="dxa"/>
+              <w:bottom w:w="80" w:type="dxa"/>
+              <w:right w:w="90" w:type="dxa"/>
+            </w:tcMar>
+            <w:vAlign w:val="center"/>
+          </w:tcPr>
+          <w:p>
+            <w:pPr>
+              <w:spacing w:line="240" w:lineRule="auto"/>
+            </w:pPr>
+            <w:proofErr w:type="spellStart"/>
+            <w:r>
+              <w:rPr>
+                <w:sz w:val="19"/>
+              </w:rPr>
+              <w:t>double</w:t>
+            </w:r>
+            <w:proofErr w:type="spellEnd"/>
+          </w:p>
+        </w:tc>
+        <w:tc>
+          <w:tcPr>
+            <w:tcW w:w="4706" w:type="dxa"/>
+            <w:tcMar>
+              <w:top w:w="80" w:type="dxa"/>
+              <w:left w:w="90" w:type="dxa"/>
+              <w:bottom w:w="80" w:type="dxa"/>
+              <w:right w:w="90" w:type="dxa"/>
+            </w:tcMar>
+            <w:vAlign w:val="center"/>
+          </w:tcPr>
+          <w:p>
+            <w:pPr>
+              <w:spacing w:line="240" w:lineRule="auto"/>
+            </w:pPr>
+            <w:r>
+              <w:rPr>
+                <w:sz w:val="19"/>
+              </w:rPr>
+              <w:t xml:space="preserve">Возвращает радиус; при инициализации проверяет значение через </w:t>
+            </w:r>
+            <w:proofErr w:type="spellStart"/>
+            <w:r>
+              <w:rPr>
+                <w:sz w:val="19"/>
+              </w:rPr>
+              <w:t>Validator</w:t>
+            </w:r>
+            <w:proofErr w:type="spellEnd"/>
+            <w:r>
+              <w:rPr>
+                <w:sz w:val="19"/>
+              </w:rPr>
+              <w:t>.</w:t>
+            </w:r>
+          </w:p>
+        </w:tc>
+      </w:tr>
+      <w:tr>
+        <w:trPr>
+          <w:cantSplit/>
+          <w:jc w:val="center"/>
+        </w:trPr>
+        <w:tc>
+          <w:tcPr>
+            <w:tcW w:w="2948" w:type="dxa"/>
+            <w:tcMar>
+              <w:top w:w="80" w:type="dxa"/>
+              <w:left w:w="90" w:type="dxa"/>
+              <w:bottom w:w="80" w:type="dxa"/>
+              <w:right w:w="90" w:type="dxa"/>
+            </w:tcMar>
+            <w:vAlign w:val="center"/>
+          </w:tcPr>
+          <w:p>
+            <w:pPr>
+              <w:spacing w:line="240" w:lineRule="auto"/>
+            </w:pPr>
+            <w:r>
+              <w:rPr>
+                <w:sz w:val="19"/>
+              </w:rPr>
+              <w:t>+ Name</w:t>
+            </w:r>
+          </w:p>
+        </w:tc>
+        <w:tc>
+          <w:tcPr>
+            <w:tcW w:w="1984" w:type="dxa"/>
+            <w:tcMar>
+              <w:top w:w="80" w:type="dxa"/>
+              <w:left w:w="90" w:type="dxa"/>
+              <w:bottom w:w="80" w:type="dxa"/>
+              <w:right w:w="90" w:type="dxa"/>
+            </w:tcMar>
+            <w:vAlign w:val="center"/>
+          </w:tcPr>
+          <w:p>
+            <w:pPr>
+              <w:spacing w:line="240" w:lineRule="auto"/>
+            </w:pPr>
+            <w:proofErr w:type="spellStart"/>
+            <w:r>
+              <w:rPr>
+                <w:sz w:val="19"/>
+              </w:rPr>
+              <w:t>string</w:t>
+            </w:r>
+            <w:proofErr w:type="spellEnd"/>
+          </w:p>
+        </w:tc>
+        <w:tc>
+          <w:tcPr>
+            <w:tcW w:w="4706" w:type="dxa"/>
+            <w:tcMar>
+              <w:top w:w="80" w:type="dxa"/>
+              <w:left w:w="90" w:type="dxa"/>
+              <w:bottom w:w="80" w:type="dxa"/>
+              <w:right w:w="90" w:type="dxa"/>
+            </w:tcMar>
+            <w:vAlign w:val="center"/>
+          </w:tcPr>
+          <w:p>
+            <w:pPr>
+              <w:spacing w:line="240" w:lineRule="auto"/>
+            </w:pPr>
+            <w:r>
+              <w:rPr>
+                <w:sz w:val="19"/>
+              </w:rPr>
+              <w:t>Возвращает строку «Круг».</w:t>
+            </w:r>
+          </w:p>
+        </w:tc>
+      </w:tr>
+      <w:tr>
+        <w:trPr>
+          <w:jc w:val="center"/>
+        </w:trPr>
+        <w:tc>
+          <w:tcPr>
+            <w:tcW w:w="9638" w:type="dxa"/>
+            <w:gridSpan w:val="3"/>
+            <w:shd w:val="clear" w:color="auto" w:fill="F2F2F2"/>
+            <w:tcMar>
+              <w:top w:w="80" w:type="dxa"/>
+              <w:left w:w="90" w:type="dxa"/>
+              <w:bottom w:w="80" w:type="dxa"/>
+              <w:right w:w="90" w:type="dxa"/>
+            </w:tcMar>
+            <w:vAlign w:val="center"/>
+          </w:tcPr>
+          <w:p>
+            <w:pPr>
+              <w:spacing w:line="240" w:lineRule="auto"/>
+              <w:jc w:val="center"/>
+            </w:pPr>
+            <w:r>
+              <w:rPr>
+                <w:b/>
+                <w:sz w:val="20"/>
+              </w:rPr>
+              <w:t>Методы</w:t>
+            </w:r>
+          </w:p>
+        </w:tc>
+      </w:tr>
+      <w:tr>
+        <w:trPr>
+          <w:cantSplit/>
+          <w:jc w:val="center"/>
+        </w:trPr>
+        <w:tc>
+          <w:tcPr>
+            <w:tcW w:w="2948" w:type="dxa"/>
+            <w:tcMar>
+              <w:top w:w="80" w:type="dxa"/>
+              <w:left w:w="90" w:type="dxa"/>
+              <w:bottom w:w="80" w:type="dxa"/>
+              <w:right w:w="90" w:type="dxa"/>
+            </w:tcMar>
+            <w:vAlign w:val="center"/>
+          </w:tcPr>
+          <w:p>
+            <w:pPr>
+              <w:spacing w:line="240" w:lineRule="auto"/>
+            </w:pPr>
+            <w:r>
+              <w:rPr>
+                <w:sz w:val="19"/>
+              </w:rPr>
+              <w:t xml:space="preserve">+ </w:t>
+            </w:r>
+            <w:proofErr w:type="spellStart"/>
+            <w:r>
+              <w:rPr>
+                <w:sz w:val="19"/>
+              </w:rPr>
+              <w:t>Circle</w:t>
+            </w:r>
+            <w:proofErr w:type="spellEnd"/>
+            <w:r>
+              <w:rPr>
+                <w:sz w:val="19"/>
+              </w:rPr>
+              <w:t>(</w:t>
+            </w:r>
+            <w:proofErr w:type="spellStart"/>
+            <w:r>
+              <w:rPr>
+                <w:sz w:val="19"/>
+              </w:rPr>
+              <w:t>double</w:t>
+            </w:r>
+            <w:proofErr w:type="spellEnd"/>
+            <w:r>
+              <w:rPr>
+                <w:sz w:val="19"/>
+              </w:rPr>
+              <w:t xml:space="preserve"> </w:t>
+            </w:r>
+            <w:proofErr w:type="spellStart"/>
+            <w:r>
+              <w:rPr>
+                <w:sz w:val="19"/>
+              </w:rPr>
+              <w:t>radius</w:t>
+            </w:r>
+            <w:proofErr w:type="spellEnd"/>
+            <w:r>
+              <w:rPr>
+                <w:sz w:val="19"/>
+              </w:rPr>
+              <w:t>)</w:t>
+            </w:r>
+          </w:p>
+        </w:tc>
+        <w:tc>
+          <w:tcPr>
+            <w:tcW w:w="1984" w:type="dxa"/>
+            <w:tcMar>
+              <w:top w:w="80" w:type="dxa"/>
+              <w:left w:w="90" w:type="dxa"/>
+              <w:bottom w:w="80" w:type="dxa"/>
+              <w:right w:w="90" w:type="dxa"/>
+            </w:tcMar>
+            <w:vAlign w:val="center"/>
+          </w:tcPr>
+          <w:p>
+            <w:pPr>
+              <w:spacing w:line="240" w:lineRule="auto"/>
+            </w:pPr>
+            <w:r>
+              <w:rPr>
+                <w:sz w:val="19"/>
+              </w:rPr>
+              <w:t>—</w:t>
+            </w:r>
+          </w:p>
+        </w:tc>
+        <w:tc>
+          <w:tcPr>
+            <w:tcW w:w="4706" w:type="dxa"/>
+            <w:tcMar>
+              <w:top w:w="80" w:type="dxa"/>
+              <w:left w:w="90" w:type="dxa"/>
+              <w:bottom w:w="80" w:type="dxa"/>
+              <w:right w:w="90" w:type="dxa"/>
+            </w:tcMar>
+            <w:vAlign w:val="center"/>
+          </w:tcPr>
+          <w:p>
+            <w:pPr>
+              <w:spacing w:line="240" w:lineRule="auto"/>
+            </w:pPr>
+            <w:r>
+              <w:rPr>
+                <w:sz w:val="19"/>
+              </w:rPr>
+              <w:t>Конструктор; принимает радиус круга.</w:t>
+            </w:r>
+          </w:p>
+        </w:tc>
+      </w:tr>
+      <w:tr>
+        <w:trPr>
+          <w:cantSplit/>
+          <w:jc w:val="center"/>
+        </w:trPr>
+        <w:tc>
+          <w:tcPr>
+            <w:tcW w:w="2948" w:type="dxa"/>
+            <w:tcMar>
+              <w:top w:w="80" w:type="dxa"/>
+              <w:left w:w="90" w:type="dxa"/>
+              <w:bottom w:w="80" w:type="dxa"/>
+              <w:right w:w="90" w:type="dxa"/>
+            </w:tcMar>
+            <w:vAlign w:val="center"/>
+          </w:tcPr>
+          <w:p>
+            <w:pPr>
+              <w:spacing w:line="240" w:lineRule="auto"/>
+            </w:pPr>
+            <w:r>
+              <w:rPr>
+                <w:sz w:val="19"/>
+              </w:rPr>
+              <w:t xml:space="preserve">+ </w:t>
+            </w:r>
+            <w:proofErr w:type="spellStart"/>
+            <w:r>
+              <w:rPr>
+                <w:sz w:val="19"/>
+              </w:rPr>
+              <w:t>CalculateArea</w:t>
+            </w:r>
+            <w:proofErr w:type="spellEnd"/>
+            <w:r>
+              <w:rPr>
+                <w:sz w:val="19"/>
+              </w:rPr>
+              <w:t>()</w:t>
+            </w:r>
+          </w:p>
+        </w:tc>
+        <w:tc>
+          <w:tcPr>
+            <w:tcW w:w="1984" w:type="dxa"/>
+            <w:tcMar>
+              <w:top w:w="80" w:type="dxa"/>
+              <w:left w:w="90" w:type="dxa"/>
+              <w:bottom w:w="80" w:type="dxa"/>
+              <w:right w:w="90" w:type="dxa"/>
+            </w:tcMar>
+            <w:vAlign w:val="center"/>
+          </w:tcPr>
+          <w:p>
+            <w:pPr>
+              <w:spacing w:line="240" w:lineRule="auto"/>
+            </w:pPr>
+            <w:proofErr w:type="spellStart"/>
+            <w:r>
+              <w:rPr>
+                <w:sz w:val="19"/>
+              </w:rPr>
+              <w:t>double</w:t>
+            </w:r>
+            <w:proofErr w:type="spellEnd"/>
+          </w:p>
+        </w:tc>
+        <w:tc>
+          <w:tcPr>
+            <w:tcW w:w="4706" w:type="dxa"/>
+            <w:tcMar>
+              <w:top w:w="80" w:type="dxa"/>
+              <w:left w:w="90" w:type="dxa"/>
+              <w:bottom w:w="80" w:type="dxa"/>
+              <w:right w:w="90" w:type="dxa"/>
+            </w:tcMar>
+            <w:vAlign w:val="center"/>
+          </w:tcPr>
+          <w:p>
+            <w:pPr>
+              <w:spacing w:line="240" w:lineRule="auto"/>
+            </w:pPr>
+            <w:r>
+              <w:rPr>
+                <w:sz w:val="19"/>
+              </w:rPr>
+              <w:t>Вычисляет площадь по формуле πr².</w:t>
+            </w:r>
+          </w:p>
+        </w:tc>
+      </w:tr>
+      <w:tr>
+        <w:trPr>
+          <w:cantSplit/>
+          <w:jc w:val="center"/>
+        </w:trPr>
+        <w:tc>
+          <w:tcPr>
+            <w:tcW w:w="2948" w:type="dxa"/>
+            <w:tcMar>
+              <w:top w:w="80" w:type="dxa"/>
+              <w:left w:w="90" w:type="dxa"/>
+              <w:bottom w:w="80" w:type="dxa"/>
+              <w:right w:w="90" w:type="dxa"/>
+            </w:tcMar>
+            <w:vAlign w:val="center"/>
+          </w:tcPr>
+          <w:p>
+            <w:pPr>
+              <w:spacing w:line="240" w:lineRule="auto"/>
+            </w:pPr>
+            <w:r>
+              <w:rPr>
+                <w:sz w:val="19"/>
+              </w:rPr>
+              <w:t xml:space="preserve">+ </w:t>
+            </w:r>
+            <w:proofErr w:type="spellStart"/>
+            <w:r>
+              <w:rPr>
+                <w:sz w:val="19"/>
+              </w:rPr>
+              <w:t>CalculatePerimeter</w:t>
+            </w:r>
+            <w:proofErr w:type="spellEnd"/>
+            <w:r>
+              <w:rPr>
+                <w:sz w:val="19"/>
+              </w:rPr>
+              <w:t>()</w:t>
+            </w:r>
+          </w:p>
+        </w:tc>
+        <w:tc>
+          <w:tcPr>
+            <w:tcW w:w="1984" w:type="dxa"/>
+            <w:tcMar>
+              <w:top w:w="80" w:type="dxa"/>
+              <w:left w:w="90" w:type="dxa"/>
+              <w:bottom w:w="80" w:type="dxa"/>
+              <w:right w:w="90" w:type="dxa"/>
+            </w:tcMar>
+            <w:vAlign w:val="center"/>
+          </w:tcPr>
+          <w:p>
+            <w:pPr>
+              <w:spacing w:line="240" w:lineRule="auto"/>
+            </w:pPr>
+            <w:proofErr w:type="spellStart"/>
+            <w:r>
+              <w:rPr>
+                <w:sz w:val="19"/>
+              </w:rPr>
+              <w:t>double</w:t>
+            </w:r>
+            <w:proofErr w:type="spellEnd"/>
+          </w:p>
+        </w:tc>
+        <w:tc>
+          <w:tcPr>
+            <w:tcW w:w="4706" w:type="dxa"/>
+            <w:tcMar>
+              <w:top w:w="80" w:type="dxa"/>
+              <w:left w:w="90" w:type="dxa"/>
+              <w:bottom w:w="80" w:type="dxa"/>
+              <w:right w:w="90" w:type="dxa"/>
+            </w:tcMar>
+            <w:vAlign w:val="center"/>
+          </w:tcPr>
+          <w:p>
+            <w:pPr>
+              <w:spacing w:line="240" w:lineRule="auto"/>
+            </w:pPr>
+            <w:r>
+              <w:rPr>
+                <w:sz w:val="19"/>
+              </w:rPr>
+              <w:t>Вычисляет длину окружности по формуле 2πr.</w:t>
+            </w:r>
+          </w:p>
+        </w:tc>
+      </w:tr>
+      <w:tr>
+        <w:trPr>
+          <w:cantSplit/>
+          <w:jc w:val="center"/>
+        </w:trPr>
+        <w:tc>
+          <w:tcPr>
+            <w:tcW w:w="2948" w:type="dxa"/>
+            <w:tcMar>
+              <w:top w:w="80" w:type="dxa"/>
+              <w:left w:w="90" w:type="dxa"/>
+              <w:bottom w:w="80" w:type="dxa"/>
+              <w:right w:w="90" w:type="dxa"/>
+            </w:tcMar>
+            <w:vAlign w:val="center"/>
+          </w:tcPr>
+          <w:p>
+            <w:pPr>
+              <w:spacing w:line="240" w:lineRule="auto"/>
+            </w:pPr>
+            <w:r>
+              <w:rPr>
+                <w:sz w:val="19"/>
+              </w:rPr>
+              <w:t xml:space="preserve">+ </w:t>
+            </w:r>
+            <w:proofErr w:type="spellStart"/>
+            <w:r>
+              <w:rPr>
+                <w:sz w:val="19"/>
+              </w:rPr>
+              <w:t>ToString</w:t>
+            </w:r>
+            <w:proofErr w:type="spellEnd"/>
+            <w:r>
+              <w:rPr>
+                <w:sz w:val="19"/>
+              </w:rPr>
+              <w:t>()</w:t>
+            </w:r>
+          </w:p>
+        </w:tc>
+        <w:tc>
+          <w:tcPr>
+            <w:tcW w:w="1984" w:type="dxa"/>
+            <w:tcMar>
+              <w:top w:w="80" w:type="dxa"/>
+              <w:left w:w="90" w:type="dxa"/>
+              <w:bottom w:w="80" w:type="dxa"/>
+              <w:right w:w="90" w:type="dxa"/>
+            </w:tcMar>
+            <w:vAlign w:val="center"/>
+          </w:tcPr>
+          <w:p>
+            <w:pPr>
+              <w:spacing w:line="240" w:lineRule="auto"/>
+            </w:pPr>
+            <w:proofErr w:type="spellStart"/>
+            <w:r>
+              <w:rPr>
+                <w:sz w:val="19"/>
+              </w:rPr>
+              <w:t>string</w:t>
+            </w:r>
+            <w:proofErr w:type="spellEnd"/>
+          </w:p>
+        </w:tc>
+        <w:tc>
+          <w:tcPr>
+            <w:tcW w:w="4706" w:type="dxa"/>
+            <w:tcMar>
+              <w:top w:w="80" w:type="dxa"/>
+              <w:left w:w="90" w:type="dxa"/>
+              <w:bottom w:w="80" w:type="dxa"/>
+              <w:right w:w="90" w:type="dxa"/>
+            </w:tcMar>
+            <w:vAlign w:val="center"/>
+          </w:tcPr>
+          <w:p>
+            <w:pPr>
+              <w:spacing w:line="240" w:lineRule="auto"/>
+            </w:pPr>
+            <w:r>
+              <w:rPr>
+                <w:sz w:val="19"/>
+              </w:rPr>
+              <w:t>Возвращает описание круга с радиусом, округлённым до двух знаков.</w:t>
+            </w:r>
+          </w:p>
+        </w:tc>
+      </w:tr>
+    </w:tbl>
+    <w:p>
+      <w:pPr>
+        <w:ind w:firstLine="709"/>
+      </w:pPr>
+      <w:r>
+        <w:t xml:space="preserve">Таблица 3 – Описание класса </w:t>
+      </w:r>
+      <w:proofErr w:type="spellStart"/>
+      <w:r>
+        <w:t>Rectangle</w:t>
+      </w:r>
+      <w:proofErr w:type="spellEnd"/>
+    </w:p>
+    <w:tbl>
+      <w:tblPr>
+        <w:tblStyle w:val="ad"/>
+        <w:tblW w:w="0" w:type="auto"/>
+        <w:jc w:val="center"/>
+        <w:tblLook w:val="04A0" w:firstRow="1" w:lastRow="0" w:firstColumn="1" w:lastColumn="0" w:noHBand="0" w:noVBand="1"/>
+      </w:tblPr>
+      <w:tblGrid>
+        <w:gridCol w:w="2875"/>
+        <w:gridCol w:w="1952"/>
+        <w:gridCol w:w="4518"/>
+      </w:tblGrid>
+      <w:tr>
+        <w:trPr>
+          <w:tblHeader/>
+          <w:jc w:val="center"/>
+        </w:trPr>
+        <w:tc>
+          <w:tcPr>
+            <w:tcW w:w="2948" w:type="dxa"/>
+            <w:shd w:val="clear" w:color="auto" w:fill="D9E2F3"/>
+            <w:tcMar>
+              <w:top w:w="80" w:type="dxa"/>
+              <w:left w:w="90" w:type="dxa"/>
+              <w:bottom w:w="80" w:type="dxa"/>
+              <w:right w:w="90" w:type="dxa"/>
+            </w:tcMar>
+            <w:vAlign w:val="center"/>
+          </w:tcPr>
+          <w:p>
+            <w:pPr>
+              <w:spacing w:line="240" w:lineRule="auto"/>
+              <w:jc w:val="center"/>
+            </w:pPr>
+            <w:r>
+              <w:rPr>
+                <w:b/>
+                <w:sz w:val="21"/>
+              </w:rPr>
+              <w:t>Название</w:t>
+            </w:r>
+          </w:p>
+        </w:tc>
+        <w:tc>
+          <w:tcPr>
+            <w:tcW w:w="1984" w:type="dxa"/>
+            <w:shd w:val="clear" w:color="auto" w:fill="D9E2F3"/>
+            <w:tcMar>
+              <w:top w:w="80" w:type="dxa"/>
+              <w:left w:w="90" w:type="dxa"/>
+              <w:bottom w:w="80" w:type="dxa"/>
+              <w:right w:w="90" w:type="dxa"/>
+            </w:tcMar>
+            <w:vAlign w:val="center"/>
+          </w:tcPr>
+          <w:p>
+            <w:pPr>
+              <w:spacing w:line="240" w:lineRule="auto"/>
+              <w:jc w:val="center"/>
+            </w:pPr>
+            <w:r>
+              <w:rPr>
+                <w:b/>
+                <w:sz w:val="21"/>
+              </w:rPr>
+              <w:t>Тип</w:t>
+            </w:r>
+          </w:p>
+        </w:tc>
+        <w:tc>
+          <w:tcPr>
+            <w:tcW w:w="4706" w:type="dxa"/>
+            <w:shd w:val="clear" w:color="auto" w:fill="D9E2F3"/>
+            <w:tcMar>
+              <w:top w:w="80" w:type="dxa"/>
+              <w:left w:w="90" w:type="dxa"/>
+              <w:bottom w:w="80" w:type="dxa"/>
+              <w:right w:w="90" w:type="dxa"/>
+            </w:tcMar>
+            <w:vAlign w:val="center"/>
+          </w:tcPr>
+          <w:p>
+            <w:pPr>
+              <w:spacing w:line="240" w:lineRule="auto"/>
+              <w:jc w:val="center"/>
+            </w:pPr>
+            <w:r>
+              <w:rPr>
+                <w:b/>
+                <w:sz w:val="21"/>
+              </w:rPr>
+              <w:t>Описание</w:t>
+            </w:r>
+          </w:p>
+        </w:tc>
+      </w:tr>
+      <w:tr>
+        <w:trPr>
+          <w:jc w:val="center"/>
+        </w:trPr>
+        <w:tc>
+          <w:tcPr>
+            <w:tcW w:w="9638" w:type="dxa"/>
+            <w:gridSpan w:val="3"/>
+            <w:shd w:val="clear" w:color="auto" w:fill="EDEDED"/>
+            <w:tcMar>
+              <w:top w:w="80" w:type="dxa"/>
+              <w:left w:w="90" w:type="dxa"/>
+              <w:bottom w:w="80" w:type="dxa"/>
+              <w:right w:w="90" w:type="dxa"/>
+            </w:tcMar>
+            <w:vAlign w:val="center"/>
+          </w:tcPr>
+          <w:p>
+            <w:pPr>
+              <w:spacing w:line="240" w:lineRule="auto"/>
+              <w:jc w:val="center"/>
+            </w:pPr>
+            <w:r>
+              <w:rPr>
+                <w:sz w:val="21"/>
+              </w:rPr>
+              <w:t xml:space="preserve">Описание класса: </w:t>
+            </w:r>
+            <w:proofErr w:type="spellStart"/>
+            <w:r>
+              <w:rPr>
+                <w:sz w:val="21"/>
+              </w:rPr>
+              <w:t>Rectangle</w:t>
+            </w:r>
+            <w:proofErr w:type="spellEnd"/>
+            <w:r>
+              <w:rPr>
+                <w:sz w:val="21"/>
+              </w:rPr>
+              <w:t xml:space="preserve"> реализует </w:t>
+            </w:r>
+            <w:proofErr w:type="spellStart"/>
+            <w:r>
+              <w:rPr>
+                <w:sz w:val="21"/>
+              </w:rPr>
+              <w:t>IShape</w:t>
+            </w:r>
+            <w:proofErr w:type="spellEnd"/>
+            <w:r>
+              <w:rPr>
+                <w:sz w:val="21"/>
+              </w:rPr>
+              <w:t xml:space="preserve"> и представляет прямоугольник с положительными шириной и высотой.</w:t>
+            </w:r>
+          </w:p>
+        </w:tc>
+      </w:tr>
+      <w:tr>
+        <w:trPr>
+          <w:jc w:val="center"/>
+        </w:trPr>
+        <w:tc>
+          <w:tcPr>
+            <w:tcW w:w="9638" w:type="dxa"/>
+            <w:gridSpan w:val="3"/>
+            <w:shd w:val="clear" w:color="auto" w:fill="F2F2F2"/>
+            <w:tcMar>
+              <w:top w:w="80" w:type="dxa"/>
+              <w:left w:w="90" w:type="dxa"/>
+              <w:bottom w:w="80" w:type="dxa"/>
+              <w:right w:w="90" w:type="dxa"/>
+            </w:tcMar>
+            <w:vAlign w:val="center"/>
+          </w:tcPr>
+          <w:p>
+            <w:pPr>
+              <w:spacing w:line="240" w:lineRule="auto"/>
+              <w:jc w:val="center"/>
+            </w:pPr>
+            <w:r>
+              <w:rPr>
+                <w:b/>
+                <w:sz w:val="20"/>
+              </w:rPr>
+              <w:t>Поля</w:t>
+            </w:r>
+          </w:p>
+        </w:tc>
+      </w:tr>
+      <w:tr>
+        <w:trPr>
+          <w:cantSplit/>
+          <w:jc w:val="center"/>
+        </w:trPr>
+        <w:tc>
+          <w:tcPr>
+            <w:tcW w:w="2948" w:type="dxa"/>
+            <w:tcMar>
+              <w:top w:w="80" w:type="dxa"/>
+              <w:left w:w="90" w:type="dxa"/>
+              <w:bottom w:w="80" w:type="dxa"/>
+              <w:right w:w="90" w:type="dxa"/>
+            </w:tcMar>
+            <w:vAlign w:val="center"/>
+          </w:tcPr>
+          <w:p>
+            <w:pPr>
+              <w:spacing w:line="240" w:lineRule="auto"/>
+            </w:pPr>
+            <w:r>
+              <w:rPr>
+                <w:sz w:val="19"/>
+              </w:rPr>
+              <w:t>− _</w:t>
+            </w:r>
+            <w:proofErr w:type="spellStart"/>
+            <w:r>
+              <w:rPr>
+                <w:sz w:val="19"/>
+              </w:rPr>
+              <w:t>width</w:t>
+            </w:r>
+            <w:proofErr w:type="spellEnd"/>
+          </w:p>
+        </w:tc>
+        <w:tc>
+          <w:tcPr>
+            <w:tcW w:w="1984" w:type="dxa"/>
+            <w:tcMar>
+              <w:top w:w="80" w:type="dxa"/>
+              <w:left w:w="90" w:type="dxa"/>
+              <w:bottom w:w="80" w:type="dxa"/>
+              <w:right w:w="90" w:type="dxa"/>
+            </w:tcMar>
+            <w:vAlign w:val="center"/>
+          </w:tcPr>
+          <w:p>
+            <w:pPr>
+              <w:spacing w:line="240" w:lineRule="auto"/>
+            </w:pPr>
+            <w:proofErr w:type="spellStart"/>
+            <w:r>
+              <w:rPr>
+                <w:sz w:val="19"/>
+              </w:rPr>
+              <w:t>double</w:t>
+            </w:r>
+            <w:proofErr w:type="spellEnd"/>
+          </w:p>
+        </w:tc>
+        <w:tc>
+          <w:tcPr>
+            <w:tcW w:w="4706" w:type="dxa"/>
+            <w:tcMar>
+              <w:top w:w="80" w:type="dxa"/>
+              <w:left w:w="90" w:type="dxa"/>
+              <w:bottom w:w="80" w:type="dxa"/>
+              <w:right w:w="90" w:type="dxa"/>
+            </w:tcMar>
+            <w:vAlign w:val="center"/>
+          </w:tcPr>
+          <w:p>
+            <w:pPr>
+              <w:spacing w:line="240" w:lineRule="auto"/>
+            </w:pPr>
+            <w:r>
+              <w:rPr>
+                <w:sz w:val="19"/>
+              </w:rPr>
+              <w:t>Ширина прямоугольника.</w:t>
+            </w:r>
+          </w:p>
+        </w:tc>
+      </w:tr>
+      <w:tr>
+        <w:trPr>
+          <w:cantSplit/>
+          <w:jc w:val="center"/>
+        </w:trPr>
+        <w:tc>
+          <w:tcPr>
+            <w:tcW w:w="2948" w:type="dxa"/>
+            <w:tcMar>
+              <w:top w:w="80" w:type="dxa"/>
+              <w:left w:w="90" w:type="dxa"/>
+              <w:bottom w:w="80" w:type="dxa"/>
+              <w:right w:w="90" w:type="dxa"/>
+            </w:tcMar>
+            <w:vAlign w:val="center"/>
+          </w:tcPr>
+          <w:p>
+            <w:pPr>
+              <w:spacing w:line="240" w:lineRule="auto"/>
+            </w:pPr>
+            <w:r>
+              <w:rPr>
+                <w:sz w:val="19"/>
+              </w:rPr>
+              <w:t>− _</w:t>
+            </w:r>
+            <w:proofErr w:type="spellStart"/>
+            <w:r>
+              <w:rPr>
+                <w:sz w:val="19"/>
+              </w:rPr>
+              <w:t>height</w:t>
+            </w:r>
+            <w:proofErr w:type="spellEnd"/>
+          </w:p>
+        </w:tc>
+        <w:tc>
+          <w:tcPr>
+            <w:tcW w:w="1984" w:type="dxa"/>
+            <w:tcMar>
+              <w:top w:w="80" w:type="dxa"/>
+              <w:left w:w="90" w:type="dxa"/>
+              <w:bottom w:w="80" w:type="dxa"/>
+              <w:right w:w="90" w:type="dxa"/>
+            </w:tcMar>
+            <w:vAlign w:val="center"/>
+          </w:tcPr>
+          <w:p>
+            <w:pPr>
+              <w:spacing w:line="240" w:lineRule="auto"/>
+            </w:pPr>
+            <w:proofErr w:type="spellStart"/>
+            <w:r>
+              <w:rPr>
+                <w:sz w:val="19"/>
+              </w:rPr>
+              <w:t>double</w:t>
+            </w:r>
+            <w:proofErr w:type="spellEnd"/>
+          </w:p>
+        </w:tc>
+        <w:tc>
+          <w:tcPr>
+            <w:tcW w:w="4706" w:type="dxa"/>
+            <w:tcMar>
+              <w:top w:w="80" w:type="dxa"/>
+              <w:left w:w="90" w:type="dxa"/>
+              <w:bottom w:w="80" w:type="dxa"/>
+              <w:right w:w="90" w:type="dxa"/>
+            </w:tcMar>
+            <w:vAlign w:val="center"/>
+          </w:tcPr>
+          <w:p>
+            <w:pPr>
+              <w:spacing w:line="240" w:lineRule="auto"/>
+            </w:pPr>
+            <w:r>
+              <w:rPr>
+                <w:sz w:val="19"/>
+              </w:rPr>
+              <w:t>Высота прямоугольника.</w:t>
+            </w:r>
+          </w:p>
+        </w:tc>
+      </w:tr>
+      <w:tr>
+        <w:trPr>
+          <w:jc w:val="center"/>
+        </w:trPr>
+        <w:tc>
+          <w:tcPr>
+            <w:tcW w:w="9638" w:type="dxa"/>
+            <w:gridSpan w:val="3"/>
+            <w:shd w:val="clear" w:color="auto" w:fill="F2F2F2"/>
+            <w:tcMar>
+              <w:top w:w="80" w:type="dxa"/>
+              <w:left w:w="90" w:type="dxa"/>
+              <w:bottom w:w="80" w:type="dxa"/>
+              <w:right w:w="90" w:type="dxa"/>
+            </w:tcMar>
+            <w:vAlign w:val="center"/>
+          </w:tcPr>
+          <w:p>
+            <w:pPr>
+              <w:spacing w:line="240" w:lineRule="auto"/>
+              <w:jc w:val="center"/>
+            </w:pPr>
+            <w:r>
+              <w:rPr>
+                <w:b/>
+                <w:sz w:val="20"/>
+              </w:rPr>
+              <w:t>Свойства</w:t>
+            </w:r>
+          </w:p>
+        </w:tc>
+      </w:tr>
+      <w:tr>
+        <w:trPr>
+          <w:cantSplit/>
+          <w:jc w:val="center"/>
+        </w:trPr>
+        <w:tc>
+          <w:tcPr>
+            <w:tcW w:w="2948" w:type="dxa"/>
+            <w:tcMar>
+              <w:top w:w="80" w:type="dxa"/>
+              <w:left w:w="90" w:type="dxa"/>
+              <w:bottom w:w="80" w:type="dxa"/>
+              <w:right w:w="90" w:type="dxa"/>
+            </w:tcMar>
+            <w:vAlign w:val="center"/>
+          </w:tcPr>
+          <w:p>
+            <w:pPr>
+              <w:spacing w:line="240" w:lineRule="auto"/>
+            </w:pPr>
+            <w:r>
+              <w:rPr>
+                <w:sz w:val="19"/>
+              </w:rPr>
+              <w:t xml:space="preserve">+ </w:t>
+            </w:r>
+            <w:proofErr w:type="spellStart"/>
+            <w:r>
+              <w:rPr>
+                <w:sz w:val="19"/>
+              </w:rPr>
+              <w:t>Width</w:t>
+            </w:r>
+            <w:proofErr w:type="spellEnd"/>
+          </w:p>
+        </w:tc>
+        <w:tc>
+          <w:tcPr>
+            <w:tcW w:w="1984" w:type="dxa"/>
+            <w:tcMar>
+              <w:top w:w="80" w:type="dxa"/>
+              <w:left w:w="90" w:type="dxa"/>
+              <w:bottom w:w="80" w:type="dxa"/>
+              <w:right w:w="90" w:type="dxa"/>
+            </w:tcMar>
+            <w:vAlign w:val="center"/>
+          </w:tcPr>
+          <w:p>
+            <w:pPr>
+              <w:spacing w:line="240" w:lineRule="auto"/>
+            </w:pPr>
+            <w:proofErr w:type="spellStart"/>
+            <w:r>
+              <w:rPr>
+                <w:sz w:val="19"/>
+              </w:rPr>
+              <w:t>double</w:t>
+            </w:r>
+            <w:proofErr w:type="spellEnd"/>
+          </w:p>
+        </w:tc>
+        <w:tc>
+          <w:tcPr>
+            <w:tcW w:w="4706" w:type="dxa"/>
+            <w:tcMar>
+              <w:top w:w="80" w:type="dxa"/>
+              <w:left w:w="90" w:type="dxa"/>
+              <w:bottom w:w="80" w:type="dxa"/>
+              <w:right w:w="90" w:type="dxa"/>
+            </w:tcMar>
+            <w:vAlign w:val="center"/>
+          </w:tcPr>
+          <w:p>
+            <w:pPr>
+              <w:spacing w:line="240" w:lineRule="auto"/>
+            </w:pPr>
+            <w:r>
+              <w:rPr>
+                <w:sz w:val="19"/>
+              </w:rPr>
+              <w:t>Возвращает ширину.</w:t>
+            </w:r>
+          </w:p>
+        </w:tc>
+      </w:tr>
+      <w:tr>
+        <w:trPr>
+          <w:cantSplit/>
+          <w:jc w:val="center"/>
+        </w:trPr>
+        <w:tc>
+          <w:tcPr>
+            <w:tcW w:w="2948" w:type="dxa"/>
+            <w:tcMar>
+              <w:top w:w="80" w:type="dxa"/>
+              <w:left w:w="90" w:type="dxa"/>
+              <w:bottom w:w="80" w:type="dxa"/>
+              <w:right w:w="90" w:type="dxa"/>
+            </w:tcMar>
+            <w:vAlign w:val="center"/>
+          </w:tcPr>
+          <w:p>
+            <w:pPr>
+              <w:spacing w:line="240" w:lineRule="auto"/>
+            </w:pPr>
+            <w:r>
+              <w:rPr>
+                <w:sz w:val="19"/>
+              </w:rPr>
+              <w:t xml:space="preserve">+ </w:t>
+            </w:r>
+            <w:proofErr w:type="spellStart"/>
+            <w:r>
+              <w:rPr>
+                <w:sz w:val="19"/>
+              </w:rPr>
+              <w:t>Height</w:t>
+            </w:r>
+            <w:proofErr w:type="spellEnd"/>
+          </w:p>
+        </w:tc>
+        <w:tc>
+          <w:tcPr>
+            <w:tcW w:w="1984" w:type="dxa"/>
+            <w:tcMar>
+              <w:top w:w="80" w:type="dxa"/>
+              <w:left w:w="90" w:type="dxa"/>
+              <w:bottom w:w="80" w:type="dxa"/>
+              <w:right w:w="90" w:type="dxa"/>
+            </w:tcMar>
+            <w:vAlign w:val="center"/>
+          </w:tcPr>
+          <w:p>
+            <w:pPr>
+              <w:spacing w:line="240" w:lineRule="auto"/>
+            </w:pPr>
+            <w:proofErr w:type="spellStart"/>
+            <w:r>
+              <w:rPr>
+                <w:sz w:val="19"/>
+              </w:rPr>
+              <w:t>double</w:t>
+            </w:r>
+            <w:proofErr w:type="spellEnd"/>
+          </w:p>
+        </w:tc>
+        <w:tc>
+          <w:tcPr>
+            <w:tcW w:w="4706" w:type="dxa"/>
+            <w:tcMar>
+              <w:top w:w="80" w:type="dxa"/>
+              <w:left w:w="90" w:type="dxa"/>
+              <w:bottom w:w="80" w:type="dxa"/>
+              <w:right w:w="90" w:type="dxa"/>
+            </w:tcMar>
+            <w:vAlign w:val="center"/>
+          </w:tcPr>
+          <w:p>
+            <w:pPr>
+              <w:spacing w:line="240" w:lineRule="auto"/>
+            </w:pPr>
+            <w:r>
+              <w:rPr>
+                <w:sz w:val="19"/>
+              </w:rPr>
+              <w:t>Возвращает высоту.</w:t>
+            </w:r>
+          </w:p>
+        </w:tc>
+      </w:tr>
+      <w:tr>
+        <w:trPr>
+          <w:cantSplit/>
+          <w:jc w:val="center"/>
+        </w:trPr>
+        <w:tc>
+          <w:tcPr>
+            <w:tcW w:w="2948" w:type="dxa"/>
+            <w:tcMar>
+              <w:top w:w="80" w:type="dxa"/>
+              <w:left w:w="90" w:type="dxa"/>
+              <w:bottom w:w="80" w:type="dxa"/>
+              <w:right w:w="90" w:type="dxa"/>
+            </w:tcMar>
+            <w:vAlign w:val="center"/>
+          </w:tcPr>
+          <w:p>
+            <w:pPr>
+              <w:spacing w:line="240" w:lineRule="auto"/>
+            </w:pPr>
+            <w:r>
+              <w:rPr>
+                <w:sz w:val="19"/>
+              </w:rPr>
+              <w:lastRenderedPageBreak/>
+              <w:t>+ Name</w:t>
+            </w:r>
+          </w:p>
+        </w:tc>
+        <w:tc>
+          <w:tcPr>
+            <w:tcW w:w="1984" w:type="dxa"/>
+            <w:tcMar>
+              <w:top w:w="80" w:type="dxa"/>
+              <w:left w:w="90" w:type="dxa"/>
+              <w:bottom w:w="80" w:type="dxa"/>
+              <w:right w:w="90" w:type="dxa"/>
+            </w:tcMar>
+            <w:vAlign w:val="center"/>
+          </w:tcPr>
+          <w:p>
+            <w:pPr>
+              <w:spacing w:line="240" w:lineRule="auto"/>
+            </w:pPr>
+            <w:proofErr w:type="spellStart"/>
+            <w:r>
+              <w:rPr>
+                <w:sz w:val="19"/>
+              </w:rPr>
+              <w:t>string</w:t>
+            </w:r>
+            <w:proofErr w:type="spellEnd"/>
+          </w:p>
+        </w:tc>
+        <w:tc>
+          <w:tcPr>
+            <w:tcW w:w="4706" w:type="dxa"/>
+            <w:tcMar>
+              <w:top w:w="80" w:type="dxa"/>
+              <w:left w:w="90" w:type="dxa"/>
+              <w:bottom w:w="80" w:type="dxa"/>
+              <w:right w:w="90" w:type="dxa"/>
+            </w:tcMar>
+            <w:vAlign w:val="center"/>
+          </w:tcPr>
+          <w:p>
+            <w:pPr>
+              <w:spacing w:line="240" w:lineRule="auto"/>
+            </w:pPr>
+            <w:r>
+              <w:rPr>
+                <w:sz w:val="19"/>
+              </w:rPr>
+              <w:t>Возвращает строку «Прямоугольник».</w:t>
+            </w:r>
+          </w:p>
+        </w:tc>
+      </w:tr>
+      <w:tr>
+        <w:trPr>
+          <w:jc w:val="center"/>
+        </w:trPr>
+        <w:tc>
+          <w:tcPr>
+            <w:tcW w:w="9638" w:type="dxa"/>
+            <w:gridSpan w:val="3"/>
+            <w:shd w:val="clear" w:color="auto" w:fill="F2F2F2"/>
+            <w:tcMar>
+              <w:top w:w="80" w:type="dxa"/>
+              <w:left w:w="90" w:type="dxa"/>
+              <w:bottom w:w="80" w:type="dxa"/>
+              <w:right w:w="90" w:type="dxa"/>
+            </w:tcMar>
+            <w:vAlign w:val="center"/>
+          </w:tcPr>
+          <w:p>
+            <w:pPr>
+              <w:spacing w:line="240" w:lineRule="auto"/>
+              <w:jc w:val="center"/>
+            </w:pPr>
+            <w:r>
+              <w:rPr>
+                <w:b/>
+                <w:sz w:val="20"/>
+              </w:rPr>
+              <w:t>Методы</w:t>
+            </w:r>
+          </w:p>
+        </w:tc>
+      </w:tr>
+      <w:tr>
+        <w:trPr>
+          <w:cantSplit/>
+          <w:jc w:val="center"/>
+        </w:trPr>
+        <w:tc>
+          <w:tcPr>
+            <w:tcW w:w="2948" w:type="dxa"/>
+            <w:tcMar>
+              <w:top w:w="80" w:type="dxa"/>
+              <w:left w:w="90" w:type="dxa"/>
+              <w:bottom w:w="80" w:type="dxa"/>
+              <w:right w:w="90" w:type="dxa"/>
+            </w:tcMar>
+            <w:vAlign w:val="center"/>
+          </w:tcPr>
+          <w:p>
+            <w:pPr>
+              <w:spacing w:line="240" w:lineRule="auto"/>
+              <w:rPr>
+                <w:lang w:val="en-US"/>
+              </w:rPr>
+            </w:pPr>
+            <w:r>
+              <w:rPr>
+                <w:sz w:val="19"/>
+                <w:lang w:val="en-US"/>
+              </w:rPr>
+              <w:t>+ Rectangle(double width, double height)</w:t>
+            </w:r>
+          </w:p>
+        </w:tc>
+        <w:tc>
+          <w:tcPr>
+            <w:tcW w:w="1984" w:type="dxa"/>
+            <w:tcMar>
+              <w:top w:w="80" w:type="dxa"/>
+              <w:left w:w="90" w:type="dxa"/>
+              <w:bottom w:w="80" w:type="dxa"/>
+              <w:right w:w="90" w:type="dxa"/>
+            </w:tcMar>
+            <w:vAlign w:val="center"/>
+          </w:tcPr>
+          <w:p>
+            <w:pPr>
+              <w:spacing w:line="240" w:lineRule="auto"/>
+            </w:pPr>
+            <w:r>
+              <w:rPr>
+                <w:sz w:val="19"/>
+              </w:rPr>
+              <w:t>—</w:t>
+            </w:r>
+          </w:p>
+        </w:tc>
+        <w:tc>
+          <w:tcPr>
+            <w:tcW w:w="4706" w:type="dxa"/>
+            <w:tcMar>
+              <w:top w:w="80" w:type="dxa"/>
+              <w:left w:w="90" w:type="dxa"/>
+              <w:bottom w:w="80" w:type="dxa"/>
+              <w:right w:w="90" w:type="dxa"/>
+            </w:tcMar>
+            <w:vAlign w:val="center"/>
+          </w:tcPr>
+          <w:p>
+            <w:pPr>
+              <w:spacing w:line="240" w:lineRule="auto"/>
+            </w:pPr>
+            <w:r>
+              <w:rPr>
+                <w:sz w:val="19"/>
+              </w:rPr>
+              <w:t>Конструктор; проверяет, что ширина и высота больше нуля.</w:t>
+            </w:r>
+          </w:p>
+        </w:tc>
+      </w:tr>
+      <w:tr>
+        <w:trPr>
+          <w:cantSplit/>
+          <w:jc w:val="center"/>
+        </w:trPr>
+        <w:tc>
+          <w:tcPr>
+            <w:tcW w:w="2948" w:type="dxa"/>
+            <w:tcMar>
+              <w:top w:w="80" w:type="dxa"/>
+              <w:left w:w="90" w:type="dxa"/>
+              <w:bottom w:w="80" w:type="dxa"/>
+              <w:right w:w="90" w:type="dxa"/>
+            </w:tcMar>
+            <w:vAlign w:val="center"/>
+          </w:tcPr>
+          <w:p>
+            <w:pPr>
+              <w:spacing w:line="240" w:lineRule="auto"/>
+            </w:pPr>
+            <w:r>
+              <w:rPr>
+                <w:sz w:val="19"/>
+              </w:rPr>
+              <w:t xml:space="preserve">+ </w:t>
+            </w:r>
+            <w:proofErr w:type="spellStart"/>
+            <w:r>
+              <w:rPr>
+                <w:sz w:val="19"/>
+              </w:rPr>
+              <w:t>CalculateArea</w:t>
+            </w:r>
+            <w:proofErr w:type="spellEnd"/>
+            <w:r>
+              <w:rPr>
+                <w:sz w:val="19"/>
+              </w:rPr>
+              <w:t>()</w:t>
+            </w:r>
+          </w:p>
+        </w:tc>
+        <w:tc>
+          <w:tcPr>
+            <w:tcW w:w="1984" w:type="dxa"/>
+            <w:tcMar>
+              <w:top w:w="80" w:type="dxa"/>
+              <w:left w:w="90" w:type="dxa"/>
+              <w:bottom w:w="80" w:type="dxa"/>
+              <w:right w:w="90" w:type="dxa"/>
+            </w:tcMar>
+            <w:vAlign w:val="center"/>
+          </w:tcPr>
+          <w:p>
+            <w:pPr>
+              <w:spacing w:line="240" w:lineRule="auto"/>
+            </w:pPr>
+            <w:proofErr w:type="spellStart"/>
+            <w:r>
+              <w:rPr>
+                <w:sz w:val="19"/>
+              </w:rPr>
+              <w:t>double</w:t>
+            </w:r>
+            <w:proofErr w:type="spellEnd"/>
+          </w:p>
+        </w:tc>
+        <w:tc>
+          <w:tcPr>
+            <w:tcW w:w="4706" w:type="dxa"/>
+            <w:tcMar>
+              <w:top w:w="80" w:type="dxa"/>
+              <w:left w:w="90" w:type="dxa"/>
+              <w:bottom w:w="80" w:type="dxa"/>
+              <w:right w:w="90" w:type="dxa"/>
+            </w:tcMar>
+            <w:vAlign w:val="center"/>
+          </w:tcPr>
+          <w:p>
+            <w:pPr>
+              <w:spacing w:line="240" w:lineRule="auto"/>
+            </w:pPr>
+            <w:r>
+              <w:rPr>
+                <w:sz w:val="19"/>
+              </w:rPr>
+              <w:t xml:space="preserve">Вычисляет площадь по формуле </w:t>
+            </w:r>
+            <w:proofErr w:type="spellStart"/>
+            <w:r>
+              <w:rPr>
+                <w:sz w:val="19"/>
+              </w:rPr>
+              <w:t>width</w:t>
+            </w:r>
+            <w:proofErr w:type="spellEnd"/>
+            <w:r>
+              <w:rPr>
+                <w:sz w:val="19"/>
+              </w:rPr>
+              <w:t xml:space="preserve"> × </w:t>
+            </w:r>
+            <w:proofErr w:type="spellStart"/>
+            <w:r>
+              <w:rPr>
+                <w:sz w:val="19"/>
+              </w:rPr>
+              <w:t>height</w:t>
+            </w:r>
+            <w:proofErr w:type="spellEnd"/>
+            <w:r>
+              <w:rPr>
+                <w:sz w:val="19"/>
+              </w:rPr>
+              <w:t>.</w:t>
+            </w:r>
+          </w:p>
+        </w:tc>
+      </w:tr>
+      <w:tr>
+        <w:trPr>
+          <w:cantSplit/>
+          <w:jc w:val="center"/>
+        </w:trPr>
+        <w:tc>
+          <w:tcPr>
+            <w:tcW w:w="2948" w:type="dxa"/>
+            <w:tcMar>
+              <w:top w:w="80" w:type="dxa"/>
+              <w:left w:w="90" w:type="dxa"/>
+              <w:bottom w:w="80" w:type="dxa"/>
+              <w:right w:w="90" w:type="dxa"/>
+            </w:tcMar>
+            <w:vAlign w:val="center"/>
+          </w:tcPr>
+          <w:p>
+            <w:pPr>
+              <w:spacing w:line="240" w:lineRule="auto"/>
+            </w:pPr>
+            <w:r>
+              <w:rPr>
+                <w:sz w:val="19"/>
+              </w:rPr>
+              <w:t xml:space="preserve">+ </w:t>
+            </w:r>
+            <w:proofErr w:type="spellStart"/>
+            <w:r>
+              <w:rPr>
+                <w:sz w:val="19"/>
+              </w:rPr>
+              <w:t>CalculatePerimeter</w:t>
+            </w:r>
+            <w:proofErr w:type="spellEnd"/>
+            <w:r>
+              <w:rPr>
+                <w:sz w:val="19"/>
+              </w:rPr>
+              <w:t>()</w:t>
+            </w:r>
+          </w:p>
+        </w:tc>
+        <w:tc>
+          <w:tcPr>
+            <w:tcW w:w="1984" w:type="dxa"/>
+            <w:tcMar>
+              <w:top w:w="80" w:type="dxa"/>
+              <w:left w:w="90" w:type="dxa"/>
+              <w:bottom w:w="80" w:type="dxa"/>
+              <w:right w:w="90" w:type="dxa"/>
+            </w:tcMar>
+            <w:vAlign w:val="center"/>
+          </w:tcPr>
+          <w:p>
+            <w:pPr>
+              <w:spacing w:line="240" w:lineRule="auto"/>
+            </w:pPr>
+            <w:proofErr w:type="spellStart"/>
+            <w:r>
+              <w:rPr>
+                <w:sz w:val="19"/>
+              </w:rPr>
+              <w:t>double</w:t>
+            </w:r>
+            <w:proofErr w:type="spellEnd"/>
+          </w:p>
+        </w:tc>
+        <w:tc>
+          <w:tcPr>
+            <w:tcW w:w="4706" w:type="dxa"/>
+            <w:tcMar>
+              <w:top w:w="80" w:type="dxa"/>
+              <w:left w:w="90" w:type="dxa"/>
+              <w:bottom w:w="80" w:type="dxa"/>
+              <w:right w:w="90" w:type="dxa"/>
+            </w:tcMar>
+            <w:vAlign w:val="center"/>
+          </w:tcPr>
+          <w:p>
+            <w:pPr>
+              <w:spacing w:line="240" w:lineRule="auto"/>
+            </w:pPr>
+            <w:r>
+              <w:rPr>
+                <w:sz w:val="19"/>
+              </w:rPr>
+              <w:t>Вычисляет периметр по формуле 2 × (</w:t>
+            </w:r>
+            <w:proofErr w:type="spellStart"/>
+            <w:r>
+              <w:rPr>
+                <w:sz w:val="19"/>
+              </w:rPr>
+              <w:t>width</w:t>
+            </w:r>
+            <w:proofErr w:type="spellEnd"/>
+            <w:r>
+              <w:rPr>
+                <w:sz w:val="19"/>
+              </w:rPr>
+              <w:t xml:space="preserve"> + </w:t>
+            </w:r>
+            <w:proofErr w:type="spellStart"/>
+            <w:r>
+              <w:rPr>
+                <w:sz w:val="19"/>
+              </w:rPr>
+              <w:t>height</w:t>
+            </w:r>
+            <w:proofErr w:type="spellEnd"/>
+            <w:r>
+              <w:rPr>
+                <w:sz w:val="19"/>
+              </w:rPr>
+              <w:t>).</w:t>
+            </w:r>
+          </w:p>
+        </w:tc>
+      </w:tr>
+      <w:tr>
+        <w:trPr>
+          <w:cantSplit/>
+          <w:jc w:val="center"/>
+        </w:trPr>
+        <w:tc>
+          <w:tcPr>
+            <w:tcW w:w="2948" w:type="dxa"/>
+            <w:tcMar>
+              <w:top w:w="80" w:type="dxa"/>
+              <w:left w:w="90" w:type="dxa"/>
+              <w:bottom w:w="80" w:type="dxa"/>
+              <w:right w:w="90" w:type="dxa"/>
+            </w:tcMar>
+            <w:vAlign w:val="center"/>
+          </w:tcPr>
+          <w:p>
+            <w:pPr>
+              <w:spacing w:line="240" w:lineRule="auto"/>
+            </w:pPr>
+            <w:r>
+              <w:rPr>
+                <w:sz w:val="19"/>
+              </w:rPr>
+              <w:t xml:space="preserve">+ </w:t>
+            </w:r>
+            <w:proofErr w:type="spellStart"/>
+            <w:r>
+              <w:rPr>
+                <w:sz w:val="19"/>
+              </w:rPr>
+              <w:t>ToString</w:t>
+            </w:r>
+            <w:proofErr w:type="spellEnd"/>
+            <w:r>
+              <w:rPr>
+                <w:sz w:val="19"/>
+              </w:rPr>
+              <w:t>()</w:t>
+            </w:r>
+          </w:p>
+        </w:tc>
+        <w:tc>
+          <w:tcPr>
+            <w:tcW w:w="1984" w:type="dxa"/>
+            <w:tcMar>
+              <w:top w:w="80" w:type="dxa"/>
+              <w:left w:w="90" w:type="dxa"/>
+              <w:bottom w:w="80" w:type="dxa"/>
+              <w:right w:w="90" w:type="dxa"/>
+            </w:tcMar>
+            <w:vAlign w:val="center"/>
+          </w:tcPr>
+          <w:p>
+            <w:pPr>
+              <w:spacing w:line="240" w:lineRule="auto"/>
+            </w:pPr>
+            <w:proofErr w:type="spellStart"/>
+            <w:r>
+              <w:rPr>
+                <w:sz w:val="19"/>
+              </w:rPr>
+              <w:t>string</w:t>
+            </w:r>
+            <w:proofErr w:type="spellEnd"/>
+          </w:p>
+        </w:tc>
+        <w:tc>
+          <w:tcPr>
+            <w:tcW w:w="4706" w:type="dxa"/>
+            <w:tcMar>
+              <w:top w:w="80" w:type="dxa"/>
+              <w:left w:w="90" w:type="dxa"/>
+              <w:bottom w:w="80" w:type="dxa"/>
+              <w:right w:w="90" w:type="dxa"/>
+            </w:tcMar>
+            <w:vAlign w:val="center"/>
+          </w:tcPr>
+          <w:p>
+            <w:pPr>
+              <w:spacing w:line="240" w:lineRule="auto"/>
+            </w:pPr>
+            <w:r>
+              <w:rPr>
+                <w:sz w:val="19"/>
+              </w:rPr>
+              <w:t>Возвращает описание прямоугольника с размерами.</w:t>
+            </w:r>
+          </w:p>
+        </w:tc>
+      </w:tr>
+    </w:tbl>
+    <w:p>
+      <w:pPr>
+        <w:ind w:firstLine="709"/>
+      </w:pPr>
+      <w:r>
+        <w:t xml:space="preserve">Таблица 4 – Описание класса </w:t>
+      </w:r>
+      <w:proofErr w:type="spellStart"/>
+      <w:r>
+        <w:t>Triangle</w:t>
+      </w:r>
+      <w:proofErr w:type="spellEnd"/>
+    </w:p>
+    <w:tbl>
+      <w:tblPr>
+        <w:tblStyle w:val="ad"/>
+        <w:tblW w:w="0" w:type="auto"/>
+        <w:jc w:val="center"/>
+        <w:tblLook w:val="04A0" w:firstRow="1" w:lastRow="0" w:firstColumn="1" w:lastColumn="0" w:noHBand="0" w:noVBand="1"/>
+      </w:tblPr>
+      <w:tblGrid>
+        <w:gridCol w:w="2872"/>
+        <w:gridCol w:w="1951"/>
+        <w:gridCol w:w="4522"/>
+      </w:tblGrid>
+      <w:tr>
+        <w:trPr>
+          <w:tblHeader/>
+          <w:jc w:val="center"/>
+        </w:trPr>
+        <w:tc>
+          <w:tcPr>
+            <w:tcW w:w="2948" w:type="dxa"/>
+            <w:shd w:val="clear" w:color="auto" w:fill="D9E2F3"/>
+            <w:tcMar>
+              <w:top w:w="80" w:type="dxa"/>
+              <w:left w:w="90" w:type="dxa"/>
+              <w:bottom w:w="80" w:type="dxa"/>
+              <w:right w:w="90" w:type="dxa"/>
+            </w:tcMar>
+            <w:vAlign w:val="center"/>
+          </w:tcPr>
+          <w:p>
+            <w:pPr>
+              <w:spacing w:line="240" w:lineRule="auto"/>
+              <w:jc w:val="center"/>
+            </w:pPr>
+            <w:r>
+              <w:rPr>
+                <w:b/>
+                <w:sz w:val="21"/>
+              </w:rPr>
+              <w:t>Название</w:t>
+            </w:r>
+          </w:p>
+        </w:tc>
+        <w:tc>
+          <w:tcPr>
+            <w:tcW w:w="1984" w:type="dxa"/>
+            <w:shd w:val="clear" w:color="auto" w:fill="D9E2F3"/>
+            <w:tcMar>
+              <w:top w:w="80" w:type="dxa"/>
+              <w:left w:w="90" w:type="dxa"/>
+              <w:bottom w:w="80" w:type="dxa"/>
+              <w:right w:w="90" w:type="dxa"/>
+            </w:tcMar>
+            <w:vAlign w:val="center"/>
+          </w:tcPr>
+          <w:p>
+            <w:pPr>
+              <w:spacing w:line="240" w:lineRule="auto"/>
+              <w:jc w:val="center"/>
+            </w:pPr>
+            <w:r>
+              <w:rPr>
+                <w:b/>
+                <w:sz w:val="21"/>
+              </w:rPr>
+              <w:t>Тип</w:t>
+            </w:r>
+          </w:p>
+        </w:tc>
+        <w:tc>
+          <w:tcPr>
+            <w:tcW w:w="4706" w:type="dxa"/>
+            <w:shd w:val="clear" w:color="auto" w:fill="D9E2F3"/>
+            <w:tcMar>
+              <w:top w:w="80" w:type="dxa"/>
+              <w:left w:w="90" w:type="dxa"/>
+              <w:bottom w:w="80" w:type="dxa"/>
+              <w:right w:w="90" w:type="dxa"/>
+            </w:tcMar>
+            <w:vAlign w:val="center"/>
+          </w:tcPr>
+          <w:p>
+            <w:pPr>
+              <w:spacing w:line="240" w:lineRule="auto"/>
+              <w:jc w:val="center"/>
+            </w:pPr>
+            <w:r>
+              <w:rPr>
+                <w:b/>
+                <w:sz w:val="21"/>
+              </w:rPr>
+              <w:t>Описание</w:t>
+            </w:r>
+          </w:p>
+        </w:tc>
+      </w:tr>
+      <w:tr>
+        <w:trPr>
+          <w:jc w:val="center"/>
+        </w:trPr>
+        <w:tc>
+          <w:tcPr>
+            <w:tcW w:w="9638" w:type="dxa"/>
+            <w:gridSpan w:val="3"/>
+            <w:shd w:val="clear" w:color="auto" w:fill="EDEDED"/>
+            <w:tcMar>
+              <w:top w:w="80" w:type="dxa"/>
+              <w:left w:w="90" w:type="dxa"/>
+              <w:bottom w:w="80" w:type="dxa"/>
+              <w:right w:w="90" w:type="dxa"/>
+            </w:tcMar>
+            <w:vAlign w:val="center"/>
+          </w:tcPr>
+          <w:p>
+            <w:pPr>
+              <w:spacing w:line="240" w:lineRule="auto"/>
+              <w:jc w:val="center"/>
+            </w:pPr>
+            <w:r>
+              <w:rPr>
+                <w:sz w:val="21"/>
+              </w:rPr>
+              <w:t xml:space="preserve">Описание класса: </w:t>
+            </w:r>
+            <w:proofErr w:type="spellStart"/>
+            <w:r>
+              <w:rPr>
+                <w:sz w:val="21"/>
+              </w:rPr>
+              <w:t>Triangle</w:t>
+            </w:r>
+            <w:proofErr w:type="spellEnd"/>
+            <w:r>
+              <w:rPr>
+                <w:sz w:val="21"/>
+              </w:rPr>
+              <w:t xml:space="preserve"> реализует </w:t>
+            </w:r>
+            <w:proofErr w:type="spellStart"/>
+            <w:r>
+              <w:rPr>
+                <w:sz w:val="21"/>
+              </w:rPr>
+              <w:t>IShape</w:t>
+            </w:r>
+            <w:proofErr w:type="spellEnd"/>
+            <w:r>
+              <w:rPr>
+                <w:sz w:val="21"/>
+              </w:rPr>
+              <w:t>, представляет треугольник и проверяет условие существования по неравенству треугольника.</w:t>
+            </w:r>
+          </w:p>
+        </w:tc>
+      </w:tr>
+      <w:tr>
+        <w:trPr>
+          <w:jc w:val="center"/>
+        </w:trPr>
+        <w:tc>
+          <w:tcPr>
+            <w:tcW w:w="9638" w:type="dxa"/>
+            <w:gridSpan w:val="3"/>
+            <w:shd w:val="clear" w:color="auto" w:fill="F2F2F2"/>
+            <w:tcMar>
+              <w:top w:w="80" w:type="dxa"/>
+              <w:left w:w="90" w:type="dxa"/>
+              <w:bottom w:w="80" w:type="dxa"/>
+              <w:right w:w="90" w:type="dxa"/>
+            </w:tcMar>
+            <w:vAlign w:val="center"/>
+          </w:tcPr>
+          <w:p>
+            <w:pPr>
+              <w:spacing w:line="240" w:lineRule="auto"/>
+              <w:jc w:val="center"/>
+            </w:pPr>
+            <w:r>
+              <w:rPr>
+                <w:b/>
+                <w:sz w:val="20"/>
+              </w:rPr>
+              <w:t>Поля</w:t>
+            </w:r>
+          </w:p>
+        </w:tc>
+      </w:tr>
+      <w:tr>
+        <w:trPr>
+          <w:cantSplit/>
+          <w:jc w:val="center"/>
+        </w:trPr>
+        <w:tc>
+          <w:tcPr>
+            <w:tcW w:w="2948" w:type="dxa"/>
+            <w:tcMar>
+              <w:top w:w="80" w:type="dxa"/>
+              <w:left w:w="90" w:type="dxa"/>
+              <w:bottom w:w="80" w:type="dxa"/>
+              <w:right w:w="90" w:type="dxa"/>
+            </w:tcMar>
+            <w:vAlign w:val="center"/>
+          </w:tcPr>
+          <w:p>
+            <w:pPr>
+              <w:spacing w:line="240" w:lineRule="auto"/>
+            </w:pPr>
+            <w:r>
+              <w:rPr>
+                <w:sz w:val="19"/>
+              </w:rPr>
+              <w:t>− _</w:t>
+            </w:r>
+            <w:proofErr w:type="spellStart"/>
+            <w:r>
+              <w:rPr>
+                <w:sz w:val="19"/>
+              </w:rPr>
+              <w:t>sideA</w:t>
+            </w:r>
+            <w:proofErr w:type="spellEnd"/>
+          </w:p>
+        </w:tc>
+        <w:tc>
+          <w:tcPr>
+            <w:tcW w:w="1984" w:type="dxa"/>
+            <w:tcMar>
+              <w:top w:w="80" w:type="dxa"/>
+              <w:left w:w="90" w:type="dxa"/>
+              <w:bottom w:w="80" w:type="dxa"/>
+              <w:right w:w="90" w:type="dxa"/>
+            </w:tcMar>
+            <w:vAlign w:val="center"/>
+          </w:tcPr>
+          <w:p>
+            <w:pPr>
+              <w:spacing w:line="240" w:lineRule="auto"/>
+            </w:pPr>
+            <w:proofErr w:type="spellStart"/>
+            <w:r>
+              <w:rPr>
+                <w:sz w:val="19"/>
+              </w:rPr>
+              <w:t>double</w:t>
+            </w:r>
+            <w:proofErr w:type="spellEnd"/>
+          </w:p>
+        </w:tc>
+        <w:tc>
+          <w:tcPr>
+            <w:tcW w:w="4706" w:type="dxa"/>
+            <w:tcMar>
+              <w:top w:w="80" w:type="dxa"/>
+              <w:left w:w="90" w:type="dxa"/>
+              <w:bottom w:w="80" w:type="dxa"/>
+              <w:right w:w="90" w:type="dxa"/>
+            </w:tcMar>
+            <w:vAlign w:val="center"/>
+          </w:tcPr>
+          <w:p>
+            <w:pPr>
+              <w:spacing w:line="240" w:lineRule="auto"/>
+            </w:pPr>
+            <w:r>
+              <w:rPr>
+                <w:sz w:val="19"/>
+              </w:rPr>
+              <w:t>Первая сторона.</w:t>
+            </w:r>
+          </w:p>
+        </w:tc>
+      </w:tr>
+      <w:tr>
+        <w:trPr>
+          <w:cantSplit/>
+          <w:jc w:val="center"/>
+        </w:trPr>
+        <w:tc>
+          <w:tcPr>
+            <w:tcW w:w="2948" w:type="dxa"/>
+            <w:tcMar>
+              <w:top w:w="80" w:type="dxa"/>
+              <w:left w:w="90" w:type="dxa"/>
+              <w:bottom w:w="80" w:type="dxa"/>
+              <w:right w:w="90" w:type="dxa"/>
+            </w:tcMar>
+            <w:vAlign w:val="center"/>
+          </w:tcPr>
+          <w:p>
+            <w:pPr>
+              <w:spacing w:line="240" w:lineRule="auto"/>
+            </w:pPr>
+            <w:r>
+              <w:rPr>
+                <w:sz w:val="19"/>
+              </w:rPr>
+              <w:t>− _</w:t>
+            </w:r>
+            <w:proofErr w:type="spellStart"/>
+            <w:r>
+              <w:rPr>
+                <w:sz w:val="19"/>
+              </w:rPr>
+              <w:t>sideB</w:t>
+            </w:r>
+            <w:proofErr w:type="spellEnd"/>
+          </w:p>
+        </w:tc>
+        <w:tc>
+          <w:tcPr>
+            <w:tcW w:w="1984" w:type="dxa"/>
+            <w:tcMar>
+              <w:top w:w="80" w:type="dxa"/>
+              <w:left w:w="90" w:type="dxa"/>
+              <w:bottom w:w="80" w:type="dxa"/>
+              <w:right w:w="90" w:type="dxa"/>
+            </w:tcMar>
+            <w:vAlign w:val="center"/>
+          </w:tcPr>
+          <w:p>
+            <w:pPr>
+              <w:spacing w:line="240" w:lineRule="auto"/>
+            </w:pPr>
+            <w:proofErr w:type="spellStart"/>
+            <w:r>
+              <w:rPr>
+                <w:sz w:val="19"/>
+              </w:rPr>
+              <w:t>double</w:t>
+            </w:r>
+            <w:proofErr w:type="spellEnd"/>
+          </w:p>
+        </w:tc>
+        <w:tc>
+          <w:tcPr>
+            <w:tcW w:w="4706" w:type="dxa"/>
+            <w:tcMar>
+              <w:top w:w="80" w:type="dxa"/>
+              <w:left w:w="90" w:type="dxa"/>
+              <w:bottom w:w="80" w:type="dxa"/>
+              <w:right w:w="90" w:type="dxa"/>
+            </w:tcMar>
+            <w:vAlign w:val="center"/>
+          </w:tcPr>
+          <w:p>
+            <w:pPr>
+              <w:spacing w:line="240" w:lineRule="auto"/>
+            </w:pPr>
+            <w:r>
+              <w:rPr>
+                <w:sz w:val="19"/>
+              </w:rPr>
+              <w:t>Вторая сторона.</w:t>
+            </w:r>
+          </w:p>
+        </w:tc>
+      </w:tr>
+      <w:tr>
+        <w:trPr>
+          <w:cantSplit/>
+          <w:jc w:val="center"/>
+        </w:trPr>
+        <w:tc>
+          <w:tcPr>
+            <w:tcW w:w="2948" w:type="dxa"/>
+            <w:tcMar>
+              <w:top w:w="80" w:type="dxa"/>
+              <w:left w:w="90" w:type="dxa"/>
+              <w:bottom w:w="80" w:type="dxa"/>
+              <w:right w:w="90" w:type="dxa"/>
+            </w:tcMar>
+            <w:vAlign w:val="center"/>
+          </w:tcPr>
+          <w:p>
+            <w:pPr>
+              <w:spacing w:line="240" w:lineRule="auto"/>
+            </w:pPr>
+            <w:r>
+              <w:rPr>
+                <w:sz w:val="19"/>
+              </w:rPr>
+              <w:t>− _</w:t>
+            </w:r>
+            <w:proofErr w:type="spellStart"/>
+            <w:r>
+              <w:rPr>
+                <w:sz w:val="19"/>
+              </w:rPr>
+              <w:t>sideC</w:t>
+            </w:r>
+            <w:proofErr w:type="spellEnd"/>
+          </w:p>
+        </w:tc>
+        <w:tc>
+          <w:tcPr>
+            <w:tcW w:w="1984" w:type="dxa"/>
+            <w:tcMar>
+              <w:top w:w="80" w:type="dxa"/>
+              <w:left w:w="90" w:type="dxa"/>
+              <w:bottom w:w="80" w:type="dxa"/>
+              <w:right w:w="90" w:type="dxa"/>
+            </w:tcMar>
+            <w:vAlign w:val="center"/>
+          </w:tcPr>
+          <w:p>
+            <w:pPr>
+              <w:spacing w:line="240" w:lineRule="auto"/>
+            </w:pPr>
+            <w:proofErr w:type="spellStart"/>
+            <w:r>
+              <w:rPr>
+                <w:sz w:val="19"/>
+              </w:rPr>
+              <w:t>double</w:t>
+            </w:r>
+            <w:proofErr w:type="spellEnd"/>
+          </w:p>
+        </w:tc>
+        <w:tc>
+          <w:tcPr>
+            <w:tcW w:w="4706" w:type="dxa"/>
+            <w:tcMar>
+              <w:top w:w="80" w:type="dxa"/>
+              <w:left w:w="90" w:type="dxa"/>
+              <w:bottom w:w="80" w:type="dxa"/>
+              <w:right w:w="90" w:type="dxa"/>
+            </w:tcMar>
+            <w:vAlign w:val="center"/>
+          </w:tcPr>
+          <w:p>
+            <w:pPr>
+              <w:spacing w:line="240" w:lineRule="auto"/>
+            </w:pPr>
+            <w:r>
+              <w:rPr>
+                <w:sz w:val="19"/>
+              </w:rPr>
+              <w:t>Третья сторона.</w:t>
+            </w:r>
+          </w:p>
+        </w:tc>
+      </w:tr>
+      <w:tr>
+        <w:trPr>
+          <w:jc w:val="center"/>
+        </w:trPr>
+        <w:tc>
+          <w:tcPr>
+            <w:tcW w:w="9638" w:type="dxa"/>
+            <w:gridSpan w:val="3"/>
+            <w:shd w:val="clear" w:color="auto" w:fill="F2F2F2"/>
+            <w:tcMar>
+              <w:top w:w="80" w:type="dxa"/>
+              <w:left w:w="90" w:type="dxa"/>
+              <w:bottom w:w="80" w:type="dxa"/>
+              <w:right w:w="90" w:type="dxa"/>
+            </w:tcMar>
+            <w:vAlign w:val="center"/>
+          </w:tcPr>
+          <w:p>
+            <w:pPr>
+              <w:spacing w:line="240" w:lineRule="auto"/>
+              <w:jc w:val="center"/>
+            </w:pPr>
+            <w:r>
+              <w:rPr>
+                <w:b/>
+                <w:sz w:val="20"/>
+              </w:rPr>
+              <w:t>Свойства</w:t>
+            </w:r>
+          </w:p>
+        </w:tc>
+      </w:tr>
+      <w:tr>
+        <w:trPr>
+          <w:cantSplit/>
+          <w:jc w:val="center"/>
+        </w:trPr>
+        <w:tc>
+          <w:tcPr>
+            <w:tcW w:w="2948" w:type="dxa"/>
+            <w:tcMar>
+              <w:top w:w="80" w:type="dxa"/>
+              <w:left w:w="90" w:type="dxa"/>
+              <w:bottom w:w="80" w:type="dxa"/>
+              <w:right w:w="90" w:type="dxa"/>
+            </w:tcMar>
+            <w:vAlign w:val="center"/>
+          </w:tcPr>
+          <w:p>
+            <w:pPr>
+              <w:spacing w:line="240" w:lineRule="auto"/>
+            </w:pPr>
+            <w:r>
+              <w:rPr>
+                <w:sz w:val="19"/>
+              </w:rPr>
+              <w:t xml:space="preserve">+ </w:t>
+            </w:r>
+            <w:proofErr w:type="spellStart"/>
+            <w:r>
+              <w:rPr>
+                <w:sz w:val="19"/>
+              </w:rPr>
+              <w:t>SideA</w:t>
+            </w:r>
+            <w:proofErr w:type="spellEnd"/>
+          </w:p>
+        </w:tc>
+        <w:tc>
+          <w:tcPr>
+            <w:tcW w:w="1984" w:type="dxa"/>
+            <w:tcMar>
+              <w:top w:w="80" w:type="dxa"/>
+              <w:left w:w="90" w:type="dxa"/>
+              <w:bottom w:w="80" w:type="dxa"/>
+              <w:right w:w="90" w:type="dxa"/>
+            </w:tcMar>
+            <w:vAlign w:val="center"/>
+          </w:tcPr>
+          <w:p>
+            <w:pPr>
+              <w:spacing w:line="240" w:lineRule="auto"/>
+            </w:pPr>
+            <w:proofErr w:type="spellStart"/>
+            <w:r>
+              <w:rPr>
+                <w:sz w:val="19"/>
+              </w:rPr>
+              <w:t>double</w:t>
+            </w:r>
+            <w:proofErr w:type="spellEnd"/>
+          </w:p>
+        </w:tc>
+        <w:tc>
+          <w:tcPr>
+            <w:tcW w:w="4706" w:type="dxa"/>
+            <w:tcMar>
+              <w:top w:w="80" w:type="dxa"/>
+              <w:left w:w="90" w:type="dxa"/>
+              <w:bottom w:w="80" w:type="dxa"/>
+              <w:right w:w="90" w:type="dxa"/>
+            </w:tcMar>
+            <w:vAlign w:val="center"/>
+          </w:tcPr>
+          <w:p>
+            <w:pPr>
+              <w:spacing w:line="240" w:lineRule="auto"/>
+            </w:pPr>
+            <w:r>
+              <w:rPr>
+                <w:sz w:val="19"/>
+              </w:rPr>
+              <w:t>Возвращает первую сторону.</w:t>
+            </w:r>
+          </w:p>
+        </w:tc>
+      </w:tr>
+      <w:tr>
+        <w:trPr>
+          <w:cantSplit/>
+          <w:jc w:val="center"/>
+        </w:trPr>
+        <w:tc>
+          <w:tcPr>
+            <w:tcW w:w="2948" w:type="dxa"/>
+            <w:tcMar>
+              <w:top w:w="80" w:type="dxa"/>
+              <w:left w:w="90" w:type="dxa"/>
+              <w:bottom w:w="80" w:type="dxa"/>
+              <w:right w:w="90" w:type="dxa"/>
+            </w:tcMar>
+            <w:vAlign w:val="center"/>
+          </w:tcPr>
+          <w:p>
+            <w:pPr>
+              <w:spacing w:line="240" w:lineRule="auto"/>
+            </w:pPr>
+            <w:r>
+              <w:rPr>
+                <w:sz w:val="19"/>
+              </w:rPr>
+              <w:t xml:space="preserve">+ </w:t>
+            </w:r>
+            <w:proofErr w:type="spellStart"/>
+            <w:r>
+              <w:rPr>
+                <w:sz w:val="19"/>
+              </w:rPr>
+              <w:t>SideB</w:t>
+            </w:r>
+            <w:proofErr w:type="spellEnd"/>
+          </w:p>
+        </w:tc>
+        <w:tc>
+          <w:tcPr>
+            <w:tcW w:w="1984" w:type="dxa"/>
+            <w:tcMar>
+              <w:top w:w="80" w:type="dxa"/>
+              <w:left w:w="90" w:type="dxa"/>
+              <w:bottom w:w="80" w:type="dxa"/>
+              <w:right w:w="90" w:type="dxa"/>
+            </w:tcMar>
+            <w:vAlign w:val="center"/>
+          </w:tcPr>
+          <w:p>
+            <w:pPr>
+              <w:spacing w:line="240" w:lineRule="auto"/>
+            </w:pPr>
+            <w:proofErr w:type="spellStart"/>
+            <w:r>
+              <w:rPr>
+                <w:sz w:val="19"/>
+              </w:rPr>
+              <w:t>double</w:t>
+            </w:r>
+            <w:proofErr w:type="spellEnd"/>
+          </w:p>
+        </w:tc>
+        <w:tc>
+          <w:tcPr>
+            <w:tcW w:w="4706" w:type="dxa"/>
+            <w:tcMar>
+              <w:top w:w="80" w:type="dxa"/>
+              <w:left w:w="90" w:type="dxa"/>
+              <w:bottom w:w="80" w:type="dxa"/>
+              <w:right w:w="90" w:type="dxa"/>
+            </w:tcMar>
+            <w:vAlign w:val="center"/>
+          </w:tcPr>
+          <w:p>
+            <w:pPr>
+              <w:spacing w:line="240" w:lineRule="auto"/>
+            </w:pPr>
+            <w:r>
+              <w:rPr>
+                <w:sz w:val="19"/>
+              </w:rPr>
+              <w:t>Возвращает вторую сторону.</w:t>
+            </w:r>
+          </w:p>
+        </w:tc>
+      </w:tr>
+      <w:tr>
+        <w:trPr>
+          <w:cantSplit/>
+          <w:jc w:val="center"/>
+        </w:trPr>
+        <w:tc>
+          <w:tcPr>
+            <w:tcW w:w="2948" w:type="dxa"/>
+            <w:tcMar>
+              <w:top w:w="80" w:type="dxa"/>
+              <w:left w:w="90" w:type="dxa"/>
+              <w:bottom w:w="80" w:type="dxa"/>
+              <w:right w:w="90" w:type="dxa"/>
+            </w:tcMar>
+            <w:vAlign w:val="center"/>
+          </w:tcPr>
+          <w:p>
+            <w:pPr>
+              <w:spacing w:line="240" w:lineRule="auto"/>
+            </w:pPr>
+            <w:r>
+              <w:rPr>
+                <w:sz w:val="19"/>
+              </w:rPr>
+              <w:t xml:space="preserve">+ </w:t>
+            </w:r>
+            <w:proofErr w:type="spellStart"/>
+            <w:r>
+              <w:rPr>
+                <w:sz w:val="19"/>
+              </w:rPr>
+              <w:t>SideC</w:t>
+            </w:r>
+            <w:proofErr w:type="spellEnd"/>
+          </w:p>
+        </w:tc>
+        <w:tc>
+          <w:tcPr>
+            <w:tcW w:w="1984" w:type="dxa"/>
+            <w:tcMar>
+              <w:top w:w="80" w:type="dxa"/>
+              <w:left w:w="90" w:type="dxa"/>
+              <w:bottom w:w="80" w:type="dxa"/>
+              <w:right w:w="90" w:type="dxa"/>
+            </w:tcMar>
+            <w:vAlign w:val="center"/>
+          </w:tcPr>
+          <w:p>
+            <w:pPr>
+              <w:spacing w:line="240" w:lineRule="auto"/>
+            </w:pPr>
+            <w:proofErr w:type="spellStart"/>
+            <w:r>
+              <w:rPr>
+                <w:sz w:val="19"/>
+              </w:rPr>
+              <w:t>double</w:t>
+            </w:r>
+            <w:proofErr w:type="spellEnd"/>
+          </w:p>
+        </w:tc>
+        <w:tc>
+          <w:tcPr>
+            <w:tcW w:w="4706" w:type="dxa"/>
+            <w:tcMar>
+              <w:top w:w="80" w:type="dxa"/>
+              <w:left w:w="90" w:type="dxa"/>
+              <w:bottom w:w="80" w:type="dxa"/>
+              <w:right w:w="90" w:type="dxa"/>
+            </w:tcMar>
+            <w:vAlign w:val="center"/>
+          </w:tcPr>
+          <w:p>
+            <w:pPr>
+              <w:spacing w:line="240" w:lineRule="auto"/>
+            </w:pPr>
+            <w:r>
+              <w:rPr>
+                <w:sz w:val="19"/>
+              </w:rPr>
+              <w:t>Возвращает третью сторону.</w:t>
+            </w:r>
+          </w:p>
+        </w:tc>
+      </w:tr>
+      <w:tr>
+        <w:trPr>
+          <w:cantSplit/>
+          <w:jc w:val="center"/>
+        </w:trPr>
+        <w:tc>
+          <w:tcPr>
+            <w:tcW w:w="2948" w:type="dxa"/>
+            <w:tcMar>
+              <w:top w:w="80" w:type="dxa"/>
+              <w:left w:w="90" w:type="dxa"/>
+              <w:bottom w:w="80" w:type="dxa"/>
+              <w:right w:w="90" w:type="dxa"/>
+            </w:tcMar>
+            <w:vAlign w:val="center"/>
+          </w:tcPr>
+          <w:p>
+            <w:pPr>
+              <w:spacing w:line="240" w:lineRule="auto"/>
+            </w:pPr>
+            <w:r>
+              <w:rPr>
+                <w:sz w:val="19"/>
+              </w:rPr>
+              <w:t>+ Name</w:t>
+            </w:r>
+          </w:p>
+        </w:tc>
+        <w:tc>
+          <w:tcPr>
+            <w:tcW w:w="1984" w:type="dxa"/>
+            <w:tcMar>
+              <w:top w:w="80" w:type="dxa"/>
+              <w:left w:w="90" w:type="dxa"/>
+              <w:bottom w:w="80" w:type="dxa"/>
+              <w:right w:w="90" w:type="dxa"/>
+            </w:tcMar>
+            <w:vAlign w:val="center"/>
+          </w:tcPr>
+          <w:p>
+            <w:pPr>
+              <w:spacing w:line="240" w:lineRule="auto"/>
+            </w:pPr>
+            <w:proofErr w:type="spellStart"/>
+            <w:r>
+              <w:rPr>
+                <w:sz w:val="19"/>
+              </w:rPr>
+              <w:t>string</w:t>
+            </w:r>
+            <w:proofErr w:type="spellEnd"/>
+          </w:p>
+        </w:tc>
+        <w:tc>
+          <w:tcPr>
+            <w:tcW w:w="4706" w:type="dxa"/>
+            <w:tcMar>
+              <w:top w:w="80" w:type="dxa"/>
+              <w:left w:w="90" w:type="dxa"/>
+              <w:bottom w:w="80" w:type="dxa"/>
+              <w:right w:w="90" w:type="dxa"/>
+            </w:tcMar>
+            <w:vAlign w:val="center"/>
+          </w:tcPr>
+          <w:p>
+            <w:pPr>
+              <w:spacing w:line="240" w:lineRule="auto"/>
+            </w:pPr>
+            <w:r>
+              <w:rPr>
+                <w:sz w:val="19"/>
+              </w:rPr>
+              <w:t>Возвращает строку «Треугольник».</w:t>
+            </w:r>
+          </w:p>
+        </w:tc>
+      </w:tr>
+      <w:tr>
+        <w:trPr>
+          <w:jc w:val="center"/>
+        </w:trPr>
+        <w:tc>
+          <w:tcPr>
+            <w:tcW w:w="9638" w:type="dxa"/>
+            <w:gridSpan w:val="3"/>
+            <w:shd w:val="clear" w:color="auto" w:fill="F2F2F2"/>
+            <w:tcMar>
+              <w:top w:w="80" w:type="dxa"/>
+              <w:left w:w="90" w:type="dxa"/>
+              <w:bottom w:w="80" w:type="dxa"/>
+              <w:right w:w="90" w:type="dxa"/>
+            </w:tcMar>
+            <w:vAlign w:val="center"/>
+          </w:tcPr>
+          <w:p>
+            <w:pPr>
+              <w:spacing w:line="240" w:lineRule="auto"/>
+              <w:jc w:val="center"/>
+            </w:pPr>
+            <w:r>
+              <w:rPr>
+                <w:b/>
+                <w:sz w:val="20"/>
+              </w:rPr>
+              <w:t>Методы</w:t>
+            </w:r>
+          </w:p>
+        </w:tc>
+      </w:tr>
+      <w:tr>
+        <w:trPr>
+          <w:cantSplit/>
+          <w:jc w:val="center"/>
+        </w:trPr>
+        <w:tc>
+          <w:tcPr>
+            <w:tcW w:w="2948" w:type="dxa"/>
+            <w:tcMar>
+              <w:top w:w="80" w:type="dxa"/>
+              <w:left w:w="90" w:type="dxa"/>
+              <w:bottom w:w="80" w:type="dxa"/>
+              <w:right w:w="90" w:type="dxa"/>
+            </w:tcMar>
+            <w:vAlign w:val="center"/>
+          </w:tcPr>
+          <w:p>
+            <w:pPr>
+              <w:spacing w:line="240" w:lineRule="auto"/>
+              <w:rPr>
+                <w:lang w:val="en-US"/>
+              </w:rPr>
+            </w:pPr>
+            <w:r>
+              <w:rPr>
+                <w:sz w:val="19"/>
+                <w:lang w:val="en-US"/>
+              </w:rPr>
+              <w:t xml:space="preserve">+ Triangle(double </w:t>
+            </w:r>
+            <w:proofErr w:type="spellStart"/>
+            <w:r>
+              <w:rPr>
+                <w:sz w:val="19"/>
+                <w:lang w:val="en-US"/>
+              </w:rPr>
+              <w:t>sideA</w:t>
+            </w:r>
+            <w:proofErr w:type="spellEnd"/>
+            <w:r>
+              <w:rPr>
+                <w:sz w:val="19"/>
+                <w:lang w:val="en-US"/>
+              </w:rPr>
+              <w:t xml:space="preserve">, double </w:t>
+            </w:r>
+            <w:proofErr w:type="spellStart"/>
+            <w:r>
+              <w:rPr>
+                <w:sz w:val="19"/>
+                <w:lang w:val="en-US"/>
+              </w:rPr>
+              <w:t>sideB</w:t>
+            </w:r>
+            <w:proofErr w:type="spellEnd"/>
+            <w:r>
+              <w:rPr>
+                <w:sz w:val="19"/>
+                <w:lang w:val="en-US"/>
+              </w:rPr>
+              <w:t xml:space="preserve">, double </w:t>
+            </w:r>
+            <w:proofErr w:type="spellStart"/>
+            <w:r>
+              <w:rPr>
+                <w:sz w:val="19"/>
+                <w:lang w:val="en-US"/>
+              </w:rPr>
+              <w:t>sideC</w:t>
+            </w:r>
+            <w:proofErr w:type="spellEnd"/>
+            <w:r>
+              <w:rPr>
+                <w:sz w:val="19"/>
+                <w:lang w:val="en-US"/>
+              </w:rPr>
+              <w:t>)</w:t>
+            </w:r>
+          </w:p>
+        </w:tc>
+        <w:tc>
+          <w:tcPr>
+            <w:tcW w:w="1984" w:type="dxa"/>
+            <w:tcMar>
+              <w:top w:w="80" w:type="dxa"/>
+              <w:left w:w="90" w:type="dxa"/>
+              <w:bottom w:w="80" w:type="dxa"/>
+              <w:right w:w="90" w:type="dxa"/>
+            </w:tcMar>
+            <w:vAlign w:val="center"/>
+          </w:tcPr>
+          <w:p>
+            <w:pPr>
+              <w:spacing w:line="240" w:lineRule="auto"/>
+            </w:pPr>
+            <w:r>
+              <w:rPr>
+                <w:sz w:val="19"/>
+              </w:rPr>
+              <w:t>—</w:t>
+            </w:r>
+          </w:p>
+        </w:tc>
+        <w:tc>
+          <w:tcPr>
+            <w:tcW w:w="4706" w:type="dxa"/>
+            <w:tcMar>
+              <w:top w:w="80" w:type="dxa"/>
+              <w:left w:w="90" w:type="dxa"/>
+              <w:bottom w:w="80" w:type="dxa"/>
+              <w:right w:w="90" w:type="dxa"/>
+            </w:tcMar>
+            <w:vAlign w:val="center"/>
+          </w:tcPr>
+          <w:p>
+            <w:pPr>
+              <w:spacing w:line="240" w:lineRule="auto"/>
+            </w:pPr>
+            <w:r>
+              <w:rPr>
+                <w:sz w:val="19"/>
+              </w:rPr>
+              <w:t>Конструктор; проверяет положительность сторон и существование треугольника.</w:t>
+            </w:r>
+          </w:p>
+        </w:tc>
+      </w:tr>
+      <w:tr>
+        <w:trPr>
+          <w:cantSplit/>
+          <w:jc w:val="center"/>
+        </w:trPr>
+        <w:tc>
+          <w:tcPr>
+            <w:tcW w:w="2948" w:type="dxa"/>
+            <w:tcMar>
+              <w:top w:w="80" w:type="dxa"/>
+              <w:left w:w="90" w:type="dxa"/>
+              <w:bottom w:w="80" w:type="dxa"/>
+              <w:right w:w="90" w:type="dxa"/>
+            </w:tcMar>
+            <w:vAlign w:val="center"/>
+          </w:tcPr>
+          <w:p>
+            <w:pPr>
+              <w:spacing w:line="240" w:lineRule="auto"/>
+            </w:pPr>
+            <w:r>
+              <w:rPr>
+                <w:sz w:val="19"/>
+              </w:rPr>
+              <w:t xml:space="preserve">− </w:t>
+            </w:r>
+            <w:proofErr w:type="spellStart"/>
+            <w:r>
+              <w:rPr>
+                <w:sz w:val="19"/>
+              </w:rPr>
+              <w:t>ValidateTriangle</w:t>
+            </w:r>
+            <w:proofErr w:type="spellEnd"/>
+            <w:r>
+              <w:rPr>
+                <w:sz w:val="19"/>
+              </w:rPr>
+              <w:t>()</w:t>
+            </w:r>
+          </w:p>
+        </w:tc>
+        <w:tc>
+          <w:tcPr>
+            <w:tcW w:w="1984" w:type="dxa"/>
+            <w:tcMar>
+              <w:top w:w="80" w:type="dxa"/>
+              <w:left w:w="90" w:type="dxa"/>
+              <w:bottom w:w="80" w:type="dxa"/>
+              <w:right w:w="90" w:type="dxa"/>
+            </w:tcMar>
+            <w:vAlign w:val="center"/>
+          </w:tcPr>
+          <w:p>
+            <w:pPr>
+              <w:spacing w:line="240" w:lineRule="auto"/>
+            </w:pPr>
+            <w:proofErr w:type="spellStart"/>
+            <w:r>
+              <w:rPr>
+                <w:sz w:val="19"/>
+              </w:rPr>
+              <w:t>void</w:t>
+            </w:r>
+            <w:proofErr w:type="spellEnd"/>
+          </w:p>
+        </w:tc>
+        <w:tc>
+          <w:tcPr>
+            <w:tcW w:w="4706" w:type="dxa"/>
+            <w:tcMar>
+              <w:top w:w="80" w:type="dxa"/>
+              <w:left w:w="90" w:type="dxa"/>
+              <w:bottom w:w="80" w:type="dxa"/>
+              <w:right w:w="90" w:type="dxa"/>
+            </w:tcMar>
+            <w:vAlign w:val="center"/>
+          </w:tcPr>
+          <w:p>
+            <w:pPr>
+              <w:spacing w:line="240" w:lineRule="auto"/>
+            </w:pPr>
+            <w:r>
+              <w:rPr>
+                <w:sz w:val="19"/>
+              </w:rPr>
+              <w:t>Проверяет, что сумма любых двух сторон больше третьей.</w:t>
+            </w:r>
+          </w:p>
+        </w:tc>
+      </w:tr>
+      <w:tr>
+        <w:trPr>
+          <w:cantSplit/>
+          <w:jc w:val="center"/>
+        </w:trPr>
+        <w:tc>
+          <w:tcPr>
+            <w:tcW w:w="2948" w:type="dxa"/>
+            <w:tcMar>
+              <w:top w:w="80" w:type="dxa"/>
+              <w:left w:w="90" w:type="dxa"/>
+              <w:bottom w:w="80" w:type="dxa"/>
+              <w:right w:w="90" w:type="dxa"/>
+            </w:tcMar>
+            <w:vAlign w:val="center"/>
+          </w:tcPr>
+          <w:p>
+            <w:pPr>
+              <w:spacing w:line="240" w:lineRule="auto"/>
+            </w:pPr>
+            <w:r>
+              <w:rPr>
+                <w:sz w:val="19"/>
+              </w:rPr>
+              <w:t xml:space="preserve">+ </w:t>
+            </w:r>
+            <w:proofErr w:type="spellStart"/>
+            <w:r>
+              <w:rPr>
+                <w:sz w:val="19"/>
+              </w:rPr>
+              <w:t>CalculateArea</w:t>
+            </w:r>
+            <w:proofErr w:type="spellEnd"/>
+            <w:r>
+              <w:rPr>
+                <w:sz w:val="19"/>
+              </w:rPr>
+              <w:t>()</w:t>
+            </w:r>
+          </w:p>
+        </w:tc>
+        <w:tc>
+          <w:tcPr>
+            <w:tcW w:w="1984" w:type="dxa"/>
+            <w:tcMar>
+              <w:top w:w="80" w:type="dxa"/>
+              <w:left w:w="90" w:type="dxa"/>
+              <w:bottom w:w="80" w:type="dxa"/>
+              <w:right w:w="90" w:type="dxa"/>
+            </w:tcMar>
+            <w:vAlign w:val="center"/>
+          </w:tcPr>
+          <w:p>
+            <w:pPr>
+              <w:spacing w:line="240" w:lineRule="auto"/>
+            </w:pPr>
+            <w:proofErr w:type="spellStart"/>
+            <w:r>
+              <w:rPr>
+                <w:sz w:val="19"/>
+              </w:rPr>
+              <w:t>double</w:t>
+            </w:r>
+            <w:proofErr w:type="spellEnd"/>
+          </w:p>
+        </w:tc>
+        <w:tc>
+          <w:tcPr>
+            <w:tcW w:w="4706" w:type="dxa"/>
+            <w:tcMar>
+              <w:top w:w="80" w:type="dxa"/>
+              <w:left w:w="90" w:type="dxa"/>
+              <w:bottom w:w="80" w:type="dxa"/>
+              <w:right w:w="90" w:type="dxa"/>
+            </w:tcMar>
+            <w:vAlign w:val="center"/>
+          </w:tcPr>
+          <w:p>
+            <w:pPr>
+              <w:spacing w:line="240" w:lineRule="auto"/>
+            </w:pPr>
+            <w:r>
+              <w:rPr>
+                <w:sz w:val="19"/>
+              </w:rPr>
+              <w:t>Вычисляет площадь по формуле Герона.</w:t>
+            </w:r>
+          </w:p>
+        </w:tc>
+      </w:tr>
+      <w:tr>
+        <w:trPr>
+          <w:cantSplit/>
+          <w:jc w:val="center"/>
+        </w:trPr>
+        <w:tc>
+          <w:tcPr>
+            <w:tcW w:w="2948" w:type="dxa"/>
+            <w:tcMar>
+              <w:top w:w="80" w:type="dxa"/>
+              <w:left w:w="90" w:type="dxa"/>
+              <w:bottom w:w="80" w:type="dxa"/>
+              <w:right w:w="90" w:type="dxa"/>
+            </w:tcMar>
+            <w:vAlign w:val="center"/>
+          </w:tcPr>
+          <w:p>
+            <w:pPr>
+              <w:spacing w:line="240" w:lineRule="auto"/>
+            </w:pPr>
+            <w:r>
+              <w:rPr>
+                <w:sz w:val="19"/>
+              </w:rPr>
+              <w:t xml:space="preserve">+ </w:t>
+            </w:r>
+            <w:proofErr w:type="spellStart"/>
+            <w:r>
+              <w:rPr>
+                <w:sz w:val="19"/>
+              </w:rPr>
+              <w:t>CalculatePerimeter</w:t>
+            </w:r>
+            <w:proofErr w:type="spellEnd"/>
+            <w:r>
+              <w:rPr>
+                <w:sz w:val="19"/>
+              </w:rPr>
+              <w:t>()</w:t>
+            </w:r>
+          </w:p>
+        </w:tc>
+        <w:tc>
+          <w:tcPr>
+            <w:tcW w:w="1984" w:type="dxa"/>
+            <w:tcMar>
+              <w:top w:w="80" w:type="dxa"/>
+              <w:left w:w="90" w:type="dxa"/>
+              <w:bottom w:w="80" w:type="dxa"/>
+              <w:right w:w="90" w:type="dxa"/>
+            </w:tcMar>
+            <w:vAlign w:val="center"/>
+          </w:tcPr>
+          <w:p>
+            <w:pPr>
+              <w:spacing w:line="240" w:lineRule="auto"/>
+            </w:pPr>
+            <w:proofErr w:type="spellStart"/>
+            <w:r>
+              <w:rPr>
+                <w:sz w:val="19"/>
+              </w:rPr>
+              <w:t>double</w:t>
+            </w:r>
+            <w:proofErr w:type="spellEnd"/>
+          </w:p>
+        </w:tc>
+        <w:tc>
+          <w:tcPr>
+            <w:tcW w:w="4706" w:type="dxa"/>
+            <w:tcMar>
+              <w:top w:w="80" w:type="dxa"/>
+              <w:left w:w="90" w:type="dxa"/>
+              <w:bottom w:w="80" w:type="dxa"/>
+              <w:right w:w="90" w:type="dxa"/>
+            </w:tcMar>
+            <w:vAlign w:val="center"/>
+          </w:tcPr>
+          <w:p>
+            <w:pPr>
+              <w:spacing w:line="240" w:lineRule="auto"/>
+            </w:pPr>
+            <w:r>
+              <w:rPr>
+                <w:sz w:val="19"/>
+              </w:rPr>
+              <w:t>Возвращает сумму трёх сторон.</w:t>
+            </w:r>
+          </w:p>
+        </w:tc>
+      </w:tr>
+      <w:tr>
+        <w:trPr>
+          <w:cantSplit/>
+          <w:jc w:val="center"/>
+        </w:trPr>
+        <w:tc>
+          <w:tcPr>
+            <w:tcW w:w="2948" w:type="dxa"/>
+            <w:tcMar>
+              <w:top w:w="80" w:type="dxa"/>
+              <w:left w:w="90" w:type="dxa"/>
+              <w:bottom w:w="80" w:type="dxa"/>
+              <w:right w:w="90" w:type="dxa"/>
+            </w:tcMar>
+            <w:vAlign w:val="center"/>
+          </w:tcPr>
+          <w:p>
+            <w:pPr>
+              <w:spacing w:line="240" w:lineRule="auto"/>
+            </w:pPr>
+            <w:r>
+              <w:rPr>
+                <w:sz w:val="19"/>
+              </w:rPr>
+              <w:t xml:space="preserve">+ </w:t>
+            </w:r>
+            <w:proofErr w:type="spellStart"/>
+            <w:r>
+              <w:rPr>
+                <w:sz w:val="19"/>
+              </w:rPr>
+              <w:t>ToString</w:t>
+            </w:r>
+            <w:proofErr w:type="spellEnd"/>
+            <w:r>
+              <w:rPr>
+                <w:sz w:val="19"/>
+              </w:rPr>
+              <w:t>()</w:t>
+            </w:r>
+          </w:p>
+        </w:tc>
+        <w:tc>
+          <w:tcPr>
+            <w:tcW w:w="1984" w:type="dxa"/>
+            <w:tcMar>
+              <w:top w:w="80" w:type="dxa"/>
+              <w:left w:w="90" w:type="dxa"/>
+              <w:bottom w:w="80" w:type="dxa"/>
+              <w:right w:w="90" w:type="dxa"/>
+            </w:tcMar>
+            <w:vAlign w:val="center"/>
+          </w:tcPr>
+          <w:p>
+            <w:pPr>
+              <w:spacing w:line="240" w:lineRule="auto"/>
+            </w:pPr>
+            <w:proofErr w:type="spellStart"/>
+            <w:r>
+              <w:rPr>
+                <w:sz w:val="19"/>
+              </w:rPr>
+              <w:t>string</w:t>
+            </w:r>
+            <w:proofErr w:type="spellEnd"/>
+          </w:p>
+        </w:tc>
+        <w:tc>
+          <w:tcPr>
+            <w:tcW w:w="4706" w:type="dxa"/>
+            <w:tcMar>
+              <w:top w:w="80" w:type="dxa"/>
+              <w:left w:w="90" w:type="dxa"/>
+              <w:bottom w:w="80" w:type="dxa"/>
+              <w:right w:w="90" w:type="dxa"/>
+            </w:tcMar>
+            <w:vAlign w:val="center"/>
+          </w:tcPr>
+          <w:p>
+            <w:pPr>
+              <w:spacing w:line="240" w:lineRule="auto"/>
+            </w:pPr>
+            <w:r>
+              <w:rPr>
+                <w:sz w:val="19"/>
+              </w:rPr>
+              <w:t>Возвращает строковое описание треугольника.</w:t>
+            </w:r>
+          </w:p>
+        </w:tc>
+      </w:tr>
+      <w:tr>
+        <w:trPr>
+          <w:cantSplit/>
+          <w:jc w:val="center"/>
+        </w:trPr>
+        <w:tc>
+          <w:tcPr>
+            <w:tcW w:w="2948" w:type="dxa"/>
+            <w:tcMar>
+              <w:top w:w="80" w:type="dxa"/>
+              <w:left w:w="90" w:type="dxa"/>
+              <w:bottom w:w="80" w:type="dxa"/>
+              <w:right w:w="90" w:type="dxa"/>
+            </w:tcMar>
+            <w:vAlign w:val="center"/>
+          </w:tcPr>
+          <w:p>
+            <w:pPr>
+              <w:spacing w:line="240" w:lineRule="auto"/>
+              <w:rPr>
+                <w:lang w:val="en-US"/>
+              </w:rPr>
+            </w:pPr>
+            <w:r>
+              <w:rPr>
+                <w:sz w:val="19"/>
+                <w:lang w:val="en-US"/>
+              </w:rPr>
+              <w:t xml:space="preserve">− </w:t>
+            </w:r>
+            <w:proofErr w:type="spellStart"/>
+            <w:r>
+              <w:rPr>
+                <w:sz w:val="19"/>
+                <w:lang w:val="en-US"/>
+              </w:rPr>
+              <w:t>FormatToString</w:t>
+            </w:r>
+            <w:proofErr w:type="spellEnd"/>
+            <w:r>
+              <w:rPr>
+                <w:sz w:val="19"/>
+                <w:lang w:val="en-US"/>
+              </w:rPr>
+              <w:t xml:space="preserve">(string name, string </w:t>
+            </w:r>
+            <w:proofErr w:type="spellStart"/>
+            <w:r>
+              <w:rPr>
+                <w:sz w:val="19"/>
+                <w:lang w:val="en-US"/>
+              </w:rPr>
+              <w:t>parameterName</w:t>
+            </w:r>
+            <w:proofErr w:type="spellEnd"/>
+            <w:r>
+              <w:rPr>
+                <w:sz w:val="19"/>
+                <w:lang w:val="en-US"/>
+              </w:rPr>
+              <w:t>, params double[] values)</w:t>
+            </w:r>
+          </w:p>
+        </w:tc>
+        <w:tc>
+          <w:tcPr>
+            <w:tcW w:w="1984" w:type="dxa"/>
+            <w:tcMar>
+              <w:top w:w="80" w:type="dxa"/>
+              <w:left w:w="90" w:type="dxa"/>
+              <w:bottom w:w="80" w:type="dxa"/>
+              <w:right w:w="90" w:type="dxa"/>
+            </w:tcMar>
+            <w:vAlign w:val="center"/>
+          </w:tcPr>
+          <w:p>
+            <w:pPr>
+              <w:spacing w:line="240" w:lineRule="auto"/>
+            </w:pPr>
+            <w:proofErr w:type="spellStart"/>
+            <w:r>
+              <w:rPr>
+                <w:sz w:val="19"/>
+              </w:rPr>
+              <w:t>string</w:t>
+            </w:r>
+            <w:proofErr w:type="spellEnd"/>
+          </w:p>
+        </w:tc>
+        <w:tc>
+          <w:tcPr>
+            <w:tcW w:w="4706" w:type="dxa"/>
+            <w:tcMar>
+              <w:top w:w="80" w:type="dxa"/>
+              <w:left w:w="90" w:type="dxa"/>
+              <w:bottom w:w="80" w:type="dxa"/>
+              <w:right w:w="90" w:type="dxa"/>
+            </w:tcMar>
+            <w:vAlign w:val="center"/>
+          </w:tcPr>
+          <w:p>
+            <w:pPr>
+              <w:spacing w:line="240" w:lineRule="auto"/>
+            </w:pPr>
+            <w:r>
+              <w:rPr>
+                <w:sz w:val="19"/>
+              </w:rPr>
+              <w:t xml:space="preserve">Форматирует значения параметров с точностью </w:t>
+            </w:r>
+            <w:proofErr w:type="spellStart"/>
+            <w:r>
+              <w:rPr>
+                <w:sz w:val="19"/>
+              </w:rPr>
+              <w:t>Constants.FormatPrecision</w:t>
+            </w:r>
+            <w:proofErr w:type="spellEnd"/>
+            <w:r>
+              <w:rPr>
+                <w:sz w:val="19"/>
+              </w:rPr>
+              <w:t>.</w:t>
+            </w:r>
+          </w:p>
+        </w:tc>
+      </w:tr>
+    </w:tbl>
+    <w:p>
+      <w:pPr>
+        <w:ind w:firstLine="709"/>
+      </w:pPr>
+    </w:p>
+    <w:p>
+      <w:pPr>
+        <w:ind w:firstLine="709"/>
+      </w:pPr>
+    </w:p>
+    <w:p>
+      <w:pPr>
+        <w:ind w:firstLine="709"/>
+      </w:pPr>
+    </w:p>
+    <w:p>
+      <w:pPr>
+        <w:spacing w:line="240" w:lineRule="auto"/>
+        <w:ind w:firstLine="0"/>
+        <w:jc w:val="left"/>
+        <w:rPr>
+          <w:b/>
+          <w:bCs/>
+        </w:rPr>
+      </w:pPr>
+      <w:bookmarkStart w:id="11" w:name="_Toc74956676"/>
+      <w:bookmarkStart w:id="12" w:name="_Toc74829067"/>
+    </w:p>
+    <w:p>
+      <w:pPr>
+        <w:ind w:firstLine="709"/>
+        <w:outlineLvl w:val="1"/>
+        <w:rPr>
+          <w:b/>
+          <w:bCs/>
+        </w:rPr>
+      </w:pPr>
+      <w:bookmarkStart w:id="13" w:name="_Toc232104095"/>
+      <w:r>
+        <w:rPr>
+          <w:b/>
+          <w:bCs/>
+        </w:rPr>
+        <w:lastRenderedPageBreak/>
+        <w:t>1</w:t>
+      </w:r>
+      <w:r>
+        <w:rPr>
+          <w:b/>
+          <w:bCs/>
+        </w:rPr>
+        <w:t xml:space="preserve">.4 Дерево ветвлений </w:t>
+      </w:r>
+      <w:r>
+        <w:rPr>
+          <w:b/>
+          <w:bCs/>
+          <w:lang w:val="en-US"/>
+        </w:rPr>
+        <w:t>Git</w:t>
+      </w:r>
+      <w:bookmarkEnd w:id="11"/>
+      <w:bookmarkEnd w:id="12"/>
+      <w:bookmarkEnd w:id="13"/>
+    </w:p>
+    <w:p>
+      <w:pPr>
+        <w:ind w:firstLine="709"/>
+      </w:pPr>
+      <w:r>
+        <w:t xml:space="preserve">На рисунке 3 представлено дерево ветвлений </w:t>
+      </w:r>
+      <w:r>
+        <w:rPr>
+          <w:lang w:val="en-US"/>
+        </w:rPr>
+        <w:t>Git</w:t>
+      </w:r>
+      <w:r>
+        <w:t>, полученное по окончании работы с проектом.</w:t>
+      </w:r>
+    </w:p>
+    <w:p>
+      <w:pPr>
+        <w:ind w:firstLine="0"/>
+        <w:jc w:val="center"/>
+      </w:pPr>
+      <w:r>
+        <w:rPr>
+          <w:noProof/>
+          <w:lang w:eastAsia="ru-RU"/>
+        </w:rPr>
+        <w:drawing>
+          <wp:inline distT="0" distB="0" distL="0" distR="0" wp14:anchorId="39874F5D" wp14:editId="6F6FD67C">
+            <wp:extent cx="5940425" cy="3503930"/>
+            <wp:effectExtent l="0" t="0" r="3175" b="1270"/>
+            <wp:docPr id="1" name="Рисунок 1"/>
+            <wp:cNvGraphicFramePr>
+              <a:graphicFrameLocks xmlns:a="http://schemas.openxmlformats.org/drawingml/2006/main" noChangeAspect="1"/>
+            </wp:cNvGraphicFramePr>
+            <a:graphic xmlns:a="http://schemas.openxmlformats.org/drawingml/2006/main">
+              <a:graphicData uri="http://schemas.openxmlformats.org/drawingml/2006/picture">
+                <pic:pic xmlns:pic="http://schemas.openxmlformats.org/drawingml/2006/picture">
+                  <pic:nvPicPr>
+                    <pic:cNvPr id="1" name=""/>
+                    <pic:cNvPicPr/>
+                  </pic:nvPicPr>
+                  <pic:blipFill>
+                    <a:blip r:embed="rId14"/>
+                    <a:stretch>
+                      <a:fillRect/>
+                    </a:stretch>
+                  </pic:blipFill>
+                  <pic:spPr>
+                    <a:xfrm>
+                      <a:off x="0" y="0"/>
+                      <a:ext cx="5940425" cy="3503930"/>
+                    </a:xfrm>
+                    <a:prstGeom prst="rect">
+                      <a:avLst/>
+                    </a:prstGeom>
+                  </pic:spPr>
+                </pic:pic>
+              </a:graphicData>
+            </a:graphic>
+          </wp:inline>
+        </w:drawing>
+      </w:r>
+    </w:p>
+    <w:p>
+      <w:pPr>
+        <w:ind w:firstLine="0"/>
+        <w:jc w:val="center"/>
+      </w:pPr>
+      <w:r>
+        <w:t xml:space="preserve">Рисунок 3 – Дерево ветвлений </w:t>
+      </w:r>
+      <w:r>
+        <w:rPr>
+          <w:lang w:val="en-US"/>
+        </w:rPr>
+        <w:t>Git</w:t>
+      </w:r>
+    </w:p>
+    <w:p>
+      <w:pPr>
+        <w:ind w:firstLine="709"/>
+        <w:outlineLvl w:val="1"/>
+        <w:rPr>
+          <w:b/>
+          <w:bCs/>
+        </w:rPr>
+      </w:pPr>
+      <w:bookmarkStart w:id="14" w:name="_Toc74956677"/>
+      <w:bookmarkStart w:id="15" w:name="_Toc74829068"/>
+      <w:bookmarkStart w:id="16" w:name="_Toc232104096"/>
+      <w:r>
+        <w:rPr>
+          <w:b/>
+          <w:bCs/>
+        </w:rPr>
+        <w:t>1.5 Тестирование программы</w:t>
+      </w:r>
+      <w:bookmarkEnd w:id="14"/>
+      <w:bookmarkEnd w:id="15"/>
+      <w:bookmarkEnd w:id="16"/>
+    </w:p>
+    <w:p>
+      <w:pPr>
+        <w:ind w:firstLine="709"/>
+      </w:pPr>
+      <w:r>
+        <w:t>Далее приводится процесс функционального тестирования программы.</w:t>
+      </w:r>
+    </w:p>
+    <w:p>
+      <w:pPr>
+        <w:ind w:firstLine="709"/>
+      </w:pPr>
+      <w:r>
+        <w:t xml:space="preserve">Порядок выполнения: Нажать «Сохранить», выбрать путь и имя файла с расширением </w:t>
+      </w:r>
+      <w:proofErr w:type="gramStart"/>
+      <w:r>
+        <w:t>*.</w:t>
+      </w:r>
+      <w:proofErr w:type="spellStart"/>
+      <w:r>
+        <w:t>shapes</w:t>
+      </w:r>
+      <w:proofErr w:type="spellEnd"/>
+      <w:proofErr w:type="gramEnd"/>
+      <w:r>
+        <w:t>.</w:t>
+      </w:r>
+    </w:p>
+    <w:p>
+      <w:pPr>
+        <w:ind w:firstLine="709"/>
+      </w:pPr>
+      <w:r>
+        <w:t xml:space="preserve">Ожидаемый результат: Список фигур </w:t>
+      </w:r>
+      <w:proofErr w:type="spellStart"/>
+      <w:r>
+        <w:t>сериализуется</w:t>
+      </w:r>
+      <w:proofErr w:type="spellEnd"/>
+      <w:r>
+        <w:t xml:space="preserve"> в указанный файл.</w:t>
+      </w:r>
+    </w:p>
+    <w:p>
+      <w:pPr>
+        <w:ind w:firstLine="0"/>
+        <w:jc w:val="center"/>
+      </w:pPr>
+      <w:r>
+        <w:rPr>
+          <w:noProof/>
+          <w:lang w:eastAsia="ru-RU"/>
+        </w:rPr>
+        <w:drawing>
+          <wp:inline distT="0" distB="0" distL="0" distR="0" wp14:anchorId="5D22D082" wp14:editId="63FF810B">
+            <wp:extent cx="5940425" cy="2112010"/>
+            <wp:effectExtent l="0" t="0" r="3175" b="2540"/>
+            <wp:docPr id="4" name="Рисунок 4"/>
             <wp:cNvGraphicFramePr>
               <a:graphicFrameLocks xmlns:a="http://schemas.openxmlformats.org/drawingml/2006/main" noChangeAspect="1"/>
             </wp:cNvGraphicFramePr>
@@ -3025,7 +7312,7 @@
                   <pic:spPr>
                     <a:xfrm>
                       <a:off x="0" y="0"/>
-                      <a:ext cx="9251950" cy="5059045"/>
+                      <a:ext cx="5940425" cy="2112010"/>
                     </a:xfrm>
                     <a:prstGeom prst="rect">
                       <a:avLst/>
@@ -3042,4110 +7329,69 @@
       <w:pPr>
         <w:ind w:firstLine="0"/>
         <w:jc w:val="center"/>
-        <w:sectPr>
-          <w:pgSz w:w="16838" w:h="11906" w:orient="landscape"/>
-          <w:pgMar w:top="851" w:right="1134" w:bottom="567" w:left="1134" w:header="0" w:footer="0" w:gutter="0"/>
-          <w:cols w:space="720"/>
-          <w:formProt w:val="0"/>
-          <w:docGrid w:linePitch="100"/>
-        </w:sectPr>
-      </w:pPr>
-      <w:r>
-        <w:t xml:space="preserve">Рисунок 2 – </w:t>
-      </w:r>
-      <w:r>
-        <w:rPr>
-          <w:lang w:val="en-US"/>
-        </w:rPr>
-        <w:t>UML</w:t>
-      </w:r>
-      <w:r>
-        <w:t xml:space="preserve"> диаграмма классов</w:t>
+      </w:pPr>
+      <w:r>
+        <w:t xml:space="preserve">Рисунок 4 – </w:t>
+      </w:r>
+      <w:r>
+        <w:t>Результат тестового случая «Сохранить»</w:t>
       </w:r>
     </w:p>
     <w:p>
       <w:pPr>
         <w:ind w:firstLine="709"/>
-        <w:outlineLvl w:val="1"/>
         <w:rPr>
           <w:b/>
           <w:bCs/>
         </w:rPr>
       </w:pPr>
-      <w:bookmarkStart w:id="9" w:name="_Toc74829066"/>
-      <w:bookmarkStart w:id="10" w:name="_Toc232104094"/>
-      <w:r>
+    </w:p>
+    <w:p>
+      <w:pPr>
+        <w:ind w:firstLine="709"/>
         <w:rPr>
           <w:b/>
           <w:bCs/>
         </w:rPr>
-        <w:lastRenderedPageBreak/>
-        <w:t>1.3 Описание классов, образующих связь типа «общее-частное»</w:t>
-      </w:r>
-      <w:bookmarkEnd w:id="9"/>
-      <w:bookmarkEnd w:id="10"/>
+      </w:pPr>
     </w:p>
     <w:p>
       <w:pPr>
         <w:ind w:firstLine="709"/>
-      </w:pPr>
-      <w:r>
-        <w:t xml:space="preserve">Таблица 1 – Описание интерфейса </w:t>
-      </w:r>
-      <w:proofErr w:type="spellStart"/>
-      <w:r>
-        <w:t>IShape</w:t>
-      </w:r>
-      <w:proofErr w:type="spellEnd"/>
-    </w:p>
-    <w:tbl>
-      <w:tblPr>
-        <w:tblStyle w:val="ad"/>
-        <w:tblW w:w="0" w:type="auto"/>
-        <w:jc w:val="center"/>
-        <w:tblLook w:val="04A0" w:firstRow="1" w:lastRow="0" w:firstColumn="1" w:lastColumn="0" w:noHBand="0" w:noVBand="1"/>
-      </w:tblPr>
-      <w:tblGrid>
-        <w:gridCol w:w="2877"/>
-        <w:gridCol w:w="1954"/>
-        <w:gridCol w:w="4514"/>
-      </w:tblGrid>
-      <w:tr>
-        <w:trPr>
-          <w:tblHeader/>
-          <w:jc w:val="center"/>
-        </w:trPr>
-        <w:tc>
-          <w:tcPr>
-            <w:tcW w:w="2948" w:type="dxa"/>
-            <w:shd w:val="clear" w:color="auto" w:fill="D9E2F3"/>
-            <w:tcMar>
-              <w:top w:w="80" w:type="dxa"/>
-              <w:left w:w="90" w:type="dxa"/>
-              <w:bottom w:w="80" w:type="dxa"/>
-              <w:right w:w="90" w:type="dxa"/>
-            </w:tcMar>
-            <w:vAlign w:val="center"/>
-          </w:tcPr>
-          <w:p>
-            <w:pPr>
-              <w:spacing w:line="240" w:lineRule="auto"/>
-              <w:jc w:val="center"/>
-            </w:pPr>
-            <w:r>
-              <w:rPr>
-                <w:b/>
-                <w:sz w:val="21"/>
-              </w:rPr>
-              <w:t>Название</w:t>
-            </w:r>
-          </w:p>
-        </w:tc>
-        <w:tc>
-          <w:tcPr>
-            <w:tcW w:w="1984" w:type="dxa"/>
-            <w:shd w:val="clear" w:color="auto" w:fill="D9E2F3"/>
-            <w:tcMar>
-              <w:top w:w="80" w:type="dxa"/>
-              <w:left w:w="90" w:type="dxa"/>
-              <w:bottom w:w="80" w:type="dxa"/>
-              <w:right w:w="90" w:type="dxa"/>
-            </w:tcMar>
-            <w:vAlign w:val="center"/>
-          </w:tcPr>
-          <w:p>
-            <w:pPr>
-              <w:spacing w:line="240" w:lineRule="auto"/>
-              <w:jc w:val="center"/>
-            </w:pPr>
-            <w:r>
-              <w:rPr>
-                <w:b/>
-                <w:sz w:val="21"/>
-              </w:rPr>
-              <w:t>Тип</w:t>
-            </w:r>
-          </w:p>
-        </w:tc>
-        <w:tc>
-          <w:tcPr>
-            <w:tcW w:w="4706" w:type="dxa"/>
-            <w:shd w:val="clear" w:color="auto" w:fill="D9E2F3"/>
-            <w:tcMar>
-              <w:top w:w="80" w:type="dxa"/>
-              <w:left w:w="90" w:type="dxa"/>
-              <w:bottom w:w="80" w:type="dxa"/>
-              <w:right w:w="90" w:type="dxa"/>
-            </w:tcMar>
-            <w:vAlign w:val="center"/>
-          </w:tcPr>
-          <w:p>
-            <w:pPr>
-              <w:spacing w:line="240" w:lineRule="auto"/>
-              <w:jc w:val="center"/>
-            </w:pPr>
-            <w:r>
-              <w:rPr>
-                <w:b/>
-                <w:sz w:val="21"/>
-              </w:rPr>
-              <w:t>Описание</w:t>
-            </w:r>
-          </w:p>
-        </w:tc>
-      </w:tr>
-      <w:tr>
-        <w:trPr>
-          <w:jc w:val="center"/>
-        </w:trPr>
-        <w:tc>
-          <w:tcPr>
-            <w:tcW w:w="9638" w:type="dxa"/>
-            <w:gridSpan w:val="3"/>
-            <w:shd w:val="clear" w:color="auto" w:fill="EDEDED"/>
-            <w:tcMar>
-              <w:top w:w="80" w:type="dxa"/>
-              <w:left w:w="90" w:type="dxa"/>
-              <w:bottom w:w="80" w:type="dxa"/>
-              <w:right w:w="90" w:type="dxa"/>
-            </w:tcMar>
-            <w:vAlign w:val="center"/>
-          </w:tcPr>
-          <w:p>
-            <w:pPr>
-              <w:spacing w:line="240" w:lineRule="auto"/>
-              <w:jc w:val="center"/>
-            </w:pPr>
-            <w:r>
-              <w:rPr>
-                <w:sz w:val="21"/>
-              </w:rPr>
-              <w:t xml:space="preserve">Описание интерфейса: </w:t>
-            </w:r>
-            <w:proofErr w:type="spellStart"/>
-            <w:r>
-              <w:rPr>
-                <w:sz w:val="21"/>
-              </w:rPr>
-              <w:t>IShape</w:t>
-            </w:r>
-            <w:proofErr w:type="spellEnd"/>
-            <w:r>
-              <w:rPr>
-                <w:sz w:val="21"/>
-              </w:rPr>
-              <w:t xml:space="preserve"> определяет общий контракт геометрической фигуры. Все реализации предоставляют название, площадь и периметр.</w:t>
-            </w:r>
-          </w:p>
-        </w:tc>
-      </w:tr>
-      <w:tr>
-        <w:trPr>
-          <w:jc w:val="center"/>
-        </w:trPr>
-        <w:tc>
-          <w:tcPr>
-            <w:tcW w:w="9638" w:type="dxa"/>
-            <w:gridSpan w:val="3"/>
-            <w:shd w:val="clear" w:color="auto" w:fill="F2F2F2"/>
-            <w:tcMar>
-              <w:top w:w="80" w:type="dxa"/>
-              <w:left w:w="90" w:type="dxa"/>
-              <w:bottom w:w="80" w:type="dxa"/>
-              <w:right w:w="90" w:type="dxa"/>
-            </w:tcMar>
-            <w:vAlign w:val="center"/>
-          </w:tcPr>
-          <w:p>
-            <w:pPr>
-              <w:spacing w:line="240" w:lineRule="auto"/>
-              <w:jc w:val="center"/>
-            </w:pPr>
-            <w:r>
-              <w:rPr>
-                <w:b/>
-                <w:sz w:val="20"/>
-              </w:rPr>
-              <w:t>Свойства</w:t>
-            </w:r>
-          </w:p>
-        </w:tc>
-      </w:tr>
-      <w:tr>
-        <w:trPr>
-          <w:cantSplit/>
-          <w:jc w:val="center"/>
-        </w:trPr>
-        <w:tc>
-          <w:tcPr>
-            <w:tcW w:w="2948" w:type="dxa"/>
-            <w:tcMar>
-              <w:top w:w="80" w:type="dxa"/>
-              <w:left w:w="90" w:type="dxa"/>
-              <w:bottom w:w="80" w:type="dxa"/>
-              <w:right w:w="90" w:type="dxa"/>
-            </w:tcMar>
-            <w:vAlign w:val="center"/>
-          </w:tcPr>
-          <w:p>
-            <w:pPr>
-              <w:spacing w:line="240" w:lineRule="auto"/>
-            </w:pPr>
-            <w:r>
-              <w:rPr>
-                <w:sz w:val="19"/>
-              </w:rPr>
-              <w:t>+ Name</w:t>
-            </w:r>
-          </w:p>
-        </w:tc>
-        <w:tc>
-          <w:tcPr>
-            <w:tcW w:w="1984" w:type="dxa"/>
-            <w:tcMar>
-              <w:top w:w="80" w:type="dxa"/>
-              <w:left w:w="90" w:type="dxa"/>
-              <w:bottom w:w="80" w:type="dxa"/>
-              <w:right w:w="90" w:type="dxa"/>
-            </w:tcMar>
-            <w:vAlign w:val="center"/>
-          </w:tcPr>
-          <w:p>
-            <w:pPr>
-              <w:spacing w:line="240" w:lineRule="auto"/>
-            </w:pPr>
-            <w:proofErr w:type="spellStart"/>
-            <w:r>
-              <w:rPr>
-                <w:sz w:val="19"/>
-              </w:rPr>
-              <w:t>string</w:t>
-            </w:r>
-            <w:proofErr w:type="spellEnd"/>
-          </w:p>
-        </w:tc>
-        <w:tc>
-          <w:tcPr>
-            <w:tcW w:w="4706" w:type="dxa"/>
-            <w:tcMar>
-              <w:top w:w="80" w:type="dxa"/>
-              <w:left w:w="90" w:type="dxa"/>
-              <w:bottom w:w="80" w:type="dxa"/>
-              <w:right w:w="90" w:type="dxa"/>
-            </w:tcMar>
-            <w:vAlign w:val="center"/>
-          </w:tcPr>
-          <w:p>
-            <w:pPr>
-              <w:spacing w:line="240" w:lineRule="auto"/>
-            </w:pPr>
-            <w:r>
-              <w:rPr>
-                <w:sz w:val="19"/>
-              </w:rPr>
-              <w:t>Название конкретного типа фигуры.</w:t>
-            </w:r>
-          </w:p>
-        </w:tc>
-      </w:tr>
-      <w:tr>
-        <w:trPr>
-          <w:jc w:val="center"/>
-        </w:trPr>
-        <w:tc>
-          <w:tcPr>
-            <w:tcW w:w="9638" w:type="dxa"/>
-            <w:gridSpan w:val="3"/>
-            <w:shd w:val="clear" w:color="auto" w:fill="F2F2F2"/>
-            <w:tcMar>
-              <w:top w:w="80" w:type="dxa"/>
-              <w:left w:w="90" w:type="dxa"/>
-              <w:bottom w:w="80" w:type="dxa"/>
-              <w:right w:w="90" w:type="dxa"/>
-            </w:tcMar>
-            <w:vAlign w:val="center"/>
-          </w:tcPr>
-          <w:p>
-            <w:pPr>
-              <w:spacing w:line="240" w:lineRule="auto"/>
-              <w:jc w:val="center"/>
-            </w:pPr>
-            <w:r>
-              <w:rPr>
-                <w:b/>
-                <w:sz w:val="20"/>
-              </w:rPr>
-              <w:t>Методы</w:t>
-            </w:r>
-          </w:p>
-        </w:tc>
-      </w:tr>
-      <w:tr>
-        <w:trPr>
-          <w:cantSplit/>
-          <w:jc w:val="center"/>
-        </w:trPr>
-        <w:tc>
-          <w:tcPr>
-            <w:tcW w:w="2948" w:type="dxa"/>
-            <w:tcMar>
-              <w:top w:w="80" w:type="dxa"/>
-              <w:left w:w="90" w:type="dxa"/>
-              <w:bottom w:w="80" w:type="dxa"/>
-              <w:right w:w="90" w:type="dxa"/>
-            </w:tcMar>
-            <w:vAlign w:val="center"/>
-          </w:tcPr>
-          <w:p>
-            <w:pPr>
-              <w:spacing w:line="240" w:lineRule="auto"/>
-            </w:pPr>
-            <w:r>
-              <w:rPr>
-                <w:sz w:val="19"/>
-              </w:rPr>
-              <w:t xml:space="preserve">+ </w:t>
-            </w:r>
-            <w:proofErr w:type="spellStart"/>
-            <w:r>
-              <w:rPr>
-                <w:sz w:val="19"/>
-              </w:rPr>
-              <w:t>CalculateArea</w:t>
-            </w:r>
-            <w:proofErr w:type="spellEnd"/>
-            <w:r>
-              <w:rPr>
-                <w:sz w:val="19"/>
-              </w:rPr>
-              <w:t>()</w:t>
-            </w:r>
-          </w:p>
-        </w:tc>
-        <w:tc>
-          <w:tcPr>
-            <w:tcW w:w="1984" w:type="dxa"/>
-            <w:tcMar>
-              <w:top w:w="80" w:type="dxa"/>
-              <w:left w:w="90" w:type="dxa"/>
-              <w:bottom w:w="80" w:type="dxa"/>
-              <w:right w:w="90" w:type="dxa"/>
-            </w:tcMar>
-            <w:vAlign w:val="center"/>
-          </w:tcPr>
-          <w:p>
-            <w:pPr>
-              <w:spacing w:line="240" w:lineRule="auto"/>
-            </w:pPr>
-            <w:proofErr w:type="spellStart"/>
-            <w:r>
-              <w:rPr>
-                <w:sz w:val="19"/>
-              </w:rPr>
-              <w:t>double</w:t>
-            </w:r>
-            <w:proofErr w:type="spellEnd"/>
-          </w:p>
-        </w:tc>
-        <w:tc>
-          <w:tcPr>
-            <w:tcW w:w="4706" w:type="dxa"/>
-            <w:tcMar>
-              <w:top w:w="80" w:type="dxa"/>
-              <w:left w:w="90" w:type="dxa"/>
-              <w:bottom w:w="80" w:type="dxa"/>
-              <w:right w:w="90" w:type="dxa"/>
-            </w:tcMar>
-            <w:vAlign w:val="center"/>
-          </w:tcPr>
-          <w:p>
-            <w:pPr>
-              <w:spacing w:line="240" w:lineRule="auto"/>
-            </w:pPr>
-            <w:r>
-              <w:rPr>
-                <w:sz w:val="19"/>
-              </w:rPr>
-              <w:t>Вычисляет площадь фигуры.</w:t>
-            </w:r>
-          </w:p>
-        </w:tc>
-      </w:tr>
-      <w:tr>
-        <w:trPr>
-          <w:cantSplit/>
-          <w:jc w:val="center"/>
-        </w:trPr>
-        <w:tc>
-          <w:tcPr>
-            <w:tcW w:w="2948" w:type="dxa"/>
-            <w:tcMar>
-              <w:top w:w="80" w:type="dxa"/>
-              <w:left w:w="90" w:type="dxa"/>
-              <w:bottom w:w="80" w:type="dxa"/>
-              <w:right w:w="90" w:type="dxa"/>
-            </w:tcMar>
-            <w:vAlign w:val="center"/>
-          </w:tcPr>
-          <w:p>
-            <w:pPr>
-              <w:spacing w:line="240" w:lineRule="auto"/>
-            </w:pPr>
-            <w:r>
-              <w:rPr>
-                <w:sz w:val="19"/>
-              </w:rPr>
-              <w:t xml:space="preserve">+ </w:t>
-            </w:r>
-            <w:proofErr w:type="spellStart"/>
-            <w:r>
-              <w:rPr>
-                <w:sz w:val="19"/>
-              </w:rPr>
-              <w:t>CalculatePerimeter</w:t>
-            </w:r>
-            <w:proofErr w:type="spellEnd"/>
-            <w:r>
-              <w:rPr>
-                <w:sz w:val="19"/>
-              </w:rPr>
-              <w:t>()</w:t>
-            </w:r>
-          </w:p>
-        </w:tc>
-        <w:tc>
-          <w:tcPr>
-            <w:tcW w:w="1984" w:type="dxa"/>
-            <w:tcMar>
-              <w:top w:w="80" w:type="dxa"/>
-              <w:left w:w="90" w:type="dxa"/>
-              <w:bottom w:w="80" w:type="dxa"/>
-              <w:right w:w="90" w:type="dxa"/>
-            </w:tcMar>
-            <w:vAlign w:val="center"/>
-          </w:tcPr>
-          <w:p>
-            <w:pPr>
-              <w:spacing w:line="240" w:lineRule="auto"/>
-            </w:pPr>
-            <w:proofErr w:type="spellStart"/>
-            <w:r>
-              <w:rPr>
-                <w:sz w:val="19"/>
-              </w:rPr>
-              <w:t>double</w:t>
-            </w:r>
-            <w:proofErr w:type="spellEnd"/>
-          </w:p>
-        </w:tc>
-        <w:tc>
-          <w:tcPr>
-            <w:tcW w:w="4706" w:type="dxa"/>
-            <w:tcMar>
-              <w:top w:w="80" w:type="dxa"/>
-              <w:left w:w="90" w:type="dxa"/>
-              <w:bottom w:w="80" w:type="dxa"/>
-              <w:right w:w="90" w:type="dxa"/>
-            </w:tcMar>
-            <w:vAlign w:val="center"/>
-          </w:tcPr>
-          <w:p>
-            <w:pPr>
-              <w:spacing w:line="240" w:lineRule="auto"/>
-            </w:pPr>
-            <w:r>
-              <w:rPr>
-                <w:sz w:val="19"/>
-              </w:rPr>
-              <w:t>Вычисляет периметр фигуры.</w:t>
-            </w:r>
-          </w:p>
-        </w:tc>
-      </w:tr>
-    </w:tbl>
-    <w:p>
-      <w:pPr>
-        <w:ind w:firstLine="709"/>
-      </w:pPr>
-    </w:p>
-    <w:p>
-      <w:pPr>
-        <w:ind w:firstLine="709"/>
-        <w:rPr>
-          <w:i/>
-          <w:iCs/>
-          <w:sz w:val="24"/>
-          <w:lang w:val="en-US"/>
-        </w:rPr>
-      </w:pPr>
-      <w:r>
-        <w:t xml:space="preserve">Таблица </w:t>
-      </w:r>
-      <w:r>
-        <w:rPr>
-          <w:lang w:val="en-US"/>
-        </w:rPr>
-        <w:t>2</w:t>
-      </w:r>
-      <w:r>
-        <w:t xml:space="preserve"> – </w:t>
-      </w:r>
-      <w:r>
-        <w:rPr>
-          <w:szCs w:val="28"/>
-        </w:rPr>
-        <w:t xml:space="preserve">Описание класса </w:t>
-      </w:r>
-      <w:proofErr w:type="spellStart"/>
-      <w:r>
-        <w:t>Circle</w:t>
-      </w:r>
-      <w:proofErr w:type="spellEnd"/>
-    </w:p>
-    <w:tbl>
-      <w:tblPr>
-        <w:tblStyle w:val="ad"/>
-        <w:tblW w:w="0" w:type="auto"/>
-        <w:jc w:val="center"/>
-        <w:tblLook w:val="04A0" w:firstRow="1" w:lastRow="0" w:firstColumn="1" w:lastColumn="0" w:noHBand="0" w:noVBand="1"/>
-      </w:tblPr>
-      <w:tblGrid>
-        <w:gridCol w:w="2875"/>
-        <w:gridCol w:w="1952"/>
-        <w:gridCol w:w="4518"/>
-      </w:tblGrid>
-      <w:tr>
-        <w:trPr>
-          <w:tblHeader/>
-          <w:jc w:val="center"/>
-        </w:trPr>
-        <w:tc>
-          <w:tcPr>
-            <w:tcW w:w="2948" w:type="dxa"/>
-            <w:shd w:val="clear" w:color="auto" w:fill="D9E2F3"/>
-            <w:tcMar>
-              <w:top w:w="80" w:type="dxa"/>
-              <w:left w:w="90" w:type="dxa"/>
-              <w:bottom w:w="80" w:type="dxa"/>
-              <w:right w:w="90" w:type="dxa"/>
-            </w:tcMar>
-            <w:vAlign w:val="center"/>
-          </w:tcPr>
-          <w:p>
-            <w:pPr>
-              <w:spacing w:line="240" w:lineRule="auto"/>
-              <w:jc w:val="center"/>
-            </w:pPr>
-            <w:r>
-              <w:rPr>
-                <w:b/>
-                <w:sz w:val="21"/>
-              </w:rPr>
-              <w:t>Название</w:t>
-            </w:r>
-          </w:p>
-        </w:tc>
-        <w:tc>
-          <w:tcPr>
-            <w:tcW w:w="1984" w:type="dxa"/>
-            <w:shd w:val="clear" w:color="auto" w:fill="D9E2F3"/>
-            <w:tcMar>
-              <w:top w:w="80" w:type="dxa"/>
-              <w:left w:w="90" w:type="dxa"/>
-              <w:bottom w:w="80" w:type="dxa"/>
-              <w:right w:w="90" w:type="dxa"/>
-            </w:tcMar>
-            <w:vAlign w:val="center"/>
-          </w:tcPr>
-          <w:p>
-            <w:pPr>
-              <w:spacing w:line="240" w:lineRule="auto"/>
-              <w:jc w:val="center"/>
-            </w:pPr>
-            <w:r>
-              <w:rPr>
-                <w:b/>
-                <w:sz w:val="21"/>
-              </w:rPr>
-              <w:t>Тип</w:t>
-            </w:r>
-          </w:p>
-        </w:tc>
-        <w:tc>
-          <w:tcPr>
-            <w:tcW w:w="4706" w:type="dxa"/>
-            <w:shd w:val="clear" w:color="auto" w:fill="D9E2F3"/>
-            <w:tcMar>
-              <w:top w:w="80" w:type="dxa"/>
-              <w:left w:w="90" w:type="dxa"/>
-              <w:bottom w:w="80" w:type="dxa"/>
-              <w:right w:w="90" w:type="dxa"/>
-            </w:tcMar>
-            <w:vAlign w:val="center"/>
-          </w:tcPr>
-          <w:p>
-            <w:pPr>
-              <w:spacing w:line="240" w:lineRule="auto"/>
-              <w:jc w:val="center"/>
-            </w:pPr>
-            <w:r>
-              <w:rPr>
-                <w:b/>
-                <w:sz w:val="21"/>
-              </w:rPr>
-              <w:t>Описание</w:t>
-            </w:r>
-          </w:p>
-        </w:tc>
-      </w:tr>
-      <w:tr>
-        <w:trPr>
-          <w:jc w:val="center"/>
-        </w:trPr>
-        <w:tc>
-          <w:tcPr>
-            <w:tcW w:w="9638" w:type="dxa"/>
-            <w:gridSpan w:val="3"/>
-            <w:shd w:val="clear" w:color="auto" w:fill="EDEDED"/>
-            <w:tcMar>
-              <w:top w:w="80" w:type="dxa"/>
-              <w:left w:w="90" w:type="dxa"/>
-              <w:bottom w:w="80" w:type="dxa"/>
-              <w:right w:w="90" w:type="dxa"/>
-            </w:tcMar>
-            <w:vAlign w:val="center"/>
-          </w:tcPr>
-          <w:p>
-            <w:pPr>
-              <w:spacing w:line="240" w:lineRule="auto"/>
-              <w:jc w:val="center"/>
-            </w:pPr>
-            <w:r>
-              <w:rPr>
-                <w:sz w:val="21"/>
-              </w:rPr>
-              <w:t xml:space="preserve">Описание класса: </w:t>
-            </w:r>
-            <w:proofErr w:type="spellStart"/>
-            <w:r>
-              <w:rPr>
-                <w:sz w:val="21"/>
-              </w:rPr>
-              <w:t>Circle</w:t>
-            </w:r>
-            <w:proofErr w:type="spellEnd"/>
-            <w:r>
-              <w:rPr>
-                <w:sz w:val="21"/>
-              </w:rPr>
-              <w:t xml:space="preserve"> реализует </w:t>
-            </w:r>
-            <w:proofErr w:type="spellStart"/>
-            <w:r>
-              <w:rPr>
-                <w:sz w:val="21"/>
-              </w:rPr>
-              <w:t>IShape</w:t>
-            </w:r>
-            <w:proofErr w:type="spellEnd"/>
-            <w:r>
-              <w:rPr>
-                <w:sz w:val="21"/>
-              </w:rPr>
-              <w:t xml:space="preserve"> и представляет круг с положительным радиусом.</w:t>
-            </w:r>
-          </w:p>
-        </w:tc>
-      </w:tr>
-      <w:tr>
-        <w:trPr>
-          <w:jc w:val="center"/>
-        </w:trPr>
-        <w:tc>
-          <w:tcPr>
-            <w:tcW w:w="9638" w:type="dxa"/>
-            <w:gridSpan w:val="3"/>
-            <w:shd w:val="clear" w:color="auto" w:fill="F2F2F2"/>
-            <w:tcMar>
-              <w:top w:w="80" w:type="dxa"/>
-              <w:left w:w="90" w:type="dxa"/>
-              <w:bottom w:w="80" w:type="dxa"/>
-              <w:right w:w="90" w:type="dxa"/>
-            </w:tcMar>
-            <w:vAlign w:val="center"/>
-          </w:tcPr>
-          <w:p>
-            <w:pPr>
-              <w:spacing w:line="240" w:lineRule="auto"/>
-              <w:jc w:val="center"/>
-            </w:pPr>
-            <w:r>
-              <w:rPr>
-                <w:b/>
-                <w:sz w:val="20"/>
-              </w:rPr>
-              <w:t>Поля</w:t>
-            </w:r>
-          </w:p>
-        </w:tc>
-      </w:tr>
-      <w:tr>
-        <w:trPr>
-          <w:cantSplit/>
-          <w:jc w:val="center"/>
-        </w:trPr>
-        <w:tc>
-          <w:tcPr>
-            <w:tcW w:w="2948" w:type="dxa"/>
-            <w:tcMar>
-              <w:top w:w="80" w:type="dxa"/>
-              <w:left w:w="90" w:type="dxa"/>
-              <w:bottom w:w="80" w:type="dxa"/>
-              <w:right w:w="90" w:type="dxa"/>
-            </w:tcMar>
-            <w:vAlign w:val="center"/>
-          </w:tcPr>
-          <w:p>
-            <w:pPr>
-              <w:spacing w:line="240" w:lineRule="auto"/>
-            </w:pPr>
-            <w:r>
-              <w:rPr>
-                <w:sz w:val="19"/>
-              </w:rPr>
-              <w:t>− _</w:t>
-            </w:r>
-            <w:proofErr w:type="spellStart"/>
-            <w:r>
-              <w:rPr>
-                <w:sz w:val="19"/>
-              </w:rPr>
-              <w:t>radius</w:t>
-            </w:r>
-            <w:proofErr w:type="spellEnd"/>
-          </w:p>
-        </w:tc>
-        <w:tc>
-          <w:tcPr>
-            <w:tcW w:w="1984" w:type="dxa"/>
-            <w:tcMar>
-              <w:top w:w="80" w:type="dxa"/>
-              <w:left w:w="90" w:type="dxa"/>
-              <w:bottom w:w="80" w:type="dxa"/>
-              <w:right w:w="90" w:type="dxa"/>
-            </w:tcMar>
-            <w:vAlign w:val="center"/>
-          </w:tcPr>
-          <w:p>
-            <w:pPr>
-              <w:spacing w:line="240" w:lineRule="auto"/>
-            </w:pPr>
-            <w:proofErr w:type="spellStart"/>
-            <w:r>
-              <w:rPr>
-                <w:sz w:val="19"/>
-              </w:rPr>
-              <w:t>double</w:t>
-            </w:r>
-            <w:proofErr w:type="spellEnd"/>
-          </w:p>
-        </w:tc>
-        <w:tc>
-          <w:tcPr>
-            <w:tcW w:w="4706" w:type="dxa"/>
-            <w:tcMar>
-              <w:top w:w="80" w:type="dxa"/>
-              <w:left w:w="90" w:type="dxa"/>
-              <w:bottom w:w="80" w:type="dxa"/>
-              <w:right w:w="90" w:type="dxa"/>
-            </w:tcMar>
-            <w:vAlign w:val="center"/>
-          </w:tcPr>
-          <w:p>
-            <w:pPr>
-              <w:spacing w:line="240" w:lineRule="auto"/>
-            </w:pPr>
-            <w:r>
-              <w:rPr>
-                <w:sz w:val="19"/>
-              </w:rPr>
-              <w:t>Радиус круга; доступен только для чтения после инициализации.</w:t>
-            </w:r>
-          </w:p>
-        </w:tc>
-      </w:tr>
-      <w:tr>
-        <w:trPr>
-          <w:jc w:val="center"/>
-        </w:trPr>
-        <w:tc>
-          <w:tcPr>
-            <w:tcW w:w="9638" w:type="dxa"/>
-            <w:gridSpan w:val="3"/>
-            <w:shd w:val="clear" w:color="auto" w:fill="F2F2F2"/>
-            <w:tcMar>
-              <w:top w:w="80" w:type="dxa"/>
-              <w:left w:w="90" w:type="dxa"/>
-              <w:bottom w:w="80" w:type="dxa"/>
-              <w:right w:w="90" w:type="dxa"/>
-            </w:tcMar>
-            <w:vAlign w:val="center"/>
-          </w:tcPr>
-          <w:p>
-            <w:pPr>
-              <w:spacing w:line="240" w:lineRule="auto"/>
-              <w:jc w:val="center"/>
-            </w:pPr>
-            <w:r>
-              <w:rPr>
-                <w:b/>
-                <w:sz w:val="20"/>
-              </w:rPr>
-              <w:t>Свойства</w:t>
-            </w:r>
-          </w:p>
-        </w:tc>
-      </w:tr>
-      <w:tr>
-        <w:trPr>
-          <w:cantSplit/>
-          <w:jc w:val="center"/>
-        </w:trPr>
-        <w:tc>
-          <w:tcPr>
-            <w:tcW w:w="2948" w:type="dxa"/>
-            <w:tcMar>
-              <w:top w:w="80" w:type="dxa"/>
-              <w:left w:w="90" w:type="dxa"/>
-              <w:bottom w:w="80" w:type="dxa"/>
-              <w:right w:w="90" w:type="dxa"/>
-            </w:tcMar>
-            <w:vAlign w:val="center"/>
-          </w:tcPr>
-          <w:p>
-            <w:pPr>
-              <w:spacing w:line="240" w:lineRule="auto"/>
-            </w:pPr>
-            <w:r>
-              <w:rPr>
-                <w:sz w:val="19"/>
-              </w:rPr>
-              <w:t xml:space="preserve">+ </w:t>
-            </w:r>
-            <w:proofErr w:type="spellStart"/>
-            <w:r>
-              <w:rPr>
-                <w:sz w:val="19"/>
-              </w:rPr>
-              <w:t>Radius</w:t>
-            </w:r>
-            <w:proofErr w:type="spellEnd"/>
-          </w:p>
-        </w:tc>
-        <w:tc>
-          <w:tcPr>
-            <w:tcW w:w="1984" w:type="dxa"/>
-            <w:tcMar>
-              <w:top w:w="80" w:type="dxa"/>
-              <w:left w:w="90" w:type="dxa"/>
-              <w:bottom w:w="80" w:type="dxa"/>
-              <w:right w:w="90" w:type="dxa"/>
-            </w:tcMar>
-            <w:vAlign w:val="center"/>
-          </w:tcPr>
-          <w:p>
-            <w:pPr>
-              <w:spacing w:line="240" w:lineRule="auto"/>
-            </w:pPr>
-            <w:proofErr w:type="spellStart"/>
-            <w:r>
-              <w:rPr>
-                <w:sz w:val="19"/>
-              </w:rPr>
-              <w:t>double</w:t>
-            </w:r>
-            <w:proofErr w:type="spellEnd"/>
-          </w:p>
-        </w:tc>
-        <w:tc>
-          <w:tcPr>
-            <w:tcW w:w="4706" w:type="dxa"/>
-            <w:tcMar>
-              <w:top w:w="80" w:type="dxa"/>
-              <w:left w:w="90" w:type="dxa"/>
-              <w:bottom w:w="80" w:type="dxa"/>
-              <w:right w:w="90" w:type="dxa"/>
-            </w:tcMar>
-            <w:vAlign w:val="center"/>
-          </w:tcPr>
-          <w:p>
-            <w:pPr>
-              <w:spacing w:line="240" w:lineRule="auto"/>
-            </w:pPr>
-            <w:r>
-              <w:rPr>
-                <w:sz w:val="19"/>
-              </w:rPr>
-              <w:t xml:space="preserve">Возвращает радиус; при инициализации проверяет значение через </w:t>
-            </w:r>
-            <w:proofErr w:type="spellStart"/>
-            <w:r>
-              <w:rPr>
-                <w:sz w:val="19"/>
-              </w:rPr>
-              <w:t>Validator</w:t>
-            </w:r>
-            <w:proofErr w:type="spellEnd"/>
-            <w:r>
-              <w:rPr>
-                <w:sz w:val="19"/>
-              </w:rPr>
-              <w:t>.</w:t>
-            </w:r>
-          </w:p>
-        </w:tc>
-      </w:tr>
-      <w:tr>
-        <w:trPr>
-          <w:cantSplit/>
-          <w:jc w:val="center"/>
-        </w:trPr>
-        <w:tc>
-          <w:tcPr>
-            <w:tcW w:w="2948" w:type="dxa"/>
-            <w:tcMar>
-              <w:top w:w="80" w:type="dxa"/>
-              <w:left w:w="90" w:type="dxa"/>
-              <w:bottom w:w="80" w:type="dxa"/>
-              <w:right w:w="90" w:type="dxa"/>
-            </w:tcMar>
-            <w:vAlign w:val="center"/>
-          </w:tcPr>
-          <w:p>
-            <w:pPr>
-              <w:spacing w:line="240" w:lineRule="auto"/>
-            </w:pPr>
-            <w:r>
-              <w:rPr>
-                <w:sz w:val="19"/>
-              </w:rPr>
-              <w:t>+ Name</w:t>
-            </w:r>
-          </w:p>
-        </w:tc>
-        <w:tc>
-          <w:tcPr>
-            <w:tcW w:w="1984" w:type="dxa"/>
-            <w:tcMar>
-              <w:top w:w="80" w:type="dxa"/>
-              <w:left w:w="90" w:type="dxa"/>
-              <w:bottom w:w="80" w:type="dxa"/>
-              <w:right w:w="90" w:type="dxa"/>
-            </w:tcMar>
-            <w:vAlign w:val="center"/>
-          </w:tcPr>
-          <w:p>
-            <w:pPr>
-              <w:spacing w:line="240" w:lineRule="auto"/>
-            </w:pPr>
-            <w:proofErr w:type="spellStart"/>
-            <w:r>
-              <w:rPr>
-                <w:sz w:val="19"/>
-              </w:rPr>
-              <w:t>string</w:t>
-            </w:r>
-            <w:proofErr w:type="spellEnd"/>
-          </w:p>
-        </w:tc>
-        <w:tc>
-          <w:tcPr>
-            <w:tcW w:w="4706" w:type="dxa"/>
-            <w:tcMar>
-              <w:top w:w="80" w:type="dxa"/>
-              <w:left w:w="90" w:type="dxa"/>
-              <w:bottom w:w="80" w:type="dxa"/>
-              <w:right w:w="90" w:type="dxa"/>
-            </w:tcMar>
-            <w:vAlign w:val="center"/>
-          </w:tcPr>
-          <w:p>
-            <w:pPr>
-              <w:spacing w:line="240" w:lineRule="auto"/>
-            </w:pPr>
-            <w:r>
-              <w:rPr>
-                <w:sz w:val="19"/>
-              </w:rPr>
-              <w:t>Возвращает строку «Круг».</w:t>
-            </w:r>
-          </w:p>
-        </w:tc>
-      </w:tr>
-      <w:tr>
-        <w:trPr>
-          <w:jc w:val="center"/>
-        </w:trPr>
-        <w:tc>
-          <w:tcPr>
-            <w:tcW w:w="9638" w:type="dxa"/>
-            <w:gridSpan w:val="3"/>
-            <w:shd w:val="clear" w:color="auto" w:fill="F2F2F2"/>
-            <w:tcMar>
-              <w:top w:w="80" w:type="dxa"/>
-              <w:left w:w="90" w:type="dxa"/>
-              <w:bottom w:w="80" w:type="dxa"/>
-              <w:right w:w="90" w:type="dxa"/>
-            </w:tcMar>
-            <w:vAlign w:val="center"/>
-          </w:tcPr>
-          <w:p>
-            <w:pPr>
-              <w:spacing w:line="240" w:lineRule="auto"/>
-              <w:jc w:val="center"/>
-            </w:pPr>
-            <w:r>
-              <w:rPr>
-                <w:b/>
-                <w:sz w:val="20"/>
-              </w:rPr>
-              <w:t>Методы</w:t>
-            </w:r>
-          </w:p>
-        </w:tc>
-      </w:tr>
-      <w:tr>
-        <w:trPr>
-          <w:cantSplit/>
-          <w:jc w:val="center"/>
-        </w:trPr>
-        <w:tc>
-          <w:tcPr>
-            <w:tcW w:w="2948" w:type="dxa"/>
-            <w:tcMar>
-              <w:top w:w="80" w:type="dxa"/>
-              <w:left w:w="90" w:type="dxa"/>
-              <w:bottom w:w="80" w:type="dxa"/>
-              <w:right w:w="90" w:type="dxa"/>
-            </w:tcMar>
-            <w:vAlign w:val="center"/>
-          </w:tcPr>
-          <w:p>
-            <w:pPr>
-              <w:spacing w:line="240" w:lineRule="auto"/>
-            </w:pPr>
-            <w:r>
-              <w:rPr>
-                <w:sz w:val="19"/>
-              </w:rPr>
-              <w:t xml:space="preserve">+ </w:t>
-            </w:r>
-            <w:proofErr w:type="spellStart"/>
-            <w:r>
-              <w:rPr>
-                <w:sz w:val="19"/>
-              </w:rPr>
-              <w:t>Circle</w:t>
-            </w:r>
-            <w:proofErr w:type="spellEnd"/>
-            <w:r>
-              <w:rPr>
-                <w:sz w:val="19"/>
-              </w:rPr>
-              <w:t>(</w:t>
-            </w:r>
-            <w:proofErr w:type="spellStart"/>
-            <w:r>
-              <w:rPr>
-                <w:sz w:val="19"/>
-              </w:rPr>
-              <w:t>double</w:t>
-            </w:r>
-            <w:proofErr w:type="spellEnd"/>
-            <w:r>
-              <w:rPr>
-                <w:sz w:val="19"/>
-              </w:rPr>
-              <w:t xml:space="preserve"> </w:t>
-            </w:r>
-            <w:proofErr w:type="spellStart"/>
-            <w:r>
-              <w:rPr>
-                <w:sz w:val="19"/>
-              </w:rPr>
-              <w:t>radius</w:t>
-            </w:r>
-            <w:proofErr w:type="spellEnd"/>
-            <w:r>
-              <w:rPr>
-                <w:sz w:val="19"/>
-              </w:rPr>
-              <w:t>)</w:t>
-            </w:r>
-          </w:p>
-        </w:tc>
-        <w:tc>
-          <w:tcPr>
-            <w:tcW w:w="1984" w:type="dxa"/>
-            <w:tcMar>
-              <w:top w:w="80" w:type="dxa"/>
-              <w:left w:w="90" w:type="dxa"/>
-              <w:bottom w:w="80" w:type="dxa"/>
-              <w:right w:w="90" w:type="dxa"/>
-            </w:tcMar>
-            <w:vAlign w:val="center"/>
-          </w:tcPr>
-          <w:p>
-            <w:pPr>
-              <w:spacing w:line="240" w:lineRule="auto"/>
-            </w:pPr>
-            <w:r>
-              <w:rPr>
-                <w:sz w:val="19"/>
-              </w:rPr>
-              <w:t>—</w:t>
-            </w:r>
-          </w:p>
-        </w:tc>
-        <w:tc>
-          <w:tcPr>
-            <w:tcW w:w="4706" w:type="dxa"/>
-            <w:tcMar>
-              <w:top w:w="80" w:type="dxa"/>
-              <w:left w:w="90" w:type="dxa"/>
-              <w:bottom w:w="80" w:type="dxa"/>
-              <w:right w:w="90" w:type="dxa"/>
-            </w:tcMar>
-            <w:vAlign w:val="center"/>
-          </w:tcPr>
-          <w:p>
-            <w:pPr>
-              <w:spacing w:line="240" w:lineRule="auto"/>
-            </w:pPr>
-            <w:r>
-              <w:rPr>
-                <w:sz w:val="19"/>
-              </w:rPr>
-              <w:t>Конструктор; принимает радиус круга.</w:t>
-            </w:r>
-          </w:p>
-        </w:tc>
-      </w:tr>
-      <w:tr>
-        <w:trPr>
-          <w:cantSplit/>
-          <w:jc w:val="center"/>
-        </w:trPr>
-        <w:tc>
-          <w:tcPr>
-            <w:tcW w:w="2948" w:type="dxa"/>
-            <w:tcMar>
-              <w:top w:w="80" w:type="dxa"/>
-              <w:left w:w="90" w:type="dxa"/>
-              <w:bottom w:w="80" w:type="dxa"/>
-              <w:right w:w="90" w:type="dxa"/>
-            </w:tcMar>
-            <w:vAlign w:val="center"/>
-          </w:tcPr>
-          <w:p>
-            <w:pPr>
-              <w:spacing w:line="240" w:lineRule="auto"/>
-            </w:pPr>
-            <w:r>
-              <w:rPr>
-                <w:sz w:val="19"/>
-              </w:rPr>
-              <w:t xml:space="preserve">+ </w:t>
-            </w:r>
-            <w:proofErr w:type="spellStart"/>
-            <w:r>
-              <w:rPr>
-                <w:sz w:val="19"/>
-              </w:rPr>
-              <w:t>CalculateArea</w:t>
-            </w:r>
-            <w:proofErr w:type="spellEnd"/>
-            <w:r>
-              <w:rPr>
-                <w:sz w:val="19"/>
-              </w:rPr>
-              <w:t>()</w:t>
-            </w:r>
-          </w:p>
-        </w:tc>
-        <w:tc>
-          <w:tcPr>
-            <w:tcW w:w="1984" w:type="dxa"/>
-            <w:tcMar>
-              <w:top w:w="80" w:type="dxa"/>
-              <w:left w:w="90" w:type="dxa"/>
-              <w:bottom w:w="80" w:type="dxa"/>
-              <w:right w:w="90" w:type="dxa"/>
-            </w:tcMar>
-            <w:vAlign w:val="center"/>
-          </w:tcPr>
-          <w:p>
-            <w:pPr>
-              <w:spacing w:line="240" w:lineRule="auto"/>
-            </w:pPr>
-            <w:proofErr w:type="spellStart"/>
-            <w:r>
-              <w:rPr>
-                <w:sz w:val="19"/>
-              </w:rPr>
-              <w:t>double</w:t>
-            </w:r>
-            <w:proofErr w:type="spellEnd"/>
-          </w:p>
-        </w:tc>
-        <w:tc>
-          <w:tcPr>
-            <w:tcW w:w="4706" w:type="dxa"/>
-            <w:tcMar>
-              <w:top w:w="80" w:type="dxa"/>
-              <w:left w:w="90" w:type="dxa"/>
-              <w:bottom w:w="80" w:type="dxa"/>
-              <w:right w:w="90" w:type="dxa"/>
-            </w:tcMar>
-            <w:vAlign w:val="center"/>
-          </w:tcPr>
-          <w:p>
-            <w:pPr>
-              <w:spacing w:line="240" w:lineRule="auto"/>
-            </w:pPr>
-            <w:r>
-              <w:rPr>
-                <w:sz w:val="19"/>
-              </w:rPr>
-              <w:t>Вычисляет площадь по формуле πr².</w:t>
-            </w:r>
-          </w:p>
-        </w:tc>
-      </w:tr>
-      <w:tr>
-        <w:trPr>
-          <w:cantSplit/>
-          <w:jc w:val="center"/>
-        </w:trPr>
-        <w:tc>
-          <w:tcPr>
-            <w:tcW w:w="2948" w:type="dxa"/>
-            <w:tcMar>
-              <w:top w:w="80" w:type="dxa"/>
-              <w:left w:w="90" w:type="dxa"/>
-              <w:bottom w:w="80" w:type="dxa"/>
-              <w:right w:w="90" w:type="dxa"/>
-            </w:tcMar>
-            <w:vAlign w:val="center"/>
-          </w:tcPr>
-          <w:p>
-            <w:pPr>
-              <w:spacing w:line="240" w:lineRule="auto"/>
-            </w:pPr>
-            <w:r>
-              <w:rPr>
-                <w:sz w:val="19"/>
-              </w:rPr>
-              <w:t xml:space="preserve">+ </w:t>
-            </w:r>
-            <w:proofErr w:type="spellStart"/>
-            <w:r>
-              <w:rPr>
-                <w:sz w:val="19"/>
-              </w:rPr>
-              <w:t>CalculatePerimeter</w:t>
-            </w:r>
-            <w:proofErr w:type="spellEnd"/>
-            <w:r>
-              <w:rPr>
-                <w:sz w:val="19"/>
-              </w:rPr>
-              <w:t>()</w:t>
-            </w:r>
-          </w:p>
-        </w:tc>
-        <w:tc>
-          <w:tcPr>
-            <w:tcW w:w="1984" w:type="dxa"/>
-            <w:tcMar>
-              <w:top w:w="80" w:type="dxa"/>
-              <w:left w:w="90" w:type="dxa"/>
-              <w:bottom w:w="80" w:type="dxa"/>
-              <w:right w:w="90" w:type="dxa"/>
-            </w:tcMar>
-            <w:vAlign w:val="center"/>
-          </w:tcPr>
-          <w:p>
-            <w:pPr>
-              <w:spacing w:line="240" w:lineRule="auto"/>
-            </w:pPr>
-            <w:proofErr w:type="spellStart"/>
-            <w:r>
-              <w:rPr>
-                <w:sz w:val="19"/>
-              </w:rPr>
-              <w:t>double</w:t>
-            </w:r>
-            <w:proofErr w:type="spellEnd"/>
-          </w:p>
-        </w:tc>
-        <w:tc>
-          <w:tcPr>
-            <w:tcW w:w="4706" w:type="dxa"/>
-            <w:tcMar>
-              <w:top w:w="80" w:type="dxa"/>
-              <w:left w:w="90" w:type="dxa"/>
-              <w:bottom w:w="80" w:type="dxa"/>
-              <w:right w:w="90" w:type="dxa"/>
-            </w:tcMar>
-            <w:vAlign w:val="center"/>
-          </w:tcPr>
-          <w:p>
-            <w:pPr>
-              <w:spacing w:line="240" w:lineRule="auto"/>
-            </w:pPr>
-            <w:r>
-              <w:rPr>
-                <w:sz w:val="19"/>
-              </w:rPr>
-              <w:t>Вычисляет длину окружности по формуле 2πr.</w:t>
-            </w:r>
-          </w:p>
-        </w:tc>
-      </w:tr>
-      <w:tr>
-        <w:trPr>
-          <w:cantSplit/>
-          <w:jc w:val="center"/>
-        </w:trPr>
-        <w:tc>
-          <w:tcPr>
-            <w:tcW w:w="2948" w:type="dxa"/>
-            <w:tcMar>
-              <w:top w:w="80" w:type="dxa"/>
-              <w:left w:w="90" w:type="dxa"/>
-              <w:bottom w:w="80" w:type="dxa"/>
-              <w:right w:w="90" w:type="dxa"/>
-            </w:tcMar>
-            <w:vAlign w:val="center"/>
-          </w:tcPr>
-          <w:p>
-            <w:pPr>
-              <w:spacing w:line="240" w:lineRule="auto"/>
-            </w:pPr>
-            <w:r>
-              <w:rPr>
-                <w:sz w:val="19"/>
-              </w:rPr>
-              <w:t xml:space="preserve">+ </w:t>
-            </w:r>
-            <w:proofErr w:type="spellStart"/>
-            <w:r>
-              <w:rPr>
-                <w:sz w:val="19"/>
-              </w:rPr>
-              <w:t>ToString</w:t>
-            </w:r>
-            <w:proofErr w:type="spellEnd"/>
-            <w:r>
-              <w:rPr>
-                <w:sz w:val="19"/>
-              </w:rPr>
-              <w:t>()</w:t>
-            </w:r>
-          </w:p>
-        </w:tc>
-        <w:tc>
-          <w:tcPr>
-            <w:tcW w:w="1984" w:type="dxa"/>
-            <w:tcMar>
-              <w:top w:w="80" w:type="dxa"/>
-              <w:left w:w="90" w:type="dxa"/>
-              <w:bottom w:w="80" w:type="dxa"/>
-              <w:right w:w="90" w:type="dxa"/>
-            </w:tcMar>
-            <w:vAlign w:val="center"/>
-          </w:tcPr>
-          <w:p>
-            <w:pPr>
-              <w:spacing w:line="240" w:lineRule="auto"/>
-            </w:pPr>
-            <w:proofErr w:type="spellStart"/>
-            <w:r>
-              <w:rPr>
-                <w:sz w:val="19"/>
-              </w:rPr>
-              <w:t>string</w:t>
-            </w:r>
-            <w:proofErr w:type="spellEnd"/>
-          </w:p>
-        </w:tc>
-        <w:tc>
-          <w:tcPr>
-            <w:tcW w:w="4706" w:type="dxa"/>
-            <w:tcMar>
-              <w:top w:w="80" w:type="dxa"/>
-              <w:left w:w="90" w:type="dxa"/>
-              <w:bottom w:w="80" w:type="dxa"/>
-              <w:right w:w="90" w:type="dxa"/>
-            </w:tcMar>
-            <w:vAlign w:val="center"/>
-          </w:tcPr>
-          <w:p>
-            <w:pPr>
-              <w:spacing w:line="240" w:lineRule="auto"/>
-            </w:pPr>
-            <w:r>
-              <w:rPr>
-                <w:sz w:val="19"/>
-              </w:rPr>
-              <w:t>Возвращает описание круга с радиусом, округлённым до двух знаков.</w:t>
-            </w:r>
-          </w:p>
-        </w:tc>
-      </w:tr>
-    </w:tbl>
-    <w:p>
-      <w:pPr>
-        <w:ind w:firstLine="709"/>
-      </w:pPr>
-      <w:r>
-        <w:t xml:space="preserve">Таблица 3 – Описание класса </w:t>
-      </w:r>
-      <w:proofErr w:type="spellStart"/>
-      <w:r>
-        <w:t>Rectangle</w:t>
-      </w:r>
-      <w:proofErr w:type="spellEnd"/>
-    </w:p>
-    <w:tbl>
-      <w:tblPr>
-        <w:tblStyle w:val="ad"/>
-        <w:tblW w:w="0" w:type="auto"/>
-        <w:jc w:val="center"/>
-        <w:tblLook w:val="04A0" w:firstRow="1" w:lastRow="0" w:firstColumn="1" w:lastColumn="0" w:noHBand="0" w:noVBand="1"/>
-      </w:tblPr>
-      <w:tblGrid>
-        <w:gridCol w:w="2875"/>
-        <w:gridCol w:w="1952"/>
-        <w:gridCol w:w="4518"/>
-      </w:tblGrid>
-      <w:tr>
-        <w:trPr>
-          <w:tblHeader/>
-          <w:jc w:val="center"/>
-        </w:trPr>
-        <w:tc>
-          <w:tcPr>
-            <w:tcW w:w="2948" w:type="dxa"/>
-            <w:shd w:val="clear" w:color="auto" w:fill="D9E2F3"/>
-            <w:tcMar>
-              <w:top w:w="80" w:type="dxa"/>
-              <w:left w:w="90" w:type="dxa"/>
-              <w:bottom w:w="80" w:type="dxa"/>
-              <w:right w:w="90" w:type="dxa"/>
-            </w:tcMar>
-            <w:vAlign w:val="center"/>
-          </w:tcPr>
-          <w:p>
-            <w:pPr>
-              <w:spacing w:line="240" w:lineRule="auto"/>
-              <w:jc w:val="center"/>
-            </w:pPr>
-            <w:r>
-              <w:rPr>
-                <w:b/>
-                <w:sz w:val="21"/>
-              </w:rPr>
-              <w:t>Название</w:t>
-            </w:r>
-          </w:p>
-        </w:tc>
-        <w:tc>
-          <w:tcPr>
-            <w:tcW w:w="1984" w:type="dxa"/>
-            <w:shd w:val="clear" w:color="auto" w:fill="D9E2F3"/>
-            <w:tcMar>
-              <w:top w:w="80" w:type="dxa"/>
-              <w:left w:w="90" w:type="dxa"/>
-              <w:bottom w:w="80" w:type="dxa"/>
-              <w:right w:w="90" w:type="dxa"/>
-            </w:tcMar>
-            <w:vAlign w:val="center"/>
-          </w:tcPr>
-          <w:p>
-            <w:pPr>
-              <w:spacing w:line="240" w:lineRule="auto"/>
-              <w:jc w:val="center"/>
-            </w:pPr>
-            <w:r>
-              <w:rPr>
-                <w:b/>
-                <w:sz w:val="21"/>
-              </w:rPr>
-              <w:t>Тип</w:t>
-            </w:r>
-          </w:p>
-        </w:tc>
-        <w:tc>
-          <w:tcPr>
-            <w:tcW w:w="4706" w:type="dxa"/>
-            <w:shd w:val="clear" w:color="auto" w:fill="D9E2F3"/>
-            <w:tcMar>
-              <w:top w:w="80" w:type="dxa"/>
-              <w:left w:w="90" w:type="dxa"/>
-              <w:bottom w:w="80" w:type="dxa"/>
-              <w:right w:w="90" w:type="dxa"/>
-            </w:tcMar>
-            <w:vAlign w:val="center"/>
-          </w:tcPr>
-          <w:p>
-            <w:pPr>
-              <w:spacing w:line="240" w:lineRule="auto"/>
-              <w:jc w:val="center"/>
-            </w:pPr>
-            <w:r>
-              <w:rPr>
-                <w:b/>
-                <w:sz w:val="21"/>
-              </w:rPr>
-              <w:t>Описание</w:t>
-            </w:r>
-          </w:p>
-        </w:tc>
-      </w:tr>
-      <w:tr>
-        <w:trPr>
-          <w:jc w:val="center"/>
-        </w:trPr>
-        <w:tc>
-          <w:tcPr>
-            <w:tcW w:w="9638" w:type="dxa"/>
-            <w:gridSpan w:val="3"/>
-            <w:shd w:val="clear" w:color="auto" w:fill="EDEDED"/>
-            <w:tcMar>
-              <w:top w:w="80" w:type="dxa"/>
-              <w:left w:w="90" w:type="dxa"/>
-              <w:bottom w:w="80" w:type="dxa"/>
-              <w:right w:w="90" w:type="dxa"/>
-            </w:tcMar>
-            <w:vAlign w:val="center"/>
-          </w:tcPr>
-          <w:p>
-            <w:pPr>
-              <w:spacing w:line="240" w:lineRule="auto"/>
-              <w:jc w:val="center"/>
-            </w:pPr>
-            <w:r>
-              <w:rPr>
-                <w:sz w:val="21"/>
-              </w:rPr>
-              <w:t xml:space="preserve">Описание класса: </w:t>
-            </w:r>
-            <w:proofErr w:type="spellStart"/>
-            <w:r>
-              <w:rPr>
-                <w:sz w:val="21"/>
-              </w:rPr>
-              <w:t>Rectangle</w:t>
-            </w:r>
-            <w:proofErr w:type="spellEnd"/>
-            <w:r>
-              <w:rPr>
-                <w:sz w:val="21"/>
-              </w:rPr>
-              <w:t xml:space="preserve"> реализует </w:t>
-            </w:r>
-            <w:proofErr w:type="spellStart"/>
-            <w:r>
-              <w:rPr>
-                <w:sz w:val="21"/>
-              </w:rPr>
-              <w:t>IShape</w:t>
-            </w:r>
-            <w:proofErr w:type="spellEnd"/>
-            <w:r>
-              <w:rPr>
-                <w:sz w:val="21"/>
-              </w:rPr>
-              <w:t xml:space="preserve"> и представляет прямоугольник с положительными шириной и высотой.</w:t>
-            </w:r>
-          </w:p>
-        </w:tc>
-      </w:tr>
-      <w:tr>
-        <w:trPr>
-          <w:jc w:val="center"/>
-        </w:trPr>
-        <w:tc>
-          <w:tcPr>
-            <w:tcW w:w="9638" w:type="dxa"/>
-            <w:gridSpan w:val="3"/>
-            <w:shd w:val="clear" w:color="auto" w:fill="F2F2F2"/>
-            <w:tcMar>
-              <w:top w:w="80" w:type="dxa"/>
-              <w:left w:w="90" w:type="dxa"/>
-              <w:bottom w:w="80" w:type="dxa"/>
-              <w:right w:w="90" w:type="dxa"/>
-            </w:tcMar>
-            <w:vAlign w:val="center"/>
-          </w:tcPr>
-          <w:p>
-            <w:pPr>
-              <w:spacing w:line="240" w:lineRule="auto"/>
-              <w:jc w:val="center"/>
-            </w:pPr>
-            <w:r>
-              <w:rPr>
-                <w:b/>
-                <w:sz w:val="20"/>
-              </w:rPr>
-              <w:t>Поля</w:t>
-            </w:r>
-          </w:p>
-        </w:tc>
-      </w:tr>
-      <w:tr>
-        <w:trPr>
-          <w:cantSplit/>
-          <w:jc w:val="center"/>
-        </w:trPr>
-        <w:tc>
-          <w:tcPr>
-            <w:tcW w:w="2948" w:type="dxa"/>
-            <w:tcMar>
-              <w:top w:w="80" w:type="dxa"/>
-              <w:left w:w="90" w:type="dxa"/>
-              <w:bottom w:w="80" w:type="dxa"/>
-              <w:right w:w="90" w:type="dxa"/>
-            </w:tcMar>
-            <w:vAlign w:val="center"/>
-          </w:tcPr>
-          <w:p>
-            <w:pPr>
-              <w:spacing w:line="240" w:lineRule="auto"/>
-            </w:pPr>
-            <w:r>
-              <w:rPr>
-                <w:sz w:val="19"/>
-              </w:rPr>
-              <w:t>− _</w:t>
-            </w:r>
-            <w:proofErr w:type="spellStart"/>
-            <w:r>
-              <w:rPr>
-                <w:sz w:val="19"/>
-              </w:rPr>
-              <w:t>width</w:t>
-            </w:r>
-            <w:proofErr w:type="spellEnd"/>
-          </w:p>
-        </w:tc>
-        <w:tc>
-          <w:tcPr>
-            <w:tcW w:w="1984" w:type="dxa"/>
-            <w:tcMar>
-              <w:top w:w="80" w:type="dxa"/>
-              <w:left w:w="90" w:type="dxa"/>
-              <w:bottom w:w="80" w:type="dxa"/>
-              <w:right w:w="90" w:type="dxa"/>
-            </w:tcMar>
-            <w:vAlign w:val="center"/>
-          </w:tcPr>
-          <w:p>
-            <w:pPr>
-              <w:spacing w:line="240" w:lineRule="auto"/>
-            </w:pPr>
-            <w:proofErr w:type="spellStart"/>
-            <w:r>
-              <w:rPr>
-                <w:sz w:val="19"/>
-              </w:rPr>
-              <w:t>double</w:t>
-            </w:r>
-            <w:proofErr w:type="spellEnd"/>
-          </w:p>
-        </w:tc>
-        <w:tc>
-          <w:tcPr>
-            <w:tcW w:w="4706" w:type="dxa"/>
-            <w:tcMar>
-              <w:top w:w="80" w:type="dxa"/>
-              <w:left w:w="90" w:type="dxa"/>
-              <w:bottom w:w="80" w:type="dxa"/>
-              <w:right w:w="90" w:type="dxa"/>
-            </w:tcMar>
-            <w:vAlign w:val="center"/>
-          </w:tcPr>
-          <w:p>
-            <w:pPr>
-              <w:spacing w:line="240" w:lineRule="auto"/>
-            </w:pPr>
-            <w:r>
-              <w:rPr>
-                <w:sz w:val="19"/>
-              </w:rPr>
-              <w:t>Ширина прямоугольника.</w:t>
-            </w:r>
-          </w:p>
-        </w:tc>
-      </w:tr>
-      <w:tr>
-        <w:trPr>
-          <w:cantSplit/>
-          <w:jc w:val="center"/>
-        </w:trPr>
-        <w:tc>
-          <w:tcPr>
-            <w:tcW w:w="2948" w:type="dxa"/>
-            <w:tcMar>
-              <w:top w:w="80" w:type="dxa"/>
-              <w:left w:w="90" w:type="dxa"/>
-              <w:bottom w:w="80" w:type="dxa"/>
-              <w:right w:w="90" w:type="dxa"/>
-            </w:tcMar>
-            <w:vAlign w:val="center"/>
-          </w:tcPr>
-          <w:p>
-            <w:pPr>
-              <w:spacing w:line="240" w:lineRule="auto"/>
-            </w:pPr>
-            <w:r>
-              <w:rPr>
-                <w:sz w:val="19"/>
-              </w:rPr>
-              <w:t>− _</w:t>
-            </w:r>
-            <w:proofErr w:type="spellStart"/>
-            <w:r>
-              <w:rPr>
-                <w:sz w:val="19"/>
-              </w:rPr>
-              <w:t>height</w:t>
-            </w:r>
-            <w:proofErr w:type="spellEnd"/>
-          </w:p>
-        </w:tc>
-        <w:tc>
-          <w:tcPr>
-            <w:tcW w:w="1984" w:type="dxa"/>
-            <w:tcMar>
-              <w:top w:w="80" w:type="dxa"/>
-              <w:left w:w="90" w:type="dxa"/>
-              <w:bottom w:w="80" w:type="dxa"/>
-              <w:right w:w="90" w:type="dxa"/>
-            </w:tcMar>
-            <w:vAlign w:val="center"/>
-          </w:tcPr>
-          <w:p>
-            <w:pPr>
-              <w:spacing w:line="240" w:lineRule="auto"/>
-            </w:pPr>
-            <w:proofErr w:type="spellStart"/>
-            <w:r>
-              <w:rPr>
-                <w:sz w:val="19"/>
-              </w:rPr>
-              <w:t>double</w:t>
-            </w:r>
-            <w:proofErr w:type="spellEnd"/>
-          </w:p>
-        </w:tc>
-        <w:tc>
-          <w:tcPr>
-            <w:tcW w:w="4706" w:type="dxa"/>
-            <w:tcMar>
-              <w:top w:w="80" w:type="dxa"/>
-              <w:left w:w="90" w:type="dxa"/>
-              <w:bottom w:w="80" w:type="dxa"/>
-              <w:right w:w="90" w:type="dxa"/>
-            </w:tcMar>
-            <w:vAlign w:val="center"/>
-          </w:tcPr>
-          <w:p>
-            <w:pPr>
-              <w:spacing w:line="240" w:lineRule="auto"/>
-            </w:pPr>
-            <w:r>
-              <w:rPr>
-                <w:sz w:val="19"/>
-              </w:rPr>
-              <w:t>Высота прямоугольника.</w:t>
-            </w:r>
-          </w:p>
-        </w:tc>
-      </w:tr>
-      <w:tr>
-        <w:trPr>
-          <w:jc w:val="center"/>
-        </w:trPr>
-        <w:tc>
-          <w:tcPr>
-            <w:tcW w:w="9638" w:type="dxa"/>
-            <w:gridSpan w:val="3"/>
-            <w:shd w:val="clear" w:color="auto" w:fill="F2F2F2"/>
-            <w:tcMar>
-              <w:top w:w="80" w:type="dxa"/>
-              <w:left w:w="90" w:type="dxa"/>
-              <w:bottom w:w="80" w:type="dxa"/>
-              <w:right w:w="90" w:type="dxa"/>
-            </w:tcMar>
-            <w:vAlign w:val="center"/>
-          </w:tcPr>
-          <w:p>
-            <w:pPr>
-              <w:spacing w:line="240" w:lineRule="auto"/>
-              <w:jc w:val="center"/>
-            </w:pPr>
-            <w:r>
-              <w:rPr>
-                <w:b/>
-                <w:sz w:val="20"/>
-              </w:rPr>
-              <w:t>Свойства</w:t>
-            </w:r>
-          </w:p>
-        </w:tc>
-      </w:tr>
-      <w:tr>
-        <w:trPr>
-          <w:cantSplit/>
-          <w:jc w:val="center"/>
-        </w:trPr>
-        <w:tc>
-          <w:tcPr>
-            <w:tcW w:w="2948" w:type="dxa"/>
-            <w:tcMar>
-              <w:top w:w="80" w:type="dxa"/>
-              <w:left w:w="90" w:type="dxa"/>
-              <w:bottom w:w="80" w:type="dxa"/>
-              <w:right w:w="90" w:type="dxa"/>
-            </w:tcMar>
-            <w:vAlign w:val="center"/>
-          </w:tcPr>
-          <w:p>
-            <w:pPr>
-              <w:spacing w:line="240" w:lineRule="auto"/>
-            </w:pPr>
-            <w:r>
-              <w:rPr>
-                <w:sz w:val="19"/>
-              </w:rPr>
-              <w:t xml:space="preserve">+ </w:t>
-            </w:r>
-            <w:proofErr w:type="spellStart"/>
-            <w:r>
-              <w:rPr>
-                <w:sz w:val="19"/>
-              </w:rPr>
-              <w:t>Width</w:t>
-            </w:r>
-            <w:proofErr w:type="spellEnd"/>
-          </w:p>
-        </w:tc>
-        <w:tc>
-          <w:tcPr>
-            <w:tcW w:w="1984" w:type="dxa"/>
-            <w:tcMar>
-              <w:top w:w="80" w:type="dxa"/>
-              <w:left w:w="90" w:type="dxa"/>
-              <w:bottom w:w="80" w:type="dxa"/>
-              <w:right w:w="90" w:type="dxa"/>
-            </w:tcMar>
-            <w:vAlign w:val="center"/>
-          </w:tcPr>
-          <w:p>
-            <w:pPr>
-              <w:spacing w:line="240" w:lineRule="auto"/>
-            </w:pPr>
-            <w:proofErr w:type="spellStart"/>
-            <w:r>
-              <w:rPr>
-                <w:sz w:val="19"/>
-              </w:rPr>
-              <w:t>double</w:t>
-            </w:r>
-            <w:proofErr w:type="spellEnd"/>
-          </w:p>
-        </w:tc>
-        <w:tc>
-          <w:tcPr>
-            <w:tcW w:w="4706" w:type="dxa"/>
-            <w:tcMar>
-              <w:top w:w="80" w:type="dxa"/>
-              <w:left w:w="90" w:type="dxa"/>
-              <w:bottom w:w="80" w:type="dxa"/>
-              <w:right w:w="90" w:type="dxa"/>
-            </w:tcMar>
-            <w:vAlign w:val="center"/>
-          </w:tcPr>
-          <w:p>
-            <w:pPr>
-              <w:spacing w:line="240" w:lineRule="auto"/>
-            </w:pPr>
-            <w:r>
-              <w:rPr>
-                <w:sz w:val="19"/>
-              </w:rPr>
-              <w:t>Возвращает ширину.</w:t>
-            </w:r>
-          </w:p>
-        </w:tc>
-      </w:tr>
-      <w:tr>
-        <w:trPr>
-          <w:cantSplit/>
-          <w:jc w:val="center"/>
-        </w:trPr>
-        <w:tc>
-          <w:tcPr>
-            <w:tcW w:w="2948" w:type="dxa"/>
-            <w:tcMar>
-              <w:top w:w="80" w:type="dxa"/>
-              <w:left w:w="90" w:type="dxa"/>
-              <w:bottom w:w="80" w:type="dxa"/>
-              <w:right w:w="90" w:type="dxa"/>
-            </w:tcMar>
-            <w:vAlign w:val="center"/>
-          </w:tcPr>
-          <w:p>
-            <w:pPr>
-              <w:spacing w:line="240" w:lineRule="auto"/>
-            </w:pPr>
-            <w:r>
-              <w:rPr>
-                <w:sz w:val="19"/>
-              </w:rPr>
-              <w:t xml:space="preserve">+ </w:t>
-            </w:r>
-            <w:proofErr w:type="spellStart"/>
-            <w:r>
-              <w:rPr>
-                <w:sz w:val="19"/>
-              </w:rPr>
-              <w:t>Height</w:t>
-            </w:r>
-            <w:proofErr w:type="spellEnd"/>
-          </w:p>
-        </w:tc>
-        <w:tc>
-          <w:tcPr>
-            <w:tcW w:w="1984" w:type="dxa"/>
-            <w:tcMar>
-              <w:top w:w="80" w:type="dxa"/>
-              <w:left w:w="90" w:type="dxa"/>
-              <w:bottom w:w="80" w:type="dxa"/>
-              <w:right w:w="90" w:type="dxa"/>
-            </w:tcMar>
-            <w:vAlign w:val="center"/>
-          </w:tcPr>
-          <w:p>
-            <w:pPr>
-              <w:spacing w:line="240" w:lineRule="auto"/>
-            </w:pPr>
-            <w:proofErr w:type="spellStart"/>
-            <w:r>
-              <w:rPr>
-                <w:sz w:val="19"/>
-              </w:rPr>
-              <w:t>double</w:t>
-            </w:r>
-            <w:proofErr w:type="spellEnd"/>
-          </w:p>
-        </w:tc>
-        <w:tc>
-          <w:tcPr>
-            <w:tcW w:w="4706" w:type="dxa"/>
-            <w:tcMar>
-              <w:top w:w="80" w:type="dxa"/>
-              <w:left w:w="90" w:type="dxa"/>
-              <w:bottom w:w="80" w:type="dxa"/>
-              <w:right w:w="90" w:type="dxa"/>
-            </w:tcMar>
-            <w:vAlign w:val="center"/>
-          </w:tcPr>
-          <w:p>
-            <w:pPr>
-              <w:spacing w:line="240" w:lineRule="auto"/>
-            </w:pPr>
-            <w:r>
-              <w:rPr>
-                <w:sz w:val="19"/>
-              </w:rPr>
-              <w:t>Возвращает высоту.</w:t>
-            </w:r>
-          </w:p>
-        </w:tc>
-      </w:tr>
-      <w:tr>
-        <w:trPr>
-          <w:cantSplit/>
-          <w:jc w:val="center"/>
-        </w:trPr>
-        <w:tc>
-          <w:tcPr>
-            <w:tcW w:w="2948" w:type="dxa"/>
-            <w:tcMar>
-              <w:top w:w="80" w:type="dxa"/>
-              <w:left w:w="90" w:type="dxa"/>
-              <w:bottom w:w="80" w:type="dxa"/>
-              <w:right w:w="90" w:type="dxa"/>
-            </w:tcMar>
-            <w:vAlign w:val="center"/>
-          </w:tcPr>
-          <w:p>
-            <w:pPr>
-              <w:spacing w:line="240" w:lineRule="auto"/>
-            </w:pPr>
-            <w:r>
-              <w:rPr>
-                <w:sz w:val="19"/>
-              </w:rPr>
-              <w:lastRenderedPageBreak/>
-              <w:t>+ Name</w:t>
-            </w:r>
-          </w:p>
-        </w:tc>
-        <w:tc>
-          <w:tcPr>
-            <w:tcW w:w="1984" w:type="dxa"/>
-            <w:tcMar>
-              <w:top w:w="80" w:type="dxa"/>
-              <w:left w:w="90" w:type="dxa"/>
-              <w:bottom w:w="80" w:type="dxa"/>
-              <w:right w:w="90" w:type="dxa"/>
-            </w:tcMar>
-            <w:vAlign w:val="center"/>
-          </w:tcPr>
-          <w:p>
-            <w:pPr>
-              <w:spacing w:line="240" w:lineRule="auto"/>
-            </w:pPr>
-            <w:proofErr w:type="spellStart"/>
-            <w:r>
-              <w:rPr>
-                <w:sz w:val="19"/>
-              </w:rPr>
-              <w:t>string</w:t>
-            </w:r>
-            <w:proofErr w:type="spellEnd"/>
-          </w:p>
-        </w:tc>
-        <w:tc>
-          <w:tcPr>
-            <w:tcW w:w="4706" w:type="dxa"/>
-            <w:tcMar>
-              <w:top w:w="80" w:type="dxa"/>
-              <w:left w:w="90" w:type="dxa"/>
-              <w:bottom w:w="80" w:type="dxa"/>
-              <w:right w:w="90" w:type="dxa"/>
-            </w:tcMar>
-            <w:vAlign w:val="center"/>
-          </w:tcPr>
-          <w:p>
-            <w:pPr>
-              <w:spacing w:line="240" w:lineRule="auto"/>
-            </w:pPr>
-            <w:r>
-              <w:rPr>
-                <w:sz w:val="19"/>
-              </w:rPr>
-              <w:t>Возвращает строку «Прямоугольник».</w:t>
-            </w:r>
-          </w:p>
-        </w:tc>
-      </w:tr>
-      <w:tr>
-        <w:trPr>
-          <w:jc w:val="center"/>
-        </w:trPr>
-        <w:tc>
-          <w:tcPr>
-            <w:tcW w:w="9638" w:type="dxa"/>
-            <w:gridSpan w:val="3"/>
-            <w:shd w:val="clear" w:color="auto" w:fill="F2F2F2"/>
-            <w:tcMar>
-              <w:top w:w="80" w:type="dxa"/>
-              <w:left w:w="90" w:type="dxa"/>
-              <w:bottom w:w="80" w:type="dxa"/>
-              <w:right w:w="90" w:type="dxa"/>
-            </w:tcMar>
-            <w:vAlign w:val="center"/>
-          </w:tcPr>
-          <w:p>
-            <w:pPr>
-              <w:spacing w:line="240" w:lineRule="auto"/>
-              <w:jc w:val="center"/>
-            </w:pPr>
-            <w:r>
-              <w:rPr>
-                <w:b/>
-                <w:sz w:val="20"/>
-              </w:rPr>
-              <w:t>Методы</w:t>
-            </w:r>
-          </w:p>
-        </w:tc>
-      </w:tr>
-      <w:tr>
-        <w:trPr>
-          <w:cantSplit/>
-          <w:jc w:val="center"/>
-        </w:trPr>
-        <w:tc>
-          <w:tcPr>
-            <w:tcW w:w="2948" w:type="dxa"/>
-            <w:tcMar>
-              <w:top w:w="80" w:type="dxa"/>
-              <w:left w:w="90" w:type="dxa"/>
-              <w:bottom w:w="80" w:type="dxa"/>
-              <w:right w:w="90" w:type="dxa"/>
-            </w:tcMar>
-            <w:vAlign w:val="center"/>
-          </w:tcPr>
-          <w:p>
-            <w:pPr>
-              <w:spacing w:line="240" w:lineRule="auto"/>
-              <w:rPr>
-                <w:lang w:val="en-US"/>
-              </w:rPr>
-            </w:pPr>
-            <w:r>
-              <w:rPr>
-                <w:sz w:val="19"/>
-                <w:lang w:val="en-US"/>
-              </w:rPr>
-              <w:t>+ Rectangle(double width, double height)</w:t>
-            </w:r>
-          </w:p>
-        </w:tc>
-        <w:tc>
-          <w:tcPr>
-            <w:tcW w:w="1984" w:type="dxa"/>
-            <w:tcMar>
-              <w:top w:w="80" w:type="dxa"/>
-              <w:left w:w="90" w:type="dxa"/>
-              <w:bottom w:w="80" w:type="dxa"/>
-              <w:right w:w="90" w:type="dxa"/>
-            </w:tcMar>
-            <w:vAlign w:val="center"/>
-          </w:tcPr>
-          <w:p>
-            <w:pPr>
-              <w:spacing w:line="240" w:lineRule="auto"/>
-            </w:pPr>
-            <w:r>
-              <w:rPr>
-                <w:sz w:val="19"/>
-              </w:rPr>
-              <w:t>—</w:t>
-            </w:r>
-          </w:p>
-        </w:tc>
-        <w:tc>
-          <w:tcPr>
-            <w:tcW w:w="4706" w:type="dxa"/>
-            <w:tcMar>
-              <w:top w:w="80" w:type="dxa"/>
-              <w:left w:w="90" w:type="dxa"/>
-              <w:bottom w:w="80" w:type="dxa"/>
-              <w:right w:w="90" w:type="dxa"/>
-            </w:tcMar>
-            <w:vAlign w:val="center"/>
-          </w:tcPr>
-          <w:p>
-            <w:pPr>
-              <w:spacing w:line="240" w:lineRule="auto"/>
-            </w:pPr>
-            <w:r>
-              <w:rPr>
-                <w:sz w:val="19"/>
-              </w:rPr>
-              <w:t>Конструктор; проверяет, что ширина и высота больше нуля.</w:t>
-            </w:r>
-          </w:p>
-        </w:tc>
-      </w:tr>
-      <w:tr>
-        <w:trPr>
-          <w:cantSplit/>
-          <w:jc w:val="center"/>
-        </w:trPr>
-        <w:tc>
-          <w:tcPr>
-            <w:tcW w:w="2948" w:type="dxa"/>
-            <w:tcMar>
-              <w:top w:w="80" w:type="dxa"/>
-              <w:left w:w="90" w:type="dxa"/>
-              <w:bottom w:w="80" w:type="dxa"/>
-              <w:right w:w="90" w:type="dxa"/>
-            </w:tcMar>
-            <w:vAlign w:val="center"/>
-          </w:tcPr>
-          <w:p>
-            <w:pPr>
-              <w:spacing w:line="240" w:lineRule="auto"/>
-            </w:pPr>
-            <w:r>
-              <w:rPr>
-                <w:sz w:val="19"/>
-              </w:rPr>
-              <w:t xml:space="preserve">+ </w:t>
-            </w:r>
-            <w:proofErr w:type="spellStart"/>
-            <w:r>
-              <w:rPr>
-                <w:sz w:val="19"/>
-              </w:rPr>
-              <w:t>CalculateArea</w:t>
-            </w:r>
-            <w:proofErr w:type="spellEnd"/>
-            <w:r>
-              <w:rPr>
-                <w:sz w:val="19"/>
-              </w:rPr>
-              <w:t>()</w:t>
-            </w:r>
-          </w:p>
-        </w:tc>
-        <w:tc>
-          <w:tcPr>
-            <w:tcW w:w="1984" w:type="dxa"/>
-            <w:tcMar>
-              <w:top w:w="80" w:type="dxa"/>
-              <w:left w:w="90" w:type="dxa"/>
-              <w:bottom w:w="80" w:type="dxa"/>
-              <w:right w:w="90" w:type="dxa"/>
-            </w:tcMar>
-            <w:vAlign w:val="center"/>
-          </w:tcPr>
-          <w:p>
-            <w:pPr>
-              <w:spacing w:line="240" w:lineRule="auto"/>
-            </w:pPr>
-            <w:proofErr w:type="spellStart"/>
-            <w:r>
-              <w:rPr>
-                <w:sz w:val="19"/>
-              </w:rPr>
-              <w:t>double</w:t>
-            </w:r>
-            <w:proofErr w:type="spellEnd"/>
-          </w:p>
-        </w:tc>
-        <w:tc>
-          <w:tcPr>
-            <w:tcW w:w="4706" w:type="dxa"/>
-            <w:tcMar>
-              <w:top w:w="80" w:type="dxa"/>
-              <w:left w:w="90" w:type="dxa"/>
-              <w:bottom w:w="80" w:type="dxa"/>
-              <w:right w:w="90" w:type="dxa"/>
-            </w:tcMar>
-            <w:vAlign w:val="center"/>
-          </w:tcPr>
-          <w:p>
-            <w:pPr>
-              <w:spacing w:line="240" w:lineRule="auto"/>
-            </w:pPr>
-            <w:r>
-              <w:rPr>
-                <w:sz w:val="19"/>
-              </w:rPr>
-              <w:t xml:space="preserve">Вычисляет площадь по формуле </w:t>
-            </w:r>
-            <w:proofErr w:type="spellStart"/>
-            <w:r>
-              <w:rPr>
-                <w:sz w:val="19"/>
-              </w:rPr>
-              <w:t>width</w:t>
-            </w:r>
-            <w:proofErr w:type="spellEnd"/>
-            <w:r>
-              <w:rPr>
-                <w:sz w:val="19"/>
-              </w:rPr>
-              <w:t xml:space="preserve"> × </w:t>
-            </w:r>
-            <w:proofErr w:type="spellStart"/>
-            <w:r>
-              <w:rPr>
-                <w:sz w:val="19"/>
-              </w:rPr>
-              <w:t>height</w:t>
-            </w:r>
-            <w:proofErr w:type="spellEnd"/>
-            <w:r>
-              <w:rPr>
-                <w:sz w:val="19"/>
-              </w:rPr>
-              <w:t>.</w:t>
-            </w:r>
-          </w:p>
-        </w:tc>
-      </w:tr>
-      <w:tr>
-        <w:trPr>
-          <w:cantSplit/>
-          <w:jc w:val="center"/>
-        </w:trPr>
-        <w:tc>
-          <w:tcPr>
-            <w:tcW w:w="2948" w:type="dxa"/>
-            <w:tcMar>
-              <w:top w:w="80" w:type="dxa"/>
-              <w:left w:w="90" w:type="dxa"/>
-              <w:bottom w:w="80" w:type="dxa"/>
-              <w:right w:w="90" w:type="dxa"/>
-            </w:tcMar>
-            <w:vAlign w:val="center"/>
-          </w:tcPr>
-          <w:p>
-            <w:pPr>
-              <w:spacing w:line="240" w:lineRule="auto"/>
-            </w:pPr>
-            <w:r>
-              <w:rPr>
-                <w:sz w:val="19"/>
-              </w:rPr>
-              <w:t xml:space="preserve">+ </w:t>
-            </w:r>
-            <w:proofErr w:type="spellStart"/>
-            <w:r>
-              <w:rPr>
-                <w:sz w:val="19"/>
-              </w:rPr>
-              <w:t>CalculatePerimeter</w:t>
-            </w:r>
-            <w:proofErr w:type="spellEnd"/>
-            <w:r>
-              <w:rPr>
-                <w:sz w:val="19"/>
-              </w:rPr>
-              <w:t>()</w:t>
-            </w:r>
-          </w:p>
-        </w:tc>
-        <w:tc>
-          <w:tcPr>
-            <w:tcW w:w="1984" w:type="dxa"/>
-            <w:tcMar>
-              <w:top w:w="80" w:type="dxa"/>
-              <w:left w:w="90" w:type="dxa"/>
-              <w:bottom w:w="80" w:type="dxa"/>
-              <w:right w:w="90" w:type="dxa"/>
-            </w:tcMar>
-            <w:vAlign w:val="center"/>
-          </w:tcPr>
-          <w:p>
-            <w:pPr>
-              <w:spacing w:line="240" w:lineRule="auto"/>
-            </w:pPr>
-            <w:proofErr w:type="spellStart"/>
-            <w:r>
-              <w:rPr>
-                <w:sz w:val="19"/>
-              </w:rPr>
-              <w:t>double</w:t>
-            </w:r>
-            <w:proofErr w:type="spellEnd"/>
-          </w:p>
-        </w:tc>
-        <w:tc>
-          <w:tcPr>
-            <w:tcW w:w="4706" w:type="dxa"/>
-            <w:tcMar>
-              <w:top w:w="80" w:type="dxa"/>
-              <w:left w:w="90" w:type="dxa"/>
-              <w:bottom w:w="80" w:type="dxa"/>
-              <w:right w:w="90" w:type="dxa"/>
-            </w:tcMar>
-            <w:vAlign w:val="center"/>
-          </w:tcPr>
-          <w:p>
-            <w:pPr>
-              <w:spacing w:line="240" w:lineRule="auto"/>
-            </w:pPr>
-            <w:r>
-              <w:rPr>
-                <w:sz w:val="19"/>
-              </w:rPr>
-              <w:t>Вычисляет периметр по формуле 2 × (</w:t>
-            </w:r>
-            <w:proofErr w:type="spellStart"/>
-            <w:r>
-              <w:rPr>
-                <w:sz w:val="19"/>
-              </w:rPr>
-              <w:t>width</w:t>
-            </w:r>
-            <w:proofErr w:type="spellEnd"/>
-            <w:r>
-              <w:rPr>
-                <w:sz w:val="19"/>
-              </w:rPr>
-              <w:t xml:space="preserve"> + </w:t>
-            </w:r>
-            <w:proofErr w:type="spellStart"/>
-            <w:r>
-              <w:rPr>
-                <w:sz w:val="19"/>
-              </w:rPr>
-              <w:t>height</w:t>
-            </w:r>
-            <w:proofErr w:type="spellEnd"/>
-            <w:r>
-              <w:rPr>
-                <w:sz w:val="19"/>
-              </w:rPr>
-              <w:t>).</w:t>
-            </w:r>
-          </w:p>
-        </w:tc>
-      </w:tr>
-      <w:tr>
-        <w:trPr>
-          <w:cantSplit/>
-          <w:jc w:val="center"/>
-        </w:trPr>
-        <w:tc>
-          <w:tcPr>
-            <w:tcW w:w="2948" w:type="dxa"/>
-            <w:tcMar>
-              <w:top w:w="80" w:type="dxa"/>
-              <w:left w:w="90" w:type="dxa"/>
-              <w:bottom w:w="80" w:type="dxa"/>
-              <w:right w:w="90" w:type="dxa"/>
-            </w:tcMar>
-            <w:vAlign w:val="center"/>
-          </w:tcPr>
-          <w:p>
-            <w:pPr>
-              <w:spacing w:line="240" w:lineRule="auto"/>
-            </w:pPr>
-            <w:r>
-              <w:rPr>
-                <w:sz w:val="19"/>
-              </w:rPr>
-              <w:t xml:space="preserve">+ </w:t>
-            </w:r>
-            <w:proofErr w:type="spellStart"/>
-            <w:r>
-              <w:rPr>
-                <w:sz w:val="19"/>
-              </w:rPr>
-              <w:t>ToString</w:t>
-            </w:r>
-            <w:proofErr w:type="spellEnd"/>
-            <w:r>
-              <w:rPr>
-                <w:sz w:val="19"/>
-              </w:rPr>
-              <w:t>()</w:t>
-            </w:r>
-          </w:p>
-        </w:tc>
-        <w:tc>
-          <w:tcPr>
-            <w:tcW w:w="1984" w:type="dxa"/>
-            <w:tcMar>
-              <w:top w:w="80" w:type="dxa"/>
-              <w:left w:w="90" w:type="dxa"/>
-              <w:bottom w:w="80" w:type="dxa"/>
-              <w:right w:w="90" w:type="dxa"/>
-            </w:tcMar>
-            <w:vAlign w:val="center"/>
-          </w:tcPr>
-          <w:p>
-            <w:pPr>
-              <w:spacing w:line="240" w:lineRule="auto"/>
-            </w:pPr>
-            <w:proofErr w:type="spellStart"/>
-            <w:r>
-              <w:rPr>
-                <w:sz w:val="19"/>
-              </w:rPr>
-              <w:t>string</w:t>
-            </w:r>
-            <w:proofErr w:type="spellEnd"/>
-          </w:p>
-        </w:tc>
-        <w:tc>
-          <w:tcPr>
-            <w:tcW w:w="4706" w:type="dxa"/>
-            <w:tcMar>
-              <w:top w:w="80" w:type="dxa"/>
-              <w:left w:w="90" w:type="dxa"/>
-              <w:bottom w:w="80" w:type="dxa"/>
-              <w:right w:w="90" w:type="dxa"/>
-            </w:tcMar>
-            <w:vAlign w:val="center"/>
-          </w:tcPr>
-          <w:p>
-            <w:pPr>
-              <w:spacing w:line="240" w:lineRule="auto"/>
-            </w:pPr>
-            <w:r>
-              <w:rPr>
-                <w:sz w:val="19"/>
-              </w:rPr>
-              <w:t>Возвращает описание прямоугольника с размерами.</w:t>
-            </w:r>
-          </w:p>
-        </w:tc>
-      </w:tr>
-    </w:tbl>
-    <w:p>
-      <w:pPr>
-        <w:ind w:firstLine="709"/>
-      </w:pPr>
-      <w:r>
-        <w:t xml:space="preserve">Таблица 4 – Описание класса </w:t>
-      </w:r>
-      <w:proofErr w:type="spellStart"/>
-      <w:r>
-        <w:t>Triangle</w:t>
-      </w:r>
-      <w:proofErr w:type="spellEnd"/>
-    </w:p>
-    <w:tbl>
-      <w:tblPr>
-        <w:tblStyle w:val="ad"/>
-        <w:tblW w:w="0" w:type="auto"/>
-        <w:jc w:val="center"/>
-        <w:tblLook w:val="04A0" w:firstRow="1" w:lastRow="0" w:firstColumn="1" w:lastColumn="0" w:noHBand="0" w:noVBand="1"/>
-      </w:tblPr>
-      <w:tblGrid>
-        <w:gridCol w:w="2872"/>
-        <w:gridCol w:w="1951"/>
-        <w:gridCol w:w="4522"/>
-      </w:tblGrid>
-      <w:tr>
-        <w:trPr>
-          <w:tblHeader/>
-          <w:jc w:val="center"/>
-        </w:trPr>
-        <w:tc>
-          <w:tcPr>
-            <w:tcW w:w="2948" w:type="dxa"/>
-            <w:shd w:val="clear" w:color="auto" w:fill="D9E2F3"/>
-            <w:tcMar>
-              <w:top w:w="80" w:type="dxa"/>
-              <w:left w:w="90" w:type="dxa"/>
-              <w:bottom w:w="80" w:type="dxa"/>
-              <w:right w:w="90" w:type="dxa"/>
-            </w:tcMar>
-            <w:vAlign w:val="center"/>
-          </w:tcPr>
-          <w:p>
-            <w:pPr>
-              <w:spacing w:line="240" w:lineRule="auto"/>
-              <w:jc w:val="center"/>
-            </w:pPr>
-            <w:r>
-              <w:rPr>
-                <w:b/>
-                <w:sz w:val="21"/>
-              </w:rPr>
-              <w:t>Название</w:t>
-            </w:r>
-          </w:p>
-        </w:tc>
-        <w:tc>
-          <w:tcPr>
-            <w:tcW w:w="1984" w:type="dxa"/>
-            <w:shd w:val="clear" w:color="auto" w:fill="D9E2F3"/>
-            <w:tcMar>
-              <w:top w:w="80" w:type="dxa"/>
-              <w:left w:w="90" w:type="dxa"/>
-              <w:bottom w:w="80" w:type="dxa"/>
-              <w:right w:w="90" w:type="dxa"/>
-            </w:tcMar>
-            <w:vAlign w:val="center"/>
-          </w:tcPr>
-          <w:p>
-            <w:pPr>
-              <w:spacing w:line="240" w:lineRule="auto"/>
-              <w:jc w:val="center"/>
-            </w:pPr>
-            <w:r>
-              <w:rPr>
-                <w:b/>
-                <w:sz w:val="21"/>
-              </w:rPr>
-              <w:t>Тип</w:t>
-            </w:r>
-          </w:p>
-        </w:tc>
-        <w:tc>
-          <w:tcPr>
-            <w:tcW w:w="4706" w:type="dxa"/>
-            <w:shd w:val="clear" w:color="auto" w:fill="D9E2F3"/>
-            <w:tcMar>
-              <w:top w:w="80" w:type="dxa"/>
-              <w:left w:w="90" w:type="dxa"/>
-              <w:bottom w:w="80" w:type="dxa"/>
-              <w:right w:w="90" w:type="dxa"/>
-            </w:tcMar>
-            <w:vAlign w:val="center"/>
-          </w:tcPr>
-          <w:p>
-            <w:pPr>
-              <w:spacing w:line="240" w:lineRule="auto"/>
-              <w:jc w:val="center"/>
-            </w:pPr>
-            <w:r>
-              <w:rPr>
-                <w:b/>
-                <w:sz w:val="21"/>
-              </w:rPr>
-              <w:t>Описание</w:t>
-            </w:r>
-          </w:p>
-        </w:tc>
-      </w:tr>
-      <w:tr>
-        <w:trPr>
-          <w:jc w:val="center"/>
-        </w:trPr>
-        <w:tc>
-          <w:tcPr>
-            <w:tcW w:w="9638" w:type="dxa"/>
-            <w:gridSpan w:val="3"/>
-            <w:shd w:val="clear" w:color="auto" w:fill="EDEDED"/>
-            <w:tcMar>
-              <w:top w:w="80" w:type="dxa"/>
-              <w:left w:w="90" w:type="dxa"/>
-              <w:bottom w:w="80" w:type="dxa"/>
-              <w:right w:w="90" w:type="dxa"/>
-            </w:tcMar>
-            <w:vAlign w:val="center"/>
-          </w:tcPr>
-          <w:p>
-            <w:pPr>
-              <w:spacing w:line="240" w:lineRule="auto"/>
-              <w:jc w:val="center"/>
-            </w:pPr>
-            <w:r>
-              <w:rPr>
-                <w:sz w:val="21"/>
-              </w:rPr>
-              <w:t xml:space="preserve">Описание класса: </w:t>
-            </w:r>
-            <w:proofErr w:type="spellStart"/>
-            <w:r>
-              <w:rPr>
-                <w:sz w:val="21"/>
-              </w:rPr>
-              <w:t>Triangle</w:t>
-            </w:r>
-            <w:proofErr w:type="spellEnd"/>
-            <w:r>
-              <w:rPr>
-                <w:sz w:val="21"/>
-              </w:rPr>
-              <w:t xml:space="preserve"> реализует </w:t>
-            </w:r>
-            <w:proofErr w:type="spellStart"/>
-            <w:r>
-              <w:rPr>
-                <w:sz w:val="21"/>
-              </w:rPr>
-              <w:t>IShape</w:t>
-            </w:r>
-            <w:proofErr w:type="spellEnd"/>
-            <w:r>
-              <w:rPr>
-                <w:sz w:val="21"/>
-              </w:rPr>
-              <w:t>, представляет треугольник и проверяет условие существования по неравенству треугольника.</w:t>
-            </w:r>
-          </w:p>
-        </w:tc>
-      </w:tr>
-      <w:tr>
-        <w:trPr>
-          <w:jc w:val="center"/>
-        </w:trPr>
-        <w:tc>
-          <w:tcPr>
-            <w:tcW w:w="9638" w:type="dxa"/>
-            <w:gridSpan w:val="3"/>
-            <w:shd w:val="clear" w:color="auto" w:fill="F2F2F2"/>
-            <w:tcMar>
-              <w:top w:w="80" w:type="dxa"/>
-              <w:left w:w="90" w:type="dxa"/>
-              <w:bottom w:w="80" w:type="dxa"/>
-              <w:right w:w="90" w:type="dxa"/>
-            </w:tcMar>
-            <w:vAlign w:val="center"/>
-          </w:tcPr>
-          <w:p>
-            <w:pPr>
-              <w:spacing w:line="240" w:lineRule="auto"/>
-              <w:jc w:val="center"/>
-            </w:pPr>
-            <w:r>
-              <w:rPr>
-                <w:b/>
-                <w:sz w:val="20"/>
-              </w:rPr>
-              <w:t>Поля</w:t>
-            </w:r>
-          </w:p>
-        </w:tc>
-      </w:tr>
-      <w:tr>
-        <w:trPr>
-          <w:cantSplit/>
-          <w:jc w:val="center"/>
-        </w:trPr>
-        <w:tc>
-          <w:tcPr>
-            <w:tcW w:w="2948" w:type="dxa"/>
-            <w:tcMar>
-              <w:top w:w="80" w:type="dxa"/>
-              <w:left w:w="90" w:type="dxa"/>
-              <w:bottom w:w="80" w:type="dxa"/>
-              <w:right w:w="90" w:type="dxa"/>
-            </w:tcMar>
-            <w:vAlign w:val="center"/>
-          </w:tcPr>
-          <w:p>
-            <w:pPr>
-              <w:spacing w:line="240" w:lineRule="auto"/>
-            </w:pPr>
-            <w:r>
-              <w:rPr>
-                <w:sz w:val="19"/>
-              </w:rPr>
-              <w:t>− _</w:t>
-            </w:r>
-            <w:proofErr w:type="spellStart"/>
-            <w:r>
-              <w:rPr>
-                <w:sz w:val="19"/>
-              </w:rPr>
-              <w:t>sideA</w:t>
-            </w:r>
-            <w:proofErr w:type="spellEnd"/>
-          </w:p>
-        </w:tc>
-        <w:tc>
-          <w:tcPr>
-            <w:tcW w:w="1984" w:type="dxa"/>
-            <w:tcMar>
-              <w:top w:w="80" w:type="dxa"/>
-              <w:left w:w="90" w:type="dxa"/>
-              <w:bottom w:w="80" w:type="dxa"/>
-              <w:right w:w="90" w:type="dxa"/>
-            </w:tcMar>
-            <w:vAlign w:val="center"/>
-          </w:tcPr>
-          <w:p>
-            <w:pPr>
-              <w:spacing w:line="240" w:lineRule="auto"/>
-            </w:pPr>
-            <w:proofErr w:type="spellStart"/>
-            <w:r>
-              <w:rPr>
-                <w:sz w:val="19"/>
-              </w:rPr>
-              <w:t>double</w:t>
-            </w:r>
-            <w:proofErr w:type="spellEnd"/>
-          </w:p>
-        </w:tc>
-        <w:tc>
-          <w:tcPr>
-            <w:tcW w:w="4706" w:type="dxa"/>
-            <w:tcMar>
-              <w:top w:w="80" w:type="dxa"/>
-              <w:left w:w="90" w:type="dxa"/>
-              <w:bottom w:w="80" w:type="dxa"/>
-              <w:right w:w="90" w:type="dxa"/>
-            </w:tcMar>
-            <w:vAlign w:val="center"/>
-          </w:tcPr>
-          <w:p>
-            <w:pPr>
-              <w:spacing w:line="240" w:lineRule="auto"/>
-            </w:pPr>
-            <w:r>
-              <w:rPr>
-                <w:sz w:val="19"/>
-              </w:rPr>
-              <w:t>Первая сторона.</w:t>
-            </w:r>
-          </w:p>
-        </w:tc>
-      </w:tr>
-      <w:tr>
-        <w:trPr>
-          <w:cantSplit/>
-          <w:jc w:val="center"/>
-        </w:trPr>
-        <w:tc>
-          <w:tcPr>
-            <w:tcW w:w="2948" w:type="dxa"/>
-            <w:tcMar>
-              <w:top w:w="80" w:type="dxa"/>
-              <w:left w:w="90" w:type="dxa"/>
-              <w:bottom w:w="80" w:type="dxa"/>
-              <w:right w:w="90" w:type="dxa"/>
-            </w:tcMar>
-            <w:vAlign w:val="center"/>
-          </w:tcPr>
-          <w:p>
-            <w:pPr>
-              <w:spacing w:line="240" w:lineRule="auto"/>
-            </w:pPr>
-            <w:r>
-              <w:rPr>
-                <w:sz w:val="19"/>
-              </w:rPr>
-              <w:t>− _</w:t>
-            </w:r>
-            <w:proofErr w:type="spellStart"/>
-            <w:r>
-              <w:rPr>
-                <w:sz w:val="19"/>
-              </w:rPr>
-              <w:t>sideB</w:t>
-            </w:r>
-            <w:proofErr w:type="spellEnd"/>
-          </w:p>
-        </w:tc>
-        <w:tc>
-          <w:tcPr>
-            <w:tcW w:w="1984" w:type="dxa"/>
-            <w:tcMar>
-              <w:top w:w="80" w:type="dxa"/>
-              <w:left w:w="90" w:type="dxa"/>
-              <w:bottom w:w="80" w:type="dxa"/>
-              <w:right w:w="90" w:type="dxa"/>
-            </w:tcMar>
-            <w:vAlign w:val="center"/>
-          </w:tcPr>
-          <w:p>
-            <w:pPr>
-              <w:spacing w:line="240" w:lineRule="auto"/>
-            </w:pPr>
-            <w:proofErr w:type="spellStart"/>
-            <w:r>
-              <w:rPr>
-                <w:sz w:val="19"/>
-              </w:rPr>
-              <w:t>double</w:t>
-            </w:r>
-            <w:proofErr w:type="spellEnd"/>
-          </w:p>
-        </w:tc>
-        <w:tc>
-          <w:tcPr>
-            <w:tcW w:w="4706" w:type="dxa"/>
-            <w:tcMar>
-              <w:top w:w="80" w:type="dxa"/>
-              <w:left w:w="90" w:type="dxa"/>
-              <w:bottom w:w="80" w:type="dxa"/>
-              <w:right w:w="90" w:type="dxa"/>
-            </w:tcMar>
-            <w:vAlign w:val="center"/>
-          </w:tcPr>
-          <w:p>
-            <w:pPr>
-              <w:spacing w:line="240" w:lineRule="auto"/>
-            </w:pPr>
-            <w:r>
-              <w:rPr>
-                <w:sz w:val="19"/>
-              </w:rPr>
-              <w:t>Вторая сторона.</w:t>
-            </w:r>
-          </w:p>
-        </w:tc>
-      </w:tr>
-      <w:tr>
-        <w:trPr>
-          <w:cantSplit/>
-          <w:jc w:val="center"/>
-        </w:trPr>
-        <w:tc>
-          <w:tcPr>
-            <w:tcW w:w="2948" w:type="dxa"/>
-            <w:tcMar>
-              <w:top w:w="80" w:type="dxa"/>
-              <w:left w:w="90" w:type="dxa"/>
-              <w:bottom w:w="80" w:type="dxa"/>
-              <w:right w:w="90" w:type="dxa"/>
-            </w:tcMar>
-            <w:vAlign w:val="center"/>
-          </w:tcPr>
-          <w:p>
-            <w:pPr>
-              <w:spacing w:line="240" w:lineRule="auto"/>
-            </w:pPr>
-            <w:r>
-              <w:rPr>
-                <w:sz w:val="19"/>
-              </w:rPr>
-              <w:t>− _</w:t>
-            </w:r>
-            <w:proofErr w:type="spellStart"/>
-            <w:r>
-              <w:rPr>
-                <w:sz w:val="19"/>
-              </w:rPr>
-              <w:t>sideC</w:t>
-            </w:r>
-            <w:proofErr w:type="spellEnd"/>
-          </w:p>
-        </w:tc>
-        <w:tc>
-          <w:tcPr>
-            <w:tcW w:w="1984" w:type="dxa"/>
-            <w:tcMar>
-              <w:top w:w="80" w:type="dxa"/>
-              <w:left w:w="90" w:type="dxa"/>
-              <w:bottom w:w="80" w:type="dxa"/>
-              <w:right w:w="90" w:type="dxa"/>
-            </w:tcMar>
-            <w:vAlign w:val="center"/>
-          </w:tcPr>
-          <w:p>
-            <w:pPr>
-              <w:spacing w:line="240" w:lineRule="auto"/>
-            </w:pPr>
-            <w:proofErr w:type="spellStart"/>
-            <w:r>
-              <w:rPr>
-                <w:sz w:val="19"/>
-              </w:rPr>
-              <w:t>double</w:t>
-            </w:r>
-            <w:proofErr w:type="spellEnd"/>
-          </w:p>
-        </w:tc>
-        <w:tc>
-          <w:tcPr>
-            <w:tcW w:w="4706" w:type="dxa"/>
-            <w:tcMar>
-              <w:top w:w="80" w:type="dxa"/>
-              <w:left w:w="90" w:type="dxa"/>
-              <w:bottom w:w="80" w:type="dxa"/>
-              <w:right w:w="90" w:type="dxa"/>
-            </w:tcMar>
-            <w:vAlign w:val="center"/>
-          </w:tcPr>
-          <w:p>
-            <w:pPr>
-              <w:spacing w:line="240" w:lineRule="auto"/>
-            </w:pPr>
-            <w:r>
-              <w:rPr>
-                <w:sz w:val="19"/>
-              </w:rPr>
-              <w:t>Третья сторона.</w:t>
-            </w:r>
-          </w:p>
-        </w:tc>
-      </w:tr>
-      <w:tr>
-        <w:trPr>
-          <w:jc w:val="center"/>
-        </w:trPr>
-        <w:tc>
-          <w:tcPr>
-            <w:tcW w:w="9638" w:type="dxa"/>
-            <w:gridSpan w:val="3"/>
-            <w:shd w:val="clear" w:color="auto" w:fill="F2F2F2"/>
-            <w:tcMar>
-              <w:top w:w="80" w:type="dxa"/>
-              <w:left w:w="90" w:type="dxa"/>
-              <w:bottom w:w="80" w:type="dxa"/>
-              <w:right w:w="90" w:type="dxa"/>
-            </w:tcMar>
-            <w:vAlign w:val="center"/>
-          </w:tcPr>
-          <w:p>
-            <w:pPr>
-              <w:spacing w:line="240" w:lineRule="auto"/>
-              <w:jc w:val="center"/>
-            </w:pPr>
-            <w:r>
-              <w:rPr>
-                <w:b/>
-                <w:sz w:val="20"/>
-              </w:rPr>
-              <w:t>Свойства</w:t>
-            </w:r>
-          </w:p>
-        </w:tc>
-      </w:tr>
-      <w:tr>
-        <w:trPr>
-          <w:cantSplit/>
-          <w:jc w:val="center"/>
-        </w:trPr>
-        <w:tc>
-          <w:tcPr>
-            <w:tcW w:w="2948" w:type="dxa"/>
-            <w:tcMar>
-              <w:top w:w="80" w:type="dxa"/>
-              <w:left w:w="90" w:type="dxa"/>
-              <w:bottom w:w="80" w:type="dxa"/>
-              <w:right w:w="90" w:type="dxa"/>
-            </w:tcMar>
-            <w:vAlign w:val="center"/>
-          </w:tcPr>
-          <w:p>
-            <w:pPr>
-              <w:spacing w:line="240" w:lineRule="auto"/>
-            </w:pPr>
-            <w:r>
-              <w:rPr>
-                <w:sz w:val="19"/>
-              </w:rPr>
-              <w:t xml:space="preserve">+ </w:t>
-            </w:r>
-            <w:proofErr w:type="spellStart"/>
-            <w:r>
-              <w:rPr>
-                <w:sz w:val="19"/>
-              </w:rPr>
-              <w:t>SideA</w:t>
-            </w:r>
-            <w:proofErr w:type="spellEnd"/>
-          </w:p>
-        </w:tc>
-        <w:tc>
-          <w:tcPr>
-            <w:tcW w:w="1984" w:type="dxa"/>
-            <w:tcMar>
-              <w:top w:w="80" w:type="dxa"/>
-              <w:left w:w="90" w:type="dxa"/>
-              <w:bottom w:w="80" w:type="dxa"/>
-              <w:right w:w="90" w:type="dxa"/>
-            </w:tcMar>
-            <w:vAlign w:val="center"/>
-          </w:tcPr>
-          <w:p>
-            <w:pPr>
-              <w:spacing w:line="240" w:lineRule="auto"/>
-            </w:pPr>
-            <w:proofErr w:type="spellStart"/>
-            <w:r>
-              <w:rPr>
-                <w:sz w:val="19"/>
-              </w:rPr>
-              <w:t>double</w:t>
-            </w:r>
-            <w:proofErr w:type="spellEnd"/>
-          </w:p>
-        </w:tc>
-        <w:tc>
-          <w:tcPr>
-            <w:tcW w:w="4706" w:type="dxa"/>
-            <w:tcMar>
-              <w:top w:w="80" w:type="dxa"/>
-              <w:left w:w="90" w:type="dxa"/>
-              <w:bottom w:w="80" w:type="dxa"/>
-              <w:right w:w="90" w:type="dxa"/>
-            </w:tcMar>
-            <w:vAlign w:val="center"/>
-          </w:tcPr>
-          <w:p>
-            <w:pPr>
-              <w:spacing w:line="240" w:lineRule="auto"/>
-            </w:pPr>
-            <w:r>
-              <w:rPr>
-                <w:sz w:val="19"/>
-              </w:rPr>
-              <w:t>Возвращает первую сторону.</w:t>
-            </w:r>
-          </w:p>
-        </w:tc>
-      </w:tr>
-      <w:tr>
-        <w:trPr>
-          <w:cantSplit/>
-          <w:jc w:val="center"/>
-        </w:trPr>
-        <w:tc>
-          <w:tcPr>
-            <w:tcW w:w="2948" w:type="dxa"/>
-            <w:tcMar>
-              <w:top w:w="80" w:type="dxa"/>
-              <w:left w:w="90" w:type="dxa"/>
-              <w:bottom w:w="80" w:type="dxa"/>
-              <w:right w:w="90" w:type="dxa"/>
-            </w:tcMar>
-            <w:vAlign w:val="center"/>
-          </w:tcPr>
-          <w:p>
-            <w:pPr>
-              <w:spacing w:line="240" w:lineRule="auto"/>
-            </w:pPr>
-            <w:r>
-              <w:rPr>
-                <w:sz w:val="19"/>
-              </w:rPr>
-              <w:t xml:space="preserve">+ </w:t>
-            </w:r>
-            <w:proofErr w:type="spellStart"/>
-            <w:r>
-              <w:rPr>
-                <w:sz w:val="19"/>
-              </w:rPr>
-              <w:t>SideB</w:t>
-            </w:r>
-            <w:proofErr w:type="spellEnd"/>
-          </w:p>
-        </w:tc>
-        <w:tc>
-          <w:tcPr>
-            <w:tcW w:w="1984" w:type="dxa"/>
-            <w:tcMar>
-              <w:top w:w="80" w:type="dxa"/>
-              <w:left w:w="90" w:type="dxa"/>
-              <w:bottom w:w="80" w:type="dxa"/>
-              <w:right w:w="90" w:type="dxa"/>
-            </w:tcMar>
-            <w:vAlign w:val="center"/>
-          </w:tcPr>
-          <w:p>
-            <w:pPr>
-              <w:spacing w:line="240" w:lineRule="auto"/>
-            </w:pPr>
-            <w:proofErr w:type="spellStart"/>
-            <w:r>
-              <w:rPr>
-                <w:sz w:val="19"/>
-              </w:rPr>
-              <w:t>double</w:t>
-            </w:r>
-            <w:proofErr w:type="spellEnd"/>
-          </w:p>
-        </w:tc>
-        <w:tc>
-          <w:tcPr>
-            <w:tcW w:w="4706" w:type="dxa"/>
-            <w:tcMar>
-              <w:top w:w="80" w:type="dxa"/>
-              <w:left w:w="90" w:type="dxa"/>
-              <w:bottom w:w="80" w:type="dxa"/>
-              <w:right w:w="90" w:type="dxa"/>
-            </w:tcMar>
-            <w:vAlign w:val="center"/>
-          </w:tcPr>
-          <w:p>
-            <w:pPr>
-              <w:spacing w:line="240" w:lineRule="auto"/>
-            </w:pPr>
-            <w:r>
-              <w:rPr>
-                <w:sz w:val="19"/>
-              </w:rPr>
-              <w:t>Возвращает вторую сторону.</w:t>
-            </w:r>
-          </w:p>
-        </w:tc>
-      </w:tr>
-      <w:tr>
-        <w:trPr>
-          <w:cantSplit/>
-          <w:jc w:val="center"/>
-        </w:trPr>
-        <w:tc>
-          <w:tcPr>
-            <w:tcW w:w="2948" w:type="dxa"/>
-            <w:tcMar>
-              <w:top w:w="80" w:type="dxa"/>
-              <w:left w:w="90" w:type="dxa"/>
-              <w:bottom w:w="80" w:type="dxa"/>
-              <w:right w:w="90" w:type="dxa"/>
-            </w:tcMar>
-            <w:vAlign w:val="center"/>
-          </w:tcPr>
-          <w:p>
-            <w:pPr>
-              <w:spacing w:line="240" w:lineRule="auto"/>
-            </w:pPr>
-            <w:r>
-              <w:rPr>
-                <w:sz w:val="19"/>
-              </w:rPr>
-              <w:t xml:space="preserve">+ </w:t>
-            </w:r>
-            <w:proofErr w:type="spellStart"/>
-            <w:r>
-              <w:rPr>
-                <w:sz w:val="19"/>
-              </w:rPr>
-              <w:t>SideC</w:t>
-            </w:r>
-            <w:proofErr w:type="spellEnd"/>
-          </w:p>
-        </w:tc>
-        <w:tc>
-          <w:tcPr>
-            <w:tcW w:w="1984" w:type="dxa"/>
-            <w:tcMar>
-              <w:top w:w="80" w:type="dxa"/>
-              <w:left w:w="90" w:type="dxa"/>
-              <w:bottom w:w="80" w:type="dxa"/>
-              <w:right w:w="90" w:type="dxa"/>
-            </w:tcMar>
-            <w:vAlign w:val="center"/>
-          </w:tcPr>
-          <w:p>
-            <w:pPr>
-              <w:spacing w:line="240" w:lineRule="auto"/>
-            </w:pPr>
-            <w:proofErr w:type="spellStart"/>
-            <w:r>
-              <w:rPr>
-                <w:sz w:val="19"/>
-              </w:rPr>
-              <w:t>double</w:t>
-            </w:r>
-            <w:proofErr w:type="spellEnd"/>
-          </w:p>
-        </w:tc>
-        <w:tc>
-          <w:tcPr>
-            <w:tcW w:w="4706" w:type="dxa"/>
-            <w:tcMar>
-              <w:top w:w="80" w:type="dxa"/>
-              <w:left w:w="90" w:type="dxa"/>
-              <w:bottom w:w="80" w:type="dxa"/>
-              <w:right w:w="90" w:type="dxa"/>
-            </w:tcMar>
-            <w:vAlign w:val="center"/>
-          </w:tcPr>
-          <w:p>
-            <w:pPr>
-              <w:spacing w:line="240" w:lineRule="auto"/>
-            </w:pPr>
-            <w:r>
-              <w:rPr>
-                <w:sz w:val="19"/>
-              </w:rPr>
-              <w:t>Возвращает третью сторону.</w:t>
-            </w:r>
-          </w:p>
-        </w:tc>
-      </w:tr>
-      <w:tr>
-        <w:trPr>
-          <w:cantSplit/>
-          <w:jc w:val="center"/>
-        </w:trPr>
-        <w:tc>
-          <w:tcPr>
-            <w:tcW w:w="2948" w:type="dxa"/>
-            <w:tcMar>
-              <w:top w:w="80" w:type="dxa"/>
-              <w:left w:w="90" w:type="dxa"/>
-              <w:bottom w:w="80" w:type="dxa"/>
-              <w:right w:w="90" w:type="dxa"/>
-            </w:tcMar>
-            <w:vAlign w:val="center"/>
-          </w:tcPr>
-          <w:p>
-            <w:pPr>
-              <w:spacing w:line="240" w:lineRule="auto"/>
-            </w:pPr>
-            <w:r>
-              <w:rPr>
-                <w:sz w:val="19"/>
-              </w:rPr>
-              <w:t>+ Name</w:t>
-            </w:r>
-          </w:p>
-        </w:tc>
-        <w:tc>
-          <w:tcPr>
-            <w:tcW w:w="1984" w:type="dxa"/>
-            <w:tcMar>
-              <w:top w:w="80" w:type="dxa"/>
-              <w:left w:w="90" w:type="dxa"/>
-              <w:bottom w:w="80" w:type="dxa"/>
-              <w:right w:w="90" w:type="dxa"/>
-            </w:tcMar>
-            <w:vAlign w:val="center"/>
-          </w:tcPr>
-          <w:p>
-            <w:pPr>
-              <w:spacing w:line="240" w:lineRule="auto"/>
-            </w:pPr>
-            <w:proofErr w:type="spellStart"/>
-            <w:r>
-              <w:rPr>
-                <w:sz w:val="19"/>
-              </w:rPr>
-              <w:t>string</w:t>
-            </w:r>
-            <w:proofErr w:type="spellEnd"/>
-          </w:p>
-        </w:tc>
-        <w:tc>
-          <w:tcPr>
-            <w:tcW w:w="4706" w:type="dxa"/>
-            <w:tcMar>
-              <w:top w:w="80" w:type="dxa"/>
-              <w:left w:w="90" w:type="dxa"/>
-              <w:bottom w:w="80" w:type="dxa"/>
-              <w:right w:w="90" w:type="dxa"/>
-            </w:tcMar>
-            <w:vAlign w:val="center"/>
-          </w:tcPr>
-          <w:p>
-            <w:pPr>
-              <w:spacing w:line="240" w:lineRule="auto"/>
-            </w:pPr>
-            <w:r>
-              <w:rPr>
-                <w:sz w:val="19"/>
-              </w:rPr>
-              <w:t>Возвращает строку «Треугольник».</w:t>
-            </w:r>
-          </w:p>
-        </w:tc>
-      </w:tr>
-      <w:tr>
-        <w:trPr>
-          <w:jc w:val="center"/>
-        </w:trPr>
-        <w:tc>
-          <w:tcPr>
-            <w:tcW w:w="9638" w:type="dxa"/>
-            <w:gridSpan w:val="3"/>
-            <w:shd w:val="clear" w:color="auto" w:fill="F2F2F2"/>
-            <w:tcMar>
-              <w:top w:w="80" w:type="dxa"/>
-              <w:left w:w="90" w:type="dxa"/>
-              <w:bottom w:w="80" w:type="dxa"/>
-              <w:right w:w="90" w:type="dxa"/>
-            </w:tcMar>
-            <w:vAlign w:val="center"/>
-          </w:tcPr>
-          <w:p>
-            <w:pPr>
-              <w:spacing w:line="240" w:lineRule="auto"/>
-              <w:jc w:val="center"/>
-            </w:pPr>
-            <w:r>
-              <w:rPr>
-                <w:b/>
-                <w:sz w:val="20"/>
-              </w:rPr>
-              <w:t>Методы</w:t>
-            </w:r>
-          </w:p>
-        </w:tc>
-      </w:tr>
-      <w:tr>
-        <w:trPr>
-          <w:cantSplit/>
-          <w:jc w:val="center"/>
-        </w:trPr>
-        <w:tc>
-          <w:tcPr>
-            <w:tcW w:w="2948" w:type="dxa"/>
-            <w:tcMar>
-              <w:top w:w="80" w:type="dxa"/>
-              <w:left w:w="90" w:type="dxa"/>
-              <w:bottom w:w="80" w:type="dxa"/>
-              <w:right w:w="90" w:type="dxa"/>
-            </w:tcMar>
-            <w:vAlign w:val="center"/>
-          </w:tcPr>
-          <w:p>
-            <w:pPr>
-              <w:spacing w:line="240" w:lineRule="auto"/>
-              <w:rPr>
-                <w:lang w:val="en-US"/>
-              </w:rPr>
-            </w:pPr>
-            <w:r>
-              <w:rPr>
-                <w:sz w:val="19"/>
-                <w:lang w:val="en-US"/>
-              </w:rPr>
-              <w:t xml:space="preserve">+ Triangle(double </w:t>
-            </w:r>
-            <w:proofErr w:type="spellStart"/>
-            <w:r>
-              <w:rPr>
-                <w:sz w:val="19"/>
-                <w:lang w:val="en-US"/>
-              </w:rPr>
-              <w:t>sideA</w:t>
-            </w:r>
-            <w:proofErr w:type="spellEnd"/>
-            <w:r>
-              <w:rPr>
-                <w:sz w:val="19"/>
-                <w:lang w:val="en-US"/>
-              </w:rPr>
-              <w:t xml:space="preserve">, double </w:t>
-            </w:r>
-            <w:proofErr w:type="spellStart"/>
-            <w:r>
-              <w:rPr>
-                <w:sz w:val="19"/>
-                <w:lang w:val="en-US"/>
-              </w:rPr>
-              <w:t>sideB</w:t>
-            </w:r>
-            <w:proofErr w:type="spellEnd"/>
-            <w:r>
-              <w:rPr>
-                <w:sz w:val="19"/>
-                <w:lang w:val="en-US"/>
-              </w:rPr>
-              <w:t xml:space="preserve">, double </w:t>
-            </w:r>
-            <w:proofErr w:type="spellStart"/>
-            <w:r>
-              <w:rPr>
-                <w:sz w:val="19"/>
-                <w:lang w:val="en-US"/>
-              </w:rPr>
-              <w:t>sideC</w:t>
-            </w:r>
-            <w:proofErr w:type="spellEnd"/>
-            <w:r>
-              <w:rPr>
-                <w:sz w:val="19"/>
-                <w:lang w:val="en-US"/>
-              </w:rPr>
-              <w:t>)</w:t>
-            </w:r>
-          </w:p>
-        </w:tc>
-        <w:tc>
-          <w:tcPr>
-            <w:tcW w:w="1984" w:type="dxa"/>
-            <w:tcMar>
-              <w:top w:w="80" w:type="dxa"/>
-              <w:left w:w="90" w:type="dxa"/>
-              <w:bottom w:w="80" w:type="dxa"/>
-              <w:right w:w="90" w:type="dxa"/>
-            </w:tcMar>
-            <w:vAlign w:val="center"/>
-          </w:tcPr>
-          <w:p>
-            <w:pPr>
-              <w:spacing w:line="240" w:lineRule="auto"/>
-            </w:pPr>
-            <w:r>
-              <w:rPr>
-                <w:sz w:val="19"/>
-              </w:rPr>
-              <w:t>—</w:t>
-            </w:r>
-          </w:p>
-        </w:tc>
-        <w:tc>
-          <w:tcPr>
-            <w:tcW w:w="4706" w:type="dxa"/>
-            <w:tcMar>
-              <w:top w:w="80" w:type="dxa"/>
-              <w:left w:w="90" w:type="dxa"/>
-              <w:bottom w:w="80" w:type="dxa"/>
-              <w:right w:w="90" w:type="dxa"/>
-            </w:tcMar>
-            <w:vAlign w:val="center"/>
-          </w:tcPr>
-          <w:p>
-            <w:pPr>
-              <w:spacing w:line="240" w:lineRule="auto"/>
-            </w:pPr>
-            <w:r>
-              <w:rPr>
-                <w:sz w:val="19"/>
-              </w:rPr>
-              <w:t>Конструктор; проверяет положительность сторон и существование треугольника.</w:t>
-            </w:r>
-          </w:p>
-        </w:tc>
-      </w:tr>
-      <w:tr>
-        <w:trPr>
-          <w:cantSplit/>
-          <w:jc w:val="center"/>
-        </w:trPr>
-        <w:tc>
-          <w:tcPr>
-            <w:tcW w:w="2948" w:type="dxa"/>
-            <w:tcMar>
-              <w:top w:w="80" w:type="dxa"/>
-              <w:left w:w="90" w:type="dxa"/>
-              <w:bottom w:w="80" w:type="dxa"/>
-              <w:right w:w="90" w:type="dxa"/>
-            </w:tcMar>
-            <w:vAlign w:val="center"/>
-          </w:tcPr>
-          <w:p>
-            <w:pPr>
-              <w:spacing w:line="240" w:lineRule="auto"/>
-            </w:pPr>
-            <w:r>
-              <w:rPr>
-                <w:sz w:val="19"/>
-              </w:rPr>
-              <w:t xml:space="preserve">− </w:t>
-            </w:r>
-            <w:proofErr w:type="spellStart"/>
-            <w:r>
-              <w:rPr>
-                <w:sz w:val="19"/>
-              </w:rPr>
-              <w:t>ValidateTriangle</w:t>
-            </w:r>
-            <w:proofErr w:type="spellEnd"/>
-            <w:r>
-              <w:rPr>
-                <w:sz w:val="19"/>
-              </w:rPr>
-              <w:t>()</w:t>
-            </w:r>
-          </w:p>
-        </w:tc>
-        <w:tc>
-          <w:tcPr>
-            <w:tcW w:w="1984" w:type="dxa"/>
-            <w:tcMar>
-              <w:top w:w="80" w:type="dxa"/>
-              <w:left w:w="90" w:type="dxa"/>
-              <w:bottom w:w="80" w:type="dxa"/>
-              <w:right w:w="90" w:type="dxa"/>
-            </w:tcMar>
-            <w:vAlign w:val="center"/>
-          </w:tcPr>
-          <w:p>
-            <w:pPr>
-              <w:spacing w:line="240" w:lineRule="auto"/>
-            </w:pPr>
-            <w:proofErr w:type="spellStart"/>
-            <w:r>
-              <w:rPr>
-                <w:sz w:val="19"/>
-              </w:rPr>
-              <w:t>void</w:t>
-            </w:r>
-            <w:proofErr w:type="spellEnd"/>
-          </w:p>
-        </w:tc>
-        <w:tc>
-          <w:tcPr>
-            <w:tcW w:w="4706" w:type="dxa"/>
-            <w:tcMar>
-              <w:top w:w="80" w:type="dxa"/>
-              <w:left w:w="90" w:type="dxa"/>
-              <w:bottom w:w="80" w:type="dxa"/>
-              <w:right w:w="90" w:type="dxa"/>
-            </w:tcMar>
-            <w:vAlign w:val="center"/>
-          </w:tcPr>
-          <w:p>
-            <w:pPr>
-              <w:spacing w:line="240" w:lineRule="auto"/>
-            </w:pPr>
-            <w:r>
-              <w:rPr>
-                <w:sz w:val="19"/>
-              </w:rPr>
-              <w:t>Проверяет, что сумма любых двух сторон больше третьей.</w:t>
-            </w:r>
-          </w:p>
-        </w:tc>
-      </w:tr>
-      <w:tr>
-        <w:trPr>
-          <w:cantSplit/>
-          <w:jc w:val="center"/>
-        </w:trPr>
-        <w:tc>
-          <w:tcPr>
-            <w:tcW w:w="2948" w:type="dxa"/>
-            <w:tcMar>
-              <w:top w:w="80" w:type="dxa"/>
-              <w:left w:w="90" w:type="dxa"/>
-              <w:bottom w:w="80" w:type="dxa"/>
-              <w:right w:w="90" w:type="dxa"/>
-            </w:tcMar>
-            <w:vAlign w:val="center"/>
-          </w:tcPr>
-          <w:p>
-            <w:pPr>
-              <w:spacing w:line="240" w:lineRule="auto"/>
-            </w:pPr>
-            <w:r>
-              <w:rPr>
-                <w:sz w:val="19"/>
-              </w:rPr>
-              <w:t xml:space="preserve">+ </w:t>
-            </w:r>
-            <w:proofErr w:type="spellStart"/>
-            <w:r>
-              <w:rPr>
-                <w:sz w:val="19"/>
-              </w:rPr>
-              <w:t>CalculateArea</w:t>
-            </w:r>
-            <w:proofErr w:type="spellEnd"/>
-            <w:r>
-              <w:rPr>
-                <w:sz w:val="19"/>
-              </w:rPr>
-              <w:t>()</w:t>
-            </w:r>
-          </w:p>
-        </w:tc>
-        <w:tc>
-          <w:tcPr>
-            <w:tcW w:w="1984" w:type="dxa"/>
-            <w:tcMar>
-              <w:top w:w="80" w:type="dxa"/>
-              <w:left w:w="90" w:type="dxa"/>
-              <w:bottom w:w="80" w:type="dxa"/>
-              <w:right w:w="90" w:type="dxa"/>
-            </w:tcMar>
-            <w:vAlign w:val="center"/>
-          </w:tcPr>
-          <w:p>
-            <w:pPr>
-              <w:spacing w:line="240" w:lineRule="auto"/>
-            </w:pPr>
-            <w:proofErr w:type="spellStart"/>
-            <w:r>
-              <w:rPr>
-                <w:sz w:val="19"/>
-              </w:rPr>
-              <w:t>double</w:t>
-            </w:r>
-            <w:proofErr w:type="spellEnd"/>
-          </w:p>
-        </w:tc>
-        <w:tc>
-          <w:tcPr>
-            <w:tcW w:w="4706" w:type="dxa"/>
-            <w:tcMar>
-              <w:top w:w="80" w:type="dxa"/>
-              <w:left w:w="90" w:type="dxa"/>
-              <w:bottom w:w="80" w:type="dxa"/>
-              <w:right w:w="90" w:type="dxa"/>
-            </w:tcMar>
-            <w:vAlign w:val="center"/>
-          </w:tcPr>
-          <w:p>
-            <w:pPr>
-              <w:spacing w:line="240" w:lineRule="auto"/>
-            </w:pPr>
-            <w:r>
-              <w:rPr>
-                <w:sz w:val="19"/>
-              </w:rPr>
-              <w:t>Вычисляет площадь по формуле Герона.</w:t>
-            </w:r>
-          </w:p>
-        </w:tc>
-      </w:tr>
-      <w:tr>
-        <w:trPr>
-          <w:cantSplit/>
-          <w:jc w:val="center"/>
-        </w:trPr>
-        <w:tc>
-          <w:tcPr>
-            <w:tcW w:w="2948" w:type="dxa"/>
-            <w:tcMar>
-              <w:top w:w="80" w:type="dxa"/>
-              <w:left w:w="90" w:type="dxa"/>
-              <w:bottom w:w="80" w:type="dxa"/>
-              <w:right w:w="90" w:type="dxa"/>
-            </w:tcMar>
-            <w:vAlign w:val="center"/>
-          </w:tcPr>
-          <w:p>
-            <w:pPr>
-              <w:spacing w:line="240" w:lineRule="auto"/>
-            </w:pPr>
-            <w:r>
-              <w:rPr>
-                <w:sz w:val="19"/>
-              </w:rPr>
-              <w:t xml:space="preserve">+ </w:t>
-            </w:r>
-            <w:proofErr w:type="spellStart"/>
-            <w:r>
-              <w:rPr>
-                <w:sz w:val="19"/>
-              </w:rPr>
-              <w:t>CalculatePerimeter</w:t>
-            </w:r>
-            <w:proofErr w:type="spellEnd"/>
-            <w:r>
-              <w:rPr>
-                <w:sz w:val="19"/>
-              </w:rPr>
-              <w:t>()</w:t>
-            </w:r>
-          </w:p>
-        </w:tc>
-        <w:tc>
-          <w:tcPr>
-            <w:tcW w:w="1984" w:type="dxa"/>
-            <w:tcMar>
-              <w:top w:w="80" w:type="dxa"/>
-              <w:left w:w="90" w:type="dxa"/>
-              <w:bottom w:w="80" w:type="dxa"/>
-              <w:right w:w="90" w:type="dxa"/>
-            </w:tcMar>
-            <w:vAlign w:val="center"/>
-          </w:tcPr>
-          <w:p>
-            <w:pPr>
-              <w:spacing w:line="240" w:lineRule="auto"/>
-            </w:pPr>
-            <w:proofErr w:type="spellStart"/>
-            <w:r>
-              <w:rPr>
-                <w:sz w:val="19"/>
-              </w:rPr>
-              <w:t>double</w:t>
-            </w:r>
-            <w:proofErr w:type="spellEnd"/>
-          </w:p>
-        </w:tc>
-        <w:tc>
-          <w:tcPr>
-            <w:tcW w:w="4706" w:type="dxa"/>
-            <w:tcMar>
-              <w:top w:w="80" w:type="dxa"/>
-              <w:left w:w="90" w:type="dxa"/>
-              <w:bottom w:w="80" w:type="dxa"/>
-              <w:right w:w="90" w:type="dxa"/>
-            </w:tcMar>
-            <w:vAlign w:val="center"/>
-          </w:tcPr>
-          <w:p>
-            <w:pPr>
-              <w:spacing w:line="240" w:lineRule="auto"/>
-            </w:pPr>
-            <w:r>
-              <w:rPr>
-                <w:sz w:val="19"/>
-              </w:rPr>
-              <w:t>Возвращает сумму трёх сторон.</w:t>
-            </w:r>
-          </w:p>
-        </w:tc>
-      </w:tr>
-      <w:tr>
-        <w:trPr>
-          <w:cantSplit/>
-          <w:jc w:val="center"/>
-        </w:trPr>
-        <w:tc>
-          <w:tcPr>
-            <w:tcW w:w="2948" w:type="dxa"/>
-            <w:tcMar>
-              <w:top w:w="80" w:type="dxa"/>
-              <w:left w:w="90" w:type="dxa"/>
-              <w:bottom w:w="80" w:type="dxa"/>
-              <w:right w:w="90" w:type="dxa"/>
-            </w:tcMar>
-            <w:vAlign w:val="center"/>
-          </w:tcPr>
-          <w:p>
-            <w:pPr>
-              <w:spacing w:line="240" w:lineRule="auto"/>
-            </w:pPr>
-            <w:r>
-              <w:rPr>
-                <w:sz w:val="19"/>
-              </w:rPr>
-              <w:t xml:space="preserve">+ </w:t>
-            </w:r>
-            <w:proofErr w:type="spellStart"/>
-            <w:r>
-              <w:rPr>
-                <w:sz w:val="19"/>
-              </w:rPr>
-              <w:t>ToString</w:t>
-            </w:r>
-            <w:proofErr w:type="spellEnd"/>
-            <w:r>
-              <w:rPr>
-                <w:sz w:val="19"/>
-              </w:rPr>
-              <w:t>()</w:t>
-            </w:r>
-          </w:p>
-        </w:tc>
-        <w:tc>
-          <w:tcPr>
-            <w:tcW w:w="1984" w:type="dxa"/>
-            <w:tcMar>
-              <w:top w:w="80" w:type="dxa"/>
-              <w:left w:w="90" w:type="dxa"/>
-              <w:bottom w:w="80" w:type="dxa"/>
-              <w:right w:w="90" w:type="dxa"/>
-            </w:tcMar>
-            <w:vAlign w:val="center"/>
-          </w:tcPr>
-          <w:p>
-            <w:pPr>
-              <w:spacing w:line="240" w:lineRule="auto"/>
-            </w:pPr>
-            <w:proofErr w:type="spellStart"/>
-            <w:r>
-              <w:rPr>
-                <w:sz w:val="19"/>
-              </w:rPr>
-              <w:t>string</w:t>
-            </w:r>
-            <w:proofErr w:type="spellEnd"/>
-          </w:p>
-        </w:tc>
-        <w:tc>
-          <w:tcPr>
-            <w:tcW w:w="4706" w:type="dxa"/>
-            <w:tcMar>
-              <w:top w:w="80" w:type="dxa"/>
-              <w:left w:w="90" w:type="dxa"/>
-              <w:bottom w:w="80" w:type="dxa"/>
-              <w:right w:w="90" w:type="dxa"/>
-            </w:tcMar>
-            <w:vAlign w:val="center"/>
-          </w:tcPr>
-          <w:p>
-            <w:pPr>
-              <w:spacing w:line="240" w:lineRule="auto"/>
-            </w:pPr>
-            <w:r>
-              <w:rPr>
-                <w:sz w:val="19"/>
-              </w:rPr>
-              <w:t>Возвращает строковое описание треугольника.</w:t>
-            </w:r>
-          </w:p>
-        </w:tc>
-      </w:tr>
-      <w:tr>
-        <w:trPr>
-          <w:cantSplit/>
-          <w:jc w:val="center"/>
-        </w:trPr>
-        <w:tc>
-          <w:tcPr>
-            <w:tcW w:w="2948" w:type="dxa"/>
-            <w:tcMar>
-              <w:top w:w="80" w:type="dxa"/>
-              <w:left w:w="90" w:type="dxa"/>
-              <w:bottom w:w="80" w:type="dxa"/>
-              <w:right w:w="90" w:type="dxa"/>
-            </w:tcMar>
-            <w:vAlign w:val="center"/>
-          </w:tcPr>
-          <w:p>
-            <w:pPr>
-              <w:spacing w:line="240" w:lineRule="auto"/>
-              <w:rPr>
-                <w:lang w:val="en-US"/>
-              </w:rPr>
-            </w:pPr>
-            <w:r>
-              <w:rPr>
-                <w:sz w:val="19"/>
-                <w:lang w:val="en-US"/>
-              </w:rPr>
-              <w:t xml:space="preserve">− </w:t>
-            </w:r>
-            <w:proofErr w:type="spellStart"/>
-            <w:r>
-              <w:rPr>
-                <w:sz w:val="19"/>
-                <w:lang w:val="en-US"/>
-              </w:rPr>
-              <w:t>FormatToString</w:t>
-            </w:r>
-            <w:proofErr w:type="spellEnd"/>
-            <w:r>
-              <w:rPr>
-                <w:sz w:val="19"/>
-                <w:lang w:val="en-US"/>
-              </w:rPr>
-              <w:t xml:space="preserve">(string name, string </w:t>
-            </w:r>
-            <w:proofErr w:type="spellStart"/>
-            <w:r>
-              <w:rPr>
-                <w:sz w:val="19"/>
-                <w:lang w:val="en-US"/>
-              </w:rPr>
-              <w:t>parameterName</w:t>
-            </w:r>
-            <w:proofErr w:type="spellEnd"/>
-            <w:r>
-              <w:rPr>
-                <w:sz w:val="19"/>
-                <w:lang w:val="en-US"/>
-              </w:rPr>
-              <w:t>, params double[] values)</w:t>
-            </w:r>
-          </w:p>
-        </w:tc>
-        <w:tc>
-          <w:tcPr>
-            <w:tcW w:w="1984" w:type="dxa"/>
-            <w:tcMar>
-              <w:top w:w="80" w:type="dxa"/>
-              <w:left w:w="90" w:type="dxa"/>
-              <w:bottom w:w="80" w:type="dxa"/>
-              <w:right w:w="90" w:type="dxa"/>
-            </w:tcMar>
-            <w:vAlign w:val="center"/>
-          </w:tcPr>
-          <w:p>
-            <w:pPr>
-              <w:spacing w:line="240" w:lineRule="auto"/>
-            </w:pPr>
-            <w:proofErr w:type="spellStart"/>
-            <w:r>
-              <w:rPr>
-                <w:sz w:val="19"/>
-              </w:rPr>
-              <w:t>string</w:t>
-            </w:r>
-            <w:proofErr w:type="spellEnd"/>
-          </w:p>
-        </w:tc>
-        <w:tc>
-          <w:tcPr>
-            <w:tcW w:w="4706" w:type="dxa"/>
-            <w:tcMar>
-              <w:top w:w="80" w:type="dxa"/>
-              <w:left w:w="90" w:type="dxa"/>
-              <w:bottom w:w="80" w:type="dxa"/>
-              <w:right w:w="90" w:type="dxa"/>
-            </w:tcMar>
-            <w:vAlign w:val="center"/>
-          </w:tcPr>
-          <w:p>
-            <w:pPr>
-              <w:spacing w:line="240" w:lineRule="auto"/>
-            </w:pPr>
-            <w:r>
-              <w:rPr>
-                <w:sz w:val="19"/>
-              </w:rPr>
-              <w:t xml:space="preserve">Форматирует значения параметров с точностью </w:t>
-            </w:r>
-            <w:proofErr w:type="spellStart"/>
-            <w:r>
-              <w:rPr>
-                <w:sz w:val="19"/>
-              </w:rPr>
-              <w:t>Constants.FormatPrecision</w:t>
-            </w:r>
-            <w:proofErr w:type="spellEnd"/>
-            <w:r>
-              <w:rPr>
-                <w:sz w:val="19"/>
-              </w:rPr>
-              <w:t>.</w:t>
-            </w:r>
-          </w:p>
-        </w:tc>
-      </w:tr>
-    </w:tbl>
-    <w:p>
-      <w:pPr>
-        <w:ind w:firstLine="709"/>
-      </w:pPr>
-    </w:p>
-    <w:p>
-      <w:pPr>
-        <w:ind w:firstLine="709"/>
-      </w:pPr>
-    </w:p>
-    <w:p>
-      <w:pPr>
-        <w:ind w:firstLine="709"/>
-      </w:pPr>
-    </w:p>
-    <w:p>
-      <w:pPr>
-        <w:spacing w:line="240" w:lineRule="auto"/>
-        <w:ind w:firstLine="0"/>
-        <w:jc w:val="left"/>
         <w:rPr>
           <w:b/>
           <w:bCs/>
         </w:rPr>
       </w:pPr>
-      <w:bookmarkStart w:id="11" w:name="_Toc74956676"/>
-      <w:bookmarkStart w:id="12" w:name="_Toc74829067"/>
-    </w:p>
-    <w:p>
-      <w:pPr>
-        <w:ind w:firstLine="709"/>
-        <w:outlineLvl w:val="1"/>
+      <w:r>
         <w:rPr>
           <w:b/>
           <w:bCs/>
         </w:rPr>
-      </w:pPr>
-      <w:bookmarkStart w:id="13" w:name="_Toc232104095"/>
+        <w:t>1.5.1 Тестовый случай «</w:t>
+      </w:r>
       <w:r>
         <w:rPr>
           <w:b/>
           <w:bCs/>
         </w:rPr>
-        <w:lastRenderedPageBreak/>
-        <w:t>1</w:t>
-      </w:r>
-      <w:r>
-        <w:rPr>
-          <w:b/>
-          <w:bCs/>
-        </w:rPr>
-        <w:t xml:space="preserve">.4 Дерево ветвлений </w:t>
-      </w:r>
-      <w:r>
-        <w:rPr>
-          <w:b/>
-          <w:bCs/>
-          <w:lang w:val="en-US"/>
-        </w:rPr>
-        <w:t>Git</w:t>
-      </w:r>
-      <w:bookmarkEnd w:id="11"/>
-      <w:bookmarkEnd w:id="12"/>
-      <w:bookmarkEnd w:id="13"/>
+        <w:t>Загрузить»</w:t>
+      </w:r>
     </w:p>
     <w:p>
       <w:pPr>
         <w:ind w:firstLine="709"/>
       </w:pPr>
       <w:r>
-        <w:t xml:space="preserve">На рисунке 3 представлено дерево ветвлений </w:t>
-      </w:r>
-      <w:r>
-        <w:rPr>
-          <w:lang w:val="en-US"/>
-        </w:rPr>
-        <w:t>Git</w:t>
-      </w:r>
-      <w:r>
-        <w:t>, полученное по окончании работы с проектом.</w:t>
+        <w:t>Порядок выполнения: Нажать «Загрузить» и выбрать ранее сохранённый файл.</w:t>
+      </w:r>
+    </w:p>
+    <w:p>
+      <w:pPr>
+        <w:ind w:firstLine="709"/>
+      </w:pPr>
+      <w:r>
+        <w:t>Ожидаемый результат: Список фигур восстанавливается и отображается в таблице.</w:t>
       </w:r>
     </w:p>
     <w:p>
@@ -7159,10 +7405,10 @@
           <w:lang w:eastAsia="ru-RU"/>
         </w:rPr>
         <w:drawing>
-          <wp:inline distT="0" distB="0" distL="0" distR="0" wp14:anchorId="39874F5D" wp14:editId="6F6FD67C">
-            <wp:extent cx="5940425" cy="3503930"/>
-            <wp:effectExtent l="0" t="0" r="3175" b="1270"/>
-            <wp:docPr id="1" name="Рисунок 1"/>
+          <wp:inline distT="0" distB="0" distL="0" distR="0" wp14:anchorId="523D69C3" wp14:editId="5FD1A402">
+            <wp:extent cx="5940425" cy="2101850"/>
+            <wp:effectExtent l="0" t="0" r="3175" b="0"/>
+            <wp:docPr id="5" name="Рисунок 5"/>
             <wp:cNvGraphicFramePr>
               <a:graphicFrameLocks xmlns:a="http://schemas.openxmlformats.org/drawingml/2006/main" noChangeAspect="1"/>
             </wp:cNvGraphicFramePr>
@@ -7182,7 +7428,7 @@
                   <pic:spPr>
                     <a:xfrm>
                       <a:off x="0" y="0"/>
-                      <a:ext cx="5940425" cy="3503930"/>
+                      <a:ext cx="5940425" cy="2101850"/>
                     </a:xfrm>
                     <a:prstGeom prst="rect">
                       <a:avLst/>
@@ -7201,44 +7447,48 @@
         <w:jc w:val="center"/>
       </w:pPr>
       <w:r>
-        <w:t xml:space="preserve">Рисунок 3 – Дерево ветвлений </w:t>
-      </w:r>
-      <w:r>
-        <w:rPr>
-          <w:lang w:val="en-US"/>
-        </w:rPr>
-        <w:t>Git</w:t>
+        <w:t xml:space="preserve">Рисунок 5 – </w:t>
+      </w:r>
+      <w:r>
+        <w:t>Результат тестового случая «Загрузить»</w:t>
       </w:r>
     </w:p>
     <w:p>
       <w:pPr>
         <w:ind w:firstLine="709"/>
-        <w:outlineLvl w:val="1"/>
         <w:rPr>
           <w:b/>
           <w:bCs/>
         </w:rPr>
       </w:pPr>
-      <w:bookmarkStart w:id="14" w:name="_Toc74956677"/>
-      <w:bookmarkStart w:id="15" w:name="_Toc74829068"/>
-      <w:bookmarkStart w:id="16" w:name="_Toc232104096"/>
       <w:r>
         <w:rPr>
           <w:b/>
           <w:bCs/>
         </w:rPr>
-        <w:t>1.5 Тестирование программы</w:t>
-      </w:r>
-      <w:bookmarkEnd w:id="14"/>
-      <w:bookmarkEnd w:id="15"/>
-      <w:bookmarkEnd w:id="16"/>
+        <w:t>1.5.2 Тестовый случай «</w:t>
+      </w:r>
+      <w:r>
+        <w:rPr>
+          <w:b/>
+          <w:bCs/>
+        </w:rPr>
+        <w:t>Добавить фигуру</w:t>
+      </w:r>
+      <w:r>
+        <w:rPr>
+          <w:b/>
+          <w:bCs/>
+        </w:rPr>
+        <w:t>»</w:t>
+      </w:r>
     </w:p>
     <w:p>
       <w:pPr>
         <w:ind w:firstLine="709"/>
       </w:pPr>
       <w:r>
-        <w:t>Далее приводится процесс функционального тестирования программы.</w:t>
+        <w:t>Порядок выполнения: Открыть форму добавления, выбрать тип фигуры, ввести корректные параметры и нажать кнопку «Добавить».</w:t>
       </w:r>
     </w:p>
     <w:p>
@@ -7246,36 +7496,7 @@
         <w:ind w:firstLine="709"/>
       </w:pPr>
       <w:r>
-        <w:t xml:space="preserve">Порядок выполнения: Нажать «Сохранить», выбрать путь и имя файла с расширением </w:t>
-      </w:r>
-      <w:proofErr w:type="gramStart"/>
-      <w:r>
-        <w:t>*.</w:t>
-      </w:r>
-      <w:proofErr w:type="spellStart"/>
-      <w:r>
-        <w:t>shapes</w:t>
-      </w:r>
-      <w:proofErr w:type="spellEnd"/>
-      <w:proofErr w:type="gramEnd"/>
-      <w:r>
-        <w:t>.</w:t>
-      </w:r>
-    </w:p>
-    <w:p>
-      <w:pPr>
-        <w:ind w:firstLine="709"/>
-      </w:pPr>
-      <w:r>
-        <w:t xml:space="preserve">Ожидаемый результат: Список фигур </w:t>
-      </w:r>
-      <w:proofErr w:type="spellStart"/>
-      <w:r>
-        <w:t>сериализуется</w:t>
-      </w:r>
-      <w:proofErr w:type="spellEnd"/>
-      <w:r>
-        <w:t xml:space="preserve"> в указанный файл.</w:t>
+        <w:t>Ожидаемый результат: Фигура появляется в таблице главной формы; площадь и периметр рассчитаны.</w:t>
       </w:r>
     </w:p>
     <w:p>
@@ -7289,10 +7510,10 @@
           <w:lang w:eastAsia="ru-RU"/>
         </w:rPr>
         <w:drawing>
-          <wp:inline distT="0" distB="0" distL="0" distR="0" wp14:anchorId="5D22D082" wp14:editId="63FF810B">
-            <wp:extent cx="5940425" cy="2112010"/>
-            <wp:effectExtent l="0" t="0" r="3175" b="2540"/>
-            <wp:docPr id="4" name="Рисунок 4"/>
+          <wp:inline distT="0" distB="0" distL="0" distR="0" wp14:anchorId="4BC385B9" wp14:editId="0A6AFAFE">
+            <wp:extent cx="5208104" cy="3199462"/>
+            <wp:effectExtent l="0" t="0" r="0" b="1270"/>
+            <wp:docPr id="6" name="Рисунок 6"/>
             <wp:cNvGraphicFramePr>
               <a:graphicFrameLocks xmlns:a="http://schemas.openxmlformats.org/drawingml/2006/main" noChangeAspect="1"/>
             </wp:cNvGraphicFramePr>
@@ -7312,7 +7533,7 @@
                   <pic:spPr>
                     <a:xfrm>
                       <a:off x="0" y="0"/>
-                      <a:ext cx="5940425" cy="2112010"/>
+                      <a:ext cx="5213537" cy="3202799"/>
                     </a:xfrm>
                     <a:prstGeom prst="rect">
                       <a:avLst/>
@@ -7331,10 +7552,14 @@
         <w:jc w:val="center"/>
       </w:pPr>
       <w:r>
-        <w:t xml:space="preserve">Рисунок 4 – </w:t>
-      </w:r>
-      <w:r>
-        <w:t>Результат тестового случая «Сохранить»</w:t>
+        <w:lastRenderedPageBreak/>
+        <w:t>Рисунок 6</w:t>
+      </w:r>
+      <w:r>
+        <w:t xml:space="preserve"> – </w:t>
+      </w:r>
+      <w:r>
+        <w:t>Результат тестового случая «Добавить фигуру»</w:t>
       </w:r>
     </w:p>
     <w:p>
@@ -7345,37 +7570,26 @@
           <w:bCs/>
         </w:rPr>
       </w:pPr>
-    </w:p>
-    <w:p>
-      <w:pPr>
-        <w:ind w:firstLine="709"/>
+      <w:r>
         <w:rPr>
           <w:b/>
           <w:bCs/>
         </w:rPr>
-      </w:pPr>
-    </w:p>
-    <w:p>
-      <w:pPr>
-        <w:ind w:firstLine="709"/>
+        <w:t>1.5.3 Тестовый случай «</w:t>
+      </w:r>
+      <w:r>
         <w:rPr>
           <w:b/>
           <w:bCs/>
         </w:rPr>
-      </w:pPr>
+        <w:t>Проверка некорректного ввода</w:t>
+      </w:r>
       <w:r>
         <w:rPr>
           <w:b/>
           <w:bCs/>
         </w:rPr>
-        <w:t>1.5.1 Тестовый случай «</w:t>
-      </w:r>
-      <w:r>
-        <w:rPr>
-          <w:b/>
-          <w:bCs/>
-        </w:rPr>
-        <w:t>Загрузить»</w:t>
+        <w:t>»</w:t>
       </w:r>
     </w:p>
     <w:p>
@@ -7383,7 +7597,7 @@
         <w:ind w:firstLine="709"/>
       </w:pPr>
       <w:r>
-        <w:t>Порядок выполнения: Нажать «Загрузить» и выбрать ранее сохранённый файл.</w:t>
+        <w:t>Порядок выполнения: Ввести нулевой или отрицательный радиус/сторону либо стороны несуществующего треугольника.</w:t>
       </w:r>
     </w:p>
     <w:p>
@@ -7391,7 +7605,7 @@
         <w:ind w:firstLine="709"/>
       </w:pPr>
       <w:r>
-        <w:t>Ожидаемый результат: Список фигур восстанавливается и отображается в таблице.</w:t>
+        <w:t>Ожидаемый результат: Программа выводит информативное сообщение об ошибке; фигура не добавляется.</w:t>
       </w:r>
     </w:p>
     <w:p>
@@ -7405,10 +7619,10 @@
           <w:lang w:eastAsia="ru-RU"/>
         </w:rPr>
         <w:drawing>
-          <wp:inline distT="0" distB="0" distL="0" distR="0" wp14:anchorId="523D69C3" wp14:editId="5FD1A402">
-            <wp:extent cx="5940425" cy="2101850"/>
-            <wp:effectExtent l="0" t="0" r="3175" b="0"/>
-            <wp:docPr id="5" name="Рисунок 5"/>
+          <wp:inline distT="0" distB="0" distL="0" distR="0" wp14:anchorId="06B0BD06" wp14:editId="430D2C68">
+            <wp:extent cx="4777740" cy="2755308"/>
+            <wp:effectExtent l="0" t="0" r="3810" b="6985"/>
+            <wp:docPr id="7" name="Рисунок 7"/>
             <wp:cNvGraphicFramePr>
               <a:graphicFrameLocks xmlns:a="http://schemas.openxmlformats.org/drawingml/2006/main" noChangeAspect="1"/>
             </wp:cNvGraphicFramePr>
@@ -7428,7 +7642,7 @@
                   <pic:spPr>
                     <a:xfrm>
                       <a:off x="0" y="0"/>
-                      <a:ext cx="5940425" cy="2101850"/>
+                      <a:ext cx="4780376" cy="2756828"/>
                     </a:xfrm>
                     <a:prstGeom prst="rect">
                       <a:avLst/>
@@ -7447,10 +7661,13 @@
         <w:jc w:val="center"/>
       </w:pPr>
       <w:r>
-        <w:t xml:space="preserve">Рисунок 5 – </w:t>
-      </w:r>
-      <w:r>
-        <w:t>Результат тестового случая «Загрузить»</w:t>
+        <w:t>Рисунок 7</w:t>
+      </w:r>
+      <w:r>
+        <w:t xml:space="preserve"> – </w:t>
+      </w:r>
+      <w:r>
+        <w:t>Результат тестового случая «Проверка некорректного ввода»</w:t>
       </w:r>
     </w:p>
     <w:p>
@@ -7466,14 +7683,14 @@
           <w:b/>
           <w:bCs/>
         </w:rPr>
-        <w:t>1.5.2 Тестовый случай «</w:t>
+        <w:t>1.5.4 Тестовый случай «</w:t>
       </w:r>
       <w:r>
         <w:rPr>
           <w:b/>
           <w:bCs/>
         </w:rPr>
-        <w:t>Добавить фигуру</w:t>
+        <w:t>Поиск</w:t>
       </w:r>
       <w:r>
         <w:rPr>
@@ -7488,7 +7705,7 @@
         <w:ind w:firstLine="709"/>
       </w:pPr>
       <w:r>
-        <w:t>Порядок выполнения: Открыть форму добавления, выбрать тип фигуры, ввести корректные параметры и нажать кнопку «Добавить».</w:t>
+        <w:t>Порядок выполнения: Открыть форму поиска и ввести тип, часть описания или числовой параметр.</w:t>
       </w:r>
     </w:p>
     <w:p>
@@ -7496,7 +7713,7 @@
         <w:ind w:firstLine="709"/>
       </w:pPr>
       <w:r>
-        <w:t>Ожидаемый результат: Фигура появляется в таблице главной формы; площадь и периметр рассчитаны.</w:t>
+        <w:t>Ожидаемый результат: В таблице результатов отображаются все подходящие фигуры.</w:t>
       </w:r>
     </w:p>
     <w:p>
@@ -7509,11 +7726,12 @@
           <w:noProof/>
           <w:lang w:eastAsia="ru-RU"/>
         </w:rPr>
+        <w:lastRenderedPageBreak/>
         <w:drawing>
-          <wp:inline distT="0" distB="0" distL="0" distR="0" wp14:anchorId="4BC385B9" wp14:editId="0A6AFAFE">
-            <wp:extent cx="5208104" cy="3199462"/>
-            <wp:effectExtent l="0" t="0" r="0" b="1270"/>
-            <wp:docPr id="6" name="Рисунок 6"/>
+          <wp:inline distT="0" distB="0" distL="0" distR="0" wp14:anchorId="69067C6D" wp14:editId="6925725C">
+            <wp:extent cx="5448300" cy="3330131"/>
+            <wp:effectExtent l="0" t="0" r="0" b="3810"/>
+            <wp:docPr id="8" name="Рисунок 8"/>
             <wp:cNvGraphicFramePr>
               <a:graphicFrameLocks xmlns:a="http://schemas.openxmlformats.org/drawingml/2006/main" noChangeAspect="1"/>
             </wp:cNvGraphicFramePr>
@@ -7533,224 +7751,6 @@
                   <pic:spPr>
                     <a:xfrm>
                       <a:off x="0" y="0"/>
-                      <a:ext cx="5213537" cy="3202799"/>
-                    </a:xfrm>
-                    <a:prstGeom prst="rect">
-                      <a:avLst/>
-                    </a:prstGeom>
-                  </pic:spPr>
-                </pic:pic>
-              </a:graphicData>
-            </a:graphic>
-          </wp:inline>
-        </w:drawing>
-      </w:r>
-    </w:p>
-    <w:p>
-      <w:pPr>
-        <w:ind w:firstLine="0"/>
-        <w:jc w:val="center"/>
-      </w:pPr>
-      <w:r>
-        <w:lastRenderedPageBreak/>
-        <w:t>Рисунок 6</w:t>
-      </w:r>
-      <w:r>
-        <w:t xml:space="preserve"> – </w:t>
-      </w:r>
-      <w:r>
-        <w:t>Результат тестового случая «Добавить фигуру»</w:t>
-      </w:r>
-    </w:p>
-    <w:p>
-      <w:pPr>
-        <w:ind w:firstLine="709"/>
-        <w:rPr>
-          <w:b/>
-          <w:bCs/>
-        </w:rPr>
-      </w:pPr>
-      <w:r>
-        <w:rPr>
-          <w:b/>
-          <w:bCs/>
-        </w:rPr>
-        <w:t>1.5.3 Тестовый случай «</w:t>
-      </w:r>
-      <w:r>
-        <w:rPr>
-          <w:b/>
-          <w:bCs/>
-        </w:rPr>
-        <w:t>Проверка некорректного ввода</w:t>
-      </w:r>
-      <w:r>
-        <w:rPr>
-          <w:b/>
-          <w:bCs/>
-        </w:rPr>
-        <w:t>»</w:t>
-      </w:r>
-    </w:p>
-    <w:p>
-      <w:pPr>
-        <w:ind w:firstLine="709"/>
-      </w:pPr>
-      <w:r>
-        <w:t>Порядок выполнения: Ввести нулевой или отрицательный радиус/сторону либо стороны несуществующего треугольника.</w:t>
-      </w:r>
-    </w:p>
-    <w:p>
-      <w:pPr>
-        <w:ind w:firstLine="709"/>
-      </w:pPr>
-      <w:r>
-        <w:t>Ожидаемый результат: Программа выводит информативное сообщение об ошибке; фигура не добавляется.</w:t>
-      </w:r>
-    </w:p>
-    <w:p>
-      <w:pPr>
-        <w:ind w:firstLine="0"/>
-        <w:jc w:val="center"/>
-      </w:pPr>
-      <w:r>
-        <w:rPr>
-          <w:noProof/>
-          <w:lang w:eastAsia="ru-RU"/>
-        </w:rPr>
-        <w:drawing>
-          <wp:inline distT="0" distB="0" distL="0" distR="0" wp14:anchorId="06B0BD06" wp14:editId="430D2C68">
-            <wp:extent cx="4777740" cy="2755308"/>
-            <wp:effectExtent l="0" t="0" r="3810" b="6985"/>
-            <wp:docPr id="7" name="Рисунок 7"/>
-            <wp:cNvGraphicFramePr>
-              <a:graphicFrameLocks xmlns:a="http://schemas.openxmlformats.org/drawingml/2006/main" noChangeAspect="1"/>
-            </wp:cNvGraphicFramePr>
-            <a:graphic xmlns:a="http://schemas.openxmlformats.org/drawingml/2006/main">
-              <a:graphicData uri="http://schemas.openxmlformats.org/drawingml/2006/picture">
-                <pic:pic xmlns:pic="http://schemas.openxmlformats.org/drawingml/2006/picture">
-                  <pic:nvPicPr>
-                    <pic:cNvPr id="1" name=""/>
-                    <pic:cNvPicPr/>
-                  </pic:nvPicPr>
-                  <pic:blipFill>
-                    <a:blip r:embed="rId20"/>
-                    <a:stretch>
-                      <a:fillRect/>
-                    </a:stretch>
-                  </pic:blipFill>
-                  <pic:spPr>
-                    <a:xfrm>
-                      <a:off x="0" y="0"/>
-                      <a:ext cx="4780376" cy="2756828"/>
-                    </a:xfrm>
-                    <a:prstGeom prst="rect">
-                      <a:avLst/>
-                    </a:prstGeom>
-                  </pic:spPr>
-                </pic:pic>
-              </a:graphicData>
-            </a:graphic>
-          </wp:inline>
-        </w:drawing>
-      </w:r>
-    </w:p>
-    <w:p>
-      <w:pPr>
-        <w:ind w:firstLine="0"/>
-        <w:jc w:val="center"/>
-      </w:pPr>
-      <w:r>
-        <w:t>Рисунок 7</w:t>
-      </w:r>
-      <w:r>
-        <w:t xml:space="preserve"> – </w:t>
-      </w:r>
-      <w:r>
-        <w:t>Результат тестового случая «Проверка некорректного ввода»</w:t>
-      </w:r>
-    </w:p>
-    <w:p>
-      <w:pPr>
-        <w:ind w:firstLine="709"/>
-        <w:rPr>
-          <w:b/>
-          <w:bCs/>
-        </w:rPr>
-      </w:pPr>
-      <w:r>
-        <w:rPr>
-          <w:b/>
-          <w:bCs/>
-        </w:rPr>
-        <w:t>1.5.4 Тестовый случай «</w:t>
-      </w:r>
-      <w:r>
-        <w:rPr>
-          <w:b/>
-          <w:bCs/>
-        </w:rPr>
-        <w:t>Поиск</w:t>
-      </w:r>
-      <w:r>
-        <w:rPr>
-          <w:b/>
-          <w:bCs/>
-        </w:rPr>
-        <w:t>»</w:t>
-      </w:r>
-    </w:p>
-    <w:p>
-      <w:pPr>
-        <w:ind w:firstLine="709"/>
-      </w:pPr>
-      <w:r>
-        <w:t>Порядок выполнения: Открыть форму поиска и ввести тип, часть описания или числовой параметр.</w:t>
-      </w:r>
-    </w:p>
-    <w:p>
-      <w:pPr>
-        <w:ind w:firstLine="709"/>
-      </w:pPr>
-      <w:r>
-        <w:t>Ожидаемый результат: В таблице результатов отображаются все подходящие фигуры.</w:t>
-      </w:r>
-    </w:p>
-    <w:p>
-      <w:pPr>
-        <w:ind w:firstLine="0"/>
-        <w:jc w:val="center"/>
-      </w:pPr>
-      <w:r>
-        <w:rPr>
-          <w:noProof/>
-          <w:lang w:eastAsia="ru-RU"/>
-        </w:rPr>
-        <w:lastRenderedPageBreak/>
-        <w:drawing>
-          <wp:inline distT="0" distB="0" distL="0" distR="0" wp14:anchorId="69067C6D" wp14:editId="6925725C">
-            <wp:extent cx="5448300" cy="3330131"/>
-            <wp:effectExtent l="0" t="0" r="0" b="3810"/>
-            <wp:docPr id="8" name="Рисунок 8"/>
-            <wp:cNvGraphicFramePr>
-              <a:graphicFrameLocks xmlns:a="http://schemas.openxmlformats.org/drawingml/2006/main" noChangeAspect="1"/>
-            </wp:cNvGraphicFramePr>
-            <a:graphic xmlns:a="http://schemas.openxmlformats.org/drawingml/2006/main">
-              <a:graphicData uri="http://schemas.openxmlformats.org/drawingml/2006/picture">
-                <pic:pic xmlns:pic="http://schemas.openxmlformats.org/drawingml/2006/picture">
-                  <pic:nvPicPr>
-                    <pic:cNvPr id="1" name=""/>
-                    <pic:cNvPicPr/>
-                  </pic:nvPicPr>
-                  <pic:blipFill>
-                    <a:blip r:embed="rId21"/>
-                    <a:stretch>
-                      <a:fillRect/>
-                    </a:stretch>
-                  </pic:blipFill>
-                  <pic:spPr>
-                    <a:xfrm>
-                      <a:off x="0" y="0"/>
                       <a:ext cx="5450520" cy="3331488"/>
                     </a:xfrm>
                     <a:prstGeom prst="rect">
@@ -8721,7 +8721,15 @@
     </w:p>
     <w:p>
       <w:r>
-        <w:t xml:space="preserve">A01. Система должна быть реализована в виде настольного приложения Windows </w:t>
+        <w:t xml:space="preserve">A01. Система должна быть реализована в виде настольного приложения </w:t>
+      </w:r>
+      <w:proofErr w:type="spellStart"/>
+      <w:r>
+        <w:t>Windows</w:t>
+      </w:r>
+      <w:proofErr w:type="spellEnd"/>
+      <w:r>
+        <w:t xml:space="preserve"> </w:t>
       </w:r>
       <w:proofErr w:type="spellStart"/>
       <w:r>
@@ -8781,7 +8789,15 @@
     </w:p>
     <w:p>
       <w:r>
-        <w:t>D01. Основная коллекция должна хранить объекты через тип List&lt;</w:t>
+        <w:t xml:space="preserve">D01. Основная коллекция должна хранить объекты через тип </w:t>
+      </w:r>
+      <w:proofErr w:type="spellStart"/>
+      <w:r>
+        <w:t>List</w:t>
+      </w:r>
+      <w:proofErr w:type="spellEnd"/>
+      <w:r>
+        <w:t>&lt;</w:t>
       </w:r>
       <w:proofErr w:type="spellStart"/>
       <w:r>
@@ -9237,12 +9253,19 @@
             <w:pPr>
               <w:spacing w:line="240" w:lineRule="auto"/>
             </w:pPr>
+            <w:r>
+              <w:rPr>
+                <w:sz w:val="19"/>
+                <w:lang w:val="en-US"/>
+              </w:rPr>
+              <w:t>R</w:t>
+            </w:r>
             <w:proofErr w:type="spellStart"/>
             <w:r>
               <w:rPr>
                 <w:sz w:val="19"/>
               </w:rPr>
-              <w:t>radius</w:t>
+              <w:t>adius</w:t>
             </w:r>
             <w:proofErr w:type="spellEnd"/>
           </w:p>
@@ -9530,12 +9553,19 @@
             <w:pPr>
               <w:spacing w:line="240" w:lineRule="auto"/>
             </w:pPr>
+            <w:r>
+              <w:rPr>
+                <w:sz w:val="19"/>
+                <w:lang w:val="en-US"/>
+              </w:rPr>
+              <w:t>W</w:t>
+            </w:r>
             <w:proofErr w:type="spellStart"/>
             <w:r>
               <w:rPr>
                 <w:sz w:val="19"/>
               </w:rPr>
-              <w:t>width</w:t>
+              <w:t>idth</w:t>
             </w:r>
             <w:proofErr w:type="spellEnd"/>
           </w:p>
@@ -9585,7 +9615,13 @@
               <w:rPr>
                 <w:sz w:val="19"/>
               </w:rPr>
-              <w:t>ширина</w:t>
+              <w:t>Ш</w:t>
+            </w:r>
+            <w:r>
+              <w:rPr>
+                <w:sz w:val="19"/>
+              </w:rPr>
+              <w:t>ирина</w:t>
             </w:r>
           </w:p>
         </w:tc>
@@ -9610,12 +9646,19 @@
             <w:pPr>
               <w:spacing w:line="240" w:lineRule="auto"/>
             </w:pPr>
+            <w:r>
+              <w:rPr>
+                <w:sz w:val="19"/>
+                <w:lang w:val="en-US"/>
+              </w:rPr>
+              <w:t>H</w:t>
+            </w:r>
             <w:proofErr w:type="spellStart"/>
             <w:r>
               <w:rPr>
                 <w:sz w:val="19"/>
               </w:rPr>
-              <w:t>height</w:t>
+              <w:t>eight</w:t>
             </w:r>
             <w:proofErr w:type="spellEnd"/>
           </w:p>
@@ -9665,7 +9708,15 @@
               <w:rPr>
                 <w:sz w:val="19"/>
               </w:rPr>
-              <w:t>высота</w:t>
+              <w:t>В</w:t>
+            </w:r>
+            <w:bookmarkStart w:id="25" w:name="_GoBack"/>
+            <w:bookmarkEnd w:id="25"/>
+            <w:r>
+              <w:rPr>
+                <w:sz w:val="19"/>
+              </w:rPr>
+              <w:t>ысота</w:t>
             </w:r>
           </w:p>
         </w:tc>
@@ -10330,224 +10381,222 @@
         <w:t xml:space="preserve"> </w:t>
       </w:r>
       <w:proofErr w:type="spellStart"/>
-      <w:proofErr w:type="gramStart"/>
       <w:r>
         <w:rPr>
           <w:rFonts w:ascii="Liberation Mono" w:eastAsiaTheme="minorEastAsia" w:hAnsi="Liberation Mono"/>
           <w:sz w:val="18"/>
           <w:lang w:val="en-US"/>
         </w:rPr>
-        <w:t>xsi:type</w:t>
-      </w:r>
-      <w:proofErr w:type="spellEnd"/>
-      <w:proofErr w:type="gramEnd"/>
+        <w:t>xsi</w:t>
+      </w:r>
+      <w:proofErr w:type="gramStart"/>
       <w:r>
         <w:rPr>
           <w:rFonts w:ascii="Liberation Mono" w:eastAsiaTheme="minorEastAsia" w:hAnsi="Liberation Mono"/>
           <w:sz w:val="18"/>
           <w:lang w:val="en-US"/>
         </w:rPr>
-        <w:t>="</w:t>
-      </w:r>
-      <w:proofErr w:type="spellStart"/>
+        <w:t>:type</w:t>
+      </w:r>
+      <w:proofErr w:type="spellEnd"/>
+      <w:proofErr w:type="gramEnd"/>
       <w:r>
         <w:rPr>
           <w:rFonts w:ascii="Liberation Mono" w:eastAsiaTheme="minorEastAsia" w:hAnsi="Liberation Mono"/>
           <w:sz w:val="18"/>
           <w:lang w:val="en-US"/>
         </w:rPr>
-        <w:t>RectangleData</w:t>
-      </w:r>
-      <w:proofErr w:type="spellEnd"/>
+        <w:t>="</w:t>
+      </w:r>
+      <w:proofErr w:type="spellStart"/>
       <w:r>
         <w:rPr>
           <w:rFonts w:ascii="Liberation Mono" w:eastAsiaTheme="minorEastAsia" w:hAnsi="Liberation Mono"/>
           <w:sz w:val="18"/>
           <w:lang w:val="en-US"/>
         </w:rPr>
-        <w:t>"&gt;</w:t>
-      </w:r>
-    </w:p>
-    <w:p>
-      <w:pPr>
-        <w:ind w:firstLine="709"/>
+        <w:t>RectangleData</w:t>
+      </w:r>
+      <w:proofErr w:type="spellEnd"/>
+      <w:r>
         <w:rPr>
           <w:rFonts w:ascii="Liberation Mono" w:eastAsiaTheme="minorEastAsia" w:hAnsi="Liberation Mono"/>
           <w:sz w:val="18"/>
           <w:lang w:val="en-US"/>
         </w:rPr>
-      </w:pPr>
-      <w:r>
+        <w:t>"&gt;</w:t>
+      </w:r>
+    </w:p>
+    <w:p>
+      <w:pPr>
+        <w:ind w:firstLine="709"/>
         <w:rPr>
           <w:rFonts w:ascii="Liberation Mono" w:eastAsiaTheme="minorEastAsia" w:hAnsi="Liberation Mono"/>
           <w:sz w:val="18"/>
           <w:lang w:val="en-US"/>
         </w:rPr>
-        <w:t xml:space="preserve">    &lt;Width&gt;1&lt;/Width&gt;</w:t>
-      </w:r>
-    </w:p>
-    <w:p>
-      <w:pPr>
-        <w:ind w:firstLine="709"/>
+      </w:pPr>
+      <w:r>
         <w:rPr>
           <w:rFonts w:ascii="Liberation Mono" w:eastAsiaTheme="minorEastAsia" w:hAnsi="Liberation Mono"/>
           <w:sz w:val="18"/>
           <w:lang w:val="en-US"/>
         </w:rPr>
-      </w:pPr>
-      <w:r>
+        <w:t xml:space="preserve">    &lt;Width&gt;1&lt;/Width&gt;</w:t>
+      </w:r>
+    </w:p>
+    <w:p>
+      <w:pPr>
+        <w:ind w:firstLine="709"/>
         <w:rPr>
           <w:rFonts w:ascii="Liberation Mono" w:eastAsiaTheme="minorEastAsia" w:hAnsi="Liberation Mono"/>
           <w:sz w:val="18"/>
           <w:lang w:val="en-US"/>
         </w:rPr>
-        <w:t xml:space="preserve">    &lt;Height&gt;15&lt;/Height&gt;</w:t>
-      </w:r>
-    </w:p>
-    <w:p>
-      <w:pPr>
-        <w:ind w:firstLine="709"/>
+      </w:pPr>
+      <w:r>
         <w:rPr>
           <w:rFonts w:ascii="Liberation Mono" w:eastAsiaTheme="minorEastAsia" w:hAnsi="Liberation Mono"/>
           <w:sz w:val="18"/>
           <w:lang w:val="en-US"/>
         </w:rPr>
-      </w:pPr>
-      <w:r>
+        <w:t xml:space="preserve">    &lt;Height&gt;15&lt;/Height&gt;</w:t>
+      </w:r>
+    </w:p>
+    <w:p>
+      <w:pPr>
+        <w:ind w:firstLine="709"/>
         <w:rPr>
           <w:rFonts w:ascii="Liberation Mono" w:eastAsiaTheme="minorEastAsia" w:hAnsi="Liberation Mono"/>
           <w:sz w:val="18"/>
           <w:lang w:val="en-US"/>
         </w:rPr>
-        <w:t xml:space="preserve">  &lt;/</w:t>
-      </w:r>
-      <w:proofErr w:type="spellStart"/>
+      </w:pPr>
       <w:r>
         <w:rPr>
           <w:rFonts w:ascii="Liberation Mono" w:eastAsiaTheme="minorEastAsia" w:hAnsi="Liberation Mono"/>
           <w:sz w:val="18"/>
           <w:lang w:val="en-US"/>
         </w:rPr>
-        <w:t>anyType</w:t>
-      </w:r>
-      <w:proofErr w:type="spellEnd"/>
+        <w:t xml:space="preserve">  &lt;/</w:t>
+      </w:r>
+      <w:proofErr w:type="spellStart"/>
       <w:r>
         <w:rPr>
           <w:rFonts w:ascii="Liberation Mono" w:eastAsiaTheme="minorEastAsia" w:hAnsi="Liberation Mono"/>
           <w:sz w:val="18"/>
           <w:lang w:val="en-US"/>
         </w:rPr>
-        <w:t>&gt;</w:t>
-      </w:r>
-    </w:p>
-    <w:p>
-      <w:pPr>
-        <w:ind w:firstLine="709"/>
+        <w:t>anyType</w:t>
+      </w:r>
+      <w:proofErr w:type="spellEnd"/>
+      <w:r>
         <w:rPr>
           <w:rFonts w:ascii="Liberation Mono" w:eastAsiaTheme="minorEastAsia" w:hAnsi="Liberation Mono"/>
           <w:sz w:val="18"/>
           <w:lang w:val="en-US"/>
         </w:rPr>
-      </w:pPr>
-      <w:r>
+        <w:t>&gt;</w:t>
+      </w:r>
+    </w:p>
+    <w:p>
+      <w:pPr>
+        <w:ind w:firstLine="709"/>
         <w:rPr>
           <w:rFonts w:ascii="Liberation Mono" w:eastAsiaTheme="minorEastAsia" w:hAnsi="Liberation Mono"/>
           <w:sz w:val="18"/>
           <w:lang w:val="en-US"/>
         </w:rPr>
-        <w:t xml:space="preserve">  &lt;</w:t>
-      </w:r>
-      <w:proofErr w:type="spellStart"/>
+      </w:pPr>
       <w:r>
         <w:rPr>
           <w:rFonts w:ascii="Liberation Mono" w:eastAsiaTheme="minorEastAsia" w:hAnsi="Liberation Mono"/>
           <w:sz w:val="18"/>
           <w:lang w:val="en-US"/>
         </w:rPr>
-        <w:t>anyType</w:t>
-      </w:r>
-      <w:proofErr w:type="spellEnd"/>
+        <w:t xml:space="preserve">  &lt;</w:t>
+      </w:r>
+      <w:proofErr w:type="spellStart"/>
       <w:r>
         <w:rPr>
           <w:rFonts w:ascii="Liberation Mono" w:eastAsiaTheme="minorEastAsia" w:hAnsi="Liberation Mono"/>
           <w:sz w:val="18"/>
           <w:lang w:val="en-US"/>
         </w:rPr>
-        <w:t xml:space="preserve"> </w:t>
-      </w:r>
-      <w:proofErr w:type="spellStart"/>
-      <w:proofErr w:type="gramStart"/>
+        <w:t>anyType</w:t>
+      </w:r>
+      <w:proofErr w:type="spellEnd"/>
       <w:r>
         <w:rPr>
           <w:rFonts w:ascii="Liberation Mono" w:eastAsiaTheme="minorEastAsia" w:hAnsi="Liberation Mono"/>
           <w:sz w:val="18"/>
           <w:lang w:val="en-US"/>
         </w:rPr>
-        <w:t>xsi:type</w:t>
-      </w:r>
-      <w:proofErr w:type="spellEnd"/>
-      <w:proofErr w:type="gramEnd"/>
+        <w:t xml:space="preserve"> </w:t>
+      </w:r>
+      <w:proofErr w:type="spellStart"/>
       <w:r>
         <w:rPr>
           <w:rFonts w:ascii="Liberation Mono" w:eastAsiaTheme="minorEastAsia" w:hAnsi="Liberation Mono"/>
           <w:sz w:val="18"/>
           <w:lang w:val="en-US"/>
         </w:rPr>
-        <w:t>="</w:t>
-      </w:r>
-      <w:proofErr w:type="spellStart"/>
+        <w:t>xsi</w:t>
+      </w:r>
+      <w:proofErr w:type="gramStart"/>
       <w:r>
         <w:rPr>
           <w:rFonts w:ascii="Liberation Mono" w:eastAsiaTheme="minorEastAsia" w:hAnsi="Liberation Mono"/>
           <w:sz w:val="18"/>
           <w:lang w:val="en-US"/>
         </w:rPr>
-        <w:t>TriangleData</w:t>
+        <w:t>:type</w:t>
       </w:r>
       <w:proofErr w:type="spellEnd"/>
+      <w:proofErr w:type="gramEnd"/>
       <w:r>
         <w:rPr>
           <w:rFonts w:ascii="Liberation Mono" w:eastAsiaTheme="minorEastAsia" w:hAnsi="Liberation Mono"/>
           <w:sz w:val="18"/>
           <w:lang w:val="en-US"/>
         </w:rPr>
-        <w:t>"&gt;</w:t>
-      </w:r>
-    </w:p>
-    <w:p>
-      <w:pPr>
-        <w:ind w:firstLine="709"/>
+        <w:t>="</w:t>
+      </w:r>
+      <w:proofErr w:type="spellStart"/>
+      <w:r>
         <w:rPr>
           <w:rFonts w:ascii="Liberation Mono" w:eastAsiaTheme="minorEastAsia" w:hAnsi="Liberation Mono"/>
           <w:sz w:val="18"/>
           <w:lang w:val="en-US"/>
         </w:rPr>
-      </w:pPr>
+        <w:t>TriangleData</w:t>
+      </w:r>
+      <w:proofErr w:type="spellEnd"/>
       <w:r>
         <w:rPr>
           <w:rFonts w:ascii="Liberation Mono" w:eastAsiaTheme="minorEastAsia" w:hAnsi="Liberation Mono"/>
           <w:sz w:val="18"/>
           <w:lang w:val="en-US"/>
         </w:rPr>
-        <w:t xml:space="preserve">    &lt;</w:t>
-      </w:r>
-      <w:proofErr w:type="spellStart"/>
-      <w:r>
+        <w:t>"&gt;</w:t>
+      </w:r>
+    </w:p>
+    <w:p>
+      <w:pPr>
+        <w:ind w:firstLine="709"/>
         <w:rPr>
           <w:rFonts w:ascii="Liberation Mono" w:eastAsiaTheme="minorEastAsia" w:hAnsi="Liberation Mono"/>
           <w:sz w:val="18"/>
           <w:lang w:val="en-US"/>
         </w:rPr>
-        <w:t>SideA</w:t>
-      </w:r>
-      <w:proofErr w:type="spellEnd"/>
+      </w:pPr>
       <w:r>
         <w:rPr>
           <w:rFonts w:ascii="Liberation Mono" w:eastAsiaTheme="minorEastAsia" w:hAnsi="Liberation Mono"/>
           <w:sz w:val="18"/>
           <w:lang w:val="en-US"/>
         </w:rPr>
-        <w:t>&gt;17&lt;/</w:t>
+        <w:t xml:space="preserve">    &lt;</w:t>
       </w:r>
       <w:proofErr w:type="spellStart"/>
       <w:r>
@@ -10565,43 +10614,43 @@
           <w:sz w:val="18"/>
           <w:lang w:val="en-US"/>
         </w:rPr>
-        <w:t>&gt;</w:t>
-      </w:r>
-    </w:p>
-    <w:p>
-      <w:pPr>
-        <w:ind w:firstLine="709"/>
+        <w:t>&gt;17&lt;/</w:t>
+      </w:r>
+      <w:proofErr w:type="spellStart"/>
+      <w:r>
         <w:rPr>
           <w:rFonts w:ascii="Liberation Mono" w:eastAsiaTheme="minorEastAsia" w:hAnsi="Liberation Mono"/>
           <w:sz w:val="18"/>
           <w:lang w:val="en-US"/>
         </w:rPr>
-      </w:pPr>
+        <w:t>SideA</w:t>
+      </w:r>
+      <w:proofErr w:type="spellEnd"/>
       <w:r>
         <w:rPr>
           <w:rFonts w:ascii="Liberation Mono" w:eastAsiaTheme="minorEastAsia" w:hAnsi="Liberation Mono"/>
           <w:sz w:val="18"/>
           <w:lang w:val="en-US"/>
         </w:rPr>
-        <w:t xml:space="preserve">    &lt;</w:t>
-      </w:r>
-      <w:proofErr w:type="spellStart"/>
-      <w:r>
+        <w:t>&gt;</w:t>
+      </w:r>
+    </w:p>
+    <w:p>
+      <w:pPr>
+        <w:ind w:firstLine="709"/>
         <w:rPr>
           <w:rFonts w:ascii="Liberation Mono" w:eastAsiaTheme="minorEastAsia" w:hAnsi="Liberation Mono"/>
           <w:sz w:val="18"/>
           <w:lang w:val="en-US"/>
         </w:rPr>
-        <w:t>SideB</w:t>
-      </w:r>
-      <w:proofErr w:type="spellEnd"/>
+      </w:pPr>
       <w:r>
         <w:rPr>
           <w:rFonts w:ascii="Liberation Mono" w:eastAsiaTheme="minorEastAsia" w:hAnsi="Liberation Mono"/>
           <w:sz w:val="18"/>
           <w:lang w:val="en-US"/>
         </w:rPr>
-        <w:t>&gt;7&lt;/</w:t>
+        <w:t xml:space="preserve">    &lt;</w:t>
       </w:r>
       <w:proofErr w:type="spellStart"/>
       <w:r>
@@ -10619,43 +10668,43 @@
           <w:sz w:val="18"/>
           <w:lang w:val="en-US"/>
         </w:rPr>
-        <w:t>&gt;</w:t>
-      </w:r>
-    </w:p>
-    <w:p>
-      <w:pPr>
-        <w:ind w:firstLine="709"/>
+        <w:t>&gt;7&lt;/</w:t>
+      </w:r>
+      <w:proofErr w:type="spellStart"/>
+      <w:r>
         <w:rPr>
           <w:rFonts w:ascii="Liberation Mono" w:eastAsiaTheme="minorEastAsia" w:hAnsi="Liberation Mono"/>
           <w:sz w:val="18"/>
           <w:lang w:val="en-US"/>
         </w:rPr>
-      </w:pPr>
+        <w:t>SideB</w:t>
+      </w:r>
+      <w:proofErr w:type="spellEnd"/>
       <w:r>
         <w:rPr>
           <w:rFonts w:ascii="Liberation Mono" w:eastAsiaTheme="minorEastAsia" w:hAnsi="Liberation Mono"/>
           <w:sz w:val="18"/>
           <w:lang w:val="en-US"/>
         </w:rPr>
-        <w:t xml:space="preserve">    &lt;</w:t>
-      </w:r>
-      <w:proofErr w:type="spellStart"/>
-      <w:r>
+        <w:t>&gt;</w:t>
+      </w:r>
+    </w:p>
+    <w:p>
+      <w:pPr>
+        <w:ind w:firstLine="709"/>
         <w:rPr>
           <w:rFonts w:ascii="Liberation Mono" w:eastAsiaTheme="minorEastAsia" w:hAnsi="Liberation Mono"/>
           <w:sz w:val="18"/>
           <w:lang w:val="en-US"/>
         </w:rPr>
-        <w:t>SideC</w:t>
-      </w:r>
-      <w:proofErr w:type="spellEnd"/>
+      </w:pPr>
       <w:r>
         <w:rPr>
           <w:rFonts w:ascii="Liberation Mono" w:eastAsiaTheme="minorEastAsia" w:hAnsi="Liberation Mono"/>
           <w:sz w:val="18"/>
           <w:lang w:val="en-US"/>
         </w:rPr>
-        <w:t>&gt;19&lt;/</w:t>
+        <w:t xml:space="preserve">    &lt;</w:t>
       </w:r>
       <w:proofErr w:type="spellStart"/>
       <w:r>
@@ -10673,89 +10722,115 @@
           <w:sz w:val="18"/>
           <w:lang w:val="en-US"/>
         </w:rPr>
-        <w:t>&gt;</w:t>
-      </w:r>
-    </w:p>
-    <w:p>
-      <w:pPr>
-        <w:ind w:firstLine="709"/>
+        <w:t>&gt;19&lt;/</w:t>
+      </w:r>
+      <w:proofErr w:type="spellStart"/>
+      <w:r>
         <w:rPr>
           <w:rFonts w:ascii="Liberation Mono" w:eastAsiaTheme="minorEastAsia" w:hAnsi="Liberation Mono"/>
           <w:sz w:val="18"/>
           <w:lang w:val="en-US"/>
         </w:rPr>
-      </w:pPr>
+        <w:t>SideC</w:t>
+      </w:r>
+      <w:proofErr w:type="spellEnd"/>
       <w:r>
         <w:rPr>
           <w:rFonts w:ascii="Liberation Mono" w:eastAsiaTheme="minorEastAsia" w:hAnsi="Liberation Mono"/>
           <w:sz w:val="18"/>
           <w:lang w:val="en-US"/>
         </w:rPr>
-        <w:t xml:space="preserve">  &lt;/</w:t>
-      </w:r>
-      <w:proofErr w:type="spellStart"/>
-      <w:r>
+        <w:t>&gt;</w:t>
+      </w:r>
+    </w:p>
+    <w:p>
+      <w:pPr>
+        <w:ind w:firstLine="709"/>
         <w:rPr>
           <w:rFonts w:ascii="Liberation Mono" w:eastAsiaTheme="minorEastAsia" w:hAnsi="Liberation Mono"/>
           <w:sz w:val="18"/>
           <w:lang w:val="en-US"/>
         </w:rPr>
-        <w:t>anyType</w:t>
-      </w:r>
-      <w:proofErr w:type="spellEnd"/>
+      </w:pPr>
       <w:r>
         <w:rPr>
           <w:rFonts w:ascii="Liberation Mono" w:eastAsiaTheme="minorEastAsia" w:hAnsi="Liberation Mono"/>
           <w:sz w:val="18"/>
           <w:lang w:val="en-US"/>
         </w:rPr>
-        <w:t>&gt;</w:t>
-      </w:r>
-    </w:p>
-    <w:p>
-      <w:pPr>
-        <w:ind w:firstLine="709"/>
+        <w:t xml:space="preserve">  &lt;/</w:t>
+      </w:r>
+      <w:proofErr w:type="spellStart"/>
+      <w:r>
         <w:rPr>
           <w:rFonts w:ascii="Liberation Mono" w:eastAsiaTheme="minorEastAsia" w:hAnsi="Liberation Mono"/>
           <w:sz w:val="18"/>
           <w:lang w:val="en-US"/>
         </w:rPr>
-      </w:pPr>
+        <w:t>anyType</w:t>
+      </w:r>
+      <w:proofErr w:type="spellEnd"/>
       <w:r>
         <w:rPr>
           <w:rFonts w:ascii="Liberation Mono" w:eastAsiaTheme="minorEastAsia" w:hAnsi="Liberation Mono"/>
           <w:sz w:val="18"/>
           <w:lang w:val="en-US"/>
         </w:rPr>
-        <w:t xml:space="preserve">  &lt;</w:t>
-      </w:r>
-      <w:proofErr w:type="spellStart"/>
-      <w:r>
+        <w:t>&gt;</w:t>
+      </w:r>
+    </w:p>
+    <w:p>
+      <w:pPr>
+        <w:ind w:firstLine="709"/>
         <w:rPr>
           <w:rFonts w:ascii="Liberation Mono" w:eastAsiaTheme="minorEastAsia" w:hAnsi="Liberation Mono"/>
           <w:sz w:val="18"/>
           <w:lang w:val="en-US"/>
         </w:rPr>
-        <w:t>anyType</w:t>
-      </w:r>
-      <w:proofErr w:type="spellEnd"/>
+      </w:pPr>
       <w:r>
         <w:rPr>
           <w:rFonts w:ascii="Liberation Mono" w:eastAsiaTheme="minorEastAsia" w:hAnsi="Liberation Mono"/>
           <w:sz w:val="18"/>
           <w:lang w:val="en-US"/>
         </w:rPr>
-        <w:t xml:space="preserve"> </w:t>
+        <w:t xml:space="preserve">  &lt;</w:t>
       </w:r>
       <w:proofErr w:type="spellStart"/>
-      <w:proofErr w:type="gramStart"/>
       <w:r>
         <w:rPr>
           <w:rFonts w:ascii="Liberation Mono" w:eastAsiaTheme="minorEastAsia" w:hAnsi="Liberation Mono"/>
           <w:sz w:val="18"/>
           <w:lang w:val="en-US"/>
         </w:rPr>
-        <w:t>xsi:type</w:t>
+        <w:t>anyType</w:t>
+      </w:r>
+      <w:proofErr w:type="spellEnd"/>
+      <w:r>
+        <w:rPr>
+          <w:rFonts w:ascii="Liberation Mono" w:eastAsiaTheme="minorEastAsia" w:hAnsi="Liberation Mono"/>
+          <w:sz w:val="18"/>
+          <w:lang w:val="en-US"/>
+        </w:rPr>
+        <w:t xml:space="preserve"> </w:t>
+      </w:r>
+      <w:proofErr w:type="spellStart"/>
+      <w:r>
+        <w:rPr>
+          <w:rFonts w:ascii="Liberation Mono" w:eastAsiaTheme="minorEastAsia" w:hAnsi="Liberation Mono"/>
+          <w:sz w:val="18"/>
+          <w:lang w:val="en-US"/>
+        </w:rPr>
+        <w:t>xsi</w:t>
+      </w:r>
+      <w:proofErr w:type="gramStart"/>
+      <w:r>
+        <w:rPr>
+          <w:rFonts w:ascii="Liberation Mono" w:eastAsiaTheme="minorEastAsia" w:hAnsi="Liberation Mono"/>
+          <w:sz w:val="18"/>
+          <w:lang w:val="en-US"/>
+        </w:rPr>
+        <w:t>:type</w:t>
       </w:r>
       <w:proofErr w:type="spellEnd"/>
       <w:proofErr w:type="gramEnd"/>
@@ -11348,7 +11423,7 @@
 </file>
 
 <file path=word/comments.xml><?xml version="1.0" encoding="utf-8"?>
-<w:comments xmlns:wpc="http://schemas.microsoft.com/office/word/2010/wordprocessingCanvas" xmlns:cx="http://schemas.microsoft.com/office/drawing/2014/chartex" xmlns:cx1="http://schemas.microsoft.com/office/drawing/2015/9/8/chartex" xmlns:cx2="http://schemas.microsoft.com/office/drawing/2015/10/21/chartex" xmlns:cx3="http://schemas.microsoft.com/office/drawing/2016/5/9/chartex" xmlns:cx4="http://schemas.microsoft.com/office/drawing/2016/5/10/chartex" xmlns:cx5="http://schemas.microsoft.com/office/drawing/2016/5/11/chartex" xmlns:cx6="http://schemas.microsoft.com/office/drawing/2016/5/12/chartex" xmlns:cx7="http://schemas.microsoft.com/office/drawing/2016/5/13/chartex" xmlns:cx8="http://schemas.microsoft.com/office/drawing/2016/5/14/chartex" xmlns:mc="http://schemas.openxmlformats.org/markup-compatibility/2006" xmlns:aink="http://schemas.microsoft.com/office/drawing/2016/ink" xmlns:am3d="http://schemas.microsoft.com/office/drawing/2017/model3d" xmlns:o="urn:schemas-microsoft-com:office:office" xmlns:r="http://schemas.openxmlformats.org/officeDocument/2006/relationships" xmlns:m="http://schemas.openxmlformats.org/officeDocument/2006/math" xmlns:v="urn:schemas-microsoft-com:vml" xmlns:wp14="http://schemas.microsoft.com/office/word/2010/wordprocessingDrawing" xmlns:wp="http://schemas.openxmlformats.org/drawingml/2006/wordprocessingDrawing" xmlns:w10="urn:schemas-microsoft-com:office:word" xmlns:w="http://schemas.openxmlformats.org/wordprocessingml/2006/main" xmlns:w14="http://schemas.microsoft.com/office/word/2010/wordml" xmlns:w15="http://schemas.microsoft.com/office/word/2012/wordml" xmlns:w16cex="http://schemas.microsoft.com/office/word/2018/wordml/cex" xmlns:w16cid="http://schemas.microsoft.com/office/word/2016/wordml/cid" xmlns:w16="http://schemas.microsoft.com/office/word/2018/wordml" xmlns:w16sdtdh="http://schemas.microsoft.com/office/word/2020/wordml/sdtdatahash" xmlns:w16se="http://schemas.microsoft.com/office/word/2015/wordml/symex" xmlns:wpg="http://schemas.microsoft.com/office/word/2010/wordprocessingGroup" xmlns:wpi="http://schemas.microsoft.com/office/word/2010/wordprocessingInk" xmlns:wne="http://schemas.microsoft.com/office/word/2006/wordml" xmlns:wps="http://schemas.microsoft.com/office/word/2010/wordprocessingShape" mc:Ignorable="w14 w15 w16se w16cid w16 w16cex w16sdtdh wp14">
+<w:comments xmlns:wpc="http://schemas.microsoft.com/office/word/2010/wordprocessingCanvas" xmlns:cx="http://schemas.microsoft.com/office/drawing/2014/chartex" xmlns:cx1="http://schemas.microsoft.com/office/drawing/2015/9/8/chartex" xmlns:mc="http://schemas.openxmlformats.org/markup-compatibility/2006" xmlns:o="urn:schemas-microsoft-com:office:office" xmlns:r="http://schemas.openxmlformats.org/officeDocument/2006/relationships" xmlns:m="http://schemas.openxmlformats.org/officeDocument/2006/math" xmlns:v="urn:schemas-microsoft-com:vml" xmlns:wp14="http://schemas.microsoft.com/office/word/2010/wordprocessingDrawing" xmlns:wp="http://schemas.openxmlformats.org/drawingml/2006/wordprocessingDrawing" xmlns:w10="urn:schemas-microsoft-com:office:word" xmlns:w="http://schemas.openxmlformats.org/wordprocessingml/2006/main" xmlns:w14="http://schemas.microsoft.com/office/word/2010/wordml" xmlns:w15="http://schemas.microsoft.com/office/word/2012/wordml" xmlns:w16se="http://schemas.microsoft.com/office/word/2015/wordml/symex" xmlns:wpg="http://schemas.microsoft.com/office/word/2010/wordprocessingGroup" xmlns:wpi="http://schemas.microsoft.com/office/word/2010/wordprocessingInk" xmlns:wne="http://schemas.microsoft.com/office/word/2006/wordml" xmlns:wps="http://schemas.microsoft.com/office/word/2010/wordprocessingShape" mc:Ignorable="w14 w15 w16se wp14">
   <w:comment w:id="0" w:author="Aleksey A. Kalentev" w:date="2026-06-20T13:49:00Z" w:initials="AAK">
     <w:p>
       <w:pPr>
@@ -11379,7 +11454,7 @@
 </file>
 
 <file path=word/commentsExtended.xml><?xml version="1.0" encoding="utf-8"?>
-<w15:commentsEx xmlns:wpc="http://schemas.microsoft.com/office/word/2010/wordprocessingCanvas" xmlns:cx="http://schemas.microsoft.com/office/drawing/2014/chartex" xmlns:cx1="http://schemas.microsoft.com/office/drawing/2015/9/8/chartex" xmlns:cx2="http://schemas.microsoft.com/office/drawing/2015/10/21/chartex" xmlns:cx3="http://schemas.microsoft.com/office/drawing/2016/5/9/chartex" xmlns:cx4="http://schemas.microsoft.com/office/drawing/2016/5/10/chartex" xmlns:cx5="http://schemas.microsoft.com/office/drawing/2016/5/11/chartex" xmlns:cx6="http://schemas.microsoft.com/office/drawing/2016/5/12/chartex" xmlns:cx7="http://schemas.microsoft.com/office/drawing/2016/5/13/chartex" xmlns:cx8="http://schemas.microsoft.com/office/drawing/2016/5/14/chartex" xmlns:mc="http://schemas.openxmlformats.org/markup-compatibility/2006" xmlns:aink="http://schemas.microsoft.com/office/drawing/2016/ink" xmlns:am3d="http://schemas.microsoft.com/office/drawing/2017/model3d" xmlns:o="urn:schemas-microsoft-com:office:office" xmlns:r="http://schemas.openxmlformats.org/officeDocument/2006/relationships" xmlns:m="http://schemas.openxmlformats.org/officeDocument/2006/math" xmlns:v="urn:schemas-microsoft-com:vml" xmlns:wp14="http://schemas.microsoft.com/office/word/2010/wordprocessingDrawing" xmlns:wp="http://schemas.openxmlformats.org/drawingml/2006/wordprocessingDrawing" xmlns:w10="urn:schemas-microsoft-com:office:word" xmlns:w="http://schemas.openxmlformats.org/wordprocessingml/2006/main" xmlns:w14="http://schemas.microsoft.com/office/word/2010/wordml" xmlns:w15="http://schemas.microsoft.com/office/word/2012/wordml" xmlns:w16cex="http://schemas.microsoft.com/office/word/2018/wordml/cex" xmlns:w16cid="http://schemas.microsoft.com/office/word/2016/wordml/cid" xmlns:w16="http://schemas.microsoft.com/office/word/2018/wordml" xmlns:w16sdtdh="http://schemas.microsoft.com/office/word/2020/wordml/sdtdatahash" xmlns:w16se="http://schemas.microsoft.com/office/word/2015/wordml/symex" xmlns:wpg="http://schemas.microsoft.com/office/word/2010/wordprocessingGroup" xmlns:wpi="http://schemas.microsoft.com/office/word/2010/wordprocessingInk" xmlns:wne="http://schemas.microsoft.com/office/word/2006/wordml" xmlns:wps="http://schemas.microsoft.com/office/word/2010/wordprocessingShape" mc:Ignorable="w14 w15 w16se w16cid w16 w16cex w16sdtdh wp14">
+<w15:commentsEx xmlns:wpc="http://schemas.microsoft.com/office/word/2010/wordprocessingCanvas" xmlns:cx="http://schemas.microsoft.com/office/drawing/2014/chartex" xmlns:cx1="http://schemas.microsoft.com/office/drawing/2015/9/8/chartex" xmlns:mc="http://schemas.openxmlformats.org/markup-compatibility/2006" xmlns:o="urn:schemas-microsoft-com:office:office" xmlns:r="http://schemas.openxmlformats.org/officeDocument/2006/relationships" xmlns:m="http://schemas.openxmlformats.org/officeDocument/2006/math" xmlns:v="urn:schemas-microsoft-com:vml" xmlns:wp14="http://schemas.microsoft.com/office/word/2010/wordprocessingDrawing" xmlns:wp="http://schemas.openxmlformats.org/drawingml/2006/wordprocessingDrawing" xmlns:w10="urn:schemas-microsoft-com:office:word" xmlns:w="http://schemas.openxmlformats.org/wordprocessingml/2006/main" xmlns:w14="http://schemas.microsoft.com/office/word/2010/wordml" xmlns:w15="http://schemas.microsoft.com/office/word/2012/wordml" xmlns:w16se="http://schemas.microsoft.com/office/word/2015/wordml/symex" xmlns:wpg="http://schemas.microsoft.com/office/word/2010/wordprocessingGroup" xmlns:wpi="http://schemas.microsoft.com/office/word/2010/wordprocessingInk" xmlns:wne="http://schemas.microsoft.com/office/word/2006/wordml" xmlns:wps="http://schemas.microsoft.com/office/word/2010/wordprocessingShape" mc:Ignorable="w14 w15 w16se wp14">
   <w15:commentEx w15:paraId="746E4E37" w15:done="0"/>
   <w15:commentEx w15:paraId="1821C167" w15:done="0"/>
 </w15:commentsEx>
@@ -11400,7 +11475,7 @@
 </file>
 
 <file path=word/endnotes.xml><?xml version="1.0" encoding="utf-8"?>
-<w:endnotes xmlns:wpc="http://schemas.microsoft.com/office/word/2010/wordprocessingCanvas" xmlns:cx="http://schemas.microsoft.com/office/drawing/2014/chartex" xmlns:cx1="http://schemas.microsoft.com/office/drawing/2015/9/8/chartex" xmlns:cx2="http://schemas.microsoft.com/office/drawing/2015/10/21/chartex" xmlns:cx3="http://schemas.microsoft.com/office/drawing/2016/5/9/chartex" xmlns:cx4="http://schemas.microsoft.com/office/drawing/2016/5/10/chartex" xmlns:cx5="http://schemas.microsoft.com/office/drawing/2016/5/11/chartex" xmlns:cx6="http://schemas.microsoft.com/office/drawing/2016/5/12/chartex" xmlns:cx7="http://schemas.microsoft.com/office/drawing/2016/5/13/chartex" xmlns:cx8="http://schemas.microsoft.com/office/drawing/2016/5/14/chartex" xmlns:mc="http://schemas.openxmlformats.org/markup-compatibility/2006" xmlns:aink="http://schemas.microsoft.com/office/drawing/2016/ink" xmlns:am3d="http://schemas.microsoft.com/office/drawing/2017/model3d" xmlns:o="urn:schemas-microsoft-com:office:office" xmlns:r="http://schemas.openxmlformats.org/officeDocument/2006/relationships" xmlns:m="http://schemas.openxmlformats.org/officeDocument/2006/math" xmlns:v="urn:schemas-microsoft-com:vml" xmlns:wp14="http://schemas.microsoft.com/office/word/2010/wordprocessingDrawing" xmlns:wp="http://schemas.openxmlformats.org/drawingml/2006/wordprocessingDrawing" xmlns:w10="urn:schemas-microsoft-com:office:word" xmlns:w="http://schemas.openxmlformats.org/wordprocessingml/2006/main" xmlns:w14="http://schemas.microsoft.com/office/word/2010/wordml" xmlns:w15="http://schemas.microsoft.com/office/word/2012/wordml" xmlns:w16cex="http://schemas.microsoft.com/office/word/2018/wordml/cex" xmlns:w16cid="http://schemas.microsoft.com/office/word/2016/wordml/cid" xmlns:w16="http://schemas.microsoft.com/office/word/2018/wordml" xmlns:w16sdtdh="http://schemas.microsoft.com/office/word/2020/wordml/sdtdatahash" xmlns:w16se="http://schemas.microsoft.com/office/word/2015/wordml/symex" xmlns:wpg="http://schemas.microsoft.com/office/word/2010/wordprocessingGroup" xmlns:wpi="http://schemas.microsoft.com/office/word/2010/wordprocessingInk" xmlns:wne="http://schemas.microsoft.com/office/word/2006/wordml" xmlns:wps="http://schemas.microsoft.com/office/word/2010/wordprocessingShape" mc:Ignorable="w14 w15 w16se w16cid w16 w16cex w16sdtdh wp14">
+<w:endnotes xmlns:wpc="http://schemas.microsoft.com/office/word/2010/wordprocessingCanvas" xmlns:cx="http://schemas.microsoft.com/office/drawing/2014/chartex" xmlns:cx1="http://schemas.microsoft.com/office/drawing/2015/9/8/chartex" xmlns:mc="http://schemas.openxmlformats.org/markup-compatibility/2006" xmlns:o="urn:schemas-microsoft-com:office:office" xmlns:r="http://schemas.openxmlformats.org/officeDocument/2006/relationships" xmlns:m="http://schemas.openxmlformats.org/officeDocument/2006/math" xmlns:v="urn:schemas-microsoft-com:vml" xmlns:wp14="http://schemas.microsoft.com/office/word/2010/wordprocessingDrawing" xmlns:wp="http://schemas.openxmlformats.org/drawingml/2006/wordprocessingDrawing" xmlns:w10="urn:schemas-microsoft-com:office:word" xmlns:w="http://schemas.openxmlformats.org/wordprocessingml/2006/main" xmlns:w14="http://schemas.microsoft.com/office/word/2010/wordml" xmlns:w15="http://schemas.microsoft.com/office/word/2012/wordml" xmlns:w16se="http://schemas.microsoft.com/office/word/2015/wordml/symex" xmlns:wpg="http://schemas.microsoft.com/office/word/2010/wordprocessingGroup" xmlns:wpi="http://schemas.microsoft.com/office/word/2010/wordprocessingInk" xmlns:wne="http://schemas.microsoft.com/office/word/2006/wordml" xmlns:wps="http://schemas.microsoft.com/office/word/2010/wordprocessingShape" mc:Ignorable="w14 w15 w16se wp14">
   <w:endnote w:type="separator" w:id="-1">
     <w:p>
       <w:pPr>
@@ -11425,7 +11500,7 @@
 </file>
 
 <file path=word/footer1.xml><?xml version="1.0" encoding="utf-8"?>
-<w:ftr xmlns:wpc="http://schemas.microsoft.com/office/word/2010/wordprocessingCanvas" xmlns:cx="http://schemas.microsoft.com/office/drawing/2014/chartex" xmlns:cx1="http://schemas.microsoft.com/office/drawing/2015/9/8/chartex" xmlns:cx2="http://schemas.microsoft.com/office/drawing/2015/10/21/chartex" xmlns:cx3="http://schemas.microsoft.com/office/drawing/2016/5/9/chartex" xmlns:cx4="http://schemas.microsoft.com/office/drawing/2016/5/10/chartex" xmlns:cx5="http://schemas.microsoft.com/office/drawing/2016/5/11/chartex" xmlns:cx6="http://schemas.microsoft.com/office/drawing/2016/5/12/chartex" xmlns:cx7="http://schemas.microsoft.com/office/drawing/2016/5/13/chartex" xmlns:cx8="http://schemas.microsoft.com/office/drawing/2016/5/14/chartex" xmlns:mc="http://schemas.openxmlformats.org/markup-compatibility/2006" xmlns:aink="http://schemas.microsoft.com/office/drawing/2016/ink" xmlns:am3d="http://schemas.microsoft.com/office/drawing/2017/model3d" xmlns:o="urn:schemas-microsoft-com:office:office" xmlns:r="http://schemas.openxmlformats.org/officeDocument/2006/relationships" xmlns:m="http://schemas.openxmlformats.org/officeDocument/2006/math" xmlns:v="urn:schemas-microsoft-com:vml" xmlns:wp14="http://schemas.microsoft.com/office/word/2010/wordprocessingDrawing" xmlns:wp="http://schemas.openxmlformats.org/drawingml/2006/wordprocessingDrawing" xmlns:w10="urn:schemas-microsoft-com:office:word" xmlns:w="http://schemas.openxmlformats.org/wordprocessingml/2006/main" xmlns:w14="http://schemas.microsoft.com/office/word/2010/wordml" xmlns:w15="http://schemas.microsoft.com/office/word/2012/wordml" xmlns:w16cex="http://schemas.microsoft.com/office/word/2018/wordml/cex" xmlns:w16cid="http://schemas.microsoft.com/office/word/2016/wordml/cid" xmlns:w16="http://schemas.microsoft.com/office/word/2018/wordml" xmlns:w16sdtdh="http://schemas.microsoft.com/office/word/2020/wordml/sdtdatahash" xmlns:w16se="http://schemas.microsoft.com/office/word/2015/wordml/symex" xmlns:wpg="http://schemas.microsoft.com/office/word/2010/wordprocessingGroup" xmlns:wpi="http://schemas.microsoft.com/office/word/2010/wordprocessingInk" xmlns:wne="http://schemas.microsoft.com/office/word/2006/wordml" xmlns:wps="http://schemas.microsoft.com/office/word/2010/wordprocessingShape" mc:Ignorable="w14 w15 w16se w16cid w16 w16cex w16sdtdh wp14">
+<w:ftr xmlns:wpc="http://schemas.microsoft.com/office/word/2010/wordprocessingCanvas" xmlns:cx="http://schemas.microsoft.com/office/drawing/2014/chartex" xmlns:cx1="http://schemas.microsoft.com/office/drawing/2015/9/8/chartex" xmlns:mc="http://schemas.openxmlformats.org/markup-compatibility/2006" xmlns:o="urn:schemas-microsoft-com:office:office" xmlns:r="http://schemas.openxmlformats.org/officeDocument/2006/relationships" xmlns:m="http://schemas.openxmlformats.org/officeDocument/2006/math" xmlns:v="urn:schemas-microsoft-com:vml" xmlns:wp14="http://schemas.microsoft.com/office/word/2010/wordprocessingDrawing" xmlns:wp="http://schemas.openxmlformats.org/drawingml/2006/wordprocessingDrawing" xmlns:w10="urn:schemas-microsoft-com:office:word" xmlns:w="http://schemas.openxmlformats.org/wordprocessingml/2006/main" xmlns:w14="http://schemas.microsoft.com/office/word/2010/wordml" xmlns:w15="http://schemas.microsoft.com/office/word/2012/wordml" xmlns:w16se="http://schemas.microsoft.com/office/word/2015/wordml/symex" xmlns:wpg="http://schemas.microsoft.com/office/word/2010/wordprocessingGroup" xmlns:wpi="http://schemas.microsoft.com/office/word/2010/wordprocessingInk" xmlns:wne="http://schemas.microsoft.com/office/word/2006/wordml" xmlns:wps="http://schemas.microsoft.com/office/word/2010/wordprocessingShape" mc:Ignorable="w14 w15 w16se wp14">
   <w:sdt>
     <w:sdtPr>
       <w:id w:val="994682180"/>
@@ -11454,7 +11529,7 @@
           <w:rPr>
             <w:noProof/>
           </w:rPr>
-          <w:t>6</w:t>
+          <w:t>20</w:t>
         </w:r>
         <w:r>
           <w:fldChar w:fldCharType="end"/>
@@ -11471,7 +11546,7 @@
 </file>
 
 <file path=word/footnotes.xml><?xml version="1.0" encoding="utf-8"?>
-<w:footnotes xmlns:wpc="http://schemas.microsoft.com/office/word/2010/wordprocessingCanvas" xmlns:cx="http://schemas.microsoft.com/office/drawing/2014/chartex" xmlns:cx1="http://schemas.microsoft.com/office/drawing/2015/9/8/chartex" xmlns:cx2="http://schemas.microsoft.com/office/drawing/2015/10/21/chartex" xmlns:cx3="http://schemas.microsoft.com/office/drawing/2016/5/9/chartex" xmlns:cx4="http://schemas.microsoft.com/office/drawing/2016/5/10/chartex" xmlns:cx5="http://schemas.microsoft.com/office/drawing/2016/5/11/chartex" xmlns:cx6="http://schemas.microsoft.com/office/drawing/2016/5/12/chartex" xmlns:cx7="http://schemas.microsoft.com/office/drawing/2016/5/13/chartex" xmlns:cx8="http://schemas.microsoft.com/office/drawing/2016/5/14/chartex" xmlns:mc="http://schemas.openxmlformats.org/markup-compatibility/2006" xmlns:aink="http://schemas.microsoft.com/office/drawing/2016/ink" xmlns:am3d="http://schemas.microsoft.com/office/drawing/2017/model3d" xmlns:o="urn:schemas-microsoft-com:office:office" xmlns:r="http://schemas.openxmlformats.org/officeDocument/2006/relationships" xmlns:m="http://schemas.openxmlformats.org/officeDocument/2006/math" xmlns:v="urn:schemas-microsoft-com:vml" xmlns:wp14="http://schemas.microsoft.com/office/word/2010/wordprocessingDrawing" xmlns:wp="http://schemas.openxmlformats.org/drawingml/2006/wordprocessingDrawing" xmlns:w10="urn:schemas-microsoft-com:office:word" xmlns:w="http://schemas.openxmlformats.org/wordprocessingml/2006/main" xmlns:w14="http://schemas.microsoft.com/office/word/2010/wordml" xmlns:w15="http://schemas.microsoft.com/office/word/2012/wordml" xmlns:w16cex="http://schemas.microsoft.com/office/word/2018/wordml/cex" xmlns:w16cid="http://schemas.microsoft.com/office/word/2016/wordml/cid" xmlns:w16="http://schemas.microsoft.com/office/word/2018/wordml" xmlns:w16sdtdh="http://schemas.microsoft.com/office/word/2020/wordml/sdtdatahash" xmlns:w16se="http://schemas.microsoft.com/office/word/2015/wordml/symex" xmlns:wpg="http://schemas.microsoft.com/office/word/2010/wordprocessingGroup" xmlns:wpi="http://schemas.microsoft.com/office/word/2010/wordprocessingInk" xmlns:wne="http://schemas.microsoft.com/office/word/2006/wordml" xmlns:wps="http://schemas.microsoft.com/office/word/2010/wordprocessingShape" mc:Ignorable="w14 w15 w16se w16cid w16 w16cex w16sdtdh wp14">
+<w:footnotes xmlns:wpc="http://schemas.microsoft.com/office/word/2010/wordprocessingCanvas" xmlns:cx="http://schemas.microsoft.com/office/drawing/2014/chartex" xmlns:cx1="http://schemas.microsoft.com/office/drawing/2015/9/8/chartex" xmlns:mc="http://schemas.openxmlformats.org/markup-compatibility/2006" xmlns:o="urn:schemas-microsoft-com:office:office" xmlns:r="http://schemas.openxmlformats.org/officeDocument/2006/relationships" xmlns:m="http://schemas.openxmlformats.org/officeDocument/2006/math" xmlns:v="urn:schemas-microsoft-com:vml" xmlns:wp14="http://schemas.microsoft.com/office/word/2010/wordprocessingDrawing" xmlns:wp="http://schemas.openxmlformats.org/drawingml/2006/wordprocessingDrawing" xmlns:w10="urn:schemas-microsoft-com:office:word" xmlns:w="http://schemas.openxmlformats.org/wordprocessingml/2006/main" xmlns:w14="http://schemas.microsoft.com/office/word/2010/wordml" xmlns:w15="http://schemas.microsoft.com/office/word/2012/wordml" xmlns:w16se="http://schemas.microsoft.com/office/word/2015/wordml/symex" xmlns:wpg="http://schemas.microsoft.com/office/word/2010/wordprocessingGroup" xmlns:wpi="http://schemas.microsoft.com/office/word/2010/wordprocessingInk" xmlns:wne="http://schemas.microsoft.com/office/word/2006/wordml" xmlns:wps="http://schemas.microsoft.com/office/word/2010/wordprocessingShape" mc:Ignorable="w14 w15 w16se wp14">
   <w:footnote w:type="separator" w:id="-1">
     <w:p>
       <w:pPr>
@@ -11496,7 +11571,7 @@
 </file>
 
 <file path=word/numbering.xml><?xml version="1.0" encoding="utf-8"?>
-<w:numbering xmlns:wpc="http://schemas.microsoft.com/office/word/2010/wordprocessingCanvas" xmlns:cx="http://schemas.microsoft.com/office/drawing/2014/chartex" xmlns:cx1="http://schemas.microsoft.com/office/drawing/2015/9/8/chartex" xmlns:cx2="http://schemas.microsoft.com/office/drawing/2015/10/21/chartex" xmlns:cx3="http://schemas.microsoft.com/office/drawing/2016/5/9/chartex" xmlns:cx4="http://schemas.microsoft.com/office/drawing/2016/5/10/chartex" xmlns:cx5="http://schemas.microsoft.com/office/drawing/2016/5/11/chartex" xmlns:cx6="http://schemas.microsoft.com/office/drawing/2016/5/12/chartex" xmlns:cx7="http://schemas.microsoft.com/office/drawing/2016/5/13/chartex" xmlns:cx8="http://schemas.microsoft.com/office/drawing/2016/5/14/chartex" xmlns:mc="http://schemas.openxmlformats.org/markup-compatibility/2006" xmlns:aink="http://schemas.microsoft.com/office/drawing/2016/ink" xmlns:am3d="http://schemas.microsoft.com/office/drawing/2017/model3d" xmlns:o="urn:schemas-microsoft-com:office:office" xmlns:r="http://schemas.openxmlformats.org/officeDocument/2006/relationships" xmlns:m="http://schemas.openxmlformats.org/officeDocument/2006/math" xmlns:v="urn:schemas-microsoft-com:vml" xmlns:wp14="http://schemas.microsoft.com/office/word/2010/wordprocessingDrawing" xmlns:wp="http://schemas.openxmlformats.org/drawingml/2006/wordprocessingDrawing" xmlns:w10="urn:schemas-microsoft-com:office:word" xmlns:w="http://schemas.openxmlformats.org/wordprocessingml/2006/main" xmlns:w14="http://schemas.microsoft.com/office/word/2010/wordml" xmlns:w15="http://schemas.microsoft.com/office/word/2012/wordml" xmlns:w16cex="http://schemas.microsoft.com/office/word/2018/wordml/cex" xmlns:w16cid="http://schemas.microsoft.com/office/word/2016/wordml/cid" xmlns:w16="http://schemas.microsoft.com/office/word/2018/wordml" xmlns:w16sdtdh="http://schemas.microsoft.com/office/word/2020/wordml/sdtdatahash" xmlns:w16se="http://schemas.microsoft.com/office/word/2015/wordml/symex" xmlns:wpg="http://schemas.microsoft.com/office/word/2010/wordprocessingGroup" xmlns:wpi="http://schemas.microsoft.com/office/word/2010/wordprocessingInk" xmlns:wne="http://schemas.microsoft.com/office/word/2006/wordml" xmlns:wps="http://schemas.microsoft.com/office/word/2010/wordprocessingShape" mc:Ignorable="w14 w15 w16se w16cid w16 w16cex w16sdtdh wp14">
+<w:numbering xmlns:wpc="http://schemas.microsoft.com/office/word/2010/wordprocessingCanvas" xmlns:cx="http://schemas.microsoft.com/office/drawing/2014/chartex" xmlns:cx1="http://schemas.microsoft.com/office/drawing/2015/9/8/chartex" xmlns:mc="http://schemas.openxmlformats.org/markup-compatibility/2006" xmlns:o="urn:schemas-microsoft-com:office:office" xmlns:r="http://schemas.openxmlformats.org/officeDocument/2006/relationships" xmlns:m="http://schemas.openxmlformats.org/officeDocument/2006/math" xmlns:v="urn:schemas-microsoft-com:vml" xmlns:wp14="http://schemas.microsoft.com/office/word/2010/wordprocessingDrawing" xmlns:wp="http://schemas.openxmlformats.org/drawingml/2006/wordprocessingDrawing" xmlns:w10="urn:schemas-microsoft-com:office:word" xmlns:w="http://schemas.openxmlformats.org/wordprocessingml/2006/main" xmlns:w14="http://schemas.microsoft.com/office/word/2010/wordml" xmlns:w15="http://schemas.microsoft.com/office/word/2012/wordml" xmlns:w16se="http://schemas.microsoft.com/office/word/2015/wordml/symex" xmlns:wpg="http://schemas.microsoft.com/office/word/2010/wordprocessingGroup" xmlns:wpi="http://schemas.microsoft.com/office/word/2010/wordprocessingInk" xmlns:wne="http://schemas.microsoft.com/office/word/2006/wordml" xmlns:wps="http://schemas.microsoft.com/office/word/2010/wordprocessingShape" mc:Ignorable="w14 w15 w16se wp14">
   <w:abstractNum w:abstractNumId="0" w15:restartNumberingAfterBreak="0">
     <w:nsid w:val="FFFFFF89"/>
     <w:multiLevelType w:val="singleLevel"/>
@@ -13271,7 +13346,7 @@
 </file>
 
 <file path=word/people.xml><?xml version="1.0" encoding="utf-8"?>
-<w15:people xmlns:wpc="http://schemas.microsoft.com/office/word/2010/wordprocessingCanvas" xmlns:cx="http://schemas.microsoft.com/office/drawing/2014/chartex" xmlns:cx1="http://schemas.microsoft.com/office/drawing/2015/9/8/chartex" xmlns:cx2="http://schemas.microsoft.com/office/drawing/2015/10/21/chartex" xmlns:cx3="http://schemas.microsoft.com/office/drawing/2016/5/9/chartex" xmlns:cx4="http://schemas.microsoft.com/office/drawing/2016/5/10/chartex" xmlns:cx5="http://schemas.microsoft.com/office/drawing/2016/5/11/chartex" xmlns:cx6="http://schemas.microsoft.com/office/drawing/2016/5/12/chartex" xmlns:cx7="http://schemas.microsoft.com/office/drawing/2016/5/13/chartex" xmlns:cx8="http://schemas.microsoft.com/office/drawing/2016/5/14/chartex" xmlns:mc="http://schemas.openxmlformats.org/markup-compatibility/2006" xmlns:aink="http://schemas.microsoft.com/office/drawing/2016/ink" xmlns:am3d="http://schemas.microsoft.com/office/drawing/2017/model3d" xmlns:o="urn:schemas-microsoft-com:office:office" xmlns:r="http://schemas.openxmlformats.org/officeDocument/2006/relationships" xmlns:m="http://schemas.openxmlformats.org/officeDocument/2006/math" xmlns:v="urn:schemas-microsoft-com:vml" xmlns:wp14="http://schemas.microsoft.com/office/word/2010/wordprocessingDrawing" xmlns:wp="http://schemas.openxmlformats.org/drawingml/2006/wordprocessingDrawing" xmlns:w10="urn:schemas-microsoft-com:office:word" xmlns:w="http://schemas.openxmlformats.org/wordprocessingml/2006/main" xmlns:w14="http://schemas.microsoft.com/office/word/2010/wordml" xmlns:w15="http://schemas.microsoft.com/office/word/2012/wordml" xmlns:w16cex="http://schemas.microsoft.com/office/word/2018/wordml/cex" xmlns:w16cid="http://schemas.microsoft.com/office/word/2016/wordml/cid" xmlns:w16="http://schemas.microsoft.com/office/word/2018/wordml" xmlns:w16sdtdh="http://schemas.microsoft.com/office/word/2020/wordml/sdtdatahash" xmlns:w16se="http://schemas.microsoft.com/office/word/2015/wordml/symex" xmlns:wpg="http://schemas.microsoft.com/office/word/2010/wordprocessingGroup" xmlns:wpi="http://schemas.microsoft.com/office/word/2010/wordprocessingInk" xmlns:wne="http://schemas.microsoft.com/office/word/2006/wordml" xmlns:wps="http://schemas.microsoft.com/office/word/2010/wordprocessingShape" mc:Ignorable="w14 w15 w16se w16cid w16 w16cex w16sdtdh wp14">
+<w15:people xmlns:wpc="http://schemas.microsoft.com/office/word/2010/wordprocessingCanvas" xmlns:cx="http://schemas.microsoft.com/office/drawing/2014/chartex" xmlns:cx1="http://schemas.microsoft.com/office/drawing/2015/9/8/chartex" xmlns:mc="http://schemas.openxmlformats.org/markup-compatibility/2006" xmlns:o="urn:schemas-microsoft-com:office:office" xmlns:r="http://schemas.openxmlformats.org/officeDocument/2006/relationships" xmlns:m="http://schemas.openxmlformats.org/officeDocument/2006/math" xmlns:v="urn:schemas-microsoft-com:vml" xmlns:wp14="http://schemas.microsoft.com/office/word/2010/wordprocessingDrawing" xmlns:wp="http://schemas.openxmlformats.org/drawingml/2006/wordprocessingDrawing" xmlns:w10="urn:schemas-microsoft-com:office:word" xmlns:w="http://schemas.openxmlformats.org/wordprocessingml/2006/main" xmlns:w14="http://schemas.microsoft.com/office/word/2010/wordml" xmlns:w15="http://schemas.microsoft.com/office/word/2012/wordml" xmlns:w16se="http://schemas.microsoft.com/office/word/2015/wordml/symex" xmlns:wpg="http://schemas.microsoft.com/office/word/2010/wordprocessingGroup" xmlns:wpi="http://schemas.microsoft.com/office/word/2010/wordprocessingInk" xmlns:wne="http://schemas.microsoft.com/office/word/2006/wordml" xmlns:wps="http://schemas.microsoft.com/office/word/2010/wordprocessingShape" mc:Ignorable="w14 w15 w16se wp14">
   <w15:person w15:author="Aleksey A. Kalentev">
     <w15:presenceInfo w15:providerId="AD" w15:userId="S-1-5-21-507921405-1993962763-1957994488-151096"/>
   </w15:person>
@@ -13279,7 +13354,7 @@
 </file>
 
 <file path=word/styles.xml><?xml version="1.0" encoding="utf-8"?>
-<w:styles xmlns:mc="http://schemas.openxmlformats.org/markup-compatibility/2006" xmlns:r="http://schemas.openxmlformats.org/officeDocument/2006/relationships" xmlns:w="http://schemas.openxmlformats.org/wordprocessingml/2006/main" xmlns:w14="http://schemas.microsoft.com/office/word/2010/wordml" xmlns:w15="http://schemas.microsoft.com/office/word/2012/wordml" xmlns:w16cex="http://schemas.microsoft.com/office/word/2018/wordml/cex" xmlns:w16cid="http://schemas.microsoft.com/office/word/2016/wordml/cid" xmlns:w16="http://schemas.microsoft.com/office/word/2018/wordml" xmlns:w16sdtdh="http://schemas.microsoft.com/office/word/2020/wordml/sdtdatahash" xmlns:w16se="http://schemas.microsoft.com/office/word/2015/wordml/symex" mc:Ignorable="w14 w15 w16se w16cid w16 w16cex w16sdtdh">
+<w:styles xmlns:mc="http://schemas.openxmlformats.org/markup-compatibility/2006" xmlns:r="http://schemas.openxmlformats.org/officeDocument/2006/relationships" xmlns:w="http://schemas.openxmlformats.org/wordprocessingml/2006/main" xmlns:w14="http://schemas.microsoft.com/office/word/2010/wordml" xmlns:w15="http://schemas.microsoft.com/office/word/2012/wordml" xmlns:w16se="http://schemas.microsoft.com/office/word/2015/wordml/symex" mc:Ignorable="w14 w15 w16se">
   <w:docDefaults>
     <w:rPrDefault>
       <w:rPr>
@@ -13295,7 +13370,7 @@
       </w:pPr>
     </w:pPrDefault>
   </w:docDefaults>
-  <w:latentStyles w:defLockedState="0" w:defUIPriority="99" w:defSemiHidden="0" w:defUnhideWhenUsed="0" w:defQFormat="0" w:count="376">
+  <w:latentStyles w:defLockedState="0" w:defUIPriority="99" w:defSemiHidden="0" w:defUnhideWhenUsed="0" w:defQFormat="0" w:count="371">
     <w:lsdException w:name="Normal" w:uiPriority="0" w:qFormat="1"/>
     <w:lsdException w:name="heading 1" w:uiPriority="9" w:qFormat="1"/>
     <w:lsdException w:name="heading 2" w:semiHidden="1" w:uiPriority="9" w:unhideWhenUsed="1" w:qFormat="1"/>
@@ -13401,6 +13476,7 @@
     <w:lsdException w:name="HTML Sample" w:semiHidden="1" w:unhideWhenUsed="1"/>
     <w:lsdException w:name="HTML Typewriter" w:semiHidden="1" w:unhideWhenUsed="1"/>
     <w:lsdException w:name="HTML Variable" w:semiHidden="1" w:unhideWhenUsed="1"/>
+    <w:lsdException w:name="Normal Table" w:semiHidden="1" w:unhideWhenUsed="1"/>
     <w:lsdException w:name="annotation subject" w:semiHidden="1" w:unhideWhenUsed="1"/>
     <w:lsdException w:name="No List" w:semiHidden="1" w:unhideWhenUsed="1"/>
     <w:lsdException w:name="Outline List 1" w:semiHidden="1" w:unhideWhenUsed="1"/>
@@ -13443,8 +13519,11 @@
     <w:lsdException w:name="Table Contemporary" w:semiHidden="1" w:unhideWhenUsed="1"/>
     <w:lsdException w:name="Table Elegant" w:semiHidden="1" w:unhideWhenUsed="1"/>
     <w:lsdException w:name="Table Professional" w:semiHidden="1" w:unhideWhenUsed="1"/>
+    <w:lsdException w:name="Table Subtle 1" w:semiHidden="1" w:unhideWhenUsed="1"/>
     <w:lsdException w:name="Table Subtle 2" w:semiHidden="1" w:unhideWhenUsed="1"/>
     <w:lsdException w:name="Table Web 1" w:semiHidden="1" w:unhideWhenUsed="1"/>
+    <w:lsdException w:name="Table Web 2" w:semiHidden="1" w:unhideWhenUsed="1"/>
+    <w:lsdException w:name="Table Web 3" w:semiHidden="1" w:unhideWhenUsed="1"/>
     <w:lsdException w:name="Balloon Text" w:semiHidden="1" w:unhideWhenUsed="1"/>
     <w:lsdException w:name="Table Grid" w:uiPriority="59"/>
     <w:lsdException w:name="Table Theme" w:semiHidden="1" w:unhideWhenUsed="1"/>
@@ -13663,11 +13742,6 @@
     <w:lsdException w:name="List Table 5 Dark Accent 6" w:uiPriority="50"/>
     <w:lsdException w:name="List Table 6 Colorful Accent 6" w:uiPriority="51"/>
     <w:lsdException w:name="List Table 7 Colorful Accent 6" w:uiPriority="52"/>
-    <w:lsdException w:name="Mention" w:semiHidden="1" w:unhideWhenUsed="1"/>
-    <w:lsdException w:name="Smart Hyperlink" w:semiHidden="1" w:unhideWhenUsed="1"/>
-    <w:lsdException w:name="Hashtag" w:semiHidden="1" w:unhideWhenUsed="1"/>
-    <w:lsdException w:name="Unresolved Mention" w:semiHidden="1" w:unhideWhenUsed="1"/>
-    <w:lsdException w:name="Smart Link" w:semiHidden="1" w:unhideWhenUsed="1"/>
   </w:latentStyles>
   <w:style w:type="paragraph" w:default="1" w:styleId="a0">
     <w:name w:val="Normal"/>
@@ -14484,7 +14558,7 @@
 </file>
 
 <file path=customXml/itemProps1.xml><?xml version="1.0" encoding="utf-8"?>
-<ds:datastoreItem xmlns:ds="http://schemas.openxmlformats.org/officeDocument/2006/customXml" ds:itemID="{B4032449-B25E-41A7-BAF3-1FCF98F9A495}">
+<ds:datastoreItem xmlns:ds="http://schemas.openxmlformats.org/officeDocument/2006/customXml" ds:itemID="{2D5AD075-327F-44D5-816F-91F6CDC708E0}">
   <ds:schemaRefs>
     <ds:schemaRef ds:uri="http://schemas.openxmlformats.org/officeDocument/2006/bibliography"/>
   </ds:schemaRefs>

--- a/ЛБ3/ЛР 5 Бабуцкий рефакторинг 1.docx
+++ b/ЛБ3/ЛР 5 Бабуцкий рефакторинг 1.docx
@@ -1,6 +1,6 @@
 
 <file path=word/document.xml><?xml version="1.0" encoding="utf-8"?>
-<w:document xmlns:wpc="http://schemas.microsoft.com/office/word/2010/wordprocessingCanvas" xmlns:cx="http://schemas.microsoft.com/office/drawing/2014/chartex" xmlns:cx1="http://schemas.microsoft.com/office/drawing/2015/9/8/chartex" xmlns:mc="http://schemas.openxmlformats.org/markup-compatibility/2006" xmlns:o="urn:schemas-microsoft-com:office:office" xmlns:r="http://schemas.openxmlformats.org/officeDocument/2006/relationships" xmlns:m="http://schemas.openxmlformats.org/officeDocument/2006/math" xmlns:v="urn:schemas-microsoft-com:vml" xmlns:wp14="http://schemas.microsoft.com/office/word/2010/wordprocessingDrawing" xmlns:wp="http://schemas.openxmlformats.org/drawingml/2006/wordprocessingDrawing" xmlns:w10="urn:schemas-microsoft-com:office:word" xmlns:w="http://schemas.openxmlformats.org/wordprocessingml/2006/main" xmlns:w14="http://schemas.microsoft.com/office/word/2010/wordml" xmlns:w15="http://schemas.microsoft.com/office/word/2012/wordml" xmlns:w16se="http://schemas.microsoft.com/office/word/2015/wordml/symex" xmlns:wpg="http://schemas.microsoft.com/office/word/2010/wordprocessingGroup" xmlns:wpi="http://schemas.microsoft.com/office/word/2010/wordprocessingInk" xmlns:wne="http://schemas.microsoft.com/office/word/2006/wordml" xmlns:wps="http://schemas.microsoft.com/office/word/2010/wordprocessingShape" mc:Ignorable="w14 w15 w16se wp14">
+<w:document xmlns:wpc="http://schemas.microsoft.com/office/word/2010/wordprocessingCanvas" xmlns:cx="http://schemas.microsoft.com/office/drawing/2014/chartex" xmlns:cx1="http://schemas.microsoft.com/office/drawing/2015/9/8/chartex" xmlns:cx2="http://schemas.microsoft.com/office/drawing/2015/10/21/chartex" xmlns:cx3="http://schemas.microsoft.com/office/drawing/2016/5/9/chartex" xmlns:cx4="http://schemas.microsoft.com/office/drawing/2016/5/10/chartex" xmlns:cx5="http://schemas.microsoft.com/office/drawing/2016/5/11/chartex" xmlns:cx6="http://schemas.microsoft.com/office/drawing/2016/5/12/chartex" xmlns:cx7="http://schemas.microsoft.com/office/drawing/2016/5/13/chartex" xmlns:cx8="http://schemas.microsoft.com/office/drawing/2016/5/14/chartex" xmlns:mc="http://schemas.openxmlformats.org/markup-compatibility/2006" xmlns:aink="http://schemas.microsoft.com/office/drawing/2016/ink" xmlns:am3d="http://schemas.microsoft.com/office/drawing/2017/model3d" xmlns:o="urn:schemas-microsoft-com:office:office" xmlns:r="http://schemas.openxmlformats.org/officeDocument/2006/relationships" xmlns:m="http://schemas.openxmlformats.org/officeDocument/2006/math" xmlns:v="urn:schemas-microsoft-com:vml" xmlns:wp14="http://schemas.microsoft.com/office/word/2010/wordprocessingDrawing" xmlns:wp="http://schemas.openxmlformats.org/drawingml/2006/wordprocessingDrawing" xmlns:w10="urn:schemas-microsoft-com:office:word" xmlns:w="http://schemas.openxmlformats.org/wordprocessingml/2006/main" xmlns:w14="http://schemas.microsoft.com/office/word/2010/wordml" xmlns:w15="http://schemas.microsoft.com/office/word/2012/wordml" xmlns:w16cex="http://schemas.microsoft.com/office/word/2018/wordml/cex" xmlns:w16cid="http://schemas.microsoft.com/office/word/2016/wordml/cid" xmlns:w16="http://schemas.microsoft.com/office/word/2018/wordml" xmlns:w16sdtdh="http://schemas.microsoft.com/office/word/2020/wordml/sdtdatahash" xmlns:w16se="http://schemas.microsoft.com/office/word/2015/wordml/symex" xmlns:wpg="http://schemas.microsoft.com/office/word/2010/wordprocessingGroup" xmlns:wpi="http://schemas.microsoft.com/office/word/2010/wordprocessingInk" xmlns:wne="http://schemas.microsoft.com/office/word/2006/wordml" xmlns:wps="http://schemas.microsoft.com/office/word/2010/wordprocessingShape" mc:Ignorable="w14 w15 w16se w16cid w16 w16cex w16sdtdh wp14">
   <w:body>
     <w:p>
       <w:pPr>
@@ -2854,7 +2854,7 @@
                     <pic:cNvPicPr/>
                   </pic:nvPicPr>
                   <pic:blipFill>
-                    <a:blip r:embed="rId11" cstate="print">
+                    <a:blip r:embed="rId13" cstate="print">
                       <a:extLst>
                         <a:ext uri="{28A0092B-C50C-407E-A947-70E740481C1C}">
                           <a14:useLocalDpi xmlns:a14="http://schemas.microsoft.com/office/drawing/2010/main" val="0"/>
@@ -2980,7 +2980,7 @@
     <w:p>
       <w:pPr>
         <w:sectPr>
-          <w:footerReference w:type="default" r:id="rId12"/>
+          <w:footerReference w:type="default" r:id="rId14"/>
           <w:pgSz w:w="11906" w:h="16838"/>
           <w:pgMar w:top="1134" w:right="567" w:bottom="1134" w:left="1701" w:header="0" w:footer="0" w:gutter="0"/>
           <w:cols w:space="720"/>
@@ -3006,4293 +3006,6 @@
             <wp:extent cx="9251950" cy="5386070"/>
             <wp:effectExtent l="0" t="0" r="6350" b="5080"/>
             <wp:docPr id="9" name="Рисунок 9"/>
-            <wp:cNvGraphicFramePr>
-              <a:graphicFrameLocks xmlns:a="http://schemas.openxmlformats.org/drawingml/2006/main" noChangeAspect="1"/>
-            </wp:cNvGraphicFramePr>
-            <a:graphic xmlns:a="http://schemas.openxmlformats.org/drawingml/2006/main">
-              <a:graphicData uri="http://schemas.openxmlformats.org/drawingml/2006/picture">
-                <pic:pic xmlns:pic="http://schemas.openxmlformats.org/drawingml/2006/picture">
-                  <pic:nvPicPr>
-                    <pic:cNvPr id="1" name=""/>
-                    <pic:cNvPicPr/>
-                  </pic:nvPicPr>
-                  <pic:blipFill>
-                    <a:blip r:embed="rId13"/>
-                    <a:stretch>
-                      <a:fillRect/>
-                    </a:stretch>
-                  </pic:blipFill>
-                  <pic:spPr>
-                    <a:xfrm>
-                      <a:off x="0" y="0"/>
-                      <a:ext cx="9251950" cy="5386070"/>
-                    </a:xfrm>
-                    <a:prstGeom prst="rect">
-                      <a:avLst/>
-                    </a:prstGeom>
-                  </pic:spPr>
-                </pic:pic>
-              </a:graphicData>
-            </a:graphic>
-          </wp:inline>
-        </w:drawing>
-      </w:r>
-    </w:p>
-    <w:p>
-      <w:pPr>
-        <w:ind w:firstLine="0"/>
-        <w:jc w:val="center"/>
-        <w:sectPr>
-          <w:pgSz w:w="16838" w:h="11906" w:orient="landscape"/>
-          <w:pgMar w:top="851" w:right="1134" w:bottom="567" w:left="1134" w:header="0" w:footer="0" w:gutter="0"/>
-          <w:cols w:space="720"/>
-          <w:formProt w:val="0"/>
-          <w:docGrid w:linePitch="100"/>
-        </w:sectPr>
-      </w:pPr>
-      <w:r>
-        <w:t xml:space="preserve">Рисунок 2 – </w:t>
-      </w:r>
-      <w:r>
-        <w:rPr>
-          <w:lang w:val="en-US"/>
-        </w:rPr>
-        <w:t>UML</w:t>
-      </w:r>
-      <w:r>
-        <w:t xml:space="preserve"> диаграмма классов</w:t>
-      </w:r>
-    </w:p>
-    <w:p>
-      <w:pPr>
-        <w:ind w:firstLine="709"/>
-        <w:outlineLvl w:val="1"/>
-        <w:rPr>
-          <w:b/>
-          <w:bCs/>
-        </w:rPr>
-      </w:pPr>
-      <w:bookmarkStart w:id="9" w:name="_Toc74829066"/>
-      <w:bookmarkStart w:id="10" w:name="_Toc232104094"/>
-      <w:r>
-        <w:rPr>
-          <w:b/>
-          <w:bCs/>
-        </w:rPr>
-        <w:lastRenderedPageBreak/>
-        <w:t>1.3 Описание классов, образующих связь типа «общее-частное»</w:t>
-      </w:r>
-      <w:bookmarkEnd w:id="9"/>
-      <w:bookmarkEnd w:id="10"/>
-    </w:p>
-    <w:p>
-      <w:pPr>
-        <w:ind w:firstLine="709"/>
-      </w:pPr>
-      <w:r>
-        <w:t xml:space="preserve">Таблица 1 – Описание интерфейса </w:t>
-      </w:r>
-      <w:proofErr w:type="spellStart"/>
-      <w:r>
-        <w:t>IShape</w:t>
-      </w:r>
-      <w:proofErr w:type="spellEnd"/>
-    </w:p>
-    <w:tbl>
-      <w:tblPr>
-        <w:tblStyle w:val="ad"/>
-        <w:tblW w:w="0" w:type="auto"/>
-        <w:jc w:val="center"/>
-        <w:tblLook w:val="04A0" w:firstRow="1" w:lastRow="0" w:firstColumn="1" w:lastColumn="0" w:noHBand="0" w:noVBand="1"/>
-      </w:tblPr>
-      <w:tblGrid>
-        <w:gridCol w:w="2877"/>
-        <w:gridCol w:w="1954"/>
-        <w:gridCol w:w="4514"/>
-      </w:tblGrid>
-      <w:tr>
-        <w:trPr>
-          <w:tblHeader/>
-          <w:jc w:val="center"/>
-        </w:trPr>
-        <w:tc>
-          <w:tcPr>
-            <w:tcW w:w="2948" w:type="dxa"/>
-            <w:shd w:val="clear" w:color="auto" w:fill="D9E2F3"/>
-            <w:tcMar>
-              <w:top w:w="80" w:type="dxa"/>
-              <w:left w:w="90" w:type="dxa"/>
-              <w:bottom w:w="80" w:type="dxa"/>
-              <w:right w:w="90" w:type="dxa"/>
-            </w:tcMar>
-            <w:vAlign w:val="center"/>
-          </w:tcPr>
-          <w:p>
-            <w:pPr>
-              <w:spacing w:line="240" w:lineRule="auto"/>
-              <w:jc w:val="center"/>
-            </w:pPr>
-            <w:r>
-              <w:rPr>
-                <w:b/>
-                <w:sz w:val="21"/>
-              </w:rPr>
-              <w:t>Название</w:t>
-            </w:r>
-          </w:p>
-        </w:tc>
-        <w:tc>
-          <w:tcPr>
-            <w:tcW w:w="1984" w:type="dxa"/>
-            <w:shd w:val="clear" w:color="auto" w:fill="D9E2F3"/>
-            <w:tcMar>
-              <w:top w:w="80" w:type="dxa"/>
-              <w:left w:w="90" w:type="dxa"/>
-              <w:bottom w:w="80" w:type="dxa"/>
-              <w:right w:w="90" w:type="dxa"/>
-            </w:tcMar>
-            <w:vAlign w:val="center"/>
-          </w:tcPr>
-          <w:p>
-            <w:pPr>
-              <w:spacing w:line="240" w:lineRule="auto"/>
-              <w:jc w:val="center"/>
-            </w:pPr>
-            <w:r>
-              <w:rPr>
-                <w:b/>
-                <w:sz w:val="21"/>
-              </w:rPr>
-              <w:t>Тип</w:t>
-            </w:r>
-          </w:p>
-        </w:tc>
-        <w:tc>
-          <w:tcPr>
-            <w:tcW w:w="4706" w:type="dxa"/>
-            <w:shd w:val="clear" w:color="auto" w:fill="D9E2F3"/>
-            <w:tcMar>
-              <w:top w:w="80" w:type="dxa"/>
-              <w:left w:w="90" w:type="dxa"/>
-              <w:bottom w:w="80" w:type="dxa"/>
-              <w:right w:w="90" w:type="dxa"/>
-            </w:tcMar>
-            <w:vAlign w:val="center"/>
-          </w:tcPr>
-          <w:p>
-            <w:pPr>
-              <w:spacing w:line="240" w:lineRule="auto"/>
-              <w:jc w:val="center"/>
-            </w:pPr>
-            <w:r>
-              <w:rPr>
-                <w:b/>
-                <w:sz w:val="21"/>
-              </w:rPr>
-              <w:t>Описание</w:t>
-            </w:r>
-          </w:p>
-        </w:tc>
-      </w:tr>
-      <w:tr>
-        <w:trPr>
-          <w:jc w:val="center"/>
-        </w:trPr>
-        <w:tc>
-          <w:tcPr>
-            <w:tcW w:w="9638" w:type="dxa"/>
-            <w:gridSpan w:val="3"/>
-            <w:shd w:val="clear" w:color="auto" w:fill="EDEDED"/>
-            <w:tcMar>
-              <w:top w:w="80" w:type="dxa"/>
-              <w:left w:w="90" w:type="dxa"/>
-              <w:bottom w:w="80" w:type="dxa"/>
-              <w:right w:w="90" w:type="dxa"/>
-            </w:tcMar>
-            <w:vAlign w:val="center"/>
-          </w:tcPr>
-          <w:p>
-            <w:pPr>
-              <w:spacing w:line="240" w:lineRule="auto"/>
-              <w:jc w:val="center"/>
-            </w:pPr>
-            <w:r>
-              <w:rPr>
-                <w:sz w:val="21"/>
-              </w:rPr>
-              <w:t xml:space="preserve">Описание интерфейса: </w:t>
-            </w:r>
-            <w:proofErr w:type="spellStart"/>
-            <w:r>
-              <w:rPr>
-                <w:sz w:val="21"/>
-              </w:rPr>
-              <w:t>IShape</w:t>
-            </w:r>
-            <w:proofErr w:type="spellEnd"/>
-            <w:r>
-              <w:rPr>
-                <w:sz w:val="21"/>
-              </w:rPr>
-              <w:t xml:space="preserve"> определяет общий контракт геометрической фигуры. Все реализации предоставляют название, площадь и периметр.</w:t>
-            </w:r>
-          </w:p>
-        </w:tc>
-      </w:tr>
-      <w:tr>
-        <w:trPr>
-          <w:jc w:val="center"/>
-        </w:trPr>
-        <w:tc>
-          <w:tcPr>
-            <w:tcW w:w="9638" w:type="dxa"/>
-            <w:gridSpan w:val="3"/>
-            <w:shd w:val="clear" w:color="auto" w:fill="F2F2F2"/>
-            <w:tcMar>
-              <w:top w:w="80" w:type="dxa"/>
-              <w:left w:w="90" w:type="dxa"/>
-              <w:bottom w:w="80" w:type="dxa"/>
-              <w:right w:w="90" w:type="dxa"/>
-            </w:tcMar>
-            <w:vAlign w:val="center"/>
-          </w:tcPr>
-          <w:p>
-            <w:pPr>
-              <w:spacing w:line="240" w:lineRule="auto"/>
-              <w:jc w:val="center"/>
-            </w:pPr>
-            <w:r>
-              <w:rPr>
-                <w:b/>
-                <w:sz w:val="20"/>
-              </w:rPr>
-              <w:t>Свойства</w:t>
-            </w:r>
-          </w:p>
-        </w:tc>
-      </w:tr>
-      <w:tr>
-        <w:trPr>
-          <w:cantSplit/>
-          <w:jc w:val="center"/>
-        </w:trPr>
-        <w:tc>
-          <w:tcPr>
-            <w:tcW w:w="2948" w:type="dxa"/>
-            <w:tcMar>
-              <w:top w:w="80" w:type="dxa"/>
-              <w:left w:w="90" w:type="dxa"/>
-              <w:bottom w:w="80" w:type="dxa"/>
-              <w:right w:w="90" w:type="dxa"/>
-            </w:tcMar>
-            <w:vAlign w:val="center"/>
-          </w:tcPr>
-          <w:p>
-            <w:pPr>
-              <w:spacing w:line="240" w:lineRule="auto"/>
-            </w:pPr>
-            <w:r>
-              <w:rPr>
-                <w:sz w:val="19"/>
-              </w:rPr>
-              <w:t>+ Name</w:t>
-            </w:r>
-          </w:p>
-        </w:tc>
-        <w:tc>
-          <w:tcPr>
-            <w:tcW w:w="1984" w:type="dxa"/>
-            <w:tcMar>
-              <w:top w:w="80" w:type="dxa"/>
-              <w:left w:w="90" w:type="dxa"/>
-              <w:bottom w:w="80" w:type="dxa"/>
-              <w:right w:w="90" w:type="dxa"/>
-            </w:tcMar>
-            <w:vAlign w:val="center"/>
-          </w:tcPr>
-          <w:p>
-            <w:pPr>
-              <w:spacing w:line="240" w:lineRule="auto"/>
-            </w:pPr>
-            <w:proofErr w:type="spellStart"/>
-            <w:r>
-              <w:rPr>
-                <w:sz w:val="19"/>
-              </w:rPr>
-              <w:t>string</w:t>
-            </w:r>
-            <w:proofErr w:type="spellEnd"/>
-          </w:p>
-        </w:tc>
-        <w:tc>
-          <w:tcPr>
-            <w:tcW w:w="4706" w:type="dxa"/>
-            <w:tcMar>
-              <w:top w:w="80" w:type="dxa"/>
-              <w:left w:w="90" w:type="dxa"/>
-              <w:bottom w:w="80" w:type="dxa"/>
-              <w:right w:w="90" w:type="dxa"/>
-            </w:tcMar>
-            <w:vAlign w:val="center"/>
-          </w:tcPr>
-          <w:p>
-            <w:pPr>
-              <w:spacing w:line="240" w:lineRule="auto"/>
-            </w:pPr>
-            <w:r>
-              <w:rPr>
-                <w:sz w:val="19"/>
-              </w:rPr>
-              <w:t>Название конкретного типа фигуры.</w:t>
-            </w:r>
-          </w:p>
-        </w:tc>
-      </w:tr>
-      <w:tr>
-        <w:trPr>
-          <w:jc w:val="center"/>
-        </w:trPr>
-        <w:tc>
-          <w:tcPr>
-            <w:tcW w:w="9638" w:type="dxa"/>
-            <w:gridSpan w:val="3"/>
-            <w:shd w:val="clear" w:color="auto" w:fill="F2F2F2"/>
-            <w:tcMar>
-              <w:top w:w="80" w:type="dxa"/>
-              <w:left w:w="90" w:type="dxa"/>
-              <w:bottom w:w="80" w:type="dxa"/>
-              <w:right w:w="90" w:type="dxa"/>
-            </w:tcMar>
-            <w:vAlign w:val="center"/>
-          </w:tcPr>
-          <w:p>
-            <w:pPr>
-              <w:spacing w:line="240" w:lineRule="auto"/>
-              <w:jc w:val="center"/>
-            </w:pPr>
-            <w:r>
-              <w:rPr>
-                <w:b/>
-                <w:sz w:val="20"/>
-              </w:rPr>
-              <w:t>Методы</w:t>
-            </w:r>
-          </w:p>
-        </w:tc>
-      </w:tr>
-      <w:tr>
-        <w:trPr>
-          <w:cantSplit/>
-          <w:jc w:val="center"/>
-        </w:trPr>
-        <w:tc>
-          <w:tcPr>
-            <w:tcW w:w="2948" w:type="dxa"/>
-            <w:tcMar>
-              <w:top w:w="80" w:type="dxa"/>
-              <w:left w:w="90" w:type="dxa"/>
-              <w:bottom w:w="80" w:type="dxa"/>
-              <w:right w:w="90" w:type="dxa"/>
-            </w:tcMar>
-            <w:vAlign w:val="center"/>
-          </w:tcPr>
-          <w:p>
-            <w:pPr>
-              <w:spacing w:line="240" w:lineRule="auto"/>
-            </w:pPr>
-            <w:r>
-              <w:rPr>
-                <w:sz w:val="19"/>
-              </w:rPr>
-              <w:t xml:space="preserve">+ </w:t>
-            </w:r>
-            <w:proofErr w:type="spellStart"/>
-            <w:r>
-              <w:rPr>
-                <w:sz w:val="19"/>
-              </w:rPr>
-              <w:t>CalculateArea</w:t>
-            </w:r>
-            <w:proofErr w:type="spellEnd"/>
-            <w:r>
-              <w:rPr>
-                <w:sz w:val="19"/>
-              </w:rPr>
-              <w:t>()</w:t>
-            </w:r>
-          </w:p>
-        </w:tc>
-        <w:tc>
-          <w:tcPr>
-            <w:tcW w:w="1984" w:type="dxa"/>
-            <w:tcMar>
-              <w:top w:w="80" w:type="dxa"/>
-              <w:left w:w="90" w:type="dxa"/>
-              <w:bottom w:w="80" w:type="dxa"/>
-              <w:right w:w="90" w:type="dxa"/>
-            </w:tcMar>
-            <w:vAlign w:val="center"/>
-          </w:tcPr>
-          <w:p>
-            <w:pPr>
-              <w:spacing w:line="240" w:lineRule="auto"/>
-            </w:pPr>
-            <w:proofErr w:type="spellStart"/>
-            <w:r>
-              <w:rPr>
-                <w:sz w:val="19"/>
-              </w:rPr>
-              <w:t>double</w:t>
-            </w:r>
-            <w:proofErr w:type="spellEnd"/>
-          </w:p>
-        </w:tc>
-        <w:tc>
-          <w:tcPr>
-            <w:tcW w:w="4706" w:type="dxa"/>
-            <w:tcMar>
-              <w:top w:w="80" w:type="dxa"/>
-              <w:left w:w="90" w:type="dxa"/>
-              <w:bottom w:w="80" w:type="dxa"/>
-              <w:right w:w="90" w:type="dxa"/>
-            </w:tcMar>
-            <w:vAlign w:val="center"/>
-          </w:tcPr>
-          <w:p>
-            <w:pPr>
-              <w:spacing w:line="240" w:lineRule="auto"/>
-            </w:pPr>
-            <w:r>
-              <w:rPr>
-                <w:sz w:val="19"/>
-              </w:rPr>
-              <w:t>Вычисляет площадь фигуры.</w:t>
-            </w:r>
-          </w:p>
-        </w:tc>
-      </w:tr>
-      <w:tr>
-        <w:trPr>
-          <w:cantSplit/>
-          <w:jc w:val="center"/>
-        </w:trPr>
-        <w:tc>
-          <w:tcPr>
-            <w:tcW w:w="2948" w:type="dxa"/>
-            <w:tcMar>
-              <w:top w:w="80" w:type="dxa"/>
-              <w:left w:w="90" w:type="dxa"/>
-              <w:bottom w:w="80" w:type="dxa"/>
-              <w:right w:w="90" w:type="dxa"/>
-            </w:tcMar>
-            <w:vAlign w:val="center"/>
-          </w:tcPr>
-          <w:p>
-            <w:pPr>
-              <w:spacing w:line="240" w:lineRule="auto"/>
-            </w:pPr>
-            <w:r>
-              <w:rPr>
-                <w:sz w:val="19"/>
-              </w:rPr>
-              <w:t xml:space="preserve">+ </w:t>
-            </w:r>
-            <w:proofErr w:type="spellStart"/>
-            <w:r>
-              <w:rPr>
-                <w:sz w:val="19"/>
-              </w:rPr>
-              <w:t>CalculatePerimeter</w:t>
-            </w:r>
-            <w:proofErr w:type="spellEnd"/>
-            <w:r>
-              <w:rPr>
-                <w:sz w:val="19"/>
-              </w:rPr>
-              <w:t>()</w:t>
-            </w:r>
-          </w:p>
-        </w:tc>
-        <w:tc>
-          <w:tcPr>
-            <w:tcW w:w="1984" w:type="dxa"/>
-            <w:tcMar>
-              <w:top w:w="80" w:type="dxa"/>
-              <w:left w:w="90" w:type="dxa"/>
-              <w:bottom w:w="80" w:type="dxa"/>
-              <w:right w:w="90" w:type="dxa"/>
-            </w:tcMar>
-            <w:vAlign w:val="center"/>
-          </w:tcPr>
-          <w:p>
-            <w:pPr>
-              <w:spacing w:line="240" w:lineRule="auto"/>
-            </w:pPr>
-            <w:proofErr w:type="spellStart"/>
-            <w:r>
-              <w:rPr>
-                <w:sz w:val="19"/>
-              </w:rPr>
-              <w:t>double</w:t>
-            </w:r>
-            <w:proofErr w:type="spellEnd"/>
-          </w:p>
-        </w:tc>
-        <w:tc>
-          <w:tcPr>
-            <w:tcW w:w="4706" w:type="dxa"/>
-            <w:tcMar>
-              <w:top w:w="80" w:type="dxa"/>
-              <w:left w:w="90" w:type="dxa"/>
-              <w:bottom w:w="80" w:type="dxa"/>
-              <w:right w:w="90" w:type="dxa"/>
-            </w:tcMar>
-            <w:vAlign w:val="center"/>
-          </w:tcPr>
-          <w:p>
-            <w:pPr>
-              <w:spacing w:line="240" w:lineRule="auto"/>
-            </w:pPr>
-            <w:r>
-              <w:rPr>
-                <w:sz w:val="19"/>
-              </w:rPr>
-              <w:t>Вычисляет периметр фигуры.</w:t>
-            </w:r>
-          </w:p>
-        </w:tc>
-      </w:tr>
-    </w:tbl>
-    <w:p>
-      <w:pPr>
-        <w:ind w:firstLine="709"/>
-      </w:pPr>
-    </w:p>
-    <w:p>
-      <w:pPr>
-        <w:ind w:firstLine="709"/>
-        <w:rPr>
-          <w:i/>
-          <w:iCs/>
-          <w:sz w:val="24"/>
-          <w:lang w:val="en-US"/>
-        </w:rPr>
-      </w:pPr>
-      <w:r>
-        <w:t xml:space="preserve">Таблица </w:t>
-      </w:r>
-      <w:r>
-        <w:rPr>
-          <w:lang w:val="en-US"/>
-        </w:rPr>
-        <w:t>2</w:t>
-      </w:r>
-      <w:r>
-        <w:t xml:space="preserve"> – </w:t>
-      </w:r>
-      <w:r>
-        <w:rPr>
-          <w:szCs w:val="28"/>
-        </w:rPr>
-        <w:t xml:space="preserve">Описание класса </w:t>
-      </w:r>
-      <w:proofErr w:type="spellStart"/>
-      <w:r>
-        <w:t>Circle</w:t>
-      </w:r>
-      <w:proofErr w:type="spellEnd"/>
-    </w:p>
-    <w:tbl>
-      <w:tblPr>
-        <w:tblStyle w:val="ad"/>
-        <w:tblW w:w="0" w:type="auto"/>
-        <w:jc w:val="center"/>
-        <w:tblLook w:val="04A0" w:firstRow="1" w:lastRow="0" w:firstColumn="1" w:lastColumn="0" w:noHBand="0" w:noVBand="1"/>
-      </w:tblPr>
-      <w:tblGrid>
-        <w:gridCol w:w="2875"/>
-        <w:gridCol w:w="1952"/>
-        <w:gridCol w:w="4518"/>
-      </w:tblGrid>
-      <w:tr>
-        <w:trPr>
-          <w:tblHeader/>
-          <w:jc w:val="center"/>
-        </w:trPr>
-        <w:tc>
-          <w:tcPr>
-            <w:tcW w:w="2948" w:type="dxa"/>
-            <w:shd w:val="clear" w:color="auto" w:fill="D9E2F3"/>
-            <w:tcMar>
-              <w:top w:w="80" w:type="dxa"/>
-              <w:left w:w="90" w:type="dxa"/>
-              <w:bottom w:w="80" w:type="dxa"/>
-              <w:right w:w="90" w:type="dxa"/>
-            </w:tcMar>
-            <w:vAlign w:val="center"/>
-          </w:tcPr>
-          <w:p>
-            <w:pPr>
-              <w:spacing w:line="240" w:lineRule="auto"/>
-              <w:jc w:val="center"/>
-            </w:pPr>
-            <w:r>
-              <w:rPr>
-                <w:b/>
-                <w:sz w:val="21"/>
-              </w:rPr>
-              <w:t>Название</w:t>
-            </w:r>
-          </w:p>
-        </w:tc>
-        <w:tc>
-          <w:tcPr>
-            <w:tcW w:w="1984" w:type="dxa"/>
-            <w:shd w:val="clear" w:color="auto" w:fill="D9E2F3"/>
-            <w:tcMar>
-              <w:top w:w="80" w:type="dxa"/>
-              <w:left w:w="90" w:type="dxa"/>
-              <w:bottom w:w="80" w:type="dxa"/>
-              <w:right w:w="90" w:type="dxa"/>
-            </w:tcMar>
-            <w:vAlign w:val="center"/>
-          </w:tcPr>
-          <w:p>
-            <w:pPr>
-              <w:spacing w:line="240" w:lineRule="auto"/>
-              <w:jc w:val="center"/>
-            </w:pPr>
-            <w:r>
-              <w:rPr>
-                <w:b/>
-                <w:sz w:val="21"/>
-              </w:rPr>
-              <w:t>Тип</w:t>
-            </w:r>
-          </w:p>
-        </w:tc>
-        <w:tc>
-          <w:tcPr>
-            <w:tcW w:w="4706" w:type="dxa"/>
-            <w:shd w:val="clear" w:color="auto" w:fill="D9E2F3"/>
-            <w:tcMar>
-              <w:top w:w="80" w:type="dxa"/>
-              <w:left w:w="90" w:type="dxa"/>
-              <w:bottom w:w="80" w:type="dxa"/>
-              <w:right w:w="90" w:type="dxa"/>
-            </w:tcMar>
-            <w:vAlign w:val="center"/>
-          </w:tcPr>
-          <w:p>
-            <w:pPr>
-              <w:spacing w:line="240" w:lineRule="auto"/>
-              <w:jc w:val="center"/>
-            </w:pPr>
-            <w:r>
-              <w:rPr>
-                <w:b/>
-                <w:sz w:val="21"/>
-              </w:rPr>
-              <w:t>Описание</w:t>
-            </w:r>
-          </w:p>
-        </w:tc>
-      </w:tr>
-      <w:tr>
-        <w:trPr>
-          <w:jc w:val="center"/>
-        </w:trPr>
-        <w:tc>
-          <w:tcPr>
-            <w:tcW w:w="9638" w:type="dxa"/>
-            <w:gridSpan w:val="3"/>
-            <w:shd w:val="clear" w:color="auto" w:fill="EDEDED"/>
-            <w:tcMar>
-              <w:top w:w="80" w:type="dxa"/>
-              <w:left w:w="90" w:type="dxa"/>
-              <w:bottom w:w="80" w:type="dxa"/>
-              <w:right w:w="90" w:type="dxa"/>
-            </w:tcMar>
-            <w:vAlign w:val="center"/>
-          </w:tcPr>
-          <w:p>
-            <w:pPr>
-              <w:spacing w:line="240" w:lineRule="auto"/>
-              <w:jc w:val="center"/>
-            </w:pPr>
-            <w:r>
-              <w:rPr>
-                <w:sz w:val="21"/>
-              </w:rPr>
-              <w:t xml:space="preserve">Описание класса: </w:t>
-            </w:r>
-            <w:proofErr w:type="spellStart"/>
-            <w:r>
-              <w:rPr>
-                <w:sz w:val="21"/>
-              </w:rPr>
-              <w:t>Circle</w:t>
-            </w:r>
-            <w:proofErr w:type="spellEnd"/>
-            <w:r>
-              <w:rPr>
-                <w:sz w:val="21"/>
-              </w:rPr>
-              <w:t xml:space="preserve"> реализует </w:t>
-            </w:r>
-            <w:proofErr w:type="spellStart"/>
-            <w:r>
-              <w:rPr>
-                <w:sz w:val="21"/>
-              </w:rPr>
-              <w:t>IShape</w:t>
-            </w:r>
-            <w:proofErr w:type="spellEnd"/>
-            <w:r>
-              <w:rPr>
-                <w:sz w:val="21"/>
-              </w:rPr>
-              <w:t xml:space="preserve"> и представляет круг с положительным радиусом.</w:t>
-            </w:r>
-          </w:p>
-        </w:tc>
-      </w:tr>
-      <w:tr>
-        <w:trPr>
-          <w:jc w:val="center"/>
-        </w:trPr>
-        <w:tc>
-          <w:tcPr>
-            <w:tcW w:w="9638" w:type="dxa"/>
-            <w:gridSpan w:val="3"/>
-            <w:shd w:val="clear" w:color="auto" w:fill="F2F2F2"/>
-            <w:tcMar>
-              <w:top w:w="80" w:type="dxa"/>
-              <w:left w:w="90" w:type="dxa"/>
-              <w:bottom w:w="80" w:type="dxa"/>
-              <w:right w:w="90" w:type="dxa"/>
-            </w:tcMar>
-            <w:vAlign w:val="center"/>
-          </w:tcPr>
-          <w:p>
-            <w:pPr>
-              <w:spacing w:line="240" w:lineRule="auto"/>
-              <w:jc w:val="center"/>
-            </w:pPr>
-            <w:r>
-              <w:rPr>
-                <w:b/>
-                <w:sz w:val="20"/>
-              </w:rPr>
-              <w:t>Поля</w:t>
-            </w:r>
-          </w:p>
-        </w:tc>
-      </w:tr>
-      <w:tr>
-        <w:trPr>
-          <w:cantSplit/>
-          <w:jc w:val="center"/>
-        </w:trPr>
-        <w:tc>
-          <w:tcPr>
-            <w:tcW w:w="2948" w:type="dxa"/>
-            <w:tcMar>
-              <w:top w:w="80" w:type="dxa"/>
-              <w:left w:w="90" w:type="dxa"/>
-              <w:bottom w:w="80" w:type="dxa"/>
-              <w:right w:w="90" w:type="dxa"/>
-            </w:tcMar>
-            <w:vAlign w:val="center"/>
-          </w:tcPr>
-          <w:p>
-            <w:pPr>
-              <w:spacing w:line="240" w:lineRule="auto"/>
-            </w:pPr>
-            <w:r>
-              <w:rPr>
-                <w:sz w:val="19"/>
-              </w:rPr>
-              <w:t>− _</w:t>
-            </w:r>
-            <w:proofErr w:type="spellStart"/>
-            <w:r>
-              <w:rPr>
-                <w:sz w:val="19"/>
-              </w:rPr>
-              <w:t>radius</w:t>
-            </w:r>
-            <w:proofErr w:type="spellEnd"/>
-          </w:p>
-        </w:tc>
-        <w:tc>
-          <w:tcPr>
-            <w:tcW w:w="1984" w:type="dxa"/>
-            <w:tcMar>
-              <w:top w:w="80" w:type="dxa"/>
-              <w:left w:w="90" w:type="dxa"/>
-              <w:bottom w:w="80" w:type="dxa"/>
-              <w:right w:w="90" w:type="dxa"/>
-            </w:tcMar>
-            <w:vAlign w:val="center"/>
-          </w:tcPr>
-          <w:p>
-            <w:pPr>
-              <w:spacing w:line="240" w:lineRule="auto"/>
-            </w:pPr>
-            <w:proofErr w:type="spellStart"/>
-            <w:r>
-              <w:rPr>
-                <w:sz w:val="19"/>
-              </w:rPr>
-              <w:t>double</w:t>
-            </w:r>
-            <w:proofErr w:type="spellEnd"/>
-          </w:p>
-        </w:tc>
-        <w:tc>
-          <w:tcPr>
-            <w:tcW w:w="4706" w:type="dxa"/>
-            <w:tcMar>
-              <w:top w:w="80" w:type="dxa"/>
-              <w:left w:w="90" w:type="dxa"/>
-              <w:bottom w:w="80" w:type="dxa"/>
-              <w:right w:w="90" w:type="dxa"/>
-            </w:tcMar>
-            <w:vAlign w:val="center"/>
-          </w:tcPr>
-          <w:p>
-            <w:pPr>
-              <w:spacing w:line="240" w:lineRule="auto"/>
-            </w:pPr>
-            <w:r>
-              <w:rPr>
-                <w:sz w:val="19"/>
-              </w:rPr>
-              <w:t>Радиус круга; доступен только для чтения после инициализации.</w:t>
-            </w:r>
-          </w:p>
-        </w:tc>
-      </w:tr>
-      <w:tr>
-        <w:trPr>
-          <w:jc w:val="center"/>
-        </w:trPr>
-        <w:tc>
-          <w:tcPr>
-            <w:tcW w:w="9638" w:type="dxa"/>
-            <w:gridSpan w:val="3"/>
-            <w:shd w:val="clear" w:color="auto" w:fill="F2F2F2"/>
-            <w:tcMar>
-              <w:top w:w="80" w:type="dxa"/>
-              <w:left w:w="90" w:type="dxa"/>
-              <w:bottom w:w="80" w:type="dxa"/>
-              <w:right w:w="90" w:type="dxa"/>
-            </w:tcMar>
-            <w:vAlign w:val="center"/>
-          </w:tcPr>
-          <w:p>
-            <w:pPr>
-              <w:spacing w:line="240" w:lineRule="auto"/>
-              <w:jc w:val="center"/>
-            </w:pPr>
-            <w:r>
-              <w:rPr>
-                <w:b/>
-                <w:sz w:val="20"/>
-              </w:rPr>
-              <w:t>Свойства</w:t>
-            </w:r>
-          </w:p>
-        </w:tc>
-      </w:tr>
-      <w:tr>
-        <w:trPr>
-          <w:cantSplit/>
-          <w:jc w:val="center"/>
-        </w:trPr>
-        <w:tc>
-          <w:tcPr>
-            <w:tcW w:w="2948" w:type="dxa"/>
-            <w:tcMar>
-              <w:top w:w="80" w:type="dxa"/>
-              <w:left w:w="90" w:type="dxa"/>
-              <w:bottom w:w="80" w:type="dxa"/>
-              <w:right w:w="90" w:type="dxa"/>
-            </w:tcMar>
-            <w:vAlign w:val="center"/>
-          </w:tcPr>
-          <w:p>
-            <w:pPr>
-              <w:spacing w:line="240" w:lineRule="auto"/>
-            </w:pPr>
-            <w:r>
-              <w:rPr>
-                <w:sz w:val="19"/>
-              </w:rPr>
-              <w:t xml:space="preserve">+ </w:t>
-            </w:r>
-            <w:proofErr w:type="spellStart"/>
-            <w:r>
-              <w:rPr>
-                <w:sz w:val="19"/>
-              </w:rPr>
-              <w:t>Radius</w:t>
-            </w:r>
-            <w:proofErr w:type="spellEnd"/>
-          </w:p>
-        </w:tc>
-        <w:tc>
-          <w:tcPr>
-            <w:tcW w:w="1984" w:type="dxa"/>
-            <w:tcMar>
-              <w:top w:w="80" w:type="dxa"/>
-              <w:left w:w="90" w:type="dxa"/>
-              <w:bottom w:w="80" w:type="dxa"/>
-              <w:right w:w="90" w:type="dxa"/>
-            </w:tcMar>
-            <w:vAlign w:val="center"/>
-          </w:tcPr>
-          <w:p>
-            <w:pPr>
-              <w:spacing w:line="240" w:lineRule="auto"/>
-            </w:pPr>
-            <w:proofErr w:type="spellStart"/>
-            <w:r>
-              <w:rPr>
-                <w:sz w:val="19"/>
-              </w:rPr>
-              <w:t>double</w:t>
-            </w:r>
-            <w:proofErr w:type="spellEnd"/>
-          </w:p>
-        </w:tc>
-        <w:tc>
-          <w:tcPr>
-            <w:tcW w:w="4706" w:type="dxa"/>
-            <w:tcMar>
-              <w:top w:w="80" w:type="dxa"/>
-              <w:left w:w="90" w:type="dxa"/>
-              <w:bottom w:w="80" w:type="dxa"/>
-              <w:right w:w="90" w:type="dxa"/>
-            </w:tcMar>
-            <w:vAlign w:val="center"/>
-          </w:tcPr>
-          <w:p>
-            <w:pPr>
-              <w:spacing w:line="240" w:lineRule="auto"/>
-            </w:pPr>
-            <w:r>
-              <w:rPr>
-                <w:sz w:val="19"/>
-              </w:rPr>
-              <w:t xml:space="preserve">Возвращает радиус; при инициализации проверяет значение через </w:t>
-            </w:r>
-            <w:proofErr w:type="spellStart"/>
-            <w:r>
-              <w:rPr>
-                <w:sz w:val="19"/>
-              </w:rPr>
-              <w:t>Validator</w:t>
-            </w:r>
-            <w:proofErr w:type="spellEnd"/>
-            <w:r>
-              <w:rPr>
-                <w:sz w:val="19"/>
-              </w:rPr>
-              <w:t>.</w:t>
-            </w:r>
-          </w:p>
-        </w:tc>
-      </w:tr>
-      <w:tr>
-        <w:trPr>
-          <w:cantSplit/>
-          <w:jc w:val="center"/>
-        </w:trPr>
-        <w:tc>
-          <w:tcPr>
-            <w:tcW w:w="2948" w:type="dxa"/>
-            <w:tcMar>
-              <w:top w:w="80" w:type="dxa"/>
-              <w:left w:w="90" w:type="dxa"/>
-              <w:bottom w:w="80" w:type="dxa"/>
-              <w:right w:w="90" w:type="dxa"/>
-            </w:tcMar>
-            <w:vAlign w:val="center"/>
-          </w:tcPr>
-          <w:p>
-            <w:pPr>
-              <w:spacing w:line="240" w:lineRule="auto"/>
-            </w:pPr>
-            <w:r>
-              <w:rPr>
-                <w:sz w:val="19"/>
-              </w:rPr>
-              <w:t>+ Name</w:t>
-            </w:r>
-          </w:p>
-        </w:tc>
-        <w:tc>
-          <w:tcPr>
-            <w:tcW w:w="1984" w:type="dxa"/>
-            <w:tcMar>
-              <w:top w:w="80" w:type="dxa"/>
-              <w:left w:w="90" w:type="dxa"/>
-              <w:bottom w:w="80" w:type="dxa"/>
-              <w:right w:w="90" w:type="dxa"/>
-            </w:tcMar>
-            <w:vAlign w:val="center"/>
-          </w:tcPr>
-          <w:p>
-            <w:pPr>
-              <w:spacing w:line="240" w:lineRule="auto"/>
-            </w:pPr>
-            <w:proofErr w:type="spellStart"/>
-            <w:r>
-              <w:rPr>
-                <w:sz w:val="19"/>
-              </w:rPr>
-              <w:t>string</w:t>
-            </w:r>
-            <w:proofErr w:type="spellEnd"/>
-          </w:p>
-        </w:tc>
-        <w:tc>
-          <w:tcPr>
-            <w:tcW w:w="4706" w:type="dxa"/>
-            <w:tcMar>
-              <w:top w:w="80" w:type="dxa"/>
-              <w:left w:w="90" w:type="dxa"/>
-              <w:bottom w:w="80" w:type="dxa"/>
-              <w:right w:w="90" w:type="dxa"/>
-            </w:tcMar>
-            <w:vAlign w:val="center"/>
-          </w:tcPr>
-          <w:p>
-            <w:pPr>
-              <w:spacing w:line="240" w:lineRule="auto"/>
-            </w:pPr>
-            <w:r>
-              <w:rPr>
-                <w:sz w:val="19"/>
-              </w:rPr>
-              <w:t>Возвращает строку «Круг».</w:t>
-            </w:r>
-          </w:p>
-        </w:tc>
-      </w:tr>
-      <w:tr>
-        <w:trPr>
-          <w:jc w:val="center"/>
-        </w:trPr>
-        <w:tc>
-          <w:tcPr>
-            <w:tcW w:w="9638" w:type="dxa"/>
-            <w:gridSpan w:val="3"/>
-            <w:shd w:val="clear" w:color="auto" w:fill="F2F2F2"/>
-            <w:tcMar>
-              <w:top w:w="80" w:type="dxa"/>
-              <w:left w:w="90" w:type="dxa"/>
-              <w:bottom w:w="80" w:type="dxa"/>
-              <w:right w:w="90" w:type="dxa"/>
-            </w:tcMar>
-            <w:vAlign w:val="center"/>
-          </w:tcPr>
-          <w:p>
-            <w:pPr>
-              <w:spacing w:line="240" w:lineRule="auto"/>
-              <w:jc w:val="center"/>
-            </w:pPr>
-            <w:r>
-              <w:rPr>
-                <w:b/>
-                <w:sz w:val="20"/>
-              </w:rPr>
-              <w:t>Методы</w:t>
-            </w:r>
-          </w:p>
-        </w:tc>
-      </w:tr>
-      <w:tr>
-        <w:trPr>
-          <w:cantSplit/>
-          <w:jc w:val="center"/>
-        </w:trPr>
-        <w:tc>
-          <w:tcPr>
-            <w:tcW w:w="2948" w:type="dxa"/>
-            <w:tcMar>
-              <w:top w:w="80" w:type="dxa"/>
-              <w:left w:w="90" w:type="dxa"/>
-              <w:bottom w:w="80" w:type="dxa"/>
-              <w:right w:w="90" w:type="dxa"/>
-            </w:tcMar>
-            <w:vAlign w:val="center"/>
-          </w:tcPr>
-          <w:p>
-            <w:pPr>
-              <w:spacing w:line="240" w:lineRule="auto"/>
-            </w:pPr>
-            <w:r>
-              <w:rPr>
-                <w:sz w:val="19"/>
-              </w:rPr>
-              <w:t xml:space="preserve">+ </w:t>
-            </w:r>
-            <w:proofErr w:type="spellStart"/>
-            <w:r>
-              <w:rPr>
-                <w:sz w:val="19"/>
-              </w:rPr>
-              <w:t>Circle</w:t>
-            </w:r>
-            <w:proofErr w:type="spellEnd"/>
-            <w:r>
-              <w:rPr>
-                <w:sz w:val="19"/>
-              </w:rPr>
-              <w:t>(</w:t>
-            </w:r>
-            <w:proofErr w:type="spellStart"/>
-            <w:r>
-              <w:rPr>
-                <w:sz w:val="19"/>
-              </w:rPr>
-              <w:t>double</w:t>
-            </w:r>
-            <w:proofErr w:type="spellEnd"/>
-            <w:r>
-              <w:rPr>
-                <w:sz w:val="19"/>
-              </w:rPr>
-              <w:t xml:space="preserve"> </w:t>
-            </w:r>
-            <w:proofErr w:type="spellStart"/>
-            <w:r>
-              <w:rPr>
-                <w:sz w:val="19"/>
-              </w:rPr>
-              <w:t>radius</w:t>
-            </w:r>
-            <w:proofErr w:type="spellEnd"/>
-            <w:r>
-              <w:rPr>
-                <w:sz w:val="19"/>
-              </w:rPr>
-              <w:t>)</w:t>
-            </w:r>
-          </w:p>
-        </w:tc>
-        <w:tc>
-          <w:tcPr>
-            <w:tcW w:w="1984" w:type="dxa"/>
-            <w:tcMar>
-              <w:top w:w="80" w:type="dxa"/>
-              <w:left w:w="90" w:type="dxa"/>
-              <w:bottom w:w="80" w:type="dxa"/>
-              <w:right w:w="90" w:type="dxa"/>
-            </w:tcMar>
-            <w:vAlign w:val="center"/>
-          </w:tcPr>
-          <w:p>
-            <w:pPr>
-              <w:spacing w:line="240" w:lineRule="auto"/>
-            </w:pPr>
-            <w:r>
-              <w:rPr>
-                <w:sz w:val="19"/>
-              </w:rPr>
-              <w:t>—</w:t>
-            </w:r>
-          </w:p>
-        </w:tc>
-        <w:tc>
-          <w:tcPr>
-            <w:tcW w:w="4706" w:type="dxa"/>
-            <w:tcMar>
-              <w:top w:w="80" w:type="dxa"/>
-              <w:left w:w="90" w:type="dxa"/>
-              <w:bottom w:w="80" w:type="dxa"/>
-              <w:right w:w="90" w:type="dxa"/>
-            </w:tcMar>
-            <w:vAlign w:val="center"/>
-          </w:tcPr>
-          <w:p>
-            <w:pPr>
-              <w:spacing w:line="240" w:lineRule="auto"/>
-            </w:pPr>
-            <w:r>
-              <w:rPr>
-                <w:sz w:val="19"/>
-              </w:rPr>
-              <w:t>Конструктор; принимает радиус круга.</w:t>
-            </w:r>
-          </w:p>
-        </w:tc>
-      </w:tr>
-      <w:tr>
-        <w:trPr>
-          <w:cantSplit/>
-          <w:jc w:val="center"/>
-        </w:trPr>
-        <w:tc>
-          <w:tcPr>
-            <w:tcW w:w="2948" w:type="dxa"/>
-            <w:tcMar>
-              <w:top w:w="80" w:type="dxa"/>
-              <w:left w:w="90" w:type="dxa"/>
-              <w:bottom w:w="80" w:type="dxa"/>
-              <w:right w:w="90" w:type="dxa"/>
-            </w:tcMar>
-            <w:vAlign w:val="center"/>
-          </w:tcPr>
-          <w:p>
-            <w:pPr>
-              <w:spacing w:line="240" w:lineRule="auto"/>
-            </w:pPr>
-            <w:r>
-              <w:rPr>
-                <w:sz w:val="19"/>
-              </w:rPr>
-              <w:t xml:space="preserve">+ </w:t>
-            </w:r>
-            <w:proofErr w:type="spellStart"/>
-            <w:r>
-              <w:rPr>
-                <w:sz w:val="19"/>
-              </w:rPr>
-              <w:t>CalculateArea</w:t>
-            </w:r>
-            <w:proofErr w:type="spellEnd"/>
-            <w:r>
-              <w:rPr>
-                <w:sz w:val="19"/>
-              </w:rPr>
-              <w:t>()</w:t>
-            </w:r>
-          </w:p>
-        </w:tc>
-        <w:tc>
-          <w:tcPr>
-            <w:tcW w:w="1984" w:type="dxa"/>
-            <w:tcMar>
-              <w:top w:w="80" w:type="dxa"/>
-              <w:left w:w="90" w:type="dxa"/>
-              <w:bottom w:w="80" w:type="dxa"/>
-              <w:right w:w="90" w:type="dxa"/>
-            </w:tcMar>
-            <w:vAlign w:val="center"/>
-          </w:tcPr>
-          <w:p>
-            <w:pPr>
-              <w:spacing w:line="240" w:lineRule="auto"/>
-            </w:pPr>
-            <w:proofErr w:type="spellStart"/>
-            <w:r>
-              <w:rPr>
-                <w:sz w:val="19"/>
-              </w:rPr>
-              <w:t>double</w:t>
-            </w:r>
-            <w:proofErr w:type="spellEnd"/>
-          </w:p>
-        </w:tc>
-        <w:tc>
-          <w:tcPr>
-            <w:tcW w:w="4706" w:type="dxa"/>
-            <w:tcMar>
-              <w:top w:w="80" w:type="dxa"/>
-              <w:left w:w="90" w:type="dxa"/>
-              <w:bottom w:w="80" w:type="dxa"/>
-              <w:right w:w="90" w:type="dxa"/>
-            </w:tcMar>
-            <w:vAlign w:val="center"/>
-          </w:tcPr>
-          <w:p>
-            <w:pPr>
-              <w:spacing w:line="240" w:lineRule="auto"/>
-            </w:pPr>
-            <w:r>
-              <w:rPr>
-                <w:sz w:val="19"/>
-              </w:rPr>
-              <w:t>Вычисляет площадь по формуле πr².</w:t>
-            </w:r>
-          </w:p>
-        </w:tc>
-      </w:tr>
-      <w:tr>
-        <w:trPr>
-          <w:cantSplit/>
-          <w:jc w:val="center"/>
-        </w:trPr>
-        <w:tc>
-          <w:tcPr>
-            <w:tcW w:w="2948" w:type="dxa"/>
-            <w:tcMar>
-              <w:top w:w="80" w:type="dxa"/>
-              <w:left w:w="90" w:type="dxa"/>
-              <w:bottom w:w="80" w:type="dxa"/>
-              <w:right w:w="90" w:type="dxa"/>
-            </w:tcMar>
-            <w:vAlign w:val="center"/>
-          </w:tcPr>
-          <w:p>
-            <w:pPr>
-              <w:spacing w:line="240" w:lineRule="auto"/>
-            </w:pPr>
-            <w:r>
-              <w:rPr>
-                <w:sz w:val="19"/>
-              </w:rPr>
-              <w:t xml:space="preserve">+ </w:t>
-            </w:r>
-            <w:proofErr w:type="spellStart"/>
-            <w:r>
-              <w:rPr>
-                <w:sz w:val="19"/>
-              </w:rPr>
-              <w:t>CalculatePerimeter</w:t>
-            </w:r>
-            <w:proofErr w:type="spellEnd"/>
-            <w:r>
-              <w:rPr>
-                <w:sz w:val="19"/>
-              </w:rPr>
-              <w:t>()</w:t>
-            </w:r>
-          </w:p>
-        </w:tc>
-        <w:tc>
-          <w:tcPr>
-            <w:tcW w:w="1984" w:type="dxa"/>
-            <w:tcMar>
-              <w:top w:w="80" w:type="dxa"/>
-              <w:left w:w="90" w:type="dxa"/>
-              <w:bottom w:w="80" w:type="dxa"/>
-              <w:right w:w="90" w:type="dxa"/>
-            </w:tcMar>
-            <w:vAlign w:val="center"/>
-          </w:tcPr>
-          <w:p>
-            <w:pPr>
-              <w:spacing w:line="240" w:lineRule="auto"/>
-            </w:pPr>
-            <w:proofErr w:type="spellStart"/>
-            <w:r>
-              <w:rPr>
-                <w:sz w:val="19"/>
-              </w:rPr>
-              <w:t>double</w:t>
-            </w:r>
-            <w:proofErr w:type="spellEnd"/>
-          </w:p>
-        </w:tc>
-        <w:tc>
-          <w:tcPr>
-            <w:tcW w:w="4706" w:type="dxa"/>
-            <w:tcMar>
-              <w:top w:w="80" w:type="dxa"/>
-              <w:left w:w="90" w:type="dxa"/>
-              <w:bottom w:w="80" w:type="dxa"/>
-              <w:right w:w="90" w:type="dxa"/>
-            </w:tcMar>
-            <w:vAlign w:val="center"/>
-          </w:tcPr>
-          <w:p>
-            <w:pPr>
-              <w:spacing w:line="240" w:lineRule="auto"/>
-            </w:pPr>
-            <w:r>
-              <w:rPr>
-                <w:sz w:val="19"/>
-              </w:rPr>
-              <w:t>Вычисляет длину окружности по формуле 2πr.</w:t>
-            </w:r>
-          </w:p>
-        </w:tc>
-      </w:tr>
-      <w:tr>
-        <w:trPr>
-          <w:cantSplit/>
-          <w:jc w:val="center"/>
-        </w:trPr>
-        <w:tc>
-          <w:tcPr>
-            <w:tcW w:w="2948" w:type="dxa"/>
-            <w:tcMar>
-              <w:top w:w="80" w:type="dxa"/>
-              <w:left w:w="90" w:type="dxa"/>
-              <w:bottom w:w="80" w:type="dxa"/>
-              <w:right w:w="90" w:type="dxa"/>
-            </w:tcMar>
-            <w:vAlign w:val="center"/>
-          </w:tcPr>
-          <w:p>
-            <w:pPr>
-              <w:spacing w:line="240" w:lineRule="auto"/>
-            </w:pPr>
-            <w:r>
-              <w:rPr>
-                <w:sz w:val="19"/>
-              </w:rPr>
-              <w:t xml:space="preserve">+ </w:t>
-            </w:r>
-            <w:proofErr w:type="spellStart"/>
-            <w:r>
-              <w:rPr>
-                <w:sz w:val="19"/>
-              </w:rPr>
-              <w:t>ToString</w:t>
-            </w:r>
-            <w:proofErr w:type="spellEnd"/>
-            <w:r>
-              <w:rPr>
-                <w:sz w:val="19"/>
-              </w:rPr>
-              <w:t>()</w:t>
-            </w:r>
-          </w:p>
-        </w:tc>
-        <w:tc>
-          <w:tcPr>
-            <w:tcW w:w="1984" w:type="dxa"/>
-            <w:tcMar>
-              <w:top w:w="80" w:type="dxa"/>
-              <w:left w:w="90" w:type="dxa"/>
-              <w:bottom w:w="80" w:type="dxa"/>
-              <w:right w:w="90" w:type="dxa"/>
-            </w:tcMar>
-            <w:vAlign w:val="center"/>
-          </w:tcPr>
-          <w:p>
-            <w:pPr>
-              <w:spacing w:line="240" w:lineRule="auto"/>
-            </w:pPr>
-            <w:proofErr w:type="spellStart"/>
-            <w:r>
-              <w:rPr>
-                <w:sz w:val="19"/>
-              </w:rPr>
-              <w:t>string</w:t>
-            </w:r>
-            <w:proofErr w:type="spellEnd"/>
-          </w:p>
-        </w:tc>
-        <w:tc>
-          <w:tcPr>
-            <w:tcW w:w="4706" w:type="dxa"/>
-            <w:tcMar>
-              <w:top w:w="80" w:type="dxa"/>
-              <w:left w:w="90" w:type="dxa"/>
-              <w:bottom w:w="80" w:type="dxa"/>
-              <w:right w:w="90" w:type="dxa"/>
-            </w:tcMar>
-            <w:vAlign w:val="center"/>
-          </w:tcPr>
-          <w:p>
-            <w:pPr>
-              <w:spacing w:line="240" w:lineRule="auto"/>
-            </w:pPr>
-            <w:r>
-              <w:rPr>
-                <w:sz w:val="19"/>
-              </w:rPr>
-              <w:t>Возвращает описание круга с радиусом, округлённым до двух знаков.</w:t>
-            </w:r>
-          </w:p>
-        </w:tc>
-      </w:tr>
-    </w:tbl>
-    <w:p>
-      <w:pPr>
-        <w:ind w:firstLine="709"/>
-      </w:pPr>
-      <w:r>
-        <w:t xml:space="preserve">Таблица 3 – Описание класса </w:t>
-      </w:r>
-      <w:proofErr w:type="spellStart"/>
-      <w:r>
-        <w:t>Rectangle</w:t>
-      </w:r>
-      <w:proofErr w:type="spellEnd"/>
-    </w:p>
-    <w:tbl>
-      <w:tblPr>
-        <w:tblStyle w:val="ad"/>
-        <w:tblW w:w="0" w:type="auto"/>
-        <w:jc w:val="center"/>
-        <w:tblLook w:val="04A0" w:firstRow="1" w:lastRow="0" w:firstColumn="1" w:lastColumn="0" w:noHBand="0" w:noVBand="1"/>
-      </w:tblPr>
-      <w:tblGrid>
-        <w:gridCol w:w="2875"/>
-        <w:gridCol w:w="1952"/>
-        <w:gridCol w:w="4518"/>
-      </w:tblGrid>
-      <w:tr>
-        <w:trPr>
-          <w:tblHeader/>
-          <w:jc w:val="center"/>
-        </w:trPr>
-        <w:tc>
-          <w:tcPr>
-            <w:tcW w:w="2948" w:type="dxa"/>
-            <w:shd w:val="clear" w:color="auto" w:fill="D9E2F3"/>
-            <w:tcMar>
-              <w:top w:w="80" w:type="dxa"/>
-              <w:left w:w="90" w:type="dxa"/>
-              <w:bottom w:w="80" w:type="dxa"/>
-              <w:right w:w="90" w:type="dxa"/>
-            </w:tcMar>
-            <w:vAlign w:val="center"/>
-          </w:tcPr>
-          <w:p>
-            <w:pPr>
-              <w:spacing w:line="240" w:lineRule="auto"/>
-              <w:jc w:val="center"/>
-            </w:pPr>
-            <w:r>
-              <w:rPr>
-                <w:b/>
-                <w:sz w:val="21"/>
-              </w:rPr>
-              <w:t>Название</w:t>
-            </w:r>
-          </w:p>
-        </w:tc>
-        <w:tc>
-          <w:tcPr>
-            <w:tcW w:w="1984" w:type="dxa"/>
-            <w:shd w:val="clear" w:color="auto" w:fill="D9E2F3"/>
-            <w:tcMar>
-              <w:top w:w="80" w:type="dxa"/>
-              <w:left w:w="90" w:type="dxa"/>
-              <w:bottom w:w="80" w:type="dxa"/>
-              <w:right w:w="90" w:type="dxa"/>
-            </w:tcMar>
-            <w:vAlign w:val="center"/>
-          </w:tcPr>
-          <w:p>
-            <w:pPr>
-              <w:spacing w:line="240" w:lineRule="auto"/>
-              <w:jc w:val="center"/>
-            </w:pPr>
-            <w:r>
-              <w:rPr>
-                <w:b/>
-                <w:sz w:val="21"/>
-              </w:rPr>
-              <w:t>Тип</w:t>
-            </w:r>
-          </w:p>
-        </w:tc>
-        <w:tc>
-          <w:tcPr>
-            <w:tcW w:w="4706" w:type="dxa"/>
-            <w:shd w:val="clear" w:color="auto" w:fill="D9E2F3"/>
-            <w:tcMar>
-              <w:top w:w="80" w:type="dxa"/>
-              <w:left w:w="90" w:type="dxa"/>
-              <w:bottom w:w="80" w:type="dxa"/>
-              <w:right w:w="90" w:type="dxa"/>
-            </w:tcMar>
-            <w:vAlign w:val="center"/>
-          </w:tcPr>
-          <w:p>
-            <w:pPr>
-              <w:spacing w:line="240" w:lineRule="auto"/>
-              <w:jc w:val="center"/>
-            </w:pPr>
-            <w:r>
-              <w:rPr>
-                <w:b/>
-                <w:sz w:val="21"/>
-              </w:rPr>
-              <w:t>Описание</w:t>
-            </w:r>
-          </w:p>
-        </w:tc>
-      </w:tr>
-      <w:tr>
-        <w:trPr>
-          <w:jc w:val="center"/>
-        </w:trPr>
-        <w:tc>
-          <w:tcPr>
-            <w:tcW w:w="9638" w:type="dxa"/>
-            <w:gridSpan w:val="3"/>
-            <w:shd w:val="clear" w:color="auto" w:fill="EDEDED"/>
-            <w:tcMar>
-              <w:top w:w="80" w:type="dxa"/>
-              <w:left w:w="90" w:type="dxa"/>
-              <w:bottom w:w="80" w:type="dxa"/>
-              <w:right w:w="90" w:type="dxa"/>
-            </w:tcMar>
-            <w:vAlign w:val="center"/>
-          </w:tcPr>
-          <w:p>
-            <w:pPr>
-              <w:spacing w:line="240" w:lineRule="auto"/>
-              <w:jc w:val="center"/>
-            </w:pPr>
-            <w:r>
-              <w:rPr>
-                <w:sz w:val="21"/>
-              </w:rPr>
-              <w:t xml:space="preserve">Описание класса: </w:t>
-            </w:r>
-            <w:proofErr w:type="spellStart"/>
-            <w:r>
-              <w:rPr>
-                <w:sz w:val="21"/>
-              </w:rPr>
-              <w:t>Rectangle</w:t>
-            </w:r>
-            <w:proofErr w:type="spellEnd"/>
-            <w:r>
-              <w:rPr>
-                <w:sz w:val="21"/>
-              </w:rPr>
-              <w:t xml:space="preserve"> реализует </w:t>
-            </w:r>
-            <w:proofErr w:type="spellStart"/>
-            <w:r>
-              <w:rPr>
-                <w:sz w:val="21"/>
-              </w:rPr>
-              <w:t>IShape</w:t>
-            </w:r>
-            <w:proofErr w:type="spellEnd"/>
-            <w:r>
-              <w:rPr>
-                <w:sz w:val="21"/>
-              </w:rPr>
-              <w:t xml:space="preserve"> и представляет прямоугольник с положительными шириной и высотой.</w:t>
-            </w:r>
-          </w:p>
-        </w:tc>
-      </w:tr>
-      <w:tr>
-        <w:trPr>
-          <w:jc w:val="center"/>
-        </w:trPr>
-        <w:tc>
-          <w:tcPr>
-            <w:tcW w:w="9638" w:type="dxa"/>
-            <w:gridSpan w:val="3"/>
-            <w:shd w:val="clear" w:color="auto" w:fill="F2F2F2"/>
-            <w:tcMar>
-              <w:top w:w="80" w:type="dxa"/>
-              <w:left w:w="90" w:type="dxa"/>
-              <w:bottom w:w="80" w:type="dxa"/>
-              <w:right w:w="90" w:type="dxa"/>
-            </w:tcMar>
-            <w:vAlign w:val="center"/>
-          </w:tcPr>
-          <w:p>
-            <w:pPr>
-              <w:spacing w:line="240" w:lineRule="auto"/>
-              <w:jc w:val="center"/>
-            </w:pPr>
-            <w:r>
-              <w:rPr>
-                <w:b/>
-                <w:sz w:val="20"/>
-              </w:rPr>
-              <w:t>Поля</w:t>
-            </w:r>
-          </w:p>
-        </w:tc>
-      </w:tr>
-      <w:tr>
-        <w:trPr>
-          <w:cantSplit/>
-          <w:jc w:val="center"/>
-        </w:trPr>
-        <w:tc>
-          <w:tcPr>
-            <w:tcW w:w="2948" w:type="dxa"/>
-            <w:tcMar>
-              <w:top w:w="80" w:type="dxa"/>
-              <w:left w:w="90" w:type="dxa"/>
-              <w:bottom w:w="80" w:type="dxa"/>
-              <w:right w:w="90" w:type="dxa"/>
-            </w:tcMar>
-            <w:vAlign w:val="center"/>
-          </w:tcPr>
-          <w:p>
-            <w:pPr>
-              <w:spacing w:line="240" w:lineRule="auto"/>
-            </w:pPr>
-            <w:r>
-              <w:rPr>
-                <w:sz w:val="19"/>
-              </w:rPr>
-              <w:t>− _</w:t>
-            </w:r>
-            <w:proofErr w:type="spellStart"/>
-            <w:r>
-              <w:rPr>
-                <w:sz w:val="19"/>
-              </w:rPr>
-              <w:t>width</w:t>
-            </w:r>
-            <w:proofErr w:type="spellEnd"/>
-          </w:p>
-        </w:tc>
-        <w:tc>
-          <w:tcPr>
-            <w:tcW w:w="1984" w:type="dxa"/>
-            <w:tcMar>
-              <w:top w:w="80" w:type="dxa"/>
-              <w:left w:w="90" w:type="dxa"/>
-              <w:bottom w:w="80" w:type="dxa"/>
-              <w:right w:w="90" w:type="dxa"/>
-            </w:tcMar>
-            <w:vAlign w:val="center"/>
-          </w:tcPr>
-          <w:p>
-            <w:pPr>
-              <w:spacing w:line="240" w:lineRule="auto"/>
-            </w:pPr>
-            <w:proofErr w:type="spellStart"/>
-            <w:r>
-              <w:rPr>
-                <w:sz w:val="19"/>
-              </w:rPr>
-              <w:t>double</w:t>
-            </w:r>
-            <w:proofErr w:type="spellEnd"/>
-          </w:p>
-        </w:tc>
-        <w:tc>
-          <w:tcPr>
-            <w:tcW w:w="4706" w:type="dxa"/>
-            <w:tcMar>
-              <w:top w:w="80" w:type="dxa"/>
-              <w:left w:w="90" w:type="dxa"/>
-              <w:bottom w:w="80" w:type="dxa"/>
-              <w:right w:w="90" w:type="dxa"/>
-            </w:tcMar>
-            <w:vAlign w:val="center"/>
-          </w:tcPr>
-          <w:p>
-            <w:pPr>
-              <w:spacing w:line="240" w:lineRule="auto"/>
-            </w:pPr>
-            <w:r>
-              <w:rPr>
-                <w:sz w:val="19"/>
-              </w:rPr>
-              <w:t>Ширина прямоугольника.</w:t>
-            </w:r>
-          </w:p>
-        </w:tc>
-      </w:tr>
-      <w:tr>
-        <w:trPr>
-          <w:cantSplit/>
-          <w:jc w:val="center"/>
-        </w:trPr>
-        <w:tc>
-          <w:tcPr>
-            <w:tcW w:w="2948" w:type="dxa"/>
-            <w:tcMar>
-              <w:top w:w="80" w:type="dxa"/>
-              <w:left w:w="90" w:type="dxa"/>
-              <w:bottom w:w="80" w:type="dxa"/>
-              <w:right w:w="90" w:type="dxa"/>
-            </w:tcMar>
-            <w:vAlign w:val="center"/>
-          </w:tcPr>
-          <w:p>
-            <w:pPr>
-              <w:spacing w:line="240" w:lineRule="auto"/>
-            </w:pPr>
-            <w:r>
-              <w:rPr>
-                <w:sz w:val="19"/>
-              </w:rPr>
-              <w:t>− _</w:t>
-            </w:r>
-            <w:proofErr w:type="spellStart"/>
-            <w:r>
-              <w:rPr>
-                <w:sz w:val="19"/>
-              </w:rPr>
-              <w:t>height</w:t>
-            </w:r>
-            <w:proofErr w:type="spellEnd"/>
-          </w:p>
-        </w:tc>
-        <w:tc>
-          <w:tcPr>
-            <w:tcW w:w="1984" w:type="dxa"/>
-            <w:tcMar>
-              <w:top w:w="80" w:type="dxa"/>
-              <w:left w:w="90" w:type="dxa"/>
-              <w:bottom w:w="80" w:type="dxa"/>
-              <w:right w:w="90" w:type="dxa"/>
-            </w:tcMar>
-            <w:vAlign w:val="center"/>
-          </w:tcPr>
-          <w:p>
-            <w:pPr>
-              <w:spacing w:line="240" w:lineRule="auto"/>
-            </w:pPr>
-            <w:proofErr w:type="spellStart"/>
-            <w:r>
-              <w:rPr>
-                <w:sz w:val="19"/>
-              </w:rPr>
-              <w:t>double</w:t>
-            </w:r>
-            <w:proofErr w:type="spellEnd"/>
-          </w:p>
-        </w:tc>
-        <w:tc>
-          <w:tcPr>
-            <w:tcW w:w="4706" w:type="dxa"/>
-            <w:tcMar>
-              <w:top w:w="80" w:type="dxa"/>
-              <w:left w:w="90" w:type="dxa"/>
-              <w:bottom w:w="80" w:type="dxa"/>
-              <w:right w:w="90" w:type="dxa"/>
-            </w:tcMar>
-            <w:vAlign w:val="center"/>
-          </w:tcPr>
-          <w:p>
-            <w:pPr>
-              <w:spacing w:line="240" w:lineRule="auto"/>
-            </w:pPr>
-            <w:r>
-              <w:rPr>
-                <w:sz w:val="19"/>
-              </w:rPr>
-              <w:t>Высота прямоугольника.</w:t>
-            </w:r>
-          </w:p>
-        </w:tc>
-      </w:tr>
-      <w:tr>
-        <w:trPr>
-          <w:jc w:val="center"/>
-        </w:trPr>
-        <w:tc>
-          <w:tcPr>
-            <w:tcW w:w="9638" w:type="dxa"/>
-            <w:gridSpan w:val="3"/>
-            <w:shd w:val="clear" w:color="auto" w:fill="F2F2F2"/>
-            <w:tcMar>
-              <w:top w:w="80" w:type="dxa"/>
-              <w:left w:w="90" w:type="dxa"/>
-              <w:bottom w:w="80" w:type="dxa"/>
-              <w:right w:w="90" w:type="dxa"/>
-            </w:tcMar>
-            <w:vAlign w:val="center"/>
-          </w:tcPr>
-          <w:p>
-            <w:pPr>
-              <w:spacing w:line="240" w:lineRule="auto"/>
-              <w:jc w:val="center"/>
-            </w:pPr>
-            <w:r>
-              <w:rPr>
-                <w:b/>
-                <w:sz w:val="20"/>
-              </w:rPr>
-              <w:t>Свойства</w:t>
-            </w:r>
-          </w:p>
-        </w:tc>
-      </w:tr>
-      <w:tr>
-        <w:trPr>
-          <w:cantSplit/>
-          <w:jc w:val="center"/>
-        </w:trPr>
-        <w:tc>
-          <w:tcPr>
-            <w:tcW w:w="2948" w:type="dxa"/>
-            <w:tcMar>
-              <w:top w:w="80" w:type="dxa"/>
-              <w:left w:w="90" w:type="dxa"/>
-              <w:bottom w:w="80" w:type="dxa"/>
-              <w:right w:w="90" w:type="dxa"/>
-            </w:tcMar>
-            <w:vAlign w:val="center"/>
-          </w:tcPr>
-          <w:p>
-            <w:pPr>
-              <w:spacing w:line="240" w:lineRule="auto"/>
-            </w:pPr>
-            <w:r>
-              <w:rPr>
-                <w:sz w:val="19"/>
-              </w:rPr>
-              <w:t xml:space="preserve">+ </w:t>
-            </w:r>
-            <w:proofErr w:type="spellStart"/>
-            <w:r>
-              <w:rPr>
-                <w:sz w:val="19"/>
-              </w:rPr>
-              <w:t>Width</w:t>
-            </w:r>
-            <w:proofErr w:type="spellEnd"/>
-          </w:p>
-        </w:tc>
-        <w:tc>
-          <w:tcPr>
-            <w:tcW w:w="1984" w:type="dxa"/>
-            <w:tcMar>
-              <w:top w:w="80" w:type="dxa"/>
-              <w:left w:w="90" w:type="dxa"/>
-              <w:bottom w:w="80" w:type="dxa"/>
-              <w:right w:w="90" w:type="dxa"/>
-            </w:tcMar>
-            <w:vAlign w:val="center"/>
-          </w:tcPr>
-          <w:p>
-            <w:pPr>
-              <w:spacing w:line="240" w:lineRule="auto"/>
-            </w:pPr>
-            <w:proofErr w:type="spellStart"/>
-            <w:r>
-              <w:rPr>
-                <w:sz w:val="19"/>
-              </w:rPr>
-              <w:t>double</w:t>
-            </w:r>
-            <w:proofErr w:type="spellEnd"/>
-          </w:p>
-        </w:tc>
-        <w:tc>
-          <w:tcPr>
-            <w:tcW w:w="4706" w:type="dxa"/>
-            <w:tcMar>
-              <w:top w:w="80" w:type="dxa"/>
-              <w:left w:w="90" w:type="dxa"/>
-              <w:bottom w:w="80" w:type="dxa"/>
-              <w:right w:w="90" w:type="dxa"/>
-            </w:tcMar>
-            <w:vAlign w:val="center"/>
-          </w:tcPr>
-          <w:p>
-            <w:pPr>
-              <w:spacing w:line="240" w:lineRule="auto"/>
-            </w:pPr>
-            <w:r>
-              <w:rPr>
-                <w:sz w:val="19"/>
-              </w:rPr>
-              <w:t>Возвращает ширину.</w:t>
-            </w:r>
-          </w:p>
-        </w:tc>
-      </w:tr>
-      <w:tr>
-        <w:trPr>
-          <w:cantSplit/>
-          <w:jc w:val="center"/>
-        </w:trPr>
-        <w:tc>
-          <w:tcPr>
-            <w:tcW w:w="2948" w:type="dxa"/>
-            <w:tcMar>
-              <w:top w:w="80" w:type="dxa"/>
-              <w:left w:w="90" w:type="dxa"/>
-              <w:bottom w:w="80" w:type="dxa"/>
-              <w:right w:w="90" w:type="dxa"/>
-            </w:tcMar>
-            <w:vAlign w:val="center"/>
-          </w:tcPr>
-          <w:p>
-            <w:pPr>
-              <w:spacing w:line="240" w:lineRule="auto"/>
-            </w:pPr>
-            <w:r>
-              <w:rPr>
-                <w:sz w:val="19"/>
-              </w:rPr>
-              <w:t xml:space="preserve">+ </w:t>
-            </w:r>
-            <w:proofErr w:type="spellStart"/>
-            <w:r>
-              <w:rPr>
-                <w:sz w:val="19"/>
-              </w:rPr>
-              <w:t>Height</w:t>
-            </w:r>
-            <w:proofErr w:type="spellEnd"/>
-          </w:p>
-        </w:tc>
-        <w:tc>
-          <w:tcPr>
-            <w:tcW w:w="1984" w:type="dxa"/>
-            <w:tcMar>
-              <w:top w:w="80" w:type="dxa"/>
-              <w:left w:w="90" w:type="dxa"/>
-              <w:bottom w:w="80" w:type="dxa"/>
-              <w:right w:w="90" w:type="dxa"/>
-            </w:tcMar>
-            <w:vAlign w:val="center"/>
-          </w:tcPr>
-          <w:p>
-            <w:pPr>
-              <w:spacing w:line="240" w:lineRule="auto"/>
-            </w:pPr>
-            <w:proofErr w:type="spellStart"/>
-            <w:r>
-              <w:rPr>
-                <w:sz w:val="19"/>
-              </w:rPr>
-              <w:t>double</w:t>
-            </w:r>
-            <w:proofErr w:type="spellEnd"/>
-          </w:p>
-        </w:tc>
-        <w:tc>
-          <w:tcPr>
-            <w:tcW w:w="4706" w:type="dxa"/>
-            <w:tcMar>
-              <w:top w:w="80" w:type="dxa"/>
-              <w:left w:w="90" w:type="dxa"/>
-              <w:bottom w:w="80" w:type="dxa"/>
-              <w:right w:w="90" w:type="dxa"/>
-            </w:tcMar>
-            <w:vAlign w:val="center"/>
-          </w:tcPr>
-          <w:p>
-            <w:pPr>
-              <w:spacing w:line="240" w:lineRule="auto"/>
-            </w:pPr>
-            <w:r>
-              <w:rPr>
-                <w:sz w:val="19"/>
-              </w:rPr>
-              <w:t>Возвращает высоту.</w:t>
-            </w:r>
-          </w:p>
-        </w:tc>
-      </w:tr>
-      <w:tr>
-        <w:trPr>
-          <w:cantSplit/>
-          <w:jc w:val="center"/>
-        </w:trPr>
-        <w:tc>
-          <w:tcPr>
-            <w:tcW w:w="2948" w:type="dxa"/>
-            <w:tcMar>
-              <w:top w:w="80" w:type="dxa"/>
-              <w:left w:w="90" w:type="dxa"/>
-              <w:bottom w:w="80" w:type="dxa"/>
-              <w:right w:w="90" w:type="dxa"/>
-            </w:tcMar>
-            <w:vAlign w:val="center"/>
-          </w:tcPr>
-          <w:p>
-            <w:pPr>
-              <w:spacing w:line="240" w:lineRule="auto"/>
-            </w:pPr>
-            <w:r>
-              <w:rPr>
-                <w:sz w:val="19"/>
-              </w:rPr>
-              <w:lastRenderedPageBreak/>
-              <w:t>+ Name</w:t>
-            </w:r>
-          </w:p>
-        </w:tc>
-        <w:tc>
-          <w:tcPr>
-            <w:tcW w:w="1984" w:type="dxa"/>
-            <w:tcMar>
-              <w:top w:w="80" w:type="dxa"/>
-              <w:left w:w="90" w:type="dxa"/>
-              <w:bottom w:w="80" w:type="dxa"/>
-              <w:right w:w="90" w:type="dxa"/>
-            </w:tcMar>
-            <w:vAlign w:val="center"/>
-          </w:tcPr>
-          <w:p>
-            <w:pPr>
-              <w:spacing w:line="240" w:lineRule="auto"/>
-            </w:pPr>
-            <w:proofErr w:type="spellStart"/>
-            <w:r>
-              <w:rPr>
-                <w:sz w:val="19"/>
-              </w:rPr>
-              <w:t>string</w:t>
-            </w:r>
-            <w:proofErr w:type="spellEnd"/>
-          </w:p>
-        </w:tc>
-        <w:tc>
-          <w:tcPr>
-            <w:tcW w:w="4706" w:type="dxa"/>
-            <w:tcMar>
-              <w:top w:w="80" w:type="dxa"/>
-              <w:left w:w="90" w:type="dxa"/>
-              <w:bottom w:w="80" w:type="dxa"/>
-              <w:right w:w="90" w:type="dxa"/>
-            </w:tcMar>
-            <w:vAlign w:val="center"/>
-          </w:tcPr>
-          <w:p>
-            <w:pPr>
-              <w:spacing w:line="240" w:lineRule="auto"/>
-            </w:pPr>
-            <w:r>
-              <w:rPr>
-                <w:sz w:val="19"/>
-              </w:rPr>
-              <w:t>Возвращает строку «Прямоугольник».</w:t>
-            </w:r>
-          </w:p>
-        </w:tc>
-      </w:tr>
-      <w:tr>
-        <w:trPr>
-          <w:jc w:val="center"/>
-        </w:trPr>
-        <w:tc>
-          <w:tcPr>
-            <w:tcW w:w="9638" w:type="dxa"/>
-            <w:gridSpan w:val="3"/>
-            <w:shd w:val="clear" w:color="auto" w:fill="F2F2F2"/>
-            <w:tcMar>
-              <w:top w:w="80" w:type="dxa"/>
-              <w:left w:w="90" w:type="dxa"/>
-              <w:bottom w:w="80" w:type="dxa"/>
-              <w:right w:w="90" w:type="dxa"/>
-            </w:tcMar>
-            <w:vAlign w:val="center"/>
-          </w:tcPr>
-          <w:p>
-            <w:pPr>
-              <w:spacing w:line="240" w:lineRule="auto"/>
-              <w:jc w:val="center"/>
-            </w:pPr>
-            <w:r>
-              <w:rPr>
-                <w:b/>
-                <w:sz w:val="20"/>
-              </w:rPr>
-              <w:t>Методы</w:t>
-            </w:r>
-          </w:p>
-        </w:tc>
-      </w:tr>
-      <w:tr>
-        <w:trPr>
-          <w:cantSplit/>
-          <w:jc w:val="center"/>
-        </w:trPr>
-        <w:tc>
-          <w:tcPr>
-            <w:tcW w:w="2948" w:type="dxa"/>
-            <w:tcMar>
-              <w:top w:w="80" w:type="dxa"/>
-              <w:left w:w="90" w:type="dxa"/>
-              <w:bottom w:w="80" w:type="dxa"/>
-              <w:right w:w="90" w:type="dxa"/>
-            </w:tcMar>
-            <w:vAlign w:val="center"/>
-          </w:tcPr>
-          <w:p>
-            <w:pPr>
-              <w:spacing w:line="240" w:lineRule="auto"/>
-              <w:rPr>
-                <w:lang w:val="en-US"/>
-              </w:rPr>
-            </w:pPr>
-            <w:r>
-              <w:rPr>
-                <w:sz w:val="19"/>
-                <w:lang w:val="en-US"/>
-              </w:rPr>
-              <w:t>+ Rectangle(double width, double height)</w:t>
-            </w:r>
-          </w:p>
-        </w:tc>
-        <w:tc>
-          <w:tcPr>
-            <w:tcW w:w="1984" w:type="dxa"/>
-            <w:tcMar>
-              <w:top w:w="80" w:type="dxa"/>
-              <w:left w:w="90" w:type="dxa"/>
-              <w:bottom w:w="80" w:type="dxa"/>
-              <w:right w:w="90" w:type="dxa"/>
-            </w:tcMar>
-            <w:vAlign w:val="center"/>
-          </w:tcPr>
-          <w:p>
-            <w:pPr>
-              <w:spacing w:line="240" w:lineRule="auto"/>
-            </w:pPr>
-            <w:r>
-              <w:rPr>
-                <w:sz w:val="19"/>
-              </w:rPr>
-              <w:t>—</w:t>
-            </w:r>
-          </w:p>
-        </w:tc>
-        <w:tc>
-          <w:tcPr>
-            <w:tcW w:w="4706" w:type="dxa"/>
-            <w:tcMar>
-              <w:top w:w="80" w:type="dxa"/>
-              <w:left w:w="90" w:type="dxa"/>
-              <w:bottom w:w="80" w:type="dxa"/>
-              <w:right w:w="90" w:type="dxa"/>
-            </w:tcMar>
-            <w:vAlign w:val="center"/>
-          </w:tcPr>
-          <w:p>
-            <w:pPr>
-              <w:spacing w:line="240" w:lineRule="auto"/>
-            </w:pPr>
-            <w:r>
-              <w:rPr>
-                <w:sz w:val="19"/>
-              </w:rPr>
-              <w:t>Конструктор; проверяет, что ширина и высота больше нуля.</w:t>
-            </w:r>
-          </w:p>
-        </w:tc>
-      </w:tr>
-      <w:tr>
-        <w:trPr>
-          <w:cantSplit/>
-          <w:jc w:val="center"/>
-        </w:trPr>
-        <w:tc>
-          <w:tcPr>
-            <w:tcW w:w="2948" w:type="dxa"/>
-            <w:tcMar>
-              <w:top w:w="80" w:type="dxa"/>
-              <w:left w:w="90" w:type="dxa"/>
-              <w:bottom w:w="80" w:type="dxa"/>
-              <w:right w:w="90" w:type="dxa"/>
-            </w:tcMar>
-            <w:vAlign w:val="center"/>
-          </w:tcPr>
-          <w:p>
-            <w:pPr>
-              <w:spacing w:line="240" w:lineRule="auto"/>
-            </w:pPr>
-            <w:r>
-              <w:rPr>
-                <w:sz w:val="19"/>
-              </w:rPr>
-              <w:t xml:space="preserve">+ </w:t>
-            </w:r>
-            <w:proofErr w:type="spellStart"/>
-            <w:r>
-              <w:rPr>
-                <w:sz w:val="19"/>
-              </w:rPr>
-              <w:t>CalculateArea</w:t>
-            </w:r>
-            <w:proofErr w:type="spellEnd"/>
-            <w:r>
-              <w:rPr>
-                <w:sz w:val="19"/>
-              </w:rPr>
-              <w:t>()</w:t>
-            </w:r>
-          </w:p>
-        </w:tc>
-        <w:tc>
-          <w:tcPr>
-            <w:tcW w:w="1984" w:type="dxa"/>
-            <w:tcMar>
-              <w:top w:w="80" w:type="dxa"/>
-              <w:left w:w="90" w:type="dxa"/>
-              <w:bottom w:w="80" w:type="dxa"/>
-              <w:right w:w="90" w:type="dxa"/>
-            </w:tcMar>
-            <w:vAlign w:val="center"/>
-          </w:tcPr>
-          <w:p>
-            <w:pPr>
-              <w:spacing w:line="240" w:lineRule="auto"/>
-            </w:pPr>
-            <w:proofErr w:type="spellStart"/>
-            <w:r>
-              <w:rPr>
-                <w:sz w:val="19"/>
-              </w:rPr>
-              <w:t>double</w:t>
-            </w:r>
-            <w:proofErr w:type="spellEnd"/>
-          </w:p>
-        </w:tc>
-        <w:tc>
-          <w:tcPr>
-            <w:tcW w:w="4706" w:type="dxa"/>
-            <w:tcMar>
-              <w:top w:w="80" w:type="dxa"/>
-              <w:left w:w="90" w:type="dxa"/>
-              <w:bottom w:w="80" w:type="dxa"/>
-              <w:right w:w="90" w:type="dxa"/>
-            </w:tcMar>
-            <w:vAlign w:val="center"/>
-          </w:tcPr>
-          <w:p>
-            <w:pPr>
-              <w:spacing w:line="240" w:lineRule="auto"/>
-            </w:pPr>
-            <w:r>
-              <w:rPr>
-                <w:sz w:val="19"/>
-              </w:rPr>
-              <w:t xml:space="preserve">Вычисляет площадь по формуле </w:t>
-            </w:r>
-            <w:proofErr w:type="spellStart"/>
-            <w:r>
-              <w:rPr>
-                <w:sz w:val="19"/>
-              </w:rPr>
-              <w:t>width</w:t>
-            </w:r>
-            <w:proofErr w:type="spellEnd"/>
-            <w:r>
-              <w:rPr>
-                <w:sz w:val="19"/>
-              </w:rPr>
-              <w:t xml:space="preserve"> × </w:t>
-            </w:r>
-            <w:proofErr w:type="spellStart"/>
-            <w:r>
-              <w:rPr>
-                <w:sz w:val="19"/>
-              </w:rPr>
-              <w:t>height</w:t>
-            </w:r>
-            <w:proofErr w:type="spellEnd"/>
-            <w:r>
-              <w:rPr>
-                <w:sz w:val="19"/>
-              </w:rPr>
-              <w:t>.</w:t>
-            </w:r>
-          </w:p>
-        </w:tc>
-      </w:tr>
-      <w:tr>
-        <w:trPr>
-          <w:cantSplit/>
-          <w:jc w:val="center"/>
-        </w:trPr>
-        <w:tc>
-          <w:tcPr>
-            <w:tcW w:w="2948" w:type="dxa"/>
-            <w:tcMar>
-              <w:top w:w="80" w:type="dxa"/>
-              <w:left w:w="90" w:type="dxa"/>
-              <w:bottom w:w="80" w:type="dxa"/>
-              <w:right w:w="90" w:type="dxa"/>
-            </w:tcMar>
-            <w:vAlign w:val="center"/>
-          </w:tcPr>
-          <w:p>
-            <w:pPr>
-              <w:spacing w:line="240" w:lineRule="auto"/>
-            </w:pPr>
-            <w:r>
-              <w:rPr>
-                <w:sz w:val="19"/>
-              </w:rPr>
-              <w:t xml:space="preserve">+ </w:t>
-            </w:r>
-            <w:proofErr w:type="spellStart"/>
-            <w:r>
-              <w:rPr>
-                <w:sz w:val="19"/>
-              </w:rPr>
-              <w:t>CalculatePerimeter</w:t>
-            </w:r>
-            <w:proofErr w:type="spellEnd"/>
-            <w:r>
-              <w:rPr>
-                <w:sz w:val="19"/>
-              </w:rPr>
-              <w:t>()</w:t>
-            </w:r>
-          </w:p>
-        </w:tc>
-        <w:tc>
-          <w:tcPr>
-            <w:tcW w:w="1984" w:type="dxa"/>
-            <w:tcMar>
-              <w:top w:w="80" w:type="dxa"/>
-              <w:left w:w="90" w:type="dxa"/>
-              <w:bottom w:w="80" w:type="dxa"/>
-              <w:right w:w="90" w:type="dxa"/>
-            </w:tcMar>
-            <w:vAlign w:val="center"/>
-          </w:tcPr>
-          <w:p>
-            <w:pPr>
-              <w:spacing w:line="240" w:lineRule="auto"/>
-            </w:pPr>
-            <w:proofErr w:type="spellStart"/>
-            <w:r>
-              <w:rPr>
-                <w:sz w:val="19"/>
-              </w:rPr>
-              <w:t>double</w:t>
-            </w:r>
-            <w:proofErr w:type="spellEnd"/>
-          </w:p>
-        </w:tc>
-        <w:tc>
-          <w:tcPr>
-            <w:tcW w:w="4706" w:type="dxa"/>
-            <w:tcMar>
-              <w:top w:w="80" w:type="dxa"/>
-              <w:left w:w="90" w:type="dxa"/>
-              <w:bottom w:w="80" w:type="dxa"/>
-              <w:right w:w="90" w:type="dxa"/>
-            </w:tcMar>
-            <w:vAlign w:val="center"/>
-          </w:tcPr>
-          <w:p>
-            <w:pPr>
-              <w:spacing w:line="240" w:lineRule="auto"/>
-            </w:pPr>
-            <w:r>
-              <w:rPr>
-                <w:sz w:val="19"/>
-              </w:rPr>
-              <w:t>Вычисляет периметр по формуле 2 × (</w:t>
-            </w:r>
-            <w:proofErr w:type="spellStart"/>
-            <w:r>
-              <w:rPr>
-                <w:sz w:val="19"/>
-              </w:rPr>
-              <w:t>width</w:t>
-            </w:r>
-            <w:proofErr w:type="spellEnd"/>
-            <w:r>
-              <w:rPr>
-                <w:sz w:val="19"/>
-              </w:rPr>
-              <w:t xml:space="preserve"> + </w:t>
-            </w:r>
-            <w:proofErr w:type="spellStart"/>
-            <w:r>
-              <w:rPr>
-                <w:sz w:val="19"/>
-              </w:rPr>
-              <w:t>height</w:t>
-            </w:r>
-            <w:proofErr w:type="spellEnd"/>
-            <w:r>
-              <w:rPr>
-                <w:sz w:val="19"/>
-              </w:rPr>
-              <w:t>).</w:t>
-            </w:r>
-          </w:p>
-        </w:tc>
-      </w:tr>
-      <w:tr>
-        <w:trPr>
-          <w:cantSplit/>
-          <w:jc w:val="center"/>
-        </w:trPr>
-        <w:tc>
-          <w:tcPr>
-            <w:tcW w:w="2948" w:type="dxa"/>
-            <w:tcMar>
-              <w:top w:w="80" w:type="dxa"/>
-              <w:left w:w="90" w:type="dxa"/>
-              <w:bottom w:w="80" w:type="dxa"/>
-              <w:right w:w="90" w:type="dxa"/>
-            </w:tcMar>
-            <w:vAlign w:val="center"/>
-          </w:tcPr>
-          <w:p>
-            <w:pPr>
-              <w:spacing w:line="240" w:lineRule="auto"/>
-            </w:pPr>
-            <w:r>
-              <w:rPr>
-                <w:sz w:val="19"/>
-              </w:rPr>
-              <w:t xml:space="preserve">+ </w:t>
-            </w:r>
-            <w:proofErr w:type="spellStart"/>
-            <w:r>
-              <w:rPr>
-                <w:sz w:val="19"/>
-              </w:rPr>
-              <w:t>ToString</w:t>
-            </w:r>
-            <w:proofErr w:type="spellEnd"/>
-            <w:r>
-              <w:rPr>
-                <w:sz w:val="19"/>
-              </w:rPr>
-              <w:t>()</w:t>
-            </w:r>
-          </w:p>
-        </w:tc>
-        <w:tc>
-          <w:tcPr>
-            <w:tcW w:w="1984" w:type="dxa"/>
-            <w:tcMar>
-              <w:top w:w="80" w:type="dxa"/>
-              <w:left w:w="90" w:type="dxa"/>
-              <w:bottom w:w="80" w:type="dxa"/>
-              <w:right w:w="90" w:type="dxa"/>
-            </w:tcMar>
-            <w:vAlign w:val="center"/>
-          </w:tcPr>
-          <w:p>
-            <w:pPr>
-              <w:spacing w:line="240" w:lineRule="auto"/>
-            </w:pPr>
-            <w:proofErr w:type="spellStart"/>
-            <w:r>
-              <w:rPr>
-                <w:sz w:val="19"/>
-              </w:rPr>
-              <w:t>string</w:t>
-            </w:r>
-            <w:proofErr w:type="spellEnd"/>
-          </w:p>
-        </w:tc>
-        <w:tc>
-          <w:tcPr>
-            <w:tcW w:w="4706" w:type="dxa"/>
-            <w:tcMar>
-              <w:top w:w="80" w:type="dxa"/>
-              <w:left w:w="90" w:type="dxa"/>
-              <w:bottom w:w="80" w:type="dxa"/>
-              <w:right w:w="90" w:type="dxa"/>
-            </w:tcMar>
-            <w:vAlign w:val="center"/>
-          </w:tcPr>
-          <w:p>
-            <w:pPr>
-              <w:spacing w:line="240" w:lineRule="auto"/>
-            </w:pPr>
-            <w:r>
-              <w:rPr>
-                <w:sz w:val="19"/>
-              </w:rPr>
-              <w:t>Возвращает описание прямоугольника с размерами.</w:t>
-            </w:r>
-          </w:p>
-        </w:tc>
-      </w:tr>
-    </w:tbl>
-    <w:p>
-      <w:pPr>
-        <w:ind w:firstLine="709"/>
-      </w:pPr>
-      <w:r>
-        <w:t xml:space="preserve">Таблица 4 – Описание класса </w:t>
-      </w:r>
-      <w:proofErr w:type="spellStart"/>
-      <w:r>
-        <w:t>Triangle</w:t>
-      </w:r>
-      <w:proofErr w:type="spellEnd"/>
-    </w:p>
-    <w:tbl>
-      <w:tblPr>
-        <w:tblStyle w:val="ad"/>
-        <w:tblW w:w="0" w:type="auto"/>
-        <w:jc w:val="center"/>
-        <w:tblLook w:val="04A0" w:firstRow="1" w:lastRow="0" w:firstColumn="1" w:lastColumn="0" w:noHBand="0" w:noVBand="1"/>
-      </w:tblPr>
-      <w:tblGrid>
-        <w:gridCol w:w="2872"/>
-        <w:gridCol w:w="1951"/>
-        <w:gridCol w:w="4522"/>
-      </w:tblGrid>
-      <w:tr>
-        <w:trPr>
-          <w:tblHeader/>
-          <w:jc w:val="center"/>
-        </w:trPr>
-        <w:tc>
-          <w:tcPr>
-            <w:tcW w:w="2948" w:type="dxa"/>
-            <w:shd w:val="clear" w:color="auto" w:fill="D9E2F3"/>
-            <w:tcMar>
-              <w:top w:w="80" w:type="dxa"/>
-              <w:left w:w="90" w:type="dxa"/>
-              <w:bottom w:w="80" w:type="dxa"/>
-              <w:right w:w="90" w:type="dxa"/>
-            </w:tcMar>
-            <w:vAlign w:val="center"/>
-          </w:tcPr>
-          <w:p>
-            <w:pPr>
-              <w:spacing w:line="240" w:lineRule="auto"/>
-              <w:jc w:val="center"/>
-            </w:pPr>
-            <w:r>
-              <w:rPr>
-                <w:b/>
-                <w:sz w:val="21"/>
-              </w:rPr>
-              <w:t>Название</w:t>
-            </w:r>
-          </w:p>
-        </w:tc>
-        <w:tc>
-          <w:tcPr>
-            <w:tcW w:w="1984" w:type="dxa"/>
-            <w:shd w:val="clear" w:color="auto" w:fill="D9E2F3"/>
-            <w:tcMar>
-              <w:top w:w="80" w:type="dxa"/>
-              <w:left w:w="90" w:type="dxa"/>
-              <w:bottom w:w="80" w:type="dxa"/>
-              <w:right w:w="90" w:type="dxa"/>
-            </w:tcMar>
-            <w:vAlign w:val="center"/>
-          </w:tcPr>
-          <w:p>
-            <w:pPr>
-              <w:spacing w:line="240" w:lineRule="auto"/>
-              <w:jc w:val="center"/>
-            </w:pPr>
-            <w:r>
-              <w:rPr>
-                <w:b/>
-                <w:sz w:val="21"/>
-              </w:rPr>
-              <w:t>Тип</w:t>
-            </w:r>
-          </w:p>
-        </w:tc>
-        <w:tc>
-          <w:tcPr>
-            <w:tcW w:w="4706" w:type="dxa"/>
-            <w:shd w:val="clear" w:color="auto" w:fill="D9E2F3"/>
-            <w:tcMar>
-              <w:top w:w="80" w:type="dxa"/>
-              <w:left w:w="90" w:type="dxa"/>
-              <w:bottom w:w="80" w:type="dxa"/>
-              <w:right w:w="90" w:type="dxa"/>
-            </w:tcMar>
-            <w:vAlign w:val="center"/>
-          </w:tcPr>
-          <w:p>
-            <w:pPr>
-              <w:spacing w:line="240" w:lineRule="auto"/>
-              <w:jc w:val="center"/>
-            </w:pPr>
-            <w:r>
-              <w:rPr>
-                <w:b/>
-                <w:sz w:val="21"/>
-              </w:rPr>
-              <w:t>Описание</w:t>
-            </w:r>
-          </w:p>
-        </w:tc>
-      </w:tr>
-      <w:tr>
-        <w:trPr>
-          <w:jc w:val="center"/>
-        </w:trPr>
-        <w:tc>
-          <w:tcPr>
-            <w:tcW w:w="9638" w:type="dxa"/>
-            <w:gridSpan w:val="3"/>
-            <w:shd w:val="clear" w:color="auto" w:fill="EDEDED"/>
-            <w:tcMar>
-              <w:top w:w="80" w:type="dxa"/>
-              <w:left w:w="90" w:type="dxa"/>
-              <w:bottom w:w="80" w:type="dxa"/>
-              <w:right w:w="90" w:type="dxa"/>
-            </w:tcMar>
-            <w:vAlign w:val="center"/>
-          </w:tcPr>
-          <w:p>
-            <w:pPr>
-              <w:spacing w:line="240" w:lineRule="auto"/>
-              <w:jc w:val="center"/>
-            </w:pPr>
-            <w:r>
-              <w:rPr>
-                <w:sz w:val="21"/>
-              </w:rPr>
-              <w:t xml:space="preserve">Описание класса: </w:t>
-            </w:r>
-            <w:proofErr w:type="spellStart"/>
-            <w:r>
-              <w:rPr>
-                <w:sz w:val="21"/>
-              </w:rPr>
-              <w:t>Triangle</w:t>
-            </w:r>
-            <w:proofErr w:type="spellEnd"/>
-            <w:r>
-              <w:rPr>
-                <w:sz w:val="21"/>
-              </w:rPr>
-              <w:t xml:space="preserve"> реализует </w:t>
-            </w:r>
-            <w:proofErr w:type="spellStart"/>
-            <w:r>
-              <w:rPr>
-                <w:sz w:val="21"/>
-              </w:rPr>
-              <w:t>IShape</w:t>
-            </w:r>
-            <w:proofErr w:type="spellEnd"/>
-            <w:r>
-              <w:rPr>
-                <w:sz w:val="21"/>
-              </w:rPr>
-              <w:t>, представляет треугольник и проверяет условие существования по неравенству треугольника.</w:t>
-            </w:r>
-          </w:p>
-        </w:tc>
-      </w:tr>
-      <w:tr>
-        <w:trPr>
-          <w:jc w:val="center"/>
-        </w:trPr>
-        <w:tc>
-          <w:tcPr>
-            <w:tcW w:w="9638" w:type="dxa"/>
-            <w:gridSpan w:val="3"/>
-            <w:shd w:val="clear" w:color="auto" w:fill="F2F2F2"/>
-            <w:tcMar>
-              <w:top w:w="80" w:type="dxa"/>
-              <w:left w:w="90" w:type="dxa"/>
-              <w:bottom w:w="80" w:type="dxa"/>
-              <w:right w:w="90" w:type="dxa"/>
-            </w:tcMar>
-            <w:vAlign w:val="center"/>
-          </w:tcPr>
-          <w:p>
-            <w:pPr>
-              <w:spacing w:line="240" w:lineRule="auto"/>
-              <w:jc w:val="center"/>
-            </w:pPr>
-            <w:r>
-              <w:rPr>
-                <w:b/>
-                <w:sz w:val="20"/>
-              </w:rPr>
-              <w:t>Поля</w:t>
-            </w:r>
-          </w:p>
-        </w:tc>
-      </w:tr>
-      <w:tr>
-        <w:trPr>
-          <w:cantSplit/>
-          <w:jc w:val="center"/>
-        </w:trPr>
-        <w:tc>
-          <w:tcPr>
-            <w:tcW w:w="2948" w:type="dxa"/>
-            <w:tcMar>
-              <w:top w:w="80" w:type="dxa"/>
-              <w:left w:w="90" w:type="dxa"/>
-              <w:bottom w:w="80" w:type="dxa"/>
-              <w:right w:w="90" w:type="dxa"/>
-            </w:tcMar>
-            <w:vAlign w:val="center"/>
-          </w:tcPr>
-          <w:p>
-            <w:pPr>
-              <w:spacing w:line="240" w:lineRule="auto"/>
-            </w:pPr>
-            <w:r>
-              <w:rPr>
-                <w:sz w:val="19"/>
-              </w:rPr>
-              <w:t>− _</w:t>
-            </w:r>
-            <w:proofErr w:type="spellStart"/>
-            <w:r>
-              <w:rPr>
-                <w:sz w:val="19"/>
-              </w:rPr>
-              <w:t>sideA</w:t>
-            </w:r>
-            <w:proofErr w:type="spellEnd"/>
-          </w:p>
-        </w:tc>
-        <w:tc>
-          <w:tcPr>
-            <w:tcW w:w="1984" w:type="dxa"/>
-            <w:tcMar>
-              <w:top w:w="80" w:type="dxa"/>
-              <w:left w:w="90" w:type="dxa"/>
-              <w:bottom w:w="80" w:type="dxa"/>
-              <w:right w:w="90" w:type="dxa"/>
-            </w:tcMar>
-            <w:vAlign w:val="center"/>
-          </w:tcPr>
-          <w:p>
-            <w:pPr>
-              <w:spacing w:line="240" w:lineRule="auto"/>
-            </w:pPr>
-            <w:proofErr w:type="spellStart"/>
-            <w:r>
-              <w:rPr>
-                <w:sz w:val="19"/>
-              </w:rPr>
-              <w:t>double</w:t>
-            </w:r>
-            <w:proofErr w:type="spellEnd"/>
-          </w:p>
-        </w:tc>
-        <w:tc>
-          <w:tcPr>
-            <w:tcW w:w="4706" w:type="dxa"/>
-            <w:tcMar>
-              <w:top w:w="80" w:type="dxa"/>
-              <w:left w:w="90" w:type="dxa"/>
-              <w:bottom w:w="80" w:type="dxa"/>
-              <w:right w:w="90" w:type="dxa"/>
-            </w:tcMar>
-            <w:vAlign w:val="center"/>
-          </w:tcPr>
-          <w:p>
-            <w:pPr>
-              <w:spacing w:line="240" w:lineRule="auto"/>
-            </w:pPr>
-            <w:r>
-              <w:rPr>
-                <w:sz w:val="19"/>
-              </w:rPr>
-              <w:t>Первая сторона.</w:t>
-            </w:r>
-          </w:p>
-        </w:tc>
-      </w:tr>
-      <w:tr>
-        <w:trPr>
-          <w:cantSplit/>
-          <w:jc w:val="center"/>
-        </w:trPr>
-        <w:tc>
-          <w:tcPr>
-            <w:tcW w:w="2948" w:type="dxa"/>
-            <w:tcMar>
-              <w:top w:w="80" w:type="dxa"/>
-              <w:left w:w="90" w:type="dxa"/>
-              <w:bottom w:w="80" w:type="dxa"/>
-              <w:right w:w="90" w:type="dxa"/>
-            </w:tcMar>
-            <w:vAlign w:val="center"/>
-          </w:tcPr>
-          <w:p>
-            <w:pPr>
-              <w:spacing w:line="240" w:lineRule="auto"/>
-            </w:pPr>
-            <w:r>
-              <w:rPr>
-                <w:sz w:val="19"/>
-              </w:rPr>
-              <w:t>− _</w:t>
-            </w:r>
-            <w:proofErr w:type="spellStart"/>
-            <w:r>
-              <w:rPr>
-                <w:sz w:val="19"/>
-              </w:rPr>
-              <w:t>sideB</w:t>
-            </w:r>
-            <w:proofErr w:type="spellEnd"/>
-          </w:p>
-        </w:tc>
-        <w:tc>
-          <w:tcPr>
-            <w:tcW w:w="1984" w:type="dxa"/>
-            <w:tcMar>
-              <w:top w:w="80" w:type="dxa"/>
-              <w:left w:w="90" w:type="dxa"/>
-              <w:bottom w:w="80" w:type="dxa"/>
-              <w:right w:w="90" w:type="dxa"/>
-            </w:tcMar>
-            <w:vAlign w:val="center"/>
-          </w:tcPr>
-          <w:p>
-            <w:pPr>
-              <w:spacing w:line="240" w:lineRule="auto"/>
-            </w:pPr>
-            <w:proofErr w:type="spellStart"/>
-            <w:r>
-              <w:rPr>
-                <w:sz w:val="19"/>
-              </w:rPr>
-              <w:t>double</w:t>
-            </w:r>
-            <w:proofErr w:type="spellEnd"/>
-          </w:p>
-        </w:tc>
-        <w:tc>
-          <w:tcPr>
-            <w:tcW w:w="4706" w:type="dxa"/>
-            <w:tcMar>
-              <w:top w:w="80" w:type="dxa"/>
-              <w:left w:w="90" w:type="dxa"/>
-              <w:bottom w:w="80" w:type="dxa"/>
-              <w:right w:w="90" w:type="dxa"/>
-            </w:tcMar>
-            <w:vAlign w:val="center"/>
-          </w:tcPr>
-          <w:p>
-            <w:pPr>
-              <w:spacing w:line="240" w:lineRule="auto"/>
-            </w:pPr>
-            <w:r>
-              <w:rPr>
-                <w:sz w:val="19"/>
-              </w:rPr>
-              <w:t>Вторая сторона.</w:t>
-            </w:r>
-          </w:p>
-        </w:tc>
-      </w:tr>
-      <w:tr>
-        <w:trPr>
-          <w:cantSplit/>
-          <w:jc w:val="center"/>
-        </w:trPr>
-        <w:tc>
-          <w:tcPr>
-            <w:tcW w:w="2948" w:type="dxa"/>
-            <w:tcMar>
-              <w:top w:w="80" w:type="dxa"/>
-              <w:left w:w="90" w:type="dxa"/>
-              <w:bottom w:w="80" w:type="dxa"/>
-              <w:right w:w="90" w:type="dxa"/>
-            </w:tcMar>
-            <w:vAlign w:val="center"/>
-          </w:tcPr>
-          <w:p>
-            <w:pPr>
-              <w:spacing w:line="240" w:lineRule="auto"/>
-            </w:pPr>
-            <w:r>
-              <w:rPr>
-                <w:sz w:val="19"/>
-              </w:rPr>
-              <w:t>− _</w:t>
-            </w:r>
-            <w:proofErr w:type="spellStart"/>
-            <w:r>
-              <w:rPr>
-                <w:sz w:val="19"/>
-              </w:rPr>
-              <w:t>sideC</w:t>
-            </w:r>
-            <w:proofErr w:type="spellEnd"/>
-          </w:p>
-        </w:tc>
-        <w:tc>
-          <w:tcPr>
-            <w:tcW w:w="1984" w:type="dxa"/>
-            <w:tcMar>
-              <w:top w:w="80" w:type="dxa"/>
-              <w:left w:w="90" w:type="dxa"/>
-              <w:bottom w:w="80" w:type="dxa"/>
-              <w:right w:w="90" w:type="dxa"/>
-            </w:tcMar>
-            <w:vAlign w:val="center"/>
-          </w:tcPr>
-          <w:p>
-            <w:pPr>
-              <w:spacing w:line="240" w:lineRule="auto"/>
-            </w:pPr>
-            <w:proofErr w:type="spellStart"/>
-            <w:r>
-              <w:rPr>
-                <w:sz w:val="19"/>
-              </w:rPr>
-              <w:t>double</w:t>
-            </w:r>
-            <w:proofErr w:type="spellEnd"/>
-          </w:p>
-        </w:tc>
-        <w:tc>
-          <w:tcPr>
-            <w:tcW w:w="4706" w:type="dxa"/>
-            <w:tcMar>
-              <w:top w:w="80" w:type="dxa"/>
-              <w:left w:w="90" w:type="dxa"/>
-              <w:bottom w:w="80" w:type="dxa"/>
-              <w:right w:w="90" w:type="dxa"/>
-            </w:tcMar>
-            <w:vAlign w:val="center"/>
-          </w:tcPr>
-          <w:p>
-            <w:pPr>
-              <w:spacing w:line="240" w:lineRule="auto"/>
-            </w:pPr>
-            <w:r>
-              <w:rPr>
-                <w:sz w:val="19"/>
-              </w:rPr>
-              <w:t>Третья сторона.</w:t>
-            </w:r>
-          </w:p>
-        </w:tc>
-      </w:tr>
-      <w:tr>
-        <w:trPr>
-          <w:jc w:val="center"/>
-        </w:trPr>
-        <w:tc>
-          <w:tcPr>
-            <w:tcW w:w="9638" w:type="dxa"/>
-            <w:gridSpan w:val="3"/>
-            <w:shd w:val="clear" w:color="auto" w:fill="F2F2F2"/>
-            <w:tcMar>
-              <w:top w:w="80" w:type="dxa"/>
-              <w:left w:w="90" w:type="dxa"/>
-              <w:bottom w:w="80" w:type="dxa"/>
-              <w:right w:w="90" w:type="dxa"/>
-            </w:tcMar>
-            <w:vAlign w:val="center"/>
-          </w:tcPr>
-          <w:p>
-            <w:pPr>
-              <w:spacing w:line="240" w:lineRule="auto"/>
-              <w:jc w:val="center"/>
-            </w:pPr>
-            <w:r>
-              <w:rPr>
-                <w:b/>
-                <w:sz w:val="20"/>
-              </w:rPr>
-              <w:t>Свойства</w:t>
-            </w:r>
-          </w:p>
-        </w:tc>
-      </w:tr>
-      <w:tr>
-        <w:trPr>
-          <w:cantSplit/>
-          <w:jc w:val="center"/>
-        </w:trPr>
-        <w:tc>
-          <w:tcPr>
-            <w:tcW w:w="2948" w:type="dxa"/>
-            <w:tcMar>
-              <w:top w:w="80" w:type="dxa"/>
-              <w:left w:w="90" w:type="dxa"/>
-              <w:bottom w:w="80" w:type="dxa"/>
-              <w:right w:w="90" w:type="dxa"/>
-            </w:tcMar>
-            <w:vAlign w:val="center"/>
-          </w:tcPr>
-          <w:p>
-            <w:pPr>
-              <w:spacing w:line="240" w:lineRule="auto"/>
-            </w:pPr>
-            <w:r>
-              <w:rPr>
-                <w:sz w:val="19"/>
-              </w:rPr>
-              <w:t xml:space="preserve">+ </w:t>
-            </w:r>
-            <w:proofErr w:type="spellStart"/>
-            <w:r>
-              <w:rPr>
-                <w:sz w:val="19"/>
-              </w:rPr>
-              <w:t>SideA</w:t>
-            </w:r>
-            <w:proofErr w:type="spellEnd"/>
-          </w:p>
-        </w:tc>
-        <w:tc>
-          <w:tcPr>
-            <w:tcW w:w="1984" w:type="dxa"/>
-            <w:tcMar>
-              <w:top w:w="80" w:type="dxa"/>
-              <w:left w:w="90" w:type="dxa"/>
-              <w:bottom w:w="80" w:type="dxa"/>
-              <w:right w:w="90" w:type="dxa"/>
-            </w:tcMar>
-            <w:vAlign w:val="center"/>
-          </w:tcPr>
-          <w:p>
-            <w:pPr>
-              <w:spacing w:line="240" w:lineRule="auto"/>
-            </w:pPr>
-            <w:proofErr w:type="spellStart"/>
-            <w:r>
-              <w:rPr>
-                <w:sz w:val="19"/>
-              </w:rPr>
-              <w:t>double</w:t>
-            </w:r>
-            <w:proofErr w:type="spellEnd"/>
-          </w:p>
-        </w:tc>
-        <w:tc>
-          <w:tcPr>
-            <w:tcW w:w="4706" w:type="dxa"/>
-            <w:tcMar>
-              <w:top w:w="80" w:type="dxa"/>
-              <w:left w:w="90" w:type="dxa"/>
-              <w:bottom w:w="80" w:type="dxa"/>
-              <w:right w:w="90" w:type="dxa"/>
-            </w:tcMar>
-            <w:vAlign w:val="center"/>
-          </w:tcPr>
-          <w:p>
-            <w:pPr>
-              <w:spacing w:line="240" w:lineRule="auto"/>
-            </w:pPr>
-            <w:r>
-              <w:rPr>
-                <w:sz w:val="19"/>
-              </w:rPr>
-              <w:t>Возвращает первую сторону.</w:t>
-            </w:r>
-          </w:p>
-        </w:tc>
-      </w:tr>
-      <w:tr>
-        <w:trPr>
-          <w:cantSplit/>
-          <w:jc w:val="center"/>
-        </w:trPr>
-        <w:tc>
-          <w:tcPr>
-            <w:tcW w:w="2948" w:type="dxa"/>
-            <w:tcMar>
-              <w:top w:w="80" w:type="dxa"/>
-              <w:left w:w="90" w:type="dxa"/>
-              <w:bottom w:w="80" w:type="dxa"/>
-              <w:right w:w="90" w:type="dxa"/>
-            </w:tcMar>
-            <w:vAlign w:val="center"/>
-          </w:tcPr>
-          <w:p>
-            <w:pPr>
-              <w:spacing w:line="240" w:lineRule="auto"/>
-            </w:pPr>
-            <w:r>
-              <w:rPr>
-                <w:sz w:val="19"/>
-              </w:rPr>
-              <w:t xml:space="preserve">+ </w:t>
-            </w:r>
-            <w:proofErr w:type="spellStart"/>
-            <w:r>
-              <w:rPr>
-                <w:sz w:val="19"/>
-              </w:rPr>
-              <w:t>SideB</w:t>
-            </w:r>
-            <w:proofErr w:type="spellEnd"/>
-          </w:p>
-        </w:tc>
-        <w:tc>
-          <w:tcPr>
-            <w:tcW w:w="1984" w:type="dxa"/>
-            <w:tcMar>
-              <w:top w:w="80" w:type="dxa"/>
-              <w:left w:w="90" w:type="dxa"/>
-              <w:bottom w:w="80" w:type="dxa"/>
-              <w:right w:w="90" w:type="dxa"/>
-            </w:tcMar>
-            <w:vAlign w:val="center"/>
-          </w:tcPr>
-          <w:p>
-            <w:pPr>
-              <w:spacing w:line="240" w:lineRule="auto"/>
-            </w:pPr>
-            <w:proofErr w:type="spellStart"/>
-            <w:r>
-              <w:rPr>
-                <w:sz w:val="19"/>
-              </w:rPr>
-              <w:t>double</w:t>
-            </w:r>
-            <w:proofErr w:type="spellEnd"/>
-          </w:p>
-        </w:tc>
-        <w:tc>
-          <w:tcPr>
-            <w:tcW w:w="4706" w:type="dxa"/>
-            <w:tcMar>
-              <w:top w:w="80" w:type="dxa"/>
-              <w:left w:w="90" w:type="dxa"/>
-              <w:bottom w:w="80" w:type="dxa"/>
-              <w:right w:w="90" w:type="dxa"/>
-            </w:tcMar>
-            <w:vAlign w:val="center"/>
-          </w:tcPr>
-          <w:p>
-            <w:pPr>
-              <w:spacing w:line="240" w:lineRule="auto"/>
-            </w:pPr>
-            <w:r>
-              <w:rPr>
-                <w:sz w:val="19"/>
-              </w:rPr>
-              <w:t>Возвращает вторую сторону.</w:t>
-            </w:r>
-          </w:p>
-        </w:tc>
-      </w:tr>
-      <w:tr>
-        <w:trPr>
-          <w:cantSplit/>
-          <w:jc w:val="center"/>
-        </w:trPr>
-        <w:tc>
-          <w:tcPr>
-            <w:tcW w:w="2948" w:type="dxa"/>
-            <w:tcMar>
-              <w:top w:w="80" w:type="dxa"/>
-              <w:left w:w="90" w:type="dxa"/>
-              <w:bottom w:w="80" w:type="dxa"/>
-              <w:right w:w="90" w:type="dxa"/>
-            </w:tcMar>
-            <w:vAlign w:val="center"/>
-          </w:tcPr>
-          <w:p>
-            <w:pPr>
-              <w:spacing w:line="240" w:lineRule="auto"/>
-            </w:pPr>
-            <w:r>
-              <w:rPr>
-                <w:sz w:val="19"/>
-              </w:rPr>
-              <w:t xml:space="preserve">+ </w:t>
-            </w:r>
-            <w:proofErr w:type="spellStart"/>
-            <w:r>
-              <w:rPr>
-                <w:sz w:val="19"/>
-              </w:rPr>
-              <w:t>SideC</w:t>
-            </w:r>
-            <w:proofErr w:type="spellEnd"/>
-          </w:p>
-        </w:tc>
-        <w:tc>
-          <w:tcPr>
-            <w:tcW w:w="1984" w:type="dxa"/>
-            <w:tcMar>
-              <w:top w:w="80" w:type="dxa"/>
-              <w:left w:w="90" w:type="dxa"/>
-              <w:bottom w:w="80" w:type="dxa"/>
-              <w:right w:w="90" w:type="dxa"/>
-            </w:tcMar>
-            <w:vAlign w:val="center"/>
-          </w:tcPr>
-          <w:p>
-            <w:pPr>
-              <w:spacing w:line="240" w:lineRule="auto"/>
-            </w:pPr>
-            <w:proofErr w:type="spellStart"/>
-            <w:r>
-              <w:rPr>
-                <w:sz w:val="19"/>
-              </w:rPr>
-              <w:t>double</w:t>
-            </w:r>
-            <w:proofErr w:type="spellEnd"/>
-          </w:p>
-        </w:tc>
-        <w:tc>
-          <w:tcPr>
-            <w:tcW w:w="4706" w:type="dxa"/>
-            <w:tcMar>
-              <w:top w:w="80" w:type="dxa"/>
-              <w:left w:w="90" w:type="dxa"/>
-              <w:bottom w:w="80" w:type="dxa"/>
-              <w:right w:w="90" w:type="dxa"/>
-            </w:tcMar>
-            <w:vAlign w:val="center"/>
-          </w:tcPr>
-          <w:p>
-            <w:pPr>
-              <w:spacing w:line="240" w:lineRule="auto"/>
-            </w:pPr>
-            <w:r>
-              <w:rPr>
-                <w:sz w:val="19"/>
-              </w:rPr>
-              <w:t>Возвращает третью сторону.</w:t>
-            </w:r>
-          </w:p>
-        </w:tc>
-      </w:tr>
-      <w:tr>
-        <w:trPr>
-          <w:cantSplit/>
-          <w:jc w:val="center"/>
-        </w:trPr>
-        <w:tc>
-          <w:tcPr>
-            <w:tcW w:w="2948" w:type="dxa"/>
-            <w:tcMar>
-              <w:top w:w="80" w:type="dxa"/>
-              <w:left w:w="90" w:type="dxa"/>
-              <w:bottom w:w="80" w:type="dxa"/>
-              <w:right w:w="90" w:type="dxa"/>
-            </w:tcMar>
-            <w:vAlign w:val="center"/>
-          </w:tcPr>
-          <w:p>
-            <w:pPr>
-              <w:spacing w:line="240" w:lineRule="auto"/>
-            </w:pPr>
-            <w:r>
-              <w:rPr>
-                <w:sz w:val="19"/>
-              </w:rPr>
-              <w:t>+ Name</w:t>
-            </w:r>
-          </w:p>
-        </w:tc>
-        <w:tc>
-          <w:tcPr>
-            <w:tcW w:w="1984" w:type="dxa"/>
-            <w:tcMar>
-              <w:top w:w="80" w:type="dxa"/>
-              <w:left w:w="90" w:type="dxa"/>
-              <w:bottom w:w="80" w:type="dxa"/>
-              <w:right w:w="90" w:type="dxa"/>
-            </w:tcMar>
-            <w:vAlign w:val="center"/>
-          </w:tcPr>
-          <w:p>
-            <w:pPr>
-              <w:spacing w:line="240" w:lineRule="auto"/>
-            </w:pPr>
-            <w:proofErr w:type="spellStart"/>
-            <w:r>
-              <w:rPr>
-                <w:sz w:val="19"/>
-              </w:rPr>
-              <w:t>string</w:t>
-            </w:r>
-            <w:proofErr w:type="spellEnd"/>
-          </w:p>
-        </w:tc>
-        <w:tc>
-          <w:tcPr>
-            <w:tcW w:w="4706" w:type="dxa"/>
-            <w:tcMar>
-              <w:top w:w="80" w:type="dxa"/>
-              <w:left w:w="90" w:type="dxa"/>
-              <w:bottom w:w="80" w:type="dxa"/>
-              <w:right w:w="90" w:type="dxa"/>
-            </w:tcMar>
-            <w:vAlign w:val="center"/>
-          </w:tcPr>
-          <w:p>
-            <w:pPr>
-              <w:spacing w:line="240" w:lineRule="auto"/>
-            </w:pPr>
-            <w:r>
-              <w:rPr>
-                <w:sz w:val="19"/>
-              </w:rPr>
-              <w:t>Возвращает строку «Треугольник».</w:t>
-            </w:r>
-          </w:p>
-        </w:tc>
-      </w:tr>
-      <w:tr>
-        <w:trPr>
-          <w:jc w:val="center"/>
-        </w:trPr>
-        <w:tc>
-          <w:tcPr>
-            <w:tcW w:w="9638" w:type="dxa"/>
-            <w:gridSpan w:val="3"/>
-            <w:shd w:val="clear" w:color="auto" w:fill="F2F2F2"/>
-            <w:tcMar>
-              <w:top w:w="80" w:type="dxa"/>
-              <w:left w:w="90" w:type="dxa"/>
-              <w:bottom w:w="80" w:type="dxa"/>
-              <w:right w:w="90" w:type="dxa"/>
-            </w:tcMar>
-            <w:vAlign w:val="center"/>
-          </w:tcPr>
-          <w:p>
-            <w:pPr>
-              <w:spacing w:line="240" w:lineRule="auto"/>
-              <w:jc w:val="center"/>
-            </w:pPr>
-            <w:r>
-              <w:rPr>
-                <w:b/>
-                <w:sz w:val="20"/>
-              </w:rPr>
-              <w:t>Методы</w:t>
-            </w:r>
-          </w:p>
-        </w:tc>
-      </w:tr>
-      <w:tr>
-        <w:trPr>
-          <w:cantSplit/>
-          <w:jc w:val="center"/>
-        </w:trPr>
-        <w:tc>
-          <w:tcPr>
-            <w:tcW w:w="2948" w:type="dxa"/>
-            <w:tcMar>
-              <w:top w:w="80" w:type="dxa"/>
-              <w:left w:w="90" w:type="dxa"/>
-              <w:bottom w:w="80" w:type="dxa"/>
-              <w:right w:w="90" w:type="dxa"/>
-            </w:tcMar>
-            <w:vAlign w:val="center"/>
-          </w:tcPr>
-          <w:p>
-            <w:pPr>
-              <w:spacing w:line="240" w:lineRule="auto"/>
-              <w:rPr>
-                <w:lang w:val="en-US"/>
-              </w:rPr>
-            </w:pPr>
-            <w:r>
-              <w:rPr>
-                <w:sz w:val="19"/>
-                <w:lang w:val="en-US"/>
-              </w:rPr>
-              <w:t xml:space="preserve">+ Triangle(double </w:t>
-            </w:r>
-            <w:proofErr w:type="spellStart"/>
-            <w:r>
-              <w:rPr>
-                <w:sz w:val="19"/>
-                <w:lang w:val="en-US"/>
-              </w:rPr>
-              <w:t>sideA</w:t>
-            </w:r>
-            <w:proofErr w:type="spellEnd"/>
-            <w:r>
-              <w:rPr>
-                <w:sz w:val="19"/>
-                <w:lang w:val="en-US"/>
-              </w:rPr>
-              <w:t xml:space="preserve">, double </w:t>
-            </w:r>
-            <w:proofErr w:type="spellStart"/>
-            <w:r>
-              <w:rPr>
-                <w:sz w:val="19"/>
-                <w:lang w:val="en-US"/>
-              </w:rPr>
-              <w:t>sideB</w:t>
-            </w:r>
-            <w:proofErr w:type="spellEnd"/>
-            <w:r>
-              <w:rPr>
-                <w:sz w:val="19"/>
-                <w:lang w:val="en-US"/>
-              </w:rPr>
-              <w:t xml:space="preserve">, double </w:t>
-            </w:r>
-            <w:proofErr w:type="spellStart"/>
-            <w:r>
-              <w:rPr>
-                <w:sz w:val="19"/>
-                <w:lang w:val="en-US"/>
-              </w:rPr>
-              <w:t>sideC</w:t>
-            </w:r>
-            <w:proofErr w:type="spellEnd"/>
-            <w:r>
-              <w:rPr>
-                <w:sz w:val="19"/>
-                <w:lang w:val="en-US"/>
-              </w:rPr>
-              <w:t>)</w:t>
-            </w:r>
-          </w:p>
-        </w:tc>
-        <w:tc>
-          <w:tcPr>
-            <w:tcW w:w="1984" w:type="dxa"/>
-            <w:tcMar>
-              <w:top w:w="80" w:type="dxa"/>
-              <w:left w:w="90" w:type="dxa"/>
-              <w:bottom w:w="80" w:type="dxa"/>
-              <w:right w:w="90" w:type="dxa"/>
-            </w:tcMar>
-            <w:vAlign w:val="center"/>
-          </w:tcPr>
-          <w:p>
-            <w:pPr>
-              <w:spacing w:line="240" w:lineRule="auto"/>
-            </w:pPr>
-            <w:r>
-              <w:rPr>
-                <w:sz w:val="19"/>
-              </w:rPr>
-              <w:t>—</w:t>
-            </w:r>
-          </w:p>
-        </w:tc>
-        <w:tc>
-          <w:tcPr>
-            <w:tcW w:w="4706" w:type="dxa"/>
-            <w:tcMar>
-              <w:top w:w="80" w:type="dxa"/>
-              <w:left w:w="90" w:type="dxa"/>
-              <w:bottom w:w="80" w:type="dxa"/>
-              <w:right w:w="90" w:type="dxa"/>
-            </w:tcMar>
-            <w:vAlign w:val="center"/>
-          </w:tcPr>
-          <w:p>
-            <w:pPr>
-              <w:spacing w:line="240" w:lineRule="auto"/>
-            </w:pPr>
-            <w:r>
-              <w:rPr>
-                <w:sz w:val="19"/>
-              </w:rPr>
-              <w:t>Конструктор; проверяет положительность сторон и существование треугольника.</w:t>
-            </w:r>
-          </w:p>
-        </w:tc>
-      </w:tr>
-      <w:tr>
-        <w:trPr>
-          <w:cantSplit/>
-          <w:jc w:val="center"/>
-        </w:trPr>
-        <w:tc>
-          <w:tcPr>
-            <w:tcW w:w="2948" w:type="dxa"/>
-            <w:tcMar>
-              <w:top w:w="80" w:type="dxa"/>
-              <w:left w:w="90" w:type="dxa"/>
-              <w:bottom w:w="80" w:type="dxa"/>
-              <w:right w:w="90" w:type="dxa"/>
-            </w:tcMar>
-            <w:vAlign w:val="center"/>
-          </w:tcPr>
-          <w:p>
-            <w:pPr>
-              <w:spacing w:line="240" w:lineRule="auto"/>
-            </w:pPr>
-            <w:r>
-              <w:rPr>
-                <w:sz w:val="19"/>
-              </w:rPr>
-              <w:t xml:space="preserve">− </w:t>
-            </w:r>
-            <w:proofErr w:type="spellStart"/>
-            <w:r>
-              <w:rPr>
-                <w:sz w:val="19"/>
-              </w:rPr>
-              <w:t>ValidateTriangle</w:t>
-            </w:r>
-            <w:proofErr w:type="spellEnd"/>
-            <w:r>
-              <w:rPr>
-                <w:sz w:val="19"/>
-              </w:rPr>
-              <w:t>()</w:t>
-            </w:r>
-          </w:p>
-        </w:tc>
-        <w:tc>
-          <w:tcPr>
-            <w:tcW w:w="1984" w:type="dxa"/>
-            <w:tcMar>
-              <w:top w:w="80" w:type="dxa"/>
-              <w:left w:w="90" w:type="dxa"/>
-              <w:bottom w:w="80" w:type="dxa"/>
-              <w:right w:w="90" w:type="dxa"/>
-            </w:tcMar>
-            <w:vAlign w:val="center"/>
-          </w:tcPr>
-          <w:p>
-            <w:pPr>
-              <w:spacing w:line="240" w:lineRule="auto"/>
-            </w:pPr>
-            <w:proofErr w:type="spellStart"/>
-            <w:r>
-              <w:rPr>
-                <w:sz w:val="19"/>
-              </w:rPr>
-              <w:t>void</w:t>
-            </w:r>
-            <w:proofErr w:type="spellEnd"/>
-          </w:p>
-        </w:tc>
-        <w:tc>
-          <w:tcPr>
-            <w:tcW w:w="4706" w:type="dxa"/>
-            <w:tcMar>
-              <w:top w:w="80" w:type="dxa"/>
-              <w:left w:w="90" w:type="dxa"/>
-              <w:bottom w:w="80" w:type="dxa"/>
-              <w:right w:w="90" w:type="dxa"/>
-            </w:tcMar>
-            <w:vAlign w:val="center"/>
-          </w:tcPr>
-          <w:p>
-            <w:pPr>
-              <w:spacing w:line="240" w:lineRule="auto"/>
-            </w:pPr>
-            <w:r>
-              <w:rPr>
-                <w:sz w:val="19"/>
-              </w:rPr>
-              <w:t>Проверяет, что сумма любых двух сторон больше третьей.</w:t>
-            </w:r>
-          </w:p>
-        </w:tc>
-      </w:tr>
-      <w:tr>
-        <w:trPr>
-          <w:cantSplit/>
-          <w:jc w:val="center"/>
-        </w:trPr>
-        <w:tc>
-          <w:tcPr>
-            <w:tcW w:w="2948" w:type="dxa"/>
-            <w:tcMar>
-              <w:top w:w="80" w:type="dxa"/>
-              <w:left w:w="90" w:type="dxa"/>
-              <w:bottom w:w="80" w:type="dxa"/>
-              <w:right w:w="90" w:type="dxa"/>
-            </w:tcMar>
-            <w:vAlign w:val="center"/>
-          </w:tcPr>
-          <w:p>
-            <w:pPr>
-              <w:spacing w:line="240" w:lineRule="auto"/>
-            </w:pPr>
-            <w:r>
-              <w:rPr>
-                <w:sz w:val="19"/>
-              </w:rPr>
-              <w:t xml:space="preserve">+ </w:t>
-            </w:r>
-            <w:proofErr w:type="spellStart"/>
-            <w:r>
-              <w:rPr>
-                <w:sz w:val="19"/>
-              </w:rPr>
-              <w:t>CalculateArea</w:t>
-            </w:r>
-            <w:proofErr w:type="spellEnd"/>
-            <w:r>
-              <w:rPr>
-                <w:sz w:val="19"/>
-              </w:rPr>
-              <w:t>()</w:t>
-            </w:r>
-          </w:p>
-        </w:tc>
-        <w:tc>
-          <w:tcPr>
-            <w:tcW w:w="1984" w:type="dxa"/>
-            <w:tcMar>
-              <w:top w:w="80" w:type="dxa"/>
-              <w:left w:w="90" w:type="dxa"/>
-              <w:bottom w:w="80" w:type="dxa"/>
-              <w:right w:w="90" w:type="dxa"/>
-            </w:tcMar>
-            <w:vAlign w:val="center"/>
-          </w:tcPr>
-          <w:p>
-            <w:pPr>
-              <w:spacing w:line="240" w:lineRule="auto"/>
-            </w:pPr>
-            <w:proofErr w:type="spellStart"/>
-            <w:r>
-              <w:rPr>
-                <w:sz w:val="19"/>
-              </w:rPr>
-              <w:t>double</w:t>
-            </w:r>
-            <w:proofErr w:type="spellEnd"/>
-          </w:p>
-        </w:tc>
-        <w:tc>
-          <w:tcPr>
-            <w:tcW w:w="4706" w:type="dxa"/>
-            <w:tcMar>
-              <w:top w:w="80" w:type="dxa"/>
-              <w:left w:w="90" w:type="dxa"/>
-              <w:bottom w:w="80" w:type="dxa"/>
-              <w:right w:w="90" w:type="dxa"/>
-            </w:tcMar>
-            <w:vAlign w:val="center"/>
-          </w:tcPr>
-          <w:p>
-            <w:pPr>
-              <w:spacing w:line="240" w:lineRule="auto"/>
-            </w:pPr>
-            <w:r>
-              <w:rPr>
-                <w:sz w:val="19"/>
-              </w:rPr>
-              <w:t>Вычисляет площадь по формуле Герона.</w:t>
-            </w:r>
-          </w:p>
-        </w:tc>
-      </w:tr>
-      <w:tr>
-        <w:trPr>
-          <w:cantSplit/>
-          <w:jc w:val="center"/>
-        </w:trPr>
-        <w:tc>
-          <w:tcPr>
-            <w:tcW w:w="2948" w:type="dxa"/>
-            <w:tcMar>
-              <w:top w:w="80" w:type="dxa"/>
-              <w:left w:w="90" w:type="dxa"/>
-              <w:bottom w:w="80" w:type="dxa"/>
-              <w:right w:w="90" w:type="dxa"/>
-            </w:tcMar>
-            <w:vAlign w:val="center"/>
-          </w:tcPr>
-          <w:p>
-            <w:pPr>
-              <w:spacing w:line="240" w:lineRule="auto"/>
-            </w:pPr>
-            <w:r>
-              <w:rPr>
-                <w:sz w:val="19"/>
-              </w:rPr>
-              <w:t xml:space="preserve">+ </w:t>
-            </w:r>
-            <w:proofErr w:type="spellStart"/>
-            <w:r>
-              <w:rPr>
-                <w:sz w:val="19"/>
-              </w:rPr>
-              <w:t>CalculatePerimeter</w:t>
-            </w:r>
-            <w:proofErr w:type="spellEnd"/>
-            <w:r>
-              <w:rPr>
-                <w:sz w:val="19"/>
-              </w:rPr>
-              <w:t>()</w:t>
-            </w:r>
-          </w:p>
-        </w:tc>
-        <w:tc>
-          <w:tcPr>
-            <w:tcW w:w="1984" w:type="dxa"/>
-            <w:tcMar>
-              <w:top w:w="80" w:type="dxa"/>
-              <w:left w:w="90" w:type="dxa"/>
-              <w:bottom w:w="80" w:type="dxa"/>
-              <w:right w:w="90" w:type="dxa"/>
-            </w:tcMar>
-            <w:vAlign w:val="center"/>
-          </w:tcPr>
-          <w:p>
-            <w:pPr>
-              <w:spacing w:line="240" w:lineRule="auto"/>
-            </w:pPr>
-            <w:proofErr w:type="spellStart"/>
-            <w:r>
-              <w:rPr>
-                <w:sz w:val="19"/>
-              </w:rPr>
-              <w:t>double</w:t>
-            </w:r>
-            <w:proofErr w:type="spellEnd"/>
-          </w:p>
-        </w:tc>
-        <w:tc>
-          <w:tcPr>
-            <w:tcW w:w="4706" w:type="dxa"/>
-            <w:tcMar>
-              <w:top w:w="80" w:type="dxa"/>
-              <w:left w:w="90" w:type="dxa"/>
-              <w:bottom w:w="80" w:type="dxa"/>
-              <w:right w:w="90" w:type="dxa"/>
-            </w:tcMar>
-            <w:vAlign w:val="center"/>
-          </w:tcPr>
-          <w:p>
-            <w:pPr>
-              <w:spacing w:line="240" w:lineRule="auto"/>
-            </w:pPr>
-            <w:r>
-              <w:rPr>
-                <w:sz w:val="19"/>
-              </w:rPr>
-              <w:t>Возвращает сумму трёх сторон.</w:t>
-            </w:r>
-          </w:p>
-        </w:tc>
-      </w:tr>
-      <w:tr>
-        <w:trPr>
-          <w:cantSplit/>
-          <w:jc w:val="center"/>
-        </w:trPr>
-        <w:tc>
-          <w:tcPr>
-            <w:tcW w:w="2948" w:type="dxa"/>
-            <w:tcMar>
-              <w:top w:w="80" w:type="dxa"/>
-              <w:left w:w="90" w:type="dxa"/>
-              <w:bottom w:w="80" w:type="dxa"/>
-              <w:right w:w="90" w:type="dxa"/>
-            </w:tcMar>
-            <w:vAlign w:val="center"/>
-          </w:tcPr>
-          <w:p>
-            <w:pPr>
-              <w:spacing w:line="240" w:lineRule="auto"/>
-            </w:pPr>
-            <w:r>
-              <w:rPr>
-                <w:sz w:val="19"/>
-              </w:rPr>
-              <w:t xml:space="preserve">+ </w:t>
-            </w:r>
-            <w:proofErr w:type="spellStart"/>
-            <w:r>
-              <w:rPr>
-                <w:sz w:val="19"/>
-              </w:rPr>
-              <w:t>ToString</w:t>
-            </w:r>
-            <w:proofErr w:type="spellEnd"/>
-            <w:r>
-              <w:rPr>
-                <w:sz w:val="19"/>
-              </w:rPr>
-              <w:t>()</w:t>
-            </w:r>
-          </w:p>
-        </w:tc>
-        <w:tc>
-          <w:tcPr>
-            <w:tcW w:w="1984" w:type="dxa"/>
-            <w:tcMar>
-              <w:top w:w="80" w:type="dxa"/>
-              <w:left w:w="90" w:type="dxa"/>
-              <w:bottom w:w="80" w:type="dxa"/>
-              <w:right w:w="90" w:type="dxa"/>
-            </w:tcMar>
-            <w:vAlign w:val="center"/>
-          </w:tcPr>
-          <w:p>
-            <w:pPr>
-              <w:spacing w:line="240" w:lineRule="auto"/>
-            </w:pPr>
-            <w:proofErr w:type="spellStart"/>
-            <w:r>
-              <w:rPr>
-                <w:sz w:val="19"/>
-              </w:rPr>
-              <w:t>string</w:t>
-            </w:r>
-            <w:proofErr w:type="spellEnd"/>
-          </w:p>
-        </w:tc>
-        <w:tc>
-          <w:tcPr>
-            <w:tcW w:w="4706" w:type="dxa"/>
-            <w:tcMar>
-              <w:top w:w="80" w:type="dxa"/>
-              <w:left w:w="90" w:type="dxa"/>
-              <w:bottom w:w="80" w:type="dxa"/>
-              <w:right w:w="90" w:type="dxa"/>
-            </w:tcMar>
-            <w:vAlign w:val="center"/>
-          </w:tcPr>
-          <w:p>
-            <w:pPr>
-              <w:spacing w:line="240" w:lineRule="auto"/>
-            </w:pPr>
-            <w:r>
-              <w:rPr>
-                <w:sz w:val="19"/>
-              </w:rPr>
-              <w:t>Возвращает строковое описание треугольника.</w:t>
-            </w:r>
-          </w:p>
-        </w:tc>
-      </w:tr>
-      <w:tr>
-        <w:trPr>
-          <w:cantSplit/>
-          <w:jc w:val="center"/>
-        </w:trPr>
-        <w:tc>
-          <w:tcPr>
-            <w:tcW w:w="2948" w:type="dxa"/>
-            <w:tcMar>
-              <w:top w:w="80" w:type="dxa"/>
-              <w:left w:w="90" w:type="dxa"/>
-              <w:bottom w:w="80" w:type="dxa"/>
-              <w:right w:w="90" w:type="dxa"/>
-            </w:tcMar>
-            <w:vAlign w:val="center"/>
-          </w:tcPr>
-          <w:p>
-            <w:pPr>
-              <w:spacing w:line="240" w:lineRule="auto"/>
-              <w:rPr>
-                <w:lang w:val="en-US"/>
-              </w:rPr>
-            </w:pPr>
-            <w:r>
-              <w:rPr>
-                <w:sz w:val="19"/>
-                <w:lang w:val="en-US"/>
-              </w:rPr>
-              <w:t xml:space="preserve">− </w:t>
-            </w:r>
-            <w:proofErr w:type="spellStart"/>
-            <w:r>
-              <w:rPr>
-                <w:sz w:val="19"/>
-                <w:lang w:val="en-US"/>
-              </w:rPr>
-              <w:t>FormatToString</w:t>
-            </w:r>
-            <w:proofErr w:type="spellEnd"/>
-            <w:r>
-              <w:rPr>
-                <w:sz w:val="19"/>
-                <w:lang w:val="en-US"/>
-              </w:rPr>
-              <w:t xml:space="preserve">(string name, string </w:t>
-            </w:r>
-            <w:proofErr w:type="spellStart"/>
-            <w:r>
-              <w:rPr>
-                <w:sz w:val="19"/>
-                <w:lang w:val="en-US"/>
-              </w:rPr>
-              <w:t>parameterName</w:t>
-            </w:r>
-            <w:proofErr w:type="spellEnd"/>
-            <w:r>
-              <w:rPr>
-                <w:sz w:val="19"/>
-                <w:lang w:val="en-US"/>
-              </w:rPr>
-              <w:t>, params double[] values)</w:t>
-            </w:r>
-          </w:p>
-        </w:tc>
-        <w:tc>
-          <w:tcPr>
-            <w:tcW w:w="1984" w:type="dxa"/>
-            <w:tcMar>
-              <w:top w:w="80" w:type="dxa"/>
-              <w:left w:w="90" w:type="dxa"/>
-              <w:bottom w:w="80" w:type="dxa"/>
-              <w:right w:w="90" w:type="dxa"/>
-            </w:tcMar>
-            <w:vAlign w:val="center"/>
-          </w:tcPr>
-          <w:p>
-            <w:pPr>
-              <w:spacing w:line="240" w:lineRule="auto"/>
-            </w:pPr>
-            <w:proofErr w:type="spellStart"/>
-            <w:r>
-              <w:rPr>
-                <w:sz w:val="19"/>
-              </w:rPr>
-              <w:t>string</w:t>
-            </w:r>
-            <w:proofErr w:type="spellEnd"/>
-          </w:p>
-        </w:tc>
-        <w:tc>
-          <w:tcPr>
-            <w:tcW w:w="4706" w:type="dxa"/>
-            <w:tcMar>
-              <w:top w:w="80" w:type="dxa"/>
-              <w:left w:w="90" w:type="dxa"/>
-              <w:bottom w:w="80" w:type="dxa"/>
-              <w:right w:w="90" w:type="dxa"/>
-            </w:tcMar>
-            <w:vAlign w:val="center"/>
-          </w:tcPr>
-          <w:p>
-            <w:pPr>
-              <w:spacing w:line="240" w:lineRule="auto"/>
-            </w:pPr>
-            <w:r>
-              <w:rPr>
-                <w:sz w:val="19"/>
-              </w:rPr>
-              <w:t xml:space="preserve">Форматирует значения параметров с точностью </w:t>
-            </w:r>
-            <w:proofErr w:type="spellStart"/>
-            <w:r>
-              <w:rPr>
-                <w:sz w:val="19"/>
-              </w:rPr>
-              <w:t>Constants.FormatPrecision</w:t>
-            </w:r>
-            <w:proofErr w:type="spellEnd"/>
-            <w:r>
-              <w:rPr>
-                <w:sz w:val="19"/>
-              </w:rPr>
-              <w:t>.</w:t>
-            </w:r>
-          </w:p>
-        </w:tc>
-      </w:tr>
-    </w:tbl>
-    <w:p>
-      <w:pPr>
-        <w:ind w:firstLine="709"/>
-      </w:pPr>
-    </w:p>
-    <w:p>
-      <w:pPr>
-        <w:ind w:firstLine="709"/>
-      </w:pPr>
-    </w:p>
-    <w:p>
-      <w:pPr>
-        <w:ind w:firstLine="709"/>
-      </w:pPr>
-    </w:p>
-    <w:p>
-      <w:pPr>
-        <w:spacing w:line="240" w:lineRule="auto"/>
-        <w:ind w:firstLine="0"/>
-        <w:jc w:val="left"/>
-        <w:rPr>
-          <w:b/>
-          <w:bCs/>
-        </w:rPr>
-      </w:pPr>
-      <w:bookmarkStart w:id="11" w:name="_Toc74956676"/>
-      <w:bookmarkStart w:id="12" w:name="_Toc74829067"/>
-    </w:p>
-    <w:p>
-      <w:pPr>
-        <w:ind w:firstLine="709"/>
-        <w:outlineLvl w:val="1"/>
-        <w:rPr>
-          <w:b/>
-          <w:bCs/>
-        </w:rPr>
-      </w:pPr>
-      <w:bookmarkStart w:id="13" w:name="_Toc232104095"/>
-      <w:r>
-        <w:rPr>
-          <w:b/>
-          <w:bCs/>
-        </w:rPr>
-        <w:lastRenderedPageBreak/>
-        <w:t>1</w:t>
-      </w:r>
-      <w:r>
-        <w:rPr>
-          <w:b/>
-          <w:bCs/>
-        </w:rPr>
-        <w:t xml:space="preserve">.4 Дерево ветвлений </w:t>
-      </w:r>
-      <w:r>
-        <w:rPr>
-          <w:b/>
-          <w:bCs/>
-          <w:lang w:val="en-US"/>
-        </w:rPr>
-        <w:t>Git</w:t>
-      </w:r>
-      <w:bookmarkEnd w:id="11"/>
-      <w:bookmarkEnd w:id="12"/>
-      <w:bookmarkEnd w:id="13"/>
-    </w:p>
-    <w:p>
-      <w:pPr>
-        <w:ind w:firstLine="709"/>
-      </w:pPr>
-      <w:r>
-        <w:t xml:space="preserve">На рисунке 3 представлено дерево ветвлений </w:t>
-      </w:r>
-      <w:r>
-        <w:rPr>
-          <w:lang w:val="en-US"/>
-        </w:rPr>
-        <w:t>Git</w:t>
-      </w:r>
-      <w:r>
-        <w:t>, полученное по окончании работы с проектом.</w:t>
-      </w:r>
-    </w:p>
-    <w:p>
-      <w:pPr>
-        <w:ind w:firstLine="0"/>
-        <w:jc w:val="center"/>
-      </w:pPr>
-      <w:r>
-        <w:rPr>
-          <w:noProof/>
-          <w:lang w:eastAsia="ru-RU"/>
-        </w:rPr>
-        <w:drawing>
-          <wp:inline distT="0" distB="0" distL="0" distR="0" wp14:anchorId="39874F5D" wp14:editId="6F6FD67C">
-            <wp:extent cx="5940425" cy="3503930"/>
-            <wp:effectExtent l="0" t="0" r="3175" b="1270"/>
-            <wp:docPr id="1" name="Рисунок 1"/>
-            <wp:cNvGraphicFramePr>
-              <a:graphicFrameLocks xmlns:a="http://schemas.openxmlformats.org/drawingml/2006/main" noChangeAspect="1"/>
-            </wp:cNvGraphicFramePr>
-            <a:graphic xmlns:a="http://schemas.openxmlformats.org/drawingml/2006/main">
-              <a:graphicData uri="http://schemas.openxmlformats.org/drawingml/2006/picture">
-                <pic:pic xmlns:pic="http://schemas.openxmlformats.org/drawingml/2006/picture">
-                  <pic:nvPicPr>
-                    <pic:cNvPr id="1" name=""/>
-                    <pic:cNvPicPr/>
-                  </pic:nvPicPr>
-                  <pic:blipFill>
-                    <a:blip r:embed="rId14"/>
-                    <a:stretch>
-                      <a:fillRect/>
-                    </a:stretch>
-                  </pic:blipFill>
-                  <pic:spPr>
-                    <a:xfrm>
-                      <a:off x="0" y="0"/>
-                      <a:ext cx="5940425" cy="3503930"/>
-                    </a:xfrm>
-                    <a:prstGeom prst="rect">
-                      <a:avLst/>
-                    </a:prstGeom>
-                  </pic:spPr>
-                </pic:pic>
-              </a:graphicData>
-            </a:graphic>
-          </wp:inline>
-        </w:drawing>
-      </w:r>
-    </w:p>
-    <w:p>
-      <w:pPr>
-        <w:ind w:firstLine="0"/>
-        <w:jc w:val="center"/>
-      </w:pPr>
-      <w:r>
-        <w:t xml:space="preserve">Рисунок 3 – Дерево ветвлений </w:t>
-      </w:r>
-      <w:r>
-        <w:rPr>
-          <w:lang w:val="en-US"/>
-        </w:rPr>
-        <w:t>Git</w:t>
-      </w:r>
-    </w:p>
-    <w:p>
-      <w:pPr>
-        <w:ind w:firstLine="709"/>
-        <w:outlineLvl w:val="1"/>
-        <w:rPr>
-          <w:b/>
-          <w:bCs/>
-        </w:rPr>
-      </w:pPr>
-      <w:bookmarkStart w:id="14" w:name="_Toc74956677"/>
-      <w:bookmarkStart w:id="15" w:name="_Toc74829068"/>
-      <w:bookmarkStart w:id="16" w:name="_Toc232104096"/>
-      <w:r>
-        <w:rPr>
-          <w:b/>
-          <w:bCs/>
-        </w:rPr>
-        <w:t>1.5 Тестирование программы</w:t>
-      </w:r>
-      <w:bookmarkEnd w:id="14"/>
-      <w:bookmarkEnd w:id="15"/>
-      <w:bookmarkEnd w:id="16"/>
-    </w:p>
-    <w:p>
-      <w:pPr>
-        <w:ind w:firstLine="709"/>
-      </w:pPr>
-      <w:r>
-        <w:t>Далее приводится процесс функционального тестирования программы.</w:t>
-      </w:r>
-    </w:p>
-    <w:p>
-      <w:pPr>
-        <w:ind w:firstLine="709"/>
-      </w:pPr>
-      <w:r>
-        <w:t xml:space="preserve">Порядок выполнения: Нажать «Сохранить», выбрать путь и имя файла с расширением </w:t>
-      </w:r>
-      <w:proofErr w:type="gramStart"/>
-      <w:r>
-        <w:t>*.</w:t>
-      </w:r>
-      <w:proofErr w:type="spellStart"/>
-      <w:r>
-        <w:t>shapes</w:t>
-      </w:r>
-      <w:proofErr w:type="spellEnd"/>
-      <w:proofErr w:type="gramEnd"/>
-      <w:r>
-        <w:t>.</w:t>
-      </w:r>
-    </w:p>
-    <w:p>
-      <w:pPr>
-        <w:ind w:firstLine="709"/>
-      </w:pPr>
-      <w:r>
-        <w:t xml:space="preserve">Ожидаемый результат: Список фигур </w:t>
-      </w:r>
-      <w:proofErr w:type="spellStart"/>
-      <w:r>
-        <w:t>сериализуется</w:t>
-      </w:r>
-      <w:proofErr w:type="spellEnd"/>
-      <w:r>
-        <w:t xml:space="preserve"> в указанный файл.</w:t>
-      </w:r>
-    </w:p>
-    <w:p>
-      <w:pPr>
-        <w:ind w:firstLine="0"/>
-        <w:jc w:val="center"/>
-      </w:pPr>
-      <w:r>
-        <w:rPr>
-          <w:noProof/>
-          <w:lang w:eastAsia="ru-RU"/>
-        </w:rPr>
-        <w:drawing>
-          <wp:inline distT="0" distB="0" distL="0" distR="0" wp14:anchorId="5D22D082" wp14:editId="63FF810B">
-            <wp:extent cx="5940425" cy="2112010"/>
-            <wp:effectExtent l="0" t="0" r="3175" b="2540"/>
-            <wp:docPr id="4" name="Рисунок 4"/>
             <wp:cNvGraphicFramePr>
               <a:graphicFrameLocks xmlns:a="http://schemas.openxmlformats.org/drawingml/2006/main" noChangeAspect="1"/>
             </wp:cNvGraphicFramePr>
@@ -7312,7 +3025,7 @@
                   <pic:spPr>
                     <a:xfrm>
                       <a:off x="0" y="0"/>
-                      <a:ext cx="5940425" cy="2112010"/>
+                      <a:ext cx="9251950" cy="5386070"/>
                     </a:xfrm>
                     <a:prstGeom prst="rect">
                       <a:avLst/>
@@ -7329,69 +3042,4110 @@
       <w:pPr>
         <w:ind w:firstLine="0"/>
         <w:jc w:val="center"/>
-      </w:pPr>
-      <w:r>
-        <w:t xml:space="preserve">Рисунок 4 – </w:t>
-      </w:r>
-      <w:r>
-        <w:t>Результат тестового случая «Сохранить»</w:t>
+        <w:sectPr>
+          <w:pgSz w:w="16838" w:h="11906" w:orient="landscape"/>
+          <w:pgMar w:top="851" w:right="1134" w:bottom="567" w:left="1134" w:header="0" w:footer="0" w:gutter="0"/>
+          <w:cols w:space="720"/>
+          <w:formProt w:val="0"/>
+          <w:docGrid w:linePitch="100"/>
+        </w:sectPr>
+      </w:pPr>
+      <w:r>
+        <w:t xml:space="preserve">Рисунок 2 – </w:t>
+      </w:r>
+      <w:r>
+        <w:rPr>
+          <w:lang w:val="en-US"/>
+        </w:rPr>
+        <w:t>UML</w:t>
+      </w:r>
+      <w:r>
+        <w:t xml:space="preserve"> диаграмма классов</w:t>
       </w:r>
     </w:p>
     <w:p>
       <w:pPr>
         <w:ind w:firstLine="709"/>
+        <w:outlineLvl w:val="1"/>
         <w:rPr>
           <w:b/>
           <w:bCs/>
         </w:rPr>
       </w:pPr>
-    </w:p>
-    <w:p>
-      <w:pPr>
-        <w:ind w:firstLine="709"/>
+      <w:bookmarkStart w:id="9" w:name="_Toc74829066"/>
+      <w:bookmarkStart w:id="10" w:name="_Toc232104094"/>
+      <w:r>
         <w:rPr>
           <w:b/>
           <w:bCs/>
         </w:rPr>
-      </w:pPr>
+        <w:lastRenderedPageBreak/>
+        <w:t>1.3 Описание классов, образующих связь типа «общее-частное»</w:t>
+      </w:r>
+      <w:bookmarkEnd w:id="9"/>
+      <w:bookmarkEnd w:id="10"/>
     </w:p>
     <w:p>
       <w:pPr>
         <w:ind w:firstLine="709"/>
+      </w:pPr>
+      <w:r>
+        <w:t xml:space="preserve">Таблица 1 – Описание интерфейса </w:t>
+      </w:r>
+      <w:proofErr w:type="spellStart"/>
+      <w:r>
+        <w:t>IShape</w:t>
+      </w:r>
+      <w:proofErr w:type="spellEnd"/>
+    </w:p>
+    <w:tbl>
+      <w:tblPr>
+        <w:tblStyle w:val="ad"/>
+        <w:tblW w:w="0" w:type="auto"/>
+        <w:jc w:val="center"/>
+        <w:tblLook w:val="04A0" w:firstRow="1" w:lastRow="0" w:firstColumn="1" w:lastColumn="0" w:noHBand="0" w:noVBand="1"/>
+      </w:tblPr>
+      <w:tblGrid>
+        <w:gridCol w:w="2877"/>
+        <w:gridCol w:w="1954"/>
+        <w:gridCol w:w="4514"/>
+      </w:tblGrid>
+      <w:tr>
+        <w:trPr>
+          <w:tblHeader/>
+          <w:jc w:val="center"/>
+        </w:trPr>
+        <w:tc>
+          <w:tcPr>
+            <w:tcW w:w="2948" w:type="dxa"/>
+            <w:shd w:val="clear" w:color="auto" w:fill="D9E2F3"/>
+            <w:tcMar>
+              <w:top w:w="80" w:type="dxa"/>
+              <w:left w:w="90" w:type="dxa"/>
+              <w:bottom w:w="80" w:type="dxa"/>
+              <w:right w:w="90" w:type="dxa"/>
+            </w:tcMar>
+            <w:vAlign w:val="center"/>
+          </w:tcPr>
+          <w:p>
+            <w:pPr>
+              <w:spacing w:line="240" w:lineRule="auto"/>
+              <w:jc w:val="center"/>
+            </w:pPr>
+            <w:r>
+              <w:rPr>
+                <w:b/>
+                <w:sz w:val="21"/>
+              </w:rPr>
+              <w:t>Название</w:t>
+            </w:r>
+          </w:p>
+        </w:tc>
+        <w:tc>
+          <w:tcPr>
+            <w:tcW w:w="1984" w:type="dxa"/>
+            <w:shd w:val="clear" w:color="auto" w:fill="D9E2F3"/>
+            <w:tcMar>
+              <w:top w:w="80" w:type="dxa"/>
+              <w:left w:w="90" w:type="dxa"/>
+              <w:bottom w:w="80" w:type="dxa"/>
+              <w:right w:w="90" w:type="dxa"/>
+            </w:tcMar>
+            <w:vAlign w:val="center"/>
+          </w:tcPr>
+          <w:p>
+            <w:pPr>
+              <w:spacing w:line="240" w:lineRule="auto"/>
+              <w:jc w:val="center"/>
+            </w:pPr>
+            <w:r>
+              <w:rPr>
+                <w:b/>
+                <w:sz w:val="21"/>
+              </w:rPr>
+              <w:t>Тип</w:t>
+            </w:r>
+          </w:p>
+        </w:tc>
+        <w:tc>
+          <w:tcPr>
+            <w:tcW w:w="4706" w:type="dxa"/>
+            <w:shd w:val="clear" w:color="auto" w:fill="D9E2F3"/>
+            <w:tcMar>
+              <w:top w:w="80" w:type="dxa"/>
+              <w:left w:w="90" w:type="dxa"/>
+              <w:bottom w:w="80" w:type="dxa"/>
+              <w:right w:w="90" w:type="dxa"/>
+            </w:tcMar>
+            <w:vAlign w:val="center"/>
+          </w:tcPr>
+          <w:p>
+            <w:pPr>
+              <w:spacing w:line="240" w:lineRule="auto"/>
+              <w:jc w:val="center"/>
+            </w:pPr>
+            <w:r>
+              <w:rPr>
+                <w:b/>
+                <w:sz w:val="21"/>
+              </w:rPr>
+              <w:t>Описание</w:t>
+            </w:r>
+          </w:p>
+        </w:tc>
+      </w:tr>
+      <w:tr>
+        <w:trPr>
+          <w:jc w:val="center"/>
+        </w:trPr>
+        <w:tc>
+          <w:tcPr>
+            <w:tcW w:w="9638" w:type="dxa"/>
+            <w:gridSpan w:val="3"/>
+            <w:shd w:val="clear" w:color="auto" w:fill="EDEDED"/>
+            <w:tcMar>
+              <w:top w:w="80" w:type="dxa"/>
+              <w:left w:w="90" w:type="dxa"/>
+              <w:bottom w:w="80" w:type="dxa"/>
+              <w:right w:w="90" w:type="dxa"/>
+            </w:tcMar>
+            <w:vAlign w:val="center"/>
+          </w:tcPr>
+          <w:p>
+            <w:pPr>
+              <w:spacing w:line="240" w:lineRule="auto"/>
+              <w:jc w:val="center"/>
+            </w:pPr>
+            <w:r>
+              <w:rPr>
+                <w:sz w:val="21"/>
+              </w:rPr>
+              <w:t xml:space="preserve">Описание интерфейса: </w:t>
+            </w:r>
+            <w:proofErr w:type="spellStart"/>
+            <w:r>
+              <w:rPr>
+                <w:sz w:val="21"/>
+              </w:rPr>
+              <w:t>IShape</w:t>
+            </w:r>
+            <w:proofErr w:type="spellEnd"/>
+            <w:r>
+              <w:rPr>
+                <w:sz w:val="21"/>
+              </w:rPr>
+              <w:t xml:space="preserve"> определяет общий контракт геометрической фигуры. Все реализации предоставляют название, площадь и периметр.</w:t>
+            </w:r>
+          </w:p>
+        </w:tc>
+      </w:tr>
+      <w:tr>
+        <w:trPr>
+          <w:jc w:val="center"/>
+        </w:trPr>
+        <w:tc>
+          <w:tcPr>
+            <w:tcW w:w="9638" w:type="dxa"/>
+            <w:gridSpan w:val="3"/>
+            <w:shd w:val="clear" w:color="auto" w:fill="F2F2F2"/>
+            <w:tcMar>
+              <w:top w:w="80" w:type="dxa"/>
+              <w:left w:w="90" w:type="dxa"/>
+              <w:bottom w:w="80" w:type="dxa"/>
+              <w:right w:w="90" w:type="dxa"/>
+            </w:tcMar>
+            <w:vAlign w:val="center"/>
+          </w:tcPr>
+          <w:p>
+            <w:pPr>
+              <w:spacing w:line="240" w:lineRule="auto"/>
+              <w:jc w:val="center"/>
+            </w:pPr>
+            <w:r>
+              <w:rPr>
+                <w:b/>
+                <w:sz w:val="20"/>
+              </w:rPr>
+              <w:t>Свойства</w:t>
+            </w:r>
+          </w:p>
+        </w:tc>
+      </w:tr>
+      <w:tr>
+        <w:trPr>
+          <w:cantSplit/>
+          <w:jc w:val="center"/>
+        </w:trPr>
+        <w:tc>
+          <w:tcPr>
+            <w:tcW w:w="2948" w:type="dxa"/>
+            <w:tcMar>
+              <w:top w:w="80" w:type="dxa"/>
+              <w:left w:w="90" w:type="dxa"/>
+              <w:bottom w:w="80" w:type="dxa"/>
+              <w:right w:w="90" w:type="dxa"/>
+            </w:tcMar>
+            <w:vAlign w:val="center"/>
+          </w:tcPr>
+          <w:p>
+            <w:pPr>
+              <w:spacing w:line="240" w:lineRule="auto"/>
+            </w:pPr>
+            <w:r>
+              <w:rPr>
+                <w:sz w:val="19"/>
+              </w:rPr>
+              <w:t>+ Name</w:t>
+            </w:r>
+          </w:p>
+        </w:tc>
+        <w:tc>
+          <w:tcPr>
+            <w:tcW w:w="1984" w:type="dxa"/>
+            <w:tcMar>
+              <w:top w:w="80" w:type="dxa"/>
+              <w:left w:w="90" w:type="dxa"/>
+              <w:bottom w:w="80" w:type="dxa"/>
+              <w:right w:w="90" w:type="dxa"/>
+            </w:tcMar>
+            <w:vAlign w:val="center"/>
+          </w:tcPr>
+          <w:p>
+            <w:pPr>
+              <w:spacing w:line="240" w:lineRule="auto"/>
+            </w:pPr>
+            <w:proofErr w:type="spellStart"/>
+            <w:r>
+              <w:rPr>
+                <w:sz w:val="19"/>
+              </w:rPr>
+              <w:t>string</w:t>
+            </w:r>
+            <w:proofErr w:type="spellEnd"/>
+          </w:p>
+        </w:tc>
+        <w:tc>
+          <w:tcPr>
+            <w:tcW w:w="4706" w:type="dxa"/>
+            <w:tcMar>
+              <w:top w:w="80" w:type="dxa"/>
+              <w:left w:w="90" w:type="dxa"/>
+              <w:bottom w:w="80" w:type="dxa"/>
+              <w:right w:w="90" w:type="dxa"/>
+            </w:tcMar>
+            <w:vAlign w:val="center"/>
+          </w:tcPr>
+          <w:p>
+            <w:pPr>
+              <w:spacing w:line="240" w:lineRule="auto"/>
+            </w:pPr>
+            <w:r>
+              <w:rPr>
+                <w:sz w:val="19"/>
+              </w:rPr>
+              <w:t>Название конкретного типа фигуры.</w:t>
+            </w:r>
+          </w:p>
+        </w:tc>
+      </w:tr>
+      <w:tr>
+        <w:trPr>
+          <w:jc w:val="center"/>
+        </w:trPr>
+        <w:tc>
+          <w:tcPr>
+            <w:tcW w:w="9638" w:type="dxa"/>
+            <w:gridSpan w:val="3"/>
+            <w:shd w:val="clear" w:color="auto" w:fill="F2F2F2"/>
+            <w:tcMar>
+              <w:top w:w="80" w:type="dxa"/>
+              <w:left w:w="90" w:type="dxa"/>
+              <w:bottom w:w="80" w:type="dxa"/>
+              <w:right w:w="90" w:type="dxa"/>
+            </w:tcMar>
+            <w:vAlign w:val="center"/>
+          </w:tcPr>
+          <w:p>
+            <w:pPr>
+              <w:spacing w:line="240" w:lineRule="auto"/>
+              <w:jc w:val="center"/>
+            </w:pPr>
+            <w:r>
+              <w:rPr>
+                <w:b/>
+                <w:sz w:val="20"/>
+              </w:rPr>
+              <w:t>Методы</w:t>
+            </w:r>
+          </w:p>
+        </w:tc>
+      </w:tr>
+      <w:tr>
+        <w:trPr>
+          <w:cantSplit/>
+          <w:jc w:val="center"/>
+        </w:trPr>
+        <w:tc>
+          <w:tcPr>
+            <w:tcW w:w="2948" w:type="dxa"/>
+            <w:tcMar>
+              <w:top w:w="80" w:type="dxa"/>
+              <w:left w:w="90" w:type="dxa"/>
+              <w:bottom w:w="80" w:type="dxa"/>
+              <w:right w:w="90" w:type="dxa"/>
+            </w:tcMar>
+            <w:vAlign w:val="center"/>
+          </w:tcPr>
+          <w:p>
+            <w:pPr>
+              <w:spacing w:line="240" w:lineRule="auto"/>
+            </w:pPr>
+            <w:r>
+              <w:rPr>
+                <w:sz w:val="19"/>
+              </w:rPr>
+              <w:t xml:space="preserve">+ </w:t>
+            </w:r>
+            <w:proofErr w:type="spellStart"/>
+            <w:r>
+              <w:rPr>
+                <w:sz w:val="19"/>
+              </w:rPr>
+              <w:t>CalculateArea</w:t>
+            </w:r>
+            <w:proofErr w:type="spellEnd"/>
+            <w:r>
+              <w:rPr>
+                <w:sz w:val="19"/>
+              </w:rPr>
+              <w:t>()</w:t>
+            </w:r>
+          </w:p>
+        </w:tc>
+        <w:tc>
+          <w:tcPr>
+            <w:tcW w:w="1984" w:type="dxa"/>
+            <w:tcMar>
+              <w:top w:w="80" w:type="dxa"/>
+              <w:left w:w="90" w:type="dxa"/>
+              <w:bottom w:w="80" w:type="dxa"/>
+              <w:right w:w="90" w:type="dxa"/>
+            </w:tcMar>
+            <w:vAlign w:val="center"/>
+          </w:tcPr>
+          <w:p>
+            <w:pPr>
+              <w:spacing w:line="240" w:lineRule="auto"/>
+            </w:pPr>
+            <w:proofErr w:type="spellStart"/>
+            <w:r>
+              <w:rPr>
+                <w:sz w:val="19"/>
+              </w:rPr>
+              <w:t>double</w:t>
+            </w:r>
+            <w:proofErr w:type="spellEnd"/>
+          </w:p>
+        </w:tc>
+        <w:tc>
+          <w:tcPr>
+            <w:tcW w:w="4706" w:type="dxa"/>
+            <w:tcMar>
+              <w:top w:w="80" w:type="dxa"/>
+              <w:left w:w="90" w:type="dxa"/>
+              <w:bottom w:w="80" w:type="dxa"/>
+              <w:right w:w="90" w:type="dxa"/>
+            </w:tcMar>
+            <w:vAlign w:val="center"/>
+          </w:tcPr>
+          <w:p>
+            <w:pPr>
+              <w:spacing w:line="240" w:lineRule="auto"/>
+            </w:pPr>
+            <w:r>
+              <w:rPr>
+                <w:sz w:val="19"/>
+              </w:rPr>
+              <w:t>Вычисляет площадь фигуры.</w:t>
+            </w:r>
+          </w:p>
+        </w:tc>
+      </w:tr>
+      <w:tr>
+        <w:trPr>
+          <w:cantSplit/>
+          <w:jc w:val="center"/>
+        </w:trPr>
+        <w:tc>
+          <w:tcPr>
+            <w:tcW w:w="2948" w:type="dxa"/>
+            <w:tcMar>
+              <w:top w:w="80" w:type="dxa"/>
+              <w:left w:w="90" w:type="dxa"/>
+              <w:bottom w:w="80" w:type="dxa"/>
+              <w:right w:w="90" w:type="dxa"/>
+            </w:tcMar>
+            <w:vAlign w:val="center"/>
+          </w:tcPr>
+          <w:p>
+            <w:pPr>
+              <w:spacing w:line="240" w:lineRule="auto"/>
+            </w:pPr>
+            <w:r>
+              <w:rPr>
+                <w:sz w:val="19"/>
+              </w:rPr>
+              <w:t xml:space="preserve">+ </w:t>
+            </w:r>
+            <w:proofErr w:type="spellStart"/>
+            <w:r>
+              <w:rPr>
+                <w:sz w:val="19"/>
+              </w:rPr>
+              <w:t>CalculatePerimeter</w:t>
+            </w:r>
+            <w:proofErr w:type="spellEnd"/>
+            <w:r>
+              <w:rPr>
+                <w:sz w:val="19"/>
+              </w:rPr>
+              <w:t>()</w:t>
+            </w:r>
+          </w:p>
+        </w:tc>
+        <w:tc>
+          <w:tcPr>
+            <w:tcW w:w="1984" w:type="dxa"/>
+            <w:tcMar>
+              <w:top w:w="80" w:type="dxa"/>
+              <w:left w:w="90" w:type="dxa"/>
+              <w:bottom w:w="80" w:type="dxa"/>
+              <w:right w:w="90" w:type="dxa"/>
+            </w:tcMar>
+            <w:vAlign w:val="center"/>
+          </w:tcPr>
+          <w:p>
+            <w:pPr>
+              <w:spacing w:line="240" w:lineRule="auto"/>
+            </w:pPr>
+            <w:proofErr w:type="spellStart"/>
+            <w:r>
+              <w:rPr>
+                <w:sz w:val="19"/>
+              </w:rPr>
+              <w:t>double</w:t>
+            </w:r>
+            <w:proofErr w:type="spellEnd"/>
+          </w:p>
+        </w:tc>
+        <w:tc>
+          <w:tcPr>
+            <w:tcW w:w="4706" w:type="dxa"/>
+            <w:tcMar>
+              <w:top w:w="80" w:type="dxa"/>
+              <w:left w:w="90" w:type="dxa"/>
+              <w:bottom w:w="80" w:type="dxa"/>
+              <w:right w:w="90" w:type="dxa"/>
+            </w:tcMar>
+            <w:vAlign w:val="center"/>
+          </w:tcPr>
+          <w:p>
+            <w:pPr>
+              <w:spacing w:line="240" w:lineRule="auto"/>
+            </w:pPr>
+            <w:r>
+              <w:rPr>
+                <w:sz w:val="19"/>
+              </w:rPr>
+              <w:t>Вычисляет периметр фигуры.</w:t>
+            </w:r>
+          </w:p>
+        </w:tc>
+      </w:tr>
+    </w:tbl>
+    <w:p>
+      <w:pPr>
+        <w:ind w:firstLine="709"/>
+      </w:pPr>
+    </w:p>
+    <w:p>
+      <w:pPr>
+        <w:ind w:firstLine="709"/>
+        <w:rPr>
+          <w:i/>
+          <w:iCs/>
+          <w:sz w:val="24"/>
+          <w:lang w:val="en-US"/>
+        </w:rPr>
+      </w:pPr>
+      <w:r>
+        <w:t xml:space="preserve">Таблица </w:t>
+      </w:r>
+      <w:r>
+        <w:rPr>
+          <w:lang w:val="en-US"/>
+        </w:rPr>
+        <w:t>2</w:t>
+      </w:r>
+      <w:r>
+        <w:t xml:space="preserve"> – </w:t>
+      </w:r>
+      <w:r>
+        <w:rPr>
+          <w:szCs w:val="28"/>
+        </w:rPr>
+        <w:t xml:space="preserve">Описание класса </w:t>
+      </w:r>
+      <w:proofErr w:type="spellStart"/>
+      <w:r>
+        <w:t>Circle</w:t>
+      </w:r>
+      <w:proofErr w:type="spellEnd"/>
+    </w:p>
+    <w:tbl>
+      <w:tblPr>
+        <w:tblStyle w:val="ad"/>
+        <w:tblW w:w="0" w:type="auto"/>
+        <w:jc w:val="center"/>
+        <w:tblLook w:val="04A0" w:firstRow="1" w:lastRow="0" w:firstColumn="1" w:lastColumn="0" w:noHBand="0" w:noVBand="1"/>
+      </w:tblPr>
+      <w:tblGrid>
+        <w:gridCol w:w="2875"/>
+        <w:gridCol w:w="1952"/>
+        <w:gridCol w:w="4518"/>
+      </w:tblGrid>
+      <w:tr>
+        <w:trPr>
+          <w:tblHeader/>
+          <w:jc w:val="center"/>
+        </w:trPr>
+        <w:tc>
+          <w:tcPr>
+            <w:tcW w:w="2948" w:type="dxa"/>
+            <w:shd w:val="clear" w:color="auto" w:fill="D9E2F3"/>
+            <w:tcMar>
+              <w:top w:w="80" w:type="dxa"/>
+              <w:left w:w="90" w:type="dxa"/>
+              <w:bottom w:w="80" w:type="dxa"/>
+              <w:right w:w="90" w:type="dxa"/>
+            </w:tcMar>
+            <w:vAlign w:val="center"/>
+          </w:tcPr>
+          <w:p>
+            <w:pPr>
+              <w:spacing w:line="240" w:lineRule="auto"/>
+              <w:jc w:val="center"/>
+            </w:pPr>
+            <w:r>
+              <w:rPr>
+                <w:b/>
+                <w:sz w:val="21"/>
+              </w:rPr>
+              <w:t>Название</w:t>
+            </w:r>
+          </w:p>
+        </w:tc>
+        <w:tc>
+          <w:tcPr>
+            <w:tcW w:w="1984" w:type="dxa"/>
+            <w:shd w:val="clear" w:color="auto" w:fill="D9E2F3"/>
+            <w:tcMar>
+              <w:top w:w="80" w:type="dxa"/>
+              <w:left w:w="90" w:type="dxa"/>
+              <w:bottom w:w="80" w:type="dxa"/>
+              <w:right w:w="90" w:type="dxa"/>
+            </w:tcMar>
+            <w:vAlign w:val="center"/>
+          </w:tcPr>
+          <w:p>
+            <w:pPr>
+              <w:spacing w:line="240" w:lineRule="auto"/>
+              <w:jc w:val="center"/>
+            </w:pPr>
+            <w:r>
+              <w:rPr>
+                <w:b/>
+                <w:sz w:val="21"/>
+              </w:rPr>
+              <w:t>Тип</w:t>
+            </w:r>
+          </w:p>
+        </w:tc>
+        <w:tc>
+          <w:tcPr>
+            <w:tcW w:w="4706" w:type="dxa"/>
+            <w:shd w:val="clear" w:color="auto" w:fill="D9E2F3"/>
+            <w:tcMar>
+              <w:top w:w="80" w:type="dxa"/>
+              <w:left w:w="90" w:type="dxa"/>
+              <w:bottom w:w="80" w:type="dxa"/>
+              <w:right w:w="90" w:type="dxa"/>
+            </w:tcMar>
+            <w:vAlign w:val="center"/>
+          </w:tcPr>
+          <w:p>
+            <w:pPr>
+              <w:spacing w:line="240" w:lineRule="auto"/>
+              <w:jc w:val="center"/>
+            </w:pPr>
+            <w:r>
+              <w:rPr>
+                <w:b/>
+                <w:sz w:val="21"/>
+              </w:rPr>
+              <w:t>Описание</w:t>
+            </w:r>
+          </w:p>
+        </w:tc>
+      </w:tr>
+      <w:tr>
+        <w:trPr>
+          <w:jc w:val="center"/>
+        </w:trPr>
+        <w:tc>
+          <w:tcPr>
+            <w:tcW w:w="9638" w:type="dxa"/>
+            <w:gridSpan w:val="3"/>
+            <w:shd w:val="clear" w:color="auto" w:fill="EDEDED"/>
+            <w:tcMar>
+              <w:top w:w="80" w:type="dxa"/>
+              <w:left w:w="90" w:type="dxa"/>
+              <w:bottom w:w="80" w:type="dxa"/>
+              <w:right w:w="90" w:type="dxa"/>
+            </w:tcMar>
+            <w:vAlign w:val="center"/>
+          </w:tcPr>
+          <w:p>
+            <w:pPr>
+              <w:spacing w:line="240" w:lineRule="auto"/>
+              <w:jc w:val="center"/>
+            </w:pPr>
+            <w:r>
+              <w:rPr>
+                <w:sz w:val="21"/>
+              </w:rPr>
+              <w:t xml:space="preserve">Описание класса: </w:t>
+            </w:r>
+            <w:proofErr w:type="spellStart"/>
+            <w:r>
+              <w:rPr>
+                <w:sz w:val="21"/>
+              </w:rPr>
+              <w:t>Circle</w:t>
+            </w:r>
+            <w:proofErr w:type="spellEnd"/>
+            <w:r>
+              <w:rPr>
+                <w:sz w:val="21"/>
+              </w:rPr>
+              <w:t xml:space="preserve"> реализует </w:t>
+            </w:r>
+            <w:proofErr w:type="spellStart"/>
+            <w:r>
+              <w:rPr>
+                <w:sz w:val="21"/>
+              </w:rPr>
+              <w:t>IShape</w:t>
+            </w:r>
+            <w:proofErr w:type="spellEnd"/>
+            <w:r>
+              <w:rPr>
+                <w:sz w:val="21"/>
+              </w:rPr>
+              <w:t xml:space="preserve"> и представляет круг с положительным радиусом.</w:t>
+            </w:r>
+          </w:p>
+        </w:tc>
+      </w:tr>
+      <w:tr>
+        <w:trPr>
+          <w:jc w:val="center"/>
+        </w:trPr>
+        <w:tc>
+          <w:tcPr>
+            <w:tcW w:w="9638" w:type="dxa"/>
+            <w:gridSpan w:val="3"/>
+            <w:shd w:val="clear" w:color="auto" w:fill="F2F2F2"/>
+            <w:tcMar>
+              <w:top w:w="80" w:type="dxa"/>
+              <w:left w:w="90" w:type="dxa"/>
+              <w:bottom w:w="80" w:type="dxa"/>
+              <w:right w:w="90" w:type="dxa"/>
+            </w:tcMar>
+            <w:vAlign w:val="center"/>
+          </w:tcPr>
+          <w:p>
+            <w:pPr>
+              <w:spacing w:line="240" w:lineRule="auto"/>
+              <w:jc w:val="center"/>
+            </w:pPr>
+            <w:r>
+              <w:rPr>
+                <w:b/>
+                <w:sz w:val="20"/>
+              </w:rPr>
+              <w:t>Поля</w:t>
+            </w:r>
+          </w:p>
+        </w:tc>
+      </w:tr>
+      <w:tr>
+        <w:trPr>
+          <w:cantSplit/>
+          <w:jc w:val="center"/>
+        </w:trPr>
+        <w:tc>
+          <w:tcPr>
+            <w:tcW w:w="2948" w:type="dxa"/>
+            <w:tcMar>
+              <w:top w:w="80" w:type="dxa"/>
+              <w:left w:w="90" w:type="dxa"/>
+              <w:bottom w:w="80" w:type="dxa"/>
+              <w:right w:w="90" w:type="dxa"/>
+            </w:tcMar>
+            <w:vAlign w:val="center"/>
+          </w:tcPr>
+          <w:p>
+            <w:pPr>
+              <w:spacing w:line="240" w:lineRule="auto"/>
+            </w:pPr>
+            <w:r>
+              <w:rPr>
+                <w:sz w:val="19"/>
+              </w:rPr>
+              <w:t>− _</w:t>
+            </w:r>
+            <w:proofErr w:type="spellStart"/>
+            <w:r>
+              <w:rPr>
+                <w:sz w:val="19"/>
+              </w:rPr>
+              <w:t>radius</w:t>
+            </w:r>
+            <w:proofErr w:type="spellEnd"/>
+          </w:p>
+        </w:tc>
+        <w:tc>
+          <w:tcPr>
+            <w:tcW w:w="1984" w:type="dxa"/>
+            <w:tcMar>
+              <w:top w:w="80" w:type="dxa"/>
+              <w:left w:w="90" w:type="dxa"/>
+              <w:bottom w:w="80" w:type="dxa"/>
+              <w:right w:w="90" w:type="dxa"/>
+            </w:tcMar>
+            <w:vAlign w:val="center"/>
+          </w:tcPr>
+          <w:p>
+            <w:pPr>
+              <w:spacing w:line="240" w:lineRule="auto"/>
+            </w:pPr>
+            <w:proofErr w:type="spellStart"/>
+            <w:r>
+              <w:rPr>
+                <w:sz w:val="19"/>
+              </w:rPr>
+              <w:t>double</w:t>
+            </w:r>
+            <w:proofErr w:type="spellEnd"/>
+          </w:p>
+        </w:tc>
+        <w:tc>
+          <w:tcPr>
+            <w:tcW w:w="4706" w:type="dxa"/>
+            <w:tcMar>
+              <w:top w:w="80" w:type="dxa"/>
+              <w:left w:w="90" w:type="dxa"/>
+              <w:bottom w:w="80" w:type="dxa"/>
+              <w:right w:w="90" w:type="dxa"/>
+            </w:tcMar>
+            <w:vAlign w:val="center"/>
+          </w:tcPr>
+          <w:p>
+            <w:pPr>
+              <w:spacing w:line="240" w:lineRule="auto"/>
+            </w:pPr>
+            <w:r>
+              <w:rPr>
+                <w:sz w:val="19"/>
+              </w:rPr>
+              <w:t>Радиус круга; доступен только для чтения после инициализации.</w:t>
+            </w:r>
+          </w:p>
+        </w:tc>
+      </w:tr>
+      <w:tr>
+        <w:trPr>
+          <w:jc w:val="center"/>
+        </w:trPr>
+        <w:tc>
+          <w:tcPr>
+            <w:tcW w:w="9638" w:type="dxa"/>
+            <w:gridSpan w:val="3"/>
+            <w:shd w:val="clear" w:color="auto" w:fill="F2F2F2"/>
+            <w:tcMar>
+              <w:top w:w="80" w:type="dxa"/>
+              <w:left w:w="90" w:type="dxa"/>
+              <w:bottom w:w="80" w:type="dxa"/>
+              <w:right w:w="90" w:type="dxa"/>
+            </w:tcMar>
+            <w:vAlign w:val="center"/>
+          </w:tcPr>
+          <w:p>
+            <w:pPr>
+              <w:spacing w:line="240" w:lineRule="auto"/>
+              <w:jc w:val="center"/>
+            </w:pPr>
+            <w:r>
+              <w:rPr>
+                <w:b/>
+                <w:sz w:val="20"/>
+              </w:rPr>
+              <w:t>Свойства</w:t>
+            </w:r>
+          </w:p>
+        </w:tc>
+      </w:tr>
+      <w:tr>
+        <w:trPr>
+          <w:cantSplit/>
+          <w:jc w:val="center"/>
+        </w:trPr>
+        <w:tc>
+          <w:tcPr>
+            <w:tcW w:w="2948" w:type="dxa"/>
+            <w:tcMar>
+              <w:top w:w="80" w:type="dxa"/>
+              <w:left w:w="90" w:type="dxa"/>
+              <w:bottom w:w="80" w:type="dxa"/>
+              <w:right w:w="90" w:type="dxa"/>
+            </w:tcMar>
+            <w:vAlign w:val="center"/>
+          </w:tcPr>
+          <w:p>
+            <w:pPr>
+              <w:spacing w:line="240" w:lineRule="auto"/>
+            </w:pPr>
+            <w:r>
+              <w:rPr>
+                <w:sz w:val="19"/>
+              </w:rPr>
+              <w:t xml:space="preserve">+ </w:t>
+            </w:r>
+            <w:proofErr w:type="spellStart"/>
+            <w:r>
+              <w:rPr>
+                <w:sz w:val="19"/>
+              </w:rPr>
+              <w:t>Radius</w:t>
+            </w:r>
+            <w:proofErr w:type="spellEnd"/>
+          </w:p>
+        </w:tc>
+        <w:tc>
+          <w:tcPr>
+            <w:tcW w:w="1984" w:type="dxa"/>
+            <w:tcMar>
+              <w:top w:w="80" w:type="dxa"/>
+              <w:left w:w="90" w:type="dxa"/>
+              <w:bottom w:w="80" w:type="dxa"/>
+              <w:right w:w="90" w:type="dxa"/>
+            </w:tcMar>
+            <w:vAlign w:val="center"/>
+          </w:tcPr>
+          <w:p>
+            <w:pPr>
+              <w:spacing w:line="240" w:lineRule="auto"/>
+            </w:pPr>
+            <w:proofErr w:type="spellStart"/>
+            <w:r>
+              <w:rPr>
+                <w:sz w:val="19"/>
+              </w:rPr>
+              <w:t>double</w:t>
+            </w:r>
+            <w:proofErr w:type="spellEnd"/>
+          </w:p>
+        </w:tc>
+        <w:tc>
+          <w:tcPr>
+            <w:tcW w:w="4706" w:type="dxa"/>
+            <w:tcMar>
+              <w:top w:w="80" w:type="dxa"/>
+              <w:left w:w="90" w:type="dxa"/>
+              <w:bottom w:w="80" w:type="dxa"/>
+              <w:right w:w="90" w:type="dxa"/>
+            </w:tcMar>
+            <w:vAlign w:val="center"/>
+          </w:tcPr>
+          <w:p>
+            <w:pPr>
+              <w:spacing w:line="240" w:lineRule="auto"/>
+            </w:pPr>
+            <w:r>
+              <w:rPr>
+                <w:sz w:val="19"/>
+              </w:rPr>
+              <w:t xml:space="preserve">Возвращает радиус; при инициализации проверяет значение через </w:t>
+            </w:r>
+            <w:proofErr w:type="spellStart"/>
+            <w:r>
+              <w:rPr>
+                <w:sz w:val="19"/>
+              </w:rPr>
+              <w:t>Validator</w:t>
+            </w:r>
+            <w:proofErr w:type="spellEnd"/>
+            <w:r>
+              <w:rPr>
+                <w:sz w:val="19"/>
+              </w:rPr>
+              <w:t>.</w:t>
+            </w:r>
+          </w:p>
+        </w:tc>
+      </w:tr>
+      <w:tr>
+        <w:trPr>
+          <w:cantSplit/>
+          <w:jc w:val="center"/>
+        </w:trPr>
+        <w:tc>
+          <w:tcPr>
+            <w:tcW w:w="2948" w:type="dxa"/>
+            <w:tcMar>
+              <w:top w:w="80" w:type="dxa"/>
+              <w:left w:w="90" w:type="dxa"/>
+              <w:bottom w:w="80" w:type="dxa"/>
+              <w:right w:w="90" w:type="dxa"/>
+            </w:tcMar>
+            <w:vAlign w:val="center"/>
+          </w:tcPr>
+          <w:p>
+            <w:pPr>
+              <w:spacing w:line="240" w:lineRule="auto"/>
+            </w:pPr>
+            <w:r>
+              <w:rPr>
+                <w:sz w:val="19"/>
+              </w:rPr>
+              <w:t>+ Name</w:t>
+            </w:r>
+          </w:p>
+        </w:tc>
+        <w:tc>
+          <w:tcPr>
+            <w:tcW w:w="1984" w:type="dxa"/>
+            <w:tcMar>
+              <w:top w:w="80" w:type="dxa"/>
+              <w:left w:w="90" w:type="dxa"/>
+              <w:bottom w:w="80" w:type="dxa"/>
+              <w:right w:w="90" w:type="dxa"/>
+            </w:tcMar>
+            <w:vAlign w:val="center"/>
+          </w:tcPr>
+          <w:p>
+            <w:pPr>
+              <w:spacing w:line="240" w:lineRule="auto"/>
+            </w:pPr>
+            <w:proofErr w:type="spellStart"/>
+            <w:r>
+              <w:rPr>
+                <w:sz w:val="19"/>
+              </w:rPr>
+              <w:t>string</w:t>
+            </w:r>
+            <w:proofErr w:type="spellEnd"/>
+          </w:p>
+        </w:tc>
+        <w:tc>
+          <w:tcPr>
+            <w:tcW w:w="4706" w:type="dxa"/>
+            <w:tcMar>
+              <w:top w:w="80" w:type="dxa"/>
+              <w:left w:w="90" w:type="dxa"/>
+              <w:bottom w:w="80" w:type="dxa"/>
+              <w:right w:w="90" w:type="dxa"/>
+            </w:tcMar>
+            <w:vAlign w:val="center"/>
+          </w:tcPr>
+          <w:p>
+            <w:pPr>
+              <w:spacing w:line="240" w:lineRule="auto"/>
+            </w:pPr>
+            <w:r>
+              <w:rPr>
+                <w:sz w:val="19"/>
+              </w:rPr>
+              <w:t>Возвращает строку «Круг».</w:t>
+            </w:r>
+          </w:p>
+        </w:tc>
+      </w:tr>
+      <w:tr>
+        <w:trPr>
+          <w:jc w:val="center"/>
+        </w:trPr>
+        <w:tc>
+          <w:tcPr>
+            <w:tcW w:w="9638" w:type="dxa"/>
+            <w:gridSpan w:val="3"/>
+            <w:shd w:val="clear" w:color="auto" w:fill="F2F2F2"/>
+            <w:tcMar>
+              <w:top w:w="80" w:type="dxa"/>
+              <w:left w:w="90" w:type="dxa"/>
+              <w:bottom w:w="80" w:type="dxa"/>
+              <w:right w:w="90" w:type="dxa"/>
+            </w:tcMar>
+            <w:vAlign w:val="center"/>
+          </w:tcPr>
+          <w:p>
+            <w:pPr>
+              <w:spacing w:line="240" w:lineRule="auto"/>
+              <w:jc w:val="center"/>
+            </w:pPr>
+            <w:r>
+              <w:rPr>
+                <w:b/>
+                <w:sz w:val="20"/>
+              </w:rPr>
+              <w:t>Методы</w:t>
+            </w:r>
+          </w:p>
+        </w:tc>
+      </w:tr>
+      <w:tr>
+        <w:trPr>
+          <w:cantSplit/>
+          <w:jc w:val="center"/>
+        </w:trPr>
+        <w:tc>
+          <w:tcPr>
+            <w:tcW w:w="2948" w:type="dxa"/>
+            <w:tcMar>
+              <w:top w:w="80" w:type="dxa"/>
+              <w:left w:w="90" w:type="dxa"/>
+              <w:bottom w:w="80" w:type="dxa"/>
+              <w:right w:w="90" w:type="dxa"/>
+            </w:tcMar>
+            <w:vAlign w:val="center"/>
+          </w:tcPr>
+          <w:p>
+            <w:pPr>
+              <w:spacing w:line="240" w:lineRule="auto"/>
+            </w:pPr>
+            <w:r>
+              <w:rPr>
+                <w:sz w:val="19"/>
+              </w:rPr>
+              <w:t xml:space="preserve">+ </w:t>
+            </w:r>
+            <w:proofErr w:type="spellStart"/>
+            <w:r>
+              <w:rPr>
+                <w:sz w:val="19"/>
+              </w:rPr>
+              <w:t>Circle</w:t>
+            </w:r>
+            <w:proofErr w:type="spellEnd"/>
+            <w:r>
+              <w:rPr>
+                <w:sz w:val="19"/>
+              </w:rPr>
+              <w:t>(</w:t>
+            </w:r>
+            <w:proofErr w:type="spellStart"/>
+            <w:r>
+              <w:rPr>
+                <w:sz w:val="19"/>
+              </w:rPr>
+              <w:t>double</w:t>
+            </w:r>
+            <w:proofErr w:type="spellEnd"/>
+            <w:r>
+              <w:rPr>
+                <w:sz w:val="19"/>
+              </w:rPr>
+              <w:t xml:space="preserve"> </w:t>
+            </w:r>
+            <w:proofErr w:type="spellStart"/>
+            <w:r>
+              <w:rPr>
+                <w:sz w:val="19"/>
+              </w:rPr>
+              <w:t>radius</w:t>
+            </w:r>
+            <w:proofErr w:type="spellEnd"/>
+            <w:r>
+              <w:rPr>
+                <w:sz w:val="19"/>
+              </w:rPr>
+              <w:t>)</w:t>
+            </w:r>
+          </w:p>
+        </w:tc>
+        <w:tc>
+          <w:tcPr>
+            <w:tcW w:w="1984" w:type="dxa"/>
+            <w:tcMar>
+              <w:top w:w="80" w:type="dxa"/>
+              <w:left w:w="90" w:type="dxa"/>
+              <w:bottom w:w="80" w:type="dxa"/>
+              <w:right w:w="90" w:type="dxa"/>
+            </w:tcMar>
+            <w:vAlign w:val="center"/>
+          </w:tcPr>
+          <w:p>
+            <w:pPr>
+              <w:spacing w:line="240" w:lineRule="auto"/>
+            </w:pPr>
+            <w:r>
+              <w:rPr>
+                <w:sz w:val="19"/>
+              </w:rPr>
+              <w:t>—</w:t>
+            </w:r>
+          </w:p>
+        </w:tc>
+        <w:tc>
+          <w:tcPr>
+            <w:tcW w:w="4706" w:type="dxa"/>
+            <w:tcMar>
+              <w:top w:w="80" w:type="dxa"/>
+              <w:left w:w="90" w:type="dxa"/>
+              <w:bottom w:w="80" w:type="dxa"/>
+              <w:right w:w="90" w:type="dxa"/>
+            </w:tcMar>
+            <w:vAlign w:val="center"/>
+          </w:tcPr>
+          <w:p>
+            <w:pPr>
+              <w:spacing w:line="240" w:lineRule="auto"/>
+            </w:pPr>
+            <w:r>
+              <w:rPr>
+                <w:sz w:val="19"/>
+              </w:rPr>
+              <w:t>Конструктор; принимает радиус круга.</w:t>
+            </w:r>
+          </w:p>
+        </w:tc>
+      </w:tr>
+      <w:tr>
+        <w:trPr>
+          <w:cantSplit/>
+          <w:jc w:val="center"/>
+        </w:trPr>
+        <w:tc>
+          <w:tcPr>
+            <w:tcW w:w="2948" w:type="dxa"/>
+            <w:tcMar>
+              <w:top w:w="80" w:type="dxa"/>
+              <w:left w:w="90" w:type="dxa"/>
+              <w:bottom w:w="80" w:type="dxa"/>
+              <w:right w:w="90" w:type="dxa"/>
+            </w:tcMar>
+            <w:vAlign w:val="center"/>
+          </w:tcPr>
+          <w:p>
+            <w:pPr>
+              <w:spacing w:line="240" w:lineRule="auto"/>
+            </w:pPr>
+            <w:r>
+              <w:rPr>
+                <w:sz w:val="19"/>
+              </w:rPr>
+              <w:t xml:space="preserve">+ </w:t>
+            </w:r>
+            <w:proofErr w:type="spellStart"/>
+            <w:r>
+              <w:rPr>
+                <w:sz w:val="19"/>
+              </w:rPr>
+              <w:t>CalculateArea</w:t>
+            </w:r>
+            <w:proofErr w:type="spellEnd"/>
+            <w:r>
+              <w:rPr>
+                <w:sz w:val="19"/>
+              </w:rPr>
+              <w:t>()</w:t>
+            </w:r>
+          </w:p>
+        </w:tc>
+        <w:tc>
+          <w:tcPr>
+            <w:tcW w:w="1984" w:type="dxa"/>
+            <w:tcMar>
+              <w:top w:w="80" w:type="dxa"/>
+              <w:left w:w="90" w:type="dxa"/>
+              <w:bottom w:w="80" w:type="dxa"/>
+              <w:right w:w="90" w:type="dxa"/>
+            </w:tcMar>
+            <w:vAlign w:val="center"/>
+          </w:tcPr>
+          <w:p>
+            <w:pPr>
+              <w:spacing w:line="240" w:lineRule="auto"/>
+            </w:pPr>
+            <w:proofErr w:type="spellStart"/>
+            <w:r>
+              <w:rPr>
+                <w:sz w:val="19"/>
+              </w:rPr>
+              <w:t>double</w:t>
+            </w:r>
+            <w:proofErr w:type="spellEnd"/>
+          </w:p>
+        </w:tc>
+        <w:tc>
+          <w:tcPr>
+            <w:tcW w:w="4706" w:type="dxa"/>
+            <w:tcMar>
+              <w:top w:w="80" w:type="dxa"/>
+              <w:left w:w="90" w:type="dxa"/>
+              <w:bottom w:w="80" w:type="dxa"/>
+              <w:right w:w="90" w:type="dxa"/>
+            </w:tcMar>
+            <w:vAlign w:val="center"/>
+          </w:tcPr>
+          <w:p>
+            <w:pPr>
+              <w:spacing w:line="240" w:lineRule="auto"/>
+            </w:pPr>
+            <w:r>
+              <w:rPr>
+                <w:sz w:val="19"/>
+              </w:rPr>
+              <w:t>Вычисляет площадь по формуле πr².</w:t>
+            </w:r>
+          </w:p>
+        </w:tc>
+      </w:tr>
+      <w:tr>
+        <w:trPr>
+          <w:cantSplit/>
+          <w:jc w:val="center"/>
+        </w:trPr>
+        <w:tc>
+          <w:tcPr>
+            <w:tcW w:w="2948" w:type="dxa"/>
+            <w:tcMar>
+              <w:top w:w="80" w:type="dxa"/>
+              <w:left w:w="90" w:type="dxa"/>
+              <w:bottom w:w="80" w:type="dxa"/>
+              <w:right w:w="90" w:type="dxa"/>
+            </w:tcMar>
+            <w:vAlign w:val="center"/>
+          </w:tcPr>
+          <w:p>
+            <w:pPr>
+              <w:spacing w:line="240" w:lineRule="auto"/>
+            </w:pPr>
+            <w:r>
+              <w:rPr>
+                <w:sz w:val="19"/>
+              </w:rPr>
+              <w:t xml:space="preserve">+ </w:t>
+            </w:r>
+            <w:proofErr w:type="spellStart"/>
+            <w:r>
+              <w:rPr>
+                <w:sz w:val="19"/>
+              </w:rPr>
+              <w:t>CalculatePerimeter</w:t>
+            </w:r>
+            <w:proofErr w:type="spellEnd"/>
+            <w:r>
+              <w:rPr>
+                <w:sz w:val="19"/>
+              </w:rPr>
+              <w:t>()</w:t>
+            </w:r>
+          </w:p>
+        </w:tc>
+        <w:tc>
+          <w:tcPr>
+            <w:tcW w:w="1984" w:type="dxa"/>
+            <w:tcMar>
+              <w:top w:w="80" w:type="dxa"/>
+              <w:left w:w="90" w:type="dxa"/>
+              <w:bottom w:w="80" w:type="dxa"/>
+              <w:right w:w="90" w:type="dxa"/>
+            </w:tcMar>
+            <w:vAlign w:val="center"/>
+          </w:tcPr>
+          <w:p>
+            <w:pPr>
+              <w:spacing w:line="240" w:lineRule="auto"/>
+            </w:pPr>
+            <w:proofErr w:type="spellStart"/>
+            <w:r>
+              <w:rPr>
+                <w:sz w:val="19"/>
+              </w:rPr>
+              <w:t>double</w:t>
+            </w:r>
+            <w:proofErr w:type="spellEnd"/>
+          </w:p>
+        </w:tc>
+        <w:tc>
+          <w:tcPr>
+            <w:tcW w:w="4706" w:type="dxa"/>
+            <w:tcMar>
+              <w:top w:w="80" w:type="dxa"/>
+              <w:left w:w="90" w:type="dxa"/>
+              <w:bottom w:w="80" w:type="dxa"/>
+              <w:right w:w="90" w:type="dxa"/>
+            </w:tcMar>
+            <w:vAlign w:val="center"/>
+          </w:tcPr>
+          <w:p>
+            <w:pPr>
+              <w:spacing w:line="240" w:lineRule="auto"/>
+            </w:pPr>
+            <w:r>
+              <w:rPr>
+                <w:sz w:val="19"/>
+              </w:rPr>
+              <w:t>Вычисляет длину окружности по формуле 2πr.</w:t>
+            </w:r>
+          </w:p>
+        </w:tc>
+      </w:tr>
+      <w:tr>
+        <w:trPr>
+          <w:cantSplit/>
+          <w:jc w:val="center"/>
+        </w:trPr>
+        <w:tc>
+          <w:tcPr>
+            <w:tcW w:w="2948" w:type="dxa"/>
+            <w:tcMar>
+              <w:top w:w="80" w:type="dxa"/>
+              <w:left w:w="90" w:type="dxa"/>
+              <w:bottom w:w="80" w:type="dxa"/>
+              <w:right w:w="90" w:type="dxa"/>
+            </w:tcMar>
+            <w:vAlign w:val="center"/>
+          </w:tcPr>
+          <w:p>
+            <w:pPr>
+              <w:spacing w:line="240" w:lineRule="auto"/>
+            </w:pPr>
+            <w:r>
+              <w:rPr>
+                <w:sz w:val="19"/>
+              </w:rPr>
+              <w:t xml:space="preserve">+ </w:t>
+            </w:r>
+            <w:proofErr w:type="spellStart"/>
+            <w:r>
+              <w:rPr>
+                <w:sz w:val="19"/>
+              </w:rPr>
+              <w:t>ToString</w:t>
+            </w:r>
+            <w:proofErr w:type="spellEnd"/>
+            <w:r>
+              <w:rPr>
+                <w:sz w:val="19"/>
+              </w:rPr>
+              <w:t>()</w:t>
+            </w:r>
+          </w:p>
+        </w:tc>
+        <w:tc>
+          <w:tcPr>
+            <w:tcW w:w="1984" w:type="dxa"/>
+            <w:tcMar>
+              <w:top w:w="80" w:type="dxa"/>
+              <w:left w:w="90" w:type="dxa"/>
+              <w:bottom w:w="80" w:type="dxa"/>
+              <w:right w:w="90" w:type="dxa"/>
+            </w:tcMar>
+            <w:vAlign w:val="center"/>
+          </w:tcPr>
+          <w:p>
+            <w:pPr>
+              <w:spacing w:line="240" w:lineRule="auto"/>
+            </w:pPr>
+            <w:proofErr w:type="spellStart"/>
+            <w:r>
+              <w:rPr>
+                <w:sz w:val="19"/>
+              </w:rPr>
+              <w:t>string</w:t>
+            </w:r>
+            <w:proofErr w:type="spellEnd"/>
+          </w:p>
+        </w:tc>
+        <w:tc>
+          <w:tcPr>
+            <w:tcW w:w="4706" w:type="dxa"/>
+            <w:tcMar>
+              <w:top w:w="80" w:type="dxa"/>
+              <w:left w:w="90" w:type="dxa"/>
+              <w:bottom w:w="80" w:type="dxa"/>
+              <w:right w:w="90" w:type="dxa"/>
+            </w:tcMar>
+            <w:vAlign w:val="center"/>
+          </w:tcPr>
+          <w:p>
+            <w:pPr>
+              <w:spacing w:line="240" w:lineRule="auto"/>
+            </w:pPr>
+            <w:r>
+              <w:rPr>
+                <w:sz w:val="19"/>
+              </w:rPr>
+              <w:t>Возвращает описание круга с радиусом, округлённым до двух знаков.</w:t>
+            </w:r>
+          </w:p>
+        </w:tc>
+      </w:tr>
+    </w:tbl>
+    <w:p>
+      <w:pPr>
+        <w:ind w:firstLine="709"/>
+      </w:pPr>
+      <w:r>
+        <w:t xml:space="preserve">Таблица 3 – Описание класса </w:t>
+      </w:r>
+      <w:proofErr w:type="spellStart"/>
+      <w:r>
+        <w:t>Rectangle</w:t>
+      </w:r>
+      <w:proofErr w:type="spellEnd"/>
+    </w:p>
+    <w:tbl>
+      <w:tblPr>
+        <w:tblStyle w:val="ad"/>
+        <w:tblW w:w="0" w:type="auto"/>
+        <w:jc w:val="center"/>
+        <w:tblLook w:val="04A0" w:firstRow="1" w:lastRow="0" w:firstColumn="1" w:lastColumn="0" w:noHBand="0" w:noVBand="1"/>
+      </w:tblPr>
+      <w:tblGrid>
+        <w:gridCol w:w="2875"/>
+        <w:gridCol w:w="1952"/>
+        <w:gridCol w:w="4518"/>
+      </w:tblGrid>
+      <w:tr>
+        <w:trPr>
+          <w:tblHeader/>
+          <w:jc w:val="center"/>
+        </w:trPr>
+        <w:tc>
+          <w:tcPr>
+            <w:tcW w:w="2948" w:type="dxa"/>
+            <w:shd w:val="clear" w:color="auto" w:fill="D9E2F3"/>
+            <w:tcMar>
+              <w:top w:w="80" w:type="dxa"/>
+              <w:left w:w="90" w:type="dxa"/>
+              <w:bottom w:w="80" w:type="dxa"/>
+              <w:right w:w="90" w:type="dxa"/>
+            </w:tcMar>
+            <w:vAlign w:val="center"/>
+          </w:tcPr>
+          <w:p>
+            <w:pPr>
+              <w:spacing w:line="240" w:lineRule="auto"/>
+              <w:jc w:val="center"/>
+            </w:pPr>
+            <w:r>
+              <w:rPr>
+                <w:b/>
+                <w:sz w:val="21"/>
+              </w:rPr>
+              <w:t>Название</w:t>
+            </w:r>
+          </w:p>
+        </w:tc>
+        <w:tc>
+          <w:tcPr>
+            <w:tcW w:w="1984" w:type="dxa"/>
+            <w:shd w:val="clear" w:color="auto" w:fill="D9E2F3"/>
+            <w:tcMar>
+              <w:top w:w="80" w:type="dxa"/>
+              <w:left w:w="90" w:type="dxa"/>
+              <w:bottom w:w="80" w:type="dxa"/>
+              <w:right w:w="90" w:type="dxa"/>
+            </w:tcMar>
+            <w:vAlign w:val="center"/>
+          </w:tcPr>
+          <w:p>
+            <w:pPr>
+              <w:spacing w:line="240" w:lineRule="auto"/>
+              <w:jc w:val="center"/>
+            </w:pPr>
+            <w:r>
+              <w:rPr>
+                <w:b/>
+                <w:sz w:val="21"/>
+              </w:rPr>
+              <w:t>Тип</w:t>
+            </w:r>
+          </w:p>
+        </w:tc>
+        <w:tc>
+          <w:tcPr>
+            <w:tcW w:w="4706" w:type="dxa"/>
+            <w:shd w:val="clear" w:color="auto" w:fill="D9E2F3"/>
+            <w:tcMar>
+              <w:top w:w="80" w:type="dxa"/>
+              <w:left w:w="90" w:type="dxa"/>
+              <w:bottom w:w="80" w:type="dxa"/>
+              <w:right w:w="90" w:type="dxa"/>
+            </w:tcMar>
+            <w:vAlign w:val="center"/>
+          </w:tcPr>
+          <w:p>
+            <w:pPr>
+              <w:spacing w:line="240" w:lineRule="auto"/>
+              <w:jc w:val="center"/>
+            </w:pPr>
+            <w:r>
+              <w:rPr>
+                <w:b/>
+                <w:sz w:val="21"/>
+              </w:rPr>
+              <w:t>Описание</w:t>
+            </w:r>
+          </w:p>
+        </w:tc>
+      </w:tr>
+      <w:tr>
+        <w:trPr>
+          <w:jc w:val="center"/>
+        </w:trPr>
+        <w:tc>
+          <w:tcPr>
+            <w:tcW w:w="9638" w:type="dxa"/>
+            <w:gridSpan w:val="3"/>
+            <w:shd w:val="clear" w:color="auto" w:fill="EDEDED"/>
+            <w:tcMar>
+              <w:top w:w="80" w:type="dxa"/>
+              <w:left w:w="90" w:type="dxa"/>
+              <w:bottom w:w="80" w:type="dxa"/>
+              <w:right w:w="90" w:type="dxa"/>
+            </w:tcMar>
+            <w:vAlign w:val="center"/>
+          </w:tcPr>
+          <w:p>
+            <w:pPr>
+              <w:spacing w:line="240" w:lineRule="auto"/>
+              <w:jc w:val="center"/>
+            </w:pPr>
+            <w:r>
+              <w:rPr>
+                <w:sz w:val="21"/>
+              </w:rPr>
+              <w:t xml:space="preserve">Описание класса: </w:t>
+            </w:r>
+            <w:proofErr w:type="spellStart"/>
+            <w:r>
+              <w:rPr>
+                <w:sz w:val="21"/>
+              </w:rPr>
+              <w:t>Rectangle</w:t>
+            </w:r>
+            <w:proofErr w:type="spellEnd"/>
+            <w:r>
+              <w:rPr>
+                <w:sz w:val="21"/>
+              </w:rPr>
+              <w:t xml:space="preserve"> реализует </w:t>
+            </w:r>
+            <w:proofErr w:type="spellStart"/>
+            <w:r>
+              <w:rPr>
+                <w:sz w:val="21"/>
+              </w:rPr>
+              <w:t>IShape</w:t>
+            </w:r>
+            <w:proofErr w:type="spellEnd"/>
+            <w:r>
+              <w:rPr>
+                <w:sz w:val="21"/>
+              </w:rPr>
+              <w:t xml:space="preserve"> и представляет прямоугольник с положительными шириной и высотой.</w:t>
+            </w:r>
+          </w:p>
+        </w:tc>
+      </w:tr>
+      <w:tr>
+        <w:trPr>
+          <w:jc w:val="center"/>
+        </w:trPr>
+        <w:tc>
+          <w:tcPr>
+            <w:tcW w:w="9638" w:type="dxa"/>
+            <w:gridSpan w:val="3"/>
+            <w:shd w:val="clear" w:color="auto" w:fill="F2F2F2"/>
+            <w:tcMar>
+              <w:top w:w="80" w:type="dxa"/>
+              <w:left w:w="90" w:type="dxa"/>
+              <w:bottom w:w="80" w:type="dxa"/>
+              <w:right w:w="90" w:type="dxa"/>
+            </w:tcMar>
+            <w:vAlign w:val="center"/>
+          </w:tcPr>
+          <w:p>
+            <w:pPr>
+              <w:spacing w:line="240" w:lineRule="auto"/>
+              <w:jc w:val="center"/>
+            </w:pPr>
+            <w:r>
+              <w:rPr>
+                <w:b/>
+                <w:sz w:val="20"/>
+              </w:rPr>
+              <w:t>Поля</w:t>
+            </w:r>
+          </w:p>
+        </w:tc>
+      </w:tr>
+      <w:tr>
+        <w:trPr>
+          <w:cantSplit/>
+          <w:jc w:val="center"/>
+        </w:trPr>
+        <w:tc>
+          <w:tcPr>
+            <w:tcW w:w="2948" w:type="dxa"/>
+            <w:tcMar>
+              <w:top w:w="80" w:type="dxa"/>
+              <w:left w:w="90" w:type="dxa"/>
+              <w:bottom w:w="80" w:type="dxa"/>
+              <w:right w:w="90" w:type="dxa"/>
+            </w:tcMar>
+            <w:vAlign w:val="center"/>
+          </w:tcPr>
+          <w:p>
+            <w:pPr>
+              <w:spacing w:line="240" w:lineRule="auto"/>
+            </w:pPr>
+            <w:r>
+              <w:rPr>
+                <w:sz w:val="19"/>
+              </w:rPr>
+              <w:t>− _</w:t>
+            </w:r>
+            <w:proofErr w:type="spellStart"/>
+            <w:r>
+              <w:rPr>
+                <w:sz w:val="19"/>
+              </w:rPr>
+              <w:t>width</w:t>
+            </w:r>
+            <w:proofErr w:type="spellEnd"/>
+          </w:p>
+        </w:tc>
+        <w:tc>
+          <w:tcPr>
+            <w:tcW w:w="1984" w:type="dxa"/>
+            <w:tcMar>
+              <w:top w:w="80" w:type="dxa"/>
+              <w:left w:w="90" w:type="dxa"/>
+              <w:bottom w:w="80" w:type="dxa"/>
+              <w:right w:w="90" w:type="dxa"/>
+            </w:tcMar>
+            <w:vAlign w:val="center"/>
+          </w:tcPr>
+          <w:p>
+            <w:pPr>
+              <w:spacing w:line="240" w:lineRule="auto"/>
+            </w:pPr>
+            <w:proofErr w:type="spellStart"/>
+            <w:r>
+              <w:rPr>
+                <w:sz w:val="19"/>
+              </w:rPr>
+              <w:t>double</w:t>
+            </w:r>
+            <w:proofErr w:type="spellEnd"/>
+          </w:p>
+        </w:tc>
+        <w:tc>
+          <w:tcPr>
+            <w:tcW w:w="4706" w:type="dxa"/>
+            <w:tcMar>
+              <w:top w:w="80" w:type="dxa"/>
+              <w:left w:w="90" w:type="dxa"/>
+              <w:bottom w:w="80" w:type="dxa"/>
+              <w:right w:w="90" w:type="dxa"/>
+            </w:tcMar>
+            <w:vAlign w:val="center"/>
+          </w:tcPr>
+          <w:p>
+            <w:pPr>
+              <w:spacing w:line="240" w:lineRule="auto"/>
+            </w:pPr>
+            <w:r>
+              <w:rPr>
+                <w:sz w:val="19"/>
+              </w:rPr>
+              <w:t>Ширина прямоугольника.</w:t>
+            </w:r>
+          </w:p>
+        </w:tc>
+      </w:tr>
+      <w:tr>
+        <w:trPr>
+          <w:cantSplit/>
+          <w:jc w:val="center"/>
+        </w:trPr>
+        <w:tc>
+          <w:tcPr>
+            <w:tcW w:w="2948" w:type="dxa"/>
+            <w:tcMar>
+              <w:top w:w="80" w:type="dxa"/>
+              <w:left w:w="90" w:type="dxa"/>
+              <w:bottom w:w="80" w:type="dxa"/>
+              <w:right w:w="90" w:type="dxa"/>
+            </w:tcMar>
+            <w:vAlign w:val="center"/>
+          </w:tcPr>
+          <w:p>
+            <w:pPr>
+              <w:spacing w:line="240" w:lineRule="auto"/>
+            </w:pPr>
+            <w:r>
+              <w:rPr>
+                <w:sz w:val="19"/>
+              </w:rPr>
+              <w:t>− _</w:t>
+            </w:r>
+            <w:proofErr w:type="spellStart"/>
+            <w:r>
+              <w:rPr>
+                <w:sz w:val="19"/>
+              </w:rPr>
+              <w:t>height</w:t>
+            </w:r>
+            <w:proofErr w:type="spellEnd"/>
+          </w:p>
+        </w:tc>
+        <w:tc>
+          <w:tcPr>
+            <w:tcW w:w="1984" w:type="dxa"/>
+            <w:tcMar>
+              <w:top w:w="80" w:type="dxa"/>
+              <w:left w:w="90" w:type="dxa"/>
+              <w:bottom w:w="80" w:type="dxa"/>
+              <w:right w:w="90" w:type="dxa"/>
+            </w:tcMar>
+            <w:vAlign w:val="center"/>
+          </w:tcPr>
+          <w:p>
+            <w:pPr>
+              <w:spacing w:line="240" w:lineRule="auto"/>
+            </w:pPr>
+            <w:proofErr w:type="spellStart"/>
+            <w:r>
+              <w:rPr>
+                <w:sz w:val="19"/>
+              </w:rPr>
+              <w:t>double</w:t>
+            </w:r>
+            <w:proofErr w:type="spellEnd"/>
+          </w:p>
+        </w:tc>
+        <w:tc>
+          <w:tcPr>
+            <w:tcW w:w="4706" w:type="dxa"/>
+            <w:tcMar>
+              <w:top w:w="80" w:type="dxa"/>
+              <w:left w:w="90" w:type="dxa"/>
+              <w:bottom w:w="80" w:type="dxa"/>
+              <w:right w:w="90" w:type="dxa"/>
+            </w:tcMar>
+            <w:vAlign w:val="center"/>
+          </w:tcPr>
+          <w:p>
+            <w:pPr>
+              <w:spacing w:line="240" w:lineRule="auto"/>
+            </w:pPr>
+            <w:r>
+              <w:rPr>
+                <w:sz w:val="19"/>
+              </w:rPr>
+              <w:t>Высота прямоугольника.</w:t>
+            </w:r>
+          </w:p>
+        </w:tc>
+      </w:tr>
+      <w:tr>
+        <w:trPr>
+          <w:jc w:val="center"/>
+        </w:trPr>
+        <w:tc>
+          <w:tcPr>
+            <w:tcW w:w="9638" w:type="dxa"/>
+            <w:gridSpan w:val="3"/>
+            <w:shd w:val="clear" w:color="auto" w:fill="F2F2F2"/>
+            <w:tcMar>
+              <w:top w:w="80" w:type="dxa"/>
+              <w:left w:w="90" w:type="dxa"/>
+              <w:bottom w:w="80" w:type="dxa"/>
+              <w:right w:w="90" w:type="dxa"/>
+            </w:tcMar>
+            <w:vAlign w:val="center"/>
+          </w:tcPr>
+          <w:p>
+            <w:pPr>
+              <w:spacing w:line="240" w:lineRule="auto"/>
+              <w:jc w:val="center"/>
+            </w:pPr>
+            <w:r>
+              <w:rPr>
+                <w:b/>
+                <w:sz w:val="20"/>
+              </w:rPr>
+              <w:t>Свойства</w:t>
+            </w:r>
+          </w:p>
+        </w:tc>
+      </w:tr>
+      <w:tr>
+        <w:trPr>
+          <w:cantSplit/>
+          <w:jc w:val="center"/>
+        </w:trPr>
+        <w:tc>
+          <w:tcPr>
+            <w:tcW w:w="2948" w:type="dxa"/>
+            <w:tcMar>
+              <w:top w:w="80" w:type="dxa"/>
+              <w:left w:w="90" w:type="dxa"/>
+              <w:bottom w:w="80" w:type="dxa"/>
+              <w:right w:w="90" w:type="dxa"/>
+            </w:tcMar>
+            <w:vAlign w:val="center"/>
+          </w:tcPr>
+          <w:p>
+            <w:pPr>
+              <w:spacing w:line="240" w:lineRule="auto"/>
+            </w:pPr>
+            <w:r>
+              <w:rPr>
+                <w:sz w:val="19"/>
+              </w:rPr>
+              <w:t xml:space="preserve">+ </w:t>
+            </w:r>
+            <w:proofErr w:type="spellStart"/>
+            <w:r>
+              <w:rPr>
+                <w:sz w:val="19"/>
+              </w:rPr>
+              <w:t>Width</w:t>
+            </w:r>
+            <w:proofErr w:type="spellEnd"/>
+          </w:p>
+        </w:tc>
+        <w:tc>
+          <w:tcPr>
+            <w:tcW w:w="1984" w:type="dxa"/>
+            <w:tcMar>
+              <w:top w:w="80" w:type="dxa"/>
+              <w:left w:w="90" w:type="dxa"/>
+              <w:bottom w:w="80" w:type="dxa"/>
+              <w:right w:w="90" w:type="dxa"/>
+            </w:tcMar>
+            <w:vAlign w:val="center"/>
+          </w:tcPr>
+          <w:p>
+            <w:pPr>
+              <w:spacing w:line="240" w:lineRule="auto"/>
+            </w:pPr>
+            <w:proofErr w:type="spellStart"/>
+            <w:r>
+              <w:rPr>
+                <w:sz w:val="19"/>
+              </w:rPr>
+              <w:t>double</w:t>
+            </w:r>
+            <w:proofErr w:type="spellEnd"/>
+          </w:p>
+        </w:tc>
+        <w:tc>
+          <w:tcPr>
+            <w:tcW w:w="4706" w:type="dxa"/>
+            <w:tcMar>
+              <w:top w:w="80" w:type="dxa"/>
+              <w:left w:w="90" w:type="dxa"/>
+              <w:bottom w:w="80" w:type="dxa"/>
+              <w:right w:w="90" w:type="dxa"/>
+            </w:tcMar>
+            <w:vAlign w:val="center"/>
+          </w:tcPr>
+          <w:p>
+            <w:pPr>
+              <w:spacing w:line="240" w:lineRule="auto"/>
+            </w:pPr>
+            <w:r>
+              <w:rPr>
+                <w:sz w:val="19"/>
+              </w:rPr>
+              <w:t>Возвращает ширину.</w:t>
+            </w:r>
+          </w:p>
+        </w:tc>
+      </w:tr>
+      <w:tr>
+        <w:trPr>
+          <w:cantSplit/>
+          <w:jc w:val="center"/>
+        </w:trPr>
+        <w:tc>
+          <w:tcPr>
+            <w:tcW w:w="2948" w:type="dxa"/>
+            <w:tcMar>
+              <w:top w:w="80" w:type="dxa"/>
+              <w:left w:w="90" w:type="dxa"/>
+              <w:bottom w:w="80" w:type="dxa"/>
+              <w:right w:w="90" w:type="dxa"/>
+            </w:tcMar>
+            <w:vAlign w:val="center"/>
+          </w:tcPr>
+          <w:p>
+            <w:pPr>
+              <w:spacing w:line="240" w:lineRule="auto"/>
+            </w:pPr>
+            <w:r>
+              <w:rPr>
+                <w:sz w:val="19"/>
+              </w:rPr>
+              <w:t xml:space="preserve">+ </w:t>
+            </w:r>
+            <w:proofErr w:type="spellStart"/>
+            <w:r>
+              <w:rPr>
+                <w:sz w:val="19"/>
+              </w:rPr>
+              <w:t>Height</w:t>
+            </w:r>
+            <w:proofErr w:type="spellEnd"/>
+          </w:p>
+        </w:tc>
+        <w:tc>
+          <w:tcPr>
+            <w:tcW w:w="1984" w:type="dxa"/>
+            <w:tcMar>
+              <w:top w:w="80" w:type="dxa"/>
+              <w:left w:w="90" w:type="dxa"/>
+              <w:bottom w:w="80" w:type="dxa"/>
+              <w:right w:w="90" w:type="dxa"/>
+            </w:tcMar>
+            <w:vAlign w:val="center"/>
+          </w:tcPr>
+          <w:p>
+            <w:pPr>
+              <w:spacing w:line="240" w:lineRule="auto"/>
+            </w:pPr>
+            <w:proofErr w:type="spellStart"/>
+            <w:r>
+              <w:rPr>
+                <w:sz w:val="19"/>
+              </w:rPr>
+              <w:t>double</w:t>
+            </w:r>
+            <w:proofErr w:type="spellEnd"/>
+          </w:p>
+        </w:tc>
+        <w:tc>
+          <w:tcPr>
+            <w:tcW w:w="4706" w:type="dxa"/>
+            <w:tcMar>
+              <w:top w:w="80" w:type="dxa"/>
+              <w:left w:w="90" w:type="dxa"/>
+              <w:bottom w:w="80" w:type="dxa"/>
+              <w:right w:w="90" w:type="dxa"/>
+            </w:tcMar>
+            <w:vAlign w:val="center"/>
+          </w:tcPr>
+          <w:p>
+            <w:pPr>
+              <w:spacing w:line="240" w:lineRule="auto"/>
+            </w:pPr>
+            <w:r>
+              <w:rPr>
+                <w:sz w:val="19"/>
+              </w:rPr>
+              <w:t>Возвращает высоту.</w:t>
+            </w:r>
+          </w:p>
+        </w:tc>
+      </w:tr>
+      <w:tr>
+        <w:trPr>
+          <w:cantSplit/>
+          <w:jc w:val="center"/>
+        </w:trPr>
+        <w:tc>
+          <w:tcPr>
+            <w:tcW w:w="2948" w:type="dxa"/>
+            <w:tcMar>
+              <w:top w:w="80" w:type="dxa"/>
+              <w:left w:w="90" w:type="dxa"/>
+              <w:bottom w:w="80" w:type="dxa"/>
+              <w:right w:w="90" w:type="dxa"/>
+            </w:tcMar>
+            <w:vAlign w:val="center"/>
+          </w:tcPr>
+          <w:p>
+            <w:pPr>
+              <w:spacing w:line="240" w:lineRule="auto"/>
+            </w:pPr>
+            <w:r>
+              <w:rPr>
+                <w:sz w:val="19"/>
+              </w:rPr>
+              <w:lastRenderedPageBreak/>
+              <w:t>+ Name</w:t>
+            </w:r>
+          </w:p>
+        </w:tc>
+        <w:tc>
+          <w:tcPr>
+            <w:tcW w:w="1984" w:type="dxa"/>
+            <w:tcMar>
+              <w:top w:w="80" w:type="dxa"/>
+              <w:left w:w="90" w:type="dxa"/>
+              <w:bottom w:w="80" w:type="dxa"/>
+              <w:right w:w="90" w:type="dxa"/>
+            </w:tcMar>
+            <w:vAlign w:val="center"/>
+          </w:tcPr>
+          <w:p>
+            <w:pPr>
+              <w:spacing w:line="240" w:lineRule="auto"/>
+            </w:pPr>
+            <w:proofErr w:type="spellStart"/>
+            <w:r>
+              <w:rPr>
+                <w:sz w:val="19"/>
+              </w:rPr>
+              <w:t>string</w:t>
+            </w:r>
+            <w:proofErr w:type="spellEnd"/>
+          </w:p>
+        </w:tc>
+        <w:tc>
+          <w:tcPr>
+            <w:tcW w:w="4706" w:type="dxa"/>
+            <w:tcMar>
+              <w:top w:w="80" w:type="dxa"/>
+              <w:left w:w="90" w:type="dxa"/>
+              <w:bottom w:w="80" w:type="dxa"/>
+              <w:right w:w="90" w:type="dxa"/>
+            </w:tcMar>
+            <w:vAlign w:val="center"/>
+          </w:tcPr>
+          <w:p>
+            <w:pPr>
+              <w:spacing w:line="240" w:lineRule="auto"/>
+            </w:pPr>
+            <w:r>
+              <w:rPr>
+                <w:sz w:val="19"/>
+              </w:rPr>
+              <w:t>Возвращает строку «Прямоугольник».</w:t>
+            </w:r>
+          </w:p>
+        </w:tc>
+      </w:tr>
+      <w:tr>
+        <w:trPr>
+          <w:jc w:val="center"/>
+        </w:trPr>
+        <w:tc>
+          <w:tcPr>
+            <w:tcW w:w="9638" w:type="dxa"/>
+            <w:gridSpan w:val="3"/>
+            <w:shd w:val="clear" w:color="auto" w:fill="F2F2F2"/>
+            <w:tcMar>
+              <w:top w:w="80" w:type="dxa"/>
+              <w:left w:w="90" w:type="dxa"/>
+              <w:bottom w:w="80" w:type="dxa"/>
+              <w:right w:w="90" w:type="dxa"/>
+            </w:tcMar>
+            <w:vAlign w:val="center"/>
+          </w:tcPr>
+          <w:p>
+            <w:pPr>
+              <w:spacing w:line="240" w:lineRule="auto"/>
+              <w:jc w:val="center"/>
+            </w:pPr>
+            <w:r>
+              <w:rPr>
+                <w:b/>
+                <w:sz w:val="20"/>
+              </w:rPr>
+              <w:t>Методы</w:t>
+            </w:r>
+          </w:p>
+        </w:tc>
+      </w:tr>
+      <w:tr>
+        <w:trPr>
+          <w:cantSplit/>
+          <w:jc w:val="center"/>
+        </w:trPr>
+        <w:tc>
+          <w:tcPr>
+            <w:tcW w:w="2948" w:type="dxa"/>
+            <w:tcMar>
+              <w:top w:w="80" w:type="dxa"/>
+              <w:left w:w="90" w:type="dxa"/>
+              <w:bottom w:w="80" w:type="dxa"/>
+              <w:right w:w="90" w:type="dxa"/>
+            </w:tcMar>
+            <w:vAlign w:val="center"/>
+          </w:tcPr>
+          <w:p>
+            <w:pPr>
+              <w:spacing w:line="240" w:lineRule="auto"/>
+              <w:rPr>
+                <w:lang w:val="en-US"/>
+              </w:rPr>
+            </w:pPr>
+            <w:r>
+              <w:rPr>
+                <w:sz w:val="19"/>
+                <w:lang w:val="en-US"/>
+              </w:rPr>
+              <w:t>+ Rectangle(double width, double height)</w:t>
+            </w:r>
+          </w:p>
+        </w:tc>
+        <w:tc>
+          <w:tcPr>
+            <w:tcW w:w="1984" w:type="dxa"/>
+            <w:tcMar>
+              <w:top w:w="80" w:type="dxa"/>
+              <w:left w:w="90" w:type="dxa"/>
+              <w:bottom w:w="80" w:type="dxa"/>
+              <w:right w:w="90" w:type="dxa"/>
+            </w:tcMar>
+            <w:vAlign w:val="center"/>
+          </w:tcPr>
+          <w:p>
+            <w:pPr>
+              <w:spacing w:line="240" w:lineRule="auto"/>
+            </w:pPr>
+            <w:r>
+              <w:rPr>
+                <w:sz w:val="19"/>
+              </w:rPr>
+              <w:t>—</w:t>
+            </w:r>
+          </w:p>
+        </w:tc>
+        <w:tc>
+          <w:tcPr>
+            <w:tcW w:w="4706" w:type="dxa"/>
+            <w:tcMar>
+              <w:top w:w="80" w:type="dxa"/>
+              <w:left w:w="90" w:type="dxa"/>
+              <w:bottom w:w="80" w:type="dxa"/>
+              <w:right w:w="90" w:type="dxa"/>
+            </w:tcMar>
+            <w:vAlign w:val="center"/>
+          </w:tcPr>
+          <w:p>
+            <w:pPr>
+              <w:spacing w:line="240" w:lineRule="auto"/>
+            </w:pPr>
+            <w:r>
+              <w:rPr>
+                <w:sz w:val="19"/>
+              </w:rPr>
+              <w:t>Конструктор; проверяет, что ширина и высота больше нуля.</w:t>
+            </w:r>
+          </w:p>
+        </w:tc>
+      </w:tr>
+      <w:tr>
+        <w:trPr>
+          <w:cantSplit/>
+          <w:jc w:val="center"/>
+        </w:trPr>
+        <w:tc>
+          <w:tcPr>
+            <w:tcW w:w="2948" w:type="dxa"/>
+            <w:tcMar>
+              <w:top w:w="80" w:type="dxa"/>
+              <w:left w:w="90" w:type="dxa"/>
+              <w:bottom w:w="80" w:type="dxa"/>
+              <w:right w:w="90" w:type="dxa"/>
+            </w:tcMar>
+            <w:vAlign w:val="center"/>
+          </w:tcPr>
+          <w:p>
+            <w:pPr>
+              <w:spacing w:line="240" w:lineRule="auto"/>
+            </w:pPr>
+            <w:r>
+              <w:rPr>
+                <w:sz w:val="19"/>
+              </w:rPr>
+              <w:t xml:space="preserve">+ </w:t>
+            </w:r>
+            <w:proofErr w:type="spellStart"/>
+            <w:r>
+              <w:rPr>
+                <w:sz w:val="19"/>
+              </w:rPr>
+              <w:t>CalculateArea</w:t>
+            </w:r>
+            <w:proofErr w:type="spellEnd"/>
+            <w:r>
+              <w:rPr>
+                <w:sz w:val="19"/>
+              </w:rPr>
+              <w:t>()</w:t>
+            </w:r>
+          </w:p>
+        </w:tc>
+        <w:tc>
+          <w:tcPr>
+            <w:tcW w:w="1984" w:type="dxa"/>
+            <w:tcMar>
+              <w:top w:w="80" w:type="dxa"/>
+              <w:left w:w="90" w:type="dxa"/>
+              <w:bottom w:w="80" w:type="dxa"/>
+              <w:right w:w="90" w:type="dxa"/>
+            </w:tcMar>
+            <w:vAlign w:val="center"/>
+          </w:tcPr>
+          <w:p>
+            <w:pPr>
+              <w:spacing w:line="240" w:lineRule="auto"/>
+            </w:pPr>
+            <w:proofErr w:type="spellStart"/>
+            <w:r>
+              <w:rPr>
+                <w:sz w:val="19"/>
+              </w:rPr>
+              <w:t>double</w:t>
+            </w:r>
+            <w:proofErr w:type="spellEnd"/>
+          </w:p>
+        </w:tc>
+        <w:tc>
+          <w:tcPr>
+            <w:tcW w:w="4706" w:type="dxa"/>
+            <w:tcMar>
+              <w:top w:w="80" w:type="dxa"/>
+              <w:left w:w="90" w:type="dxa"/>
+              <w:bottom w:w="80" w:type="dxa"/>
+              <w:right w:w="90" w:type="dxa"/>
+            </w:tcMar>
+            <w:vAlign w:val="center"/>
+          </w:tcPr>
+          <w:p>
+            <w:pPr>
+              <w:spacing w:line="240" w:lineRule="auto"/>
+            </w:pPr>
+            <w:r>
+              <w:rPr>
+                <w:sz w:val="19"/>
+              </w:rPr>
+              <w:t xml:space="preserve">Вычисляет площадь по формуле </w:t>
+            </w:r>
+            <w:proofErr w:type="spellStart"/>
+            <w:r>
+              <w:rPr>
+                <w:sz w:val="19"/>
+              </w:rPr>
+              <w:t>width</w:t>
+            </w:r>
+            <w:proofErr w:type="spellEnd"/>
+            <w:r>
+              <w:rPr>
+                <w:sz w:val="19"/>
+              </w:rPr>
+              <w:t xml:space="preserve"> × </w:t>
+            </w:r>
+            <w:proofErr w:type="spellStart"/>
+            <w:r>
+              <w:rPr>
+                <w:sz w:val="19"/>
+              </w:rPr>
+              <w:t>height</w:t>
+            </w:r>
+            <w:proofErr w:type="spellEnd"/>
+            <w:r>
+              <w:rPr>
+                <w:sz w:val="19"/>
+              </w:rPr>
+              <w:t>.</w:t>
+            </w:r>
+          </w:p>
+        </w:tc>
+      </w:tr>
+      <w:tr>
+        <w:trPr>
+          <w:cantSplit/>
+          <w:jc w:val="center"/>
+        </w:trPr>
+        <w:tc>
+          <w:tcPr>
+            <w:tcW w:w="2948" w:type="dxa"/>
+            <w:tcMar>
+              <w:top w:w="80" w:type="dxa"/>
+              <w:left w:w="90" w:type="dxa"/>
+              <w:bottom w:w="80" w:type="dxa"/>
+              <w:right w:w="90" w:type="dxa"/>
+            </w:tcMar>
+            <w:vAlign w:val="center"/>
+          </w:tcPr>
+          <w:p>
+            <w:pPr>
+              <w:spacing w:line="240" w:lineRule="auto"/>
+            </w:pPr>
+            <w:r>
+              <w:rPr>
+                <w:sz w:val="19"/>
+              </w:rPr>
+              <w:t xml:space="preserve">+ </w:t>
+            </w:r>
+            <w:proofErr w:type="spellStart"/>
+            <w:r>
+              <w:rPr>
+                <w:sz w:val="19"/>
+              </w:rPr>
+              <w:t>CalculatePerimeter</w:t>
+            </w:r>
+            <w:proofErr w:type="spellEnd"/>
+            <w:r>
+              <w:rPr>
+                <w:sz w:val="19"/>
+              </w:rPr>
+              <w:t>()</w:t>
+            </w:r>
+          </w:p>
+        </w:tc>
+        <w:tc>
+          <w:tcPr>
+            <w:tcW w:w="1984" w:type="dxa"/>
+            <w:tcMar>
+              <w:top w:w="80" w:type="dxa"/>
+              <w:left w:w="90" w:type="dxa"/>
+              <w:bottom w:w="80" w:type="dxa"/>
+              <w:right w:w="90" w:type="dxa"/>
+            </w:tcMar>
+            <w:vAlign w:val="center"/>
+          </w:tcPr>
+          <w:p>
+            <w:pPr>
+              <w:spacing w:line="240" w:lineRule="auto"/>
+            </w:pPr>
+            <w:proofErr w:type="spellStart"/>
+            <w:r>
+              <w:rPr>
+                <w:sz w:val="19"/>
+              </w:rPr>
+              <w:t>double</w:t>
+            </w:r>
+            <w:proofErr w:type="spellEnd"/>
+          </w:p>
+        </w:tc>
+        <w:tc>
+          <w:tcPr>
+            <w:tcW w:w="4706" w:type="dxa"/>
+            <w:tcMar>
+              <w:top w:w="80" w:type="dxa"/>
+              <w:left w:w="90" w:type="dxa"/>
+              <w:bottom w:w="80" w:type="dxa"/>
+              <w:right w:w="90" w:type="dxa"/>
+            </w:tcMar>
+            <w:vAlign w:val="center"/>
+          </w:tcPr>
+          <w:p>
+            <w:pPr>
+              <w:spacing w:line="240" w:lineRule="auto"/>
+            </w:pPr>
+            <w:r>
+              <w:rPr>
+                <w:sz w:val="19"/>
+              </w:rPr>
+              <w:t>Вычисляет периметр по формуле 2 × (</w:t>
+            </w:r>
+            <w:proofErr w:type="spellStart"/>
+            <w:r>
+              <w:rPr>
+                <w:sz w:val="19"/>
+              </w:rPr>
+              <w:t>width</w:t>
+            </w:r>
+            <w:proofErr w:type="spellEnd"/>
+            <w:r>
+              <w:rPr>
+                <w:sz w:val="19"/>
+              </w:rPr>
+              <w:t xml:space="preserve"> + </w:t>
+            </w:r>
+            <w:proofErr w:type="spellStart"/>
+            <w:r>
+              <w:rPr>
+                <w:sz w:val="19"/>
+              </w:rPr>
+              <w:t>height</w:t>
+            </w:r>
+            <w:proofErr w:type="spellEnd"/>
+            <w:r>
+              <w:rPr>
+                <w:sz w:val="19"/>
+              </w:rPr>
+              <w:t>).</w:t>
+            </w:r>
+          </w:p>
+        </w:tc>
+      </w:tr>
+      <w:tr>
+        <w:trPr>
+          <w:cantSplit/>
+          <w:jc w:val="center"/>
+        </w:trPr>
+        <w:tc>
+          <w:tcPr>
+            <w:tcW w:w="2948" w:type="dxa"/>
+            <w:tcMar>
+              <w:top w:w="80" w:type="dxa"/>
+              <w:left w:w="90" w:type="dxa"/>
+              <w:bottom w:w="80" w:type="dxa"/>
+              <w:right w:w="90" w:type="dxa"/>
+            </w:tcMar>
+            <w:vAlign w:val="center"/>
+          </w:tcPr>
+          <w:p>
+            <w:pPr>
+              <w:spacing w:line="240" w:lineRule="auto"/>
+            </w:pPr>
+            <w:r>
+              <w:rPr>
+                <w:sz w:val="19"/>
+              </w:rPr>
+              <w:t xml:space="preserve">+ </w:t>
+            </w:r>
+            <w:proofErr w:type="spellStart"/>
+            <w:r>
+              <w:rPr>
+                <w:sz w:val="19"/>
+              </w:rPr>
+              <w:t>ToString</w:t>
+            </w:r>
+            <w:proofErr w:type="spellEnd"/>
+            <w:r>
+              <w:rPr>
+                <w:sz w:val="19"/>
+              </w:rPr>
+              <w:t>()</w:t>
+            </w:r>
+          </w:p>
+        </w:tc>
+        <w:tc>
+          <w:tcPr>
+            <w:tcW w:w="1984" w:type="dxa"/>
+            <w:tcMar>
+              <w:top w:w="80" w:type="dxa"/>
+              <w:left w:w="90" w:type="dxa"/>
+              <w:bottom w:w="80" w:type="dxa"/>
+              <w:right w:w="90" w:type="dxa"/>
+            </w:tcMar>
+            <w:vAlign w:val="center"/>
+          </w:tcPr>
+          <w:p>
+            <w:pPr>
+              <w:spacing w:line="240" w:lineRule="auto"/>
+            </w:pPr>
+            <w:proofErr w:type="spellStart"/>
+            <w:r>
+              <w:rPr>
+                <w:sz w:val="19"/>
+              </w:rPr>
+              <w:t>string</w:t>
+            </w:r>
+            <w:proofErr w:type="spellEnd"/>
+          </w:p>
+        </w:tc>
+        <w:tc>
+          <w:tcPr>
+            <w:tcW w:w="4706" w:type="dxa"/>
+            <w:tcMar>
+              <w:top w:w="80" w:type="dxa"/>
+              <w:left w:w="90" w:type="dxa"/>
+              <w:bottom w:w="80" w:type="dxa"/>
+              <w:right w:w="90" w:type="dxa"/>
+            </w:tcMar>
+            <w:vAlign w:val="center"/>
+          </w:tcPr>
+          <w:p>
+            <w:pPr>
+              <w:spacing w:line="240" w:lineRule="auto"/>
+            </w:pPr>
+            <w:r>
+              <w:rPr>
+                <w:sz w:val="19"/>
+              </w:rPr>
+              <w:t>Возвращает описание прямоугольника с размерами.</w:t>
+            </w:r>
+          </w:p>
+        </w:tc>
+      </w:tr>
+    </w:tbl>
+    <w:p>
+      <w:pPr>
+        <w:ind w:firstLine="709"/>
+      </w:pPr>
+      <w:r>
+        <w:t xml:space="preserve">Таблица 4 – Описание класса </w:t>
+      </w:r>
+      <w:proofErr w:type="spellStart"/>
+      <w:r>
+        <w:t>Triangle</w:t>
+      </w:r>
+      <w:proofErr w:type="spellEnd"/>
+    </w:p>
+    <w:tbl>
+      <w:tblPr>
+        <w:tblStyle w:val="ad"/>
+        <w:tblW w:w="0" w:type="auto"/>
+        <w:jc w:val="center"/>
+        <w:tblLook w:val="04A0" w:firstRow="1" w:lastRow="0" w:firstColumn="1" w:lastColumn="0" w:noHBand="0" w:noVBand="1"/>
+      </w:tblPr>
+      <w:tblGrid>
+        <w:gridCol w:w="2872"/>
+        <w:gridCol w:w="1951"/>
+        <w:gridCol w:w="4522"/>
+      </w:tblGrid>
+      <w:tr>
+        <w:trPr>
+          <w:tblHeader/>
+          <w:jc w:val="center"/>
+        </w:trPr>
+        <w:tc>
+          <w:tcPr>
+            <w:tcW w:w="2948" w:type="dxa"/>
+            <w:shd w:val="clear" w:color="auto" w:fill="D9E2F3"/>
+            <w:tcMar>
+              <w:top w:w="80" w:type="dxa"/>
+              <w:left w:w="90" w:type="dxa"/>
+              <w:bottom w:w="80" w:type="dxa"/>
+              <w:right w:w="90" w:type="dxa"/>
+            </w:tcMar>
+            <w:vAlign w:val="center"/>
+          </w:tcPr>
+          <w:p>
+            <w:pPr>
+              <w:spacing w:line="240" w:lineRule="auto"/>
+              <w:jc w:val="center"/>
+            </w:pPr>
+            <w:r>
+              <w:rPr>
+                <w:b/>
+                <w:sz w:val="21"/>
+              </w:rPr>
+              <w:t>Название</w:t>
+            </w:r>
+          </w:p>
+        </w:tc>
+        <w:tc>
+          <w:tcPr>
+            <w:tcW w:w="1984" w:type="dxa"/>
+            <w:shd w:val="clear" w:color="auto" w:fill="D9E2F3"/>
+            <w:tcMar>
+              <w:top w:w="80" w:type="dxa"/>
+              <w:left w:w="90" w:type="dxa"/>
+              <w:bottom w:w="80" w:type="dxa"/>
+              <w:right w:w="90" w:type="dxa"/>
+            </w:tcMar>
+            <w:vAlign w:val="center"/>
+          </w:tcPr>
+          <w:p>
+            <w:pPr>
+              <w:spacing w:line="240" w:lineRule="auto"/>
+              <w:jc w:val="center"/>
+            </w:pPr>
+            <w:r>
+              <w:rPr>
+                <w:b/>
+                <w:sz w:val="21"/>
+              </w:rPr>
+              <w:t>Тип</w:t>
+            </w:r>
+          </w:p>
+        </w:tc>
+        <w:tc>
+          <w:tcPr>
+            <w:tcW w:w="4706" w:type="dxa"/>
+            <w:shd w:val="clear" w:color="auto" w:fill="D9E2F3"/>
+            <w:tcMar>
+              <w:top w:w="80" w:type="dxa"/>
+              <w:left w:w="90" w:type="dxa"/>
+              <w:bottom w:w="80" w:type="dxa"/>
+              <w:right w:w="90" w:type="dxa"/>
+            </w:tcMar>
+            <w:vAlign w:val="center"/>
+          </w:tcPr>
+          <w:p>
+            <w:pPr>
+              <w:spacing w:line="240" w:lineRule="auto"/>
+              <w:jc w:val="center"/>
+            </w:pPr>
+            <w:r>
+              <w:rPr>
+                <w:b/>
+                <w:sz w:val="21"/>
+              </w:rPr>
+              <w:t>Описание</w:t>
+            </w:r>
+          </w:p>
+        </w:tc>
+      </w:tr>
+      <w:tr>
+        <w:trPr>
+          <w:jc w:val="center"/>
+        </w:trPr>
+        <w:tc>
+          <w:tcPr>
+            <w:tcW w:w="9638" w:type="dxa"/>
+            <w:gridSpan w:val="3"/>
+            <w:shd w:val="clear" w:color="auto" w:fill="EDEDED"/>
+            <w:tcMar>
+              <w:top w:w="80" w:type="dxa"/>
+              <w:left w:w="90" w:type="dxa"/>
+              <w:bottom w:w="80" w:type="dxa"/>
+              <w:right w:w="90" w:type="dxa"/>
+            </w:tcMar>
+            <w:vAlign w:val="center"/>
+          </w:tcPr>
+          <w:p>
+            <w:pPr>
+              <w:spacing w:line="240" w:lineRule="auto"/>
+              <w:jc w:val="center"/>
+            </w:pPr>
+            <w:r>
+              <w:rPr>
+                <w:sz w:val="21"/>
+              </w:rPr>
+              <w:t xml:space="preserve">Описание класса: </w:t>
+            </w:r>
+            <w:proofErr w:type="spellStart"/>
+            <w:r>
+              <w:rPr>
+                <w:sz w:val="21"/>
+              </w:rPr>
+              <w:t>Triangle</w:t>
+            </w:r>
+            <w:proofErr w:type="spellEnd"/>
+            <w:r>
+              <w:rPr>
+                <w:sz w:val="21"/>
+              </w:rPr>
+              <w:t xml:space="preserve"> реализует </w:t>
+            </w:r>
+            <w:proofErr w:type="spellStart"/>
+            <w:r>
+              <w:rPr>
+                <w:sz w:val="21"/>
+              </w:rPr>
+              <w:t>IShape</w:t>
+            </w:r>
+            <w:proofErr w:type="spellEnd"/>
+            <w:r>
+              <w:rPr>
+                <w:sz w:val="21"/>
+              </w:rPr>
+              <w:t>, представляет треугольник и проверяет условие существования по неравенству треугольника.</w:t>
+            </w:r>
+          </w:p>
+        </w:tc>
+      </w:tr>
+      <w:tr>
+        <w:trPr>
+          <w:jc w:val="center"/>
+        </w:trPr>
+        <w:tc>
+          <w:tcPr>
+            <w:tcW w:w="9638" w:type="dxa"/>
+            <w:gridSpan w:val="3"/>
+            <w:shd w:val="clear" w:color="auto" w:fill="F2F2F2"/>
+            <w:tcMar>
+              <w:top w:w="80" w:type="dxa"/>
+              <w:left w:w="90" w:type="dxa"/>
+              <w:bottom w:w="80" w:type="dxa"/>
+              <w:right w:w="90" w:type="dxa"/>
+            </w:tcMar>
+            <w:vAlign w:val="center"/>
+          </w:tcPr>
+          <w:p>
+            <w:pPr>
+              <w:spacing w:line="240" w:lineRule="auto"/>
+              <w:jc w:val="center"/>
+            </w:pPr>
+            <w:r>
+              <w:rPr>
+                <w:b/>
+                <w:sz w:val="20"/>
+              </w:rPr>
+              <w:t>Поля</w:t>
+            </w:r>
+          </w:p>
+        </w:tc>
+      </w:tr>
+      <w:tr>
+        <w:trPr>
+          <w:cantSplit/>
+          <w:jc w:val="center"/>
+        </w:trPr>
+        <w:tc>
+          <w:tcPr>
+            <w:tcW w:w="2948" w:type="dxa"/>
+            <w:tcMar>
+              <w:top w:w="80" w:type="dxa"/>
+              <w:left w:w="90" w:type="dxa"/>
+              <w:bottom w:w="80" w:type="dxa"/>
+              <w:right w:w="90" w:type="dxa"/>
+            </w:tcMar>
+            <w:vAlign w:val="center"/>
+          </w:tcPr>
+          <w:p>
+            <w:pPr>
+              <w:spacing w:line="240" w:lineRule="auto"/>
+            </w:pPr>
+            <w:r>
+              <w:rPr>
+                <w:sz w:val="19"/>
+              </w:rPr>
+              <w:t>− _</w:t>
+            </w:r>
+            <w:proofErr w:type="spellStart"/>
+            <w:r>
+              <w:rPr>
+                <w:sz w:val="19"/>
+              </w:rPr>
+              <w:t>sideA</w:t>
+            </w:r>
+            <w:proofErr w:type="spellEnd"/>
+          </w:p>
+        </w:tc>
+        <w:tc>
+          <w:tcPr>
+            <w:tcW w:w="1984" w:type="dxa"/>
+            <w:tcMar>
+              <w:top w:w="80" w:type="dxa"/>
+              <w:left w:w="90" w:type="dxa"/>
+              <w:bottom w:w="80" w:type="dxa"/>
+              <w:right w:w="90" w:type="dxa"/>
+            </w:tcMar>
+            <w:vAlign w:val="center"/>
+          </w:tcPr>
+          <w:p>
+            <w:pPr>
+              <w:spacing w:line="240" w:lineRule="auto"/>
+            </w:pPr>
+            <w:proofErr w:type="spellStart"/>
+            <w:r>
+              <w:rPr>
+                <w:sz w:val="19"/>
+              </w:rPr>
+              <w:t>double</w:t>
+            </w:r>
+            <w:proofErr w:type="spellEnd"/>
+          </w:p>
+        </w:tc>
+        <w:tc>
+          <w:tcPr>
+            <w:tcW w:w="4706" w:type="dxa"/>
+            <w:tcMar>
+              <w:top w:w="80" w:type="dxa"/>
+              <w:left w:w="90" w:type="dxa"/>
+              <w:bottom w:w="80" w:type="dxa"/>
+              <w:right w:w="90" w:type="dxa"/>
+            </w:tcMar>
+            <w:vAlign w:val="center"/>
+          </w:tcPr>
+          <w:p>
+            <w:pPr>
+              <w:spacing w:line="240" w:lineRule="auto"/>
+            </w:pPr>
+            <w:r>
+              <w:rPr>
+                <w:sz w:val="19"/>
+              </w:rPr>
+              <w:t>Первая сторона.</w:t>
+            </w:r>
+          </w:p>
+        </w:tc>
+      </w:tr>
+      <w:tr>
+        <w:trPr>
+          <w:cantSplit/>
+          <w:jc w:val="center"/>
+        </w:trPr>
+        <w:tc>
+          <w:tcPr>
+            <w:tcW w:w="2948" w:type="dxa"/>
+            <w:tcMar>
+              <w:top w:w="80" w:type="dxa"/>
+              <w:left w:w="90" w:type="dxa"/>
+              <w:bottom w:w="80" w:type="dxa"/>
+              <w:right w:w="90" w:type="dxa"/>
+            </w:tcMar>
+            <w:vAlign w:val="center"/>
+          </w:tcPr>
+          <w:p>
+            <w:pPr>
+              <w:spacing w:line="240" w:lineRule="auto"/>
+            </w:pPr>
+            <w:r>
+              <w:rPr>
+                <w:sz w:val="19"/>
+              </w:rPr>
+              <w:t>− _</w:t>
+            </w:r>
+            <w:proofErr w:type="spellStart"/>
+            <w:r>
+              <w:rPr>
+                <w:sz w:val="19"/>
+              </w:rPr>
+              <w:t>sideB</w:t>
+            </w:r>
+            <w:proofErr w:type="spellEnd"/>
+          </w:p>
+        </w:tc>
+        <w:tc>
+          <w:tcPr>
+            <w:tcW w:w="1984" w:type="dxa"/>
+            <w:tcMar>
+              <w:top w:w="80" w:type="dxa"/>
+              <w:left w:w="90" w:type="dxa"/>
+              <w:bottom w:w="80" w:type="dxa"/>
+              <w:right w:w="90" w:type="dxa"/>
+            </w:tcMar>
+            <w:vAlign w:val="center"/>
+          </w:tcPr>
+          <w:p>
+            <w:pPr>
+              <w:spacing w:line="240" w:lineRule="auto"/>
+            </w:pPr>
+            <w:proofErr w:type="spellStart"/>
+            <w:r>
+              <w:rPr>
+                <w:sz w:val="19"/>
+              </w:rPr>
+              <w:t>double</w:t>
+            </w:r>
+            <w:proofErr w:type="spellEnd"/>
+          </w:p>
+        </w:tc>
+        <w:tc>
+          <w:tcPr>
+            <w:tcW w:w="4706" w:type="dxa"/>
+            <w:tcMar>
+              <w:top w:w="80" w:type="dxa"/>
+              <w:left w:w="90" w:type="dxa"/>
+              <w:bottom w:w="80" w:type="dxa"/>
+              <w:right w:w="90" w:type="dxa"/>
+            </w:tcMar>
+            <w:vAlign w:val="center"/>
+          </w:tcPr>
+          <w:p>
+            <w:pPr>
+              <w:spacing w:line="240" w:lineRule="auto"/>
+            </w:pPr>
+            <w:r>
+              <w:rPr>
+                <w:sz w:val="19"/>
+              </w:rPr>
+              <w:t>Вторая сторона.</w:t>
+            </w:r>
+          </w:p>
+        </w:tc>
+      </w:tr>
+      <w:tr>
+        <w:trPr>
+          <w:cantSplit/>
+          <w:jc w:val="center"/>
+        </w:trPr>
+        <w:tc>
+          <w:tcPr>
+            <w:tcW w:w="2948" w:type="dxa"/>
+            <w:tcMar>
+              <w:top w:w="80" w:type="dxa"/>
+              <w:left w:w="90" w:type="dxa"/>
+              <w:bottom w:w="80" w:type="dxa"/>
+              <w:right w:w="90" w:type="dxa"/>
+            </w:tcMar>
+            <w:vAlign w:val="center"/>
+          </w:tcPr>
+          <w:p>
+            <w:pPr>
+              <w:spacing w:line="240" w:lineRule="auto"/>
+            </w:pPr>
+            <w:r>
+              <w:rPr>
+                <w:sz w:val="19"/>
+              </w:rPr>
+              <w:t>− _</w:t>
+            </w:r>
+            <w:proofErr w:type="spellStart"/>
+            <w:r>
+              <w:rPr>
+                <w:sz w:val="19"/>
+              </w:rPr>
+              <w:t>sideC</w:t>
+            </w:r>
+            <w:proofErr w:type="spellEnd"/>
+          </w:p>
+        </w:tc>
+        <w:tc>
+          <w:tcPr>
+            <w:tcW w:w="1984" w:type="dxa"/>
+            <w:tcMar>
+              <w:top w:w="80" w:type="dxa"/>
+              <w:left w:w="90" w:type="dxa"/>
+              <w:bottom w:w="80" w:type="dxa"/>
+              <w:right w:w="90" w:type="dxa"/>
+            </w:tcMar>
+            <w:vAlign w:val="center"/>
+          </w:tcPr>
+          <w:p>
+            <w:pPr>
+              <w:spacing w:line="240" w:lineRule="auto"/>
+            </w:pPr>
+            <w:proofErr w:type="spellStart"/>
+            <w:r>
+              <w:rPr>
+                <w:sz w:val="19"/>
+              </w:rPr>
+              <w:t>double</w:t>
+            </w:r>
+            <w:proofErr w:type="spellEnd"/>
+          </w:p>
+        </w:tc>
+        <w:tc>
+          <w:tcPr>
+            <w:tcW w:w="4706" w:type="dxa"/>
+            <w:tcMar>
+              <w:top w:w="80" w:type="dxa"/>
+              <w:left w:w="90" w:type="dxa"/>
+              <w:bottom w:w="80" w:type="dxa"/>
+              <w:right w:w="90" w:type="dxa"/>
+            </w:tcMar>
+            <w:vAlign w:val="center"/>
+          </w:tcPr>
+          <w:p>
+            <w:pPr>
+              <w:spacing w:line="240" w:lineRule="auto"/>
+            </w:pPr>
+            <w:r>
+              <w:rPr>
+                <w:sz w:val="19"/>
+              </w:rPr>
+              <w:t>Третья сторона.</w:t>
+            </w:r>
+          </w:p>
+        </w:tc>
+      </w:tr>
+      <w:tr>
+        <w:trPr>
+          <w:jc w:val="center"/>
+        </w:trPr>
+        <w:tc>
+          <w:tcPr>
+            <w:tcW w:w="9638" w:type="dxa"/>
+            <w:gridSpan w:val="3"/>
+            <w:shd w:val="clear" w:color="auto" w:fill="F2F2F2"/>
+            <w:tcMar>
+              <w:top w:w="80" w:type="dxa"/>
+              <w:left w:w="90" w:type="dxa"/>
+              <w:bottom w:w="80" w:type="dxa"/>
+              <w:right w:w="90" w:type="dxa"/>
+            </w:tcMar>
+            <w:vAlign w:val="center"/>
+          </w:tcPr>
+          <w:p>
+            <w:pPr>
+              <w:spacing w:line="240" w:lineRule="auto"/>
+              <w:jc w:val="center"/>
+            </w:pPr>
+            <w:r>
+              <w:rPr>
+                <w:b/>
+                <w:sz w:val="20"/>
+              </w:rPr>
+              <w:t>Свойства</w:t>
+            </w:r>
+          </w:p>
+        </w:tc>
+      </w:tr>
+      <w:tr>
+        <w:trPr>
+          <w:cantSplit/>
+          <w:jc w:val="center"/>
+        </w:trPr>
+        <w:tc>
+          <w:tcPr>
+            <w:tcW w:w="2948" w:type="dxa"/>
+            <w:tcMar>
+              <w:top w:w="80" w:type="dxa"/>
+              <w:left w:w="90" w:type="dxa"/>
+              <w:bottom w:w="80" w:type="dxa"/>
+              <w:right w:w="90" w:type="dxa"/>
+            </w:tcMar>
+            <w:vAlign w:val="center"/>
+          </w:tcPr>
+          <w:p>
+            <w:pPr>
+              <w:spacing w:line="240" w:lineRule="auto"/>
+            </w:pPr>
+            <w:r>
+              <w:rPr>
+                <w:sz w:val="19"/>
+              </w:rPr>
+              <w:t xml:space="preserve">+ </w:t>
+            </w:r>
+            <w:proofErr w:type="spellStart"/>
+            <w:r>
+              <w:rPr>
+                <w:sz w:val="19"/>
+              </w:rPr>
+              <w:t>SideA</w:t>
+            </w:r>
+            <w:proofErr w:type="spellEnd"/>
+          </w:p>
+        </w:tc>
+        <w:tc>
+          <w:tcPr>
+            <w:tcW w:w="1984" w:type="dxa"/>
+            <w:tcMar>
+              <w:top w:w="80" w:type="dxa"/>
+              <w:left w:w="90" w:type="dxa"/>
+              <w:bottom w:w="80" w:type="dxa"/>
+              <w:right w:w="90" w:type="dxa"/>
+            </w:tcMar>
+            <w:vAlign w:val="center"/>
+          </w:tcPr>
+          <w:p>
+            <w:pPr>
+              <w:spacing w:line="240" w:lineRule="auto"/>
+            </w:pPr>
+            <w:proofErr w:type="spellStart"/>
+            <w:r>
+              <w:rPr>
+                <w:sz w:val="19"/>
+              </w:rPr>
+              <w:t>double</w:t>
+            </w:r>
+            <w:proofErr w:type="spellEnd"/>
+          </w:p>
+        </w:tc>
+        <w:tc>
+          <w:tcPr>
+            <w:tcW w:w="4706" w:type="dxa"/>
+            <w:tcMar>
+              <w:top w:w="80" w:type="dxa"/>
+              <w:left w:w="90" w:type="dxa"/>
+              <w:bottom w:w="80" w:type="dxa"/>
+              <w:right w:w="90" w:type="dxa"/>
+            </w:tcMar>
+            <w:vAlign w:val="center"/>
+          </w:tcPr>
+          <w:p>
+            <w:pPr>
+              <w:spacing w:line="240" w:lineRule="auto"/>
+            </w:pPr>
+            <w:r>
+              <w:rPr>
+                <w:sz w:val="19"/>
+              </w:rPr>
+              <w:t>Возвращает первую сторону.</w:t>
+            </w:r>
+          </w:p>
+        </w:tc>
+      </w:tr>
+      <w:tr>
+        <w:trPr>
+          <w:cantSplit/>
+          <w:jc w:val="center"/>
+        </w:trPr>
+        <w:tc>
+          <w:tcPr>
+            <w:tcW w:w="2948" w:type="dxa"/>
+            <w:tcMar>
+              <w:top w:w="80" w:type="dxa"/>
+              <w:left w:w="90" w:type="dxa"/>
+              <w:bottom w:w="80" w:type="dxa"/>
+              <w:right w:w="90" w:type="dxa"/>
+            </w:tcMar>
+            <w:vAlign w:val="center"/>
+          </w:tcPr>
+          <w:p>
+            <w:pPr>
+              <w:spacing w:line="240" w:lineRule="auto"/>
+            </w:pPr>
+            <w:r>
+              <w:rPr>
+                <w:sz w:val="19"/>
+              </w:rPr>
+              <w:t xml:space="preserve">+ </w:t>
+            </w:r>
+            <w:proofErr w:type="spellStart"/>
+            <w:r>
+              <w:rPr>
+                <w:sz w:val="19"/>
+              </w:rPr>
+              <w:t>SideB</w:t>
+            </w:r>
+            <w:proofErr w:type="spellEnd"/>
+          </w:p>
+        </w:tc>
+        <w:tc>
+          <w:tcPr>
+            <w:tcW w:w="1984" w:type="dxa"/>
+            <w:tcMar>
+              <w:top w:w="80" w:type="dxa"/>
+              <w:left w:w="90" w:type="dxa"/>
+              <w:bottom w:w="80" w:type="dxa"/>
+              <w:right w:w="90" w:type="dxa"/>
+            </w:tcMar>
+            <w:vAlign w:val="center"/>
+          </w:tcPr>
+          <w:p>
+            <w:pPr>
+              <w:spacing w:line="240" w:lineRule="auto"/>
+            </w:pPr>
+            <w:proofErr w:type="spellStart"/>
+            <w:r>
+              <w:rPr>
+                <w:sz w:val="19"/>
+              </w:rPr>
+              <w:t>double</w:t>
+            </w:r>
+            <w:proofErr w:type="spellEnd"/>
+          </w:p>
+        </w:tc>
+        <w:tc>
+          <w:tcPr>
+            <w:tcW w:w="4706" w:type="dxa"/>
+            <w:tcMar>
+              <w:top w:w="80" w:type="dxa"/>
+              <w:left w:w="90" w:type="dxa"/>
+              <w:bottom w:w="80" w:type="dxa"/>
+              <w:right w:w="90" w:type="dxa"/>
+            </w:tcMar>
+            <w:vAlign w:val="center"/>
+          </w:tcPr>
+          <w:p>
+            <w:pPr>
+              <w:spacing w:line="240" w:lineRule="auto"/>
+            </w:pPr>
+            <w:r>
+              <w:rPr>
+                <w:sz w:val="19"/>
+              </w:rPr>
+              <w:t>Возвращает вторую сторону.</w:t>
+            </w:r>
+          </w:p>
+        </w:tc>
+      </w:tr>
+      <w:tr>
+        <w:trPr>
+          <w:cantSplit/>
+          <w:jc w:val="center"/>
+        </w:trPr>
+        <w:tc>
+          <w:tcPr>
+            <w:tcW w:w="2948" w:type="dxa"/>
+            <w:tcMar>
+              <w:top w:w="80" w:type="dxa"/>
+              <w:left w:w="90" w:type="dxa"/>
+              <w:bottom w:w="80" w:type="dxa"/>
+              <w:right w:w="90" w:type="dxa"/>
+            </w:tcMar>
+            <w:vAlign w:val="center"/>
+          </w:tcPr>
+          <w:p>
+            <w:pPr>
+              <w:spacing w:line="240" w:lineRule="auto"/>
+            </w:pPr>
+            <w:r>
+              <w:rPr>
+                <w:sz w:val="19"/>
+              </w:rPr>
+              <w:t xml:space="preserve">+ </w:t>
+            </w:r>
+            <w:proofErr w:type="spellStart"/>
+            <w:r>
+              <w:rPr>
+                <w:sz w:val="19"/>
+              </w:rPr>
+              <w:t>SideC</w:t>
+            </w:r>
+            <w:proofErr w:type="spellEnd"/>
+          </w:p>
+        </w:tc>
+        <w:tc>
+          <w:tcPr>
+            <w:tcW w:w="1984" w:type="dxa"/>
+            <w:tcMar>
+              <w:top w:w="80" w:type="dxa"/>
+              <w:left w:w="90" w:type="dxa"/>
+              <w:bottom w:w="80" w:type="dxa"/>
+              <w:right w:w="90" w:type="dxa"/>
+            </w:tcMar>
+            <w:vAlign w:val="center"/>
+          </w:tcPr>
+          <w:p>
+            <w:pPr>
+              <w:spacing w:line="240" w:lineRule="auto"/>
+            </w:pPr>
+            <w:proofErr w:type="spellStart"/>
+            <w:r>
+              <w:rPr>
+                <w:sz w:val="19"/>
+              </w:rPr>
+              <w:t>double</w:t>
+            </w:r>
+            <w:proofErr w:type="spellEnd"/>
+          </w:p>
+        </w:tc>
+        <w:tc>
+          <w:tcPr>
+            <w:tcW w:w="4706" w:type="dxa"/>
+            <w:tcMar>
+              <w:top w:w="80" w:type="dxa"/>
+              <w:left w:w="90" w:type="dxa"/>
+              <w:bottom w:w="80" w:type="dxa"/>
+              <w:right w:w="90" w:type="dxa"/>
+            </w:tcMar>
+            <w:vAlign w:val="center"/>
+          </w:tcPr>
+          <w:p>
+            <w:pPr>
+              <w:spacing w:line="240" w:lineRule="auto"/>
+            </w:pPr>
+            <w:r>
+              <w:rPr>
+                <w:sz w:val="19"/>
+              </w:rPr>
+              <w:t>Возвращает третью сторону.</w:t>
+            </w:r>
+          </w:p>
+        </w:tc>
+      </w:tr>
+      <w:tr>
+        <w:trPr>
+          <w:cantSplit/>
+          <w:jc w:val="center"/>
+        </w:trPr>
+        <w:tc>
+          <w:tcPr>
+            <w:tcW w:w="2948" w:type="dxa"/>
+            <w:tcMar>
+              <w:top w:w="80" w:type="dxa"/>
+              <w:left w:w="90" w:type="dxa"/>
+              <w:bottom w:w="80" w:type="dxa"/>
+              <w:right w:w="90" w:type="dxa"/>
+            </w:tcMar>
+            <w:vAlign w:val="center"/>
+          </w:tcPr>
+          <w:p>
+            <w:pPr>
+              <w:spacing w:line="240" w:lineRule="auto"/>
+            </w:pPr>
+            <w:r>
+              <w:rPr>
+                <w:sz w:val="19"/>
+              </w:rPr>
+              <w:t>+ Name</w:t>
+            </w:r>
+          </w:p>
+        </w:tc>
+        <w:tc>
+          <w:tcPr>
+            <w:tcW w:w="1984" w:type="dxa"/>
+            <w:tcMar>
+              <w:top w:w="80" w:type="dxa"/>
+              <w:left w:w="90" w:type="dxa"/>
+              <w:bottom w:w="80" w:type="dxa"/>
+              <w:right w:w="90" w:type="dxa"/>
+            </w:tcMar>
+            <w:vAlign w:val="center"/>
+          </w:tcPr>
+          <w:p>
+            <w:pPr>
+              <w:spacing w:line="240" w:lineRule="auto"/>
+            </w:pPr>
+            <w:proofErr w:type="spellStart"/>
+            <w:r>
+              <w:rPr>
+                <w:sz w:val="19"/>
+              </w:rPr>
+              <w:t>string</w:t>
+            </w:r>
+            <w:proofErr w:type="spellEnd"/>
+          </w:p>
+        </w:tc>
+        <w:tc>
+          <w:tcPr>
+            <w:tcW w:w="4706" w:type="dxa"/>
+            <w:tcMar>
+              <w:top w:w="80" w:type="dxa"/>
+              <w:left w:w="90" w:type="dxa"/>
+              <w:bottom w:w="80" w:type="dxa"/>
+              <w:right w:w="90" w:type="dxa"/>
+            </w:tcMar>
+            <w:vAlign w:val="center"/>
+          </w:tcPr>
+          <w:p>
+            <w:pPr>
+              <w:spacing w:line="240" w:lineRule="auto"/>
+            </w:pPr>
+            <w:r>
+              <w:rPr>
+                <w:sz w:val="19"/>
+              </w:rPr>
+              <w:t>Возвращает строку «Треугольник».</w:t>
+            </w:r>
+          </w:p>
+        </w:tc>
+      </w:tr>
+      <w:tr>
+        <w:trPr>
+          <w:jc w:val="center"/>
+        </w:trPr>
+        <w:tc>
+          <w:tcPr>
+            <w:tcW w:w="9638" w:type="dxa"/>
+            <w:gridSpan w:val="3"/>
+            <w:shd w:val="clear" w:color="auto" w:fill="F2F2F2"/>
+            <w:tcMar>
+              <w:top w:w="80" w:type="dxa"/>
+              <w:left w:w="90" w:type="dxa"/>
+              <w:bottom w:w="80" w:type="dxa"/>
+              <w:right w:w="90" w:type="dxa"/>
+            </w:tcMar>
+            <w:vAlign w:val="center"/>
+          </w:tcPr>
+          <w:p>
+            <w:pPr>
+              <w:spacing w:line="240" w:lineRule="auto"/>
+              <w:jc w:val="center"/>
+            </w:pPr>
+            <w:r>
+              <w:rPr>
+                <w:b/>
+                <w:sz w:val="20"/>
+              </w:rPr>
+              <w:t>Методы</w:t>
+            </w:r>
+          </w:p>
+        </w:tc>
+      </w:tr>
+      <w:tr>
+        <w:trPr>
+          <w:cantSplit/>
+          <w:jc w:val="center"/>
+        </w:trPr>
+        <w:tc>
+          <w:tcPr>
+            <w:tcW w:w="2948" w:type="dxa"/>
+            <w:tcMar>
+              <w:top w:w="80" w:type="dxa"/>
+              <w:left w:w="90" w:type="dxa"/>
+              <w:bottom w:w="80" w:type="dxa"/>
+              <w:right w:w="90" w:type="dxa"/>
+            </w:tcMar>
+            <w:vAlign w:val="center"/>
+          </w:tcPr>
+          <w:p>
+            <w:pPr>
+              <w:spacing w:line="240" w:lineRule="auto"/>
+              <w:rPr>
+                <w:lang w:val="en-US"/>
+              </w:rPr>
+            </w:pPr>
+            <w:r>
+              <w:rPr>
+                <w:sz w:val="19"/>
+                <w:lang w:val="en-US"/>
+              </w:rPr>
+              <w:t xml:space="preserve">+ Triangle(double </w:t>
+            </w:r>
+            <w:proofErr w:type="spellStart"/>
+            <w:r>
+              <w:rPr>
+                <w:sz w:val="19"/>
+                <w:lang w:val="en-US"/>
+              </w:rPr>
+              <w:t>sideA</w:t>
+            </w:r>
+            <w:proofErr w:type="spellEnd"/>
+            <w:r>
+              <w:rPr>
+                <w:sz w:val="19"/>
+                <w:lang w:val="en-US"/>
+              </w:rPr>
+              <w:t xml:space="preserve">, double </w:t>
+            </w:r>
+            <w:proofErr w:type="spellStart"/>
+            <w:r>
+              <w:rPr>
+                <w:sz w:val="19"/>
+                <w:lang w:val="en-US"/>
+              </w:rPr>
+              <w:t>sideB</w:t>
+            </w:r>
+            <w:proofErr w:type="spellEnd"/>
+            <w:r>
+              <w:rPr>
+                <w:sz w:val="19"/>
+                <w:lang w:val="en-US"/>
+              </w:rPr>
+              <w:t xml:space="preserve">, double </w:t>
+            </w:r>
+            <w:proofErr w:type="spellStart"/>
+            <w:r>
+              <w:rPr>
+                <w:sz w:val="19"/>
+                <w:lang w:val="en-US"/>
+              </w:rPr>
+              <w:t>sideC</w:t>
+            </w:r>
+            <w:proofErr w:type="spellEnd"/>
+            <w:r>
+              <w:rPr>
+                <w:sz w:val="19"/>
+                <w:lang w:val="en-US"/>
+              </w:rPr>
+              <w:t>)</w:t>
+            </w:r>
+          </w:p>
+        </w:tc>
+        <w:tc>
+          <w:tcPr>
+            <w:tcW w:w="1984" w:type="dxa"/>
+            <w:tcMar>
+              <w:top w:w="80" w:type="dxa"/>
+              <w:left w:w="90" w:type="dxa"/>
+              <w:bottom w:w="80" w:type="dxa"/>
+              <w:right w:w="90" w:type="dxa"/>
+            </w:tcMar>
+            <w:vAlign w:val="center"/>
+          </w:tcPr>
+          <w:p>
+            <w:pPr>
+              <w:spacing w:line="240" w:lineRule="auto"/>
+            </w:pPr>
+            <w:r>
+              <w:rPr>
+                <w:sz w:val="19"/>
+              </w:rPr>
+              <w:t>—</w:t>
+            </w:r>
+          </w:p>
+        </w:tc>
+        <w:tc>
+          <w:tcPr>
+            <w:tcW w:w="4706" w:type="dxa"/>
+            <w:tcMar>
+              <w:top w:w="80" w:type="dxa"/>
+              <w:left w:w="90" w:type="dxa"/>
+              <w:bottom w:w="80" w:type="dxa"/>
+              <w:right w:w="90" w:type="dxa"/>
+            </w:tcMar>
+            <w:vAlign w:val="center"/>
+          </w:tcPr>
+          <w:p>
+            <w:pPr>
+              <w:spacing w:line="240" w:lineRule="auto"/>
+            </w:pPr>
+            <w:r>
+              <w:rPr>
+                <w:sz w:val="19"/>
+              </w:rPr>
+              <w:t>Конструктор; проверяет положительность сторон и существование треугольника.</w:t>
+            </w:r>
+          </w:p>
+        </w:tc>
+      </w:tr>
+      <w:tr>
+        <w:trPr>
+          <w:cantSplit/>
+          <w:jc w:val="center"/>
+        </w:trPr>
+        <w:tc>
+          <w:tcPr>
+            <w:tcW w:w="2948" w:type="dxa"/>
+            <w:tcMar>
+              <w:top w:w="80" w:type="dxa"/>
+              <w:left w:w="90" w:type="dxa"/>
+              <w:bottom w:w="80" w:type="dxa"/>
+              <w:right w:w="90" w:type="dxa"/>
+            </w:tcMar>
+            <w:vAlign w:val="center"/>
+          </w:tcPr>
+          <w:p>
+            <w:pPr>
+              <w:spacing w:line="240" w:lineRule="auto"/>
+            </w:pPr>
+            <w:r>
+              <w:rPr>
+                <w:sz w:val="19"/>
+              </w:rPr>
+              <w:t xml:space="preserve">− </w:t>
+            </w:r>
+            <w:proofErr w:type="spellStart"/>
+            <w:r>
+              <w:rPr>
+                <w:sz w:val="19"/>
+              </w:rPr>
+              <w:t>ValidateTriangle</w:t>
+            </w:r>
+            <w:proofErr w:type="spellEnd"/>
+            <w:r>
+              <w:rPr>
+                <w:sz w:val="19"/>
+              </w:rPr>
+              <w:t>()</w:t>
+            </w:r>
+          </w:p>
+        </w:tc>
+        <w:tc>
+          <w:tcPr>
+            <w:tcW w:w="1984" w:type="dxa"/>
+            <w:tcMar>
+              <w:top w:w="80" w:type="dxa"/>
+              <w:left w:w="90" w:type="dxa"/>
+              <w:bottom w:w="80" w:type="dxa"/>
+              <w:right w:w="90" w:type="dxa"/>
+            </w:tcMar>
+            <w:vAlign w:val="center"/>
+          </w:tcPr>
+          <w:p>
+            <w:pPr>
+              <w:spacing w:line="240" w:lineRule="auto"/>
+            </w:pPr>
+            <w:proofErr w:type="spellStart"/>
+            <w:r>
+              <w:rPr>
+                <w:sz w:val="19"/>
+              </w:rPr>
+              <w:t>void</w:t>
+            </w:r>
+            <w:proofErr w:type="spellEnd"/>
+          </w:p>
+        </w:tc>
+        <w:tc>
+          <w:tcPr>
+            <w:tcW w:w="4706" w:type="dxa"/>
+            <w:tcMar>
+              <w:top w:w="80" w:type="dxa"/>
+              <w:left w:w="90" w:type="dxa"/>
+              <w:bottom w:w="80" w:type="dxa"/>
+              <w:right w:w="90" w:type="dxa"/>
+            </w:tcMar>
+            <w:vAlign w:val="center"/>
+          </w:tcPr>
+          <w:p>
+            <w:pPr>
+              <w:spacing w:line="240" w:lineRule="auto"/>
+            </w:pPr>
+            <w:r>
+              <w:rPr>
+                <w:sz w:val="19"/>
+              </w:rPr>
+              <w:t>Проверяет, что сумма любых двух сторон больше третьей.</w:t>
+            </w:r>
+          </w:p>
+        </w:tc>
+      </w:tr>
+      <w:tr>
+        <w:trPr>
+          <w:cantSplit/>
+          <w:jc w:val="center"/>
+        </w:trPr>
+        <w:tc>
+          <w:tcPr>
+            <w:tcW w:w="2948" w:type="dxa"/>
+            <w:tcMar>
+              <w:top w:w="80" w:type="dxa"/>
+              <w:left w:w="90" w:type="dxa"/>
+              <w:bottom w:w="80" w:type="dxa"/>
+              <w:right w:w="90" w:type="dxa"/>
+            </w:tcMar>
+            <w:vAlign w:val="center"/>
+          </w:tcPr>
+          <w:p>
+            <w:pPr>
+              <w:spacing w:line="240" w:lineRule="auto"/>
+            </w:pPr>
+            <w:r>
+              <w:rPr>
+                <w:sz w:val="19"/>
+              </w:rPr>
+              <w:t xml:space="preserve">+ </w:t>
+            </w:r>
+            <w:proofErr w:type="spellStart"/>
+            <w:r>
+              <w:rPr>
+                <w:sz w:val="19"/>
+              </w:rPr>
+              <w:t>CalculateArea</w:t>
+            </w:r>
+            <w:proofErr w:type="spellEnd"/>
+            <w:r>
+              <w:rPr>
+                <w:sz w:val="19"/>
+              </w:rPr>
+              <w:t>()</w:t>
+            </w:r>
+          </w:p>
+        </w:tc>
+        <w:tc>
+          <w:tcPr>
+            <w:tcW w:w="1984" w:type="dxa"/>
+            <w:tcMar>
+              <w:top w:w="80" w:type="dxa"/>
+              <w:left w:w="90" w:type="dxa"/>
+              <w:bottom w:w="80" w:type="dxa"/>
+              <w:right w:w="90" w:type="dxa"/>
+            </w:tcMar>
+            <w:vAlign w:val="center"/>
+          </w:tcPr>
+          <w:p>
+            <w:pPr>
+              <w:spacing w:line="240" w:lineRule="auto"/>
+            </w:pPr>
+            <w:proofErr w:type="spellStart"/>
+            <w:r>
+              <w:rPr>
+                <w:sz w:val="19"/>
+              </w:rPr>
+              <w:t>double</w:t>
+            </w:r>
+            <w:proofErr w:type="spellEnd"/>
+          </w:p>
+        </w:tc>
+        <w:tc>
+          <w:tcPr>
+            <w:tcW w:w="4706" w:type="dxa"/>
+            <w:tcMar>
+              <w:top w:w="80" w:type="dxa"/>
+              <w:left w:w="90" w:type="dxa"/>
+              <w:bottom w:w="80" w:type="dxa"/>
+              <w:right w:w="90" w:type="dxa"/>
+            </w:tcMar>
+            <w:vAlign w:val="center"/>
+          </w:tcPr>
+          <w:p>
+            <w:pPr>
+              <w:spacing w:line="240" w:lineRule="auto"/>
+            </w:pPr>
+            <w:r>
+              <w:rPr>
+                <w:sz w:val="19"/>
+              </w:rPr>
+              <w:t>Вычисляет площадь по формуле Герона.</w:t>
+            </w:r>
+          </w:p>
+        </w:tc>
+      </w:tr>
+      <w:tr>
+        <w:trPr>
+          <w:cantSplit/>
+          <w:jc w:val="center"/>
+        </w:trPr>
+        <w:tc>
+          <w:tcPr>
+            <w:tcW w:w="2948" w:type="dxa"/>
+            <w:tcMar>
+              <w:top w:w="80" w:type="dxa"/>
+              <w:left w:w="90" w:type="dxa"/>
+              <w:bottom w:w="80" w:type="dxa"/>
+              <w:right w:w="90" w:type="dxa"/>
+            </w:tcMar>
+            <w:vAlign w:val="center"/>
+          </w:tcPr>
+          <w:p>
+            <w:pPr>
+              <w:spacing w:line="240" w:lineRule="auto"/>
+            </w:pPr>
+            <w:r>
+              <w:rPr>
+                <w:sz w:val="19"/>
+              </w:rPr>
+              <w:t xml:space="preserve">+ </w:t>
+            </w:r>
+            <w:proofErr w:type="spellStart"/>
+            <w:r>
+              <w:rPr>
+                <w:sz w:val="19"/>
+              </w:rPr>
+              <w:t>CalculatePerimeter</w:t>
+            </w:r>
+            <w:proofErr w:type="spellEnd"/>
+            <w:r>
+              <w:rPr>
+                <w:sz w:val="19"/>
+              </w:rPr>
+              <w:t>()</w:t>
+            </w:r>
+          </w:p>
+        </w:tc>
+        <w:tc>
+          <w:tcPr>
+            <w:tcW w:w="1984" w:type="dxa"/>
+            <w:tcMar>
+              <w:top w:w="80" w:type="dxa"/>
+              <w:left w:w="90" w:type="dxa"/>
+              <w:bottom w:w="80" w:type="dxa"/>
+              <w:right w:w="90" w:type="dxa"/>
+            </w:tcMar>
+            <w:vAlign w:val="center"/>
+          </w:tcPr>
+          <w:p>
+            <w:pPr>
+              <w:spacing w:line="240" w:lineRule="auto"/>
+            </w:pPr>
+            <w:proofErr w:type="spellStart"/>
+            <w:r>
+              <w:rPr>
+                <w:sz w:val="19"/>
+              </w:rPr>
+              <w:t>double</w:t>
+            </w:r>
+            <w:proofErr w:type="spellEnd"/>
+          </w:p>
+        </w:tc>
+        <w:tc>
+          <w:tcPr>
+            <w:tcW w:w="4706" w:type="dxa"/>
+            <w:tcMar>
+              <w:top w:w="80" w:type="dxa"/>
+              <w:left w:w="90" w:type="dxa"/>
+              <w:bottom w:w="80" w:type="dxa"/>
+              <w:right w:w="90" w:type="dxa"/>
+            </w:tcMar>
+            <w:vAlign w:val="center"/>
+          </w:tcPr>
+          <w:p>
+            <w:pPr>
+              <w:spacing w:line="240" w:lineRule="auto"/>
+            </w:pPr>
+            <w:r>
+              <w:rPr>
+                <w:sz w:val="19"/>
+              </w:rPr>
+              <w:t>Возвращает сумму трёх сторон.</w:t>
+            </w:r>
+          </w:p>
+        </w:tc>
+      </w:tr>
+      <w:tr>
+        <w:trPr>
+          <w:cantSplit/>
+          <w:jc w:val="center"/>
+        </w:trPr>
+        <w:tc>
+          <w:tcPr>
+            <w:tcW w:w="2948" w:type="dxa"/>
+            <w:tcMar>
+              <w:top w:w="80" w:type="dxa"/>
+              <w:left w:w="90" w:type="dxa"/>
+              <w:bottom w:w="80" w:type="dxa"/>
+              <w:right w:w="90" w:type="dxa"/>
+            </w:tcMar>
+            <w:vAlign w:val="center"/>
+          </w:tcPr>
+          <w:p>
+            <w:pPr>
+              <w:spacing w:line="240" w:lineRule="auto"/>
+            </w:pPr>
+            <w:r>
+              <w:rPr>
+                <w:sz w:val="19"/>
+              </w:rPr>
+              <w:t xml:space="preserve">+ </w:t>
+            </w:r>
+            <w:proofErr w:type="spellStart"/>
+            <w:r>
+              <w:rPr>
+                <w:sz w:val="19"/>
+              </w:rPr>
+              <w:t>ToString</w:t>
+            </w:r>
+            <w:proofErr w:type="spellEnd"/>
+            <w:r>
+              <w:rPr>
+                <w:sz w:val="19"/>
+              </w:rPr>
+              <w:t>()</w:t>
+            </w:r>
+          </w:p>
+        </w:tc>
+        <w:tc>
+          <w:tcPr>
+            <w:tcW w:w="1984" w:type="dxa"/>
+            <w:tcMar>
+              <w:top w:w="80" w:type="dxa"/>
+              <w:left w:w="90" w:type="dxa"/>
+              <w:bottom w:w="80" w:type="dxa"/>
+              <w:right w:w="90" w:type="dxa"/>
+            </w:tcMar>
+            <w:vAlign w:val="center"/>
+          </w:tcPr>
+          <w:p>
+            <w:pPr>
+              <w:spacing w:line="240" w:lineRule="auto"/>
+            </w:pPr>
+            <w:proofErr w:type="spellStart"/>
+            <w:r>
+              <w:rPr>
+                <w:sz w:val="19"/>
+              </w:rPr>
+              <w:t>string</w:t>
+            </w:r>
+            <w:proofErr w:type="spellEnd"/>
+          </w:p>
+        </w:tc>
+        <w:tc>
+          <w:tcPr>
+            <w:tcW w:w="4706" w:type="dxa"/>
+            <w:tcMar>
+              <w:top w:w="80" w:type="dxa"/>
+              <w:left w:w="90" w:type="dxa"/>
+              <w:bottom w:w="80" w:type="dxa"/>
+              <w:right w:w="90" w:type="dxa"/>
+            </w:tcMar>
+            <w:vAlign w:val="center"/>
+          </w:tcPr>
+          <w:p>
+            <w:pPr>
+              <w:spacing w:line="240" w:lineRule="auto"/>
+            </w:pPr>
+            <w:r>
+              <w:rPr>
+                <w:sz w:val="19"/>
+              </w:rPr>
+              <w:t>Возвращает строковое описание треугольника.</w:t>
+            </w:r>
+          </w:p>
+        </w:tc>
+      </w:tr>
+      <w:tr>
+        <w:trPr>
+          <w:cantSplit/>
+          <w:jc w:val="center"/>
+        </w:trPr>
+        <w:tc>
+          <w:tcPr>
+            <w:tcW w:w="2948" w:type="dxa"/>
+            <w:tcMar>
+              <w:top w:w="80" w:type="dxa"/>
+              <w:left w:w="90" w:type="dxa"/>
+              <w:bottom w:w="80" w:type="dxa"/>
+              <w:right w:w="90" w:type="dxa"/>
+            </w:tcMar>
+            <w:vAlign w:val="center"/>
+          </w:tcPr>
+          <w:p>
+            <w:pPr>
+              <w:spacing w:line="240" w:lineRule="auto"/>
+              <w:rPr>
+                <w:lang w:val="en-US"/>
+              </w:rPr>
+            </w:pPr>
+            <w:r>
+              <w:rPr>
+                <w:sz w:val="19"/>
+                <w:lang w:val="en-US"/>
+              </w:rPr>
+              <w:t xml:space="preserve">− </w:t>
+            </w:r>
+            <w:proofErr w:type="spellStart"/>
+            <w:r>
+              <w:rPr>
+                <w:sz w:val="19"/>
+                <w:lang w:val="en-US"/>
+              </w:rPr>
+              <w:t>FormatToString</w:t>
+            </w:r>
+            <w:proofErr w:type="spellEnd"/>
+            <w:r>
+              <w:rPr>
+                <w:sz w:val="19"/>
+                <w:lang w:val="en-US"/>
+              </w:rPr>
+              <w:t xml:space="preserve">(string name, string </w:t>
+            </w:r>
+            <w:proofErr w:type="spellStart"/>
+            <w:r>
+              <w:rPr>
+                <w:sz w:val="19"/>
+                <w:lang w:val="en-US"/>
+              </w:rPr>
+              <w:t>parameterName</w:t>
+            </w:r>
+            <w:proofErr w:type="spellEnd"/>
+            <w:r>
+              <w:rPr>
+                <w:sz w:val="19"/>
+                <w:lang w:val="en-US"/>
+              </w:rPr>
+              <w:t>, params double[] values)</w:t>
+            </w:r>
+          </w:p>
+        </w:tc>
+        <w:tc>
+          <w:tcPr>
+            <w:tcW w:w="1984" w:type="dxa"/>
+            <w:tcMar>
+              <w:top w:w="80" w:type="dxa"/>
+              <w:left w:w="90" w:type="dxa"/>
+              <w:bottom w:w="80" w:type="dxa"/>
+              <w:right w:w="90" w:type="dxa"/>
+            </w:tcMar>
+            <w:vAlign w:val="center"/>
+          </w:tcPr>
+          <w:p>
+            <w:pPr>
+              <w:spacing w:line="240" w:lineRule="auto"/>
+            </w:pPr>
+            <w:proofErr w:type="spellStart"/>
+            <w:r>
+              <w:rPr>
+                <w:sz w:val="19"/>
+              </w:rPr>
+              <w:t>string</w:t>
+            </w:r>
+            <w:proofErr w:type="spellEnd"/>
+          </w:p>
+        </w:tc>
+        <w:tc>
+          <w:tcPr>
+            <w:tcW w:w="4706" w:type="dxa"/>
+            <w:tcMar>
+              <w:top w:w="80" w:type="dxa"/>
+              <w:left w:w="90" w:type="dxa"/>
+              <w:bottom w:w="80" w:type="dxa"/>
+              <w:right w:w="90" w:type="dxa"/>
+            </w:tcMar>
+            <w:vAlign w:val="center"/>
+          </w:tcPr>
+          <w:p>
+            <w:pPr>
+              <w:spacing w:line="240" w:lineRule="auto"/>
+            </w:pPr>
+            <w:r>
+              <w:rPr>
+                <w:sz w:val="19"/>
+              </w:rPr>
+              <w:t xml:space="preserve">Форматирует значения параметров с точностью </w:t>
+            </w:r>
+            <w:proofErr w:type="spellStart"/>
+            <w:r>
+              <w:rPr>
+                <w:sz w:val="19"/>
+              </w:rPr>
+              <w:t>Constants.FormatPrecision</w:t>
+            </w:r>
+            <w:proofErr w:type="spellEnd"/>
+            <w:r>
+              <w:rPr>
+                <w:sz w:val="19"/>
+              </w:rPr>
+              <w:t>.</w:t>
+            </w:r>
+          </w:p>
+        </w:tc>
+      </w:tr>
+    </w:tbl>
+    <w:p>
+      <w:pPr>
+        <w:ind w:firstLine="709"/>
+      </w:pPr>
+    </w:p>
+    <w:p>
+      <w:pPr>
+        <w:ind w:firstLine="709"/>
+      </w:pPr>
+    </w:p>
+    <w:p>
+      <w:pPr>
+        <w:ind w:firstLine="709"/>
+      </w:pPr>
+    </w:p>
+    <w:p>
+      <w:pPr>
+        <w:spacing w:line="240" w:lineRule="auto"/>
+        <w:ind w:firstLine="0"/>
+        <w:jc w:val="left"/>
         <w:rPr>
           <w:b/>
           <w:bCs/>
         </w:rPr>
       </w:pPr>
-      <w:r>
+      <w:bookmarkStart w:id="11" w:name="_Toc74956676"/>
+      <w:bookmarkStart w:id="12" w:name="_Toc74829067"/>
+    </w:p>
+    <w:p>
+      <w:pPr>
+        <w:ind w:firstLine="709"/>
+        <w:outlineLvl w:val="1"/>
         <w:rPr>
           <w:b/>
           <w:bCs/>
         </w:rPr>
-        <w:t>1.5.1 Тестовый случай «</w:t>
-      </w:r>
+      </w:pPr>
+      <w:bookmarkStart w:id="13" w:name="_Toc232104095"/>
       <w:r>
         <w:rPr>
           <w:b/>
           <w:bCs/>
         </w:rPr>
-        <w:t>Загрузить»</w:t>
-      </w:r>
+        <w:lastRenderedPageBreak/>
+        <w:t>1</w:t>
+      </w:r>
+      <w:r>
+        <w:rPr>
+          <w:b/>
+          <w:bCs/>
+        </w:rPr>
+        <w:t xml:space="preserve">.4 Дерево ветвлений </w:t>
+      </w:r>
+      <w:r>
+        <w:rPr>
+          <w:b/>
+          <w:bCs/>
+          <w:lang w:val="en-US"/>
+        </w:rPr>
+        <w:t>Git</w:t>
+      </w:r>
+      <w:bookmarkEnd w:id="11"/>
+      <w:bookmarkEnd w:id="12"/>
+      <w:bookmarkEnd w:id="13"/>
     </w:p>
     <w:p>
       <w:pPr>
         <w:ind w:firstLine="709"/>
       </w:pPr>
       <w:r>
-        <w:t>Порядок выполнения: Нажать «Загрузить» и выбрать ранее сохранённый файл.</w:t>
-      </w:r>
-    </w:p>
-    <w:p>
-      <w:pPr>
-        <w:ind w:firstLine="709"/>
-      </w:pPr>
-      <w:r>
-        <w:t>Ожидаемый результат: Список фигур восстанавливается и отображается в таблице.</w:t>
+        <w:t xml:space="preserve">На рисунке 3 представлено дерево ветвлений </w:t>
+      </w:r>
+      <w:r>
+        <w:rPr>
+          <w:lang w:val="en-US"/>
+        </w:rPr>
+        <w:t>Git</w:t>
+      </w:r>
+      <w:r>
+        <w:t>, полученное по окончании работы с проектом.</w:t>
       </w:r>
     </w:p>
     <w:p>
@@ -7405,10 +7159,10 @@
           <w:lang w:eastAsia="ru-RU"/>
         </w:rPr>
         <w:drawing>
-          <wp:inline distT="0" distB="0" distL="0" distR="0" wp14:anchorId="523D69C3" wp14:editId="5FD1A402">
-            <wp:extent cx="5940425" cy="2101850"/>
-            <wp:effectExtent l="0" t="0" r="3175" b="0"/>
-            <wp:docPr id="5" name="Рисунок 5"/>
+          <wp:inline distT="0" distB="0" distL="0" distR="0" wp14:anchorId="39874F5D" wp14:editId="6F6FD67C">
+            <wp:extent cx="5940425" cy="3503930"/>
+            <wp:effectExtent l="0" t="0" r="3175" b="1270"/>
+            <wp:docPr id="1" name="Рисунок 1"/>
             <wp:cNvGraphicFramePr>
               <a:graphicFrameLocks xmlns:a="http://schemas.openxmlformats.org/drawingml/2006/main" noChangeAspect="1"/>
             </wp:cNvGraphicFramePr>
@@ -7428,7 +7182,7 @@
                   <pic:spPr>
                     <a:xfrm>
                       <a:off x="0" y="0"/>
-                      <a:ext cx="5940425" cy="2101850"/>
+                      <a:ext cx="5940425" cy="3503930"/>
                     </a:xfrm>
                     <a:prstGeom prst="rect">
                       <a:avLst/>
@@ -7447,48 +7201,44 @@
         <w:jc w:val="center"/>
       </w:pPr>
       <w:r>
-        <w:t xml:space="preserve">Рисунок 5 – </w:t>
-      </w:r>
-      <w:r>
-        <w:t>Результат тестового случая «Загрузить»</w:t>
+        <w:t xml:space="preserve">Рисунок 3 – Дерево ветвлений </w:t>
+      </w:r>
+      <w:r>
+        <w:rPr>
+          <w:lang w:val="en-US"/>
+        </w:rPr>
+        <w:t>Git</w:t>
       </w:r>
     </w:p>
     <w:p>
       <w:pPr>
         <w:ind w:firstLine="709"/>
+        <w:outlineLvl w:val="1"/>
         <w:rPr>
           <w:b/>
           <w:bCs/>
         </w:rPr>
       </w:pPr>
+      <w:bookmarkStart w:id="14" w:name="_Toc74956677"/>
+      <w:bookmarkStart w:id="15" w:name="_Toc74829068"/>
+      <w:bookmarkStart w:id="16" w:name="_Toc232104096"/>
       <w:r>
         <w:rPr>
           <w:b/>
           <w:bCs/>
         </w:rPr>
-        <w:t>1.5.2 Тестовый случай «</w:t>
-      </w:r>
-      <w:r>
-        <w:rPr>
-          <w:b/>
-          <w:bCs/>
-        </w:rPr>
-        <w:t>Добавить фигуру</w:t>
-      </w:r>
-      <w:r>
-        <w:rPr>
-          <w:b/>
-          <w:bCs/>
-        </w:rPr>
-        <w:t>»</w:t>
-      </w:r>
+        <w:t>1.5 Тестирование программы</w:t>
+      </w:r>
+      <w:bookmarkEnd w:id="14"/>
+      <w:bookmarkEnd w:id="15"/>
+      <w:bookmarkEnd w:id="16"/>
     </w:p>
     <w:p>
       <w:pPr>
         <w:ind w:firstLine="709"/>
       </w:pPr>
       <w:r>
-        <w:t>Порядок выполнения: Открыть форму добавления, выбрать тип фигуры, ввести корректные параметры и нажать кнопку «Добавить».</w:t>
+        <w:t>Далее приводится процесс функционального тестирования программы.</w:t>
       </w:r>
     </w:p>
     <w:p>
@@ -7496,7 +7246,36 @@
         <w:ind w:firstLine="709"/>
       </w:pPr>
       <w:r>
-        <w:t>Ожидаемый результат: Фигура появляется в таблице главной формы; площадь и периметр рассчитаны.</w:t>
+        <w:t xml:space="preserve">Порядок выполнения: Нажать «Сохранить», выбрать путь и имя файла с расширением </w:t>
+      </w:r>
+      <w:proofErr w:type="gramStart"/>
+      <w:r>
+        <w:t>*.</w:t>
+      </w:r>
+      <w:proofErr w:type="spellStart"/>
+      <w:r>
+        <w:t>shapes</w:t>
+      </w:r>
+      <w:proofErr w:type="spellEnd"/>
+      <w:proofErr w:type="gramEnd"/>
+      <w:r>
+        <w:t>.</w:t>
+      </w:r>
+    </w:p>
+    <w:p>
+      <w:pPr>
+        <w:ind w:firstLine="709"/>
+      </w:pPr>
+      <w:r>
+        <w:t xml:space="preserve">Ожидаемый результат: Список фигур </w:t>
+      </w:r>
+      <w:proofErr w:type="spellStart"/>
+      <w:r>
+        <w:t>сериализуется</w:t>
+      </w:r>
+      <w:proofErr w:type="spellEnd"/>
+      <w:r>
+        <w:t xml:space="preserve"> в указанный файл.</w:t>
       </w:r>
     </w:p>
     <w:p>
@@ -7510,10 +7289,10 @@
           <w:lang w:eastAsia="ru-RU"/>
         </w:rPr>
         <w:drawing>
-          <wp:inline distT="0" distB="0" distL="0" distR="0" wp14:anchorId="4BC385B9" wp14:editId="0A6AFAFE">
-            <wp:extent cx="5208104" cy="3199462"/>
-            <wp:effectExtent l="0" t="0" r="0" b="1270"/>
-            <wp:docPr id="6" name="Рисунок 6"/>
+          <wp:inline distT="0" distB="0" distL="0" distR="0" wp14:anchorId="5D22D082" wp14:editId="63FF810B">
+            <wp:extent cx="5940425" cy="2112010"/>
+            <wp:effectExtent l="0" t="0" r="3175" b="2540"/>
+            <wp:docPr id="4" name="Рисунок 4"/>
             <wp:cNvGraphicFramePr>
               <a:graphicFrameLocks xmlns:a="http://schemas.openxmlformats.org/drawingml/2006/main" noChangeAspect="1"/>
             </wp:cNvGraphicFramePr>
@@ -7533,7 +7312,7 @@
                   <pic:spPr>
                     <a:xfrm>
                       <a:off x="0" y="0"/>
-                      <a:ext cx="5213537" cy="3202799"/>
+                      <a:ext cx="5940425" cy="2112010"/>
                     </a:xfrm>
                     <a:prstGeom prst="rect">
                       <a:avLst/>
@@ -7552,14 +7331,10 @@
         <w:jc w:val="center"/>
       </w:pPr>
       <w:r>
-        <w:lastRenderedPageBreak/>
-        <w:t>Рисунок 6</w:t>
-      </w:r>
-      <w:r>
-        <w:t xml:space="preserve"> – </w:t>
-      </w:r>
-      <w:r>
-        <w:t>Результат тестового случая «Добавить фигуру»</w:t>
+        <w:t xml:space="preserve">Рисунок 4 – </w:t>
+      </w:r>
+      <w:r>
+        <w:t>Результат тестового случая «Сохранить»</w:t>
       </w:r>
     </w:p>
     <w:p>
@@ -7570,26 +7345,37 @@
           <w:bCs/>
         </w:rPr>
       </w:pPr>
-      <w:r>
+    </w:p>
+    <w:p>
+      <w:pPr>
+        <w:ind w:firstLine="709"/>
         <w:rPr>
           <w:b/>
           <w:bCs/>
         </w:rPr>
-        <w:t>1.5.3 Тестовый случай «</w:t>
-      </w:r>
-      <w:r>
+      </w:pPr>
+    </w:p>
+    <w:p>
+      <w:pPr>
+        <w:ind w:firstLine="709"/>
         <w:rPr>
           <w:b/>
           <w:bCs/>
         </w:rPr>
-        <w:t>Проверка некорректного ввода</w:t>
-      </w:r>
+      </w:pPr>
       <w:r>
         <w:rPr>
           <w:b/>
           <w:bCs/>
         </w:rPr>
-        <w:t>»</w:t>
+        <w:t>1.5.1 Тестовый случай «</w:t>
+      </w:r>
+      <w:r>
+        <w:rPr>
+          <w:b/>
+          <w:bCs/>
+        </w:rPr>
+        <w:t>Загрузить»</w:t>
       </w:r>
     </w:p>
     <w:p>
@@ -7597,7 +7383,7 @@
         <w:ind w:firstLine="709"/>
       </w:pPr>
       <w:r>
-        <w:t>Порядок выполнения: Ввести нулевой или отрицательный радиус/сторону либо стороны несуществующего треугольника.</w:t>
+        <w:t>Порядок выполнения: Нажать «Загрузить» и выбрать ранее сохранённый файл.</w:t>
       </w:r>
     </w:p>
     <w:p>
@@ -7605,7 +7391,7 @@
         <w:ind w:firstLine="709"/>
       </w:pPr>
       <w:r>
-        <w:t>Ожидаемый результат: Программа выводит информативное сообщение об ошибке; фигура не добавляется.</w:t>
+        <w:t>Ожидаемый результат: Список фигур восстанавливается и отображается в таблице.</w:t>
       </w:r>
     </w:p>
     <w:p>
@@ -7619,10 +7405,10 @@
           <w:lang w:eastAsia="ru-RU"/>
         </w:rPr>
         <w:drawing>
-          <wp:inline distT="0" distB="0" distL="0" distR="0" wp14:anchorId="06B0BD06" wp14:editId="430D2C68">
-            <wp:extent cx="4777740" cy="2755308"/>
-            <wp:effectExtent l="0" t="0" r="3810" b="6985"/>
-            <wp:docPr id="7" name="Рисунок 7"/>
+          <wp:inline distT="0" distB="0" distL="0" distR="0" wp14:anchorId="523D69C3" wp14:editId="5FD1A402">
+            <wp:extent cx="5940425" cy="2101850"/>
+            <wp:effectExtent l="0" t="0" r="3175" b="0"/>
+            <wp:docPr id="5" name="Рисунок 5"/>
             <wp:cNvGraphicFramePr>
               <a:graphicFrameLocks xmlns:a="http://schemas.openxmlformats.org/drawingml/2006/main" noChangeAspect="1"/>
             </wp:cNvGraphicFramePr>
@@ -7642,7 +7428,7 @@
                   <pic:spPr>
                     <a:xfrm>
                       <a:off x="0" y="0"/>
-                      <a:ext cx="4780376" cy="2756828"/>
+                      <a:ext cx="5940425" cy="2101850"/>
                     </a:xfrm>
                     <a:prstGeom prst="rect">
                       <a:avLst/>
@@ -7661,13 +7447,10 @@
         <w:jc w:val="center"/>
       </w:pPr>
       <w:r>
-        <w:t>Рисунок 7</w:t>
-      </w:r>
-      <w:r>
-        <w:t xml:space="preserve"> – </w:t>
-      </w:r>
-      <w:r>
-        <w:t>Результат тестового случая «Проверка некорректного ввода»</w:t>
+        <w:t xml:space="preserve">Рисунок 5 – </w:t>
+      </w:r>
+      <w:r>
+        <w:t>Результат тестового случая «Загрузить»</w:t>
       </w:r>
     </w:p>
     <w:p>
@@ -7683,14 +7466,14 @@
           <w:b/>
           <w:bCs/>
         </w:rPr>
-        <w:t>1.5.4 Тестовый случай «</w:t>
+        <w:t>1.5.2 Тестовый случай «</w:t>
       </w:r>
       <w:r>
         <w:rPr>
           <w:b/>
           <w:bCs/>
         </w:rPr>
-        <w:t>Поиск</w:t>
+        <w:t>Добавить фигуру</w:t>
       </w:r>
       <w:r>
         <w:rPr>
@@ -7705,7 +7488,7 @@
         <w:ind w:firstLine="709"/>
       </w:pPr>
       <w:r>
-        <w:t>Порядок выполнения: Открыть форму поиска и ввести тип, часть описания или числовой параметр.</w:t>
+        <w:t>Порядок выполнения: Открыть форму добавления, выбрать тип фигуры, ввести корректные параметры и нажать кнопку «Добавить».</w:t>
       </w:r>
     </w:p>
     <w:p>
@@ -7713,7 +7496,7 @@
         <w:ind w:firstLine="709"/>
       </w:pPr>
       <w:r>
-        <w:t>Ожидаемый результат: В таблице результатов отображаются все подходящие фигуры.</w:t>
+        <w:t>Ожидаемый результат: Фигура появляется в таблице главной формы; площадь и периметр рассчитаны.</w:t>
       </w:r>
     </w:p>
     <w:p>
@@ -7726,12 +7509,11 @@
           <w:noProof/>
           <w:lang w:eastAsia="ru-RU"/>
         </w:rPr>
-        <w:lastRenderedPageBreak/>
         <w:drawing>
-          <wp:inline distT="0" distB="0" distL="0" distR="0" wp14:anchorId="69067C6D" wp14:editId="6925725C">
-            <wp:extent cx="5448300" cy="3330131"/>
-            <wp:effectExtent l="0" t="0" r="0" b="3810"/>
-            <wp:docPr id="8" name="Рисунок 8"/>
+          <wp:inline distT="0" distB="0" distL="0" distR="0" wp14:anchorId="4BC385B9" wp14:editId="0A6AFAFE">
+            <wp:extent cx="5208104" cy="3199462"/>
+            <wp:effectExtent l="0" t="0" r="0" b="1270"/>
+            <wp:docPr id="6" name="Рисунок 6"/>
             <wp:cNvGraphicFramePr>
               <a:graphicFrameLocks xmlns:a="http://schemas.openxmlformats.org/drawingml/2006/main" noChangeAspect="1"/>
             </wp:cNvGraphicFramePr>
@@ -7751,6 +7533,224 @@
                   <pic:spPr>
                     <a:xfrm>
                       <a:off x="0" y="0"/>
+                      <a:ext cx="5213537" cy="3202799"/>
+                    </a:xfrm>
+                    <a:prstGeom prst="rect">
+                      <a:avLst/>
+                    </a:prstGeom>
+                  </pic:spPr>
+                </pic:pic>
+              </a:graphicData>
+            </a:graphic>
+          </wp:inline>
+        </w:drawing>
+      </w:r>
+    </w:p>
+    <w:p>
+      <w:pPr>
+        <w:ind w:firstLine="0"/>
+        <w:jc w:val="center"/>
+      </w:pPr>
+      <w:r>
+        <w:lastRenderedPageBreak/>
+        <w:t>Рисунок 6</w:t>
+      </w:r>
+      <w:r>
+        <w:t xml:space="preserve"> – </w:t>
+      </w:r>
+      <w:r>
+        <w:t>Результат тестового случая «Добавить фигуру»</w:t>
+      </w:r>
+    </w:p>
+    <w:p>
+      <w:pPr>
+        <w:ind w:firstLine="709"/>
+        <w:rPr>
+          <w:b/>
+          <w:bCs/>
+        </w:rPr>
+      </w:pPr>
+      <w:r>
+        <w:rPr>
+          <w:b/>
+          <w:bCs/>
+        </w:rPr>
+        <w:t>1.5.3 Тестовый случай «</w:t>
+      </w:r>
+      <w:r>
+        <w:rPr>
+          <w:b/>
+          <w:bCs/>
+        </w:rPr>
+        <w:t>Проверка некорректного ввода</w:t>
+      </w:r>
+      <w:r>
+        <w:rPr>
+          <w:b/>
+          <w:bCs/>
+        </w:rPr>
+        <w:t>»</w:t>
+      </w:r>
+    </w:p>
+    <w:p>
+      <w:pPr>
+        <w:ind w:firstLine="709"/>
+      </w:pPr>
+      <w:r>
+        <w:t>Порядок выполнения: Ввести нулевой или отрицательный радиус/сторону либо стороны несуществующего треугольника.</w:t>
+      </w:r>
+    </w:p>
+    <w:p>
+      <w:pPr>
+        <w:ind w:firstLine="709"/>
+      </w:pPr>
+      <w:r>
+        <w:t>Ожидаемый результат: Программа выводит информативное сообщение об ошибке; фигура не добавляется.</w:t>
+      </w:r>
+    </w:p>
+    <w:p>
+      <w:pPr>
+        <w:ind w:firstLine="0"/>
+        <w:jc w:val="center"/>
+      </w:pPr>
+      <w:r>
+        <w:rPr>
+          <w:noProof/>
+          <w:lang w:eastAsia="ru-RU"/>
+        </w:rPr>
+        <w:drawing>
+          <wp:inline distT="0" distB="0" distL="0" distR="0" wp14:anchorId="06B0BD06" wp14:editId="430D2C68">
+            <wp:extent cx="4777740" cy="2755308"/>
+            <wp:effectExtent l="0" t="0" r="3810" b="6985"/>
+            <wp:docPr id="7" name="Рисунок 7"/>
+            <wp:cNvGraphicFramePr>
+              <a:graphicFrameLocks xmlns:a="http://schemas.openxmlformats.org/drawingml/2006/main" noChangeAspect="1"/>
+            </wp:cNvGraphicFramePr>
+            <a:graphic xmlns:a="http://schemas.openxmlformats.org/drawingml/2006/main">
+              <a:graphicData uri="http://schemas.openxmlformats.org/drawingml/2006/picture">
+                <pic:pic xmlns:pic="http://schemas.openxmlformats.org/drawingml/2006/picture">
+                  <pic:nvPicPr>
+                    <pic:cNvPr id="1" name=""/>
+                    <pic:cNvPicPr/>
+                  </pic:nvPicPr>
+                  <pic:blipFill>
+                    <a:blip r:embed="rId20"/>
+                    <a:stretch>
+                      <a:fillRect/>
+                    </a:stretch>
+                  </pic:blipFill>
+                  <pic:spPr>
+                    <a:xfrm>
+                      <a:off x="0" y="0"/>
+                      <a:ext cx="4780376" cy="2756828"/>
+                    </a:xfrm>
+                    <a:prstGeom prst="rect">
+                      <a:avLst/>
+                    </a:prstGeom>
+                  </pic:spPr>
+                </pic:pic>
+              </a:graphicData>
+            </a:graphic>
+          </wp:inline>
+        </w:drawing>
+      </w:r>
+    </w:p>
+    <w:p>
+      <w:pPr>
+        <w:ind w:firstLine="0"/>
+        <w:jc w:val="center"/>
+      </w:pPr>
+      <w:r>
+        <w:t>Рисунок 7</w:t>
+      </w:r>
+      <w:r>
+        <w:t xml:space="preserve"> – </w:t>
+      </w:r>
+      <w:r>
+        <w:t>Результат тестового случая «Проверка некорректного ввода»</w:t>
+      </w:r>
+    </w:p>
+    <w:p>
+      <w:pPr>
+        <w:ind w:firstLine="709"/>
+        <w:rPr>
+          <w:b/>
+          <w:bCs/>
+        </w:rPr>
+      </w:pPr>
+      <w:r>
+        <w:rPr>
+          <w:b/>
+          <w:bCs/>
+        </w:rPr>
+        <w:t>1.5.4 Тестовый случай «</w:t>
+      </w:r>
+      <w:r>
+        <w:rPr>
+          <w:b/>
+          <w:bCs/>
+        </w:rPr>
+        <w:t>Поиск</w:t>
+      </w:r>
+      <w:r>
+        <w:rPr>
+          <w:b/>
+          <w:bCs/>
+        </w:rPr>
+        <w:t>»</w:t>
+      </w:r>
+    </w:p>
+    <w:p>
+      <w:pPr>
+        <w:ind w:firstLine="709"/>
+      </w:pPr>
+      <w:r>
+        <w:t>Порядок выполнения: Открыть форму поиска и ввести тип, часть описания или числовой параметр.</w:t>
+      </w:r>
+    </w:p>
+    <w:p>
+      <w:pPr>
+        <w:ind w:firstLine="709"/>
+      </w:pPr>
+      <w:r>
+        <w:t>Ожидаемый результат: В таблице результатов отображаются все подходящие фигуры.</w:t>
+      </w:r>
+    </w:p>
+    <w:p>
+      <w:pPr>
+        <w:ind w:firstLine="0"/>
+        <w:jc w:val="center"/>
+      </w:pPr>
+      <w:r>
+        <w:rPr>
+          <w:noProof/>
+          <w:lang w:eastAsia="ru-RU"/>
+        </w:rPr>
+        <w:lastRenderedPageBreak/>
+        <w:drawing>
+          <wp:inline distT="0" distB="0" distL="0" distR="0" wp14:anchorId="69067C6D" wp14:editId="6925725C">
+            <wp:extent cx="5448300" cy="3330131"/>
+            <wp:effectExtent l="0" t="0" r="0" b="3810"/>
+            <wp:docPr id="8" name="Рисунок 8"/>
+            <wp:cNvGraphicFramePr>
+              <a:graphicFrameLocks xmlns:a="http://schemas.openxmlformats.org/drawingml/2006/main" noChangeAspect="1"/>
+            </wp:cNvGraphicFramePr>
+            <a:graphic xmlns:a="http://schemas.openxmlformats.org/drawingml/2006/main">
+              <a:graphicData uri="http://schemas.openxmlformats.org/drawingml/2006/picture">
+                <pic:pic xmlns:pic="http://schemas.openxmlformats.org/drawingml/2006/picture">
+                  <pic:nvPicPr>
+                    <pic:cNvPr id="1" name=""/>
+                    <pic:cNvPicPr/>
+                  </pic:nvPicPr>
+                  <pic:blipFill>
+                    <a:blip r:embed="rId21"/>
+                    <a:stretch>
+                      <a:fillRect/>
+                    </a:stretch>
+                  </pic:blipFill>
+                  <pic:spPr>
+                    <a:xfrm>
+                      <a:off x="0" y="0"/>
                       <a:ext cx="5450520" cy="3331488"/>
                     </a:xfrm>
                     <a:prstGeom prst="rect">
@@ -8721,15 +8721,7 @@
     </w:p>
     <w:p>
       <w:r>
-        <w:t xml:space="preserve">A01. Система должна быть реализована в виде настольного приложения </w:t>
-      </w:r>
-      <w:proofErr w:type="spellStart"/>
-      <w:r>
-        <w:t>Windows</w:t>
-      </w:r>
-      <w:proofErr w:type="spellEnd"/>
-      <w:r>
-        <w:t xml:space="preserve"> </w:t>
+        <w:t xml:space="preserve">A01. Система должна быть реализована в виде настольного приложения Windows </w:t>
       </w:r>
       <w:proofErr w:type="spellStart"/>
       <w:r>
@@ -8789,15 +8781,7 @@
     </w:p>
     <w:p>
       <w:r>
-        <w:t xml:space="preserve">D01. Основная коллекция должна хранить объекты через тип </w:t>
-      </w:r>
-      <w:proofErr w:type="spellStart"/>
-      <w:r>
-        <w:t>List</w:t>
-      </w:r>
-      <w:proofErr w:type="spellEnd"/>
-      <w:r>
-        <w:t>&lt;</w:t>
+        <w:t>D01. Основная коллекция должна хранить объекты через тип List&lt;</w:t>
       </w:r>
       <w:proofErr w:type="spellStart"/>
       <w:r>
@@ -9043,7 +9027,6 @@
         <w:spacing w:before="80" w:after="40" w:line="240" w:lineRule="auto"/>
         <w:jc w:val="left"/>
       </w:pPr>
-      <w:commentRangeStart w:id="24"/>
       <w:r>
         <w:rPr>
           <w:sz w:val="24"/>
@@ -9710,8 +9693,6 @@
               </w:rPr>
               <w:t>В</w:t>
             </w:r>
-            <w:bookmarkStart w:id="25" w:name="_GoBack"/>
-            <w:bookmarkEnd w:id="25"/>
             <w:r>
               <w:rPr>
                 <w:sz w:val="19"/>
@@ -10182,15 +10163,7 @@
         </w:tc>
       </w:tr>
     </w:tbl>
-    <w:commentRangeEnd w:id="24"/>
-    <w:p>
-      <w:r>
-        <w:rPr>
-          <w:rStyle w:val="af2"/>
-        </w:rPr>
-        <w:commentReference w:id="24"/>
-      </w:r>
-    </w:p>
+    <w:p/>
     <w:p>
       <w:r>
         <w:t xml:space="preserve">Пример фрагмента файла </w:t>
@@ -10381,222 +10354,224 @@
         <w:t xml:space="preserve"> </w:t>
       </w:r>
       <w:proofErr w:type="spellStart"/>
+      <w:proofErr w:type="gramStart"/>
       <w:r>
         <w:rPr>
           <w:rFonts w:ascii="Liberation Mono" w:eastAsiaTheme="minorEastAsia" w:hAnsi="Liberation Mono"/>
           <w:sz w:val="18"/>
           <w:lang w:val="en-US"/>
         </w:rPr>
-        <w:t>xsi</w:t>
-      </w:r>
-      <w:proofErr w:type="gramStart"/>
+        <w:t>xsi:type</w:t>
+      </w:r>
+      <w:proofErr w:type="spellEnd"/>
+      <w:proofErr w:type="gramEnd"/>
       <w:r>
         <w:rPr>
           <w:rFonts w:ascii="Liberation Mono" w:eastAsiaTheme="minorEastAsia" w:hAnsi="Liberation Mono"/>
           <w:sz w:val="18"/>
           <w:lang w:val="en-US"/>
         </w:rPr>
-        <w:t>:type</w:t>
-      </w:r>
-      <w:proofErr w:type="spellEnd"/>
-      <w:proofErr w:type="gramEnd"/>
+        <w:t>="</w:t>
+      </w:r>
+      <w:proofErr w:type="spellStart"/>
       <w:r>
         <w:rPr>
           <w:rFonts w:ascii="Liberation Mono" w:eastAsiaTheme="minorEastAsia" w:hAnsi="Liberation Mono"/>
           <w:sz w:val="18"/>
           <w:lang w:val="en-US"/>
         </w:rPr>
-        <w:t>="</w:t>
-      </w:r>
-      <w:proofErr w:type="spellStart"/>
+        <w:t>RectangleData</w:t>
+      </w:r>
+      <w:proofErr w:type="spellEnd"/>
       <w:r>
         <w:rPr>
           <w:rFonts w:ascii="Liberation Mono" w:eastAsiaTheme="minorEastAsia" w:hAnsi="Liberation Mono"/>
           <w:sz w:val="18"/>
           <w:lang w:val="en-US"/>
         </w:rPr>
-        <w:t>RectangleData</w:t>
-      </w:r>
-      <w:proofErr w:type="spellEnd"/>
-      <w:r>
+        <w:t>"&gt;</w:t>
+      </w:r>
+    </w:p>
+    <w:p>
+      <w:pPr>
+        <w:ind w:firstLine="709"/>
         <w:rPr>
           <w:rFonts w:ascii="Liberation Mono" w:eastAsiaTheme="minorEastAsia" w:hAnsi="Liberation Mono"/>
           <w:sz w:val="18"/>
           <w:lang w:val="en-US"/>
         </w:rPr>
-        <w:t>"&gt;</w:t>
-      </w:r>
-    </w:p>
-    <w:p>
-      <w:pPr>
-        <w:ind w:firstLine="709"/>
+      </w:pPr>
+      <w:r>
         <w:rPr>
           <w:rFonts w:ascii="Liberation Mono" w:eastAsiaTheme="minorEastAsia" w:hAnsi="Liberation Mono"/>
           <w:sz w:val="18"/>
           <w:lang w:val="en-US"/>
         </w:rPr>
-      </w:pPr>
-      <w:r>
+        <w:t xml:space="preserve">    &lt;Width&gt;1&lt;/Width&gt;</w:t>
+      </w:r>
+    </w:p>
+    <w:p>
+      <w:pPr>
+        <w:ind w:firstLine="709"/>
         <w:rPr>
           <w:rFonts w:ascii="Liberation Mono" w:eastAsiaTheme="minorEastAsia" w:hAnsi="Liberation Mono"/>
           <w:sz w:val="18"/>
           <w:lang w:val="en-US"/>
         </w:rPr>
-        <w:t xml:space="preserve">    &lt;Width&gt;1&lt;/Width&gt;</w:t>
-      </w:r>
-    </w:p>
-    <w:p>
-      <w:pPr>
-        <w:ind w:firstLine="709"/>
+      </w:pPr>
+      <w:r>
         <w:rPr>
           <w:rFonts w:ascii="Liberation Mono" w:eastAsiaTheme="minorEastAsia" w:hAnsi="Liberation Mono"/>
           <w:sz w:val="18"/>
           <w:lang w:val="en-US"/>
         </w:rPr>
-      </w:pPr>
-      <w:r>
+        <w:t xml:space="preserve">    &lt;Height&gt;15&lt;/Height&gt;</w:t>
+      </w:r>
+    </w:p>
+    <w:p>
+      <w:pPr>
+        <w:ind w:firstLine="709"/>
         <w:rPr>
           <w:rFonts w:ascii="Liberation Mono" w:eastAsiaTheme="minorEastAsia" w:hAnsi="Liberation Mono"/>
           <w:sz w:val="18"/>
           <w:lang w:val="en-US"/>
         </w:rPr>
-        <w:t xml:space="preserve">    &lt;Height&gt;15&lt;/Height&gt;</w:t>
-      </w:r>
-    </w:p>
-    <w:p>
-      <w:pPr>
-        <w:ind w:firstLine="709"/>
+      </w:pPr>
+      <w:r>
         <w:rPr>
           <w:rFonts w:ascii="Liberation Mono" w:eastAsiaTheme="minorEastAsia" w:hAnsi="Liberation Mono"/>
           <w:sz w:val="18"/>
           <w:lang w:val="en-US"/>
         </w:rPr>
-      </w:pPr>
+        <w:t xml:space="preserve">  &lt;/</w:t>
+      </w:r>
+      <w:proofErr w:type="spellStart"/>
       <w:r>
         <w:rPr>
           <w:rFonts w:ascii="Liberation Mono" w:eastAsiaTheme="minorEastAsia" w:hAnsi="Liberation Mono"/>
           <w:sz w:val="18"/>
           <w:lang w:val="en-US"/>
         </w:rPr>
-        <w:t xml:space="preserve">  &lt;/</w:t>
-      </w:r>
-      <w:proofErr w:type="spellStart"/>
+        <w:t>anyType</w:t>
+      </w:r>
+      <w:proofErr w:type="spellEnd"/>
       <w:r>
         <w:rPr>
           <w:rFonts w:ascii="Liberation Mono" w:eastAsiaTheme="minorEastAsia" w:hAnsi="Liberation Mono"/>
           <w:sz w:val="18"/>
           <w:lang w:val="en-US"/>
         </w:rPr>
-        <w:t>anyType</w:t>
-      </w:r>
-      <w:proofErr w:type="spellEnd"/>
-      <w:r>
+        <w:t>&gt;</w:t>
+      </w:r>
+    </w:p>
+    <w:p>
+      <w:pPr>
+        <w:ind w:firstLine="709"/>
         <w:rPr>
           <w:rFonts w:ascii="Liberation Mono" w:eastAsiaTheme="minorEastAsia" w:hAnsi="Liberation Mono"/>
           <w:sz w:val="18"/>
           <w:lang w:val="en-US"/>
         </w:rPr>
-        <w:t>&gt;</w:t>
-      </w:r>
-    </w:p>
-    <w:p>
-      <w:pPr>
-        <w:ind w:firstLine="709"/>
+      </w:pPr>
+      <w:r>
         <w:rPr>
           <w:rFonts w:ascii="Liberation Mono" w:eastAsiaTheme="minorEastAsia" w:hAnsi="Liberation Mono"/>
           <w:sz w:val="18"/>
           <w:lang w:val="en-US"/>
         </w:rPr>
-      </w:pPr>
+        <w:t xml:space="preserve">  &lt;</w:t>
+      </w:r>
+      <w:proofErr w:type="spellStart"/>
       <w:r>
         <w:rPr>
           <w:rFonts w:ascii="Liberation Mono" w:eastAsiaTheme="minorEastAsia" w:hAnsi="Liberation Mono"/>
           <w:sz w:val="18"/>
           <w:lang w:val="en-US"/>
         </w:rPr>
-        <w:t xml:space="preserve">  &lt;</w:t>
-      </w:r>
-      <w:proofErr w:type="spellStart"/>
+        <w:t>anyType</w:t>
+      </w:r>
+      <w:proofErr w:type="spellEnd"/>
       <w:r>
         <w:rPr>
           <w:rFonts w:ascii="Liberation Mono" w:eastAsiaTheme="minorEastAsia" w:hAnsi="Liberation Mono"/>
           <w:sz w:val="18"/>
           <w:lang w:val="en-US"/>
         </w:rPr>
-        <w:t>anyType</w:t>
-      </w:r>
-      <w:proofErr w:type="spellEnd"/>
+        <w:t xml:space="preserve"> </w:t>
+      </w:r>
+      <w:proofErr w:type="spellStart"/>
+      <w:proofErr w:type="gramStart"/>
       <w:r>
         <w:rPr>
           <w:rFonts w:ascii="Liberation Mono" w:eastAsiaTheme="minorEastAsia" w:hAnsi="Liberation Mono"/>
           <w:sz w:val="18"/>
           <w:lang w:val="en-US"/>
         </w:rPr>
-        <w:t xml:space="preserve"> </w:t>
-      </w:r>
-      <w:proofErr w:type="spellStart"/>
+        <w:t>xsi:type</w:t>
+      </w:r>
+      <w:proofErr w:type="spellEnd"/>
+      <w:proofErr w:type="gramEnd"/>
       <w:r>
         <w:rPr>
           <w:rFonts w:ascii="Liberation Mono" w:eastAsiaTheme="minorEastAsia" w:hAnsi="Liberation Mono"/>
           <w:sz w:val="18"/>
           <w:lang w:val="en-US"/>
         </w:rPr>
-        <w:t>xsi</w:t>
-      </w:r>
-      <w:proofErr w:type="gramStart"/>
+        <w:t>="</w:t>
+      </w:r>
+      <w:proofErr w:type="spellStart"/>
       <w:r>
         <w:rPr>
           <w:rFonts w:ascii="Liberation Mono" w:eastAsiaTheme="minorEastAsia" w:hAnsi="Liberation Mono"/>
           <w:sz w:val="18"/>
           <w:lang w:val="en-US"/>
         </w:rPr>
-        <w:t>:type</w:t>
+        <w:t>TriangleData</w:t>
       </w:r>
       <w:proofErr w:type="spellEnd"/>
-      <w:proofErr w:type="gramEnd"/>
       <w:r>
         <w:rPr>
           <w:rFonts w:ascii="Liberation Mono" w:eastAsiaTheme="minorEastAsia" w:hAnsi="Liberation Mono"/>
           <w:sz w:val="18"/>
           <w:lang w:val="en-US"/>
         </w:rPr>
-        <w:t>="</w:t>
-      </w:r>
-      <w:proofErr w:type="spellStart"/>
-      <w:r>
+        <w:t>"&gt;</w:t>
+      </w:r>
+    </w:p>
+    <w:p>
+      <w:pPr>
+        <w:ind w:firstLine="709"/>
         <w:rPr>
           <w:rFonts w:ascii="Liberation Mono" w:eastAsiaTheme="minorEastAsia" w:hAnsi="Liberation Mono"/>
           <w:sz w:val="18"/>
           <w:lang w:val="en-US"/>
         </w:rPr>
-        <w:t>TriangleData</w:t>
-      </w:r>
-      <w:proofErr w:type="spellEnd"/>
+      </w:pPr>
       <w:r>
         <w:rPr>
           <w:rFonts w:ascii="Liberation Mono" w:eastAsiaTheme="minorEastAsia" w:hAnsi="Liberation Mono"/>
           <w:sz w:val="18"/>
           <w:lang w:val="en-US"/>
         </w:rPr>
-        <w:t>"&gt;</w:t>
-      </w:r>
-    </w:p>
-    <w:p>
-      <w:pPr>
-        <w:ind w:firstLine="709"/>
+        <w:t xml:space="preserve">    &lt;</w:t>
+      </w:r>
+      <w:proofErr w:type="spellStart"/>
+      <w:r>
         <w:rPr>
           <w:rFonts w:ascii="Liberation Mono" w:eastAsiaTheme="minorEastAsia" w:hAnsi="Liberation Mono"/>
           <w:sz w:val="18"/>
           <w:lang w:val="en-US"/>
         </w:rPr>
-      </w:pPr>
+        <w:t>SideA</w:t>
+      </w:r>
+      <w:proofErr w:type="spellEnd"/>
       <w:r>
         <w:rPr>
           <w:rFonts w:ascii="Liberation Mono" w:eastAsiaTheme="minorEastAsia" w:hAnsi="Liberation Mono"/>
           <w:sz w:val="18"/>
           <w:lang w:val="en-US"/>
         </w:rPr>
-        <w:t xml:space="preserve">    &lt;</w:t>
+        <w:t>&gt;17&lt;/</w:t>
       </w:r>
       <w:proofErr w:type="spellStart"/>
       <w:r>
@@ -10614,43 +10589,43 @@
           <w:sz w:val="18"/>
           <w:lang w:val="en-US"/>
         </w:rPr>
-        <w:t>&gt;17&lt;/</w:t>
-      </w:r>
-      <w:proofErr w:type="spellStart"/>
-      <w:r>
+        <w:t>&gt;</w:t>
+      </w:r>
+    </w:p>
+    <w:p>
+      <w:pPr>
+        <w:ind w:firstLine="709"/>
         <w:rPr>
           <w:rFonts w:ascii="Liberation Mono" w:eastAsiaTheme="minorEastAsia" w:hAnsi="Liberation Mono"/>
           <w:sz w:val="18"/>
           <w:lang w:val="en-US"/>
         </w:rPr>
-        <w:t>SideA</w:t>
-      </w:r>
-      <w:proofErr w:type="spellEnd"/>
+      </w:pPr>
       <w:r>
         <w:rPr>
           <w:rFonts w:ascii="Liberation Mono" w:eastAsiaTheme="minorEastAsia" w:hAnsi="Liberation Mono"/>
           <w:sz w:val="18"/>
           <w:lang w:val="en-US"/>
         </w:rPr>
-        <w:t>&gt;</w:t>
-      </w:r>
-    </w:p>
-    <w:p>
-      <w:pPr>
-        <w:ind w:firstLine="709"/>
+        <w:t xml:space="preserve">    &lt;</w:t>
+      </w:r>
+      <w:proofErr w:type="spellStart"/>
+      <w:r>
         <w:rPr>
           <w:rFonts w:ascii="Liberation Mono" w:eastAsiaTheme="minorEastAsia" w:hAnsi="Liberation Mono"/>
           <w:sz w:val="18"/>
           <w:lang w:val="en-US"/>
         </w:rPr>
-      </w:pPr>
+        <w:t>SideB</w:t>
+      </w:r>
+      <w:proofErr w:type="spellEnd"/>
       <w:r>
         <w:rPr>
           <w:rFonts w:ascii="Liberation Mono" w:eastAsiaTheme="minorEastAsia" w:hAnsi="Liberation Mono"/>
           <w:sz w:val="18"/>
           <w:lang w:val="en-US"/>
         </w:rPr>
-        <w:t xml:space="preserve">    &lt;</w:t>
+        <w:t>&gt;7&lt;/</w:t>
       </w:r>
       <w:proofErr w:type="spellStart"/>
       <w:r>
@@ -10668,43 +10643,43 @@
           <w:sz w:val="18"/>
           <w:lang w:val="en-US"/>
         </w:rPr>
-        <w:t>&gt;7&lt;/</w:t>
-      </w:r>
-      <w:proofErr w:type="spellStart"/>
-      <w:r>
+        <w:t>&gt;</w:t>
+      </w:r>
+    </w:p>
+    <w:p>
+      <w:pPr>
+        <w:ind w:firstLine="709"/>
         <w:rPr>
           <w:rFonts w:ascii="Liberation Mono" w:eastAsiaTheme="minorEastAsia" w:hAnsi="Liberation Mono"/>
           <w:sz w:val="18"/>
           <w:lang w:val="en-US"/>
         </w:rPr>
-        <w:t>SideB</w:t>
-      </w:r>
-      <w:proofErr w:type="spellEnd"/>
+      </w:pPr>
       <w:r>
         <w:rPr>
           <w:rFonts w:ascii="Liberation Mono" w:eastAsiaTheme="minorEastAsia" w:hAnsi="Liberation Mono"/>
           <w:sz w:val="18"/>
           <w:lang w:val="en-US"/>
         </w:rPr>
-        <w:t>&gt;</w:t>
-      </w:r>
-    </w:p>
-    <w:p>
-      <w:pPr>
-        <w:ind w:firstLine="709"/>
+        <w:t xml:space="preserve">    &lt;</w:t>
+      </w:r>
+      <w:proofErr w:type="spellStart"/>
+      <w:r>
         <w:rPr>
           <w:rFonts w:ascii="Liberation Mono" w:eastAsiaTheme="minorEastAsia" w:hAnsi="Liberation Mono"/>
           <w:sz w:val="18"/>
           <w:lang w:val="en-US"/>
         </w:rPr>
-      </w:pPr>
+        <w:t>SideC</w:t>
+      </w:r>
+      <w:proofErr w:type="spellEnd"/>
       <w:r>
         <w:rPr>
           <w:rFonts w:ascii="Liberation Mono" w:eastAsiaTheme="minorEastAsia" w:hAnsi="Liberation Mono"/>
           <w:sz w:val="18"/>
           <w:lang w:val="en-US"/>
         </w:rPr>
-        <w:t xml:space="preserve">    &lt;</w:t>
+        <w:t>&gt;19&lt;/</w:t>
       </w:r>
       <w:proofErr w:type="spellStart"/>
       <w:r>
@@ -10722,115 +10697,89 @@
           <w:sz w:val="18"/>
           <w:lang w:val="en-US"/>
         </w:rPr>
-        <w:t>&gt;19&lt;/</w:t>
-      </w:r>
-      <w:proofErr w:type="spellStart"/>
-      <w:r>
+        <w:t>&gt;</w:t>
+      </w:r>
+    </w:p>
+    <w:p>
+      <w:pPr>
+        <w:ind w:firstLine="709"/>
         <w:rPr>
           <w:rFonts w:ascii="Liberation Mono" w:eastAsiaTheme="minorEastAsia" w:hAnsi="Liberation Mono"/>
           <w:sz w:val="18"/>
           <w:lang w:val="en-US"/>
         </w:rPr>
-        <w:t>SideC</w:t>
-      </w:r>
-      <w:proofErr w:type="spellEnd"/>
+      </w:pPr>
       <w:r>
         <w:rPr>
           <w:rFonts w:ascii="Liberation Mono" w:eastAsiaTheme="minorEastAsia" w:hAnsi="Liberation Mono"/>
           <w:sz w:val="18"/>
           <w:lang w:val="en-US"/>
         </w:rPr>
-        <w:t>&gt;</w:t>
-      </w:r>
-    </w:p>
-    <w:p>
-      <w:pPr>
-        <w:ind w:firstLine="709"/>
+        <w:t xml:space="preserve">  &lt;/</w:t>
+      </w:r>
+      <w:proofErr w:type="spellStart"/>
+      <w:r>
         <w:rPr>
           <w:rFonts w:ascii="Liberation Mono" w:eastAsiaTheme="minorEastAsia" w:hAnsi="Liberation Mono"/>
           <w:sz w:val="18"/>
           <w:lang w:val="en-US"/>
         </w:rPr>
-      </w:pPr>
+        <w:t>anyType</w:t>
+      </w:r>
+      <w:proofErr w:type="spellEnd"/>
       <w:r>
         <w:rPr>
           <w:rFonts w:ascii="Liberation Mono" w:eastAsiaTheme="minorEastAsia" w:hAnsi="Liberation Mono"/>
           <w:sz w:val="18"/>
           <w:lang w:val="en-US"/>
         </w:rPr>
-        <w:t xml:space="preserve">  &lt;/</w:t>
-      </w:r>
-      <w:proofErr w:type="spellStart"/>
-      <w:r>
+        <w:t>&gt;</w:t>
+      </w:r>
+    </w:p>
+    <w:p>
+      <w:pPr>
+        <w:ind w:firstLine="709"/>
         <w:rPr>
           <w:rFonts w:ascii="Liberation Mono" w:eastAsiaTheme="minorEastAsia" w:hAnsi="Liberation Mono"/>
           <w:sz w:val="18"/>
           <w:lang w:val="en-US"/>
         </w:rPr>
-        <w:t>anyType</w:t>
-      </w:r>
-      <w:proofErr w:type="spellEnd"/>
+      </w:pPr>
       <w:r>
         <w:rPr>
           <w:rFonts w:ascii="Liberation Mono" w:eastAsiaTheme="minorEastAsia" w:hAnsi="Liberation Mono"/>
           <w:sz w:val="18"/>
           <w:lang w:val="en-US"/>
         </w:rPr>
-        <w:t>&gt;</w:t>
-      </w:r>
-    </w:p>
-    <w:p>
-      <w:pPr>
-        <w:ind w:firstLine="709"/>
+        <w:t xml:space="preserve">  &lt;</w:t>
+      </w:r>
+      <w:proofErr w:type="spellStart"/>
+      <w:r>
         <w:rPr>
           <w:rFonts w:ascii="Liberation Mono" w:eastAsiaTheme="minorEastAsia" w:hAnsi="Liberation Mono"/>
           <w:sz w:val="18"/>
           <w:lang w:val="en-US"/>
         </w:rPr>
-      </w:pPr>
+        <w:t>anyType</w:t>
+      </w:r>
+      <w:proofErr w:type="spellEnd"/>
       <w:r>
         <w:rPr>
           <w:rFonts w:ascii="Liberation Mono" w:eastAsiaTheme="minorEastAsia" w:hAnsi="Liberation Mono"/>
           <w:sz w:val="18"/>
           <w:lang w:val="en-US"/>
         </w:rPr>
-        <w:t xml:space="preserve">  &lt;</w:t>
+        <w:t xml:space="preserve"> </w:t>
       </w:r>
       <w:proofErr w:type="spellStart"/>
+      <w:proofErr w:type="gramStart"/>
       <w:r>
         <w:rPr>
           <w:rFonts w:ascii="Liberation Mono" w:eastAsiaTheme="minorEastAsia" w:hAnsi="Liberation Mono"/>
           <w:sz w:val="18"/>
           <w:lang w:val="en-US"/>
         </w:rPr>
-        <w:t>anyType</w:t>
-      </w:r>
-      <w:proofErr w:type="spellEnd"/>
-      <w:r>
-        <w:rPr>
-          <w:rFonts w:ascii="Liberation Mono" w:eastAsiaTheme="minorEastAsia" w:hAnsi="Liberation Mono"/>
-          <w:sz w:val="18"/>
-          <w:lang w:val="en-US"/>
-        </w:rPr>
-        <w:t xml:space="preserve"> </w:t>
-      </w:r>
-      <w:proofErr w:type="spellStart"/>
-      <w:r>
-        <w:rPr>
-          <w:rFonts w:ascii="Liberation Mono" w:eastAsiaTheme="minorEastAsia" w:hAnsi="Liberation Mono"/>
-          <w:sz w:val="18"/>
-          <w:lang w:val="en-US"/>
-        </w:rPr>
-        <w:t>xsi</w:t>
-      </w:r>
-      <w:proofErr w:type="gramStart"/>
-      <w:r>
-        <w:rPr>
-          <w:rFonts w:ascii="Liberation Mono" w:eastAsiaTheme="minorEastAsia" w:hAnsi="Liberation Mono"/>
-          <w:sz w:val="18"/>
-          <w:lang w:val="en-US"/>
-        </w:rPr>
-        <w:t>:type</w:t>
+        <w:t>xsi:type</w:t>
       </w:r>
       <w:proofErr w:type="spellEnd"/>
       <w:proofErr w:type="gramEnd"/>
@@ -11423,21 +11372,8 @@
 </file>
 
 <file path=word/comments.xml><?xml version="1.0" encoding="utf-8"?>
-<w:comments xmlns:wpc="http://schemas.microsoft.com/office/word/2010/wordprocessingCanvas" xmlns:cx="http://schemas.microsoft.com/office/drawing/2014/chartex" xmlns:cx1="http://schemas.microsoft.com/office/drawing/2015/9/8/chartex" xmlns:mc="http://schemas.openxmlformats.org/markup-compatibility/2006" xmlns:o="urn:schemas-microsoft-com:office:office" xmlns:r="http://schemas.openxmlformats.org/officeDocument/2006/relationships" xmlns:m="http://schemas.openxmlformats.org/officeDocument/2006/math" xmlns:v="urn:schemas-microsoft-com:vml" xmlns:wp14="http://schemas.microsoft.com/office/word/2010/wordprocessingDrawing" xmlns:wp="http://schemas.openxmlformats.org/drawingml/2006/wordprocessingDrawing" xmlns:w10="urn:schemas-microsoft-com:office:word" xmlns:w="http://schemas.openxmlformats.org/wordprocessingml/2006/main" xmlns:w14="http://schemas.microsoft.com/office/word/2010/wordml" xmlns:w15="http://schemas.microsoft.com/office/word/2012/wordml" xmlns:w16se="http://schemas.microsoft.com/office/word/2015/wordml/symex" xmlns:wpg="http://schemas.microsoft.com/office/word/2010/wordprocessingGroup" xmlns:wpi="http://schemas.microsoft.com/office/word/2010/wordprocessingInk" xmlns:wne="http://schemas.microsoft.com/office/word/2006/wordml" xmlns:wps="http://schemas.microsoft.com/office/word/2010/wordprocessingShape" mc:Ignorable="w14 w15 w16se wp14">
+<w:comments xmlns:wpc="http://schemas.microsoft.com/office/word/2010/wordprocessingCanvas" xmlns:cx="http://schemas.microsoft.com/office/drawing/2014/chartex" xmlns:cx1="http://schemas.microsoft.com/office/drawing/2015/9/8/chartex" xmlns:cx2="http://schemas.microsoft.com/office/drawing/2015/10/21/chartex" xmlns:cx3="http://schemas.microsoft.com/office/drawing/2016/5/9/chartex" xmlns:cx4="http://schemas.microsoft.com/office/drawing/2016/5/10/chartex" xmlns:cx5="http://schemas.microsoft.com/office/drawing/2016/5/11/chartex" xmlns:cx6="http://schemas.microsoft.com/office/drawing/2016/5/12/chartex" xmlns:cx7="http://schemas.microsoft.com/office/drawing/2016/5/13/chartex" xmlns:cx8="http://schemas.microsoft.com/office/drawing/2016/5/14/chartex" xmlns:mc="http://schemas.openxmlformats.org/markup-compatibility/2006" xmlns:aink="http://schemas.microsoft.com/office/drawing/2016/ink" xmlns:am3d="http://schemas.microsoft.com/office/drawing/2017/model3d" xmlns:o="urn:schemas-microsoft-com:office:office" xmlns:r="http://schemas.openxmlformats.org/officeDocument/2006/relationships" xmlns:m="http://schemas.openxmlformats.org/officeDocument/2006/math" xmlns:v="urn:schemas-microsoft-com:vml" xmlns:wp14="http://schemas.microsoft.com/office/word/2010/wordprocessingDrawing" xmlns:wp="http://schemas.openxmlformats.org/drawingml/2006/wordprocessingDrawing" xmlns:w10="urn:schemas-microsoft-com:office:word" xmlns:w="http://schemas.openxmlformats.org/wordprocessingml/2006/main" xmlns:w14="http://schemas.microsoft.com/office/word/2010/wordml" xmlns:w15="http://schemas.microsoft.com/office/word/2012/wordml" xmlns:w16cex="http://schemas.microsoft.com/office/word/2018/wordml/cex" xmlns:w16cid="http://schemas.microsoft.com/office/word/2016/wordml/cid" xmlns:w16="http://schemas.microsoft.com/office/word/2018/wordml" xmlns:w16sdtdh="http://schemas.microsoft.com/office/word/2020/wordml/sdtdatahash" xmlns:w16se="http://schemas.microsoft.com/office/word/2015/wordml/symex" xmlns:wpg="http://schemas.microsoft.com/office/word/2010/wordprocessingGroup" xmlns:wpi="http://schemas.microsoft.com/office/word/2010/wordprocessingInk" xmlns:wne="http://schemas.microsoft.com/office/word/2006/wordml" xmlns:wps="http://schemas.microsoft.com/office/word/2010/wordprocessingShape" mc:Ignorable="w14 w15 w16se w16cid w16 w16cex w16sdtdh wp14">
   <w:comment w:id="0" w:author="Aleksey A. Kalentev" w:date="2026-06-20T13:49:00Z" w:initials="AAK">
-    <w:p>
-      <w:pPr>
-        <w:pStyle w:val="af3"/>
-      </w:pPr>
-      <w:r>
-        <w:rPr>
-          <w:rStyle w:val="af2"/>
-        </w:rPr>
-        <w:annotationRef/>
-      </w:r>
-    </w:p>
-  </w:comment>
-  <w:comment w:id="24" w:author="Aleksey A. Kalentev" w:date="2026-06-20T13:24:00Z" w:initials="AAK">
     <w:p>
       <w:pPr>
         <w:pStyle w:val="af3"/>
@@ -11454,28 +11390,25 @@
 </file>
 
 <file path=word/commentsExtended.xml><?xml version="1.0" encoding="utf-8"?>
-<w15:commentsEx xmlns:wpc="http://schemas.microsoft.com/office/word/2010/wordprocessingCanvas" xmlns:cx="http://schemas.microsoft.com/office/drawing/2014/chartex" xmlns:cx1="http://schemas.microsoft.com/office/drawing/2015/9/8/chartex" xmlns:mc="http://schemas.openxmlformats.org/markup-compatibility/2006" xmlns:o="urn:schemas-microsoft-com:office:office" xmlns:r="http://schemas.openxmlformats.org/officeDocument/2006/relationships" xmlns:m="http://schemas.openxmlformats.org/officeDocument/2006/math" xmlns:v="urn:schemas-microsoft-com:vml" xmlns:wp14="http://schemas.microsoft.com/office/word/2010/wordprocessingDrawing" xmlns:wp="http://schemas.openxmlformats.org/drawingml/2006/wordprocessingDrawing" xmlns:w10="urn:schemas-microsoft-com:office:word" xmlns:w="http://schemas.openxmlformats.org/wordprocessingml/2006/main" xmlns:w14="http://schemas.microsoft.com/office/word/2010/wordml" xmlns:w15="http://schemas.microsoft.com/office/word/2012/wordml" xmlns:w16se="http://schemas.microsoft.com/office/word/2015/wordml/symex" xmlns:wpg="http://schemas.microsoft.com/office/word/2010/wordprocessingGroup" xmlns:wpi="http://schemas.microsoft.com/office/word/2010/wordprocessingInk" xmlns:wne="http://schemas.microsoft.com/office/word/2006/wordml" xmlns:wps="http://schemas.microsoft.com/office/word/2010/wordprocessingShape" mc:Ignorable="w14 w15 w16se wp14">
+<w15:commentsEx xmlns:wpc="http://schemas.microsoft.com/office/word/2010/wordprocessingCanvas" xmlns:cx="http://schemas.microsoft.com/office/drawing/2014/chartex" xmlns:cx1="http://schemas.microsoft.com/office/drawing/2015/9/8/chartex" xmlns:cx2="http://schemas.microsoft.com/office/drawing/2015/10/21/chartex" xmlns:cx3="http://schemas.microsoft.com/office/drawing/2016/5/9/chartex" xmlns:cx4="http://schemas.microsoft.com/office/drawing/2016/5/10/chartex" xmlns:cx5="http://schemas.microsoft.com/office/drawing/2016/5/11/chartex" xmlns:cx6="http://schemas.microsoft.com/office/drawing/2016/5/12/chartex" xmlns:cx7="http://schemas.microsoft.com/office/drawing/2016/5/13/chartex" xmlns:cx8="http://schemas.microsoft.com/office/drawing/2016/5/14/chartex" xmlns:mc="http://schemas.openxmlformats.org/markup-compatibility/2006" xmlns:aink="http://schemas.microsoft.com/office/drawing/2016/ink" xmlns:am3d="http://schemas.microsoft.com/office/drawing/2017/model3d" xmlns:o="urn:schemas-microsoft-com:office:office" xmlns:r="http://schemas.openxmlformats.org/officeDocument/2006/relationships" xmlns:m="http://schemas.openxmlformats.org/officeDocument/2006/math" xmlns:v="urn:schemas-microsoft-com:vml" xmlns:wp14="http://schemas.microsoft.com/office/word/2010/wordprocessingDrawing" xmlns:wp="http://schemas.openxmlformats.org/drawingml/2006/wordprocessingDrawing" xmlns:w10="urn:schemas-microsoft-com:office:word" xmlns:w="http://schemas.openxmlformats.org/wordprocessingml/2006/main" xmlns:w14="http://schemas.microsoft.com/office/word/2010/wordml" xmlns:w15="http://schemas.microsoft.com/office/word/2012/wordml" xmlns:w16cex="http://schemas.microsoft.com/office/word/2018/wordml/cex" xmlns:w16cid="http://schemas.microsoft.com/office/word/2016/wordml/cid" xmlns:w16="http://schemas.microsoft.com/office/word/2018/wordml" xmlns:w16sdtdh="http://schemas.microsoft.com/office/word/2020/wordml/sdtdatahash" xmlns:w16se="http://schemas.microsoft.com/office/word/2015/wordml/symex" xmlns:wpg="http://schemas.microsoft.com/office/word/2010/wordprocessingGroup" xmlns:wpi="http://schemas.microsoft.com/office/word/2010/wordprocessingInk" xmlns:wne="http://schemas.microsoft.com/office/word/2006/wordml" xmlns:wps="http://schemas.microsoft.com/office/word/2010/wordprocessingShape" mc:Ignorable="w14 w15 w16se w16cid w16 w16cex w16sdtdh wp14">
   <w15:commentEx w15:paraId="746E4E37" w15:done="0"/>
-  <w15:commentEx w15:paraId="1821C167" w15:done="0"/>
 </w15:commentsEx>
 </file>
 
 <file path=word/commentsExtensible.xml><?xml version="1.0" encoding="utf-8"?>
 <w16cex:commentsExtensible xmlns:wpc="http://schemas.microsoft.com/office/word/2010/wordprocessingCanvas" xmlns:cx="http://schemas.microsoft.com/office/drawing/2014/chartex" xmlns:cx1="http://schemas.microsoft.com/office/drawing/2015/9/8/chartex" xmlns:cx2="http://schemas.microsoft.com/office/drawing/2015/10/21/chartex" xmlns:cx3="http://schemas.microsoft.com/office/drawing/2016/5/9/chartex" xmlns:cx4="http://schemas.microsoft.com/office/drawing/2016/5/10/chartex" xmlns:cx5="http://schemas.microsoft.com/office/drawing/2016/5/11/chartex" xmlns:cx6="http://schemas.microsoft.com/office/drawing/2016/5/12/chartex" xmlns:cx7="http://schemas.microsoft.com/office/drawing/2016/5/13/chartex" xmlns:cx8="http://schemas.microsoft.com/office/drawing/2016/5/14/chartex" xmlns:mc="http://schemas.openxmlformats.org/markup-compatibility/2006" xmlns:aink="http://schemas.microsoft.com/office/drawing/2016/ink" xmlns:am3d="http://schemas.microsoft.com/office/drawing/2017/model3d" xmlns:o="urn:schemas-microsoft-com:office:office" xmlns:r="http://schemas.openxmlformats.org/officeDocument/2006/relationships" xmlns:m="http://schemas.openxmlformats.org/officeDocument/2006/math" xmlns:v="urn:schemas-microsoft-com:vml" xmlns:wp14="http://schemas.microsoft.com/office/word/2010/wordprocessingDrawing" xmlns:wp="http://schemas.openxmlformats.org/drawingml/2006/wordprocessingDrawing" xmlns:w10="urn:schemas-microsoft-com:office:word" xmlns:w="http://schemas.openxmlformats.org/wordprocessingml/2006/main" xmlns:w14="http://schemas.microsoft.com/office/word/2010/wordml" xmlns:w15="http://schemas.microsoft.com/office/word/2012/wordml" xmlns:w16cex="http://schemas.microsoft.com/office/word/2018/wordml/cex" xmlns:w16cid="http://schemas.microsoft.com/office/word/2016/wordml/cid" xmlns:w16="http://schemas.microsoft.com/office/word/2018/wordml" xmlns:w16sdtdh="http://schemas.microsoft.com/office/word/2020/wordml/sdtdatahash" xmlns:w16se="http://schemas.microsoft.com/office/word/2015/wordml/symex" xmlns:wpg="http://schemas.microsoft.com/office/word/2010/wordprocessingGroup" xmlns:wpi="http://schemas.microsoft.com/office/word/2010/wordprocessingInk" xmlns:wne="http://schemas.microsoft.com/office/word/2006/wordml" xmlns:wps="http://schemas.microsoft.com/office/word/2010/wordprocessingShape" mc:Ignorable="w14 w15 w16se w16cid w16 w16cex w16sdtdh wp14">
   <w16cex:commentExtensible w16cex:durableId="2DE118DB" w16cex:dateUtc="2026-06-20T06:49:00Z"/>
-  <w16cex:commentExtensible w16cex:durableId="2DE112F1" w16cex:dateUtc="2026-06-20T06:24:00Z"/>
 </w16cex:commentsExtensible>
 </file>
 
 <file path=word/commentsIds.xml><?xml version="1.0" encoding="utf-8"?>
 <w16cid:commentsIds xmlns:wpc="http://schemas.microsoft.com/office/word/2010/wordprocessingCanvas" xmlns:cx="http://schemas.microsoft.com/office/drawing/2014/chartex" xmlns:cx1="http://schemas.microsoft.com/office/drawing/2015/9/8/chartex" xmlns:cx2="http://schemas.microsoft.com/office/drawing/2015/10/21/chartex" xmlns:cx3="http://schemas.microsoft.com/office/drawing/2016/5/9/chartex" xmlns:cx4="http://schemas.microsoft.com/office/drawing/2016/5/10/chartex" xmlns:cx5="http://schemas.microsoft.com/office/drawing/2016/5/11/chartex" xmlns:cx6="http://schemas.microsoft.com/office/drawing/2016/5/12/chartex" xmlns:cx7="http://schemas.microsoft.com/office/drawing/2016/5/13/chartex" xmlns:cx8="http://schemas.microsoft.com/office/drawing/2016/5/14/chartex" xmlns:mc="http://schemas.openxmlformats.org/markup-compatibility/2006" xmlns:aink="http://schemas.microsoft.com/office/drawing/2016/ink" xmlns:am3d="http://schemas.microsoft.com/office/drawing/2017/model3d" xmlns:o="urn:schemas-microsoft-com:office:office" xmlns:r="http://schemas.openxmlformats.org/officeDocument/2006/relationships" xmlns:m="http://schemas.openxmlformats.org/officeDocument/2006/math" xmlns:v="urn:schemas-microsoft-com:vml" xmlns:wp14="http://schemas.microsoft.com/office/word/2010/wordprocessingDrawing" xmlns:wp="http://schemas.openxmlformats.org/drawingml/2006/wordprocessingDrawing" xmlns:w10="urn:schemas-microsoft-com:office:word" xmlns:w="http://schemas.openxmlformats.org/wordprocessingml/2006/main" xmlns:w14="http://schemas.microsoft.com/office/word/2010/wordml" xmlns:w15="http://schemas.microsoft.com/office/word/2012/wordml" xmlns:w16cex="http://schemas.microsoft.com/office/word/2018/wordml/cex" xmlns:w16cid="http://schemas.microsoft.com/office/word/2016/wordml/cid" xmlns:w16="http://schemas.microsoft.com/office/word/2018/wordml" xmlns:w16sdtdh="http://schemas.microsoft.com/office/word/2020/wordml/sdtdatahash" xmlns:w16se="http://schemas.microsoft.com/office/word/2015/wordml/symex" xmlns:wpg="http://schemas.microsoft.com/office/word/2010/wordprocessingGroup" xmlns:wpi="http://schemas.microsoft.com/office/word/2010/wordprocessingInk" xmlns:wne="http://schemas.microsoft.com/office/word/2006/wordml" xmlns:wps="http://schemas.microsoft.com/office/word/2010/wordprocessingShape" mc:Ignorable="w14 w15 w16se w16cid w16 w16cex w16sdtdh wp14">
   <w16cid:commentId w16cid:paraId="746E4E37" w16cid:durableId="2DE118DB"/>
-  <w16cid:commentId w16cid:paraId="1821C167" w16cid:durableId="2DE112F1"/>
 </w16cid:commentsIds>
 </file>
 
 <file path=word/endnotes.xml><?xml version="1.0" encoding="utf-8"?>
-<w:endnotes xmlns:wpc="http://schemas.microsoft.com/office/word/2010/wordprocessingCanvas" xmlns:cx="http://schemas.microsoft.com/office/drawing/2014/chartex" xmlns:cx1="http://schemas.microsoft.com/office/drawing/2015/9/8/chartex" xmlns:mc="http://schemas.openxmlformats.org/markup-compatibility/2006" xmlns:o="urn:schemas-microsoft-com:office:office" xmlns:r="http://schemas.openxmlformats.org/officeDocument/2006/relationships" xmlns:m="http://schemas.openxmlformats.org/officeDocument/2006/math" xmlns:v="urn:schemas-microsoft-com:vml" xmlns:wp14="http://schemas.microsoft.com/office/word/2010/wordprocessingDrawing" xmlns:wp="http://schemas.openxmlformats.org/drawingml/2006/wordprocessingDrawing" xmlns:w10="urn:schemas-microsoft-com:office:word" xmlns:w="http://schemas.openxmlformats.org/wordprocessingml/2006/main" xmlns:w14="http://schemas.microsoft.com/office/word/2010/wordml" xmlns:w15="http://schemas.microsoft.com/office/word/2012/wordml" xmlns:w16se="http://schemas.microsoft.com/office/word/2015/wordml/symex" xmlns:wpg="http://schemas.microsoft.com/office/word/2010/wordprocessingGroup" xmlns:wpi="http://schemas.microsoft.com/office/word/2010/wordprocessingInk" xmlns:wne="http://schemas.microsoft.com/office/word/2006/wordml" xmlns:wps="http://schemas.microsoft.com/office/word/2010/wordprocessingShape" mc:Ignorable="w14 w15 w16se wp14">
+<w:endnotes xmlns:wpc="http://schemas.microsoft.com/office/word/2010/wordprocessingCanvas" xmlns:cx="http://schemas.microsoft.com/office/drawing/2014/chartex" xmlns:cx1="http://schemas.microsoft.com/office/drawing/2015/9/8/chartex" xmlns:cx2="http://schemas.microsoft.com/office/drawing/2015/10/21/chartex" xmlns:cx3="http://schemas.microsoft.com/office/drawing/2016/5/9/chartex" xmlns:cx4="http://schemas.microsoft.com/office/drawing/2016/5/10/chartex" xmlns:cx5="http://schemas.microsoft.com/office/drawing/2016/5/11/chartex" xmlns:cx6="http://schemas.microsoft.com/office/drawing/2016/5/12/chartex" xmlns:cx7="http://schemas.microsoft.com/office/drawing/2016/5/13/chartex" xmlns:cx8="http://schemas.microsoft.com/office/drawing/2016/5/14/chartex" xmlns:mc="http://schemas.openxmlformats.org/markup-compatibility/2006" xmlns:aink="http://schemas.microsoft.com/office/drawing/2016/ink" xmlns:am3d="http://schemas.microsoft.com/office/drawing/2017/model3d" xmlns:o="urn:schemas-microsoft-com:office:office" xmlns:r="http://schemas.openxmlformats.org/officeDocument/2006/relationships" xmlns:m="http://schemas.openxmlformats.org/officeDocument/2006/math" xmlns:v="urn:schemas-microsoft-com:vml" xmlns:wp14="http://schemas.microsoft.com/office/word/2010/wordprocessingDrawing" xmlns:wp="http://schemas.openxmlformats.org/drawingml/2006/wordprocessingDrawing" xmlns:w10="urn:schemas-microsoft-com:office:word" xmlns:w="http://schemas.openxmlformats.org/wordprocessingml/2006/main" xmlns:w14="http://schemas.microsoft.com/office/word/2010/wordml" xmlns:w15="http://schemas.microsoft.com/office/word/2012/wordml" xmlns:w16cex="http://schemas.microsoft.com/office/word/2018/wordml/cex" xmlns:w16cid="http://schemas.microsoft.com/office/word/2016/wordml/cid" xmlns:w16="http://schemas.microsoft.com/office/word/2018/wordml" xmlns:w16sdtdh="http://schemas.microsoft.com/office/word/2020/wordml/sdtdatahash" xmlns:w16se="http://schemas.microsoft.com/office/word/2015/wordml/symex" xmlns:wpg="http://schemas.microsoft.com/office/word/2010/wordprocessingGroup" xmlns:wpi="http://schemas.microsoft.com/office/word/2010/wordprocessingInk" xmlns:wne="http://schemas.microsoft.com/office/word/2006/wordml" xmlns:wps="http://schemas.microsoft.com/office/word/2010/wordprocessingShape" mc:Ignorable="w14 w15 w16se w16cid w16 w16cex w16sdtdh wp14">
   <w:endnote w:type="separator" w:id="-1">
     <w:p>
       <w:pPr>
@@ -11500,7 +11433,7 @@
 </file>
 
 <file path=word/footer1.xml><?xml version="1.0" encoding="utf-8"?>
-<w:ftr xmlns:wpc="http://schemas.microsoft.com/office/word/2010/wordprocessingCanvas" xmlns:cx="http://schemas.microsoft.com/office/drawing/2014/chartex" xmlns:cx1="http://schemas.microsoft.com/office/drawing/2015/9/8/chartex" xmlns:mc="http://schemas.openxmlformats.org/markup-compatibility/2006" xmlns:o="urn:schemas-microsoft-com:office:office" xmlns:r="http://schemas.openxmlformats.org/officeDocument/2006/relationships" xmlns:m="http://schemas.openxmlformats.org/officeDocument/2006/math" xmlns:v="urn:schemas-microsoft-com:vml" xmlns:wp14="http://schemas.microsoft.com/office/word/2010/wordprocessingDrawing" xmlns:wp="http://schemas.openxmlformats.org/drawingml/2006/wordprocessingDrawing" xmlns:w10="urn:schemas-microsoft-com:office:word" xmlns:w="http://schemas.openxmlformats.org/wordprocessingml/2006/main" xmlns:w14="http://schemas.microsoft.com/office/word/2010/wordml" xmlns:w15="http://schemas.microsoft.com/office/word/2012/wordml" xmlns:w16se="http://schemas.microsoft.com/office/word/2015/wordml/symex" xmlns:wpg="http://schemas.microsoft.com/office/word/2010/wordprocessingGroup" xmlns:wpi="http://schemas.microsoft.com/office/word/2010/wordprocessingInk" xmlns:wne="http://schemas.microsoft.com/office/word/2006/wordml" xmlns:wps="http://schemas.microsoft.com/office/word/2010/wordprocessingShape" mc:Ignorable="w14 w15 w16se wp14">
+<w:ftr xmlns:wpc="http://schemas.microsoft.com/office/word/2010/wordprocessingCanvas" xmlns:cx="http://schemas.microsoft.com/office/drawing/2014/chartex" xmlns:cx1="http://schemas.microsoft.com/office/drawing/2015/9/8/chartex" xmlns:cx2="http://schemas.microsoft.com/office/drawing/2015/10/21/chartex" xmlns:cx3="http://schemas.microsoft.com/office/drawing/2016/5/9/chartex" xmlns:cx4="http://schemas.microsoft.com/office/drawing/2016/5/10/chartex" xmlns:cx5="http://schemas.microsoft.com/office/drawing/2016/5/11/chartex" xmlns:cx6="http://schemas.microsoft.com/office/drawing/2016/5/12/chartex" xmlns:cx7="http://schemas.microsoft.com/office/drawing/2016/5/13/chartex" xmlns:cx8="http://schemas.microsoft.com/office/drawing/2016/5/14/chartex" xmlns:mc="http://schemas.openxmlformats.org/markup-compatibility/2006" xmlns:aink="http://schemas.microsoft.com/office/drawing/2016/ink" xmlns:am3d="http://schemas.microsoft.com/office/drawing/2017/model3d" xmlns:o="urn:schemas-microsoft-com:office:office" xmlns:r="http://schemas.openxmlformats.org/officeDocument/2006/relationships" xmlns:m="http://schemas.openxmlformats.org/officeDocument/2006/math" xmlns:v="urn:schemas-microsoft-com:vml" xmlns:wp14="http://schemas.microsoft.com/office/word/2010/wordprocessingDrawing" xmlns:wp="http://schemas.openxmlformats.org/drawingml/2006/wordprocessingDrawing" xmlns:w10="urn:schemas-microsoft-com:office:word" xmlns:w="http://schemas.openxmlformats.org/wordprocessingml/2006/main" xmlns:w14="http://schemas.microsoft.com/office/word/2010/wordml" xmlns:w15="http://schemas.microsoft.com/office/word/2012/wordml" xmlns:w16cex="http://schemas.microsoft.com/office/word/2018/wordml/cex" xmlns:w16cid="http://schemas.microsoft.com/office/word/2016/wordml/cid" xmlns:w16="http://schemas.microsoft.com/office/word/2018/wordml" xmlns:w16sdtdh="http://schemas.microsoft.com/office/word/2020/wordml/sdtdatahash" xmlns:w16se="http://schemas.microsoft.com/office/word/2015/wordml/symex" xmlns:wpg="http://schemas.microsoft.com/office/word/2010/wordprocessingGroup" xmlns:wpi="http://schemas.microsoft.com/office/word/2010/wordprocessingInk" xmlns:wne="http://schemas.microsoft.com/office/word/2006/wordml" xmlns:wps="http://schemas.microsoft.com/office/word/2010/wordprocessingShape" mc:Ignorable="w14 w15 w16se w16cid w16 w16cex w16sdtdh wp14">
   <w:sdt>
     <w:sdtPr>
       <w:id w:val="994682180"/>
@@ -11546,7 +11479,7 @@
 </file>
 
 <file path=word/footnotes.xml><?xml version="1.0" encoding="utf-8"?>
-<w:footnotes xmlns:wpc="http://schemas.microsoft.com/office/word/2010/wordprocessingCanvas" xmlns:cx="http://schemas.microsoft.com/office/drawing/2014/chartex" xmlns:cx1="http://schemas.microsoft.com/office/drawing/2015/9/8/chartex" xmlns:mc="http://schemas.openxmlformats.org/markup-compatibility/2006" xmlns:o="urn:schemas-microsoft-com:office:office" xmlns:r="http://schemas.openxmlformats.org/officeDocument/2006/relationships" xmlns:m="http://schemas.openxmlformats.org/officeDocument/2006/math" xmlns:v="urn:schemas-microsoft-com:vml" xmlns:wp14="http://schemas.microsoft.com/office/word/2010/wordprocessingDrawing" xmlns:wp="http://schemas.openxmlformats.org/drawingml/2006/wordprocessingDrawing" xmlns:w10="urn:schemas-microsoft-com:office:word" xmlns:w="http://schemas.openxmlformats.org/wordprocessingml/2006/main" xmlns:w14="http://schemas.microsoft.com/office/word/2010/wordml" xmlns:w15="http://schemas.microsoft.com/office/word/2012/wordml" xmlns:w16se="http://schemas.microsoft.com/office/word/2015/wordml/symex" xmlns:wpg="http://schemas.microsoft.com/office/word/2010/wordprocessingGroup" xmlns:wpi="http://schemas.microsoft.com/office/word/2010/wordprocessingInk" xmlns:wne="http://schemas.microsoft.com/office/word/2006/wordml" xmlns:wps="http://schemas.microsoft.com/office/word/2010/wordprocessingShape" mc:Ignorable="w14 w15 w16se wp14">
+<w:footnotes xmlns:wpc="http://schemas.microsoft.com/office/word/2010/wordprocessingCanvas" xmlns:cx="http://schemas.microsoft.com/office/drawing/2014/chartex" xmlns:cx1="http://schemas.microsoft.com/office/drawing/2015/9/8/chartex" xmlns:cx2="http://schemas.microsoft.com/office/drawing/2015/10/21/chartex" xmlns:cx3="http://schemas.microsoft.com/office/drawing/2016/5/9/chartex" xmlns:cx4="http://schemas.microsoft.com/office/drawing/2016/5/10/chartex" xmlns:cx5="http://schemas.microsoft.com/office/drawing/2016/5/11/chartex" xmlns:cx6="http://schemas.microsoft.com/office/drawing/2016/5/12/chartex" xmlns:cx7="http://schemas.microsoft.com/office/drawing/2016/5/13/chartex" xmlns:cx8="http://schemas.microsoft.com/office/drawing/2016/5/14/chartex" xmlns:mc="http://schemas.openxmlformats.org/markup-compatibility/2006" xmlns:aink="http://schemas.microsoft.com/office/drawing/2016/ink" xmlns:am3d="http://schemas.microsoft.com/office/drawing/2017/model3d" xmlns:o="urn:schemas-microsoft-com:office:office" xmlns:r="http://schemas.openxmlformats.org/officeDocument/2006/relationships" xmlns:m="http://schemas.openxmlformats.org/officeDocument/2006/math" xmlns:v="urn:schemas-microsoft-com:vml" xmlns:wp14="http://schemas.microsoft.com/office/word/2010/wordprocessingDrawing" xmlns:wp="http://schemas.openxmlformats.org/drawingml/2006/wordprocessingDrawing" xmlns:w10="urn:schemas-microsoft-com:office:word" xmlns:w="http://schemas.openxmlformats.org/wordprocessingml/2006/main" xmlns:w14="http://schemas.microsoft.com/office/word/2010/wordml" xmlns:w15="http://schemas.microsoft.com/office/word/2012/wordml" xmlns:w16cex="http://schemas.microsoft.com/office/word/2018/wordml/cex" xmlns:w16cid="http://schemas.microsoft.com/office/word/2016/wordml/cid" xmlns:w16="http://schemas.microsoft.com/office/word/2018/wordml" xmlns:w16sdtdh="http://schemas.microsoft.com/office/word/2020/wordml/sdtdatahash" xmlns:w16se="http://schemas.microsoft.com/office/word/2015/wordml/symex" xmlns:wpg="http://schemas.microsoft.com/office/word/2010/wordprocessingGroup" xmlns:wpi="http://schemas.microsoft.com/office/word/2010/wordprocessingInk" xmlns:wne="http://schemas.microsoft.com/office/word/2006/wordml" xmlns:wps="http://schemas.microsoft.com/office/word/2010/wordprocessingShape" mc:Ignorable="w14 w15 w16se w16cid w16 w16cex w16sdtdh wp14">
   <w:footnote w:type="separator" w:id="-1">
     <w:p>
       <w:pPr>
@@ -11571,7 +11504,7 @@
 </file>
 
 <file path=word/numbering.xml><?xml version="1.0" encoding="utf-8"?>
-<w:numbering xmlns:wpc="http://schemas.microsoft.com/office/word/2010/wordprocessingCanvas" xmlns:cx="http://schemas.microsoft.com/office/drawing/2014/chartex" xmlns:cx1="http://schemas.microsoft.com/office/drawing/2015/9/8/chartex" xmlns:mc="http://schemas.openxmlformats.org/markup-compatibility/2006" xmlns:o="urn:schemas-microsoft-com:office:office" xmlns:r="http://schemas.openxmlformats.org/officeDocument/2006/relationships" xmlns:m="http://schemas.openxmlformats.org/officeDocument/2006/math" xmlns:v="urn:schemas-microsoft-com:vml" xmlns:wp14="http://schemas.microsoft.com/office/word/2010/wordprocessingDrawing" xmlns:wp="http://schemas.openxmlformats.org/drawingml/2006/wordprocessingDrawing" xmlns:w10="urn:schemas-microsoft-com:office:word" xmlns:w="http://schemas.openxmlformats.org/wordprocessingml/2006/main" xmlns:w14="http://schemas.microsoft.com/office/word/2010/wordml" xmlns:w15="http://schemas.microsoft.com/office/word/2012/wordml" xmlns:w16se="http://schemas.microsoft.com/office/word/2015/wordml/symex" xmlns:wpg="http://schemas.microsoft.com/office/word/2010/wordprocessingGroup" xmlns:wpi="http://schemas.microsoft.com/office/word/2010/wordprocessingInk" xmlns:wne="http://schemas.microsoft.com/office/word/2006/wordml" xmlns:wps="http://schemas.microsoft.com/office/word/2010/wordprocessingShape" mc:Ignorable="w14 w15 w16se wp14">
+<w:numbering xmlns:wpc="http://schemas.microsoft.com/office/word/2010/wordprocessingCanvas" xmlns:cx="http://schemas.microsoft.com/office/drawing/2014/chartex" xmlns:cx1="http://schemas.microsoft.com/office/drawing/2015/9/8/chartex" xmlns:cx2="http://schemas.microsoft.com/office/drawing/2015/10/21/chartex" xmlns:cx3="http://schemas.microsoft.com/office/drawing/2016/5/9/chartex" xmlns:cx4="http://schemas.microsoft.com/office/drawing/2016/5/10/chartex" xmlns:cx5="http://schemas.microsoft.com/office/drawing/2016/5/11/chartex" xmlns:cx6="http://schemas.microsoft.com/office/drawing/2016/5/12/chartex" xmlns:cx7="http://schemas.microsoft.com/office/drawing/2016/5/13/chartex" xmlns:cx8="http://schemas.microsoft.com/office/drawing/2016/5/14/chartex" xmlns:mc="http://schemas.openxmlformats.org/markup-compatibility/2006" xmlns:aink="http://schemas.microsoft.com/office/drawing/2016/ink" xmlns:am3d="http://schemas.microsoft.com/office/drawing/2017/model3d" xmlns:o="urn:schemas-microsoft-com:office:office" xmlns:r="http://schemas.openxmlformats.org/officeDocument/2006/relationships" xmlns:m="http://schemas.openxmlformats.org/officeDocument/2006/math" xmlns:v="urn:schemas-microsoft-com:vml" xmlns:wp14="http://schemas.microsoft.com/office/word/2010/wordprocessingDrawing" xmlns:wp="http://schemas.openxmlformats.org/drawingml/2006/wordprocessingDrawing" xmlns:w10="urn:schemas-microsoft-com:office:word" xmlns:w="http://schemas.openxmlformats.org/wordprocessingml/2006/main" xmlns:w14="http://schemas.microsoft.com/office/word/2010/wordml" xmlns:w15="http://schemas.microsoft.com/office/word/2012/wordml" xmlns:w16cex="http://schemas.microsoft.com/office/word/2018/wordml/cex" xmlns:w16cid="http://schemas.microsoft.com/office/word/2016/wordml/cid" xmlns:w16="http://schemas.microsoft.com/office/word/2018/wordml" xmlns:w16sdtdh="http://schemas.microsoft.com/office/word/2020/wordml/sdtdatahash" xmlns:w16se="http://schemas.microsoft.com/office/word/2015/wordml/symex" xmlns:wpg="http://schemas.microsoft.com/office/word/2010/wordprocessingGroup" xmlns:wpi="http://schemas.microsoft.com/office/word/2010/wordprocessingInk" xmlns:wne="http://schemas.microsoft.com/office/word/2006/wordml" xmlns:wps="http://schemas.microsoft.com/office/word/2010/wordprocessingShape" mc:Ignorable="w14 w15 w16se w16cid w16 w16cex w16sdtdh wp14">
   <w:abstractNum w:abstractNumId="0" w15:restartNumberingAfterBreak="0">
     <w:nsid w:val="FFFFFF89"/>
     <w:multiLevelType w:val="singleLevel"/>
@@ -13346,7 +13279,7 @@
 </file>
 
 <file path=word/people.xml><?xml version="1.0" encoding="utf-8"?>
-<w15:people xmlns:wpc="http://schemas.microsoft.com/office/word/2010/wordprocessingCanvas" xmlns:cx="http://schemas.microsoft.com/office/drawing/2014/chartex" xmlns:cx1="http://schemas.microsoft.com/office/drawing/2015/9/8/chartex" xmlns:mc="http://schemas.openxmlformats.org/markup-compatibility/2006" xmlns:o="urn:schemas-microsoft-com:office:office" xmlns:r="http://schemas.openxmlformats.org/officeDocument/2006/relationships" xmlns:m="http://schemas.openxmlformats.org/officeDocument/2006/math" xmlns:v="urn:schemas-microsoft-com:vml" xmlns:wp14="http://schemas.microsoft.com/office/word/2010/wordprocessingDrawing" xmlns:wp="http://schemas.openxmlformats.org/drawingml/2006/wordprocessingDrawing" xmlns:w10="urn:schemas-microsoft-com:office:word" xmlns:w="http://schemas.openxmlformats.org/wordprocessingml/2006/main" xmlns:w14="http://schemas.microsoft.com/office/word/2010/wordml" xmlns:w15="http://schemas.microsoft.com/office/word/2012/wordml" xmlns:w16se="http://schemas.microsoft.com/office/word/2015/wordml/symex" xmlns:wpg="http://schemas.microsoft.com/office/word/2010/wordprocessingGroup" xmlns:wpi="http://schemas.microsoft.com/office/word/2010/wordprocessingInk" xmlns:wne="http://schemas.microsoft.com/office/word/2006/wordml" xmlns:wps="http://schemas.microsoft.com/office/word/2010/wordprocessingShape" mc:Ignorable="w14 w15 w16se wp14">
+<w15:people xmlns:wpc="http://schemas.microsoft.com/office/word/2010/wordprocessingCanvas" xmlns:cx="http://schemas.microsoft.com/office/drawing/2014/chartex" xmlns:cx1="http://schemas.microsoft.com/office/drawing/2015/9/8/chartex" xmlns:cx2="http://schemas.microsoft.com/office/drawing/2015/10/21/chartex" xmlns:cx3="http://schemas.microsoft.com/office/drawing/2016/5/9/chartex" xmlns:cx4="http://schemas.microsoft.com/office/drawing/2016/5/10/chartex" xmlns:cx5="http://schemas.microsoft.com/office/drawing/2016/5/11/chartex" xmlns:cx6="http://schemas.microsoft.com/office/drawing/2016/5/12/chartex" xmlns:cx7="http://schemas.microsoft.com/office/drawing/2016/5/13/chartex" xmlns:cx8="http://schemas.microsoft.com/office/drawing/2016/5/14/chartex" xmlns:mc="http://schemas.openxmlformats.org/markup-compatibility/2006" xmlns:aink="http://schemas.microsoft.com/office/drawing/2016/ink" xmlns:am3d="http://schemas.microsoft.com/office/drawing/2017/model3d" xmlns:o="urn:schemas-microsoft-com:office:office" xmlns:r="http://schemas.openxmlformats.org/officeDocument/2006/relationships" xmlns:m="http://schemas.openxmlformats.org/officeDocument/2006/math" xmlns:v="urn:schemas-microsoft-com:vml" xmlns:wp14="http://schemas.microsoft.com/office/word/2010/wordprocessingDrawing" xmlns:wp="http://schemas.openxmlformats.org/drawingml/2006/wordprocessingDrawing" xmlns:w10="urn:schemas-microsoft-com:office:word" xmlns:w="http://schemas.openxmlformats.org/wordprocessingml/2006/main" xmlns:w14="http://schemas.microsoft.com/office/word/2010/wordml" xmlns:w15="http://schemas.microsoft.com/office/word/2012/wordml" xmlns:w16cex="http://schemas.microsoft.com/office/word/2018/wordml/cex" xmlns:w16cid="http://schemas.microsoft.com/office/word/2016/wordml/cid" xmlns:w16="http://schemas.microsoft.com/office/word/2018/wordml" xmlns:w16sdtdh="http://schemas.microsoft.com/office/word/2020/wordml/sdtdatahash" xmlns:w16se="http://schemas.microsoft.com/office/word/2015/wordml/symex" xmlns:wpg="http://schemas.microsoft.com/office/word/2010/wordprocessingGroup" xmlns:wpi="http://schemas.microsoft.com/office/word/2010/wordprocessingInk" xmlns:wne="http://schemas.microsoft.com/office/word/2006/wordml" xmlns:wps="http://schemas.microsoft.com/office/word/2010/wordprocessingShape" mc:Ignorable="w14 w15 w16se w16cid w16 w16cex w16sdtdh wp14">
   <w15:person w15:author="Aleksey A. Kalentev">
     <w15:presenceInfo w15:providerId="AD" w15:userId="S-1-5-21-507921405-1993962763-1957994488-151096"/>
   </w15:person>
@@ -13354,7 +13287,7 @@
 </file>
 
 <file path=word/styles.xml><?xml version="1.0" encoding="utf-8"?>
-<w:styles xmlns:mc="http://schemas.openxmlformats.org/markup-compatibility/2006" xmlns:r="http://schemas.openxmlformats.org/officeDocument/2006/relationships" xmlns:w="http://schemas.openxmlformats.org/wordprocessingml/2006/main" xmlns:w14="http://schemas.microsoft.com/office/word/2010/wordml" xmlns:w15="http://schemas.microsoft.com/office/word/2012/wordml" xmlns:w16se="http://schemas.microsoft.com/office/word/2015/wordml/symex" mc:Ignorable="w14 w15 w16se">
+<w:styles xmlns:mc="http://schemas.openxmlformats.org/markup-compatibility/2006" xmlns:r="http://schemas.openxmlformats.org/officeDocument/2006/relationships" xmlns:w="http://schemas.openxmlformats.org/wordprocessingml/2006/main" xmlns:w14="http://schemas.microsoft.com/office/word/2010/wordml" xmlns:w15="http://schemas.microsoft.com/office/word/2012/wordml" xmlns:w16cex="http://schemas.microsoft.com/office/word/2018/wordml/cex" xmlns:w16cid="http://schemas.microsoft.com/office/word/2016/wordml/cid" xmlns:w16="http://schemas.microsoft.com/office/word/2018/wordml" xmlns:w16sdtdh="http://schemas.microsoft.com/office/word/2020/wordml/sdtdatahash" xmlns:w16se="http://schemas.microsoft.com/office/word/2015/wordml/symex" mc:Ignorable="w14 w15 w16se w16cid w16 w16cex w16sdtdh">
   <w:docDefaults>
     <w:rPrDefault>
       <w:rPr>
@@ -13370,7 +13303,7 @@
       </w:pPr>
     </w:pPrDefault>
   </w:docDefaults>
-  <w:latentStyles w:defLockedState="0" w:defUIPriority="99" w:defSemiHidden="0" w:defUnhideWhenUsed="0" w:defQFormat="0" w:count="371">
+  <w:latentStyles w:defLockedState="0" w:defUIPriority="99" w:defSemiHidden="0" w:defUnhideWhenUsed="0" w:defQFormat="0" w:count="376">
     <w:lsdException w:name="Normal" w:uiPriority="0" w:qFormat="1"/>
     <w:lsdException w:name="heading 1" w:uiPriority="9" w:qFormat="1"/>
     <w:lsdException w:name="heading 2" w:semiHidden="1" w:uiPriority="9" w:unhideWhenUsed="1" w:qFormat="1"/>
@@ -13476,7 +13409,6 @@
     <w:lsdException w:name="HTML Sample" w:semiHidden="1" w:unhideWhenUsed="1"/>
     <w:lsdException w:name="HTML Typewriter" w:semiHidden="1" w:unhideWhenUsed="1"/>
     <w:lsdException w:name="HTML Variable" w:semiHidden="1" w:unhideWhenUsed="1"/>
-    <w:lsdException w:name="Normal Table" w:semiHidden="1" w:unhideWhenUsed="1"/>
     <w:lsdException w:name="annotation subject" w:semiHidden="1" w:unhideWhenUsed="1"/>
     <w:lsdException w:name="No List" w:semiHidden="1" w:unhideWhenUsed="1"/>
     <w:lsdException w:name="Outline List 1" w:semiHidden="1" w:unhideWhenUsed="1"/>
@@ -13519,11 +13451,8 @@
     <w:lsdException w:name="Table Contemporary" w:semiHidden="1" w:unhideWhenUsed="1"/>
     <w:lsdException w:name="Table Elegant" w:semiHidden="1" w:unhideWhenUsed="1"/>
     <w:lsdException w:name="Table Professional" w:semiHidden="1" w:unhideWhenUsed="1"/>
-    <w:lsdException w:name="Table Subtle 1" w:semiHidden="1" w:unhideWhenUsed="1"/>
     <w:lsdException w:name="Table Subtle 2" w:semiHidden="1" w:unhideWhenUsed="1"/>
     <w:lsdException w:name="Table Web 1" w:semiHidden="1" w:unhideWhenUsed="1"/>
-    <w:lsdException w:name="Table Web 2" w:semiHidden="1" w:unhideWhenUsed="1"/>
-    <w:lsdException w:name="Table Web 3" w:semiHidden="1" w:unhideWhenUsed="1"/>
     <w:lsdException w:name="Balloon Text" w:semiHidden="1" w:unhideWhenUsed="1"/>
     <w:lsdException w:name="Table Grid" w:uiPriority="59"/>
     <w:lsdException w:name="Table Theme" w:semiHidden="1" w:unhideWhenUsed="1"/>
@@ -13742,6 +13671,11 @@
     <w:lsdException w:name="List Table 5 Dark Accent 6" w:uiPriority="50"/>
     <w:lsdException w:name="List Table 6 Colorful Accent 6" w:uiPriority="51"/>
     <w:lsdException w:name="List Table 7 Colorful Accent 6" w:uiPriority="52"/>
+    <w:lsdException w:name="Mention" w:semiHidden="1" w:unhideWhenUsed="1"/>
+    <w:lsdException w:name="Smart Hyperlink" w:semiHidden="1" w:unhideWhenUsed="1"/>
+    <w:lsdException w:name="Hashtag" w:semiHidden="1" w:unhideWhenUsed="1"/>
+    <w:lsdException w:name="Unresolved Mention" w:semiHidden="1" w:unhideWhenUsed="1"/>
+    <w:lsdException w:name="Smart Link" w:semiHidden="1" w:unhideWhenUsed="1"/>
   </w:latentStyles>
   <w:style w:type="paragraph" w:default="1" w:styleId="a0">
     <w:name w:val="Normal"/>

--- a/ЛБ3/ЛР 5 Бабуцкий рефакторинг 1.docx
+++ b/ЛБ3/ЛР 5 Бабуцкий рефакторинг 1.docx
@@ -1,6 +1,6 @@
 
 <file path=word/document.xml><?xml version="1.0" encoding="utf-8"?>
-<w:document xmlns:wpc="http://schemas.microsoft.com/office/word/2010/wordprocessingCanvas" xmlns:cx="http://schemas.microsoft.com/office/drawing/2014/chartex" xmlns:cx1="http://schemas.microsoft.com/office/drawing/2015/9/8/chartex" xmlns:cx2="http://schemas.microsoft.com/office/drawing/2015/10/21/chartex" xmlns:cx3="http://schemas.microsoft.com/office/drawing/2016/5/9/chartex" xmlns:cx4="http://schemas.microsoft.com/office/drawing/2016/5/10/chartex" xmlns:cx5="http://schemas.microsoft.com/office/drawing/2016/5/11/chartex" xmlns:cx6="http://schemas.microsoft.com/office/drawing/2016/5/12/chartex" xmlns:cx7="http://schemas.microsoft.com/office/drawing/2016/5/13/chartex" xmlns:cx8="http://schemas.microsoft.com/office/drawing/2016/5/14/chartex" xmlns:mc="http://schemas.openxmlformats.org/markup-compatibility/2006" xmlns:aink="http://schemas.microsoft.com/office/drawing/2016/ink" xmlns:am3d="http://schemas.microsoft.com/office/drawing/2017/model3d" xmlns:o="urn:schemas-microsoft-com:office:office" xmlns:r="http://schemas.openxmlformats.org/officeDocument/2006/relationships" xmlns:m="http://schemas.openxmlformats.org/officeDocument/2006/math" xmlns:v="urn:schemas-microsoft-com:vml" xmlns:wp14="http://schemas.microsoft.com/office/word/2010/wordprocessingDrawing" xmlns:wp="http://schemas.openxmlformats.org/drawingml/2006/wordprocessingDrawing" xmlns:w10="urn:schemas-microsoft-com:office:word" xmlns:w="http://schemas.openxmlformats.org/wordprocessingml/2006/main" xmlns:w14="http://schemas.microsoft.com/office/word/2010/wordml" xmlns:w15="http://schemas.microsoft.com/office/word/2012/wordml" xmlns:w16cex="http://schemas.microsoft.com/office/word/2018/wordml/cex" xmlns:w16cid="http://schemas.microsoft.com/office/word/2016/wordml/cid" xmlns:w16="http://schemas.microsoft.com/office/word/2018/wordml" xmlns:w16sdtdh="http://schemas.microsoft.com/office/word/2020/wordml/sdtdatahash" xmlns:w16se="http://schemas.microsoft.com/office/word/2015/wordml/symex" xmlns:wpg="http://schemas.microsoft.com/office/word/2010/wordprocessingGroup" xmlns:wpi="http://schemas.microsoft.com/office/word/2010/wordprocessingInk" xmlns:wne="http://schemas.microsoft.com/office/word/2006/wordml" xmlns:wps="http://schemas.microsoft.com/office/word/2010/wordprocessingShape" mc:Ignorable="w14 w15 w16se w16cid w16 w16cex w16sdtdh wp14">
+<w:document xmlns:wpc="http://schemas.microsoft.com/office/word/2010/wordprocessingCanvas" xmlns:cx="http://schemas.microsoft.com/office/drawing/2014/chartex" xmlns:cx1="http://schemas.microsoft.com/office/drawing/2015/9/8/chartex" xmlns:mc="http://schemas.openxmlformats.org/markup-compatibility/2006" xmlns:o="urn:schemas-microsoft-com:office:office" xmlns:r="http://schemas.openxmlformats.org/officeDocument/2006/relationships" xmlns:m="http://schemas.openxmlformats.org/officeDocument/2006/math" xmlns:v="urn:schemas-microsoft-com:vml" xmlns:wp14="http://schemas.microsoft.com/office/word/2010/wordprocessingDrawing" xmlns:wp="http://schemas.openxmlformats.org/drawingml/2006/wordprocessingDrawing" xmlns:w10="urn:schemas-microsoft-com:office:word" xmlns:w="http://schemas.openxmlformats.org/wordprocessingml/2006/main" xmlns:w14="http://schemas.microsoft.com/office/word/2010/wordml" xmlns:w15="http://schemas.microsoft.com/office/word/2012/wordml" xmlns:w16se="http://schemas.microsoft.com/office/word/2015/wordml/symex" xmlns:wpg="http://schemas.microsoft.com/office/word/2010/wordprocessingGroup" xmlns:wpi="http://schemas.microsoft.com/office/word/2010/wordprocessingInk" xmlns:wne="http://schemas.microsoft.com/office/word/2006/wordml" xmlns:wps="http://schemas.microsoft.com/office/word/2010/wordprocessingShape" mc:Ignorable="w14 w15 w16se wp14">
   <w:body>
     <w:p>
       <w:pPr>
@@ -2854,7 +2854,7 @@
                     <pic:cNvPicPr/>
                   </pic:nvPicPr>
                   <pic:blipFill>
-                    <a:blip r:embed="rId13" cstate="print">
+                    <a:blip r:embed="rId11" cstate="print">
                       <a:extLst>
                         <a:ext uri="{28A0092B-C50C-407E-A947-70E740481C1C}">
                           <a14:useLocalDpi xmlns:a14="http://schemas.microsoft.com/office/drawing/2010/main" val="0"/>
@@ -2980,7 +2980,7 @@
     <w:p>
       <w:pPr>
         <w:sectPr>
-          <w:footerReference w:type="default" r:id="rId14"/>
+          <w:footerReference w:type="default" r:id="rId12"/>
           <w:pgSz w:w="11906" w:h="16838"/>
           <w:pgMar w:top="1134" w:right="567" w:bottom="1134" w:left="1701" w:header="0" w:footer="0" w:gutter="0"/>
           <w:cols w:space="720"/>
@@ -3002,10 +3002,4299 @@
         </w:rPr>
         <w:lastRenderedPageBreak/>
         <w:drawing>
-          <wp:inline distT="0" distB="0" distL="0" distR="0" wp14:anchorId="11CA57DE" wp14:editId="7009B111">
-            <wp:extent cx="9251950" cy="5386070"/>
-            <wp:effectExtent l="0" t="0" r="6350" b="5080"/>
-            <wp:docPr id="9" name="Рисунок 9"/>
+          <wp:inline distT="0" distB="0" distL="0" distR="0" wp14:anchorId="47AE90D7" wp14:editId="1F1BF885">
+            <wp:extent cx="9251950" cy="5031105"/>
+            <wp:effectExtent l="0" t="0" r="6350" b="0"/>
+            <wp:docPr id="2" name="Рисунок 2"/>
+            <wp:cNvGraphicFramePr>
+              <a:graphicFrameLocks xmlns:a="http://schemas.openxmlformats.org/drawingml/2006/main" noChangeAspect="1"/>
+            </wp:cNvGraphicFramePr>
+            <a:graphic xmlns:a="http://schemas.openxmlformats.org/drawingml/2006/main">
+              <a:graphicData uri="http://schemas.openxmlformats.org/drawingml/2006/picture">
+                <pic:pic xmlns:pic="http://schemas.openxmlformats.org/drawingml/2006/picture">
+                  <pic:nvPicPr>
+                    <pic:cNvPr id="1" name=""/>
+                    <pic:cNvPicPr/>
+                  </pic:nvPicPr>
+                  <pic:blipFill>
+                    <a:blip r:embed="rId13"/>
+                    <a:stretch>
+                      <a:fillRect/>
+                    </a:stretch>
+                  </pic:blipFill>
+                  <pic:spPr>
+                    <a:xfrm>
+                      <a:off x="0" y="0"/>
+                      <a:ext cx="9251950" cy="5031105"/>
+                    </a:xfrm>
+                    <a:prstGeom prst="rect">
+                      <a:avLst/>
+                    </a:prstGeom>
+                  </pic:spPr>
+                </pic:pic>
+              </a:graphicData>
+            </a:graphic>
+          </wp:inline>
+        </w:drawing>
+      </w:r>
+      <w:bookmarkStart w:id="9" w:name="_GoBack"/>
+      <w:bookmarkEnd w:id="9"/>
+    </w:p>
+    <w:p>
+      <w:pPr>
+        <w:ind w:firstLine="0"/>
+        <w:jc w:val="center"/>
+        <w:sectPr>
+          <w:pgSz w:w="16838" w:h="11906" w:orient="landscape"/>
+          <w:pgMar w:top="851" w:right="1134" w:bottom="567" w:left="1134" w:header="0" w:footer="0" w:gutter="0"/>
+          <w:cols w:space="720"/>
+          <w:formProt w:val="0"/>
+          <w:docGrid w:linePitch="100"/>
+        </w:sectPr>
+      </w:pPr>
+      <w:r>
+        <w:t xml:space="preserve">Рисунок 2 – </w:t>
+      </w:r>
+      <w:r>
+        <w:rPr>
+          <w:lang w:val="en-US"/>
+        </w:rPr>
+        <w:t>UML</w:t>
+      </w:r>
+      <w:r>
+        <w:t xml:space="preserve"> диаграмма классов</w:t>
+      </w:r>
+    </w:p>
+    <w:p>
+      <w:pPr>
+        <w:ind w:firstLine="709"/>
+        <w:outlineLvl w:val="1"/>
+        <w:rPr>
+          <w:b/>
+          <w:bCs/>
+        </w:rPr>
+      </w:pPr>
+      <w:bookmarkStart w:id="10" w:name="_Toc74829066"/>
+      <w:bookmarkStart w:id="11" w:name="_Toc232104094"/>
+      <w:r>
+        <w:rPr>
+          <w:b/>
+          <w:bCs/>
+        </w:rPr>
+        <w:lastRenderedPageBreak/>
+        <w:t>1.3 Описание классов, образующих связь типа «общее-частное»</w:t>
+      </w:r>
+      <w:bookmarkEnd w:id="10"/>
+      <w:bookmarkEnd w:id="11"/>
+    </w:p>
+    <w:p>
+      <w:pPr>
+        <w:ind w:firstLine="709"/>
+      </w:pPr>
+      <w:r>
+        <w:t xml:space="preserve">Таблица 1 – Описание интерфейса </w:t>
+      </w:r>
+      <w:proofErr w:type="spellStart"/>
+      <w:r>
+        <w:t>IShape</w:t>
+      </w:r>
+      <w:proofErr w:type="spellEnd"/>
+    </w:p>
+    <w:tbl>
+      <w:tblPr>
+        <w:tblStyle w:val="ad"/>
+        <w:tblW w:w="0" w:type="auto"/>
+        <w:jc w:val="center"/>
+        <w:tblLook w:val="04A0" w:firstRow="1" w:lastRow="0" w:firstColumn="1" w:lastColumn="0" w:noHBand="0" w:noVBand="1"/>
+      </w:tblPr>
+      <w:tblGrid>
+        <w:gridCol w:w="2877"/>
+        <w:gridCol w:w="1954"/>
+        <w:gridCol w:w="4514"/>
+      </w:tblGrid>
+      <w:tr>
+        <w:trPr>
+          <w:tblHeader/>
+          <w:jc w:val="center"/>
+        </w:trPr>
+        <w:tc>
+          <w:tcPr>
+            <w:tcW w:w="2948" w:type="dxa"/>
+            <w:shd w:val="clear" w:color="auto" w:fill="D9E2F3"/>
+            <w:tcMar>
+              <w:top w:w="80" w:type="dxa"/>
+              <w:left w:w="90" w:type="dxa"/>
+              <w:bottom w:w="80" w:type="dxa"/>
+              <w:right w:w="90" w:type="dxa"/>
+            </w:tcMar>
+            <w:vAlign w:val="center"/>
+          </w:tcPr>
+          <w:p>
+            <w:pPr>
+              <w:spacing w:line="240" w:lineRule="auto"/>
+              <w:jc w:val="center"/>
+            </w:pPr>
+            <w:r>
+              <w:rPr>
+                <w:b/>
+                <w:sz w:val="21"/>
+              </w:rPr>
+              <w:t>Название</w:t>
+            </w:r>
+          </w:p>
+        </w:tc>
+        <w:tc>
+          <w:tcPr>
+            <w:tcW w:w="1984" w:type="dxa"/>
+            <w:shd w:val="clear" w:color="auto" w:fill="D9E2F3"/>
+            <w:tcMar>
+              <w:top w:w="80" w:type="dxa"/>
+              <w:left w:w="90" w:type="dxa"/>
+              <w:bottom w:w="80" w:type="dxa"/>
+              <w:right w:w="90" w:type="dxa"/>
+            </w:tcMar>
+            <w:vAlign w:val="center"/>
+          </w:tcPr>
+          <w:p>
+            <w:pPr>
+              <w:spacing w:line="240" w:lineRule="auto"/>
+              <w:jc w:val="center"/>
+            </w:pPr>
+            <w:r>
+              <w:rPr>
+                <w:b/>
+                <w:sz w:val="21"/>
+              </w:rPr>
+              <w:t>Тип</w:t>
+            </w:r>
+          </w:p>
+        </w:tc>
+        <w:tc>
+          <w:tcPr>
+            <w:tcW w:w="4706" w:type="dxa"/>
+            <w:shd w:val="clear" w:color="auto" w:fill="D9E2F3"/>
+            <w:tcMar>
+              <w:top w:w="80" w:type="dxa"/>
+              <w:left w:w="90" w:type="dxa"/>
+              <w:bottom w:w="80" w:type="dxa"/>
+              <w:right w:w="90" w:type="dxa"/>
+            </w:tcMar>
+            <w:vAlign w:val="center"/>
+          </w:tcPr>
+          <w:p>
+            <w:pPr>
+              <w:spacing w:line="240" w:lineRule="auto"/>
+              <w:jc w:val="center"/>
+            </w:pPr>
+            <w:r>
+              <w:rPr>
+                <w:b/>
+                <w:sz w:val="21"/>
+              </w:rPr>
+              <w:t>Описание</w:t>
+            </w:r>
+          </w:p>
+        </w:tc>
+      </w:tr>
+      <w:tr>
+        <w:trPr>
+          <w:jc w:val="center"/>
+        </w:trPr>
+        <w:tc>
+          <w:tcPr>
+            <w:tcW w:w="9638" w:type="dxa"/>
+            <w:gridSpan w:val="3"/>
+            <w:shd w:val="clear" w:color="auto" w:fill="EDEDED"/>
+            <w:tcMar>
+              <w:top w:w="80" w:type="dxa"/>
+              <w:left w:w="90" w:type="dxa"/>
+              <w:bottom w:w="80" w:type="dxa"/>
+              <w:right w:w="90" w:type="dxa"/>
+            </w:tcMar>
+            <w:vAlign w:val="center"/>
+          </w:tcPr>
+          <w:p>
+            <w:pPr>
+              <w:spacing w:line="240" w:lineRule="auto"/>
+              <w:jc w:val="center"/>
+            </w:pPr>
+            <w:r>
+              <w:rPr>
+                <w:sz w:val="21"/>
+              </w:rPr>
+              <w:t xml:space="preserve">Описание интерфейса: </w:t>
+            </w:r>
+            <w:proofErr w:type="spellStart"/>
+            <w:r>
+              <w:rPr>
+                <w:sz w:val="21"/>
+              </w:rPr>
+              <w:t>IShape</w:t>
+            </w:r>
+            <w:proofErr w:type="spellEnd"/>
+            <w:r>
+              <w:rPr>
+                <w:sz w:val="21"/>
+              </w:rPr>
+              <w:t xml:space="preserve"> определяет общий контракт геометрической фигуры. Все реализации предоставляют название, площадь и периметр.</w:t>
+            </w:r>
+          </w:p>
+        </w:tc>
+      </w:tr>
+      <w:tr>
+        <w:trPr>
+          <w:jc w:val="center"/>
+        </w:trPr>
+        <w:tc>
+          <w:tcPr>
+            <w:tcW w:w="9638" w:type="dxa"/>
+            <w:gridSpan w:val="3"/>
+            <w:shd w:val="clear" w:color="auto" w:fill="F2F2F2"/>
+            <w:tcMar>
+              <w:top w:w="80" w:type="dxa"/>
+              <w:left w:w="90" w:type="dxa"/>
+              <w:bottom w:w="80" w:type="dxa"/>
+              <w:right w:w="90" w:type="dxa"/>
+            </w:tcMar>
+            <w:vAlign w:val="center"/>
+          </w:tcPr>
+          <w:p>
+            <w:pPr>
+              <w:spacing w:line="240" w:lineRule="auto"/>
+              <w:jc w:val="center"/>
+            </w:pPr>
+            <w:r>
+              <w:rPr>
+                <w:b/>
+                <w:sz w:val="20"/>
+              </w:rPr>
+              <w:t>Свойства</w:t>
+            </w:r>
+          </w:p>
+        </w:tc>
+      </w:tr>
+      <w:tr>
+        <w:trPr>
+          <w:cantSplit/>
+          <w:jc w:val="center"/>
+        </w:trPr>
+        <w:tc>
+          <w:tcPr>
+            <w:tcW w:w="2948" w:type="dxa"/>
+            <w:tcMar>
+              <w:top w:w="80" w:type="dxa"/>
+              <w:left w:w="90" w:type="dxa"/>
+              <w:bottom w:w="80" w:type="dxa"/>
+              <w:right w:w="90" w:type="dxa"/>
+            </w:tcMar>
+            <w:vAlign w:val="center"/>
+          </w:tcPr>
+          <w:p>
+            <w:pPr>
+              <w:spacing w:line="240" w:lineRule="auto"/>
+            </w:pPr>
+            <w:r>
+              <w:rPr>
+                <w:sz w:val="19"/>
+              </w:rPr>
+              <w:t>+ Name</w:t>
+            </w:r>
+          </w:p>
+        </w:tc>
+        <w:tc>
+          <w:tcPr>
+            <w:tcW w:w="1984" w:type="dxa"/>
+            <w:tcMar>
+              <w:top w:w="80" w:type="dxa"/>
+              <w:left w:w="90" w:type="dxa"/>
+              <w:bottom w:w="80" w:type="dxa"/>
+              <w:right w:w="90" w:type="dxa"/>
+            </w:tcMar>
+            <w:vAlign w:val="center"/>
+          </w:tcPr>
+          <w:p>
+            <w:pPr>
+              <w:spacing w:line="240" w:lineRule="auto"/>
+            </w:pPr>
+            <w:proofErr w:type="spellStart"/>
+            <w:r>
+              <w:rPr>
+                <w:sz w:val="19"/>
+              </w:rPr>
+              <w:t>string</w:t>
+            </w:r>
+            <w:proofErr w:type="spellEnd"/>
+          </w:p>
+        </w:tc>
+        <w:tc>
+          <w:tcPr>
+            <w:tcW w:w="4706" w:type="dxa"/>
+            <w:tcMar>
+              <w:top w:w="80" w:type="dxa"/>
+              <w:left w:w="90" w:type="dxa"/>
+              <w:bottom w:w="80" w:type="dxa"/>
+              <w:right w:w="90" w:type="dxa"/>
+            </w:tcMar>
+            <w:vAlign w:val="center"/>
+          </w:tcPr>
+          <w:p>
+            <w:pPr>
+              <w:spacing w:line="240" w:lineRule="auto"/>
+            </w:pPr>
+            <w:r>
+              <w:rPr>
+                <w:sz w:val="19"/>
+              </w:rPr>
+              <w:t>Название конкретного типа фигуры.</w:t>
+            </w:r>
+          </w:p>
+        </w:tc>
+      </w:tr>
+      <w:tr>
+        <w:trPr>
+          <w:jc w:val="center"/>
+        </w:trPr>
+        <w:tc>
+          <w:tcPr>
+            <w:tcW w:w="9638" w:type="dxa"/>
+            <w:gridSpan w:val="3"/>
+            <w:shd w:val="clear" w:color="auto" w:fill="F2F2F2"/>
+            <w:tcMar>
+              <w:top w:w="80" w:type="dxa"/>
+              <w:left w:w="90" w:type="dxa"/>
+              <w:bottom w:w="80" w:type="dxa"/>
+              <w:right w:w="90" w:type="dxa"/>
+            </w:tcMar>
+            <w:vAlign w:val="center"/>
+          </w:tcPr>
+          <w:p>
+            <w:pPr>
+              <w:spacing w:line="240" w:lineRule="auto"/>
+              <w:jc w:val="center"/>
+            </w:pPr>
+            <w:r>
+              <w:rPr>
+                <w:b/>
+                <w:sz w:val="20"/>
+              </w:rPr>
+              <w:t>Методы</w:t>
+            </w:r>
+          </w:p>
+        </w:tc>
+      </w:tr>
+      <w:tr>
+        <w:trPr>
+          <w:cantSplit/>
+          <w:jc w:val="center"/>
+        </w:trPr>
+        <w:tc>
+          <w:tcPr>
+            <w:tcW w:w="2948" w:type="dxa"/>
+            <w:tcMar>
+              <w:top w:w="80" w:type="dxa"/>
+              <w:left w:w="90" w:type="dxa"/>
+              <w:bottom w:w="80" w:type="dxa"/>
+              <w:right w:w="90" w:type="dxa"/>
+            </w:tcMar>
+            <w:vAlign w:val="center"/>
+          </w:tcPr>
+          <w:p>
+            <w:pPr>
+              <w:spacing w:line="240" w:lineRule="auto"/>
+            </w:pPr>
+            <w:r>
+              <w:rPr>
+                <w:sz w:val="19"/>
+              </w:rPr>
+              <w:t xml:space="preserve">+ </w:t>
+            </w:r>
+            <w:proofErr w:type="spellStart"/>
+            <w:r>
+              <w:rPr>
+                <w:sz w:val="19"/>
+              </w:rPr>
+              <w:t>CalculateArea</w:t>
+            </w:r>
+            <w:proofErr w:type="spellEnd"/>
+            <w:r>
+              <w:rPr>
+                <w:sz w:val="19"/>
+              </w:rPr>
+              <w:t>()</w:t>
+            </w:r>
+          </w:p>
+        </w:tc>
+        <w:tc>
+          <w:tcPr>
+            <w:tcW w:w="1984" w:type="dxa"/>
+            <w:tcMar>
+              <w:top w:w="80" w:type="dxa"/>
+              <w:left w:w="90" w:type="dxa"/>
+              <w:bottom w:w="80" w:type="dxa"/>
+              <w:right w:w="90" w:type="dxa"/>
+            </w:tcMar>
+            <w:vAlign w:val="center"/>
+          </w:tcPr>
+          <w:p>
+            <w:pPr>
+              <w:spacing w:line="240" w:lineRule="auto"/>
+            </w:pPr>
+            <w:proofErr w:type="spellStart"/>
+            <w:r>
+              <w:rPr>
+                <w:sz w:val="19"/>
+              </w:rPr>
+              <w:t>double</w:t>
+            </w:r>
+            <w:proofErr w:type="spellEnd"/>
+          </w:p>
+        </w:tc>
+        <w:tc>
+          <w:tcPr>
+            <w:tcW w:w="4706" w:type="dxa"/>
+            <w:tcMar>
+              <w:top w:w="80" w:type="dxa"/>
+              <w:left w:w="90" w:type="dxa"/>
+              <w:bottom w:w="80" w:type="dxa"/>
+              <w:right w:w="90" w:type="dxa"/>
+            </w:tcMar>
+            <w:vAlign w:val="center"/>
+          </w:tcPr>
+          <w:p>
+            <w:pPr>
+              <w:spacing w:line="240" w:lineRule="auto"/>
+            </w:pPr>
+            <w:r>
+              <w:rPr>
+                <w:sz w:val="19"/>
+              </w:rPr>
+              <w:t>Вычисляет площадь фигуры.</w:t>
+            </w:r>
+          </w:p>
+        </w:tc>
+      </w:tr>
+      <w:tr>
+        <w:trPr>
+          <w:cantSplit/>
+          <w:jc w:val="center"/>
+        </w:trPr>
+        <w:tc>
+          <w:tcPr>
+            <w:tcW w:w="2948" w:type="dxa"/>
+            <w:tcMar>
+              <w:top w:w="80" w:type="dxa"/>
+              <w:left w:w="90" w:type="dxa"/>
+              <w:bottom w:w="80" w:type="dxa"/>
+              <w:right w:w="90" w:type="dxa"/>
+            </w:tcMar>
+            <w:vAlign w:val="center"/>
+          </w:tcPr>
+          <w:p>
+            <w:pPr>
+              <w:spacing w:line="240" w:lineRule="auto"/>
+            </w:pPr>
+            <w:r>
+              <w:rPr>
+                <w:sz w:val="19"/>
+              </w:rPr>
+              <w:t xml:space="preserve">+ </w:t>
+            </w:r>
+            <w:proofErr w:type="spellStart"/>
+            <w:r>
+              <w:rPr>
+                <w:sz w:val="19"/>
+              </w:rPr>
+              <w:t>CalculatePerimeter</w:t>
+            </w:r>
+            <w:proofErr w:type="spellEnd"/>
+            <w:r>
+              <w:rPr>
+                <w:sz w:val="19"/>
+              </w:rPr>
+              <w:t>()</w:t>
+            </w:r>
+          </w:p>
+        </w:tc>
+        <w:tc>
+          <w:tcPr>
+            <w:tcW w:w="1984" w:type="dxa"/>
+            <w:tcMar>
+              <w:top w:w="80" w:type="dxa"/>
+              <w:left w:w="90" w:type="dxa"/>
+              <w:bottom w:w="80" w:type="dxa"/>
+              <w:right w:w="90" w:type="dxa"/>
+            </w:tcMar>
+            <w:vAlign w:val="center"/>
+          </w:tcPr>
+          <w:p>
+            <w:pPr>
+              <w:spacing w:line="240" w:lineRule="auto"/>
+            </w:pPr>
+            <w:proofErr w:type="spellStart"/>
+            <w:r>
+              <w:rPr>
+                <w:sz w:val="19"/>
+              </w:rPr>
+              <w:t>double</w:t>
+            </w:r>
+            <w:proofErr w:type="spellEnd"/>
+          </w:p>
+        </w:tc>
+        <w:tc>
+          <w:tcPr>
+            <w:tcW w:w="4706" w:type="dxa"/>
+            <w:tcMar>
+              <w:top w:w="80" w:type="dxa"/>
+              <w:left w:w="90" w:type="dxa"/>
+              <w:bottom w:w="80" w:type="dxa"/>
+              <w:right w:w="90" w:type="dxa"/>
+            </w:tcMar>
+            <w:vAlign w:val="center"/>
+          </w:tcPr>
+          <w:p>
+            <w:pPr>
+              <w:spacing w:line="240" w:lineRule="auto"/>
+            </w:pPr>
+            <w:r>
+              <w:rPr>
+                <w:sz w:val="19"/>
+              </w:rPr>
+              <w:t>Вычисляет периметр фигуры.</w:t>
+            </w:r>
+          </w:p>
+        </w:tc>
+      </w:tr>
+    </w:tbl>
+    <w:p>
+      <w:pPr>
+        <w:ind w:firstLine="709"/>
+      </w:pPr>
+    </w:p>
+    <w:p>
+      <w:pPr>
+        <w:ind w:firstLine="709"/>
+        <w:rPr>
+          <w:i/>
+          <w:iCs/>
+          <w:sz w:val="24"/>
+          <w:lang w:val="en-US"/>
+        </w:rPr>
+      </w:pPr>
+      <w:r>
+        <w:t xml:space="preserve">Таблица </w:t>
+      </w:r>
+      <w:r>
+        <w:rPr>
+          <w:lang w:val="en-US"/>
+        </w:rPr>
+        <w:t>2</w:t>
+      </w:r>
+      <w:r>
+        <w:t xml:space="preserve"> – </w:t>
+      </w:r>
+      <w:r>
+        <w:rPr>
+          <w:szCs w:val="28"/>
+        </w:rPr>
+        <w:t xml:space="preserve">Описание класса </w:t>
+      </w:r>
+      <w:proofErr w:type="spellStart"/>
+      <w:r>
+        <w:t>Circle</w:t>
+      </w:r>
+      <w:proofErr w:type="spellEnd"/>
+    </w:p>
+    <w:tbl>
+      <w:tblPr>
+        <w:tblStyle w:val="ad"/>
+        <w:tblW w:w="0" w:type="auto"/>
+        <w:jc w:val="center"/>
+        <w:tblLook w:val="04A0" w:firstRow="1" w:lastRow="0" w:firstColumn="1" w:lastColumn="0" w:noHBand="0" w:noVBand="1"/>
+      </w:tblPr>
+      <w:tblGrid>
+        <w:gridCol w:w="2875"/>
+        <w:gridCol w:w="1952"/>
+        <w:gridCol w:w="4518"/>
+      </w:tblGrid>
+      <w:tr>
+        <w:trPr>
+          <w:tblHeader/>
+          <w:jc w:val="center"/>
+        </w:trPr>
+        <w:tc>
+          <w:tcPr>
+            <w:tcW w:w="2948" w:type="dxa"/>
+            <w:shd w:val="clear" w:color="auto" w:fill="D9E2F3"/>
+            <w:tcMar>
+              <w:top w:w="80" w:type="dxa"/>
+              <w:left w:w="90" w:type="dxa"/>
+              <w:bottom w:w="80" w:type="dxa"/>
+              <w:right w:w="90" w:type="dxa"/>
+            </w:tcMar>
+            <w:vAlign w:val="center"/>
+          </w:tcPr>
+          <w:p>
+            <w:pPr>
+              <w:spacing w:line="240" w:lineRule="auto"/>
+              <w:jc w:val="center"/>
+            </w:pPr>
+            <w:r>
+              <w:rPr>
+                <w:b/>
+                <w:sz w:val="21"/>
+              </w:rPr>
+              <w:t>Название</w:t>
+            </w:r>
+          </w:p>
+        </w:tc>
+        <w:tc>
+          <w:tcPr>
+            <w:tcW w:w="1984" w:type="dxa"/>
+            <w:shd w:val="clear" w:color="auto" w:fill="D9E2F3"/>
+            <w:tcMar>
+              <w:top w:w="80" w:type="dxa"/>
+              <w:left w:w="90" w:type="dxa"/>
+              <w:bottom w:w="80" w:type="dxa"/>
+              <w:right w:w="90" w:type="dxa"/>
+            </w:tcMar>
+            <w:vAlign w:val="center"/>
+          </w:tcPr>
+          <w:p>
+            <w:pPr>
+              <w:spacing w:line="240" w:lineRule="auto"/>
+              <w:jc w:val="center"/>
+            </w:pPr>
+            <w:r>
+              <w:rPr>
+                <w:b/>
+                <w:sz w:val="21"/>
+              </w:rPr>
+              <w:t>Тип</w:t>
+            </w:r>
+          </w:p>
+        </w:tc>
+        <w:tc>
+          <w:tcPr>
+            <w:tcW w:w="4706" w:type="dxa"/>
+            <w:shd w:val="clear" w:color="auto" w:fill="D9E2F3"/>
+            <w:tcMar>
+              <w:top w:w="80" w:type="dxa"/>
+              <w:left w:w="90" w:type="dxa"/>
+              <w:bottom w:w="80" w:type="dxa"/>
+              <w:right w:w="90" w:type="dxa"/>
+            </w:tcMar>
+            <w:vAlign w:val="center"/>
+          </w:tcPr>
+          <w:p>
+            <w:pPr>
+              <w:spacing w:line="240" w:lineRule="auto"/>
+              <w:jc w:val="center"/>
+            </w:pPr>
+            <w:r>
+              <w:rPr>
+                <w:b/>
+                <w:sz w:val="21"/>
+              </w:rPr>
+              <w:t>Описание</w:t>
+            </w:r>
+          </w:p>
+        </w:tc>
+      </w:tr>
+      <w:tr>
+        <w:trPr>
+          <w:jc w:val="center"/>
+        </w:trPr>
+        <w:tc>
+          <w:tcPr>
+            <w:tcW w:w="9638" w:type="dxa"/>
+            <w:gridSpan w:val="3"/>
+            <w:shd w:val="clear" w:color="auto" w:fill="EDEDED"/>
+            <w:tcMar>
+              <w:top w:w="80" w:type="dxa"/>
+              <w:left w:w="90" w:type="dxa"/>
+              <w:bottom w:w="80" w:type="dxa"/>
+              <w:right w:w="90" w:type="dxa"/>
+            </w:tcMar>
+            <w:vAlign w:val="center"/>
+          </w:tcPr>
+          <w:p>
+            <w:pPr>
+              <w:spacing w:line="240" w:lineRule="auto"/>
+              <w:jc w:val="center"/>
+            </w:pPr>
+            <w:r>
+              <w:rPr>
+                <w:sz w:val="21"/>
+              </w:rPr>
+              <w:t xml:space="preserve">Описание класса: </w:t>
+            </w:r>
+            <w:proofErr w:type="spellStart"/>
+            <w:r>
+              <w:rPr>
+                <w:sz w:val="21"/>
+              </w:rPr>
+              <w:t>Circle</w:t>
+            </w:r>
+            <w:proofErr w:type="spellEnd"/>
+            <w:r>
+              <w:rPr>
+                <w:sz w:val="21"/>
+              </w:rPr>
+              <w:t xml:space="preserve"> реализует </w:t>
+            </w:r>
+            <w:proofErr w:type="spellStart"/>
+            <w:r>
+              <w:rPr>
+                <w:sz w:val="21"/>
+              </w:rPr>
+              <w:t>IShape</w:t>
+            </w:r>
+            <w:proofErr w:type="spellEnd"/>
+            <w:r>
+              <w:rPr>
+                <w:sz w:val="21"/>
+              </w:rPr>
+              <w:t xml:space="preserve"> и представляет круг с положительным радиусом.</w:t>
+            </w:r>
+          </w:p>
+        </w:tc>
+      </w:tr>
+      <w:tr>
+        <w:trPr>
+          <w:jc w:val="center"/>
+        </w:trPr>
+        <w:tc>
+          <w:tcPr>
+            <w:tcW w:w="9638" w:type="dxa"/>
+            <w:gridSpan w:val="3"/>
+            <w:shd w:val="clear" w:color="auto" w:fill="F2F2F2"/>
+            <w:tcMar>
+              <w:top w:w="80" w:type="dxa"/>
+              <w:left w:w="90" w:type="dxa"/>
+              <w:bottom w:w="80" w:type="dxa"/>
+              <w:right w:w="90" w:type="dxa"/>
+            </w:tcMar>
+            <w:vAlign w:val="center"/>
+          </w:tcPr>
+          <w:p>
+            <w:pPr>
+              <w:spacing w:line="240" w:lineRule="auto"/>
+              <w:jc w:val="center"/>
+            </w:pPr>
+            <w:r>
+              <w:rPr>
+                <w:b/>
+                <w:sz w:val="20"/>
+              </w:rPr>
+              <w:t>Поля</w:t>
+            </w:r>
+          </w:p>
+        </w:tc>
+      </w:tr>
+      <w:tr>
+        <w:trPr>
+          <w:cantSplit/>
+          <w:jc w:val="center"/>
+        </w:trPr>
+        <w:tc>
+          <w:tcPr>
+            <w:tcW w:w="2948" w:type="dxa"/>
+            <w:tcMar>
+              <w:top w:w="80" w:type="dxa"/>
+              <w:left w:w="90" w:type="dxa"/>
+              <w:bottom w:w="80" w:type="dxa"/>
+              <w:right w:w="90" w:type="dxa"/>
+            </w:tcMar>
+            <w:vAlign w:val="center"/>
+          </w:tcPr>
+          <w:p>
+            <w:pPr>
+              <w:spacing w:line="240" w:lineRule="auto"/>
+            </w:pPr>
+            <w:r>
+              <w:rPr>
+                <w:sz w:val="19"/>
+              </w:rPr>
+              <w:t>− _</w:t>
+            </w:r>
+            <w:proofErr w:type="spellStart"/>
+            <w:r>
+              <w:rPr>
+                <w:sz w:val="19"/>
+              </w:rPr>
+              <w:t>radius</w:t>
+            </w:r>
+            <w:proofErr w:type="spellEnd"/>
+          </w:p>
+        </w:tc>
+        <w:tc>
+          <w:tcPr>
+            <w:tcW w:w="1984" w:type="dxa"/>
+            <w:tcMar>
+              <w:top w:w="80" w:type="dxa"/>
+              <w:left w:w="90" w:type="dxa"/>
+              <w:bottom w:w="80" w:type="dxa"/>
+              <w:right w:w="90" w:type="dxa"/>
+            </w:tcMar>
+            <w:vAlign w:val="center"/>
+          </w:tcPr>
+          <w:p>
+            <w:pPr>
+              <w:spacing w:line="240" w:lineRule="auto"/>
+            </w:pPr>
+            <w:proofErr w:type="spellStart"/>
+            <w:r>
+              <w:rPr>
+                <w:sz w:val="19"/>
+              </w:rPr>
+              <w:t>double</w:t>
+            </w:r>
+            <w:proofErr w:type="spellEnd"/>
+          </w:p>
+        </w:tc>
+        <w:tc>
+          <w:tcPr>
+            <w:tcW w:w="4706" w:type="dxa"/>
+            <w:tcMar>
+              <w:top w:w="80" w:type="dxa"/>
+              <w:left w:w="90" w:type="dxa"/>
+              <w:bottom w:w="80" w:type="dxa"/>
+              <w:right w:w="90" w:type="dxa"/>
+            </w:tcMar>
+            <w:vAlign w:val="center"/>
+          </w:tcPr>
+          <w:p>
+            <w:pPr>
+              <w:spacing w:line="240" w:lineRule="auto"/>
+            </w:pPr>
+            <w:r>
+              <w:rPr>
+                <w:sz w:val="19"/>
+              </w:rPr>
+              <w:t>Радиус круга; доступен только для чтения после инициализации.</w:t>
+            </w:r>
+          </w:p>
+        </w:tc>
+      </w:tr>
+      <w:tr>
+        <w:trPr>
+          <w:jc w:val="center"/>
+        </w:trPr>
+        <w:tc>
+          <w:tcPr>
+            <w:tcW w:w="9638" w:type="dxa"/>
+            <w:gridSpan w:val="3"/>
+            <w:shd w:val="clear" w:color="auto" w:fill="F2F2F2"/>
+            <w:tcMar>
+              <w:top w:w="80" w:type="dxa"/>
+              <w:left w:w="90" w:type="dxa"/>
+              <w:bottom w:w="80" w:type="dxa"/>
+              <w:right w:w="90" w:type="dxa"/>
+            </w:tcMar>
+            <w:vAlign w:val="center"/>
+          </w:tcPr>
+          <w:p>
+            <w:pPr>
+              <w:spacing w:line="240" w:lineRule="auto"/>
+              <w:jc w:val="center"/>
+            </w:pPr>
+            <w:r>
+              <w:rPr>
+                <w:b/>
+                <w:sz w:val="20"/>
+              </w:rPr>
+              <w:t>Свойства</w:t>
+            </w:r>
+          </w:p>
+        </w:tc>
+      </w:tr>
+      <w:tr>
+        <w:trPr>
+          <w:cantSplit/>
+          <w:jc w:val="center"/>
+        </w:trPr>
+        <w:tc>
+          <w:tcPr>
+            <w:tcW w:w="2948" w:type="dxa"/>
+            <w:tcMar>
+              <w:top w:w="80" w:type="dxa"/>
+              <w:left w:w="90" w:type="dxa"/>
+              <w:bottom w:w="80" w:type="dxa"/>
+              <w:right w:w="90" w:type="dxa"/>
+            </w:tcMar>
+            <w:vAlign w:val="center"/>
+          </w:tcPr>
+          <w:p>
+            <w:pPr>
+              <w:spacing w:line="240" w:lineRule="auto"/>
+            </w:pPr>
+            <w:r>
+              <w:rPr>
+                <w:sz w:val="19"/>
+              </w:rPr>
+              <w:t xml:space="preserve">+ </w:t>
+            </w:r>
+            <w:proofErr w:type="spellStart"/>
+            <w:r>
+              <w:rPr>
+                <w:sz w:val="19"/>
+              </w:rPr>
+              <w:t>Radius</w:t>
+            </w:r>
+            <w:proofErr w:type="spellEnd"/>
+          </w:p>
+        </w:tc>
+        <w:tc>
+          <w:tcPr>
+            <w:tcW w:w="1984" w:type="dxa"/>
+            <w:tcMar>
+              <w:top w:w="80" w:type="dxa"/>
+              <w:left w:w="90" w:type="dxa"/>
+              <w:bottom w:w="80" w:type="dxa"/>
+              <w:right w:w="90" w:type="dxa"/>
+            </w:tcMar>
+            <w:vAlign w:val="center"/>
+          </w:tcPr>
+          <w:p>
+            <w:pPr>
+              <w:spacing w:line="240" w:lineRule="auto"/>
+            </w:pPr>
+            <w:proofErr w:type="spellStart"/>
+            <w:r>
+              <w:rPr>
+                <w:sz w:val="19"/>
+              </w:rPr>
+              <w:t>double</w:t>
+            </w:r>
+            <w:proofErr w:type="spellEnd"/>
+          </w:p>
+        </w:tc>
+        <w:tc>
+          <w:tcPr>
+            <w:tcW w:w="4706" w:type="dxa"/>
+            <w:tcMar>
+              <w:top w:w="80" w:type="dxa"/>
+              <w:left w:w="90" w:type="dxa"/>
+              <w:bottom w:w="80" w:type="dxa"/>
+              <w:right w:w="90" w:type="dxa"/>
+            </w:tcMar>
+            <w:vAlign w:val="center"/>
+          </w:tcPr>
+          <w:p>
+            <w:pPr>
+              <w:spacing w:line="240" w:lineRule="auto"/>
+            </w:pPr>
+            <w:r>
+              <w:rPr>
+                <w:sz w:val="19"/>
+              </w:rPr>
+              <w:t xml:space="preserve">Возвращает радиус; при инициализации проверяет значение через </w:t>
+            </w:r>
+            <w:proofErr w:type="spellStart"/>
+            <w:r>
+              <w:rPr>
+                <w:sz w:val="19"/>
+              </w:rPr>
+              <w:t>Validator</w:t>
+            </w:r>
+            <w:proofErr w:type="spellEnd"/>
+            <w:r>
+              <w:rPr>
+                <w:sz w:val="19"/>
+              </w:rPr>
+              <w:t>.</w:t>
+            </w:r>
+          </w:p>
+        </w:tc>
+      </w:tr>
+      <w:tr>
+        <w:trPr>
+          <w:cantSplit/>
+          <w:jc w:val="center"/>
+        </w:trPr>
+        <w:tc>
+          <w:tcPr>
+            <w:tcW w:w="2948" w:type="dxa"/>
+            <w:tcMar>
+              <w:top w:w="80" w:type="dxa"/>
+              <w:left w:w="90" w:type="dxa"/>
+              <w:bottom w:w="80" w:type="dxa"/>
+              <w:right w:w="90" w:type="dxa"/>
+            </w:tcMar>
+            <w:vAlign w:val="center"/>
+          </w:tcPr>
+          <w:p>
+            <w:pPr>
+              <w:spacing w:line="240" w:lineRule="auto"/>
+            </w:pPr>
+            <w:r>
+              <w:rPr>
+                <w:sz w:val="19"/>
+              </w:rPr>
+              <w:t>+ Name</w:t>
+            </w:r>
+          </w:p>
+        </w:tc>
+        <w:tc>
+          <w:tcPr>
+            <w:tcW w:w="1984" w:type="dxa"/>
+            <w:tcMar>
+              <w:top w:w="80" w:type="dxa"/>
+              <w:left w:w="90" w:type="dxa"/>
+              <w:bottom w:w="80" w:type="dxa"/>
+              <w:right w:w="90" w:type="dxa"/>
+            </w:tcMar>
+            <w:vAlign w:val="center"/>
+          </w:tcPr>
+          <w:p>
+            <w:pPr>
+              <w:spacing w:line="240" w:lineRule="auto"/>
+            </w:pPr>
+            <w:proofErr w:type="spellStart"/>
+            <w:r>
+              <w:rPr>
+                <w:sz w:val="19"/>
+              </w:rPr>
+              <w:t>string</w:t>
+            </w:r>
+            <w:proofErr w:type="spellEnd"/>
+          </w:p>
+        </w:tc>
+        <w:tc>
+          <w:tcPr>
+            <w:tcW w:w="4706" w:type="dxa"/>
+            <w:tcMar>
+              <w:top w:w="80" w:type="dxa"/>
+              <w:left w:w="90" w:type="dxa"/>
+              <w:bottom w:w="80" w:type="dxa"/>
+              <w:right w:w="90" w:type="dxa"/>
+            </w:tcMar>
+            <w:vAlign w:val="center"/>
+          </w:tcPr>
+          <w:p>
+            <w:pPr>
+              <w:spacing w:line="240" w:lineRule="auto"/>
+            </w:pPr>
+            <w:r>
+              <w:rPr>
+                <w:sz w:val="19"/>
+              </w:rPr>
+              <w:t>Возвращает строку «Круг».</w:t>
+            </w:r>
+          </w:p>
+        </w:tc>
+      </w:tr>
+      <w:tr>
+        <w:trPr>
+          <w:jc w:val="center"/>
+        </w:trPr>
+        <w:tc>
+          <w:tcPr>
+            <w:tcW w:w="9638" w:type="dxa"/>
+            <w:gridSpan w:val="3"/>
+            <w:shd w:val="clear" w:color="auto" w:fill="F2F2F2"/>
+            <w:tcMar>
+              <w:top w:w="80" w:type="dxa"/>
+              <w:left w:w="90" w:type="dxa"/>
+              <w:bottom w:w="80" w:type="dxa"/>
+              <w:right w:w="90" w:type="dxa"/>
+            </w:tcMar>
+            <w:vAlign w:val="center"/>
+          </w:tcPr>
+          <w:p>
+            <w:pPr>
+              <w:spacing w:line="240" w:lineRule="auto"/>
+              <w:jc w:val="center"/>
+            </w:pPr>
+            <w:r>
+              <w:rPr>
+                <w:b/>
+                <w:sz w:val="20"/>
+              </w:rPr>
+              <w:t>Методы</w:t>
+            </w:r>
+          </w:p>
+        </w:tc>
+      </w:tr>
+      <w:tr>
+        <w:trPr>
+          <w:cantSplit/>
+          <w:jc w:val="center"/>
+        </w:trPr>
+        <w:tc>
+          <w:tcPr>
+            <w:tcW w:w="2948" w:type="dxa"/>
+            <w:tcMar>
+              <w:top w:w="80" w:type="dxa"/>
+              <w:left w:w="90" w:type="dxa"/>
+              <w:bottom w:w="80" w:type="dxa"/>
+              <w:right w:w="90" w:type="dxa"/>
+            </w:tcMar>
+            <w:vAlign w:val="center"/>
+          </w:tcPr>
+          <w:p>
+            <w:pPr>
+              <w:spacing w:line="240" w:lineRule="auto"/>
+            </w:pPr>
+            <w:r>
+              <w:rPr>
+                <w:sz w:val="19"/>
+              </w:rPr>
+              <w:t xml:space="preserve">+ </w:t>
+            </w:r>
+            <w:proofErr w:type="spellStart"/>
+            <w:r>
+              <w:rPr>
+                <w:sz w:val="19"/>
+              </w:rPr>
+              <w:t>Circle</w:t>
+            </w:r>
+            <w:proofErr w:type="spellEnd"/>
+            <w:r>
+              <w:rPr>
+                <w:sz w:val="19"/>
+              </w:rPr>
+              <w:t>(</w:t>
+            </w:r>
+            <w:proofErr w:type="spellStart"/>
+            <w:r>
+              <w:rPr>
+                <w:sz w:val="19"/>
+              </w:rPr>
+              <w:t>double</w:t>
+            </w:r>
+            <w:proofErr w:type="spellEnd"/>
+            <w:r>
+              <w:rPr>
+                <w:sz w:val="19"/>
+              </w:rPr>
+              <w:t xml:space="preserve"> </w:t>
+            </w:r>
+            <w:proofErr w:type="spellStart"/>
+            <w:r>
+              <w:rPr>
+                <w:sz w:val="19"/>
+              </w:rPr>
+              <w:t>radius</w:t>
+            </w:r>
+            <w:proofErr w:type="spellEnd"/>
+            <w:r>
+              <w:rPr>
+                <w:sz w:val="19"/>
+              </w:rPr>
+              <w:t>)</w:t>
+            </w:r>
+          </w:p>
+        </w:tc>
+        <w:tc>
+          <w:tcPr>
+            <w:tcW w:w="1984" w:type="dxa"/>
+            <w:tcMar>
+              <w:top w:w="80" w:type="dxa"/>
+              <w:left w:w="90" w:type="dxa"/>
+              <w:bottom w:w="80" w:type="dxa"/>
+              <w:right w:w="90" w:type="dxa"/>
+            </w:tcMar>
+            <w:vAlign w:val="center"/>
+          </w:tcPr>
+          <w:p>
+            <w:pPr>
+              <w:spacing w:line="240" w:lineRule="auto"/>
+            </w:pPr>
+            <w:r>
+              <w:rPr>
+                <w:sz w:val="19"/>
+              </w:rPr>
+              <w:t>—</w:t>
+            </w:r>
+          </w:p>
+        </w:tc>
+        <w:tc>
+          <w:tcPr>
+            <w:tcW w:w="4706" w:type="dxa"/>
+            <w:tcMar>
+              <w:top w:w="80" w:type="dxa"/>
+              <w:left w:w="90" w:type="dxa"/>
+              <w:bottom w:w="80" w:type="dxa"/>
+              <w:right w:w="90" w:type="dxa"/>
+            </w:tcMar>
+            <w:vAlign w:val="center"/>
+          </w:tcPr>
+          <w:p>
+            <w:pPr>
+              <w:spacing w:line="240" w:lineRule="auto"/>
+            </w:pPr>
+            <w:r>
+              <w:rPr>
+                <w:sz w:val="19"/>
+              </w:rPr>
+              <w:t>Конструктор; принимает радиус круга.</w:t>
+            </w:r>
+          </w:p>
+        </w:tc>
+      </w:tr>
+      <w:tr>
+        <w:trPr>
+          <w:cantSplit/>
+          <w:jc w:val="center"/>
+        </w:trPr>
+        <w:tc>
+          <w:tcPr>
+            <w:tcW w:w="2948" w:type="dxa"/>
+            <w:tcMar>
+              <w:top w:w="80" w:type="dxa"/>
+              <w:left w:w="90" w:type="dxa"/>
+              <w:bottom w:w="80" w:type="dxa"/>
+              <w:right w:w="90" w:type="dxa"/>
+            </w:tcMar>
+            <w:vAlign w:val="center"/>
+          </w:tcPr>
+          <w:p>
+            <w:pPr>
+              <w:spacing w:line="240" w:lineRule="auto"/>
+            </w:pPr>
+            <w:r>
+              <w:rPr>
+                <w:sz w:val="19"/>
+              </w:rPr>
+              <w:t xml:space="preserve">+ </w:t>
+            </w:r>
+            <w:proofErr w:type="spellStart"/>
+            <w:r>
+              <w:rPr>
+                <w:sz w:val="19"/>
+              </w:rPr>
+              <w:t>CalculateArea</w:t>
+            </w:r>
+            <w:proofErr w:type="spellEnd"/>
+            <w:r>
+              <w:rPr>
+                <w:sz w:val="19"/>
+              </w:rPr>
+              <w:t>()</w:t>
+            </w:r>
+          </w:p>
+        </w:tc>
+        <w:tc>
+          <w:tcPr>
+            <w:tcW w:w="1984" w:type="dxa"/>
+            <w:tcMar>
+              <w:top w:w="80" w:type="dxa"/>
+              <w:left w:w="90" w:type="dxa"/>
+              <w:bottom w:w="80" w:type="dxa"/>
+              <w:right w:w="90" w:type="dxa"/>
+            </w:tcMar>
+            <w:vAlign w:val="center"/>
+          </w:tcPr>
+          <w:p>
+            <w:pPr>
+              <w:spacing w:line="240" w:lineRule="auto"/>
+            </w:pPr>
+            <w:proofErr w:type="spellStart"/>
+            <w:r>
+              <w:rPr>
+                <w:sz w:val="19"/>
+              </w:rPr>
+              <w:t>double</w:t>
+            </w:r>
+            <w:proofErr w:type="spellEnd"/>
+          </w:p>
+        </w:tc>
+        <w:tc>
+          <w:tcPr>
+            <w:tcW w:w="4706" w:type="dxa"/>
+            <w:tcMar>
+              <w:top w:w="80" w:type="dxa"/>
+              <w:left w:w="90" w:type="dxa"/>
+              <w:bottom w:w="80" w:type="dxa"/>
+              <w:right w:w="90" w:type="dxa"/>
+            </w:tcMar>
+            <w:vAlign w:val="center"/>
+          </w:tcPr>
+          <w:p>
+            <w:pPr>
+              <w:spacing w:line="240" w:lineRule="auto"/>
+            </w:pPr>
+            <w:r>
+              <w:rPr>
+                <w:sz w:val="19"/>
+              </w:rPr>
+              <w:t>Вычисляет площадь по формуле πr².</w:t>
+            </w:r>
+          </w:p>
+        </w:tc>
+      </w:tr>
+      <w:tr>
+        <w:trPr>
+          <w:cantSplit/>
+          <w:jc w:val="center"/>
+        </w:trPr>
+        <w:tc>
+          <w:tcPr>
+            <w:tcW w:w="2948" w:type="dxa"/>
+            <w:tcMar>
+              <w:top w:w="80" w:type="dxa"/>
+              <w:left w:w="90" w:type="dxa"/>
+              <w:bottom w:w="80" w:type="dxa"/>
+              <w:right w:w="90" w:type="dxa"/>
+            </w:tcMar>
+            <w:vAlign w:val="center"/>
+          </w:tcPr>
+          <w:p>
+            <w:pPr>
+              <w:spacing w:line="240" w:lineRule="auto"/>
+            </w:pPr>
+            <w:r>
+              <w:rPr>
+                <w:sz w:val="19"/>
+              </w:rPr>
+              <w:t xml:space="preserve">+ </w:t>
+            </w:r>
+            <w:proofErr w:type="spellStart"/>
+            <w:r>
+              <w:rPr>
+                <w:sz w:val="19"/>
+              </w:rPr>
+              <w:t>CalculatePerimeter</w:t>
+            </w:r>
+            <w:proofErr w:type="spellEnd"/>
+            <w:r>
+              <w:rPr>
+                <w:sz w:val="19"/>
+              </w:rPr>
+              <w:t>()</w:t>
+            </w:r>
+          </w:p>
+        </w:tc>
+        <w:tc>
+          <w:tcPr>
+            <w:tcW w:w="1984" w:type="dxa"/>
+            <w:tcMar>
+              <w:top w:w="80" w:type="dxa"/>
+              <w:left w:w="90" w:type="dxa"/>
+              <w:bottom w:w="80" w:type="dxa"/>
+              <w:right w:w="90" w:type="dxa"/>
+            </w:tcMar>
+            <w:vAlign w:val="center"/>
+          </w:tcPr>
+          <w:p>
+            <w:pPr>
+              <w:spacing w:line="240" w:lineRule="auto"/>
+            </w:pPr>
+            <w:proofErr w:type="spellStart"/>
+            <w:r>
+              <w:rPr>
+                <w:sz w:val="19"/>
+              </w:rPr>
+              <w:t>double</w:t>
+            </w:r>
+            <w:proofErr w:type="spellEnd"/>
+          </w:p>
+        </w:tc>
+        <w:tc>
+          <w:tcPr>
+            <w:tcW w:w="4706" w:type="dxa"/>
+            <w:tcMar>
+              <w:top w:w="80" w:type="dxa"/>
+              <w:left w:w="90" w:type="dxa"/>
+              <w:bottom w:w="80" w:type="dxa"/>
+              <w:right w:w="90" w:type="dxa"/>
+            </w:tcMar>
+            <w:vAlign w:val="center"/>
+          </w:tcPr>
+          <w:p>
+            <w:pPr>
+              <w:spacing w:line="240" w:lineRule="auto"/>
+            </w:pPr>
+            <w:r>
+              <w:rPr>
+                <w:sz w:val="19"/>
+              </w:rPr>
+              <w:t>Вычисляет длину окружности по формуле 2πr.</w:t>
+            </w:r>
+          </w:p>
+        </w:tc>
+      </w:tr>
+      <w:tr>
+        <w:trPr>
+          <w:cantSplit/>
+          <w:jc w:val="center"/>
+        </w:trPr>
+        <w:tc>
+          <w:tcPr>
+            <w:tcW w:w="2948" w:type="dxa"/>
+            <w:tcMar>
+              <w:top w:w="80" w:type="dxa"/>
+              <w:left w:w="90" w:type="dxa"/>
+              <w:bottom w:w="80" w:type="dxa"/>
+              <w:right w:w="90" w:type="dxa"/>
+            </w:tcMar>
+            <w:vAlign w:val="center"/>
+          </w:tcPr>
+          <w:p>
+            <w:pPr>
+              <w:spacing w:line="240" w:lineRule="auto"/>
+            </w:pPr>
+            <w:r>
+              <w:rPr>
+                <w:sz w:val="19"/>
+              </w:rPr>
+              <w:t xml:space="preserve">+ </w:t>
+            </w:r>
+            <w:proofErr w:type="spellStart"/>
+            <w:r>
+              <w:rPr>
+                <w:sz w:val="19"/>
+              </w:rPr>
+              <w:t>ToString</w:t>
+            </w:r>
+            <w:proofErr w:type="spellEnd"/>
+            <w:r>
+              <w:rPr>
+                <w:sz w:val="19"/>
+              </w:rPr>
+              <w:t>()</w:t>
+            </w:r>
+          </w:p>
+        </w:tc>
+        <w:tc>
+          <w:tcPr>
+            <w:tcW w:w="1984" w:type="dxa"/>
+            <w:tcMar>
+              <w:top w:w="80" w:type="dxa"/>
+              <w:left w:w="90" w:type="dxa"/>
+              <w:bottom w:w="80" w:type="dxa"/>
+              <w:right w:w="90" w:type="dxa"/>
+            </w:tcMar>
+            <w:vAlign w:val="center"/>
+          </w:tcPr>
+          <w:p>
+            <w:pPr>
+              <w:spacing w:line="240" w:lineRule="auto"/>
+            </w:pPr>
+            <w:proofErr w:type="spellStart"/>
+            <w:r>
+              <w:rPr>
+                <w:sz w:val="19"/>
+              </w:rPr>
+              <w:t>string</w:t>
+            </w:r>
+            <w:proofErr w:type="spellEnd"/>
+          </w:p>
+        </w:tc>
+        <w:tc>
+          <w:tcPr>
+            <w:tcW w:w="4706" w:type="dxa"/>
+            <w:tcMar>
+              <w:top w:w="80" w:type="dxa"/>
+              <w:left w:w="90" w:type="dxa"/>
+              <w:bottom w:w="80" w:type="dxa"/>
+              <w:right w:w="90" w:type="dxa"/>
+            </w:tcMar>
+            <w:vAlign w:val="center"/>
+          </w:tcPr>
+          <w:p>
+            <w:pPr>
+              <w:spacing w:line="240" w:lineRule="auto"/>
+            </w:pPr>
+            <w:r>
+              <w:rPr>
+                <w:sz w:val="19"/>
+              </w:rPr>
+              <w:t>Возвращает описание круга с радиусом, округлённым до двух знаков.</w:t>
+            </w:r>
+          </w:p>
+        </w:tc>
+      </w:tr>
+    </w:tbl>
+    <w:p>
+      <w:pPr>
+        <w:ind w:firstLine="709"/>
+      </w:pPr>
+      <w:r>
+        <w:t xml:space="preserve">Таблица 3 – Описание класса </w:t>
+      </w:r>
+      <w:proofErr w:type="spellStart"/>
+      <w:r>
+        <w:t>Rectangle</w:t>
+      </w:r>
+      <w:proofErr w:type="spellEnd"/>
+    </w:p>
+    <w:tbl>
+      <w:tblPr>
+        <w:tblStyle w:val="ad"/>
+        <w:tblW w:w="0" w:type="auto"/>
+        <w:jc w:val="center"/>
+        <w:tblLook w:val="04A0" w:firstRow="1" w:lastRow="0" w:firstColumn="1" w:lastColumn="0" w:noHBand="0" w:noVBand="1"/>
+      </w:tblPr>
+      <w:tblGrid>
+        <w:gridCol w:w="2875"/>
+        <w:gridCol w:w="1952"/>
+        <w:gridCol w:w="4518"/>
+      </w:tblGrid>
+      <w:tr>
+        <w:trPr>
+          <w:tblHeader/>
+          <w:jc w:val="center"/>
+        </w:trPr>
+        <w:tc>
+          <w:tcPr>
+            <w:tcW w:w="2948" w:type="dxa"/>
+            <w:shd w:val="clear" w:color="auto" w:fill="D9E2F3"/>
+            <w:tcMar>
+              <w:top w:w="80" w:type="dxa"/>
+              <w:left w:w="90" w:type="dxa"/>
+              <w:bottom w:w="80" w:type="dxa"/>
+              <w:right w:w="90" w:type="dxa"/>
+            </w:tcMar>
+            <w:vAlign w:val="center"/>
+          </w:tcPr>
+          <w:p>
+            <w:pPr>
+              <w:spacing w:line="240" w:lineRule="auto"/>
+              <w:jc w:val="center"/>
+            </w:pPr>
+            <w:r>
+              <w:rPr>
+                <w:b/>
+                <w:sz w:val="21"/>
+              </w:rPr>
+              <w:t>Название</w:t>
+            </w:r>
+          </w:p>
+        </w:tc>
+        <w:tc>
+          <w:tcPr>
+            <w:tcW w:w="1984" w:type="dxa"/>
+            <w:shd w:val="clear" w:color="auto" w:fill="D9E2F3"/>
+            <w:tcMar>
+              <w:top w:w="80" w:type="dxa"/>
+              <w:left w:w="90" w:type="dxa"/>
+              <w:bottom w:w="80" w:type="dxa"/>
+              <w:right w:w="90" w:type="dxa"/>
+            </w:tcMar>
+            <w:vAlign w:val="center"/>
+          </w:tcPr>
+          <w:p>
+            <w:pPr>
+              <w:spacing w:line="240" w:lineRule="auto"/>
+              <w:jc w:val="center"/>
+            </w:pPr>
+            <w:r>
+              <w:rPr>
+                <w:b/>
+                <w:sz w:val="21"/>
+              </w:rPr>
+              <w:t>Тип</w:t>
+            </w:r>
+          </w:p>
+        </w:tc>
+        <w:tc>
+          <w:tcPr>
+            <w:tcW w:w="4706" w:type="dxa"/>
+            <w:shd w:val="clear" w:color="auto" w:fill="D9E2F3"/>
+            <w:tcMar>
+              <w:top w:w="80" w:type="dxa"/>
+              <w:left w:w="90" w:type="dxa"/>
+              <w:bottom w:w="80" w:type="dxa"/>
+              <w:right w:w="90" w:type="dxa"/>
+            </w:tcMar>
+            <w:vAlign w:val="center"/>
+          </w:tcPr>
+          <w:p>
+            <w:pPr>
+              <w:spacing w:line="240" w:lineRule="auto"/>
+              <w:jc w:val="center"/>
+            </w:pPr>
+            <w:r>
+              <w:rPr>
+                <w:b/>
+                <w:sz w:val="21"/>
+              </w:rPr>
+              <w:t>Описание</w:t>
+            </w:r>
+          </w:p>
+        </w:tc>
+      </w:tr>
+      <w:tr>
+        <w:trPr>
+          <w:jc w:val="center"/>
+        </w:trPr>
+        <w:tc>
+          <w:tcPr>
+            <w:tcW w:w="9638" w:type="dxa"/>
+            <w:gridSpan w:val="3"/>
+            <w:shd w:val="clear" w:color="auto" w:fill="EDEDED"/>
+            <w:tcMar>
+              <w:top w:w="80" w:type="dxa"/>
+              <w:left w:w="90" w:type="dxa"/>
+              <w:bottom w:w="80" w:type="dxa"/>
+              <w:right w:w="90" w:type="dxa"/>
+            </w:tcMar>
+            <w:vAlign w:val="center"/>
+          </w:tcPr>
+          <w:p>
+            <w:pPr>
+              <w:spacing w:line="240" w:lineRule="auto"/>
+              <w:jc w:val="center"/>
+            </w:pPr>
+            <w:r>
+              <w:rPr>
+                <w:sz w:val="21"/>
+              </w:rPr>
+              <w:t xml:space="preserve">Описание класса: </w:t>
+            </w:r>
+            <w:proofErr w:type="spellStart"/>
+            <w:r>
+              <w:rPr>
+                <w:sz w:val="21"/>
+              </w:rPr>
+              <w:t>Rectangle</w:t>
+            </w:r>
+            <w:proofErr w:type="spellEnd"/>
+            <w:r>
+              <w:rPr>
+                <w:sz w:val="21"/>
+              </w:rPr>
+              <w:t xml:space="preserve"> реализует </w:t>
+            </w:r>
+            <w:proofErr w:type="spellStart"/>
+            <w:r>
+              <w:rPr>
+                <w:sz w:val="21"/>
+              </w:rPr>
+              <w:t>IShape</w:t>
+            </w:r>
+            <w:proofErr w:type="spellEnd"/>
+            <w:r>
+              <w:rPr>
+                <w:sz w:val="21"/>
+              </w:rPr>
+              <w:t xml:space="preserve"> и представляет прямоугольник с положительными шириной и высотой.</w:t>
+            </w:r>
+          </w:p>
+        </w:tc>
+      </w:tr>
+      <w:tr>
+        <w:trPr>
+          <w:jc w:val="center"/>
+        </w:trPr>
+        <w:tc>
+          <w:tcPr>
+            <w:tcW w:w="9638" w:type="dxa"/>
+            <w:gridSpan w:val="3"/>
+            <w:shd w:val="clear" w:color="auto" w:fill="F2F2F2"/>
+            <w:tcMar>
+              <w:top w:w="80" w:type="dxa"/>
+              <w:left w:w="90" w:type="dxa"/>
+              <w:bottom w:w="80" w:type="dxa"/>
+              <w:right w:w="90" w:type="dxa"/>
+            </w:tcMar>
+            <w:vAlign w:val="center"/>
+          </w:tcPr>
+          <w:p>
+            <w:pPr>
+              <w:spacing w:line="240" w:lineRule="auto"/>
+              <w:jc w:val="center"/>
+            </w:pPr>
+            <w:r>
+              <w:rPr>
+                <w:b/>
+                <w:sz w:val="20"/>
+              </w:rPr>
+              <w:t>Поля</w:t>
+            </w:r>
+          </w:p>
+        </w:tc>
+      </w:tr>
+      <w:tr>
+        <w:trPr>
+          <w:cantSplit/>
+          <w:jc w:val="center"/>
+        </w:trPr>
+        <w:tc>
+          <w:tcPr>
+            <w:tcW w:w="2948" w:type="dxa"/>
+            <w:tcMar>
+              <w:top w:w="80" w:type="dxa"/>
+              <w:left w:w="90" w:type="dxa"/>
+              <w:bottom w:w="80" w:type="dxa"/>
+              <w:right w:w="90" w:type="dxa"/>
+            </w:tcMar>
+            <w:vAlign w:val="center"/>
+          </w:tcPr>
+          <w:p>
+            <w:pPr>
+              <w:spacing w:line="240" w:lineRule="auto"/>
+            </w:pPr>
+            <w:r>
+              <w:rPr>
+                <w:sz w:val="19"/>
+              </w:rPr>
+              <w:t>− _</w:t>
+            </w:r>
+            <w:proofErr w:type="spellStart"/>
+            <w:r>
+              <w:rPr>
+                <w:sz w:val="19"/>
+              </w:rPr>
+              <w:t>width</w:t>
+            </w:r>
+            <w:proofErr w:type="spellEnd"/>
+          </w:p>
+        </w:tc>
+        <w:tc>
+          <w:tcPr>
+            <w:tcW w:w="1984" w:type="dxa"/>
+            <w:tcMar>
+              <w:top w:w="80" w:type="dxa"/>
+              <w:left w:w="90" w:type="dxa"/>
+              <w:bottom w:w="80" w:type="dxa"/>
+              <w:right w:w="90" w:type="dxa"/>
+            </w:tcMar>
+            <w:vAlign w:val="center"/>
+          </w:tcPr>
+          <w:p>
+            <w:pPr>
+              <w:spacing w:line="240" w:lineRule="auto"/>
+            </w:pPr>
+            <w:proofErr w:type="spellStart"/>
+            <w:r>
+              <w:rPr>
+                <w:sz w:val="19"/>
+              </w:rPr>
+              <w:t>double</w:t>
+            </w:r>
+            <w:proofErr w:type="spellEnd"/>
+          </w:p>
+        </w:tc>
+        <w:tc>
+          <w:tcPr>
+            <w:tcW w:w="4706" w:type="dxa"/>
+            <w:tcMar>
+              <w:top w:w="80" w:type="dxa"/>
+              <w:left w:w="90" w:type="dxa"/>
+              <w:bottom w:w="80" w:type="dxa"/>
+              <w:right w:w="90" w:type="dxa"/>
+            </w:tcMar>
+            <w:vAlign w:val="center"/>
+          </w:tcPr>
+          <w:p>
+            <w:pPr>
+              <w:spacing w:line="240" w:lineRule="auto"/>
+            </w:pPr>
+            <w:r>
+              <w:rPr>
+                <w:sz w:val="19"/>
+              </w:rPr>
+              <w:t>Ширина прямоугольника.</w:t>
+            </w:r>
+          </w:p>
+        </w:tc>
+      </w:tr>
+      <w:tr>
+        <w:trPr>
+          <w:cantSplit/>
+          <w:jc w:val="center"/>
+        </w:trPr>
+        <w:tc>
+          <w:tcPr>
+            <w:tcW w:w="2948" w:type="dxa"/>
+            <w:tcMar>
+              <w:top w:w="80" w:type="dxa"/>
+              <w:left w:w="90" w:type="dxa"/>
+              <w:bottom w:w="80" w:type="dxa"/>
+              <w:right w:w="90" w:type="dxa"/>
+            </w:tcMar>
+            <w:vAlign w:val="center"/>
+          </w:tcPr>
+          <w:p>
+            <w:pPr>
+              <w:spacing w:line="240" w:lineRule="auto"/>
+            </w:pPr>
+            <w:r>
+              <w:rPr>
+                <w:sz w:val="19"/>
+              </w:rPr>
+              <w:t>− _</w:t>
+            </w:r>
+            <w:proofErr w:type="spellStart"/>
+            <w:r>
+              <w:rPr>
+                <w:sz w:val="19"/>
+              </w:rPr>
+              <w:t>height</w:t>
+            </w:r>
+            <w:proofErr w:type="spellEnd"/>
+          </w:p>
+        </w:tc>
+        <w:tc>
+          <w:tcPr>
+            <w:tcW w:w="1984" w:type="dxa"/>
+            <w:tcMar>
+              <w:top w:w="80" w:type="dxa"/>
+              <w:left w:w="90" w:type="dxa"/>
+              <w:bottom w:w="80" w:type="dxa"/>
+              <w:right w:w="90" w:type="dxa"/>
+            </w:tcMar>
+            <w:vAlign w:val="center"/>
+          </w:tcPr>
+          <w:p>
+            <w:pPr>
+              <w:spacing w:line="240" w:lineRule="auto"/>
+            </w:pPr>
+            <w:proofErr w:type="spellStart"/>
+            <w:r>
+              <w:rPr>
+                <w:sz w:val="19"/>
+              </w:rPr>
+              <w:t>double</w:t>
+            </w:r>
+            <w:proofErr w:type="spellEnd"/>
+          </w:p>
+        </w:tc>
+        <w:tc>
+          <w:tcPr>
+            <w:tcW w:w="4706" w:type="dxa"/>
+            <w:tcMar>
+              <w:top w:w="80" w:type="dxa"/>
+              <w:left w:w="90" w:type="dxa"/>
+              <w:bottom w:w="80" w:type="dxa"/>
+              <w:right w:w="90" w:type="dxa"/>
+            </w:tcMar>
+            <w:vAlign w:val="center"/>
+          </w:tcPr>
+          <w:p>
+            <w:pPr>
+              <w:spacing w:line="240" w:lineRule="auto"/>
+            </w:pPr>
+            <w:r>
+              <w:rPr>
+                <w:sz w:val="19"/>
+              </w:rPr>
+              <w:t>Высота прямоугольника.</w:t>
+            </w:r>
+          </w:p>
+        </w:tc>
+      </w:tr>
+      <w:tr>
+        <w:trPr>
+          <w:jc w:val="center"/>
+        </w:trPr>
+        <w:tc>
+          <w:tcPr>
+            <w:tcW w:w="9638" w:type="dxa"/>
+            <w:gridSpan w:val="3"/>
+            <w:shd w:val="clear" w:color="auto" w:fill="F2F2F2"/>
+            <w:tcMar>
+              <w:top w:w="80" w:type="dxa"/>
+              <w:left w:w="90" w:type="dxa"/>
+              <w:bottom w:w="80" w:type="dxa"/>
+              <w:right w:w="90" w:type="dxa"/>
+            </w:tcMar>
+            <w:vAlign w:val="center"/>
+          </w:tcPr>
+          <w:p>
+            <w:pPr>
+              <w:spacing w:line="240" w:lineRule="auto"/>
+              <w:jc w:val="center"/>
+            </w:pPr>
+            <w:r>
+              <w:rPr>
+                <w:b/>
+                <w:sz w:val="20"/>
+              </w:rPr>
+              <w:t>Свойства</w:t>
+            </w:r>
+          </w:p>
+        </w:tc>
+      </w:tr>
+      <w:tr>
+        <w:trPr>
+          <w:cantSplit/>
+          <w:jc w:val="center"/>
+        </w:trPr>
+        <w:tc>
+          <w:tcPr>
+            <w:tcW w:w="2948" w:type="dxa"/>
+            <w:tcMar>
+              <w:top w:w="80" w:type="dxa"/>
+              <w:left w:w="90" w:type="dxa"/>
+              <w:bottom w:w="80" w:type="dxa"/>
+              <w:right w:w="90" w:type="dxa"/>
+            </w:tcMar>
+            <w:vAlign w:val="center"/>
+          </w:tcPr>
+          <w:p>
+            <w:pPr>
+              <w:spacing w:line="240" w:lineRule="auto"/>
+            </w:pPr>
+            <w:r>
+              <w:rPr>
+                <w:sz w:val="19"/>
+              </w:rPr>
+              <w:t xml:space="preserve">+ </w:t>
+            </w:r>
+            <w:proofErr w:type="spellStart"/>
+            <w:r>
+              <w:rPr>
+                <w:sz w:val="19"/>
+              </w:rPr>
+              <w:t>Width</w:t>
+            </w:r>
+            <w:proofErr w:type="spellEnd"/>
+          </w:p>
+        </w:tc>
+        <w:tc>
+          <w:tcPr>
+            <w:tcW w:w="1984" w:type="dxa"/>
+            <w:tcMar>
+              <w:top w:w="80" w:type="dxa"/>
+              <w:left w:w="90" w:type="dxa"/>
+              <w:bottom w:w="80" w:type="dxa"/>
+              <w:right w:w="90" w:type="dxa"/>
+            </w:tcMar>
+            <w:vAlign w:val="center"/>
+          </w:tcPr>
+          <w:p>
+            <w:pPr>
+              <w:spacing w:line="240" w:lineRule="auto"/>
+            </w:pPr>
+            <w:proofErr w:type="spellStart"/>
+            <w:r>
+              <w:rPr>
+                <w:sz w:val="19"/>
+              </w:rPr>
+              <w:t>double</w:t>
+            </w:r>
+            <w:proofErr w:type="spellEnd"/>
+          </w:p>
+        </w:tc>
+        <w:tc>
+          <w:tcPr>
+            <w:tcW w:w="4706" w:type="dxa"/>
+            <w:tcMar>
+              <w:top w:w="80" w:type="dxa"/>
+              <w:left w:w="90" w:type="dxa"/>
+              <w:bottom w:w="80" w:type="dxa"/>
+              <w:right w:w="90" w:type="dxa"/>
+            </w:tcMar>
+            <w:vAlign w:val="center"/>
+          </w:tcPr>
+          <w:p>
+            <w:pPr>
+              <w:spacing w:line="240" w:lineRule="auto"/>
+            </w:pPr>
+            <w:r>
+              <w:rPr>
+                <w:sz w:val="19"/>
+              </w:rPr>
+              <w:t>Возвращает ширину.</w:t>
+            </w:r>
+          </w:p>
+        </w:tc>
+      </w:tr>
+      <w:tr>
+        <w:trPr>
+          <w:cantSplit/>
+          <w:jc w:val="center"/>
+        </w:trPr>
+        <w:tc>
+          <w:tcPr>
+            <w:tcW w:w="2948" w:type="dxa"/>
+            <w:tcMar>
+              <w:top w:w="80" w:type="dxa"/>
+              <w:left w:w="90" w:type="dxa"/>
+              <w:bottom w:w="80" w:type="dxa"/>
+              <w:right w:w="90" w:type="dxa"/>
+            </w:tcMar>
+            <w:vAlign w:val="center"/>
+          </w:tcPr>
+          <w:p>
+            <w:pPr>
+              <w:spacing w:line="240" w:lineRule="auto"/>
+            </w:pPr>
+            <w:r>
+              <w:rPr>
+                <w:sz w:val="19"/>
+              </w:rPr>
+              <w:t xml:space="preserve">+ </w:t>
+            </w:r>
+            <w:proofErr w:type="spellStart"/>
+            <w:r>
+              <w:rPr>
+                <w:sz w:val="19"/>
+              </w:rPr>
+              <w:t>Height</w:t>
+            </w:r>
+            <w:proofErr w:type="spellEnd"/>
+          </w:p>
+        </w:tc>
+        <w:tc>
+          <w:tcPr>
+            <w:tcW w:w="1984" w:type="dxa"/>
+            <w:tcMar>
+              <w:top w:w="80" w:type="dxa"/>
+              <w:left w:w="90" w:type="dxa"/>
+              <w:bottom w:w="80" w:type="dxa"/>
+              <w:right w:w="90" w:type="dxa"/>
+            </w:tcMar>
+            <w:vAlign w:val="center"/>
+          </w:tcPr>
+          <w:p>
+            <w:pPr>
+              <w:spacing w:line="240" w:lineRule="auto"/>
+            </w:pPr>
+            <w:proofErr w:type="spellStart"/>
+            <w:r>
+              <w:rPr>
+                <w:sz w:val="19"/>
+              </w:rPr>
+              <w:t>double</w:t>
+            </w:r>
+            <w:proofErr w:type="spellEnd"/>
+          </w:p>
+        </w:tc>
+        <w:tc>
+          <w:tcPr>
+            <w:tcW w:w="4706" w:type="dxa"/>
+            <w:tcMar>
+              <w:top w:w="80" w:type="dxa"/>
+              <w:left w:w="90" w:type="dxa"/>
+              <w:bottom w:w="80" w:type="dxa"/>
+              <w:right w:w="90" w:type="dxa"/>
+            </w:tcMar>
+            <w:vAlign w:val="center"/>
+          </w:tcPr>
+          <w:p>
+            <w:pPr>
+              <w:spacing w:line="240" w:lineRule="auto"/>
+            </w:pPr>
+            <w:r>
+              <w:rPr>
+                <w:sz w:val="19"/>
+              </w:rPr>
+              <w:t>Возвращает высоту.</w:t>
+            </w:r>
+          </w:p>
+        </w:tc>
+      </w:tr>
+      <w:tr>
+        <w:trPr>
+          <w:cantSplit/>
+          <w:jc w:val="center"/>
+        </w:trPr>
+        <w:tc>
+          <w:tcPr>
+            <w:tcW w:w="2948" w:type="dxa"/>
+            <w:tcMar>
+              <w:top w:w="80" w:type="dxa"/>
+              <w:left w:w="90" w:type="dxa"/>
+              <w:bottom w:w="80" w:type="dxa"/>
+              <w:right w:w="90" w:type="dxa"/>
+            </w:tcMar>
+            <w:vAlign w:val="center"/>
+          </w:tcPr>
+          <w:p>
+            <w:pPr>
+              <w:spacing w:line="240" w:lineRule="auto"/>
+            </w:pPr>
+            <w:r>
+              <w:rPr>
+                <w:sz w:val="19"/>
+              </w:rPr>
+              <w:lastRenderedPageBreak/>
+              <w:t>+ Name</w:t>
+            </w:r>
+          </w:p>
+        </w:tc>
+        <w:tc>
+          <w:tcPr>
+            <w:tcW w:w="1984" w:type="dxa"/>
+            <w:tcMar>
+              <w:top w:w="80" w:type="dxa"/>
+              <w:left w:w="90" w:type="dxa"/>
+              <w:bottom w:w="80" w:type="dxa"/>
+              <w:right w:w="90" w:type="dxa"/>
+            </w:tcMar>
+            <w:vAlign w:val="center"/>
+          </w:tcPr>
+          <w:p>
+            <w:pPr>
+              <w:spacing w:line="240" w:lineRule="auto"/>
+            </w:pPr>
+            <w:proofErr w:type="spellStart"/>
+            <w:r>
+              <w:rPr>
+                <w:sz w:val="19"/>
+              </w:rPr>
+              <w:t>string</w:t>
+            </w:r>
+            <w:proofErr w:type="spellEnd"/>
+          </w:p>
+        </w:tc>
+        <w:tc>
+          <w:tcPr>
+            <w:tcW w:w="4706" w:type="dxa"/>
+            <w:tcMar>
+              <w:top w:w="80" w:type="dxa"/>
+              <w:left w:w="90" w:type="dxa"/>
+              <w:bottom w:w="80" w:type="dxa"/>
+              <w:right w:w="90" w:type="dxa"/>
+            </w:tcMar>
+            <w:vAlign w:val="center"/>
+          </w:tcPr>
+          <w:p>
+            <w:pPr>
+              <w:spacing w:line="240" w:lineRule="auto"/>
+            </w:pPr>
+            <w:r>
+              <w:rPr>
+                <w:sz w:val="19"/>
+              </w:rPr>
+              <w:t>Возвращает строку «Прямоугольник».</w:t>
+            </w:r>
+          </w:p>
+        </w:tc>
+      </w:tr>
+      <w:tr>
+        <w:trPr>
+          <w:jc w:val="center"/>
+        </w:trPr>
+        <w:tc>
+          <w:tcPr>
+            <w:tcW w:w="9638" w:type="dxa"/>
+            <w:gridSpan w:val="3"/>
+            <w:shd w:val="clear" w:color="auto" w:fill="F2F2F2"/>
+            <w:tcMar>
+              <w:top w:w="80" w:type="dxa"/>
+              <w:left w:w="90" w:type="dxa"/>
+              <w:bottom w:w="80" w:type="dxa"/>
+              <w:right w:w="90" w:type="dxa"/>
+            </w:tcMar>
+            <w:vAlign w:val="center"/>
+          </w:tcPr>
+          <w:p>
+            <w:pPr>
+              <w:spacing w:line="240" w:lineRule="auto"/>
+              <w:jc w:val="center"/>
+            </w:pPr>
+            <w:r>
+              <w:rPr>
+                <w:b/>
+                <w:sz w:val="20"/>
+              </w:rPr>
+              <w:t>Методы</w:t>
+            </w:r>
+          </w:p>
+        </w:tc>
+      </w:tr>
+      <w:tr>
+        <w:trPr>
+          <w:cantSplit/>
+          <w:jc w:val="center"/>
+        </w:trPr>
+        <w:tc>
+          <w:tcPr>
+            <w:tcW w:w="2948" w:type="dxa"/>
+            <w:tcMar>
+              <w:top w:w="80" w:type="dxa"/>
+              <w:left w:w="90" w:type="dxa"/>
+              <w:bottom w:w="80" w:type="dxa"/>
+              <w:right w:w="90" w:type="dxa"/>
+            </w:tcMar>
+            <w:vAlign w:val="center"/>
+          </w:tcPr>
+          <w:p>
+            <w:pPr>
+              <w:spacing w:line="240" w:lineRule="auto"/>
+              <w:rPr>
+                <w:lang w:val="en-US"/>
+              </w:rPr>
+            </w:pPr>
+            <w:r>
+              <w:rPr>
+                <w:sz w:val="19"/>
+                <w:lang w:val="en-US"/>
+              </w:rPr>
+              <w:t>+ Rectangle(double width, double height)</w:t>
+            </w:r>
+          </w:p>
+        </w:tc>
+        <w:tc>
+          <w:tcPr>
+            <w:tcW w:w="1984" w:type="dxa"/>
+            <w:tcMar>
+              <w:top w:w="80" w:type="dxa"/>
+              <w:left w:w="90" w:type="dxa"/>
+              <w:bottom w:w="80" w:type="dxa"/>
+              <w:right w:w="90" w:type="dxa"/>
+            </w:tcMar>
+            <w:vAlign w:val="center"/>
+          </w:tcPr>
+          <w:p>
+            <w:pPr>
+              <w:spacing w:line="240" w:lineRule="auto"/>
+            </w:pPr>
+            <w:r>
+              <w:rPr>
+                <w:sz w:val="19"/>
+              </w:rPr>
+              <w:t>—</w:t>
+            </w:r>
+          </w:p>
+        </w:tc>
+        <w:tc>
+          <w:tcPr>
+            <w:tcW w:w="4706" w:type="dxa"/>
+            <w:tcMar>
+              <w:top w:w="80" w:type="dxa"/>
+              <w:left w:w="90" w:type="dxa"/>
+              <w:bottom w:w="80" w:type="dxa"/>
+              <w:right w:w="90" w:type="dxa"/>
+            </w:tcMar>
+            <w:vAlign w:val="center"/>
+          </w:tcPr>
+          <w:p>
+            <w:pPr>
+              <w:spacing w:line="240" w:lineRule="auto"/>
+            </w:pPr>
+            <w:r>
+              <w:rPr>
+                <w:sz w:val="19"/>
+              </w:rPr>
+              <w:t>Конструктор; проверяет, что ширина и высота больше нуля.</w:t>
+            </w:r>
+          </w:p>
+        </w:tc>
+      </w:tr>
+      <w:tr>
+        <w:trPr>
+          <w:cantSplit/>
+          <w:jc w:val="center"/>
+        </w:trPr>
+        <w:tc>
+          <w:tcPr>
+            <w:tcW w:w="2948" w:type="dxa"/>
+            <w:tcMar>
+              <w:top w:w="80" w:type="dxa"/>
+              <w:left w:w="90" w:type="dxa"/>
+              <w:bottom w:w="80" w:type="dxa"/>
+              <w:right w:w="90" w:type="dxa"/>
+            </w:tcMar>
+            <w:vAlign w:val="center"/>
+          </w:tcPr>
+          <w:p>
+            <w:pPr>
+              <w:spacing w:line="240" w:lineRule="auto"/>
+            </w:pPr>
+            <w:r>
+              <w:rPr>
+                <w:sz w:val="19"/>
+              </w:rPr>
+              <w:t xml:space="preserve">+ </w:t>
+            </w:r>
+            <w:proofErr w:type="spellStart"/>
+            <w:r>
+              <w:rPr>
+                <w:sz w:val="19"/>
+              </w:rPr>
+              <w:t>CalculateArea</w:t>
+            </w:r>
+            <w:proofErr w:type="spellEnd"/>
+            <w:r>
+              <w:rPr>
+                <w:sz w:val="19"/>
+              </w:rPr>
+              <w:t>()</w:t>
+            </w:r>
+          </w:p>
+        </w:tc>
+        <w:tc>
+          <w:tcPr>
+            <w:tcW w:w="1984" w:type="dxa"/>
+            <w:tcMar>
+              <w:top w:w="80" w:type="dxa"/>
+              <w:left w:w="90" w:type="dxa"/>
+              <w:bottom w:w="80" w:type="dxa"/>
+              <w:right w:w="90" w:type="dxa"/>
+            </w:tcMar>
+            <w:vAlign w:val="center"/>
+          </w:tcPr>
+          <w:p>
+            <w:pPr>
+              <w:spacing w:line="240" w:lineRule="auto"/>
+            </w:pPr>
+            <w:proofErr w:type="spellStart"/>
+            <w:r>
+              <w:rPr>
+                <w:sz w:val="19"/>
+              </w:rPr>
+              <w:t>double</w:t>
+            </w:r>
+            <w:proofErr w:type="spellEnd"/>
+          </w:p>
+        </w:tc>
+        <w:tc>
+          <w:tcPr>
+            <w:tcW w:w="4706" w:type="dxa"/>
+            <w:tcMar>
+              <w:top w:w="80" w:type="dxa"/>
+              <w:left w:w="90" w:type="dxa"/>
+              <w:bottom w:w="80" w:type="dxa"/>
+              <w:right w:w="90" w:type="dxa"/>
+            </w:tcMar>
+            <w:vAlign w:val="center"/>
+          </w:tcPr>
+          <w:p>
+            <w:pPr>
+              <w:spacing w:line="240" w:lineRule="auto"/>
+            </w:pPr>
+            <w:r>
+              <w:rPr>
+                <w:sz w:val="19"/>
+              </w:rPr>
+              <w:t xml:space="preserve">Вычисляет площадь по формуле </w:t>
+            </w:r>
+            <w:proofErr w:type="spellStart"/>
+            <w:r>
+              <w:rPr>
+                <w:sz w:val="19"/>
+              </w:rPr>
+              <w:t>width</w:t>
+            </w:r>
+            <w:proofErr w:type="spellEnd"/>
+            <w:r>
+              <w:rPr>
+                <w:sz w:val="19"/>
+              </w:rPr>
+              <w:t xml:space="preserve"> × </w:t>
+            </w:r>
+            <w:proofErr w:type="spellStart"/>
+            <w:r>
+              <w:rPr>
+                <w:sz w:val="19"/>
+              </w:rPr>
+              <w:t>height</w:t>
+            </w:r>
+            <w:proofErr w:type="spellEnd"/>
+            <w:r>
+              <w:rPr>
+                <w:sz w:val="19"/>
+              </w:rPr>
+              <w:t>.</w:t>
+            </w:r>
+          </w:p>
+        </w:tc>
+      </w:tr>
+      <w:tr>
+        <w:trPr>
+          <w:cantSplit/>
+          <w:jc w:val="center"/>
+        </w:trPr>
+        <w:tc>
+          <w:tcPr>
+            <w:tcW w:w="2948" w:type="dxa"/>
+            <w:tcMar>
+              <w:top w:w="80" w:type="dxa"/>
+              <w:left w:w="90" w:type="dxa"/>
+              <w:bottom w:w="80" w:type="dxa"/>
+              <w:right w:w="90" w:type="dxa"/>
+            </w:tcMar>
+            <w:vAlign w:val="center"/>
+          </w:tcPr>
+          <w:p>
+            <w:pPr>
+              <w:spacing w:line="240" w:lineRule="auto"/>
+            </w:pPr>
+            <w:r>
+              <w:rPr>
+                <w:sz w:val="19"/>
+              </w:rPr>
+              <w:t xml:space="preserve">+ </w:t>
+            </w:r>
+            <w:proofErr w:type="spellStart"/>
+            <w:r>
+              <w:rPr>
+                <w:sz w:val="19"/>
+              </w:rPr>
+              <w:t>CalculatePerimeter</w:t>
+            </w:r>
+            <w:proofErr w:type="spellEnd"/>
+            <w:r>
+              <w:rPr>
+                <w:sz w:val="19"/>
+              </w:rPr>
+              <w:t>()</w:t>
+            </w:r>
+          </w:p>
+        </w:tc>
+        <w:tc>
+          <w:tcPr>
+            <w:tcW w:w="1984" w:type="dxa"/>
+            <w:tcMar>
+              <w:top w:w="80" w:type="dxa"/>
+              <w:left w:w="90" w:type="dxa"/>
+              <w:bottom w:w="80" w:type="dxa"/>
+              <w:right w:w="90" w:type="dxa"/>
+            </w:tcMar>
+            <w:vAlign w:val="center"/>
+          </w:tcPr>
+          <w:p>
+            <w:pPr>
+              <w:spacing w:line="240" w:lineRule="auto"/>
+            </w:pPr>
+            <w:proofErr w:type="spellStart"/>
+            <w:r>
+              <w:rPr>
+                <w:sz w:val="19"/>
+              </w:rPr>
+              <w:t>double</w:t>
+            </w:r>
+            <w:proofErr w:type="spellEnd"/>
+          </w:p>
+        </w:tc>
+        <w:tc>
+          <w:tcPr>
+            <w:tcW w:w="4706" w:type="dxa"/>
+            <w:tcMar>
+              <w:top w:w="80" w:type="dxa"/>
+              <w:left w:w="90" w:type="dxa"/>
+              <w:bottom w:w="80" w:type="dxa"/>
+              <w:right w:w="90" w:type="dxa"/>
+            </w:tcMar>
+            <w:vAlign w:val="center"/>
+          </w:tcPr>
+          <w:p>
+            <w:pPr>
+              <w:spacing w:line="240" w:lineRule="auto"/>
+            </w:pPr>
+            <w:r>
+              <w:rPr>
+                <w:sz w:val="19"/>
+              </w:rPr>
+              <w:t>Вычисляет периметр по формуле 2 × (</w:t>
+            </w:r>
+            <w:proofErr w:type="spellStart"/>
+            <w:r>
+              <w:rPr>
+                <w:sz w:val="19"/>
+              </w:rPr>
+              <w:t>width</w:t>
+            </w:r>
+            <w:proofErr w:type="spellEnd"/>
+            <w:r>
+              <w:rPr>
+                <w:sz w:val="19"/>
+              </w:rPr>
+              <w:t xml:space="preserve"> + </w:t>
+            </w:r>
+            <w:proofErr w:type="spellStart"/>
+            <w:r>
+              <w:rPr>
+                <w:sz w:val="19"/>
+              </w:rPr>
+              <w:t>height</w:t>
+            </w:r>
+            <w:proofErr w:type="spellEnd"/>
+            <w:r>
+              <w:rPr>
+                <w:sz w:val="19"/>
+              </w:rPr>
+              <w:t>).</w:t>
+            </w:r>
+          </w:p>
+        </w:tc>
+      </w:tr>
+      <w:tr>
+        <w:trPr>
+          <w:cantSplit/>
+          <w:jc w:val="center"/>
+        </w:trPr>
+        <w:tc>
+          <w:tcPr>
+            <w:tcW w:w="2948" w:type="dxa"/>
+            <w:tcMar>
+              <w:top w:w="80" w:type="dxa"/>
+              <w:left w:w="90" w:type="dxa"/>
+              <w:bottom w:w="80" w:type="dxa"/>
+              <w:right w:w="90" w:type="dxa"/>
+            </w:tcMar>
+            <w:vAlign w:val="center"/>
+          </w:tcPr>
+          <w:p>
+            <w:pPr>
+              <w:spacing w:line="240" w:lineRule="auto"/>
+            </w:pPr>
+            <w:r>
+              <w:rPr>
+                <w:sz w:val="19"/>
+              </w:rPr>
+              <w:t xml:space="preserve">+ </w:t>
+            </w:r>
+            <w:proofErr w:type="spellStart"/>
+            <w:r>
+              <w:rPr>
+                <w:sz w:val="19"/>
+              </w:rPr>
+              <w:t>ToString</w:t>
+            </w:r>
+            <w:proofErr w:type="spellEnd"/>
+            <w:r>
+              <w:rPr>
+                <w:sz w:val="19"/>
+              </w:rPr>
+              <w:t>()</w:t>
+            </w:r>
+          </w:p>
+        </w:tc>
+        <w:tc>
+          <w:tcPr>
+            <w:tcW w:w="1984" w:type="dxa"/>
+            <w:tcMar>
+              <w:top w:w="80" w:type="dxa"/>
+              <w:left w:w="90" w:type="dxa"/>
+              <w:bottom w:w="80" w:type="dxa"/>
+              <w:right w:w="90" w:type="dxa"/>
+            </w:tcMar>
+            <w:vAlign w:val="center"/>
+          </w:tcPr>
+          <w:p>
+            <w:pPr>
+              <w:spacing w:line="240" w:lineRule="auto"/>
+            </w:pPr>
+            <w:proofErr w:type="spellStart"/>
+            <w:r>
+              <w:rPr>
+                <w:sz w:val="19"/>
+              </w:rPr>
+              <w:t>string</w:t>
+            </w:r>
+            <w:proofErr w:type="spellEnd"/>
+          </w:p>
+        </w:tc>
+        <w:tc>
+          <w:tcPr>
+            <w:tcW w:w="4706" w:type="dxa"/>
+            <w:tcMar>
+              <w:top w:w="80" w:type="dxa"/>
+              <w:left w:w="90" w:type="dxa"/>
+              <w:bottom w:w="80" w:type="dxa"/>
+              <w:right w:w="90" w:type="dxa"/>
+            </w:tcMar>
+            <w:vAlign w:val="center"/>
+          </w:tcPr>
+          <w:p>
+            <w:pPr>
+              <w:spacing w:line="240" w:lineRule="auto"/>
+            </w:pPr>
+            <w:r>
+              <w:rPr>
+                <w:sz w:val="19"/>
+              </w:rPr>
+              <w:t>Возвращает описание прямоугольника с размерами.</w:t>
+            </w:r>
+          </w:p>
+        </w:tc>
+      </w:tr>
+    </w:tbl>
+    <w:p>
+      <w:pPr>
+        <w:ind w:firstLine="709"/>
+      </w:pPr>
+      <w:r>
+        <w:t xml:space="preserve">Таблица 4 – Описание класса </w:t>
+      </w:r>
+      <w:proofErr w:type="spellStart"/>
+      <w:r>
+        <w:t>Triangle</w:t>
+      </w:r>
+      <w:proofErr w:type="spellEnd"/>
+    </w:p>
+    <w:tbl>
+      <w:tblPr>
+        <w:tblStyle w:val="ad"/>
+        <w:tblW w:w="0" w:type="auto"/>
+        <w:jc w:val="center"/>
+        <w:tblLook w:val="04A0" w:firstRow="1" w:lastRow="0" w:firstColumn="1" w:lastColumn="0" w:noHBand="0" w:noVBand="1"/>
+      </w:tblPr>
+      <w:tblGrid>
+        <w:gridCol w:w="2872"/>
+        <w:gridCol w:w="1951"/>
+        <w:gridCol w:w="4522"/>
+      </w:tblGrid>
+      <w:tr>
+        <w:trPr>
+          <w:tblHeader/>
+          <w:jc w:val="center"/>
+        </w:trPr>
+        <w:tc>
+          <w:tcPr>
+            <w:tcW w:w="2948" w:type="dxa"/>
+            <w:shd w:val="clear" w:color="auto" w:fill="D9E2F3"/>
+            <w:tcMar>
+              <w:top w:w="80" w:type="dxa"/>
+              <w:left w:w="90" w:type="dxa"/>
+              <w:bottom w:w="80" w:type="dxa"/>
+              <w:right w:w="90" w:type="dxa"/>
+            </w:tcMar>
+            <w:vAlign w:val="center"/>
+          </w:tcPr>
+          <w:p>
+            <w:pPr>
+              <w:spacing w:line="240" w:lineRule="auto"/>
+              <w:jc w:val="center"/>
+            </w:pPr>
+            <w:r>
+              <w:rPr>
+                <w:b/>
+                <w:sz w:val="21"/>
+              </w:rPr>
+              <w:t>Название</w:t>
+            </w:r>
+          </w:p>
+        </w:tc>
+        <w:tc>
+          <w:tcPr>
+            <w:tcW w:w="1984" w:type="dxa"/>
+            <w:shd w:val="clear" w:color="auto" w:fill="D9E2F3"/>
+            <w:tcMar>
+              <w:top w:w="80" w:type="dxa"/>
+              <w:left w:w="90" w:type="dxa"/>
+              <w:bottom w:w="80" w:type="dxa"/>
+              <w:right w:w="90" w:type="dxa"/>
+            </w:tcMar>
+            <w:vAlign w:val="center"/>
+          </w:tcPr>
+          <w:p>
+            <w:pPr>
+              <w:spacing w:line="240" w:lineRule="auto"/>
+              <w:jc w:val="center"/>
+            </w:pPr>
+            <w:r>
+              <w:rPr>
+                <w:b/>
+                <w:sz w:val="21"/>
+              </w:rPr>
+              <w:t>Тип</w:t>
+            </w:r>
+          </w:p>
+        </w:tc>
+        <w:tc>
+          <w:tcPr>
+            <w:tcW w:w="4706" w:type="dxa"/>
+            <w:shd w:val="clear" w:color="auto" w:fill="D9E2F3"/>
+            <w:tcMar>
+              <w:top w:w="80" w:type="dxa"/>
+              <w:left w:w="90" w:type="dxa"/>
+              <w:bottom w:w="80" w:type="dxa"/>
+              <w:right w:w="90" w:type="dxa"/>
+            </w:tcMar>
+            <w:vAlign w:val="center"/>
+          </w:tcPr>
+          <w:p>
+            <w:pPr>
+              <w:spacing w:line="240" w:lineRule="auto"/>
+              <w:jc w:val="center"/>
+            </w:pPr>
+            <w:r>
+              <w:rPr>
+                <w:b/>
+                <w:sz w:val="21"/>
+              </w:rPr>
+              <w:t>Описание</w:t>
+            </w:r>
+          </w:p>
+        </w:tc>
+      </w:tr>
+      <w:tr>
+        <w:trPr>
+          <w:jc w:val="center"/>
+        </w:trPr>
+        <w:tc>
+          <w:tcPr>
+            <w:tcW w:w="9638" w:type="dxa"/>
+            <w:gridSpan w:val="3"/>
+            <w:shd w:val="clear" w:color="auto" w:fill="EDEDED"/>
+            <w:tcMar>
+              <w:top w:w="80" w:type="dxa"/>
+              <w:left w:w="90" w:type="dxa"/>
+              <w:bottom w:w="80" w:type="dxa"/>
+              <w:right w:w="90" w:type="dxa"/>
+            </w:tcMar>
+            <w:vAlign w:val="center"/>
+          </w:tcPr>
+          <w:p>
+            <w:pPr>
+              <w:spacing w:line="240" w:lineRule="auto"/>
+              <w:jc w:val="center"/>
+            </w:pPr>
+            <w:r>
+              <w:rPr>
+                <w:sz w:val="21"/>
+              </w:rPr>
+              <w:t xml:space="preserve">Описание класса: </w:t>
+            </w:r>
+            <w:proofErr w:type="spellStart"/>
+            <w:r>
+              <w:rPr>
+                <w:sz w:val="21"/>
+              </w:rPr>
+              <w:t>Triangle</w:t>
+            </w:r>
+            <w:proofErr w:type="spellEnd"/>
+            <w:r>
+              <w:rPr>
+                <w:sz w:val="21"/>
+              </w:rPr>
+              <w:t xml:space="preserve"> реализует </w:t>
+            </w:r>
+            <w:proofErr w:type="spellStart"/>
+            <w:r>
+              <w:rPr>
+                <w:sz w:val="21"/>
+              </w:rPr>
+              <w:t>IShape</w:t>
+            </w:r>
+            <w:proofErr w:type="spellEnd"/>
+            <w:r>
+              <w:rPr>
+                <w:sz w:val="21"/>
+              </w:rPr>
+              <w:t>, представляет треугольник и проверяет условие существования по неравенству треугольника.</w:t>
+            </w:r>
+          </w:p>
+        </w:tc>
+      </w:tr>
+      <w:tr>
+        <w:trPr>
+          <w:jc w:val="center"/>
+        </w:trPr>
+        <w:tc>
+          <w:tcPr>
+            <w:tcW w:w="9638" w:type="dxa"/>
+            <w:gridSpan w:val="3"/>
+            <w:shd w:val="clear" w:color="auto" w:fill="F2F2F2"/>
+            <w:tcMar>
+              <w:top w:w="80" w:type="dxa"/>
+              <w:left w:w="90" w:type="dxa"/>
+              <w:bottom w:w="80" w:type="dxa"/>
+              <w:right w:w="90" w:type="dxa"/>
+            </w:tcMar>
+            <w:vAlign w:val="center"/>
+          </w:tcPr>
+          <w:p>
+            <w:pPr>
+              <w:spacing w:line="240" w:lineRule="auto"/>
+              <w:jc w:val="center"/>
+            </w:pPr>
+            <w:r>
+              <w:rPr>
+                <w:b/>
+                <w:sz w:val="20"/>
+              </w:rPr>
+              <w:t>Поля</w:t>
+            </w:r>
+          </w:p>
+        </w:tc>
+      </w:tr>
+      <w:tr>
+        <w:trPr>
+          <w:cantSplit/>
+          <w:jc w:val="center"/>
+        </w:trPr>
+        <w:tc>
+          <w:tcPr>
+            <w:tcW w:w="2948" w:type="dxa"/>
+            <w:tcMar>
+              <w:top w:w="80" w:type="dxa"/>
+              <w:left w:w="90" w:type="dxa"/>
+              <w:bottom w:w="80" w:type="dxa"/>
+              <w:right w:w="90" w:type="dxa"/>
+            </w:tcMar>
+            <w:vAlign w:val="center"/>
+          </w:tcPr>
+          <w:p>
+            <w:pPr>
+              <w:spacing w:line="240" w:lineRule="auto"/>
+            </w:pPr>
+            <w:r>
+              <w:rPr>
+                <w:sz w:val="19"/>
+              </w:rPr>
+              <w:t>− _</w:t>
+            </w:r>
+            <w:proofErr w:type="spellStart"/>
+            <w:r>
+              <w:rPr>
+                <w:sz w:val="19"/>
+              </w:rPr>
+              <w:t>sideA</w:t>
+            </w:r>
+            <w:proofErr w:type="spellEnd"/>
+          </w:p>
+        </w:tc>
+        <w:tc>
+          <w:tcPr>
+            <w:tcW w:w="1984" w:type="dxa"/>
+            <w:tcMar>
+              <w:top w:w="80" w:type="dxa"/>
+              <w:left w:w="90" w:type="dxa"/>
+              <w:bottom w:w="80" w:type="dxa"/>
+              <w:right w:w="90" w:type="dxa"/>
+            </w:tcMar>
+            <w:vAlign w:val="center"/>
+          </w:tcPr>
+          <w:p>
+            <w:pPr>
+              <w:spacing w:line="240" w:lineRule="auto"/>
+            </w:pPr>
+            <w:proofErr w:type="spellStart"/>
+            <w:r>
+              <w:rPr>
+                <w:sz w:val="19"/>
+              </w:rPr>
+              <w:t>double</w:t>
+            </w:r>
+            <w:proofErr w:type="spellEnd"/>
+          </w:p>
+        </w:tc>
+        <w:tc>
+          <w:tcPr>
+            <w:tcW w:w="4706" w:type="dxa"/>
+            <w:tcMar>
+              <w:top w:w="80" w:type="dxa"/>
+              <w:left w:w="90" w:type="dxa"/>
+              <w:bottom w:w="80" w:type="dxa"/>
+              <w:right w:w="90" w:type="dxa"/>
+            </w:tcMar>
+            <w:vAlign w:val="center"/>
+          </w:tcPr>
+          <w:p>
+            <w:pPr>
+              <w:spacing w:line="240" w:lineRule="auto"/>
+            </w:pPr>
+            <w:r>
+              <w:rPr>
+                <w:sz w:val="19"/>
+              </w:rPr>
+              <w:t>Первая сторона.</w:t>
+            </w:r>
+          </w:p>
+        </w:tc>
+      </w:tr>
+      <w:tr>
+        <w:trPr>
+          <w:cantSplit/>
+          <w:jc w:val="center"/>
+        </w:trPr>
+        <w:tc>
+          <w:tcPr>
+            <w:tcW w:w="2948" w:type="dxa"/>
+            <w:tcMar>
+              <w:top w:w="80" w:type="dxa"/>
+              <w:left w:w="90" w:type="dxa"/>
+              <w:bottom w:w="80" w:type="dxa"/>
+              <w:right w:w="90" w:type="dxa"/>
+            </w:tcMar>
+            <w:vAlign w:val="center"/>
+          </w:tcPr>
+          <w:p>
+            <w:pPr>
+              <w:spacing w:line="240" w:lineRule="auto"/>
+            </w:pPr>
+            <w:r>
+              <w:rPr>
+                <w:sz w:val="19"/>
+              </w:rPr>
+              <w:t>− _</w:t>
+            </w:r>
+            <w:proofErr w:type="spellStart"/>
+            <w:r>
+              <w:rPr>
+                <w:sz w:val="19"/>
+              </w:rPr>
+              <w:t>sideB</w:t>
+            </w:r>
+            <w:proofErr w:type="spellEnd"/>
+          </w:p>
+        </w:tc>
+        <w:tc>
+          <w:tcPr>
+            <w:tcW w:w="1984" w:type="dxa"/>
+            <w:tcMar>
+              <w:top w:w="80" w:type="dxa"/>
+              <w:left w:w="90" w:type="dxa"/>
+              <w:bottom w:w="80" w:type="dxa"/>
+              <w:right w:w="90" w:type="dxa"/>
+            </w:tcMar>
+            <w:vAlign w:val="center"/>
+          </w:tcPr>
+          <w:p>
+            <w:pPr>
+              <w:spacing w:line="240" w:lineRule="auto"/>
+            </w:pPr>
+            <w:proofErr w:type="spellStart"/>
+            <w:r>
+              <w:rPr>
+                <w:sz w:val="19"/>
+              </w:rPr>
+              <w:t>double</w:t>
+            </w:r>
+            <w:proofErr w:type="spellEnd"/>
+          </w:p>
+        </w:tc>
+        <w:tc>
+          <w:tcPr>
+            <w:tcW w:w="4706" w:type="dxa"/>
+            <w:tcMar>
+              <w:top w:w="80" w:type="dxa"/>
+              <w:left w:w="90" w:type="dxa"/>
+              <w:bottom w:w="80" w:type="dxa"/>
+              <w:right w:w="90" w:type="dxa"/>
+            </w:tcMar>
+            <w:vAlign w:val="center"/>
+          </w:tcPr>
+          <w:p>
+            <w:pPr>
+              <w:spacing w:line="240" w:lineRule="auto"/>
+            </w:pPr>
+            <w:r>
+              <w:rPr>
+                <w:sz w:val="19"/>
+              </w:rPr>
+              <w:t>Вторая сторона.</w:t>
+            </w:r>
+          </w:p>
+        </w:tc>
+      </w:tr>
+      <w:tr>
+        <w:trPr>
+          <w:cantSplit/>
+          <w:jc w:val="center"/>
+        </w:trPr>
+        <w:tc>
+          <w:tcPr>
+            <w:tcW w:w="2948" w:type="dxa"/>
+            <w:tcMar>
+              <w:top w:w="80" w:type="dxa"/>
+              <w:left w:w="90" w:type="dxa"/>
+              <w:bottom w:w="80" w:type="dxa"/>
+              <w:right w:w="90" w:type="dxa"/>
+            </w:tcMar>
+            <w:vAlign w:val="center"/>
+          </w:tcPr>
+          <w:p>
+            <w:pPr>
+              <w:spacing w:line="240" w:lineRule="auto"/>
+            </w:pPr>
+            <w:r>
+              <w:rPr>
+                <w:sz w:val="19"/>
+              </w:rPr>
+              <w:t>− _</w:t>
+            </w:r>
+            <w:proofErr w:type="spellStart"/>
+            <w:r>
+              <w:rPr>
+                <w:sz w:val="19"/>
+              </w:rPr>
+              <w:t>sideC</w:t>
+            </w:r>
+            <w:proofErr w:type="spellEnd"/>
+          </w:p>
+        </w:tc>
+        <w:tc>
+          <w:tcPr>
+            <w:tcW w:w="1984" w:type="dxa"/>
+            <w:tcMar>
+              <w:top w:w="80" w:type="dxa"/>
+              <w:left w:w="90" w:type="dxa"/>
+              <w:bottom w:w="80" w:type="dxa"/>
+              <w:right w:w="90" w:type="dxa"/>
+            </w:tcMar>
+            <w:vAlign w:val="center"/>
+          </w:tcPr>
+          <w:p>
+            <w:pPr>
+              <w:spacing w:line="240" w:lineRule="auto"/>
+            </w:pPr>
+            <w:proofErr w:type="spellStart"/>
+            <w:r>
+              <w:rPr>
+                <w:sz w:val="19"/>
+              </w:rPr>
+              <w:t>double</w:t>
+            </w:r>
+            <w:proofErr w:type="spellEnd"/>
+          </w:p>
+        </w:tc>
+        <w:tc>
+          <w:tcPr>
+            <w:tcW w:w="4706" w:type="dxa"/>
+            <w:tcMar>
+              <w:top w:w="80" w:type="dxa"/>
+              <w:left w:w="90" w:type="dxa"/>
+              <w:bottom w:w="80" w:type="dxa"/>
+              <w:right w:w="90" w:type="dxa"/>
+            </w:tcMar>
+            <w:vAlign w:val="center"/>
+          </w:tcPr>
+          <w:p>
+            <w:pPr>
+              <w:spacing w:line="240" w:lineRule="auto"/>
+            </w:pPr>
+            <w:r>
+              <w:rPr>
+                <w:sz w:val="19"/>
+              </w:rPr>
+              <w:t>Третья сторона.</w:t>
+            </w:r>
+          </w:p>
+        </w:tc>
+      </w:tr>
+      <w:tr>
+        <w:trPr>
+          <w:jc w:val="center"/>
+        </w:trPr>
+        <w:tc>
+          <w:tcPr>
+            <w:tcW w:w="9638" w:type="dxa"/>
+            <w:gridSpan w:val="3"/>
+            <w:shd w:val="clear" w:color="auto" w:fill="F2F2F2"/>
+            <w:tcMar>
+              <w:top w:w="80" w:type="dxa"/>
+              <w:left w:w="90" w:type="dxa"/>
+              <w:bottom w:w="80" w:type="dxa"/>
+              <w:right w:w="90" w:type="dxa"/>
+            </w:tcMar>
+            <w:vAlign w:val="center"/>
+          </w:tcPr>
+          <w:p>
+            <w:pPr>
+              <w:spacing w:line="240" w:lineRule="auto"/>
+              <w:jc w:val="center"/>
+            </w:pPr>
+            <w:r>
+              <w:rPr>
+                <w:b/>
+                <w:sz w:val="20"/>
+              </w:rPr>
+              <w:t>Свойства</w:t>
+            </w:r>
+          </w:p>
+        </w:tc>
+      </w:tr>
+      <w:tr>
+        <w:trPr>
+          <w:cantSplit/>
+          <w:jc w:val="center"/>
+        </w:trPr>
+        <w:tc>
+          <w:tcPr>
+            <w:tcW w:w="2948" w:type="dxa"/>
+            <w:tcMar>
+              <w:top w:w="80" w:type="dxa"/>
+              <w:left w:w="90" w:type="dxa"/>
+              <w:bottom w:w="80" w:type="dxa"/>
+              <w:right w:w="90" w:type="dxa"/>
+            </w:tcMar>
+            <w:vAlign w:val="center"/>
+          </w:tcPr>
+          <w:p>
+            <w:pPr>
+              <w:spacing w:line="240" w:lineRule="auto"/>
+            </w:pPr>
+            <w:r>
+              <w:rPr>
+                <w:sz w:val="19"/>
+              </w:rPr>
+              <w:t xml:space="preserve">+ </w:t>
+            </w:r>
+            <w:proofErr w:type="spellStart"/>
+            <w:r>
+              <w:rPr>
+                <w:sz w:val="19"/>
+              </w:rPr>
+              <w:t>SideA</w:t>
+            </w:r>
+            <w:proofErr w:type="spellEnd"/>
+          </w:p>
+        </w:tc>
+        <w:tc>
+          <w:tcPr>
+            <w:tcW w:w="1984" w:type="dxa"/>
+            <w:tcMar>
+              <w:top w:w="80" w:type="dxa"/>
+              <w:left w:w="90" w:type="dxa"/>
+              <w:bottom w:w="80" w:type="dxa"/>
+              <w:right w:w="90" w:type="dxa"/>
+            </w:tcMar>
+            <w:vAlign w:val="center"/>
+          </w:tcPr>
+          <w:p>
+            <w:pPr>
+              <w:spacing w:line="240" w:lineRule="auto"/>
+            </w:pPr>
+            <w:proofErr w:type="spellStart"/>
+            <w:r>
+              <w:rPr>
+                <w:sz w:val="19"/>
+              </w:rPr>
+              <w:t>double</w:t>
+            </w:r>
+            <w:proofErr w:type="spellEnd"/>
+          </w:p>
+        </w:tc>
+        <w:tc>
+          <w:tcPr>
+            <w:tcW w:w="4706" w:type="dxa"/>
+            <w:tcMar>
+              <w:top w:w="80" w:type="dxa"/>
+              <w:left w:w="90" w:type="dxa"/>
+              <w:bottom w:w="80" w:type="dxa"/>
+              <w:right w:w="90" w:type="dxa"/>
+            </w:tcMar>
+            <w:vAlign w:val="center"/>
+          </w:tcPr>
+          <w:p>
+            <w:pPr>
+              <w:spacing w:line="240" w:lineRule="auto"/>
+            </w:pPr>
+            <w:r>
+              <w:rPr>
+                <w:sz w:val="19"/>
+              </w:rPr>
+              <w:t>Возвращает первую сторону.</w:t>
+            </w:r>
+          </w:p>
+        </w:tc>
+      </w:tr>
+      <w:tr>
+        <w:trPr>
+          <w:cantSplit/>
+          <w:jc w:val="center"/>
+        </w:trPr>
+        <w:tc>
+          <w:tcPr>
+            <w:tcW w:w="2948" w:type="dxa"/>
+            <w:tcMar>
+              <w:top w:w="80" w:type="dxa"/>
+              <w:left w:w="90" w:type="dxa"/>
+              <w:bottom w:w="80" w:type="dxa"/>
+              <w:right w:w="90" w:type="dxa"/>
+            </w:tcMar>
+            <w:vAlign w:val="center"/>
+          </w:tcPr>
+          <w:p>
+            <w:pPr>
+              <w:spacing w:line="240" w:lineRule="auto"/>
+            </w:pPr>
+            <w:r>
+              <w:rPr>
+                <w:sz w:val="19"/>
+              </w:rPr>
+              <w:t xml:space="preserve">+ </w:t>
+            </w:r>
+            <w:proofErr w:type="spellStart"/>
+            <w:r>
+              <w:rPr>
+                <w:sz w:val="19"/>
+              </w:rPr>
+              <w:t>SideB</w:t>
+            </w:r>
+            <w:proofErr w:type="spellEnd"/>
+          </w:p>
+        </w:tc>
+        <w:tc>
+          <w:tcPr>
+            <w:tcW w:w="1984" w:type="dxa"/>
+            <w:tcMar>
+              <w:top w:w="80" w:type="dxa"/>
+              <w:left w:w="90" w:type="dxa"/>
+              <w:bottom w:w="80" w:type="dxa"/>
+              <w:right w:w="90" w:type="dxa"/>
+            </w:tcMar>
+            <w:vAlign w:val="center"/>
+          </w:tcPr>
+          <w:p>
+            <w:pPr>
+              <w:spacing w:line="240" w:lineRule="auto"/>
+            </w:pPr>
+            <w:proofErr w:type="spellStart"/>
+            <w:r>
+              <w:rPr>
+                <w:sz w:val="19"/>
+              </w:rPr>
+              <w:t>double</w:t>
+            </w:r>
+            <w:proofErr w:type="spellEnd"/>
+          </w:p>
+        </w:tc>
+        <w:tc>
+          <w:tcPr>
+            <w:tcW w:w="4706" w:type="dxa"/>
+            <w:tcMar>
+              <w:top w:w="80" w:type="dxa"/>
+              <w:left w:w="90" w:type="dxa"/>
+              <w:bottom w:w="80" w:type="dxa"/>
+              <w:right w:w="90" w:type="dxa"/>
+            </w:tcMar>
+            <w:vAlign w:val="center"/>
+          </w:tcPr>
+          <w:p>
+            <w:pPr>
+              <w:spacing w:line="240" w:lineRule="auto"/>
+            </w:pPr>
+            <w:r>
+              <w:rPr>
+                <w:sz w:val="19"/>
+              </w:rPr>
+              <w:t>Возвращает вторую сторону.</w:t>
+            </w:r>
+          </w:p>
+        </w:tc>
+      </w:tr>
+      <w:tr>
+        <w:trPr>
+          <w:cantSplit/>
+          <w:jc w:val="center"/>
+        </w:trPr>
+        <w:tc>
+          <w:tcPr>
+            <w:tcW w:w="2948" w:type="dxa"/>
+            <w:tcMar>
+              <w:top w:w="80" w:type="dxa"/>
+              <w:left w:w="90" w:type="dxa"/>
+              <w:bottom w:w="80" w:type="dxa"/>
+              <w:right w:w="90" w:type="dxa"/>
+            </w:tcMar>
+            <w:vAlign w:val="center"/>
+          </w:tcPr>
+          <w:p>
+            <w:pPr>
+              <w:spacing w:line="240" w:lineRule="auto"/>
+            </w:pPr>
+            <w:r>
+              <w:rPr>
+                <w:sz w:val="19"/>
+              </w:rPr>
+              <w:t xml:space="preserve">+ </w:t>
+            </w:r>
+            <w:proofErr w:type="spellStart"/>
+            <w:r>
+              <w:rPr>
+                <w:sz w:val="19"/>
+              </w:rPr>
+              <w:t>SideC</w:t>
+            </w:r>
+            <w:proofErr w:type="spellEnd"/>
+          </w:p>
+        </w:tc>
+        <w:tc>
+          <w:tcPr>
+            <w:tcW w:w="1984" w:type="dxa"/>
+            <w:tcMar>
+              <w:top w:w="80" w:type="dxa"/>
+              <w:left w:w="90" w:type="dxa"/>
+              <w:bottom w:w="80" w:type="dxa"/>
+              <w:right w:w="90" w:type="dxa"/>
+            </w:tcMar>
+            <w:vAlign w:val="center"/>
+          </w:tcPr>
+          <w:p>
+            <w:pPr>
+              <w:spacing w:line="240" w:lineRule="auto"/>
+            </w:pPr>
+            <w:proofErr w:type="spellStart"/>
+            <w:r>
+              <w:rPr>
+                <w:sz w:val="19"/>
+              </w:rPr>
+              <w:t>double</w:t>
+            </w:r>
+            <w:proofErr w:type="spellEnd"/>
+          </w:p>
+        </w:tc>
+        <w:tc>
+          <w:tcPr>
+            <w:tcW w:w="4706" w:type="dxa"/>
+            <w:tcMar>
+              <w:top w:w="80" w:type="dxa"/>
+              <w:left w:w="90" w:type="dxa"/>
+              <w:bottom w:w="80" w:type="dxa"/>
+              <w:right w:w="90" w:type="dxa"/>
+            </w:tcMar>
+            <w:vAlign w:val="center"/>
+          </w:tcPr>
+          <w:p>
+            <w:pPr>
+              <w:spacing w:line="240" w:lineRule="auto"/>
+            </w:pPr>
+            <w:r>
+              <w:rPr>
+                <w:sz w:val="19"/>
+              </w:rPr>
+              <w:t>Возвращает третью сторону.</w:t>
+            </w:r>
+          </w:p>
+        </w:tc>
+      </w:tr>
+      <w:tr>
+        <w:trPr>
+          <w:cantSplit/>
+          <w:jc w:val="center"/>
+        </w:trPr>
+        <w:tc>
+          <w:tcPr>
+            <w:tcW w:w="2948" w:type="dxa"/>
+            <w:tcMar>
+              <w:top w:w="80" w:type="dxa"/>
+              <w:left w:w="90" w:type="dxa"/>
+              <w:bottom w:w="80" w:type="dxa"/>
+              <w:right w:w="90" w:type="dxa"/>
+            </w:tcMar>
+            <w:vAlign w:val="center"/>
+          </w:tcPr>
+          <w:p>
+            <w:pPr>
+              <w:spacing w:line="240" w:lineRule="auto"/>
+            </w:pPr>
+            <w:r>
+              <w:rPr>
+                <w:sz w:val="19"/>
+              </w:rPr>
+              <w:t>+ Name</w:t>
+            </w:r>
+          </w:p>
+        </w:tc>
+        <w:tc>
+          <w:tcPr>
+            <w:tcW w:w="1984" w:type="dxa"/>
+            <w:tcMar>
+              <w:top w:w="80" w:type="dxa"/>
+              <w:left w:w="90" w:type="dxa"/>
+              <w:bottom w:w="80" w:type="dxa"/>
+              <w:right w:w="90" w:type="dxa"/>
+            </w:tcMar>
+            <w:vAlign w:val="center"/>
+          </w:tcPr>
+          <w:p>
+            <w:pPr>
+              <w:spacing w:line="240" w:lineRule="auto"/>
+            </w:pPr>
+            <w:proofErr w:type="spellStart"/>
+            <w:r>
+              <w:rPr>
+                <w:sz w:val="19"/>
+              </w:rPr>
+              <w:t>string</w:t>
+            </w:r>
+            <w:proofErr w:type="spellEnd"/>
+          </w:p>
+        </w:tc>
+        <w:tc>
+          <w:tcPr>
+            <w:tcW w:w="4706" w:type="dxa"/>
+            <w:tcMar>
+              <w:top w:w="80" w:type="dxa"/>
+              <w:left w:w="90" w:type="dxa"/>
+              <w:bottom w:w="80" w:type="dxa"/>
+              <w:right w:w="90" w:type="dxa"/>
+            </w:tcMar>
+            <w:vAlign w:val="center"/>
+          </w:tcPr>
+          <w:p>
+            <w:pPr>
+              <w:spacing w:line="240" w:lineRule="auto"/>
+            </w:pPr>
+            <w:r>
+              <w:rPr>
+                <w:sz w:val="19"/>
+              </w:rPr>
+              <w:t>Возвращает строку «Треугольник».</w:t>
+            </w:r>
+          </w:p>
+        </w:tc>
+      </w:tr>
+      <w:tr>
+        <w:trPr>
+          <w:jc w:val="center"/>
+        </w:trPr>
+        <w:tc>
+          <w:tcPr>
+            <w:tcW w:w="9638" w:type="dxa"/>
+            <w:gridSpan w:val="3"/>
+            <w:shd w:val="clear" w:color="auto" w:fill="F2F2F2"/>
+            <w:tcMar>
+              <w:top w:w="80" w:type="dxa"/>
+              <w:left w:w="90" w:type="dxa"/>
+              <w:bottom w:w="80" w:type="dxa"/>
+              <w:right w:w="90" w:type="dxa"/>
+            </w:tcMar>
+            <w:vAlign w:val="center"/>
+          </w:tcPr>
+          <w:p>
+            <w:pPr>
+              <w:spacing w:line="240" w:lineRule="auto"/>
+              <w:jc w:val="center"/>
+            </w:pPr>
+            <w:r>
+              <w:rPr>
+                <w:b/>
+                <w:sz w:val="20"/>
+              </w:rPr>
+              <w:t>Методы</w:t>
+            </w:r>
+          </w:p>
+        </w:tc>
+      </w:tr>
+      <w:tr>
+        <w:trPr>
+          <w:cantSplit/>
+          <w:jc w:val="center"/>
+        </w:trPr>
+        <w:tc>
+          <w:tcPr>
+            <w:tcW w:w="2948" w:type="dxa"/>
+            <w:tcMar>
+              <w:top w:w="80" w:type="dxa"/>
+              <w:left w:w="90" w:type="dxa"/>
+              <w:bottom w:w="80" w:type="dxa"/>
+              <w:right w:w="90" w:type="dxa"/>
+            </w:tcMar>
+            <w:vAlign w:val="center"/>
+          </w:tcPr>
+          <w:p>
+            <w:pPr>
+              <w:spacing w:line="240" w:lineRule="auto"/>
+              <w:rPr>
+                <w:lang w:val="en-US"/>
+              </w:rPr>
+            </w:pPr>
+            <w:r>
+              <w:rPr>
+                <w:sz w:val="19"/>
+                <w:lang w:val="en-US"/>
+              </w:rPr>
+              <w:t xml:space="preserve">+ Triangle(double </w:t>
+            </w:r>
+            <w:proofErr w:type="spellStart"/>
+            <w:r>
+              <w:rPr>
+                <w:sz w:val="19"/>
+                <w:lang w:val="en-US"/>
+              </w:rPr>
+              <w:t>sideA</w:t>
+            </w:r>
+            <w:proofErr w:type="spellEnd"/>
+            <w:r>
+              <w:rPr>
+                <w:sz w:val="19"/>
+                <w:lang w:val="en-US"/>
+              </w:rPr>
+              <w:t xml:space="preserve">, double </w:t>
+            </w:r>
+            <w:proofErr w:type="spellStart"/>
+            <w:r>
+              <w:rPr>
+                <w:sz w:val="19"/>
+                <w:lang w:val="en-US"/>
+              </w:rPr>
+              <w:t>sideB</w:t>
+            </w:r>
+            <w:proofErr w:type="spellEnd"/>
+            <w:r>
+              <w:rPr>
+                <w:sz w:val="19"/>
+                <w:lang w:val="en-US"/>
+              </w:rPr>
+              <w:t xml:space="preserve">, double </w:t>
+            </w:r>
+            <w:proofErr w:type="spellStart"/>
+            <w:r>
+              <w:rPr>
+                <w:sz w:val="19"/>
+                <w:lang w:val="en-US"/>
+              </w:rPr>
+              <w:t>sideC</w:t>
+            </w:r>
+            <w:proofErr w:type="spellEnd"/>
+            <w:r>
+              <w:rPr>
+                <w:sz w:val="19"/>
+                <w:lang w:val="en-US"/>
+              </w:rPr>
+              <w:t>)</w:t>
+            </w:r>
+          </w:p>
+        </w:tc>
+        <w:tc>
+          <w:tcPr>
+            <w:tcW w:w="1984" w:type="dxa"/>
+            <w:tcMar>
+              <w:top w:w="80" w:type="dxa"/>
+              <w:left w:w="90" w:type="dxa"/>
+              <w:bottom w:w="80" w:type="dxa"/>
+              <w:right w:w="90" w:type="dxa"/>
+            </w:tcMar>
+            <w:vAlign w:val="center"/>
+          </w:tcPr>
+          <w:p>
+            <w:pPr>
+              <w:spacing w:line="240" w:lineRule="auto"/>
+            </w:pPr>
+            <w:r>
+              <w:rPr>
+                <w:sz w:val="19"/>
+              </w:rPr>
+              <w:t>—</w:t>
+            </w:r>
+          </w:p>
+        </w:tc>
+        <w:tc>
+          <w:tcPr>
+            <w:tcW w:w="4706" w:type="dxa"/>
+            <w:tcMar>
+              <w:top w:w="80" w:type="dxa"/>
+              <w:left w:w="90" w:type="dxa"/>
+              <w:bottom w:w="80" w:type="dxa"/>
+              <w:right w:w="90" w:type="dxa"/>
+            </w:tcMar>
+            <w:vAlign w:val="center"/>
+          </w:tcPr>
+          <w:p>
+            <w:pPr>
+              <w:spacing w:line="240" w:lineRule="auto"/>
+            </w:pPr>
+            <w:r>
+              <w:rPr>
+                <w:sz w:val="19"/>
+              </w:rPr>
+              <w:t>Конструктор; проверяет положительность сторон и существование треугольника.</w:t>
+            </w:r>
+          </w:p>
+        </w:tc>
+      </w:tr>
+      <w:tr>
+        <w:trPr>
+          <w:cantSplit/>
+          <w:jc w:val="center"/>
+        </w:trPr>
+        <w:tc>
+          <w:tcPr>
+            <w:tcW w:w="2948" w:type="dxa"/>
+            <w:tcMar>
+              <w:top w:w="80" w:type="dxa"/>
+              <w:left w:w="90" w:type="dxa"/>
+              <w:bottom w:w="80" w:type="dxa"/>
+              <w:right w:w="90" w:type="dxa"/>
+            </w:tcMar>
+            <w:vAlign w:val="center"/>
+          </w:tcPr>
+          <w:p>
+            <w:pPr>
+              <w:spacing w:line="240" w:lineRule="auto"/>
+            </w:pPr>
+            <w:r>
+              <w:rPr>
+                <w:sz w:val="19"/>
+              </w:rPr>
+              <w:t xml:space="preserve">− </w:t>
+            </w:r>
+            <w:proofErr w:type="spellStart"/>
+            <w:r>
+              <w:rPr>
+                <w:sz w:val="19"/>
+              </w:rPr>
+              <w:t>ValidateTriangle</w:t>
+            </w:r>
+            <w:proofErr w:type="spellEnd"/>
+            <w:r>
+              <w:rPr>
+                <w:sz w:val="19"/>
+              </w:rPr>
+              <w:t>()</w:t>
+            </w:r>
+          </w:p>
+        </w:tc>
+        <w:tc>
+          <w:tcPr>
+            <w:tcW w:w="1984" w:type="dxa"/>
+            <w:tcMar>
+              <w:top w:w="80" w:type="dxa"/>
+              <w:left w:w="90" w:type="dxa"/>
+              <w:bottom w:w="80" w:type="dxa"/>
+              <w:right w:w="90" w:type="dxa"/>
+            </w:tcMar>
+            <w:vAlign w:val="center"/>
+          </w:tcPr>
+          <w:p>
+            <w:pPr>
+              <w:spacing w:line="240" w:lineRule="auto"/>
+            </w:pPr>
+            <w:proofErr w:type="spellStart"/>
+            <w:r>
+              <w:rPr>
+                <w:sz w:val="19"/>
+              </w:rPr>
+              <w:t>void</w:t>
+            </w:r>
+            <w:proofErr w:type="spellEnd"/>
+          </w:p>
+        </w:tc>
+        <w:tc>
+          <w:tcPr>
+            <w:tcW w:w="4706" w:type="dxa"/>
+            <w:tcMar>
+              <w:top w:w="80" w:type="dxa"/>
+              <w:left w:w="90" w:type="dxa"/>
+              <w:bottom w:w="80" w:type="dxa"/>
+              <w:right w:w="90" w:type="dxa"/>
+            </w:tcMar>
+            <w:vAlign w:val="center"/>
+          </w:tcPr>
+          <w:p>
+            <w:pPr>
+              <w:spacing w:line="240" w:lineRule="auto"/>
+            </w:pPr>
+            <w:r>
+              <w:rPr>
+                <w:sz w:val="19"/>
+              </w:rPr>
+              <w:t>Проверяет, что сумма любых двух сторон больше третьей.</w:t>
+            </w:r>
+          </w:p>
+        </w:tc>
+      </w:tr>
+      <w:tr>
+        <w:trPr>
+          <w:cantSplit/>
+          <w:jc w:val="center"/>
+        </w:trPr>
+        <w:tc>
+          <w:tcPr>
+            <w:tcW w:w="2948" w:type="dxa"/>
+            <w:tcMar>
+              <w:top w:w="80" w:type="dxa"/>
+              <w:left w:w="90" w:type="dxa"/>
+              <w:bottom w:w="80" w:type="dxa"/>
+              <w:right w:w="90" w:type="dxa"/>
+            </w:tcMar>
+            <w:vAlign w:val="center"/>
+          </w:tcPr>
+          <w:p>
+            <w:pPr>
+              <w:spacing w:line="240" w:lineRule="auto"/>
+            </w:pPr>
+            <w:r>
+              <w:rPr>
+                <w:sz w:val="19"/>
+              </w:rPr>
+              <w:t xml:space="preserve">+ </w:t>
+            </w:r>
+            <w:proofErr w:type="spellStart"/>
+            <w:r>
+              <w:rPr>
+                <w:sz w:val="19"/>
+              </w:rPr>
+              <w:t>CalculateArea</w:t>
+            </w:r>
+            <w:proofErr w:type="spellEnd"/>
+            <w:r>
+              <w:rPr>
+                <w:sz w:val="19"/>
+              </w:rPr>
+              <w:t>()</w:t>
+            </w:r>
+          </w:p>
+        </w:tc>
+        <w:tc>
+          <w:tcPr>
+            <w:tcW w:w="1984" w:type="dxa"/>
+            <w:tcMar>
+              <w:top w:w="80" w:type="dxa"/>
+              <w:left w:w="90" w:type="dxa"/>
+              <w:bottom w:w="80" w:type="dxa"/>
+              <w:right w:w="90" w:type="dxa"/>
+            </w:tcMar>
+            <w:vAlign w:val="center"/>
+          </w:tcPr>
+          <w:p>
+            <w:pPr>
+              <w:spacing w:line="240" w:lineRule="auto"/>
+            </w:pPr>
+            <w:proofErr w:type="spellStart"/>
+            <w:r>
+              <w:rPr>
+                <w:sz w:val="19"/>
+              </w:rPr>
+              <w:t>double</w:t>
+            </w:r>
+            <w:proofErr w:type="spellEnd"/>
+          </w:p>
+        </w:tc>
+        <w:tc>
+          <w:tcPr>
+            <w:tcW w:w="4706" w:type="dxa"/>
+            <w:tcMar>
+              <w:top w:w="80" w:type="dxa"/>
+              <w:left w:w="90" w:type="dxa"/>
+              <w:bottom w:w="80" w:type="dxa"/>
+              <w:right w:w="90" w:type="dxa"/>
+            </w:tcMar>
+            <w:vAlign w:val="center"/>
+          </w:tcPr>
+          <w:p>
+            <w:pPr>
+              <w:spacing w:line="240" w:lineRule="auto"/>
+            </w:pPr>
+            <w:r>
+              <w:rPr>
+                <w:sz w:val="19"/>
+              </w:rPr>
+              <w:t>Вычисляет площадь по формуле Герона.</w:t>
+            </w:r>
+          </w:p>
+        </w:tc>
+      </w:tr>
+      <w:tr>
+        <w:trPr>
+          <w:cantSplit/>
+          <w:jc w:val="center"/>
+        </w:trPr>
+        <w:tc>
+          <w:tcPr>
+            <w:tcW w:w="2948" w:type="dxa"/>
+            <w:tcMar>
+              <w:top w:w="80" w:type="dxa"/>
+              <w:left w:w="90" w:type="dxa"/>
+              <w:bottom w:w="80" w:type="dxa"/>
+              <w:right w:w="90" w:type="dxa"/>
+            </w:tcMar>
+            <w:vAlign w:val="center"/>
+          </w:tcPr>
+          <w:p>
+            <w:pPr>
+              <w:spacing w:line="240" w:lineRule="auto"/>
+            </w:pPr>
+            <w:r>
+              <w:rPr>
+                <w:sz w:val="19"/>
+              </w:rPr>
+              <w:t xml:space="preserve">+ </w:t>
+            </w:r>
+            <w:proofErr w:type="spellStart"/>
+            <w:r>
+              <w:rPr>
+                <w:sz w:val="19"/>
+              </w:rPr>
+              <w:t>CalculatePerimeter</w:t>
+            </w:r>
+            <w:proofErr w:type="spellEnd"/>
+            <w:r>
+              <w:rPr>
+                <w:sz w:val="19"/>
+              </w:rPr>
+              <w:t>()</w:t>
+            </w:r>
+          </w:p>
+        </w:tc>
+        <w:tc>
+          <w:tcPr>
+            <w:tcW w:w="1984" w:type="dxa"/>
+            <w:tcMar>
+              <w:top w:w="80" w:type="dxa"/>
+              <w:left w:w="90" w:type="dxa"/>
+              <w:bottom w:w="80" w:type="dxa"/>
+              <w:right w:w="90" w:type="dxa"/>
+            </w:tcMar>
+            <w:vAlign w:val="center"/>
+          </w:tcPr>
+          <w:p>
+            <w:pPr>
+              <w:spacing w:line="240" w:lineRule="auto"/>
+            </w:pPr>
+            <w:proofErr w:type="spellStart"/>
+            <w:r>
+              <w:rPr>
+                <w:sz w:val="19"/>
+              </w:rPr>
+              <w:t>double</w:t>
+            </w:r>
+            <w:proofErr w:type="spellEnd"/>
+          </w:p>
+        </w:tc>
+        <w:tc>
+          <w:tcPr>
+            <w:tcW w:w="4706" w:type="dxa"/>
+            <w:tcMar>
+              <w:top w:w="80" w:type="dxa"/>
+              <w:left w:w="90" w:type="dxa"/>
+              <w:bottom w:w="80" w:type="dxa"/>
+              <w:right w:w="90" w:type="dxa"/>
+            </w:tcMar>
+            <w:vAlign w:val="center"/>
+          </w:tcPr>
+          <w:p>
+            <w:pPr>
+              <w:spacing w:line="240" w:lineRule="auto"/>
+            </w:pPr>
+            <w:r>
+              <w:rPr>
+                <w:sz w:val="19"/>
+              </w:rPr>
+              <w:t>Возвращает сумму трёх сторон.</w:t>
+            </w:r>
+          </w:p>
+        </w:tc>
+      </w:tr>
+      <w:tr>
+        <w:trPr>
+          <w:cantSplit/>
+          <w:jc w:val="center"/>
+        </w:trPr>
+        <w:tc>
+          <w:tcPr>
+            <w:tcW w:w="2948" w:type="dxa"/>
+            <w:tcMar>
+              <w:top w:w="80" w:type="dxa"/>
+              <w:left w:w="90" w:type="dxa"/>
+              <w:bottom w:w="80" w:type="dxa"/>
+              <w:right w:w="90" w:type="dxa"/>
+            </w:tcMar>
+            <w:vAlign w:val="center"/>
+          </w:tcPr>
+          <w:p>
+            <w:pPr>
+              <w:spacing w:line="240" w:lineRule="auto"/>
+            </w:pPr>
+            <w:r>
+              <w:rPr>
+                <w:sz w:val="19"/>
+              </w:rPr>
+              <w:t xml:space="preserve">+ </w:t>
+            </w:r>
+            <w:proofErr w:type="spellStart"/>
+            <w:r>
+              <w:rPr>
+                <w:sz w:val="19"/>
+              </w:rPr>
+              <w:t>ToString</w:t>
+            </w:r>
+            <w:proofErr w:type="spellEnd"/>
+            <w:r>
+              <w:rPr>
+                <w:sz w:val="19"/>
+              </w:rPr>
+              <w:t>()</w:t>
+            </w:r>
+          </w:p>
+        </w:tc>
+        <w:tc>
+          <w:tcPr>
+            <w:tcW w:w="1984" w:type="dxa"/>
+            <w:tcMar>
+              <w:top w:w="80" w:type="dxa"/>
+              <w:left w:w="90" w:type="dxa"/>
+              <w:bottom w:w="80" w:type="dxa"/>
+              <w:right w:w="90" w:type="dxa"/>
+            </w:tcMar>
+            <w:vAlign w:val="center"/>
+          </w:tcPr>
+          <w:p>
+            <w:pPr>
+              <w:spacing w:line="240" w:lineRule="auto"/>
+            </w:pPr>
+            <w:proofErr w:type="spellStart"/>
+            <w:r>
+              <w:rPr>
+                <w:sz w:val="19"/>
+              </w:rPr>
+              <w:t>string</w:t>
+            </w:r>
+            <w:proofErr w:type="spellEnd"/>
+          </w:p>
+        </w:tc>
+        <w:tc>
+          <w:tcPr>
+            <w:tcW w:w="4706" w:type="dxa"/>
+            <w:tcMar>
+              <w:top w:w="80" w:type="dxa"/>
+              <w:left w:w="90" w:type="dxa"/>
+              <w:bottom w:w="80" w:type="dxa"/>
+              <w:right w:w="90" w:type="dxa"/>
+            </w:tcMar>
+            <w:vAlign w:val="center"/>
+          </w:tcPr>
+          <w:p>
+            <w:pPr>
+              <w:spacing w:line="240" w:lineRule="auto"/>
+            </w:pPr>
+            <w:r>
+              <w:rPr>
+                <w:sz w:val="19"/>
+              </w:rPr>
+              <w:t>Возвращает строковое описание треугольника.</w:t>
+            </w:r>
+          </w:p>
+        </w:tc>
+      </w:tr>
+      <w:tr>
+        <w:trPr>
+          <w:cantSplit/>
+          <w:jc w:val="center"/>
+        </w:trPr>
+        <w:tc>
+          <w:tcPr>
+            <w:tcW w:w="2948" w:type="dxa"/>
+            <w:tcMar>
+              <w:top w:w="80" w:type="dxa"/>
+              <w:left w:w="90" w:type="dxa"/>
+              <w:bottom w:w="80" w:type="dxa"/>
+              <w:right w:w="90" w:type="dxa"/>
+            </w:tcMar>
+            <w:vAlign w:val="center"/>
+          </w:tcPr>
+          <w:p>
+            <w:pPr>
+              <w:spacing w:line="240" w:lineRule="auto"/>
+              <w:rPr>
+                <w:lang w:val="en-US"/>
+              </w:rPr>
+            </w:pPr>
+            <w:r>
+              <w:rPr>
+                <w:sz w:val="19"/>
+                <w:lang w:val="en-US"/>
+              </w:rPr>
+              <w:t xml:space="preserve">− </w:t>
+            </w:r>
+            <w:proofErr w:type="spellStart"/>
+            <w:r>
+              <w:rPr>
+                <w:sz w:val="19"/>
+                <w:lang w:val="en-US"/>
+              </w:rPr>
+              <w:t>FormatToString</w:t>
+            </w:r>
+            <w:proofErr w:type="spellEnd"/>
+            <w:r>
+              <w:rPr>
+                <w:sz w:val="19"/>
+                <w:lang w:val="en-US"/>
+              </w:rPr>
+              <w:t xml:space="preserve">(string name, string </w:t>
+            </w:r>
+            <w:proofErr w:type="spellStart"/>
+            <w:r>
+              <w:rPr>
+                <w:sz w:val="19"/>
+                <w:lang w:val="en-US"/>
+              </w:rPr>
+              <w:t>parameterName</w:t>
+            </w:r>
+            <w:proofErr w:type="spellEnd"/>
+            <w:r>
+              <w:rPr>
+                <w:sz w:val="19"/>
+                <w:lang w:val="en-US"/>
+              </w:rPr>
+              <w:t>, params double[] values)</w:t>
+            </w:r>
+          </w:p>
+        </w:tc>
+        <w:tc>
+          <w:tcPr>
+            <w:tcW w:w="1984" w:type="dxa"/>
+            <w:tcMar>
+              <w:top w:w="80" w:type="dxa"/>
+              <w:left w:w="90" w:type="dxa"/>
+              <w:bottom w:w="80" w:type="dxa"/>
+              <w:right w:w="90" w:type="dxa"/>
+            </w:tcMar>
+            <w:vAlign w:val="center"/>
+          </w:tcPr>
+          <w:p>
+            <w:pPr>
+              <w:spacing w:line="240" w:lineRule="auto"/>
+            </w:pPr>
+            <w:proofErr w:type="spellStart"/>
+            <w:r>
+              <w:rPr>
+                <w:sz w:val="19"/>
+              </w:rPr>
+              <w:t>string</w:t>
+            </w:r>
+            <w:proofErr w:type="spellEnd"/>
+          </w:p>
+        </w:tc>
+        <w:tc>
+          <w:tcPr>
+            <w:tcW w:w="4706" w:type="dxa"/>
+            <w:tcMar>
+              <w:top w:w="80" w:type="dxa"/>
+              <w:left w:w="90" w:type="dxa"/>
+              <w:bottom w:w="80" w:type="dxa"/>
+              <w:right w:w="90" w:type="dxa"/>
+            </w:tcMar>
+            <w:vAlign w:val="center"/>
+          </w:tcPr>
+          <w:p>
+            <w:pPr>
+              <w:spacing w:line="240" w:lineRule="auto"/>
+            </w:pPr>
+            <w:r>
+              <w:rPr>
+                <w:sz w:val="19"/>
+              </w:rPr>
+              <w:t xml:space="preserve">Форматирует значения параметров с точностью </w:t>
+            </w:r>
+            <w:proofErr w:type="spellStart"/>
+            <w:r>
+              <w:rPr>
+                <w:sz w:val="19"/>
+              </w:rPr>
+              <w:t>Constants.FormatPrecision</w:t>
+            </w:r>
+            <w:proofErr w:type="spellEnd"/>
+            <w:r>
+              <w:rPr>
+                <w:sz w:val="19"/>
+              </w:rPr>
+              <w:t>.</w:t>
+            </w:r>
+          </w:p>
+        </w:tc>
+      </w:tr>
+    </w:tbl>
+    <w:p>
+      <w:pPr>
+        <w:ind w:firstLine="709"/>
+      </w:pPr>
+    </w:p>
+    <w:p>
+      <w:pPr>
+        <w:ind w:firstLine="709"/>
+      </w:pPr>
+    </w:p>
+    <w:p>
+      <w:pPr>
+        <w:ind w:firstLine="709"/>
+      </w:pPr>
+    </w:p>
+    <w:p>
+      <w:pPr>
+        <w:spacing w:line="240" w:lineRule="auto"/>
+        <w:ind w:firstLine="0"/>
+        <w:jc w:val="left"/>
+        <w:rPr>
+          <w:b/>
+          <w:bCs/>
+        </w:rPr>
+      </w:pPr>
+      <w:bookmarkStart w:id="12" w:name="_Toc74956676"/>
+      <w:bookmarkStart w:id="13" w:name="_Toc74829067"/>
+    </w:p>
+    <w:p>
+      <w:pPr>
+        <w:ind w:firstLine="709"/>
+        <w:outlineLvl w:val="1"/>
+        <w:rPr>
+          <w:b/>
+          <w:bCs/>
+        </w:rPr>
+      </w:pPr>
+      <w:bookmarkStart w:id="14" w:name="_Toc232104095"/>
+      <w:r>
+        <w:rPr>
+          <w:b/>
+          <w:bCs/>
+        </w:rPr>
+        <w:lastRenderedPageBreak/>
+        <w:t>1</w:t>
+      </w:r>
+      <w:r>
+        <w:rPr>
+          <w:b/>
+          <w:bCs/>
+        </w:rPr>
+        <w:t xml:space="preserve">.4 Дерево ветвлений </w:t>
+      </w:r>
+      <w:r>
+        <w:rPr>
+          <w:b/>
+          <w:bCs/>
+          <w:lang w:val="en-US"/>
+        </w:rPr>
+        <w:t>Git</w:t>
+      </w:r>
+      <w:bookmarkEnd w:id="12"/>
+      <w:bookmarkEnd w:id="13"/>
+      <w:bookmarkEnd w:id="14"/>
+    </w:p>
+    <w:p>
+      <w:pPr>
+        <w:ind w:firstLine="709"/>
+      </w:pPr>
+      <w:r>
+        <w:t xml:space="preserve">На рисунке 3 представлено дерево ветвлений </w:t>
+      </w:r>
+      <w:r>
+        <w:rPr>
+          <w:lang w:val="en-US"/>
+        </w:rPr>
+        <w:t>Git</w:t>
+      </w:r>
+      <w:r>
+        <w:t>, полученное по окончании работы с проектом.</w:t>
+      </w:r>
+    </w:p>
+    <w:p>
+      <w:pPr>
+        <w:ind w:firstLine="0"/>
+        <w:jc w:val="center"/>
+      </w:pPr>
+      <w:r>
+        <w:rPr>
+          <w:noProof/>
+          <w:lang w:eastAsia="ru-RU"/>
+        </w:rPr>
+        <w:drawing>
+          <wp:inline distT="0" distB="0" distL="0" distR="0" wp14:anchorId="39874F5D" wp14:editId="6F6FD67C">
+            <wp:extent cx="5940425" cy="3503930"/>
+            <wp:effectExtent l="0" t="0" r="3175" b="1270"/>
+            <wp:docPr id="1" name="Рисунок 1"/>
+            <wp:cNvGraphicFramePr>
+              <a:graphicFrameLocks xmlns:a="http://schemas.openxmlformats.org/drawingml/2006/main" noChangeAspect="1"/>
+            </wp:cNvGraphicFramePr>
+            <a:graphic xmlns:a="http://schemas.openxmlformats.org/drawingml/2006/main">
+              <a:graphicData uri="http://schemas.openxmlformats.org/drawingml/2006/picture">
+                <pic:pic xmlns:pic="http://schemas.openxmlformats.org/drawingml/2006/picture">
+                  <pic:nvPicPr>
+                    <pic:cNvPr id="1" name=""/>
+                    <pic:cNvPicPr/>
+                  </pic:nvPicPr>
+                  <pic:blipFill>
+                    <a:blip r:embed="rId14"/>
+                    <a:stretch>
+                      <a:fillRect/>
+                    </a:stretch>
+                  </pic:blipFill>
+                  <pic:spPr>
+                    <a:xfrm>
+                      <a:off x="0" y="0"/>
+                      <a:ext cx="5940425" cy="3503930"/>
+                    </a:xfrm>
+                    <a:prstGeom prst="rect">
+                      <a:avLst/>
+                    </a:prstGeom>
+                  </pic:spPr>
+                </pic:pic>
+              </a:graphicData>
+            </a:graphic>
+          </wp:inline>
+        </w:drawing>
+      </w:r>
+    </w:p>
+    <w:p>
+      <w:pPr>
+        <w:ind w:firstLine="0"/>
+        <w:jc w:val="center"/>
+      </w:pPr>
+      <w:r>
+        <w:t xml:space="preserve">Рисунок 3 – Дерево ветвлений </w:t>
+      </w:r>
+      <w:r>
+        <w:rPr>
+          <w:lang w:val="en-US"/>
+        </w:rPr>
+        <w:t>Git</w:t>
+      </w:r>
+    </w:p>
+    <w:p>
+      <w:pPr>
+        <w:ind w:firstLine="709"/>
+        <w:outlineLvl w:val="1"/>
+        <w:rPr>
+          <w:b/>
+          <w:bCs/>
+        </w:rPr>
+      </w:pPr>
+      <w:bookmarkStart w:id="15" w:name="_Toc74956677"/>
+      <w:bookmarkStart w:id="16" w:name="_Toc74829068"/>
+      <w:bookmarkStart w:id="17" w:name="_Toc232104096"/>
+      <w:r>
+        <w:rPr>
+          <w:b/>
+          <w:bCs/>
+        </w:rPr>
+        <w:t>1.5 Тестирование программы</w:t>
+      </w:r>
+      <w:bookmarkEnd w:id="15"/>
+      <w:bookmarkEnd w:id="16"/>
+      <w:bookmarkEnd w:id="17"/>
+    </w:p>
+    <w:p>
+      <w:pPr>
+        <w:ind w:firstLine="709"/>
+      </w:pPr>
+      <w:r>
+        <w:t>Далее приводится процесс функционального тестирования программы.</w:t>
+      </w:r>
+    </w:p>
+    <w:p>
+      <w:pPr>
+        <w:ind w:firstLine="709"/>
+      </w:pPr>
+      <w:r>
+        <w:t xml:space="preserve">Порядок выполнения: Нажать «Сохранить», выбрать путь и имя файла с расширением </w:t>
+      </w:r>
+      <w:proofErr w:type="gramStart"/>
+      <w:r>
+        <w:t>*.</w:t>
+      </w:r>
+      <w:proofErr w:type="spellStart"/>
+      <w:r>
+        <w:t>shapes</w:t>
+      </w:r>
+      <w:proofErr w:type="spellEnd"/>
+      <w:proofErr w:type="gramEnd"/>
+      <w:r>
+        <w:t>.</w:t>
+      </w:r>
+    </w:p>
+    <w:p>
+      <w:pPr>
+        <w:ind w:firstLine="709"/>
+      </w:pPr>
+      <w:r>
+        <w:t xml:space="preserve">Ожидаемый результат: Список фигур </w:t>
+      </w:r>
+      <w:proofErr w:type="spellStart"/>
+      <w:r>
+        <w:t>сериализуется</w:t>
+      </w:r>
+      <w:proofErr w:type="spellEnd"/>
+      <w:r>
+        <w:t xml:space="preserve"> в указанный файл.</w:t>
+      </w:r>
+    </w:p>
+    <w:p>
+      <w:pPr>
+        <w:ind w:firstLine="0"/>
+        <w:jc w:val="center"/>
+      </w:pPr>
+      <w:r>
+        <w:rPr>
+          <w:noProof/>
+          <w:lang w:eastAsia="ru-RU"/>
+        </w:rPr>
+        <w:drawing>
+          <wp:inline distT="0" distB="0" distL="0" distR="0" wp14:anchorId="5D22D082" wp14:editId="63FF810B">
+            <wp:extent cx="5940425" cy="2112010"/>
+            <wp:effectExtent l="0" t="0" r="3175" b="2540"/>
+            <wp:docPr id="4" name="Рисунок 4"/>
             <wp:cNvGraphicFramePr>
               <a:graphicFrameLocks xmlns:a="http://schemas.openxmlformats.org/drawingml/2006/main" noChangeAspect="1"/>
             </wp:cNvGraphicFramePr>
@@ -3025,7 +7314,7 @@
                   <pic:spPr>
                     <a:xfrm>
                       <a:off x="0" y="0"/>
-                      <a:ext cx="9251950" cy="5386070"/>
+                      <a:ext cx="5940425" cy="2112010"/>
                     </a:xfrm>
                     <a:prstGeom prst="rect">
                       <a:avLst/>
@@ -3042,4110 +7331,69 @@
       <w:pPr>
         <w:ind w:firstLine="0"/>
         <w:jc w:val="center"/>
-        <w:sectPr>
-          <w:pgSz w:w="16838" w:h="11906" w:orient="landscape"/>
-          <w:pgMar w:top="851" w:right="1134" w:bottom="567" w:left="1134" w:header="0" w:footer="0" w:gutter="0"/>
-          <w:cols w:space="720"/>
-          <w:formProt w:val="0"/>
-          <w:docGrid w:linePitch="100"/>
-        </w:sectPr>
-      </w:pPr>
-      <w:r>
-        <w:t xml:space="preserve">Рисунок 2 – </w:t>
-      </w:r>
-      <w:r>
-        <w:rPr>
-          <w:lang w:val="en-US"/>
-        </w:rPr>
-        <w:t>UML</w:t>
-      </w:r>
-      <w:r>
-        <w:t xml:space="preserve"> диаграмма классов</w:t>
+      </w:pPr>
+      <w:r>
+        <w:t xml:space="preserve">Рисунок 4 – </w:t>
+      </w:r>
+      <w:r>
+        <w:t>Результат тестового случая «Сохранить»</w:t>
       </w:r>
     </w:p>
     <w:p>
       <w:pPr>
         <w:ind w:firstLine="709"/>
-        <w:outlineLvl w:val="1"/>
         <w:rPr>
           <w:b/>
           <w:bCs/>
         </w:rPr>
       </w:pPr>
-      <w:bookmarkStart w:id="9" w:name="_Toc74829066"/>
-      <w:bookmarkStart w:id="10" w:name="_Toc232104094"/>
-      <w:r>
+    </w:p>
+    <w:p>
+      <w:pPr>
+        <w:ind w:firstLine="709"/>
         <w:rPr>
           <w:b/>
           <w:bCs/>
         </w:rPr>
-        <w:lastRenderedPageBreak/>
-        <w:t>1.3 Описание классов, образующих связь типа «общее-частное»</w:t>
-      </w:r>
-      <w:bookmarkEnd w:id="9"/>
-      <w:bookmarkEnd w:id="10"/>
+      </w:pPr>
     </w:p>
     <w:p>
       <w:pPr>
         <w:ind w:firstLine="709"/>
-      </w:pPr>
-      <w:r>
-        <w:t xml:space="preserve">Таблица 1 – Описание интерфейса </w:t>
-      </w:r>
-      <w:proofErr w:type="spellStart"/>
-      <w:r>
-        <w:t>IShape</w:t>
-      </w:r>
-      <w:proofErr w:type="spellEnd"/>
-    </w:p>
-    <w:tbl>
-      <w:tblPr>
-        <w:tblStyle w:val="ad"/>
-        <w:tblW w:w="0" w:type="auto"/>
-        <w:jc w:val="center"/>
-        <w:tblLook w:val="04A0" w:firstRow="1" w:lastRow="0" w:firstColumn="1" w:lastColumn="0" w:noHBand="0" w:noVBand="1"/>
-      </w:tblPr>
-      <w:tblGrid>
-        <w:gridCol w:w="2877"/>
-        <w:gridCol w:w="1954"/>
-        <w:gridCol w:w="4514"/>
-      </w:tblGrid>
-      <w:tr>
-        <w:trPr>
-          <w:tblHeader/>
-          <w:jc w:val="center"/>
-        </w:trPr>
-        <w:tc>
-          <w:tcPr>
-            <w:tcW w:w="2948" w:type="dxa"/>
-            <w:shd w:val="clear" w:color="auto" w:fill="D9E2F3"/>
-            <w:tcMar>
-              <w:top w:w="80" w:type="dxa"/>
-              <w:left w:w="90" w:type="dxa"/>
-              <w:bottom w:w="80" w:type="dxa"/>
-              <w:right w:w="90" w:type="dxa"/>
-            </w:tcMar>
-            <w:vAlign w:val="center"/>
-          </w:tcPr>
-          <w:p>
-            <w:pPr>
-              <w:spacing w:line="240" w:lineRule="auto"/>
-              <w:jc w:val="center"/>
-            </w:pPr>
-            <w:r>
-              <w:rPr>
-                <w:b/>
-                <w:sz w:val="21"/>
-              </w:rPr>
-              <w:t>Название</w:t>
-            </w:r>
-          </w:p>
-        </w:tc>
-        <w:tc>
-          <w:tcPr>
-            <w:tcW w:w="1984" w:type="dxa"/>
-            <w:shd w:val="clear" w:color="auto" w:fill="D9E2F3"/>
-            <w:tcMar>
-              <w:top w:w="80" w:type="dxa"/>
-              <w:left w:w="90" w:type="dxa"/>
-              <w:bottom w:w="80" w:type="dxa"/>
-              <w:right w:w="90" w:type="dxa"/>
-            </w:tcMar>
-            <w:vAlign w:val="center"/>
-          </w:tcPr>
-          <w:p>
-            <w:pPr>
-              <w:spacing w:line="240" w:lineRule="auto"/>
-              <w:jc w:val="center"/>
-            </w:pPr>
-            <w:r>
-              <w:rPr>
-                <w:b/>
-                <w:sz w:val="21"/>
-              </w:rPr>
-              <w:t>Тип</w:t>
-            </w:r>
-          </w:p>
-        </w:tc>
-        <w:tc>
-          <w:tcPr>
-            <w:tcW w:w="4706" w:type="dxa"/>
-            <w:shd w:val="clear" w:color="auto" w:fill="D9E2F3"/>
-            <w:tcMar>
-              <w:top w:w="80" w:type="dxa"/>
-              <w:left w:w="90" w:type="dxa"/>
-              <w:bottom w:w="80" w:type="dxa"/>
-              <w:right w:w="90" w:type="dxa"/>
-            </w:tcMar>
-            <w:vAlign w:val="center"/>
-          </w:tcPr>
-          <w:p>
-            <w:pPr>
-              <w:spacing w:line="240" w:lineRule="auto"/>
-              <w:jc w:val="center"/>
-            </w:pPr>
-            <w:r>
-              <w:rPr>
-                <w:b/>
-                <w:sz w:val="21"/>
-              </w:rPr>
-              <w:t>Описание</w:t>
-            </w:r>
-          </w:p>
-        </w:tc>
-      </w:tr>
-      <w:tr>
-        <w:trPr>
-          <w:jc w:val="center"/>
-        </w:trPr>
-        <w:tc>
-          <w:tcPr>
-            <w:tcW w:w="9638" w:type="dxa"/>
-            <w:gridSpan w:val="3"/>
-            <w:shd w:val="clear" w:color="auto" w:fill="EDEDED"/>
-            <w:tcMar>
-              <w:top w:w="80" w:type="dxa"/>
-              <w:left w:w="90" w:type="dxa"/>
-              <w:bottom w:w="80" w:type="dxa"/>
-              <w:right w:w="90" w:type="dxa"/>
-            </w:tcMar>
-            <w:vAlign w:val="center"/>
-          </w:tcPr>
-          <w:p>
-            <w:pPr>
-              <w:spacing w:line="240" w:lineRule="auto"/>
-              <w:jc w:val="center"/>
-            </w:pPr>
-            <w:r>
-              <w:rPr>
-                <w:sz w:val="21"/>
-              </w:rPr>
-              <w:t xml:space="preserve">Описание интерфейса: </w:t>
-            </w:r>
-            <w:proofErr w:type="spellStart"/>
-            <w:r>
-              <w:rPr>
-                <w:sz w:val="21"/>
-              </w:rPr>
-              <w:t>IShape</w:t>
-            </w:r>
-            <w:proofErr w:type="spellEnd"/>
-            <w:r>
-              <w:rPr>
-                <w:sz w:val="21"/>
-              </w:rPr>
-              <w:t xml:space="preserve"> определяет общий контракт геометрической фигуры. Все реализации предоставляют название, площадь и периметр.</w:t>
-            </w:r>
-          </w:p>
-        </w:tc>
-      </w:tr>
-      <w:tr>
-        <w:trPr>
-          <w:jc w:val="center"/>
-        </w:trPr>
-        <w:tc>
-          <w:tcPr>
-            <w:tcW w:w="9638" w:type="dxa"/>
-            <w:gridSpan w:val="3"/>
-            <w:shd w:val="clear" w:color="auto" w:fill="F2F2F2"/>
-            <w:tcMar>
-              <w:top w:w="80" w:type="dxa"/>
-              <w:left w:w="90" w:type="dxa"/>
-              <w:bottom w:w="80" w:type="dxa"/>
-              <w:right w:w="90" w:type="dxa"/>
-            </w:tcMar>
-            <w:vAlign w:val="center"/>
-          </w:tcPr>
-          <w:p>
-            <w:pPr>
-              <w:spacing w:line="240" w:lineRule="auto"/>
-              <w:jc w:val="center"/>
-            </w:pPr>
-            <w:r>
-              <w:rPr>
-                <w:b/>
-                <w:sz w:val="20"/>
-              </w:rPr>
-              <w:t>Свойства</w:t>
-            </w:r>
-          </w:p>
-        </w:tc>
-      </w:tr>
-      <w:tr>
-        <w:trPr>
-          <w:cantSplit/>
-          <w:jc w:val="center"/>
-        </w:trPr>
-        <w:tc>
-          <w:tcPr>
-            <w:tcW w:w="2948" w:type="dxa"/>
-            <w:tcMar>
-              <w:top w:w="80" w:type="dxa"/>
-              <w:left w:w="90" w:type="dxa"/>
-              <w:bottom w:w="80" w:type="dxa"/>
-              <w:right w:w="90" w:type="dxa"/>
-            </w:tcMar>
-            <w:vAlign w:val="center"/>
-          </w:tcPr>
-          <w:p>
-            <w:pPr>
-              <w:spacing w:line="240" w:lineRule="auto"/>
-            </w:pPr>
-            <w:r>
-              <w:rPr>
-                <w:sz w:val="19"/>
-              </w:rPr>
-              <w:t>+ Name</w:t>
-            </w:r>
-          </w:p>
-        </w:tc>
-        <w:tc>
-          <w:tcPr>
-            <w:tcW w:w="1984" w:type="dxa"/>
-            <w:tcMar>
-              <w:top w:w="80" w:type="dxa"/>
-              <w:left w:w="90" w:type="dxa"/>
-              <w:bottom w:w="80" w:type="dxa"/>
-              <w:right w:w="90" w:type="dxa"/>
-            </w:tcMar>
-            <w:vAlign w:val="center"/>
-          </w:tcPr>
-          <w:p>
-            <w:pPr>
-              <w:spacing w:line="240" w:lineRule="auto"/>
-            </w:pPr>
-            <w:proofErr w:type="spellStart"/>
-            <w:r>
-              <w:rPr>
-                <w:sz w:val="19"/>
-              </w:rPr>
-              <w:t>string</w:t>
-            </w:r>
-            <w:proofErr w:type="spellEnd"/>
-          </w:p>
-        </w:tc>
-        <w:tc>
-          <w:tcPr>
-            <w:tcW w:w="4706" w:type="dxa"/>
-            <w:tcMar>
-              <w:top w:w="80" w:type="dxa"/>
-              <w:left w:w="90" w:type="dxa"/>
-              <w:bottom w:w="80" w:type="dxa"/>
-              <w:right w:w="90" w:type="dxa"/>
-            </w:tcMar>
-            <w:vAlign w:val="center"/>
-          </w:tcPr>
-          <w:p>
-            <w:pPr>
-              <w:spacing w:line="240" w:lineRule="auto"/>
-            </w:pPr>
-            <w:r>
-              <w:rPr>
-                <w:sz w:val="19"/>
-              </w:rPr>
-              <w:t>Название конкретного типа фигуры.</w:t>
-            </w:r>
-          </w:p>
-        </w:tc>
-      </w:tr>
-      <w:tr>
-        <w:trPr>
-          <w:jc w:val="center"/>
-        </w:trPr>
-        <w:tc>
-          <w:tcPr>
-            <w:tcW w:w="9638" w:type="dxa"/>
-            <w:gridSpan w:val="3"/>
-            <w:shd w:val="clear" w:color="auto" w:fill="F2F2F2"/>
-            <w:tcMar>
-              <w:top w:w="80" w:type="dxa"/>
-              <w:left w:w="90" w:type="dxa"/>
-              <w:bottom w:w="80" w:type="dxa"/>
-              <w:right w:w="90" w:type="dxa"/>
-            </w:tcMar>
-            <w:vAlign w:val="center"/>
-          </w:tcPr>
-          <w:p>
-            <w:pPr>
-              <w:spacing w:line="240" w:lineRule="auto"/>
-              <w:jc w:val="center"/>
-            </w:pPr>
-            <w:r>
-              <w:rPr>
-                <w:b/>
-                <w:sz w:val="20"/>
-              </w:rPr>
-              <w:t>Методы</w:t>
-            </w:r>
-          </w:p>
-        </w:tc>
-      </w:tr>
-      <w:tr>
-        <w:trPr>
-          <w:cantSplit/>
-          <w:jc w:val="center"/>
-        </w:trPr>
-        <w:tc>
-          <w:tcPr>
-            <w:tcW w:w="2948" w:type="dxa"/>
-            <w:tcMar>
-              <w:top w:w="80" w:type="dxa"/>
-              <w:left w:w="90" w:type="dxa"/>
-              <w:bottom w:w="80" w:type="dxa"/>
-              <w:right w:w="90" w:type="dxa"/>
-            </w:tcMar>
-            <w:vAlign w:val="center"/>
-          </w:tcPr>
-          <w:p>
-            <w:pPr>
-              <w:spacing w:line="240" w:lineRule="auto"/>
-            </w:pPr>
-            <w:r>
-              <w:rPr>
-                <w:sz w:val="19"/>
-              </w:rPr>
-              <w:t xml:space="preserve">+ </w:t>
-            </w:r>
-            <w:proofErr w:type="spellStart"/>
-            <w:r>
-              <w:rPr>
-                <w:sz w:val="19"/>
-              </w:rPr>
-              <w:t>CalculateArea</w:t>
-            </w:r>
-            <w:proofErr w:type="spellEnd"/>
-            <w:r>
-              <w:rPr>
-                <w:sz w:val="19"/>
-              </w:rPr>
-              <w:t>()</w:t>
-            </w:r>
-          </w:p>
-        </w:tc>
-        <w:tc>
-          <w:tcPr>
-            <w:tcW w:w="1984" w:type="dxa"/>
-            <w:tcMar>
-              <w:top w:w="80" w:type="dxa"/>
-              <w:left w:w="90" w:type="dxa"/>
-              <w:bottom w:w="80" w:type="dxa"/>
-              <w:right w:w="90" w:type="dxa"/>
-            </w:tcMar>
-            <w:vAlign w:val="center"/>
-          </w:tcPr>
-          <w:p>
-            <w:pPr>
-              <w:spacing w:line="240" w:lineRule="auto"/>
-            </w:pPr>
-            <w:proofErr w:type="spellStart"/>
-            <w:r>
-              <w:rPr>
-                <w:sz w:val="19"/>
-              </w:rPr>
-              <w:t>double</w:t>
-            </w:r>
-            <w:proofErr w:type="spellEnd"/>
-          </w:p>
-        </w:tc>
-        <w:tc>
-          <w:tcPr>
-            <w:tcW w:w="4706" w:type="dxa"/>
-            <w:tcMar>
-              <w:top w:w="80" w:type="dxa"/>
-              <w:left w:w="90" w:type="dxa"/>
-              <w:bottom w:w="80" w:type="dxa"/>
-              <w:right w:w="90" w:type="dxa"/>
-            </w:tcMar>
-            <w:vAlign w:val="center"/>
-          </w:tcPr>
-          <w:p>
-            <w:pPr>
-              <w:spacing w:line="240" w:lineRule="auto"/>
-            </w:pPr>
-            <w:r>
-              <w:rPr>
-                <w:sz w:val="19"/>
-              </w:rPr>
-              <w:t>Вычисляет площадь фигуры.</w:t>
-            </w:r>
-          </w:p>
-        </w:tc>
-      </w:tr>
-      <w:tr>
-        <w:trPr>
-          <w:cantSplit/>
-          <w:jc w:val="center"/>
-        </w:trPr>
-        <w:tc>
-          <w:tcPr>
-            <w:tcW w:w="2948" w:type="dxa"/>
-            <w:tcMar>
-              <w:top w:w="80" w:type="dxa"/>
-              <w:left w:w="90" w:type="dxa"/>
-              <w:bottom w:w="80" w:type="dxa"/>
-              <w:right w:w="90" w:type="dxa"/>
-            </w:tcMar>
-            <w:vAlign w:val="center"/>
-          </w:tcPr>
-          <w:p>
-            <w:pPr>
-              <w:spacing w:line="240" w:lineRule="auto"/>
-            </w:pPr>
-            <w:r>
-              <w:rPr>
-                <w:sz w:val="19"/>
-              </w:rPr>
-              <w:t xml:space="preserve">+ </w:t>
-            </w:r>
-            <w:proofErr w:type="spellStart"/>
-            <w:r>
-              <w:rPr>
-                <w:sz w:val="19"/>
-              </w:rPr>
-              <w:t>CalculatePerimeter</w:t>
-            </w:r>
-            <w:proofErr w:type="spellEnd"/>
-            <w:r>
-              <w:rPr>
-                <w:sz w:val="19"/>
-              </w:rPr>
-              <w:t>()</w:t>
-            </w:r>
-          </w:p>
-        </w:tc>
-        <w:tc>
-          <w:tcPr>
-            <w:tcW w:w="1984" w:type="dxa"/>
-            <w:tcMar>
-              <w:top w:w="80" w:type="dxa"/>
-              <w:left w:w="90" w:type="dxa"/>
-              <w:bottom w:w="80" w:type="dxa"/>
-              <w:right w:w="90" w:type="dxa"/>
-            </w:tcMar>
-            <w:vAlign w:val="center"/>
-          </w:tcPr>
-          <w:p>
-            <w:pPr>
-              <w:spacing w:line="240" w:lineRule="auto"/>
-            </w:pPr>
-            <w:proofErr w:type="spellStart"/>
-            <w:r>
-              <w:rPr>
-                <w:sz w:val="19"/>
-              </w:rPr>
-              <w:t>double</w:t>
-            </w:r>
-            <w:proofErr w:type="spellEnd"/>
-          </w:p>
-        </w:tc>
-        <w:tc>
-          <w:tcPr>
-            <w:tcW w:w="4706" w:type="dxa"/>
-            <w:tcMar>
-              <w:top w:w="80" w:type="dxa"/>
-              <w:left w:w="90" w:type="dxa"/>
-              <w:bottom w:w="80" w:type="dxa"/>
-              <w:right w:w="90" w:type="dxa"/>
-            </w:tcMar>
-            <w:vAlign w:val="center"/>
-          </w:tcPr>
-          <w:p>
-            <w:pPr>
-              <w:spacing w:line="240" w:lineRule="auto"/>
-            </w:pPr>
-            <w:r>
-              <w:rPr>
-                <w:sz w:val="19"/>
-              </w:rPr>
-              <w:t>Вычисляет периметр фигуры.</w:t>
-            </w:r>
-          </w:p>
-        </w:tc>
-      </w:tr>
-    </w:tbl>
-    <w:p>
-      <w:pPr>
-        <w:ind w:firstLine="709"/>
-      </w:pPr>
-    </w:p>
-    <w:p>
-      <w:pPr>
-        <w:ind w:firstLine="709"/>
-        <w:rPr>
-          <w:i/>
-          <w:iCs/>
-          <w:sz w:val="24"/>
-          <w:lang w:val="en-US"/>
-        </w:rPr>
-      </w:pPr>
-      <w:r>
-        <w:t xml:space="preserve">Таблица </w:t>
-      </w:r>
-      <w:r>
-        <w:rPr>
-          <w:lang w:val="en-US"/>
-        </w:rPr>
-        <w:t>2</w:t>
-      </w:r>
-      <w:r>
-        <w:t xml:space="preserve"> – </w:t>
-      </w:r>
-      <w:r>
-        <w:rPr>
-          <w:szCs w:val="28"/>
-        </w:rPr>
-        <w:t xml:space="preserve">Описание класса </w:t>
-      </w:r>
-      <w:proofErr w:type="spellStart"/>
-      <w:r>
-        <w:t>Circle</w:t>
-      </w:r>
-      <w:proofErr w:type="spellEnd"/>
-    </w:p>
-    <w:tbl>
-      <w:tblPr>
-        <w:tblStyle w:val="ad"/>
-        <w:tblW w:w="0" w:type="auto"/>
-        <w:jc w:val="center"/>
-        <w:tblLook w:val="04A0" w:firstRow="1" w:lastRow="0" w:firstColumn="1" w:lastColumn="0" w:noHBand="0" w:noVBand="1"/>
-      </w:tblPr>
-      <w:tblGrid>
-        <w:gridCol w:w="2875"/>
-        <w:gridCol w:w="1952"/>
-        <w:gridCol w:w="4518"/>
-      </w:tblGrid>
-      <w:tr>
-        <w:trPr>
-          <w:tblHeader/>
-          <w:jc w:val="center"/>
-        </w:trPr>
-        <w:tc>
-          <w:tcPr>
-            <w:tcW w:w="2948" w:type="dxa"/>
-            <w:shd w:val="clear" w:color="auto" w:fill="D9E2F3"/>
-            <w:tcMar>
-              <w:top w:w="80" w:type="dxa"/>
-              <w:left w:w="90" w:type="dxa"/>
-              <w:bottom w:w="80" w:type="dxa"/>
-              <w:right w:w="90" w:type="dxa"/>
-            </w:tcMar>
-            <w:vAlign w:val="center"/>
-          </w:tcPr>
-          <w:p>
-            <w:pPr>
-              <w:spacing w:line="240" w:lineRule="auto"/>
-              <w:jc w:val="center"/>
-            </w:pPr>
-            <w:r>
-              <w:rPr>
-                <w:b/>
-                <w:sz w:val="21"/>
-              </w:rPr>
-              <w:t>Название</w:t>
-            </w:r>
-          </w:p>
-        </w:tc>
-        <w:tc>
-          <w:tcPr>
-            <w:tcW w:w="1984" w:type="dxa"/>
-            <w:shd w:val="clear" w:color="auto" w:fill="D9E2F3"/>
-            <w:tcMar>
-              <w:top w:w="80" w:type="dxa"/>
-              <w:left w:w="90" w:type="dxa"/>
-              <w:bottom w:w="80" w:type="dxa"/>
-              <w:right w:w="90" w:type="dxa"/>
-            </w:tcMar>
-            <w:vAlign w:val="center"/>
-          </w:tcPr>
-          <w:p>
-            <w:pPr>
-              <w:spacing w:line="240" w:lineRule="auto"/>
-              <w:jc w:val="center"/>
-            </w:pPr>
-            <w:r>
-              <w:rPr>
-                <w:b/>
-                <w:sz w:val="21"/>
-              </w:rPr>
-              <w:t>Тип</w:t>
-            </w:r>
-          </w:p>
-        </w:tc>
-        <w:tc>
-          <w:tcPr>
-            <w:tcW w:w="4706" w:type="dxa"/>
-            <w:shd w:val="clear" w:color="auto" w:fill="D9E2F3"/>
-            <w:tcMar>
-              <w:top w:w="80" w:type="dxa"/>
-              <w:left w:w="90" w:type="dxa"/>
-              <w:bottom w:w="80" w:type="dxa"/>
-              <w:right w:w="90" w:type="dxa"/>
-            </w:tcMar>
-            <w:vAlign w:val="center"/>
-          </w:tcPr>
-          <w:p>
-            <w:pPr>
-              <w:spacing w:line="240" w:lineRule="auto"/>
-              <w:jc w:val="center"/>
-            </w:pPr>
-            <w:r>
-              <w:rPr>
-                <w:b/>
-                <w:sz w:val="21"/>
-              </w:rPr>
-              <w:t>Описание</w:t>
-            </w:r>
-          </w:p>
-        </w:tc>
-      </w:tr>
-      <w:tr>
-        <w:trPr>
-          <w:jc w:val="center"/>
-        </w:trPr>
-        <w:tc>
-          <w:tcPr>
-            <w:tcW w:w="9638" w:type="dxa"/>
-            <w:gridSpan w:val="3"/>
-            <w:shd w:val="clear" w:color="auto" w:fill="EDEDED"/>
-            <w:tcMar>
-              <w:top w:w="80" w:type="dxa"/>
-              <w:left w:w="90" w:type="dxa"/>
-              <w:bottom w:w="80" w:type="dxa"/>
-              <w:right w:w="90" w:type="dxa"/>
-            </w:tcMar>
-            <w:vAlign w:val="center"/>
-          </w:tcPr>
-          <w:p>
-            <w:pPr>
-              <w:spacing w:line="240" w:lineRule="auto"/>
-              <w:jc w:val="center"/>
-            </w:pPr>
-            <w:r>
-              <w:rPr>
-                <w:sz w:val="21"/>
-              </w:rPr>
-              <w:t xml:space="preserve">Описание класса: </w:t>
-            </w:r>
-            <w:proofErr w:type="spellStart"/>
-            <w:r>
-              <w:rPr>
-                <w:sz w:val="21"/>
-              </w:rPr>
-              <w:t>Circle</w:t>
-            </w:r>
-            <w:proofErr w:type="spellEnd"/>
-            <w:r>
-              <w:rPr>
-                <w:sz w:val="21"/>
-              </w:rPr>
-              <w:t xml:space="preserve"> реализует </w:t>
-            </w:r>
-            <w:proofErr w:type="spellStart"/>
-            <w:r>
-              <w:rPr>
-                <w:sz w:val="21"/>
-              </w:rPr>
-              <w:t>IShape</w:t>
-            </w:r>
-            <w:proofErr w:type="spellEnd"/>
-            <w:r>
-              <w:rPr>
-                <w:sz w:val="21"/>
-              </w:rPr>
-              <w:t xml:space="preserve"> и представляет круг с положительным радиусом.</w:t>
-            </w:r>
-          </w:p>
-        </w:tc>
-      </w:tr>
-      <w:tr>
-        <w:trPr>
-          <w:jc w:val="center"/>
-        </w:trPr>
-        <w:tc>
-          <w:tcPr>
-            <w:tcW w:w="9638" w:type="dxa"/>
-            <w:gridSpan w:val="3"/>
-            <w:shd w:val="clear" w:color="auto" w:fill="F2F2F2"/>
-            <w:tcMar>
-              <w:top w:w="80" w:type="dxa"/>
-              <w:left w:w="90" w:type="dxa"/>
-              <w:bottom w:w="80" w:type="dxa"/>
-              <w:right w:w="90" w:type="dxa"/>
-            </w:tcMar>
-            <w:vAlign w:val="center"/>
-          </w:tcPr>
-          <w:p>
-            <w:pPr>
-              <w:spacing w:line="240" w:lineRule="auto"/>
-              <w:jc w:val="center"/>
-            </w:pPr>
-            <w:r>
-              <w:rPr>
-                <w:b/>
-                <w:sz w:val="20"/>
-              </w:rPr>
-              <w:t>Поля</w:t>
-            </w:r>
-          </w:p>
-        </w:tc>
-      </w:tr>
-      <w:tr>
-        <w:trPr>
-          <w:cantSplit/>
-          <w:jc w:val="center"/>
-        </w:trPr>
-        <w:tc>
-          <w:tcPr>
-            <w:tcW w:w="2948" w:type="dxa"/>
-            <w:tcMar>
-              <w:top w:w="80" w:type="dxa"/>
-              <w:left w:w="90" w:type="dxa"/>
-              <w:bottom w:w="80" w:type="dxa"/>
-              <w:right w:w="90" w:type="dxa"/>
-            </w:tcMar>
-            <w:vAlign w:val="center"/>
-          </w:tcPr>
-          <w:p>
-            <w:pPr>
-              <w:spacing w:line="240" w:lineRule="auto"/>
-            </w:pPr>
-            <w:r>
-              <w:rPr>
-                <w:sz w:val="19"/>
-              </w:rPr>
-              <w:t>− _</w:t>
-            </w:r>
-            <w:proofErr w:type="spellStart"/>
-            <w:r>
-              <w:rPr>
-                <w:sz w:val="19"/>
-              </w:rPr>
-              <w:t>radius</w:t>
-            </w:r>
-            <w:proofErr w:type="spellEnd"/>
-          </w:p>
-        </w:tc>
-        <w:tc>
-          <w:tcPr>
-            <w:tcW w:w="1984" w:type="dxa"/>
-            <w:tcMar>
-              <w:top w:w="80" w:type="dxa"/>
-              <w:left w:w="90" w:type="dxa"/>
-              <w:bottom w:w="80" w:type="dxa"/>
-              <w:right w:w="90" w:type="dxa"/>
-            </w:tcMar>
-            <w:vAlign w:val="center"/>
-          </w:tcPr>
-          <w:p>
-            <w:pPr>
-              <w:spacing w:line="240" w:lineRule="auto"/>
-            </w:pPr>
-            <w:proofErr w:type="spellStart"/>
-            <w:r>
-              <w:rPr>
-                <w:sz w:val="19"/>
-              </w:rPr>
-              <w:t>double</w:t>
-            </w:r>
-            <w:proofErr w:type="spellEnd"/>
-          </w:p>
-        </w:tc>
-        <w:tc>
-          <w:tcPr>
-            <w:tcW w:w="4706" w:type="dxa"/>
-            <w:tcMar>
-              <w:top w:w="80" w:type="dxa"/>
-              <w:left w:w="90" w:type="dxa"/>
-              <w:bottom w:w="80" w:type="dxa"/>
-              <w:right w:w="90" w:type="dxa"/>
-            </w:tcMar>
-            <w:vAlign w:val="center"/>
-          </w:tcPr>
-          <w:p>
-            <w:pPr>
-              <w:spacing w:line="240" w:lineRule="auto"/>
-            </w:pPr>
-            <w:r>
-              <w:rPr>
-                <w:sz w:val="19"/>
-              </w:rPr>
-              <w:t>Радиус круга; доступен только для чтения после инициализации.</w:t>
-            </w:r>
-          </w:p>
-        </w:tc>
-      </w:tr>
-      <w:tr>
-        <w:trPr>
-          <w:jc w:val="center"/>
-        </w:trPr>
-        <w:tc>
-          <w:tcPr>
-            <w:tcW w:w="9638" w:type="dxa"/>
-            <w:gridSpan w:val="3"/>
-            <w:shd w:val="clear" w:color="auto" w:fill="F2F2F2"/>
-            <w:tcMar>
-              <w:top w:w="80" w:type="dxa"/>
-              <w:left w:w="90" w:type="dxa"/>
-              <w:bottom w:w="80" w:type="dxa"/>
-              <w:right w:w="90" w:type="dxa"/>
-            </w:tcMar>
-            <w:vAlign w:val="center"/>
-          </w:tcPr>
-          <w:p>
-            <w:pPr>
-              <w:spacing w:line="240" w:lineRule="auto"/>
-              <w:jc w:val="center"/>
-            </w:pPr>
-            <w:r>
-              <w:rPr>
-                <w:b/>
-                <w:sz w:val="20"/>
-              </w:rPr>
-              <w:t>Свойства</w:t>
-            </w:r>
-          </w:p>
-        </w:tc>
-      </w:tr>
-      <w:tr>
-        <w:trPr>
-          <w:cantSplit/>
-          <w:jc w:val="center"/>
-        </w:trPr>
-        <w:tc>
-          <w:tcPr>
-            <w:tcW w:w="2948" w:type="dxa"/>
-            <w:tcMar>
-              <w:top w:w="80" w:type="dxa"/>
-              <w:left w:w="90" w:type="dxa"/>
-              <w:bottom w:w="80" w:type="dxa"/>
-              <w:right w:w="90" w:type="dxa"/>
-            </w:tcMar>
-            <w:vAlign w:val="center"/>
-          </w:tcPr>
-          <w:p>
-            <w:pPr>
-              <w:spacing w:line="240" w:lineRule="auto"/>
-            </w:pPr>
-            <w:r>
-              <w:rPr>
-                <w:sz w:val="19"/>
-              </w:rPr>
-              <w:t xml:space="preserve">+ </w:t>
-            </w:r>
-            <w:proofErr w:type="spellStart"/>
-            <w:r>
-              <w:rPr>
-                <w:sz w:val="19"/>
-              </w:rPr>
-              <w:t>Radius</w:t>
-            </w:r>
-            <w:proofErr w:type="spellEnd"/>
-          </w:p>
-        </w:tc>
-        <w:tc>
-          <w:tcPr>
-            <w:tcW w:w="1984" w:type="dxa"/>
-            <w:tcMar>
-              <w:top w:w="80" w:type="dxa"/>
-              <w:left w:w="90" w:type="dxa"/>
-              <w:bottom w:w="80" w:type="dxa"/>
-              <w:right w:w="90" w:type="dxa"/>
-            </w:tcMar>
-            <w:vAlign w:val="center"/>
-          </w:tcPr>
-          <w:p>
-            <w:pPr>
-              <w:spacing w:line="240" w:lineRule="auto"/>
-            </w:pPr>
-            <w:proofErr w:type="spellStart"/>
-            <w:r>
-              <w:rPr>
-                <w:sz w:val="19"/>
-              </w:rPr>
-              <w:t>double</w:t>
-            </w:r>
-            <w:proofErr w:type="spellEnd"/>
-          </w:p>
-        </w:tc>
-        <w:tc>
-          <w:tcPr>
-            <w:tcW w:w="4706" w:type="dxa"/>
-            <w:tcMar>
-              <w:top w:w="80" w:type="dxa"/>
-              <w:left w:w="90" w:type="dxa"/>
-              <w:bottom w:w="80" w:type="dxa"/>
-              <w:right w:w="90" w:type="dxa"/>
-            </w:tcMar>
-            <w:vAlign w:val="center"/>
-          </w:tcPr>
-          <w:p>
-            <w:pPr>
-              <w:spacing w:line="240" w:lineRule="auto"/>
-            </w:pPr>
-            <w:r>
-              <w:rPr>
-                <w:sz w:val="19"/>
-              </w:rPr>
-              <w:t xml:space="preserve">Возвращает радиус; при инициализации проверяет значение через </w:t>
-            </w:r>
-            <w:proofErr w:type="spellStart"/>
-            <w:r>
-              <w:rPr>
-                <w:sz w:val="19"/>
-              </w:rPr>
-              <w:t>Validator</w:t>
-            </w:r>
-            <w:proofErr w:type="spellEnd"/>
-            <w:r>
-              <w:rPr>
-                <w:sz w:val="19"/>
-              </w:rPr>
-              <w:t>.</w:t>
-            </w:r>
-          </w:p>
-        </w:tc>
-      </w:tr>
-      <w:tr>
-        <w:trPr>
-          <w:cantSplit/>
-          <w:jc w:val="center"/>
-        </w:trPr>
-        <w:tc>
-          <w:tcPr>
-            <w:tcW w:w="2948" w:type="dxa"/>
-            <w:tcMar>
-              <w:top w:w="80" w:type="dxa"/>
-              <w:left w:w="90" w:type="dxa"/>
-              <w:bottom w:w="80" w:type="dxa"/>
-              <w:right w:w="90" w:type="dxa"/>
-            </w:tcMar>
-            <w:vAlign w:val="center"/>
-          </w:tcPr>
-          <w:p>
-            <w:pPr>
-              <w:spacing w:line="240" w:lineRule="auto"/>
-            </w:pPr>
-            <w:r>
-              <w:rPr>
-                <w:sz w:val="19"/>
-              </w:rPr>
-              <w:t>+ Name</w:t>
-            </w:r>
-          </w:p>
-        </w:tc>
-        <w:tc>
-          <w:tcPr>
-            <w:tcW w:w="1984" w:type="dxa"/>
-            <w:tcMar>
-              <w:top w:w="80" w:type="dxa"/>
-              <w:left w:w="90" w:type="dxa"/>
-              <w:bottom w:w="80" w:type="dxa"/>
-              <w:right w:w="90" w:type="dxa"/>
-            </w:tcMar>
-            <w:vAlign w:val="center"/>
-          </w:tcPr>
-          <w:p>
-            <w:pPr>
-              <w:spacing w:line="240" w:lineRule="auto"/>
-            </w:pPr>
-            <w:proofErr w:type="spellStart"/>
-            <w:r>
-              <w:rPr>
-                <w:sz w:val="19"/>
-              </w:rPr>
-              <w:t>string</w:t>
-            </w:r>
-            <w:proofErr w:type="spellEnd"/>
-          </w:p>
-        </w:tc>
-        <w:tc>
-          <w:tcPr>
-            <w:tcW w:w="4706" w:type="dxa"/>
-            <w:tcMar>
-              <w:top w:w="80" w:type="dxa"/>
-              <w:left w:w="90" w:type="dxa"/>
-              <w:bottom w:w="80" w:type="dxa"/>
-              <w:right w:w="90" w:type="dxa"/>
-            </w:tcMar>
-            <w:vAlign w:val="center"/>
-          </w:tcPr>
-          <w:p>
-            <w:pPr>
-              <w:spacing w:line="240" w:lineRule="auto"/>
-            </w:pPr>
-            <w:r>
-              <w:rPr>
-                <w:sz w:val="19"/>
-              </w:rPr>
-              <w:t>Возвращает строку «Круг».</w:t>
-            </w:r>
-          </w:p>
-        </w:tc>
-      </w:tr>
-      <w:tr>
-        <w:trPr>
-          <w:jc w:val="center"/>
-        </w:trPr>
-        <w:tc>
-          <w:tcPr>
-            <w:tcW w:w="9638" w:type="dxa"/>
-            <w:gridSpan w:val="3"/>
-            <w:shd w:val="clear" w:color="auto" w:fill="F2F2F2"/>
-            <w:tcMar>
-              <w:top w:w="80" w:type="dxa"/>
-              <w:left w:w="90" w:type="dxa"/>
-              <w:bottom w:w="80" w:type="dxa"/>
-              <w:right w:w="90" w:type="dxa"/>
-            </w:tcMar>
-            <w:vAlign w:val="center"/>
-          </w:tcPr>
-          <w:p>
-            <w:pPr>
-              <w:spacing w:line="240" w:lineRule="auto"/>
-              <w:jc w:val="center"/>
-            </w:pPr>
-            <w:r>
-              <w:rPr>
-                <w:b/>
-                <w:sz w:val="20"/>
-              </w:rPr>
-              <w:t>Методы</w:t>
-            </w:r>
-          </w:p>
-        </w:tc>
-      </w:tr>
-      <w:tr>
-        <w:trPr>
-          <w:cantSplit/>
-          <w:jc w:val="center"/>
-        </w:trPr>
-        <w:tc>
-          <w:tcPr>
-            <w:tcW w:w="2948" w:type="dxa"/>
-            <w:tcMar>
-              <w:top w:w="80" w:type="dxa"/>
-              <w:left w:w="90" w:type="dxa"/>
-              <w:bottom w:w="80" w:type="dxa"/>
-              <w:right w:w="90" w:type="dxa"/>
-            </w:tcMar>
-            <w:vAlign w:val="center"/>
-          </w:tcPr>
-          <w:p>
-            <w:pPr>
-              <w:spacing w:line="240" w:lineRule="auto"/>
-            </w:pPr>
-            <w:r>
-              <w:rPr>
-                <w:sz w:val="19"/>
-              </w:rPr>
-              <w:t xml:space="preserve">+ </w:t>
-            </w:r>
-            <w:proofErr w:type="spellStart"/>
-            <w:r>
-              <w:rPr>
-                <w:sz w:val="19"/>
-              </w:rPr>
-              <w:t>Circle</w:t>
-            </w:r>
-            <w:proofErr w:type="spellEnd"/>
-            <w:r>
-              <w:rPr>
-                <w:sz w:val="19"/>
-              </w:rPr>
-              <w:t>(</w:t>
-            </w:r>
-            <w:proofErr w:type="spellStart"/>
-            <w:r>
-              <w:rPr>
-                <w:sz w:val="19"/>
-              </w:rPr>
-              <w:t>double</w:t>
-            </w:r>
-            <w:proofErr w:type="spellEnd"/>
-            <w:r>
-              <w:rPr>
-                <w:sz w:val="19"/>
-              </w:rPr>
-              <w:t xml:space="preserve"> </w:t>
-            </w:r>
-            <w:proofErr w:type="spellStart"/>
-            <w:r>
-              <w:rPr>
-                <w:sz w:val="19"/>
-              </w:rPr>
-              <w:t>radius</w:t>
-            </w:r>
-            <w:proofErr w:type="spellEnd"/>
-            <w:r>
-              <w:rPr>
-                <w:sz w:val="19"/>
-              </w:rPr>
-              <w:t>)</w:t>
-            </w:r>
-          </w:p>
-        </w:tc>
-        <w:tc>
-          <w:tcPr>
-            <w:tcW w:w="1984" w:type="dxa"/>
-            <w:tcMar>
-              <w:top w:w="80" w:type="dxa"/>
-              <w:left w:w="90" w:type="dxa"/>
-              <w:bottom w:w="80" w:type="dxa"/>
-              <w:right w:w="90" w:type="dxa"/>
-            </w:tcMar>
-            <w:vAlign w:val="center"/>
-          </w:tcPr>
-          <w:p>
-            <w:pPr>
-              <w:spacing w:line="240" w:lineRule="auto"/>
-            </w:pPr>
-            <w:r>
-              <w:rPr>
-                <w:sz w:val="19"/>
-              </w:rPr>
-              <w:t>—</w:t>
-            </w:r>
-          </w:p>
-        </w:tc>
-        <w:tc>
-          <w:tcPr>
-            <w:tcW w:w="4706" w:type="dxa"/>
-            <w:tcMar>
-              <w:top w:w="80" w:type="dxa"/>
-              <w:left w:w="90" w:type="dxa"/>
-              <w:bottom w:w="80" w:type="dxa"/>
-              <w:right w:w="90" w:type="dxa"/>
-            </w:tcMar>
-            <w:vAlign w:val="center"/>
-          </w:tcPr>
-          <w:p>
-            <w:pPr>
-              <w:spacing w:line="240" w:lineRule="auto"/>
-            </w:pPr>
-            <w:r>
-              <w:rPr>
-                <w:sz w:val="19"/>
-              </w:rPr>
-              <w:t>Конструктор; принимает радиус круга.</w:t>
-            </w:r>
-          </w:p>
-        </w:tc>
-      </w:tr>
-      <w:tr>
-        <w:trPr>
-          <w:cantSplit/>
-          <w:jc w:val="center"/>
-        </w:trPr>
-        <w:tc>
-          <w:tcPr>
-            <w:tcW w:w="2948" w:type="dxa"/>
-            <w:tcMar>
-              <w:top w:w="80" w:type="dxa"/>
-              <w:left w:w="90" w:type="dxa"/>
-              <w:bottom w:w="80" w:type="dxa"/>
-              <w:right w:w="90" w:type="dxa"/>
-            </w:tcMar>
-            <w:vAlign w:val="center"/>
-          </w:tcPr>
-          <w:p>
-            <w:pPr>
-              <w:spacing w:line="240" w:lineRule="auto"/>
-            </w:pPr>
-            <w:r>
-              <w:rPr>
-                <w:sz w:val="19"/>
-              </w:rPr>
-              <w:t xml:space="preserve">+ </w:t>
-            </w:r>
-            <w:proofErr w:type="spellStart"/>
-            <w:r>
-              <w:rPr>
-                <w:sz w:val="19"/>
-              </w:rPr>
-              <w:t>CalculateArea</w:t>
-            </w:r>
-            <w:proofErr w:type="spellEnd"/>
-            <w:r>
-              <w:rPr>
-                <w:sz w:val="19"/>
-              </w:rPr>
-              <w:t>()</w:t>
-            </w:r>
-          </w:p>
-        </w:tc>
-        <w:tc>
-          <w:tcPr>
-            <w:tcW w:w="1984" w:type="dxa"/>
-            <w:tcMar>
-              <w:top w:w="80" w:type="dxa"/>
-              <w:left w:w="90" w:type="dxa"/>
-              <w:bottom w:w="80" w:type="dxa"/>
-              <w:right w:w="90" w:type="dxa"/>
-            </w:tcMar>
-            <w:vAlign w:val="center"/>
-          </w:tcPr>
-          <w:p>
-            <w:pPr>
-              <w:spacing w:line="240" w:lineRule="auto"/>
-            </w:pPr>
-            <w:proofErr w:type="spellStart"/>
-            <w:r>
-              <w:rPr>
-                <w:sz w:val="19"/>
-              </w:rPr>
-              <w:t>double</w:t>
-            </w:r>
-            <w:proofErr w:type="spellEnd"/>
-          </w:p>
-        </w:tc>
-        <w:tc>
-          <w:tcPr>
-            <w:tcW w:w="4706" w:type="dxa"/>
-            <w:tcMar>
-              <w:top w:w="80" w:type="dxa"/>
-              <w:left w:w="90" w:type="dxa"/>
-              <w:bottom w:w="80" w:type="dxa"/>
-              <w:right w:w="90" w:type="dxa"/>
-            </w:tcMar>
-            <w:vAlign w:val="center"/>
-          </w:tcPr>
-          <w:p>
-            <w:pPr>
-              <w:spacing w:line="240" w:lineRule="auto"/>
-            </w:pPr>
-            <w:r>
-              <w:rPr>
-                <w:sz w:val="19"/>
-              </w:rPr>
-              <w:t>Вычисляет площадь по формуле πr².</w:t>
-            </w:r>
-          </w:p>
-        </w:tc>
-      </w:tr>
-      <w:tr>
-        <w:trPr>
-          <w:cantSplit/>
-          <w:jc w:val="center"/>
-        </w:trPr>
-        <w:tc>
-          <w:tcPr>
-            <w:tcW w:w="2948" w:type="dxa"/>
-            <w:tcMar>
-              <w:top w:w="80" w:type="dxa"/>
-              <w:left w:w="90" w:type="dxa"/>
-              <w:bottom w:w="80" w:type="dxa"/>
-              <w:right w:w="90" w:type="dxa"/>
-            </w:tcMar>
-            <w:vAlign w:val="center"/>
-          </w:tcPr>
-          <w:p>
-            <w:pPr>
-              <w:spacing w:line="240" w:lineRule="auto"/>
-            </w:pPr>
-            <w:r>
-              <w:rPr>
-                <w:sz w:val="19"/>
-              </w:rPr>
-              <w:t xml:space="preserve">+ </w:t>
-            </w:r>
-            <w:proofErr w:type="spellStart"/>
-            <w:r>
-              <w:rPr>
-                <w:sz w:val="19"/>
-              </w:rPr>
-              <w:t>CalculatePerimeter</w:t>
-            </w:r>
-            <w:proofErr w:type="spellEnd"/>
-            <w:r>
-              <w:rPr>
-                <w:sz w:val="19"/>
-              </w:rPr>
-              <w:t>()</w:t>
-            </w:r>
-          </w:p>
-        </w:tc>
-        <w:tc>
-          <w:tcPr>
-            <w:tcW w:w="1984" w:type="dxa"/>
-            <w:tcMar>
-              <w:top w:w="80" w:type="dxa"/>
-              <w:left w:w="90" w:type="dxa"/>
-              <w:bottom w:w="80" w:type="dxa"/>
-              <w:right w:w="90" w:type="dxa"/>
-            </w:tcMar>
-            <w:vAlign w:val="center"/>
-          </w:tcPr>
-          <w:p>
-            <w:pPr>
-              <w:spacing w:line="240" w:lineRule="auto"/>
-            </w:pPr>
-            <w:proofErr w:type="spellStart"/>
-            <w:r>
-              <w:rPr>
-                <w:sz w:val="19"/>
-              </w:rPr>
-              <w:t>double</w:t>
-            </w:r>
-            <w:proofErr w:type="spellEnd"/>
-          </w:p>
-        </w:tc>
-        <w:tc>
-          <w:tcPr>
-            <w:tcW w:w="4706" w:type="dxa"/>
-            <w:tcMar>
-              <w:top w:w="80" w:type="dxa"/>
-              <w:left w:w="90" w:type="dxa"/>
-              <w:bottom w:w="80" w:type="dxa"/>
-              <w:right w:w="90" w:type="dxa"/>
-            </w:tcMar>
-            <w:vAlign w:val="center"/>
-          </w:tcPr>
-          <w:p>
-            <w:pPr>
-              <w:spacing w:line="240" w:lineRule="auto"/>
-            </w:pPr>
-            <w:r>
-              <w:rPr>
-                <w:sz w:val="19"/>
-              </w:rPr>
-              <w:t>Вычисляет длину окружности по формуле 2πr.</w:t>
-            </w:r>
-          </w:p>
-        </w:tc>
-      </w:tr>
-      <w:tr>
-        <w:trPr>
-          <w:cantSplit/>
-          <w:jc w:val="center"/>
-        </w:trPr>
-        <w:tc>
-          <w:tcPr>
-            <w:tcW w:w="2948" w:type="dxa"/>
-            <w:tcMar>
-              <w:top w:w="80" w:type="dxa"/>
-              <w:left w:w="90" w:type="dxa"/>
-              <w:bottom w:w="80" w:type="dxa"/>
-              <w:right w:w="90" w:type="dxa"/>
-            </w:tcMar>
-            <w:vAlign w:val="center"/>
-          </w:tcPr>
-          <w:p>
-            <w:pPr>
-              <w:spacing w:line="240" w:lineRule="auto"/>
-            </w:pPr>
-            <w:r>
-              <w:rPr>
-                <w:sz w:val="19"/>
-              </w:rPr>
-              <w:t xml:space="preserve">+ </w:t>
-            </w:r>
-            <w:proofErr w:type="spellStart"/>
-            <w:r>
-              <w:rPr>
-                <w:sz w:val="19"/>
-              </w:rPr>
-              <w:t>ToString</w:t>
-            </w:r>
-            <w:proofErr w:type="spellEnd"/>
-            <w:r>
-              <w:rPr>
-                <w:sz w:val="19"/>
-              </w:rPr>
-              <w:t>()</w:t>
-            </w:r>
-          </w:p>
-        </w:tc>
-        <w:tc>
-          <w:tcPr>
-            <w:tcW w:w="1984" w:type="dxa"/>
-            <w:tcMar>
-              <w:top w:w="80" w:type="dxa"/>
-              <w:left w:w="90" w:type="dxa"/>
-              <w:bottom w:w="80" w:type="dxa"/>
-              <w:right w:w="90" w:type="dxa"/>
-            </w:tcMar>
-            <w:vAlign w:val="center"/>
-          </w:tcPr>
-          <w:p>
-            <w:pPr>
-              <w:spacing w:line="240" w:lineRule="auto"/>
-            </w:pPr>
-            <w:proofErr w:type="spellStart"/>
-            <w:r>
-              <w:rPr>
-                <w:sz w:val="19"/>
-              </w:rPr>
-              <w:t>string</w:t>
-            </w:r>
-            <w:proofErr w:type="spellEnd"/>
-          </w:p>
-        </w:tc>
-        <w:tc>
-          <w:tcPr>
-            <w:tcW w:w="4706" w:type="dxa"/>
-            <w:tcMar>
-              <w:top w:w="80" w:type="dxa"/>
-              <w:left w:w="90" w:type="dxa"/>
-              <w:bottom w:w="80" w:type="dxa"/>
-              <w:right w:w="90" w:type="dxa"/>
-            </w:tcMar>
-            <w:vAlign w:val="center"/>
-          </w:tcPr>
-          <w:p>
-            <w:pPr>
-              <w:spacing w:line="240" w:lineRule="auto"/>
-            </w:pPr>
-            <w:r>
-              <w:rPr>
-                <w:sz w:val="19"/>
-              </w:rPr>
-              <w:t>Возвращает описание круга с радиусом, округлённым до двух знаков.</w:t>
-            </w:r>
-          </w:p>
-        </w:tc>
-      </w:tr>
-    </w:tbl>
-    <w:p>
-      <w:pPr>
-        <w:ind w:firstLine="709"/>
-      </w:pPr>
-      <w:r>
-        <w:t xml:space="preserve">Таблица 3 – Описание класса </w:t>
-      </w:r>
-      <w:proofErr w:type="spellStart"/>
-      <w:r>
-        <w:t>Rectangle</w:t>
-      </w:r>
-      <w:proofErr w:type="spellEnd"/>
-    </w:p>
-    <w:tbl>
-      <w:tblPr>
-        <w:tblStyle w:val="ad"/>
-        <w:tblW w:w="0" w:type="auto"/>
-        <w:jc w:val="center"/>
-        <w:tblLook w:val="04A0" w:firstRow="1" w:lastRow="0" w:firstColumn="1" w:lastColumn="0" w:noHBand="0" w:noVBand="1"/>
-      </w:tblPr>
-      <w:tblGrid>
-        <w:gridCol w:w="2875"/>
-        <w:gridCol w:w="1952"/>
-        <w:gridCol w:w="4518"/>
-      </w:tblGrid>
-      <w:tr>
-        <w:trPr>
-          <w:tblHeader/>
-          <w:jc w:val="center"/>
-        </w:trPr>
-        <w:tc>
-          <w:tcPr>
-            <w:tcW w:w="2948" w:type="dxa"/>
-            <w:shd w:val="clear" w:color="auto" w:fill="D9E2F3"/>
-            <w:tcMar>
-              <w:top w:w="80" w:type="dxa"/>
-              <w:left w:w="90" w:type="dxa"/>
-              <w:bottom w:w="80" w:type="dxa"/>
-              <w:right w:w="90" w:type="dxa"/>
-            </w:tcMar>
-            <w:vAlign w:val="center"/>
-          </w:tcPr>
-          <w:p>
-            <w:pPr>
-              <w:spacing w:line="240" w:lineRule="auto"/>
-              <w:jc w:val="center"/>
-            </w:pPr>
-            <w:r>
-              <w:rPr>
-                <w:b/>
-                <w:sz w:val="21"/>
-              </w:rPr>
-              <w:t>Название</w:t>
-            </w:r>
-          </w:p>
-        </w:tc>
-        <w:tc>
-          <w:tcPr>
-            <w:tcW w:w="1984" w:type="dxa"/>
-            <w:shd w:val="clear" w:color="auto" w:fill="D9E2F3"/>
-            <w:tcMar>
-              <w:top w:w="80" w:type="dxa"/>
-              <w:left w:w="90" w:type="dxa"/>
-              <w:bottom w:w="80" w:type="dxa"/>
-              <w:right w:w="90" w:type="dxa"/>
-            </w:tcMar>
-            <w:vAlign w:val="center"/>
-          </w:tcPr>
-          <w:p>
-            <w:pPr>
-              <w:spacing w:line="240" w:lineRule="auto"/>
-              <w:jc w:val="center"/>
-            </w:pPr>
-            <w:r>
-              <w:rPr>
-                <w:b/>
-                <w:sz w:val="21"/>
-              </w:rPr>
-              <w:t>Тип</w:t>
-            </w:r>
-          </w:p>
-        </w:tc>
-        <w:tc>
-          <w:tcPr>
-            <w:tcW w:w="4706" w:type="dxa"/>
-            <w:shd w:val="clear" w:color="auto" w:fill="D9E2F3"/>
-            <w:tcMar>
-              <w:top w:w="80" w:type="dxa"/>
-              <w:left w:w="90" w:type="dxa"/>
-              <w:bottom w:w="80" w:type="dxa"/>
-              <w:right w:w="90" w:type="dxa"/>
-            </w:tcMar>
-            <w:vAlign w:val="center"/>
-          </w:tcPr>
-          <w:p>
-            <w:pPr>
-              <w:spacing w:line="240" w:lineRule="auto"/>
-              <w:jc w:val="center"/>
-            </w:pPr>
-            <w:r>
-              <w:rPr>
-                <w:b/>
-                <w:sz w:val="21"/>
-              </w:rPr>
-              <w:t>Описание</w:t>
-            </w:r>
-          </w:p>
-        </w:tc>
-      </w:tr>
-      <w:tr>
-        <w:trPr>
-          <w:jc w:val="center"/>
-        </w:trPr>
-        <w:tc>
-          <w:tcPr>
-            <w:tcW w:w="9638" w:type="dxa"/>
-            <w:gridSpan w:val="3"/>
-            <w:shd w:val="clear" w:color="auto" w:fill="EDEDED"/>
-            <w:tcMar>
-              <w:top w:w="80" w:type="dxa"/>
-              <w:left w:w="90" w:type="dxa"/>
-              <w:bottom w:w="80" w:type="dxa"/>
-              <w:right w:w="90" w:type="dxa"/>
-            </w:tcMar>
-            <w:vAlign w:val="center"/>
-          </w:tcPr>
-          <w:p>
-            <w:pPr>
-              <w:spacing w:line="240" w:lineRule="auto"/>
-              <w:jc w:val="center"/>
-            </w:pPr>
-            <w:r>
-              <w:rPr>
-                <w:sz w:val="21"/>
-              </w:rPr>
-              <w:t xml:space="preserve">Описание класса: </w:t>
-            </w:r>
-            <w:proofErr w:type="spellStart"/>
-            <w:r>
-              <w:rPr>
-                <w:sz w:val="21"/>
-              </w:rPr>
-              <w:t>Rectangle</w:t>
-            </w:r>
-            <w:proofErr w:type="spellEnd"/>
-            <w:r>
-              <w:rPr>
-                <w:sz w:val="21"/>
-              </w:rPr>
-              <w:t xml:space="preserve"> реализует </w:t>
-            </w:r>
-            <w:proofErr w:type="spellStart"/>
-            <w:r>
-              <w:rPr>
-                <w:sz w:val="21"/>
-              </w:rPr>
-              <w:t>IShape</w:t>
-            </w:r>
-            <w:proofErr w:type="spellEnd"/>
-            <w:r>
-              <w:rPr>
-                <w:sz w:val="21"/>
-              </w:rPr>
-              <w:t xml:space="preserve"> и представляет прямоугольник с положительными шириной и высотой.</w:t>
-            </w:r>
-          </w:p>
-        </w:tc>
-      </w:tr>
-      <w:tr>
-        <w:trPr>
-          <w:jc w:val="center"/>
-        </w:trPr>
-        <w:tc>
-          <w:tcPr>
-            <w:tcW w:w="9638" w:type="dxa"/>
-            <w:gridSpan w:val="3"/>
-            <w:shd w:val="clear" w:color="auto" w:fill="F2F2F2"/>
-            <w:tcMar>
-              <w:top w:w="80" w:type="dxa"/>
-              <w:left w:w="90" w:type="dxa"/>
-              <w:bottom w:w="80" w:type="dxa"/>
-              <w:right w:w="90" w:type="dxa"/>
-            </w:tcMar>
-            <w:vAlign w:val="center"/>
-          </w:tcPr>
-          <w:p>
-            <w:pPr>
-              <w:spacing w:line="240" w:lineRule="auto"/>
-              <w:jc w:val="center"/>
-            </w:pPr>
-            <w:r>
-              <w:rPr>
-                <w:b/>
-                <w:sz w:val="20"/>
-              </w:rPr>
-              <w:t>Поля</w:t>
-            </w:r>
-          </w:p>
-        </w:tc>
-      </w:tr>
-      <w:tr>
-        <w:trPr>
-          <w:cantSplit/>
-          <w:jc w:val="center"/>
-        </w:trPr>
-        <w:tc>
-          <w:tcPr>
-            <w:tcW w:w="2948" w:type="dxa"/>
-            <w:tcMar>
-              <w:top w:w="80" w:type="dxa"/>
-              <w:left w:w="90" w:type="dxa"/>
-              <w:bottom w:w="80" w:type="dxa"/>
-              <w:right w:w="90" w:type="dxa"/>
-            </w:tcMar>
-            <w:vAlign w:val="center"/>
-          </w:tcPr>
-          <w:p>
-            <w:pPr>
-              <w:spacing w:line="240" w:lineRule="auto"/>
-            </w:pPr>
-            <w:r>
-              <w:rPr>
-                <w:sz w:val="19"/>
-              </w:rPr>
-              <w:t>− _</w:t>
-            </w:r>
-            <w:proofErr w:type="spellStart"/>
-            <w:r>
-              <w:rPr>
-                <w:sz w:val="19"/>
-              </w:rPr>
-              <w:t>width</w:t>
-            </w:r>
-            <w:proofErr w:type="spellEnd"/>
-          </w:p>
-        </w:tc>
-        <w:tc>
-          <w:tcPr>
-            <w:tcW w:w="1984" w:type="dxa"/>
-            <w:tcMar>
-              <w:top w:w="80" w:type="dxa"/>
-              <w:left w:w="90" w:type="dxa"/>
-              <w:bottom w:w="80" w:type="dxa"/>
-              <w:right w:w="90" w:type="dxa"/>
-            </w:tcMar>
-            <w:vAlign w:val="center"/>
-          </w:tcPr>
-          <w:p>
-            <w:pPr>
-              <w:spacing w:line="240" w:lineRule="auto"/>
-            </w:pPr>
-            <w:proofErr w:type="spellStart"/>
-            <w:r>
-              <w:rPr>
-                <w:sz w:val="19"/>
-              </w:rPr>
-              <w:t>double</w:t>
-            </w:r>
-            <w:proofErr w:type="spellEnd"/>
-          </w:p>
-        </w:tc>
-        <w:tc>
-          <w:tcPr>
-            <w:tcW w:w="4706" w:type="dxa"/>
-            <w:tcMar>
-              <w:top w:w="80" w:type="dxa"/>
-              <w:left w:w="90" w:type="dxa"/>
-              <w:bottom w:w="80" w:type="dxa"/>
-              <w:right w:w="90" w:type="dxa"/>
-            </w:tcMar>
-            <w:vAlign w:val="center"/>
-          </w:tcPr>
-          <w:p>
-            <w:pPr>
-              <w:spacing w:line="240" w:lineRule="auto"/>
-            </w:pPr>
-            <w:r>
-              <w:rPr>
-                <w:sz w:val="19"/>
-              </w:rPr>
-              <w:t>Ширина прямоугольника.</w:t>
-            </w:r>
-          </w:p>
-        </w:tc>
-      </w:tr>
-      <w:tr>
-        <w:trPr>
-          <w:cantSplit/>
-          <w:jc w:val="center"/>
-        </w:trPr>
-        <w:tc>
-          <w:tcPr>
-            <w:tcW w:w="2948" w:type="dxa"/>
-            <w:tcMar>
-              <w:top w:w="80" w:type="dxa"/>
-              <w:left w:w="90" w:type="dxa"/>
-              <w:bottom w:w="80" w:type="dxa"/>
-              <w:right w:w="90" w:type="dxa"/>
-            </w:tcMar>
-            <w:vAlign w:val="center"/>
-          </w:tcPr>
-          <w:p>
-            <w:pPr>
-              <w:spacing w:line="240" w:lineRule="auto"/>
-            </w:pPr>
-            <w:r>
-              <w:rPr>
-                <w:sz w:val="19"/>
-              </w:rPr>
-              <w:t>− _</w:t>
-            </w:r>
-            <w:proofErr w:type="spellStart"/>
-            <w:r>
-              <w:rPr>
-                <w:sz w:val="19"/>
-              </w:rPr>
-              <w:t>height</w:t>
-            </w:r>
-            <w:proofErr w:type="spellEnd"/>
-          </w:p>
-        </w:tc>
-        <w:tc>
-          <w:tcPr>
-            <w:tcW w:w="1984" w:type="dxa"/>
-            <w:tcMar>
-              <w:top w:w="80" w:type="dxa"/>
-              <w:left w:w="90" w:type="dxa"/>
-              <w:bottom w:w="80" w:type="dxa"/>
-              <w:right w:w="90" w:type="dxa"/>
-            </w:tcMar>
-            <w:vAlign w:val="center"/>
-          </w:tcPr>
-          <w:p>
-            <w:pPr>
-              <w:spacing w:line="240" w:lineRule="auto"/>
-            </w:pPr>
-            <w:proofErr w:type="spellStart"/>
-            <w:r>
-              <w:rPr>
-                <w:sz w:val="19"/>
-              </w:rPr>
-              <w:t>double</w:t>
-            </w:r>
-            <w:proofErr w:type="spellEnd"/>
-          </w:p>
-        </w:tc>
-        <w:tc>
-          <w:tcPr>
-            <w:tcW w:w="4706" w:type="dxa"/>
-            <w:tcMar>
-              <w:top w:w="80" w:type="dxa"/>
-              <w:left w:w="90" w:type="dxa"/>
-              <w:bottom w:w="80" w:type="dxa"/>
-              <w:right w:w="90" w:type="dxa"/>
-            </w:tcMar>
-            <w:vAlign w:val="center"/>
-          </w:tcPr>
-          <w:p>
-            <w:pPr>
-              <w:spacing w:line="240" w:lineRule="auto"/>
-            </w:pPr>
-            <w:r>
-              <w:rPr>
-                <w:sz w:val="19"/>
-              </w:rPr>
-              <w:t>Высота прямоугольника.</w:t>
-            </w:r>
-          </w:p>
-        </w:tc>
-      </w:tr>
-      <w:tr>
-        <w:trPr>
-          <w:jc w:val="center"/>
-        </w:trPr>
-        <w:tc>
-          <w:tcPr>
-            <w:tcW w:w="9638" w:type="dxa"/>
-            <w:gridSpan w:val="3"/>
-            <w:shd w:val="clear" w:color="auto" w:fill="F2F2F2"/>
-            <w:tcMar>
-              <w:top w:w="80" w:type="dxa"/>
-              <w:left w:w="90" w:type="dxa"/>
-              <w:bottom w:w="80" w:type="dxa"/>
-              <w:right w:w="90" w:type="dxa"/>
-            </w:tcMar>
-            <w:vAlign w:val="center"/>
-          </w:tcPr>
-          <w:p>
-            <w:pPr>
-              <w:spacing w:line="240" w:lineRule="auto"/>
-              <w:jc w:val="center"/>
-            </w:pPr>
-            <w:r>
-              <w:rPr>
-                <w:b/>
-                <w:sz w:val="20"/>
-              </w:rPr>
-              <w:t>Свойства</w:t>
-            </w:r>
-          </w:p>
-        </w:tc>
-      </w:tr>
-      <w:tr>
-        <w:trPr>
-          <w:cantSplit/>
-          <w:jc w:val="center"/>
-        </w:trPr>
-        <w:tc>
-          <w:tcPr>
-            <w:tcW w:w="2948" w:type="dxa"/>
-            <w:tcMar>
-              <w:top w:w="80" w:type="dxa"/>
-              <w:left w:w="90" w:type="dxa"/>
-              <w:bottom w:w="80" w:type="dxa"/>
-              <w:right w:w="90" w:type="dxa"/>
-            </w:tcMar>
-            <w:vAlign w:val="center"/>
-          </w:tcPr>
-          <w:p>
-            <w:pPr>
-              <w:spacing w:line="240" w:lineRule="auto"/>
-            </w:pPr>
-            <w:r>
-              <w:rPr>
-                <w:sz w:val="19"/>
-              </w:rPr>
-              <w:t xml:space="preserve">+ </w:t>
-            </w:r>
-            <w:proofErr w:type="spellStart"/>
-            <w:r>
-              <w:rPr>
-                <w:sz w:val="19"/>
-              </w:rPr>
-              <w:t>Width</w:t>
-            </w:r>
-            <w:proofErr w:type="spellEnd"/>
-          </w:p>
-        </w:tc>
-        <w:tc>
-          <w:tcPr>
-            <w:tcW w:w="1984" w:type="dxa"/>
-            <w:tcMar>
-              <w:top w:w="80" w:type="dxa"/>
-              <w:left w:w="90" w:type="dxa"/>
-              <w:bottom w:w="80" w:type="dxa"/>
-              <w:right w:w="90" w:type="dxa"/>
-            </w:tcMar>
-            <w:vAlign w:val="center"/>
-          </w:tcPr>
-          <w:p>
-            <w:pPr>
-              <w:spacing w:line="240" w:lineRule="auto"/>
-            </w:pPr>
-            <w:proofErr w:type="spellStart"/>
-            <w:r>
-              <w:rPr>
-                <w:sz w:val="19"/>
-              </w:rPr>
-              <w:t>double</w:t>
-            </w:r>
-            <w:proofErr w:type="spellEnd"/>
-          </w:p>
-        </w:tc>
-        <w:tc>
-          <w:tcPr>
-            <w:tcW w:w="4706" w:type="dxa"/>
-            <w:tcMar>
-              <w:top w:w="80" w:type="dxa"/>
-              <w:left w:w="90" w:type="dxa"/>
-              <w:bottom w:w="80" w:type="dxa"/>
-              <w:right w:w="90" w:type="dxa"/>
-            </w:tcMar>
-            <w:vAlign w:val="center"/>
-          </w:tcPr>
-          <w:p>
-            <w:pPr>
-              <w:spacing w:line="240" w:lineRule="auto"/>
-            </w:pPr>
-            <w:r>
-              <w:rPr>
-                <w:sz w:val="19"/>
-              </w:rPr>
-              <w:t>Возвращает ширину.</w:t>
-            </w:r>
-          </w:p>
-        </w:tc>
-      </w:tr>
-      <w:tr>
-        <w:trPr>
-          <w:cantSplit/>
-          <w:jc w:val="center"/>
-        </w:trPr>
-        <w:tc>
-          <w:tcPr>
-            <w:tcW w:w="2948" w:type="dxa"/>
-            <w:tcMar>
-              <w:top w:w="80" w:type="dxa"/>
-              <w:left w:w="90" w:type="dxa"/>
-              <w:bottom w:w="80" w:type="dxa"/>
-              <w:right w:w="90" w:type="dxa"/>
-            </w:tcMar>
-            <w:vAlign w:val="center"/>
-          </w:tcPr>
-          <w:p>
-            <w:pPr>
-              <w:spacing w:line="240" w:lineRule="auto"/>
-            </w:pPr>
-            <w:r>
-              <w:rPr>
-                <w:sz w:val="19"/>
-              </w:rPr>
-              <w:t xml:space="preserve">+ </w:t>
-            </w:r>
-            <w:proofErr w:type="spellStart"/>
-            <w:r>
-              <w:rPr>
-                <w:sz w:val="19"/>
-              </w:rPr>
-              <w:t>Height</w:t>
-            </w:r>
-            <w:proofErr w:type="spellEnd"/>
-          </w:p>
-        </w:tc>
-        <w:tc>
-          <w:tcPr>
-            <w:tcW w:w="1984" w:type="dxa"/>
-            <w:tcMar>
-              <w:top w:w="80" w:type="dxa"/>
-              <w:left w:w="90" w:type="dxa"/>
-              <w:bottom w:w="80" w:type="dxa"/>
-              <w:right w:w="90" w:type="dxa"/>
-            </w:tcMar>
-            <w:vAlign w:val="center"/>
-          </w:tcPr>
-          <w:p>
-            <w:pPr>
-              <w:spacing w:line="240" w:lineRule="auto"/>
-            </w:pPr>
-            <w:proofErr w:type="spellStart"/>
-            <w:r>
-              <w:rPr>
-                <w:sz w:val="19"/>
-              </w:rPr>
-              <w:t>double</w:t>
-            </w:r>
-            <w:proofErr w:type="spellEnd"/>
-          </w:p>
-        </w:tc>
-        <w:tc>
-          <w:tcPr>
-            <w:tcW w:w="4706" w:type="dxa"/>
-            <w:tcMar>
-              <w:top w:w="80" w:type="dxa"/>
-              <w:left w:w="90" w:type="dxa"/>
-              <w:bottom w:w="80" w:type="dxa"/>
-              <w:right w:w="90" w:type="dxa"/>
-            </w:tcMar>
-            <w:vAlign w:val="center"/>
-          </w:tcPr>
-          <w:p>
-            <w:pPr>
-              <w:spacing w:line="240" w:lineRule="auto"/>
-            </w:pPr>
-            <w:r>
-              <w:rPr>
-                <w:sz w:val="19"/>
-              </w:rPr>
-              <w:t>Возвращает высоту.</w:t>
-            </w:r>
-          </w:p>
-        </w:tc>
-      </w:tr>
-      <w:tr>
-        <w:trPr>
-          <w:cantSplit/>
-          <w:jc w:val="center"/>
-        </w:trPr>
-        <w:tc>
-          <w:tcPr>
-            <w:tcW w:w="2948" w:type="dxa"/>
-            <w:tcMar>
-              <w:top w:w="80" w:type="dxa"/>
-              <w:left w:w="90" w:type="dxa"/>
-              <w:bottom w:w="80" w:type="dxa"/>
-              <w:right w:w="90" w:type="dxa"/>
-            </w:tcMar>
-            <w:vAlign w:val="center"/>
-          </w:tcPr>
-          <w:p>
-            <w:pPr>
-              <w:spacing w:line="240" w:lineRule="auto"/>
-            </w:pPr>
-            <w:r>
-              <w:rPr>
-                <w:sz w:val="19"/>
-              </w:rPr>
-              <w:lastRenderedPageBreak/>
-              <w:t>+ Name</w:t>
-            </w:r>
-          </w:p>
-        </w:tc>
-        <w:tc>
-          <w:tcPr>
-            <w:tcW w:w="1984" w:type="dxa"/>
-            <w:tcMar>
-              <w:top w:w="80" w:type="dxa"/>
-              <w:left w:w="90" w:type="dxa"/>
-              <w:bottom w:w="80" w:type="dxa"/>
-              <w:right w:w="90" w:type="dxa"/>
-            </w:tcMar>
-            <w:vAlign w:val="center"/>
-          </w:tcPr>
-          <w:p>
-            <w:pPr>
-              <w:spacing w:line="240" w:lineRule="auto"/>
-            </w:pPr>
-            <w:proofErr w:type="spellStart"/>
-            <w:r>
-              <w:rPr>
-                <w:sz w:val="19"/>
-              </w:rPr>
-              <w:t>string</w:t>
-            </w:r>
-            <w:proofErr w:type="spellEnd"/>
-          </w:p>
-        </w:tc>
-        <w:tc>
-          <w:tcPr>
-            <w:tcW w:w="4706" w:type="dxa"/>
-            <w:tcMar>
-              <w:top w:w="80" w:type="dxa"/>
-              <w:left w:w="90" w:type="dxa"/>
-              <w:bottom w:w="80" w:type="dxa"/>
-              <w:right w:w="90" w:type="dxa"/>
-            </w:tcMar>
-            <w:vAlign w:val="center"/>
-          </w:tcPr>
-          <w:p>
-            <w:pPr>
-              <w:spacing w:line="240" w:lineRule="auto"/>
-            </w:pPr>
-            <w:r>
-              <w:rPr>
-                <w:sz w:val="19"/>
-              </w:rPr>
-              <w:t>Возвращает строку «Прямоугольник».</w:t>
-            </w:r>
-          </w:p>
-        </w:tc>
-      </w:tr>
-      <w:tr>
-        <w:trPr>
-          <w:jc w:val="center"/>
-        </w:trPr>
-        <w:tc>
-          <w:tcPr>
-            <w:tcW w:w="9638" w:type="dxa"/>
-            <w:gridSpan w:val="3"/>
-            <w:shd w:val="clear" w:color="auto" w:fill="F2F2F2"/>
-            <w:tcMar>
-              <w:top w:w="80" w:type="dxa"/>
-              <w:left w:w="90" w:type="dxa"/>
-              <w:bottom w:w="80" w:type="dxa"/>
-              <w:right w:w="90" w:type="dxa"/>
-            </w:tcMar>
-            <w:vAlign w:val="center"/>
-          </w:tcPr>
-          <w:p>
-            <w:pPr>
-              <w:spacing w:line="240" w:lineRule="auto"/>
-              <w:jc w:val="center"/>
-            </w:pPr>
-            <w:r>
-              <w:rPr>
-                <w:b/>
-                <w:sz w:val="20"/>
-              </w:rPr>
-              <w:t>Методы</w:t>
-            </w:r>
-          </w:p>
-        </w:tc>
-      </w:tr>
-      <w:tr>
-        <w:trPr>
-          <w:cantSplit/>
-          <w:jc w:val="center"/>
-        </w:trPr>
-        <w:tc>
-          <w:tcPr>
-            <w:tcW w:w="2948" w:type="dxa"/>
-            <w:tcMar>
-              <w:top w:w="80" w:type="dxa"/>
-              <w:left w:w="90" w:type="dxa"/>
-              <w:bottom w:w="80" w:type="dxa"/>
-              <w:right w:w="90" w:type="dxa"/>
-            </w:tcMar>
-            <w:vAlign w:val="center"/>
-          </w:tcPr>
-          <w:p>
-            <w:pPr>
-              <w:spacing w:line="240" w:lineRule="auto"/>
-              <w:rPr>
-                <w:lang w:val="en-US"/>
-              </w:rPr>
-            </w:pPr>
-            <w:r>
-              <w:rPr>
-                <w:sz w:val="19"/>
-                <w:lang w:val="en-US"/>
-              </w:rPr>
-              <w:t>+ Rectangle(double width, double height)</w:t>
-            </w:r>
-          </w:p>
-        </w:tc>
-        <w:tc>
-          <w:tcPr>
-            <w:tcW w:w="1984" w:type="dxa"/>
-            <w:tcMar>
-              <w:top w:w="80" w:type="dxa"/>
-              <w:left w:w="90" w:type="dxa"/>
-              <w:bottom w:w="80" w:type="dxa"/>
-              <w:right w:w="90" w:type="dxa"/>
-            </w:tcMar>
-            <w:vAlign w:val="center"/>
-          </w:tcPr>
-          <w:p>
-            <w:pPr>
-              <w:spacing w:line="240" w:lineRule="auto"/>
-            </w:pPr>
-            <w:r>
-              <w:rPr>
-                <w:sz w:val="19"/>
-              </w:rPr>
-              <w:t>—</w:t>
-            </w:r>
-          </w:p>
-        </w:tc>
-        <w:tc>
-          <w:tcPr>
-            <w:tcW w:w="4706" w:type="dxa"/>
-            <w:tcMar>
-              <w:top w:w="80" w:type="dxa"/>
-              <w:left w:w="90" w:type="dxa"/>
-              <w:bottom w:w="80" w:type="dxa"/>
-              <w:right w:w="90" w:type="dxa"/>
-            </w:tcMar>
-            <w:vAlign w:val="center"/>
-          </w:tcPr>
-          <w:p>
-            <w:pPr>
-              <w:spacing w:line="240" w:lineRule="auto"/>
-            </w:pPr>
-            <w:r>
-              <w:rPr>
-                <w:sz w:val="19"/>
-              </w:rPr>
-              <w:t>Конструктор; проверяет, что ширина и высота больше нуля.</w:t>
-            </w:r>
-          </w:p>
-        </w:tc>
-      </w:tr>
-      <w:tr>
-        <w:trPr>
-          <w:cantSplit/>
-          <w:jc w:val="center"/>
-        </w:trPr>
-        <w:tc>
-          <w:tcPr>
-            <w:tcW w:w="2948" w:type="dxa"/>
-            <w:tcMar>
-              <w:top w:w="80" w:type="dxa"/>
-              <w:left w:w="90" w:type="dxa"/>
-              <w:bottom w:w="80" w:type="dxa"/>
-              <w:right w:w="90" w:type="dxa"/>
-            </w:tcMar>
-            <w:vAlign w:val="center"/>
-          </w:tcPr>
-          <w:p>
-            <w:pPr>
-              <w:spacing w:line="240" w:lineRule="auto"/>
-            </w:pPr>
-            <w:r>
-              <w:rPr>
-                <w:sz w:val="19"/>
-              </w:rPr>
-              <w:t xml:space="preserve">+ </w:t>
-            </w:r>
-            <w:proofErr w:type="spellStart"/>
-            <w:r>
-              <w:rPr>
-                <w:sz w:val="19"/>
-              </w:rPr>
-              <w:t>CalculateArea</w:t>
-            </w:r>
-            <w:proofErr w:type="spellEnd"/>
-            <w:r>
-              <w:rPr>
-                <w:sz w:val="19"/>
-              </w:rPr>
-              <w:t>()</w:t>
-            </w:r>
-          </w:p>
-        </w:tc>
-        <w:tc>
-          <w:tcPr>
-            <w:tcW w:w="1984" w:type="dxa"/>
-            <w:tcMar>
-              <w:top w:w="80" w:type="dxa"/>
-              <w:left w:w="90" w:type="dxa"/>
-              <w:bottom w:w="80" w:type="dxa"/>
-              <w:right w:w="90" w:type="dxa"/>
-            </w:tcMar>
-            <w:vAlign w:val="center"/>
-          </w:tcPr>
-          <w:p>
-            <w:pPr>
-              <w:spacing w:line="240" w:lineRule="auto"/>
-            </w:pPr>
-            <w:proofErr w:type="spellStart"/>
-            <w:r>
-              <w:rPr>
-                <w:sz w:val="19"/>
-              </w:rPr>
-              <w:t>double</w:t>
-            </w:r>
-            <w:proofErr w:type="spellEnd"/>
-          </w:p>
-        </w:tc>
-        <w:tc>
-          <w:tcPr>
-            <w:tcW w:w="4706" w:type="dxa"/>
-            <w:tcMar>
-              <w:top w:w="80" w:type="dxa"/>
-              <w:left w:w="90" w:type="dxa"/>
-              <w:bottom w:w="80" w:type="dxa"/>
-              <w:right w:w="90" w:type="dxa"/>
-            </w:tcMar>
-            <w:vAlign w:val="center"/>
-          </w:tcPr>
-          <w:p>
-            <w:pPr>
-              <w:spacing w:line="240" w:lineRule="auto"/>
-            </w:pPr>
-            <w:r>
-              <w:rPr>
-                <w:sz w:val="19"/>
-              </w:rPr>
-              <w:t xml:space="preserve">Вычисляет площадь по формуле </w:t>
-            </w:r>
-            <w:proofErr w:type="spellStart"/>
-            <w:r>
-              <w:rPr>
-                <w:sz w:val="19"/>
-              </w:rPr>
-              <w:t>width</w:t>
-            </w:r>
-            <w:proofErr w:type="spellEnd"/>
-            <w:r>
-              <w:rPr>
-                <w:sz w:val="19"/>
-              </w:rPr>
-              <w:t xml:space="preserve"> × </w:t>
-            </w:r>
-            <w:proofErr w:type="spellStart"/>
-            <w:r>
-              <w:rPr>
-                <w:sz w:val="19"/>
-              </w:rPr>
-              <w:t>height</w:t>
-            </w:r>
-            <w:proofErr w:type="spellEnd"/>
-            <w:r>
-              <w:rPr>
-                <w:sz w:val="19"/>
-              </w:rPr>
-              <w:t>.</w:t>
-            </w:r>
-          </w:p>
-        </w:tc>
-      </w:tr>
-      <w:tr>
-        <w:trPr>
-          <w:cantSplit/>
-          <w:jc w:val="center"/>
-        </w:trPr>
-        <w:tc>
-          <w:tcPr>
-            <w:tcW w:w="2948" w:type="dxa"/>
-            <w:tcMar>
-              <w:top w:w="80" w:type="dxa"/>
-              <w:left w:w="90" w:type="dxa"/>
-              <w:bottom w:w="80" w:type="dxa"/>
-              <w:right w:w="90" w:type="dxa"/>
-            </w:tcMar>
-            <w:vAlign w:val="center"/>
-          </w:tcPr>
-          <w:p>
-            <w:pPr>
-              <w:spacing w:line="240" w:lineRule="auto"/>
-            </w:pPr>
-            <w:r>
-              <w:rPr>
-                <w:sz w:val="19"/>
-              </w:rPr>
-              <w:t xml:space="preserve">+ </w:t>
-            </w:r>
-            <w:proofErr w:type="spellStart"/>
-            <w:r>
-              <w:rPr>
-                <w:sz w:val="19"/>
-              </w:rPr>
-              <w:t>CalculatePerimeter</w:t>
-            </w:r>
-            <w:proofErr w:type="spellEnd"/>
-            <w:r>
-              <w:rPr>
-                <w:sz w:val="19"/>
-              </w:rPr>
-              <w:t>()</w:t>
-            </w:r>
-          </w:p>
-        </w:tc>
-        <w:tc>
-          <w:tcPr>
-            <w:tcW w:w="1984" w:type="dxa"/>
-            <w:tcMar>
-              <w:top w:w="80" w:type="dxa"/>
-              <w:left w:w="90" w:type="dxa"/>
-              <w:bottom w:w="80" w:type="dxa"/>
-              <w:right w:w="90" w:type="dxa"/>
-            </w:tcMar>
-            <w:vAlign w:val="center"/>
-          </w:tcPr>
-          <w:p>
-            <w:pPr>
-              <w:spacing w:line="240" w:lineRule="auto"/>
-            </w:pPr>
-            <w:proofErr w:type="spellStart"/>
-            <w:r>
-              <w:rPr>
-                <w:sz w:val="19"/>
-              </w:rPr>
-              <w:t>double</w:t>
-            </w:r>
-            <w:proofErr w:type="spellEnd"/>
-          </w:p>
-        </w:tc>
-        <w:tc>
-          <w:tcPr>
-            <w:tcW w:w="4706" w:type="dxa"/>
-            <w:tcMar>
-              <w:top w:w="80" w:type="dxa"/>
-              <w:left w:w="90" w:type="dxa"/>
-              <w:bottom w:w="80" w:type="dxa"/>
-              <w:right w:w="90" w:type="dxa"/>
-            </w:tcMar>
-            <w:vAlign w:val="center"/>
-          </w:tcPr>
-          <w:p>
-            <w:pPr>
-              <w:spacing w:line="240" w:lineRule="auto"/>
-            </w:pPr>
-            <w:r>
-              <w:rPr>
-                <w:sz w:val="19"/>
-              </w:rPr>
-              <w:t>Вычисляет периметр по формуле 2 × (</w:t>
-            </w:r>
-            <w:proofErr w:type="spellStart"/>
-            <w:r>
-              <w:rPr>
-                <w:sz w:val="19"/>
-              </w:rPr>
-              <w:t>width</w:t>
-            </w:r>
-            <w:proofErr w:type="spellEnd"/>
-            <w:r>
-              <w:rPr>
-                <w:sz w:val="19"/>
-              </w:rPr>
-              <w:t xml:space="preserve"> + </w:t>
-            </w:r>
-            <w:proofErr w:type="spellStart"/>
-            <w:r>
-              <w:rPr>
-                <w:sz w:val="19"/>
-              </w:rPr>
-              <w:t>height</w:t>
-            </w:r>
-            <w:proofErr w:type="spellEnd"/>
-            <w:r>
-              <w:rPr>
-                <w:sz w:val="19"/>
-              </w:rPr>
-              <w:t>).</w:t>
-            </w:r>
-          </w:p>
-        </w:tc>
-      </w:tr>
-      <w:tr>
-        <w:trPr>
-          <w:cantSplit/>
-          <w:jc w:val="center"/>
-        </w:trPr>
-        <w:tc>
-          <w:tcPr>
-            <w:tcW w:w="2948" w:type="dxa"/>
-            <w:tcMar>
-              <w:top w:w="80" w:type="dxa"/>
-              <w:left w:w="90" w:type="dxa"/>
-              <w:bottom w:w="80" w:type="dxa"/>
-              <w:right w:w="90" w:type="dxa"/>
-            </w:tcMar>
-            <w:vAlign w:val="center"/>
-          </w:tcPr>
-          <w:p>
-            <w:pPr>
-              <w:spacing w:line="240" w:lineRule="auto"/>
-            </w:pPr>
-            <w:r>
-              <w:rPr>
-                <w:sz w:val="19"/>
-              </w:rPr>
-              <w:t xml:space="preserve">+ </w:t>
-            </w:r>
-            <w:proofErr w:type="spellStart"/>
-            <w:r>
-              <w:rPr>
-                <w:sz w:val="19"/>
-              </w:rPr>
-              <w:t>ToString</w:t>
-            </w:r>
-            <w:proofErr w:type="spellEnd"/>
-            <w:r>
-              <w:rPr>
-                <w:sz w:val="19"/>
-              </w:rPr>
-              <w:t>()</w:t>
-            </w:r>
-          </w:p>
-        </w:tc>
-        <w:tc>
-          <w:tcPr>
-            <w:tcW w:w="1984" w:type="dxa"/>
-            <w:tcMar>
-              <w:top w:w="80" w:type="dxa"/>
-              <w:left w:w="90" w:type="dxa"/>
-              <w:bottom w:w="80" w:type="dxa"/>
-              <w:right w:w="90" w:type="dxa"/>
-            </w:tcMar>
-            <w:vAlign w:val="center"/>
-          </w:tcPr>
-          <w:p>
-            <w:pPr>
-              <w:spacing w:line="240" w:lineRule="auto"/>
-            </w:pPr>
-            <w:proofErr w:type="spellStart"/>
-            <w:r>
-              <w:rPr>
-                <w:sz w:val="19"/>
-              </w:rPr>
-              <w:t>string</w:t>
-            </w:r>
-            <w:proofErr w:type="spellEnd"/>
-          </w:p>
-        </w:tc>
-        <w:tc>
-          <w:tcPr>
-            <w:tcW w:w="4706" w:type="dxa"/>
-            <w:tcMar>
-              <w:top w:w="80" w:type="dxa"/>
-              <w:left w:w="90" w:type="dxa"/>
-              <w:bottom w:w="80" w:type="dxa"/>
-              <w:right w:w="90" w:type="dxa"/>
-            </w:tcMar>
-            <w:vAlign w:val="center"/>
-          </w:tcPr>
-          <w:p>
-            <w:pPr>
-              <w:spacing w:line="240" w:lineRule="auto"/>
-            </w:pPr>
-            <w:r>
-              <w:rPr>
-                <w:sz w:val="19"/>
-              </w:rPr>
-              <w:t>Возвращает описание прямоугольника с размерами.</w:t>
-            </w:r>
-          </w:p>
-        </w:tc>
-      </w:tr>
-    </w:tbl>
-    <w:p>
-      <w:pPr>
-        <w:ind w:firstLine="709"/>
-      </w:pPr>
-      <w:r>
-        <w:t xml:space="preserve">Таблица 4 – Описание класса </w:t>
-      </w:r>
-      <w:proofErr w:type="spellStart"/>
-      <w:r>
-        <w:t>Triangle</w:t>
-      </w:r>
-      <w:proofErr w:type="spellEnd"/>
-    </w:p>
-    <w:tbl>
-      <w:tblPr>
-        <w:tblStyle w:val="ad"/>
-        <w:tblW w:w="0" w:type="auto"/>
-        <w:jc w:val="center"/>
-        <w:tblLook w:val="04A0" w:firstRow="1" w:lastRow="0" w:firstColumn="1" w:lastColumn="0" w:noHBand="0" w:noVBand="1"/>
-      </w:tblPr>
-      <w:tblGrid>
-        <w:gridCol w:w="2872"/>
-        <w:gridCol w:w="1951"/>
-        <w:gridCol w:w="4522"/>
-      </w:tblGrid>
-      <w:tr>
-        <w:trPr>
-          <w:tblHeader/>
-          <w:jc w:val="center"/>
-        </w:trPr>
-        <w:tc>
-          <w:tcPr>
-            <w:tcW w:w="2948" w:type="dxa"/>
-            <w:shd w:val="clear" w:color="auto" w:fill="D9E2F3"/>
-            <w:tcMar>
-              <w:top w:w="80" w:type="dxa"/>
-              <w:left w:w="90" w:type="dxa"/>
-              <w:bottom w:w="80" w:type="dxa"/>
-              <w:right w:w="90" w:type="dxa"/>
-            </w:tcMar>
-            <w:vAlign w:val="center"/>
-          </w:tcPr>
-          <w:p>
-            <w:pPr>
-              <w:spacing w:line="240" w:lineRule="auto"/>
-              <w:jc w:val="center"/>
-            </w:pPr>
-            <w:r>
-              <w:rPr>
-                <w:b/>
-                <w:sz w:val="21"/>
-              </w:rPr>
-              <w:t>Название</w:t>
-            </w:r>
-          </w:p>
-        </w:tc>
-        <w:tc>
-          <w:tcPr>
-            <w:tcW w:w="1984" w:type="dxa"/>
-            <w:shd w:val="clear" w:color="auto" w:fill="D9E2F3"/>
-            <w:tcMar>
-              <w:top w:w="80" w:type="dxa"/>
-              <w:left w:w="90" w:type="dxa"/>
-              <w:bottom w:w="80" w:type="dxa"/>
-              <w:right w:w="90" w:type="dxa"/>
-            </w:tcMar>
-            <w:vAlign w:val="center"/>
-          </w:tcPr>
-          <w:p>
-            <w:pPr>
-              <w:spacing w:line="240" w:lineRule="auto"/>
-              <w:jc w:val="center"/>
-            </w:pPr>
-            <w:r>
-              <w:rPr>
-                <w:b/>
-                <w:sz w:val="21"/>
-              </w:rPr>
-              <w:t>Тип</w:t>
-            </w:r>
-          </w:p>
-        </w:tc>
-        <w:tc>
-          <w:tcPr>
-            <w:tcW w:w="4706" w:type="dxa"/>
-            <w:shd w:val="clear" w:color="auto" w:fill="D9E2F3"/>
-            <w:tcMar>
-              <w:top w:w="80" w:type="dxa"/>
-              <w:left w:w="90" w:type="dxa"/>
-              <w:bottom w:w="80" w:type="dxa"/>
-              <w:right w:w="90" w:type="dxa"/>
-            </w:tcMar>
-            <w:vAlign w:val="center"/>
-          </w:tcPr>
-          <w:p>
-            <w:pPr>
-              <w:spacing w:line="240" w:lineRule="auto"/>
-              <w:jc w:val="center"/>
-            </w:pPr>
-            <w:r>
-              <w:rPr>
-                <w:b/>
-                <w:sz w:val="21"/>
-              </w:rPr>
-              <w:t>Описание</w:t>
-            </w:r>
-          </w:p>
-        </w:tc>
-      </w:tr>
-      <w:tr>
-        <w:trPr>
-          <w:jc w:val="center"/>
-        </w:trPr>
-        <w:tc>
-          <w:tcPr>
-            <w:tcW w:w="9638" w:type="dxa"/>
-            <w:gridSpan w:val="3"/>
-            <w:shd w:val="clear" w:color="auto" w:fill="EDEDED"/>
-            <w:tcMar>
-              <w:top w:w="80" w:type="dxa"/>
-              <w:left w:w="90" w:type="dxa"/>
-              <w:bottom w:w="80" w:type="dxa"/>
-              <w:right w:w="90" w:type="dxa"/>
-            </w:tcMar>
-            <w:vAlign w:val="center"/>
-          </w:tcPr>
-          <w:p>
-            <w:pPr>
-              <w:spacing w:line="240" w:lineRule="auto"/>
-              <w:jc w:val="center"/>
-            </w:pPr>
-            <w:r>
-              <w:rPr>
-                <w:sz w:val="21"/>
-              </w:rPr>
-              <w:t xml:space="preserve">Описание класса: </w:t>
-            </w:r>
-            <w:proofErr w:type="spellStart"/>
-            <w:r>
-              <w:rPr>
-                <w:sz w:val="21"/>
-              </w:rPr>
-              <w:t>Triangle</w:t>
-            </w:r>
-            <w:proofErr w:type="spellEnd"/>
-            <w:r>
-              <w:rPr>
-                <w:sz w:val="21"/>
-              </w:rPr>
-              <w:t xml:space="preserve"> реализует </w:t>
-            </w:r>
-            <w:proofErr w:type="spellStart"/>
-            <w:r>
-              <w:rPr>
-                <w:sz w:val="21"/>
-              </w:rPr>
-              <w:t>IShape</w:t>
-            </w:r>
-            <w:proofErr w:type="spellEnd"/>
-            <w:r>
-              <w:rPr>
-                <w:sz w:val="21"/>
-              </w:rPr>
-              <w:t>, представляет треугольник и проверяет условие существования по неравенству треугольника.</w:t>
-            </w:r>
-          </w:p>
-        </w:tc>
-      </w:tr>
-      <w:tr>
-        <w:trPr>
-          <w:jc w:val="center"/>
-        </w:trPr>
-        <w:tc>
-          <w:tcPr>
-            <w:tcW w:w="9638" w:type="dxa"/>
-            <w:gridSpan w:val="3"/>
-            <w:shd w:val="clear" w:color="auto" w:fill="F2F2F2"/>
-            <w:tcMar>
-              <w:top w:w="80" w:type="dxa"/>
-              <w:left w:w="90" w:type="dxa"/>
-              <w:bottom w:w="80" w:type="dxa"/>
-              <w:right w:w="90" w:type="dxa"/>
-            </w:tcMar>
-            <w:vAlign w:val="center"/>
-          </w:tcPr>
-          <w:p>
-            <w:pPr>
-              <w:spacing w:line="240" w:lineRule="auto"/>
-              <w:jc w:val="center"/>
-            </w:pPr>
-            <w:r>
-              <w:rPr>
-                <w:b/>
-                <w:sz w:val="20"/>
-              </w:rPr>
-              <w:t>Поля</w:t>
-            </w:r>
-          </w:p>
-        </w:tc>
-      </w:tr>
-      <w:tr>
-        <w:trPr>
-          <w:cantSplit/>
-          <w:jc w:val="center"/>
-        </w:trPr>
-        <w:tc>
-          <w:tcPr>
-            <w:tcW w:w="2948" w:type="dxa"/>
-            <w:tcMar>
-              <w:top w:w="80" w:type="dxa"/>
-              <w:left w:w="90" w:type="dxa"/>
-              <w:bottom w:w="80" w:type="dxa"/>
-              <w:right w:w="90" w:type="dxa"/>
-            </w:tcMar>
-            <w:vAlign w:val="center"/>
-          </w:tcPr>
-          <w:p>
-            <w:pPr>
-              <w:spacing w:line="240" w:lineRule="auto"/>
-            </w:pPr>
-            <w:r>
-              <w:rPr>
-                <w:sz w:val="19"/>
-              </w:rPr>
-              <w:t>− _</w:t>
-            </w:r>
-            <w:proofErr w:type="spellStart"/>
-            <w:r>
-              <w:rPr>
-                <w:sz w:val="19"/>
-              </w:rPr>
-              <w:t>sideA</w:t>
-            </w:r>
-            <w:proofErr w:type="spellEnd"/>
-          </w:p>
-        </w:tc>
-        <w:tc>
-          <w:tcPr>
-            <w:tcW w:w="1984" w:type="dxa"/>
-            <w:tcMar>
-              <w:top w:w="80" w:type="dxa"/>
-              <w:left w:w="90" w:type="dxa"/>
-              <w:bottom w:w="80" w:type="dxa"/>
-              <w:right w:w="90" w:type="dxa"/>
-            </w:tcMar>
-            <w:vAlign w:val="center"/>
-          </w:tcPr>
-          <w:p>
-            <w:pPr>
-              <w:spacing w:line="240" w:lineRule="auto"/>
-            </w:pPr>
-            <w:proofErr w:type="spellStart"/>
-            <w:r>
-              <w:rPr>
-                <w:sz w:val="19"/>
-              </w:rPr>
-              <w:t>double</w:t>
-            </w:r>
-            <w:proofErr w:type="spellEnd"/>
-          </w:p>
-        </w:tc>
-        <w:tc>
-          <w:tcPr>
-            <w:tcW w:w="4706" w:type="dxa"/>
-            <w:tcMar>
-              <w:top w:w="80" w:type="dxa"/>
-              <w:left w:w="90" w:type="dxa"/>
-              <w:bottom w:w="80" w:type="dxa"/>
-              <w:right w:w="90" w:type="dxa"/>
-            </w:tcMar>
-            <w:vAlign w:val="center"/>
-          </w:tcPr>
-          <w:p>
-            <w:pPr>
-              <w:spacing w:line="240" w:lineRule="auto"/>
-            </w:pPr>
-            <w:r>
-              <w:rPr>
-                <w:sz w:val="19"/>
-              </w:rPr>
-              <w:t>Первая сторона.</w:t>
-            </w:r>
-          </w:p>
-        </w:tc>
-      </w:tr>
-      <w:tr>
-        <w:trPr>
-          <w:cantSplit/>
-          <w:jc w:val="center"/>
-        </w:trPr>
-        <w:tc>
-          <w:tcPr>
-            <w:tcW w:w="2948" w:type="dxa"/>
-            <w:tcMar>
-              <w:top w:w="80" w:type="dxa"/>
-              <w:left w:w="90" w:type="dxa"/>
-              <w:bottom w:w="80" w:type="dxa"/>
-              <w:right w:w="90" w:type="dxa"/>
-            </w:tcMar>
-            <w:vAlign w:val="center"/>
-          </w:tcPr>
-          <w:p>
-            <w:pPr>
-              <w:spacing w:line="240" w:lineRule="auto"/>
-            </w:pPr>
-            <w:r>
-              <w:rPr>
-                <w:sz w:val="19"/>
-              </w:rPr>
-              <w:t>− _</w:t>
-            </w:r>
-            <w:proofErr w:type="spellStart"/>
-            <w:r>
-              <w:rPr>
-                <w:sz w:val="19"/>
-              </w:rPr>
-              <w:t>sideB</w:t>
-            </w:r>
-            <w:proofErr w:type="spellEnd"/>
-          </w:p>
-        </w:tc>
-        <w:tc>
-          <w:tcPr>
-            <w:tcW w:w="1984" w:type="dxa"/>
-            <w:tcMar>
-              <w:top w:w="80" w:type="dxa"/>
-              <w:left w:w="90" w:type="dxa"/>
-              <w:bottom w:w="80" w:type="dxa"/>
-              <w:right w:w="90" w:type="dxa"/>
-            </w:tcMar>
-            <w:vAlign w:val="center"/>
-          </w:tcPr>
-          <w:p>
-            <w:pPr>
-              <w:spacing w:line="240" w:lineRule="auto"/>
-            </w:pPr>
-            <w:proofErr w:type="spellStart"/>
-            <w:r>
-              <w:rPr>
-                <w:sz w:val="19"/>
-              </w:rPr>
-              <w:t>double</w:t>
-            </w:r>
-            <w:proofErr w:type="spellEnd"/>
-          </w:p>
-        </w:tc>
-        <w:tc>
-          <w:tcPr>
-            <w:tcW w:w="4706" w:type="dxa"/>
-            <w:tcMar>
-              <w:top w:w="80" w:type="dxa"/>
-              <w:left w:w="90" w:type="dxa"/>
-              <w:bottom w:w="80" w:type="dxa"/>
-              <w:right w:w="90" w:type="dxa"/>
-            </w:tcMar>
-            <w:vAlign w:val="center"/>
-          </w:tcPr>
-          <w:p>
-            <w:pPr>
-              <w:spacing w:line="240" w:lineRule="auto"/>
-            </w:pPr>
-            <w:r>
-              <w:rPr>
-                <w:sz w:val="19"/>
-              </w:rPr>
-              <w:t>Вторая сторона.</w:t>
-            </w:r>
-          </w:p>
-        </w:tc>
-      </w:tr>
-      <w:tr>
-        <w:trPr>
-          <w:cantSplit/>
-          <w:jc w:val="center"/>
-        </w:trPr>
-        <w:tc>
-          <w:tcPr>
-            <w:tcW w:w="2948" w:type="dxa"/>
-            <w:tcMar>
-              <w:top w:w="80" w:type="dxa"/>
-              <w:left w:w="90" w:type="dxa"/>
-              <w:bottom w:w="80" w:type="dxa"/>
-              <w:right w:w="90" w:type="dxa"/>
-            </w:tcMar>
-            <w:vAlign w:val="center"/>
-          </w:tcPr>
-          <w:p>
-            <w:pPr>
-              <w:spacing w:line="240" w:lineRule="auto"/>
-            </w:pPr>
-            <w:r>
-              <w:rPr>
-                <w:sz w:val="19"/>
-              </w:rPr>
-              <w:t>− _</w:t>
-            </w:r>
-            <w:proofErr w:type="spellStart"/>
-            <w:r>
-              <w:rPr>
-                <w:sz w:val="19"/>
-              </w:rPr>
-              <w:t>sideC</w:t>
-            </w:r>
-            <w:proofErr w:type="spellEnd"/>
-          </w:p>
-        </w:tc>
-        <w:tc>
-          <w:tcPr>
-            <w:tcW w:w="1984" w:type="dxa"/>
-            <w:tcMar>
-              <w:top w:w="80" w:type="dxa"/>
-              <w:left w:w="90" w:type="dxa"/>
-              <w:bottom w:w="80" w:type="dxa"/>
-              <w:right w:w="90" w:type="dxa"/>
-            </w:tcMar>
-            <w:vAlign w:val="center"/>
-          </w:tcPr>
-          <w:p>
-            <w:pPr>
-              <w:spacing w:line="240" w:lineRule="auto"/>
-            </w:pPr>
-            <w:proofErr w:type="spellStart"/>
-            <w:r>
-              <w:rPr>
-                <w:sz w:val="19"/>
-              </w:rPr>
-              <w:t>double</w:t>
-            </w:r>
-            <w:proofErr w:type="spellEnd"/>
-          </w:p>
-        </w:tc>
-        <w:tc>
-          <w:tcPr>
-            <w:tcW w:w="4706" w:type="dxa"/>
-            <w:tcMar>
-              <w:top w:w="80" w:type="dxa"/>
-              <w:left w:w="90" w:type="dxa"/>
-              <w:bottom w:w="80" w:type="dxa"/>
-              <w:right w:w="90" w:type="dxa"/>
-            </w:tcMar>
-            <w:vAlign w:val="center"/>
-          </w:tcPr>
-          <w:p>
-            <w:pPr>
-              <w:spacing w:line="240" w:lineRule="auto"/>
-            </w:pPr>
-            <w:r>
-              <w:rPr>
-                <w:sz w:val="19"/>
-              </w:rPr>
-              <w:t>Третья сторона.</w:t>
-            </w:r>
-          </w:p>
-        </w:tc>
-      </w:tr>
-      <w:tr>
-        <w:trPr>
-          <w:jc w:val="center"/>
-        </w:trPr>
-        <w:tc>
-          <w:tcPr>
-            <w:tcW w:w="9638" w:type="dxa"/>
-            <w:gridSpan w:val="3"/>
-            <w:shd w:val="clear" w:color="auto" w:fill="F2F2F2"/>
-            <w:tcMar>
-              <w:top w:w="80" w:type="dxa"/>
-              <w:left w:w="90" w:type="dxa"/>
-              <w:bottom w:w="80" w:type="dxa"/>
-              <w:right w:w="90" w:type="dxa"/>
-            </w:tcMar>
-            <w:vAlign w:val="center"/>
-          </w:tcPr>
-          <w:p>
-            <w:pPr>
-              <w:spacing w:line="240" w:lineRule="auto"/>
-              <w:jc w:val="center"/>
-            </w:pPr>
-            <w:r>
-              <w:rPr>
-                <w:b/>
-                <w:sz w:val="20"/>
-              </w:rPr>
-              <w:t>Свойства</w:t>
-            </w:r>
-          </w:p>
-        </w:tc>
-      </w:tr>
-      <w:tr>
-        <w:trPr>
-          <w:cantSplit/>
-          <w:jc w:val="center"/>
-        </w:trPr>
-        <w:tc>
-          <w:tcPr>
-            <w:tcW w:w="2948" w:type="dxa"/>
-            <w:tcMar>
-              <w:top w:w="80" w:type="dxa"/>
-              <w:left w:w="90" w:type="dxa"/>
-              <w:bottom w:w="80" w:type="dxa"/>
-              <w:right w:w="90" w:type="dxa"/>
-            </w:tcMar>
-            <w:vAlign w:val="center"/>
-          </w:tcPr>
-          <w:p>
-            <w:pPr>
-              <w:spacing w:line="240" w:lineRule="auto"/>
-            </w:pPr>
-            <w:r>
-              <w:rPr>
-                <w:sz w:val="19"/>
-              </w:rPr>
-              <w:t xml:space="preserve">+ </w:t>
-            </w:r>
-            <w:proofErr w:type="spellStart"/>
-            <w:r>
-              <w:rPr>
-                <w:sz w:val="19"/>
-              </w:rPr>
-              <w:t>SideA</w:t>
-            </w:r>
-            <w:proofErr w:type="spellEnd"/>
-          </w:p>
-        </w:tc>
-        <w:tc>
-          <w:tcPr>
-            <w:tcW w:w="1984" w:type="dxa"/>
-            <w:tcMar>
-              <w:top w:w="80" w:type="dxa"/>
-              <w:left w:w="90" w:type="dxa"/>
-              <w:bottom w:w="80" w:type="dxa"/>
-              <w:right w:w="90" w:type="dxa"/>
-            </w:tcMar>
-            <w:vAlign w:val="center"/>
-          </w:tcPr>
-          <w:p>
-            <w:pPr>
-              <w:spacing w:line="240" w:lineRule="auto"/>
-            </w:pPr>
-            <w:proofErr w:type="spellStart"/>
-            <w:r>
-              <w:rPr>
-                <w:sz w:val="19"/>
-              </w:rPr>
-              <w:t>double</w:t>
-            </w:r>
-            <w:proofErr w:type="spellEnd"/>
-          </w:p>
-        </w:tc>
-        <w:tc>
-          <w:tcPr>
-            <w:tcW w:w="4706" w:type="dxa"/>
-            <w:tcMar>
-              <w:top w:w="80" w:type="dxa"/>
-              <w:left w:w="90" w:type="dxa"/>
-              <w:bottom w:w="80" w:type="dxa"/>
-              <w:right w:w="90" w:type="dxa"/>
-            </w:tcMar>
-            <w:vAlign w:val="center"/>
-          </w:tcPr>
-          <w:p>
-            <w:pPr>
-              <w:spacing w:line="240" w:lineRule="auto"/>
-            </w:pPr>
-            <w:r>
-              <w:rPr>
-                <w:sz w:val="19"/>
-              </w:rPr>
-              <w:t>Возвращает первую сторону.</w:t>
-            </w:r>
-          </w:p>
-        </w:tc>
-      </w:tr>
-      <w:tr>
-        <w:trPr>
-          <w:cantSplit/>
-          <w:jc w:val="center"/>
-        </w:trPr>
-        <w:tc>
-          <w:tcPr>
-            <w:tcW w:w="2948" w:type="dxa"/>
-            <w:tcMar>
-              <w:top w:w="80" w:type="dxa"/>
-              <w:left w:w="90" w:type="dxa"/>
-              <w:bottom w:w="80" w:type="dxa"/>
-              <w:right w:w="90" w:type="dxa"/>
-            </w:tcMar>
-            <w:vAlign w:val="center"/>
-          </w:tcPr>
-          <w:p>
-            <w:pPr>
-              <w:spacing w:line="240" w:lineRule="auto"/>
-            </w:pPr>
-            <w:r>
-              <w:rPr>
-                <w:sz w:val="19"/>
-              </w:rPr>
-              <w:t xml:space="preserve">+ </w:t>
-            </w:r>
-            <w:proofErr w:type="spellStart"/>
-            <w:r>
-              <w:rPr>
-                <w:sz w:val="19"/>
-              </w:rPr>
-              <w:t>SideB</w:t>
-            </w:r>
-            <w:proofErr w:type="spellEnd"/>
-          </w:p>
-        </w:tc>
-        <w:tc>
-          <w:tcPr>
-            <w:tcW w:w="1984" w:type="dxa"/>
-            <w:tcMar>
-              <w:top w:w="80" w:type="dxa"/>
-              <w:left w:w="90" w:type="dxa"/>
-              <w:bottom w:w="80" w:type="dxa"/>
-              <w:right w:w="90" w:type="dxa"/>
-            </w:tcMar>
-            <w:vAlign w:val="center"/>
-          </w:tcPr>
-          <w:p>
-            <w:pPr>
-              <w:spacing w:line="240" w:lineRule="auto"/>
-            </w:pPr>
-            <w:proofErr w:type="spellStart"/>
-            <w:r>
-              <w:rPr>
-                <w:sz w:val="19"/>
-              </w:rPr>
-              <w:t>double</w:t>
-            </w:r>
-            <w:proofErr w:type="spellEnd"/>
-          </w:p>
-        </w:tc>
-        <w:tc>
-          <w:tcPr>
-            <w:tcW w:w="4706" w:type="dxa"/>
-            <w:tcMar>
-              <w:top w:w="80" w:type="dxa"/>
-              <w:left w:w="90" w:type="dxa"/>
-              <w:bottom w:w="80" w:type="dxa"/>
-              <w:right w:w="90" w:type="dxa"/>
-            </w:tcMar>
-            <w:vAlign w:val="center"/>
-          </w:tcPr>
-          <w:p>
-            <w:pPr>
-              <w:spacing w:line="240" w:lineRule="auto"/>
-            </w:pPr>
-            <w:r>
-              <w:rPr>
-                <w:sz w:val="19"/>
-              </w:rPr>
-              <w:t>Возвращает вторую сторону.</w:t>
-            </w:r>
-          </w:p>
-        </w:tc>
-      </w:tr>
-      <w:tr>
-        <w:trPr>
-          <w:cantSplit/>
-          <w:jc w:val="center"/>
-        </w:trPr>
-        <w:tc>
-          <w:tcPr>
-            <w:tcW w:w="2948" w:type="dxa"/>
-            <w:tcMar>
-              <w:top w:w="80" w:type="dxa"/>
-              <w:left w:w="90" w:type="dxa"/>
-              <w:bottom w:w="80" w:type="dxa"/>
-              <w:right w:w="90" w:type="dxa"/>
-            </w:tcMar>
-            <w:vAlign w:val="center"/>
-          </w:tcPr>
-          <w:p>
-            <w:pPr>
-              <w:spacing w:line="240" w:lineRule="auto"/>
-            </w:pPr>
-            <w:r>
-              <w:rPr>
-                <w:sz w:val="19"/>
-              </w:rPr>
-              <w:t xml:space="preserve">+ </w:t>
-            </w:r>
-            <w:proofErr w:type="spellStart"/>
-            <w:r>
-              <w:rPr>
-                <w:sz w:val="19"/>
-              </w:rPr>
-              <w:t>SideC</w:t>
-            </w:r>
-            <w:proofErr w:type="spellEnd"/>
-          </w:p>
-        </w:tc>
-        <w:tc>
-          <w:tcPr>
-            <w:tcW w:w="1984" w:type="dxa"/>
-            <w:tcMar>
-              <w:top w:w="80" w:type="dxa"/>
-              <w:left w:w="90" w:type="dxa"/>
-              <w:bottom w:w="80" w:type="dxa"/>
-              <w:right w:w="90" w:type="dxa"/>
-            </w:tcMar>
-            <w:vAlign w:val="center"/>
-          </w:tcPr>
-          <w:p>
-            <w:pPr>
-              <w:spacing w:line="240" w:lineRule="auto"/>
-            </w:pPr>
-            <w:proofErr w:type="spellStart"/>
-            <w:r>
-              <w:rPr>
-                <w:sz w:val="19"/>
-              </w:rPr>
-              <w:t>double</w:t>
-            </w:r>
-            <w:proofErr w:type="spellEnd"/>
-          </w:p>
-        </w:tc>
-        <w:tc>
-          <w:tcPr>
-            <w:tcW w:w="4706" w:type="dxa"/>
-            <w:tcMar>
-              <w:top w:w="80" w:type="dxa"/>
-              <w:left w:w="90" w:type="dxa"/>
-              <w:bottom w:w="80" w:type="dxa"/>
-              <w:right w:w="90" w:type="dxa"/>
-            </w:tcMar>
-            <w:vAlign w:val="center"/>
-          </w:tcPr>
-          <w:p>
-            <w:pPr>
-              <w:spacing w:line="240" w:lineRule="auto"/>
-            </w:pPr>
-            <w:r>
-              <w:rPr>
-                <w:sz w:val="19"/>
-              </w:rPr>
-              <w:t>Возвращает третью сторону.</w:t>
-            </w:r>
-          </w:p>
-        </w:tc>
-      </w:tr>
-      <w:tr>
-        <w:trPr>
-          <w:cantSplit/>
-          <w:jc w:val="center"/>
-        </w:trPr>
-        <w:tc>
-          <w:tcPr>
-            <w:tcW w:w="2948" w:type="dxa"/>
-            <w:tcMar>
-              <w:top w:w="80" w:type="dxa"/>
-              <w:left w:w="90" w:type="dxa"/>
-              <w:bottom w:w="80" w:type="dxa"/>
-              <w:right w:w="90" w:type="dxa"/>
-            </w:tcMar>
-            <w:vAlign w:val="center"/>
-          </w:tcPr>
-          <w:p>
-            <w:pPr>
-              <w:spacing w:line="240" w:lineRule="auto"/>
-            </w:pPr>
-            <w:r>
-              <w:rPr>
-                <w:sz w:val="19"/>
-              </w:rPr>
-              <w:t>+ Name</w:t>
-            </w:r>
-          </w:p>
-        </w:tc>
-        <w:tc>
-          <w:tcPr>
-            <w:tcW w:w="1984" w:type="dxa"/>
-            <w:tcMar>
-              <w:top w:w="80" w:type="dxa"/>
-              <w:left w:w="90" w:type="dxa"/>
-              <w:bottom w:w="80" w:type="dxa"/>
-              <w:right w:w="90" w:type="dxa"/>
-            </w:tcMar>
-            <w:vAlign w:val="center"/>
-          </w:tcPr>
-          <w:p>
-            <w:pPr>
-              <w:spacing w:line="240" w:lineRule="auto"/>
-            </w:pPr>
-            <w:proofErr w:type="spellStart"/>
-            <w:r>
-              <w:rPr>
-                <w:sz w:val="19"/>
-              </w:rPr>
-              <w:t>string</w:t>
-            </w:r>
-            <w:proofErr w:type="spellEnd"/>
-          </w:p>
-        </w:tc>
-        <w:tc>
-          <w:tcPr>
-            <w:tcW w:w="4706" w:type="dxa"/>
-            <w:tcMar>
-              <w:top w:w="80" w:type="dxa"/>
-              <w:left w:w="90" w:type="dxa"/>
-              <w:bottom w:w="80" w:type="dxa"/>
-              <w:right w:w="90" w:type="dxa"/>
-            </w:tcMar>
-            <w:vAlign w:val="center"/>
-          </w:tcPr>
-          <w:p>
-            <w:pPr>
-              <w:spacing w:line="240" w:lineRule="auto"/>
-            </w:pPr>
-            <w:r>
-              <w:rPr>
-                <w:sz w:val="19"/>
-              </w:rPr>
-              <w:t>Возвращает строку «Треугольник».</w:t>
-            </w:r>
-          </w:p>
-        </w:tc>
-      </w:tr>
-      <w:tr>
-        <w:trPr>
-          <w:jc w:val="center"/>
-        </w:trPr>
-        <w:tc>
-          <w:tcPr>
-            <w:tcW w:w="9638" w:type="dxa"/>
-            <w:gridSpan w:val="3"/>
-            <w:shd w:val="clear" w:color="auto" w:fill="F2F2F2"/>
-            <w:tcMar>
-              <w:top w:w="80" w:type="dxa"/>
-              <w:left w:w="90" w:type="dxa"/>
-              <w:bottom w:w="80" w:type="dxa"/>
-              <w:right w:w="90" w:type="dxa"/>
-            </w:tcMar>
-            <w:vAlign w:val="center"/>
-          </w:tcPr>
-          <w:p>
-            <w:pPr>
-              <w:spacing w:line="240" w:lineRule="auto"/>
-              <w:jc w:val="center"/>
-            </w:pPr>
-            <w:r>
-              <w:rPr>
-                <w:b/>
-                <w:sz w:val="20"/>
-              </w:rPr>
-              <w:t>Методы</w:t>
-            </w:r>
-          </w:p>
-        </w:tc>
-      </w:tr>
-      <w:tr>
-        <w:trPr>
-          <w:cantSplit/>
-          <w:jc w:val="center"/>
-        </w:trPr>
-        <w:tc>
-          <w:tcPr>
-            <w:tcW w:w="2948" w:type="dxa"/>
-            <w:tcMar>
-              <w:top w:w="80" w:type="dxa"/>
-              <w:left w:w="90" w:type="dxa"/>
-              <w:bottom w:w="80" w:type="dxa"/>
-              <w:right w:w="90" w:type="dxa"/>
-            </w:tcMar>
-            <w:vAlign w:val="center"/>
-          </w:tcPr>
-          <w:p>
-            <w:pPr>
-              <w:spacing w:line="240" w:lineRule="auto"/>
-              <w:rPr>
-                <w:lang w:val="en-US"/>
-              </w:rPr>
-            </w:pPr>
-            <w:r>
-              <w:rPr>
-                <w:sz w:val="19"/>
-                <w:lang w:val="en-US"/>
-              </w:rPr>
-              <w:t xml:space="preserve">+ Triangle(double </w:t>
-            </w:r>
-            <w:proofErr w:type="spellStart"/>
-            <w:r>
-              <w:rPr>
-                <w:sz w:val="19"/>
-                <w:lang w:val="en-US"/>
-              </w:rPr>
-              <w:t>sideA</w:t>
-            </w:r>
-            <w:proofErr w:type="spellEnd"/>
-            <w:r>
-              <w:rPr>
-                <w:sz w:val="19"/>
-                <w:lang w:val="en-US"/>
-              </w:rPr>
-              <w:t xml:space="preserve">, double </w:t>
-            </w:r>
-            <w:proofErr w:type="spellStart"/>
-            <w:r>
-              <w:rPr>
-                <w:sz w:val="19"/>
-                <w:lang w:val="en-US"/>
-              </w:rPr>
-              <w:t>sideB</w:t>
-            </w:r>
-            <w:proofErr w:type="spellEnd"/>
-            <w:r>
-              <w:rPr>
-                <w:sz w:val="19"/>
-                <w:lang w:val="en-US"/>
-              </w:rPr>
-              <w:t xml:space="preserve">, double </w:t>
-            </w:r>
-            <w:proofErr w:type="spellStart"/>
-            <w:r>
-              <w:rPr>
-                <w:sz w:val="19"/>
-                <w:lang w:val="en-US"/>
-              </w:rPr>
-              <w:t>sideC</w:t>
-            </w:r>
-            <w:proofErr w:type="spellEnd"/>
-            <w:r>
-              <w:rPr>
-                <w:sz w:val="19"/>
-                <w:lang w:val="en-US"/>
-              </w:rPr>
-              <w:t>)</w:t>
-            </w:r>
-          </w:p>
-        </w:tc>
-        <w:tc>
-          <w:tcPr>
-            <w:tcW w:w="1984" w:type="dxa"/>
-            <w:tcMar>
-              <w:top w:w="80" w:type="dxa"/>
-              <w:left w:w="90" w:type="dxa"/>
-              <w:bottom w:w="80" w:type="dxa"/>
-              <w:right w:w="90" w:type="dxa"/>
-            </w:tcMar>
-            <w:vAlign w:val="center"/>
-          </w:tcPr>
-          <w:p>
-            <w:pPr>
-              <w:spacing w:line="240" w:lineRule="auto"/>
-            </w:pPr>
-            <w:r>
-              <w:rPr>
-                <w:sz w:val="19"/>
-              </w:rPr>
-              <w:t>—</w:t>
-            </w:r>
-          </w:p>
-        </w:tc>
-        <w:tc>
-          <w:tcPr>
-            <w:tcW w:w="4706" w:type="dxa"/>
-            <w:tcMar>
-              <w:top w:w="80" w:type="dxa"/>
-              <w:left w:w="90" w:type="dxa"/>
-              <w:bottom w:w="80" w:type="dxa"/>
-              <w:right w:w="90" w:type="dxa"/>
-            </w:tcMar>
-            <w:vAlign w:val="center"/>
-          </w:tcPr>
-          <w:p>
-            <w:pPr>
-              <w:spacing w:line="240" w:lineRule="auto"/>
-            </w:pPr>
-            <w:r>
-              <w:rPr>
-                <w:sz w:val="19"/>
-              </w:rPr>
-              <w:t>Конструктор; проверяет положительность сторон и существование треугольника.</w:t>
-            </w:r>
-          </w:p>
-        </w:tc>
-      </w:tr>
-      <w:tr>
-        <w:trPr>
-          <w:cantSplit/>
-          <w:jc w:val="center"/>
-        </w:trPr>
-        <w:tc>
-          <w:tcPr>
-            <w:tcW w:w="2948" w:type="dxa"/>
-            <w:tcMar>
-              <w:top w:w="80" w:type="dxa"/>
-              <w:left w:w="90" w:type="dxa"/>
-              <w:bottom w:w="80" w:type="dxa"/>
-              <w:right w:w="90" w:type="dxa"/>
-            </w:tcMar>
-            <w:vAlign w:val="center"/>
-          </w:tcPr>
-          <w:p>
-            <w:pPr>
-              <w:spacing w:line="240" w:lineRule="auto"/>
-            </w:pPr>
-            <w:r>
-              <w:rPr>
-                <w:sz w:val="19"/>
-              </w:rPr>
-              <w:t xml:space="preserve">− </w:t>
-            </w:r>
-            <w:proofErr w:type="spellStart"/>
-            <w:r>
-              <w:rPr>
-                <w:sz w:val="19"/>
-              </w:rPr>
-              <w:t>ValidateTriangle</w:t>
-            </w:r>
-            <w:proofErr w:type="spellEnd"/>
-            <w:r>
-              <w:rPr>
-                <w:sz w:val="19"/>
-              </w:rPr>
-              <w:t>()</w:t>
-            </w:r>
-          </w:p>
-        </w:tc>
-        <w:tc>
-          <w:tcPr>
-            <w:tcW w:w="1984" w:type="dxa"/>
-            <w:tcMar>
-              <w:top w:w="80" w:type="dxa"/>
-              <w:left w:w="90" w:type="dxa"/>
-              <w:bottom w:w="80" w:type="dxa"/>
-              <w:right w:w="90" w:type="dxa"/>
-            </w:tcMar>
-            <w:vAlign w:val="center"/>
-          </w:tcPr>
-          <w:p>
-            <w:pPr>
-              <w:spacing w:line="240" w:lineRule="auto"/>
-            </w:pPr>
-            <w:proofErr w:type="spellStart"/>
-            <w:r>
-              <w:rPr>
-                <w:sz w:val="19"/>
-              </w:rPr>
-              <w:t>void</w:t>
-            </w:r>
-            <w:proofErr w:type="spellEnd"/>
-          </w:p>
-        </w:tc>
-        <w:tc>
-          <w:tcPr>
-            <w:tcW w:w="4706" w:type="dxa"/>
-            <w:tcMar>
-              <w:top w:w="80" w:type="dxa"/>
-              <w:left w:w="90" w:type="dxa"/>
-              <w:bottom w:w="80" w:type="dxa"/>
-              <w:right w:w="90" w:type="dxa"/>
-            </w:tcMar>
-            <w:vAlign w:val="center"/>
-          </w:tcPr>
-          <w:p>
-            <w:pPr>
-              <w:spacing w:line="240" w:lineRule="auto"/>
-            </w:pPr>
-            <w:r>
-              <w:rPr>
-                <w:sz w:val="19"/>
-              </w:rPr>
-              <w:t>Проверяет, что сумма любых двух сторон больше третьей.</w:t>
-            </w:r>
-          </w:p>
-        </w:tc>
-      </w:tr>
-      <w:tr>
-        <w:trPr>
-          <w:cantSplit/>
-          <w:jc w:val="center"/>
-        </w:trPr>
-        <w:tc>
-          <w:tcPr>
-            <w:tcW w:w="2948" w:type="dxa"/>
-            <w:tcMar>
-              <w:top w:w="80" w:type="dxa"/>
-              <w:left w:w="90" w:type="dxa"/>
-              <w:bottom w:w="80" w:type="dxa"/>
-              <w:right w:w="90" w:type="dxa"/>
-            </w:tcMar>
-            <w:vAlign w:val="center"/>
-          </w:tcPr>
-          <w:p>
-            <w:pPr>
-              <w:spacing w:line="240" w:lineRule="auto"/>
-            </w:pPr>
-            <w:r>
-              <w:rPr>
-                <w:sz w:val="19"/>
-              </w:rPr>
-              <w:t xml:space="preserve">+ </w:t>
-            </w:r>
-            <w:proofErr w:type="spellStart"/>
-            <w:r>
-              <w:rPr>
-                <w:sz w:val="19"/>
-              </w:rPr>
-              <w:t>CalculateArea</w:t>
-            </w:r>
-            <w:proofErr w:type="spellEnd"/>
-            <w:r>
-              <w:rPr>
-                <w:sz w:val="19"/>
-              </w:rPr>
-              <w:t>()</w:t>
-            </w:r>
-          </w:p>
-        </w:tc>
-        <w:tc>
-          <w:tcPr>
-            <w:tcW w:w="1984" w:type="dxa"/>
-            <w:tcMar>
-              <w:top w:w="80" w:type="dxa"/>
-              <w:left w:w="90" w:type="dxa"/>
-              <w:bottom w:w="80" w:type="dxa"/>
-              <w:right w:w="90" w:type="dxa"/>
-            </w:tcMar>
-            <w:vAlign w:val="center"/>
-          </w:tcPr>
-          <w:p>
-            <w:pPr>
-              <w:spacing w:line="240" w:lineRule="auto"/>
-            </w:pPr>
-            <w:proofErr w:type="spellStart"/>
-            <w:r>
-              <w:rPr>
-                <w:sz w:val="19"/>
-              </w:rPr>
-              <w:t>double</w:t>
-            </w:r>
-            <w:proofErr w:type="spellEnd"/>
-          </w:p>
-        </w:tc>
-        <w:tc>
-          <w:tcPr>
-            <w:tcW w:w="4706" w:type="dxa"/>
-            <w:tcMar>
-              <w:top w:w="80" w:type="dxa"/>
-              <w:left w:w="90" w:type="dxa"/>
-              <w:bottom w:w="80" w:type="dxa"/>
-              <w:right w:w="90" w:type="dxa"/>
-            </w:tcMar>
-            <w:vAlign w:val="center"/>
-          </w:tcPr>
-          <w:p>
-            <w:pPr>
-              <w:spacing w:line="240" w:lineRule="auto"/>
-            </w:pPr>
-            <w:r>
-              <w:rPr>
-                <w:sz w:val="19"/>
-              </w:rPr>
-              <w:t>Вычисляет площадь по формуле Герона.</w:t>
-            </w:r>
-          </w:p>
-        </w:tc>
-      </w:tr>
-      <w:tr>
-        <w:trPr>
-          <w:cantSplit/>
-          <w:jc w:val="center"/>
-        </w:trPr>
-        <w:tc>
-          <w:tcPr>
-            <w:tcW w:w="2948" w:type="dxa"/>
-            <w:tcMar>
-              <w:top w:w="80" w:type="dxa"/>
-              <w:left w:w="90" w:type="dxa"/>
-              <w:bottom w:w="80" w:type="dxa"/>
-              <w:right w:w="90" w:type="dxa"/>
-            </w:tcMar>
-            <w:vAlign w:val="center"/>
-          </w:tcPr>
-          <w:p>
-            <w:pPr>
-              <w:spacing w:line="240" w:lineRule="auto"/>
-            </w:pPr>
-            <w:r>
-              <w:rPr>
-                <w:sz w:val="19"/>
-              </w:rPr>
-              <w:t xml:space="preserve">+ </w:t>
-            </w:r>
-            <w:proofErr w:type="spellStart"/>
-            <w:r>
-              <w:rPr>
-                <w:sz w:val="19"/>
-              </w:rPr>
-              <w:t>CalculatePerimeter</w:t>
-            </w:r>
-            <w:proofErr w:type="spellEnd"/>
-            <w:r>
-              <w:rPr>
-                <w:sz w:val="19"/>
-              </w:rPr>
-              <w:t>()</w:t>
-            </w:r>
-          </w:p>
-        </w:tc>
-        <w:tc>
-          <w:tcPr>
-            <w:tcW w:w="1984" w:type="dxa"/>
-            <w:tcMar>
-              <w:top w:w="80" w:type="dxa"/>
-              <w:left w:w="90" w:type="dxa"/>
-              <w:bottom w:w="80" w:type="dxa"/>
-              <w:right w:w="90" w:type="dxa"/>
-            </w:tcMar>
-            <w:vAlign w:val="center"/>
-          </w:tcPr>
-          <w:p>
-            <w:pPr>
-              <w:spacing w:line="240" w:lineRule="auto"/>
-            </w:pPr>
-            <w:proofErr w:type="spellStart"/>
-            <w:r>
-              <w:rPr>
-                <w:sz w:val="19"/>
-              </w:rPr>
-              <w:t>double</w:t>
-            </w:r>
-            <w:proofErr w:type="spellEnd"/>
-          </w:p>
-        </w:tc>
-        <w:tc>
-          <w:tcPr>
-            <w:tcW w:w="4706" w:type="dxa"/>
-            <w:tcMar>
-              <w:top w:w="80" w:type="dxa"/>
-              <w:left w:w="90" w:type="dxa"/>
-              <w:bottom w:w="80" w:type="dxa"/>
-              <w:right w:w="90" w:type="dxa"/>
-            </w:tcMar>
-            <w:vAlign w:val="center"/>
-          </w:tcPr>
-          <w:p>
-            <w:pPr>
-              <w:spacing w:line="240" w:lineRule="auto"/>
-            </w:pPr>
-            <w:r>
-              <w:rPr>
-                <w:sz w:val="19"/>
-              </w:rPr>
-              <w:t>Возвращает сумму трёх сторон.</w:t>
-            </w:r>
-          </w:p>
-        </w:tc>
-      </w:tr>
-      <w:tr>
-        <w:trPr>
-          <w:cantSplit/>
-          <w:jc w:val="center"/>
-        </w:trPr>
-        <w:tc>
-          <w:tcPr>
-            <w:tcW w:w="2948" w:type="dxa"/>
-            <w:tcMar>
-              <w:top w:w="80" w:type="dxa"/>
-              <w:left w:w="90" w:type="dxa"/>
-              <w:bottom w:w="80" w:type="dxa"/>
-              <w:right w:w="90" w:type="dxa"/>
-            </w:tcMar>
-            <w:vAlign w:val="center"/>
-          </w:tcPr>
-          <w:p>
-            <w:pPr>
-              <w:spacing w:line="240" w:lineRule="auto"/>
-            </w:pPr>
-            <w:r>
-              <w:rPr>
-                <w:sz w:val="19"/>
-              </w:rPr>
-              <w:t xml:space="preserve">+ </w:t>
-            </w:r>
-            <w:proofErr w:type="spellStart"/>
-            <w:r>
-              <w:rPr>
-                <w:sz w:val="19"/>
-              </w:rPr>
-              <w:t>ToString</w:t>
-            </w:r>
-            <w:proofErr w:type="spellEnd"/>
-            <w:r>
-              <w:rPr>
-                <w:sz w:val="19"/>
-              </w:rPr>
-              <w:t>()</w:t>
-            </w:r>
-          </w:p>
-        </w:tc>
-        <w:tc>
-          <w:tcPr>
-            <w:tcW w:w="1984" w:type="dxa"/>
-            <w:tcMar>
-              <w:top w:w="80" w:type="dxa"/>
-              <w:left w:w="90" w:type="dxa"/>
-              <w:bottom w:w="80" w:type="dxa"/>
-              <w:right w:w="90" w:type="dxa"/>
-            </w:tcMar>
-            <w:vAlign w:val="center"/>
-          </w:tcPr>
-          <w:p>
-            <w:pPr>
-              <w:spacing w:line="240" w:lineRule="auto"/>
-            </w:pPr>
-            <w:proofErr w:type="spellStart"/>
-            <w:r>
-              <w:rPr>
-                <w:sz w:val="19"/>
-              </w:rPr>
-              <w:t>string</w:t>
-            </w:r>
-            <w:proofErr w:type="spellEnd"/>
-          </w:p>
-        </w:tc>
-        <w:tc>
-          <w:tcPr>
-            <w:tcW w:w="4706" w:type="dxa"/>
-            <w:tcMar>
-              <w:top w:w="80" w:type="dxa"/>
-              <w:left w:w="90" w:type="dxa"/>
-              <w:bottom w:w="80" w:type="dxa"/>
-              <w:right w:w="90" w:type="dxa"/>
-            </w:tcMar>
-            <w:vAlign w:val="center"/>
-          </w:tcPr>
-          <w:p>
-            <w:pPr>
-              <w:spacing w:line="240" w:lineRule="auto"/>
-            </w:pPr>
-            <w:r>
-              <w:rPr>
-                <w:sz w:val="19"/>
-              </w:rPr>
-              <w:t>Возвращает строковое описание треугольника.</w:t>
-            </w:r>
-          </w:p>
-        </w:tc>
-      </w:tr>
-      <w:tr>
-        <w:trPr>
-          <w:cantSplit/>
-          <w:jc w:val="center"/>
-        </w:trPr>
-        <w:tc>
-          <w:tcPr>
-            <w:tcW w:w="2948" w:type="dxa"/>
-            <w:tcMar>
-              <w:top w:w="80" w:type="dxa"/>
-              <w:left w:w="90" w:type="dxa"/>
-              <w:bottom w:w="80" w:type="dxa"/>
-              <w:right w:w="90" w:type="dxa"/>
-            </w:tcMar>
-            <w:vAlign w:val="center"/>
-          </w:tcPr>
-          <w:p>
-            <w:pPr>
-              <w:spacing w:line="240" w:lineRule="auto"/>
-              <w:rPr>
-                <w:lang w:val="en-US"/>
-              </w:rPr>
-            </w:pPr>
-            <w:r>
-              <w:rPr>
-                <w:sz w:val="19"/>
-                <w:lang w:val="en-US"/>
-              </w:rPr>
-              <w:t xml:space="preserve">− </w:t>
-            </w:r>
-            <w:proofErr w:type="spellStart"/>
-            <w:r>
-              <w:rPr>
-                <w:sz w:val="19"/>
-                <w:lang w:val="en-US"/>
-              </w:rPr>
-              <w:t>FormatToString</w:t>
-            </w:r>
-            <w:proofErr w:type="spellEnd"/>
-            <w:r>
-              <w:rPr>
-                <w:sz w:val="19"/>
-                <w:lang w:val="en-US"/>
-              </w:rPr>
-              <w:t xml:space="preserve">(string name, string </w:t>
-            </w:r>
-            <w:proofErr w:type="spellStart"/>
-            <w:r>
-              <w:rPr>
-                <w:sz w:val="19"/>
-                <w:lang w:val="en-US"/>
-              </w:rPr>
-              <w:t>parameterName</w:t>
-            </w:r>
-            <w:proofErr w:type="spellEnd"/>
-            <w:r>
-              <w:rPr>
-                <w:sz w:val="19"/>
-                <w:lang w:val="en-US"/>
-              </w:rPr>
-              <w:t>, params double[] values)</w:t>
-            </w:r>
-          </w:p>
-        </w:tc>
-        <w:tc>
-          <w:tcPr>
-            <w:tcW w:w="1984" w:type="dxa"/>
-            <w:tcMar>
-              <w:top w:w="80" w:type="dxa"/>
-              <w:left w:w="90" w:type="dxa"/>
-              <w:bottom w:w="80" w:type="dxa"/>
-              <w:right w:w="90" w:type="dxa"/>
-            </w:tcMar>
-            <w:vAlign w:val="center"/>
-          </w:tcPr>
-          <w:p>
-            <w:pPr>
-              <w:spacing w:line="240" w:lineRule="auto"/>
-            </w:pPr>
-            <w:proofErr w:type="spellStart"/>
-            <w:r>
-              <w:rPr>
-                <w:sz w:val="19"/>
-              </w:rPr>
-              <w:t>string</w:t>
-            </w:r>
-            <w:proofErr w:type="spellEnd"/>
-          </w:p>
-        </w:tc>
-        <w:tc>
-          <w:tcPr>
-            <w:tcW w:w="4706" w:type="dxa"/>
-            <w:tcMar>
-              <w:top w:w="80" w:type="dxa"/>
-              <w:left w:w="90" w:type="dxa"/>
-              <w:bottom w:w="80" w:type="dxa"/>
-              <w:right w:w="90" w:type="dxa"/>
-            </w:tcMar>
-            <w:vAlign w:val="center"/>
-          </w:tcPr>
-          <w:p>
-            <w:pPr>
-              <w:spacing w:line="240" w:lineRule="auto"/>
-            </w:pPr>
-            <w:r>
-              <w:rPr>
-                <w:sz w:val="19"/>
-              </w:rPr>
-              <w:t xml:space="preserve">Форматирует значения параметров с точностью </w:t>
-            </w:r>
-            <w:proofErr w:type="spellStart"/>
-            <w:r>
-              <w:rPr>
-                <w:sz w:val="19"/>
-              </w:rPr>
-              <w:t>Constants.FormatPrecision</w:t>
-            </w:r>
-            <w:proofErr w:type="spellEnd"/>
-            <w:r>
-              <w:rPr>
-                <w:sz w:val="19"/>
-              </w:rPr>
-              <w:t>.</w:t>
-            </w:r>
-          </w:p>
-        </w:tc>
-      </w:tr>
-    </w:tbl>
-    <w:p>
-      <w:pPr>
-        <w:ind w:firstLine="709"/>
-      </w:pPr>
-    </w:p>
-    <w:p>
-      <w:pPr>
-        <w:ind w:firstLine="709"/>
-      </w:pPr>
-    </w:p>
-    <w:p>
-      <w:pPr>
-        <w:ind w:firstLine="709"/>
-      </w:pPr>
-    </w:p>
-    <w:p>
-      <w:pPr>
-        <w:spacing w:line="240" w:lineRule="auto"/>
-        <w:ind w:firstLine="0"/>
-        <w:jc w:val="left"/>
         <w:rPr>
           <w:b/>
           <w:bCs/>
         </w:rPr>
       </w:pPr>
-      <w:bookmarkStart w:id="11" w:name="_Toc74956676"/>
-      <w:bookmarkStart w:id="12" w:name="_Toc74829067"/>
-    </w:p>
-    <w:p>
-      <w:pPr>
-        <w:ind w:firstLine="709"/>
-        <w:outlineLvl w:val="1"/>
+      <w:r>
         <w:rPr>
           <w:b/>
           <w:bCs/>
         </w:rPr>
-      </w:pPr>
-      <w:bookmarkStart w:id="13" w:name="_Toc232104095"/>
+        <w:t>1.5.1 Тестовый случай «</w:t>
+      </w:r>
       <w:r>
         <w:rPr>
           <w:b/>
           <w:bCs/>
         </w:rPr>
-        <w:lastRenderedPageBreak/>
-        <w:t>1</w:t>
-      </w:r>
-      <w:r>
-        <w:rPr>
-          <w:b/>
-          <w:bCs/>
-        </w:rPr>
-        <w:t xml:space="preserve">.4 Дерево ветвлений </w:t>
-      </w:r>
-      <w:r>
-        <w:rPr>
-          <w:b/>
-          <w:bCs/>
-          <w:lang w:val="en-US"/>
-        </w:rPr>
-        <w:t>Git</w:t>
-      </w:r>
-      <w:bookmarkEnd w:id="11"/>
-      <w:bookmarkEnd w:id="12"/>
-      <w:bookmarkEnd w:id="13"/>
+        <w:t>Загрузить»</w:t>
+      </w:r>
     </w:p>
     <w:p>
       <w:pPr>
         <w:ind w:firstLine="709"/>
       </w:pPr>
       <w:r>
-        <w:t xml:space="preserve">На рисунке 3 представлено дерево ветвлений </w:t>
-      </w:r>
-      <w:r>
-        <w:rPr>
-          <w:lang w:val="en-US"/>
-        </w:rPr>
-        <w:t>Git</w:t>
-      </w:r>
-      <w:r>
-        <w:t>, полученное по окончании работы с проектом.</w:t>
+        <w:t>Порядок выполнения: Нажать «Загрузить» и выбрать ранее сохранённый файл.</w:t>
+      </w:r>
+    </w:p>
+    <w:p>
+      <w:pPr>
+        <w:ind w:firstLine="709"/>
+      </w:pPr>
+      <w:r>
+        <w:t>Ожидаемый результат: Список фигур восстанавливается и отображается в таблице.</w:t>
       </w:r>
     </w:p>
     <w:p>
@@ -7159,10 +7407,10 @@
           <w:lang w:eastAsia="ru-RU"/>
         </w:rPr>
         <w:drawing>
-          <wp:inline distT="0" distB="0" distL="0" distR="0" wp14:anchorId="39874F5D" wp14:editId="6F6FD67C">
-            <wp:extent cx="5940425" cy="3503930"/>
-            <wp:effectExtent l="0" t="0" r="3175" b="1270"/>
-            <wp:docPr id="1" name="Рисунок 1"/>
+          <wp:inline distT="0" distB="0" distL="0" distR="0" wp14:anchorId="523D69C3" wp14:editId="5FD1A402">
+            <wp:extent cx="5940425" cy="2101850"/>
+            <wp:effectExtent l="0" t="0" r="3175" b="0"/>
+            <wp:docPr id="5" name="Рисунок 5"/>
             <wp:cNvGraphicFramePr>
               <a:graphicFrameLocks xmlns:a="http://schemas.openxmlformats.org/drawingml/2006/main" noChangeAspect="1"/>
             </wp:cNvGraphicFramePr>
@@ -7182,7 +7430,7 @@
                   <pic:spPr>
                     <a:xfrm>
                       <a:off x="0" y="0"/>
-                      <a:ext cx="5940425" cy="3503930"/>
+                      <a:ext cx="5940425" cy="2101850"/>
                     </a:xfrm>
                     <a:prstGeom prst="rect">
                       <a:avLst/>
@@ -7201,44 +7449,48 @@
         <w:jc w:val="center"/>
       </w:pPr>
       <w:r>
-        <w:t xml:space="preserve">Рисунок 3 – Дерево ветвлений </w:t>
-      </w:r>
-      <w:r>
-        <w:rPr>
-          <w:lang w:val="en-US"/>
-        </w:rPr>
-        <w:t>Git</w:t>
+        <w:t xml:space="preserve">Рисунок 5 – </w:t>
+      </w:r>
+      <w:r>
+        <w:t>Результат тестового случая «Загрузить»</w:t>
       </w:r>
     </w:p>
     <w:p>
       <w:pPr>
         <w:ind w:firstLine="709"/>
-        <w:outlineLvl w:val="1"/>
         <w:rPr>
           <w:b/>
           <w:bCs/>
         </w:rPr>
       </w:pPr>
-      <w:bookmarkStart w:id="14" w:name="_Toc74956677"/>
-      <w:bookmarkStart w:id="15" w:name="_Toc74829068"/>
-      <w:bookmarkStart w:id="16" w:name="_Toc232104096"/>
       <w:r>
         <w:rPr>
           <w:b/>
           <w:bCs/>
         </w:rPr>
-        <w:t>1.5 Тестирование программы</w:t>
-      </w:r>
-      <w:bookmarkEnd w:id="14"/>
-      <w:bookmarkEnd w:id="15"/>
-      <w:bookmarkEnd w:id="16"/>
+        <w:t>1.5.2 Тестовый случай «</w:t>
+      </w:r>
+      <w:r>
+        <w:rPr>
+          <w:b/>
+          <w:bCs/>
+        </w:rPr>
+        <w:t>Добавить фигуру</w:t>
+      </w:r>
+      <w:r>
+        <w:rPr>
+          <w:b/>
+          <w:bCs/>
+        </w:rPr>
+        <w:t>»</w:t>
+      </w:r>
     </w:p>
     <w:p>
       <w:pPr>
         <w:ind w:firstLine="709"/>
       </w:pPr>
       <w:r>
-        <w:t>Далее приводится процесс функционального тестирования программы.</w:t>
+        <w:t>Порядок выполнения: Открыть форму добавления, выбрать тип фигуры, ввести корректные параметры и нажать кнопку «Добавить».</w:t>
       </w:r>
     </w:p>
     <w:p>
@@ -7246,36 +7498,7 @@
         <w:ind w:firstLine="709"/>
       </w:pPr>
       <w:r>
-        <w:t xml:space="preserve">Порядок выполнения: Нажать «Сохранить», выбрать путь и имя файла с расширением </w:t>
-      </w:r>
-      <w:proofErr w:type="gramStart"/>
-      <w:r>
-        <w:t>*.</w:t>
-      </w:r>
-      <w:proofErr w:type="spellStart"/>
-      <w:r>
-        <w:t>shapes</w:t>
-      </w:r>
-      <w:proofErr w:type="spellEnd"/>
-      <w:proofErr w:type="gramEnd"/>
-      <w:r>
-        <w:t>.</w:t>
-      </w:r>
-    </w:p>
-    <w:p>
-      <w:pPr>
-        <w:ind w:firstLine="709"/>
-      </w:pPr>
-      <w:r>
-        <w:t xml:space="preserve">Ожидаемый результат: Список фигур </w:t>
-      </w:r>
-      <w:proofErr w:type="spellStart"/>
-      <w:r>
-        <w:t>сериализуется</w:t>
-      </w:r>
-      <w:proofErr w:type="spellEnd"/>
-      <w:r>
-        <w:t xml:space="preserve"> в указанный файл.</w:t>
+        <w:t>Ожидаемый результат: Фигура появляется в таблице главной формы; площадь и периметр рассчитаны.</w:t>
       </w:r>
     </w:p>
     <w:p>
@@ -7289,10 +7512,10 @@
           <w:lang w:eastAsia="ru-RU"/>
         </w:rPr>
         <w:drawing>
-          <wp:inline distT="0" distB="0" distL="0" distR="0" wp14:anchorId="5D22D082" wp14:editId="63FF810B">
-            <wp:extent cx="5940425" cy="2112010"/>
-            <wp:effectExtent l="0" t="0" r="3175" b="2540"/>
-            <wp:docPr id="4" name="Рисунок 4"/>
+          <wp:inline distT="0" distB="0" distL="0" distR="0" wp14:anchorId="4BC385B9" wp14:editId="0A6AFAFE">
+            <wp:extent cx="5208104" cy="3199462"/>
+            <wp:effectExtent l="0" t="0" r="0" b="1270"/>
+            <wp:docPr id="6" name="Рисунок 6"/>
             <wp:cNvGraphicFramePr>
               <a:graphicFrameLocks xmlns:a="http://schemas.openxmlformats.org/drawingml/2006/main" noChangeAspect="1"/>
             </wp:cNvGraphicFramePr>
@@ -7312,7 +7535,7 @@
                   <pic:spPr>
                     <a:xfrm>
                       <a:off x="0" y="0"/>
-                      <a:ext cx="5940425" cy="2112010"/>
+                      <a:ext cx="5213537" cy="3202799"/>
                     </a:xfrm>
                     <a:prstGeom prst="rect">
                       <a:avLst/>
@@ -7331,10 +7554,14 @@
         <w:jc w:val="center"/>
       </w:pPr>
       <w:r>
-        <w:t xml:space="preserve">Рисунок 4 – </w:t>
-      </w:r>
-      <w:r>
-        <w:t>Результат тестового случая «Сохранить»</w:t>
+        <w:lastRenderedPageBreak/>
+        <w:t>Рисунок 6</w:t>
+      </w:r>
+      <w:r>
+        <w:t xml:space="preserve"> – </w:t>
+      </w:r>
+      <w:r>
+        <w:t>Результат тестового случая «Добавить фигуру»</w:t>
       </w:r>
     </w:p>
     <w:p>
@@ -7345,37 +7572,26 @@
           <w:bCs/>
         </w:rPr>
       </w:pPr>
-    </w:p>
-    <w:p>
-      <w:pPr>
-        <w:ind w:firstLine="709"/>
+      <w:r>
         <w:rPr>
           <w:b/>
           <w:bCs/>
         </w:rPr>
-      </w:pPr>
-    </w:p>
-    <w:p>
-      <w:pPr>
-        <w:ind w:firstLine="709"/>
+        <w:t>1.5.3 Тестовый случай «</w:t>
+      </w:r>
+      <w:r>
         <w:rPr>
           <w:b/>
           <w:bCs/>
         </w:rPr>
-      </w:pPr>
+        <w:t>Проверка некорректного ввода</w:t>
+      </w:r>
       <w:r>
         <w:rPr>
           <w:b/>
           <w:bCs/>
         </w:rPr>
-        <w:t>1.5.1 Тестовый случай «</w:t>
-      </w:r>
-      <w:r>
-        <w:rPr>
-          <w:b/>
-          <w:bCs/>
-        </w:rPr>
-        <w:t>Загрузить»</w:t>
+        <w:t>»</w:t>
       </w:r>
     </w:p>
     <w:p>
@@ -7383,7 +7599,7 @@
         <w:ind w:firstLine="709"/>
       </w:pPr>
       <w:r>
-        <w:t>Порядок выполнения: Нажать «Загрузить» и выбрать ранее сохранённый файл.</w:t>
+        <w:t>Порядок выполнения: Ввести нулевой или отрицательный радиус/сторону либо стороны несуществующего треугольника.</w:t>
       </w:r>
     </w:p>
     <w:p>
@@ -7391,7 +7607,7 @@
         <w:ind w:firstLine="709"/>
       </w:pPr>
       <w:r>
-        <w:t>Ожидаемый результат: Список фигур восстанавливается и отображается в таблице.</w:t>
+        <w:t>Ожидаемый результат: Программа выводит информативное сообщение об ошибке; фигура не добавляется.</w:t>
       </w:r>
     </w:p>
     <w:p>
@@ -7405,10 +7621,10 @@
           <w:lang w:eastAsia="ru-RU"/>
         </w:rPr>
         <w:drawing>
-          <wp:inline distT="0" distB="0" distL="0" distR="0" wp14:anchorId="523D69C3" wp14:editId="5FD1A402">
-            <wp:extent cx="5940425" cy="2101850"/>
-            <wp:effectExtent l="0" t="0" r="3175" b="0"/>
-            <wp:docPr id="5" name="Рисунок 5"/>
+          <wp:inline distT="0" distB="0" distL="0" distR="0" wp14:anchorId="06B0BD06" wp14:editId="430D2C68">
+            <wp:extent cx="4777740" cy="2755308"/>
+            <wp:effectExtent l="0" t="0" r="3810" b="6985"/>
+            <wp:docPr id="7" name="Рисунок 7"/>
             <wp:cNvGraphicFramePr>
               <a:graphicFrameLocks xmlns:a="http://schemas.openxmlformats.org/drawingml/2006/main" noChangeAspect="1"/>
             </wp:cNvGraphicFramePr>
@@ -7428,7 +7644,7 @@
                   <pic:spPr>
                     <a:xfrm>
                       <a:off x="0" y="0"/>
-                      <a:ext cx="5940425" cy="2101850"/>
+                      <a:ext cx="4780376" cy="2756828"/>
                     </a:xfrm>
                     <a:prstGeom prst="rect">
                       <a:avLst/>
@@ -7447,10 +7663,13 @@
         <w:jc w:val="center"/>
       </w:pPr>
       <w:r>
-        <w:t xml:space="preserve">Рисунок 5 – </w:t>
-      </w:r>
-      <w:r>
-        <w:t>Результат тестового случая «Загрузить»</w:t>
+        <w:t>Рисунок 7</w:t>
+      </w:r>
+      <w:r>
+        <w:t xml:space="preserve"> – </w:t>
+      </w:r>
+      <w:r>
+        <w:t>Результат тестового случая «Проверка некорректного ввода»</w:t>
       </w:r>
     </w:p>
     <w:p>
@@ -7466,14 +7685,14 @@
           <w:b/>
           <w:bCs/>
         </w:rPr>
-        <w:t>1.5.2 Тестовый случай «</w:t>
+        <w:t>1.5.4 Тестовый случай «</w:t>
       </w:r>
       <w:r>
         <w:rPr>
           <w:b/>
           <w:bCs/>
         </w:rPr>
-        <w:t>Добавить фигуру</w:t>
+        <w:t>Поиск</w:t>
       </w:r>
       <w:r>
         <w:rPr>
@@ -7488,7 +7707,7 @@
         <w:ind w:firstLine="709"/>
       </w:pPr>
       <w:r>
-        <w:t>Порядок выполнения: Открыть форму добавления, выбрать тип фигуры, ввести корректные параметры и нажать кнопку «Добавить».</w:t>
+        <w:t>Порядок выполнения: Открыть форму поиска и ввести тип, часть описания или числовой параметр.</w:t>
       </w:r>
     </w:p>
     <w:p>
@@ -7496,7 +7715,7 @@
         <w:ind w:firstLine="709"/>
       </w:pPr>
       <w:r>
-        <w:t>Ожидаемый результат: Фигура появляется в таблице главной формы; площадь и периметр рассчитаны.</w:t>
+        <w:t>Ожидаемый результат: В таблице результатов отображаются все подходящие фигуры.</w:t>
       </w:r>
     </w:p>
     <w:p>
@@ -7509,11 +7728,12 @@
           <w:noProof/>
           <w:lang w:eastAsia="ru-RU"/>
         </w:rPr>
+        <w:lastRenderedPageBreak/>
         <w:drawing>
-          <wp:inline distT="0" distB="0" distL="0" distR="0" wp14:anchorId="4BC385B9" wp14:editId="0A6AFAFE">
-            <wp:extent cx="5208104" cy="3199462"/>
-            <wp:effectExtent l="0" t="0" r="0" b="1270"/>
-            <wp:docPr id="6" name="Рисунок 6"/>
+          <wp:inline distT="0" distB="0" distL="0" distR="0" wp14:anchorId="69067C6D" wp14:editId="6925725C">
+            <wp:extent cx="5448300" cy="3330131"/>
+            <wp:effectExtent l="0" t="0" r="0" b="3810"/>
+            <wp:docPr id="8" name="Рисунок 8"/>
             <wp:cNvGraphicFramePr>
               <a:graphicFrameLocks xmlns:a="http://schemas.openxmlformats.org/drawingml/2006/main" noChangeAspect="1"/>
             </wp:cNvGraphicFramePr>
@@ -7533,224 +7753,6 @@
                   <pic:spPr>
                     <a:xfrm>
                       <a:off x="0" y="0"/>
-                      <a:ext cx="5213537" cy="3202799"/>
-                    </a:xfrm>
-                    <a:prstGeom prst="rect">
-                      <a:avLst/>
-                    </a:prstGeom>
-                  </pic:spPr>
-                </pic:pic>
-              </a:graphicData>
-            </a:graphic>
-          </wp:inline>
-        </w:drawing>
-      </w:r>
-    </w:p>
-    <w:p>
-      <w:pPr>
-        <w:ind w:firstLine="0"/>
-        <w:jc w:val="center"/>
-      </w:pPr>
-      <w:r>
-        <w:lastRenderedPageBreak/>
-        <w:t>Рисунок 6</w:t>
-      </w:r>
-      <w:r>
-        <w:t xml:space="preserve"> – </w:t>
-      </w:r>
-      <w:r>
-        <w:t>Результат тестового случая «Добавить фигуру»</w:t>
-      </w:r>
-    </w:p>
-    <w:p>
-      <w:pPr>
-        <w:ind w:firstLine="709"/>
-        <w:rPr>
-          <w:b/>
-          <w:bCs/>
-        </w:rPr>
-      </w:pPr>
-      <w:r>
-        <w:rPr>
-          <w:b/>
-          <w:bCs/>
-        </w:rPr>
-        <w:t>1.5.3 Тестовый случай «</w:t>
-      </w:r>
-      <w:r>
-        <w:rPr>
-          <w:b/>
-          <w:bCs/>
-        </w:rPr>
-        <w:t>Проверка некорректного ввода</w:t>
-      </w:r>
-      <w:r>
-        <w:rPr>
-          <w:b/>
-          <w:bCs/>
-        </w:rPr>
-        <w:t>»</w:t>
-      </w:r>
-    </w:p>
-    <w:p>
-      <w:pPr>
-        <w:ind w:firstLine="709"/>
-      </w:pPr>
-      <w:r>
-        <w:t>Порядок выполнения: Ввести нулевой или отрицательный радиус/сторону либо стороны несуществующего треугольника.</w:t>
-      </w:r>
-    </w:p>
-    <w:p>
-      <w:pPr>
-        <w:ind w:firstLine="709"/>
-      </w:pPr>
-      <w:r>
-        <w:t>Ожидаемый результат: Программа выводит информативное сообщение об ошибке; фигура не добавляется.</w:t>
-      </w:r>
-    </w:p>
-    <w:p>
-      <w:pPr>
-        <w:ind w:firstLine="0"/>
-        <w:jc w:val="center"/>
-      </w:pPr>
-      <w:r>
-        <w:rPr>
-          <w:noProof/>
-          <w:lang w:eastAsia="ru-RU"/>
-        </w:rPr>
-        <w:drawing>
-          <wp:inline distT="0" distB="0" distL="0" distR="0" wp14:anchorId="06B0BD06" wp14:editId="430D2C68">
-            <wp:extent cx="4777740" cy="2755308"/>
-            <wp:effectExtent l="0" t="0" r="3810" b="6985"/>
-            <wp:docPr id="7" name="Рисунок 7"/>
-            <wp:cNvGraphicFramePr>
-              <a:graphicFrameLocks xmlns:a="http://schemas.openxmlformats.org/drawingml/2006/main" noChangeAspect="1"/>
-            </wp:cNvGraphicFramePr>
-            <a:graphic xmlns:a="http://schemas.openxmlformats.org/drawingml/2006/main">
-              <a:graphicData uri="http://schemas.openxmlformats.org/drawingml/2006/picture">
-                <pic:pic xmlns:pic="http://schemas.openxmlformats.org/drawingml/2006/picture">
-                  <pic:nvPicPr>
-                    <pic:cNvPr id="1" name=""/>
-                    <pic:cNvPicPr/>
-                  </pic:nvPicPr>
-                  <pic:blipFill>
-                    <a:blip r:embed="rId20"/>
-                    <a:stretch>
-                      <a:fillRect/>
-                    </a:stretch>
-                  </pic:blipFill>
-                  <pic:spPr>
-                    <a:xfrm>
-                      <a:off x="0" y="0"/>
-                      <a:ext cx="4780376" cy="2756828"/>
-                    </a:xfrm>
-                    <a:prstGeom prst="rect">
-                      <a:avLst/>
-                    </a:prstGeom>
-                  </pic:spPr>
-                </pic:pic>
-              </a:graphicData>
-            </a:graphic>
-          </wp:inline>
-        </w:drawing>
-      </w:r>
-    </w:p>
-    <w:p>
-      <w:pPr>
-        <w:ind w:firstLine="0"/>
-        <w:jc w:val="center"/>
-      </w:pPr>
-      <w:r>
-        <w:t>Рисунок 7</w:t>
-      </w:r>
-      <w:r>
-        <w:t xml:space="preserve"> – </w:t>
-      </w:r>
-      <w:r>
-        <w:t>Результат тестового случая «Проверка некорректного ввода»</w:t>
-      </w:r>
-    </w:p>
-    <w:p>
-      <w:pPr>
-        <w:ind w:firstLine="709"/>
-        <w:rPr>
-          <w:b/>
-          <w:bCs/>
-        </w:rPr>
-      </w:pPr>
-      <w:r>
-        <w:rPr>
-          <w:b/>
-          <w:bCs/>
-        </w:rPr>
-        <w:t>1.5.4 Тестовый случай «</w:t>
-      </w:r>
-      <w:r>
-        <w:rPr>
-          <w:b/>
-          <w:bCs/>
-        </w:rPr>
-        <w:t>Поиск</w:t>
-      </w:r>
-      <w:r>
-        <w:rPr>
-          <w:b/>
-          <w:bCs/>
-        </w:rPr>
-        <w:t>»</w:t>
-      </w:r>
-    </w:p>
-    <w:p>
-      <w:pPr>
-        <w:ind w:firstLine="709"/>
-      </w:pPr>
-      <w:r>
-        <w:t>Порядок выполнения: Открыть форму поиска и ввести тип, часть описания или числовой параметр.</w:t>
-      </w:r>
-    </w:p>
-    <w:p>
-      <w:pPr>
-        <w:ind w:firstLine="709"/>
-      </w:pPr>
-      <w:r>
-        <w:t>Ожидаемый результат: В таблице результатов отображаются все подходящие фигуры.</w:t>
-      </w:r>
-    </w:p>
-    <w:p>
-      <w:pPr>
-        <w:ind w:firstLine="0"/>
-        <w:jc w:val="center"/>
-      </w:pPr>
-      <w:r>
-        <w:rPr>
-          <w:noProof/>
-          <w:lang w:eastAsia="ru-RU"/>
-        </w:rPr>
-        <w:lastRenderedPageBreak/>
-        <w:drawing>
-          <wp:inline distT="0" distB="0" distL="0" distR="0" wp14:anchorId="69067C6D" wp14:editId="6925725C">
-            <wp:extent cx="5448300" cy="3330131"/>
-            <wp:effectExtent l="0" t="0" r="0" b="3810"/>
-            <wp:docPr id="8" name="Рисунок 8"/>
-            <wp:cNvGraphicFramePr>
-              <a:graphicFrameLocks xmlns:a="http://schemas.openxmlformats.org/drawingml/2006/main" noChangeAspect="1"/>
-            </wp:cNvGraphicFramePr>
-            <a:graphic xmlns:a="http://schemas.openxmlformats.org/drawingml/2006/main">
-              <a:graphicData uri="http://schemas.openxmlformats.org/drawingml/2006/picture">
-                <pic:pic xmlns:pic="http://schemas.openxmlformats.org/drawingml/2006/picture">
-                  <pic:nvPicPr>
-                    <pic:cNvPr id="1" name=""/>
-                    <pic:cNvPicPr/>
-                  </pic:nvPicPr>
-                  <pic:blipFill>
-                    <a:blip r:embed="rId21"/>
-                    <a:stretch>
-                      <a:fillRect/>
-                    </a:stretch>
-                  </pic:blipFill>
-                  <pic:spPr>
-                    <a:xfrm>
-                      <a:off x="0" y="0"/>
                       <a:ext cx="5450520" cy="3331488"/>
                     </a:xfrm>
                     <a:prstGeom prst="rect">
@@ -7798,9 +7800,9 @@
           <w:bCs/>
         </w:rPr>
       </w:pPr>
-      <w:bookmarkStart w:id="17" w:name="_Toc74956678"/>
-      <w:bookmarkStart w:id="18" w:name="_Toc74829069"/>
-      <w:bookmarkStart w:id="19" w:name="_Toc232104097"/>
+      <w:bookmarkStart w:id="18" w:name="_Toc74956678"/>
+      <w:bookmarkStart w:id="19" w:name="_Toc74829069"/>
+      <w:bookmarkStart w:id="20" w:name="_Toc232104097"/>
       <w:r>
         <w:rPr>
           <w:b/>
@@ -7808,9 +7810,9 @@
         </w:rPr>
         <w:t>СПИСОК ИСПОЛЬЗОВАННЫХ ИСТОЧНИКОВ</w:t>
       </w:r>
-      <w:bookmarkEnd w:id="17"/>
       <w:bookmarkEnd w:id="18"/>
       <w:bookmarkEnd w:id="19"/>
+      <w:bookmarkEnd w:id="20"/>
     </w:p>
     <w:p>
       <w:pPr>
@@ -7891,10 +7893,10 @@
           <w:bCs/>
         </w:rPr>
       </w:pPr>
-      <w:bookmarkStart w:id="20" w:name="_Toc136600561"/>
-      <w:bookmarkStart w:id="21" w:name="_Toc74956679"/>
-      <w:bookmarkStart w:id="22" w:name="_Toc74829070"/>
-      <w:bookmarkStart w:id="23" w:name="_Toc232104098"/>
+      <w:bookmarkStart w:id="21" w:name="_Toc136600561"/>
+      <w:bookmarkStart w:id="22" w:name="_Toc74956679"/>
+      <w:bookmarkStart w:id="23" w:name="_Toc74829070"/>
+      <w:bookmarkStart w:id="24" w:name="_Toc232104098"/>
       <w:r>
         <w:rPr>
           <w:b/>
@@ -7903,10 +7905,10 @@
         <w:lastRenderedPageBreak/>
         <w:t>ПРИЛОЖЕНИЕ А</w:t>
       </w:r>
-      <w:bookmarkEnd w:id="20"/>
       <w:bookmarkEnd w:id="21"/>
       <w:bookmarkEnd w:id="22"/>
       <w:bookmarkEnd w:id="23"/>
+      <w:bookmarkEnd w:id="24"/>
     </w:p>
     <w:p>
       <w:pPr>
@@ -8721,7 +8723,15 @@
     </w:p>
     <w:p>
       <w:r>
-        <w:t xml:space="preserve">A01. Система должна быть реализована в виде настольного приложения Windows </w:t>
+        <w:t xml:space="preserve">A01. Система должна быть реализована в виде настольного приложения </w:t>
+      </w:r>
+      <w:proofErr w:type="spellStart"/>
+      <w:r>
+        <w:t>Windows</w:t>
+      </w:r>
+      <w:proofErr w:type="spellEnd"/>
+      <w:r>
+        <w:t xml:space="preserve"> </w:t>
       </w:r>
       <w:proofErr w:type="spellStart"/>
       <w:r>
@@ -8781,7 +8791,15 @@
     </w:p>
     <w:p>
       <w:r>
-        <w:t>D01. Основная коллекция должна хранить объекты через тип List&lt;</w:t>
+        <w:t xml:space="preserve">D01. Основная коллекция должна хранить объекты через тип </w:t>
+      </w:r>
+      <w:proofErr w:type="spellStart"/>
+      <w:r>
+        <w:t>List</w:t>
+      </w:r>
+      <w:proofErr w:type="spellEnd"/>
+      <w:r>
+        <w:t>&lt;</w:t>
       </w:r>
       <w:proofErr w:type="spellStart"/>
       <w:r>
@@ -10354,224 +10372,222 @@
         <w:t xml:space="preserve"> </w:t>
       </w:r>
       <w:proofErr w:type="spellStart"/>
-      <w:proofErr w:type="gramStart"/>
       <w:r>
         <w:rPr>
           <w:rFonts w:ascii="Liberation Mono" w:eastAsiaTheme="minorEastAsia" w:hAnsi="Liberation Mono"/>
           <w:sz w:val="18"/>
           <w:lang w:val="en-US"/>
         </w:rPr>
-        <w:t>xsi:type</w:t>
-      </w:r>
-      <w:proofErr w:type="spellEnd"/>
-      <w:proofErr w:type="gramEnd"/>
+        <w:t>xsi</w:t>
+      </w:r>
+      <w:proofErr w:type="gramStart"/>
       <w:r>
         <w:rPr>
           <w:rFonts w:ascii="Liberation Mono" w:eastAsiaTheme="minorEastAsia" w:hAnsi="Liberation Mono"/>
           <w:sz w:val="18"/>
           <w:lang w:val="en-US"/>
         </w:rPr>
-        <w:t>="</w:t>
-      </w:r>
-      <w:proofErr w:type="spellStart"/>
+        <w:t>:type</w:t>
+      </w:r>
+      <w:proofErr w:type="spellEnd"/>
+      <w:proofErr w:type="gramEnd"/>
       <w:r>
         <w:rPr>
           <w:rFonts w:ascii="Liberation Mono" w:eastAsiaTheme="minorEastAsia" w:hAnsi="Liberation Mono"/>
           <w:sz w:val="18"/>
           <w:lang w:val="en-US"/>
         </w:rPr>
-        <w:t>RectangleData</w:t>
-      </w:r>
-      <w:proofErr w:type="spellEnd"/>
+        <w:t>="</w:t>
+      </w:r>
+      <w:proofErr w:type="spellStart"/>
       <w:r>
         <w:rPr>
           <w:rFonts w:ascii="Liberation Mono" w:eastAsiaTheme="minorEastAsia" w:hAnsi="Liberation Mono"/>
           <w:sz w:val="18"/>
           <w:lang w:val="en-US"/>
         </w:rPr>
-        <w:t>"&gt;</w:t>
-      </w:r>
-    </w:p>
-    <w:p>
-      <w:pPr>
-        <w:ind w:firstLine="709"/>
+        <w:t>RectangleData</w:t>
+      </w:r>
+      <w:proofErr w:type="spellEnd"/>
+      <w:r>
         <w:rPr>
           <w:rFonts w:ascii="Liberation Mono" w:eastAsiaTheme="minorEastAsia" w:hAnsi="Liberation Mono"/>
           <w:sz w:val="18"/>
           <w:lang w:val="en-US"/>
         </w:rPr>
-      </w:pPr>
-      <w:r>
+        <w:t>"&gt;</w:t>
+      </w:r>
+    </w:p>
+    <w:p>
+      <w:pPr>
+        <w:ind w:firstLine="709"/>
         <w:rPr>
           <w:rFonts w:ascii="Liberation Mono" w:eastAsiaTheme="minorEastAsia" w:hAnsi="Liberation Mono"/>
           <w:sz w:val="18"/>
           <w:lang w:val="en-US"/>
         </w:rPr>
-        <w:t xml:space="preserve">    &lt;Width&gt;1&lt;/Width&gt;</w:t>
-      </w:r>
-    </w:p>
-    <w:p>
-      <w:pPr>
-        <w:ind w:firstLine="709"/>
+      </w:pPr>
+      <w:r>
         <w:rPr>
           <w:rFonts w:ascii="Liberation Mono" w:eastAsiaTheme="minorEastAsia" w:hAnsi="Liberation Mono"/>
           <w:sz w:val="18"/>
           <w:lang w:val="en-US"/>
         </w:rPr>
-      </w:pPr>
-      <w:r>
+        <w:t xml:space="preserve">    &lt;Width&gt;1&lt;/Width&gt;</w:t>
+      </w:r>
+    </w:p>
+    <w:p>
+      <w:pPr>
+        <w:ind w:firstLine="709"/>
         <w:rPr>
           <w:rFonts w:ascii="Liberation Mono" w:eastAsiaTheme="minorEastAsia" w:hAnsi="Liberation Mono"/>
           <w:sz w:val="18"/>
           <w:lang w:val="en-US"/>
         </w:rPr>
-        <w:t xml:space="preserve">    &lt;Height&gt;15&lt;/Height&gt;</w:t>
-      </w:r>
-    </w:p>
-    <w:p>
-      <w:pPr>
-        <w:ind w:firstLine="709"/>
+      </w:pPr>
+      <w:r>
         <w:rPr>
           <w:rFonts w:ascii="Liberation Mono" w:eastAsiaTheme="minorEastAsia" w:hAnsi="Liberation Mono"/>
           <w:sz w:val="18"/>
           <w:lang w:val="en-US"/>
         </w:rPr>
-      </w:pPr>
-      <w:r>
+        <w:t xml:space="preserve">    &lt;Height&gt;15&lt;/Height&gt;</w:t>
+      </w:r>
+    </w:p>
+    <w:p>
+      <w:pPr>
+        <w:ind w:firstLine="709"/>
         <w:rPr>
           <w:rFonts w:ascii="Liberation Mono" w:eastAsiaTheme="minorEastAsia" w:hAnsi="Liberation Mono"/>
           <w:sz w:val="18"/>
           <w:lang w:val="en-US"/>
         </w:rPr>
-        <w:t xml:space="preserve">  &lt;/</w:t>
-      </w:r>
-      <w:proofErr w:type="spellStart"/>
+      </w:pPr>
       <w:r>
         <w:rPr>
           <w:rFonts w:ascii="Liberation Mono" w:eastAsiaTheme="minorEastAsia" w:hAnsi="Liberation Mono"/>
           <w:sz w:val="18"/>
           <w:lang w:val="en-US"/>
         </w:rPr>
-        <w:t>anyType</w:t>
-      </w:r>
-      <w:proofErr w:type="spellEnd"/>
+        <w:t xml:space="preserve">  &lt;/</w:t>
+      </w:r>
+      <w:proofErr w:type="spellStart"/>
       <w:r>
         <w:rPr>
           <w:rFonts w:ascii="Liberation Mono" w:eastAsiaTheme="minorEastAsia" w:hAnsi="Liberation Mono"/>
           <w:sz w:val="18"/>
           <w:lang w:val="en-US"/>
         </w:rPr>
-        <w:t>&gt;</w:t>
-      </w:r>
-    </w:p>
-    <w:p>
-      <w:pPr>
-        <w:ind w:firstLine="709"/>
+        <w:t>anyType</w:t>
+      </w:r>
+      <w:proofErr w:type="spellEnd"/>
+      <w:r>
         <w:rPr>
           <w:rFonts w:ascii="Liberation Mono" w:eastAsiaTheme="minorEastAsia" w:hAnsi="Liberation Mono"/>
           <w:sz w:val="18"/>
           <w:lang w:val="en-US"/>
         </w:rPr>
-      </w:pPr>
-      <w:r>
+        <w:t>&gt;</w:t>
+      </w:r>
+    </w:p>
+    <w:p>
+      <w:pPr>
+        <w:ind w:firstLine="709"/>
         <w:rPr>
           <w:rFonts w:ascii="Liberation Mono" w:eastAsiaTheme="minorEastAsia" w:hAnsi="Liberation Mono"/>
           <w:sz w:val="18"/>
           <w:lang w:val="en-US"/>
         </w:rPr>
-        <w:t xml:space="preserve">  &lt;</w:t>
-      </w:r>
-      <w:proofErr w:type="spellStart"/>
+      </w:pPr>
       <w:r>
         <w:rPr>
           <w:rFonts w:ascii="Liberation Mono" w:eastAsiaTheme="minorEastAsia" w:hAnsi="Liberation Mono"/>
           <w:sz w:val="18"/>
           <w:lang w:val="en-US"/>
         </w:rPr>
-        <w:t>anyType</w:t>
-      </w:r>
-      <w:proofErr w:type="spellEnd"/>
+        <w:t xml:space="preserve">  &lt;</w:t>
+      </w:r>
+      <w:proofErr w:type="spellStart"/>
       <w:r>
         <w:rPr>
           <w:rFonts w:ascii="Liberation Mono" w:eastAsiaTheme="minorEastAsia" w:hAnsi="Liberation Mono"/>
           <w:sz w:val="18"/>
           <w:lang w:val="en-US"/>
         </w:rPr>
-        <w:t xml:space="preserve"> </w:t>
-      </w:r>
-      <w:proofErr w:type="spellStart"/>
-      <w:proofErr w:type="gramStart"/>
+        <w:t>anyType</w:t>
+      </w:r>
+      <w:proofErr w:type="spellEnd"/>
       <w:r>
         <w:rPr>
           <w:rFonts w:ascii="Liberation Mono" w:eastAsiaTheme="minorEastAsia" w:hAnsi="Liberation Mono"/>
           <w:sz w:val="18"/>
           <w:lang w:val="en-US"/>
         </w:rPr>
-        <w:t>xsi:type</w:t>
-      </w:r>
-      <w:proofErr w:type="spellEnd"/>
-      <w:proofErr w:type="gramEnd"/>
+        <w:t xml:space="preserve"> </w:t>
+      </w:r>
+      <w:proofErr w:type="spellStart"/>
       <w:r>
         <w:rPr>
           <w:rFonts w:ascii="Liberation Mono" w:eastAsiaTheme="minorEastAsia" w:hAnsi="Liberation Mono"/>
           <w:sz w:val="18"/>
           <w:lang w:val="en-US"/>
         </w:rPr>
-        <w:t>="</w:t>
-      </w:r>
-      <w:proofErr w:type="spellStart"/>
+        <w:t>xsi</w:t>
+      </w:r>
+      <w:proofErr w:type="gramStart"/>
       <w:r>
         <w:rPr>
           <w:rFonts w:ascii="Liberation Mono" w:eastAsiaTheme="minorEastAsia" w:hAnsi="Liberation Mono"/>
           <w:sz w:val="18"/>
           <w:lang w:val="en-US"/>
         </w:rPr>
-        <w:t>TriangleData</w:t>
+        <w:t>:type</w:t>
       </w:r>
       <w:proofErr w:type="spellEnd"/>
+      <w:proofErr w:type="gramEnd"/>
       <w:r>
         <w:rPr>
           <w:rFonts w:ascii="Liberation Mono" w:eastAsiaTheme="minorEastAsia" w:hAnsi="Liberation Mono"/>
           <w:sz w:val="18"/>
           <w:lang w:val="en-US"/>
         </w:rPr>
-        <w:t>"&gt;</w:t>
-      </w:r>
-    </w:p>
-    <w:p>
-      <w:pPr>
-        <w:ind w:firstLine="709"/>
+        <w:t>="</w:t>
+      </w:r>
+      <w:proofErr w:type="spellStart"/>
+      <w:r>
         <w:rPr>
           <w:rFonts w:ascii="Liberation Mono" w:eastAsiaTheme="minorEastAsia" w:hAnsi="Liberation Mono"/>
           <w:sz w:val="18"/>
           <w:lang w:val="en-US"/>
         </w:rPr>
-      </w:pPr>
+        <w:t>TriangleData</w:t>
+      </w:r>
+      <w:proofErr w:type="spellEnd"/>
       <w:r>
         <w:rPr>
           <w:rFonts w:ascii="Liberation Mono" w:eastAsiaTheme="minorEastAsia" w:hAnsi="Liberation Mono"/>
           <w:sz w:val="18"/>
           <w:lang w:val="en-US"/>
         </w:rPr>
-        <w:t xml:space="preserve">    &lt;</w:t>
-      </w:r>
-      <w:proofErr w:type="spellStart"/>
-      <w:r>
+        <w:t>"&gt;</w:t>
+      </w:r>
+    </w:p>
+    <w:p>
+      <w:pPr>
+        <w:ind w:firstLine="709"/>
         <w:rPr>
           <w:rFonts w:ascii="Liberation Mono" w:eastAsiaTheme="minorEastAsia" w:hAnsi="Liberation Mono"/>
           <w:sz w:val="18"/>
           <w:lang w:val="en-US"/>
         </w:rPr>
-        <w:t>SideA</w:t>
-      </w:r>
-      <w:proofErr w:type="spellEnd"/>
+      </w:pPr>
       <w:r>
         <w:rPr>
           <w:rFonts w:ascii="Liberation Mono" w:eastAsiaTheme="minorEastAsia" w:hAnsi="Liberation Mono"/>
           <w:sz w:val="18"/>
           <w:lang w:val="en-US"/>
         </w:rPr>
-        <w:t>&gt;17&lt;/</w:t>
+        <w:t xml:space="preserve">    &lt;</w:t>
       </w:r>
       <w:proofErr w:type="spellStart"/>
       <w:r>
@@ -10589,43 +10605,43 @@
           <w:sz w:val="18"/>
           <w:lang w:val="en-US"/>
         </w:rPr>
-        <w:t>&gt;</w:t>
-      </w:r>
-    </w:p>
-    <w:p>
-      <w:pPr>
-        <w:ind w:firstLine="709"/>
+        <w:t>&gt;17&lt;/</w:t>
+      </w:r>
+      <w:proofErr w:type="spellStart"/>
+      <w:r>
         <w:rPr>
           <w:rFonts w:ascii="Liberation Mono" w:eastAsiaTheme="minorEastAsia" w:hAnsi="Liberation Mono"/>
           <w:sz w:val="18"/>
           <w:lang w:val="en-US"/>
         </w:rPr>
-      </w:pPr>
+        <w:t>SideA</w:t>
+      </w:r>
+      <w:proofErr w:type="spellEnd"/>
       <w:r>
         <w:rPr>
           <w:rFonts w:ascii="Liberation Mono" w:eastAsiaTheme="minorEastAsia" w:hAnsi="Liberation Mono"/>
           <w:sz w:val="18"/>
           <w:lang w:val="en-US"/>
         </w:rPr>
-        <w:t xml:space="preserve">    &lt;</w:t>
-      </w:r>
-      <w:proofErr w:type="spellStart"/>
-      <w:r>
+        <w:t>&gt;</w:t>
+      </w:r>
+    </w:p>
+    <w:p>
+      <w:pPr>
+        <w:ind w:firstLine="709"/>
         <w:rPr>
           <w:rFonts w:ascii="Liberation Mono" w:eastAsiaTheme="minorEastAsia" w:hAnsi="Liberation Mono"/>
           <w:sz w:val="18"/>
           <w:lang w:val="en-US"/>
         </w:rPr>
-        <w:t>SideB</w:t>
-      </w:r>
-      <w:proofErr w:type="spellEnd"/>
+      </w:pPr>
       <w:r>
         <w:rPr>
           <w:rFonts w:ascii="Liberation Mono" w:eastAsiaTheme="minorEastAsia" w:hAnsi="Liberation Mono"/>
           <w:sz w:val="18"/>
           <w:lang w:val="en-US"/>
         </w:rPr>
-        <w:t>&gt;7&lt;/</w:t>
+        <w:t xml:space="preserve">    &lt;</w:t>
       </w:r>
       <w:proofErr w:type="spellStart"/>
       <w:r>
@@ -10643,43 +10659,43 @@
           <w:sz w:val="18"/>
           <w:lang w:val="en-US"/>
         </w:rPr>
-        <w:t>&gt;</w:t>
-      </w:r>
-    </w:p>
-    <w:p>
-      <w:pPr>
-        <w:ind w:firstLine="709"/>
+        <w:t>&gt;7&lt;/</w:t>
+      </w:r>
+      <w:proofErr w:type="spellStart"/>
+      <w:r>
         <w:rPr>
           <w:rFonts w:ascii="Liberation Mono" w:eastAsiaTheme="minorEastAsia" w:hAnsi="Liberation Mono"/>
           <w:sz w:val="18"/>
           <w:lang w:val="en-US"/>
         </w:rPr>
-      </w:pPr>
+        <w:t>SideB</w:t>
+      </w:r>
+      <w:proofErr w:type="spellEnd"/>
       <w:r>
         <w:rPr>
           <w:rFonts w:ascii="Liberation Mono" w:eastAsiaTheme="minorEastAsia" w:hAnsi="Liberation Mono"/>
           <w:sz w:val="18"/>
           <w:lang w:val="en-US"/>
         </w:rPr>
-        <w:t xml:space="preserve">    &lt;</w:t>
-      </w:r>
-      <w:proofErr w:type="spellStart"/>
-      <w:r>
+        <w:t>&gt;</w:t>
+      </w:r>
+    </w:p>
+    <w:p>
+      <w:pPr>
+        <w:ind w:firstLine="709"/>
         <w:rPr>
           <w:rFonts w:ascii="Liberation Mono" w:eastAsiaTheme="minorEastAsia" w:hAnsi="Liberation Mono"/>
           <w:sz w:val="18"/>
           <w:lang w:val="en-US"/>
         </w:rPr>
-        <w:t>SideC</w:t>
-      </w:r>
-      <w:proofErr w:type="spellEnd"/>
+      </w:pPr>
       <w:r>
         <w:rPr>
           <w:rFonts w:ascii="Liberation Mono" w:eastAsiaTheme="minorEastAsia" w:hAnsi="Liberation Mono"/>
           <w:sz w:val="18"/>
           <w:lang w:val="en-US"/>
         </w:rPr>
-        <w:t>&gt;19&lt;/</w:t>
+        <w:t xml:space="preserve">    &lt;</w:t>
       </w:r>
       <w:proofErr w:type="spellStart"/>
       <w:r>
@@ -10697,89 +10713,115 @@
           <w:sz w:val="18"/>
           <w:lang w:val="en-US"/>
         </w:rPr>
-        <w:t>&gt;</w:t>
-      </w:r>
-    </w:p>
-    <w:p>
-      <w:pPr>
-        <w:ind w:firstLine="709"/>
+        <w:t>&gt;19&lt;/</w:t>
+      </w:r>
+      <w:proofErr w:type="spellStart"/>
+      <w:r>
         <w:rPr>
           <w:rFonts w:ascii="Liberation Mono" w:eastAsiaTheme="minorEastAsia" w:hAnsi="Liberation Mono"/>
           <w:sz w:val="18"/>
           <w:lang w:val="en-US"/>
         </w:rPr>
-      </w:pPr>
+        <w:t>SideC</w:t>
+      </w:r>
+      <w:proofErr w:type="spellEnd"/>
       <w:r>
         <w:rPr>
           <w:rFonts w:ascii="Liberation Mono" w:eastAsiaTheme="minorEastAsia" w:hAnsi="Liberation Mono"/>
           <w:sz w:val="18"/>
           <w:lang w:val="en-US"/>
         </w:rPr>
-        <w:t xml:space="preserve">  &lt;/</w:t>
-      </w:r>
-      <w:proofErr w:type="spellStart"/>
-      <w:r>
+        <w:t>&gt;</w:t>
+      </w:r>
+    </w:p>
+    <w:p>
+      <w:pPr>
+        <w:ind w:firstLine="709"/>
         <w:rPr>
           <w:rFonts w:ascii="Liberation Mono" w:eastAsiaTheme="minorEastAsia" w:hAnsi="Liberation Mono"/>
           <w:sz w:val="18"/>
           <w:lang w:val="en-US"/>
         </w:rPr>
-        <w:t>anyType</w:t>
-      </w:r>
-      <w:proofErr w:type="spellEnd"/>
+      </w:pPr>
       <w:r>
         <w:rPr>
           <w:rFonts w:ascii="Liberation Mono" w:eastAsiaTheme="minorEastAsia" w:hAnsi="Liberation Mono"/>
           <w:sz w:val="18"/>
           <w:lang w:val="en-US"/>
         </w:rPr>
-        <w:t>&gt;</w:t>
-      </w:r>
-    </w:p>
-    <w:p>
-      <w:pPr>
-        <w:ind w:firstLine="709"/>
+        <w:t xml:space="preserve">  &lt;/</w:t>
+      </w:r>
+      <w:proofErr w:type="spellStart"/>
+      <w:r>
         <w:rPr>
           <w:rFonts w:ascii="Liberation Mono" w:eastAsiaTheme="minorEastAsia" w:hAnsi="Liberation Mono"/>
           <w:sz w:val="18"/>
           <w:lang w:val="en-US"/>
         </w:rPr>
-      </w:pPr>
+        <w:t>anyType</w:t>
+      </w:r>
+      <w:proofErr w:type="spellEnd"/>
       <w:r>
         <w:rPr>
           <w:rFonts w:ascii="Liberation Mono" w:eastAsiaTheme="minorEastAsia" w:hAnsi="Liberation Mono"/>
           <w:sz w:val="18"/>
           <w:lang w:val="en-US"/>
         </w:rPr>
-        <w:t xml:space="preserve">  &lt;</w:t>
-      </w:r>
-      <w:proofErr w:type="spellStart"/>
-      <w:r>
+        <w:t>&gt;</w:t>
+      </w:r>
+    </w:p>
+    <w:p>
+      <w:pPr>
+        <w:ind w:firstLine="709"/>
         <w:rPr>
           <w:rFonts w:ascii="Liberation Mono" w:eastAsiaTheme="minorEastAsia" w:hAnsi="Liberation Mono"/>
           <w:sz w:val="18"/>
           <w:lang w:val="en-US"/>
         </w:rPr>
-        <w:t>anyType</w:t>
-      </w:r>
-      <w:proofErr w:type="spellEnd"/>
+      </w:pPr>
       <w:r>
         <w:rPr>
           <w:rFonts w:ascii="Liberation Mono" w:eastAsiaTheme="minorEastAsia" w:hAnsi="Liberation Mono"/>
           <w:sz w:val="18"/>
           <w:lang w:val="en-US"/>
         </w:rPr>
-        <w:t xml:space="preserve"> </w:t>
+        <w:t xml:space="preserve">  &lt;</w:t>
       </w:r>
       <w:proofErr w:type="spellStart"/>
-      <w:proofErr w:type="gramStart"/>
       <w:r>
         <w:rPr>
           <w:rFonts w:ascii="Liberation Mono" w:eastAsiaTheme="minorEastAsia" w:hAnsi="Liberation Mono"/>
           <w:sz w:val="18"/>
           <w:lang w:val="en-US"/>
         </w:rPr>
-        <w:t>xsi:type</w:t>
+        <w:t>anyType</w:t>
+      </w:r>
+      <w:proofErr w:type="spellEnd"/>
+      <w:r>
+        <w:rPr>
+          <w:rFonts w:ascii="Liberation Mono" w:eastAsiaTheme="minorEastAsia" w:hAnsi="Liberation Mono"/>
+          <w:sz w:val="18"/>
+          <w:lang w:val="en-US"/>
+        </w:rPr>
+        <w:t xml:space="preserve"> </w:t>
+      </w:r>
+      <w:proofErr w:type="spellStart"/>
+      <w:r>
+        <w:rPr>
+          <w:rFonts w:ascii="Liberation Mono" w:eastAsiaTheme="minorEastAsia" w:hAnsi="Liberation Mono"/>
+          <w:sz w:val="18"/>
+          <w:lang w:val="en-US"/>
+        </w:rPr>
+        <w:t>xsi</w:t>
+      </w:r>
+      <w:proofErr w:type="gramStart"/>
+      <w:r>
+        <w:rPr>
+          <w:rFonts w:ascii="Liberation Mono" w:eastAsiaTheme="minorEastAsia" w:hAnsi="Liberation Mono"/>
+          <w:sz w:val="18"/>
+          <w:lang w:val="en-US"/>
+        </w:rPr>
+        <w:t>:type</w:t>
       </w:r>
       <w:proofErr w:type="spellEnd"/>
       <w:proofErr w:type="gramEnd"/>
@@ -11372,7 +11414,7 @@
 </file>
 
 <file path=word/comments.xml><?xml version="1.0" encoding="utf-8"?>
-<w:comments xmlns:wpc="http://schemas.microsoft.com/office/word/2010/wordprocessingCanvas" xmlns:cx="http://schemas.microsoft.com/office/drawing/2014/chartex" xmlns:cx1="http://schemas.microsoft.com/office/drawing/2015/9/8/chartex" xmlns:cx2="http://schemas.microsoft.com/office/drawing/2015/10/21/chartex" xmlns:cx3="http://schemas.microsoft.com/office/drawing/2016/5/9/chartex" xmlns:cx4="http://schemas.microsoft.com/office/drawing/2016/5/10/chartex" xmlns:cx5="http://schemas.microsoft.com/office/drawing/2016/5/11/chartex" xmlns:cx6="http://schemas.microsoft.com/office/drawing/2016/5/12/chartex" xmlns:cx7="http://schemas.microsoft.com/office/drawing/2016/5/13/chartex" xmlns:cx8="http://schemas.microsoft.com/office/drawing/2016/5/14/chartex" xmlns:mc="http://schemas.openxmlformats.org/markup-compatibility/2006" xmlns:aink="http://schemas.microsoft.com/office/drawing/2016/ink" xmlns:am3d="http://schemas.microsoft.com/office/drawing/2017/model3d" xmlns:o="urn:schemas-microsoft-com:office:office" xmlns:r="http://schemas.openxmlformats.org/officeDocument/2006/relationships" xmlns:m="http://schemas.openxmlformats.org/officeDocument/2006/math" xmlns:v="urn:schemas-microsoft-com:vml" xmlns:wp14="http://schemas.microsoft.com/office/word/2010/wordprocessingDrawing" xmlns:wp="http://schemas.openxmlformats.org/drawingml/2006/wordprocessingDrawing" xmlns:w10="urn:schemas-microsoft-com:office:word" xmlns:w="http://schemas.openxmlformats.org/wordprocessingml/2006/main" xmlns:w14="http://schemas.microsoft.com/office/word/2010/wordml" xmlns:w15="http://schemas.microsoft.com/office/word/2012/wordml" xmlns:w16cex="http://schemas.microsoft.com/office/word/2018/wordml/cex" xmlns:w16cid="http://schemas.microsoft.com/office/word/2016/wordml/cid" xmlns:w16="http://schemas.microsoft.com/office/word/2018/wordml" xmlns:w16sdtdh="http://schemas.microsoft.com/office/word/2020/wordml/sdtdatahash" xmlns:w16se="http://schemas.microsoft.com/office/word/2015/wordml/symex" xmlns:wpg="http://schemas.microsoft.com/office/word/2010/wordprocessingGroup" xmlns:wpi="http://schemas.microsoft.com/office/word/2010/wordprocessingInk" xmlns:wne="http://schemas.microsoft.com/office/word/2006/wordml" xmlns:wps="http://schemas.microsoft.com/office/word/2010/wordprocessingShape" mc:Ignorable="w14 w15 w16se w16cid w16 w16cex w16sdtdh wp14">
+<w:comments xmlns:wpc="http://schemas.microsoft.com/office/word/2010/wordprocessingCanvas" xmlns:cx="http://schemas.microsoft.com/office/drawing/2014/chartex" xmlns:cx1="http://schemas.microsoft.com/office/drawing/2015/9/8/chartex" xmlns:mc="http://schemas.openxmlformats.org/markup-compatibility/2006" xmlns:o="urn:schemas-microsoft-com:office:office" xmlns:r="http://schemas.openxmlformats.org/officeDocument/2006/relationships" xmlns:m="http://schemas.openxmlformats.org/officeDocument/2006/math" xmlns:v="urn:schemas-microsoft-com:vml" xmlns:wp14="http://schemas.microsoft.com/office/word/2010/wordprocessingDrawing" xmlns:wp="http://schemas.openxmlformats.org/drawingml/2006/wordprocessingDrawing" xmlns:w10="urn:schemas-microsoft-com:office:word" xmlns:w="http://schemas.openxmlformats.org/wordprocessingml/2006/main" xmlns:w14="http://schemas.microsoft.com/office/word/2010/wordml" xmlns:w15="http://schemas.microsoft.com/office/word/2012/wordml" xmlns:w16se="http://schemas.microsoft.com/office/word/2015/wordml/symex" xmlns:wpg="http://schemas.microsoft.com/office/word/2010/wordprocessingGroup" xmlns:wpi="http://schemas.microsoft.com/office/word/2010/wordprocessingInk" xmlns:wne="http://schemas.microsoft.com/office/word/2006/wordml" xmlns:wps="http://schemas.microsoft.com/office/word/2010/wordprocessingShape" mc:Ignorable="w14 w15 w16se wp14">
   <w:comment w:id="0" w:author="Aleksey A. Kalentev" w:date="2026-06-20T13:49:00Z" w:initials="AAK">
     <w:p>
       <w:pPr>
@@ -11390,7 +11432,7 @@
 </file>
 
 <file path=word/commentsExtended.xml><?xml version="1.0" encoding="utf-8"?>
-<w15:commentsEx xmlns:wpc="http://schemas.microsoft.com/office/word/2010/wordprocessingCanvas" xmlns:cx="http://schemas.microsoft.com/office/drawing/2014/chartex" xmlns:cx1="http://schemas.microsoft.com/office/drawing/2015/9/8/chartex" xmlns:cx2="http://schemas.microsoft.com/office/drawing/2015/10/21/chartex" xmlns:cx3="http://schemas.microsoft.com/office/drawing/2016/5/9/chartex" xmlns:cx4="http://schemas.microsoft.com/office/drawing/2016/5/10/chartex" xmlns:cx5="http://schemas.microsoft.com/office/drawing/2016/5/11/chartex" xmlns:cx6="http://schemas.microsoft.com/office/drawing/2016/5/12/chartex" xmlns:cx7="http://schemas.microsoft.com/office/drawing/2016/5/13/chartex" xmlns:cx8="http://schemas.microsoft.com/office/drawing/2016/5/14/chartex" xmlns:mc="http://schemas.openxmlformats.org/markup-compatibility/2006" xmlns:aink="http://schemas.microsoft.com/office/drawing/2016/ink" xmlns:am3d="http://schemas.microsoft.com/office/drawing/2017/model3d" xmlns:o="urn:schemas-microsoft-com:office:office" xmlns:r="http://schemas.openxmlformats.org/officeDocument/2006/relationships" xmlns:m="http://schemas.openxmlformats.org/officeDocument/2006/math" xmlns:v="urn:schemas-microsoft-com:vml" xmlns:wp14="http://schemas.microsoft.com/office/word/2010/wordprocessingDrawing" xmlns:wp="http://schemas.openxmlformats.org/drawingml/2006/wordprocessingDrawing" xmlns:w10="urn:schemas-microsoft-com:office:word" xmlns:w="http://schemas.openxmlformats.org/wordprocessingml/2006/main" xmlns:w14="http://schemas.microsoft.com/office/word/2010/wordml" xmlns:w15="http://schemas.microsoft.com/office/word/2012/wordml" xmlns:w16cex="http://schemas.microsoft.com/office/word/2018/wordml/cex" xmlns:w16cid="http://schemas.microsoft.com/office/word/2016/wordml/cid" xmlns:w16="http://schemas.microsoft.com/office/word/2018/wordml" xmlns:w16sdtdh="http://schemas.microsoft.com/office/word/2020/wordml/sdtdatahash" xmlns:w16se="http://schemas.microsoft.com/office/word/2015/wordml/symex" xmlns:wpg="http://schemas.microsoft.com/office/word/2010/wordprocessingGroup" xmlns:wpi="http://schemas.microsoft.com/office/word/2010/wordprocessingInk" xmlns:wne="http://schemas.microsoft.com/office/word/2006/wordml" xmlns:wps="http://schemas.microsoft.com/office/word/2010/wordprocessingShape" mc:Ignorable="w14 w15 w16se w16cid w16 w16cex w16sdtdh wp14">
+<w15:commentsEx xmlns:wpc="http://schemas.microsoft.com/office/word/2010/wordprocessingCanvas" xmlns:cx="http://schemas.microsoft.com/office/drawing/2014/chartex" xmlns:cx1="http://schemas.microsoft.com/office/drawing/2015/9/8/chartex" xmlns:mc="http://schemas.openxmlformats.org/markup-compatibility/2006" xmlns:o="urn:schemas-microsoft-com:office:office" xmlns:r="http://schemas.openxmlformats.org/officeDocument/2006/relationships" xmlns:m="http://schemas.openxmlformats.org/officeDocument/2006/math" xmlns:v="urn:schemas-microsoft-com:vml" xmlns:wp14="http://schemas.microsoft.com/office/word/2010/wordprocessingDrawing" xmlns:wp="http://schemas.openxmlformats.org/drawingml/2006/wordprocessingDrawing" xmlns:w10="urn:schemas-microsoft-com:office:word" xmlns:w="http://schemas.openxmlformats.org/wordprocessingml/2006/main" xmlns:w14="http://schemas.microsoft.com/office/word/2010/wordml" xmlns:w15="http://schemas.microsoft.com/office/word/2012/wordml" xmlns:w16se="http://schemas.microsoft.com/office/word/2015/wordml/symex" xmlns:wpg="http://schemas.microsoft.com/office/word/2010/wordprocessingGroup" xmlns:wpi="http://schemas.microsoft.com/office/word/2010/wordprocessingInk" xmlns:wne="http://schemas.microsoft.com/office/word/2006/wordml" xmlns:wps="http://schemas.microsoft.com/office/word/2010/wordprocessingShape" mc:Ignorable="w14 w15 w16se wp14">
   <w15:commentEx w15:paraId="746E4E37" w15:done="0"/>
 </w15:commentsEx>
 </file>
@@ -11408,7 +11450,7 @@
 </file>
 
 <file path=word/endnotes.xml><?xml version="1.0" encoding="utf-8"?>
-<w:endnotes xmlns:wpc="http://schemas.microsoft.com/office/word/2010/wordprocessingCanvas" xmlns:cx="http://schemas.microsoft.com/office/drawing/2014/chartex" xmlns:cx1="http://schemas.microsoft.com/office/drawing/2015/9/8/chartex" xmlns:cx2="http://schemas.microsoft.com/office/drawing/2015/10/21/chartex" xmlns:cx3="http://schemas.microsoft.com/office/drawing/2016/5/9/chartex" xmlns:cx4="http://schemas.microsoft.com/office/drawing/2016/5/10/chartex" xmlns:cx5="http://schemas.microsoft.com/office/drawing/2016/5/11/chartex" xmlns:cx6="http://schemas.microsoft.com/office/drawing/2016/5/12/chartex" xmlns:cx7="http://schemas.microsoft.com/office/drawing/2016/5/13/chartex" xmlns:cx8="http://schemas.microsoft.com/office/drawing/2016/5/14/chartex" xmlns:mc="http://schemas.openxmlformats.org/markup-compatibility/2006" xmlns:aink="http://schemas.microsoft.com/office/drawing/2016/ink" xmlns:am3d="http://schemas.microsoft.com/office/drawing/2017/model3d" xmlns:o="urn:schemas-microsoft-com:office:office" xmlns:r="http://schemas.openxmlformats.org/officeDocument/2006/relationships" xmlns:m="http://schemas.openxmlformats.org/officeDocument/2006/math" xmlns:v="urn:schemas-microsoft-com:vml" xmlns:wp14="http://schemas.microsoft.com/office/word/2010/wordprocessingDrawing" xmlns:wp="http://schemas.openxmlformats.org/drawingml/2006/wordprocessingDrawing" xmlns:w10="urn:schemas-microsoft-com:office:word" xmlns:w="http://schemas.openxmlformats.org/wordprocessingml/2006/main" xmlns:w14="http://schemas.microsoft.com/office/word/2010/wordml" xmlns:w15="http://schemas.microsoft.com/office/word/2012/wordml" xmlns:w16cex="http://schemas.microsoft.com/office/word/2018/wordml/cex" xmlns:w16cid="http://schemas.microsoft.com/office/word/2016/wordml/cid" xmlns:w16="http://schemas.microsoft.com/office/word/2018/wordml" xmlns:w16sdtdh="http://schemas.microsoft.com/office/word/2020/wordml/sdtdatahash" xmlns:w16se="http://schemas.microsoft.com/office/word/2015/wordml/symex" xmlns:wpg="http://schemas.microsoft.com/office/word/2010/wordprocessingGroup" xmlns:wpi="http://schemas.microsoft.com/office/word/2010/wordprocessingInk" xmlns:wne="http://schemas.microsoft.com/office/word/2006/wordml" xmlns:wps="http://schemas.microsoft.com/office/word/2010/wordprocessingShape" mc:Ignorable="w14 w15 w16se w16cid w16 w16cex w16sdtdh wp14">
+<w:endnotes xmlns:wpc="http://schemas.microsoft.com/office/word/2010/wordprocessingCanvas" xmlns:cx="http://schemas.microsoft.com/office/drawing/2014/chartex" xmlns:cx1="http://schemas.microsoft.com/office/drawing/2015/9/8/chartex" xmlns:mc="http://schemas.openxmlformats.org/markup-compatibility/2006" xmlns:o="urn:schemas-microsoft-com:office:office" xmlns:r="http://schemas.openxmlformats.org/officeDocument/2006/relationships" xmlns:m="http://schemas.openxmlformats.org/officeDocument/2006/math" xmlns:v="urn:schemas-microsoft-com:vml" xmlns:wp14="http://schemas.microsoft.com/office/word/2010/wordprocessingDrawing" xmlns:wp="http://schemas.openxmlformats.org/drawingml/2006/wordprocessingDrawing" xmlns:w10="urn:schemas-microsoft-com:office:word" xmlns:w="http://schemas.openxmlformats.org/wordprocessingml/2006/main" xmlns:w14="http://schemas.microsoft.com/office/word/2010/wordml" xmlns:w15="http://schemas.microsoft.com/office/word/2012/wordml" xmlns:w16se="http://schemas.microsoft.com/office/word/2015/wordml/symex" xmlns:wpg="http://schemas.microsoft.com/office/word/2010/wordprocessingGroup" xmlns:wpi="http://schemas.microsoft.com/office/word/2010/wordprocessingInk" xmlns:wne="http://schemas.microsoft.com/office/word/2006/wordml" xmlns:wps="http://schemas.microsoft.com/office/word/2010/wordprocessingShape" mc:Ignorable="w14 w15 w16se wp14">
   <w:endnote w:type="separator" w:id="-1">
     <w:p>
       <w:pPr>
@@ -11433,7 +11475,7 @@
 </file>
 
 <file path=word/footer1.xml><?xml version="1.0" encoding="utf-8"?>
-<w:ftr xmlns:wpc="http://schemas.microsoft.com/office/word/2010/wordprocessingCanvas" xmlns:cx="http://schemas.microsoft.com/office/drawing/2014/chartex" xmlns:cx1="http://schemas.microsoft.com/office/drawing/2015/9/8/chartex" xmlns:cx2="http://schemas.microsoft.com/office/drawing/2015/10/21/chartex" xmlns:cx3="http://schemas.microsoft.com/office/drawing/2016/5/9/chartex" xmlns:cx4="http://schemas.microsoft.com/office/drawing/2016/5/10/chartex" xmlns:cx5="http://schemas.microsoft.com/office/drawing/2016/5/11/chartex" xmlns:cx6="http://schemas.microsoft.com/office/drawing/2016/5/12/chartex" xmlns:cx7="http://schemas.microsoft.com/office/drawing/2016/5/13/chartex" xmlns:cx8="http://schemas.microsoft.com/office/drawing/2016/5/14/chartex" xmlns:mc="http://schemas.openxmlformats.org/markup-compatibility/2006" xmlns:aink="http://schemas.microsoft.com/office/drawing/2016/ink" xmlns:am3d="http://schemas.microsoft.com/office/drawing/2017/model3d" xmlns:o="urn:schemas-microsoft-com:office:office" xmlns:r="http://schemas.openxmlformats.org/officeDocument/2006/relationships" xmlns:m="http://schemas.openxmlformats.org/officeDocument/2006/math" xmlns:v="urn:schemas-microsoft-com:vml" xmlns:wp14="http://schemas.microsoft.com/office/word/2010/wordprocessingDrawing" xmlns:wp="http://schemas.openxmlformats.org/drawingml/2006/wordprocessingDrawing" xmlns:w10="urn:schemas-microsoft-com:office:word" xmlns:w="http://schemas.openxmlformats.org/wordprocessingml/2006/main" xmlns:w14="http://schemas.microsoft.com/office/word/2010/wordml" xmlns:w15="http://schemas.microsoft.com/office/word/2012/wordml" xmlns:w16cex="http://schemas.microsoft.com/office/word/2018/wordml/cex" xmlns:w16cid="http://schemas.microsoft.com/office/word/2016/wordml/cid" xmlns:w16="http://schemas.microsoft.com/office/word/2018/wordml" xmlns:w16sdtdh="http://schemas.microsoft.com/office/word/2020/wordml/sdtdatahash" xmlns:w16se="http://schemas.microsoft.com/office/word/2015/wordml/symex" xmlns:wpg="http://schemas.microsoft.com/office/word/2010/wordprocessingGroup" xmlns:wpi="http://schemas.microsoft.com/office/word/2010/wordprocessingInk" xmlns:wne="http://schemas.microsoft.com/office/word/2006/wordml" xmlns:wps="http://schemas.microsoft.com/office/word/2010/wordprocessingShape" mc:Ignorable="w14 w15 w16se w16cid w16 w16cex w16sdtdh wp14">
+<w:ftr xmlns:wpc="http://schemas.microsoft.com/office/word/2010/wordprocessingCanvas" xmlns:cx="http://schemas.microsoft.com/office/drawing/2014/chartex" xmlns:cx1="http://schemas.microsoft.com/office/drawing/2015/9/8/chartex" xmlns:mc="http://schemas.openxmlformats.org/markup-compatibility/2006" xmlns:o="urn:schemas-microsoft-com:office:office" xmlns:r="http://schemas.openxmlformats.org/officeDocument/2006/relationships" xmlns:m="http://schemas.openxmlformats.org/officeDocument/2006/math" xmlns:v="urn:schemas-microsoft-com:vml" xmlns:wp14="http://schemas.microsoft.com/office/word/2010/wordprocessingDrawing" xmlns:wp="http://schemas.openxmlformats.org/drawingml/2006/wordprocessingDrawing" xmlns:w10="urn:schemas-microsoft-com:office:word" xmlns:w="http://schemas.openxmlformats.org/wordprocessingml/2006/main" xmlns:w14="http://schemas.microsoft.com/office/word/2010/wordml" xmlns:w15="http://schemas.microsoft.com/office/word/2012/wordml" xmlns:w16se="http://schemas.microsoft.com/office/word/2015/wordml/symex" xmlns:wpg="http://schemas.microsoft.com/office/word/2010/wordprocessingGroup" xmlns:wpi="http://schemas.microsoft.com/office/word/2010/wordprocessingInk" xmlns:wne="http://schemas.microsoft.com/office/word/2006/wordml" xmlns:wps="http://schemas.microsoft.com/office/word/2010/wordprocessingShape" mc:Ignorable="w14 w15 w16se wp14">
   <w:sdt>
     <w:sdtPr>
       <w:id w:val="994682180"/>
@@ -11479,7 +11521,7 @@
 </file>
 
 <file path=word/footnotes.xml><?xml version="1.0" encoding="utf-8"?>
-<w:footnotes xmlns:wpc="http://schemas.microsoft.com/office/word/2010/wordprocessingCanvas" xmlns:cx="http://schemas.microsoft.com/office/drawing/2014/chartex" xmlns:cx1="http://schemas.microsoft.com/office/drawing/2015/9/8/chartex" xmlns:cx2="http://schemas.microsoft.com/office/drawing/2015/10/21/chartex" xmlns:cx3="http://schemas.microsoft.com/office/drawing/2016/5/9/chartex" xmlns:cx4="http://schemas.microsoft.com/office/drawing/2016/5/10/chartex" xmlns:cx5="http://schemas.microsoft.com/office/drawing/2016/5/11/chartex" xmlns:cx6="http://schemas.microsoft.com/office/drawing/2016/5/12/chartex" xmlns:cx7="http://schemas.microsoft.com/office/drawing/2016/5/13/chartex" xmlns:cx8="http://schemas.microsoft.com/office/drawing/2016/5/14/chartex" xmlns:mc="http://schemas.openxmlformats.org/markup-compatibility/2006" xmlns:aink="http://schemas.microsoft.com/office/drawing/2016/ink" xmlns:am3d="http://schemas.microsoft.com/office/drawing/2017/model3d" xmlns:o="urn:schemas-microsoft-com:office:office" xmlns:r="http://schemas.openxmlformats.org/officeDocument/2006/relationships" xmlns:m="http://schemas.openxmlformats.org/officeDocument/2006/math" xmlns:v="urn:schemas-microsoft-com:vml" xmlns:wp14="http://schemas.microsoft.com/office/word/2010/wordprocessingDrawing" xmlns:wp="http://schemas.openxmlformats.org/drawingml/2006/wordprocessingDrawing" xmlns:w10="urn:schemas-microsoft-com:office:word" xmlns:w="http://schemas.openxmlformats.org/wordprocessingml/2006/main" xmlns:w14="http://schemas.microsoft.com/office/word/2010/wordml" xmlns:w15="http://schemas.microsoft.com/office/word/2012/wordml" xmlns:w16cex="http://schemas.microsoft.com/office/word/2018/wordml/cex" xmlns:w16cid="http://schemas.microsoft.com/office/word/2016/wordml/cid" xmlns:w16="http://schemas.microsoft.com/office/word/2018/wordml" xmlns:w16sdtdh="http://schemas.microsoft.com/office/word/2020/wordml/sdtdatahash" xmlns:w16se="http://schemas.microsoft.com/office/word/2015/wordml/symex" xmlns:wpg="http://schemas.microsoft.com/office/word/2010/wordprocessingGroup" xmlns:wpi="http://schemas.microsoft.com/office/word/2010/wordprocessingInk" xmlns:wne="http://schemas.microsoft.com/office/word/2006/wordml" xmlns:wps="http://schemas.microsoft.com/office/word/2010/wordprocessingShape" mc:Ignorable="w14 w15 w16se w16cid w16 w16cex w16sdtdh wp14">
+<w:footnotes xmlns:wpc="http://schemas.microsoft.com/office/word/2010/wordprocessingCanvas" xmlns:cx="http://schemas.microsoft.com/office/drawing/2014/chartex" xmlns:cx1="http://schemas.microsoft.com/office/drawing/2015/9/8/chartex" xmlns:mc="http://schemas.openxmlformats.org/markup-compatibility/2006" xmlns:o="urn:schemas-microsoft-com:office:office" xmlns:r="http://schemas.openxmlformats.org/officeDocument/2006/relationships" xmlns:m="http://schemas.openxmlformats.org/officeDocument/2006/math" xmlns:v="urn:schemas-microsoft-com:vml" xmlns:wp14="http://schemas.microsoft.com/office/word/2010/wordprocessingDrawing" xmlns:wp="http://schemas.openxmlformats.org/drawingml/2006/wordprocessingDrawing" xmlns:w10="urn:schemas-microsoft-com:office:word" xmlns:w="http://schemas.openxmlformats.org/wordprocessingml/2006/main" xmlns:w14="http://schemas.microsoft.com/office/word/2010/wordml" xmlns:w15="http://schemas.microsoft.com/office/word/2012/wordml" xmlns:w16se="http://schemas.microsoft.com/office/word/2015/wordml/symex" xmlns:wpg="http://schemas.microsoft.com/office/word/2010/wordprocessingGroup" xmlns:wpi="http://schemas.microsoft.com/office/word/2010/wordprocessingInk" xmlns:wne="http://schemas.microsoft.com/office/word/2006/wordml" xmlns:wps="http://schemas.microsoft.com/office/word/2010/wordprocessingShape" mc:Ignorable="w14 w15 w16se wp14">
   <w:footnote w:type="separator" w:id="-1">
     <w:p>
       <w:pPr>
@@ -11504,7 +11546,7 @@
 </file>
 
 <file path=word/numbering.xml><?xml version="1.0" encoding="utf-8"?>
-<w:numbering xmlns:wpc="http://schemas.microsoft.com/office/word/2010/wordprocessingCanvas" xmlns:cx="http://schemas.microsoft.com/office/drawing/2014/chartex" xmlns:cx1="http://schemas.microsoft.com/office/drawing/2015/9/8/chartex" xmlns:cx2="http://schemas.microsoft.com/office/drawing/2015/10/21/chartex" xmlns:cx3="http://schemas.microsoft.com/office/drawing/2016/5/9/chartex" xmlns:cx4="http://schemas.microsoft.com/office/drawing/2016/5/10/chartex" xmlns:cx5="http://schemas.microsoft.com/office/drawing/2016/5/11/chartex" xmlns:cx6="http://schemas.microsoft.com/office/drawing/2016/5/12/chartex" xmlns:cx7="http://schemas.microsoft.com/office/drawing/2016/5/13/chartex" xmlns:cx8="http://schemas.microsoft.com/office/drawing/2016/5/14/chartex" xmlns:mc="http://schemas.openxmlformats.org/markup-compatibility/2006" xmlns:aink="http://schemas.microsoft.com/office/drawing/2016/ink" xmlns:am3d="http://schemas.microsoft.com/office/drawing/2017/model3d" xmlns:o="urn:schemas-microsoft-com:office:office" xmlns:r="http://schemas.openxmlformats.org/officeDocument/2006/relationships" xmlns:m="http://schemas.openxmlformats.org/officeDocument/2006/math" xmlns:v="urn:schemas-microsoft-com:vml" xmlns:wp14="http://schemas.microsoft.com/office/word/2010/wordprocessingDrawing" xmlns:wp="http://schemas.openxmlformats.org/drawingml/2006/wordprocessingDrawing" xmlns:w10="urn:schemas-microsoft-com:office:word" xmlns:w="http://schemas.openxmlformats.org/wordprocessingml/2006/main" xmlns:w14="http://schemas.microsoft.com/office/word/2010/wordml" xmlns:w15="http://schemas.microsoft.com/office/word/2012/wordml" xmlns:w16cex="http://schemas.microsoft.com/office/word/2018/wordml/cex" xmlns:w16cid="http://schemas.microsoft.com/office/word/2016/wordml/cid" xmlns:w16="http://schemas.microsoft.com/office/word/2018/wordml" xmlns:w16sdtdh="http://schemas.microsoft.com/office/word/2020/wordml/sdtdatahash" xmlns:w16se="http://schemas.microsoft.com/office/word/2015/wordml/symex" xmlns:wpg="http://schemas.microsoft.com/office/word/2010/wordprocessingGroup" xmlns:wpi="http://schemas.microsoft.com/office/word/2010/wordprocessingInk" xmlns:wne="http://schemas.microsoft.com/office/word/2006/wordml" xmlns:wps="http://schemas.microsoft.com/office/word/2010/wordprocessingShape" mc:Ignorable="w14 w15 w16se w16cid w16 w16cex w16sdtdh wp14">
+<w:numbering xmlns:wpc="http://schemas.microsoft.com/office/word/2010/wordprocessingCanvas" xmlns:cx="http://schemas.microsoft.com/office/drawing/2014/chartex" xmlns:cx1="http://schemas.microsoft.com/office/drawing/2015/9/8/chartex" xmlns:mc="http://schemas.openxmlformats.org/markup-compatibility/2006" xmlns:o="urn:schemas-microsoft-com:office:office" xmlns:r="http://schemas.openxmlformats.org/officeDocument/2006/relationships" xmlns:m="http://schemas.openxmlformats.org/officeDocument/2006/math" xmlns:v="urn:schemas-microsoft-com:vml" xmlns:wp14="http://schemas.microsoft.com/office/word/2010/wordprocessingDrawing" xmlns:wp="http://schemas.openxmlformats.org/drawingml/2006/wordprocessingDrawing" xmlns:w10="urn:schemas-microsoft-com:office:word" xmlns:w="http://schemas.openxmlformats.org/wordprocessingml/2006/main" xmlns:w14="http://schemas.microsoft.com/office/word/2010/wordml" xmlns:w15="http://schemas.microsoft.com/office/word/2012/wordml" xmlns:w16se="http://schemas.microsoft.com/office/word/2015/wordml/symex" xmlns:wpg="http://schemas.microsoft.com/office/word/2010/wordprocessingGroup" xmlns:wpi="http://schemas.microsoft.com/office/word/2010/wordprocessingInk" xmlns:wne="http://schemas.microsoft.com/office/word/2006/wordml" xmlns:wps="http://schemas.microsoft.com/office/word/2010/wordprocessingShape" mc:Ignorable="w14 w15 w16se wp14">
   <w:abstractNum w:abstractNumId="0" w15:restartNumberingAfterBreak="0">
     <w:nsid w:val="FFFFFF89"/>
     <w:multiLevelType w:val="singleLevel"/>
@@ -13279,7 +13321,7 @@
 </file>
 
 <file path=word/people.xml><?xml version="1.0" encoding="utf-8"?>
-<w15:people xmlns:wpc="http://schemas.microsoft.com/office/word/2010/wordprocessingCanvas" xmlns:cx="http://schemas.microsoft.com/office/drawing/2014/chartex" xmlns:cx1="http://schemas.microsoft.com/office/drawing/2015/9/8/chartex" xmlns:cx2="http://schemas.microsoft.com/office/drawing/2015/10/21/chartex" xmlns:cx3="http://schemas.microsoft.com/office/drawing/2016/5/9/chartex" xmlns:cx4="http://schemas.microsoft.com/office/drawing/2016/5/10/chartex" xmlns:cx5="http://schemas.microsoft.com/office/drawing/2016/5/11/chartex" xmlns:cx6="http://schemas.microsoft.com/office/drawing/2016/5/12/chartex" xmlns:cx7="http://schemas.microsoft.com/office/drawing/2016/5/13/chartex" xmlns:cx8="http://schemas.microsoft.com/office/drawing/2016/5/14/chartex" xmlns:mc="http://schemas.openxmlformats.org/markup-compatibility/2006" xmlns:aink="http://schemas.microsoft.com/office/drawing/2016/ink" xmlns:am3d="http://schemas.microsoft.com/office/drawing/2017/model3d" xmlns:o="urn:schemas-microsoft-com:office:office" xmlns:r="http://schemas.openxmlformats.org/officeDocument/2006/relationships" xmlns:m="http://schemas.openxmlformats.org/officeDocument/2006/math" xmlns:v="urn:schemas-microsoft-com:vml" xmlns:wp14="http://schemas.microsoft.com/office/word/2010/wordprocessingDrawing" xmlns:wp="http://schemas.openxmlformats.org/drawingml/2006/wordprocessingDrawing" xmlns:w10="urn:schemas-microsoft-com:office:word" xmlns:w="http://schemas.openxmlformats.org/wordprocessingml/2006/main" xmlns:w14="http://schemas.microsoft.com/office/word/2010/wordml" xmlns:w15="http://schemas.microsoft.com/office/word/2012/wordml" xmlns:w16cex="http://schemas.microsoft.com/office/word/2018/wordml/cex" xmlns:w16cid="http://schemas.microsoft.com/office/word/2016/wordml/cid" xmlns:w16="http://schemas.microsoft.com/office/word/2018/wordml" xmlns:w16sdtdh="http://schemas.microsoft.com/office/word/2020/wordml/sdtdatahash" xmlns:w16se="http://schemas.microsoft.com/office/word/2015/wordml/symex" xmlns:wpg="http://schemas.microsoft.com/office/word/2010/wordprocessingGroup" xmlns:wpi="http://schemas.microsoft.com/office/word/2010/wordprocessingInk" xmlns:wne="http://schemas.microsoft.com/office/word/2006/wordml" xmlns:wps="http://schemas.microsoft.com/office/word/2010/wordprocessingShape" mc:Ignorable="w14 w15 w16se w16cid w16 w16cex w16sdtdh wp14">
+<w15:people xmlns:wpc="http://schemas.microsoft.com/office/word/2010/wordprocessingCanvas" xmlns:cx="http://schemas.microsoft.com/office/drawing/2014/chartex" xmlns:cx1="http://schemas.microsoft.com/office/drawing/2015/9/8/chartex" xmlns:mc="http://schemas.openxmlformats.org/markup-compatibility/2006" xmlns:o="urn:schemas-microsoft-com:office:office" xmlns:r="http://schemas.openxmlformats.org/officeDocument/2006/relationships" xmlns:m="http://schemas.openxmlformats.org/officeDocument/2006/math" xmlns:v="urn:schemas-microsoft-com:vml" xmlns:wp14="http://schemas.microsoft.com/office/word/2010/wordprocessingDrawing" xmlns:wp="http://schemas.openxmlformats.org/drawingml/2006/wordprocessingDrawing" xmlns:w10="urn:schemas-microsoft-com:office:word" xmlns:w="http://schemas.openxmlformats.org/wordprocessingml/2006/main" xmlns:w14="http://schemas.microsoft.com/office/word/2010/wordml" xmlns:w15="http://schemas.microsoft.com/office/word/2012/wordml" xmlns:w16se="http://schemas.microsoft.com/office/word/2015/wordml/symex" xmlns:wpg="http://schemas.microsoft.com/office/word/2010/wordprocessingGroup" xmlns:wpi="http://schemas.microsoft.com/office/word/2010/wordprocessingInk" xmlns:wne="http://schemas.microsoft.com/office/word/2006/wordml" xmlns:wps="http://schemas.microsoft.com/office/word/2010/wordprocessingShape" mc:Ignorable="w14 w15 w16se wp14">
   <w15:person w15:author="Aleksey A. Kalentev">
     <w15:presenceInfo w15:providerId="AD" w15:userId="S-1-5-21-507921405-1993962763-1957994488-151096"/>
   </w15:person>
@@ -13287,7 +13329,7 @@
 </file>
 
 <file path=word/styles.xml><?xml version="1.0" encoding="utf-8"?>
-<w:styles xmlns:mc="http://schemas.openxmlformats.org/markup-compatibility/2006" xmlns:r="http://schemas.openxmlformats.org/officeDocument/2006/relationships" xmlns:w="http://schemas.openxmlformats.org/wordprocessingml/2006/main" xmlns:w14="http://schemas.microsoft.com/office/word/2010/wordml" xmlns:w15="http://schemas.microsoft.com/office/word/2012/wordml" xmlns:w16cex="http://schemas.microsoft.com/office/word/2018/wordml/cex" xmlns:w16cid="http://schemas.microsoft.com/office/word/2016/wordml/cid" xmlns:w16="http://schemas.microsoft.com/office/word/2018/wordml" xmlns:w16sdtdh="http://schemas.microsoft.com/office/word/2020/wordml/sdtdatahash" xmlns:w16se="http://schemas.microsoft.com/office/word/2015/wordml/symex" mc:Ignorable="w14 w15 w16se w16cid w16 w16cex w16sdtdh">
+<w:styles xmlns:mc="http://schemas.openxmlformats.org/markup-compatibility/2006" xmlns:r="http://schemas.openxmlformats.org/officeDocument/2006/relationships" xmlns:w="http://schemas.openxmlformats.org/wordprocessingml/2006/main" xmlns:w14="http://schemas.microsoft.com/office/word/2010/wordml" xmlns:w15="http://schemas.microsoft.com/office/word/2012/wordml" xmlns:w16se="http://schemas.microsoft.com/office/word/2015/wordml/symex" mc:Ignorable="w14 w15 w16se">
   <w:docDefaults>
     <w:rPrDefault>
       <w:rPr>
@@ -13303,7 +13345,7 @@
       </w:pPr>
     </w:pPrDefault>
   </w:docDefaults>
-  <w:latentStyles w:defLockedState="0" w:defUIPriority="99" w:defSemiHidden="0" w:defUnhideWhenUsed="0" w:defQFormat="0" w:count="376">
+  <w:latentStyles w:defLockedState="0" w:defUIPriority="99" w:defSemiHidden="0" w:defUnhideWhenUsed="0" w:defQFormat="0" w:count="371">
     <w:lsdException w:name="Normal" w:uiPriority="0" w:qFormat="1"/>
     <w:lsdException w:name="heading 1" w:uiPriority="9" w:qFormat="1"/>
     <w:lsdException w:name="heading 2" w:semiHidden="1" w:uiPriority="9" w:unhideWhenUsed="1" w:qFormat="1"/>
@@ -13409,6 +13451,7 @@
     <w:lsdException w:name="HTML Sample" w:semiHidden="1" w:unhideWhenUsed="1"/>
     <w:lsdException w:name="HTML Typewriter" w:semiHidden="1" w:unhideWhenUsed="1"/>
     <w:lsdException w:name="HTML Variable" w:semiHidden="1" w:unhideWhenUsed="1"/>
+    <w:lsdException w:name="Normal Table" w:semiHidden="1" w:unhideWhenUsed="1"/>
     <w:lsdException w:name="annotation subject" w:semiHidden="1" w:unhideWhenUsed="1"/>
     <w:lsdException w:name="No List" w:semiHidden="1" w:unhideWhenUsed="1"/>
     <w:lsdException w:name="Outline List 1" w:semiHidden="1" w:unhideWhenUsed="1"/>
@@ -13451,8 +13494,11 @@
     <w:lsdException w:name="Table Contemporary" w:semiHidden="1" w:unhideWhenUsed="1"/>
     <w:lsdException w:name="Table Elegant" w:semiHidden="1" w:unhideWhenUsed="1"/>
     <w:lsdException w:name="Table Professional" w:semiHidden="1" w:unhideWhenUsed="1"/>
+    <w:lsdException w:name="Table Subtle 1" w:semiHidden="1" w:unhideWhenUsed="1"/>
     <w:lsdException w:name="Table Subtle 2" w:semiHidden="1" w:unhideWhenUsed="1"/>
     <w:lsdException w:name="Table Web 1" w:semiHidden="1" w:unhideWhenUsed="1"/>
+    <w:lsdException w:name="Table Web 2" w:semiHidden="1" w:unhideWhenUsed="1"/>
+    <w:lsdException w:name="Table Web 3" w:semiHidden="1" w:unhideWhenUsed="1"/>
     <w:lsdException w:name="Balloon Text" w:semiHidden="1" w:unhideWhenUsed="1"/>
     <w:lsdException w:name="Table Grid" w:uiPriority="59"/>
     <w:lsdException w:name="Table Theme" w:semiHidden="1" w:unhideWhenUsed="1"/>
@@ -13671,11 +13717,6 @@
     <w:lsdException w:name="List Table 5 Dark Accent 6" w:uiPriority="50"/>
     <w:lsdException w:name="List Table 6 Colorful Accent 6" w:uiPriority="51"/>
     <w:lsdException w:name="List Table 7 Colorful Accent 6" w:uiPriority="52"/>
-    <w:lsdException w:name="Mention" w:semiHidden="1" w:unhideWhenUsed="1"/>
-    <w:lsdException w:name="Smart Hyperlink" w:semiHidden="1" w:unhideWhenUsed="1"/>
-    <w:lsdException w:name="Hashtag" w:semiHidden="1" w:unhideWhenUsed="1"/>
-    <w:lsdException w:name="Unresolved Mention" w:semiHidden="1" w:unhideWhenUsed="1"/>
-    <w:lsdException w:name="Smart Link" w:semiHidden="1" w:unhideWhenUsed="1"/>
   </w:latentStyles>
   <w:style w:type="paragraph" w:default="1" w:styleId="a0">
     <w:name w:val="Normal"/>
@@ -14492,7 +14533,7 @@
 </file>
 
 <file path=customXml/itemProps1.xml><?xml version="1.0" encoding="utf-8"?>
-<ds:datastoreItem xmlns:ds="http://schemas.openxmlformats.org/officeDocument/2006/customXml" ds:itemID="{2D5AD075-327F-44D5-816F-91F6CDC708E0}">
+<ds:datastoreItem xmlns:ds="http://schemas.openxmlformats.org/officeDocument/2006/customXml" ds:itemID="{521BAD4A-9FDE-4F04-9059-2EA3E71F6F81}">
   <ds:schemaRefs>
     <ds:schemaRef ds:uri="http://schemas.openxmlformats.org/officeDocument/2006/bibliography"/>
   </ds:schemaRefs>

--- a/ЛБ3/ЛР 5 Бабуцкий рефакторинг 1.docx
+++ b/ЛБ3/ЛР 5 Бабуцкий рефакторинг 1.docx
@@ -969,7 +969,7 @@
                 <w:szCs w:val="24"/>
                 <w:lang w:eastAsia="ru-RU" w:bidi="ru-RU"/>
               </w:rPr>
-              <w:t>20</w:t>
+              <w:t>23</w:t>
             </w:r>
             <w:commentRangeStart w:id="0"/>
             <w:r>
@@ -8216,7 +8216,7 @@
         <w:t xml:space="preserve">Окончание работ: </w:t>
       </w:r>
       <w:r>
-        <w:t>20</w:t>
+        <w:t>23</w:t>
       </w:r>
       <w:commentRangeStart w:id="24"/>
       <w:r>
@@ -10981,7 +10981,6 @@
         <w:rPr>
           <w:rFonts w:ascii="Liberation Mono" w:eastAsiaTheme="minorEastAsia" w:hAnsi="Liberation Mono"/>
           <w:sz w:val="18"/>
-          <w:lang w:val="en-US"/>
         </w:rPr>
       </w:pPr>
       <w:r>
@@ -10996,7 +10995,6 @@
         <w:rPr>
           <w:rFonts w:ascii="Liberation Mono" w:eastAsiaTheme="minorEastAsia" w:hAnsi="Liberation Mono"/>
           <w:sz w:val="18"/>
-          <w:lang w:val="en-US"/>
         </w:rPr>
         <w:t>&lt;/</w:t>
       </w:r>
@@ -11014,7 +11012,6 @@
         <w:rPr>
           <w:rFonts w:ascii="Liberation Mono" w:eastAsiaTheme="minorEastAsia" w:hAnsi="Liberation Mono"/>
           <w:sz w:val="18"/>
-          <w:lang w:val="en-US"/>
         </w:rPr>
         <w:t>&gt;</w:t>
       </w:r>
@@ -11030,32 +11027,29 @@
           <w:sz w:val="18"/>
           <w:szCs w:val="28"/>
           <w:shd w:val="clear" w:color="auto" w:fill="FFFFFF"/>
-          <w:lang w:val="en-US"/>
-        </w:rPr>
-      </w:pPr>
+        </w:rPr>
+      </w:pPr>
+      <w:r>
+        <w:rPr>
+          <w:rFonts w:ascii="Liberation Mono" w:eastAsiaTheme="minorEastAsia" w:hAnsi="Liberation Mono"/>
+          <w:sz w:val="18"/>
+        </w:rPr>
+        <w:t>&lt;/</w:t>
+      </w:r>
+      <w:proofErr w:type="spellStart"/>
       <w:r>
         <w:rPr>
           <w:rFonts w:ascii="Liberation Mono" w:eastAsiaTheme="minorEastAsia" w:hAnsi="Liberation Mono"/>
           <w:sz w:val="18"/>
           <w:lang w:val="en-US"/>
         </w:rPr>
-        <w:t>&lt;/</w:t>
-      </w:r>
-      <w:proofErr w:type="spellStart"/>
+        <w:t>ArrayOfAnyType</w:t>
+      </w:r>
+      <w:proofErr w:type="spellEnd"/>
       <w:r>
         <w:rPr>
           <w:rFonts w:ascii="Liberation Mono" w:eastAsiaTheme="minorEastAsia" w:hAnsi="Liberation Mono"/>
           <w:sz w:val="18"/>
-          <w:lang w:val="en-US"/>
-        </w:rPr>
-        <w:t>ArrayOfAnyType</w:t>
-      </w:r>
-      <w:proofErr w:type="spellEnd"/>
-      <w:r>
-        <w:rPr>
-          <w:rFonts w:ascii="Liberation Mono" w:eastAsiaTheme="minorEastAsia" w:hAnsi="Liberation Mono"/>
-          <w:sz w:val="18"/>
-          <w:lang w:val="en-US"/>
         </w:rPr>
         <w:t>&gt;</w:t>
       </w:r>
@@ -11068,7 +11062,6 @@
           <w:sz w:val="18"/>
           <w:szCs w:val="28"/>
           <w:shd w:val="clear" w:color="auto" w:fill="FFFFFF"/>
-          <w:lang w:val="en-US"/>
         </w:rPr>
         <w:t xml:space="preserve"> </w:t>
       </w:r>
@@ -11083,10 +11076,8 @@
           <w:color w:val="000000"/>
           <w:szCs w:val="28"/>
           <w:shd w:val="clear" w:color="auto" w:fill="FFFFFF"/>
-          <w:lang w:val="en-US"/>
-        </w:rPr>
-      </w:pPr>
-      <w:proofErr w:type="gramStart"/>
+        </w:rPr>
+      </w:pPr>
       <w:r>
         <w:rPr>
           <w:rFonts w:cs="Times New Roman"/>
@@ -11095,11 +11086,9 @@
           <w:color w:val="000000"/>
           <w:szCs w:val="28"/>
           <w:shd w:val="clear" w:color="auto" w:fill="FFFFFF"/>
-          <w:lang w:val="en-US"/>
-        </w:rPr>
-        <w:t>4.3</w:t>
-      </w:r>
-      <w:proofErr w:type="gramEnd"/>
+        </w:rPr>
+        <w:t xml:space="preserve">4.3 </w:t>
+      </w:r>
       <w:r>
         <w:rPr>
           <w:rFonts w:cs="Times New Roman"/>
@@ -11108,9 +11097,8 @@
           <w:color w:val="000000"/>
           <w:szCs w:val="28"/>
           <w:shd w:val="clear" w:color="auto" w:fill="FFFFFF"/>
-          <w:lang w:val="en-US"/>
-        </w:rPr>
-        <w:t xml:space="preserve"> </w:t>
+        </w:rPr>
+        <w:t>Функциональные</w:t>
       </w:r>
       <w:r>
         <w:rPr>
@@ -11120,18 +11108,6 @@
           <w:color w:val="000000"/>
           <w:szCs w:val="28"/>
           <w:shd w:val="clear" w:color="auto" w:fill="FFFFFF"/>
-        </w:rPr>
-        <w:t>Функциональные</w:t>
-      </w:r>
-      <w:r>
-        <w:rPr>
-          <w:rFonts w:cs="Times New Roman"/>
-          <w:b/>
-          <w:bCs/>
-          <w:color w:val="000000"/>
-          <w:szCs w:val="28"/>
-          <w:shd w:val="clear" w:color="auto" w:fill="FFFFFF"/>
-          <w:lang w:val="en-US"/>
         </w:rPr>
         <w:t xml:space="preserve"> </w:t>
       </w:r>
@@ -14678,7 +14654,7 @@
 </file>
 
 <file path=customXml/itemProps1.xml><?xml version="1.0" encoding="utf-8"?>
-<ds:datastoreItem xmlns:ds="http://schemas.openxmlformats.org/officeDocument/2006/customXml" ds:itemID="{501E5B4A-CBB9-4C51-B5A1-D43A98DDB58E}">
+<ds:datastoreItem xmlns:ds="http://schemas.openxmlformats.org/officeDocument/2006/customXml" ds:itemID="{EC2C499A-574C-4C44-B9F1-2E6F6ACB2EC5}">
   <ds:schemaRefs>
     <ds:schemaRef ds:uri="http://schemas.openxmlformats.org/officeDocument/2006/bibliography"/>
   </ds:schemaRefs>

--- a/ЛБ3/ЛР 5 Бабуцкий рефакторинг 1.docx
+++ b/ЛБ3/ЛР 5 Бабуцкий рефакторинг 1.docx
@@ -969,7 +969,17 @@
                 <w:szCs w:val="24"/>
                 <w:lang w:eastAsia="ru-RU" w:bidi="ru-RU"/>
               </w:rPr>
-              <w:t>23</w:t>
+              <w:t>2</w:t>
+            </w:r>
+            <w:r>
+              <w:rPr>
+                <w:rFonts w:eastAsia="Times New Roman" w:cs="Times New Roman"/>
+                <w:color w:val="000000"/>
+                <w:sz w:val="24"/>
+                <w:szCs w:val="24"/>
+                <w:lang w:eastAsia="ru-RU" w:bidi="ru-RU"/>
+              </w:rPr>
+              <w:t>4</w:t>
             </w:r>
             <w:commentRangeStart w:id="0"/>
             <w:r>
@@ -2993,6 +3003,7 @@
         <w:ind w:firstLine="0"/>
         <w:jc w:val="center"/>
       </w:pPr>
+      <w:bookmarkStart w:id="9" w:name="_GoBack"/>
       <w:r>
         <w:rPr>
           <w:noProof/>
@@ -3000,10 +3011,10 @@
         </w:rPr>
         <w:lastRenderedPageBreak/>
         <w:drawing>
-          <wp:inline distT="0" distB="0" distL="0" distR="0" wp14:anchorId="47AE90D7" wp14:editId="1F1BF885">
+          <wp:inline distT="0" distB="0" distL="0" distR="0" wp14:anchorId="6B347568" wp14:editId="4BC83926">
             <wp:extent cx="9251950" cy="5031105"/>
             <wp:effectExtent l="0" t="0" r="6350" b="0"/>
-            <wp:docPr id="2" name="Рисунок 2"/>
+            <wp:docPr id="9" name="Рисунок 9"/>
             <wp:cNvGraphicFramePr>
               <a:graphicFrameLocks xmlns:a="http://schemas.openxmlformats.org/drawingml/2006/main" noChangeAspect="1"/>
             </wp:cNvGraphicFramePr>
@@ -3035,6 +3046,7 @@
           </wp:inline>
         </w:drawing>
       </w:r>
+      <w:bookmarkEnd w:id="9"/>
     </w:p>
     <w:p>
       <w:pPr>
@@ -3070,8 +3082,8 @@
           <w:bCs/>
         </w:rPr>
       </w:pPr>
-      <w:bookmarkStart w:id="9" w:name="_Toc74829066"/>
-      <w:bookmarkStart w:id="10" w:name="_Toc232104094"/>
+      <w:bookmarkStart w:id="10" w:name="_Toc74829066"/>
+      <w:bookmarkStart w:id="11" w:name="_Toc232104094"/>
       <w:r>
         <w:rPr>
           <w:b/>
@@ -3080,8 +3092,8 @@
         <w:lastRenderedPageBreak/>
         <w:t>1.3 Описание классов, образующих связь типа «общее-частное»</w:t>
       </w:r>
-      <w:bookmarkEnd w:id="9"/>
       <w:bookmarkEnd w:id="10"/>
+      <w:bookmarkEnd w:id="11"/>
     </w:p>
     <w:p>
       <w:pPr>
@@ -7137,8 +7149,8 @@
           <w:bCs/>
         </w:rPr>
       </w:pPr>
-      <w:bookmarkStart w:id="11" w:name="_Toc74956676"/>
-      <w:bookmarkStart w:id="12" w:name="_Toc74829067"/>
+      <w:bookmarkStart w:id="12" w:name="_Toc74956676"/>
+      <w:bookmarkStart w:id="13" w:name="_Toc74829067"/>
     </w:p>
     <w:p>
       <w:pPr>
@@ -7149,7 +7161,7 @@
           <w:bCs/>
         </w:rPr>
       </w:pPr>
-      <w:bookmarkStart w:id="13" w:name="_Toc232104095"/>
+      <w:bookmarkStart w:id="14" w:name="_Toc232104095"/>
       <w:r>
         <w:rPr>
           <w:b/>
@@ -7174,9 +7186,9 @@
         </w:rPr>
         <w:t>Git</w:t>
       </w:r>
-      <w:bookmarkEnd w:id="11"/>
       <w:bookmarkEnd w:id="12"/>
       <w:bookmarkEnd w:id="13"/>
+      <w:bookmarkEnd w:id="14"/>
       <w:proofErr w:type="spellEnd"/>
     </w:p>
     <w:p>
@@ -7271,9 +7283,9 @@
           <w:bCs/>
         </w:rPr>
       </w:pPr>
-      <w:bookmarkStart w:id="14" w:name="_Toc74956677"/>
-      <w:bookmarkStart w:id="15" w:name="_Toc74829068"/>
-      <w:bookmarkStart w:id="16" w:name="_Toc232104096"/>
+      <w:bookmarkStart w:id="15" w:name="_Toc74956677"/>
+      <w:bookmarkStart w:id="16" w:name="_Toc74829068"/>
+      <w:bookmarkStart w:id="17" w:name="_Toc232104096"/>
       <w:r>
         <w:rPr>
           <w:b/>
@@ -7281,9 +7293,9 @@
         </w:rPr>
         <w:t>1.5 Тестирование программы</w:t>
       </w:r>
-      <w:bookmarkEnd w:id="14"/>
       <w:bookmarkEnd w:id="15"/>
       <w:bookmarkEnd w:id="16"/>
+      <w:bookmarkEnd w:id="17"/>
     </w:p>
     <w:p>
       <w:pPr>
@@ -7858,9 +7870,9 @@
           <w:bCs/>
         </w:rPr>
       </w:pPr>
-      <w:bookmarkStart w:id="17" w:name="_Toc74956678"/>
-      <w:bookmarkStart w:id="18" w:name="_Toc74829069"/>
-      <w:bookmarkStart w:id="19" w:name="_Toc232104097"/>
+      <w:bookmarkStart w:id="18" w:name="_Toc74956678"/>
+      <w:bookmarkStart w:id="19" w:name="_Toc74829069"/>
+      <w:bookmarkStart w:id="20" w:name="_Toc232104097"/>
       <w:r>
         <w:rPr>
           <w:b/>
@@ -7868,9 +7880,9 @@
         </w:rPr>
         <w:t>СПИСОК ИСПОЛЬЗОВАННЫХ ИСТОЧНИКОВ</w:t>
       </w:r>
-      <w:bookmarkEnd w:id="17"/>
       <w:bookmarkEnd w:id="18"/>
       <w:bookmarkEnd w:id="19"/>
+      <w:bookmarkEnd w:id="20"/>
     </w:p>
     <w:p>
       <w:pPr>
@@ -7951,10 +7963,10 @@
           <w:bCs/>
         </w:rPr>
       </w:pPr>
-      <w:bookmarkStart w:id="20" w:name="_Toc136600561"/>
-      <w:bookmarkStart w:id="21" w:name="_Toc74956679"/>
-      <w:bookmarkStart w:id="22" w:name="_Toc74829070"/>
-      <w:bookmarkStart w:id="23" w:name="_Toc232104098"/>
+      <w:bookmarkStart w:id="21" w:name="_Toc136600561"/>
+      <w:bookmarkStart w:id="22" w:name="_Toc74956679"/>
+      <w:bookmarkStart w:id="23" w:name="_Toc74829070"/>
+      <w:bookmarkStart w:id="24" w:name="_Toc232104098"/>
       <w:r>
         <w:rPr>
           <w:b/>
@@ -7963,10 +7975,10 @@
         <w:lastRenderedPageBreak/>
         <w:t>ПРИЛОЖЕНИЕ А</w:t>
       </w:r>
-      <w:bookmarkEnd w:id="20"/>
       <w:bookmarkEnd w:id="21"/>
       <w:bookmarkEnd w:id="22"/>
       <w:bookmarkEnd w:id="23"/>
+      <w:bookmarkEnd w:id="24"/>
     </w:p>
     <w:p>
       <w:pPr>
@@ -8216,9 +8228,9 @@
         <w:t xml:space="preserve">Окончание работ: </w:t>
       </w:r>
       <w:r>
-        <w:t>23</w:t>
-      </w:r>
-      <w:commentRangeStart w:id="24"/>
+        <w:t>24</w:t>
+      </w:r>
+      <w:commentRangeStart w:id="25"/>
       <w:r>
         <w:t xml:space="preserve"> </w:t>
       </w:r>
@@ -8234,12 +8246,12 @@
       <w:r>
         <w:t xml:space="preserve"> г.</w:t>
       </w:r>
-      <w:commentRangeEnd w:id="24"/>
+      <w:commentRangeEnd w:id="25"/>
       <w:r>
         <w:rPr>
           <w:rStyle w:val="af2"/>
         </w:rPr>
-        <w:commentReference w:id="24"/>
+        <w:commentReference w:id="25"/>
       </w:r>
     </w:p>
     <w:p>
@@ -8249,8 +8261,6 @@
       <w:r>
         <w:br w:type="page"/>
       </w:r>
-      <w:bookmarkStart w:id="25" w:name="_GoBack"/>
-      <w:bookmarkEnd w:id="25"/>
     </w:p>
     <w:p>
       <w:pPr>
@@ -11533,7 +11543,7 @@
       </w:r>
     </w:p>
   </w:comment>
-  <w:comment w:id="24" w:author="Aleksey A. Kalentev" w:date="2026-06-20T14:59:00Z" w:initials="AAK">
+  <w:comment w:id="25" w:author="Aleksey A. Kalentev" w:date="2026-06-20T14:59:00Z" w:initials="AAK">
     <w:p>
       <w:pPr>
         <w:pStyle w:val="af3"/>
@@ -11625,7 +11635,7 @@
           <w:rPr>
             <w:noProof/>
           </w:rPr>
-          <w:t>15</w:t>
+          <w:t>7</w:t>
         </w:r>
         <w:r>
           <w:fldChar w:fldCharType="end"/>
@@ -14654,7 +14664,7 @@
 </file>
 
 <file path=customXml/itemProps1.xml><?xml version="1.0" encoding="utf-8"?>
-<ds:datastoreItem xmlns:ds="http://schemas.openxmlformats.org/officeDocument/2006/customXml" ds:itemID="{EC2C499A-574C-4C44-B9F1-2E6F6ACB2EC5}">
+<ds:datastoreItem xmlns:ds="http://schemas.openxmlformats.org/officeDocument/2006/customXml" ds:itemID="{4DD058B2-A7E2-4B98-9D8C-501A42799480}">
   <ds:schemaRefs>
     <ds:schemaRef ds:uri="http://schemas.openxmlformats.org/officeDocument/2006/bibliography"/>
   </ds:schemaRefs>

--- a/ЛБ3/ЛР 5 Бабуцкий рефакторинг 1.docx
+++ b/ЛБ3/ЛР 5 Бабуцкий рефакторинг 1.docx
@@ -894,7 +894,6 @@
               </w:rPr>
               <w:t xml:space="preserve"> </w:t>
             </w:r>
-            <w:proofErr w:type="spellStart"/>
             <w:r>
               <w:rPr>
                 <w:rFonts w:eastAsia="Times New Roman" w:cs="Times New Roman"/>
@@ -903,18 +902,7 @@
                 <w:szCs w:val="24"/>
                 <w:lang w:eastAsia="ru-RU" w:bidi="ru-RU"/>
               </w:rPr>
-              <w:t>Бабуцкий</w:t>
-            </w:r>
-            <w:proofErr w:type="spellEnd"/>
-            <w:r>
-              <w:rPr>
-                <w:rFonts w:eastAsia="Times New Roman" w:cs="Times New Roman"/>
-                <w:color w:val="000000"/>
-                <w:sz w:val="24"/>
-                <w:szCs w:val="24"/>
-                <w:lang w:eastAsia="ru-RU" w:bidi="ru-RU"/>
-              </w:rPr>
-              <w:t xml:space="preserve"> И.С.</w:t>
+              <w:t>Бабуцкий И.С.</w:t>
             </w:r>
           </w:p>
         </w:tc>
@@ -1366,7 +1354,6 @@
                 <w:lang w:eastAsia="ru-RU" w:bidi="ru-RU"/>
               </w:rPr>
             </w:pPr>
-            <w:proofErr w:type="spellStart"/>
             <w:r>
               <w:rPr>
                 <w:rFonts w:eastAsia="Times New Roman" w:cs="Times New Roman"/>
@@ -1377,7 +1364,6 @@
               </w:rPr>
               <w:t>Калентьев</w:t>
             </w:r>
-            <w:proofErr w:type="spellEnd"/>
             <w:r>
               <w:rPr>
                 <w:rFonts w:eastAsia="Times New Roman" w:cs="Times New Roman"/>
@@ -2704,19 +2690,11 @@
       <w:r>
         <w:t xml:space="preserve">Привести дерево ветвлений </w:t>
       </w:r>
-      <w:proofErr w:type="spellStart"/>
       <w:r>
         <w:rPr>
           <w:lang w:val="en-US"/>
         </w:rPr>
-        <w:t>Git</w:t>
-      </w:r>
-      <w:proofErr w:type="spellEnd"/>
-      <w:r>
-        <w:rPr>
-          <w:lang w:val="en-US"/>
-        </w:rPr>
-        <w:t>;</w:t>
+        <w:t>Git;</w:t>
       </w:r>
     </w:p>
     <w:p>
@@ -2809,23 +2787,7 @@
     </w:p>
     <w:p>
       <w:r>
-        <w:t>Вариант использования (</w:t>
-      </w:r>
-      <w:proofErr w:type="spellStart"/>
-      <w:r>
-        <w:t>use</w:t>
-      </w:r>
-      <w:proofErr w:type="spellEnd"/>
-      <w:r>
-        <w:t xml:space="preserve"> </w:t>
-      </w:r>
-      <w:proofErr w:type="spellStart"/>
-      <w:r>
-        <w:t>case</w:t>
-      </w:r>
-      <w:proofErr w:type="spellEnd"/>
-      <w:r>
-        <w:t>) — это описание множества последовательных действий (включая вариации), которые выполняются некоторым субъектом с целью получения результата, значимого для некоторого действующего лица [1]. ВИ предполагает взаимодействие действующих лиц и системы или другого объекта. Действующее лицо представляет собой логически связанное множество ролей, которые играют пользователи системы во время взаимодействия с ней.</w:t>
+        <w:t>Вариант использования (use case) — это описание множества последовательных действий (включая вариации), которые выполняются некоторым субъектом с целью получения результата, значимого для некоторого действующего лица [1]. ВИ предполагает взаимодействие действующих лиц и системы или другого объекта. Действующее лицо представляет собой логически связанное множество ролей, которые играют пользователи системы во время взаимодействия с ней.</w:t>
       </w:r>
     </w:p>
     <w:p>
@@ -2958,23 +2920,7 @@
         <w:ind w:firstLine="709"/>
       </w:pPr>
       <w:r>
-        <w:t xml:space="preserve">Диаграмма классов (англ. </w:t>
-      </w:r>
-      <w:proofErr w:type="spellStart"/>
-      <w:r>
-        <w:t>class</w:t>
-      </w:r>
-      <w:proofErr w:type="spellEnd"/>
-      <w:r>
-        <w:t xml:space="preserve"> </w:t>
-      </w:r>
-      <w:proofErr w:type="spellStart"/>
-      <w:r>
-        <w:t>diagram</w:t>
-      </w:r>
-      <w:proofErr w:type="spellEnd"/>
-      <w:r>
-        <w:t>) — структурная диаграмма языка моделирования UML, демонстрирующая общую структуру иерархии классов системы, их коопераций, атрибутов (полей), методов, интерфейсов и взаимосвязей (отношений) между ними. Широко применяется не только для документирования и визуализации, но также для конструирования посредством прямого или обратного проектирования.</w:t>
+        <w:t>Диаграмма классов (англ. class diagram) — структурная диаграмма языка моделирования UML, демонстрирующая общую структуру иерархии классов системы, их коопераций, атрибутов (полей), методов, интерфейсов и взаимосвязей (отношений) между ними. Широко применяется не только для документирования и визуализации, но также для конструирования посредством прямого или обратного проектирования.</w:t>
       </w:r>
     </w:p>
     <w:p>
@@ -3003,7 +2949,6 @@
         <w:ind w:firstLine="0"/>
         <w:jc w:val="center"/>
       </w:pPr>
-      <w:bookmarkStart w:id="9" w:name="_GoBack"/>
       <w:r>
         <w:rPr>
           <w:noProof/>
@@ -3011,10 +2956,10 @@
         </w:rPr>
         <w:lastRenderedPageBreak/>
         <w:drawing>
-          <wp:inline distT="0" distB="0" distL="0" distR="0" wp14:anchorId="6B347568" wp14:editId="4BC83926">
+          <wp:inline distT="0" distB="0" distL="0" distR="0" wp14:anchorId="5680C421" wp14:editId="4BC50C3C">
             <wp:extent cx="9251950" cy="5031105"/>
             <wp:effectExtent l="0" t="0" r="6350" b="0"/>
-            <wp:docPr id="9" name="Рисунок 9"/>
+            <wp:docPr id="2" name="Рисунок 2"/>
             <wp:cNvGraphicFramePr>
               <a:graphicFrameLocks xmlns:a="http://schemas.openxmlformats.org/drawingml/2006/main" noChangeAspect="1"/>
             </wp:cNvGraphicFramePr>
@@ -3046,6 +2991,7 @@
           </wp:inline>
         </w:drawing>
       </w:r>
+      <w:bookmarkStart w:id="9" w:name="_GoBack"/>
       <w:bookmarkEnd w:id="9"/>
     </w:p>
     <w:p>
@@ -3102,11 +3048,9 @@
       <w:r>
         <w:t xml:space="preserve">Таблица 1 – Описание интерфейса </w:t>
       </w:r>
-      <w:proofErr w:type="spellStart"/>
       <w:r>
         <w:t>IShape</w:t>
       </w:r>
-      <w:proofErr w:type="spellEnd"/>
     </w:p>
     <w:tbl>
       <w:tblPr>
@@ -3230,21 +3174,7 @@
               <w:rPr>
                 <w:sz w:val="21"/>
               </w:rPr>
-              <w:t xml:space="preserve">Описание интерфейса: </w:t>
-            </w:r>
-            <w:proofErr w:type="spellStart"/>
-            <w:r>
-              <w:rPr>
-                <w:sz w:val="21"/>
-              </w:rPr>
-              <w:t>IShape</w:t>
-            </w:r>
-            <w:proofErr w:type="spellEnd"/>
-            <w:r>
-              <w:rPr>
-                <w:sz w:val="21"/>
-              </w:rPr>
-              <w:t xml:space="preserve"> определяет общий контракт геометрической фигуры. Все реализации предоставляют название, площадь и периметр.</w:t>
+              <w:t>Описание интерфейса: IShape определяет общий контракт геометрической фигуры. Все реализации предоставляют название, площадь и периметр.</w:t>
             </w:r>
           </w:p>
         </w:tc>
@@ -3305,16 +3235,8 @@
               <w:rPr>
                 <w:sz w:val="19"/>
               </w:rPr>
-              <w:t xml:space="preserve">+ </w:t>
-            </w:r>
-            <w:proofErr w:type="spellStart"/>
-            <w:r>
-              <w:rPr>
-                <w:sz w:val="19"/>
-              </w:rPr>
-              <w:t>Name</w:t>
-            </w:r>
-            <w:proofErr w:type="spellEnd"/>
+              <w:t>+ Name</w:t>
+            </w:r>
           </w:p>
         </w:tc>
         <w:tc>
@@ -3332,14 +3254,12 @@
             <w:pPr>
               <w:spacing w:line="240" w:lineRule="auto"/>
             </w:pPr>
-            <w:proofErr w:type="spellStart"/>
             <w:r>
               <w:rPr>
                 <w:sz w:val="19"/>
               </w:rPr>
               <w:t>string</w:t>
             </w:r>
-            <w:proofErr w:type="spellEnd"/>
           </w:p>
         </w:tc>
         <w:tc>
@@ -3422,21 +3342,7 @@
               <w:rPr>
                 <w:sz w:val="19"/>
               </w:rPr>
-              <w:t xml:space="preserve">+ </w:t>
-            </w:r>
-            <w:proofErr w:type="spellStart"/>
-            <w:r>
-              <w:rPr>
-                <w:sz w:val="19"/>
-              </w:rPr>
-              <w:t>CalculateArea</w:t>
-            </w:r>
-            <w:proofErr w:type="spellEnd"/>
-            <w:r>
-              <w:rPr>
-                <w:sz w:val="19"/>
-              </w:rPr>
-              <w:t>()</w:t>
+              <w:t>+ CalculateArea()</w:t>
             </w:r>
           </w:p>
         </w:tc>
@@ -3455,14 +3361,12 @@
             <w:pPr>
               <w:spacing w:line="240" w:lineRule="auto"/>
             </w:pPr>
-            <w:proofErr w:type="spellStart"/>
             <w:r>
               <w:rPr>
                 <w:sz w:val="19"/>
               </w:rPr>
               <w:t>double</w:t>
             </w:r>
-            <w:proofErr w:type="spellEnd"/>
           </w:p>
         </w:tc>
         <w:tc>
@@ -3513,21 +3417,7 @@
               <w:rPr>
                 <w:sz w:val="19"/>
               </w:rPr>
-              <w:t xml:space="preserve">+ </w:t>
-            </w:r>
-            <w:proofErr w:type="spellStart"/>
-            <w:r>
-              <w:rPr>
-                <w:sz w:val="19"/>
-              </w:rPr>
-              <w:t>CalculatePerimeter</w:t>
-            </w:r>
-            <w:proofErr w:type="spellEnd"/>
-            <w:r>
-              <w:rPr>
-                <w:sz w:val="19"/>
-              </w:rPr>
-              <w:t>()</w:t>
+              <w:t>+ CalculatePerimeter()</w:t>
             </w:r>
           </w:p>
         </w:tc>
@@ -3546,14 +3436,12 @@
             <w:pPr>
               <w:spacing w:line="240" w:lineRule="auto"/>
             </w:pPr>
-            <w:proofErr w:type="spellStart"/>
             <w:r>
               <w:rPr>
                 <w:sz w:val="19"/>
               </w:rPr>
               <w:t>double</w:t>
             </w:r>
-            <w:proofErr w:type="spellEnd"/>
           </w:p>
         </w:tc>
         <w:tc>
@@ -3614,11 +3502,9 @@
         </w:rPr>
         <w:t xml:space="preserve">Описание класса </w:t>
       </w:r>
-      <w:proofErr w:type="spellStart"/>
       <w:r>
         <w:t>Circle</w:t>
       </w:r>
-      <w:proofErr w:type="spellEnd"/>
     </w:p>
     <w:tbl>
       <w:tblPr>
@@ -3742,35 +3628,7 @@
               <w:rPr>
                 <w:sz w:val="21"/>
               </w:rPr>
-              <w:t xml:space="preserve">Описание класса: </w:t>
-            </w:r>
-            <w:proofErr w:type="spellStart"/>
-            <w:r>
-              <w:rPr>
-                <w:sz w:val="21"/>
-              </w:rPr>
-              <w:t>Circle</w:t>
-            </w:r>
-            <w:proofErr w:type="spellEnd"/>
-            <w:r>
-              <w:rPr>
-                <w:sz w:val="21"/>
-              </w:rPr>
-              <w:t xml:space="preserve"> реализует </w:t>
-            </w:r>
-            <w:proofErr w:type="spellStart"/>
-            <w:r>
-              <w:rPr>
-                <w:sz w:val="21"/>
-              </w:rPr>
-              <w:t>IShape</w:t>
-            </w:r>
-            <w:proofErr w:type="spellEnd"/>
-            <w:r>
-              <w:rPr>
-                <w:sz w:val="21"/>
-              </w:rPr>
-              <w:t xml:space="preserve"> и представляет круг с положительным радиусом.</w:t>
+              <w:t>Описание класса: Circle реализует IShape и представляет круг с положительным радиусом.</w:t>
             </w:r>
           </w:p>
         </w:tc>
@@ -3831,16 +3689,8 @@
               <w:rPr>
                 <w:sz w:val="19"/>
               </w:rPr>
-              <w:t>− _</w:t>
-            </w:r>
-            <w:proofErr w:type="spellStart"/>
-            <w:r>
-              <w:rPr>
-                <w:sz w:val="19"/>
-              </w:rPr>
-              <w:t>radius</w:t>
-            </w:r>
-            <w:proofErr w:type="spellEnd"/>
+              <w:t>− _radius</w:t>
+            </w:r>
           </w:p>
         </w:tc>
         <w:tc>
@@ -3858,14 +3708,12 @@
             <w:pPr>
               <w:spacing w:line="240" w:lineRule="auto"/>
             </w:pPr>
-            <w:proofErr w:type="spellStart"/>
             <w:r>
               <w:rPr>
                 <w:sz w:val="19"/>
               </w:rPr>
               <w:t>double</w:t>
             </w:r>
-            <w:proofErr w:type="spellEnd"/>
           </w:p>
         </w:tc>
         <w:tc>
@@ -3948,16 +3796,8 @@
               <w:rPr>
                 <w:sz w:val="19"/>
               </w:rPr>
-              <w:t xml:space="preserve">+ </w:t>
-            </w:r>
-            <w:proofErr w:type="spellStart"/>
-            <w:r>
-              <w:rPr>
-                <w:sz w:val="19"/>
-              </w:rPr>
-              <w:t>Radius</w:t>
-            </w:r>
-            <w:proofErr w:type="spellEnd"/>
+              <w:t>+ Radius</w:t>
+            </w:r>
           </w:p>
         </w:tc>
         <w:tc>
@@ -3975,14 +3815,12 @@
             <w:pPr>
               <w:spacing w:line="240" w:lineRule="auto"/>
             </w:pPr>
-            <w:proofErr w:type="spellStart"/>
             <w:r>
               <w:rPr>
                 <w:sz w:val="19"/>
               </w:rPr>
               <w:t>double</w:t>
             </w:r>
-            <w:proofErr w:type="spellEnd"/>
           </w:p>
         </w:tc>
         <w:tc>
@@ -4004,21 +3842,7 @@
               <w:rPr>
                 <w:sz w:val="19"/>
               </w:rPr>
-              <w:t xml:space="preserve">Возвращает радиус; при инициализации проверяет значение через </w:t>
-            </w:r>
-            <w:proofErr w:type="spellStart"/>
-            <w:r>
-              <w:rPr>
-                <w:sz w:val="19"/>
-              </w:rPr>
-              <w:t>Validator</w:t>
-            </w:r>
-            <w:proofErr w:type="spellEnd"/>
-            <w:r>
-              <w:rPr>
-                <w:sz w:val="19"/>
-              </w:rPr>
-              <w:t>.</w:t>
+              <w:t>Возвращает радиус; при инициализации проверяет значение через Validator.</w:t>
             </w:r>
           </w:p>
         </w:tc>
@@ -4047,16 +3871,8 @@
               <w:rPr>
                 <w:sz w:val="19"/>
               </w:rPr>
-              <w:t xml:space="preserve">+ </w:t>
-            </w:r>
-            <w:proofErr w:type="spellStart"/>
-            <w:r>
-              <w:rPr>
-                <w:sz w:val="19"/>
-              </w:rPr>
-              <w:t>Name</w:t>
-            </w:r>
-            <w:proofErr w:type="spellEnd"/>
+              <w:t>+ Name</w:t>
+            </w:r>
           </w:p>
         </w:tc>
         <w:tc>
@@ -4074,14 +3890,12 @@
             <w:pPr>
               <w:spacing w:line="240" w:lineRule="auto"/>
             </w:pPr>
-            <w:proofErr w:type="spellStart"/>
             <w:r>
               <w:rPr>
                 <w:sz w:val="19"/>
               </w:rPr>
               <w:t>string</w:t>
             </w:r>
-            <w:proofErr w:type="spellEnd"/>
           </w:p>
         </w:tc>
         <w:tc>
@@ -4164,49 +3978,7 @@
               <w:rPr>
                 <w:sz w:val="19"/>
               </w:rPr>
-              <w:t xml:space="preserve">+ </w:t>
-            </w:r>
-            <w:proofErr w:type="spellStart"/>
-            <w:r>
-              <w:rPr>
-                <w:sz w:val="19"/>
-              </w:rPr>
-              <w:t>Circle</w:t>
-            </w:r>
-            <w:proofErr w:type="spellEnd"/>
-            <w:r>
-              <w:rPr>
-                <w:sz w:val="19"/>
-              </w:rPr>
-              <w:t>(</w:t>
-            </w:r>
-            <w:proofErr w:type="spellStart"/>
-            <w:r>
-              <w:rPr>
-                <w:sz w:val="19"/>
-              </w:rPr>
-              <w:t>double</w:t>
-            </w:r>
-            <w:proofErr w:type="spellEnd"/>
-            <w:r>
-              <w:rPr>
-                <w:sz w:val="19"/>
-              </w:rPr>
-              <w:t xml:space="preserve"> </w:t>
-            </w:r>
-            <w:proofErr w:type="spellStart"/>
-            <w:r>
-              <w:rPr>
-                <w:sz w:val="19"/>
-              </w:rPr>
-              <w:t>radius</w:t>
-            </w:r>
-            <w:proofErr w:type="spellEnd"/>
-            <w:r>
-              <w:rPr>
-                <w:sz w:val="19"/>
-              </w:rPr>
-              <w:t>)</w:t>
+              <w:t>+ Circle(double radius)</w:t>
             </w:r>
           </w:p>
         </w:tc>
@@ -4281,21 +4053,7 @@
               <w:rPr>
                 <w:sz w:val="19"/>
               </w:rPr>
-              <w:t xml:space="preserve">+ </w:t>
-            </w:r>
-            <w:proofErr w:type="spellStart"/>
-            <w:r>
-              <w:rPr>
-                <w:sz w:val="19"/>
-              </w:rPr>
-              <w:t>CalculateArea</w:t>
-            </w:r>
-            <w:proofErr w:type="spellEnd"/>
-            <w:r>
-              <w:rPr>
-                <w:sz w:val="19"/>
-              </w:rPr>
-              <w:t>()</w:t>
+              <w:t>+ CalculateArea()</w:t>
             </w:r>
           </w:p>
         </w:tc>
@@ -4314,14 +4072,12 @@
             <w:pPr>
               <w:spacing w:line="240" w:lineRule="auto"/>
             </w:pPr>
-            <w:proofErr w:type="spellStart"/>
             <w:r>
               <w:rPr>
                 <w:sz w:val="19"/>
               </w:rPr>
               <w:t>double</w:t>
             </w:r>
-            <w:proofErr w:type="spellEnd"/>
           </w:p>
         </w:tc>
         <w:tc>
@@ -4372,21 +4128,7 @@
               <w:rPr>
                 <w:sz w:val="19"/>
               </w:rPr>
-              <w:t xml:space="preserve">+ </w:t>
-            </w:r>
-            <w:proofErr w:type="spellStart"/>
-            <w:r>
-              <w:rPr>
-                <w:sz w:val="19"/>
-              </w:rPr>
-              <w:t>CalculatePerimeter</w:t>
-            </w:r>
-            <w:proofErr w:type="spellEnd"/>
-            <w:r>
-              <w:rPr>
-                <w:sz w:val="19"/>
-              </w:rPr>
-              <w:t>()</w:t>
+              <w:t>+ CalculatePerimeter()</w:t>
             </w:r>
           </w:p>
         </w:tc>
@@ -4405,14 +4147,12 @@
             <w:pPr>
               <w:spacing w:line="240" w:lineRule="auto"/>
             </w:pPr>
-            <w:proofErr w:type="spellStart"/>
             <w:r>
               <w:rPr>
                 <w:sz w:val="19"/>
               </w:rPr>
               <w:t>double</w:t>
             </w:r>
-            <w:proofErr w:type="spellEnd"/>
           </w:p>
         </w:tc>
         <w:tc>
@@ -4463,21 +4203,7 @@
               <w:rPr>
                 <w:sz w:val="19"/>
               </w:rPr>
-              <w:t xml:space="preserve">+ </w:t>
-            </w:r>
-            <w:proofErr w:type="spellStart"/>
-            <w:r>
-              <w:rPr>
-                <w:sz w:val="19"/>
-              </w:rPr>
-              <w:t>ToString</w:t>
-            </w:r>
-            <w:proofErr w:type="spellEnd"/>
-            <w:r>
-              <w:rPr>
-                <w:sz w:val="19"/>
-              </w:rPr>
-              <w:t>()</w:t>
+              <w:t>+ ToString()</w:t>
             </w:r>
           </w:p>
         </w:tc>
@@ -4496,14 +4222,12 @@
             <w:pPr>
               <w:spacing w:line="240" w:lineRule="auto"/>
             </w:pPr>
-            <w:proofErr w:type="spellStart"/>
             <w:r>
               <w:rPr>
                 <w:sz w:val="19"/>
               </w:rPr>
               <w:t>string</w:t>
             </w:r>
-            <w:proofErr w:type="spellEnd"/>
           </w:p>
         </w:tc>
         <w:tc>
@@ -4538,11 +4262,9 @@
       <w:r>
         <w:t xml:space="preserve">Таблица 3 – Описание класса </w:t>
       </w:r>
-      <w:proofErr w:type="spellStart"/>
       <w:r>
         <w:t>Rectangle</w:t>
       </w:r>
-      <w:proofErr w:type="spellEnd"/>
     </w:p>
     <w:tbl>
       <w:tblPr>
@@ -4666,35 +4388,7 @@
               <w:rPr>
                 <w:sz w:val="21"/>
               </w:rPr>
-              <w:t xml:space="preserve">Описание класса: </w:t>
-            </w:r>
-            <w:proofErr w:type="spellStart"/>
-            <w:r>
-              <w:rPr>
-                <w:sz w:val="21"/>
-              </w:rPr>
-              <w:t>Rectangle</w:t>
-            </w:r>
-            <w:proofErr w:type="spellEnd"/>
-            <w:r>
-              <w:rPr>
-                <w:sz w:val="21"/>
-              </w:rPr>
-              <w:t xml:space="preserve"> реализует </w:t>
-            </w:r>
-            <w:proofErr w:type="spellStart"/>
-            <w:r>
-              <w:rPr>
-                <w:sz w:val="21"/>
-              </w:rPr>
-              <w:t>IShape</w:t>
-            </w:r>
-            <w:proofErr w:type="spellEnd"/>
-            <w:r>
-              <w:rPr>
-                <w:sz w:val="21"/>
-              </w:rPr>
-              <w:t xml:space="preserve"> и представляет прямоугольник с положительными шириной и высотой.</w:t>
+              <w:t>Описание класса: Rectangle реализует IShape и представляет прямоугольник с положительными шириной и высотой.</w:t>
             </w:r>
           </w:p>
         </w:tc>
@@ -4755,16 +4449,8 @@
               <w:rPr>
                 <w:sz w:val="19"/>
               </w:rPr>
-              <w:t>− _</w:t>
-            </w:r>
-            <w:proofErr w:type="spellStart"/>
-            <w:r>
-              <w:rPr>
-                <w:sz w:val="19"/>
-              </w:rPr>
-              <w:t>width</w:t>
-            </w:r>
-            <w:proofErr w:type="spellEnd"/>
+              <w:t>− _width</w:t>
+            </w:r>
           </w:p>
         </w:tc>
         <w:tc>
@@ -4782,14 +4468,12 @@
             <w:pPr>
               <w:spacing w:line="240" w:lineRule="auto"/>
             </w:pPr>
-            <w:proofErr w:type="spellStart"/>
             <w:r>
               <w:rPr>
                 <w:sz w:val="19"/>
               </w:rPr>
               <w:t>double</w:t>
             </w:r>
-            <w:proofErr w:type="spellEnd"/>
           </w:p>
         </w:tc>
         <w:tc>
@@ -4840,16 +4524,8 @@
               <w:rPr>
                 <w:sz w:val="19"/>
               </w:rPr>
-              <w:t>− _</w:t>
-            </w:r>
-            <w:proofErr w:type="spellStart"/>
-            <w:r>
-              <w:rPr>
-                <w:sz w:val="19"/>
-              </w:rPr>
-              <w:t>height</w:t>
-            </w:r>
-            <w:proofErr w:type="spellEnd"/>
+              <w:t>− _height</w:t>
+            </w:r>
           </w:p>
         </w:tc>
         <w:tc>
@@ -4867,14 +4543,12 @@
             <w:pPr>
               <w:spacing w:line="240" w:lineRule="auto"/>
             </w:pPr>
-            <w:proofErr w:type="spellStart"/>
             <w:r>
               <w:rPr>
                 <w:sz w:val="19"/>
               </w:rPr>
               <w:t>double</w:t>
             </w:r>
-            <w:proofErr w:type="spellEnd"/>
           </w:p>
         </w:tc>
         <w:tc>
@@ -4957,16 +4631,8 @@
               <w:rPr>
                 <w:sz w:val="19"/>
               </w:rPr>
-              <w:t xml:space="preserve">+ </w:t>
-            </w:r>
-            <w:proofErr w:type="spellStart"/>
-            <w:r>
-              <w:rPr>
-                <w:sz w:val="19"/>
-              </w:rPr>
-              <w:t>Width</w:t>
-            </w:r>
-            <w:proofErr w:type="spellEnd"/>
+              <w:t>+ Width</w:t>
+            </w:r>
           </w:p>
         </w:tc>
         <w:tc>
@@ -4984,14 +4650,12 @@
             <w:pPr>
               <w:spacing w:line="240" w:lineRule="auto"/>
             </w:pPr>
-            <w:proofErr w:type="spellStart"/>
             <w:r>
               <w:rPr>
                 <w:sz w:val="19"/>
               </w:rPr>
               <w:t>double</w:t>
             </w:r>
-            <w:proofErr w:type="spellEnd"/>
           </w:p>
         </w:tc>
         <w:tc>
@@ -5042,16 +4706,8 @@
               <w:rPr>
                 <w:sz w:val="19"/>
               </w:rPr>
-              <w:t xml:space="preserve">+ </w:t>
-            </w:r>
-            <w:proofErr w:type="spellStart"/>
-            <w:r>
-              <w:rPr>
-                <w:sz w:val="19"/>
-              </w:rPr>
-              <w:t>Height</w:t>
-            </w:r>
-            <w:proofErr w:type="spellEnd"/>
+              <w:t>+ Height</w:t>
+            </w:r>
           </w:p>
         </w:tc>
         <w:tc>
@@ -5069,14 +4725,12 @@
             <w:pPr>
               <w:spacing w:line="240" w:lineRule="auto"/>
             </w:pPr>
-            <w:proofErr w:type="spellStart"/>
             <w:r>
               <w:rPr>
                 <w:sz w:val="19"/>
               </w:rPr>
               <w:t>double</w:t>
             </w:r>
-            <w:proofErr w:type="spellEnd"/>
           </w:p>
         </w:tc>
         <w:tc>
@@ -5128,16 +4782,8 @@
                 <w:sz w:val="19"/>
               </w:rPr>
               <w:lastRenderedPageBreak/>
-              <w:t xml:space="preserve">+ </w:t>
-            </w:r>
-            <w:proofErr w:type="spellStart"/>
-            <w:r>
-              <w:rPr>
-                <w:sz w:val="19"/>
-              </w:rPr>
-              <w:t>Name</w:t>
-            </w:r>
-            <w:proofErr w:type="spellEnd"/>
+              <w:t>+ Name</w:t>
+            </w:r>
           </w:p>
         </w:tc>
         <w:tc>
@@ -5155,14 +4801,12 @@
             <w:pPr>
               <w:spacing w:line="240" w:lineRule="auto"/>
             </w:pPr>
-            <w:proofErr w:type="spellStart"/>
             <w:r>
               <w:rPr>
                 <w:sz w:val="19"/>
               </w:rPr>
               <w:t>string</w:t>
             </w:r>
-            <w:proofErr w:type="spellEnd"/>
           </w:p>
         </w:tc>
         <w:tc>
@@ -5324,21 +4968,7 @@
               <w:rPr>
                 <w:sz w:val="19"/>
               </w:rPr>
-              <w:t xml:space="preserve">+ </w:t>
-            </w:r>
-            <w:proofErr w:type="spellStart"/>
-            <w:r>
-              <w:rPr>
-                <w:sz w:val="19"/>
-              </w:rPr>
-              <w:t>CalculateArea</w:t>
-            </w:r>
-            <w:proofErr w:type="spellEnd"/>
-            <w:r>
-              <w:rPr>
-                <w:sz w:val="19"/>
-              </w:rPr>
-              <w:t>()</w:t>
+              <w:t>+ CalculateArea()</w:t>
             </w:r>
           </w:p>
         </w:tc>
@@ -5357,14 +4987,12 @@
             <w:pPr>
               <w:spacing w:line="240" w:lineRule="auto"/>
             </w:pPr>
-            <w:proofErr w:type="spellStart"/>
             <w:r>
               <w:rPr>
                 <w:sz w:val="19"/>
               </w:rPr>
               <w:t>double</w:t>
             </w:r>
-            <w:proofErr w:type="spellEnd"/>
           </w:p>
         </w:tc>
         <w:tc>
@@ -5386,35 +5014,7 @@
               <w:rPr>
                 <w:sz w:val="19"/>
               </w:rPr>
-              <w:t xml:space="preserve">Вычисляет площадь по формуле </w:t>
-            </w:r>
-            <w:proofErr w:type="spellStart"/>
-            <w:r>
-              <w:rPr>
-                <w:sz w:val="19"/>
-              </w:rPr>
-              <w:t>width</w:t>
-            </w:r>
-            <w:proofErr w:type="spellEnd"/>
-            <w:r>
-              <w:rPr>
-                <w:sz w:val="19"/>
-              </w:rPr>
-              <w:t xml:space="preserve"> × </w:t>
-            </w:r>
-            <w:proofErr w:type="spellStart"/>
-            <w:r>
-              <w:rPr>
-                <w:sz w:val="19"/>
-              </w:rPr>
-              <w:t>height</w:t>
-            </w:r>
-            <w:proofErr w:type="spellEnd"/>
-            <w:r>
-              <w:rPr>
-                <w:sz w:val="19"/>
-              </w:rPr>
-              <w:t>.</w:t>
+              <w:t>Вычисляет площадь по формуле width × height.</w:t>
             </w:r>
           </w:p>
         </w:tc>
@@ -5443,21 +5043,7 @@
               <w:rPr>
                 <w:sz w:val="19"/>
               </w:rPr>
-              <w:t xml:space="preserve">+ </w:t>
-            </w:r>
-            <w:proofErr w:type="spellStart"/>
-            <w:r>
-              <w:rPr>
-                <w:sz w:val="19"/>
-              </w:rPr>
-              <w:t>CalculatePerimeter</w:t>
-            </w:r>
-            <w:proofErr w:type="spellEnd"/>
-            <w:r>
-              <w:rPr>
-                <w:sz w:val="19"/>
-              </w:rPr>
-              <w:t>()</w:t>
+              <w:t>+ CalculatePerimeter()</w:t>
             </w:r>
           </w:p>
         </w:tc>
@@ -5476,14 +5062,12 @@
             <w:pPr>
               <w:spacing w:line="240" w:lineRule="auto"/>
             </w:pPr>
-            <w:proofErr w:type="spellStart"/>
             <w:r>
               <w:rPr>
                 <w:sz w:val="19"/>
               </w:rPr>
               <w:t>double</w:t>
             </w:r>
-            <w:proofErr w:type="spellEnd"/>
           </w:p>
         </w:tc>
         <w:tc>
@@ -5505,35 +5089,7 @@
               <w:rPr>
                 <w:sz w:val="19"/>
               </w:rPr>
-              <w:t>Вычисляет периметр по формуле 2 × (</w:t>
-            </w:r>
-            <w:proofErr w:type="spellStart"/>
-            <w:r>
-              <w:rPr>
-                <w:sz w:val="19"/>
-              </w:rPr>
-              <w:t>width</w:t>
-            </w:r>
-            <w:proofErr w:type="spellEnd"/>
-            <w:r>
-              <w:rPr>
-                <w:sz w:val="19"/>
-              </w:rPr>
-              <w:t xml:space="preserve"> + </w:t>
-            </w:r>
-            <w:proofErr w:type="spellStart"/>
-            <w:r>
-              <w:rPr>
-                <w:sz w:val="19"/>
-              </w:rPr>
-              <w:t>height</w:t>
-            </w:r>
-            <w:proofErr w:type="spellEnd"/>
-            <w:r>
-              <w:rPr>
-                <w:sz w:val="19"/>
-              </w:rPr>
-              <w:t>).</w:t>
+              <w:t>Вычисляет периметр по формуле 2 × (width + height).</w:t>
             </w:r>
           </w:p>
         </w:tc>
@@ -5562,21 +5118,7 @@
               <w:rPr>
                 <w:sz w:val="19"/>
               </w:rPr>
-              <w:t xml:space="preserve">+ </w:t>
-            </w:r>
-            <w:proofErr w:type="spellStart"/>
-            <w:r>
-              <w:rPr>
-                <w:sz w:val="19"/>
-              </w:rPr>
-              <w:t>ToString</w:t>
-            </w:r>
-            <w:proofErr w:type="spellEnd"/>
-            <w:r>
-              <w:rPr>
-                <w:sz w:val="19"/>
-              </w:rPr>
-              <w:t>()</w:t>
+              <w:t>+ ToString()</w:t>
             </w:r>
           </w:p>
         </w:tc>
@@ -5595,14 +5137,12 @@
             <w:pPr>
               <w:spacing w:line="240" w:lineRule="auto"/>
             </w:pPr>
-            <w:proofErr w:type="spellStart"/>
             <w:r>
               <w:rPr>
                 <w:sz w:val="19"/>
               </w:rPr>
               <w:t>string</w:t>
             </w:r>
-            <w:proofErr w:type="spellEnd"/>
           </w:p>
         </w:tc>
         <w:tc>
@@ -5637,11 +5177,9 @@
       <w:r>
         <w:t xml:space="preserve">Таблица 4 – Описание класса </w:t>
       </w:r>
-      <w:proofErr w:type="spellStart"/>
       <w:r>
         <w:t>Triangle</w:t>
       </w:r>
-      <w:proofErr w:type="spellEnd"/>
     </w:p>
     <w:tbl>
       <w:tblPr>
@@ -5765,35 +5303,7 @@
               <w:rPr>
                 <w:sz w:val="21"/>
               </w:rPr>
-              <w:t xml:space="preserve">Описание класса: </w:t>
-            </w:r>
-            <w:proofErr w:type="spellStart"/>
-            <w:r>
-              <w:rPr>
-                <w:sz w:val="21"/>
-              </w:rPr>
-              <w:t>Triangle</w:t>
-            </w:r>
-            <w:proofErr w:type="spellEnd"/>
-            <w:r>
-              <w:rPr>
-                <w:sz w:val="21"/>
-              </w:rPr>
-              <w:t xml:space="preserve"> реализует </w:t>
-            </w:r>
-            <w:proofErr w:type="spellStart"/>
-            <w:r>
-              <w:rPr>
-                <w:sz w:val="21"/>
-              </w:rPr>
-              <w:t>IShape</w:t>
-            </w:r>
-            <w:proofErr w:type="spellEnd"/>
-            <w:r>
-              <w:rPr>
-                <w:sz w:val="21"/>
-              </w:rPr>
-              <w:t>, представляет треугольник и проверяет условие существования по неравенству треугольника.</w:t>
+              <w:t>Описание класса: Triangle реализует IShape, представляет треугольник и проверяет условие существования по неравенству треугольника.</w:t>
             </w:r>
           </w:p>
         </w:tc>
@@ -5854,16 +5364,8 @@
               <w:rPr>
                 <w:sz w:val="19"/>
               </w:rPr>
-              <w:t>− _</w:t>
-            </w:r>
-            <w:proofErr w:type="spellStart"/>
-            <w:r>
-              <w:rPr>
-                <w:sz w:val="19"/>
-              </w:rPr>
-              <w:t>sideA</w:t>
-            </w:r>
-            <w:proofErr w:type="spellEnd"/>
+              <w:t>− _sideA</w:t>
+            </w:r>
           </w:p>
         </w:tc>
         <w:tc>
@@ -5881,14 +5383,12 @@
             <w:pPr>
               <w:spacing w:line="240" w:lineRule="auto"/>
             </w:pPr>
-            <w:proofErr w:type="spellStart"/>
             <w:r>
               <w:rPr>
                 <w:sz w:val="19"/>
               </w:rPr>
               <w:t>double</w:t>
             </w:r>
-            <w:proofErr w:type="spellEnd"/>
           </w:p>
         </w:tc>
         <w:tc>
@@ -5939,16 +5439,8 @@
               <w:rPr>
                 <w:sz w:val="19"/>
               </w:rPr>
-              <w:t>− _</w:t>
-            </w:r>
-            <w:proofErr w:type="spellStart"/>
-            <w:r>
-              <w:rPr>
-                <w:sz w:val="19"/>
-              </w:rPr>
-              <w:t>sideB</w:t>
-            </w:r>
-            <w:proofErr w:type="spellEnd"/>
+              <w:t>− _sideB</w:t>
+            </w:r>
           </w:p>
         </w:tc>
         <w:tc>
@@ -5966,14 +5458,12 @@
             <w:pPr>
               <w:spacing w:line="240" w:lineRule="auto"/>
             </w:pPr>
-            <w:proofErr w:type="spellStart"/>
             <w:r>
               <w:rPr>
                 <w:sz w:val="19"/>
               </w:rPr>
               <w:t>double</w:t>
             </w:r>
-            <w:proofErr w:type="spellEnd"/>
           </w:p>
         </w:tc>
         <w:tc>
@@ -6024,16 +5514,8 @@
               <w:rPr>
                 <w:sz w:val="19"/>
               </w:rPr>
-              <w:t>− _</w:t>
-            </w:r>
-            <w:proofErr w:type="spellStart"/>
-            <w:r>
-              <w:rPr>
-                <w:sz w:val="19"/>
-              </w:rPr>
-              <w:t>sideC</w:t>
-            </w:r>
-            <w:proofErr w:type="spellEnd"/>
+              <w:t>− _sideC</w:t>
+            </w:r>
           </w:p>
         </w:tc>
         <w:tc>
@@ -6051,14 +5533,12 @@
             <w:pPr>
               <w:spacing w:line="240" w:lineRule="auto"/>
             </w:pPr>
-            <w:proofErr w:type="spellStart"/>
             <w:r>
               <w:rPr>
                 <w:sz w:val="19"/>
               </w:rPr>
               <w:t>double</w:t>
             </w:r>
-            <w:proofErr w:type="spellEnd"/>
           </w:p>
         </w:tc>
         <w:tc>
@@ -6141,16 +5621,8 @@
               <w:rPr>
                 <w:sz w:val="19"/>
               </w:rPr>
-              <w:t xml:space="preserve">+ </w:t>
-            </w:r>
-            <w:proofErr w:type="spellStart"/>
-            <w:r>
-              <w:rPr>
-                <w:sz w:val="19"/>
-              </w:rPr>
-              <w:t>SideA</w:t>
-            </w:r>
-            <w:proofErr w:type="spellEnd"/>
+              <w:t>+ SideA</w:t>
+            </w:r>
           </w:p>
         </w:tc>
         <w:tc>
@@ -6168,14 +5640,12 @@
             <w:pPr>
               <w:spacing w:line="240" w:lineRule="auto"/>
             </w:pPr>
-            <w:proofErr w:type="spellStart"/>
             <w:r>
               <w:rPr>
                 <w:sz w:val="19"/>
               </w:rPr>
               <w:t>double</w:t>
             </w:r>
-            <w:proofErr w:type="spellEnd"/>
           </w:p>
         </w:tc>
         <w:tc>
@@ -6226,16 +5696,8 @@
               <w:rPr>
                 <w:sz w:val="19"/>
               </w:rPr>
-              <w:t xml:space="preserve">+ </w:t>
-            </w:r>
-            <w:proofErr w:type="spellStart"/>
-            <w:r>
-              <w:rPr>
-                <w:sz w:val="19"/>
-              </w:rPr>
-              <w:t>SideB</w:t>
-            </w:r>
-            <w:proofErr w:type="spellEnd"/>
+              <w:t>+ SideB</w:t>
+            </w:r>
           </w:p>
         </w:tc>
         <w:tc>
@@ -6253,14 +5715,12 @@
             <w:pPr>
               <w:spacing w:line="240" w:lineRule="auto"/>
             </w:pPr>
-            <w:proofErr w:type="spellStart"/>
             <w:r>
               <w:rPr>
                 <w:sz w:val="19"/>
               </w:rPr>
               <w:t>double</w:t>
             </w:r>
-            <w:proofErr w:type="spellEnd"/>
           </w:p>
         </w:tc>
         <w:tc>
@@ -6311,16 +5771,8 @@
               <w:rPr>
                 <w:sz w:val="19"/>
               </w:rPr>
-              <w:t xml:space="preserve">+ </w:t>
-            </w:r>
-            <w:proofErr w:type="spellStart"/>
-            <w:r>
-              <w:rPr>
-                <w:sz w:val="19"/>
-              </w:rPr>
-              <w:t>SideC</w:t>
-            </w:r>
-            <w:proofErr w:type="spellEnd"/>
+              <w:t>+ SideC</w:t>
+            </w:r>
           </w:p>
         </w:tc>
         <w:tc>
@@ -6338,14 +5790,12 @@
             <w:pPr>
               <w:spacing w:line="240" w:lineRule="auto"/>
             </w:pPr>
-            <w:proofErr w:type="spellStart"/>
             <w:r>
               <w:rPr>
                 <w:sz w:val="19"/>
               </w:rPr>
               <w:t>double</w:t>
             </w:r>
-            <w:proofErr w:type="spellEnd"/>
           </w:p>
         </w:tc>
         <w:tc>
@@ -6396,16 +5846,8 @@
               <w:rPr>
                 <w:sz w:val="19"/>
               </w:rPr>
-              <w:t xml:space="preserve">+ </w:t>
-            </w:r>
-            <w:proofErr w:type="spellStart"/>
-            <w:r>
-              <w:rPr>
-                <w:sz w:val="19"/>
-              </w:rPr>
-              <w:t>Name</w:t>
-            </w:r>
-            <w:proofErr w:type="spellEnd"/>
+              <w:t>+ Name</w:t>
+            </w:r>
           </w:p>
         </w:tc>
         <w:tc>
@@ -6423,14 +5865,12 @@
             <w:pPr>
               <w:spacing w:line="240" w:lineRule="auto"/>
             </w:pPr>
-            <w:proofErr w:type="spellStart"/>
             <w:r>
               <w:rPr>
                 <w:sz w:val="19"/>
               </w:rPr>
               <w:t>string</w:t>
             </w:r>
-            <w:proofErr w:type="spellEnd"/>
           </w:p>
         </w:tc>
         <w:tc>
@@ -6517,55 +5957,7 @@
                 <w:sz w:val="19"/>
                 <w:lang w:val="en-US"/>
               </w:rPr>
-              <w:t xml:space="preserve">+ Triangle(double </w:t>
-            </w:r>
-            <w:proofErr w:type="spellStart"/>
-            <w:r>
-              <w:rPr>
-                <w:sz w:val="19"/>
-                <w:lang w:val="en-US"/>
-              </w:rPr>
-              <w:t>sideA</w:t>
-            </w:r>
-            <w:proofErr w:type="spellEnd"/>
-            <w:r>
-              <w:rPr>
-                <w:sz w:val="19"/>
-                <w:lang w:val="en-US"/>
-              </w:rPr>
-              <w:t xml:space="preserve">, double </w:t>
-            </w:r>
-            <w:proofErr w:type="spellStart"/>
-            <w:r>
-              <w:rPr>
-                <w:sz w:val="19"/>
-                <w:lang w:val="en-US"/>
-              </w:rPr>
-              <w:t>sideB</w:t>
-            </w:r>
-            <w:proofErr w:type="spellEnd"/>
-            <w:r>
-              <w:rPr>
-                <w:sz w:val="19"/>
-                <w:lang w:val="en-US"/>
-              </w:rPr>
-              <w:t xml:space="preserve">, double </w:t>
-            </w:r>
-            <w:proofErr w:type="spellStart"/>
-            <w:r>
-              <w:rPr>
-                <w:sz w:val="19"/>
-                <w:lang w:val="en-US"/>
-              </w:rPr>
-              <w:t>sideC</w:t>
-            </w:r>
-            <w:proofErr w:type="spellEnd"/>
-            <w:r>
-              <w:rPr>
-                <w:sz w:val="19"/>
-                <w:lang w:val="en-US"/>
-              </w:rPr>
-              <w:t>)</w:t>
+              <w:t>+ Triangle(double sideA, double sideB, double sideC)</w:t>
             </w:r>
           </w:p>
         </w:tc>
@@ -6640,21 +6032,7 @@
               <w:rPr>
                 <w:sz w:val="19"/>
               </w:rPr>
-              <w:t xml:space="preserve">− </w:t>
-            </w:r>
-            <w:proofErr w:type="spellStart"/>
-            <w:r>
-              <w:rPr>
-                <w:sz w:val="19"/>
-              </w:rPr>
-              <w:t>ValidateTriangle</w:t>
-            </w:r>
-            <w:proofErr w:type="spellEnd"/>
-            <w:r>
-              <w:rPr>
-                <w:sz w:val="19"/>
-              </w:rPr>
-              <w:t>()</w:t>
+              <w:t>− ValidateTriangle()</w:t>
             </w:r>
           </w:p>
         </w:tc>
@@ -6673,14 +6051,12 @@
             <w:pPr>
               <w:spacing w:line="240" w:lineRule="auto"/>
             </w:pPr>
-            <w:proofErr w:type="spellStart"/>
             <w:r>
               <w:rPr>
                 <w:sz w:val="19"/>
               </w:rPr>
               <w:t>void</w:t>
             </w:r>
-            <w:proofErr w:type="spellEnd"/>
           </w:p>
         </w:tc>
         <w:tc>
@@ -6731,21 +6107,7 @@
               <w:rPr>
                 <w:sz w:val="19"/>
               </w:rPr>
-              <w:t xml:space="preserve">+ </w:t>
-            </w:r>
-            <w:proofErr w:type="spellStart"/>
-            <w:r>
-              <w:rPr>
-                <w:sz w:val="19"/>
-              </w:rPr>
-              <w:t>CalculateArea</w:t>
-            </w:r>
-            <w:proofErr w:type="spellEnd"/>
-            <w:r>
-              <w:rPr>
-                <w:sz w:val="19"/>
-              </w:rPr>
-              <w:t>()</w:t>
+              <w:t>+ CalculateArea()</w:t>
             </w:r>
           </w:p>
         </w:tc>
@@ -6764,14 +6126,12 @@
             <w:pPr>
               <w:spacing w:line="240" w:lineRule="auto"/>
             </w:pPr>
-            <w:proofErr w:type="spellStart"/>
             <w:r>
               <w:rPr>
                 <w:sz w:val="19"/>
               </w:rPr>
               <w:t>double</w:t>
             </w:r>
-            <w:proofErr w:type="spellEnd"/>
           </w:p>
         </w:tc>
         <w:tc>
@@ -6822,21 +6182,7 @@
               <w:rPr>
                 <w:sz w:val="19"/>
               </w:rPr>
-              <w:t xml:space="preserve">+ </w:t>
-            </w:r>
-            <w:proofErr w:type="spellStart"/>
-            <w:r>
-              <w:rPr>
-                <w:sz w:val="19"/>
-              </w:rPr>
-              <w:t>CalculatePerimeter</w:t>
-            </w:r>
-            <w:proofErr w:type="spellEnd"/>
-            <w:r>
-              <w:rPr>
-                <w:sz w:val="19"/>
-              </w:rPr>
-              <w:t>()</w:t>
+              <w:t>+ CalculatePerimeter()</w:t>
             </w:r>
           </w:p>
         </w:tc>
@@ -6855,14 +6201,12 @@
             <w:pPr>
               <w:spacing w:line="240" w:lineRule="auto"/>
             </w:pPr>
-            <w:proofErr w:type="spellStart"/>
             <w:r>
               <w:rPr>
                 <w:sz w:val="19"/>
               </w:rPr>
               <w:t>double</w:t>
             </w:r>
-            <w:proofErr w:type="spellEnd"/>
           </w:p>
         </w:tc>
         <w:tc>
@@ -6913,21 +6257,7 @@
               <w:rPr>
                 <w:sz w:val="19"/>
               </w:rPr>
-              <w:t xml:space="preserve">+ </w:t>
-            </w:r>
-            <w:proofErr w:type="spellStart"/>
-            <w:r>
-              <w:rPr>
-                <w:sz w:val="19"/>
-              </w:rPr>
-              <w:t>ToString</w:t>
-            </w:r>
-            <w:proofErr w:type="spellEnd"/>
-            <w:r>
-              <w:rPr>
-                <w:sz w:val="19"/>
-              </w:rPr>
-              <w:t>()</w:t>
+              <w:t>+ ToString()</w:t>
             </w:r>
           </w:p>
         </w:tc>
@@ -6946,14 +6276,12 @@
             <w:pPr>
               <w:spacing w:line="240" w:lineRule="auto"/>
             </w:pPr>
-            <w:proofErr w:type="spellStart"/>
             <w:r>
               <w:rPr>
                 <w:sz w:val="19"/>
               </w:rPr>
               <w:t>string</w:t>
             </w:r>
-            <w:proofErr w:type="spellEnd"/>
           </w:p>
         </w:tc>
         <w:tc>
@@ -7008,55 +6336,7 @@
                 <w:sz w:val="19"/>
                 <w:lang w:val="en-US"/>
               </w:rPr>
-              <w:t xml:space="preserve">− </w:t>
-            </w:r>
-            <w:proofErr w:type="spellStart"/>
-            <w:r>
-              <w:rPr>
-                <w:sz w:val="19"/>
-                <w:lang w:val="en-US"/>
-              </w:rPr>
-              <w:t>FormatToString</w:t>
-            </w:r>
-            <w:proofErr w:type="spellEnd"/>
-            <w:r>
-              <w:rPr>
-                <w:sz w:val="19"/>
-                <w:lang w:val="en-US"/>
-              </w:rPr>
-              <w:t xml:space="preserve">(string name, string </w:t>
-            </w:r>
-            <w:proofErr w:type="spellStart"/>
-            <w:r>
-              <w:rPr>
-                <w:sz w:val="19"/>
-                <w:lang w:val="en-US"/>
-              </w:rPr>
-              <w:t>parameterName</w:t>
-            </w:r>
-            <w:proofErr w:type="spellEnd"/>
-            <w:r>
-              <w:rPr>
-                <w:sz w:val="19"/>
-                <w:lang w:val="en-US"/>
-              </w:rPr>
-              <w:t xml:space="preserve">, </w:t>
-            </w:r>
-            <w:proofErr w:type="spellStart"/>
-            <w:r>
-              <w:rPr>
-                <w:sz w:val="19"/>
-                <w:lang w:val="en-US"/>
-              </w:rPr>
-              <w:t>params</w:t>
-            </w:r>
-            <w:proofErr w:type="spellEnd"/>
-            <w:r>
-              <w:rPr>
-                <w:sz w:val="19"/>
-                <w:lang w:val="en-US"/>
-              </w:rPr>
-              <w:t xml:space="preserve"> double[] values)</w:t>
+              <w:t>− FormatToString(string name, string parameterName, params double[] values)</w:t>
             </w:r>
           </w:p>
         </w:tc>
@@ -7075,14 +6355,12 @@
             <w:pPr>
               <w:spacing w:line="240" w:lineRule="auto"/>
             </w:pPr>
-            <w:proofErr w:type="spellStart"/>
             <w:r>
               <w:rPr>
                 <w:sz w:val="19"/>
               </w:rPr>
               <w:t>string</w:t>
             </w:r>
-            <w:proofErr w:type="spellEnd"/>
           </w:p>
         </w:tc>
         <w:tc>
@@ -7104,21 +6382,7 @@
               <w:rPr>
                 <w:sz w:val="19"/>
               </w:rPr>
-              <w:t xml:space="preserve">Форматирует значения параметров с точностью </w:t>
-            </w:r>
-            <w:proofErr w:type="spellStart"/>
-            <w:r>
-              <w:rPr>
-                <w:sz w:val="19"/>
-              </w:rPr>
-              <w:t>Constants.FormatPrecision</w:t>
-            </w:r>
-            <w:proofErr w:type="spellEnd"/>
-            <w:r>
-              <w:rPr>
-                <w:sz w:val="19"/>
-              </w:rPr>
-              <w:t>.</w:t>
+              <w:t>Форматирует значения параметров с точностью Constants.FormatPrecision.</w:t>
             </w:r>
           </w:p>
         </w:tc>
@@ -7177,7 +6441,6 @@
         </w:rPr>
         <w:t xml:space="preserve">.4 Дерево ветвлений </w:t>
       </w:r>
-      <w:proofErr w:type="spellStart"/>
       <w:r>
         <w:rPr>
           <w:b/>
@@ -7189,7 +6452,6 @@
       <w:bookmarkEnd w:id="12"/>
       <w:bookmarkEnd w:id="13"/>
       <w:bookmarkEnd w:id="14"/>
-      <w:proofErr w:type="spellEnd"/>
     </w:p>
     <w:p>
       <w:pPr>
@@ -7198,14 +6460,12 @@
       <w:r>
         <w:t xml:space="preserve">На рисунке 3 представлено дерево ветвлений </w:t>
       </w:r>
-      <w:proofErr w:type="spellStart"/>
       <w:r>
         <w:rPr>
           <w:lang w:val="en-US"/>
         </w:rPr>
         <w:t>Git</w:t>
       </w:r>
-      <w:proofErr w:type="spellEnd"/>
       <w:r>
         <w:t>, полученное по окончании работы с проектом.</w:t>
       </w:r>
@@ -7265,14 +6525,12 @@
       <w:r>
         <w:t xml:space="preserve">Рисунок 3 – Дерево ветвлений </w:t>
       </w:r>
-      <w:proofErr w:type="spellStart"/>
       <w:r>
         <w:rPr>
           <w:lang w:val="en-US"/>
         </w:rPr>
         <w:t>Git</w:t>
       </w:r>
-      <w:proofErr w:type="spellEnd"/>
     </w:p>
     <w:p>
       <w:pPr>
@@ -7310,20 +6568,7 @@
         <w:ind w:firstLine="709"/>
       </w:pPr>
       <w:r>
-        <w:t xml:space="preserve">Порядок выполнения: Нажать «Сохранить», выбрать путь и имя файла с расширением </w:t>
-      </w:r>
-      <w:proofErr w:type="gramStart"/>
-      <w:r>
-        <w:t>*.</w:t>
-      </w:r>
-      <w:proofErr w:type="spellStart"/>
-      <w:r>
-        <w:t>shapes</w:t>
-      </w:r>
-      <w:proofErr w:type="spellEnd"/>
-      <w:proofErr w:type="gramEnd"/>
-      <w:r>
-        <w:t>.</w:t>
+        <w:t>Порядок выполнения: Нажать «Сохранить», выбрать путь и имя файла с расширением *.shapes.</w:t>
       </w:r>
     </w:p>
     <w:p>
@@ -7331,15 +6576,7 @@
         <w:ind w:firstLine="709"/>
       </w:pPr>
       <w:r>
-        <w:t xml:space="preserve">Ожидаемый результат: Список фигур </w:t>
-      </w:r>
-      <w:proofErr w:type="spellStart"/>
-      <w:r>
-        <w:t>сериализуется</w:t>
-      </w:r>
-      <w:proofErr w:type="spellEnd"/>
-      <w:r>
-        <w:t xml:space="preserve"> в указанный файл.</w:t>
+        <w:t>Ожидаемый результат: Список фигур сериализуется в указанный файл.</w:t>
       </w:r>
     </w:p>
     <w:p>
@@ -7777,15 +7014,7 @@
         <w:ind w:firstLine="709"/>
       </w:pPr>
       <w:r>
-        <w:t xml:space="preserve">Ожидаемый результат: </w:t>
-      </w:r>
-      <w:proofErr w:type="gramStart"/>
-      <w:r>
-        <w:t>В</w:t>
-      </w:r>
-      <w:proofErr w:type="gramEnd"/>
-      <w:r>
-        <w:t xml:space="preserve"> таблице результатов отображаются все подходящие фигуры.</w:t>
+        <w:t>Ожидаемый результат: В таблице результатов отображаются все подходящие фигуры.</w:t>
       </w:r>
     </w:p>
     <w:p>
@@ -7893,43 +7122,14 @@
         </w:numPr>
         <w:ind w:left="0" w:firstLine="709"/>
       </w:pPr>
-      <w:proofErr w:type="spellStart"/>
-      <w:r>
-        <w:t>Калентьев</w:t>
-      </w:r>
-      <w:proofErr w:type="spellEnd"/>
-      <w:r>
-        <w:t xml:space="preserve">, А. А. Новые технологии в </w:t>
+      <w:r>
+        <w:t xml:space="preserve">Калентьев, А. А. Новые технологии в </w:t>
       </w:r>
       <w:r>
         <w:t>программировании:</w:t>
       </w:r>
       <w:r>
-        <w:t xml:space="preserve"> учебное пособие / А. А. </w:t>
-      </w:r>
-      <w:proofErr w:type="spellStart"/>
-      <w:r>
-        <w:t>Калентьев</w:t>
-      </w:r>
-      <w:proofErr w:type="spellEnd"/>
-      <w:r>
-        <w:t xml:space="preserve">, Д. В. </w:t>
-      </w:r>
-      <w:proofErr w:type="spellStart"/>
-      <w:r>
-        <w:t>Гарайс</w:t>
-      </w:r>
-      <w:proofErr w:type="spellEnd"/>
-      <w:r>
-        <w:t xml:space="preserve">, А. Е. </w:t>
-      </w:r>
-      <w:proofErr w:type="spellStart"/>
-      <w:r>
-        <w:t>Гориянов</w:t>
-      </w:r>
-      <w:proofErr w:type="spellEnd"/>
-      <w:r>
-        <w:t xml:space="preserve">. – </w:t>
+        <w:t xml:space="preserve"> учебное пособие / А. А. Калентьев, Д. В. Гарайс, А. Е. Гориянов. – </w:t>
       </w:r>
       <w:r>
         <w:t>Томск:</w:t>
@@ -8018,15 +7218,7 @@
         <w:t xml:space="preserve">Разработчик: студент </w:t>
       </w:r>
       <w:r>
-        <w:t xml:space="preserve">гр. О-5КМ41 НИ ТПУ </w:t>
-      </w:r>
-      <w:proofErr w:type="spellStart"/>
-      <w:r>
-        <w:t>Бабуцкий</w:t>
-      </w:r>
-      <w:proofErr w:type="spellEnd"/>
-      <w:r>
-        <w:t xml:space="preserve"> И.С.</w:t>
+        <w:t>гр. О-5КМ41 НИ ТПУ Бабуцкий И.С.</w:t>
       </w:r>
     </w:p>
     <w:p>
@@ -8034,23 +7226,7 @@
         <w:ind w:firstLine="0"/>
       </w:pPr>
       <w:r>
-        <w:t xml:space="preserve">Заказчик: Канд. </w:t>
-      </w:r>
-      <w:proofErr w:type="spellStart"/>
-      <w:r>
-        <w:t>техн</w:t>
-      </w:r>
-      <w:proofErr w:type="spellEnd"/>
-      <w:r>
-        <w:t xml:space="preserve">. наук, доцент каф. КСУП ТУСУР </w:t>
-      </w:r>
-      <w:proofErr w:type="spellStart"/>
-      <w:r>
-        <w:t>Калентьев</w:t>
-      </w:r>
-      <w:proofErr w:type="spellEnd"/>
-      <w:r>
-        <w:t xml:space="preserve"> А. А.</w:t>
+        <w:t>Заказчик: Канд. техн. наук, доцент каф. КСУП ТУСУР Калентьев А. А.</w:t>
       </w:r>
     </w:p>
     <w:p>
@@ -8145,15 +7321,7 @@
         <w:t xml:space="preserve">Заказчик: </w:t>
       </w:r>
       <w:r>
-        <w:t xml:space="preserve">к.т.н., доцент </w:t>
-      </w:r>
-      <w:proofErr w:type="spellStart"/>
-      <w:r>
-        <w:t>Калентьев</w:t>
-      </w:r>
-      <w:proofErr w:type="spellEnd"/>
-      <w:r>
-        <w:t xml:space="preserve"> А. А.</w:t>
+        <w:t>к.т.н., доцент Калентьев А. А.</w:t>
       </w:r>
     </w:p>
     <w:p>
@@ -8169,13 +7337,8 @@
       <w:r>
         <w:t xml:space="preserve">1 НИ ТПУ </w:t>
       </w:r>
-      <w:proofErr w:type="spellStart"/>
-      <w:r>
-        <w:t>Бабуцкий</w:t>
-      </w:r>
-      <w:proofErr w:type="spellEnd"/>
-      <w:r>
-        <w:t xml:space="preserve"> И.С.</w:t>
+      <w:r>
+        <w:t>Бабуцкий И.С.</w:t>
       </w:r>
     </w:p>
     <w:p>
@@ -8356,37 +7519,8 @@
       <w:pPr>
         <w:pStyle w:val="a"/>
       </w:pPr>
-      <w:proofErr w:type="spellStart"/>
-      <w:r>
-        <w:t>централизованное</w:t>
-      </w:r>
-      <w:proofErr w:type="spellEnd"/>
-      <w:r>
-        <w:t xml:space="preserve"> </w:t>
-      </w:r>
-      <w:proofErr w:type="spellStart"/>
-      <w:r>
-        <w:t>хранение</w:t>
-      </w:r>
-      <w:proofErr w:type="spellEnd"/>
-      <w:r>
-        <w:t xml:space="preserve"> </w:t>
-      </w:r>
-      <w:proofErr w:type="spellStart"/>
-      <w:r>
-        <w:t>введённых</w:t>
-      </w:r>
-      <w:proofErr w:type="spellEnd"/>
-      <w:r>
-        <w:t xml:space="preserve"> </w:t>
-      </w:r>
-      <w:proofErr w:type="spellStart"/>
-      <w:r>
-        <w:t>фигур</w:t>
-      </w:r>
-      <w:proofErr w:type="spellEnd"/>
-      <w:r>
-        <w:t>;</w:t>
+      <w:r>
+        <w:t>централизованное хранение введённых фигур;</w:t>
       </w:r>
     </w:p>
     <w:p>
@@ -8806,70 +7940,22 @@
     </w:p>
     <w:p>
       <w:r>
-        <w:t xml:space="preserve">A01. Система должна быть реализована в виде настольного приложения </w:t>
-      </w:r>
-      <w:proofErr w:type="spellStart"/>
-      <w:r>
-        <w:t>Windows</w:t>
-      </w:r>
-      <w:proofErr w:type="spellEnd"/>
-      <w:r>
-        <w:t xml:space="preserve"> </w:t>
-      </w:r>
-      <w:proofErr w:type="spellStart"/>
-      <w:r>
-        <w:t>Forms</w:t>
-      </w:r>
-      <w:proofErr w:type="spellEnd"/>
-      <w:r>
-        <w:t>.</w:t>
-      </w:r>
-    </w:p>
-    <w:p>
-      <w:r>
-        <w:t xml:space="preserve">A02. Решение должно быть разделено на библиотеку бизнес-логики </w:t>
-      </w:r>
-      <w:proofErr w:type="spellStart"/>
-      <w:r>
-        <w:t>Model</w:t>
-      </w:r>
-      <w:proofErr w:type="spellEnd"/>
-      <w:r>
-        <w:t xml:space="preserve"> и приложение пользовательского интерфейса </w:t>
-      </w:r>
-      <w:proofErr w:type="spellStart"/>
-      <w:r>
-        <w:t>View</w:t>
-      </w:r>
-      <w:proofErr w:type="spellEnd"/>
-      <w:r>
-        <w:t>.</w:t>
-      </w:r>
-    </w:p>
-    <w:p>
-      <w:r>
-        <w:t xml:space="preserve">A03. Все типы фигур должны реализовывать интерфейс </w:t>
-      </w:r>
-      <w:proofErr w:type="spellStart"/>
-      <w:r>
-        <w:t>IShape</w:t>
-      </w:r>
-      <w:proofErr w:type="spellEnd"/>
-      <w:r>
-        <w:t>.</w:t>
-      </w:r>
-    </w:p>
-    <w:p>
-      <w:r>
-        <w:t xml:space="preserve">A04. Добавление новых типов фигур не должно требовать изменения интерфейса </w:t>
-      </w:r>
-      <w:proofErr w:type="spellStart"/>
-      <w:r>
-        <w:t>IShape</w:t>
-      </w:r>
-      <w:proofErr w:type="spellEnd"/>
-      <w:r>
-        <w:t>.</w:t>
+        <w:t>A01. Система должна быть реализована в виде настольного приложения Windows Forms.</w:t>
+      </w:r>
+    </w:p>
+    <w:p>
+      <w:r>
+        <w:t>A02. Решение должно быть разделено на библиотеку бизнес-логики Model и приложение пользовательского интерфейса View.</w:t>
+      </w:r>
+    </w:p>
+    <w:p>
+      <w:r>
+        <w:t>A03. Все типы фигур должны реализовывать интерфейс IShape.</w:t>
+      </w:r>
+    </w:p>
+    <w:p>
+      <w:r>
+        <w:t>A04. Добавление новых типов фигур не должно требовать изменения интерфейса IShape.</w:t>
       </w:r>
     </w:p>
     <w:p>
@@ -8890,23 +7976,7 @@
     </w:p>
     <w:p>
       <w:r>
-        <w:t xml:space="preserve">D01. Основная коллекция должна хранить объекты через тип </w:t>
-      </w:r>
-      <w:proofErr w:type="spellStart"/>
-      <w:r>
-        <w:t>List</w:t>
-      </w:r>
-      <w:proofErr w:type="spellEnd"/>
-      <w:r>
-        <w:t>&lt;</w:t>
-      </w:r>
-      <w:proofErr w:type="spellStart"/>
-      <w:r>
-        <w:t>IShape</w:t>
-      </w:r>
-      <w:proofErr w:type="spellEnd"/>
-      <w:r>
-        <w:t>&gt;, обеспечивая полиморфное хранение круга, прямоугольника и треугольника.</w:t>
+        <w:t>D01. Основная коллекция должна хранить объекты через тип List&lt;IShape&gt;, обеспечивая полиморфное хранение круга, прямоугольника и треугольника.</w:t>
       </w:r>
     </w:p>
     <w:p>
@@ -8919,11 +7989,9 @@
       <w:r>
         <w:t xml:space="preserve">пользоваться структура </w:t>
       </w:r>
-      <w:proofErr w:type="spellStart"/>
       <w:r>
         <w:t>CircleData</w:t>
       </w:r>
-      <w:proofErr w:type="spellEnd"/>
       <w:r>
         <w:t xml:space="preserve">, </w:t>
       </w:r>
@@ -8951,176 +8019,135 @@
       <w:r>
         <w:br/>
       </w:r>
-      <w:proofErr w:type="spellStart"/>
       <w:r>
         <w:t>RectangleData</w:t>
       </w:r>
-      <w:proofErr w:type="spellEnd"/>
       <w:r>
         <w:t xml:space="preserve"> с полями</w:t>
       </w:r>
       <w:r>
         <w:t xml:space="preserve"> </w:t>
       </w:r>
-      <w:proofErr w:type="spellStart"/>
       <w:r>
         <w:t>Width</w:t>
       </w:r>
-      <w:proofErr w:type="spellEnd"/>
       <w:r>
         <w:t xml:space="preserve"> </w:t>
       </w:r>
       <w:r>
+        <w:t>и Height со значением Value</w:t>
+      </w:r>
+      <w:r>
+        <w:t xml:space="preserve">1 </w:t>
+      </w:r>
+      <w:r>
+        <w:t xml:space="preserve">и Value2. </w:t>
+      </w:r>
+    </w:p>
+    <w:p>
+      <w:pPr>
+        <w:ind w:firstLine="0"/>
+      </w:pPr>
+      <w:r>
+        <w:rPr>
+          <w:lang w:val="en-US"/>
+        </w:rPr>
+        <w:t>TriangleData</w:t>
+      </w:r>
+      <w:r>
+        <w:t xml:space="preserve"> </w:t>
+      </w:r>
+      <w:r>
+        <w:t>с</w:t>
+      </w:r>
+      <w:r>
+        <w:t xml:space="preserve"> </w:t>
+      </w:r>
+      <w:r>
+        <w:t>полями</w:t>
+      </w:r>
+      <w:r>
+        <w:t xml:space="preserve"> </w:t>
+      </w:r>
+      <w:r>
+        <w:rPr>
+          <w:lang w:val="en-US"/>
+        </w:rPr>
+        <w:t>SideA</w:t>
+      </w:r>
+      <w:r>
+        <w:t xml:space="preserve">, </w:t>
+      </w:r>
+      <w:r>
+        <w:rPr>
+          <w:lang w:val="en-US"/>
+        </w:rPr>
+        <w:t>SideB</w:t>
+      </w:r>
+      <w:r>
+        <w:t xml:space="preserve"> </w:t>
+      </w:r>
+      <w:r>
+        <w:t>и</w:t>
+      </w:r>
+      <w:r>
+        <w:t xml:space="preserve"> </w:t>
+      </w:r>
+      <w:r>
+        <w:rPr>
+          <w:lang w:val="en-US"/>
+        </w:rPr>
+        <w:t>SideC</w:t>
+      </w:r>
+      <w:r>
+        <w:t xml:space="preserve"> </w:t>
+      </w:r>
+      <w:r>
+        <w:t>со</w:t>
+      </w:r>
+      <w:r>
+        <w:t xml:space="preserve"> </w:t>
+      </w:r>
+      <w:r>
+        <w:t>значениями</w:t>
+      </w:r>
+      <w:r>
+        <w:t xml:space="preserve"> </w:t>
+      </w:r>
+      <w:r>
+        <w:rPr>
+          <w:lang w:val="en-US"/>
+        </w:rPr>
+        <w:t>Value</w:t>
+      </w:r>
+      <w:r>
+        <w:t xml:space="preserve">1, </w:t>
+      </w:r>
+      <w:r>
+        <w:rPr>
+          <w:lang w:val="en-US"/>
+        </w:rPr>
+        <w:t>Value</w:t>
+      </w:r>
+      <w:r>
+        <w:t xml:space="preserve">2 </w:t>
+      </w:r>
+      <w:r>
         <w:t xml:space="preserve">и </w:t>
       </w:r>
-      <w:proofErr w:type="spellStart"/>
-      <w:r>
-        <w:t>Height</w:t>
-      </w:r>
-      <w:proofErr w:type="spellEnd"/>
-      <w:r>
-        <w:t xml:space="preserve"> со значением Value</w:t>
-      </w:r>
-      <w:r>
-        <w:t xml:space="preserve">1 </w:t>
-      </w:r>
-      <w:r>
-        <w:t xml:space="preserve">и Value2. </w:t>
-      </w:r>
-    </w:p>
-    <w:p>
-      <w:pPr>
-        <w:ind w:firstLine="0"/>
-      </w:pPr>
-      <w:proofErr w:type="spellStart"/>
       <w:r>
         <w:rPr>
           <w:lang w:val="en-US"/>
         </w:rPr>
-        <w:t>TriangleData</w:t>
-      </w:r>
-      <w:proofErr w:type="spellEnd"/>
-      <w:r>
-        <w:t xml:space="preserve"> </w:t>
-      </w:r>
-      <w:r>
-        <w:t>с</w:t>
-      </w:r>
-      <w:r>
-        <w:t xml:space="preserve"> </w:t>
-      </w:r>
-      <w:r>
-        <w:t>полями</w:t>
-      </w:r>
-      <w:r>
-        <w:t xml:space="preserve"> </w:t>
-      </w:r>
-      <w:proofErr w:type="spellStart"/>
-      <w:r>
-        <w:rPr>
-          <w:lang w:val="en-US"/>
-        </w:rPr>
-        <w:t>SideA</w:t>
-      </w:r>
-      <w:proofErr w:type="spellEnd"/>
-      <w:r>
-        <w:t xml:space="preserve">, </w:t>
-      </w:r>
-      <w:proofErr w:type="spellStart"/>
-      <w:r>
-        <w:rPr>
-          <w:lang w:val="en-US"/>
-        </w:rPr>
-        <w:t>SideB</w:t>
-      </w:r>
-      <w:proofErr w:type="spellEnd"/>
-      <w:r>
-        <w:t xml:space="preserve"> </w:t>
-      </w:r>
-      <w:r>
-        <w:t>и</w:t>
-      </w:r>
-      <w:r>
-        <w:t xml:space="preserve"> </w:t>
-      </w:r>
-      <w:proofErr w:type="spellStart"/>
-      <w:r>
-        <w:rPr>
-          <w:lang w:val="en-US"/>
-        </w:rPr>
-        <w:t>SideC</w:t>
-      </w:r>
-      <w:proofErr w:type="spellEnd"/>
-      <w:r>
-        <w:t xml:space="preserve"> </w:t>
-      </w:r>
-      <w:r>
-        <w:t>со</w:t>
-      </w:r>
-      <w:r>
-        <w:t xml:space="preserve"> </w:t>
-      </w:r>
-      <w:r>
-        <w:t>значениями</w:t>
-      </w:r>
-      <w:r>
-        <w:t xml:space="preserve"> </w:t>
-      </w:r>
-      <w:r>
-        <w:rPr>
-          <w:lang w:val="en-US"/>
-        </w:rPr>
         <w:t>Value</w:t>
       </w:r>
       <w:r>
-        <w:t xml:space="preserve">1, </w:t>
-      </w:r>
-      <w:r>
-        <w:rPr>
-          <w:lang w:val="en-US"/>
-        </w:rPr>
-        <w:t>Value</w:t>
-      </w:r>
-      <w:r>
-        <w:t xml:space="preserve">2 </w:t>
-      </w:r>
-      <w:r>
-        <w:t xml:space="preserve">и </w:t>
-      </w:r>
-      <w:r>
-        <w:rPr>
-          <w:lang w:val="en-US"/>
-        </w:rPr>
-        <w:t>Value</w:t>
-      </w:r>
-      <w:r>
         <w:t>3.</w:t>
       </w:r>
     </w:p>
     <w:p>
       <w:r>
-        <w:t>D03. Данные должны сохраняться методом XML-</w:t>
-      </w:r>
-      <w:proofErr w:type="spellStart"/>
-      <w:r>
-        <w:t>сериализации</w:t>
-      </w:r>
-      <w:proofErr w:type="spellEnd"/>
-      <w:r>
-        <w:t xml:space="preserve"> в файл с расширением </w:t>
-      </w:r>
-      <w:proofErr w:type="gramStart"/>
-      <w:r>
-        <w:t>*.</w:t>
-      </w:r>
-      <w:proofErr w:type="spellStart"/>
-      <w:r>
-        <w:t>shapes</w:t>
-      </w:r>
-      <w:proofErr w:type="spellEnd"/>
-      <w:proofErr w:type="gramEnd"/>
-      <w:r>
-        <w:t xml:space="preserve"> и кодировкой, поддерживающей кириллицу.</w:t>
+        <w:t>D03. Данные должны сохраняться методом XML-сериализации в файл с расширением *.shapes и кодировкой, поддерживающей кириллицу.</w:t>
       </w:r>
     </w:p>
     <w:p>
@@ -9151,14 +8178,12 @@
         <w:lastRenderedPageBreak/>
         <w:t xml:space="preserve">Таблица 4.2 – Поля объекта </w:t>
       </w:r>
-      <w:proofErr w:type="spellStart"/>
       <w:r>
         <w:rPr>
           <w:sz w:val="24"/>
         </w:rPr>
         <w:t>CircleData</w:t>
       </w:r>
-      <w:proofErr w:type="spellEnd"/>
     </w:p>
     <w:tbl>
       <w:tblPr>
@@ -9276,14 +8301,12 @@
             <w:pPr>
               <w:spacing w:line="240" w:lineRule="auto"/>
             </w:pPr>
-            <w:proofErr w:type="spellStart"/>
             <w:r>
               <w:rPr>
                 <w:sz w:val="19"/>
               </w:rPr>
               <w:t>Type</w:t>
             </w:r>
-            <w:proofErr w:type="spellEnd"/>
           </w:p>
         </w:tc>
         <w:tc>
@@ -9301,14 +8324,12 @@
             <w:pPr>
               <w:spacing w:line="240" w:lineRule="auto"/>
             </w:pPr>
-            <w:proofErr w:type="spellStart"/>
             <w:r>
               <w:rPr>
                 <w:sz w:val="19"/>
               </w:rPr>
               <w:t>string</w:t>
             </w:r>
-            <w:proofErr w:type="spellEnd"/>
           </w:p>
         </w:tc>
         <w:tc>
@@ -9362,14 +8383,12 @@
               </w:rPr>
               <w:t>R</w:t>
             </w:r>
-            <w:proofErr w:type="spellStart"/>
             <w:r>
               <w:rPr>
                 <w:sz w:val="19"/>
               </w:rPr>
               <w:t>adius</w:t>
             </w:r>
-            <w:proofErr w:type="spellEnd"/>
           </w:p>
         </w:tc>
         <w:tc>
@@ -9387,14 +8406,12 @@
             <w:pPr>
               <w:spacing w:line="240" w:lineRule="auto"/>
             </w:pPr>
-            <w:proofErr w:type="spellStart"/>
             <w:r>
               <w:rPr>
                 <w:sz w:val="19"/>
               </w:rPr>
               <w:t>double</w:t>
             </w:r>
-            <w:proofErr w:type="spellEnd"/>
           </w:p>
         </w:tc>
         <w:tc>
@@ -9453,14 +8470,12 @@
         </w:rPr>
         <w:t xml:space="preserve"> – Поля объекта </w:t>
       </w:r>
-      <w:proofErr w:type="spellStart"/>
       <w:r>
         <w:rPr>
           <w:sz w:val="24"/>
         </w:rPr>
         <w:t>RectangleData</w:t>
       </w:r>
-      <w:proofErr w:type="spellEnd"/>
     </w:p>
     <w:tbl>
       <w:tblPr>
@@ -9578,14 +8593,12 @@
             <w:pPr>
               <w:spacing w:line="240" w:lineRule="auto"/>
             </w:pPr>
-            <w:proofErr w:type="spellStart"/>
             <w:r>
               <w:rPr>
                 <w:sz w:val="19"/>
               </w:rPr>
               <w:t>Type</w:t>
             </w:r>
-            <w:proofErr w:type="spellEnd"/>
           </w:p>
         </w:tc>
         <w:tc>
@@ -9603,14 +8616,12 @@
             <w:pPr>
               <w:spacing w:line="240" w:lineRule="auto"/>
             </w:pPr>
-            <w:proofErr w:type="spellStart"/>
             <w:r>
               <w:rPr>
                 <w:sz w:val="19"/>
               </w:rPr>
               <w:t>string</w:t>
             </w:r>
-            <w:proofErr w:type="spellEnd"/>
           </w:p>
         </w:tc>
         <w:tc>
@@ -9664,14 +8675,12 @@
               </w:rPr>
               <w:t>W</w:t>
             </w:r>
-            <w:proofErr w:type="spellStart"/>
             <w:r>
               <w:rPr>
                 <w:sz w:val="19"/>
               </w:rPr>
               <w:t>idth</w:t>
             </w:r>
-            <w:proofErr w:type="spellEnd"/>
           </w:p>
         </w:tc>
         <w:tc>
@@ -9689,14 +8698,12 @@
             <w:pPr>
               <w:spacing w:line="240" w:lineRule="auto"/>
             </w:pPr>
-            <w:proofErr w:type="spellStart"/>
             <w:r>
               <w:rPr>
                 <w:sz w:val="19"/>
               </w:rPr>
               <w:t>double</w:t>
             </w:r>
-            <w:proofErr w:type="spellEnd"/>
           </w:p>
         </w:tc>
         <w:tc>
@@ -9757,14 +8764,12 @@
               </w:rPr>
               <w:t>H</w:t>
             </w:r>
-            <w:proofErr w:type="spellStart"/>
             <w:r>
               <w:rPr>
                 <w:sz w:val="19"/>
               </w:rPr>
               <w:t>eight</w:t>
             </w:r>
-            <w:proofErr w:type="spellEnd"/>
           </w:p>
         </w:tc>
         <w:tc>
@@ -9782,14 +8787,12 @@
             <w:pPr>
               <w:spacing w:line="240" w:lineRule="auto"/>
             </w:pPr>
-            <w:proofErr w:type="spellStart"/>
             <w:r>
               <w:rPr>
                 <w:sz w:val="19"/>
               </w:rPr>
               <w:t>double</w:t>
             </w:r>
-            <w:proofErr w:type="spellEnd"/>
           </w:p>
         </w:tc>
         <w:tc>
@@ -9848,7 +8851,6 @@
         </w:rPr>
         <w:t xml:space="preserve"> – Поля объекта </w:t>
       </w:r>
-      <w:proofErr w:type="spellStart"/>
       <w:r>
         <w:rPr>
           <w:sz w:val="24"/>
@@ -9856,7 +8858,6 @@
         </w:rPr>
         <w:t>TriangleData</w:t>
       </w:r>
-      <w:proofErr w:type="spellEnd"/>
     </w:p>
     <w:tbl>
       <w:tblPr>
@@ -9974,14 +8975,12 @@
             <w:pPr>
               <w:spacing w:line="240" w:lineRule="auto"/>
             </w:pPr>
-            <w:proofErr w:type="spellStart"/>
             <w:r>
               <w:rPr>
                 <w:sz w:val="19"/>
               </w:rPr>
               <w:t>Type</w:t>
             </w:r>
-            <w:proofErr w:type="spellEnd"/>
           </w:p>
         </w:tc>
         <w:tc>
@@ -9999,14 +8998,12 @@
             <w:pPr>
               <w:spacing w:line="240" w:lineRule="auto"/>
             </w:pPr>
-            <w:proofErr w:type="spellStart"/>
             <w:r>
               <w:rPr>
                 <w:sz w:val="19"/>
               </w:rPr>
               <w:t>string</w:t>
             </w:r>
-            <w:proofErr w:type="spellEnd"/>
           </w:p>
         </w:tc>
         <w:tc>
@@ -10056,7 +9053,6 @@
                 <w:lang w:val="en-US"/>
               </w:rPr>
             </w:pPr>
-            <w:proofErr w:type="spellStart"/>
             <w:r>
               <w:rPr>
                 <w:sz w:val="19"/>
@@ -10064,7 +9060,6 @@
               </w:rPr>
               <w:t>SideA</w:t>
             </w:r>
-            <w:proofErr w:type="spellEnd"/>
           </w:p>
         </w:tc>
         <w:tc>
@@ -10082,14 +9077,12 @@
             <w:pPr>
               <w:spacing w:line="240" w:lineRule="auto"/>
             </w:pPr>
-            <w:proofErr w:type="spellStart"/>
             <w:r>
               <w:rPr>
                 <w:sz w:val="19"/>
               </w:rPr>
               <w:t>double</w:t>
             </w:r>
-            <w:proofErr w:type="spellEnd"/>
           </w:p>
         </w:tc>
         <w:tc>
@@ -10140,7 +9133,6 @@
                 <w:lang w:val="en-US"/>
               </w:rPr>
             </w:pPr>
-            <w:proofErr w:type="spellStart"/>
             <w:r>
               <w:rPr>
                 <w:sz w:val="19"/>
@@ -10148,7 +9140,6 @@
               </w:rPr>
               <w:t>SideB</w:t>
             </w:r>
-            <w:proofErr w:type="spellEnd"/>
           </w:p>
         </w:tc>
         <w:tc>
@@ -10166,14 +9157,12 @@
             <w:pPr>
               <w:spacing w:line="240" w:lineRule="auto"/>
             </w:pPr>
-            <w:proofErr w:type="spellStart"/>
             <w:r>
               <w:rPr>
                 <w:sz w:val="19"/>
               </w:rPr>
               <w:t>double</w:t>
             </w:r>
-            <w:proofErr w:type="spellEnd"/>
           </w:p>
         </w:tc>
         <w:tc>
@@ -10224,7 +9213,6 @@
                 <w:lang w:val="en-US"/>
               </w:rPr>
             </w:pPr>
-            <w:proofErr w:type="spellStart"/>
             <w:r>
               <w:rPr>
                 <w:sz w:val="19"/>
@@ -10232,7 +9220,6 @@
               </w:rPr>
               <w:t>SideC</w:t>
             </w:r>
-            <w:proofErr w:type="spellEnd"/>
           </w:p>
         </w:tc>
         <w:tc>
@@ -10250,14 +9237,12 @@
             <w:pPr>
               <w:spacing w:line="240" w:lineRule="auto"/>
             </w:pPr>
-            <w:proofErr w:type="spellStart"/>
             <w:r>
               <w:rPr>
                 <w:sz w:val="19"/>
               </w:rPr>
               <w:t>double</w:t>
             </w:r>
-            <w:proofErr w:type="spellEnd"/>
           </w:p>
         </w:tc>
         <w:tc>
@@ -10289,20 +9274,7 @@
     <w:p/>
     <w:p>
       <w:r>
-        <w:t xml:space="preserve">Пример фрагмента файла </w:t>
-      </w:r>
-      <w:proofErr w:type="gramStart"/>
-      <w:r>
-        <w:t>*.</w:t>
-      </w:r>
-      <w:proofErr w:type="spellStart"/>
-      <w:r>
-        <w:t>shapes</w:t>
-      </w:r>
-      <w:proofErr w:type="spellEnd"/>
-      <w:proofErr w:type="gramEnd"/>
-      <w:r>
-        <w:t>:</w:t>
+        <w:t>Пример фрагмента файла *.shapes:</w:t>
       </w:r>
     </w:p>
     <w:p>
@@ -10313,62 +9285,12 @@
           <w:sz w:val="18"/>
         </w:rPr>
       </w:pPr>
-      <w:proofErr w:type="gramStart"/>
       <w:r>
         <w:rPr>
           <w:rFonts w:ascii="Liberation Mono" w:eastAsiaTheme="minorEastAsia" w:hAnsi="Liberation Mono"/>
           <w:sz w:val="18"/>
         </w:rPr>
-        <w:t>&lt;?</w:t>
-      </w:r>
-      <w:proofErr w:type="spellStart"/>
-      <w:r>
-        <w:rPr>
-          <w:rFonts w:ascii="Liberation Mono" w:eastAsiaTheme="minorEastAsia" w:hAnsi="Liberation Mono"/>
-          <w:sz w:val="18"/>
-        </w:rPr>
-        <w:t>xml</w:t>
-      </w:r>
-      <w:proofErr w:type="spellEnd"/>
-      <w:proofErr w:type="gramEnd"/>
-      <w:r>
-        <w:rPr>
-          <w:rFonts w:ascii="Liberation Mono" w:eastAsiaTheme="minorEastAsia" w:hAnsi="Liberation Mono"/>
-          <w:sz w:val="18"/>
-        </w:rPr>
-        <w:t xml:space="preserve"> </w:t>
-      </w:r>
-      <w:proofErr w:type="spellStart"/>
-      <w:r>
-        <w:rPr>
-          <w:rFonts w:ascii="Liberation Mono" w:eastAsiaTheme="minorEastAsia" w:hAnsi="Liberation Mono"/>
-          <w:sz w:val="18"/>
-        </w:rPr>
-        <w:t>version</w:t>
-      </w:r>
-      <w:proofErr w:type="spellEnd"/>
-      <w:r>
-        <w:rPr>
-          <w:rFonts w:ascii="Liberation Mono" w:eastAsiaTheme="minorEastAsia" w:hAnsi="Liberation Mono"/>
-          <w:sz w:val="18"/>
-        </w:rPr>
-        <w:t xml:space="preserve">="1.0" </w:t>
-      </w:r>
-      <w:proofErr w:type="spellStart"/>
-      <w:r>
-        <w:rPr>
-          <w:rFonts w:ascii="Liberation Mono" w:eastAsiaTheme="minorEastAsia" w:hAnsi="Liberation Mono"/>
-          <w:sz w:val="18"/>
-        </w:rPr>
-        <w:t>encoding</w:t>
-      </w:r>
-      <w:proofErr w:type="spellEnd"/>
-      <w:r>
-        <w:rPr>
-          <w:rFonts w:ascii="Liberation Mono" w:eastAsiaTheme="minorEastAsia" w:hAnsi="Liberation Mono"/>
-          <w:sz w:val="18"/>
-        </w:rPr>
-        <w:t>="utf-8"?&gt;</w:t>
+        <w:t>&lt;?xml version="1.0" encoding="utf-8"?&gt;</w:t>
       </w:r>
     </w:p>
     <w:p>
@@ -10386,61 +9308,61 @@
           <w:sz w:val="18"/>
           <w:lang w:val="en-US"/>
         </w:rPr>
-        <w:t>&lt;</w:t>
-      </w:r>
-      <w:proofErr w:type="spellStart"/>
-      <w:r>
+        <w:t>&lt;ArrayOfAnyType xmlns:xsi="http://www.w3.org/2001/XMLSchema-instance" xmlns:xsd="http://www.w3.org/2001/XMLSchema"&gt;</w:t>
+      </w:r>
+    </w:p>
+    <w:p>
+      <w:pPr>
+        <w:ind w:firstLine="709"/>
         <w:rPr>
           <w:rFonts w:ascii="Liberation Mono" w:eastAsiaTheme="minorEastAsia" w:hAnsi="Liberation Mono"/>
           <w:sz w:val="18"/>
           <w:lang w:val="en-US"/>
         </w:rPr>
-        <w:t>ArrayOfAnyType</w:t>
-      </w:r>
-      <w:proofErr w:type="spellEnd"/>
+      </w:pPr>
       <w:r>
         <w:rPr>
           <w:rFonts w:ascii="Liberation Mono" w:eastAsiaTheme="minorEastAsia" w:hAnsi="Liberation Mono"/>
           <w:sz w:val="18"/>
           <w:lang w:val="en-US"/>
         </w:rPr>
-        <w:t xml:space="preserve"> </w:t>
-      </w:r>
-      <w:proofErr w:type="spellStart"/>
-      <w:r>
+        <w:t xml:space="preserve">  &lt;anyType xsi:type="RectangleData"&gt;</w:t>
+      </w:r>
+    </w:p>
+    <w:p>
+      <w:pPr>
+        <w:ind w:firstLine="709"/>
         <w:rPr>
           <w:rFonts w:ascii="Liberation Mono" w:eastAsiaTheme="minorEastAsia" w:hAnsi="Liberation Mono"/>
           <w:sz w:val="18"/>
           <w:lang w:val="en-US"/>
         </w:rPr>
-        <w:t>xmlns:xsi</w:t>
-      </w:r>
-      <w:proofErr w:type="spellEnd"/>
+      </w:pPr>
       <w:r>
         <w:rPr>
           <w:rFonts w:ascii="Liberation Mono" w:eastAsiaTheme="minorEastAsia" w:hAnsi="Liberation Mono"/>
           <w:sz w:val="18"/>
           <w:lang w:val="en-US"/>
         </w:rPr>
-        <w:t xml:space="preserve">="http://www.w3.org/2001/XMLSchema-instance" </w:t>
-      </w:r>
-      <w:proofErr w:type="spellStart"/>
-      <w:r>
+        <w:t xml:space="preserve">    &lt;Width&gt;1&lt;/Width&gt;</w:t>
+      </w:r>
+    </w:p>
+    <w:p>
+      <w:pPr>
+        <w:ind w:firstLine="709"/>
         <w:rPr>
           <w:rFonts w:ascii="Liberation Mono" w:eastAsiaTheme="minorEastAsia" w:hAnsi="Liberation Mono"/>
           <w:sz w:val="18"/>
           <w:lang w:val="en-US"/>
         </w:rPr>
-        <w:t>xmlns:xsd</w:t>
-      </w:r>
-      <w:proofErr w:type="spellEnd"/>
+      </w:pPr>
       <w:r>
         <w:rPr>
           <w:rFonts w:ascii="Liberation Mono" w:eastAsiaTheme="minorEastAsia" w:hAnsi="Liberation Mono"/>
           <w:sz w:val="18"/>
           <w:lang w:val="en-US"/>
         </w:rPr>
-        <w:t>="http://www.w3.org/2001/XMLSchema"&gt;</w:t>
+        <w:t xml:space="preserve">    &lt;Height&gt;15&lt;/Height&gt;</w:t>
       </w:r>
     </w:p>
     <w:p>
@@ -10458,566 +9380,174 @@
           <w:sz w:val="18"/>
           <w:lang w:val="en-US"/>
         </w:rPr>
-        <w:t xml:space="preserve">  &lt;</w:t>
-      </w:r>
-      <w:proofErr w:type="spellStart"/>
-      <w:r>
+        <w:t xml:space="preserve">  &lt;/anyType&gt;</w:t>
+      </w:r>
+    </w:p>
+    <w:p>
+      <w:pPr>
+        <w:ind w:firstLine="709"/>
         <w:rPr>
           <w:rFonts w:ascii="Liberation Mono" w:eastAsiaTheme="minorEastAsia" w:hAnsi="Liberation Mono"/>
           <w:sz w:val="18"/>
           <w:lang w:val="en-US"/>
         </w:rPr>
-        <w:t>anyType</w:t>
-      </w:r>
-      <w:proofErr w:type="spellEnd"/>
+      </w:pPr>
       <w:r>
         <w:rPr>
           <w:rFonts w:ascii="Liberation Mono" w:eastAsiaTheme="minorEastAsia" w:hAnsi="Liberation Mono"/>
           <w:sz w:val="18"/>
           <w:lang w:val="en-US"/>
         </w:rPr>
-        <w:t xml:space="preserve"> </w:t>
-      </w:r>
-      <w:proofErr w:type="spellStart"/>
-      <w:r>
+        <w:t xml:space="preserve">  &lt;anyType xsi:type="TriangleData"&gt;</w:t>
+      </w:r>
+    </w:p>
+    <w:p>
+      <w:pPr>
+        <w:ind w:firstLine="709"/>
         <w:rPr>
           <w:rFonts w:ascii="Liberation Mono" w:eastAsiaTheme="minorEastAsia" w:hAnsi="Liberation Mono"/>
           <w:sz w:val="18"/>
           <w:lang w:val="en-US"/>
         </w:rPr>
-        <w:t>xsi</w:t>
-      </w:r>
-      <w:proofErr w:type="gramStart"/>
+      </w:pPr>
       <w:r>
         <w:rPr>
           <w:rFonts w:ascii="Liberation Mono" w:eastAsiaTheme="minorEastAsia" w:hAnsi="Liberation Mono"/>
           <w:sz w:val="18"/>
           <w:lang w:val="en-US"/>
         </w:rPr>
-        <w:t>:type</w:t>
-      </w:r>
-      <w:proofErr w:type="spellEnd"/>
-      <w:proofErr w:type="gramEnd"/>
-      <w:r>
+        <w:t xml:space="preserve">    &lt;SideA&gt;17&lt;/SideA&gt;</w:t>
+      </w:r>
+    </w:p>
+    <w:p>
+      <w:pPr>
+        <w:ind w:firstLine="709"/>
         <w:rPr>
           <w:rFonts w:ascii="Liberation Mono" w:eastAsiaTheme="minorEastAsia" w:hAnsi="Liberation Mono"/>
           <w:sz w:val="18"/>
           <w:lang w:val="en-US"/>
         </w:rPr>
-        <w:t>="</w:t>
-      </w:r>
-      <w:proofErr w:type="spellStart"/>
+      </w:pPr>
       <w:r>
         <w:rPr>
           <w:rFonts w:ascii="Liberation Mono" w:eastAsiaTheme="minorEastAsia" w:hAnsi="Liberation Mono"/>
           <w:sz w:val="18"/>
           <w:lang w:val="en-US"/>
         </w:rPr>
-        <w:t>RectangleData</w:t>
-      </w:r>
-      <w:proofErr w:type="spellEnd"/>
-      <w:r>
+        <w:t xml:space="preserve">    &lt;SideB&gt;7&lt;/SideB&gt;</w:t>
+      </w:r>
+    </w:p>
+    <w:p>
+      <w:pPr>
+        <w:ind w:firstLine="709"/>
         <w:rPr>
           <w:rFonts w:ascii="Liberation Mono" w:eastAsiaTheme="minorEastAsia" w:hAnsi="Liberation Mono"/>
           <w:sz w:val="18"/>
           <w:lang w:val="en-US"/>
         </w:rPr>
-        <w:t>"&gt;</w:t>
-      </w:r>
-    </w:p>
-    <w:p>
-      <w:pPr>
-        <w:ind w:firstLine="709"/>
+      </w:pPr>
+      <w:r>
         <w:rPr>
           <w:rFonts w:ascii="Liberation Mono" w:eastAsiaTheme="minorEastAsia" w:hAnsi="Liberation Mono"/>
           <w:sz w:val="18"/>
           <w:lang w:val="en-US"/>
         </w:rPr>
-      </w:pPr>
-      <w:r>
+        <w:t xml:space="preserve">    &lt;SideC&gt;19&lt;/SideC&gt;</w:t>
+      </w:r>
+    </w:p>
+    <w:p>
+      <w:pPr>
+        <w:ind w:firstLine="709"/>
         <w:rPr>
           <w:rFonts w:ascii="Liberation Mono" w:eastAsiaTheme="minorEastAsia" w:hAnsi="Liberation Mono"/>
           <w:sz w:val="18"/>
           <w:lang w:val="en-US"/>
         </w:rPr>
-        <w:t xml:space="preserve">    &lt;Width&gt;1&lt;/Width&gt;</w:t>
-      </w:r>
-    </w:p>
-    <w:p>
-      <w:pPr>
-        <w:ind w:firstLine="709"/>
+      </w:pPr>
+      <w:r>
         <w:rPr>
           <w:rFonts w:ascii="Liberation Mono" w:eastAsiaTheme="minorEastAsia" w:hAnsi="Liberation Mono"/>
           <w:sz w:val="18"/>
           <w:lang w:val="en-US"/>
         </w:rPr>
-      </w:pPr>
-      <w:r>
+        <w:t xml:space="preserve">  &lt;/anyType&gt;</w:t>
+      </w:r>
+    </w:p>
+    <w:p>
+      <w:pPr>
+        <w:ind w:firstLine="709"/>
         <w:rPr>
           <w:rFonts w:ascii="Liberation Mono" w:eastAsiaTheme="minorEastAsia" w:hAnsi="Liberation Mono"/>
           <w:sz w:val="18"/>
           <w:lang w:val="en-US"/>
         </w:rPr>
-        <w:t xml:space="preserve">    &lt;Height&gt;15&lt;/Height&gt;</w:t>
-      </w:r>
-    </w:p>
-    <w:p>
-      <w:pPr>
-        <w:ind w:firstLine="709"/>
+      </w:pPr>
+      <w:r>
         <w:rPr>
           <w:rFonts w:ascii="Liberation Mono" w:eastAsiaTheme="minorEastAsia" w:hAnsi="Liberation Mono"/>
           <w:sz w:val="18"/>
           <w:lang w:val="en-US"/>
         </w:rPr>
-      </w:pPr>
-      <w:r>
+        <w:t xml:space="preserve">  &lt;anyType xsi:type="CircleData"&gt;</w:t>
+      </w:r>
+    </w:p>
+    <w:p>
+      <w:pPr>
+        <w:ind w:firstLine="709"/>
         <w:rPr>
           <w:rFonts w:ascii="Liberation Mono" w:eastAsiaTheme="minorEastAsia" w:hAnsi="Liberation Mono"/>
           <w:sz w:val="18"/>
           <w:lang w:val="en-US"/>
         </w:rPr>
-        <w:t xml:space="preserve">  &lt;/</w:t>
-      </w:r>
-      <w:proofErr w:type="spellStart"/>
+      </w:pPr>
       <w:r>
         <w:rPr>
           <w:rFonts w:ascii="Liberation Mono" w:eastAsiaTheme="minorEastAsia" w:hAnsi="Liberation Mono"/>
           <w:sz w:val="18"/>
           <w:lang w:val="en-US"/>
         </w:rPr>
-        <w:t>anyType</w:t>
-      </w:r>
-      <w:proofErr w:type="spellEnd"/>
+        <w:t xml:space="preserve">    </w:t>
+      </w:r>
       <w:r>
         <w:rPr>
           <w:rFonts w:ascii="Liberation Mono" w:eastAsiaTheme="minorEastAsia" w:hAnsi="Liberation Mono"/>
           <w:sz w:val="18"/>
           <w:lang w:val="en-US"/>
         </w:rPr>
-        <w:t>&gt;</w:t>
+        <w:t>&lt;Radius&gt;15&lt;/Radius&gt;</w:t>
       </w:r>
     </w:p>
     <w:p>
       <w:pPr>
         <w:ind w:firstLine="709"/>
+        <w:rPr>
+          <w:rFonts w:ascii="Liberation Mono" w:eastAsiaTheme="minorEastAsia" w:hAnsi="Liberation Mono"/>
+          <w:sz w:val="18"/>
+        </w:rPr>
+      </w:pPr>
+      <w:r>
         <w:rPr>
           <w:rFonts w:ascii="Liberation Mono" w:eastAsiaTheme="minorEastAsia" w:hAnsi="Liberation Mono"/>
           <w:sz w:val="18"/>
           <w:lang w:val="en-US"/>
         </w:rPr>
-      </w:pPr>
+        <w:t xml:space="preserve">  </w:t>
+      </w:r>
+      <w:r>
+        <w:rPr>
+          <w:rFonts w:ascii="Liberation Mono" w:eastAsiaTheme="minorEastAsia" w:hAnsi="Liberation Mono"/>
+          <w:sz w:val="18"/>
+        </w:rPr>
+        <w:t>&lt;/</w:t>
+      </w:r>
       <w:r>
         <w:rPr>
           <w:rFonts w:ascii="Liberation Mono" w:eastAsiaTheme="minorEastAsia" w:hAnsi="Liberation Mono"/>
           <w:sz w:val="18"/>
           <w:lang w:val="en-US"/>
         </w:rPr>
-        <w:t xml:space="preserve">  &lt;</w:t>
-      </w:r>
-      <w:proofErr w:type="spellStart"/>
-      <w:r>
-        <w:rPr>
-          <w:rFonts w:ascii="Liberation Mono" w:eastAsiaTheme="minorEastAsia" w:hAnsi="Liberation Mono"/>
-          <w:sz w:val="18"/>
-          <w:lang w:val="en-US"/>
-        </w:rPr>
         <w:t>anyType</w:t>
       </w:r>
-      <w:proofErr w:type="spellEnd"/>
-      <w:r>
-        <w:rPr>
-          <w:rFonts w:ascii="Liberation Mono" w:eastAsiaTheme="minorEastAsia" w:hAnsi="Liberation Mono"/>
-          <w:sz w:val="18"/>
-          <w:lang w:val="en-US"/>
-        </w:rPr>
-        <w:t xml:space="preserve"> </w:t>
-      </w:r>
-      <w:proofErr w:type="spellStart"/>
-      <w:r>
-        <w:rPr>
-          <w:rFonts w:ascii="Liberation Mono" w:eastAsiaTheme="minorEastAsia" w:hAnsi="Liberation Mono"/>
-          <w:sz w:val="18"/>
-          <w:lang w:val="en-US"/>
-        </w:rPr>
-        <w:t>xsi</w:t>
-      </w:r>
-      <w:proofErr w:type="gramStart"/>
-      <w:r>
-        <w:rPr>
-          <w:rFonts w:ascii="Liberation Mono" w:eastAsiaTheme="minorEastAsia" w:hAnsi="Liberation Mono"/>
-          <w:sz w:val="18"/>
-          <w:lang w:val="en-US"/>
-        </w:rPr>
-        <w:t>:type</w:t>
-      </w:r>
-      <w:proofErr w:type="spellEnd"/>
-      <w:proofErr w:type="gramEnd"/>
-      <w:r>
-        <w:rPr>
-          <w:rFonts w:ascii="Liberation Mono" w:eastAsiaTheme="minorEastAsia" w:hAnsi="Liberation Mono"/>
-          <w:sz w:val="18"/>
-          <w:lang w:val="en-US"/>
-        </w:rPr>
-        <w:t>="</w:t>
-      </w:r>
-      <w:proofErr w:type="spellStart"/>
-      <w:r>
-        <w:rPr>
-          <w:rFonts w:ascii="Liberation Mono" w:eastAsiaTheme="minorEastAsia" w:hAnsi="Liberation Mono"/>
-          <w:sz w:val="18"/>
-          <w:lang w:val="en-US"/>
-        </w:rPr>
-        <w:t>TriangleData</w:t>
-      </w:r>
-      <w:proofErr w:type="spellEnd"/>
-      <w:r>
-        <w:rPr>
-          <w:rFonts w:ascii="Liberation Mono" w:eastAsiaTheme="minorEastAsia" w:hAnsi="Liberation Mono"/>
-          <w:sz w:val="18"/>
-          <w:lang w:val="en-US"/>
-        </w:rPr>
-        <w:t>"&gt;</w:t>
-      </w:r>
-    </w:p>
-    <w:p>
-      <w:pPr>
-        <w:ind w:firstLine="709"/>
-        <w:rPr>
-          <w:rFonts w:ascii="Liberation Mono" w:eastAsiaTheme="minorEastAsia" w:hAnsi="Liberation Mono"/>
-          <w:sz w:val="18"/>
-          <w:lang w:val="en-US"/>
-        </w:rPr>
-      </w:pPr>
-      <w:r>
-        <w:rPr>
-          <w:rFonts w:ascii="Liberation Mono" w:eastAsiaTheme="minorEastAsia" w:hAnsi="Liberation Mono"/>
-          <w:sz w:val="18"/>
-          <w:lang w:val="en-US"/>
-        </w:rPr>
-        <w:t xml:space="preserve">    &lt;</w:t>
-      </w:r>
-      <w:proofErr w:type="spellStart"/>
-      <w:r>
-        <w:rPr>
-          <w:rFonts w:ascii="Liberation Mono" w:eastAsiaTheme="minorEastAsia" w:hAnsi="Liberation Mono"/>
-          <w:sz w:val="18"/>
-          <w:lang w:val="en-US"/>
-        </w:rPr>
-        <w:t>SideA</w:t>
-      </w:r>
-      <w:proofErr w:type="spellEnd"/>
-      <w:r>
-        <w:rPr>
-          <w:rFonts w:ascii="Liberation Mono" w:eastAsiaTheme="minorEastAsia" w:hAnsi="Liberation Mono"/>
-          <w:sz w:val="18"/>
-          <w:lang w:val="en-US"/>
-        </w:rPr>
-        <w:t>&gt;17&lt;/</w:t>
-      </w:r>
-      <w:proofErr w:type="spellStart"/>
-      <w:r>
-        <w:rPr>
-          <w:rFonts w:ascii="Liberation Mono" w:eastAsiaTheme="minorEastAsia" w:hAnsi="Liberation Mono"/>
-          <w:sz w:val="18"/>
-          <w:lang w:val="en-US"/>
-        </w:rPr>
-        <w:t>SideA</w:t>
-      </w:r>
-      <w:proofErr w:type="spellEnd"/>
-      <w:r>
-        <w:rPr>
-          <w:rFonts w:ascii="Liberation Mono" w:eastAsiaTheme="minorEastAsia" w:hAnsi="Liberation Mono"/>
-          <w:sz w:val="18"/>
-          <w:lang w:val="en-US"/>
-        </w:rPr>
-        <w:t>&gt;</w:t>
-      </w:r>
-    </w:p>
-    <w:p>
-      <w:pPr>
-        <w:ind w:firstLine="709"/>
-        <w:rPr>
-          <w:rFonts w:ascii="Liberation Mono" w:eastAsiaTheme="minorEastAsia" w:hAnsi="Liberation Mono"/>
-          <w:sz w:val="18"/>
-          <w:lang w:val="en-US"/>
-        </w:rPr>
-      </w:pPr>
-      <w:r>
-        <w:rPr>
-          <w:rFonts w:ascii="Liberation Mono" w:eastAsiaTheme="minorEastAsia" w:hAnsi="Liberation Mono"/>
-          <w:sz w:val="18"/>
-          <w:lang w:val="en-US"/>
-        </w:rPr>
-        <w:t xml:space="preserve">    &lt;</w:t>
-      </w:r>
-      <w:proofErr w:type="spellStart"/>
-      <w:r>
-        <w:rPr>
-          <w:rFonts w:ascii="Liberation Mono" w:eastAsiaTheme="minorEastAsia" w:hAnsi="Liberation Mono"/>
-          <w:sz w:val="18"/>
-          <w:lang w:val="en-US"/>
-        </w:rPr>
-        <w:t>SideB</w:t>
-      </w:r>
-      <w:proofErr w:type="spellEnd"/>
-      <w:r>
-        <w:rPr>
-          <w:rFonts w:ascii="Liberation Mono" w:eastAsiaTheme="minorEastAsia" w:hAnsi="Liberation Mono"/>
-          <w:sz w:val="18"/>
-          <w:lang w:val="en-US"/>
-        </w:rPr>
-        <w:t>&gt;7&lt;/</w:t>
-      </w:r>
-      <w:proofErr w:type="spellStart"/>
-      <w:r>
-        <w:rPr>
-          <w:rFonts w:ascii="Liberation Mono" w:eastAsiaTheme="minorEastAsia" w:hAnsi="Liberation Mono"/>
-          <w:sz w:val="18"/>
-          <w:lang w:val="en-US"/>
-        </w:rPr>
-        <w:t>SideB</w:t>
-      </w:r>
-      <w:proofErr w:type="spellEnd"/>
-      <w:r>
-        <w:rPr>
-          <w:rFonts w:ascii="Liberation Mono" w:eastAsiaTheme="minorEastAsia" w:hAnsi="Liberation Mono"/>
-          <w:sz w:val="18"/>
-          <w:lang w:val="en-US"/>
-        </w:rPr>
-        <w:t>&gt;</w:t>
-      </w:r>
-    </w:p>
-    <w:p>
-      <w:pPr>
-        <w:ind w:firstLine="709"/>
-        <w:rPr>
-          <w:rFonts w:ascii="Liberation Mono" w:eastAsiaTheme="minorEastAsia" w:hAnsi="Liberation Mono"/>
-          <w:sz w:val="18"/>
-          <w:lang w:val="en-US"/>
-        </w:rPr>
-      </w:pPr>
-      <w:r>
-        <w:rPr>
-          <w:rFonts w:ascii="Liberation Mono" w:eastAsiaTheme="minorEastAsia" w:hAnsi="Liberation Mono"/>
-          <w:sz w:val="18"/>
-          <w:lang w:val="en-US"/>
-        </w:rPr>
-        <w:t xml:space="preserve">    &lt;</w:t>
-      </w:r>
-      <w:proofErr w:type="spellStart"/>
-      <w:r>
-        <w:rPr>
-          <w:rFonts w:ascii="Liberation Mono" w:eastAsiaTheme="minorEastAsia" w:hAnsi="Liberation Mono"/>
-          <w:sz w:val="18"/>
-          <w:lang w:val="en-US"/>
-        </w:rPr>
-        <w:t>SideC</w:t>
-      </w:r>
-      <w:proofErr w:type="spellEnd"/>
-      <w:r>
-        <w:rPr>
-          <w:rFonts w:ascii="Liberation Mono" w:eastAsiaTheme="minorEastAsia" w:hAnsi="Liberation Mono"/>
-          <w:sz w:val="18"/>
-          <w:lang w:val="en-US"/>
-        </w:rPr>
-        <w:t>&gt;19&lt;/</w:t>
-      </w:r>
-      <w:proofErr w:type="spellStart"/>
-      <w:r>
-        <w:rPr>
-          <w:rFonts w:ascii="Liberation Mono" w:eastAsiaTheme="minorEastAsia" w:hAnsi="Liberation Mono"/>
-          <w:sz w:val="18"/>
-          <w:lang w:val="en-US"/>
-        </w:rPr>
-        <w:t>SideC</w:t>
-      </w:r>
-      <w:proofErr w:type="spellEnd"/>
-      <w:r>
-        <w:rPr>
-          <w:rFonts w:ascii="Liberation Mono" w:eastAsiaTheme="minorEastAsia" w:hAnsi="Liberation Mono"/>
-          <w:sz w:val="18"/>
-          <w:lang w:val="en-US"/>
-        </w:rPr>
-        <w:t>&gt;</w:t>
-      </w:r>
-    </w:p>
-    <w:p>
-      <w:pPr>
-        <w:ind w:firstLine="709"/>
-        <w:rPr>
-          <w:rFonts w:ascii="Liberation Mono" w:eastAsiaTheme="minorEastAsia" w:hAnsi="Liberation Mono"/>
-          <w:sz w:val="18"/>
-          <w:lang w:val="en-US"/>
-        </w:rPr>
-      </w:pPr>
-      <w:r>
-        <w:rPr>
-          <w:rFonts w:ascii="Liberation Mono" w:eastAsiaTheme="minorEastAsia" w:hAnsi="Liberation Mono"/>
-          <w:sz w:val="18"/>
-          <w:lang w:val="en-US"/>
-        </w:rPr>
-        <w:t xml:space="preserve">  &lt;/</w:t>
-      </w:r>
-      <w:proofErr w:type="spellStart"/>
-      <w:r>
-        <w:rPr>
-          <w:rFonts w:ascii="Liberation Mono" w:eastAsiaTheme="minorEastAsia" w:hAnsi="Liberation Mono"/>
-          <w:sz w:val="18"/>
-          <w:lang w:val="en-US"/>
-        </w:rPr>
-        <w:t>anyType</w:t>
-      </w:r>
-      <w:proofErr w:type="spellEnd"/>
-      <w:r>
-        <w:rPr>
-          <w:rFonts w:ascii="Liberation Mono" w:eastAsiaTheme="minorEastAsia" w:hAnsi="Liberation Mono"/>
-          <w:sz w:val="18"/>
-          <w:lang w:val="en-US"/>
-        </w:rPr>
-        <w:t>&gt;</w:t>
-      </w:r>
-    </w:p>
-    <w:p>
-      <w:pPr>
-        <w:ind w:firstLine="709"/>
-        <w:rPr>
-          <w:rFonts w:ascii="Liberation Mono" w:eastAsiaTheme="minorEastAsia" w:hAnsi="Liberation Mono"/>
-          <w:sz w:val="18"/>
-          <w:lang w:val="en-US"/>
-        </w:rPr>
-      </w:pPr>
-      <w:r>
-        <w:rPr>
-          <w:rFonts w:ascii="Liberation Mono" w:eastAsiaTheme="minorEastAsia" w:hAnsi="Liberation Mono"/>
-          <w:sz w:val="18"/>
-          <w:lang w:val="en-US"/>
-        </w:rPr>
-        <w:t xml:space="preserve">  &lt;</w:t>
-      </w:r>
-      <w:proofErr w:type="spellStart"/>
-      <w:r>
-        <w:rPr>
-          <w:rFonts w:ascii="Liberation Mono" w:eastAsiaTheme="minorEastAsia" w:hAnsi="Liberation Mono"/>
-          <w:sz w:val="18"/>
-          <w:lang w:val="en-US"/>
-        </w:rPr>
-        <w:t>anyType</w:t>
-      </w:r>
-      <w:proofErr w:type="spellEnd"/>
-      <w:r>
-        <w:rPr>
-          <w:rFonts w:ascii="Liberation Mono" w:eastAsiaTheme="minorEastAsia" w:hAnsi="Liberation Mono"/>
-          <w:sz w:val="18"/>
-          <w:lang w:val="en-US"/>
-        </w:rPr>
-        <w:t xml:space="preserve"> </w:t>
-      </w:r>
-      <w:proofErr w:type="spellStart"/>
-      <w:r>
-        <w:rPr>
-          <w:rFonts w:ascii="Liberation Mono" w:eastAsiaTheme="minorEastAsia" w:hAnsi="Liberation Mono"/>
-          <w:sz w:val="18"/>
-          <w:lang w:val="en-US"/>
-        </w:rPr>
-        <w:t>xsi</w:t>
-      </w:r>
-      <w:proofErr w:type="gramStart"/>
-      <w:r>
-        <w:rPr>
-          <w:rFonts w:ascii="Liberation Mono" w:eastAsiaTheme="minorEastAsia" w:hAnsi="Liberation Mono"/>
-          <w:sz w:val="18"/>
-          <w:lang w:val="en-US"/>
-        </w:rPr>
-        <w:t>:type</w:t>
-      </w:r>
-      <w:proofErr w:type="spellEnd"/>
-      <w:proofErr w:type="gramEnd"/>
-      <w:r>
-        <w:rPr>
-          <w:rFonts w:ascii="Liberation Mono" w:eastAsiaTheme="minorEastAsia" w:hAnsi="Liberation Mono"/>
-          <w:sz w:val="18"/>
-          <w:lang w:val="en-US"/>
-        </w:rPr>
-        <w:t>="</w:t>
-      </w:r>
-      <w:proofErr w:type="spellStart"/>
-      <w:r>
-        <w:rPr>
-          <w:rFonts w:ascii="Liberation Mono" w:eastAsiaTheme="minorEastAsia" w:hAnsi="Liberation Mono"/>
-          <w:sz w:val="18"/>
-          <w:lang w:val="en-US"/>
-        </w:rPr>
-        <w:t>CircleData</w:t>
-      </w:r>
-      <w:proofErr w:type="spellEnd"/>
-      <w:r>
-        <w:rPr>
-          <w:rFonts w:ascii="Liberation Mono" w:eastAsiaTheme="minorEastAsia" w:hAnsi="Liberation Mono"/>
-          <w:sz w:val="18"/>
-          <w:lang w:val="en-US"/>
-        </w:rPr>
-        <w:t>"&gt;</w:t>
-      </w:r>
-    </w:p>
-    <w:p>
-      <w:pPr>
-        <w:ind w:firstLine="709"/>
-        <w:rPr>
-          <w:rFonts w:ascii="Liberation Mono" w:eastAsiaTheme="minorEastAsia" w:hAnsi="Liberation Mono"/>
-          <w:sz w:val="18"/>
-          <w:lang w:val="en-US"/>
-        </w:rPr>
-      </w:pPr>
-      <w:r>
-        <w:rPr>
-          <w:rFonts w:ascii="Liberation Mono" w:eastAsiaTheme="minorEastAsia" w:hAnsi="Liberation Mono"/>
-          <w:sz w:val="18"/>
-          <w:lang w:val="en-US"/>
-        </w:rPr>
-        <w:t xml:space="preserve">    </w:t>
-      </w:r>
-      <w:r>
-        <w:rPr>
-          <w:rFonts w:ascii="Liberation Mono" w:eastAsiaTheme="minorEastAsia" w:hAnsi="Liberation Mono"/>
-          <w:sz w:val="18"/>
-          <w:lang w:val="en-US"/>
-        </w:rPr>
-        <w:t>&lt;Radius&gt;15&lt;/Radius&gt;</w:t>
-      </w:r>
-    </w:p>
-    <w:p>
-      <w:pPr>
-        <w:ind w:firstLine="709"/>
-        <w:rPr>
-          <w:rFonts w:ascii="Liberation Mono" w:eastAsiaTheme="minorEastAsia" w:hAnsi="Liberation Mono"/>
-          <w:sz w:val="18"/>
-        </w:rPr>
-      </w:pPr>
-      <w:r>
-        <w:rPr>
-          <w:rFonts w:ascii="Liberation Mono" w:eastAsiaTheme="minorEastAsia" w:hAnsi="Liberation Mono"/>
-          <w:sz w:val="18"/>
-          <w:lang w:val="en-US"/>
-        </w:rPr>
-        <w:t xml:space="preserve">  </w:t>
-      </w:r>
-      <w:r>
-        <w:rPr>
-          <w:rFonts w:ascii="Liberation Mono" w:eastAsiaTheme="minorEastAsia" w:hAnsi="Liberation Mono"/>
-          <w:sz w:val="18"/>
-        </w:rPr>
-        <w:t>&lt;/</w:t>
-      </w:r>
-      <w:proofErr w:type="spellStart"/>
-      <w:r>
-        <w:rPr>
-          <w:rFonts w:ascii="Liberation Mono" w:eastAsiaTheme="minorEastAsia" w:hAnsi="Liberation Mono"/>
-          <w:sz w:val="18"/>
-          <w:lang w:val="en-US"/>
-        </w:rPr>
-        <w:t>anyType</w:t>
-      </w:r>
-      <w:proofErr w:type="spellEnd"/>
       <w:r>
         <w:rPr>
           <w:rFonts w:ascii="Liberation Mono" w:eastAsiaTheme="minorEastAsia" w:hAnsi="Liberation Mono"/>
@@ -11046,7 +9576,6 @@
         </w:rPr>
         <w:t>&lt;/</w:t>
       </w:r>
-      <w:proofErr w:type="spellStart"/>
       <w:r>
         <w:rPr>
           <w:rFonts w:ascii="Liberation Mono" w:eastAsiaTheme="minorEastAsia" w:hAnsi="Liberation Mono"/>
@@ -11055,7 +9584,6 @@
         </w:rPr>
         <w:t>ArrayOfAnyType</w:t>
       </w:r>
-      <w:proofErr w:type="spellEnd"/>
       <w:r>
         <w:rPr>
           <w:rFonts w:ascii="Liberation Mono" w:eastAsiaTheme="minorEastAsia" w:hAnsi="Liberation Mono"/>
@@ -11146,28 +9674,12 @@
     <w:p>
       <w:r>
         <w:lastRenderedPageBreak/>
-        <w:t xml:space="preserve">F03. Для прямоугольника должны вычисляться площадь S = </w:t>
-      </w:r>
-      <w:proofErr w:type="spellStart"/>
-      <w:r>
-        <w:t>ab</w:t>
-      </w:r>
-      <w:proofErr w:type="spellEnd"/>
-      <w:r>
-        <w:t xml:space="preserve"> и периметр P = 2(a + b).</w:t>
-      </w:r>
-    </w:p>
-    <w:p>
-      <w:r>
-        <w:t xml:space="preserve">F04. Для треугольника должны вычисляться периметр P = a + b + c и площадь по формуле Герона S = </w:t>
-      </w:r>
-      <w:proofErr w:type="gramStart"/>
-      <w:r>
-        <w:t>√(</w:t>
-      </w:r>
-      <w:proofErr w:type="gramEnd"/>
-      <w:r>
-        <w:t>p(p − a)(p − b)(p − c)), где p = P/2.</w:t>
+        <w:t>F03. Для прямоугольника должны вычисляться площадь S = ab и периметр P = 2(a + b).</w:t>
+      </w:r>
+    </w:p>
+    <w:p>
+      <w:r>
+        <w:t>F04. Для треугольника должны вычисляться периметр P = a + b + c и площадь по формуле Герона S = √(p(p − a)(p − b)(p − c)), где p = P/2.</w:t>
       </w:r>
     </w:p>
     <w:p>
@@ -11188,25 +9700,7 @@
           <w:color w:val="333333"/>
           <w:shd w:val="clear" w:color="auto" w:fill="FFFFFF"/>
         </w:rPr>
-        <w:t xml:space="preserve">a + </w:t>
-      </w:r>
-      <w:proofErr w:type="gramStart"/>
-      <w:r>
-        <w:rPr>
-          <w:rFonts w:cs="Times New Roman"/>
-          <w:color w:val="333333"/>
-          <w:shd w:val="clear" w:color="auto" w:fill="FFFFFF"/>
-        </w:rPr>
-        <w:t>b &gt;</w:t>
-      </w:r>
-      <w:proofErr w:type="gramEnd"/>
-      <w:r>
-        <w:rPr>
-          <w:rFonts w:cs="Times New Roman"/>
-          <w:color w:val="333333"/>
-          <w:shd w:val="clear" w:color="auto" w:fill="FFFFFF"/>
-        </w:rPr>
-        <w:t xml:space="preserve"> c, a + c &gt; b, b + c &gt; a</w:t>
+        <w:t>a + b &gt; c, a + c &gt; b, b + c &gt; a</w:t>
       </w:r>
     </w:p>
     <w:p>
@@ -11216,64 +9710,22 @@
     </w:p>
     <w:p>
       <w:r>
-        <w:t xml:space="preserve">F08. Система должна обеспечивать удаление выбранной фигуры кнопкой и клавишей </w:t>
-      </w:r>
-      <w:proofErr w:type="spellStart"/>
-      <w:r>
-        <w:t>Delete</w:t>
-      </w:r>
-      <w:proofErr w:type="spellEnd"/>
-      <w:r>
-        <w:t>.</w:t>
-      </w:r>
-    </w:p>
-    <w:p>
-      <w:r>
-        <w:t xml:space="preserve">F09. Система должна выполнять </w:t>
-      </w:r>
-      <w:proofErr w:type="spellStart"/>
-      <w:r>
-        <w:t>регистронезависимый</w:t>
-      </w:r>
-      <w:proofErr w:type="spellEnd"/>
-      <w:r>
-        <w:t xml:space="preserve"> поиск по названию, описанию и параметрам фигуры.</w:t>
-      </w:r>
-    </w:p>
-    <w:p>
-      <w:r>
-        <w:t xml:space="preserve">F10. Система должна сохранять список фигур в файл </w:t>
-      </w:r>
-      <w:proofErr w:type="gramStart"/>
-      <w:r>
-        <w:t>*.</w:t>
-      </w:r>
-      <w:proofErr w:type="spellStart"/>
-      <w:r>
-        <w:t>shapes</w:t>
-      </w:r>
-      <w:proofErr w:type="spellEnd"/>
-      <w:proofErr w:type="gramEnd"/>
-      <w:r>
-        <w:t>.</w:t>
-      </w:r>
-    </w:p>
-    <w:p>
-      <w:r>
-        <w:t xml:space="preserve">F11. Система должна загружать список фигур из файла </w:t>
-      </w:r>
-      <w:proofErr w:type="gramStart"/>
-      <w:r>
-        <w:t>*.</w:t>
-      </w:r>
-      <w:proofErr w:type="spellStart"/>
-      <w:r>
-        <w:t>shapes</w:t>
-      </w:r>
-      <w:proofErr w:type="spellEnd"/>
-      <w:proofErr w:type="gramEnd"/>
-      <w:r>
-        <w:t>.</w:t>
+        <w:t>F08. Система должна обеспечивать удаление выбранной фигуры кнопкой и клавишей Delete.</w:t>
+      </w:r>
+    </w:p>
+    <w:p>
+      <w:r>
+        <w:t>F09. Система должна выполнять регистронезависимый поиск по названию, описанию и параметрам фигуры.</w:t>
+      </w:r>
+    </w:p>
+    <w:p>
+      <w:r>
+        <w:t>F10. Система должна сохранять список фигур в файл *.shapes.</w:t>
+      </w:r>
+    </w:p>
+    <w:p>
+      <w:r>
+        <w:t>F11. Система должна загружать список фигур из файла *.shapes.</w:t>
       </w:r>
     </w:p>
     <w:p>
@@ -11394,15 +9846,7 @@
         <w:t>рационной системы</w:t>
       </w:r>
       <w:r>
-        <w:t xml:space="preserve"> </w:t>
-      </w:r>
-      <w:proofErr w:type="spellStart"/>
-      <w:r>
-        <w:t>Windows</w:t>
-      </w:r>
-      <w:proofErr w:type="spellEnd"/>
-      <w:r>
-        <w:t xml:space="preserve"> 11</w:t>
+        <w:t xml:space="preserve"> Windows 11</w:t>
       </w:r>
       <w:r>
         <w:t xml:space="preserve"> версии </w:t>
@@ -11635,7 +10079,7 @@
           <w:rPr>
             <w:noProof/>
           </w:rPr>
-          <w:t>7</w:t>
+          <w:t>20</w:t>
         </w:r>
         <w:r>
           <w:fldChar w:fldCharType="end"/>
@@ -14664,7 +13108,7 @@
 </file>
 
 <file path=customXml/itemProps1.xml><?xml version="1.0" encoding="utf-8"?>
-<ds:datastoreItem xmlns:ds="http://schemas.openxmlformats.org/officeDocument/2006/customXml" ds:itemID="{4DD058B2-A7E2-4B98-9D8C-501A42799480}">
+<ds:datastoreItem xmlns:ds="http://schemas.openxmlformats.org/officeDocument/2006/customXml" ds:itemID="{9C20CD86-0A99-489E-A569-6A3AA21B1CE7}">
   <ds:schemaRefs>
     <ds:schemaRef ds:uri="http://schemas.openxmlformats.org/officeDocument/2006/bibliography"/>
   </ds:schemaRefs>
